--- a/Review.docx
+++ b/Review.docx
@@ -54,7 +54,7 @@
           <w:r>
             <w:fldChar w:fldCharType="separate"/>
           </w:r>
-          <w:hyperlink w:anchor="_Toc204842274" w:history="1">
+          <w:hyperlink w:anchor="_Toc205155035" w:history="1">
             <w:r>
               <w:rPr>
                 <w:rStyle w:val="Hyperlink"/>
@@ -81,7 +81,7 @@
                 <w:noProof/>
                 <w:webHidden/>
               </w:rPr>
-              <w:instrText xml:space="preserve"> PAGEREF _Toc204842274 \h </w:instrText>
+              <w:instrText xml:space="preserve"> PAGEREF _Toc205155035 \h </w:instrText>
             </w:r>
             <w:r>
               <w:rPr>
@@ -101,7 +101,7 @@
                 <w:noProof/>
                 <w:webHidden/>
               </w:rPr>
-              <w:t>1</w:t>
+              <w:t>2</w:t>
             </w:r>
             <w:r>
               <w:rPr>
@@ -123,7 +123,7 @@
               <w:noProof/>
             </w:rPr>
           </w:pPr>
-          <w:hyperlink w:anchor="_Toc204842275" w:history="1">
+          <w:hyperlink w:anchor="_Toc205155036" w:history="1">
             <w:r>
               <w:rPr>
                 <w:rStyle w:val="Hyperlink"/>
@@ -150,7 +150,7 @@
                 <w:noProof/>
                 <w:webHidden/>
               </w:rPr>
-              <w:instrText xml:space="preserve"> PAGEREF _Toc204842275 \h </w:instrText>
+              <w:instrText xml:space="preserve"> PAGEREF _Toc205155036 \h </w:instrText>
             </w:r>
             <w:r>
               <w:rPr>
@@ -170,7 +170,7 @@
                 <w:noProof/>
                 <w:webHidden/>
               </w:rPr>
-              <w:t>1</w:t>
+              <w:t>2</w:t>
             </w:r>
             <w:r>
               <w:rPr>
@@ -192,7 +192,7 @@
               <w:noProof/>
             </w:rPr>
           </w:pPr>
-          <w:hyperlink w:anchor="_Toc204842276" w:history="1">
+          <w:hyperlink w:anchor="_Toc205155037" w:history="1">
             <w:r>
               <w:rPr>
                 <w:rStyle w:val="Hyperlink"/>
@@ -219,7 +219,7 @@
                 <w:noProof/>
                 <w:webHidden/>
               </w:rPr>
-              <w:instrText xml:space="preserve"> PAGEREF _Toc204842276 \h </w:instrText>
+              <w:instrText xml:space="preserve"> PAGEREF _Toc205155037 \h </w:instrText>
             </w:r>
             <w:r>
               <w:rPr>
@@ -239,7 +239,7 @@
                 <w:noProof/>
                 <w:webHidden/>
               </w:rPr>
-              <w:t>2</w:t>
+              <w:t>3</w:t>
             </w:r>
             <w:r>
               <w:rPr>
@@ -261,7 +261,7 @@
               <w:noProof/>
             </w:rPr>
           </w:pPr>
-          <w:hyperlink w:anchor="_Toc204842277" w:history="1">
+          <w:hyperlink w:anchor="_Toc205155038" w:history="1">
             <w:r>
               <w:rPr>
                 <w:rStyle w:val="Hyperlink"/>
@@ -288,7 +288,7 @@
                 <w:noProof/>
                 <w:webHidden/>
               </w:rPr>
-              <w:instrText xml:space="preserve"> PAGEREF _Toc204842277 \h </w:instrText>
+              <w:instrText xml:space="preserve"> PAGEREF _Toc205155038 \h </w:instrText>
             </w:r>
             <w:r>
               <w:rPr>
@@ -308,7 +308,7 @@
                 <w:noProof/>
                 <w:webHidden/>
               </w:rPr>
-              <w:t>3</w:t>
+              <w:t>4</w:t>
             </w:r>
             <w:r>
               <w:rPr>
@@ -330,7 +330,7 @@
               <w:noProof/>
             </w:rPr>
           </w:pPr>
-          <w:hyperlink w:anchor="_Toc204842278" w:history="1">
+          <w:hyperlink w:anchor="_Toc205155039" w:history="1">
             <w:r>
               <w:rPr>
                 <w:rStyle w:val="Hyperlink"/>
@@ -357,7 +357,7 @@
                 <w:noProof/>
                 <w:webHidden/>
               </w:rPr>
-              <w:instrText xml:space="preserve"> PAGEREF _Toc204842278 \h </w:instrText>
+              <w:instrText xml:space="preserve"> PAGEREF _Toc205155039 \h </w:instrText>
             </w:r>
             <w:r>
               <w:rPr>
@@ -377,7 +377,7 @@
                 <w:noProof/>
                 <w:webHidden/>
               </w:rPr>
-              <w:t>5</w:t>
+              <w:t>6</w:t>
             </w:r>
             <w:r>
               <w:rPr>
@@ -399,7 +399,7 @@
               <w:noProof/>
             </w:rPr>
           </w:pPr>
-          <w:hyperlink w:anchor="_Toc204842279" w:history="1">
+          <w:hyperlink w:anchor="_Toc205155040" w:history="1">
             <w:r>
               <w:rPr>
                 <w:rStyle w:val="Hyperlink"/>
@@ -426,7 +426,7 @@
                 <w:noProof/>
                 <w:webHidden/>
               </w:rPr>
-              <w:instrText xml:space="preserve"> PAGEREF _Toc204842279 \h </w:instrText>
+              <w:instrText xml:space="preserve"> PAGEREF _Toc205155040 \h </w:instrText>
             </w:r>
             <w:r>
               <w:rPr>
@@ -446,7 +446,7 @@
                 <w:noProof/>
                 <w:webHidden/>
               </w:rPr>
-              <w:t>6</w:t>
+              <w:t>7</w:t>
             </w:r>
             <w:r>
               <w:rPr>
@@ -468,7 +468,7 @@
               <w:noProof/>
             </w:rPr>
           </w:pPr>
-          <w:hyperlink w:anchor="_Toc204842280" w:history="1">
+          <w:hyperlink w:anchor="_Toc205155041" w:history="1">
             <w:r>
               <w:rPr>
                 <w:rStyle w:val="Hyperlink"/>
@@ -495,7 +495,7 @@
                 <w:noProof/>
                 <w:webHidden/>
               </w:rPr>
-              <w:instrText xml:space="preserve"> PAGEREF _Toc204842280 \h </w:instrText>
+              <w:instrText xml:space="preserve"> PAGEREF _Toc205155041 \h </w:instrText>
             </w:r>
             <w:r>
               <w:rPr>
@@ -515,7 +515,7 @@
                 <w:noProof/>
                 <w:webHidden/>
               </w:rPr>
-              <w:t>6</w:t>
+              <w:t>8</w:t>
             </w:r>
             <w:r>
               <w:rPr>
@@ -537,7 +537,7 @@
               <w:noProof/>
             </w:rPr>
           </w:pPr>
-          <w:hyperlink w:anchor="_Toc204842281" w:history="1">
+          <w:hyperlink w:anchor="_Toc205155042" w:history="1">
             <w:r>
               <w:rPr>
                 <w:rStyle w:val="Hyperlink"/>
@@ -564,7 +564,7 @@
                 <w:noProof/>
                 <w:webHidden/>
               </w:rPr>
-              <w:instrText xml:space="preserve"> PAGEREF _Toc204842281 \h </w:instrText>
+              <w:instrText xml:space="preserve"> PAGEREF _Toc205155042 \h </w:instrText>
             </w:r>
             <w:r>
               <w:rPr>
@@ -584,7 +584,145 @@
                 <w:noProof/>
                 <w:webHidden/>
               </w:rPr>
-              <w:t>7</w:t>
+              <w:t>9</w:t>
+            </w:r>
+            <w:r>
+              <w:rPr>
+                <w:noProof/>
+                <w:webHidden/>
+              </w:rPr>
+              <w:fldChar w:fldCharType="end"/>
+            </w:r>
+          </w:hyperlink>
+        </w:p>
+        <w:p>
+          <w:pPr>
+            <w:pStyle w:val="TOC2"/>
+            <w:tabs>
+              <w:tab w:val="right" w:leader="dot" w:pos="9350"/>
+            </w:tabs>
+            <w:rPr>
+              <w:rFonts w:eastAsiaTheme="minorEastAsia"/>
+              <w:noProof/>
+            </w:rPr>
+          </w:pPr>
+          <w:hyperlink w:anchor="_Toc205155043" w:history="1">
+            <w:r>
+              <w:rPr>
+                <w:rStyle w:val="Hyperlink"/>
+                <w:noProof/>
+              </w:rPr>
+              <w:t>118- Pascal’s Triangle</w:t>
+            </w:r>
+            <w:r>
+              <w:rPr>
+                <w:noProof/>
+                <w:webHidden/>
+              </w:rPr>
+              <w:tab/>
+            </w:r>
+            <w:r>
+              <w:rPr>
+                <w:noProof/>
+                <w:webHidden/>
+              </w:rPr>
+              <w:fldChar w:fldCharType="begin"/>
+            </w:r>
+            <w:r>
+              <w:rPr>
+                <w:noProof/>
+                <w:webHidden/>
+              </w:rPr>
+              <w:instrText xml:space="preserve"> PAGEREF _Toc205155043 \h </w:instrText>
+            </w:r>
+            <w:r>
+              <w:rPr>
+                <w:noProof/>
+                <w:webHidden/>
+              </w:rPr>
+            </w:r>
+            <w:r>
+              <w:rPr>
+                <w:noProof/>
+                <w:webHidden/>
+              </w:rPr>
+              <w:fldChar w:fldCharType="separate"/>
+            </w:r>
+            <w:r>
+              <w:rPr>
+                <w:noProof/>
+                <w:webHidden/>
+              </w:rPr>
+              <w:t>10</w:t>
+            </w:r>
+            <w:r>
+              <w:rPr>
+                <w:noProof/>
+                <w:webHidden/>
+              </w:rPr>
+              <w:fldChar w:fldCharType="end"/>
+            </w:r>
+          </w:hyperlink>
+        </w:p>
+        <w:p>
+          <w:pPr>
+            <w:pStyle w:val="TOC2"/>
+            <w:tabs>
+              <w:tab w:val="right" w:leader="dot" w:pos="9350"/>
+            </w:tabs>
+            <w:rPr>
+              <w:rFonts w:eastAsiaTheme="minorEastAsia"/>
+              <w:noProof/>
+            </w:rPr>
+          </w:pPr>
+          <w:hyperlink w:anchor="_Toc205155044" w:history="1">
+            <w:r>
+              <w:rPr>
+                <w:rStyle w:val="Hyperlink"/>
+                <w:noProof/>
+              </w:rPr>
+              <w:t>215- Kth Largest Element in an Array</w:t>
+            </w:r>
+            <w:r>
+              <w:rPr>
+                <w:noProof/>
+                <w:webHidden/>
+              </w:rPr>
+              <w:tab/>
+            </w:r>
+            <w:r>
+              <w:rPr>
+                <w:noProof/>
+                <w:webHidden/>
+              </w:rPr>
+              <w:fldChar w:fldCharType="begin"/>
+            </w:r>
+            <w:r>
+              <w:rPr>
+                <w:noProof/>
+                <w:webHidden/>
+              </w:rPr>
+              <w:instrText xml:space="preserve"> PAGEREF _Toc205155044 \h </w:instrText>
+            </w:r>
+            <w:r>
+              <w:rPr>
+                <w:noProof/>
+                <w:webHidden/>
+              </w:rPr>
+            </w:r>
+            <w:r>
+              <w:rPr>
+                <w:noProof/>
+                <w:webHidden/>
+              </w:rPr>
+              <w:fldChar w:fldCharType="separate"/>
+            </w:r>
+            <w:r>
+              <w:rPr>
+                <w:noProof/>
+                <w:webHidden/>
+              </w:rPr>
+              <w:t>12</w:t>
             </w:r>
             <w:r>
               <w:rPr>
@@ -606,13 +744,13 @@
               <w:noProof/>
             </w:rPr>
           </w:pPr>
-          <w:hyperlink w:anchor="_Toc204842282" w:history="1">
+          <w:hyperlink w:anchor="_Toc205155045" w:history="1">
             <w:r>
               <w:rPr>
                 <w:rStyle w:val="Hyperlink"/>
                 <w:noProof/>
               </w:rPr>
-              <w:t>Strings</w:t>
+              <w:t>Functions</w:t>
             </w:r>
             <w:r>
               <w:rPr>
@@ -633,7 +771,7 @@
                 <w:noProof/>
                 <w:webHidden/>
               </w:rPr>
-              <w:instrText xml:space="preserve"> PAGEREF _Toc204842282 \h </w:instrText>
+              <w:instrText xml:space="preserve"> PAGEREF _Toc205155045 \h </w:instrText>
             </w:r>
             <w:r>
               <w:rPr>
@@ -653,7 +791,7 @@
                 <w:noProof/>
                 <w:webHidden/>
               </w:rPr>
-              <w:t>9</w:t>
+              <w:t>13</w:t>
             </w:r>
             <w:r>
               <w:rPr>
@@ -675,13 +813,13 @@
               <w:noProof/>
             </w:rPr>
           </w:pPr>
-          <w:hyperlink w:anchor="_Toc204842283" w:history="1">
+          <w:hyperlink w:anchor="_Toc205155046" w:history="1">
             <w:r>
               <w:rPr>
                 <w:rStyle w:val="Hyperlink"/>
                 <w:noProof/>
               </w:rPr>
-              <w:t>8-String to Integer(ATOI)</w:t>
+              <w:t>825-Random Pick with weight</w:t>
             </w:r>
             <w:r>
               <w:rPr>
@@ -702,7 +840,7 @@
                 <w:noProof/>
                 <w:webHidden/>
               </w:rPr>
-              <w:instrText xml:space="preserve"> PAGEREF _Toc204842283 \h </w:instrText>
+              <w:instrText xml:space="preserve"> PAGEREF _Toc205155046 \h </w:instrText>
             </w:r>
             <w:r>
               <w:rPr>
@@ -722,7 +860,7 @@
                 <w:noProof/>
                 <w:webHidden/>
               </w:rPr>
-              <w:t>9</w:t>
+              <w:t>13</w:t>
             </w:r>
             <w:r>
               <w:rPr>
@@ -744,13 +882,13 @@
               <w:noProof/>
             </w:rPr>
           </w:pPr>
-          <w:hyperlink w:anchor="_Toc204842284" w:history="1">
+          <w:hyperlink w:anchor="_Toc205155047" w:history="1">
             <w:r>
               <w:rPr>
                 <w:rStyle w:val="Hyperlink"/>
                 <w:noProof/>
               </w:rPr>
-              <w:t>Maze and map and Graph</w:t>
+              <w:t>Strings</w:t>
             </w:r>
             <w:r>
               <w:rPr>
@@ -771,7 +909,7 @@
                 <w:noProof/>
                 <w:webHidden/>
               </w:rPr>
-              <w:instrText xml:space="preserve"> PAGEREF _Toc204842284 \h </w:instrText>
+              <w:instrText xml:space="preserve"> PAGEREF _Toc205155047 \h </w:instrText>
             </w:r>
             <w:r>
               <w:rPr>
@@ -791,7 +929,7 @@
                 <w:noProof/>
                 <w:webHidden/>
               </w:rPr>
-              <w:t>10</w:t>
+              <w:t>16</w:t>
             </w:r>
             <w:r>
               <w:rPr>
@@ -813,13 +951,13 @@
               <w:noProof/>
             </w:rPr>
           </w:pPr>
-          <w:hyperlink w:anchor="_Toc204842285" w:history="1">
+          <w:hyperlink w:anchor="_Toc205155048" w:history="1">
             <w:r>
               <w:rPr>
                 <w:rStyle w:val="Hyperlink"/>
                 <w:noProof/>
               </w:rPr>
-              <w:t>200-Number of Island (medium)</w:t>
+              <w:t>8-String to Integer(ATOI)</w:t>
             </w:r>
             <w:r>
               <w:rPr>
@@ -840,7 +978,7 @@
                 <w:noProof/>
                 <w:webHidden/>
               </w:rPr>
-              <w:instrText xml:space="preserve"> PAGEREF _Toc204842285 \h </w:instrText>
+              <w:instrText xml:space="preserve"> PAGEREF _Toc205155048 \h </w:instrText>
             </w:r>
             <w:r>
               <w:rPr>
@@ -860,7 +998,7 @@
                 <w:noProof/>
                 <w:webHidden/>
               </w:rPr>
-              <w:t>10</w:t>
+              <w:t>16</w:t>
             </w:r>
             <w:r>
               <w:rPr>
@@ -882,12 +1020,702 @@
               <w:noProof/>
             </w:rPr>
           </w:pPr>
-          <w:hyperlink w:anchor="_Toc204842286" w:history="1">
+          <w:hyperlink w:anchor="_Toc205155049" w:history="1">
             <w:r>
               <w:rPr>
                 <w:rStyle w:val="Hyperlink"/>
                 <w:noProof/>
               </w:rPr>
+              <w:t>1249 – Minimum Remove to Make Valid Parentheses</w:t>
+            </w:r>
+            <w:r>
+              <w:rPr>
+                <w:noProof/>
+                <w:webHidden/>
+              </w:rPr>
+              <w:tab/>
+            </w:r>
+            <w:r>
+              <w:rPr>
+                <w:noProof/>
+                <w:webHidden/>
+              </w:rPr>
+              <w:fldChar w:fldCharType="begin"/>
+            </w:r>
+            <w:r>
+              <w:rPr>
+                <w:noProof/>
+                <w:webHidden/>
+              </w:rPr>
+              <w:instrText xml:space="preserve"> PAGEREF _Toc205155049 \h </w:instrText>
+            </w:r>
+            <w:r>
+              <w:rPr>
+                <w:noProof/>
+                <w:webHidden/>
+              </w:rPr>
+            </w:r>
+            <w:r>
+              <w:rPr>
+                <w:noProof/>
+                <w:webHidden/>
+              </w:rPr>
+              <w:fldChar w:fldCharType="separate"/>
+            </w:r>
+            <w:r>
+              <w:rPr>
+                <w:noProof/>
+                <w:webHidden/>
+              </w:rPr>
+              <w:t>17</w:t>
+            </w:r>
+            <w:r>
+              <w:rPr>
+                <w:noProof/>
+                <w:webHidden/>
+              </w:rPr>
+              <w:fldChar w:fldCharType="end"/>
+            </w:r>
+          </w:hyperlink>
+        </w:p>
+        <w:p>
+          <w:pPr>
+            <w:pStyle w:val="TOC1"/>
+            <w:tabs>
+              <w:tab w:val="right" w:leader="dot" w:pos="9350"/>
+            </w:tabs>
+            <w:rPr>
+              <w:rFonts w:eastAsiaTheme="minorEastAsia"/>
+              <w:noProof/>
+            </w:rPr>
+          </w:pPr>
+          <w:hyperlink w:anchor="_Toc205155050" w:history="1">
+            <w:r>
+              <w:rPr>
+                <w:rStyle w:val="Hyperlink"/>
+                <w:noProof/>
+              </w:rPr>
+              <w:t>Recursions</w:t>
+            </w:r>
+            <w:r>
+              <w:rPr>
+                <w:noProof/>
+                <w:webHidden/>
+              </w:rPr>
+              <w:tab/>
+            </w:r>
+            <w:r>
+              <w:rPr>
+                <w:noProof/>
+                <w:webHidden/>
+              </w:rPr>
+              <w:fldChar w:fldCharType="begin"/>
+            </w:r>
+            <w:r>
+              <w:rPr>
+                <w:noProof/>
+                <w:webHidden/>
+              </w:rPr>
+              <w:instrText xml:space="preserve"> PAGEREF _Toc205155050 \h </w:instrText>
+            </w:r>
+            <w:r>
+              <w:rPr>
+                <w:noProof/>
+                <w:webHidden/>
+              </w:rPr>
+            </w:r>
+            <w:r>
+              <w:rPr>
+                <w:noProof/>
+                <w:webHidden/>
+              </w:rPr>
+              <w:fldChar w:fldCharType="separate"/>
+            </w:r>
+            <w:r>
+              <w:rPr>
+                <w:noProof/>
+                <w:webHidden/>
+              </w:rPr>
+              <w:t>18</w:t>
+            </w:r>
+            <w:r>
+              <w:rPr>
+                <w:noProof/>
+                <w:webHidden/>
+              </w:rPr>
+              <w:fldChar w:fldCharType="end"/>
+            </w:r>
+          </w:hyperlink>
+        </w:p>
+        <w:p>
+          <w:pPr>
+            <w:pStyle w:val="TOC2"/>
+            <w:tabs>
+              <w:tab w:val="right" w:leader="dot" w:pos="9350"/>
+            </w:tabs>
+            <w:rPr>
+              <w:rFonts w:eastAsiaTheme="minorEastAsia"/>
+              <w:noProof/>
+            </w:rPr>
+          </w:pPr>
+          <w:hyperlink w:anchor="_Toc205155051" w:history="1">
+            <w:r>
+              <w:rPr>
+                <w:rStyle w:val="Hyperlink"/>
+                <w:noProof/>
+              </w:rPr>
+              <w:t>50-Pow(x,n)</w:t>
+            </w:r>
+            <w:r>
+              <w:rPr>
+                <w:noProof/>
+                <w:webHidden/>
+              </w:rPr>
+              <w:tab/>
+            </w:r>
+            <w:r>
+              <w:rPr>
+                <w:noProof/>
+                <w:webHidden/>
+              </w:rPr>
+              <w:fldChar w:fldCharType="begin"/>
+            </w:r>
+            <w:r>
+              <w:rPr>
+                <w:noProof/>
+                <w:webHidden/>
+              </w:rPr>
+              <w:instrText xml:space="preserve"> PAGEREF _Toc205155051 \h </w:instrText>
+            </w:r>
+            <w:r>
+              <w:rPr>
+                <w:noProof/>
+                <w:webHidden/>
+              </w:rPr>
+            </w:r>
+            <w:r>
+              <w:rPr>
+                <w:noProof/>
+                <w:webHidden/>
+              </w:rPr>
+              <w:fldChar w:fldCharType="separate"/>
+            </w:r>
+            <w:r>
+              <w:rPr>
+                <w:noProof/>
+                <w:webHidden/>
+              </w:rPr>
+              <w:t>18</w:t>
+            </w:r>
+            <w:r>
+              <w:rPr>
+                <w:noProof/>
+                <w:webHidden/>
+              </w:rPr>
+              <w:fldChar w:fldCharType="end"/>
+            </w:r>
+          </w:hyperlink>
+        </w:p>
+        <w:p>
+          <w:pPr>
+            <w:pStyle w:val="TOC1"/>
+            <w:tabs>
+              <w:tab w:val="right" w:leader="dot" w:pos="9350"/>
+            </w:tabs>
+            <w:rPr>
+              <w:rFonts w:eastAsiaTheme="minorEastAsia"/>
+              <w:noProof/>
+            </w:rPr>
+          </w:pPr>
+          <w:hyperlink w:anchor="_Toc205155052" w:history="1">
+            <w:r>
+              <w:rPr>
+                <w:rStyle w:val="Hyperlink"/>
+                <w:noProof/>
+              </w:rPr>
+              <w:t>DFS and BFS</w:t>
+            </w:r>
+            <w:r>
+              <w:rPr>
+                <w:noProof/>
+                <w:webHidden/>
+              </w:rPr>
+              <w:tab/>
+            </w:r>
+            <w:r>
+              <w:rPr>
+                <w:noProof/>
+                <w:webHidden/>
+              </w:rPr>
+              <w:fldChar w:fldCharType="begin"/>
+            </w:r>
+            <w:r>
+              <w:rPr>
+                <w:noProof/>
+                <w:webHidden/>
+              </w:rPr>
+              <w:instrText xml:space="preserve"> PAGEREF _Toc205155052 \h </w:instrText>
+            </w:r>
+            <w:r>
+              <w:rPr>
+                <w:noProof/>
+                <w:webHidden/>
+              </w:rPr>
+            </w:r>
+            <w:r>
+              <w:rPr>
+                <w:noProof/>
+                <w:webHidden/>
+              </w:rPr>
+              <w:fldChar w:fldCharType="separate"/>
+            </w:r>
+            <w:r>
+              <w:rPr>
+                <w:noProof/>
+                <w:webHidden/>
+              </w:rPr>
+              <w:t>20</w:t>
+            </w:r>
+            <w:r>
+              <w:rPr>
+                <w:noProof/>
+                <w:webHidden/>
+              </w:rPr>
+              <w:fldChar w:fldCharType="end"/>
+            </w:r>
+          </w:hyperlink>
+        </w:p>
+        <w:p>
+          <w:pPr>
+            <w:pStyle w:val="TOC2"/>
+            <w:tabs>
+              <w:tab w:val="right" w:leader="dot" w:pos="9350"/>
+            </w:tabs>
+            <w:rPr>
+              <w:rFonts w:eastAsiaTheme="minorEastAsia"/>
+              <w:noProof/>
+            </w:rPr>
+          </w:pPr>
+          <w:hyperlink w:anchor="_Toc205155053" w:history="1">
+            <w:r>
+              <w:rPr>
+                <w:rStyle w:val="Hyperlink"/>
+                <w:noProof/>
+              </w:rPr>
+              <w:t>339-Nested List Weight Sum (medium)</w:t>
+            </w:r>
+            <w:r>
+              <w:rPr>
+                <w:noProof/>
+                <w:webHidden/>
+              </w:rPr>
+              <w:tab/>
+            </w:r>
+            <w:r>
+              <w:rPr>
+                <w:noProof/>
+                <w:webHidden/>
+              </w:rPr>
+              <w:fldChar w:fldCharType="begin"/>
+            </w:r>
+            <w:r>
+              <w:rPr>
+                <w:noProof/>
+                <w:webHidden/>
+              </w:rPr>
+              <w:instrText xml:space="preserve"> PAGEREF _Toc205155053 \h </w:instrText>
+            </w:r>
+            <w:r>
+              <w:rPr>
+                <w:noProof/>
+                <w:webHidden/>
+              </w:rPr>
+            </w:r>
+            <w:r>
+              <w:rPr>
+                <w:noProof/>
+                <w:webHidden/>
+              </w:rPr>
+              <w:fldChar w:fldCharType="separate"/>
+            </w:r>
+            <w:r>
+              <w:rPr>
+                <w:noProof/>
+                <w:webHidden/>
+              </w:rPr>
+              <w:t>20</w:t>
+            </w:r>
+            <w:r>
+              <w:rPr>
+                <w:noProof/>
+                <w:webHidden/>
+              </w:rPr>
+              <w:fldChar w:fldCharType="end"/>
+            </w:r>
+          </w:hyperlink>
+        </w:p>
+        <w:p>
+          <w:pPr>
+            <w:pStyle w:val="TOC1"/>
+            <w:tabs>
+              <w:tab w:val="right" w:leader="dot" w:pos="9350"/>
+            </w:tabs>
+            <w:rPr>
+              <w:rFonts w:eastAsiaTheme="minorEastAsia"/>
+              <w:noProof/>
+            </w:rPr>
+          </w:pPr>
+          <w:hyperlink w:anchor="_Toc205155054" w:history="1">
+            <w:r>
+              <w:rPr>
+                <w:rStyle w:val="Hyperlink"/>
+                <w:noProof/>
+              </w:rPr>
+              <w:t>Graph</w:t>
+            </w:r>
+            <w:r>
+              <w:rPr>
+                <w:noProof/>
+                <w:webHidden/>
+              </w:rPr>
+              <w:tab/>
+            </w:r>
+            <w:r>
+              <w:rPr>
+                <w:noProof/>
+                <w:webHidden/>
+              </w:rPr>
+              <w:fldChar w:fldCharType="begin"/>
+            </w:r>
+            <w:r>
+              <w:rPr>
+                <w:noProof/>
+                <w:webHidden/>
+              </w:rPr>
+              <w:instrText xml:space="preserve"> PAGEREF _Toc205155054 \h </w:instrText>
+            </w:r>
+            <w:r>
+              <w:rPr>
+                <w:noProof/>
+                <w:webHidden/>
+              </w:rPr>
+            </w:r>
+            <w:r>
+              <w:rPr>
+                <w:noProof/>
+                <w:webHidden/>
+              </w:rPr>
+              <w:fldChar w:fldCharType="separate"/>
+            </w:r>
+            <w:r>
+              <w:rPr>
+                <w:noProof/>
+                <w:webHidden/>
+              </w:rPr>
+              <w:t>22</w:t>
+            </w:r>
+            <w:r>
+              <w:rPr>
+                <w:noProof/>
+                <w:webHidden/>
+              </w:rPr>
+              <w:fldChar w:fldCharType="end"/>
+            </w:r>
+          </w:hyperlink>
+        </w:p>
+        <w:p>
+          <w:pPr>
+            <w:pStyle w:val="TOC2"/>
+            <w:tabs>
+              <w:tab w:val="right" w:leader="dot" w:pos="9350"/>
+            </w:tabs>
+            <w:rPr>
+              <w:rFonts w:eastAsiaTheme="minorEastAsia"/>
+              <w:noProof/>
+            </w:rPr>
+          </w:pPr>
+          <w:hyperlink w:anchor="_Toc205155055" w:history="1">
+            <w:r>
+              <w:rPr>
+                <w:rStyle w:val="Hyperlink"/>
+                <w:noProof/>
+              </w:rPr>
+              <w:t>199-Binary Tree Right Side View (medium)</w:t>
+            </w:r>
+            <w:r>
+              <w:rPr>
+                <w:noProof/>
+                <w:webHidden/>
+              </w:rPr>
+              <w:tab/>
+            </w:r>
+            <w:r>
+              <w:rPr>
+                <w:noProof/>
+                <w:webHidden/>
+              </w:rPr>
+              <w:fldChar w:fldCharType="begin"/>
+            </w:r>
+            <w:r>
+              <w:rPr>
+                <w:noProof/>
+                <w:webHidden/>
+              </w:rPr>
+              <w:instrText xml:space="preserve"> PAGEREF _Toc205155055 \h </w:instrText>
+            </w:r>
+            <w:r>
+              <w:rPr>
+                <w:noProof/>
+                <w:webHidden/>
+              </w:rPr>
+            </w:r>
+            <w:r>
+              <w:rPr>
+                <w:noProof/>
+                <w:webHidden/>
+              </w:rPr>
+              <w:fldChar w:fldCharType="separate"/>
+            </w:r>
+            <w:r>
+              <w:rPr>
+                <w:noProof/>
+                <w:webHidden/>
+              </w:rPr>
+              <w:t>22</w:t>
+            </w:r>
+            <w:r>
+              <w:rPr>
+                <w:noProof/>
+                <w:webHidden/>
+              </w:rPr>
+              <w:fldChar w:fldCharType="end"/>
+            </w:r>
+          </w:hyperlink>
+        </w:p>
+        <w:p>
+          <w:pPr>
+            <w:pStyle w:val="TOC2"/>
+            <w:tabs>
+              <w:tab w:val="right" w:leader="dot" w:pos="9350"/>
+            </w:tabs>
+            <w:rPr>
+              <w:rFonts w:eastAsiaTheme="minorEastAsia"/>
+              <w:noProof/>
+            </w:rPr>
+          </w:pPr>
+          <w:hyperlink w:anchor="_Toc205155056" w:history="1">
+            <w:r>
+              <w:rPr>
+                <w:rStyle w:val="Hyperlink"/>
+                <w:noProof/>
+              </w:rPr>
+              <w:t>314- Binary Tree Vertical Traversal</w:t>
+            </w:r>
+            <w:r>
+              <w:rPr>
+                <w:noProof/>
+                <w:webHidden/>
+              </w:rPr>
+              <w:tab/>
+            </w:r>
+            <w:r>
+              <w:rPr>
+                <w:noProof/>
+                <w:webHidden/>
+              </w:rPr>
+              <w:fldChar w:fldCharType="begin"/>
+            </w:r>
+            <w:r>
+              <w:rPr>
+                <w:noProof/>
+                <w:webHidden/>
+              </w:rPr>
+              <w:instrText xml:space="preserve"> PAGEREF _Toc205155056 \h </w:instrText>
+            </w:r>
+            <w:r>
+              <w:rPr>
+                <w:noProof/>
+                <w:webHidden/>
+              </w:rPr>
+            </w:r>
+            <w:r>
+              <w:rPr>
+                <w:noProof/>
+                <w:webHidden/>
+              </w:rPr>
+              <w:fldChar w:fldCharType="separate"/>
+            </w:r>
+            <w:r>
+              <w:rPr>
+                <w:noProof/>
+                <w:webHidden/>
+              </w:rPr>
+              <w:t>23</w:t>
+            </w:r>
+            <w:r>
+              <w:rPr>
+                <w:noProof/>
+                <w:webHidden/>
+              </w:rPr>
+              <w:fldChar w:fldCharType="end"/>
+            </w:r>
+          </w:hyperlink>
+        </w:p>
+        <w:p>
+          <w:pPr>
+            <w:pStyle w:val="TOC1"/>
+            <w:tabs>
+              <w:tab w:val="right" w:leader="dot" w:pos="9350"/>
+            </w:tabs>
+            <w:rPr>
+              <w:rFonts w:eastAsiaTheme="minorEastAsia"/>
+              <w:noProof/>
+            </w:rPr>
+          </w:pPr>
+          <w:hyperlink w:anchor="_Toc205155057" w:history="1">
+            <w:r>
+              <w:rPr>
+                <w:rStyle w:val="Hyperlink"/>
+                <w:noProof/>
+              </w:rPr>
+              <w:t>Maze and map</w:t>
+            </w:r>
+            <w:r>
+              <w:rPr>
+                <w:noProof/>
+                <w:webHidden/>
+              </w:rPr>
+              <w:tab/>
+            </w:r>
+            <w:r>
+              <w:rPr>
+                <w:noProof/>
+                <w:webHidden/>
+              </w:rPr>
+              <w:fldChar w:fldCharType="begin"/>
+            </w:r>
+            <w:r>
+              <w:rPr>
+                <w:noProof/>
+                <w:webHidden/>
+              </w:rPr>
+              <w:instrText xml:space="preserve"> PAGEREF _Toc205155057 \h </w:instrText>
+            </w:r>
+            <w:r>
+              <w:rPr>
+                <w:noProof/>
+                <w:webHidden/>
+              </w:rPr>
+            </w:r>
+            <w:r>
+              <w:rPr>
+                <w:noProof/>
+                <w:webHidden/>
+              </w:rPr>
+              <w:fldChar w:fldCharType="separate"/>
+            </w:r>
+            <w:r>
+              <w:rPr>
+                <w:noProof/>
+                <w:webHidden/>
+              </w:rPr>
+              <w:t>27</w:t>
+            </w:r>
+            <w:r>
+              <w:rPr>
+                <w:noProof/>
+                <w:webHidden/>
+              </w:rPr>
+              <w:fldChar w:fldCharType="end"/>
+            </w:r>
+          </w:hyperlink>
+        </w:p>
+        <w:p>
+          <w:pPr>
+            <w:pStyle w:val="TOC2"/>
+            <w:tabs>
+              <w:tab w:val="right" w:leader="dot" w:pos="9350"/>
+            </w:tabs>
+            <w:rPr>
+              <w:rFonts w:eastAsiaTheme="minorEastAsia"/>
+              <w:noProof/>
+            </w:rPr>
+          </w:pPr>
+          <w:hyperlink w:anchor="_Toc205155058" w:history="1">
+            <w:r>
+              <w:rPr>
+                <w:rStyle w:val="Hyperlink"/>
+                <w:noProof/>
+              </w:rPr>
+              <w:t>200-Number of Island (medium)</w:t>
+            </w:r>
+            <w:r>
+              <w:rPr>
+                <w:noProof/>
+                <w:webHidden/>
+              </w:rPr>
+              <w:tab/>
+            </w:r>
+            <w:r>
+              <w:rPr>
+                <w:noProof/>
+                <w:webHidden/>
+              </w:rPr>
+              <w:fldChar w:fldCharType="begin"/>
+            </w:r>
+            <w:r>
+              <w:rPr>
+                <w:noProof/>
+                <w:webHidden/>
+              </w:rPr>
+              <w:instrText xml:space="preserve"> PAGEREF _Toc205155058 \h </w:instrText>
+            </w:r>
+            <w:r>
+              <w:rPr>
+                <w:noProof/>
+                <w:webHidden/>
+              </w:rPr>
+            </w:r>
+            <w:r>
+              <w:rPr>
+                <w:noProof/>
+                <w:webHidden/>
+              </w:rPr>
+              <w:fldChar w:fldCharType="separate"/>
+            </w:r>
+            <w:r>
+              <w:rPr>
+                <w:noProof/>
+                <w:webHidden/>
+              </w:rPr>
+              <w:t>27</w:t>
+            </w:r>
+            <w:r>
+              <w:rPr>
+                <w:noProof/>
+                <w:webHidden/>
+              </w:rPr>
+              <w:fldChar w:fldCharType="end"/>
+            </w:r>
+          </w:hyperlink>
+        </w:p>
+        <w:p>
+          <w:pPr>
+            <w:pStyle w:val="TOC2"/>
+            <w:tabs>
+              <w:tab w:val="right" w:leader="dot" w:pos="9350"/>
+            </w:tabs>
+            <w:rPr>
+              <w:rFonts w:eastAsiaTheme="minorEastAsia"/>
+              <w:noProof/>
+            </w:rPr>
+          </w:pPr>
+          <w:hyperlink w:anchor="_Toc205155059" w:history="1">
+            <w:r>
+              <w:rPr>
+                <w:rStyle w:val="Hyperlink"/>
+                <w:noProof/>
+              </w:rPr>
               <w:t>133-Clone Graph (medium)</w:t>
             </w:r>
             <w:r>
@@ -909,7 +1737,7 @@
                 <w:noProof/>
                 <w:webHidden/>
               </w:rPr>
-              <w:instrText xml:space="preserve"> PAGEREF _Toc204842286 \h </w:instrText>
+              <w:instrText xml:space="preserve"> PAGEREF _Toc205155059 \h </w:instrText>
             </w:r>
             <w:r>
               <w:rPr>
@@ -929,7 +1757,7 @@
                 <w:noProof/>
                 <w:webHidden/>
               </w:rPr>
-              <w:t>12</w:t>
+              <w:t>29</w:t>
             </w:r>
             <w:r>
               <w:rPr>
@@ -961,7 +1789,7 @@
       <w:pPr>
         <w:pStyle w:val="Heading1"/>
       </w:pPr>
-      <w:bookmarkStart w:id="0" w:name="_Toc204842274"/>
+      <w:bookmarkStart w:id="0" w:name="_Toc205155035"/>
       <w:r>
         <w:t>Array</w:t>
       </w:r>
@@ -971,7 +1799,7 @@
       <w:pPr>
         <w:pStyle w:val="Heading2"/>
       </w:pPr>
-      <w:bookmarkStart w:id="1" w:name="_Toc204842275"/>
+      <w:bookmarkStart w:id="1" w:name="_Toc205155036"/>
       <w:r>
         <w:t>1</w:t>
       </w:r>
@@ -1115,7 +1943,6 @@
           <w:sz w:val="16"/>
           <w:szCs w:val="16"/>
         </w:rPr>
-        <w:lastRenderedPageBreak/>
         <w:t xml:space="preserve">Use the complement number </w:t>
       </w:r>
       <w:r>
@@ -1338,14 +2165,18 @@
       <w:pPr>
         <w:pStyle w:val="Heading2"/>
       </w:pPr>
-      <w:bookmarkStart w:id="2" w:name="_Toc204842276"/>
-      <w:r>
+      <w:bookmarkStart w:id="2" w:name="_Toc205155037"/>
+      <w:r>
+        <w:lastRenderedPageBreak/>
         <w:t>3-Longest Substring without repeating characters</w:t>
       </w:r>
       <w:bookmarkEnd w:id="2"/>
     </w:p>
     <w:p>
       <w:r>
+        <w:rPr>
+          <w:noProof/>
+        </w:rPr>
         <w:drawing>
           <wp:inline distT="0" distB="0" distL="0" distR="0" wp14:anchorId="4EF49B41" wp14:editId="2DB79CF9">
             <wp:extent cx="4763069" cy="3698503"/>
@@ -1431,7 +2262,6 @@
         </w:numPr>
       </w:pPr>
       <w:r>
-        <w:lastRenderedPageBreak/>
         <w:t xml:space="preserve">A deque can be used to the store the characters in the window, </w:t>
       </w:r>
       <w:proofErr w:type="gramStart"/>
@@ -1483,9 +2313,13 @@
         </w:numPr>
       </w:pPr>
       <w:r>
+        <w:lastRenderedPageBreak/>
         <w:t xml:space="preserve"> </w:t>
       </w:r>
       <w:r>
+        <w:rPr>
+          <w:noProof/>
+        </w:rPr>
         <w:drawing>
           <wp:inline distT="0" distB="0" distL="0" distR="0" wp14:anchorId="18C1890B" wp14:editId="686707AF">
             <wp:extent cx="4810796" cy="2476846"/>
@@ -1554,7 +2388,7 @@
       <w:pPr>
         <w:pStyle w:val="Heading2"/>
       </w:pPr>
-      <w:bookmarkStart w:id="3" w:name="_Toc204842277"/>
+      <w:bookmarkStart w:id="3" w:name="_Toc205155038"/>
       <w:r>
         <w:t>9</w:t>
       </w:r>
@@ -2393,7 +3227,7 @@
           <w:sz w:val="16"/>
           <w:szCs w:val="16"/>
         </w:rPr>
-        <w:t xml:space="preserve">will remove the </w:t>
+        <w:t xml:space="preserve">will remove the left most </w:t>
       </w:r>
       <w:proofErr w:type="gramStart"/>
       <w:r>
@@ -2401,7 +3235,14 @@
           <w:sz w:val="16"/>
           <w:szCs w:val="16"/>
         </w:rPr>
-        <w:t>left most</w:t>
+        <w:t>digit</w:t>
+      </w:r>
+      <w:r>
+        <w:rPr>
+          <w:sz w:val="16"/>
+          <w:szCs w:val="16"/>
+        </w:rPr>
+        <w:t>(</w:t>
       </w:r>
       <w:proofErr w:type="gramEnd"/>
       <w:r>
@@ -2409,38 +3250,7 @@
           <w:sz w:val="16"/>
           <w:szCs w:val="16"/>
         </w:rPr>
-        <w:t xml:space="preserve"> </w:t>
-      </w:r>
-      <w:proofErr w:type="gramStart"/>
-      <w:r>
-        <w:rPr>
-          <w:sz w:val="16"/>
-          <w:szCs w:val="16"/>
-        </w:rPr>
-        <w:t>digit</w:t>
-      </w:r>
-      <w:r>
-        <w:rPr>
-          <w:sz w:val="16"/>
-          <w:szCs w:val="16"/>
-        </w:rPr>
-        <w:t>(</w:t>
-      </w:r>
-      <w:proofErr w:type="gramEnd"/>
-      <w:r>
-        <w:rPr>
-          <w:sz w:val="16"/>
-          <w:szCs w:val="16"/>
-        </w:rPr>
-        <w:t xml:space="preserve">e.g. </w:t>
-      </w:r>
-      <w:proofErr w:type="gramStart"/>
-      <w:r>
-        <w:rPr>
-          <w:sz w:val="16"/>
-          <w:szCs w:val="16"/>
-        </w:rPr>
-        <w:t>221/</w:t>
+        <w:t>e.g. 221/</w:t>
       </w:r>
       <w:r>
         <w:rPr>
@@ -2449,7 +3259,6 @@
         </w:rPr>
         <w:t>/</w:t>
       </w:r>
-      <w:proofErr w:type="gramEnd"/>
       <w:r>
         <w:rPr>
           <w:sz w:val="16"/>
@@ -2482,23 +3291,7 @@
           <w:sz w:val="16"/>
           <w:szCs w:val="16"/>
         </w:rPr>
-        <w:t xml:space="preserve">The divider value will </w:t>
-      </w:r>
-      <w:proofErr w:type="gramStart"/>
-      <w:r>
-        <w:rPr>
-          <w:sz w:val="16"/>
-          <w:szCs w:val="16"/>
-        </w:rPr>
-        <w:t>always be</w:t>
-      </w:r>
-      <w:proofErr w:type="gramEnd"/>
-      <w:r>
-        <w:rPr>
-          <w:sz w:val="16"/>
-          <w:szCs w:val="16"/>
-        </w:rPr>
-        <w:t xml:space="preserve"> </w:t>
+        <w:t xml:space="preserve">The divider value will always be </w:t>
       </w:r>
       <w:r>
         <w:rPr>
@@ -2708,7 +3501,7 @@
       <w:pPr>
         <w:pStyle w:val="Heading2"/>
       </w:pPr>
-      <w:bookmarkStart w:id="4" w:name="_Toc204842278"/>
+      <w:bookmarkStart w:id="4" w:name="_Toc205155039"/>
       <w:r>
         <w:lastRenderedPageBreak/>
         <w:t>15</w:t>
@@ -2797,23 +3590,7 @@
           <w:sz w:val="16"/>
           <w:szCs w:val="16"/>
         </w:rPr>
-        <w:t xml:space="preserve">, </w:t>
-      </w:r>
-      <w:proofErr w:type="gramStart"/>
-      <w:r>
-        <w:rPr>
-          <w:sz w:val="16"/>
-          <w:szCs w:val="16"/>
-        </w:rPr>
-        <w:t>easiest</w:t>
-      </w:r>
-      <w:proofErr w:type="gramEnd"/>
-      <w:r>
-        <w:rPr>
-          <w:sz w:val="16"/>
-          <w:szCs w:val="16"/>
-        </w:rPr>
-        <w:t xml:space="preserve"> way is to sort the input array</w:t>
+        <w:t>, easiest way is to sort the input array</w:t>
       </w:r>
       <w:r>
         <w:rPr>
@@ -3118,7 +3895,7 @@
       <w:pPr>
         <w:pStyle w:val="Heading2"/>
       </w:pPr>
-      <w:bookmarkStart w:id="5" w:name="_Toc204842279"/>
+      <w:bookmarkStart w:id="5" w:name="_Toc205155040"/>
       <w:r>
         <w:lastRenderedPageBreak/>
         <w:t>31- Next Permutation</w:t>
@@ -3127,6 +3904,9 @@
     </w:p>
     <w:p>
       <w:r>
+        <w:rPr>
+          <w:noProof/>
+        </w:rPr>
         <w:drawing>
           <wp:inline distT="0" distB="0" distL="0" distR="0" wp14:anchorId="03E3FBED" wp14:editId="57917B5D">
             <wp:extent cx="5943600" cy="2174875"/>
@@ -3166,9 +3946,230 @@
     </w:p>
     <w:p>
       <w:pPr>
+        <w:pStyle w:val="ListParagraph"/>
+        <w:numPr>
+          <w:ilvl w:val="0"/>
+          <w:numId w:val="10"/>
+        </w:numPr>
+      </w:pPr>
+      <w:r>
+        <w:t xml:space="preserve">The goal is to rearrange the numbers so that it </w:t>
+      </w:r>
+      <w:proofErr w:type="gramStart"/>
+      <w:r>
+        <w:t>become</w:t>
+      </w:r>
+      <w:proofErr w:type="gramEnd"/>
+      <w:r>
+        <w:t xml:space="preserve"> the next larger number, if the numbers are already at </w:t>
+      </w:r>
+      <w:proofErr w:type="spellStart"/>
+      <w:proofErr w:type="gramStart"/>
+      <w:r>
+        <w:t>it’s</w:t>
+      </w:r>
+      <w:proofErr w:type="spellEnd"/>
+      <w:proofErr w:type="gramEnd"/>
+      <w:r>
+        <w:t xml:space="preserve"> largest form. We turn it into the smallest form, so just reversing it</w:t>
+      </w:r>
+    </w:p>
+    <w:p>
+      <w:pPr>
+        <w:pStyle w:val="ListParagraph"/>
+        <w:numPr>
+          <w:ilvl w:val="0"/>
+          <w:numId w:val="10"/>
+        </w:numPr>
+      </w:pPr>
+      <w:r>
+        <w:t>[1, 2, 3, 6, 5, 4]</w:t>
+      </w:r>
+      <w:r>
+        <w:t xml:space="preserve"> -&gt;</w:t>
+      </w:r>
+      <w:r>
+        <w:t xml:space="preserve"> </w:t>
+      </w:r>
+      <w:r>
+        <w:t>[1, 2, 4, 3, 5, 6]</w:t>
+      </w:r>
+    </w:p>
+    <w:p>
+      <w:pPr>
+        <w:pStyle w:val="ListParagraph"/>
+        <w:numPr>
+          <w:ilvl w:val="0"/>
+          <w:numId w:val="10"/>
+        </w:numPr>
+      </w:pPr>
+      <w:r>
+        <w:t>[5, 4, 7, 5, 3, 2]</w:t>
+      </w:r>
+      <w:r>
+        <w:t>-&gt;</w:t>
+      </w:r>
+      <w:r>
+        <w:t xml:space="preserve"> </w:t>
+      </w:r>
+      <w:r>
+        <w:t>[5, 5, 2, 3, 4, 7]</w:t>
+      </w:r>
+    </w:p>
+    <w:p>
+      <w:pPr>
+        <w:pStyle w:val="ListParagraph"/>
+        <w:numPr>
+          <w:ilvl w:val="0"/>
+          <w:numId w:val="10"/>
+        </w:numPr>
+      </w:pPr>
+      <w:r>
+        <w:t xml:space="preserve">see above, notice the number changes at the spot, when scanning from right, that breaks the </w:t>
+      </w:r>
+      <w:proofErr w:type="spellStart"/>
+      <w:r>
+        <w:t>ac</w:t>
+      </w:r>
+      <w:r>
+        <w:t>c</w:t>
+      </w:r>
+      <w:r>
+        <w:t>ending</w:t>
+      </w:r>
+      <w:proofErr w:type="spellEnd"/>
+      <w:r>
+        <w:t xml:space="preserve"> order. We scan from right because we want the smallest change that makes the number larger.</w:t>
+      </w:r>
+    </w:p>
+    <w:p>
+      <w:pPr>
+        <w:pStyle w:val="ListParagraph"/>
+        <w:numPr>
+          <w:ilvl w:val="0"/>
+          <w:numId w:val="10"/>
+        </w:numPr>
+      </w:pPr>
+      <w:r>
+        <w:t>Once pivot is spotted, we want to swap with just the next larger number to its right, to ensure “smaller” large number, not a big jump</w:t>
+      </w:r>
+    </w:p>
+    <w:p>
+      <w:pPr>
+        <w:pStyle w:val="ListParagraph"/>
+        <w:numPr>
+          <w:ilvl w:val="0"/>
+          <w:numId w:val="10"/>
+        </w:numPr>
+      </w:pPr>
+      <w:r>
+        <w:t xml:space="preserve">Since the portion after the pivot spot will always be </w:t>
+      </w:r>
+      <w:proofErr w:type="spellStart"/>
+      <w:r>
+        <w:t>decending</w:t>
+      </w:r>
+      <w:proofErr w:type="spellEnd"/>
+      <w:r>
+        <w:t xml:space="preserve"> (when scanning from left), we want to reverse that portion so </w:t>
+      </w:r>
+      <w:r>
+        <w:t>the number will be smaller.</w:t>
+      </w:r>
+    </w:p>
+    <w:p>
+      <w:pPr>
+        <w:pStyle w:val="ListParagraph"/>
+        <w:numPr>
+          <w:ilvl w:val="0"/>
+          <w:numId w:val="10"/>
+        </w:numPr>
+      </w:pPr>
+      <w:r>
+        <w:rPr>
+          <w:noProof/>
+        </w:rPr>
+        <w:drawing>
+          <wp:inline distT="0" distB="0" distL="0" distR="0" wp14:anchorId="0EAF8632" wp14:editId="32732322">
+            <wp:extent cx="5943600" cy="2863850"/>
+            <wp:effectExtent l="0" t="0" r="0" b="6350"/>
+            <wp:docPr id="1807525303" name="Picture 4"/>
+            <wp:cNvGraphicFramePr>
+              <a:graphicFrameLocks xmlns:a="http://schemas.openxmlformats.org/drawingml/2006/main" noChangeAspect="1"/>
+            </wp:cNvGraphicFramePr>
+            <a:graphic xmlns:a="http://schemas.openxmlformats.org/drawingml/2006/main">
+              <a:graphicData uri="http://schemas.openxmlformats.org/drawingml/2006/picture">
+                <pic:pic xmlns:pic="http://schemas.openxmlformats.org/drawingml/2006/picture">
+                  <pic:nvPicPr>
+                    <pic:cNvPr id="1807525303" name="Picture 1807525303"/>
+                    <pic:cNvPicPr/>
+                  </pic:nvPicPr>
+                  <pic:blipFill>
+                    <a:blip r:embed="rId19">
+                      <a:extLst>
+                        <a:ext uri="{28A0092B-C50C-407E-A947-70E740481C1C}">
+                          <a14:useLocalDpi xmlns:a14="http://schemas.microsoft.com/office/drawing/2010/main" val="0"/>
+                        </a:ext>
+                      </a:extLst>
+                    </a:blip>
+                    <a:stretch>
+                      <a:fillRect/>
+                    </a:stretch>
+                  </pic:blipFill>
+                  <pic:spPr>
+                    <a:xfrm>
+                      <a:off x="0" y="0"/>
+                      <a:ext cx="5943600" cy="2863850"/>
+                    </a:xfrm>
+                    <a:prstGeom prst="rect">
+                      <a:avLst/>
+                    </a:prstGeom>
+                  </pic:spPr>
+                </pic:pic>
+              </a:graphicData>
+            </a:graphic>
+          </wp:inline>
+        </w:drawing>
+      </w:r>
+    </w:p>
+    <w:p>
+      <w:pPr>
+        <w:pStyle w:val="ListParagraph"/>
+        <w:numPr>
+          <w:ilvl w:val="0"/>
+          <w:numId w:val="10"/>
+        </w:numPr>
+      </w:pPr>
+      <w:r>
+        <w:lastRenderedPageBreak/>
+        <w:t>Time: O(n) -&gt; one time traversal</w:t>
+      </w:r>
+    </w:p>
+    <w:p>
+      <w:pPr>
+        <w:pStyle w:val="ListParagraph"/>
+        <w:numPr>
+          <w:ilvl w:val="0"/>
+          <w:numId w:val="10"/>
+        </w:numPr>
+      </w:pPr>
+      <w:r>
+        <w:t xml:space="preserve">Space: </w:t>
+      </w:r>
+      <w:proofErr w:type="gramStart"/>
+      <w:r>
+        <w:t>O(</w:t>
+      </w:r>
+      <w:proofErr w:type="gramEnd"/>
+      <w:r>
+        <w:t>1) -&gt; no additional space</w:t>
+      </w:r>
+    </w:p>
+    <w:p>
+      <w:pPr>
         <w:pStyle w:val="Heading2"/>
       </w:pPr>
-      <w:bookmarkStart w:id="6" w:name="_Toc204842280"/>
+      <w:bookmarkStart w:id="6" w:name="_Toc205155041"/>
       <w:r>
         <w:t>560</w:t>
       </w:r>
@@ -3204,7 +4205,7 @@
                     <pic:cNvPicPr/>
                   </pic:nvPicPr>
                   <pic:blipFill>
-                    <a:blip r:embed="rId19"/>
+                    <a:blip r:embed="rId20"/>
                     <a:stretch>
                       <a:fillRect/>
                     </a:stretch>
@@ -3258,15 +4259,7 @@
         <w:t>of the window</w:t>
       </w:r>
       <w:r>
-        <w:t xml:space="preserve"> does not </w:t>
-      </w:r>
-      <w:proofErr w:type="gramStart"/>
-      <w:r>
-        <w:t>guaranteed</w:t>
-      </w:r>
-      <w:proofErr w:type="gramEnd"/>
-      <w:r>
-        <w:t xml:space="preserve"> </w:t>
+        <w:t xml:space="preserve"> does not guaranteed </w:t>
       </w:r>
       <w:r>
         <w:t xml:space="preserve">increase and decrease of the sum. </w:t>
@@ -3434,15 +4427,38 @@
       </w:r>
       <w:proofErr w:type="spellEnd"/>
       <w:r>
-        <w:t xml:space="preserve"> </w:t>
+        <w:t xml:space="preserve"> not found in </w:t>
+      </w:r>
+      <w:proofErr w:type="spellStart"/>
+      <w:r>
+        <w:t>hashtable</w:t>
+      </w:r>
+      <w:proofErr w:type="spellEnd"/>
+      <w:r>
+        <w:t xml:space="preserve">, </w:t>
+      </w:r>
+      <w:r>
+        <w:t xml:space="preserve">it </w:t>
       </w:r>
       <w:proofErr w:type="gramStart"/>
       <w:r>
-        <w:t>not</w:t>
+        <w:t>mean</w:t>
       </w:r>
       <w:proofErr w:type="gramEnd"/>
       <w:r>
-        <w:t xml:space="preserve"> found in </w:t>
+        <w:t xml:space="preserve"> no such subarray existed</w:t>
+      </w:r>
+      <w:r>
+        <w:t xml:space="preserve"> yet</w:t>
+      </w:r>
+      <w:r>
+        <w:t xml:space="preserve">, </w:t>
+      </w:r>
+      <w:r>
+        <w:t>but still</w:t>
+      </w:r>
+      <w:r>
+        <w:t xml:space="preserve"> place it in </w:t>
       </w:r>
       <w:proofErr w:type="spellStart"/>
       <w:r>
@@ -3450,46 +4466,13 @@
       </w:r>
       <w:proofErr w:type="spellEnd"/>
       <w:r>
-        <w:t xml:space="preserve">, </w:t>
-      </w:r>
-      <w:r>
-        <w:t xml:space="preserve">it </w:t>
-      </w:r>
-      <w:proofErr w:type="gramStart"/>
-      <w:r>
-        <w:t>mean</w:t>
-      </w:r>
-      <w:proofErr w:type="gramEnd"/>
-      <w:r>
-        <w:t xml:space="preserve"> no such subarray existed</w:t>
-      </w:r>
-      <w:r>
-        <w:t xml:space="preserve"> yet</w:t>
-      </w:r>
-      <w:r>
-        <w:t xml:space="preserve">, </w:t>
-      </w:r>
-      <w:r>
-        <w:t>but still</w:t>
-      </w:r>
-      <w:r>
-        <w:t xml:space="preserve"> place it in </w:t>
+        <w:t xml:space="preserve">, which </w:t>
       </w:r>
       <w:proofErr w:type="spellStart"/>
       <w:r>
-        <w:t>hashtable</w:t>
+        <w:t>maybe</w:t>
       </w:r>
       <w:proofErr w:type="spellEnd"/>
-      <w:r>
-        <w:t xml:space="preserve">, which </w:t>
-      </w:r>
-      <w:proofErr w:type="spellStart"/>
-      <w:proofErr w:type="gramStart"/>
-      <w:r>
-        <w:t>maybe</w:t>
-      </w:r>
-      <w:proofErr w:type="spellEnd"/>
-      <w:proofErr w:type="gramEnd"/>
       <w:r>
         <w:t xml:space="preserve"> needed for </w:t>
       </w:r>
@@ -3506,21 +4489,21 @@
         </w:numPr>
       </w:pPr>
       <w:r>
+        <w:t xml:space="preserve">It’s like storing </w:t>
+      </w:r>
+      <w:r>
+        <w:t>missing pieces during the 1 pass, and be sure to store the info for possible later usage</w:t>
+      </w:r>
+    </w:p>
+    <w:p>
+      <w:pPr>
+        <w:pStyle w:val="ListParagraph"/>
+      </w:pPr>
+      <w:r>
+        <w:rPr>
+          <w:noProof/>
+        </w:rPr>
         <w:lastRenderedPageBreak/>
-        <w:t xml:space="preserve">It’s like storing </w:t>
-      </w:r>
-      <w:r>
-        <w:t>missing pieces during the 1 pass, and be sure to store the info for possible later usage</w:t>
-      </w:r>
-    </w:p>
-    <w:p>
-      <w:pPr>
-        <w:pStyle w:val="ListParagraph"/>
-      </w:pPr>
-      <w:r>
-        <w:rPr>
-          <w:noProof/>
-        </w:rPr>
         <w:drawing>
           <wp:inline distT="0" distB="0" distL="0" distR="0" wp14:anchorId="70FC2D3B" wp14:editId="643ECE69">
             <wp:extent cx="4251310" cy="3212555"/>
@@ -3537,7 +4520,7 @@
                     <pic:cNvPicPr/>
                   </pic:nvPicPr>
                   <pic:blipFill>
-                    <a:blip r:embed="rId20"/>
+                    <a:blip r:embed="rId21"/>
                     <a:stretch>
                       <a:fillRect/>
                     </a:stretch>
@@ -3613,7 +4596,7 @@
       <w:pPr>
         <w:pStyle w:val="Heading2"/>
       </w:pPr>
-      <w:bookmarkStart w:id="7" w:name="_Toc204842281"/>
+      <w:bookmarkStart w:id="7" w:name="_Toc205155042"/>
       <w:r>
         <w:t>56</w:t>
       </w:r>
@@ -3646,7 +4629,7 @@
                     <pic:cNvPicPr/>
                   </pic:nvPicPr>
                   <pic:blipFill>
-                    <a:blip r:embed="rId21"/>
+                    <a:blip r:embed="rId22"/>
                     <a:stretch>
                       <a:fillRect/>
                     </a:stretch>
@@ -3757,6 +4740,9 @@
         </w:numPr>
       </w:pPr>
       <w:r>
+        <w:rPr>
+          <w:noProof/>
+        </w:rPr>
         <w:drawing>
           <wp:inline distT="0" distB="0" distL="0" distR="0" wp14:anchorId="0AD7EF9B" wp14:editId="2CEA9220">
             <wp:extent cx="5943600" cy="2686050"/>
@@ -3773,7 +4759,7 @@
                     <pic:cNvPicPr/>
                   </pic:nvPicPr>
                   <pic:blipFill>
-                    <a:blip r:embed="rId22"/>
+                    <a:blip r:embed="rId23"/>
                     <a:stretch>
                       <a:fillRect/>
                     </a:stretch>
@@ -3803,15 +4789,7 @@
         </w:numPr>
       </w:pPr>
       <w:r>
-        <w:t>Time</w:t>
-      </w:r>
-      <w:proofErr w:type="gramStart"/>
-      <w:r>
-        <w:t>: O(n)-only</w:t>
-      </w:r>
-      <w:proofErr w:type="gramEnd"/>
-      <w:r>
-        <w:t xml:space="preserve"> 1 iteration through the list</w:t>
+        <w:t>Time: O(n)-only 1 iteration through the list</w:t>
       </w:r>
     </w:p>
     <w:p>
@@ -3839,20 +4817,1041 @@
     </w:p>
     <w:p>
       <w:pPr>
+        <w:pStyle w:val="Heading2"/>
+      </w:pPr>
+      <w:bookmarkStart w:id="8" w:name="_Toc205155043"/>
+      <w:r>
+        <w:t>118- Pascal’s Triangle</w:t>
+      </w:r>
+      <w:bookmarkEnd w:id="8"/>
+    </w:p>
+    <w:p>
+      <w:r>
+        <w:rPr>
+          <w:noProof/>
+        </w:rPr>
+        <w:drawing>
+          <wp:inline distT="0" distB="0" distL="0" distR="0" wp14:anchorId="08655BDE" wp14:editId="7A1060FC">
+            <wp:extent cx="3343835" cy="3466371"/>
+            <wp:effectExtent l="0" t="0" r="0" b="1270"/>
+            <wp:docPr id="2119356977" name="Picture 5" descr="A screenshot of a computer&#10;&#10;AI-generated content may be incorrect."/>
+            <wp:cNvGraphicFramePr>
+              <a:graphicFrameLocks xmlns:a="http://schemas.openxmlformats.org/drawingml/2006/main" noChangeAspect="1"/>
+            </wp:cNvGraphicFramePr>
+            <a:graphic xmlns:a="http://schemas.openxmlformats.org/drawingml/2006/main">
+              <a:graphicData uri="http://schemas.openxmlformats.org/drawingml/2006/picture">
+                <pic:pic xmlns:pic="http://schemas.openxmlformats.org/drawingml/2006/picture">
+                  <pic:nvPicPr>
+                    <pic:cNvPr id="2119356977" name="Picture 5" descr="A screenshot of a computer&#10;&#10;AI-generated content may be incorrect."/>
+                    <pic:cNvPicPr/>
+                  </pic:nvPicPr>
+                  <pic:blipFill>
+                    <a:blip r:embed="rId24">
+                      <a:extLst>
+                        <a:ext uri="{28A0092B-C50C-407E-A947-70E740481C1C}">
+                          <a14:useLocalDpi xmlns:a14="http://schemas.microsoft.com/office/drawing/2010/main" val="0"/>
+                        </a:ext>
+                      </a:extLst>
+                    </a:blip>
+                    <a:stretch>
+                      <a:fillRect/>
+                    </a:stretch>
+                  </pic:blipFill>
+                  <pic:spPr>
+                    <a:xfrm>
+                      <a:off x="0" y="0"/>
+                      <a:ext cx="3352930" cy="3475799"/>
+                    </a:xfrm>
+                    <a:prstGeom prst="rect">
+                      <a:avLst/>
+                    </a:prstGeom>
+                  </pic:spPr>
+                </pic:pic>
+              </a:graphicData>
+            </a:graphic>
+          </wp:inline>
+        </w:drawing>
+      </w:r>
+    </w:p>
+    <w:p>
+      <w:r>
+        <w:lastRenderedPageBreak/>
+        <w:t>1)</w:t>
+      </w:r>
+      <w:r>
+        <w:rPr>
+          <w:noProof/>
+        </w:rPr>
+        <w:drawing>
+          <wp:inline distT="0" distB="0" distL="0" distR="0" wp14:anchorId="5C3916F8" wp14:editId="053636A6">
+            <wp:extent cx="2133600" cy="901729"/>
+            <wp:effectExtent l="0" t="0" r="0" b="0"/>
+            <wp:docPr id="951310887" name="Picture 6" descr="A black background with white text&#10;&#10;AI-generated content may be incorrect."/>
+            <wp:cNvGraphicFramePr>
+              <a:graphicFrameLocks xmlns:a="http://schemas.openxmlformats.org/drawingml/2006/main" noChangeAspect="1"/>
+            </wp:cNvGraphicFramePr>
+            <a:graphic xmlns:a="http://schemas.openxmlformats.org/drawingml/2006/main">
+              <a:graphicData uri="http://schemas.openxmlformats.org/drawingml/2006/picture">
+                <pic:pic xmlns:pic="http://schemas.openxmlformats.org/drawingml/2006/picture">
+                  <pic:nvPicPr>
+                    <pic:cNvPr id="951310887" name="Picture 6" descr="A black background with white text&#10;&#10;AI-generated content may be incorrect."/>
+                    <pic:cNvPicPr/>
+                  </pic:nvPicPr>
+                  <pic:blipFill>
+                    <a:blip r:embed="rId25">
+                      <a:extLst>
+                        <a:ext uri="{28A0092B-C50C-407E-A947-70E740481C1C}">
+                          <a14:useLocalDpi xmlns:a14="http://schemas.microsoft.com/office/drawing/2010/main" val="0"/>
+                        </a:ext>
+                      </a:extLst>
+                    </a:blip>
+                    <a:stretch>
+                      <a:fillRect/>
+                    </a:stretch>
+                  </pic:blipFill>
+                  <pic:spPr>
+                    <a:xfrm>
+                      <a:off x="0" y="0"/>
+                      <a:ext cx="2194899" cy="927636"/>
+                    </a:xfrm>
+                    <a:prstGeom prst="rect">
+                      <a:avLst/>
+                    </a:prstGeom>
+                  </pic:spPr>
+                </pic:pic>
+              </a:graphicData>
+            </a:graphic>
+          </wp:inline>
+        </w:drawing>
+      </w:r>
+      <w:r>
+        <w:t xml:space="preserve"> notice that numbers are bounded by 1 on both sides and triangle[</w:t>
+      </w:r>
+      <w:proofErr w:type="spellStart"/>
+      <w:r>
+        <w:t>i</w:t>
+      </w:r>
+      <w:proofErr w:type="spellEnd"/>
+      <w:r>
+        <w:t>][j] = triangle[i-</w:t>
+      </w:r>
+      <w:proofErr w:type="gramStart"/>
+      <w:r>
+        <w:t>1][</w:t>
+      </w:r>
+      <w:proofErr w:type="gramEnd"/>
+      <w:r>
+        <w:t>j-1] + triangle[i-</w:t>
+      </w:r>
+      <w:proofErr w:type="gramStart"/>
+      <w:r>
+        <w:t>1][</w:t>
+      </w:r>
+      <w:proofErr w:type="gramEnd"/>
+      <w:r>
+        <w:t>j], this is the formula we would use</w:t>
+      </w:r>
+    </w:p>
+    <w:p>
+      <w:r>
+        <w:t>2) we can start by creating rows initialized by 1s, and make changes to the inner of the triangle</w:t>
+      </w:r>
+    </w:p>
+    <w:p>
+      <w:r>
+        <w:t>3) traverse through the row number required, create row layers at each iteration (initialize with 1s), store the row to the triangle (outer list)</w:t>
+      </w:r>
+    </w:p>
+    <w:p>
+      <w:r>
+        <w:t xml:space="preserve">4) create </w:t>
+      </w:r>
+      <w:proofErr w:type="spellStart"/>
+      <w:proofErr w:type="gramStart"/>
+      <w:r>
+        <w:t>a</w:t>
+      </w:r>
+      <w:proofErr w:type="spellEnd"/>
+      <w:proofErr w:type="gramEnd"/>
+      <w:r>
+        <w:t xml:space="preserve"> inner loop to update the inner numbers (for j in range(</w:t>
+      </w:r>
+      <w:proofErr w:type="gramStart"/>
+      <w:r>
+        <w:t>1,i</w:t>
+      </w:r>
+      <w:proofErr w:type="gramEnd"/>
+      <w:r>
+        <w:t xml:space="preserve">)), notice </w:t>
+      </w:r>
+      <w:proofErr w:type="spellStart"/>
+      <w:r>
+        <w:t>i</w:t>
+      </w:r>
+      <w:proofErr w:type="spellEnd"/>
+      <w:r>
+        <w:t xml:space="preserve"> </w:t>
+      </w:r>
+      <w:proofErr w:type="spellStart"/>
+      <w:r>
+        <w:t>isthe</w:t>
+      </w:r>
+      <w:proofErr w:type="spellEnd"/>
+      <w:r>
+        <w:t xml:space="preserve"> row number, and will always be </w:t>
+      </w:r>
+      <w:proofErr w:type="spellStart"/>
+      <w:r>
+        <w:t>len</w:t>
+      </w:r>
+      <w:proofErr w:type="spellEnd"/>
+      <w:r>
+        <w:t>(row) – 1, it’s perfect for just looking at the inner of the triangle</w:t>
+      </w:r>
+    </w:p>
+    <w:p>
+      <w:r>
+        <w:t>5) as each row is updated, the triangle will be formed.</w:t>
+      </w:r>
+    </w:p>
+    <w:p>
+      <w:r>
+        <w:t>6)</w:t>
+      </w:r>
+      <w:r>
+        <w:rPr>
+          <w:noProof/>
+        </w:rPr>
+        <w:drawing>
+          <wp:inline distT="0" distB="0" distL="0" distR="0" wp14:anchorId="05A17F38" wp14:editId="50ED06F1">
+            <wp:extent cx="5943600" cy="1593215"/>
+            <wp:effectExtent l="0" t="0" r="0" b="0"/>
+            <wp:docPr id="2069538651" name="Picture 7"/>
+            <wp:cNvGraphicFramePr>
+              <a:graphicFrameLocks xmlns:a="http://schemas.openxmlformats.org/drawingml/2006/main" noChangeAspect="1"/>
+            </wp:cNvGraphicFramePr>
+            <a:graphic xmlns:a="http://schemas.openxmlformats.org/drawingml/2006/main">
+              <a:graphicData uri="http://schemas.openxmlformats.org/drawingml/2006/picture">
+                <pic:pic xmlns:pic="http://schemas.openxmlformats.org/drawingml/2006/picture">
+                  <pic:nvPicPr>
+                    <pic:cNvPr id="2069538651" name="Picture 2069538651"/>
+                    <pic:cNvPicPr/>
+                  </pic:nvPicPr>
+                  <pic:blipFill>
+                    <a:blip r:embed="rId26">
+                      <a:extLst>
+                        <a:ext uri="{28A0092B-C50C-407E-A947-70E740481C1C}">
+                          <a14:useLocalDpi xmlns:a14="http://schemas.microsoft.com/office/drawing/2010/main" val="0"/>
+                        </a:ext>
+                      </a:extLst>
+                    </a:blip>
+                    <a:stretch>
+                      <a:fillRect/>
+                    </a:stretch>
+                  </pic:blipFill>
+                  <pic:spPr>
+                    <a:xfrm>
+                      <a:off x="0" y="0"/>
+                      <a:ext cx="5943600" cy="1593215"/>
+                    </a:xfrm>
+                    <a:prstGeom prst="rect">
+                      <a:avLst/>
+                    </a:prstGeom>
+                  </pic:spPr>
+                </pic:pic>
+              </a:graphicData>
+            </a:graphic>
+          </wp:inline>
+        </w:drawing>
+      </w:r>
+    </w:p>
+    <w:p>
+      <w:r>
+        <w:t>7) Time: O(n^2) -&gt; two nested loops</w:t>
+      </w:r>
+    </w:p>
+    <w:p>
+      <w:r>
+        <w:t>8) Space: O(n^2) -&gt; as row increases so does the columns</w:t>
+      </w:r>
+    </w:p>
+    <w:p>
+      <w:pPr>
+        <w:pStyle w:val="Heading2"/>
+      </w:pPr>
+      <w:bookmarkStart w:id="9" w:name="_Toc205155044"/>
+      <w:r>
+        <w:lastRenderedPageBreak/>
+        <w:t>215- Kth Largest Element in an Array</w:t>
+      </w:r>
+      <w:bookmarkEnd w:id="9"/>
+    </w:p>
+    <w:p>
+      <w:r>
+        <w:rPr>
+          <w:noProof/>
+        </w:rPr>
+        <w:drawing>
+          <wp:inline distT="0" distB="0" distL="0" distR="0" wp14:anchorId="6E8A56BA" wp14:editId="114E0995">
+            <wp:extent cx="5943600" cy="3880485"/>
+            <wp:effectExtent l="0" t="0" r="0" b="5715"/>
+            <wp:docPr id="61872980" name="Picture 14" descr="A screenshot of a black screen&#10;&#10;AI-generated content may be incorrect."/>
+            <wp:cNvGraphicFramePr>
+              <a:graphicFrameLocks xmlns:a="http://schemas.openxmlformats.org/drawingml/2006/main" noChangeAspect="1"/>
+            </wp:cNvGraphicFramePr>
+            <a:graphic xmlns:a="http://schemas.openxmlformats.org/drawingml/2006/main">
+              <a:graphicData uri="http://schemas.openxmlformats.org/drawingml/2006/picture">
+                <pic:pic xmlns:pic="http://schemas.openxmlformats.org/drawingml/2006/picture">
+                  <pic:nvPicPr>
+                    <pic:cNvPr id="61872980" name="Picture 14" descr="A screenshot of a black screen&#10;&#10;AI-generated content may be incorrect."/>
+                    <pic:cNvPicPr/>
+                  </pic:nvPicPr>
+                  <pic:blipFill>
+                    <a:blip r:embed="rId27">
+                      <a:extLst>
+                        <a:ext uri="{28A0092B-C50C-407E-A947-70E740481C1C}">
+                          <a14:useLocalDpi xmlns:a14="http://schemas.microsoft.com/office/drawing/2010/main" val="0"/>
+                        </a:ext>
+                      </a:extLst>
+                    </a:blip>
+                    <a:stretch>
+                      <a:fillRect/>
+                    </a:stretch>
+                  </pic:blipFill>
+                  <pic:spPr>
+                    <a:xfrm>
+                      <a:off x="0" y="0"/>
+                      <a:ext cx="5943600" cy="3880485"/>
+                    </a:xfrm>
+                    <a:prstGeom prst="rect">
+                      <a:avLst/>
+                    </a:prstGeom>
+                  </pic:spPr>
+                </pic:pic>
+              </a:graphicData>
+            </a:graphic>
+          </wp:inline>
+        </w:drawing>
+      </w:r>
+    </w:p>
+    <w:p>
+      <w:pPr>
+        <w:pStyle w:val="ListParagraph"/>
+        <w:numPr>
+          <w:ilvl w:val="0"/>
+          <w:numId w:val="16"/>
+        </w:numPr>
+      </w:pPr>
+      <w:r>
+        <w:t>Use heap</w:t>
+      </w:r>
+    </w:p>
+    <w:p>
+      <w:pPr>
+        <w:pStyle w:val="ListParagraph"/>
+        <w:numPr>
+          <w:ilvl w:val="1"/>
+          <w:numId w:val="16"/>
+        </w:numPr>
+      </w:pPr>
+      <w:r>
+        <w:t>Use min heap by turn the entire list to negative values and feed into heap</w:t>
+      </w:r>
+    </w:p>
+    <w:p>
+      <w:pPr>
+        <w:pStyle w:val="ListParagraph"/>
+        <w:numPr>
+          <w:ilvl w:val="1"/>
+          <w:numId w:val="16"/>
+        </w:numPr>
+      </w:pPr>
+      <w:r>
+        <w:t>Pop he</w:t>
+      </w:r>
+      <w:r>
+        <w:t>ap k time to get the kth largest element</w:t>
+      </w:r>
+    </w:p>
+    <w:p>
+      <w:pPr>
+        <w:pStyle w:val="ListParagraph"/>
+        <w:numPr>
+          <w:ilvl w:val="1"/>
+          <w:numId w:val="16"/>
+        </w:numPr>
+      </w:pPr>
+      <w:r>
+        <w:rPr>
+          <w:noProof/>
+        </w:rPr>
+        <w:drawing>
+          <wp:inline distT="0" distB="0" distL="0" distR="0" wp14:anchorId="63853DBF" wp14:editId="4E693F44">
+            <wp:extent cx="5351929" cy="2675965"/>
+            <wp:effectExtent l="0" t="0" r="0" b="3810"/>
+            <wp:docPr id="1212448721" name="Picture 15" descr="A computer screen shot of a program&#10;&#10;AI-generated content may be incorrect."/>
+            <wp:cNvGraphicFramePr>
+              <a:graphicFrameLocks xmlns:a="http://schemas.openxmlformats.org/drawingml/2006/main" noChangeAspect="1"/>
+            </wp:cNvGraphicFramePr>
+            <a:graphic xmlns:a="http://schemas.openxmlformats.org/drawingml/2006/main">
+              <a:graphicData uri="http://schemas.openxmlformats.org/drawingml/2006/picture">
+                <pic:pic xmlns:pic="http://schemas.openxmlformats.org/drawingml/2006/picture">
+                  <pic:nvPicPr>
+                    <pic:cNvPr id="1212448721" name="Picture 15" descr="A computer screen shot of a program&#10;&#10;AI-generated content may be incorrect."/>
+                    <pic:cNvPicPr/>
+                  </pic:nvPicPr>
+                  <pic:blipFill>
+                    <a:blip r:embed="rId28">
+                      <a:extLst>
+                        <a:ext uri="{28A0092B-C50C-407E-A947-70E740481C1C}">
+                          <a14:useLocalDpi xmlns:a14="http://schemas.microsoft.com/office/drawing/2010/main" val="0"/>
+                        </a:ext>
+                      </a:extLst>
+                    </a:blip>
+                    <a:stretch>
+                      <a:fillRect/>
+                    </a:stretch>
+                  </pic:blipFill>
+                  <pic:spPr>
+                    <a:xfrm>
+                      <a:off x="0" y="0"/>
+                      <a:ext cx="5371058" cy="2685529"/>
+                    </a:xfrm>
+                    <a:prstGeom prst="rect">
+                      <a:avLst/>
+                    </a:prstGeom>
+                  </pic:spPr>
+                </pic:pic>
+              </a:graphicData>
+            </a:graphic>
+          </wp:inline>
+        </w:drawing>
+      </w:r>
+    </w:p>
+    <w:p>
+      <w:pPr>
+        <w:pStyle w:val="ListParagraph"/>
+        <w:numPr>
+          <w:ilvl w:val="1"/>
+          <w:numId w:val="16"/>
+        </w:numPr>
+      </w:pPr>
+      <w:r>
+        <w:t>Time: O(</w:t>
+      </w:r>
+      <w:proofErr w:type="spellStart"/>
+      <w:r>
+        <w:t>nlogn</w:t>
+      </w:r>
+      <w:proofErr w:type="spellEnd"/>
+      <w:r>
+        <w:t xml:space="preserve">): </w:t>
+      </w:r>
+    </w:p>
+    <w:p>
+      <w:pPr>
+        <w:pStyle w:val="ListParagraph"/>
+        <w:numPr>
+          <w:ilvl w:val="1"/>
+          <w:numId w:val="16"/>
+        </w:numPr>
+      </w:pPr>
+      <w:r>
+        <w:t>Space: O(n)</w:t>
+      </w:r>
+    </w:p>
+    <w:p>
+      <w:pPr>
+        <w:pStyle w:val="ListParagraph"/>
+        <w:numPr>
+          <w:ilvl w:val="0"/>
+          <w:numId w:val="16"/>
+        </w:numPr>
+      </w:pPr>
+      <w:r>
+        <w:lastRenderedPageBreak/>
+        <w:t xml:space="preserve">Use heap </w:t>
+      </w:r>
+      <w:r>
+        <w:t xml:space="preserve">with the size k, the root will always be the kth largest element, because it’s the smallest of that group of k. </w:t>
+      </w:r>
+    </w:p>
+    <w:p>
+      <w:pPr>
+        <w:pStyle w:val="ListParagraph"/>
+        <w:numPr>
+          <w:ilvl w:val="1"/>
+          <w:numId w:val="16"/>
+        </w:numPr>
+      </w:pPr>
+      <w:r>
+        <w:rPr>
+          <w:noProof/>
+        </w:rPr>
+        <w:drawing>
+          <wp:inline distT="0" distB="0" distL="0" distR="0" wp14:anchorId="11772DE5" wp14:editId="3B286019">
+            <wp:extent cx="5511800" cy="2095500"/>
+            <wp:effectExtent l="0" t="0" r="0" b="0"/>
+            <wp:docPr id="53627287" name="Picture 16"/>
+            <wp:cNvGraphicFramePr>
+              <a:graphicFrameLocks xmlns:a="http://schemas.openxmlformats.org/drawingml/2006/main" noChangeAspect="1"/>
+            </wp:cNvGraphicFramePr>
+            <a:graphic xmlns:a="http://schemas.openxmlformats.org/drawingml/2006/main">
+              <a:graphicData uri="http://schemas.openxmlformats.org/drawingml/2006/picture">
+                <pic:pic xmlns:pic="http://schemas.openxmlformats.org/drawingml/2006/picture">
+                  <pic:nvPicPr>
+                    <pic:cNvPr id="53627287" name="Picture 53627287"/>
+                    <pic:cNvPicPr/>
+                  </pic:nvPicPr>
+                  <pic:blipFill>
+                    <a:blip r:embed="rId29">
+                      <a:extLst>
+                        <a:ext uri="{28A0092B-C50C-407E-A947-70E740481C1C}">
+                          <a14:useLocalDpi xmlns:a14="http://schemas.microsoft.com/office/drawing/2010/main" val="0"/>
+                        </a:ext>
+                      </a:extLst>
+                    </a:blip>
+                    <a:stretch>
+                      <a:fillRect/>
+                    </a:stretch>
+                  </pic:blipFill>
+                  <pic:spPr>
+                    <a:xfrm>
+                      <a:off x="0" y="0"/>
+                      <a:ext cx="5511800" cy="2095500"/>
+                    </a:xfrm>
+                    <a:prstGeom prst="rect">
+                      <a:avLst/>
+                    </a:prstGeom>
+                  </pic:spPr>
+                </pic:pic>
+              </a:graphicData>
+            </a:graphic>
+          </wp:inline>
+        </w:drawing>
+      </w:r>
+    </w:p>
+    <w:p>
+      <w:pPr>
+        <w:pStyle w:val="ListParagraph"/>
+        <w:numPr>
+          <w:ilvl w:val="1"/>
+          <w:numId w:val="16"/>
+        </w:numPr>
+      </w:pPr>
+      <w:r>
+        <w:t>Time: O(</w:t>
+      </w:r>
+      <w:proofErr w:type="spellStart"/>
+      <w:r>
+        <w:t>nlog</w:t>
+      </w:r>
+      <w:r>
+        <w:t>k</w:t>
+      </w:r>
+      <w:proofErr w:type="spellEnd"/>
+      <w:r>
+        <w:t xml:space="preserve">): </w:t>
+      </w:r>
+    </w:p>
+    <w:p>
+      <w:pPr>
+        <w:pStyle w:val="ListParagraph"/>
+        <w:numPr>
+          <w:ilvl w:val="1"/>
+          <w:numId w:val="16"/>
+        </w:numPr>
+      </w:pPr>
+      <w:r>
+        <w:t>Space: O(</w:t>
+      </w:r>
+      <w:r>
+        <w:t>k</w:t>
+      </w:r>
+      <w:r>
+        <w:t>)</w:t>
+      </w:r>
+    </w:p>
+    <w:p/>
+    <w:p>
+      <w:pPr>
         <w:pStyle w:val="Heading1"/>
       </w:pPr>
-      <w:bookmarkStart w:id="8" w:name="_Toc204842282"/>
+      <w:bookmarkStart w:id="10" w:name="_Toc205155045"/>
+      <w:r>
+        <w:t>Functions</w:t>
+      </w:r>
+      <w:bookmarkEnd w:id="10"/>
+    </w:p>
+    <w:p>
+      <w:pPr>
+        <w:pStyle w:val="Heading2"/>
+      </w:pPr>
+      <w:bookmarkStart w:id="11" w:name="_Toc205155046"/>
+      <w:r>
+        <w:t>825-Random Pick with weight</w:t>
+      </w:r>
+      <w:bookmarkEnd w:id="11"/>
+    </w:p>
+    <w:p>
+      <w:r>
+        <w:rPr>
+          <w:noProof/>
+        </w:rPr>
+        <w:drawing>
+          <wp:inline distT="0" distB="0" distL="0" distR="0" wp14:anchorId="66ECD6F7" wp14:editId="539FCAA9">
+            <wp:extent cx="5943600" cy="2983865"/>
+            <wp:effectExtent l="0" t="0" r="0" b="635"/>
+            <wp:docPr id="1965648521" name="Picture 12" descr="A screenshot of a computer&#10;&#10;AI-generated content may be incorrect."/>
+            <wp:cNvGraphicFramePr>
+              <a:graphicFrameLocks xmlns:a="http://schemas.openxmlformats.org/drawingml/2006/main" noChangeAspect="1"/>
+            </wp:cNvGraphicFramePr>
+            <a:graphic xmlns:a="http://schemas.openxmlformats.org/drawingml/2006/main">
+              <a:graphicData uri="http://schemas.openxmlformats.org/drawingml/2006/picture">
+                <pic:pic xmlns:pic="http://schemas.openxmlformats.org/drawingml/2006/picture">
+                  <pic:nvPicPr>
+                    <pic:cNvPr id="1965648521" name="Picture 12" descr="A screenshot of a computer&#10;&#10;AI-generated content may be incorrect."/>
+                    <pic:cNvPicPr/>
+                  </pic:nvPicPr>
+                  <pic:blipFill>
+                    <a:blip r:embed="rId30">
+                      <a:extLst>
+                        <a:ext uri="{28A0092B-C50C-407E-A947-70E740481C1C}">
+                          <a14:useLocalDpi xmlns:a14="http://schemas.microsoft.com/office/drawing/2010/main" val="0"/>
+                        </a:ext>
+                      </a:extLst>
+                    </a:blip>
+                    <a:stretch>
+                      <a:fillRect/>
+                    </a:stretch>
+                  </pic:blipFill>
+                  <pic:spPr>
+                    <a:xfrm>
+                      <a:off x="0" y="0"/>
+                      <a:ext cx="5943600" cy="2983865"/>
+                    </a:xfrm>
+                    <a:prstGeom prst="rect">
+                      <a:avLst/>
+                    </a:prstGeom>
+                  </pic:spPr>
+                </pic:pic>
+              </a:graphicData>
+            </a:graphic>
+          </wp:inline>
+        </w:drawing>
+      </w:r>
+    </w:p>
+    <w:p>
+      <w:pPr>
+        <w:pStyle w:val="ListParagraph"/>
+        <w:numPr>
+          <w:ilvl w:val="0"/>
+          <w:numId w:val="13"/>
+        </w:numPr>
+      </w:pPr>
+      <w:proofErr w:type="gramStart"/>
+      <w:r>
+        <w:t>So</w:t>
+      </w:r>
+      <w:proofErr w:type="gramEnd"/>
+      <w:r>
+        <w:t xml:space="preserve"> this problem is basically to return </w:t>
+      </w:r>
+      <w:proofErr w:type="spellStart"/>
+      <w:proofErr w:type="gramStart"/>
+      <w:r>
+        <w:t>a</w:t>
+      </w:r>
+      <w:proofErr w:type="spellEnd"/>
+      <w:proofErr w:type="gramEnd"/>
+      <w:r>
+        <w:t xml:space="preserve"> index value</w:t>
+      </w:r>
+      <w:r>
+        <w:t xml:space="preserve"> </w:t>
+      </w:r>
+      <w:proofErr w:type="spellStart"/>
+      <w:r>
+        <w:t>i</w:t>
+      </w:r>
+      <w:proofErr w:type="spellEnd"/>
+      <w:r>
+        <w:t xml:space="preserve"> from a list with </w:t>
+      </w:r>
+      <w:r>
+        <w:t>probability proportional to w[</w:t>
+      </w:r>
+      <w:proofErr w:type="spellStart"/>
+      <w:r>
+        <w:t>i</w:t>
+      </w:r>
+      <w:proofErr w:type="spellEnd"/>
+      <w:r>
+        <w:t xml:space="preserve">] </w:t>
+      </w:r>
+    </w:p>
+    <w:p>
+      <w:pPr>
+        <w:pStyle w:val="ListParagraph"/>
+        <w:numPr>
+          <w:ilvl w:val="1"/>
+          <w:numId w:val="13"/>
+        </w:numPr>
+      </w:pPr>
+      <w:r>
+        <w:t>w = [1, 3]</w:t>
+      </w:r>
+    </w:p>
+    <w:p>
+      <w:pPr>
+        <w:pStyle w:val="ListParagraph"/>
+        <w:numPr>
+          <w:ilvl w:val="1"/>
+          <w:numId w:val="13"/>
+        </w:numPr>
+      </w:pPr>
+      <w:proofErr w:type="spellStart"/>
+      <w:proofErr w:type="gramStart"/>
+      <w:r>
+        <w:lastRenderedPageBreak/>
+        <w:t>pickIndex</w:t>
+      </w:r>
+      <w:proofErr w:type="spellEnd"/>
+      <w:r>
+        <w:t>(</w:t>
+      </w:r>
+      <w:proofErr w:type="gramEnd"/>
+      <w:r>
+        <w:t>) → 0 with probability 1/4</w:t>
+      </w:r>
+    </w:p>
+    <w:p>
+      <w:pPr>
+        <w:pStyle w:val="ListParagraph"/>
+        <w:numPr>
+          <w:ilvl w:val="1"/>
+          <w:numId w:val="13"/>
+        </w:numPr>
+      </w:pPr>
+      <w:proofErr w:type="spellStart"/>
+      <w:proofErr w:type="gramStart"/>
+      <w:r>
+        <w:t>pickIndex</w:t>
+      </w:r>
+      <w:proofErr w:type="spellEnd"/>
+      <w:r>
+        <w:t>(</w:t>
+      </w:r>
+      <w:proofErr w:type="gramEnd"/>
+      <w:r>
+        <w:t xml:space="preserve">) → 1 with probability </w:t>
+      </w:r>
+      <w:r>
+        <w:t>¾</w:t>
+      </w:r>
+    </w:p>
+    <w:p>
+      <w:pPr>
+        <w:pStyle w:val="ListParagraph"/>
+        <w:numPr>
+          <w:ilvl w:val="0"/>
+          <w:numId w:val="13"/>
+        </w:numPr>
+      </w:pPr>
+      <w:r>
+        <w:t xml:space="preserve">we could use </w:t>
+      </w:r>
+      <w:proofErr w:type="spellStart"/>
+      <w:proofErr w:type="gramStart"/>
+      <w:r>
+        <w:t>random.randint</w:t>
+      </w:r>
+      <w:proofErr w:type="spellEnd"/>
+      <w:proofErr w:type="gramEnd"/>
+      <w:r>
+        <w:t>(</w:t>
+      </w:r>
+      <w:proofErr w:type="gramStart"/>
+      <w:r>
+        <w:t>1,total</w:t>
+      </w:r>
+      <w:proofErr w:type="gramEnd"/>
+      <w:r>
+        <w:t xml:space="preserve">) to return a random number, but it’s a single number not a probability distribution. </w:t>
+      </w:r>
+    </w:p>
+    <w:p>
+      <w:pPr>
+        <w:pStyle w:val="ListParagraph"/>
+        <w:numPr>
+          <w:ilvl w:val="0"/>
+          <w:numId w:val="13"/>
+        </w:numPr>
+      </w:pPr>
+      <w:r>
+        <w:t xml:space="preserve">If we use prefix </w:t>
+      </w:r>
+      <w:proofErr w:type="gramStart"/>
+      <w:r>
+        <w:t>sum</w:t>
+      </w:r>
+      <w:proofErr w:type="gramEnd"/>
+      <w:r>
+        <w:t xml:space="preserve"> we can partition the range [</w:t>
+      </w:r>
+      <w:proofErr w:type="gramStart"/>
+      <w:r>
+        <w:t>1,total</w:t>
+      </w:r>
+      <w:proofErr w:type="gramEnd"/>
+      <w:r>
+        <w:t xml:space="preserve">] into slices proportional to each weight, then use binary search. </w:t>
+      </w:r>
+    </w:p>
+    <w:p>
+      <w:pPr>
+        <w:pStyle w:val="ListParagraph"/>
+        <w:numPr>
+          <w:ilvl w:val="0"/>
+          <w:numId w:val="13"/>
+        </w:numPr>
+      </w:pPr>
+      <w:r>
+        <w:t>w = [1, 3, 2]</w:t>
+      </w:r>
+    </w:p>
+    <w:p>
+      <w:pPr>
+        <w:pStyle w:val="NormalWeb"/>
+        <w:numPr>
+          <w:ilvl w:val="0"/>
+          <w:numId w:val="14"/>
+        </w:numPr>
+      </w:pPr>
+      <w:r>
+        <w:t xml:space="preserve">Prefix sums: </w:t>
+      </w:r>
+      <w:r>
+        <w:rPr>
+          <w:rStyle w:val="HTMLCode"/>
+          <w:rFonts w:eastAsiaTheme="majorEastAsia"/>
+        </w:rPr>
+        <w:t>[1, 4, 6]</w:t>
+      </w:r>
+    </w:p>
+    <w:p>
+      <w:pPr>
+        <w:pStyle w:val="NormalWeb"/>
+        <w:numPr>
+          <w:ilvl w:val="0"/>
+          <w:numId w:val="14"/>
+        </w:numPr>
+      </w:pPr>
+      <w:r>
+        <w:t>Total = 6</w:t>
+      </w:r>
+    </w:p>
+    <w:p>
+      <w:pPr>
+        <w:pStyle w:val="NormalWeb"/>
+        <w:numPr>
+          <w:ilvl w:val="0"/>
+          <w:numId w:val="14"/>
+        </w:numPr>
+      </w:pPr>
+      <w:r>
+        <w:t>Random number in [1,6]:</w:t>
+      </w:r>
+    </w:p>
+    <w:p>
+      <w:pPr>
+        <w:pStyle w:val="NormalWeb"/>
+        <w:numPr>
+          <w:ilvl w:val="1"/>
+          <w:numId w:val="14"/>
+        </w:numPr>
+      </w:pPr>
+      <w:r>
+        <w:t>1 → index 0</w:t>
+      </w:r>
+    </w:p>
+    <w:p>
+      <w:pPr>
+        <w:pStyle w:val="NormalWeb"/>
+        <w:numPr>
+          <w:ilvl w:val="1"/>
+          <w:numId w:val="14"/>
+        </w:numPr>
+      </w:pPr>
+      <w:r>
+        <w:t>2,3,4 → index 1</w:t>
+      </w:r>
+    </w:p>
+    <w:p>
+      <w:pPr>
+        <w:pStyle w:val="NormalWeb"/>
+        <w:numPr>
+          <w:ilvl w:val="1"/>
+          <w:numId w:val="14"/>
+        </w:numPr>
+      </w:pPr>
+      <w:r>
+        <w:t>5,6 → index 2</w:t>
+      </w:r>
+    </w:p>
+    <w:p>
+      <w:pPr>
+        <w:pStyle w:val="NormalWeb"/>
+        <w:ind w:firstLine="720"/>
+      </w:pPr>
+      <w:r>
+        <w:t>Probabilities:</w:t>
+      </w:r>
+    </w:p>
+    <w:p>
+      <w:pPr>
+        <w:pStyle w:val="NormalWeb"/>
+        <w:numPr>
+          <w:ilvl w:val="0"/>
+          <w:numId w:val="15"/>
+        </w:numPr>
+      </w:pPr>
+      <w:r>
+        <w:t>index 0: 1/6</w:t>
+      </w:r>
+    </w:p>
+    <w:p>
+      <w:pPr>
+        <w:pStyle w:val="NormalWeb"/>
+        <w:numPr>
+          <w:ilvl w:val="0"/>
+          <w:numId w:val="15"/>
+        </w:numPr>
+      </w:pPr>
+      <w:r>
+        <w:t>index 1: 3/6</w:t>
+      </w:r>
+    </w:p>
+    <w:p>
+      <w:pPr>
+        <w:pStyle w:val="NormalWeb"/>
+        <w:numPr>
+          <w:ilvl w:val="0"/>
+          <w:numId w:val="15"/>
+        </w:numPr>
+      </w:pPr>
+      <w:r>
+        <w:t>index 2: 2/6</w:t>
+      </w:r>
+    </w:p>
+    <w:p>
+      <w:pPr>
+        <w:pStyle w:val="NormalWeb"/>
+        <w:numPr>
+          <w:ilvl w:val="0"/>
+          <w:numId w:val="13"/>
+        </w:numPr>
+      </w:pPr>
+      <w:r>
+        <w:rPr>
+          <w:noProof/>
+          <w14:ligatures w14:val="standardContextual"/>
+        </w:rPr>
+        <w:lastRenderedPageBreak/>
+        <w:drawing>
+          <wp:inline distT="0" distB="0" distL="0" distR="0" wp14:anchorId="24F4E68F" wp14:editId="79031AC4">
+            <wp:extent cx="5867400" cy="5803900"/>
+            <wp:effectExtent l="0" t="0" r="0" b="0"/>
+            <wp:docPr id="706065860" name="Picture 13"/>
+            <wp:cNvGraphicFramePr>
+              <a:graphicFrameLocks xmlns:a="http://schemas.openxmlformats.org/drawingml/2006/main" noChangeAspect="1"/>
+            </wp:cNvGraphicFramePr>
+            <a:graphic xmlns:a="http://schemas.openxmlformats.org/drawingml/2006/main">
+              <a:graphicData uri="http://schemas.openxmlformats.org/drawingml/2006/picture">
+                <pic:pic xmlns:pic="http://schemas.openxmlformats.org/drawingml/2006/picture">
+                  <pic:nvPicPr>
+                    <pic:cNvPr id="706065860" name="Picture 706065860"/>
+                    <pic:cNvPicPr/>
+                  </pic:nvPicPr>
+                  <pic:blipFill>
+                    <a:blip r:embed="rId31">
+                      <a:extLst>
+                        <a:ext uri="{28A0092B-C50C-407E-A947-70E740481C1C}">
+                          <a14:useLocalDpi xmlns:a14="http://schemas.microsoft.com/office/drawing/2010/main" val="0"/>
+                        </a:ext>
+                      </a:extLst>
+                    </a:blip>
+                    <a:stretch>
+                      <a:fillRect/>
+                    </a:stretch>
+                  </pic:blipFill>
+                  <pic:spPr>
+                    <a:xfrm>
+                      <a:off x="0" y="0"/>
+                      <a:ext cx="5867400" cy="5803900"/>
+                    </a:xfrm>
+                    <a:prstGeom prst="rect">
+                      <a:avLst/>
+                    </a:prstGeom>
+                  </pic:spPr>
+                </pic:pic>
+              </a:graphicData>
+            </a:graphic>
+          </wp:inline>
+        </w:drawing>
+      </w:r>
+    </w:p>
+    <w:p>
+      <w:pPr>
+        <w:pStyle w:val="NormalWeb"/>
+        <w:numPr>
+          <w:ilvl w:val="0"/>
+          <w:numId w:val="13"/>
+        </w:numPr>
+      </w:pPr>
+      <w:r>
+        <w:t>Time: O(n) at constructor, O(</w:t>
+      </w:r>
+      <w:proofErr w:type="spellStart"/>
+      <w:r>
+        <w:t>l</w:t>
+      </w:r>
+      <w:r>
+        <w:t>ogn</w:t>
+      </w:r>
+      <w:proofErr w:type="spellEnd"/>
+      <w:r>
+        <w:t>) for binary search</w:t>
+      </w:r>
+    </w:p>
+    <w:p>
+      <w:pPr>
+        <w:pStyle w:val="NormalWeb"/>
+        <w:numPr>
+          <w:ilvl w:val="0"/>
+          <w:numId w:val="13"/>
+        </w:numPr>
+      </w:pPr>
+      <w:r>
+        <w:t>Space: O(n) at constructor</w:t>
+      </w:r>
+    </w:p>
+    <w:p>
+      <w:pPr>
+        <w:pStyle w:val="Heading1"/>
+      </w:pPr>
+      <w:bookmarkStart w:id="12" w:name="_Toc205155047"/>
       <w:r>
         <w:lastRenderedPageBreak/>
         <w:t>Strings</w:t>
       </w:r>
-      <w:bookmarkEnd w:id="8"/>
+      <w:bookmarkEnd w:id="12"/>
     </w:p>
     <w:p>
       <w:pPr>
         <w:pStyle w:val="Heading2"/>
       </w:pPr>
-      <w:bookmarkStart w:id="9" w:name="_Toc204842283"/>
+      <w:bookmarkStart w:id="13" w:name="_Toc205155048"/>
       <w:r>
         <w:t xml:space="preserve">8-String to </w:t>
       </w:r>
@@ -3864,10 +5863,13 @@
       <w:r>
         <w:t>ATOI)</w:t>
       </w:r>
-      <w:bookmarkEnd w:id="9"/>
-    </w:p>
-    <w:p>
-      <w:r>
+      <w:bookmarkEnd w:id="13"/>
+    </w:p>
+    <w:p>
+      <w:r>
+        <w:rPr>
+          <w:noProof/>
+        </w:rPr>
         <w:drawing>
           <wp:inline distT="0" distB="0" distL="0" distR="0" wp14:anchorId="3F2D6BCE" wp14:editId="7CF3C32B">
             <wp:extent cx="5943600" cy="6478905"/>
@@ -3884,7 +5886,7 @@
                     <pic:cNvPicPr/>
                   </pic:nvPicPr>
                   <pic:blipFill>
-                    <a:blip r:embed="rId23"/>
+                    <a:blip r:embed="rId32"/>
                     <a:stretch>
                       <a:fillRect/>
                     </a:stretch>
@@ -3933,9 +5935,1488 @@
     </w:p>
     <w:p>
       <w:pPr>
+        <w:pStyle w:val="Heading2"/>
+      </w:pPr>
+      <w:bookmarkStart w:id="14" w:name="_Toc205155049"/>
+      <w:r>
+        <w:lastRenderedPageBreak/>
+        <w:t>1249 – Minimum Remove to Make Valid Parentheses</w:t>
+      </w:r>
+      <w:bookmarkEnd w:id="14"/>
+    </w:p>
+    <w:p>
+      <w:r>
+        <w:rPr>
+          <w:noProof/>
+        </w:rPr>
+        <w:drawing>
+          <wp:inline distT="0" distB="0" distL="0" distR="0" wp14:anchorId="383A0E83" wp14:editId="43129401">
+            <wp:extent cx="5943600" cy="4601210"/>
+            <wp:effectExtent l="0" t="0" r="0" b="0"/>
+            <wp:docPr id="72548241" name="Picture 8"/>
+            <wp:cNvGraphicFramePr>
+              <a:graphicFrameLocks xmlns:a="http://schemas.openxmlformats.org/drawingml/2006/main" noChangeAspect="1"/>
+            </wp:cNvGraphicFramePr>
+            <a:graphic xmlns:a="http://schemas.openxmlformats.org/drawingml/2006/main">
+              <a:graphicData uri="http://schemas.openxmlformats.org/drawingml/2006/picture">
+                <pic:pic xmlns:pic="http://schemas.openxmlformats.org/drawingml/2006/picture">
+                  <pic:nvPicPr>
+                    <pic:cNvPr id="72548241" name="Picture 72548241"/>
+                    <pic:cNvPicPr/>
+                  </pic:nvPicPr>
+                  <pic:blipFill>
+                    <a:blip r:embed="rId33">
+                      <a:extLst>
+                        <a:ext uri="{28A0092B-C50C-407E-A947-70E740481C1C}">
+                          <a14:useLocalDpi xmlns:a14="http://schemas.microsoft.com/office/drawing/2010/main" val="0"/>
+                        </a:ext>
+                      </a:extLst>
+                    </a:blip>
+                    <a:stretch>
+                      <a:fillRect/>
+                    </a:stretch>
+                  </pic:blipFill>
+                  <pic:spPr>
+                    <a:xfrm>
+                      <a:off x="0" y="0"/>
+                      <a:ext cx="5943600" cy="4601210"/>
+                    </a:xfrm>
+                    <a:prstGeom prst="rect">
+                      <a:avLst/>
+                    </a:prstGeom>
+                  </pic:spPr>
+                </pic:pic>
+              </a:graphicData>
+            </a:graphic>
+          </wp:inline>
+        </w:drawing>
+      </w:r>
+    </w:p>
+    <w:p>
+      <w:pPr>
+        <w:pStyle w:val="ListParagraph"/>
+        <w:numPr>
+          <w:ilvl w:val="0"/>
+          <w:numId w:val="11"/>
+        </w:numPr>
+      </w:pPr>
+      <w:r>
+        <w:t xml:space="preserve">Every opened parenthesis should have a closed one, leading closed parenthesis should be removed, as well as the ones that do not have matching opened parenthesis. </w:t>
+      </w:r>
+    </w:p>
+    <w:p>
+      <w:pPr>
+        <w:pStyle w:val="ListParagraph"/>
+        <w:numPr>
+          <w:ilvl w:val="0"/>
+          <w:numId w:val="11"/>
+        </w:numPr>
+      </w:pPr>
+      <w:r>
+        <w:t>Only parenthesis will need to be looked. Ignore all other characters</w:t>
+      </w:r>
+    </w:p>
+    <w:p>
+      <w:pPr>
+        <w:pStyle w:val="ListParagraph"/>
+        <w:numPr>
+          <w:ilvl w:val="0"/>
+          <w:numId w:val="11"/>
+        </w:numPr>
+      </w:pPr>
+      <w:r>
+        <w:t>Use Stack structure</w:t>
+      </w:r>
+    </w:p>
+    <w:p>
+      <w:pPr>
+        <w:pStyle w:val="ListParagraph"/>
+        <w:numPr>
+          <w:ilvl w:val="0"/>
+          <w:numId w:val="11"/>
+        </w:numPr>
+      </w:pPr>
+      <w:r>
+        <w:t>When encountering “(“, put it in stack. When encountering “)”, if stack is not empty, it must be “</w:t>
+      </w:r>
+      <w:proofErr w:type="gramStart"/>
+      <w:r>
+        <w:t>(“ on</w:t>
+      </w:r>
+      <w:proofErr w:type="gramEnd"/>
+      <w:r>
+        <w:t xml:space="preserve"> top, pop it so a pair is taken cared of. Store the index of extra ones in another list (to be removed) make sure to update the remove list with leftover “(“s that have not been popped. </w:t>
+      </w:r>
+    </w:p>
+    <w:p>
+      <w:pPr>
+        <w:pStyle w:val="ListParagraph"/>
+        <w:numPr>
+          <w:ilvl w:val="0"/>
+          <w:numId w:val="11"/>
+        </w:numPr>
+      </w:pPr>
+      <w:r>
+        <w:rPr>
+          <w:noProof/>
+        </w:rPr>
+        <w:lastRenderedPageBreak/>
+        <w:drawing>
+          <wp:inline distT="0" distB="0" distL="0" distR="0" wp14:anchorId="71C61C0B" wp14:editId="541D90F7">
+            <wp:extent cx="5172635" cy="2811239"/>
+            <wp:effectExtent l="0" t="0" r="0" b="0"/>
+            <wp:docPr id="413703723" name="Picture 9"/>
+            <wp:cNvGraphicFramePr>
+              <a:graphicFrameLocks xmlns:a="http://schemas.openxmlformats.org/drawingml/2006/main" noChangeAspect="1"/>
+            </wp:cNvGraphicFramePr>
+            <a:graphic xmlns:a="http://schemas.openxmlformats.org/drawingml/2006/main">
+              <a:graphicData uri="http://schemas.openxmlformats.org/drawingml/2006/picture">
+                <pic:pic xmlns:pic="http://schemas.openxmlformats.org/drawingml/2006/picture">
+                  <pic:nvPicPr>
+                    <pic:cNvPr id="413703723" name="Picture 413703723"/>
+                    <pic:cNvPicPr/>
+                  </pic:nvPicPr>
+                  <pic:blipFill>
+                    <a:blip r:embed="rId34">
+                      <a:extLst>
+                        <a:ext uri="{28A0092B-C50C-407E-A947-70E740481C1C}">
+                          <a14:useLocalDpi xmlns:a14="http://schemas.microsoft.com/office/drawing/2010/main" val="0"/>
+                        </a:ext>
+                      </a:extLst>
+                    </a:blip>
+                    <a:stretch>
+                      <a:fillRect/>
+                    </a:stretch>
+                  </pic:blipFill>
+                  <pic:spPr>
+                    <a:xfrm>
+                      <a:off x="0" y="0"/>
+                      <a:ext cx="5190944" cy="2821190"/>
+                    </a:xfrm>
+                    <a:prstGeom prst="rect">
+                      <a:avLst/>
+                    </a:prstGeom>
+                  </pic:spPr>
+                </pic:pic>
+              </a:graphicData>
+            </a:graphic>
+          </wp:inline>
+        </w:drawing>
+      </w:r>
+    </w:p>
+    <w:p>
+      <w:pPr>
+        <w:pStyle w:val="ListParagraph"/>
+        <w:numPr>
+          <w:ilvl w:val="0"/>
+          <w:numId w:val="11"/>
+        </w:numPr>
+      </w:pPr>
+      <w:r>
+        <w:t>Time: O(n) -&gt; one pass at most</w:t>
+      </w:r>
+    </w:p>
+    <w:p>
+      <w:pPr>
+        <w:pStyle w:val="ListParagraph"/>
+        <w:numPr>
+          <w:ilvl w:val="0"/>
+          <w:numId w:val="11"/>
+        </w:numPr>
+      </w:pPr>
+      <w:r>
+        <w:t>Space: O(2n) -&gt;stack and remove list created</w:t>
+      </w:r>
+    </w:p>
+    <w:p>
+      <w:pPr>
         <w:pStyle w:val="Heading1"/>
       </w:pPr>
-      <w:bookmarkStart w:id="10" w:name="_Toc204842284"/>
+      <w:bookmarkStart w:id="15" w:name="_Toc205155050"/>
+      <w:r>
+        <w:t>Recursions</w:t>
+      </w:r>
+      <w:bookmarkEnd w:id="15"/>
+    </w:p>
+    <w:p>
+      <w:pPr>
+        <w:pStyle w:val="Heading2"/>
+      </w:pPr>
+      <w:bookmarkStart w:id="16" w:name="_Toc205155051"/>
+      <w:r>
+        <w:t>50-Pow(</w:t>
+      </w:r>
+      <w:proofErr w:type="spellStart"/>
+      <w:proofErr w:type="gramStart"/>
+      <w:r>
+        <w:t>x,n</w:t>
+      </w:r>
+      <w:proofErr w:type="spellEnd"/>
+      <w:proofErr w:type="gramEnd"/>
+      <w:r>
+        <w:t>)</w:t>
+      </w:r>
+      <w:bookmarkEnd w:id="16"/>
+    </w:p>
+    <w:p>
+      <w:r>
+        <w:rPr>
+          <w:noProof/>
+        </w:rPr>
+        <w:drawing>
+          <wp:inline distT="0" distB="0" distL="0" distR="0" wp14:anchorId="635C37D9" wp14:editId="27EC6854">
+            <wp:extent cx="4350170" cy="3554963"/>
+            <wp:effectExtent l="0" t="0" r="6350" b="1270"/>
+            <wp:docPr id="312696858" name="Picture 23"/>
+            <wp:cNvGraphicFramePr>
+              <a:graphicFrameLocks xmlns:a="http://schemas.openxmlformats.org/drawingml/2006/main" noChangeAspect="1"/>
+            </wp:cNvGraphicFramePr>
+            <a:graphic xmlns:a="http://schemas.openxmlformats.org/drawingml/2006/main">
+              <a:graphicData uri="http://schemas.openxmlformats.org/drawingml/2006/picture">
+                <pic:pic xmlns:pic="http://schemas.openxmlformats.org/drawingml/2006/picture">
+                  <pic:nvPicPr>
+                    <pic:cNvPr id="312696858" name="Picture 312696858"/>
+                    <pic:cNvPicPr/>
+                  </pic:nvPicPr>
+                  <pic:blipFill>
+                    <a:blip r:embed="rId35">
+                      <a:extLst>
+                        <a:ext uri="{28A0092B-C50C-407E-A947-70E740481C1C}">
+                          <a14:useLocalDpi xmlns:a14="http://schemas.microsoft.com/office/drawing/2010/main" val="0"/>
+                        </a:ext>
+                      </a:extLst>
+                    </a:blip>
+                    <a:stretch>
+                      <a:fillRect/>
+                    </a:stretch>
+                  </pic:blipFill>
+                  <pic:spPr>
+                    <a:xfrm>
+                      <a:off x="0" y="0"/>
+                      <a:ext cx="4377452" cy="3577258"/>
+                    </a:xfrm>
+                    <a:prstGeom prst="rect">
+                      <a:avLst/>
+                    </a:prstGeom>
+                  </pic:spPr>
+                </pic:pic>
+              </a:graphicData>
+            </a:graphic>
+          </wp:inline>
+        </w:drawing>
+      </w:r>
+    </w:p>
+    <w:p>
+      <w:pPr>
+        <w:pStyle w:val="ListParagraph"/>
+        <w:numPr>
+          <w:ilvl w:val="0"/>
+          <w:numId w:val="15"/>
+        </w:numPr>
+      </w:pPr>
+      <w:proofErr w:type="spellStart"/>
+      <w:r>
+        <w:t>Niave</w:t>
+      </w:r>
+      <w:proofErr w:type="spellEnd"/>
+      <w:r>
+        <w:t xml:space="preserve"> approach is to multiply x n times, but it will get O(n)</w:t>
+      </w:r>
+    </w:p>
+    <w:p>
+      <w:pPr>
+        <w:pStyle w:val="ListParagraph"/>
+        <w:numPr>
+          <w:ilvl w:val="0"/>
+          <w:numId w:val="15"/>
+        </w:numPr>
+      </w:pPr>
+      <w:r>
+        <w:lastRenderedPageBreak/>
+        <w:t xml:space="preserve">The pattern is </w:t>
+      </w:r>
+      <w:proofErr w:type="spellStart"/>
+      <w:r>
+        <w:t>x^n</w:t>
+      </w:r>
+      <w:proofErr w:type="spellEnd"/>
+      <w:r>
+        <w:t xml:space="preserve"> = x^(n/2) * x^(n/2), if n is even</w:t>
+      </w:r>
+    </w:p>
+    <w:p>
+      <w:pPr>
+        <w:pStyle w:val="ListParagraph"/>
+        <w:numPr>
+          <w:ilvl w:val="0"/>
+          <w:numId w:val="15"/>
+        </w:numPr>
+      </w:pPr>
+      <w:r>
+        <w:t xml:space="preserve">If n is odd: </w:t>
+      </w:r>
+      <w:proofErr w:type="spellStart"/>
+      <w:r>
+        <w:t>x^n</w:t>
+      </w:r>
+      <w:proofErr w:type="spellEnd"/>
+      <w:r>
+        <w:t xml:space="preserve"> = </w:t>
+      </w:r>
+      <w:r>
+        <w:t xml:space="preserve">x * </w:t>
+      </w:r>
+      <w:r>
+        <w:t>x^(n/2) * x^(n/2)</w:t>
+      </w:r>
+    </w:p>
+    <w:p>
+      <w:pPr>
+        <w:pStyle w:val="ListParagraph"/>
+        <w:numPr>
+          <w:ilvl w:val="0"/>
+          <w:numId w:val="15"/>
+        </w:numPr>
+      </w:pPr>
+      <w:r>
+        <w:t>And if n &lt; 0, it’s 1/(</w:t>
+      </w:r>
+      <w:proofErr w:type="spellStart"/>
+      <w:r>
+        <w:t>x^n</w:t>
+      </w:r>
+      <w:proofErr w:type="spellEnd"/>
+      <w:r>
+        <w:t>)</w:t>
+      </w:r>
+    </w:p>
+    <w:p>
+      <w:pPr>
+        <w:pStyle w:val="ListParagraph"/>
+        <w:numPr>
+          <w:ilvl w:val="0"/>
+          <w:numId w:val="15"/>
+        </w:numPr>
+      </w:pPr>
+      <w:r>
+        <w:t xml:space="preserve">This is </w:t>
+      </w:r>
+      <w:proofErr w:type="gramStart"/>
+      <w:r>
+        <w:t>divide</w:t>
+      </w:r>
+      <w:proofErr w:type="gramEnd"/>
+      <w:r>
+        <w:t xml:space="preserve"> and conquer and don’t forget about edge cases where the answer is 1 if n=0, and x if n=1. </w:t>
+      </w:r>
+    </w:p>
+    <w:p>
+      <w:pPr>
+        <w:pStyle w:val="ListParagraph"/>
+        <w:numPr>
+          <w:ilvl w:val="0"/>
+          <w:numId w:val="15"/>
+        </w:numPr>
+      </w:pPr>
+      <w:r>
+        <w:t xml:space="preserve"> </w:t>
+      </w:r>
+      <w:r>
+        <w:rPr>
+          <w:noProof/>
+        </w:rPr>
+        <w:drawing>
+          <wp:inline distT="0" distB="0" distL="0" distR="0" wp14:anchorId="541827DD" wp14:editId="510B5133">
+            <wp:extent cx="5943600" cy="4614545"/>
+            <wp:effectExtent l="0" t="0" r="0" b="0"/>
+            <wp:docPr id="584337561" name="Picture 24"/>
+            <wp:cNvGraphicFramePr>
+              <a:graphicFrameLocks xmlns:a="http://schemas.openxmlformats.org/drawingml/2006/main" noChangeAspect="1"/>
+            </wp:cNvGraphicFramePr>
+            <a:graphic xmlns:a="http://schemas.openxmlformats.org/drawingml/2006/main">
+              <a:graphicData uri="http://schemas.openxmlformats.org/drawingml/2006/picture">
+                <pic:pic xmlns:pic="http://schemas.openxmlformats.org/drawingml/2006/picture">
+                  <pic:nvPicPr>
+                    <pic:cNvPr id="584337561" name="Picture 584337561"/>
+                    <pic:cNvPicPr/>
+                  </pic:nvPicPr>
+                  <pic:blipFill>
+                    <a:blip r:embed="rId36">
+                      <a:extLst>
+                        <a:ext uri="{28A0092B-C50C-407E-A947-70E740481C1C}">
+                          <a14:useLocalDpi xmlns:a14="http://schemas.microsoft.com/office/drawing/2010/main" val="0"/>
+                        </a:ext>
+                      </a:extLst>
+                    </a:blip>
+                    <a:stretch>
+                      <a:fillRect/>
+                    </a:stretch>
+                  </pic:blipFill>
+                  <pic:spPr>
+                    <a:xfrm>
+                      <a:off x="0" y="0"/>
+                      <a:ext cx="5943600" cy="4614545"/>
+                    </a:xfrm>
+                    <a:prstGeom prst="rect">
+                      <a:avLst/>
+                    </a:prstGeom>
+                  </pic:spPr>
+                </pic:pic>
+              </a:graphicData>
+            </a:graphic>
+          </wp:inline>
+        </w:drawing>
+      </w:r>
+    </w:p>
+    <w:p>
+      <w:pPr>
+        <w:pStyle w:val="ListParagraph"/>
+        <w:numPr>
+          <w:ilvl w:val="0"/>
+          <w:numId w:val="15"/>
+        </w:numPr>
+      </w:pPr>
+      <w:r>
+        <w:t>Time: O(</w:t>
+      </w:r>
+      <w:proofErr w:type="spellStart"/>
+      <w:r>
+        <w:t>logn</w:t>
+      </w:r>
+      <w:proofErr w:type="spellEnd"/>
+      <w:r>
+        <w:t xml:space="preserve">), it’s basically the times the number(n) can be divide by 2. </w:t>
+      </w:r>
+    </w:p>
+    <w:p>
+      <w:pPr>
+        <w:pStyle w:val="ListParagraph"/>
+        <w:numPr>
+          <w:ilvl w:val="0"/>
+          <w:numId w:val="15"/>
+        </w:numPr>
+      </w:pPr>
+      <w:r>
+        <w:t>Space: O(</w:t>
+      </w:r>
+      <w:proofErr w:type="spellStart"/>
+      <w:r>
+        <w:t>logn</w:t>
+      </w:r>
+      <w:proofErr w:type="spellEnd"/>
+      <w:r>
+        <w:t xml:space="preserve">), the depth of the recursion, also the times the number(n) can be divide by two. </w:t>
+      </w:r>
+    </w:p>
+    <w:p/>
+    <w:p>
+      <w:pPr>
+        <w:pStyle w:val="Heading1"/>
+      </w:pPr>
+      <w:bookmarkStart w:id="17" w:name="_Toc205155052"/>
+      <w:r>
+        <w:lastRenderedPageBreak/>
+        <w:t>DFS and BFS</w:t>
+      </w:r>
+      <w:bookmarkEnd w:id="17"/>
+    </w:p>
+    <w:p>
+      <w:pPr>
+        <w:pStyle w:val="Heading2"/>
+      </w:pPr>
+      <w:bookmarkStart w:id="18" w:name="_Toc205155053"/>
+      <w:r>
+        <w:t>339-Nested List Weight Sum (medium)</w:t>
+      </w:r>
+      <w:bookmarkEnd w:id="18"/>
+    </w:p>
+    <w:p>
+      <w:r>
+        <w:rPr>
+          <w:noProof/>
+        </w:rPr>
+        <w:drawing>
+          <wp:inline distT="0" distB="0" distL="0" distR="0" wp14:anchorId="4632A9A4" wp14:editId="28F614DA">
+            <wp:extent cx="5943600" cy="3288665"/>
+            <wp:effectExtent l="0" t="0" r="0" b="635"/>
+            <wp:docPr id="217083095" name="Picture 17" descr="A screenshot of a computer&#10;&#10;AI-generated content may be incorrect."/>
+            <wp:cNvGraphicFramePr>
+              <a:graphicFrameLocks xmlns:a="http://schemas.openxmlformats.org/drawingml/2006/main" noChangeAspect="1"/>
+            </wp:cNvGraphicFramePr>
+            <a:graphic xmlns:a="http://schemas.openxmlformats.org/drawingml/2006/main">
+              <a:graphicData uri="http://schemas.openxmlformats.org/drawingml/2006/picture">
+                <pic:pic xmlns:pic="http://schemas.openxmlformats.org/drawingml/2006/picture">
+                  <pic:nvPicPr>
+                    <pic:cNvPr id="217083095" name="Picture 17" descr="A screenshot of a computer&#10;&#10;AI-generated content may be incorrect."/>
+                    <pic:cNvPicPr/>
+                  </pic:nvPicPr>
+                  <pic:blipFill>
+                    <a:blip r:embed="rId37">
+                      <a:extLst>
+                        <a:ext uri="{28A0092B-C50C-407E-A947-70E740481C1C}">
+                          <a14:useLocalDpi xmlns:a14="http://schemas.microsoft.com/office/drawing/2010/main" val="0"/>
+                        </a:ext>
+                      </a:extLst>
+                    </a:blip>
+                    <a:stretch>
+                      <a:fillRect/>
+                    </a:stretch>
+                  </pic:blipFill>
+                  <pic:spPr>
+                    <a:xfrm>
+                      <a:off x="0" y="0"/>
+                      <a:ext cx="5943600" cy="3288665"/>
+                    </a:xfrm>
+                    <a:prstGeom prst="rect">
+                      <a:avLst/>
+                    </a:prstGeom>
+                  </pic:spPr>
+                </pic:pic>
+              </a:graphicData>
+            </a:graphic>
+          </wp:inline>
+        </w:drawing>
+      </w:r>
+    </w:p>
+    <w:p>
+      <w:pPr>
+        <w:pStyle w:val="ListParagraph"/>
+        <w:numPr>
+          <w:ilvl w:val="0"/>
+          <w:numId w:val="15"/>
+        </w:numPr>
+      </w:pPr>
+      <w:r>
+        <w:t>DFS method</w:t>
+      </w:r>
+    </w:p>
+    <w:p>
+      <w:pPr>
+        <w:pStyle w:val="ListParagraph"/>
+        <w:numPr>
+          <w:ilvl w:val="1"/>
+          <w:numId w:val="15"/>
+        </w:numPr>
+      </w:pPr>
+      <w:r>
+        <w:t>Recursio</w:t>
+      </w:r>
+      <w:r>
+        <w:t>n. The recursion function will return a total require list and depth as input. initialize total with 0 in the beginning,</w:t>
+      </w:r>
+      <w:r>
+        <w:t xml:space="preserve"> </w:t>
+      </w:r>
+      <w:r>
+        <w:t xml:space="preserve">traverse through </w:t>
+      </w:r>
+      <w:proofErr w:type="spellStart"/>
+      <w:r>
+        <w:t>nestedList</w:t>
+      </w:r>
+      <w:proofErr w:type="spellEnd"/>
+      <w:r>
+        <w:t xml:space="preserve">, if a node is integer, add to the total, else, it must be a list, then call the recursion function with depth + 1 (because it’s going one level deeper into the </w:t>
+      </w:r>
+      <w:proofErr w:type="spellStart"/>
+      <w:r>
+        <w:t>nestedList</w:t>
+      </w:r>
+      <w:proofErr w:type="spellEnd"/>
+      <w:r>
+        <w:t>)</w:t>
+      </w:r>
+    </w:p>
+    <w:p>
+      <w:pPr>
+        <w:pStyle w:val="ListParagraph"/>
+        <w:numPr>
+          <w:ilvl w:val="1"/>
+          <w:numId w:val="15"/>
+        </w:numPr>
+      </w:pPr>
+      <w:r>
+        <w:rPr>
+          <w:noProof/>
+        </w:rPr>
+        <w:lastRenderedPageBreak/>
+        <w:drawing>
+          <wp:inline distT="0" distB="0" distL="0" distR="0" wp14:anchorId="6E3F62DB" wp14:editId="18A5B3FC">
+            <wp:extent cx="5103845" cy="2844739"/>
+            <wp:effectExtent l="0" t="0" r="1905" b="635"/>
+            <wp:docPr id="1992293526" name="Picture 18" descr="A computer screen shot of a program&#10;&#10;AI-generated content may be incorrect."/>
+            <wp:cNvGraphicFramePr>
+              <a:graphicFrameLocks xmlns:a="http://schemas.openxmlformats.org/drawingml/2006/main" noChangeAspect="1"/>
+            </wp:cNvGraphicFramePr>
+            <a:graphic xmlns:a="http://schemas.openxmlformats.org/drawingml/2006/main">
+              <a:graphicData uri="http://schemas.openxmlformats.org/drawingml/2006/picture">
+                <pic:pic xmlns:pic="http://schemas.openxmlformats.org/drawingml/2006/picture">
+                  <pic:nvPicPr>
+                    <pic:cNvPr id="1992293526" name="Picture 18" descr="A computer screen shot of a program&#10;&#10;AI-generated content may be incorrect."/>
+                    <pic:cNvPicPr/>
+                  </pic:nvPicPr>
+                  <pic:blipFill>
+                    <a:blip r:embed="rId38">
+                      <a:extLst>
+                        <a:ext uri="{28A0092B-C50C-407E-A947-70E740481C1C}">
+                          <a14:useLocalDpi xmlns:a14="http://schemas.microsoft.com/office/drawing/2010/main" val="0"/>
+                        </a:ext>
+                      </a:extLst>
+                    </a:blip>
+                    <a:stretch>
+                      <a:fillRect/>
+                    </a:stretch>
+                  </pic:blipFill>
+                  <pic:spPr>
+                    <a:xfrm>
+                      <a:off x="0" y="0"/>
+                      <a:ext cx="5155331" cy="2873436"/>
+                    </a:xfrm>
+                    <a:prstGeom prst="rect">
+                      <a:avLst/>
+                    </a:prstGeom>
+                  </pic:spPr>
+                </pic:pic>
+              </a:graphicData>
+            </a:graphic>
+          </wp:inline>
+        </w:drawing>
+      </w:r>
+    </w:p>
+    <w:p>
+      <w:pPr>
+        <w:pStyle w:val="ListParagraph"/>
+        <w:numPr>
+          <w:ilvl w:val="1"/>
+          <w:numId w:val="15"/>
+        </w:numPr>
+      </w:pPr>
+      <w:r>
+        <w:t>Time: O(</w:t>
+      </w:r>
+      <w:r>
+        <w:t>n</w:t>
+      </w:r>
+      <w:proofErr w:type="gramStart"/>
+      <w:r>
+        <w:t>) :</w:t>
+      </w:r>
+      <w:proofErr w:type="gramEnd"/>
+      <w:r>
+        <w:t xml:space="preserve"> </w:t>
+      </w:r>
+      <w:r>
+        <w:t>recursion function is called for every nested element</w:t>
+      </w:r>
+      <w:r>
+        <w:t xml:space="preserve"> including list and integers. </w:t>
+      </w:r>
+    </w:p>
+    <w:p>
+      <w:pPr>
+        <w:pStyle w:val="ListParagraph"/>
+        <w:numPr>
+          <w:ilvl w:val="1"/>
+          <w:numId w:val="15"/>
+        </w:numPr>
+      </w:pPr>
+      <w:r>
+        <w:t>Space: O(d) where d is the depth nesting</w:t>
+      </w:r>
+    </w:p>
+    <w:p>
+      <w:pPr>
+        <w:pStyle w:val="ListParagraph"/>
+        <w:numPr>
+          <w:ilvl w:val="0"/>
+          <w:numId w:val="15"/>
+        </w:numPr>
+      </w:pPr>
+      <w:r>
+        <w:t>BFS method</w:t>
+      </w:r>
+    </w:p>
+    <w:p>
+      <w:pPr>
+        <w:pStyle w:val="ListParagraph"/>
+        <w:numPr>
+          <w:ilvl w:val="1"/>
+          <w:numId w:val="15"/>
+        </w:numPr>
+      </w:pPr>
+      <w:r>
+        <w:t xml:space="preserve">If </w:t>
+      </w:r>
+      <w:proofErr w:type="spellStart"/>
+      <w:r>
+        <w:t>nestedList</w:t>
+      </w:r>
+      <w:proofErr w:type="spellEnd"/>
+      <w:r>
+        <w:t xml:space="preserve"> does not exist, return 0</w:t>
+      </w:r>
+    </w:p>
+    <w:p>
+      <w:pPr>
+        <w:pStyle w:val="ListParagraph"/>
+        <w:numPr>
+          <w:ilvl w:val="1"/>
+          <w:numId w:val="15"/>
+        </w:numPr>
+      </w:pPr>
+      <w:r>
+        <w:t xml:space="preserve">Initialize total = 0, depth = 1, and a que storing the </w:t>
+      </w:r>
+      <w:proofErr w:type="gramStart"/>
+      <w:r>
+        <w:t>top level</w:t>
+      </w:r>
+      <w:proofErr w:type="gramEnd"/>
+      <w:r>
+        <w:t xml:space="preserve"> elements of the</w:t>
+      </w:r>
+      <w:r>
+        <w:t xml:space="preserve"> nested List and depth</w:t>
+      </w:r>
+      <w:r>
+        <w:t xml:space="preserve"> (which = 1)</w:t>
+      </w:r>
+      <w:r>
+        <w:t xml:space="preserve"> in a list.</w:t>
+      </w:r>
+    </w:p>
+    <w:p>
+      <w:pPr>
+        <w:pStyle w:val="ListParagraph"/>
+        <w:numPr>
+          <w:ilvl w:val="1"/>
+          <w:numId w:val="15"/>
+        </w:numPr>
+      </w:pPr>
+      <w:r>
+        <w:t xml:space="preserve">Pass through each nested elements in the que, </w:t>
+      </w:r>
+      <w:proofErr w:type="spellStart"/>
+      <w:r>
+        <w:t>popleft</w:t>
+      </w:r>
+      <w:proofErr w:type="spellEnd"/>
+      <w:r>
+        <w:t xml:space="preserve"> to get the element and depth. </w:t>
+      </w:r>
+    </w:p>
+    <w:p>
+      <w:pPr>
+        <w:pStyle w:val="ListParagraph"/>
+        <w:numPr>
+          <w:ilvl w:val="1"/>
+          <w:numId w:val="15"/>
+        </w:numPr>
+      </w:pPr>
+      <w:r>
+        <w:t>If the element is an integer, multiply it by depth and add to the total</w:t>
+      </w:r>
+    </w:p>
+    <w:p>
+      <w:pPr>
+        <w:pStyle w:val="ListParagraph"/>
+        <w:numPr>
+          <w:ilvl w:val="1"/>
+          <w:numId w:val="15"/>
+        </w:numPr>
+      </w:pPr>
+      <w:r>
+        <w:t xml:space="preserve">Else the element will be list, traverse through its children and </w:t>
+      </w:r>
+    </w:p>
+    <w:p>
+      <w:pPr>
+        <w:pStyle w:val="ListParagraph"/>
+        <w:numPr>
+          <w:ilvl w:val="1"/>
+          <w:numId w:val="15"/>
+        </w:numPr>
+      </w:pPr>
+      <w:r>
+        <w:rPr>
+          <w:noProof/>
+        </w:rPr>
+        <w:lastRenderedPageBreak/>
+        <w:drawing>
+          <wp:inline distT="0" distB="0" distL="0" distR="0" wp14:anchorId="4030F285" wp14:editId="2683DEDA">
+            <wp:extent cx="5103495" cy="3214766"/>
+            <wp:effectExtent l="0" t="0" r="1905" b="0"/>
+            <wp:docPr id="1583410417" name="Picture 19"/>
+            <wp:cNvGraphicFramePr>
+              <a:graphicFrameLocks xmlns:a="http://schemas.openxmlformats.org/drawingml/2006/main" noChangeAspect="1"/>
+            </wp:cNvGraphicFramePr>
+            <a:graphic xmlns:a="http://schemas.openxmlformats.org/drawingml/2006/main">
+              <a:graphicData uri="http://schemas.openxmlformats.org/drawingml/2006/picture">
+                <pic:pic xmlns:pic="http://schemas.openxmlformats.org/drawingml/2006/picture">
+                  <pic:nvPicPr>
+                    <pic:cNvPr id="1583410417" name="Picture 1583410417"/>
+                    <pic:cNvPicPr/>
+                  </pic:nvPicPr>
+                  <pic:blipFill>
+                    <a:blip r:embed="rId39">
+                      <a:extLst>
+                        <a:ext uri="{28A0092B-C50C-407E-A947-70E740481C1C}">
+                          <a14:useLocalDpi xmlns:a14="http://schemas.microsoft.com/office/drawing/2010/main" val="0"/>
+                        </a:ext>
+                      </a:extLst>
+                    </a:blip>
+                    <a:stretch>
+                      <a:fillRect/>
+                    </a:stretch>
+                  </pic:blipFill>
+                  <pic:spPr>
+                    <a:xfrm>
+                      <a:off x="0" y="0"/>
+                      <a:ext cx="5211183" cy="3282600"/>
+                    </a:xfrm>
+                    <a:prstGeom prst="rect">
+                      <a:avLst/>
+                    </a:prstGeom>
+                  </pic:spPr>
+                </pic:pic>
+              </a:graphicData>
+            </a:graphic>
+          </wp:inline>
+        </w:drawing>
+      </w:r>
+    </w:p>
+    <w:p>
+      <w:pPr>
+        <w:pStyle w:val="ListParagraph"/>
+        <w:numPr>
+          <w:ilvl w:val="1"/>
+          <w:numId w:val="15"/>
+        </w:numPr>
+      </w:pPr>
+      <w:r>
+        <w:t>Time: O(n), it’s traversing through every element on the list</w:t>
+      </w:r>
+    </w:p>
+    <w:p>
+      <w:pPr>
+        <w:pStyle w:val="ListParagraph"/>
+        <w:numPr>
+          <w:ilvl w:val="1"/>
+          <w:numId w:val="15"/>
+        </w:numPr>
+      </w:pPr>
+      <w:r>
+        <w:t>Space: O(n)</w:t>
+      </w:r>
+    </w:p>
+    <w:p>
+      <w:pPr>
+        <w:pStyle w:val="Heading1"/>
+      </w:pPr>
+      <w:bookmarkStart w:id="19" w:name="_Toc205155054"/>
+      <w:r>
+        <w:t>Graph</w:t>
+      </w:r>
+      <w:bookmarkEnd w:id="19"/>
+    </w:p>
+    <w:p>
+      <w:pPr>
+        <w:pStyle w:val="Heading2"/>
+      </w:pPr>
+      <w:bookmarkStart w:id="20" w:name="_Toc205155055"/>
+      <w:r>
+        <w:t>199-Binary Tree Right Side View</w:t>
+      </w:r>
+      <w:r>
+        <w:t xml:space="preserve"> (medium)</w:t>
+      </w:r>
+      <w:bookmarkEnd w:id="20"/>
+    </w:p>
+    <w:p>
+      <w:r>
+        <w:rPr>
+          <w:noProof/>
+        </w:rPr>
+        <w:drawing>
+          <wp:inline distT="0" distB="0" distL="0" distR="0" wp14:anchorId="27DB701E" wp14:editId="3F660F94">
+            <wp:extent cx="4769224" cy="3409791"/>
+            <wp:effectExtent l="0" t="0" r="0" b="0"/>
+            <wp:docPr id="659736514" name="Picture 10"/>
+            <wp:cNvGraphicFramePr>
+              <a:graphicFrameLocks xmlns:a="http://schemas.openxmlformats.org/drawingml/2006/main" noChangeAspect="1"/>
+            </wp:cNvGraphicFramePr>
+            <a:graphic xmlns:a="http://schemas.openxmlformats.org/drawingml/2006/main">
+              <a:graphicData uri="http://schemas.openxmlformats.org/drawingml/2006/picture">
+                <pic:pic xmlns:pic="http://schemas.openxmlformats.org/drawingml/2006/picture">
+                  <pic:nvPicPr>
+                    <pic:cNvPr id="659736514" name="Picture 659736514"/>
+                    <pic:cNvPicPr/>
+                  </pic:nvPicPr>
+                  <pic:blipFill>
+                    <a:blip r:embed="rId40">
+                      <a:extLst>
+                        <a:ext uri="{28A0092B-C50C-407E-A947-70E740481C1C}">
+                          <a14:useLocalDpi xmlns:a14="http://schemas.microsoft.com/office/drawing/2010/main" val="0"/>
+                        </a:ext>
+                      </a:extLst>
+                    </a:blip>
+                    <a:stretch>
+                      <a:fillRect/>
+                    </a:stretch>
+                  </pic:blipFill>
+                  <pic:spPr>
+                    <a:xfrm>
+                      <a:off x="0" y="0"/>
+                      <a:ext cx="4811237" cy="3439828"/>
+                    </a:xfrm>
+                    <a:prstGeom prst="rect">
+                      <a:avLst/>
+                    </a:prstGeom>
+                  </pic:spPr>
+                </pic:pic>
+              </a:graphicData>
+            </a:graphic>
+          </wp:inline>
+        </w:drawing>
+      </w:r>
+    </w:p>
+    <w:p>
+      <w:pPr>
+        <w:pStyle w:val="ListParagraph"/>
+        <w:numPr>
+          <w:ilvl w:val="0"/>
+          <w:numId w:val="12"/>
+        </w:numPr>
+      </w:pPr>
+      <w:r>
+        <w:lastRenderedPageBreak/>
+        <w:t>BFS because all children of a node need to be visited before moving down.</w:t>
+      </w:r>
+    </w:p>
+    <w:p>
+      <w:pPr>
+        <w:pStyle w:val="ListParagraph"/>
+        <w:numPr>
+          <w:ilvl w:val="0"/>
+          <w:numId w:val="12"/>
+        </w:numPr>
+      </w:pPr>
+      <w:r>
+        <w:t>Empty nodes will be ignored</w:t>
+      </w:r>
+    </w:p>
+    <w:p>
+      <w:pPr>
+        <w:pStyle w:val="ListParagraph"/>
+        <w:numPr>
+          <w:ilvl w:val="0"/>
+          <w:numId w:val="12"/>
+        </w:numPr>
+      </w:pPr>
+      <w:r>
+        <w:t xml:space="preserve">Traverse down the tree, but in the beginning of the traversal, extract the size of the existing que, the size will tell which node is the </w:t>
+      </w:r>
+      <w:proofErr w:type="gramStart"/>
+      <w:r>
+        <w:t>right side</w:t>
+      </w:r>
+      <w:proofErr w:type="gramEnd"/>
+      <w:r>
+        <w:t xml:space="preserve"> view. Because the que at that </w:t>
+      </w:r>
+      <w:proofErr w:type="gramStart"/>
+      <w:r>
+        <w:t>particular time</w:t>
+      </w:r>
+      <w:proofErr w:type="gramEnd"/>
+      <w:r>
+        <w:t xml:space="preserve"> was from the previous pass and have stored all non-empty nodes from the level above. </w:t>
+      </w:r>
+    </w:p>
+    <w:p>
+      <w:pPr>
+        <w:pStyle w:val="ListParagraph"/>
+        <w:numPr>
+          <w:ilvl w:val="0"/>
+          <w:numId w:val="12"/>
+        </w:numPr>
+      </w:pPr>
+      <w:r>
+        <w:t>Think about it as flattening the tree the feed it into a list</w:t>
+      </w:r>
+    </w:p>
+    <w:p>
+      <w:pPr>
+        <w:pStyle w:val="ListParagraph"/>
+        <w:numPr>
+          <w:ilvl w:val="0"/>
+          <w:numId w:val="12"/>
+        </w:numPr>
+      </w:pPr>
+      <w:r>
+        <w:t xml:space="preserve">Right after the size of the level is </w:t>
+      </w:r>
+      <w:proofErr w:type="spellStart"/>
+      <w:r>
+        <w:t>know</w:t>
+      </w:r>
+      <w:proofErr w:type="spellEnd"/>
+      <w:r>
+        <w:t xml:space="preserve">, </w:t>
+      </w:r>
+      <w:r>
+        <w:t xml:space="preserve">traverse through the beginning of the que util that size-1 spot is found, and that’s the </w:t>
+      </w:r>
+      <w:proofErr w:type="gramStart"/>
+      <w:r>
+        <w:t>right side</w:t>
+      </w:r>
+      <w:proofErr w:type="gramEnd"/>
+      <w:r>
+        <w:t xml:space="preserve"> view of that level. </w:t>
+      </w:r>
+    </w:p>
+    <w:p>
+      <w:pPr>
+        <w:pStyle w:val="ListParagraph"/>
+        <w:numPr>
+          <w:ilvl w:val="0"/>
+          <w:numId w:val="12"/>
+        </w:numPr>
+      </w:pPr>
+      <w:r>
+        <w:t xml:space="preserve">While level traversing, attach non-empty children to the que, no worries having nodes that are not on the same level, since the level size was already specified. </w:t>
+      </w:r>
+    </w:p>
+    <w:p>
+      <w:pPr>
+        <w:pStyle w:val="ListParagraph"/>
+        <w:numPr>
+          <w:ilvl w:val="0"/>
+          <w:numId w:val="12"/>
+        </w:numPr>
+      </w:pPr>
+      <w:r>
+        <w:rPr>
+          <w:noProof/>
+        </w:rPr>
+        <w:drawing>
+          <wp:inline distT="0" distB="0" distL="0" distR="0" wp14:anchorId="14AF36CF" wp14:editId="63A6DCEF">
+            <wp:extent cx="5943600" cy="2947035"/>
+            <wp:effectExtent l="0" t="0" r="0" b="0"/>
+            <wp:docPr id="1606539330" name="Picture 11"/>
+            <wp:cNvGraphicFramePr>
+              <a:graphicFrameLocks xmlns:a="http://schemas.openxmlformats.org/drawingml/2006/main" noChangeAspect="1"/>
+            </wp:cNvGraphicFramePr>
+            <a:graphic xmlns:a="http://schemas.openxmlformats.org/drawingml/2006/main">
+              <a:graphicData uri="http://schemas.openxmlformats.org/drawingml/2006/picture">
+                <pic:pic xmlns:pic="http://schemas.openxmlformats.org/drawingml/2006/picture">
+                  <pic:nvPicPr>
+                    <pic:cNvPr id="1606539330" name="Picture 1606539330"/>
+                    <pic:cNvPicPr/>
+                  </pic:nvPicPr>
+                  <pic:blipFill>
+                    <a:blip r:embed="rId41">
+                      <a:extLst>
+                        <a:ext uri="{28A0092B-C50C-407E-A947-70E740481C1C}">
+                          <a14:useLocalDpi xmlns:a14="http://schemas.microsoft.com/office/drawing/2010/main" val="0"/>
+                        </a:ext>
+                      </a:extLst>
+                    </a:blip>
+                    <a:stretch>
+                      <a:fillRect/>
+                    </a:stretch>
+                  </pic:blipFill>
+                  <pic:spPr>
+                    <a:xfrm>
+                      <a:off x="0" y="0"/>
+                      <a:ext cx="5943600" cy="2947035"/>
+                    </a:xfrm>
+                    <a:prstGeom prst="rect">
+                      <a:avLst/>
+                    </a:prstGeom>
+                  </pic:spPr>
+                </pic:pic>
+              </a:graphicData>
+            </a:graphic>
+          </wp:inline>
+        </w:drawing>
+      </w:r>
+    </w:p>
+    <w:p>
+      <w:pPr>
+        <w:pStyle w:val="ListParagraph"/>
+        <w:numPr>
+          <w:ilvl w:val="0"/>
+          <w:numId w:val="12"/>
+        </w:numPr>
+      </w:pPr>
+      <w:r>
+        <w:t>Time: O(V)</w:t>
+      </w:r>
+    </w:p>
+    <w:p>
+      <w:pPr>
+        <w:pStyle w:val="ListParagraph"/>
+        <w:numPr>
+          <w:ilvl w:val="0"/>
+          <w:numId w:val="12"/>
+        </w:numPr>
+      </w:pPr>
+      <w:proofErr w:type="spellStart"/>
+      <w:r>
+        <w:t>Space:O</w:t>
+      </w:r>
+      <w:proofErr w:type="spellEnd"/>
+      <w:r>
+        <w:t>(V)</w:t>
+      </w:r>
+    </w:p>
+    <w:p>
+      <w:pPr>
+        <w:pStyle w:val="Heading2"/>
+      </w:pPr>
+      <w:bookmarkStart w:id="21" w:name="_Toc205155056"/>
+      <w:r>
+        <w:t>314- Binary Tree Vertical Traversal</w:t>
+      </w:r>
+      <w:bookmarkEnd w:id="21"/>
+    </w:p>
+    <w:p/>
+    <w:p>
+      <w:r>
+        <w:rPr>
+          <w:noProof/>
+        </w:rPr>
+        <w:lastRenderedPageBreak/>
+        <w:drawing>
+          <wp:inline distT="0" distB="0" distL="0" distR="0" wp14:anchorId="785993A4" wp14:editId="54578E39">
+            <wp:extent cx="5943600" cy="3829050"/>
+            <wp:effectExtent l="0" t="0" r="0" b="6350"/>
+            <wp:docPr id="2034674172" name="Picture 20" descr="A screenshot of a computer&#10;&#10;AI-generated content may be incorrect."/>
+            <wp:cNvGraphicFramePr>
+              <a:graphicFrameLocks xmlns:a="http://schemas.openxmlformats.org/drawingml/2006/main" noChangeAspect="1"/>
+            </wp:cNvGraphicFramePr>
+            <a:graphic xmlns:a="http://schemas.openxmlformats.org/drawingml/2006/main">
+              <a:graphicData uri="http://schemas.openxmlformats.org/drawingml/2006/picture">
+                <pic:pic xmlns:pic="http://schemas.openxmlformats.org/drawingml/2006/picture">
+                  <pic:nvPicPr>
+                    <pic:cNvPr id="2034674172" name="Picture 20" descr="A screenshot of a computer&#10;&#10;AI-generated content may be incorrect."/>
+                    <pic:cNvPicPr/>
+                  </pic:nvPicPr>
+                  <pic:blipFill>
+                    <a:blip r:embed="rId42">
+                      <a:extLst>
+                        <a:ext uri="{28A0092B-C50C-407E-A947-70E740481C1C}">
+                          <a14:useLocalDpi xmlns:a14="http://schemas.microsoft.com/office/drawing/2010/main" val="0"/>
+                        </a:ext>
+                      </a:extLst>
+                    </a:blip>
+                    <a:stretch>
+                      <a:fillRect/>
+                    </a:stretch>
+                  </pic:blipFill>
+                  <pic:spPr>
+                    <a:xfrm>
+                      <a:off x="0" y="0"/>
+                      <a:ext cx="5943600" cy="3829050"/>
+                    </a:xfrm>
+                    <a:prstGeom prst="rect">
+                      <a:avLst/>
+                    </a:prstGeom>
+                  </pic:spPr>
+                </pic:pic>
+              </a:graphicData>
+            </a:graphic>
+          </wp:inline>
+        </w:drawing>
+      </w:r>
+    </w:p>
+    <w:p>
+      <w:pPr>
+        <w:pStyle w:val="ListParagraph"/>
+        <w:numPr>
+          <w:ilvl w:val="0"/>
+          <w:numId w:val="14"/>
+        </w:numPr>
+      </w:pPr>
+      <w:r>
+        <w:t>Track the column position while traversing the tree using BFS.</w:t>
+      </w:r>
+    </w:p>
+    <w:p>
+      <w:pPr>
+        <w:pStyle w:val="ListParagraph"/>
+        <w:numPr>
+          <w:ilvl w:val="0"/>
+          <w:numId w:val="14"/>
+        </w:numPr>
+      </w:pPr>
+      <w:r>
+        <w:t xml:space="preserve">The root node will be column zero. </w:t>
+      </w:r>
+    </w:p>
+    <w:p>
+      <w:pPr>
+        <w:pStyle w:val="ListParagraph"/>
+        <w:numPr>
+          <w:ilvl w:val="0"/>
+          <w:numId w:val="14"/>
+        </w:numPr>
+      </w:pPr>
+      <w:r>
+        <w:t xml:space="preserve">A </w:t>
+      </w:r>
+      <w:proofErr w:type="spellStart"/>
+      <w:r>
+        <w:t>hashmap</w:t>
+      </w:r>
+      <w:proofErr w:type="spellEnd"/>
+      <w:r>
+        <w:t xml:space="preserve"> is </w:t>
+      </w:r>
+      <w:proofErr w:type="gramStart"/>
+      <w:r>
+        <w:t>need</w:t>
+      </w:r>
+      <w:proofErr w:type="gramEnd"/>
+      <w:r>
+        <w:t xml:space="preserve"> to store the column number and the corresponding values</w:t>
+      </w:r>
+    </w:p>
+    <w:p>
+      <w:pPr>
+        <w:pStyle w:val="ListParagraph"/>
+        <w:numPr>
+          <w:ilvl w:val="0"/>
+          <w:numId w:val="14"/>
+        </w:numPr>
+      </w:pPr>
+      <w:r>
+        <w:t>The que of the BFS will store the (node, col)</w:t>
+      </w:r>
+    </w:p>
+    <w:p>
+      <w:pPr>
+        <w:pStyle w:val="ListParagraph"/>
+        <w:numPr>
+          <w:ilvl w:val="0"/>
+          <w:numId w:val="14"/>
+        </w:numPr>
+      </w:pPr>
+      <w:r>
+        <w:t xml:space="preserve">As each child nodes are visited, col will be updated as col-=1 and col+=1 for left and right nodes, respectively. </w:t>
+      </w:r>
+    </w:p>
+    <w:p>
+      <w:pPr>
+        <w:pStyle w:val="ListParagraph"/>
+        <w:numPr>
+          <w:ilvl w:val="0"/>
+          <w:numId w:val="14"/>
+        </w:numPr>
+      </w:pPr>
+      <w:r>
+        <w:t xml:space="preserve">As all nodes are stored in the </w:t>
+      </w:r>
+      <w:proofErr w:type="spellStart"/>
+      <w:r>
+        <w:t>hashmap</w:t>
+      </w:r>
+      <w:proofErr w:type="spellEnd"/>
+      <w:r>
+        <w:t xml:space="preserve">, the keys will need to be </w:t>
+      </w:r>
+      <w:proofErr w:type="gramStart"/>
+      <w:r>
+        <w:t>ordered</w:t>
+      </w:r>
+      <w:proofErr w:type="gramEnd"/>
+      <w:r>
+        <w:t xml:space="preserve"> and the values returned.</w:t>
+      </w:r>
+    </w:p>
+    <w:p>
+      <w:pPr>
+        <w:pStyle w:val="ListParagraph"/>
+        <w:numPr>
+          <w:ilvl w:val="0"/>
+          <w:numId w:val="14"/>
+        </w:numPr>
+      </w:pPr>
+    </w:p>
+    <w:p>
+      <w:pPr>
+        <w:pStyle w:val="ListParagraph"/>
+        <w:numPr>
+          <w:ilvl w:val="0"/>
+          <w:numId w:val="14"/>
+        </w:numPr>
+      </w:pPr>
+      <w:r>
+        <w:rPr>
+          <w:noProof/>
+        </w:rPr>
+        <w:lastRenderedPageBreak/>
+        <w:drawing>
+          <wp:inline distT="0" distB="0" distL="0" distR="0" wp14:anchorId="6E59DA04" wp14:editId="613BBBCB">
+            <wp:extent cx="5943600" cy="4953000"/>
+            <wp:effectExtent l="0" t="0" r="0" b="0"/>
+            <wp:docPr id="1061962400" name="Picture 21"/>
+            <wp:cNvGraphicFramePr>
+              <a:graphicFrameLocks xmlns:a="http://schemas.openxmlformats.org/drawingml/2006/main" noChangeAspect="1"/>
+            </wp:cNvGraphicFramePr>
+            <a:graphic xmlns:a="http://schemas.openxmlformats.org/drawingml/2006/main">
+              <a:graphicData uri="http://schemas.openxmlformats.org/drawingml/2006/picture">
+                <pic:pic xmlns:pic="http://schemas.openxmlformats.org/drawingml/2006/picture">
+                  <pic:nvPicPr>
+                    <pic:cNvPr id="1061962400" name="Picture 1061962400"/>
+                    <pic:cNvPicPr/>
+                  </pic:nvPicPr>
+                  <pic:blipFill>
+                    <a:blip r:embed="rId43">
+                      <a:extLst>
+                        <a:ext uri="{28A0092B-C50C-407E-A947-70E740481C1C}">
+                          <a14:useLocalDpi xmlns:a14="http://schemas.microsoft.com/office/drawing/2010/main" val="0"/>
+                        </a:ext>
+                      </a:extLst>
+                    </a:blip>
+                    <a:stretch>
+                      <a:fillRect/>
+                    </a:stretch>
+                  </pic:blipFill>
+                  <pic:spPr>
+                    <a:xfrm>
+                      <a:off x="0" y="0"/>
+                      <a:ext cx="5943600" cy="4953000"/>
+                    </a:xfrm>
+                    <a:prstGeom prst="rect">
+                      <a:avLst/>
+                    </a:prstGeom>
+                  </pic:spPr>
+                </pic:pic>
+              </a:graphicData>
+            </a:graphic>
+          </wp:inline>
+        </w:drawing>
+      </w:r>
+    </w:p>
+    <w:p>
+      <w:pPr>
+        <w:pStyle w:val="ListParagraph"/>
+        <w:numPr>
+          <w:ilvl w:val="0"/>
+          <w:numId w:val="14"/>
+        </w:numPr>
+      </w:pPr>
+      <w:r>
+        <w:t>Time: O(</w:t>
+      </w:r>
+      <w:proofErr w:type="spellStart"/>
+      <w:r>
+        <w:t>nlogn</w:t>
+      </w:r>
+      <w:proofErr w:type="spellEnd"/>
+      <w:r>
+        <w:t>) - &gt; O(n) because every node is visited, O(</w:t>
+      </w:r>
+      <w:proofErr w:type="spellStart"/>
+      <w:r>
+        <w:t>logn</w:t>
+      </w:r>
+      <w:proofErr w:type="spellEnd"/>
+      <w:r>
+        <w:t xml:space="preserve">) because </w:t>
+      </w:r>
+      <w:r>
+        <w:t xml:space="preserve">the keys are sorted at the end. </w:t>
+      </w:r>
+    </w:p>
+    <w:p>
+      <w:pPr>
+        <w:pStyle w:val="ListParagraph"/>
+        <w:numPr>
+          <w:ilvl w:val="0"/>
+          <w:numId w:val="14"/>
+        </w:numPr>
+      </w:pPr>
+      <w:r>
+        <w:t>Space: O(n), n for the number of nodes in the tree</w:t>
+      </w:r>
+    </w:p>
+    <w:p>
+      <w:pPr>
+        <w:pStyle w:val="ListParagraph"/>
+        <w:numPr>
+          <w:ilvl w:val="0"/>
+          <w:numId w:val="14"/>
+        </w:numPr>
+      </w:pPr>
+      <w:r>
+        <w:t>If we want a better way, we can avoid the sorting by tracking the min and max columns, because at the end of the day, the keys will always go from min to max</w:t>
+      </w:r>
+    </w:p>
+    <w:p>
+      <w:pPr>
+        <w:pStyle w:val="ListParagraph"/>
+        <w:numPr>
+          <w:ilvl w:val="0"/>
+          <w:numId w:val="14"/>
+        </w:numPr>
+      </w:pPr>
+      <w:r>
+        <w:rPr>
+          <w:noProof/>
+        </w:rPr>
+        <w:lastRenderedPageBreak/>
+        <w:drawing>
+          <wp:inline distT="0" distB="0" distL="0" distR="0" wp14:anchorId="208ABA88" wp14:editId="1E51D34D">
+            <wp:extent cx="5334000" cy="5613400"/>
+            <wp:effectExtent l="0" t="0" r="0" b="0"/>
+            <wp:docPr id="413914890" name="Picture 22"/>
+            <wp:cNvGraphicFramePr>
+              <a:graphicFrameLocks xmlns:a="http://schemas.openxmlformats.org/drawingml/2006/main" noChangeAspect="1"/>
+            </wp:cNvGraphicFramePr>
+            <a:graphic xmlns:a="http://schemas.openxmlformats.org/drawingml/2006/main">
+              <a:graphicData uri="http://schemas.openxmlformats.org/drawingml/2006/picture">
+                <pic:pic xmlns:pic="http://schemas.openxmlformats.org/drawingml/2006/picture">
+                  <pic:nvPicPr>
+                    <pic:cNvPr id="413914890" name="Picture 413914890"/>
+                    <pic:cNvPicPr/>
+                  </pic:nvPicPr>
+                  <pic:blipFill>
+                    <a:blip r:embed="rId44">
+                      <a:extLst>
+                        <a:ext uri="{28A0092B-C50C-407E-A947-70E740481C1C}">
+                          <a14:useLocalDpi xmlns:a14="http://schemas.microsoft.com/office/drawing/2010/main" val="0"/>
+                        </a:ext>
+                      </a:extLst>
+                    </a:blip>
+                    <a:stretch>
+                      <a:fillRect/>
+                    </a:stretch>
+                  </pic:blipFill>
+                  <pic:spPr>
+                    <a:xfrm>
+                      <a:off x="0" y="0"/>
+                      <a:ext cx="5334000" cy="5613400"/>
+                    </a:xfrm>
+                    <a:prstGeom prst="rect">
+                      <a:avLst/>
+                    </a:prstGeom>
+                  </pic:spPr>
+                </pic:pic>
+              </a:graphicData>
+            </a:graphic>
+          </wp:inline>
+        </w:drawing>
+      </w:r>
+    </w:p>
+    <w:p>
+      <w:pPr>
+        <w:pStyle w:val="Heading1"/>
+      </w:pPr>
+      <w:bookmarkStart w:id="22" w:name="_Toc205155057"/>
       <w:r>
         <w:lastRenderedPageBreak/>
         <w:t>Maz</w:t>
@@ -3946,26 +7427,29 @@
       <w:r>
         <w:t xml:space="preserve"> and map</w:t>
       </w:r>
-      <w:r>
-        <w:t xml:space="preserve"> and Graph</w:t>
-      </w:r>
-      <w:bookmarkEnd w:id="10"/>
+      <w:bookmarkEnd w:id="22"/>
+      <w:r>
+        <w:t xml:space="preserve"> </w:t>
+      </w:r>
     </w:p>
     <w:p>
       <w:pPr>
         <w:pStyle w:val="Heading2"/>
       </w:pPr>
-      <w:bookmarkStart w:id="11" w:name="_Toc204842285"/>
+      <w:bookmarkStart w:id="23" w:name="_Toc205155058"/>
       <w:r>
         <w:t>200-Number of Island</w:t>
       </w:r>
       <w:r>
         <w:t xml:space="preserve"> (medium)</w:t>
       </w:r>
-      <w:bookmarkEnd w:id="11"/>
-    </w:p>
-    <w:p>
-      <w:r>
+      <w:bookmarkEnd w:id="23"/>
+    </w:p>
+    <w:p>
+      <w:r>
+        <w:rPr>
+          <w:noProof/>
+        </w:rPr>
         <w:drawing>
           <wp:inline distT="0" distB="0" distL="0" distR="0" wp14:anchorId="15A85FF4" wp14:editId="2F70F3E2">
             <wp:extent cx="4822466" cy="3039802"/>
@@ -3982,7 +7466,7 @@
                     <pic:cNvPicPr/>
                   </pic:nvPicPr>
                   <pic:blipFill>
-                    <a:blip r:embed="rId24"/>
+                    <a:blip r:embed="rId45"/>
                     <a:stretch>
                       <a:fillRect/>
                     </a:stretch>
@@ -4068,15 +7552,7 @@
         <w:t>that are isolated from the visited lands</w:t>
       </w:r>
       <w:r>
-        <w:t xml:space="preserve"> and </w:t>
-      </w:r>
-      <w:proofErr w:type="gramStart"/>
-      <w:r>
-        <w:t>start</w:t>
-      </w:r>
-      <w:proofErr w:type="gramEnd"/>
-      <w:r>
-        <w:t xml:space="preserve"> the whole process</w:t>
+        <w:t xml:space="preserve"> and start the whole process</w:t>
       </w:r>
     </w:p>
     <w:p>
@@ -4088,6 +7564,9 @@
         </w:numPr>
       </w:pPr>
       <w:r>
+        <w:rPr>
+          <w:noProof/>
+        </w:rPr>
         <w:lastRenderedPageBreak/>
         <w:drawing>
           <wp:inline distT="0" distB="0" distL="0" distR="0" wp14:anchorId="7768F2AD" wp14:editId="09E863BD">
@@ -4105,7 +7584,7 @@
                     <pic:cNvPicPr/>
                   </pic:nvPicPr>
                   <pic:blipFill>
-                    <a:blip r:embed="rId25"/>
+                    <a:blip r:embed="rId46"/>
                     <a:stretch>
                       <a:fillRect/>
                     </a:stretch>
@@ -4160,15 +7639,18 @@
       <w:pPr>
         <w:pStyle w:val="Heading2"/>
       </w:pPr>
-      <w:bookmarkStart w:id="12" w:name="_Toc204842286"/>
+      <w:bookmarkStart w:id="24" w:name="_Toc205155059"/>
       <w:r>
         <w:lastRenderedPageBreak/>
         <w:t>133-Clone Graph (medium)</w:t>
       </w:r>
-      <w:bookmarkEnd w:id="12"/>
-    </w:p>
-    <w:p>
-      <w:r>
+      <w:bookmarkEnd w:id="24"/>
+    </w:p>
+    <w:p>
+      <w:r>
+        <w:rPr>
+          <w:noProof/>
+        </w:rPr>
         <w:drawing>
           <wp:inline distT="0" distB="0" distL="0" distR="0" wp14:anchorId="23DE540A" wp14:editId="556DC612">
             <wp:extent cx="5327374" cy="4322800"/>
@@ -4185,7 +7667,7 @@
                     <pic:cNvPicPr/>
                   </pic:nvPicPr>
                   <pic:blipFill>
-                    <a:blip r:embed="rId26"/>
+                    <a:blip r:embed="rId47"/>
                     <a:stretch>
                       <a:fillRect/>
                     </a:stretch>
@@ -4230,15 +7712,7 @@
         </w:numPr>
       </w:pPr>
       <w:r>
-        <w:t xml:space="preserve">We basically want to clone each </w:t>
-      </w:r>
-      <w:proofErr w:type="gramStart"/>
-      <w:r>
-        <w:t>nodes</w:t>
-      </w:r>
-      <w:proofErr w:type="gramEnd"/>
-      <w:r>
-        <w:t xml:space="preserve"> including the neighbors that it points to</w:t>
+        <w:t>We basically want to clone each nodes including the neighbors that it points to</w:t>
       </w:r>
     </w:p>
     <w:p>
@@ -4267,13 +7741,8 @@
         <w:t xml:space="preserve"> it could cause in</w:t>
       </w:r>
       <w:r>
-        <w:t xml:space="preserve">finite </w:t>
-      </w:r>
-      <w:proofErr w:type="gramStart"/>
-      <w:r>
-        <w:t>number of cloning</w:t>
-      </w:r>
-      <w:proofErr w:type="gramEnd"/>
+        <w:t>finite number of cloning</w:t>
+      </w:r>
       <w:r>
         <w:t>, or cycling</w:t>
       </w:r>
@@ -4349,15 +7818,7 @@
         </w:numPr>
       </w:pPr>
       <w:r>
-        <w:t xml:space="preserve">Node 1 </w:t>
-      </w:r>
-      <w:proofErr w:type="gramStart"/>
-      <w:r>
-        <w:t>have</w:t>
-      </w:r>
-      <w:proofErr w:type="gramEnd"/>
-      <w:r>
-        <w:t xml:space="preserve"> 2 and 4 as neighbor, go to 2, create copies</w:t>
+        <w:t>Node 1 have 2 and 4 as neighbor, go to 2, create copies</w:t>
       </w:r>
       <w:r>
         <w:t xml:space="preserve"> and store in </w:t>
@@ -4383,15 +7844,7 @@
         </w:numPr>
       </w:pPr>
       <w:r>
-        <w:t xml:space="preserve">Node 2 </w:t>
-      </w:r>
-      <w:proofErr w:type="gramStart"/>
-      <w:r>
-        <w:t>have</w:t>
-      </w:r>
-      <w:proofErr w:type="gramEnd"/>
-      <w:r>
-        <w:t xml:space="preserve"> node 3 and 1 as neighbor, </w:t>
+        <w:t xml:space="preserve">Node 2 have node 3 and 1 as neighbor, </w:t>
       </w:r>
       <w:r>
         <w:t xml:space="preserve">same thing (copy and store in </w:t>
@@ -4468,6 +7921,9 @@
         </w:numPr>
       </w:pPr>
       <w:r>
+        <w:rPr>
+          <w:noProof/>
+        </w:rPr>
         <w:drawing>
           <wp:inline distT="0" distB="0" distL="0" distR="0" wp14:anchorId="36C719CD" wp14:editId="2CAE4AA0">
             <wp:extent cx="5943600" cy="4752975"/>
@@ -4484,7 +7940,7 @@
                     <pic:cNvPicPr/>
                   </pic:nvPicPr>
                   <pic:blipFill>
-                    <a:blip r:embed="rId27"/>
+                    <a:blip r:embed="rId48"/>
                     <a:stretch>
                       <a:fillRect/>
                     </a:stretch>
@@ -4604,58 +8060,21 @@
         </w:numPr>
       </w:pPr>
       <w:r>
-        <w:t xml:space="preserve">Visit the first node, and </w:t>
-      </w:r>
-      <w:proofErr w:type="gramStart"/>
-      <w:r>
-        <w:t>the all</w:t>
-      </w:r>
-      <w:proofErr w:type="gramEnd"/>
-      <w:r>
-        <w:t xml:space="preserve"> the </w:t>
-      </w:r>
-      <w:proofErr w:type="gramStart"/>
-      <w:r>
-        <w:t>neighbor</w:t>
-      </w:r>
-      <w:proofErr w:type="gramEnd"/>
-      <w:r>
-        <w:t xml:space="preserve"> connected to it before the next node</w:t>
-      </w:r>
-      <w:r>
-        <w:t xml:space="preserve">. While visiting, make </w:t>
-      </w:r>
-      <w:proofErr w:type="gramStart"/>
-      <w:r>
-        <w:t>copy</w:t>
-      </w:r>
-      <w:proofErr w:type="gramEnd"/>
-      <w:r>
-        <w:t xml:space="preserve"> of the nodes and store them </w:t>
-      </w:r>
-      <w:proofErr w:type="gramStart"/>
-      <w:r>
-        <w:t xml:space="preserve">to </w:t>
+        <w:t>Visit the first node, and the all the neighbor connected to it before the next node</w:t>
+      </w:r>
+      <w:r>
+        <w:t xml:space="preserve">. While visiting, make copy of the nodes and store them to </w:t>
       </w:r>
       <w:proofErr w:type="spellStart"/>
       <w:r>
         <w:t>hashmap</w:t>
       </w:r>
       <w:proofErr w:type="spellEnd"/>
-      <w:proofErr w:type="gramEnd"/>
       <w:r>
         <w:t xml:space="preserve"> to mark them as visited, </w:t>
       </w:r>
       <w:r>
-        <w:t xml:space="preserve">also append the original nodes (not clones) to the </w:t>
-      </w:r>
-      <w:proofErr w:type="gramStart"/>
-      <w:r>
-        <w:t>que</w:t>
-      </w:r>
-      <w:proofErr w:type="gramEnd"/>
-      <w:r>
-        <w:t xml:space="preserve"> for later visit. </w:t>
+        <w:t xml:space="preserve">also append the original nodes (not clones) to the que for later visit. </w:t>
       </w:r>
     </w:p>
     <w:p>
@@ -4694,6 +8113,9 @@
         </w:numPr>
       </w:pPr>
       <w:r>
+        <w:rPr>
+          <w:noProof/>
+        </w:rPr>
         <w:lastRenderedPageBreak/>
         <w:drawing>
           <wp:inline distT="0" distB="0" distL="0" distR="0" wp14:anchorId="04771B92" wp14:editId="53154375">
@@ -4711,7 +8133,7 @@
                     <pic:cNvPicPr/>
                   </pic:nvPicPr>
                   <pic:blipFill>
-                    <a:blip r:embed="rId28"/>
+                    <a:blip r:embed="rId49"/>
                     <a:stretch>
                       <a:fillRect/>
                     </a:stretch>
@@ -4768,9 +8190,9 @@
       </w:r>
     </w:p>
     <w:sectPr>
-      <w:headerReference w:type="even" r:id="rId29"/>
-      <w:headerReference w:type="default" r:id="rId30"/>
-      <w:headerReference w:type="first" r:id="rId31"/>
+      <w:headerReference w:type="even" r:id="rId50"/>
+      <w:headerReference w:type="default" r:id="rId51"/>
+      <w:headerReference w:type="first" r:id="rId52"/>
       <w:pgSz w:w="12240" w:h="15840"/>
       <w:pgMar w:top="1440" w:right="1440" w:bottom="1440" w:left="1440" w:header="720" w:footer="720" w:gutter="0"/>
       <w:cols w:space="720"/>
@@ -4923,7 +8345,7 @@
               <v:stroke joinstyle="miter"/>
               <v:path gradientshapeok="t" o:connecttype="rect"/>
             </v:shapetype>
-            <v:shape id="Text Box 2" o:spid="_x0000_s1026" type="#_x0000_t202" alt="Oshkosh Corporation Classification - Restricted" style="position:absolute;margin-left:0;margin-top:0;width:188.9pt;height:29.15pt;z-index:251659264;visibility:visible;mso-wrap-style:none;mso-wrap-distance-left:0;mso-wrap-distance-top:0;mso-wrap-distance-right:0;mso-wrap-distance-bottom:0;mso-position-horizontal:center;mso-position-horizontal-relative:page;mso-position-vertical:top;mso-position-vertical-relative:page;v-text-anchor:top" o:gfxdata="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" filled="f" stroked="f">
+            <v:shape id="Text Box 2" o:spid="_x0000_s1026" type="#_x0000_t202" alt="Oshkosh Corporation Classification - Restricted" style="position:absolute;margin-left:0;margin-top:0;width:188.9pt;height:29.15pt;z-index:251659264;visibility:visible;mso-wrap-style:none;mso-wrap-distance-left:0;mso-wrap-distance-top:0;mso-wrap-distance-right:0;mso-wrap-distance-bottom:0;mso-position-horizontal:center;mso-position-horizontal-relative:page;mso-position-vertical:top;mso-position-vertical-relative:page;v-text-anchor:top" o:gfxdata="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" filled="f" stroked="f">
               <v:textbox style="mso-fit-shape-to-text:t" inset="0,15pt,0,0">
                 <w:txbxContent>
                   <w:p>
@@ -5053,7 +8475,7 @@
               <v:stroke joinstyle="miter"/>
               <v:path gradientshapeok="t" o:connecttype="rect"/>
             </v:shapetype>
-            <v:shape id="Text Box 3" o:spid="_x0000_s1027" type="#_x0000_t202" alt="Oshkosh Corporation Classification - Restricted" style="position:absolute;margin-left:0;margin-top:0;width:188.9pt;height:29.15pt;z-index:251660288;visibility:visible;mso-wrap-style:none;mso-wrap-distance-left:0;mso-wrap-distance-top:0;mso-wrap-distance-right:0;mso-wrap-distance-bottom:0;mso-position-horizontal:center;mso-position-horizontal-relative:page;mso-position-vertical:top;mso-position-vertical-relative:page;v-text-anchor:top" o:gfxdata="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" filled="f" stroked="f">
+            <v:shape id="Text Box 3" o:spid="_x0000_s1027" type="#_x0000_t202" alt="Oshkosh Corporation Classification - Restricted" style="position:absolute;margin-left:0;margin-top:0;width:188.9pt;height:29.15pt;z-index:251660288;visibility:visible;mso-wrap-style:none;mso-wrap-distance-left:0;mso-wrap-distance-top:0;mso-wrap-distance-right:0;mso-wrap-distance-bottom:0;mso-position-horizontal:center;mso-position-horizontal-relative:page;mso-position-vertical:top;mso-position-vertical-relative:page;v-text-anchor:top" o:gfxdata="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" filled="f" stroked="f">
               <v:textbox style="mso-fit-shape-to-text:t" inset="0,15pt,0,0">
                 <w:txbxContent>
                   <w:p>
@@ -5183,7 +8605,7 @@
               <v:stroke joinstyle="miter"/>
               <v:path gradientshapeok="t" o:connecttype="rect"/>
             </v:shapetype>
-            <v:shape id="Text Box 1" o:spid="_x0000_s1028" type="#_x0000_t202" alt="Oshkosh Corporation Classification - Restricted" style="position:absolute;margin-left:0;margin-top:0;width:188.9pt;height:29.15pt;z-index:251658240;visibility:visible;mso-wrap-style:none;mso-wrap-distance-left:0;mso-wrap-distance-top:0;mso-wrap-distance-right:0;mso-wrap-distance-bottom:0;mso-position-horizontal:center;mso-position-horizontal-relative:page;mso-position-vertical:top;mso-position-vertical-relative:page;v-text-anchor:top" o:gfxdata="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" filled="f" stroked="f">
+            <v:shape id="Text Box 1" o:spid="_x0000_s1028" type="#_x0000_t202" alt="Oshkosh Corporation Classification - Restricted" style="position:absolute;margin-left:0;margin-top:0;width:188.9pt;height:29.15pt;z-index:251658240;visibility:visible;mso-wrap-style:none;mso-wrap-distance-left:0;mso-wrap-distance-top:0;mso-wrap-distance-right:0;mso-wrap-distance-bottom:0;mso-position-horizontal:center;mso-position-horizontal-relative:page;mso-position-vertical:top;mso-position-vertical-relative:page;v-text-anchor:top" o:gfxdata="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" filled="f" stroked="f">
               <v:textbox style="mso-fit-shape-to-text:t" inset="0,15pt,0,0">
                 <w:txbxContent>
                   <w:p>
@@ -5312,6 +8734,296 @@
     </w:lvl>
   </w:abstractNum>
   <w:abstractNum w:abstractNumId="1" w15:restartNumberingAfterBreak="0">
+    <w:nsid w:val="0D593E30"/>
+    <w:multiLevelType w:val="multilevel"/>
+    <w:tmpl w:val="64D488DE"/>
+    <w:lvl w:ilvl="0">
+      <w:start w:val="1"/>
+      <w:numFmt w:val="bullet"/>
+      <w:lvlText w:val=""/>
+      <w:lvlJc w:val="left"/>
+      <w:pPr>
+        <w:tabs>
+          <w:tab w:val="num" w:pos="1080"/>
+        </w:tabs>
+        <w:ind w:left="1080" w:hanging="360"/>
+      </w:pPr>
+      <w:rPr>
+        <w:rFonts w:ascii="Symbol" w:hAnsi="Symbol" w:hint="default"/>
+        <w:sz w:val="20"/>
+      </w:rPr>
+    </w:lvl>
+    <w:lvl w:ilvl="1">
+      <w:start w:val="1"/>
+      <w:numFmt w:val="bullet"/>
+      <w:lvlText w:val="o"/>
+      <w:lvlJc w:val="left"/>
+      <w:pPr>
+        <w:tabs>
+          <w:tab w:val="num" w:pos="1800"/>
+        </w:tabs>
+        <w:ind w:left="1800" w:hanging="360"/>
+      </w:pPr>
+      <w:rPr>
+        <w:rFonts w:ascii="Courier New" w:hAnsi="Courier New" w:hint="default"/>
+        <w:sz w:val="20"/>
+      </w:rPr>
+    </w:lvl>
+    <w:lvl w:ilvl="2">
+      <w:start w:val="1"/>
+      <w:numFmt w:val="decimal"/>
+      <w:lvlText w:val="%3)"/>
+      <w:lvlJc w:val="left"/>
+      <w:pPr>
+        <w:ind w:left="2520" w:hanging="360"/>
+      </w:pPr>
+      <w:rPr>
+        <w:rFonts w:hint="default"/>
+      </w:rPr>
+    </w:lvl>
+    <w:lvl w:ilvl="3" w:tentative="1">
+      <w:start w:val="1"/>
+      <w:numFmt w:val="bullet"/>
+      <w:lvlText w:val=""/>
+      <w:lvlJc w:val="left"/>
+      <w:pPr>
+        <w:tabs>
+          <w:tab w:val="num" w:pos="3240"/>
+        </w:tabs>
+        <w:ind w:left="3240" w:hanging="360"/>
+      </w:pPr>
+      <w:rPr>
+        <w:rFonts w:ascii="Wingdings" w:hAnsi="Wingdings" w:hint="default"/>
+        <w:sz w:val="20"/>
+      </w:rPr>
+    </w:lvl>
+    <w:lvl w:ilvl="4" w:tentative="1">
+      <w:start w:val="1"/>
+      <w:numFmt w:val="bullet"/>
+      <w:lvlText w:val=""/>
+      <w:lvlJc w:val="left"/>
+      <w:pPr>
+        <w:tabs>
+          <w:tab w:val="num" w:pos="3960"/>
+        </w:tabs>
+        <w:ind w:left="3960" w:hanging="360"/>
+      </w:pPr>
+      <w:rPr>
+        <w:rFonts w:ascii="Wingdings" w:hAnsi="Wingdings" w:hint="default"/>
+        <w:sz w:val="20"/>
+      </w:rPr>
+    </w:lvl>
+    <w:lvl w:ilvl="5" w:tentative="1">
+      <w:start w:val="1"/>
+      <w:numFmt w:val="bullet"/>
+      <w:lvlText w:val=""/>
+      <w:lvlJc w:val="left"/>
+      <w:pPr>
+        <w:tabs>
+          <w:tab w:val="num" w:pos="4680"/>
+        </w:tabs>
+        <w:ind w:left="4680" w:hanging="360"/>
+      </w:pPr>
+      <w:rPr>
+        <w:rFonts w:ascii="Wingdings" w:hAnsi="Wingdings" w:hint="default"/>
+        <w:sz w:val="20"/>
+      </w:rPr>
+    </w:lvl>
+    <w:lvl w:ilvl="6" w:tentative="1">
+      <w:start w:val="1"/>
+      <w:numFmt w:val="bullet"/>
+      <w:lvlText w:val=""/>
+      <w:lvlJc w:val="left"/>
+      <w:pPr>
+        <w:tabs>
+          <w:tab w:val="num" w:pos="5400"/>
+        </w:tabs>
+        <w:ind w:left="5400" w:hanging="360"/>
+      </w:pPr>
+      <w:rPr>
+        <w:rFonts w:ascii="Wingdings" w:hAnsi="Wingdings" w:hint="default"/>
+        <w:sz w:val="20"/>
+      </w:rPr>
+    </w:lvl>
+    <w:lvl w:ilvl="7" w:tentative="1">
+      <w:start w:val="1"/>
+      <w:numFmt w:val="bullet"/>
+      <w:lvlText w:val=""/>
+      <w:lvlJc w:val="left"/>
+      <w:pPr>
+        <w:tabs>
+          <w:tab w:val="num" w:pos="6120"/>
+        </w:tabs>
+        <w:ind w:left="6120" w:hanging="360"/>
+      </w:pPr>
+      <w:rPr>
+        <w:rFonts w:ascii="Wingdings" w:hAnsi="Wingdings" w:hint="default"/>
+        <w:sz w:val="20"/>
+      </w:rPr>
+    </w:lvl>
+    <w:lvl w:ilvl="8" w:tentative="1">
+      <w:start w:val="1"/>
+      <w:numFmt w:val="bullet"/>
+      <w:lvlText w:val=""/>
+      <w:lvlJc w:val="left"/>
+      <w:pPr>
+        <w:tabs>
+          <w:tab w:val="num" w:pos="6840"/>
+        </w:tabs>
+        <w:ind w:left="6840" w:hanging="360"/>
+      </w:pPr>
+      <w:rPr>
+        <w:rFonts w:ascii="Wingdings" w:hAnsi="Wingdings" w:hint="default"/>
+        <w:sz w:val="20"/>
+      </w:rPr>
+    </w:lvl>
+  </w:abstractNum>
+  <w:abstractNum w:abstractNumId="2" w15:restartNumberingAfterBreak="0">
+    <w:nsid w:val="109C6D4A"/>
+    <w:multiLevelType w:val="multilevel"/>
+    <w:tmpl w:val="865E60B0"/>
+    <w:lvl w:ilvl="0">
+      <w:start w:val="1"/>
+      <w:numFmt w:val="bullet"/>
+      <w:lvlText w:val=""/>
+      <w:lvlJc w:val="left"/>
+      <w:pPr>
+        <w:tabs>
+          <w:tab w:val="num" w:pos="1080"/>
+        </w:tabs>
+        <w:ind w:left="1080" w:hanging="360"/>
+      </w:pPr>
+      <w:rPr>
+        <w:rFonts w:ascii="Symbol" w:hAnsi="Symbol" w:hint="default"/>
+        <w:sz w:val="20"/>
+      </w:rPr>
+    </w:lvl>
+    <w:lvl w:ilvl="1">
+      <w:start w:val="1"/>
+      <w:numFmt w:val="decimal"/>
+      <w:lvlText w:val="%2)"/>
+      <w:lvlJc w:val="left"/>
+      <w:pPr>
+        <w:ind w:left="1800" w:hanging="360"/>
+      </w:pPr>
+      <w:rPr>
+        <w:rFonts w:hint="default"/>
+      </w:rPr>
+    </w:lvl>
+    <w:lvl w:ilvl="2">
+      <w:start w:val="1"/>
+      <w:numFmt w:val="bullet"/>
+      <w:lvlText w:val=""/>
+      <w:lvlJc w:val="left"/>
+      <w:pPr>
+        <w:tabs>
+          <w:tab w:val="num" w:pos="2520"/>
+        </w:tabs>
+        <w:ind w:left="2520" w:hanging="360"/>
+      </w:pPr>
+      <w:rPr>
+        <w:rFonts w:ascii="Wingdings" w:hAnsi="Wingdings" w:hint="default"/>
+        <w:sz w:val="20"/>
+      </w:rPr>
+    </w:lvl>
+    <w:lvl w:ilvl="3" w:tentative="1">
+      <w:start w:val="1"/>
+      <w:numFmt w:val="bullet"/>
+      <w:lvlText w:val=""/>
+      <w:lvlJc w:val="left"/>
+      <w:pPr>
+        <w:tabs>
+          <w:tab w:val="num" w:pos="3240"/>
+        </w:tabs>
+        <w:ind w:left="3240" w:hanging="360"/>
+      </w:pPr>
+      <w:rPr>
+        <w:rFonts w:ascii="Wingdings" w:hAnsi="Wingdings" w:hint="default"/>
+        <w:sz w:val="20"/>
+      </w:rPr>
+    </w:lvl>
+    <w:lvl w:ilvl="4" w:tentative="1">
+      <w:start w:val="1"/>
+      <w:numFmt w:val="bullet"/>
+      <w:lvlText w:val=""/>
+      <w:lvlJc w:val="left"/>
+      <w:pPr>
+        <w:tabs>
+          <w:tab w:val="num" w:pos="3960"/>
+        </w:tabs>
+        <w:ind w:left="3960" w:hanging="360"/>
+      </w:pPr>
+      <w:rPr>
+        <w:rFonts w:ascii="Wingdings" w:hAnsi="Wingdings" w:hint="default"/>
+        <w:sz w:val="20"/>
+      </w:rPr>
+    </w:lvl>
+    <w:lvl w:ilvl="5" w:tentative="1">
+      <w:start w:val="1"/>
+      <w:numFmt w:val="bullet"/>
+      <w:lvlText w:val=""/>
+      <w:lvlJc w:val="left"/>
+      <w:pPr>
+        <w:tabs>
+          <w:tab w:val="num" w:pos="4680"/>
+        </w:tabs>
+        <w:ind w:left="4680" w:hanging="360"/>
+      </w:pPr>
+      <w:rPr>
+        <w:rFonts w:ascii="Wingdings" w:hAnsi="Wingdings" w:hint="default"/>
+        <w:sz w:val="20"/>
+      </w:rPr>
+    </w:lvl>
+    <w:lvl w:ilvl="6" w:tentative="1">
+      <w:start w:val="1"/>
+      <w:numFmt w:val="bullet"/>
+      <w:lvlText w:val=""/>
+      <w:lvlJc w:val="left"/>
+      <w:pPr>
+        <w:tabs>
+          <w:tab w:val="num" w:pos="5400"/>
+        </w:tabs>
+        <w:ind w:left="5400" w:hanging="360"/>
+      </w:pPr>
+      <w:rPr>
+        <w:rFonts w:ascii="Wingdings" w:hAnsi="Wingdings" w:hint="default"/>
+        <w:sz w:val="20"/>
+      </w:rPr>
+    </w:lvl>
+    <w:lvl w:ilvl="7" w:tentative="1">
+      <w:start w:val="1"/>
+      <w:numFmt w:val="bullet"/>
+      <w:lvlText w:val=""/>
+      <w:lvlJc w:val="left"/>
+      <w:pPr>
+        <w:tabs>
+          <w:tab w:val="num" w:pos="6120"/>
+        </w:tabs>
+        <w:ind w:left="6120" w:hanging="360"/>
+      </w:pPr>
+      <w:rPr>
+        <w:rFonts w:ascii="Wingdings" w:hAnsi="Wingdings" w:hint="default"/>
+        <w:sz w:val="20"/>
+      </w:rPr>
+    </w:lvl>
+    <w:lvl w:ilvl="8" w:tentative="1">
+      <w:start w:val="1"/>
+      <w:numFmt w:val="bullet"/>
+      <w:lvlText w:val=""/>
+      <w:lvlJc w:val="left"/>
+      <w:pPr>
+        <w:tabs>
+          <w:tab w:val="num" w:pos="6840"/>
+        </w:tabs>
+        <w:ind w:left="6840" w:hanging="360"/>
+      </w:pPr>
+      <w:rPr>
+        <w:rFonts w:ascii="Wingdings" w:hAnsi="Wingdings" w:hint="default"/>
+        <w:sz w:val="20"/>
+      </w:rPr>
+    </w:lvl>
+  </w:abstractNum>
+  <w:abstractNum w:abstractNumId="3" w15:restartNumberingAfterBreak="0">
     <w:nsid w:val="110405E7"/>
     <w:multiLevelType w:val="hybridMultilevel"/>
     <w:tmpl w:val="99249E46"/>
@@ -5400,7 +9112,7 @@
       </w:pPr>
     </w:lvl>
   </w:abstractNum>
-  <w:abstractNum w:abstractNumId="2" w15:restartNumberingAfterBreak="0">
+  <w:abstractNum w:abstractNumId="4" w15:restartNumberingAfterBreak="0">
     <w:nsid w:val="15E35E4B"/>
     <w:multiLevelType w:val="hybridMultilevel"/>
     <w:tmpl w:val="042E905C"/>
@@ -5489,7 +9201,7 @@
       </w:pPr>
     </w:lvl>
   </w:abstractNum>
-  <w:abstractNum w:abstractNumId="3" w15:restartNumberingAfterBreak="0">
+  <w:abstractNum w:abstractNumId="5" w15:restartNumberingAfterBreak="0">
     <w:nsid w:val="25EA336A"/>
     <w:multiLevelType w:val="hybridMultilevel"/>
     <w:tmpl w:val="B5680490"/>
@@ -5578,7 +9290,96 @@
       </w:pPr>
     </w:lvl>
   </w:abstractNum>
-  <w:abstractNum w:abstractNumId="4" w15:restartNumberingAfterBreak="0">
+  <w:abstractNum w:abstractNumId="6" w15:restartNumberingAfterBreak="0">
+    <w:nsid w:val="2E617DE6"/>
+    <w:multiLevelType w:val="hybridMultilevel"/>
+    <w:tmpl w:val="2012C89A"/>
+    <w:lvl w:ilvl="0" w:tplc="04090011">
+      <w:start w:val="1"/>
+      <w:numFmt w:val="decimal"/>
+      <w:lvlText w:val="%1)"/>
+      <w:lvlJc w:val="left"/>
+      <w:pPr>
+        <w:ind w:left="720" w:hanging="360"/>
+      </w:pPr>
+      <w:rPr>
+        <w:rFonts w:hint="default"/>
+      </w:rPr>
+    </w:lvl>
+    <w:lvl w:ilvl="1" w:tplc="04090019">
+      <w:start w:val="1"/>
+      <w:numFmt w:val="lowerLetter"/>
+      <w:lvlText w:val="%2."/>
+      <w:lvlJc w:val="left"/>
+      <w:pPr>
+        <w:ind w:left="1440" w:hanging="360"/>
+      </w:pPr>
+    </w:lvl>
+    <w:lvl w:ilvl="2" w:tplc="0409001B" w:tentative="1">
+      <w:start w:val="1"/>
+      <w:numFmt w:val="lowerRoman"/>
+      <w:lvlText w:val="%3."/>
+      <w:lvlJc w:val="right"/>
+      <w:pPr>
+        <w:ind w:left="2160" w:hanging="180"/>
+      </w:pPr>
+    </w:lvl>
+    <w:lvl w:ilvl="3" w:tplc="0409000F" w:tentative="1">
+      <w:start w:val="1"/>
+      <w:numFmt w:val="decimal"/>
+      <w:lvlText w:val="%4."/>
+      <w:lvlJc w:val="left"/>
+      <w:pPr>
+        <w:ind w:left="2880" w:hanging="360"/>
+      </w:pPr>
+    </w:lvl>
+    <w:lvl w:ilvl="4" w:tplc="04090019" w:tentative="1">
+      <w:start w:val="1"/>
+      <w:numFmt w:val="lowerLetter"/>
+      <w:lvlText w:val="%5."/>
+      <w:lvlJc w:val="left"/>
+      <w:pPr>
+        <w:ind w:left="3600" w:hanging="360"/>
+      </w:pPr>
+    </w:lvl>
+    <w:lvl w:ilvl="5" w:tplc="0409001B" w:tentative="1">
+      <w:start w:val="1"/>
+      <w:numFmt w:val="lowerRoman"/>
+      <w:lvlText w:val="%6."/>
+      <w:lvlJc w:val="right"/>
+      <w:pPr>
+        <w:ind w:left="4320" w:hanging="180"/>
+      </w:pPr>
+    </w:lvl>
+    <w:lvl w:ilvl="6" w:tplc="0409000F" w:tentative="1">
+      <w:start w:val="1"/>
+      <w:numFmt w:val="decimal"/>
+      <w:lvlText w:val="%7."/>
+      <w:lvlJc w:val="left"/>
+      <w:pPr>
+        <w:ind w:left="5040" w:hanging="360"/>
+      </w:pPr>
+    </w:lvl>
+    <w:lvl w:ilvl="7" w:tplc="04090019" w:tentative="1">
+      <w:start w:val="1"/>
+      <w:numFmt w:val="lowerLetter"/>
+      <w:lvlText w:val="%8."/>
+      <w:lvlJc w:val="left"/>
+      <w:pPr>
+        <w:ind w:left="5760" w:hanging="360"/>
+      </w:pPr>
+    </w:lvl>
+    <w:lvl w:ilvl="8" w:tplc="0409001B" w:tentative="1">
+      <w:start w:val="1"/>
+      <w:numFmt w:val="lowerRoman"/>
+      <w:lvlText w:val="%9."/>
+      <w:lvlJc w:val="right"/>
+      <w:pPr>
+        <w:ind w:left="6480" w:hanging="180"/>
+      </w:pPr>
+    </w:lvl>
+  </w:abstractNum>
+  <w:abstractNum w:abstractNumId="7" w15:restartNumberingAfterBreak="0">
     <w:nsid w:val="36D83ECC"/>
     <w:multiLevelType w:val="hybridMultilevel"/>
     <w:tmpl w:val="D9EE3D54"/>
@@ -5667,7 +9468,7 @@
       </w:pPr>
     </w:lvl>
   </w:abstractNum>
-  <w:abstractNum w:abstractNumId="5" w15:restartNumberingAfterBreak="0">
+  <w:abstractNum w:abstractNumId="8" w15:restartNumberingAfterBreak="0">
     <w:nsid w:val="3E883A67"/>
     <w:multiLevelType w:val="hybridMultilevel"/>
     <w:tmpl w:val="2D7A2C42"/>
@@ -5756,7 +9557,7 @@
       </w:pPr>
     </w:lvl>
   </w:abstractNum>
-  <w:abstractNum w:abstractNumId="6" w15:restartNumberingAfterBreak="0">
+  <w:abstractNum w:abstractNumId="9" w15:restartNumberingAfterBreak="0">
     <w:nsid w:val="48BE73A3"/>
     <w:multiLevelType w:val="hybridMultilevel"/>
     <w:tmpl w:val="1716F37C"/>
@@ -5845,7 +9646,96 @@
       </w:pPr>
     </w:lvl>
   </w:abstractNum>
-  <w:abstractNum w:abstractNumId="7" w15:restartNumberingAfterBreak="0">
+  <w:abstractNum w:abstractNumId="10" w15:restartNumberingAfterBreak="0">
+    <w:nsid w:val="510E4024"/>
+    <w:multiLevelType w:val="hybridMultilevel"/>
+    <w:tmpl w:val="53CE98D8"/>
+    <w:lvl w:ilvl="0" w:tplc="04090011">
+      <w:start w:val="1"/>
+      <w:numFmt w:val="decimal"/>
+      <w:lvlText w:val="%1)"/>
+      <w:lvlJc w:val="left"/>
+      <w:pPr>
+        <w:ind w:left="720" w:hanging="360"/>
+      </w:pPr>
+      <w:rPr>
+        <w:rFonts w:hint="default"/>
+      </w:rPr>
+    </w:lvl>
+    <w:lvl w:ilvl="1" w:tplc="04090019">
+      <w:start w:val="1"/>
+      <w:numFmt w:val="lowerLetter"/>
+      <w:lvlText w:val="%2."/>
+      <w:lvlJc w:val="left"/>
+      <w:pPr>
+        <w:ind w:left="1440" w:hanging="360"/>
+      </w:pPr>
+    </w:lvl>
+    <w:lvl w:ilvl="2" w:tplc="0409001B" w:tentative="1">
+      <w:start w:val="1"/>
+      <w:numFmt w:val="lowerRoman"/>
+      <w:lvlText w:val="%3."/>
+      <w:lvlJc w:val="right"/>
+      <w:pPr>
+        <w:ind w:left="2160" w:hanging="180"/>
+      </w:pPr>
+    </w:lvl>
+    <w:lvl w:ilvl="3" w:tplc="0409000F" w:tentative="1">
+      <w:start w:val="1"/>
+      <w:numFmt w:val="decimal"/>
+      <w:lvlText w:val="%4."/>
+      <w:lvlJc w:val="left"/>
+      <w:pPr>
+        <w:ind w:left="2880" w:hanging="360"/>
+      </w:pPr>
+    </w:lvl>
+    <w:lvl w:ilvl="4" w:tplc="04090019" w:tentative="1">
+      <w:start w:val="1"/>
+      <w:numFmt w:val="lowerLetter"/>
+      <w:lvlText w:val="%5."/>
+      <w:lvlJc w:val="left"/>
+      <w:pPr>
+        <w:ind w:left="3600" w:hanging="360"/>
+      </w:pPr>
+    </w:lvl>
+    <w:lvl w:ilvl="5" w:tplc="0409001B" w:tentative="1">
+      <w:start w:val="1"/>
+      <w:numFmt w:val="lowerRoman"/>
+      <w:lvlText w:val="%6."/>
+      <w:lvlJc w:val="right"/>
+      <w:pPr>
+        <w:ind w:left="4320" w:hanging="180"/>
+      </w:pPr>
+    </w:lvl>
+    <w:lvl w:ilvl="6" w:tplc="0409000F" w:tentative="1">
+      <w:start w:val="1"/>
+      <w:numFmt w:val="decimal"/>
+      <w:lvlText w:val="%7."/>
+      <w:lvlJc w:val="left"/>
+      <w:pPr>
+        <w:ind w:left="5040" w:hanging="360"/>
+      </w:pPr>
+    </w:lvl>
+    <w:lvl w:ilvl="7" w:tplc="04090019" w:tentative="1">
+      <w:start w:val="1"/>
+      <w:numFmt w:val="lowerLetter"/>
+      <w:lvlText w:val="%8."/>
+      <w:lvlJc w:val="left"/>
+      <w:pPr>
+        <w:ind w:left="5760" w:hanging="360"/>
+      </w:pPr>
+    </w:lvl>
+    <w:lvl w:ilvl="8" w:tplc="0409001B" w:tentative="1">
+      <w:start w:val="1"/>
+      <w:numFmt w:val="lowerRoman"/>
+      <w:lvlText w:val="%9."/>
+      <w:lvlJc w:val="right"/>
+      <w:pPr>
+        <w:ind w:left="6480" w:hanging="180"/>
+      </w:pPr>
+    </w:lvl>
+  </w:abstractNum>
+  <w:abstractNum w:abstractNumId="11" w15:restartNumberingAfterBreak="0">
     <w:nsid w:val="5C5A23F4"/>
     <w:multiLevelType w:val="hybridMultilevel"/>
     <w:tmpl w:val="332209F4"/>
@@ -5934,7 +9824,96 @@
       </w:pPr>
     </w:lvl>
   </w:abstractNum>
-  <w:abstractNum w:abstractNumId="8" w15:restartNumberingAfterBreak="0">
+  <w:abstractNum w:abstractNumId="12" w15:restartNumberingAfterBreak="0">
+    <w:nsid w:val="63AA3E93"/>
+    <w:multiLevelType w:val="hybridMultilevel"/>
+    <w:tmpl w:val="A9C0BCD0"/>
+    <w:lvl w:ilvl="0" w:tplc="04090011">
+      <w:start w:val="1"/>
+      <w:numFmt w:val="decimal"/>
+      <w:lvlText w:val="%1)"/>
+      <w:lvlJc w:val="left"/>
+      <w:pPr>
+        <w:ind w:left="720" w:hanging="360"/>
+      </w:pPr>
+      <w:rPr>
+        <w:rFonts w:hint="default"/>
+      </w:rPr>
+    </w:lvl>
+    <w:lvl w:ilvl="1" w:tplc="04090019" w:tentative="1">
+      <w:start w:val="1"/>
+      <w:numFmt w:val="lowerLetter"/>
+      <w:lvlText w:val="%2."/>
+      <w:lvlJc w:val="left"/>
+      <w:pPr>
+        <w:ind w:left="1440" w:hanging="360"/>
+      </w:pPr>
+    </w:lvl>
+    <w:lvl w:ilvl="2" w:tplc="0409001B" w:tentative="1">
+      <w:start w:val="1"/>
+      <w:numFmt w:val="lowerRoman"/>
+      <w:lvlText w:val="%3."/>
+      <w:lvlJc w:val="right"/>
+      <w:pPr>
+        <w:ind w:left="2160" w:hanging="180"/>
+      </w:pPr>
+    </w:lvl>
+    <w:lvl w:ilvl="3" w:tplc="0409000F" w:tentative="1">
+      <w:start w:val="1"/>
+      <w:numFmt w:val="decimal"/>
+      <w:lvlText w:val="%4."/>
+      <w:lvlJc w:val="left"/>
+      <w:pPr>
+        <w:ind w:left="2880" w:hanging="360"/>
+      </w:pPr>
+    </w:lvl>
+    <w:lvl w:ilvl="4" w:tplc="04090019" w:tentative="1">
+      <w:start w:val="1"/>
+      <w:numFmt w:val="lowerLetter"/>
+      <w:lvlText w:val="%5."/>
+      <w:lvlJc w:val="left"/>
+      <w:pPr>
+        <w:ind w:left="3600" w:hanging="360"/>
+      </w:pPr>
+    </w:lvl>
+    <w:lvl w:ilvl="5" w:tplc="0409001B" w:tentative="1">
+      <w:start w:val="1"/>
+      <w:numFmt w:val="lowerRoman"/>
+      <w:lvlText w:val="%6."/>
+      <w:lvlJc w:val="right"/>
+      <w:pPr>
+        <w:ind w:left="4320" w:hanging="180"/>
+      </w:pPr>
+    </w:lvl>
+    <w:lvl w:ilvl="6" w:tplc="0409000F" w:tentative="1">
+      <w:start w:val="1"/>
+      <w:numFmt w:val="decimal"/>
+      <w:lvlText w:val="%7."/>
+      <w:lvlJc w:val="left"/>
+      <w:pPr>
+        <w:ind w:left="5040" w:hanging="360"/>
+      </w:pPr>
+    </w:lvl>
+    <w:lvl w:ilvl="7" w:tplc="04090019" w:tentative="1">
+      <w:start w:val="1"/>
+      <w:numFmt w:val="lowerLetter"/>
+      <w:lvlText w:val="%8."/>
+      <w:lvlJc w:val="left"/>
+      <w:pPr>
+        <w:ind w:left="5760" w:hanging="360"/>
+      </w:pPr>
+    </w:lvl>
+    <w:lvl w:ilvl="8" w:tplc="0409001B" w:tentative="1">
+      <w:start w:val="1"/>
+      <w:numFmt w:val="lowerRoman"/>
+      <w:lvlText w:val="%9."/>
+      <w:lvlJc w:val="right"/>
+      <w:pPr>
+        <w:ind w:left="6480" w:hanging="180"/>
+      </w:pPr>
+    </w:lvl>
+  </w:abstractNum>
+  <w:abstractNum w:abstractNumId="13" w15:restartNumberingAfterBreak="0">
     <w:nsid w:val="64515389"/>
     <w:multiLevelType w:val="hybridMultilevel"/>
     <w:tmpl w:val="3FA29376"/>
@@ -6023,32 +10002,231 @@
       </w:pPr>
     </w:lvl>
   </w:abstractNum>
+  <w:abstractNum w:abstractNumId="14" w15:restartNumberingAfterBreak="0">
+    <w:nsid w:val="68A42D65"/>
+    <w:multiLevelType w:val="hybridMultilevel"/>
+    <w:tmpl w:val="FF82B5B8"/>
+    <w:lvl w:ilvl="0" w:tplc="04090011">
+      <w:start w:val="1"/>
+      <w:numFmt w:val="decimal"/>
+      <w:lvlText w:val="%1)"/>
+      <w:lvlJc w:val="left"/>
+      <w:pPr>
+        <w:ind w:left="720" w:hanging="360"/>
+      </w:pPr>
+      <w:rPr>
+        <w:rFonts w:hint="default"/>
+      </w:rPr>
+    </w:lvl>
+    <w:lvl w:ilvl="1" w:tplc="04090019" w:tentative="1">
+      <w:start w:val="1"/>
+      <w:numFmt w:val="lowerLetter"/>
+      <w:lvlText w:val="%2."/>
+      <w:lvlJc w:val="left"/>
+      <w:pPr>
+        <w:ind w:left="1440" w:hanging="360"/>
+      </w:pPr>
+    </w:lvl>
+    <w:lvl w:ilvl="2" w:tplc="0409001B" w:tentative="1">
+      <w:start w:val="1"/>
+      <w:numFmt w:val="lowerRoman"/>
+      <w:lvlText w:val="%3."/>
+      <w:lvlJc w:val="right"/>
+      <w:pPr>
+        <w:ind w:left="2160" w:hanging="180"/>
+      </w:pPr>
+    </w:lvl>
+    <w:lvl w:ilvl="3" w:tplc="0409000F" w:tentative="1">
+      <w:start w:val="1"/>
+      <w:numFmt w:val="decimal"/>
+      <w:lvlText w:val="%4."/>
+      <w:lvlJc w:val="left"/>
+      <w:pPr>
+        <w:ind w:left="2880" w:hanging="360"/>
+      </w:pPr>
+    </w:lvl>
+    <w:lvl w:ilvl="4" w:tplc="04090019" w:tentative="1">
+      <w:start w:val="1"/>
+      <w:numFmt w:val="lowerLetter"/>
+      <w:lvlText w:val="%5."/>
+      <w:lvlJc w:val="left"/>
+      <w:pPr>
+        <w:ind w:left="3600" w:hanging="360"/>
+      </w:pPr>
+    </w:lvl>
+    <w:lvl w:ilvl="5" w:tplc="0409001B" w:tentative="1">
+      <w:start w:val="1"/>
+      <w:numFmt w:val="lowerRoman"/>
+      <w:lvlText w:val="%6."/>
+      <w:lvlJc w:val="right"/>
+      <w:pPr>
+        <w:ind w:left="4320" w:hanging="180"/>
+      </w:pPr>
+    </w:lvl>
+    <w:lvl w:ilvl="6" w:tplc="0409000F" w:tentative="1">
+      <w:start w:val="1"/>
+      <w:numFmt w:val="decimal"/>
+      <w:lvlText w:val="%7."/>
+      <w:lvlJc w:val="left"/>
+      <w:pPr>
+        <w:ind w:left="5040" w:hanging="360"/>
+      </w:pPr>
+    </w:lvl>
+    <w:lvl w:ilvl="7" w:tplc="04090019" w:tentative="1">
+      <w:start w:val="1"/>
+      <w:numFmt w:val="lowerLetter"/>
+      <w:lvlText w:val="%8."/>
+      <w:lvlJc w:val="left"/>
+      <w:pPr>
+        <w:ind w:left="5760" w:hanging="360"/>
+      </w:pPr>
+    </w:lvl>
+    <w:lvl w:ilvl="8" w:tplc="0409001B" w:tentative="1">
+      <w:start w:val="1"/>
+      <w:numFmt w:val="lowerRoman"/>
+      <w:lvlText w:val="%9."/>
+      <w:lvlJc w:val="right"/>
+      <w:pPr>
+        <w:ind w:left="6480" w:hanging="180"/>
+      </w:pPr>
+    </w:lvl>
+  </w:abstractNum>
+  <w:abstractNum w:abstractNumId="15" w15:restartNumberingAfterBreak="0">
+    <w:nsid w:val="79481839"/>
+    <w:multiLevelType w:val="hybridMultilevel"/>
+    <w:tmpl w:val="805EF83A"/>
+    <w:lvl w:ilvl="0" w:tplc="04090011">
+      <w:start w:val="1"/>
+      <w:numFmt w:val="decimal"/>
+      <w:lvlText w:val="%1)"/>
+      <w:lvlJc w:val="left"/>
+      <w:pPr>
+        <w:ind w:left="720" w:hanging="360"/>
+      </w:pPr>
+      <w:rPr>
+        <w:rFonts w:hint="default"/>
+      </w:rPr>
+    </w:lvl>
+    <w:lvl w:ilvl="1" w:tplc="04090019" w:tentative="1">
+      <w:start w:val="1"/>
+      <w:numFmt w:val="lowerLetter"/>
+      <w:lvlText w:val="%2."/>
+      <w:lvlJc w:val="left"/>
+      <w:pPr>
+        <w:ind w:left="1440" w:hanging="360"/>
+      </w:pPr>
+    </w:lvl>
+    <w:lvl w:ilvl="2" w:tplc="0409001B" w:tentative="1">
+      <w:start w:val="1"/>
+      <w:numFmt w:val="lowerRoman"/>
+      <w:lvlText w:val="%3."/>
+      <w:lvlJc w:val="right"/>
+      <w:pPr>
+        <w:ind w:left="2160" w:hanging="180"/>
+      </w:pPr>
+    </w:lvl>
+    <w:lvl w:ilvl="3" w:tplc="0409000F" w:tentative="1">
+      <w:start w:val="1"/>
+      <w:numFmt w:val="decimal"/>
+      <w:lvlText w:val="%4."/>
+      <w:lvlJc w:val="left"/>
+      <w:pPr>
+        <w:ind w:left="2880" w:hanging="360"/>
+      </w:pPr>
+    </w:lvl>
+    <w:lvl w:ilvl="4" w:tplc="04090019" w:tentative="1">
+      <w:start w:val="1"/>
+      <w:numFmt w:val="lowerLetter"/>
+      <w:lvlText w:val="%5."/>
+      <w:lvlJc w:val="left"/>
+      <w:pPr>
+        <w:ind w:left="3600" w:hanging="360"/>
+      </w:pPr>
+    </w:lvl>
+    <w:lvl w:ilvl="5" w:tplc="0409001B" w:tentative="1">
+      <w:start w:val="1"/>
+      <w:numFmt w:val="lowerRoman"/>
+      <w:lvlText w:val="%6."/>
+      <w:lvlJc w:val="right"/>
+      <w:pPr>
+        <w:ind w:left="4320" w:hanging="180"/>
+      </w:pPr>
+    </w:lvl>
+    <w:lvl w:ilvl="6" w:tplc="0409000F" w:tentative="1">
+      <w:start w:val="1"/>
+      <w:numFmt w:val="decimal"/>
+      <w:lvlText w:val="%7."/>
+      <w:lvlJc w:val="left"/>
+      <w:pPr>
+        <w:ind w:left="5040" w:hanging="360"/>
+      </w:pPr>
+    </w:lvl>
+    <w:lvl w:ilvl="7" w:tplc="04090019" w:tentative="1">
+      <w:start w:val="1"/>
+      <w:numFmt w:val="lowerLetter"/>
+      <w:lvlText w:val="%8."/>
+      <w:lvlJc w:val="left"/>
+      <w:pPr>
+        <w:ind w:left="5760" w:hanging="360"/>
+      </w:pPr>
+    </w:lvl>
+    <w:lvl w:ilvl="8" w:tplc="0409001B" w:tentative="1">
+      <w:start w:val="1"/>
+      <w:numFmt w:val="lowerRoman"/>
+      <w:lvlText w:val="%9."/>
+      <w:lvlJc w:val="right"/>
+      <w:pPr>
+        <w:ind w:left="6480" w:hanging="180"/>
+      </w:pPr>
+    </w:lvl>
+  </w:abstractNum>
   <w:num w:numId="1" w16cid:durableId="773207387">
-    <w:abstractNumId w:val="8"/>
+    <w:abstractNumId w:val="13"/>
   </w:num>
   <w:num w:numId="2" w16cid:durableId="880752669">
+    <w:abstractNumId w:val="7"/>
+  </w:num>
+  <w:num w:numId="3" w16cid:durableId="1689790743">
     <w:abstractNumId w:val="4"/>
   </w:num>
-  <w:num w:numId="3" w16cid:durableId="1689790743">
-    <w:abstractNumId w:val="2"/>
-  </w:num>
   <w:num w:numId="4" w16cid:durableId="1812626402">
-    <w:abstractNumId w:val="3"/>
+    <w:abstractNumId w:val="5"/>
   </w:num>
   <w:num w:numId="5" w16cid:durableId="1549296716">
-    <w:abstractNumId w:val="6"/>
+    <w:abstractNumId w:val="9"/>
   </w:num>
   <w:num w:numId="6" w16cid:durableId="477259357">
     <w:abstractNumId w:val="0"/>
   </w:num>
   <w:num w:numId="7" w16cid:durableId="622923356">
-    <w:abstractNumId w:val="7"/>
+    <w:abstractNumId w:val="11"/>
   </w:num>
   <w:num w:numId="8" w16cid:durableId="1647852836">
+    <w:abstractNumId w:val="3"/>
+  </w:num>
+  <w:num w:numId="9" w16cid:durableId="172383528">
+    <w:abstractNumId w:val="8"/>
+  </w:num>
+  <w:num w:numId="10" w16cid:durableId="1311442681">
+    <w:abstractNumId w:val="15"/>
+  </w:num>
+  <w:num w:numId="11" w16cid:durableId="1750351218">
+    <w:abstractNumId w:val="14"/>
+  </w:num>
+  <w:num w:numId="12" w16cid:durableId="817842659">
+    <w:abstractNumId w:val="12"/>
+  </w:num>
+  <w:num w:numId="13" w16cid:durableId="1166477499">
+    <w:abstractNumId w:val="10"/>
+  </w:num>
+  <w:num w:numId="14" w16cid:durableId="1486042372">
     <w:abstractNumId w:val="1"/>
   </w:num>
-  <w:num w:numId="9" w16cid:durableId="172383528">
-    <w:abstractNumId w:val="5"/>
+  <w:num w:numId="15" w16cid:durableId="1339960985">
+    <w:abstractNumId w:val="2"/>
+  </w:num>
+  <w:num w:numId="16" w16cid:durableId="1235042114">
+    <w:abstractNumId w:val="6"/>
   </w:num>
 </w:numbering>
 </file>
@@ -7045,6 +11223,34 @@
       <w:u w:val="single"/>
     </w:rPr>
   </w:style>
+  <w:style w:type="paragraph" w:styleId="NormalWeb">
+    <w:name w:val="Normal (Web)"/>
+    <w:basedOn w:val="Normal"/>
+    <w:uiPriority w:val="99"/>
+    <w:unhideWhenUsed/>
+    <w:rsid w:val="000F2BF1"/>
+    <w:pPr>
+      <w:spacing w:before="100" w:beforeAutospacing="1" w:after="100" w:afterAutospacing="1" w:line="240" w:lineRule="auto"/>
+    </w:pPr>
+    <w:rPr>
+      <w:rFonts w:ascii="Times New Roman" w:eastAsia="Times New Roman" w:hAnsi="Times New Roman" w:cs="Times New Roman"/>
+      <w:kern w:val="0"/>
+      <w14:ligatures w14:val="none"/>
+    </w:rPr>
+  </w:style>
+  <w:style w:type="character" w:styleId="HTMLCode">
+    <w:name w:val="HTML Code"/>
+    <w:basedOn w:val="DefaultParagraphFont"/>
+    <w:uiPriority w:val="99"/>
+    <w:semiHidden/>
+    <w:unhideWhenUsed/>
+    <w:rsid w:val="000F2BF1"/>
+    <w:rPr>
+      <w:rFonts w:ascii="Courier New" w:eastAsia="Times New Roman" w:hAnsi="Courier New" w:cs="Courier New"/>
+      <w:sz w:val="20"/>
+      <w:szCs w:val="20"/>
+    </w:rPr>
+  </w:style>
 </w:styles>
 </file>
 

--- a/Review.docx
+++ b/Review.docx
@@ -3227,7 +3227,7 @@
           <w:sz w:val="16"/>
           <w:szCs w:val="16"/>
         </w:rPr>
-        <w:t xml:space="preserve">will remove the left most </w:t>
+        <w:t xml:space="preserve">will remove the </w:t>
       </w:r>
       <w:proofErr w:type="gramStart"/>
       <w:r>
@@ -3235,6 +3235,22 @@
           <w:sz w:val="16"/>
           <w:szCs w:val="16"/>
         </w:rPr>
+        <w:t>left most</w:t>
+      </w:r>
+      <w:proofErr w:type="gramEnd"/>
+      <w:r>
+        <w:rPr>
+          <w:sz w:val="16"/>
+          <w:szCs w:val="16"/>
+        </w:rPr>
+        <w:t xml:space="preserve"> </w:t>
+      </w:r>
+      <w:proofErr w:type="gramStart"/>
+      <w:r>
+        <w:rPr>
+          <w:sz w:val="16"/>
+          <w:szCs w:val="16"/>
+        </w:rPr>
         <w:t>digit</w:t>
       </w:r>
       <w:r>
@@ -3250,7 +3266,15 @@
           <w:sz w:val="16"/>
           <w:szCs w:val="16"/>
         </w:rPr>
-        <w:t>e.g. 221/</w:t>
+        <w:t xml:space="preserve">e.g. </w:t>
+      </w:r>
+      <w:proofErr w:type="gramStart"/>
+      <w:r>
+        <w:rPr>
+          <w:sz w:val="16"/>
+          <w:szCs w:val="16"/>
+        </w:rPr>
+        <w:t>221/</w:t>
       </w:r>
       <w:r>
         <w:rPr>
@@ -3259,6 +3283,7 @@
         </w:rPr>
         <w:t>/</w:t>
       </w:r>
+      <w:proofErr w:type="gramEnd"/>
       <w:r>
         <w:rPr>
           <w:sz w:val="16"/>
@@ -3953,7 +3978,15 @@
         </w:numPr>
       </w:pPr>
       <w:r>
-        <w:t xml:space="preserve">The goal is to rearrange the numbers so that it </w:t>
+        <w:t xml:space="preserve">The goal is to rearrange the numbers so that </w:t>
+      </w:r>
+      <w:proofErr w:type="gramStart"/>
+      <w:r>
+        <w:t>it</w:t>
+      </w:r>
+      <w:proofErr w:type="gramEnd"/>
+      <w:r>
+        <w:t xml:space="preserve"> </w:t>
       </w:r>
       <w:proofErr w:type="gramStart"/>
       <w:r>
@@ -3989,10 +4022,7 @@
         <w:t xml:space="preserve"> -&gt;</w:t>
       </w:r>
       <w:r>
-        <w:t xml:space="preserve"> </w:t>
-      </w:r>
-      <w:r>
-        <w:t>[1, 2, 4, 3, 5, 6]</w:t>
+        <w:t xml:space="preserve"> [1, 2, 4, 3, 5, 6]</w:t>
       </w:r>
     </w:p>
     <w:p>
@@ -4010,10 +4040,7 @@
         <w:t>-&gt;</w:t>
       </w:r>
       <w:r>
-        <w:t xml:space="preserve"> </w:t>
-      </w:r>
-      <w:r>
-        <w:t>[5, 5, 2, 3, 4, 7]</w:t>
+        <w:t xml:space="preserve"> [5, 5, 2, 3, 4, 7]</w:t>
       </w:r>
     </w:p>
     <w:p>
@@ -4427,7 +4454,15 @@
       </w:r>
       <w:proofErr w:type="spellEnd"/>
       <w:r>
-        <w:t xml:space="preserve"> not found in </w:t>
+        <w:t xml:space="preserve"> </w:t>
+      </w:r>
+      <w:proofErr w:type="gramStart"/>
+      <w:r>
+        <w:t>not</w:t>
+      </w:r>
+      <w:proofErr w:type="gramEnd"/>
+      <w:r>
+        <w:t xml:space="preserve"> found in </w:t>
       </w:r>
       <w:proofErr w:type="spellStart"/>
       <w:r>
@@ -4469,10 +4504,12 @@
         <w:t xml:space="preserve">, which </w:t>
       </w:r>
       <w:proofErr w:type="spellStart"/>
+      <w:proofErr w:type="gramStart"/>
       <w:r>
         <w:t>maybe</w:t>
       </w:r>
       <w:proofErr w:type="spellEnd"/>
+      <w:proofErr w:type="gramEnd"/>
       <w:r>
         <w:t xml:space="preserve"> needed for </w:t>
       </w:r>
@@ -4821,6 +4858,420 @@
       </w:pPr>
       <w:bookmarkStart w:id="8" w:name="_Toc205155043"/>
       <w:r>
+        <w:lastRenderedPageBreak/>
+        <w:t>88- Merge Sorted Array</w:t>
+      </w:r>
+    </w:p>
+    <w:p>
+      <w:r>
+        <w:drawing>
+          <wp:inline distT="0" distB="0" distL="0" distR="0" wp14:anchorId="3D79BE48" wp14:editId="65C488F1">
+            <wp:extent cx="5943600" cy="4603750"/>
+            <wp:effectExtent l="0" t="0" r="0" b="6350"/>
+            <wp:docPr id="1601619420" name="Picture 1" descr="Text&#10;&#10;AI-generated content may be incorrect."/>
+            <wp:cNvGraphicFramePr>
+              <a:graphicFrameLocks xmlns:a="http://schemas.openxmlformats.org/drawingml/2006/main" noChangeAspect="1"/>
+            </wp:cNvGraphicFramePr>
+            <a:graphic xmlns:a="http://schemas.openxmlformats.org/drawingml/2006/main">
+              <a:graphicData uri="http://schemas.openxmlformats.org/drawingml/2006/picture">
+                <pic:pic xmlns:pic="http://schemas.openxmlformats.org/drawingml/2006/picture">
+                  <pic:nvPicPr>
+                    <pic:cNvPr id="1601619420" name="Picture 1" descr="Text&#10;&#10;AI-generated content may be incorrect."/>
+                    <pic:cNvPicPr/>
+                  </pic:nvPicPr>
+                  <pic:blipFill>
+                    <a:blip r:embed="rId24"/>
+                    <a:stretch>
+                      <a:fillRect/>
+                    </a:stretch>
+                  </pic:blipFill>
+                  <pic:spPr>
+                    <a:xfrm>
+                      <a:off x="0" y="0"/>
+                      <a:ext cx="5943600" cy="4603750"/>
+                    </a:xfrm>
+                    <a:prstGeom prst="rect">
+                      <a:avLst/>
+                    </a:prstGeom>
+                  </pic:spPr>
+                </pic:pic>
+              </a:graphicData>
+            </a:graphic>
+          </wp:inline>
+        </w:drawing>
+      </w:r>
+    </w:p>
+    <w:p>
+      <w:pPr>
+        <w:pStyle w:val="ListParagraph"/>
+        <w:numPr>
+          <w:ilvl w:val="0"/>
+          <w:numId w:val="17"/>
+        </w:numPr>
+      </w:pPr>
+      <w:r>
+        <w:t>3 pointer method starting from the beginning</w:t>
+      </w:r>
+    </w:p>
+    <w:p>
+      <w:pPr>
+        <w:pStyle w:val="ListParagraph"/>
+        <w:numPr>
+          <w:ilvl w:val="1"/>
+          <w:numId w:val="17"/>
+        </w:numPr>
+      </w:pPr>
+      <w:r>
+        <w:t xml:space="preserve">Since the </w:t>
+      </w:r>
+      <w:r>
+        <w:t xml:space="preserve">end array will </w:t>
+      </w:r>
+      <w:proofErr w:type="gramStart"/>
+      <w:r>
+        <w:t>update</w:t>
+      </w:r>
+      <w:proofErr w:type="gramEnd"/>
+      <w:r>
+        <w:t xml:space="preserve"> in place using nums1, we need to copy the </w:t>
+      </w:r>
+      <w:r>
+        <w:t>first m elements into a new array</w:t>
+      </w:r>
+    </w:p>
+    <w:p>
+      <w:pPr>
+        <w:pStyle w:val="ListParagraph"/>
+        <w:numPr>
+          <w:ilvl w:val="1"/>
+          <w:numId w:val="17"/>
+        </w:numPr>
+      </w:pPr>
+      <w:r>
+        <w:t>Set up pointers, p1 for nums1_copy, p2 for nums2, and p for nums1 (</w:t>
+      </w:r>
+      <w:r>
+        <w:t>will be updated)</w:t>
+      </w:r>
+    </w:p>
+    <w:p>
+      <w:pPr>
+        <w:pStyle w:val="ListParagraph"/>
+        <w:numPr>
+          <w:ilvl w:val="1"/>
+          <w:numId w:val="17"/>
+        </w:numPr>
+      </w:pPr>
+      <w:r>
+        <w:t>Traverse through nums1 array</w:t>
+      </w:r>
+      <w:r>
+        <w:t xml:space="preserve"> using p</w:t>
+      </w:r>
+    </w:p>
+    <w:p>
+      <w:pPr>
+        <w:pStyle w:val="ListParagraph"/>
+        <w:numPr>
+          <w:ilvl w:val="2"/>
+          <w:numId w:val="17"/>
+        </w:numPr>
+      </w:pPr>
+      <w:r>
+        <w:t>if</w:t>
+      </w:r>
+      <w:r>
+        <w:t xml:space="preserve"> </w:t>
+      </w:r>
+      <w:r>
+        <w:t xml:space="preserve">p2 &gt;= n or </w:t>
+      </w:r>
+      <w:r>
+        <w:t xml:space="preserve">(p1 &lt;m and </w:t>
+      </w:r>
+      <w:r>
+        <w:t>nums1_copy[p1] &lt;= nums2[p2]</w:t>
+      </w:r>
+      <w:r>
+        <w:t>)</w:t>
+      </w:r>
+      <w:r>
+        <w:t>, update nums1[p]</w:t>
+      </w:r>
+      <w:r>
+        <w:t xml:space="preserve"> with nums1_copy[p1], p1+= 1</w:t>
+      </w:r>
+    </w:p>
+    <w:p>
+      <w:pPr>
+        <w:pStyle w:val="ListParagraph"/>
+        <w:numPr>
+          <w:ilvl w:val="2"/>
+          <w:numId w:val="17"/>
+        </w:numPr>
+      </w:pPr>
+      <w:r>
+        <w:t>else: update nums1[p] with nums2[p2], p2+=1</w:t>
+      </w:r>
+    </w:p>
+    <w:p>
+      <w:pPr>
+        <w:pStyle w:val="ListParagraph"/>
+        <w:numPr>
+          <w:ilvl w:val="1"/>
+          <w:numId w:val="17"/>
+        </w:numPr>
+      </w:pPr>
+      <w:r>
+        <w:lastRenderedPageBreak/>
+        <w:drawing>
+          <wp:inline distT="0" distB="0" distL="0" distR="0" wp14:anchorId="0FE6CA21" wp14:editId="054FD5CA">
+            <wp:extent cx="5713473" cy="2612571"/>
+            <wp:effectExtent l="0" t="0" r="1905" b="0"/>
+            <wp:docPr id="559693136" name="Picture 1" descr="A screenshot of a computer&#10;&#10;AI-generated content may be incorrect."/>
+            <wp:cNvGraphicFramePr>
+              <a:graphicFrameLocks xmlns:a="http://schemas.openxmlformats.org/drawingml/2006/main" noChangeAspect="1"/>
+            </wp:cNvGraphicFramePr>
+            <a:graphic xmlns:a="http://schemas.openxmlformats.org/drawingml/2006/main">
+              <a:graphicData uri="http://schemas.openxmlformats.org/drawingml/2006/picture">
+                <pic:pic xmlns:pic="http://schemas.openxmlformats.org/drawingml/2006/picture">
+                  <pic:nvPicPr>
+                    <pic:cNvPr id="559693136" name="Picture 1" descr="A screenshot of a computer&#10;&#10;AI-generated content may be incorrect."/>
+                    <pic:cNvPicPr/>
+                  </pic:nvPicPr>
+                  <pic:blipFill>
+                    <a:blip r:embed="rId25"/>
+                    <a:stretch>
+                      <a:fillRect/>
+                    </a:stretch>
+                  </pic:blipFill>
+                  <pic:spPr>
+                    <a:xfrm>
+                      <a:off x="0" y="0"/>
+                      <a:ext cx="5715868" cy="2613666"/>
+                    </a:xfrm>
+                    <a:prstGeom prst="rect">
+                      <a:avLst/>
+                    </a:prstGeom>
+                  </pic:spPr>
+                </pic:pic>
+              </a:graphicData>
+            </a:graphic>
+          </wp:inline>
+        </w:drawing>
+      </w:r>
+    </w:p>
+    <w:p>
+      <w:pPr>
+        <w:pStyle w:val="ListParagraph"/>
+        <w:numPr>
+          <w:ilvl w:val="1"/>
+          <w:numId w:val="17"/>
+        </w:numPr>
+      </w:pPr>
+      <w:r>
+        <w:t>Time: O(</w:t>
+      </w:r>
+      <w:proofErr w:type="spellStart"/>
+      <w:r>
+        <w:t>m+n</w:t>
+      </w:r>
+      <w:proofErr w:type="spellEnd"/>
+      <w:r>
+        <w:t xml:space="preserve">) </w:t>
+      </w:r>
+    </w:p>
+    <w:p>
+      <w:pPr>
+        <w:pStyle w:val="ListParagraph"/>
+        <w:numPr>
+          <w:ilvl w:val="1"/>
+          <w:numId w:val="17"/>
+        </w:numPr>
+      </w:pPr>
+      <w:r>
+        <w:t>Space: O(m), additional array is created</w:t>
+      </w:r>
+    </w:p>
+    <w:p>
+      <w:pPr>
+        <w:pStyle w:val="ListParagraph"/>
+        <w:numPr>
+          <w:ilvl w:val="0"/>
+          <w:numId w:val="17"/>
+        </w:numPr>
+      </w:pPr>
+      <w:r>
+        <w:t>3 pointer method starting from the end</w:t>
+      </w:r>
+    </w:p>
+    <w:p>
+      <w:pPr>
+        <w:pStyle w:val="ListParagraph"/>
+        <w:numPr>
+          <w:ilvl w:val="1"/>
+          <w:numId w:val="17"/>
+        </w:numPr>
+      </w:pPr>
+      <w:r>
+        <w:t xml:space="preserve">P1 starting at position m of </w:t>
+      </w:r>
+      <w:proofErr w:type="gramStart"/>
+      <w:r>
+        <w:t>the nums1</w:t>
+      </w:r>
+      <w:proofErr w:type="gramEnd"/>
+      <w:r>
+        <w:t xml:space="preserve"> (end of actual values), p2 starting at position n of nums2</w:t>
+      </w:r>
+      <w:r>
+        <w:t>.</w:t>
+      </w:r>
+    </w:p>
+    <w:p>
+      <w:pPr>
+        <w:pStyle w:val="ListParagraph"/>
+        <w:numPr>
+          <w:ilvl w:val="1"/>
+          <w:numId w:val="17"/>
+        </w:numPr>
+      </w:pPr>
+      <w:r>
+        <w:t xml:space="preserve">P at the </w:t>
+      </w:r>
+      <w:proofErr w:type="gramStart"/>
+      <w:r>
+        <w:t>end</w:t>
+      </w:r>
+      <w:proofErr w:type="gramEnd"/>
+      <w:r>
+        <w:t xml:space="preserve"> the nums1 (entire length)</w:t>
+      </w:r>
+    </w:p>
+    <w:p>
+      <w:pPr>
+        <w:pStyle w:val="ListParagraph"/>
+        <w:numPr>
+          <w:ilvl w:val="1"/>
+          <w:numId w:val="17"/>
+        </w:numPr>
+      </w:pPr>
+      <w:r>
+        <w:t>Use the value on nums1 if p1 &gt;=0 and nums1[p1] &gt; nums2[p2]</w:t>
+      </w:r>
+    </w:p>
+    <w:p>
+      <w:pPr>
+        <w:pStyle w:val="ListParagraph"/>
+        <w:numPr>
+          <w:ilvl w:val="1"/>
+          <w:numId w:val="17"/>
+        </w:numPr>
+      </w:pPr>
+      <w:r>
+        <w:t xml:space="preserve">And nums2 on every other </w:t>
+      </w:r>
+      <w:proofErr w:type="gramStart"/>
+      <w:r>
+        <w:t>conditions</w:t>
+      </w:r>
+      <w:proofErr w:type="gramEnd"/>
+      <w:r>
+        <w:t xml:space="preserve"> (else)</w:t>
+      </w:r>
+    </w:p>
+    <w:p>
+      <w:pPr>
+        <w:pStyle w:val="ListParagraph"/>
+        <w:numPr>
+          <w:ilvl w:val="1"/>
+          <w:numId w:val="17"/>
+        </w:numPr>
+      </w:pPr>
+      <w:r>
+        <w:drawing>
+          <wp:inline distT="0" distB="0" distL="0" distR="0" wp14:anchorId="23DBDF33" wp14:editId="4661E698">
+            <wp:extent cx="5943600" cy="2106295"/>
+            <wp:effectExtent l="0" t="0" r="0" b="8255"/>
+            <wp:docPr id="371106753" name="Picture 1" descr="Text&#10;&#10;AI-generated content may be incorrect."/>
+            <wp:cNvGraphicFramePr>
+              <a:graphicFrameLocks xmlns:a="http://schemas.openxmlformats.org/drawingml/2006/main" noChangeAspect="1"/>
+            </wp:cNvGraphicFramePr>
+            <a:graphic xmlns:a="http://schemas.openxmlformats.org/drawingml/2006/main">
+              <a:graphicData uri="http://schemas.openxmlformats.org/drawingml/2006/picture">
+                <pic:pic xmlns:pic="http://schemas.openxmlformats.org/drawingml/2006/picture">
+                  <pic:nvPicPr>
+                    <pic:cNvPr id="371106753" name="Picture 1" descr="Text&#10;&#10;AI-generated content may be incorrect."/>
+                    <pic:cNvPicPr/>
+                  </pic:nvPicPr>
+                  <pic:blipFill>
+                    <a:blip r:embed="rId26"/>
+                    <a:stretch>
+                      <a:fillRect/>
+                    </a:stretch>
+                  </pic:blipFill>
+                  <pic:spPr>
+                    <a:xfrm>
+                      <a:off x="0" y="0"/>
+                      <a:ext cx="5943600" cy="2106295"/>
+                    </a:xfrm>
+                    <a:prstGeom prst="rect">
+                      <a:avLst/>
+                    </a:prstGeom>
+                  </pic:spPr>
+                </pic:pic>
+              </a:graphicData>
+            </a:graphic>
+          </wp:inline>
+        </w:drawing>
+      </w:r>
+    </w:p>
+    <w:p>
+      <w:pPr>
+        <w:pStyle w:val="ListParagraph"/>
+        <w:numPr>
+          <w:ilvl w:val="1"/>
+          <w:numId w:val="17"/>
+        </w:numPr>
+      </w:pPr>
+      <w:r>
+        <w:t>Time: O(</w:t>
+      </w:r>
+      <w:proofErr w:type="spellStart"/>
+      <w:r>
+        <w:t>n+m</w:t>
+      </w:r>
+      <w:proofErr w:type="spellEnd"/>
+      <w:r>
+        <w:t>)</w:t>
+      </w:r>
+    </w:p>
+    <w:p>
+      <w:pPr>
+        <w:pStyle w:val="ListParagraph"/>
+        <w:numPr>
+          <w:ilvl w:val="1"/>
+          <w:numId w:val="17"/>
+        </w:numPr>
+      </w:pPr>
+      <w:r>
+        <w:t xml:space="preserve">Space: </w:t>
+      </w:r>
+      <w:proofErr w:type="gramStart"/>
+      <w:r>
+        <w:t>O(</w:t>
+      </w:r>
+      <w:proofErr w:type="gramEnd"/>
+      <w:r>
+        <w:t xml:space="preserve">1): no additional space was allocated. </w:t>
+      </w:r>
+    </w:p>
+    <w:p>
+      <w:pPr>
+        <w:pStyle w:val="Heading2"/>
+      </w:pPr>
+      <w:r>
+        <w:lastRenderedPageBreak/>
         <w:t>118- Pascal’s Triangle</w:t>
       </w:r>
       <w:bookmarkEnd w:id="8"/>
@@ -4846,7 +5297,7 @@
                     <pic:cNvPicPr/>
                   </pic:nvPicPr>
                   <pic:blipFill>
-                    <a:blip r:embed="rId24">
+                    <a:blip r:embed="rId27">
                       <a:extLst>
                         <a:ext uri="{28A0092B-C50C-407E-A947-70E740481C1C}">
                           <a14:useLocalDpi xmlns:a14="http://schemas.microsoft.com/office/drawing/2010/main" val="0"/>
@@ -4875,7 +5326,6 @@
     </w:p>
     <w:p>
       <w:r>
-        <w:lastRenderedPageBreak/>
         <w:t>1)</w:t>
       </w:r>
       <w:r>
@@ -4898,7 +5348,7 @@
                     <pic:cNvPicPr/>
                   </pic:nvPicPr>
                   <pic:blipFill>
-                    <a:blip r:embed="rId25">
+                    <a:blip r:embed="rId28">
                       <a:extLst>
                         <a:ext uri="{28A0092B-C50C-407E-A947-70E740481C1C}">
                           <a14:useLocalDpi xmlns:a14="http://schemas.microsoft.com/office/drawing/2010/main" val="0"/>
@@ -5016,6 +5466,7 @@
     </w:p>
     <w:p>
       <w:r>
+        <w:lastRenderedPageBreak/>
         <w:t>6)</w:t>
       </w:r>
       <w:r>
@@ -5038,7 +5489,7 @@
                     <pic:cNvPicPr/>
                   </pic:nvPicPr>
                   <pic:blipFill>
-                    <a:blip r:embed="rId26">
+                    <a:blip r:embed="rId29">
                       <a:extLst>
                         <a:ext uri="{28A0092B-C50C-407E-A947-70E740481C1C}">
                           <a14:useLocalDpi xmlns:a14="http://schemas.microsoft.com/office/drawing/2010/main" val="0"/>
@@ -5081,7 +5532,6 @@
       </w:pPr>
       <w:bookmarkStart w:id="9" w:name="_Toc205155044"/>
       <w:r>
-        <w:lastRenderedPageBreak/>
         <w:t>215- Kth Largest Element in an Array</w:t>
       </w:r>
       <w:bookmarkEnd w:id="9"/>
@@ -5107,7 +5557,7 @@
                     <pic:cNvPicPr/>
                   </pic:nvPicPr>
                   <pic:blipFill>
-                    <a:blip r:embed="rId27">
+                    <a:blip r:embed="rId30">
                       <a:extLst>
                         <a:ext uri="{28A0092B-C50C-407E-A947-70E740481C1C}">
                           <a14:useLocalDpi xmlns:a14="http://schemas.microsoft.com/office/drawing/2010/main" val="0"/>
@@ -5185,6 +5635,7 @@
         <w:rPr>
           <w:noProof/>
         </w:rPr>
+        <w:lastRenderedPageBreak/>
         <w:drawing>
           <wp:inline distT="0" distB="0" distL="0" distR="0" wp14:anchorId="63853DBF" wp14:editId="4E693F44">
             <wp:extent cx="5351929" cy="2675965"/>
@@ -5201,7 +5652,7 @@
                     <pic:cNvPicPr/>
                   </pic:nvPicPr>
                   <pic:blipFill>
-                    <a:blip r:embed="rId28">
+                    <a:blip r:embed="rId31">
                       <a:extLst>
                         <a:ext uri="{28A0092B-C50C-407E-A947-70E740481C1C}">
                           <a14:useLocalDpi xmlns:a14="http://schemas.microsoft.com/office/drawing/2010/main" val="0"/>
@@ -5269,7 +5720,6 @@
         </w:numPr>
       </w:pPr>
       <w:r>
-        <w:lastRenderedPageBreak/>
         <w:t xml:space="preserve">Use heap </w:t>
       </w:r>
       <w:r>
@@ -5304,7 +5754,7 @@
                     <pic:cNvPicPr/>
                   </pic:nvPicPr>
                   <pic:blipFill>
-                    <a:blip r:embed="rId29">
+                    <a:blip r:embed="rId32">
                       <a:extLst>
                         <a:ext uri="{28A0092B-C50C-407E-A947-70E740481C1C}">
                           <a14:useLocalDpi xmlns:a14="http://schemas.microsoft.com/office/drawing/2010/main" val="0"/>
@@ -5344,10 +5794,7 @@
       </w:r>
       <w:proofErr w:type="spellStart"/>
       <w:r>
-        <w:t>nlog</w:t>
-      </w:r>
-      <w:r>
-        <w:t>k</w:t>
+        <w:t>nlogk</w:t>
       </w:r>
       <w:proofErr w:type="spellEnd"/>
       <w:r>
@@ -5363,13 +5810,7 @@
         </w:numPr>
       </w:pPr>
       <w:r>
-        <w:t>Space: O(</w:t>
-      </w:r>
-      <w:r>
-        <w:t>k</w:t>
-      </w:r>
-      <w:r>
-        <w:t>)</w:t>
+        <w:t>Space: O(k)</w:t>
       </w:r>
     </w:p>
     <w:p/>
@@ -5379,6 +5820,7 @@
       </w:pPr>
       <w:bookmarkStart w:id="10" w:name="_Toc205155045"/>
       <w:r>
+        <w:lastRenderedPageBreak/>
         <w:t>Functions</w:t>
       </w:r>
       <w:bookmarkEnd w:id="10"/>
@@ -5414,7 +5856,7 @@
                     <pic:cNvPicPr/>
                   </pic:nvPicPr>
                   <pic:blipFill>
-                    <a:blip r:embed="rId30">
+                    <a:blip r:embed="rId33">
                       <a:extLst>
                         <a:ext uri="{28A0092B-C50C-407E-A947-70E740481C1C}">
                           <a14:useLocalDpi xmlns:a14="http://schemas.microsoft.com/office/drawing/2010/main" val="0"/>
@@ -5513,7 +5955,6 @@
       <w:proofErr w:type="spellStart"/>
       <w:proofErr w:type="gramStart"/>
       <w:r>
-        <w:lastRenderedPageBreak/>
         <w:t>pickIndex</w:t>
       </w:r>
       <w:proofErr w:type="spellEnd"/>
@@ -5544,10 +5985,7 @@
       </w:r>
       <w:proofErr w:type="gramEnd"/>
       <w:r>
-        <w:t xml:space="preserve">) → 1 with probability </w:t>
-      </w:r>
-      <w:r>
-        <w:t>¾</w:t>
+        <w:t>) → 1 with probability ¾</w:t>
       </w:r>
     </w:p>
     <w:p>
@@ -5741,6 +6179,7 @@
         </w:numPr>
       </w:pPr>
       <w:r>
+        <w:lastRenderedPageBreak/>
         <w:t>index 2: 2/6</w:t>
       </w:r>
     </w:p>
@@ -5757,7 +6196,6 @@
           <w:noProof/>
           <w14:ligatures w14:val="standardContextual"/>
         </w:rPr>
-        <w:lastRenderedPageBreak/>
         <w:drawing>
           <wp:inline distT="0" distB="0" distL="0" distR="0" wp14:anchorId="24F4E68F" wp14:editId="79031AC4">
             <wp:extent cx="5867400" cy="5803900"/>
@@ -5774,7 +6212,7 @@
                     <pic:cNvPicPr/>
                   </pic:nvPicPr>
                   <pic:blipFill>
-                    <a:blip r:embed="rId31">
+                    <a:blip r:embed="rId34">
                       <a:extLst>
                         <a:ext uri="{28A0092B-C50C-407E-A947-70E740481C1C}">
                           <a14:useLocalDpi xmlns:a14="http://schemas.microsoft.com/office/drawing/2010/main" val="0"/>
@@ -5886,7 +6324,7 @@
                     <pic:cNvPicPr/>
                   </pic:nvPicPr>
                   <pic:blipFill>
-                    <a:blip r:embed="rId32"/>
+                    <a:blip r:embed="rId35"/>
                     <a:stretch>
                       <a:fillRect/>
                     </a:stretch>
@@ -5965,7 +6403,7 @@
                     <pic:cNvPicPr/>
                   </pic:nvPicPr>
                   <pic:blipFill>
-                    <a:blip r:embed="rId33">
+                    <a:blip r:embed="rId36">
                       <a:extLst>
                         <a:ext uri="{28A0092B-C50C-407E-A947-70E740481C1C}">
                           <a14:useLocalDpi xmlns:a14="http://schemas.microsoft.com/office/drawing/2010/main" val="0"/>
@@ -6077,7 +6515,7 @@
                     <pic:cNvPicPr/>
                   </pic:nvPicPr>
                   <pic:blipFill>
-                    <a:blip r:embed="rId34">
+                    <a:blip r:embed="rId37">
                       <a:extLst>
                         <a:ext uri="{28A0092B-C50C-407E-A947-70E740481C1C}">
                           <a14:useLocalDpi xmlns:a14="http://schemas.microsoft.com/office/drawing/2010/main" val="0"/>
@@ -6179,7 +6617,7 @@
                     <pic:cNvPicPr/>
                   </pic:nvPicPr>
                   <pic:blipFill>
-                    <a:blip r:embed="rId35">
+                    <a:blip r:embed="rId38">
                       <a:extLst>
                         <a:ext uri="{28A0092B-C50C-407E-A947-70E740481C1C}">
                           <a14:useLocalDpi xmlns:a14="http://schemas.microsoft.com/office/drawing/2010/main" val="0"/>
@@ -6261,13 +6699,7 @@
       </w:r>
       <w:proofErr w:type="spellEnd"/>
       <w:r>
-        <w:t xml:space="preserve"> = </w:t>
-      </w:r>
-      <w:r>
-        <w:t xml:space="preserve">x * </w:t>
-      </w:r>
-      <w:r>
-        <w:t>x^(n/2) * x^(n/2)</w:t>
+        <w:t xml:space="preserve"> = x * x^(n/2) * x^(n/2)</w:t>
       </w:r>
     </w:p>
     <w:p>
@@ -6341,7 +6773,7 @@
                     <pic:cNvPicPr/>
                   </pic:nvPicPr>
                   <pic:blipFill>
-                    <a:blip r:embed="rId36">
+                    <a:blip r:embed="rId39">
                       <a:extLst>
                         <a:ext uri="{28A0092B-C50C-407E-A947-70E740481C1C}">
                           <a14:useLocalDpi xmlns:a14="http://schemas.microsoft.com/office/drawing/2010/main" val="0"/>
@@ -6451,7 +6883,7 @@
                     <pic:cNvPicPr/>
                   </pic:nvPicPr>
                   <pic:blipFill>
-                    <a:blip r:embed="rId37">
+                    <a:blip r:embed="rId40">
                       <a:extLst>
                         <a:ext uri="{28A0092B-C50C-407E-A947-70E740481C1C}">
                           <a14:useLocalDpi xmlns:a14="http://schemas.microsoft.com/office/drawing/2010/main" val="0"/>
@@ -6556,7 +6988,7 @@
                     <pic:cNvPicPr/>
                   </pic:nvPicPr>
                   <pic:blipFill>
-                    <a:blip r:embed="rId38">
+                    <a:blip r:embed="rId41">
                       <a:extLst>
                         <a:ext uri="{28A0092B-C50C-407E-A947-70E740481C1C}">
                           <a14:useLocalDpi xmlns:a14="http://schemas.microsoft.com/office/drawing/2010/main" val="0"/>
@@ -6665,7 +7097,15 @@
         </w:numPr>
       </w:pPr>
       <w:r>
-        <w:t xml:space="preserve">Initialize total = 0, depth = 1, and a que storing the </w:t>
+        <w:t xml:space="preserve">Initialize total = 0, depth = 1, and a </w:t>
+      </w:r>
+      <w:proofErr w:type="gramStart"/>
+      <w:r>
+        <w:t>que</w:t>
+      </w:r>
+      <w:proofErr w:type="gramEnd"/>
+      <w:r>
+        <w:t xml:space="preserve"> storing the </w:t>
       </w:r>
       <w:proofErr w:type="gramStart"/>
       <w:r>
@@ -6758,7 +7198,7 @@
                     <pic:cNvPicPr/>
                   </pic:nvPicPr>
                   <pic:blipFill>
-                    <a:blip r:embed="rId39">
+                    <a:blip r:embed="rId42">
                       <a:extLst>
                         <a:ext uri="{28A0092B-C50C-407E-A947-70E740481C1C}">
                           <a14:useLocalDpi xmlns:a14="http://schemas.microsoft.com/office/drawing/2010/main" val="0"/>
@@ -6853,7 +7293,7 @@
                     <pic:cNvPicPr/>
                   </pic:nvPicPr>
                   <pic:blipFill>
-                    <a:blip r:embed="rId40">
+                    <a:blip r:embed="rId43">
                       <a:extLst>
                         <a:ext uri="{28A0092B-C50C-407E-A947-70E740481C1C}">
                           <a14:useLocalDpi xmlns:a14="http://schemas.microsoft.com/office/drawing/2010/main" val="0"/>
@@ -6914,15 +7354,31 @@
         </w:numPr>
       </w:pPr>
       <w:r>
-        <w:t xml:space="preserve">Traverse down the tree, but in the beginning of the traversal, extract the size of the existing que, the size will tell which node is the </w:t>
+        <w:t xml:space="preserve">Traverse down the tree, but in the beginning of the traversal, extract the size of the existing </w:t>
       </w:r>
       <w:proofErr w:type="gramStart"/>
       <w:r>
+        <w:t>que</w:t>
+      </w:r>
+      <w:proofErr w:type="gramEnd"/>
+      <w:r>
+        <w:t xml:space="preserve">, the size will tell which node is the </w:t>
+      </w:r>
+      <w:proofErr w:type="gramStart"/>
+      <w:r>
         <w:t>right side</w:t>
       </w:r>
       <w:proofErr w:type="gramEnd"/>
       <w:r>
-        <w:t xml:space="preserve"> view. Because the que at that </w:t>
+        <w:t xml:space="preserve"> view. Because the </w:t>
+      </w:r>
+      <w:proofErr w:type="gramStart"/>
+      <w:r>
+        <w:t>que</w:t>
+      </w:r>
+      <w:proofErr w:type="gramEnd"/>
+      <w:r>
+        <w:t xml:space="preserve"> at that </w:t>
       </w:r>
       <w:proofErr w:type="gramStart"/>
       <w:r>
@@ -6957,10 +7413,12 @@
         <w:t xml:space="preserve">Right after the size of the level is </w:t>
       </w:r>
       <w:proofErr w:type="spellStart"/>
+      <w:proofErr w:type="gramStart"/>
       <w:r>
         <w:t>know</w:t>
       </w:r>
       <w:proofErr w:type="spellEnd"/>
+      <w:proofErr w:type="gramEnd"/>
       <w:r>
         <w:t xml:space="preserve">, </w:t>
       </w:r>
@@ -7016,7 +7474,7 @@
                     <pic:cNvPicPr/>
                   </pic:nvPicPr>
                   <pic:blipFill>
-                    <a:blip r:embed="rId41">
+                    <a:blip r:embed="rId44">
                       <a:extLst>
                         <a:ext uri="{28A0092B-C50C-407E-A947-70E740481C1C}">
                           <a14:useLocalDpi xmlns:a14="http://schemas.microsoft.com/office/drawing/2010/main" val="0"/>
@@ -7105,7 +7563,7 @@
                     <pic:cNvPicPr/>
                   </pic:nvPicPr>
                   <pic:blipFill>
-                    <a:blip r:embed="rId42">
+                    <a:blip r:embed="rId45">
                       <a:extLst>
                         <a:ext uri="{28A0092B-C50C-407E-A947-70E740481C1C}">
                           <a14:useLocalDpi xmlns:a14="http://schemas.microsoft.com/office/drawing/2010/main" val="0"/>
@@ -7274,7 +7732,7 @@
                     <pic:cNvPicPr/>
                   </pic:nvPicPr>
                   <pic:blipFill>
-                    <a:blip r:embed="rId43">
+                    <a:blip r:embed="rId46">
                       <a:extLst>
                         <a:ext uri="{28A0092B-C50C-407E-A947-70E740481C1C}">
                           <a14:useLocalDpi xmlns:a14="http://schemas.microsoft.com/office/drawing/2010/main" val="0"/>
@@ -7385,7 +7843,7 @@
                     <pic:cNvPicPr/>
                   </pic:nvPicPr>
                   <pic:blipFill>
-                    <a:blip r:embed="rId44">
+                    <a:blip r:embed="rId47">
                       <a:extLst>
                         <a:ext uri="{28A0092B-C50C-407E-A947-70E740481C1C}">
                           <a14:useLocalDpi xmlns:a14="http://schemas.microsoft.com/office/drawing/2010/main" val="0"/>
@@ -7414,6 +7872,288 @@
     </w:p>
     <w:p>
       <w:pPr>
+        <w:pStyle w:val="ListParagraph"/>
+        <w:numPr>
+          <w:ilvl w:val="0"/>
+          <w:numId w:val="14"/>
+        </w:numPr>
+      </w:pPr>
+      <w:r>
+        <w:t>Time: O(n)</w:t>
+      </w:r>
+      <w:r>
+        <w:t>: since no sorting is visited</w:t>
+      </w:r>
+    </w:p>
+    <w:p>
+      <w:pPr>
+        <w:pStyle w:val="ListParagraph"/>
+        <w:numPr>
+          <w:ilvl w:val="0"/>
+          <w:numId w:val="14"/>
+        </w:numPr>
+      </w:pPr>
+      <w:r>
+        <w:t>Space: O(</w:t>
+      </w:r>
+      <w:r>
+        <w:t xml:space="preserve">n): for the </w:t>
+      </w:r>
+      <w:proofErr w:type="spellStart"/>
+      <w:r>
+        <w:t>hashmap</w:t>
+      </w:r>
+      <w:proofErr w:type="spellEnd"/>
+      <w:r>
+        <w:t xml:space="preserve"> storing all the nodes in the tree. </w:t>
+      </w:r>
+    </w:p>
+    <w:p>
+      <w:pPr>
+        <w:pStyle w:val="Heading2"/>
+      </w:pPr>
+      <w:r>
+        <w:lastRenderedPageBreak/>
+        <w:t>1650-Lowest Common Ancestor of a Binary Tree</w:t>
+      </w:r>
+      <w:r>
+        <w:t xml:space="preserve"> III (medium)</w:t>
+      </w:r>
+    </w:p>
+    <w:p>
+      <w:r>
+        <w:drawing>
+          <wp:inline distT="0" distB="0" distL="0" distR="0" wp14:anchorId="47BAACBC" wp14:editId="34F05AAA">
+            <wp:extent cx="5388321" cy="7730836"/>
+            <wp:effectExtent l="0" t="0" r="3175" b="3810"/>
+            <wp:docPr id="1542158660" name="Picture 1" descr="Text, website&#10;&#10;AI-generated content may be incorrect."/>
+            <wp:cNvGraphicFramePr>
+              <a:graphicFrameLocks xmlns:a="http://schemas.openxmlformats.org/drawingml/2006/main" noChangeAspect="1"/>
+            </wp:cNvGraphicFramePr>
+            <a:graphic xmlns:a="http://schemas.openxmlformats.org/drawingml/2006/main">
+              <a:graphicData uri="http://schemas.openxmlformats.org/drawingml/2006/picture">
+                <pic:pic xmlns:pic="http://schemas.openxmlformats.org/drawingml/2006/picture">
+                  <pic:nvPicPr>
+                    <pic:cNvPr id="1542158660" name="Picture 1" descr="Text, website&#10;&#10;AI-generated content may be incorrect."/>
+                    <pic:cNvPicPr/>
+                  </pic:nvPicPr>
+                  <pic:blipFill>
+                    <a:blip r:embed="rId48"/>
+                    <a:stretch>
+                      <a:fillRect/>
+                    </a:stretch>
+                  </pic:blipFill>
+                  <pic:spPr>
+                    <a:xfrm>
+                      <a:off x="0" y="0"/>
+                      <a:ext cx="5390465" cy="7733912"/>
+                    </a:xfrm>
+                    <a:prstGeom prst="rect">
+                      <a:avLst/>
+                    </a:prstGeom>
+                  </pic:spPr>
+                </pic:pic>
+              </a:graphicData>
+            </a:graphic>
+          </wp:inline>
+        </w:drawing>
+      </w:r>
+    </w:p>
+    <w:p>
+      <w:pPr>
+        <w:pStyle w:val="ListParagraph"/>
+        <w:numPr>
+          <w:ilvl w:val="0"/>
+          <w:numId w:val="14"/>
+        </w:numPr>
+      </w:pPr>
+      <w:r>
+        <w:lastRenderedPageBreak/>
+        <w:t xml:space="preserve">Using a </w:t>
+      </w:r>
+      <w:proofErr w:type="gramStart"/>
+      <w:r>
+        <w:t>set(</w:t>
+      </w:r>
+      <w:proofErr w:type="gramEnd"/>
+      <w:r>
+        <w:t>)</w:t>
+      </w:r>
+    </w:p>
+    <w:p>
+      <w:pPr>
+        <w:pStyle w:val="ListParagraph"/>
+        <w:numPr>
+          <w:ilvl w:val="1"/>
+          <w:numId w:val="14"/>
+        </w:numPr>
+      </w:pPr>
+      <w:r>
+        <w:t xml:space="preserve">Start with p and work its way up until the root node is reached (use while </w:t>
+      </w:r>
+      <w:proofErr w:type="gramStart"/>
+      <w:r>
+        <w:t>p</w:t>
+      </w:r>
+      <w:r>
+        <w:t xml:space="preserve"> !</w:t>
+      </w:r>
+      <w:proofErr w:type="gramEnd"/>
+      <w:r>
+        <w:t>= None since the parent of the root is None)</w:t>
+      </w:r>
+    </w:p>
+    <w:p>
+      <w:pPr>
+        <w:pStyle w:val="ListParagraph"/>
+        <w:numPr>
+          <w:ilvl w:val="1"/>
+          <w:numId w:val="14"/>
+        </w:numPr>
+      </w:pPr>
+      <w:r>
+        <w:t xml:space="preserve">Record p and ancestors in the </w:t>
+      </w:r>
+      <w:proofErr w:type="gramStart"/>
+      <w:r>
+        <w:t>set(</w:t>
+      </w:r>
+      <w:proofErr w:type="gramEnd"/>
+      <w:r>
+        <w:t>) as it’s going up</w:t>
+      </w:r>
+    </w:p>
+    <w:p>
+      <w:pPr>
+        <w:pStyle w:val="ListParagraph"/>
+        <w:numPr>
+          <w:ilvl w:val="1"/>
+          <w:numId w:val="14"/>
+        </w:numPr>
+      </w:pPr>
+      <w:r>
+        <w:t xml:space="preserve">For q, if it’s in ancestors already, then the q is LCA, else </w:t>
+      </w:r>
+      <w:r>
+        <w:t xml:space="preserve">work the way up like p and check if the parent is in the </w:t>
+      </w:r>
+      <w:proofErr w:type="gramStart"/>
+      <w:r>
+        <w:t>set(</w:t>
+      </w:r>
+      <w:proofErr w:type="gramEnd"/>
+      <w:r>
+        <w:t>)</w:t>
+      </w:r>
+    </w:p>
+    <w:p>
+      <w:pPr>
+        <w:pStyle w:val="ListParagraph"/>
+        <w:numPr>
+          <w:ilvl w:val="1"/>
+          <w:numId w:val="14"/>
+        </w:numPr>
+      </w:pPr>
+      <w:r>
+        <w:drawing>
+          <wp:inline distT="0" distB="0" distL="0" distR="0" wp14:anchorId="2C772217" wp14:editId="185B7518">
+            <wp:extent cx="5943600" cy="2186940"/>
+            <wp:effectExtent l="0" t="0" r="0" b="3810"/>
+            <wp:docPr id="2055083510" name="Picture 1" descr="Text&#10;&#10;AI-generated content may be incorrect."/>
+            <wp:cNvGraphicFramePr>
+              <a:graphicFrameLocks xmlns:a="http://schemas.openxmlformats.org/drawingml/2006/main" noChangeAspect="1"/>
+            </wp:cNvGraphicFramePr>
+            <a:graphic xmlns:a="http://schemas.openxmlformats.org/drawingml/2006/main">
+              <a:graphicData uri="http://schemas.openxmlformats.org/drawingml/2006/picture">
+                <pic:pic xmlns:pic="http://schemas.openxmlformats.org/drawingml/2006/picture">
+                  <pic:nvPicPr>
+                    <pic:cNvPr id="2055083510" name="Picture 1" descr="Text&#10;&#10;AI-generated content may be incorrect."/>
+                    <pic:cNvPicPr/>
+                  </pic:nvPicPr>
+                  <pic:blipFill>
+                    <a:blip r:embed="rId49"/>
+                    <a:stretch>
+                      <a:fillRect/>
+                    </a:stretch>
+                  </pic:blipFill>
+                  <pic:spPr>
+                    <a:xfrm>
+                      <a:off x="0" y="0"/>
+                      <a:ext cx="5943600" cy="2186940"/>
+                    </a:xfrm>
+                    <a:prstGeom prst="rect">
+                      <a:avLst/>
+                    </a:prstGeom>
+                  </pic:spPr>
+                </pic:pic>
+              </a:graphicData>
+            </a:graphic>
+          </wp:inline>
+        </w:drawing>
+      </w:r>
+    </w:p>
+    <w:p>
+      <w:pPr>
+        <w:pStyle w:val="ListParagraph"/>
+        <w:numPr>
+          <w:ilvl w:val="1"/>
+          <w:numId w:val="14"/>
+        </w:numPr>
+      </w:pPr>
+      <w:r>
+        <w:t>Time: O(</w:t>
+      </w:r>
+      <w:r>
+        <w:t>n): worst case all nodes will be visited</w:t>
+      </w:r>
+    </w:p>
+    <w:p>
+      <w:pPr>
+        <w:pStyle w:val="ListParagraph"/>
+        <w:numPr>
+          <w:ilvl w:val="1"/>
+          <w:numId w:val="14"/>
+        </w:numPr>
+      </w:pPr>
+      <w:proofErr w:type="spellStart"/>
+      <w:r>
+        <w:t>Space:O</w:t>
+      </w:r>
+      <w:proofErr w:type="spellEnd"/>
+      <w:r>
+        <w:t>(n): the set will store all nodes in the worst case</w:t>
+      </w:r>
+    </w:p>
+    <w:p>
+      <w:pPr>
+        <w:pStyle w:val="ListParagraph"/>
+        <w:numPr>
+          <w:ilvl w:val="0"/>
+          <w:numId w:val="14"/>
+        </w:numPr>
+      </w:pPr>
+      <w:r>
+        <w:t xml:space="preserve">Using 2 </w:t>
+      </w:r>
+      <w:proofErr w:type="gramStart"/>
+      <w:r>
+        <w:t>pointer</w:t>
+      </w:r>
+      <w:proofErr w:type="gramEnd"/>
+    </w:p>
+    <w:p>
+      <w:pPr>
+        <w:pStyle w:val="ListParagraph"/>
+        <w:numPr>
+          <w:ilvl w:val="1"/>
+          <w:numId w:val="14"/>
+        </w:numPr>
+      </w:pPr>
+    </w:p>
+    <w:p/>
+    <w:p/>
+    <w:p>
+      <w:pPr>
         <w:pStyle w:val="Heading1"/>
       </w:pPr>
       <w:bookmarkStart w:id="22" w:name="_Toc205155057"/>
@@ -7466,7 +8206,7 @@
                     <pic:cNvPicPr/>
                   </pic:nvPicPr>
                   <pic:blipFill>
-                    <a:blip r:embed="rId45"/>
+                    <a:blip r:embed="rId50"/>
                     <a:stretch>
                       <a:fillRect/>
                     </a:stretch>
@@ -7584,7 +8324,7 @@
                     <pic:cNvPicPr/>
                   </pic:nvPicPr>
                   <pic:blipFill>
-                    <a:blip r:embed="rId46"/>
+                    <a:blip r:embed="rId51"/>
                     <a:stretch>
                       <a:fillRect/>
                     </a:stretch>
@@ -7667,7 +8407,7 @@
                     <pic:cNvPicPr/>
                   </pic:nvPicPr>
                   <pic:blipFill>
-                    <a:blip r:embed="rId47"/>
+                    <a:blip r:embed="rId52"/>
                     <a:stretch>
                       <a:fillRect/>
                     </a:stretch>
@@ -7940,7 +8680,7 @@
                     <pic:cNvPicPr/>
                   </pic:nvPicPr>
                   <pic:blipFill>
-                    <a:blip r:embed="rId48"/>
+                    <a:blip r:embed="rId53"/>
                     <a:stretch>
                       <a:fillRect/>
                     </a:stretch>
@@ -8133,7 +8873,7 @@
                     <pic:cNvPicPr/>
                   </pic:nvPicPr>
                   <pic:blipFill>
-                    <a:blip r:embed="rId49"/>
+                    <a:blip r:embed="rId54"/>
                     <a:stretch>
                       <a:fillRect/>
                     </a:stretch>
@@ -8190,9 +8930,9 @@
       </w:r>
     </w:p>
     <w:sectPr>
-      <w:headerReference w:type="even" r:id="rId50"/>
-      <w:headerReference w:type="default" r:id="rId51"/>
-      <w:headerReference w:type="first" r:id="rId52"/>
+      <w:headerReference w:type="even" r:id="rId55"/>
+      <w:headerReference w:type="default" r:id="rId56"/>
+      <w:headerReference w:type="first" r:id="rId57"/>
       <w:pgSz w:w="12240" w:h="15840"/>
       <w:pgMar w:top="1440" w:right="1440" w:bottom="1440" w:left="1440" w:header="720" w:footer="720" w:gutter="0"/>
       <w:cols w:space="720"/>
@@ -8345,7 +9085,7 @@
               <v:stroke joinstyle="miter"/>
               <v:path gradientshapeok="t" o:connecttype="rect"/>
             </v:shapetype>
-            <v:shape id="Text Box 2" o:spid="_x0000_s1026" type="#_x0000_t202" alt="Oshkosh Corporation Classification - Restricted" style="position:absolute;margin-left:0;margin-top:0;width:188.9pt;height:29.15pt;z-index:251659264;visibility:visible;mso-wrap-style:none;mso-wrap-distance-left:0;mso-wrap-distance-top:0;mso-wrap-distance-right:0;mso-wrap-distance-bottom:0;mso-position-horizontal:center;mso-position-horizontal-relative:page;mso-position-vertical:top;mso-position-vertical-relative:page;v-text-anchor:top" o:gfxdata="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" filled="f" stroked="f">
+            <v:shape id="Text Box 2" o:spid="_x0000_s1026" type="#_x0000_t202" alt="Oshkosh Corporation Classification - Restricted" style="position:absolute;margin-left:0;margin-top:0;width:188.9pt;height:29.15pt;z-index:251659264;visibility:visible;mso-wrap-style:none;mso-wrap-distance-left:0;mso-wrap-distance-top:0;mso-wrap-distance-right:0;mso-wrap-distance-bottom:0;mso-position-horizontal:center;mso-position-horizontal-relative:page;mso-position-vertical:top;mso-position-vertical-relative:page;v-text-anchor:top" o:gfxdata="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" filled="f" stroked="f">
               <v:textbox style="mso-fit-shape-to-text:t" inset="0,15pt,0,0">
                 <w:txbxContent>
                   <w:p>
@@ -8475,7 +9215,7 @@
               <v:stroke joinstyle="miter"/>
               <v:path gradientshapeok="t" o:connecttype="rect"/>
             </v:shapetype>
-            <v:shape id="Text Box 3" o:spid="_x0000_s1027" type="#_x0000_t202" alt="Oshkosh Corporation Classification - Restricted" style="position:absolute;margin-left:0;margin-top:0;width:188.9pt;height:29.15pt;z-index:251660288;visibility:visible;mso-wrap-style:none;mso-wrap-distance-left:0;mso-wrap-distance-top:0;mso-wrap-distance-right:0;mso-wrap-distance-bottom:0;mso-position-horizontal:center;mso-position-horizontal-relative:page;mso-position-vertical:top;mso-position-vertical-relative:page;v-text-anchor:top" o:gfxdata="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" filled="f" stroked="f">
+            <v:shape id="Text Box 3" o:spid="_x0000_s1027" type="#_x0000_t202" alt="Oshkosh Corporation Classification - Restricted" style="position:absolute;margin-left:0;margin-top:0;width:188.9pt;height:29.15pt;z-index:251660288;visibility:visible;mso-wrap-style:none;mso-wrap-distance-left:0;mso-wrap-distance-top:0;mso-wrap-distance-right:0;mso-wrap-distance-bottom:0;mso-position-horizontal:center;mso-position-horizontal-relative:page;mso-position-vertical:top;mso-position-vertical-relative:page;v-text-anchor:top" o:gfxdata="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" filled="f" stroked="f">
               <v:textbox style="mso-fit-shape-to-text:t" inset="0,15pt,0,0">
                 <w:txbxContent>
                   <w:p>
@@ -8605,7 +9345,7 @@
               <v:stroke joinstyle="miter"/>
               <v:path gradientshapeok="t" o:connecttype="rect"/>
             </v:shapetype>
-            <v:shape id="Text Box 1" o:spid="_x0000_s1028" type="#_x0000_t202" alt="Oshkosh Corporation Classification - Restricted" style="position:absolute;margin-left:0;margin-top:0;width:188.9pt;height:29.15pt;z-index:251658240;visibility:visible;mso-wrap-style:none;mso-wrap-distance-left:0;mso-wrap-distance-top:0;mso-wrap-distance-right:0;mso-wrap-distance-bottom:0;mso-position-horizontal:center;mso-position-horizontal-relative:page;mso-position-vertical:top;mso-position-vertical-relative:page;v-text-anchor:top" o:gfxdata="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" filled="f" stroked="f">
+            <v:shape id="Text Box 1" o:spid="_x0000_s1028" type="#_x0000_t202" alt="Oshkosh Corporation Classification - Restricted" style="position:absolute;margin-left:0;margin-top:0;width:188.9pt;height:29.15pt;z-index:251658240;visibility:visible;mso-wrap-style:none;mso-wrap-distance-left:0;mso-wrap-distance-top:0;mso-wrap-distance-right:0;mso-wrap-distance-bottom:0;mso-position-horizontal:center;mso-position-horizontal-relative:page;mso-position-vertical:top;mso-position-vertical-relative:page;v-text-anchor:top" o:gfxdata="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" filled="f" stroked="f">
               <v:textbox style="mso-fit-shape-to-text:t" inset="0,15pt,0,0">
                 <w:txbxContent>
                   <w:p>
@@ -9202,6 +9942,95 @@
     </w:lvl>
   </w:abstractNum>
   <w:abstractNum w:abstractNumId="5" w15:restartNumberingAfterBreak="0">
+    <w:nsid w:val="1833142E"/>
+    <w:multiLevelType w:val="hybridMultilevel"/>
+    <w:tmpl w:val="CCA67768"/>
+    <w:lvl w:ilvl="0" w:tplc="04090011">
+      <w:start w:val="1"/>
+      <w:numFmt w:val="decimal"/>
+      <w:lvlText w:val="%1)"/>
+      <w:lvlJc w:val="left"/>
+      <w:pPr>
+        <w:ind w:left="720" w:hanging="360"/>
+      </w:pPr>
+      <w:rPr>
+        <w:rFonts w:hint="default"/>
+      </w:rPr>
+    </w:lvl>
+    <w:lvl w:ilvl="1" w:tplc="04090019">
+      <w:start w:val="1"/>
+      <w:numFmt w:val="lowerLetter"/>
+      <w:lvlText w:val="%2."/>
+      <w:lvlJc w:val="left"/>
+      <w:pPr>
+        <w:ind w:left="1440" w:hanging="360"/>
+      </w:pPr>
+    </w:lvl>
+    <w:lvl w:ilvl="2" w:tplc="0409001B">
+      <w:start w:val="1"/>
+      <w:numFmt w:val="lowerRoman"/>
+      <w:lvlText w:val="%3."/>
+      <w:lvlJc w:val="right"/>
+      <w:pPr>
+        <w:ind w:left="2160" w:hanging="180"/>
+      </w:pPr>
+    </w:lvl>
+    <w:lvl w:ilvl="3" w:tplc="0409000F" w:tentative="1">
+      <w:start w:val="1"/>
+      <w:numFmt w:val="decimal"/>
+      <w:lvlText w:val="%4."/>
+      <w:lvlJc w:val="left"/>
+      <w:pPr>
+        <w:ind w:left="2880" w:hanging="360"/>
+      </w:pPr>
+    </w:lvl>
+    <w:lvl w:ilvl="4" w:tplc="04090019" w:tentative="1">
+      <w:start w:val="1"/>
+      <w:numFmt w:val="lowerLetter"/>
+      <w:lvlText w:val="%5."/>
+      <w:lvlJc w:val="left"/>
+      <w:pPr>
+        <w:ind w:left="3600" w:hanging="360"/>
+      </w:pPr>
+    </w:lvl>
+    <w:lvl w:ilvl="5" w:tplc="0409001B" w:tentative="1">
+      <w:start w:val="1"/>
+      <w:numFmt w:val="lowerRoman"/>
+      <w:lvlText w:val="%6."/>
+      <w:lvlJc w:val="right"/>
+      <w:pPr>
+        <w:ind w:left="4320" w:hanging="180"/>
+      </w:pPr>
+    </w:lvl>
+    <w:lvl w:ilvl="6" w:tplc="0409000F" w:tentative="1">
+      <w:start w:val="1"/>
+      <w:numFmt w:val="decimal"/>
+      <w:lvlText w:val="%7."/>
+      <w:lvlJc w:val="left"/>
+      <w:pPr>
+        <w:ind w:left="5040" w:hanging="360"/>
+      </w:pPr>
+    </w:lvl>
+    <w:lvl w:ilvl="7" w:tplc="04090019" w:tentative="1">
+      <w:start w:val="1"/>
+      <w:numFmt w:val="lowerLetter"/>
+      <w:lvlText w:val="%8."/>
+      <w:lvlJc w:val="left"/>
+      <w:pPr>
+        <w:ind w:left="5760" w:hanging="360"/>
+      </w:pPr>
+    </w:lvl>
+    <w:lvl w:ilvl="8" w:tplc="0409001B" w:tentative="1">
+      <w:start w:val="1"/>
+      <w:numFmt w:val="lowerRoman"/>
+      <w:lvlText w:val="%9."/>
+      <w:lvlJc w:val="right"/>
+      <w:pPr>
+        <w:ind w:left="6480" w:hanging="180"/>
+      </w:pPr>
+    </w:lvl>
+  </w:abstractNum>
+  <w:abstractNum w:abstractNumId="6" w15:restartNumberingAfterBreak="0">
     <w:nsid w:val="25EA336A"/>
     <w:multiLevelType w:val="hybridMultilevel"/>
     <w:tmpl w:val="B5680490"/>
@@ -9290,7 +10119,7 @@
       </w:pPr>
     </w:lvl>
   </w:abstractNum>
-  <w:abstractNum w:abstractNumId="6" w15:restartNumberingAfterBreak="0">
+  <w:abstractNum w:abstractNumId="7" w15:restartNumberingAfterBreak="0">
     <w:nsid w:val="2E617DE6"/>
     <w:multiLevelType w:val="hybridMultilevel"/>
     <w:tmpl w:val="2012C89A"/>
@@ -9379,7 +10208,7 @@
       </w:pPr>
     </w:lvl>
   </w:abstractNum>
-  <w:abstractNum w:abstractNumId="7" w15:restartNumberingAfterBreak="0">
+  <w:abstractNum w:abstractNumId="8" w15:restartNumberingAfterBreak="0">
     <w:nsid w:val="36D83ECC"/>
     <w:multiLevelType w:val="hybridMultilevel"/>
     <w:tmpl w:val="D9EE3D54"/>
@@ -9468,7 +10297,7 @@
       </w:pPr>
     </w:lvl>
   </w:abstractNum>
-  <w:abstractNum w:abstractNumId="8" w15:restartNumberingAfterBreak="0">
+  <w:abstractNum w:abstractNumId="9" w15:restartNumberingAfterBreak="0">
     <w:nsid w:val="3E883A67"/>
     <w:multiLevelType w:val="hybridMultilevel"/>
     <w:tmpl w:val="2D7A2C42"/>
@@ -9557,7 +10386,7 @@
       </w:pPr>
     </w:lvl>
   </w:abstractNum>
-  <w:abstractNum w:abstractNumId="9" w15:restartNumberingAfterBreak="0">
+  <w:abstractNum w:abstractNumId="10" w15:restartNumberingAfterBreak="0">
     <w:nsid w:val="48BE73A3"/>
     <w:multiLevelType w:val="hybridMultilevel"/>
     <w:tmpl w:val="1716F37C"/>
@@ -9646,7 +10475,7 @@
       </w:pPr>
     </w:lvl>
   </w:abstractNum>
-  <w:abstractNum w:abstractNumId="10" w15:restartNumberingAfterBreak="0">
+  <w:abstractNum w:abstractNumId="11" w15:restartNumberingAfterBreak="0">
     <w:nsid w:val="510E4024"/>
     <w:multiLevelType w:val="hybridMultilevel"/>
     <w:tmpl w:val="53CE98D8"/>
@@ -9735,7 +10564,7 @@
       </w:pPr>
     </w:lvl>
   </w:abstractNum>
-  <w:abstractNum w:abstractNumId="11" w15:restartNumberingAfterBreak="0">
+  <w:abstractNum w:abstractNumId="12" w15:restartNumberingAfterBreak="0">
     <w:nsid w:val="5C5A23F4"/>
     <w:multiLevelType w:val="hybridMultilevel"/>
     <w:tmpl w:val="332209F4"/>
@@ -9824,7 +10653,7 @@
       </w:pPr>
     </w:lvl>
   </w:abstractNum>
-  <w:abstractNum w:abstractNumId="12" w15:restartNumberingAfterBreak="0">
+  <w:abstractNum w:abstractNumId="13" w15:restartNumberingAfterBreak="0">
     <w:nsid w:val="63AA3E93"/>
     <w:multiLevelType w:val="hybridMultilevel"/>
     <w:tmpl w:val="A9C0BCD0"/>
@@ -9913,7 +10742,7 @@
       </w:pPr>
     </w:lvl>
   </w:abstractNum>
-  <w:abstractNum w:abstractNumId="13" w15:restartNumberingAfterBreak="0">
+  <w:abstractNum w:abstractNumId="14" w15:restartNumberingAfterBreak="0">
     <w:nsid w:val="64515389"/>
     <w:multiLevelType w:val="hybridMultilevel"/>
     <w:tmpl w:val="3FA29376"/>
@@ -10002,7 +10831,7 @@
       </w:pPr>
     </w:lvl>
   </w:abstractNum>
-  <w:abstractNum w:abstractNumId="14" w15:restartNumberingAfterBreak="0">
+  <w:abstractNum w:abstractNumId="15" w15:restartNumberingAfterBreak="0">
     <w:nsid w:val="68A42D65"/>
     <w:multiLevelType w:val="hybridMultilevel"/>
     <w:tmpl w:val="FF82B5B8"/>
@@ -10091,7 +10920,7 @@
       </w:pPr>
     </w:lvl>
   </w:abstractNum>
-  <w:abstractNum w:abstractNumId="15" w15:restartNumberingAfterBreak="0">
+  <w:abstractNum w:abstractNumId="16" w15:restartNumberingAfterBreak="0">
     <w:nsid w:val="79481839"/>
     <w:multiLevelType w:val="hybridMultilevel"/>
     <w:tmpl w:val="805EF83A"/>
@@ -10181,43 +11010,43 @@
     </w:lvl>
   </w:abstractNum>
   <w:num w:numId="1" w16cid:durableId="773207387">
-    <w:abstractNumId w:val="13"/>
+    <w:abstractNumId w:val="14"/>
   </w:num>
   <w:num w:numId="2" w16cid:durableId="880752669">
-    <w:abstractNumId w:val="7"/>
+    <w:abstractNumId w:val="8"/>
   </w:num>
   <w:num w:numId="3" w16cid:durableId="1689790743">
     <w:abstractNumId w:val="4"/>
   </w:num>
   <w:num w:numId="4" w16cid:durableId="1812626402">
-    <w:abstractNumId w:val="5"/>
+    <w:abstractNumId w:val="6"/>
   </w:num>
   <w:num w:numId="5" w16cid:durableId="1549296716">
-    <w:abstractNumId w:val="9"/>
+    <w:abstractNumId w:val="10"/>
   </w:num>
   <w:num w:numId="6" w16cid:durableId="477259357">
     <w:abstractNumId w:val="0"/>
   </w:num>
   <w:num w:numId="7" w16cid:durableId="622923356">
-    <w:abstractNumId w:val="11"/>
+    <w:abstractNumId w:val="12"/>
   </w:num>
   <w:num w:numId="8" w16cid:durableId="1647852836">
     <w:abstractNumId w:val="3"/>
   </w:num>
   <w:num w:numId="9" w16cid:durableId="172383528">
-    <w:abstractNumId w:val="8"/>
+    <w:abstractNumId w:val="9"/>
   </w:num>
   <w:num w:numId="10" w16cid:durableId="1311442681">
+    <w:abstractNumId w:val="16"/>
+  </w:num>
+  <w:num w:numId="11" w16cid:durableId="1750351218">
     <w:abstractNumId w:val="15"/>
   </w:num>
-  <w:num w:numId="11" w16cid:durableId="1750351218">
-    <w:abstractNumId w:val="14"/>
-  </w:num>
   <w:num w:numId="12" w16cid:durableId="817842659">
-    <w:abstractNumId w:val="12"/>
+    <w:abstractNumId w:val="13"/>
   </w:num>
   <w:num w:numId="13" w16cid:durableId="1166477499">
-    <w:abstractNumId w:val="10"/>
+    <w:abstractNumId w:val="11"/>
   </w:num>
   <w:num w:numId="14" w16cid:durableId="1486042372">
     <w:abstractNumId w:val="1"/>
@@ -10226,7 +11055,10 @@
     <w:abstractNumId w:val="2"/>
   </w:num>
   <w:num w:numId="16" w16cid:durableId="1235042114">
-    <w:abstractNumId w:val="6"/>
+    <w:abstractNumId w:val="7"/>
+  </w:num>
+  <w:num w:numId="17" w16cid:durableId="1112892992">
+    <w:abstractNumId w:val="5"/>
   </w:num>
 </w:numbering>
 </file>

--- a/Review.docx
+++ b/Review.docx
@@ -54,7 +54,7 @@
           <w:r>
             <w:fldChar w:fldCharType="separate"/>
           </w:r>
-          <w:hyperlink w:anchor="_Toc205155035" w:history="1">
+          <w:hyperlink w:anchor="_Toc205237731" w:history="1">
             <w:r>
               <w:rPr>
                 <w:rStyle w:val="Hyperlink"/>
@@ -81,7 +81,7 @@
                 <w:noProof/>
                 <w:webHidden/>
               </w:rPr>
-              <w:instrText xml:space="preserve"> PAGEREF _Toc205155035 \h </w:instrText>
+              <w:instrText xml:space="preserve"> PAGEREF _Toc205237731 \h </w:instrText>
             </w:r>
             <w:r>
               <w:rPr>
@@ -123,7 +123,7 @@
               <w:noProof/>
             </w:rPr>
           </w:pPr>
-          <w:hyperlink w:anchor="_Toc205155036" w:history="1">
+          <w:hyperlink w:anchor="_Toc205237732" w:history="1">
             <w:r>
               <w:rPr>
                 <w:rStyle w:val="Hyperlink"/>
@@ -150,7 +150,7 @@
                 <w:noProof/>
                 <w:webHidden/>
               </w:rPr>
-              <w:instrText xml:space="preserve"> PAGEREF _Toc205155036 \h </w:instrText>
+              <w:instrText xml:space="preserve"> PAGEREF _Toc205237732 \h </w:instrText>
             </w:r>
             <w:r>
               <w:rPr>
@@ -192,7 +192,7 @@
               <w:noProof/>
             </w:rPr>
           </w:pPr>
-          <w:hyperlink w:anchor="_Toc205155037" w:history="1">
+          <w:hyperlink w:anchor="_Toc205237733" w:history="1">
             <w:r>
               <w:rPr>
                 <w:rStyle w:val="Hyperlink"/>
@@ -219,7 +219,7 @@
                 <w:noProof/>
                 <w:webHidden/>
               </w:rPr>
-              <w:instrText xml:space="preserve"> PAGEREF _Toc205155037 \h </w:instrText>
+              <w:instrText xml:space="preserve"> PAGEREF _Toc205237733 \h </w:instrText>
             </w:r>
             <w:r>
               <w:rPr>
@@ -261,7 +261,7 @@
               <w:noProof/>
             </w:rPr>
           </w:pPr>
-          <w:hyperlink w:anchor="_Toc205155038" w:history="1">
+          <w:hyperlink w:anchor="_Toc205237734" w:history="1">
             <w:r>
               <w:rPr>
                 <w:rStyle w:val="Hyperlink"/>
@@ -288,7 +288,7 @@
                 <w:noProof/>
                 <w:webHidden/>
               </w:rPr>
-              <w:instrText xml:space="preserve"> PAGEREF _Toc205155038 \h </w:instrText>
+              <w:instrText xml:space="preserve"> PAGEREF _Toc205237734 \h </w:instrText>
             </w:r>
             <w:r>
               <w:rPr>
@@ -330,7 +330,7 @@
               <w:noProof/>
             </w:rPr>
           </w:pPr>
-          <w:hyperlink w:anchor="_Toc205155039" w:history="1">
+          <w:hyperlink w:anchor="_Toc205237735" w:history="1">
             <w:r>
               <w:rPr>
                 <w:rStyle w:val="Hyperlink"/>
@@ -357,7 +357,7 @@
                 <w:noProof/>
                 <w:webHidden/>
               </w:rPr>
-              <w:instrText xml:space="preserve"> PAGEREF _Toc205155039 \h </w:instrText>
+              <w:instrText xml:space="preserve"> PAGEREF _Toc205237735 \h </w:instrText>
             </w:r>
             <w:r>
               <w:rPr>
@@ -399,7 +399,7 @@
               <w:noProof/>
             </w:rPr>
           </w:pPr>
-          <w:hyperlink w:anchor="_Toc205155040" w:history="1">
+          <w:hyperlink w:anchor="_Toc205237736" w:history="1">
             <w:r>
               <w:rPr>
                 <w:rStyle w:val="Hyperlink"/>
@@ -426,7 +426,7 @@
                 <w:noProof/>
                 <w:webHidden/>
               </w:rPr>
-              <w:instrText xml:space="preserve"> PAGEREF _Toc205155040 \h </w:instrText>
+              <w:instrText xml:space="preserve"> PAGEREF _Toc205237736 \h </w:instrText>
             </w:r>
             <w:r>
               <w:rPr>
@@ -468,7 +468,7 @@
               <w:noProof/>
             </w:rPr>
           </w:pPr>
-          <w:hyperlink w:anchor="_Toc205155041" w:history="1">
+          <w:hyperlink w:anchor="_Toc205237737" w:history="1">
             <w:r>
               <w:rPr>
                 <w:rStyle w:val="Hyperlink"/>
@@ -495,7 +495,7 @@
                 <w:noProof/>
                 <w:webHidden/>
               </w:rPr>
-              <w:instrText xml:space="preserve"> PAGEREF _Toc205155041 \h </w:instrText>
+              <w:instrText xml:space="preserve"> PAGEREF _Toc205237737 \h </w:instrText>
             </w:r>
             <w:r>
               <w:rPr>
@@ -537,7 +537,7 @@
               <w:noProof/>
             </w:rPr>
           </w:pPr>
-          <w:hyperlink w:anchor="_Toc205155042" w:history="1">
+          <w:hyperlink w:anchor="_Toc205237738" w:history="1">
             <w:r>
               <w:rPr>
                 <w:rStyle w:val="Hyperlink"/>
@@ -564,7 +564,7 @@
                 <w:noProof/>
                 <w:webHidden/>
               </w:rPr>
-              <w:instrText xml:space="preserve"> PAGEREF _Toc205155042 \h </w:instrText>
+              <w:instrText xml:space="preserve"> PAGEREF _Toc205237738 \h </w:instrText>
             </w:r>
             <w:r>
               <w:rPr>
@@ -606,13 +606,13 @@
               <w:noProof/>
             </w:rPr>
           </w:pPr>
-          <w:hyperlink w:anchor="_Toc205155043" w:history="1">
+          <w:hyperlink w:anchor="_Toc205237739" w:history="1">
             <w:r>
               <w:rPr>
                 <w:rStyle w:val="Hyperlink"/>
                 <w:noProof/>
               </w:rPr>
-              <w:t>118- Pascal’s Triangle</w:t>
+              <w:t>88- Merge Sorted Array</w:t>
             </w:r>
             <w:r>
               <w:rPr>
@@ -633,7 +633,7 @@
                 <w:noProof/>
                 <w:webHidden/>
               </w:rPr>
-              <w:instrText xml:space="preserve"> PAGEREF _Toc205155043 \h </w:instrText>
+              <w:instrText xml:space="preserve"> PAGEREF _Toc205237739 \h </w:instrText>
             </w:r>
             <w:r>
               <w:rPr>
@@ -653,7 +653,7 @@
                 <w:noProof/>
                 <w:webHidden/>
               </w:rPr>
-              <w:t>10</w:t>
+              <w:t>11</w:t>
             </w:r>
             <w:r>
               <w:rPr>
@@ -675,12 +675,81 @@
               <w:noProof/>
             </w:rPr>
           </w:pPr>
-          <w:hyperlink w:anchor="_Toc205155044" w:history="1">
+          <w:hyperlink w:anchor="_Toc205237740" w:history="1">
             <w:r>
               <w:rPr>
                 <w:rStyle w:val="Hyperlink"/>
                 <w:noProof/>
               </w:rPr>
+              <w:t>118- Pascal’s Triangle</w:t>
+            </w:r>
+            <w:r>
+              <w:rPr>
+                <w:noProof/>
+                <w:webHidden/>
+              </w:rPr>
+              <w:tab/>
+            </w:r>
+            <w:r>
+              <w:rPr>
+                <w:noProof/>
+                <w:webHidden/>
+              </w:rPr>
+              <w:fldChar w:fldCharType="begin"/>
+            </w:r>
+            <w:r>
+              <w:rPr>
+                <w:noProof/>
+                <w:webHidden/>
+              </w:rPr>
+              <w:instrText xml:space="preserve"> PAGEREF _Toc205237740 \h </w:instrText>
+            </w:r>
+            <w:r>
+              <w:rPr>
+                <w:noProof/>
+                <w:webHidden/>
+              </w:rPr>
+            </w:r>
+            <w:r>
+              <w:rPr>
+                <w:noProof/>
+                <w:webHidden/>
+              </w:rPr>
+              <w:fldChar w:fldCharType="separate"/>
+            </w:r>
+            <w:r>
+              <w:rPr>
+                <w:noProof/>
+                <w:webHidden/>
+              </w:rPr>
+              <w:t>13</w:t>
+            </w:r>
+            <w:r>
+              <w:rPr>
+                <w:noProof/>
+                <w:webHidden/>
+              </w:rPr>
+              <w:fldChar w:fldCharType="end"/>
+            </w:r>
+          </w:hyperlink>
+        </w:p>
+        <w:p>
+          <w:pPr>
+            <w:pStyle w:val="TOC2"/>
+            <w:tabs>
+              <w:tab w:val="right" w:leader="dot" w:pos="9350"/>
+            </w:tabs>
+            <w:rPr>
+              <w:rFonts w:eastAsiaTheme="minorEastAsia"/>
+              <w:noProof/>
+            </w:rPr>
+          </w:pPr>
+          <w:hyperlink w:anchor="_Toc205237741" w:history="1">
+            <w:r>
+              <w:rPr>
+                <w:rStyle w:val="Hyperlink"/>
+                <w:noProof/>
+              </w:rPr>
               <w:t>215- Kth Largest Element in an Array</w:t>
             </w:r>
             <w:r>
@@ -702,7 +771,7 @@
                 <w:noProof/>
                 <w:webHidden/>
               </w:rPr>
-              <w:instrText xml:space="preserve"> PAGEREF _Toc205155044 \h </w:instrText>
+              <w:instrText xml:space="preserve"> PAGEREF _Toc205237741 \h </w:instrText>
             </w:r>
             <w:r>
               <w:rPr>
@@ -722,7 +791,7 @@
                 <w:noProof/>
                 <w:webHidden/>
               </w:rPr>
-              <w:t>12</w:t>
+              <w:t>14</w:t>
             </w:r>
             <w:r>
               <w:rPr>
@@ -744,13 +813,27 @@
               <w:noProof/>
             </w:rPr>
           </w:pPr>
-          <w:hyperlink w:anchor="_Toc205155045" w:history="1">
+          <w:hyperlink w:anchor="_Toc205237742" w:history="1">
             <w:r>
               <w:rPr>
                 <w:rStyle w:val="Hyperlink"/>
                 <w:noProof/>
               </w:rPr>
-              <w:t>Functions</w:t>
+              <w:t>Funct</w:t>
+            </w:r>
+            <w:r>
+              <w:rPr>
+                <w:rStyle w:val="Hyperlink"/>
+                <w:noProof/>
+              </w:rPr>
+              <w:t>i</w:t>
+            </w:r>
+            <w:r>
+              <w:rPr>
+                <w:rStyle w:val="Hyperlink"/>
+                <w:noProof/>
+              </w:rPr>
+              <w:t>ons</w:t>
             </w:r>
             <w:r>
               <w:rPr>
@@ -771,7 +854,7 @@
                 <w:noProof/>
                 <w:webHidden/>
               </w:rPr>
-              <w:instrText xml:space="preserve"> PAGEREF _Toc205155045 \h </w:instrText>
+              <w:instrText xml:space="preserve"> PAGEREF _Toc205237742 \h </w:instrText>
             </w:r>
             <w:r>
               <w:rPr>
@@ -791,7 +874,7 @@
                 <w:noProof/>
                 <w:webHidden/>
               </w:rPr>
-              <w:t>13</w:t>
+              <w:t>16</w:t>
             </w:r>
             <w:r>
               <w:rPr>
@@ -813,7 +896,7 @@
               <w:noProof/>
             </w:rPr>
           </w:pPr>
-          <w:hyperlink w:anchor="_Toc205155046" w:history="1">
+          <w:hyperlink w:anchor="_Toc205237743" w:history="1">
             <w:r>
               <w:rPr>
                 <w:rStyle w:val="Hyperlink"/>
@@ -840,7 +923,7 @@
                 <w:noProof/>
                 <w:webHidden/>
               </w:rPr>
-              <w:instrText xml:space="preserve"> PAGEREF _Toc205155046 \h </w:instrText>
+              <w:instrText xml:space="preserve"> PAGEREF _Toc205237743 \h </w:instrText>
             </w:r>
             <w:r>
               <w:rPr>
@@ -860,7 +943,7 @@
                 <w:noProof/>
                 <w:webHidden/>
               </w:rPr>
-              <w:t>13</w:t>
+              <w:t>16</w:t>
             </w:r>
             <w:r>
               <w:rPr>
@@ -882,7 +965,7 @@
               <w:noProof/>
             </w:rPr>
           </w:pPr>
-          <w:hyperlink w:anchor="_Toc205155047" w:history="1">
+          <w:hyperlink w:anchor="_Toc205237744" w:history="1">
             <w:r>
               <w:rPr>
                 <w:rStyle w:val="Hyperlink"/>
@@ -909,7 +992,7 @@
                 <w:noProof/>
                 <w:webHidden/>
               </w:rPr>
-              <w:instrText xml:space="preserve"> PAGEREF _Toc205155047 \h </w:instrText>
+              <w:instrText xml:space="preserve"> PAGEREF _Toc205237744 \h </w:instrText>
             </w:r>
             <w:r>
               <w:rPr>
@@ -929,7 +1012,7 @@
                 <w:noProof/>
                 <w:webHidden/>
               </w:rPr>
-              <w:t>16</w:t>
+              <w:t>18</w:t>
             </w:r>
             <w:r>
               <w:rPr>
@@ -951,7 +1034,7 @@
               <w:noProof/>
             </w:rPr>
           </w:pPr>
-          <w:hyperlink w:anchor="_Toc205155048" w:history="1">
+          <w:hyperlink w:anchor="_Toc205237745" w:history="1">
             <w:r>
               <w:rPr>
                 <w:rStyle w:val="Hyperlink"/>
@@ -978,7 +1061,7 @@
                 <w:noProof/>
                 <w:webHidden/>
               </w:rPr>
-              <w:instrText xml:space="preserve"> PAGEREF _Toc205155048 \h </w:instrText>
+              <w:instrText xml:space="preserve"> PAGEREF _Toc205237745 \h </w:instrText>
             </w:r>
             <w:r>
               <w:rPr>
@@ -998,7 +1081,7 @@
                 <w:noProof/>
                 <w:webHidden/>
               </w:rPr>
-              <w:t>16</w:t>
+              <w:t>18</w:t>
             </w:r>
             <w:r>
               <w:rPr>
@@ -1020,12 +1103,81 @@
               <w:noProof/>
             </w:rPr>
           </w:pPr>
-          <w:hyperlink w:anchor="_Toc205155049" w:history="1">
+          <w:hyperlink w:anchor="_Toc205237746" w:history="1">
             <w:r>
               <w:rPr>
                 <w:rStyle w:val="Hyperlink"/>
                 <w:noProof/>
               </w:rPr>
+              <w:t>227 – Basic Calculator II</w:t>
+            </w:r>
+            <w:r>
+              <w:rPr>
+                <w:noProof/>
+                <w:webHidden/>
+              </w:rPr>
+              <w:tab/>
+            </w:r>
+            <w:r>
+              <w:rPr>
+                <w:noProof/>
+                <w:webHidden/>
+              </w:rPr>
+              <w:fldChar w:fldCharType="begin"/>
+            </w:r>
+            <w:r>
+              <w:rPr>
+                <w:noProof/>
+                <w:webHidden/>
+              </w:rPr>
+              <w:instrText xml:space="preserve"> PAGEREF _Toc205237746 \h </w:instrText>
+            </w:r>
+            <w:r>
+              <w:rPr>
+                <w:noProof/>
+                <w:webHidden/>
+              </w:rPr>
+            </w:r>
+            <w:r>
+              <w:rPr>
+                <w:noProof/>
+                <w:webHidden/>
+              </w:rPr>
+              <w:fldChar w:fldCharType="separate"/>
+            </w:r>
+            <w:r>
+              <w:rPr>
+                <w:noProof/>
+                <w:webHidden/>
+              </w:rPr>
+              <w:t>19</w:t>
+            </w:r>
+            <w:r>
+              <w:rPr>
+                <w:noProof/>
+                <w:webHidden/>
+              </w:rPr>
+              <w:fldChar w:fldCharType="end"/>
+            </w:r>
+          </w:hyperlink>
+        </w:p>
+        <w:p>
+          <w:pPr>
+            <w:pStyle w:val="TOC2"/>
+            <w:tabs>
+              <w:tab w:val="right" w:leader="dot" w:pos="9350"/>
+            </w:tabs>
+            <w:rPr>
+              <w:rFonts w:eastAsiaTheme="minorEastAsia"/>
+              <w:noProof/>
+            </w:rPr>
+          </w:pPr>
+          <w:hyperlink w:anchor="_Toc205237747" w:history="1">
+            <w:r>
+              <w:rPr>
+                <w:rStyle w:val="Hyperlink"/>
+                <w:noProof/>
+              </w:rPr>
               <w:t>1249 – Minimum Remove to Make Valid Parentheses</w:t>
             </w:r>
             <w:r>
@@ -1047,7 +1199,7 @@
                 <w:noProof/>
                 <w:webHidden/>
               </w:rPr>
-              <w:instrText xml:space="preserve"> PAGEREF _Toc205155049 \h </w:instrText>
+              <w:instrText xml:space="preserve"> PAGEREF _Toc205237747 \h </w:instrText>
             </w:r>
             <w:r>
               <w:rPr>
@@ -1067,7 +1219,7 @@
                 <w:noProof/>
                 <w:webHidden/>
               </w:rPr>
-              <w:t>17</w:t>
+              <w:t>21</w:t>
             </w:r>
             <w:r>
               <w:rPr>
@@ -1089,7 +1241,7 @@
               <w:noProof/>
             </w:rPr>
           </w:pPr>
-          <w:hyperlink w:anchor="_Toc205155050" w:history="1">
+          <w:hyperlink w:anchor="_Toc205237748" w:history="1">
             <w:r>
               <w:rPr>
                 <w:rStyle w:val="Hyperlink"/>
@@ -1116,7 +1268,7 @@
                 <w:noProof/>
                 <w:webHidden/>
               </w:rPr>
-              <w:instrText xml:space="preserve"> PAGEREF _Toc205155050 \h </w:instrText>
+              <w:instrText xml:space="preserve"> PAGEREF _Toc205237748 \h </w:instrText>
             </w:r>
             <w:r>
               <w:rPr>
@@ -1136,7 +1288,7 @@
                 <w:noProof/>
                 <w:webHidden/>
               </w:rPr>
-              <w:t>18</w:t>
+              <w:t>22</w:t>
             </w:r>
             <w:r>
               <w:rPr>
@@ -1158,7 +1310,7 @@
               <w:noProof/>
             </w:rPr>
           </w:pPr>
-          <w:hyperlink w:anchor="_Toc205155051" w:history="1">
+          <w:hyperlink w:anchor="_Toc205237749" w:history="1">
             <w:r>
               <w:rPr>
                 <w:rStyle w:val="Hyperlink"/>
@@ -1185,7 +1337,7 @@
                 <w:noProof/>
                 <w:webHidden/>
               </w:rPr>
-              <w:instrText xml:space="preserve"> PAGEREF _Toc205155051 \h </w:instrText>
+              <w:instrText xml:space="preserve"> PAGEREF _Toc205237749 \h </w:instrText>
             </w:r>
             <w:r>
               <w:rPr>
@@ -1205,7 +1357,7 @@
                 <w:noProof/>
                 <w:webHidden/>
               </w:rPr>
-              <w:t>18</w:t>
+              <w:t>22</w:t>
             </w:r>
             <w:r>
               <w:rPr>
@@ -1227,7 +1379,7 @@
               <w:noProof/>
             </w:rPr>
           </w:pPr>
-          <w:hyperlink w:anchor="_Toc205155052" w:history="1">
+          <w:hyperlink w:anchor="_Toc205237750" w:history="1">
             <w:r>
               <w:rPr>
                 <w:rStyle w:val="Hyperlink"/>
@@ -1254,7 +1406,7 @@
                 <w:noProof/>
                 <w:webHidden/>
               </w:rPr>
-              <w:instrText xml:space="preserve"> PAGEREF _Toc205155052 \h </w:instrText>
+              <w:instrText xml:space="preserve"> PAGEREF _Toc205237750 \h </w:instrText>
             </w:r>
             <w:r>
               <w:rPr>
@@ -1274,7 +1426,7 @@
                 <w:noProof/>
                 <w:webHidden/>
               </w:rPr>
-              <w:t>20</w:t>
+              <w:t>24</w:t>
             </w:r>
             <w:r>
               <w:rPr>
@@ -1296,7 +1448,7 @@
               <w:noProof/>
             </w:rPr>
           </w:pPr>
-          <w:hyperlink w:anchor="_Toc205155053" w:history="1">
+          <w:hyperlink w:anchor="_Toc205237751" w:history="1">
             <w:r>
               <w:rPr>
                 <w:rStyle w:val="Hyperlink"/>
@@ -1323,7 +1475,7 @@
                 <w:noProof/>
                 <w:webHidden/>
               </w:rPr>
-              <w:instrText xml:space="preserve"> PAGEREF _Toc205155053 \h </w:instrText>
+              <w:instrText xml:space="preserve"> PAGEREF _Toc205237751 \h </w:instrText>
             </w:r>
             <w:r>
               <w:rPr>
@@ -1343,7 +1495,7 @@
                 <w:noProof/>
                 <w:webHidden/>
               </w:rPr>
-              <w:t>20</w:t>
+              <w:t>24</w:t>
             </w:r>
             <w:r>
               <w:rPr>
@@ -1365,7 +1517,7 @@
               <w:noProof/>
             </w:rPr>
           </w:pPr>
-          <w:hyperlink w:anchor="_Toc205155054" w:history="1">
+          <w:hyperlink w:anchor="_Toc205237752" w:history="1">
             <w:r>
               <w:rPr>
                 <w:rStyle w:val="Hyperlink"/>
@@ -1392,7 +1544,7 @@
                 <w:noProof/>
                 <w:webHidden/>
               </w:rPr>
-              <w:instrText xml:space="preserve"> PAGEREF _Toc205155054 \h </w:instrText>
+              <w:instrText xml:space="preserve"> PAGEREF _Toc205237752 \h </w:instrText>
             </w:r>
             <w:r>
               <w:rPr>
@@ -1412,7 +1564,7 @@
                 <w:noProof/>
                 <w:webHidden/>
               </w:rPr>
-              <w:t>22</w:t>
+              <w:t>26</w:t>
             </w:r>
             <w:r>
               <w:rPr>
@@ -1434,7 +1586,7 @@
               <w:noProof/>
             </w:rPr>
           </w:pPr>
-          <w:hyperlink w:anchor="_Toc205155055" w:history="1">
+          <w:hyperlink w:anchor="_Toc205237753" w:history="1">
             <w:r>
               <w:rPr>
                 <w:rStyle w:val="Hyperlink"/>
@@ -1461,7 +1613,7 @@
                 <w:noProof/>
                 <w:webHidden/>
               </w:rPr>
-              <w:instrText xml:space="preserve"> PAGEREF _Toc205155055 \h </w:instrText>
+              <w:instrText xml:space="preserve"> PAGEREF _Toc205237753 \h </w:instrText>
             </w:r>
             <w:r>
               <w:rPr>
@@ -1481,7 +1633,7 @@
                 <w:noProof/>
                 <w:webHidden/>
               </w:rPr>
-              <w:t>22</w:t>
+              <w:t>26</w:t>
             </w:r>
             <w:r>
               <w:rPr>
@@ -1503,7 +1655,7 @@
               <w:noProof/>
             </w:rPr>
           </w:pPr>
-          <w:hyperlink w:anchor="_Toc205155056" w:history="1">
+          <w:hyperlink w:anchor="_Toc205237754" w:history="1">
             <w:r>
               <w:rPr>
                 <w:rStyle w:val="Hyperlink"/>
@@ -1530,7 +1682,7 @@
                 <w:noProof/>
                 <w:webHidden/>
               </w:rPr>
-              <w:instrText xml:space="preserve"> PAGEREF _Toc205155056 \h </w:instrText>
+              <w:instrText xml:space="preserve"> PAGEREF _Toc205237754 \h </w:instrText>
             </w:r>
             <w:r>
               <w:rPr>
@@ -1550,7 +1702,76 @@
                 <w:noProof/>
                 <w:webHidden/>
               </w:rPr>
-              <w:t>23</w:t>
+              <w:t>27</w:t>
+            </w:r>
+            <w:r>
+              <w:rPr>
+                <w:noProof/>
+                <w:webHidden/>
+              </w:rPr>
+              <w:fldChar w:fldCharType="end"/>
+            </w:r>
+          </w:hyperlink>
+        </w:p>
+        <w:p>
+          <w:pPr>
+            <w:pStyle w:val="TOC2"/>
+            <w:tabs>
+              <w:tab w:val="right" w:leader="dot" w:pos="9350"/>
+            </w:tabs>
+            <w:rPr>
+              <w:rFonts w:eastAsiaTheme="minorEastAsia"/>
+              <w:noProof/>
+            </w:rPr>
+          </w:pPr>
+          <w:hyperlink w:anchor="_Toc205237755" w:history="1">
+            <w:r>
+              <w:rPr>
+                <w:rStyle w:val="Hyperlink"/>
+                <w:noProof/>
+              </w:rPr>
+              <w:t>1650-Lowest Common Ancestor of a Binary Tree III (medium)</w:t>
+            </w:r>
+            <w:r>
+              <w:rPr>
+                <w:noProof/>
+                <w:webHidden/>
+              </w:rPr>
+              <w:tab/>
+            </w:r>
+            <w:r>
+              <w:rPr>
+                <w:noProof/>
+                <w:webHidden/>
+              </w:rPr>
+              <w:fldChar w:fldCharType="begin"/>
+            </w:r>
+            <w:r>
+              <w:rPr>
+                <w:noProof/>
+                <w:webHidden/>
+              </w:rPr>
+              <w:instrText xml:space="preserve"> PAGEREF _Toc205237755 \h </w:instrText>
+            </w:r>
+            <w:r>
+              <w:rPr>
+                <w:noProof/>
+                <w:webHidden/>
+              </w:rPr>
+            </w:r>
+            <w:r>
+              <w:rPr>
+                <w:noProof/>
+                <w:webHidden/>
+              </w:rPr>
+              <w:fldChar w:fldCharType="separate"/>
+            </w:r>
+            <w:r>
+              <w:rPr>
+                <w:noProof/>
+                <w:webHidden/>
+              </w:rPr>
+              <w:t>31</w:t>
             </w:r>
             <w:r>
               <w:rPr>
@@ -1572,7 +1793,7 @@
               <w:noProof/>
             </w:rPr>
           </w:pPr>
-          <w:hyperlink w:anchor="_Toc205155057" w:history="1">
+          <w:hyperlink w:anchor="_Toc205237756" w:history="1">
             <w:r>
               <w:rPr>
                 <w:rStyle w:val="Hyperlink"/>
@@ -1599,7 +1820,7 @@
                 <w:noProof/>
                 <w:webHidden/>
               </w:rPr>
-              <w:instrText xml:space="preserve"> PAGEREF _Toc205155057 \h </w:instrText>
+              <w:instrText xml:space="preserve"> PAGEREF _Toc205237756 \h </w:instrText>
             </w:r>
             <w:r>
               <w:rPr>
@@ -1619,7 +1840,7 @@
                 <w:noProof/>
                 <w:webHidden/>
               </w:rPr>
-              <w:t>27</w:t>
+              <w:t>33</w:t>
             </w:r>
             <w:r>
               <w:rPr>
@@ -1641,7 +1862,7 @@
               <w:noProof/>
             </w:rPr>
           </w:pPr>
-          <w:hyperlink w:anchor="_Toc205155058" w:history="1">
+          <w:hyperlink w:anchor="_Toc205237757" w:history="1">
             <w:r>
               <w:rPr>
                 <w:rStyle w:val="Hyperlink"/>
@@ -1668,7 +1889,7 @@
                 <w:noProof/>
                 <w:webHidden/>
               </w:rPr>
-              <w:instrText xml:space="preserve"> PAGEREF _Toc205155058 \h </w:instrText>
+              <w:instrText xml:space="preserve"> PAGEREF _Toc205237757 \h </w:instrText>
             </w:r>
             <w:r>
               <w:rPr>
@@ -1688,7 +1909,7 @@
                 <w:noProof/>
                 <w:webHidden/>
               </w:rPr>
-              <w:t>27</w:t>
+              <w:t>33</w:t>
             </w:r>
             <w:r>
               <w:rPr>
@@ -1710,7 +1931,7 @@
               <w:noProof/>
             </w:rPr>
           </w:pPr>
-          <w:hyperlink w:anchor="_Toc205155059" w:history="1">
+          <w:hyperlink w:anchor="_Toc205237758" w:history="1">
             <w:r>
               <w:rPr>
                 <w:rStyle w:val="Hyperlink"/>
@@ -1737,7 +1958,7 @@
                 <w:noProof/>
                 <w:webHidden/>
               </w:rPr>
-              <w:instrText xml:space="preserve"> PAGEREF _Toc205155059 \h </w:instrText>
+              <w:instrText xml:space="preserve"> PAGEREF _Toc205237758 \h </w:instrText>
             </w:r>
             <w:r>
               <w:rPr>
@@ -1757,7 +1978,7 @@
                 <w:noProof/>
                 <w:webHidden/>
               </w:rPr>
-              <w:t>29</w:t>
+              <w:t>35</w:t>
             </w:r>
             <w:r>
               <w:rPr>
@@ -1775,6 +1996,7 @@
               <w:bCs/>
               <w:noProof/>
             </w:rPr>
+            <w:lastRenderedPageBreak/>
             <w:fldChar w:fldCharType="end"/>
           </w:r>
         </w:p>
@@ -1789,7 +2011,7 @@
       <w:pPr>
         <w:pStyle w:val="Heading1"/>
       </w:pPr>
-      <w:bookmarkStart w:id="0" w:name="_Toc205155035"/>
+      <w:bookmarkStart w:id="0" w:name="_Toc205237731"/>
       <w:r>
         <w:t>Array</w:t>
       </w:r>
@@ -1799,7 +2021,7 @@
       <w:pPr>
         <w:pStyle w:val="Heading2"/>
       </w:pPr>
-      <w:bookmarkStart w:id="1" w:name="_Toc205155036"/>
+      <w:bookmarkStart w:id="1" w:name="_Toc205237732"/>
       <w:r>
         <w:t>1</w:t>
       </w:r>
@@ -2165,7 +2387,7 @@
       <w:pPr>
         <w:pStyle w:val="Heading2"/>
       </w:pPr>
-      <w:bookmarkStart w:id="2" w:name="_Toc205155037"/>
+      <w:bookmarkStart w:id="2" w:name="_Toc205237733"/>
       <w:r>
         <w:lastRenderedPageBreak/>
         <w:t>3-Longest Substring without repeating characters</w:t>
@@ -2388,7 +2610,7 @@
       <w:pPr>
         <w:pStyle w:val="Heading2"/>
       </w:pPr>
-      <w:bookmarkStart w:id="3" w:name="_Toc205155038"/>
+      <w:bookmarkStart w:id="3" w:name="_Toc205237734"/>
       <w:r>
         <w:t>9</w:t>
       </w:r>
@@ -3227,7 +3449,7 @@
           <w:sz w:val="16"/>
           <w:szCs w:val="16"/>
         </w:rPr>
-        <w:t xml:space="preserve">will remove the </w:t>
+        <w:t xml:space="preserve">will remove the left most </w:t>
       </w:r>
       <w:proofErr w:type="gramStart"/>
       <w:r>
@@ -3235,7 +3457,14 @@
           <w:sz w:val="16"/>
           <w:szCs w:val="16"/>
         </w:rPr>
-        <w:t>left most</w:t>
+        <w:t>digit</w:t>
+      </w:r>
+      <w:r>
+        <w:rPr>
+          <w:sz w:val="16"/>
+          <w:szCs w:val="16"/>
+        </w:rPr>
+        <w:t>(</w:t>
       </w:r>
       <w:proofErr w:type="gramEnd"/>
       <w:r>
@@ -3243,38 +3472,7 @@
           <w:sz w:val="16"/>
           <w:szCs w:val="16"/>
         </w:rPr>
-        <w:t xml:space="preserve"> </w:t>
-      </w:r>
-      <w:proofErr w:type="gramStart"/>
-      <w:r>
-        <w:rPr>
-          <w:sz w:val="16"/>
-          <w:szCs w:val="16"/>
-        </w:rPr>
-        <w:t>digit</w:t>
-      </w:r>
-      <w:r>
-        <w:rPr>
-          <w:sz w:val="16"/>
-          <w:szCs w:val="16"/>
-        </w:rPr>
-        <w:t>(</w:t>
-      </w:r>
-      <w:proofErr w:type="gramEnd"/>
-      <w:r>
-        <w:rPr>
-          <w:sz w:val="16"/>
-          <w:szCs w:val="16"/>
-        </w:rPr>
-        <w:t xml:space="preserve">e.g. </w:t>
-      </w:r>
-      <w:proofErr w:type="gramStart"/>
-      <w:r>
-        <w:rPr>
-          <w:sz w:val="16"/>
-          <w:szCs w:val="16"/>
-        </w:rPr>
-        <w:t>221/</w:t>
+        <w:t>e.g. 221/</w:t>
       </w:r>
       <w:r>
         <w:rPr>
@@ -3283,7 +3481,6 @@
         </w:rPr>
         <w:t>/</w:t>
       </w:r>
-      <w:proofErr w:type="gramEnd"/>
       <w:r>
         <w:rPr>
           <w:sz w:val="16"/>
@@ -3526,7 +3723,7 @@
       <w:pPr>
         <w:pStyle w:val="Heading2"/>
       </w:pPr>
-      <w:bookmarkStart w:id="4" w:name="_Toc205155039"/>
+      <w:bookmarkStart w:id="4" w:name="_Toc205237735"/>
       <w:r>
         <w:lastRenderedPageBreak/>
         <w:t>15</w:t>
@@ -3920,7 +4117,7 @@
       <w:pPr>
         <w:pStyle w:val="Heading2"/>
       </w:pPr>
-      <w:bookmarkStart w:id="5" w:name="_Toc205155040"/>
+      <w:bookmarkStart w:id="5" w:name="_Toc205237736"/>
       <w:r>
         <w:lastRenderedPageBreak/>
         <w:t>31- Next Permutation</w:t>
@@ -3978,15 +4175,7 @@
         </w:numPr>
       </w:pPr>
       <w:r>
-        <w:t xml:space="preserve">The goal is to rearrange the numbers so that </w:t>
-      </w:r>
-      <w:proofErr w:type="gramStart"/>
-      <w:r>
-        <w:t>it</w:t>
-      </w:r>
-      <w:proofErr w:type="gramEnd"/>
-      <w:r>
-        <w:t xml:space="preserve"> </w:t>
+        <w:t xml:space="preserve">The goal is to rearrange the numbers so that it </w:t>
       </w:r>
       <w:proofErr w:type="gramStart"/>
       <w:r>
@@ -4196,7 +4385,7 @@
       <w:pPr>
         <w:pStyle w:val="Heading2"/>
       </w:pPr>
-      <w:bookmarkStart w:id="6" w:name="_Toc205155041"/>
+      <w:bookmarkStart w:id="6" w:name="_Toc205237737"/>
       <w:r>
         <w:t>560</w:t>
       </w:r>
@@ -4454,15 +4643,38 @@
       </w:r>
       <w:proofErr w:type="spellEnd"/>
       <w:r>
-        <w:t xml:space="preserve"> </w:t>
+        <w:t xml:space="preserve"> not found in </w:t>
+      </w:r>
+      <w:proofErr w:type="spellStart"/>
+      <w:r>
+        <w:t>hashtable</w:t>
+      </w:r>
+      <w:proofErr w:type="spellEnd"/>
+      <w:r>
+        <w:t xml:space="preserve">, </w:t>
+      </w:r>
+      <w:r>
+        <w:t xml:space="preserve">it </w:t>
       </w:r>
       <w:proofErr w:type="gramStart"/>
       <w:r>
-        <w:t>not</w:t>
+        <w:t>mean</w:t>
       </w:r>
       <w:proofErr w:type="gramEnd"/>
       <w:r>
-        <w:t xml:space="preserve"> found in </w:t>
+        <w:t xml:space="preserve"> no such subarray existed</w:t>
+      </w:r>
+      <w:r>
+        <w:t xml:space="preserve"> yet</w:t>
+      </w:r>
+      <w:r>
+        <w:t xml:space="preserve">, </w:t>
+      </w:r>
+      <w:r>
+        <w:t>but still</w:t>
+      </w:r>
+      <w:r>
+        <w:t xml:space="preserve"> place it in </w:t>
       </w:r>
       <w:proofErr w:type="spellStart"/>
       <w:r>
@@ -4470,46 +4682,13 @@
       </w:r>
       <w:proofErr w:type="spellEnd"/>
       <w:r>
-        <w:t xml:space="preserve">, </w:t>
-      </w:r>
-      <w:r>
-        <w:t xml:space="preserve">it </w:t>
-      </w:r>
-      <w:proofErr w:type="gramStart"/>
-      <w:r>
-        <w:t>mean</w:t>
-      </w:r>
-      <w:proofErr w:type="gramEnd"/>
-      <w:r>
-        <w:t xml:space="preserve"> no such subarray existed</w:t>
-      </w:r>
-      <w:r>
-        <w:t xml:space="preserve"> yet</w:t>
-      </w:r>
-      <w:r>
-        <w:t xml:space="preserve">, </w:t>
-      </w:r>
-      <w:r>
-        <w:t>but still</w:t>
-      </w:r>
-      <w:r>
-        <w:t xml:space="preserve"> place it in </w:t>
+        <w:t xml:space="preserve">, which </w:t>
       </w:r>
       <w:proofErr w:type="spellStart"/>
       <w:r>
-        <w:t>hashtable</w:t>
+        <w:t>maybe</w:t>
       </w:r>
       <w:proofErr w:type="spellEnd"/>
-      <w:r>
-        <w:t xml:space="preserve">, which </w:t>
-      </w:r>
-      <w:proofErr w:type="spellStart"/>
-      <w:proofErr w:type="gramStart"/>
-      <w:r>
-        <w:t>maybe</w:t>
-      </w:r>
-      <w:proofErr w:type="spellEnd"/>
-      <w:proofErr w:type="gramEnd"/>
       <w:r>
         <w:t xml:space="preserve"> needed for </w:t>
       </w:r>
@@ -4633,7 +4812,7 @@
       <w:pPr>
         <w:pStyle w:val="Heading2"/>
       </w:pPr>
-      <w:bookmarkStart w:id="7" w:name="_Toc205155042"/>
+      <w:bookmarkStart w:id="7" w:name="_Toc205237738"/>
       <w:r>
         <w:t>56</w:t>
       </w:r>
@@ -4856,14 +5035,18 @@
       <w:pPr>
         <w:pStyle w:val="Heading2"/>
       </w:pPr>
-      <w:bookmarkStart w:id="8" w:name="_Toc205155043"/>
+      <w:bookmarkStart w:id="8" w:name="_Toc205237739"/>
       <w:r>
         <w:lastRenderedPageBreak/>
         <w:t>88- Merge Sorted Array</w:t>
       </w:r>
-    </w:p>
-    <w:p>
-      <w:r>
+      <w:bookmarkEnd w:id="8"/>
+    </w:p>
+    <w:p>
+      <w:r>
+        <w:rPr>
+          <w:noProof/>
+        </w:rPr>
         <w:drawing>
           <wp:inline distT="0" distB="0" distL="0" distR="0" wp14:anchorId="3D79BE48" wp14:editId="65C488F1">
             <wp:extent cx="5943600" cy="4603750"/>
@@ -4925,15 +5108,7 @@
         <w:t xml:space="preserve">Since the </w:t>
       </w:r>
       <w:r>
-        <w:t xml:space="preserve">end array will </w:t>
-      </w:r>
-      <w:proofErr w:type="gramStart"/>
-      <w:r>
-        <w:t>update</w:t>
-      </w:r>
-      <w:proofErr w:type="gramEnd"/>
-      <w:r>
-        <w:t xml:space="preserve"> in place using nums1, we need to copy the </w:t>
+        <w:t xml:space="preserve">end array will update in place using nums1, we need to copy the </w:t>
       </w:r>
       <w:r>
         <w:t>first m elements into a new array</w:t>
@@ -5023,6 +5198,9 @@
         </w:numPr>
       </w:pPr>
       <w:r>
+        <w:rPr>
+          <w:noProof/>
+        </w:rPr>
         <w:lastRenderedPageBreak/>
         <w:drawing>
           <wp:inline distT="0" distB="0" distL="0" distR="0" wp14:anchorId="0FE6CA21" wp14:editId="054FD5CA">
@@ -5114,15 +5292,7 @@
         </w:numPr>
       </w:pPr>
       <w:r>
-        <w:t xml:space="preserve">P1 starting at position m of </w:t>
-      </w:r>
-      <w:proofErr w:type="gramStart"/>
-      <w:r>
-        <w:t>the nums1</w:t>
-      </w:r>
-      <w:proofErr w:type="gramEnd"/>
-      <w:r>
-        <w:t xml:space="preserve"> (end of actual values), p2 starting at position n of nums2</w:t>
+        <w:t>P1 starting at position m of the nums1 (end of actual values), p2 starting at position n of nums2</w:t>
       </w:r>
       <w:r>
         <w:t>.</w:t>
@@ -5137,15 +5307,7 @@
         </w:numPr>
       </w:pPr>
       <w:r>
-        <w:t xml:space="preserve">P at the </w:t>
-      </w:r>
-      <w:proofErr w:type="gramStart"/>
-      <w:r>
-        <w:t>end</w:t>
-      </w:r>
-      <w:proofErr w:type="gramEnd"/>
-      <w:r>
-        <w:t xml:space="preserve"> the nums1 (entire length)</w:t>
+        <w:t>P at the end the nums1 (entire length)</w:t>
       </w:r>
     </w:p>
     <w:p>
@@ -5189,6 +5351,9 @@
         </w:numPr>
       </w:pPr>
       <w:r>
+        <w:rPr>
+          <w:noProof/>
+        </w:rPr>
         <w:drawing>
           <wp:inline distT="0" distB="0" distL="0" distR="0" wp14:anchorId="23DBDF33" wp14:editId="4661E698">
             <wp:extent cx="5943600" cy="2106295"/>
@@ -5270,11 +5435,12 @@
       <w:pPr>
         <w:pStyle w:val="Heading2"/>
       </w:pPr>
+      <w:bookmarkStart w:id="9" w:name="_Toc205237740"/>
       <w:r>
         <w:lastRenderedPageBreak/>
         <w:t>118- Pascal’s Triangle</w:t>
       </w:r>
-      <w:bookmarkEnd w:id="8"/>
+      <w:bookmarkEnd w:id="9"/>
     </w:p>
     <w:p>
       <w:r>
@@ -5530,11 +5696,11 @@
       <w:pPr>
         <w:pStyle w:val="Heading2"/>
       </w:pPr>
-      <w:bookmarkStart w:id="9" w:name="_Toc205155044"/>
+      <w:bookmarkStart w:id="10" w:name="_Toc205237741"/>
       <w:r>
         <w:t>215- Kth Largest Element in an Array</w:t>
       </w:r>
-      <w:bookmarkEnd w:id="9"/>
+      <w:bookmarkEnd w:id="10"/>
     </w:p>
     <w:p>
       <w:r>
@@ -5818,22 +5984,22 @@
       <w:pPr>
         <w:pStyle w:val="Heading1"/>
       </w:pPr>
-      <w:bookmarkStart w:id="10" w:name="_Toc205155045"/>
+      <w:bookmarkStart w:id="11" w:name="_Toc205237742"/>
       <w:r>
         <w:lastRenderedPageBreak/>
         <w:t>Functions</w:t>
       </w:r>
-      <w:bookmarkEnd w:id="10"/>
+      <w:bookmarkEnd w:id="11"/>
     </w:p>
     <w:p>
       <w:pPr>
         <w:pStyle w:val="Heading2"/>
       </w:pPr>
-      <w:bookmarkStart w:id="11" w:name="_Toc205155046"/>
+      <w:bookmarkStart w:id="12" w:name="_Toc205237743"/>
       <w:r>
         <w:t>825-Random Pick with weight</w:t>
       </w:r>
-      <w:bookmarkEnd w:id="11"/>
+      <w:bookmarkEnd w:id="12"/>
     </w:p>
     <w:p>
       <w:r>
@@ -6278,18 +6444,402 @@
       <w:pPr>
         <w:pStyle w:val="Heading1"/>
       </w:pPr>
-      <w:bookmarkStart w:id="12" w:name="_Toc205155047"/>
+      <w:r>
+        <w:lastRenderedPageBreak/>
+        <w:t>1570-Dot Product of Two Sparse Vectors</w:t>
+      </w:r>
+    </w:p>
+    <w:p>
+      <w:r>
+        <w:rPr>
+          <w:noProof/>
+        </w:rPr>
+        <w:drawing>
+          <wp:inline distT="0" distB="0" distL="0" distR="0" wp14:anchorId="75FE0A7A" wp14:editId="226D181E">
+            <wp:extent cx="5943600" cy="4194810"/>
+            <wp:effectExtent l="0" t="0" r="0" b="0"/>
+            <wp:docPr id="1839955430" name="Picture 7" descr="A screenshot of a computer&#10;&#10;AI-generated content may be incorrect."/>
+            <wp:cNvGraphicFramePr>
+              <a:graphicFrameLocks xmlns:a="http://schemas.openxmlformats.org/drawingml/2006/main" noChangeAspect="1"/>
+            </wp:cNvGraphicFramePr>
+            <a:graphic xmlns:a="http://schemas.openxmlformats.org/drawingml/2006/main">
+              <a:graphicData uri="http://schemas.openxmlformats.org/drawingml/2006/picture">
+                <pic:pic xmlns:pic="http://schemas.openxmlformats.org/drawingml/2006/picture">
+                  <pic:nvPicPr>
+                    <pic:cNvPr id="1839955430" name="Picture 7" descr="A screenshot of a computer&#10;&#10;AI-generated content may be incorrect."/>
+                    <pic:cNvPicPr/>
+                  </pic:nvPicPr>
+                  <pic:blipFill>
+                    <a:blip r:embed="rId35">
+                      <a:extLst>
+                        <a:ext uri="{28A0092B-C50C-407E-A947-70E740481C1C}">
+                          <a14:useLocalDpi xmlns:a14="http://schemas.microsoft.com/office/drawing/2010/main" val="0"/>
+                        </a:ext>
+                      </a:extLst>
+                    </a:blip>
+                    <a:stretch>
+                      <a:fillRect/>
+                    </a:stretch>
+                  </pic:blipFill>
+                  <pic:spPr>
+                    <a:xfrm>
+                      <a:off x="0" y="0"/>
+                      <a:ext cx="5943600" cy="4194810"/>
+                    </a:xfrm>
+                    <a:prstGeom prst="rect">
+                      <a:avLst/>
+                    </a:prstGeom>
+                  </pic:spPr>
+                </pic:pic>
+              </a:graphicData>
+            </a:graphic>
+          </wp:inline>
+        </w:drawing>
+      </w:r>
+    </w:p>
+    <w:p>
+      <w:pPr>
+        <w:pStyle w:val="ListParagraph"/>
+        <w:numPr>
+          <w:ilvl w:val="0"/>
+          <w:numId w:val="15"/>
+        </w:numPr>
+      </w:pPr>
+      <w:proofErr w:type="spellStart"/>
+      <w:r>
+        <w:t>Hashtable</w:t>
+      </w:r>
+      <w:proofErr w:type="spellEnd"/>
+      <w:r>
+        <w:t xml:space="preserve"> </w:t>
+      </w:r>
+      <w:proofErr w:type="gramStart"/>
+      <w:r>
+        <w:t>method;</w:t>
+      </w:r>
+      <w:proofErr w:type="gramEnd"/>
+    </w:p>
+    <w:p>
+      <w:pPr>
+        <w:pStyle w:val="ListParagraph"/>
+        <w:numPr>
+          <w:ilvl w:val="1"/>
+          <w:numId w:val="15"/>
+        </w:numPr>
+      </w:pPr>
+      <w:r>
+        <w:t xml:space="preserve">Since sparse vector will have a lot of zeros, only the non-zero values really </w:t>
+      </w:r>
+      <w:proofErr w:type="gramStart"/>
+      <w:r>
+        <w:t>matters</w:t>
+      </w:r>
+      <w:proofErr w:type="gramEnd"/>
+      <w:r>
+        <w:t>. And if the corresponding indexes of the other of vector is zero, then both corresponding indexes can be ignored.</w:t>
+      </w:r>
+    </w:p>
+    <w:p>
+      <w:pPr>
+        <w:pStyle w:val="ListParagraph"/>
+        <w:numPr>
+          <w:ilvl w:val="1"/>
+          <w:numId w:val="15"/>
+        </w:numPr>
+      </w:pPr>
+      <w:r>
+        <w:t xml:space="preserve">The </w:t>
+      </w:r>
+      <w:proofErr w:type="spellStart"/>
+      <w:r>
+        <w:t>hashmap</w:t>
+      </w:r>
+      <w:proofErr w:type="spellEnd"/>
+      <w:r>
+        <w:t xml:space="preserve"> will be initialized in the constructor, the </w:t>
+      </w:r>
+      <w:proofErr w:type="spellStart"/>
+      <w:r>
+        <w:t>hashmap</w:t>
+      </w:r>
+      <w:proofErr w:type="spellEnd"/>
+      <w:r>
+        <w:t xml:space="preserve"> will store the indexes and values of non-</w:t>
+      </w:r>
+      <w:proofErr w:type="spellStart"/>
+      <w:r>
+        <w:t>zerosof</w:t>
+      </w:r>
+      <w:proofErr w:type="spellEnd"/>
+      <w:r>
+        <w:t xml:space="preserve"> the sparse vector</w:t>
+      </w:r>
+    </w:p>
+    <w:p>
+      <w:pPr>
+        <w:pStyle w:val="ListParagraph"/>
+        <w:numPr>
+          <w:ilvl w:val="1"/>
+          <w:numId w:val="15"/>
+        </w:numPr>
+      </w:pPr>
+      <w:r>
+        <w:t xml:space="preserve">The function takes a sparse vector constructed the same way (a </w:t>
+      </w:r>
+      <w:proofErr w:type="spellStart"/>
+      <w:r>
+        <w:t>hashmap</w:t>
+      </w:r>
+      <w:proofErr w:type="spellEnd"/>
+      <w:r>
+        <w:t>)</w:t>
+      </w:r>
+    </w:p>
+    <w:p>
+      <w:pPr>
+        <w:pStyle w:val="ListParagraph"/>
+        <w:numPr>
+          <w:ilvl w:val="2"/>
+          <w:numId w:val="15"/>
+        </w:numPr>
+      </w:pPr>
+      <w:r>
+        <w:t xml:space="preserve">Traverse through the </w:t>
+      </w:r>
+      <w:proofErr w:type="gramStart"/>
+      <w:r>
+        <w:t>items(</w:t>
+      </w:r>
+      <w:proofErr w:type="gramEnd"/>
+      <w:r>
+        <w:t xml:space="preserve">) of the </w:t>
+      </w:r>
+      <w:proofErr w:type="spellStart"/>
+      <w:proofErr w:type="gramStart"/>
+      <w:r>
+        <w:t>self.hashmap</w:t>
+      </w:r>
+      <w:proofErr w:type="spellEnd"/>
+      <w:proofErr w:type="gramEnd"/>
+      <w:r>
+        <w:t xml:space="preserve">, if the index is in the </w:t>
+      </w:r>
+      <w:proofErr w:type="spellStart"/>
+      <w:proofErr w:type="gramStart"/>
+      <w:r>
+        <w:t>vec.hashmap</w:t>
+      </w:r>
+      <w:proofErr w:type="spellEnd"/>
+      <w:proofErr w:type="gramEnd"/>
+      <w:r>
+        <w:t>, then multiply both values and add to the total</w:t>
+      </w:r>
+    </w:p>
+    <w:p>
+      <w:pPr>
+        <w:pStyle w:val="ListParagraph"/>
+        <w:numPr>
+          <w:ilvl w:val="2"/>
+          <w:numId w:val="15"/>
+        </w:numPr>
+      </w:pPr>
+      <w:r>
+        <w:t xml:space="preserve">Before doing the operation, check for the length of the two </w:t>
+      </w:r>
+      <w:proofErr w:type="gramStart"/>
+      <w:r>
+        <w:t>vector</w:t>
+      </w:r>
+      <w:proofErr w:type="gramEnd"/>
+      <w:r>
+        <w:t xml:space="preserve">, and call the </w:t>
+      </w:r>
+      <w:proofErr w:type="spellStart"/>
+      <w:r>
+        <w:t>dotProduct</w:t>
+      </w:r>
+      <w:proofErr w:type="spellEnd"/>
+      <w:r>
+        <w:t xml:space="preserve"> function on which ever vector that is shorter, because shorter vector has less </w:t>
+      </w:r>
+      <w:proofErr w:type="spellStart"/>
+      <w:r>
+        <w:t>hashmap</w:t>
+      </w:r>
+      <w:proofErr w:type="spellEnd"/>
+      <w:r>
+        <w:t xml:space="preserve"> keys to go through. </w:t>
+      </w:r>
+    </w:p>
+    <w:p>
+      <w:pPr>
+        <w:pStyle w:val="ListParagraph"/>
+        <w:numPr>
+          <w:ilvl w:val="1"/>
+          <w:numId w:val="15"/>
+        </w:numPr>
+      </w:pPr>
+      <w:r>
+        <w:rPr>
+          <w:noProof/>
+        </w:rPr>
+        <w:lastRenderedPageBreak/>
+        <w:drawing>
+          <wp:inline distT="0" distB="0" distL="0" distR="0" wp14:anchorId="4868B441" wp14:editId="59C3BD5C">
+            <wp:extent cx="5318449" cy="4083728"/>
+            <wp:effectExtent l="0" t="0" r="3175" b="5715"/>
+            <wp:docPr id="1263554207" name="Picture 8" descr="A computer screen shot of a program code&#10;&#10;AI-generated content may be incorrect."/>
+            <wp:cNvGraphicFramePr>
+              <a:graphicFrameLocks xmlns:a="http://schemas.openxmlformats.org/drawingml/2006/main" noChangeAspect="1"/>
+            </wp:cNvGraphicFramePr>
+            <a:graphic xmlns:a="http://schemas.openxmlformats.org/drawingml/2006/main">
+              <a:graphicData uri="http://schemas.openxmlformats.org/drawingml/2006/picture">
+                <pic:pic xmlns:pic="http://schemas.openxmlformats.org/drawingml/2006/picture">
+                  <pic:nvPicPr>
+                    <pic:cNvPr id="1263554207" name="Picture 8" descr="A computer screen shot of a program code&#10;&#10;AI-generated content may be incorrect."/>
+                    <pic:cNvPicPr/>
+                  </pic:nvPicPr>
+                  <pic:blipFill>
+                    <a:blip r:embed="rId36">
+                      <a:extLst>
+                        <a:ext uri="{28A0092B-C50C-407E-A947-70E740481C1C}">
+                          <a14:useLocalDpi xmlns:a14="http://schemas.microsoft.com/office/drawing/2010/main" val="0"/>
+                        </a:ext>
+                      </a:extLst>
+                    </a:blip>
+                    <a:stretch>
+                      <a:fillRect/>
+                    </a:stretch>
+                  </pic:blipFill>
+                  <pic:spPr>
+                    <a:xfrm>
+                      <a:off x="0" y="0"/>
+                      <a:ext cx="5346232" cy="4105061"/>
+                    </a:xfrm>
+                    <a:prstGeom prst="rect">
+                      <a:avLst/>
+                    </a:prstGeom>
+                  </pic:spPr>
+                </pic:pic>
+              </a:graphicData>
+            </a:graphic>
+          </wp:inline>
+        </w:drawing>
+      </w:r>
+    </w:p>
+    <w:p>
+      <w:pPr>
+        <w:pStyle w:val="ListParagraph"/>
+        <w:numPr>
+          <w:ilvl w:val="1"/>
+          <w:numId w:val="15"/>
+        </w:numPr>
+      </w:pPr>
+      <w:r>
+        <w:t>Time: O(</w:t>
+      </w:r>
+      <w:proofErr w:type="spellStart"/>
+      <w:r>
+        <w:t>a+b</w:t>
+      </w:r>
+      <w:proofErr w:type="spellEnd"/>
+      <w:r>
+        <w:t>), a is the size of vector 1, and b vector 2</w:t>
+      </w:r>
+    </w:p>
+    <w:p>
+      <w:pPr>
+        <w:pStyle w:val="ListParagraph"/>
+        <w:numPr>
+          <w:ilvl w:val="1"/>
+          <w:numId w:val="15"/>
+        </w:numPr>
+      </w:pPr>
+      <w:proofErr w:type="spellStart"/>
+      <w:r>
+        <w:t>Space:O</w:t>
+      </w:r>
+      <w:proofErr w:type="spellEnd"/>
+      <w:r>
+        <w:t>(</w:t>
+      </w:r>
+      <w:proofErr w:type="spellStart"/>
+      <w:r>
+        <w:t>a+b</w:t>
+      </w:r>
+      <w:proofErr w:type="spellEnd"/>
+      <w:r>
+        <w:t>), a is the size of non</w:t>
+      </w:r>
+      <w:r>
+        <w:t>-zeros in vector 1, and b vector 2</w:t>
+      </w:r>
+    </w:p>
+    <w:p>
+      <w:pPr>
+        <w:pStyle w:val="ListParagraph"/>
+        <w:numPr>
+          <w:ilvl w:val="0"/>
+          <w:numId w:val="15"/>
+        </w:numPr>
+      </w:pPr>
+      <w:r>
+        <w:t>Follow up question-&gt; what if only one vector is sparse?</w:t>
+      </w:r>
+    </w:p>
+    <w:p>
+      <w:pPr>
+        <w:pStyle w:val="ListParagraph"/>
+        <w:numPr>
+          <w:ilvl w:val="1"/>
+          <w:numId w:val="15"/>
+        </w:numPr>
+      </w:pPr>
+      <w:r>
+        <w:t xml:space="preserve">Answer, keep the dense one in </w:t>
+      </w:r>
+      <w:proofErr w:type="gramStart"/>
+      <w:r>
+        <w:t>a</w:t>
+      </w:r>
+      <w:proofErr w:type="gramEnd"/>
+      <w:r>
+        <w:t xml:space="preserve"> array, and only store the sparse one in the </w:t>
+      </w:r>
+      <w:proofErr w:type="spellStart"/>
+      <w:r>
+        <w:t xml:space="preserve">hashmap. </w:t>
+      </w:r>
+      <w:proofErr w:type="spellEnd"/>
+      <w:r>
+        <w:t xml:space="preserve">Because if store a dense vector in </w:t>
+      </w:r>
+      <w:proofErr w:type="spellStart"/>
+      <w:r>
+        <w:t>hashmap</w:t>
+      </w:r>
+      <w:proofErr w:type="spellEnd"/>
+      <w:r>
+        <w:t xml:space="preserve"> would gain an extra O(n) space complexity, and there is no benefit. </w:t>
+      </w:r>
+    </w:p>
+    <w:p/>
+    <w:p>
+      <w:pPr>
+        <w:pStyle w:val="Heading1"/>
+      </w:pPr>
+      <w:bookmarkStart w:id="13" w:name="_Toc205237744"/>
       <w:r>
         <w:lastRenderedPageBreak/>
         <w:t>Strings</w:t>
       </w:r>
-      <w:bookmarkEnd w:id="12"/>
+      <w:bookmarkEnd w:id="13"/>
     </w:p>
     <w:p>
       <w:pPr>
         <w:pStyle w:val="Heading2"/>
       </w:pPr>
-      <w:bookmarkStart w:id="13" w:name="_Toc205155048"/>
+      <w:bookmarkStart w:id="14" w:name="_Toc205237745"/>
       <w:r>
         <w:t xml:space="preserve">8-String to </w:t>
       </w:r>
@@ -6301,7 +6851,7 @@
       <w:r>
         <w:t>ATOI)</w:t>
       </w:r>
-      <w:bookmarkEnd w:id="13"/>
+      <w:bookmarkEnd w:id="14"/>
     </w:p>
     <w:p>
       <w:r>
@@ -6324,7 +6874,7 @@
                     <pic:cNvPicPr/>
                   </pic:nvPicPr>
                   <pic:blipFill>
-                    <a:blip r:embed="rId35"/>
+                    <a:blip r:embed="rId37"/>
                     <a:stretch>
                       <a:fillRect/>
                     </a:stretch>
@@ -6375,12 +6925,307 @@
       <w:pPr>
         <w:pStyle w:val="Heading2"/>
       </w:pPr>
-      <w:bookmarkStart w:id="14" w:name="_Toc205155049"/>
+      <w:bookmarkStart w:id="15" w:name="_Toc205237746"/>
+      <w:r>
+        <w:lastRenderedPageBreak/>
+        <w:t>227 – Basic Calculator II</w:t>
+      </w:r>
+      <w:bookmarkEnd w:id="15"/>
+    </w:p>
+    <w:p>
+      <w:r>
+        <w:rPr>
+          <w:noProof/>
+        </w:rPr>
+        <w:drawing>
+          <wp:inline distT="0" distB="0" distL="0" distR="0" wp14:anchorId="18CC0516" wp14:editId="1E463689">
+            <wp:extent cx="5943600" cy="5153660"/>
+            <wp:effectExtent l="0" t="0" r="0" b="2540"/>
+            <wp:docPr id="1770485454" name="Picture 4"/>
+            <wp:cNvGraphicFramePr>
+              <a:graphicFrameLocks xmlns:a="http://schemas.openxmlformats.org/drawingml/2006/main" noChangeAspect="1"/>
+            </wp:cNvGraphicFramePr>
+            <a:graphic xmlns:a="http://schemas.openxmlformats.org/drawingml/2006/main">
+              <a:graphicData uri="http://schemas.openxmlformats.org/drawingml/2006/picture">
+                <pic:pic xmlns:pic="http://schemas.openxmlformats.org/drawingml/2006/picture">
+                  <pic:nvPicPr>
+                    <pic:cNvPr id="1770485454" name="Picture 1770485454"/>
+                    <pic:cNvPicPr/>
+                  </pic:nvPicPr>
+                  <pic:blipFill>
+                    <a:blip r:embed="rId38">
+                      <a:extLst>
+                        <a:ext uri="{28A0092B-C50C-407E-A947-70E740481C1C}">
+                          <a14:useLocalDpi xmlns:a14="http://schemas.microsoft.com/office/drawing/2010/main" val="0"/>
+                        </a:ext>
+                      </a:extLst>
+                    </a:blip>
+                    <a:stretch>
+                      <a:fillRect/>
+                    </a:stretch>
+                  </pic:blipFill>
+                  <pic:spPr>
+                    <a:xfrm>
+                      <a:off x="0" y="0"/>
+                      <a:ext cx="5943600" cy="5153660"/>
+                    </a:xfrm>
+                    <a:prstGeom prst="rect">
+                      <a:avLst/>
+                    </a:prstGeom>
+                  </pic:spPr>
+                </pic:pic>
+              </a:graphicData>
+            </a:graphic>
+          </wp:inline>
+        </w:drawing>
+      </w:r>
+    </w:p>
+    <w:p>
+      <w:pPr>
+        <w:pStyle w:val="ListParagraph"/>
+        <w:numPr>
+          <w:ilvl w:val="0"/>
+          <w:numId w:val="15"/>
+        </w:numPr>
+      </w:pPr>
+      <w:r>
+        <w:t xml:space="preserve">Iterate through each </w:t>
+      </w:r>
+      <w:proofErr w:type="gramStart"/>
+      <w:r>
+        <w:t>characters</w:t>
+      </w:r>
+      <w:proofErr w:type="gramEnd"/>
+      <w:r>
+        <w:t xml:space="preserve"> in the string, note that numbers will tend to have a sign in the front, the key is to keep track of what sign the number have (from previous iteration)</w:t>
+      </w:r>
+    </w:p>
+    <w:p>
+      <w:pPr>
+        <w:pStyle w:val="ListParagraph"/>
+        <w:numPr>
+          <w:ilvl w:val="0"/>
+          <w:numId w:val="15"/>
+        </w:numPr>
+      </w:pPr>
+      <w:r>
+        <w:t>When iterating, multiple number chars can be combined using num = num*10+int(</w:t>
+      </w:r>
+      <w:proofErr w:type="spellStart"/>
+      <w:r>
+        <w:t>ch</w:t>
+      </w:r>
+      <w:proofErr w:type="spellEnd"/>
+      <w:r>
+        <w:t xml:space="preserve">). </w:t>
+      </w:r>
+    </w:p>
+    <w:p>
+      <w:pPr>
+        <w:pStyle w:val="ListParagraph"/>
+        <w:numPr>
+          <w:ilvl w:val="0"/>
+          <w:numId w:val="15"/>
+        </w:numPr>
+      </w:pPr>
+      <w:r>
+        <w:t xml:space="preserve">If the </w:t>
+      </w:r>
+      <w:proofErr w:type="spellStart"/>
+      <w:r>
+        <w:t>ch</w:t>
+      </w:r>
+      <w:proofErr w:type="spellEnd"/>
+      <w:r>
+        <w:t xml:space="preserve"> is not digit</w:t>
+      </w:r>
+      <w:r>
+        <w:t xml:space="preserve"> and not blank, it must be a sign. If a sign is met, then it’s time to do number operation with previous sign and number stored. </w:t>
+      </w:r>
+    </w:p>
+    <w:p>
+      <w:pPr>
+        <w:pStyle w:val="ListParagraph"/>
+        <w:numPr>
+          <w:ilvl w:val="0"/>
+          <w:numId w:val="15"/>
+        </w:numPr>
+      </w:pPr>
+      <w:r>
+        <w:t xml:space="preserve">After the operation, set the sign to current </w:t>
+      </w:r>
+      <w:proofErr w:type="gramStart"/>
+      <w:r>
+        <w:t>reading ,</w:t>
+      </w:r>
+      <w:proofErr w:type="gramEnd"/>
+      <w:r>
+        <w:t xml:space="preserve"> and reset the num to 0, these are for next iteration</w:t>
+      </w:r>
+    </w:p>
+    <w:p>
+      <w:pPr>
+        <w:pStyle w:val="ListParagraph"/>
+        <w:numPr>
+          <w:ilvl w:val="0"/>
+          <w:numId w:val="15"/>
+        </w:numPr>
+      </w:pPr>
+      <w:r>
+        <w:t>Normally the number operations won’t start until the next sign is encountered, but if a number is at the end, there is no more signs behind, so the last number will need to get operated, and this can is done:</w:t>
+      </w:r>
+    </w:p>
+    <w:p>
+      <w:pPr>
+        <w:pStyle w:val="ListParagraph"/>
+        <w:numPr>
+          <w:ilvl w:val="1"/>
+          <w:numId w:val="15"/>
+        </w:numPr>
+      </w:pPr>
+      <w:r>
+        <w:rPr>
+          <w:noProof/>
+        </w:rPr>
+        <w:lastRenderedPageBreak/>
+        <w:drawing>
+          <wp:inline distT="0" distB="0" distL="0" distR="0" wp14:anchorId="180AE378" wp14:editId="2417675E">
+            <wp:extent cx="5336592" cy="282111"/>
+            <wp:effectExtent l="0" t="0" r="0" b="0"/>
+            <wp:docPr id="2134698386" name="Picture 5"/>
+            <wp:cNvGraphicFramePr>
+              <a:graphicFrameLocks xmlns:a="http://schemas.openxmlformats.org/drawingml/2006/main" noChangeAspect="1"/>
+            </wp:cNvGraphicFramePr>
+            <a:graphic xmlns:a="http://schemas.openxmlformats.org/drawingml/2006/main">
+              <a:graphicData uri="http://schemas.openxmlformats.org/drawingml/2006/picture">
+                <pic:pic xmlns:pic="http://schemas.openxmlformats.org/drawingml/2006/picture">
+                  <pic:nvPicPr>
+                    <pic:cNvPr id="2134698386" name="Picture 2134698386"/>
+                    <pic:cNvPicPr/>
+                  </pic:nvPicPr>
+                  <pic:blipFill>
+                    <a:blip r:embed="rId39">
+                      <a:extLst>
+                        <a:ext uri="{28A0092B-C50C-407E-A947-70E740481C1C}">
+                          <a14:useLocalDpi xmlns:a14="http://schemas.microsoft.com/office/drawing/2010/main" val="0"/>
+                        </a:ext>
+                      </a:extLst>
+                    </a:blip>
+                    <a:stretch>
+                      <a:fillRect/>
+                    </a:stretch>
+                  </pic:blipFill>
+                  <pic:spPr>
+                    <a:xfrm>
+                      <a:off x="0" y="0"/>
+                      <a:ext cx="6182054" cy="326805"/>
+                    </a:xfrm>
+                    <a:prstGeom prst="rect">
+                      <a:avLst/>
+                    </a:prstGeom>
+                  </pic:spPr>
+                </pic:pic>
+              </a:graphicData>
+            </a:graphic>
+          </wp:inline>
+        </w:drawing>
+      </w:r>
+    </w:p>
+    <w:p>
+      <w:pPr>
+        <w:pStyle w:val="ListParagraph"/>
+        <w:numPr>
+          <w:ilvl w:val="1"/>
+          <w:numId w:val="15"/>
+        </w:numPr>
+      </w:pPr>
+      <w:r>
+        <w:rPr>
+          <w:noProof/>
+        </w:rPr>
+        <w:drawing>
+          <wp:inline distT="0" distB="0" distL="0" distR="0" wp14:anchorId="313929FE" wp14:editId="7DEFE1E2">
+            <wp:extent cx="5374432" cy="3861438"/>
+            <wp:effectExtent l="0" t="0" r="0" b="0"/>
+            <wp:docPr id="716128000" name="Picture 6" descr="A computer screen shot of a program&#10;&#10;AI-generated content may be incorrect."/>
+            <wp:cNvGraphicFramePr>
+              <a:graphicFrameLocks xmlns:a="http://schemas.openxmlformats.org/drawingml/2006/main" noChangeAspect="1"/>
+            </wp:cNvGraphicFramePr>
+            <a:graphic xmlns:a="http://schemas.openxmlformats.org/drawingml/2006/main">
+              <a:graphicData uri="http://schemas.openxmlformats.org/drawingml/2006/picture">
+                <pic:pic xmlns:pic="http://schemas.openxmlformats.org/drawingml/2006/picture">
+                  <pic:nvPicPr>
+                    <pic:cNvPr id="716128000" name="Picture 6" descr="A computer screen shot of a program&#10;&#10;AI-generated content may be incorrect."/>
+                    <pic:cNvPicPr/>
+                  </pic:nvPicPr>
+                  <pic:blipFill>
+                    <a:blip r:embed="rId40">
+                      <a:extLst>
+                        <a:ext uri="{28A0092B-C50C-407E-A947-70E740481C1C}">
+                          <a14:useLocalDpi xmlns:a14="http://schemas.microsoft.com/office/drawing/2010/main" val="0"/>
+                        </a:ext>
+                      </a:extLst>
+                    </a:blip>
+                    <a:stretch>
+                      <a:fillRect/>
+                    </a:stretch>
+                  </pic:blipFill>
+                  <pic:spPr>
+                    <a:xfrm>
+                      <a:off x="0" y="0"/>
+                      <a:ext cx="5423955" cy="3897019"/>
+                    </a:xfrm>
+                    <a:prstGeom prst="rect">
+                      <a:avLst/>
+                    </a:prstGeom>
+                  </pic:spPr>
+                </pic:pic>
+              </a:graphicData>
+            </a:graphic>
+          </wp:inline>
+        </w:drawing>
+      </w:r>
+    </w:p>
+    <w:p>
+      <w:pPr>
+        <w:pStyle w:val="ListParagraph"/>
+        <w:numPr>
+          <w:ilvl w:val="1"/>
+          <w:numId w:val="15"/>
+        </w:numPr>
+      </w:pPr>
+      <w:r>
+        <w:t>Time: O(n)</w:t>
+      </w:r>
+    </w:p>
+    <w:p>
+      <w:pPr>
+        <w:pStyle w:val="ListParagraph"/>
+        <w:numPr>
+          <w:ilvl w:val="1"/>
+          <w:numId w:val="15"/>
+        </w:numPr>
+      </w:pPr>
+      <w:proofErr w:type="spellStart"/>
+      <w:r>
+        <w:t>Space:O</w:t>
+      </w:r>
+      <w:proofErr w:type="spellEnd"/>
+      <w:r>
+        <w:t>(n) -&gt; the extra stack data structure</w:t>
+      </w:r>
+    </w:p>
+    <w:p/>
+    <w:p>
+      <w:pPr>
+        <w:pStyle w:val="Heading2"/>
+      </w:pPr>
+      <w:bookmarkStart w:id="16" w:name="_Toc205237747"/>
       <w:r>
         <w:lastRenderedPageBreak/>
         <w:t>1249 – Minimum Remove to Make Valid Parentheses</w:t>
       </w:r>
-      <w:bookmarkEnd w:id="14"/>
+      <w:bookmarkEnd w:id="16"/>
     </w:p>
     <w:p>
       <w:r>
@@ -6403,7 +7248,7 @@
                     <pic:cNvPicPr/>
                   </pic:nvPicPr>
                   <pic:blipFill>
-                    <a:blip r:embed="rId36">
+                    <a:blip r:embed="rId41">
                       <a:extLst>
                         <a:ext uri="{28A0092B-C50C-407E-A947-70E740481C1C}">
                           <a14:useLocalDpi xmlns:a14="http://schemas.microsoft.com/office/drawing/2010/main" val="0"/>
@@ -6515,7 +7360,7 @@
                     <pic:cNvPicPr/>
                   </pic:nvPicPr>
                   <pic:blipFill>
-                    <a:blip r:embed="rId37">
+                    <a:blip r:embed="rId42">
                       <a:extLst>
                         <a:ext uri="{28A0092B-C50C-407E-A947-70E740481C1C}">
                           <a14:useLocalDpi xmlns:a14="http://schemas.microsoft.com/office/drawing/2010/main" val="0"/>
@@ -6570,17 +7415,17 @@
       <w:pPr>
         <w:pStyle w:val="Heading1"/>
       </w:pPr>
-      <w:bookmarkStart w:id="15" w:name="_Toc205155050"/>
+      <w:bookmarkStart w:id="17" w:name="_Toc205237748"/>
       <w:r>
         <w:t>Recursions</w:t>
       </w:r>
-      <w:bookmarkEnd w:id="15"/>
+      <w:bookmarkEnd w:id="17"/>
     </w:p>
     <w:p>
       <w:pPr>
         <w:pStyle w:val="Heading2"/>
       </w:pPr>
-      <w:bookmarkStart w:id="16" w:name="_Toc205155051"/>
+      <w:bookmarkStart w:id="18" w:name="_Toc205237749"/>
       <w:r>
         <w:t>50-Pow(</w:t>
       </w:r>
@@ -6594,7 +7439,7 @@
       <w:r>
         <w:t>)</w:t>
       </w:r>
-      <w:bookmarkEnd w:id="16"/>
+      <w:bookmarkEnd w:id="18"/>
     </w:p>
     <w:p>
       <w:r>
@@ -6617,7 +7462,7 @@
                     <pic:cNvPicPr/>
                   </pic:nvPicPr>
                   <pic:blipFill>
-                    <a:blip r:embed="rId38">
+                    <a:blip r:embed="rId43">
                       <a:extLst>
                         <a:ext uri="{28A0092B-C50C-407E-A947-70E740481C1C}">
                           <a14:useLocalDpi xmlns:a14="http://schemas.microsoft.com/office/drawing/2010/main" val="0"/>
@@ -6773,7 +7618,7 @@
                     <pic:cNvPicPr/>
                   </pic:nvPicPr>
                   <pic:blipFill>
-                    <a:blip r:embed="rId39">
+                    <a:blip r:embed="rId44">
                       <a:extLst>
                         <a:ext uri="{28A0092B-C50C-407E-A947-70E740481C1C}">
                           <a14:useLocalDpi xmlns:a14="http://schemas.microsoft.com/office/drawing/2010/main" val="0"/>
@@ -6845,22 +7690,22 @@
       <w:pPr>
         <w:pStyle w:val="Heading1"/>
       </w:pPr>
-      <w:bookmarkStart w:id="17" w:name="_Toc205155052"/>
+      <w:bookmarkStart w:id="19" w:name="_Toc205237750"/>
       <w:r>
         <w:lastRenderedPageBreak/>
         <w:t>DFS and BFS</w:t>
       </w:r>
-      <w:bookmarkEnd w:id="17"/>
+      <w:bookmarkEnd w:id="19"/>
     </w:p>
     <w:p>
       <w:pPr>
         <w:pStyle w:val="Heading2"/>
       </w:pPr>
-      <w:bookmarkStart w:id="18" w:name="_Toc205155053"/>
+      <w:bookmarkStart w:id="20" w:name="_Toc205237751"/>
       <w:r>
         <w:t>339-Nested List Weight Sum (medium)</w:t>
       </w:r>
-      <w:bookmarkEnd w:id="18"/>
+      <w:bookmarkEnd w:id="20"/>
     </w:p>
     <w:p>
       <w:r>
@@ -6883,7 +7728,7 @@
                     <pic:cNvPicPr/>
                   </pic:nvPicPr>
                   <pic:blipFill>
-                    <a:blip r:embed="rId40">
+                    <a:blip r:embed="rId45">
                       <a:extLst>
                         <a:ext uri="{28A0092B-C50C-407E-A947-70E740481C1C}">
                           <a14:useLocalDpi xmlns:a14="http://schemas.microsoft.com/office/drawing/2010/main" val="0"/>
@@ -6988,7 +7833,7 @@
                     <pic:cNvPicPr/>
                   </pic:nvPicPr>
                   <pic:blipFill>
-                    <a:blip r:embed="rId41">
+                    <a:blip r:embed="rId46">
                       <a:extLst>
                         <a:ext uri="{28A0092B-C50C-407E-A947-70E740481C1C}">
                           <a14:useLocalDpi xmlns:a14="http://schemas.microsoft.com/office/drawing/2010/main" val="0"/>
@@ -7097,15 +7942,7 @@
         </w:numPr>
       </w:pPr>
       <w:r>
-        <w:t xml:space="preserve">Initialize total = 0, depth = 1, and a </w:t>
-      </w:r>
-      <w:proofErr w:type="gramStart"/>
-      <w:r>
-        <w:t>que</w:t>
-      </w:r>
-      <w:proofErr w:type="gramEnd"/>
-      <w:r>
-        <w:t xml:space="preserve"> storing the </w:t>
+        <w:t xml:space="preserve">Initialize total = 0, depth = 1, and a que storing the </w:t>
       </w:r>
       <w:proofErr w:type="gramStart"/>
       <w:r>
@@ -7198,7 +8035,7 @@
                     <pic:cNvPicPr/>
                   </pic:nvPicPr>
                   <pic:blipFill>
-                    <a:blip r:embed="rId42">
+                    <a:blip r:embed="rId47">
                       <a:extLst>
                         <a:ext uri="{28A0092B-C50C-407E-A947-70E740481C1C}">
                           <a14:useLocalDpi xmlns:a14="http://schemas.microsoft.com/office/drawing/2010/main" val="0"/>
@@ -7253,24 +8090,24 @@
       <w:pPr>
         <w:pStyle w:val="Heading1"/>
       </w:pPr>
-      <w:bookmarkStart w:id="19" w:name="_Toc205155054"/>
+      <w:bookmarkStart w:id="21" w:name="_Toc205237752"/>
       <w:r>
         <w:t>Graph</w:t>
       </w:r>
-      <w:bookmarkEnd w:id="19"/>
+      <w:bookmarkEnd w:id="21"/>
     </w:p>
     <w:p>
       <w:pPr>
         <w:pStyle w:val="Heading2"/>
       </w:pPr>
-      <w:bookmarkStart w:id="20" w:name="_Toc205155055"/>
+      <w:bookmarkStart w:id="22" w:name="_Toc205237753"/>
       <w:r>
         <w:t>199-Binary Tree Right Side View</w:t>
       </w:r>
       <w:r>
         <w:t xml:space="preserve"> (medium)</w:t>
       </w:r>
-      <w:bookmarkEnd w:id="20"/>
+      <w:bookmarkEnd w:id="22"/>
     </w:p>
     <w:p>
       <w:r>
@@ -7293,7 +8130,7 @@
                     <pic:cNvPicPr/>
                   </pic:nvPicPr>
                   <pic:blipFill>
-                    <a:blip r:embed="rId43">
+                    <a:blip r:embed="rId48">
                       <a:extLst>
                         <a:ext uri="{28A0092B-C50C-407E-A947-70E740481C1C}">
                           <a14:useLocalDpi xmlns:a14="http://schemas.microsoft.com/office/drawing/2010/main" val="0"/>
@@ -7354,31 +8191,15 @@
         </w:numPr>
       </w:pPr>
       <w:r>
-        <w:t xml:space="preserve">Traverse down the tree, but in the beginning of the traversal, extract the size of the existing </w:t>
+        <w:t xml:space="preserve">Traverse down the tree, but in the beginning of the traversal, extract the size of the existing que, the size will tell which node is the </w:t>
       </w:r>
       <w:proofErr w:type="gramStart"/>
       <w:r>
-        <w:t>que</w:t>
+        <w:t>right side</w:t>
       </w:r>
       <w:proofErr w:type="gramEnd"/>
       <w:r>
-        <w:t xml:space="preserve">, the size will tell which node is the </w:t>
-      </w:r>
-      <w:proofErr w:type="gramStart"/>
-      <w:r>
-        <w:t>right side</w:t>
-      </w:r>
-      <w:proofErr w:type="gramEnd"/>
-      <w:r>
-        <w:t xml:space="preserve"> view. Because the </w:t>
-      </w:r>
-      <w:proofErr w:type="gramStart"/>
-      <w:r>
-        <w:t>que</w:t>
-      </w:r>
-      <w:proofErr w:type="gramEnd"/>
-      <w:r>
-        <w:t xml:space="preserve"> at that </w:t>
+        <w:t xml:space="preserve"> view. Because the que at that </w:t>
       </w:r>
       <w:proofErr w:type="gramStart"/>
       <w:r>
@@ -7413,12 +8234,10 @@
         <w:t xml:space="preserve">Right after the size of the level is </w:t>
       </w:r>
       <w:proofErr w:type="spellStart"/>
-      <w:proofErr w:type="gramStart"/>
       <w:r>
         <w:t>know</w:t>
       </w:r>
       <w:proofErr w:type="spellEnd"/>
-      <w:proofErr w:type="gramEnd"/>
       <w:r>
         <w:t xml:space="preserve">, </w:t>
       </w:r>
@@ -7474,7 +8293,7 @@
                     <pic:cNvPicPr/>
                   </pic:nvPicPr>
                   <pic:blipFill>
-                    <a:blip r:embed="rId44">
+                    <a:blip r:embed="rId49">
                       <a:extLst>
                         <a:ext uri="{28A0092B-C50C-407E-A947-70E740481C1C}">
                           <a14:useLocalDpi xmlns:a14="http://schemas.microsoft.com/office/drawing/2010/main" val="0"/>
@@ -7534,11 +8353,11 @@
       <w:pPr>
         <w:pStyle w:val="Heading2"/>
       </w:pPr>
-      <w:bookmarkStart w:id="21" w:name="_Toc205155056"/>
+      <w:bookmarkStart w:id="23" w:name="_Toc205237754"/>
       <w:r>
         <w:t>314- Binary Tree Vertical Traversal</w:t>
       </w:r>
-      <w:bookmarkEnd w:id="21"/>
+      <w:bookmarkEnd w:id="23"/>
     </w:p>
     <w:p/>
     <w:p>
@@ -7563,7 +8382,7 @@
                     <pic:cNvPicPr/>
                   </pic:nvPicPr>
                   <pic:blipFill>
-                    <a:blip r:embed="rId45">
+                    <a:blip r:embed="rId50">
                       <a:extLst>
                         <a:ext uri="{28A0092B-C50C-407E-A947-70E740481C1C}">
                           <a14:useLocalDpi xmlns:a14="http://schemas.microsoft.com/office/drawing/2010/main" val="0"/>
@@ -7732,7 +8551,7 @@
                     <pic:cNvPicPr/>
                   </pic:nvPicPr>
                   <pic:blipFill>
-                    <a:blip r:embed="rId46">
+                    <a:blip r:embed="rId51">
                       <a:extLst>
                         <a:ext uri="{28A0092B-C50C-407E-A947-70E740481C1C}">
                           <a14:useLocalDpi xmlns:a14="http://schemas.microsoft.com/office/drawing/2010/main" val="0"/>
@@ -7843,7 +8662,7 @@
                     <pic:cNvPicPr/>
                   </pic:nvPicPr>
                   <pic:blipFill>
-                    <a:blip r:embed="rId47">
+                    <a:blip r:embed="rId52">
                       <a:extLst>
                         <a:ext uri="{28A0092B-C50C-407E-A947-70E740481C1C}">
                           <a14:useLocalDpi xmlns:a14="http://schemas.microsoft.com/office/drawing/2010/main" val="0"/>
@@ -7912,6 +8731,7 @@
       <w:pPr>
         <w:pStyle w:val="Heading2"/>
       </w:pPr>
+      <w:bookmarkStart w:id="24" w:name="_Toc205237755"/>
       <w:r>
         <w:lastRenderedPageBreak/>
         <w:t>1650-Lowest Common Ancestor of a Binary Tree</w:t>
@@ -7919,9 +8739,13 @@
       <w:r>
         <w:t xml:space="preserve"> III (medium)</w:t>
       </w:r>
-    </w:p>
-    <w:p>
-      <w:r>
+      <w:bookmarkEnd w:id="24"/>
+    </w:p>
+    <w:p>
+      <w:r>
+        <w:rPr>
+          <w:noProof/>
+        </w:rPr>
         <w:drawing>
           <wp:inline distT="0" distB="0" distL="0" distR="0" wp14:anchorId="47BAACBC" wp14:editId="34F05AAA">
             <wp:extent cx="5388321" cy="7730836"/>
@@ -7938,7 +8762,7 @@
                     <pic:cNvPicPr/>
                   </pic:nvPicPr>
                   <pic:blipFill>
-                    <a:blip r:embed="rId48"/>
+                    <a:blip r:embed="rId53"/>
                     <a:stretch>
                       <a:fillRect/>
                     </a:stretch>
@@ -8055,6 +8879,9 @@
         </w:numPr>
       </w:pPr>
       <w:r>
+        <w:rPr>
+          <w:noProof/>
+        </w:rPr>
         <w:drawing>
           <wp:inline distT="0" distB="0" distL="0" distR="0" wp14:anchorId="2C772217" wp14:editId="185B7518">
             <wp:extent cx="5943600" cy="2186940"/>
@@ -8071,7 +8898,7 @@
                     <pic:cNvPicPr/>
                   </pic:nvPicPr>
                   <pic:blipFill>
-                    <a:blip r:embed="rId49"/>
+                    <a:blip r:embed="rId54"/>
                     <a:stretch>
                       <a:fillRect/>
                     </a:stretch>
@@ -8133,13 +8960,8 @@
         </w:numPr>
       </w:pPr>
       <w:r>
-        <w:t xml:space="preserve">Using 2 </w:t>
-      </w:r>
-      <w:proofErr w:type="gramStart"/>
-      <w:r>
-        <w:t>pointer</w:t>
-      </w:r>
-      <w:proofErr w:type="gramEnd"/>
+        <w:t>Using 2 pointer</w:t>
+      </w:r>
     </w:p>
     <w:p>
       <w:pPr>
@@ -8156,7 +8978,7 @@
       <w:pPr>
         <w:pStyle w:val="Heading1"/>
       </w:pPr>
-      <w:bookmarkStart w:id="22" w:name="_Toc205155057"/>
+      <w:bookmarkStart w:id="25" w:name="_Toc205237756"/>
       <w:r>
         <w:lastRenderedPageBreak/>
         <w:t>Maz</w:t>
@@ -8167,7 +8989,7 @@
       <w:r>
         <w:t xml:space="preserve"> and map</w:t>
       </w:r>
-      <w:bookmarkEnd w:id="22"/>
+      <w:bookmarkEnd w:id="25"/>
       <w:r>
         <w:t xml:space="preserve"> </w:t>
       </w:r>
@@ -8176,14 +8998,14 @@
       <w:pPr>
         <w:pStyle w:val="Heading2"/>
       </w:pPr>
-      <w:bookmarkStart w:id="23" w:name="_Toc205155058"/>
+      <w:bookmarkStart w:id="26" w:name="_Toc205237757"/>
       <w:r>
         <w:t>200-Number of Island</w:t>
       </w:r>
       <w:r>
         <w:t xml:space="preserve"> (medium)</w:t>
       </w:r>
-      <w:bookmarkEnd w:id="23"/>
+      <w:bookmarkEnd w:id="26"/>
     </w:p>
     <w:p>
       <w:r>
@@ -8206,7 +9028,7 @@
                     <pic:cNvPicPr/>
                   </pic:nvPicPr>
                   <pic:blipFill>
-                    <a:blip r:embed="rId50"/>
+                    <a:blip r:embed="rId55"/>
                     <a:stretch>
                       <a:fillRect/>
                     </a:stretch>
@@ -8324,7 +9146,7 @@
                     <pic:cNvPicPr/>
                   </pic:nvPicPr>
                   <pic:blipFill>
-                    <a:blip r:embed="rId51"/>
+                    <a:blip r:embed="rId56"/>
                     <a:stretch>
                       <a:fillRect/>
                     </a:stretch>
@@ -8379,12 +9201,12 @@
       <w:pPr>
         <w:pStyle w:val="Heading2"/>
       </w:pPr>
-      <w:bookmarkStart w:id="24" w:name="_Toc205155059"/>
+      <w:bookmarkStart w:id="27" w:name="_Toc205237758"/>
       <w:r>
         <w:lastRenderedPageBreak/>
         <w:t>133-Clone Graph (medium)</w:t>
       </w:r>
-      <w:bookmarkEnd w:id="24"/>
+      <w:bookmarkEnd w:id="27"/>
     </w:p>
     <w:p>
       <w:r>
@@ -8407,7 +9229,7 @@
                     <pic:cNvPicPr/>
                   </pic:nvPicPr>
                   <pic:blipFill>
-                    <a:blip r:embed="rId52"/>
+                    <a:blip r:embed="rId57"/>
                     <a:stretch>
                       <a:fillRect/>
                     </a:stretch>
@@ -8680,7 +9502,7 @@
                     <pic:cNvPicPr/>
                   </pic:nvPicPr>
                   <pic:blipFill>
-                    <a:blip r:embed="rId53"/>
+                    <a:blip r:embed="rId58"/>
                     <a:stretch>
                       <a:fillRect/>
                     </a:stretch>
@@ -8873,7 +9695,7 @@
                     <pic:cNvPicPr/>
                   </pic:nvPicPr>
                   <pic:blipFill>
-                    <a:blip r:embed="rId54"/>
+                    <a:blip r:embed="rId59"/>
                     <a:stretch>
                       <a:fillRect/>
                     </a:stretch>
@@ -8930,9 +9752,9 @@
       </w:r>
     </w:p>
     <w:sectPr>
-      <w:headerReference w:type="even" r:id="rId55"/>
-      <w:headerReference w:type="default" r:id="rId56"/>
-      <w:headerReference w:type="first" r:id="rId57"/>
+      <w:headerReference w:type="even" r:id="rId60"/>
+      <w:headerReference w:type="default" r:id="rId61"/>
+      <w:headerReference w:type="first" r:id="rId62"/>
       <w:pgSz w:w="12240" w:h="15840"/>
       <w:pgMar w:top="1440" w:right="1440" w:bottom="1440" w:left="1440" w:header="720" w:footer="720" w:gutter="0"/>
       <w:cols w:space="720"/>

--- a/Review.docx
+++ b/Review.docx
@@ -819,21 +819,7 @@
                 <w:rStyle w:val="Hyperlink"/>
                 <w:noProof/>
               </w:rPr>
-              <w:t>Funct</w:t>
-            </w:r>
-            <w:r>
-              <w:rPr>
-                <w:rStyle w:val="Hyperlink"/>
-                <w:noProof/>
-              </w:rPr>
-              <w:t>i</w:t>
-            </w:r>
-            <w:r>
-              <w:rPr>
-                <w:rStyle w:val="Hyperlink"/>
-                <w:noProof/>
-              </w:rPr>
-              <w:t>ons</w:t>
+              <w:t>Functions</w:t>
             </w:r>
             <w:r>
               <w:rPr>
@@ -3449,7 +3435,7 @@
           <w:sz w:val="16"/>
           <w:szCs w:val="16"/>
         </w:rPr>
-        <w:t xml:space="preserve">will remove the left most </w:t>
+        <w:t xml:space="preserve">will remove the </w:t>
       </w:r>
       <w:proofErr w:type="gramStart"/>
       <w:r>
@@ -3457,6 +3443,22 @@
           <w:sz w:val="16"/>
           <w:szCs w:val="16"/>
         </w:rPr>
+        <w:t>left most</w:t>
+      </w:r>
+      <w:proofErr w:type="gramEnd"/>
+      <w:r>
+        <w:rPr>
+          <w:sz w:val="16"/>
+          <w:szCs w:val="16"/>
+        </w:rPr>
+        <w:t xml:space="preserve"> </w:t>
+      </w:r>
+      <w:proofErr w:type="gramStart"/>
+      <w:r>
+        <w:rPr>
+          <w:sz w:val="16"/>
+          <w:szCs w:val="16"/>
+        </w:rPr>
         <w:t>digit</w:t>
       </w:r>
       <w:r>
@@ -3472,7 +3474,15 @@
           <w:sz w:val="16"/>
           <w:szCs w:val="16"/>
         </w:rPr>
-        <w:t>e.g. 221/</w:t>
+        <w:t xml:space="preserve">e.g. </w:t>
+      </w:r>
+      <w:proofErr w:type="gramStart"/>
+      <w:r>
+        <w:rPr>
+          <w:sz w:val="16"/>
+          <w:szCs w:val="16"/>
+        </w:rPr>
+        <w:t>221/</w:t>
       </w:r>
       <w:r>
         <w:rPr>
@@ -3481,6 +3491,7 @@
         </w:rPr>
         <w:t>/</w:t>
       </w:r>
+      <w:proofErr w:type="gramEnd"/>
       <w:r>
         <w:rPr>
           <w:sz w:val="16"/>
@@ -4175,7 +4186,15 @@
         </w:numPr>
       </w:pPr>
       <w:r>
-        <w:t xml:space="preserve">The goal is to rearrange the numbers so that it </w:t>
+        <w:t xml:space="preserve">The goal is to rearrange the numbers so that </w:t>
+      </w:r>
+      <w:proofErr w:type="gramStart"/>
+      <w:r>
+        <w:t>it</w:t>
+      </w:r>
+      <w:proofErr w:type="gramEnd"/>
+      <w:r>
+        <w:t xml:space="preserve"> </w:t>
       </w:r>
       <w:proofErr w:type="gramStart"/>
       <w:r>
@@ -4643,7 +4662,15 @@
       </w:r>
       <w:proofErr w:type="spellEnd"/>
       <w:r>
-        <w:t xml:space="preserve"> not found in </w:t>
+        <w:t xml:space="preserve"> </w:t>
+      </w:r>
+      <w:proofErr w:type="gramStart"/>
+      <w:r>
+        <w:t>not</w:t>
+      </w:r>
+      <w:proofErr w:type="gramEnd"/>
+      <w:r>
+        <w:t xml:space="preserve"> found in </w:t>
       </w:r>
       <w:proofErr w:type="spellStart"/>
       <w:r>
@@ -4685,10 +4712,12 @@
         <w:t xml:space="preserve">, which </w:t>
       </w:r>
       <w:proofErr w:type="spellStart"/>
+      <w:proofErr w:type="gramStart"/>
       <w:r>
         <w:t>maybe</w:t>
       </w:r>
       <w:proofErr w:type="spellEnd"/>
+      <w:proofErr w:type="gramEnd"/>
       <w:r>
         <w:t xml:space="preserve"> needed for </w:t>
       </w:r>
@@ -6660,7 +6689,39 @@
       </w:r>
       <w:proofErr w:type="spellEnd"/>
       <w:r>
-        <w:t xml:space="preserve"> function on which ever vector that is shorter, because shorter vector has less </w:t>
+        <w:t xml:space="preserve"> function on </w:t>
+      </w:r>
+      <w:proofErr w:type="gramStart"/>
+      <w:r>
+        <w:t>which ever</w:t>
+      </w:r>
+      <w:proofErr w:type="gramEnd"/>
+      <w:r>
+        <w:t xml:space="preserve"> </w:t>
+      </w:r>
+      <w:proofErr w:type="gramStart"/>
+      <w:r>
+        <w:t>vector that</w:t>
+      </w:r>
+      <w:proofErr w:type="gramEnd"/>
+      <w:r>
+        <w:t xml:space="preserve"> is shorter, because </w:t>
+      </w:r>
+      <w:proofErr w:type="gramStart"/>
+      <w:r>
+        <w:t>shorter</w:t>
+      </w:r>
+      <w:proofErr w:type="gramEnd"/>
+      <w:r>
+        <w:t xml:space="preserve"> vector has </w:t>
+      </w:r>
+      <w:proofErr w:type="gramStart"/>
+      <w:r>
+        <w:t>less</w:t>
+      </w:r>
+      <w:proofErr w:type="gramEnd"/>
+      <w:r>
+        <w:t xml:space="preserve"> </w:t>
       </w:r>
       <w:proofErr w:type="spellStart"/>
       <w:r>
@@ -6808,11 +6869,11 @@
       </w:r>
       <w:proofErr w:type="spellStart"/>
       <w:r>
-        <w:t xml:space="preserve">hashmap. </w:t>
+        <w:t>hashmap</w:t>
       </w:r>
       <w:proofErr w:type="spellEnd"/>
       <w:r>
-        <w:t xml:space="preserve">Because if store a dense vector in </w:t>
+        <w:t xml:space="preserve">. Because if store a dense vector in </w:t>
       </w:r>
       <w:proofErr w:type="spellStart"/>
       <w:r>
@@ -6928,6 +6989,268 @@
       <w:bookmarkStart w:id="15" w:name="_Toc205237746"/>
       <w:r>
         <w:lastRenderedPageBreak/>
+        <w:t>71 – Simplify Path</w:t>
+      </w:r>
+    </w:p>
+    <w:p>
+      <w:r>
+        <w:drawing>
+          <wp:inline distT="0" distB="0" distL="0" distR="0" wp14:anchorId="039225A6" wp14:editId="7A331740">
+            <wp:extent cx="5943600" cy="3384550"/>
+            <wp:effectExtent l="0" t="0" r="0" b="6350"/>
+            <wp:docPr id="1686253449" name="Picture 1" descr="Text&#10;&#10;AI-generated content may be incorrect."/>
+            <wp:cNvGraphicFramePr>
+              <a:graphicFrameLocks xmlns:a="http://schemas.openxmlformats.org/drawingml/2006/main" noChangeAspect="1"/>
+            </wp:cNvGraphicFramePr>
+            <a:graphic xmlns:a="http://schemas.openxmlformats.org/drawingml/2006/main">
+              <a:graphicData uri="http://schemas.openxmlformats.org/drawingml/2006/picture">
+                <pic:pic xmlns:pic="http://schemas.openxmlformats.org/drawingml/2006/picture">
+                  <pic:nvPicPr>
+                    <pic:cNvPr id="1686253449" name="Picture 1" descr="Text&#10;&#10;AI-generated content may be incorrect."/>
+                    <pic:cNvPicPr/>
+                  </pic:nvPicPr>
+                  <pic:blipFill>
+                    <a:blip r:embed="rId38"/>
+                    <a:stretch>
+                      <a:fillRect/>
+                    </a:stretch>
+                  </pic:blipFill>
+                  <pic:spPr>
+                    <a:xfrm>
+                      <a:off x="0" y="0"/>
+                      <a:ext cx="5943600" cy="3384550"/>
+                    </a:xfrm>
+                    <a:prstGeom prst="rect">
+                      <a:avLst/>
+                    </a:prstGeom>
+                  </pic:spPr>
+                </pic:pic>
+              </a:graphicData>
+            </a:graphic>
+          </wp:inline>
+        </w:drawing>
+      </w:r>
+    </w:p>
+    <w:p>
+      <w:pPr>
+        <w:pStyle w:val="ListParagraph"/>
+        <w:numPr>
+          <w:ilvl w:val="0"/>
+          <w:numId w:val="14"/>
+        </w:numPr>
+      </w:pPr>
+      <w:r>
+        <w:t xml:space="preserve">Split the string </w:t>
+      </w:r>
+      <w:proofErr w:type="gramStart"/>
+      <w:r>
+        <w:t>by ‘/</w:t>
+      </w:r>
+      <w:proofErr w:type="gramEnd"/>
+      <w:r>
+        <w:t xml:space="preserve">’, </w:t>
+      </w:r>
+      <w:r>
+        <w:t xml:space="preserve">after split there will be empty </w:t>
+      </w:r>
+      <w:proofErr w:type="gramStart"/>
+      <w:r>
+        <w:t>strings ‘’</w:t>
+      </w:r>
+      <w:proofErr w:type="gramEnd"/>
+      <w:r>
+        <w:t xml:space="preserve">, </w:t>
+      </w:r>
+      <w:proofErr w:type="gramStart"/>
+      <w:r>
+        <w:t>path, ‘.</w:t>
+      </w:r>
+      <w:proofErr w:type="gramEnd"/>
+      <w:r>
+        <w:t>’, and ‘..’</w:t>
+      </w:r>
+    </w:p>
+    <w:p>
+      <w:pPr>
+        <w:pStyle w:val="ListParagraph"/>
+        <w:numPr>
+          <w:ilvl w:val="0"/>
+          <w:numId w:val="14"/>
+        </w:numPr>
+      </w:pPr>
+      <w:r>
+        <w:t>Use stack structure</w:t>
+      </w:r>
+      <w:r>
+        <w:t xml:space="preserve">, push the parsed </w:t>
+      </w:r>
+      <w:r>
+        <w:t xml:space="preserve">paths into the stack from the beginning. </w:t>
+      </w:r>
+    </w:p>
+    <w:p>
+      <w:pPr>
+        <w:pStyle w:val="ListParagraph"/>
+        <w:numPr>
+          <w:ilvl w:val="0"/>
+          <w:numId w:val="14"/>
+        </w:numPr>
+      </w:pPr>
+      <w:r>
+        <w:t>The loop will skip current direction ‘.’, and empty string</w:t>
+      </w:r>
+      <w:r>
+        <w:t xml:space="preserve">s </w:t>
+      </w:r>
+      <w:proofErr w:type="gramStart"/>
+      <w:r>
+        <w:t>like ‘’</w:t>
+      </w:r>
+      <w:proofErr w:type="gramEnd"/>
+    </w:p>
+    <w:p>
+      <w:pPr>
+        <w:pStyle w:val="ListParagraph"/>
+        <w:numPr>
+          <w:ilvl w:val="0"/>
+          <w:numId w:val="14"/>
+        </w:numPr>
+      </w:pPr>
+      <w:r>
+        <w:t>Pop the stack if ‘..’, (but only when the stack is not empty)</w:t>
+      </w:r>
+    </w:p>
+    <w:p>
+      <w:pPr>
+        <w:pStyle w:val="ListParagraph"/>
+        <w:numPr>
+          <w:ilvl w:val="0"/>
+          <w:numId w:val="14"/>
+        </w:numPr>
+      </w:pPr>
+      <w:r>
+        <w:t xml:space="preserve">And everything else will get to append to the stack. </w:t>
+      </w:r>
+    </w:p>
+    <w:p>
+      <w:pPr>
+        <w:pStyle w:val="ListParagraph"/>
+        <w:numPr>
+          <w:ilvl w:val="0"/>
+          <w:numId w:val="14"/>
+        </w:numPr>
+      </w:pPr>
+      <w:r>
+        <w:t xml:space="preserve">Rejoin the list of </w:t>
+      </w:r>
+      <w:proofErr w:type="gramStart"/>
+      <w:r>
+        <w:t>string</w:t>
+      </w:r>
+      <w:proofErr w:type="gramEnd"/>
+      <w:r>
+        <w:t xml:space="preserve"> separated </w:t>
+      </w:r>
+      <w:proofErr w:type="gramStart"/>
+      <w:r>
+        <w:t>by ‘/</w:t>
+      </w:r>
+      <w:proofErr w:type="gramEnd"/>
+      <w:r>
+        <w:t xml:space="preserve">’ in the middle, make sure to </w:t>
+      </w:r>
+      <w:proofErr w:type="gramStart"/>
+      <w:r>
+        <w:t>have ‘/</w:t>
+      </w:r>
+      <w:proofErr w:type="gramEnd"/>
+      <w:r>
+        <w:t xml:space="preserve">’ in the beginning. </w:t>
+      </w:r>
+    </w:p>
+    <w:p>
+      <w:pPr>
+        <w:pStyle w:val="ListParagraph"/>
+        <w:numPr>
+          <w:ilvl w:val="0"/>
+          <w:numId w:val="14"/>
+        </w:numPr>
+      </w:pPr>
+      <w:r>
+        <w:lastRenderedPageBreak/>
+        <w:drawing>
+          <wp:inline distT="0" distB="0" distL="0" distR="0" wp14:anchorId="4C2B6F53" wp14:editId="6F43EABC">
+            <wp:extent cx="3000794" cy="3400900"/>
+            <wp:effectExtent l="0" t="0" r="9525" b="9525"/>
+            <wp:docPr id="1305108637" name="Picture 1" descr="Text&#10;&#10;AI-generated content may be incorrect."/>
+            <wp:cNvGraphicFramePr>
+              <a:graphicFrameLocks xmlns:a="http://schemas.openxmlformats.org/drawingml/2006/main" noChangeAspect="1"/>
+            </wp:cNvGraphicFramePr>
+            <a:graphic xmlns:a="http://schemas.openxmlformats.org/drawingml/2006/main">
+              <a:graphicData uri="http://schemas.openxmlformats.org/drawingml/2006/picture">
+                <pic:pic xmlns:pic="http://schemas.openxmlformats.org/drawingml/2006/picture">
+                  <pic:nvPicPr>
+                    <pic:cNvPr id="1305108637" name="Picture 1" descr="Text&#10;&#10;AI-generated content may be incorrect."/>
+                    <pic:cNvPicPr/>
+                  </pic:nvPicPr>
+                  <pic:blipFill>
+                    <a:blip r:embed="rId39"/>
+                    <a:stretch>
+                      <a:fillRect/>
+                    </a:stretch>
+                  </pic:blipFill>
+                  <pic:spPr>
+                    <a:xfrm>
+                      <a:off x="0" y="0"/>
+                      <a:ext cx="3000794" cy="3400900"/>
+                    </a:xfrm>
+                    <a:prstGeom prst="rect">
+                      <a:avLst/>
+                    </a:prstGeom>
+                  </pic:spPr>
+                </pic:pic>
+              </a:graphicData>
+            </a:graphic>
+          </wp:inline>
+        </w:drawing>
+      </w:r>
+    </w:p>
+    <w:p>
+      <w:pPr>
+        <w:pStyle w:val="ListParagraph"/>
+        <w:numPr>
+          <w:ilvl w:val="0"/>
+          <w:numId w:val="14"/>
+        </w:numPr>
+      </w:pPr>
+      <w:r>
+        <w:t>Time: O(n</w:t>
+      </w:r>
+      <w:r>
+        <w:t xml:space="preserve">): every </w:t>
+      </w:r>
+      <w:r>
+        <w:t>element is put in the stack</w:t>
+      </w:r>
+    </w:p>
+    <w:p>
+      <w:pPr>
+        <w:pStyle w:val="ListParagraph"/>
+        <w:numPr>
+          <w:ilvl w:val="0"/>
+          <w:numId w:val="14"/>
+        </w:numPr>
+      </w:pPr>
+      <w:r>
+        <w:t>Space O(n), for stack and answer list</w:t>
+      </w:r>
+    </w:p>
+    <w:p>
+      <w:pPr>
+        <w:pStyle w:val="Heading2"/>
+      </w:pPr>
+      <w:r>
+        <w:lastRenderedPageBreak/>
         <w:t>227 – Basic Calculator II</w:t>
       </w:r>
       <w:bookmarkEnd w:id="15"/>
@@ -6953,7 +7276,7 @@
                     <pic:cNvPicPr/>
                   </pic:nvPicPr>
                   <pic:blipFill>
-                    <a:blip r:embed="rId38">
+                    <a:blip r:embed="rId40">
                       <a:extLst>
                         <a:ext uri="{28A0092B-C50C-407E-A947-70E740481C1C}">
                           <a14:useLocalDpi xmlns:a14="http://schemas.microsoft.com/office/drawing/2010/main" val="0"/>
@@ -6997,7 +7320,15 @@
       </w:r>
       <w:proofErr w:type="gramEnd"/>
       <w:r>
-        <w:t xml:space="preserve"> in the string, note that numbers will tend to have a sign in the front, the key is to keep track of what sign the number have (from previous iteration)</w:t>
+        <w:t xml:space="preserve"> in the string, note that numbers will tend to have a sign in the front, the key is to keep track of what sign the number </w:t>
+      </w:r>
+      <w:proofErr w:type="gramStart"/>
+      <w:r>
+        <w:t>have</w:t>
+      </w:r>
+      <w:proofErr w:type="gramEnd"/>
+      <w:r>
+        <w:t xml:space="preserve"> (from previous iteration)</w:t>
       </w:r>
     </w:p>
     <w:p>
@@ -7052,7 +7383,15 @@
         </w:numPr>
       </w:pPr>
       <w:r>
-        <w:t xml:space="preserve">After the operation, set the sign to current </w:t>
+        <w:t xml:space="preserve">After the operation, set the sign to </w:t>
+      </w:r>
+      <w:proofErr w:type="gramStart"/>
+      <w:r>
+        <w:t>current</w:t>
+      </w:r>
+      <w:proofErr w:type="gramEnd"/>
+      <w:r>
+        <w:t xml:space="preserve"> </w:t>
       </w:r>
       <w:proofErr w:type="gramStart"/>
       <w:r>
@@ -7104,7 +7443,7 @@
                     <pic:cNvPicPr/>
                   </pic:nvPicPr>
                   <pic:blipFill>
-                    <a:blip r:embed="rId39">
+                    <a:blip r:embed="rId41">
                       <a:extLst>
                         <a:ext uri="{28A0092B-C50C-407E-A947-70E740481C1C}">
                           <a14:useLocalDpi xmlns:a14="http://schemas.microsoft.com/office/drawing/2010/main" val="0"/>
@@ -7159,7 +7498,7 @@
                     <pic:cNvPicPr/>
                   </pic:nvPicPr>
                   <pic:blipFill>
-                    <a:blip r:embed="rId40">
+                    <a:blip r:embed="rId42">
                       <a:extLst>
                         <a:ext uri="{28A0092B-C50C-407E-A947-70E740481C1C}">
                           <a14:useLocalDpi xmlns:a14="http://schemas.microsoft.com/office/drawing/2010/main" val="0"/>
@@ -7248,7 +7587,7 @@
                     <pic:cNvPicPr/>
                   </pic:nvPicPr>
                   <pic:blipFill>
-                    <a:blip r:embed="rId41">
+                    <a:blip r:embed="rId43">
                       <a:extLst>
                         <a:ext uri="{28A0092B-C50C-407E-A947-70E740481C1C}">
                           <a14:useLocalDpi xmlns:a14="http://schemas.microsoft.com/office/drawing/2010/main" val="0"/>
@@ -7360,7 +7699,7 @@
                     <pic:cNvPicPr/>
                   </pic:nvPicPr>
                   <pic:blipFill>
-                    <a:blip r:embed="rId42">
+                    <a:blip r:embed="rId44">
                       <a:extLst>
                         <a:ext uri="{28A0092B-C50C-407E-A947-70E740481C1C}">
                           <a14:useLocalDpi xmlns:a14="http://schemas.microsoft.com/office/drawing/2010/main" val="0"/>
@@ -7462,7 +7801,7 @@
                     <pic:cNvPicPr/>
                   </pic:nvPicPr>
                   <pic:blipFill>
-                    <a:blip r:embed="rId43">
+                    <a:blip r:embed="rId45">
                       <a:extLst>
                         <a:ext uri="{28A0092B-C50C-407E-A947-70E740481C1C}">
                           <a14:useLocalDpi xmlns:a14="http://schemas.microsoft.com/office/drawing/2010/main" val="0"/>
@@ -7618,7 +7957,7 @@
                     <pic:cNvPicPr/>
                   </pic:nvPicPr>
                   <pic:blipFill>
-                    <a:blip r:embed="rId44">
+                    <a:blip r:embed="rId46">
                       <a:extLst>
                         <a:ext uri="{28A0092B-C50C-407E-A947-70E740481C1C}">
                           <a14:useLocalDpi xmlns:a14="http://schemas.microsoft.com/office/drawing/2010/main" val="0"/>
@@ -7728,7 +8067,7 @@
                     <pic:cNvPicPr/>
                   </pic:nvPicPr>
                   <pic:blipFill>
-                    <a:blip r:embed="rId45">
+                    <a:blip r:embed="rId47">
                       <a:extLst>
                         <a:ext uri="{28A0092B-C50C-407E-A947-70E740481C1C}">
                           <a14:useLocalDpi xmlns:a14="http://schemas.microsoft.com/office/drawing/2010/main" val="0"/>
@@ -7833,7 +8172,7 @@
                     <pic:cNvPicPr/>
                   </pic:nvPicPr>
                   <pic:blipFill>
-                    <a:blip r:embed="rId46">
+                    <a:blip r:embed="rId48">
                       <a:extLst>
                         <a:ext uri="{28A0092B-C50C-407E-A947-70E740481C1C}">
                           <a14:useLocalDpi xmlns:a14="http://schemas.microsoft.com/office/drawing/2010/main" val="0"/>
@@ -7942,7 +8281,15 @@
         </w:numPr>
       </w:pPr>
       <w:r>
-        <w:t xml:space="preserve">Initialize total = 0, depth = 1, and a que storing the </w:t>
+        <w:t xml:space="preserve">Initialize total = 0, depth = 1, and a </w:t>
+      </w:r>
+      <w:proofErr w:type="gramStart"/>
+      <w:r>
+        <w:t>que</w:t>
+      </w:r>
+      <w:proofErr w:type="gramEnd"/>
+      <w:r>
+        <w:t xml:space="preserve"> storing the </w:t>
       </w:r>
       <w:proofErr w:type="gramStart"/>
       <w:r>
@@ -8035,7 +8382,7 @@
                     <pic:cNvPicPr/>
                   </pic:nvPicPr>
                   <pic:blipFill>
-                    <a:blip r:embed="rId47">
+                    <a:blip r:embed="rId49">
                       <a:extLst>
                         <a:ext uri="{28A0092B-C50C-407E-A947-70E740481C1C}">
                           <a14:useLocalDpi xmlns:a14="http://schemas.microsoft.com/office/drawing/2010/main" val="0"/>
@@ -8130,7 +8477,7 @@
                     <pic:cNvPicPr/>
                   </pic:nvPicPr>
                   <pic:blipFill>
-                    <a:blip r:embed="rId48">
+                    <a:blip r:embed="rId50">
                       <a:extLst>
                         <a:ext uri="{28A0092B-C50C-407E-A947-70E740481C1C}">
                           <a14:useLocalDpi xmlns:a14="http://schemas.microsoft.com/office/drawing/2010/main" val="0"/>
@@ -8191,15 +8538,31 @@
         </w:numPr>
       </w:pPr>
       <w:r>
-        <w:t xml:space="preserve">Traverse down the tree, but in the beginning of the traversal, extract the size of the existing que, the size will tell which node is the </w:t>
+        <w:t xml:space="preserve">Traverse down the tree, but in the beginning of the traversal, extract the size of the existing </w:t>
       </w:r>
       <w:proofErr w:type="gramStart"/>
       <w:r>
+        <w:t>que</w:t>
+      </w:r>
+      <w:proofErr w:type="gramEnd"/>
+      <w:r>
+        <w:t xml:space="preserve">, the size will tell which node is the </w:t>
+      </w:r>
+      <w:proofErr w:type="gramStart"/>
+      <w:r>
         <w:t>right side</w:t>
       </w:r>
       <w:proofErr w:type="gramEnd"/>
       <w:r>
-        <w:t xml:space="preserve"> view. Because the que at that </w:t>
+        <w:t xml:space="preserve"> view. Because the </w:t>
+      </w:r>
+      <w:proofErr w:type="gramStart"/>
+      <w:r>
+        <w:t>que</w:t>
+      </w:r>
+      <w:proofErr w:type="gramEnd"/>
+      <w:r>
+        <w:t xml:space="preserve"> at that </w:t>
       </w:r>
       <w:proofErr w:type="gramStart"/>
       <w:r>
@@ -8234,10 +8597,12 @@
         <w:t xml:space="preserve">Right after the size of the level is </w:t>
       </w:r>
       <w:proofErr w:type="spellStart"/>
+      <w:proofErr w:type="gramStart"/>
       <w:r>
         <w:t>know</w:t>
       </w:r>
       <w:proofErr w:type="spellEnd"/>
+      <w:proofErr w:type="gramEnd"/>
       <w:r>
         <w:t xml:space="preserve">, </w:t>
       </w:r>
@@ -8293,7 +8658,7 @@
                     <pic:cNvPicPr/>
                   </pic:nvPicPr>
                   <pic:blipFill>
-                    <a:blip r:embed="rId49">
+                    <a:blip r:embed="rId51">
                       <a:extLst>
                         <a:ext uri="{28A0092B-C50C-407E-A947-70E740481C1C}">
                           <a14:useLocalDpi xmlns:a14="http://schemas.microsoft.com/office/drawing/2010/main" val="0"/>
@@ -8382,7 +8747,7 @@
                     <pic:cNvPicPr/>
                   </pic:nvPicPr>
                   <pic:blipFill>
-                    <a:blip r:embed="rId50">
+                    <a:blip r:embed="rId52">
                       <a:extLst>
                         <a:ext uri="{28A0092B-C50C-407E-A947-70E740481C1C}">
                           <a14:useLocalDpi xmlns:a14="http://schemas.microsoft.com/office/drawing/2010/main" val="0"/>
@@ -8551,7 +8916,7 @@
                     <pic:cNvPicPr/>
                   </pic:nvPicPr>
                   <pic:blipFill>
-                    <a:blip r:embed="rId51">
+                    <a:blip r:embed="rId53">
                       <a:extLst>
                         <a:ext uri="{28A0092B-C50C-407E-A947-70E740481C1C}">
                           <a14:useLocalDpi xmlns:a14="http://schemas.microsoft.com/office/drawing/2010/main" val="0"/>
@@ -8662,7 +9027,7 @@
                     <pic:cNvPicPr/>
                   </pic:nvPicPr>
                   <pic:blipFill>
-                    <a:blip r:embed="rId52">
+                    <a:blip r:embed="rId54">
                       <a:extLst>
                         <a:ext uri="{28A0092B-C50C-407E-A947-70E740481C1C}">
                           <a14:useLocalDpi xmlns:a14="http://schemas.microsoft.com/office/drawing/2010/main" val="0"/>
@@ -8762,7 +9127,7 @@
                     <pic:cNvPicPr/>
                   </pic:nvPicPr>
                   <pic:blipFill>
-                    <a:blip r:embed="rId53"/>
+                    <a:blip r:embed="rId55"/>
                     <a:stretch>
                       <a:fillRect/>
                     </a:stretch>
@@ -8898,7 +9263,7 @@
                     <pic:cNvPicPr/>
                   </pic:nvPicPr>
                   <pic:blipFill>
-                    <a:blip r:embed="rId54"/>
+                    <a:blip r:embed="rId56"/>
                     <a:stretch>
                       <a:fillRect/>
                     </a:stretch>
@@ -9028,7 +9393,7 @@
                     <pic:cNvPicPr/>
                   </pic:nvPicPr>
                   <pic:blipFill>
-                    <a:blip r:embed="rId55"/>
+                    <a:blip r:embed="rId57"/>
                     <a:stretch>
                       <a:fillRect/>
                     </a:stretch>
@@ -9146,7 +9511,7 @@
                     <pic:cNvPicPr/>
                   </pic:nvPicPr>
                   <pic:blipFill>
-                    <a:blip r:embed="rId56"/>
+                    <a:blip r:embed="rId58"/>
                     <a:stretch>
                       <a:fillRect/>
                     </a:stretch>
@@ -9229,7 +9594,7 @@
                     <pic:cNvPicPr/>
                   </pic:nvPicPr>
                   <pic:blipFill>
-                    <a:blip r:embed="rId57"/>
+                    <a:blip r:embed="rId59"/>
                     <a:stretch>
                       <a:fillRect/>
                     </a:stretch>
@@ -9502,7 +9867,7 @@
                     <pic:cNvPicPr/>
                   </pic:nvPicPr>
                   <pic:blipFill>
-                    <a:blip r:embed="rId58"/>
+                    <a:blip r:embed="rId60"/>
                     <a:stretch>
                       <a:fillRect/>
                     </a:stretch>
@@ -9695,7 +10060,7 @@
                     <pic:cNvPicPr/>
                   </pic:nvPicPr>
                   <pic:blipFill>
-                    <a:blip r:embed="rId59"/>
+                    <a:blip r:embed="rId61"/>
                     <a:stretch>
                       <a:fillRect/>
                     </a:stretch>
@@ -9751,10 +10116,231 @@
         <w:t xml:space="preserve"> usage</w:t>
       </w:r>
     </w:p>
+    <w:p>
+      <w:pPr>
+        <w:pStyle w:val="Heading2"/>
+      </w:pPr>
+      <w:r>
+        <w:lastRenderedPageBreak/>
+        <w:t>1091- Shortest Path in Binary Matrix (medium)</w:t>
+      </w:r>
+    </w:p>
+    <w:p>
+      <w:r>
+        <w:drawing>
+          <wp:inline distT="0" distB="0" distL="0" distR="0" wp14:anchorId="28CBCEE7" wp14:editId="66A9B2D1">
+            <wp:extent cx="4519099" cy="5206621"/>
+            <wp:effectExtent l="0" t="0" r="0" b="0"/>
+            <wp:docPr id="1303170673" name="Picture 1" descr="A picture containing text&#10;&#10;AI-generated content may be incorrect."/>
+            <wp:cNvGraphicFramePr>
+              <a:graphicFrameLocks xmlns:a="http://schemas.openxmlformats.org/drawingml/2006/main" noChangeAspect="1"/>
+            </wp:cNvGraphicFramePr>
+            <a:graphic xmlns:a="http://schemas.openxmlformats.org/drawingml/2006/main">
+              <a:graphicData uri="http://schemas.openxmlformats.org/drawingml/2006/picture">
+                <pic:pic xmlns:pic="http://schemas.openxmlformats.org/drawingml/2006/picture">
+                  <pic:nvPicPr>
+                    <pic:cNvPr id="1303170673" name="Picture 1" descr="A picture containing text&#10;&#10;AI-generated content may be incorrect."/>
+                    <pic:cNvPicPr/>
+                  </pic:nvPicPr>
+                  <pic:blipFill>
+                    <a:blip r:embed="rId62"/>
+                    <a:stretch>
+                      <a:fillRect/>
+                    </a:stretch>
+                  </pic:blipFill>
+                  <pic:spPr>
+                    <a:xfrm>
+                      <a:off x="0" y="0"/>
+                      <a:ext cx="4522150" cy="5210137"/>
+                    </a:xfrm>
+                    <a:prstGeom prst="rect">
+                      <a:avLst/>
+                    </a:prstGeom>
+                  </pic:spPr>
+                </pic:pic>
+              </a:graphicData>
+            </a:graphic>
+          </wp:inline>
+        </w:drawing>
+      </w:r>
+    </w:p>
+    <w:p>
+      <w:pPr>
+        <w:pStyle w:val="ListParagraph"/>
+        <w:numPr>
+          <w:ilvl w:val="0"/>
+          <w:numId w:val="14"/>
+        </w:numPr>
+      </w:pPr>
+      <w:r>
+        <w:t>Use BFS</w:t>
+      </w:r>
+    </w:p>
+    <w:p>
+      <w:pPr>
+        <w:pStyle w:val="ListParagraph"/>
+        <w:numPr>
+          <w:ilvl w:val="0"/>
+          <w:numId w:val="14"/>
+        </w:numPr>
+      </w:pPr>
+      <w:r>
+        <w:t xml:space="preserve">When inserting the </w:t>
+      </w:r>
+      <w:r>
+        <w:t xml:space="preserve">recorded distance with the </w:t>
+      </w:r>
+      <w:r>
+        <w:t>coordinate</w:t>
+      </w:r>
+      <w:r>
+        <w:t>s</w:t>
+      </w:r>
+      <w:r>
+        <w:t xml:space="preserve"> into the </w:t>
+      </w:r>
+      <w:proofErr w:type="gramStart"/>
+      <w:r>
+        <w:t>que</w:t>
+      </w:r>
+      <w:proofErr w:type="gramEnd"/>
+    </w:p>
+    <w:p>
+      <w:pPr>
+        <w:pStyle w:val="ListParagraph"/>
+        <w:numPr>
+          <w:ilvl w:val="0"/>
+          <w:numId w:val="14"/>
+        </w:numPr>
+      </w:pPr>
+      <w:r>
+        <w:t xml:space="preserve">When visiting neighbors, make sure to increase the distance by 1, </w:t>
+      </w:r>
+    </w:p>
+    <w:p>
+      <w:pPr>
+        <w:pStyle w:val="ListParagraph"/>
+        <w:numPr>
+          <w:ilvl w:val="0"/>
+          <w:numId w:val="14"/>
+        </w:numPr>
+      </w:pPr>
+      <w:r>
+        <w:t xml:space="preserve">As soon as the coordinates hit the lower right corner, return the distance </w:t>
+      </w:r>
+      <w:r>
+        <w:t>and it will be the shortest. (make sure the destination is a 0)</w:t>
+      </w:r>
+    </w:p>
+    <w:p>
+      <w:pPr>
+        <w:pStyle w:val="ListParagraph"/>
+        <w:numPr>
+          <w:ilvl w:val="0"/>
+          <w:numId w:val="14"/>
+        </w:numPr>
+      </w:pPr>
+      <w:r>
+        <w:t xml:space="preserve">In the beginning, make sure the start </w:t>
+      </w:r>
+      <w:proofErr w:type="gramStart"/>
+      <w:r>
+        <w:t>point</w:t>
+      </w:r>
+      <w:proofErr w:type="gramEnd"/>
+      <w:r>
+        <w:t xml:space="preserve"> and end points are not blocked (1)</w:t>
+      </w:r>
+    </w:p>
+    <w:p>
+      <w:pPr>
+        <w:pStyle w:val="ListParagraph"/>
+        <w:numPr>
+          <w:ilvl w:val="0"/>
+          <w:numId w:val="14"/>
+        </w:numPr>
+      </w:pPr>
+      <w:r>
+        <w:lastRenderedPageBreak/>
+        <w:drawing>
+          <wp:inline distT="0" distB="0" distL="0" distR="0" wp14:anchorId="2C1D1149" wp14:editId="41363711">
+            <wp:extent cx="5943600" cy="2842260"/>
+            <wp:effectExtent l="0" t="0" r="0" b="0"/>
+            <wp:docPr id="297452708" name="Picture 1" descr="Text&#10;&#10;AI-generated content may be incorrect."/>
+            <wp:cNvGraphicFramePr>
+              <a:graphicFrameLocks xmlns:a="http://schemas.openxmlformats.org/drawingml/2006/main" noChangeAspect="1"/>
+            </wp:cNvGraphicFramePr>
+            <a:graphic xmlns:a="http://schemas.openxmlformats.org/drawingml/2006/main">
+              <a:graphicData uri="http://schemas.openxmlformats.org/drawingml/2006/picture">
+                <pic:pic xmlns:pic="http://schemas.openxmlformats.org/drawingml/2006/picture">
+                  <pic:nvPicPr>
+                    <pic:cNvPr id="297452708" name="Picture 1" descr="Text&#10;&#10;AI-generated content may be incorrect."/>
+                    <pic:cNvPicPr/>
+                  </pic:nvPicPr>
+                  <pic:blipFill>
+                    <a:blip r:embed="rId63"/>
+                    <a:stretch>
+                      <a:fillRect/>
+                    </a:stretch>
+                  </pic:blipFill>
+                  <pic:spPr>
+                    <a:xfrm>
+                      <a:off x="0" y="0"/>
+                      <a:ext cx="5943600" cy="2842260"/>
+                    </a:xfrm>
+                    <a:prstGeom prst="rect">
+                      <a:avLst/>
+                    </a:prstGeom>
+                  </pic:spPr>
+                </pic:pic>
+              </a:graphicData>
+            </a:graphic>
+          </wp:inline>
+        </w:drawing>
+      </w:r>
+    </w:p>
+    <w:p>
+      <w:pPr>
+        <w:pStyle w:val="ListParagraph"/>
+        <w:numPr>
+          <w:ilvl w:val="0"/>
+          <w:numId w:val="14"/>
+        </w:numPr>
+      </w:pPr>
+      <w:r>
+        <w:t xml:space="preserve">Time: </w:t>
+      </w:r>
+      <w:r>
+        <w:t>O(n), every spot is visited at worst</w:t>
+      </w:r>
+    </w:p>
+    <w:p>
+      <w:pPr>
+        <w:pStyle w:val="ListParagraph"/>
+        <w:numPr>
+          <w:ilvl w:val="0"/>
+          <w:numId w:val="14"/>
+        </w:numPr>
+      </w:pPr>
+      <w:r>
+        <w:t>Space: O(</w:t>
+      </w:r>
+      <w:r>
+        <w:t xml:space="preserve">n), new memory created for the </w:t>
+      </w:r>
+      <w:proofErr w:type="gramStart"/>
+      <w:r>
+        <w:t>que</w:t>
+      </w:r>
+      <w:proofErr w:type="gramEnd"/>
+      <w:r>
+        <w:t xml:space="preserve"> and visited set</w:t>
+      </w:r>
+    </w:p>
     <w:sectPr>
-      <w:headerReference w:type="even" r:id="rId60"/>
-      <w:headerReference w:type="default" r:id="rId61"/>
-      <w:headerReference w:type="first" r:id="rId62"/>
+      <w:headerReference w:type="even" r:id="rId64"/>
+      <w:headerReference w:type="default" r:id="rId65"/>
+      <w:headerReference w:type="first" r:id="rId66"/>
       <w:pgSz w:w="12240" w:h="15840"/>
       <w:pgMar w:top="1440" w:right="1440" w:bottom="1440" w:left="1440" w:header="720" w:footer="720" w:gutter="0"/>
       <w:cols w:space="720"/>
@@ -9827,7 +10413,7 @@
       <mc:AlternateContent>
         <mc:Choice Requires="wps">
           <w:drawing>
-            <wp:anchor distT="0" distB="0" distL="0" distR="0" simplePos="0" relativeHeight="251659264" behindDoc="0" locked="0" layoutInCell="1" allowOverlap="1" wp14:anchorId="12FDB90E" wp14:editId="5E4793FF">
+            <wp:anchor distT="0" distB="0" distL="0" distR="0" simplePos="0" relativeHeight="251658241" behindDoc="0" locked="0" layoutInCell="1" allowOverlap="1" wp14:anchorId="12FDB90E" wp14:editId="5E4793FF">
               <wp:simplePos x="635" y="635"/>
               <wp:positionH relativeFrom="page">
                 <wp:align>center</wp:align>
@@ -9907,7 +10493,7 @@
               <v:stroke joinstyle="miter"/>
               <v:path gradientshapeok="t" o:connecttype="rect"/>
             </v:shapetype>
-            <v:shape id="Text Box 2" o:spid="_x0000_s1026" type="#_x0000_t202" alt="Oshkosh Corporation Classification - Restricted" style="position:absolute;margin-left:0;margin-top:0;width:188.9pt;height:29.15pt;z-index:251659264;visibility:visible;mso-wrap-style:none;mso-wrap-distance-left:0;mso-wrap-distance-top:0;mso-wrap-distance-right:0;mso-wrap-distance-bottom:0;mso-position-horizontal:center;mso-position-horizontal-relative:page;mso-position-vertical:top;mso-position-vertical-relative:page;v-text-anchor:top" o:gfxdata="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" filled="f" stroked="f">
+            <v:shape id="Text Box 2" o:spid="_x0000_s1026" type="#_x0000_t202" alt="Oshkosh Corporation Classification - Restricted" style="position:absolute;margin-left:0;margin-top:0;width:188.9pt;height:29.15pt;z-index:251658241;visibility:visible;mso-wrap-style:none;mso-wrap-distance-left:0;mso-wrap-distance-top:0;mso-wrap-distance-right:0;mso-wrap-distance-bottom:0;mso-position-horizontal:center;mso-position-horizontal-relative:page;mso-position-vertical:top;mso-position-vertical-relative:page;v-text-anchor:top" o:gfxdata="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" filled="f" stroked="f">
               <v:textbox style="mso-fit-shape-to-text:t" inset="0,15pt,0,0">
                 <w:txbxContent>
                   <w:p>
@@ -9957,7 +10543,7 @@
       <mc:AlternateContent>
         <mc:Choice Requires="wps">
           <w:drawing>
-            <wp:anchor distT="0" distB="0" distL="0" distR="0" simplePos="0" relativeHeight="251660288" behindDoc="0" locked="0" layoutInCell="1" allowOverlap="1" wp14:anchorId="7DE3FA7A" wp14:editId="79F88456">
+            <wp:anchor distT="0" distB="0" distL="0" distR="0" simplePos="0" relativeHeight="251658242" behindDoc="0" locked="0" layoutInCell="1" allowOverlap="1" wp14:anchorId="7DE3FA7A" wp14:editId="79F88456">
               <wp:simplePos x="914400" y="459367"/>
               <wp:positionH relativeFrom="page">
                 <wp:align>center</wp:align>
@@ -10037,7 +10623,7 @@
               <v:stroke joinstyle="miter"/>
               <v:path gradientshapeok="t" o:connecttype="rect"/>
             </v:shapetype>
-            <v:shape id="Text Box 3" o:spid="_x0000_s1027" type="#_x0000_t202" alt="Oshkosh Corporation Classification - Restricted" style="position:absolute;margin-left:0;margin-top:0;width:188.9pt;height:29.15pt;z-index:251660288;visibility:visible;mso-wrap-style:none;mso-wrap-distance-left:0;mso-wrap-distance-top:0;mso-wrap-distance-right:0;mso-wrap-distance-bottom:0;mso-position-horizontal:center;mso-position-horizontal-relative:page;mso-position-vertical:top;mso-position-vertical-relative:page;v-text-anchor:top" o:gfxdata="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" filled="f" stroked="f">
+            <v:shape id="Text Box 3" o:spid="_x0000_s1027" type="#_x0000_t202" alt="Oshkosh Corporation Classification - Restricted" style="position:absolute;margin-left:0;margin-top:0;width:188.9pt;height:29.15pt;z-index:251658242;visibility:visible;mso-wrap-style:none;mso-wrap-distance-left:0;mso-wrap-distance-top:0;mso-wrap-distance-right:0;mso-wrap-distance-bottom:0;mso-position-horizontal:center;mso-position-horizontal-relative:page;mso-position-vertical:top;mso-position-vertical-relative:page;v-text-anchor:top" o:gfxdata="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" filled="f" stroked="f">
               <v:textbox style="mso-fit-shape-to-text:t" inset="0,15pt,0,0">
                 <w:txbxContent>
                   <w:p>
@@ -10167,7 +10753,7 @@
               <v:stroke joinstyle="miter"/>
               <v:path gradientshapeok="t" o:connecttype="rect"/>
             </v:shapetype>
-            <v:shape id="Text Box 1" o:spid="_x0000_s1028" type="#_x0000_t202" alt="Oshkosh Corporation Classification - Restricted" style="position:absolute;margin-left:0;margin-top:0;width:188.9pt;height:29.15pt;z-index:251658240;visibility:visible;mso-wrap-style:none;mso-wrap-distance-left:0;mso-wrap-distance-top:0;mso-wrap-distance-right:0;mso-wrap-distance-bottom:0;mso-position-horizontal:center;mso-position-horizontal-relative:page;mso-position-vertical:top;mso-position-vertical-relative:page;v-text-anchor:top" o:gfxdata="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" filled="f" stroked="f">
+            <v:shape id="Text Box 1" o:spid="_x0000_s1028" type="#_x0000_t202" alt="Oshkosh Corporation Classification - Restricted" style="position:absolute;margin-left:0;margin-top:0;width:188.9pt;height:29.15pt;z-index:251658240;visibility:visible;mso-wrap-style:none;mso-wrap-distance-left:0;mso-wrap-distance-top:0;mso-wrap-distance-right:0;mso-wrap-distance-bottom:0;mso-position-horizontal:center;mso-position-horizontal-relative:page;mso-position-vertical:top;mso-position-vertical-relative:page;v-text-anchor:top" o:gfxdata="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" filled="f" stroked="f">
               <v:textbox style="mso-fit-shape-to-text:t" inset="0,15pt,0,0">
                 <w:txbxContent>
                   <w:p>
@@ -12905,6 +13491,30 @@
       <w:szCs w:val="20"/>
     </w:rPr>
   </w:style>
+  <w:style w:type="paragraph" w:styleId="Footer">
+    <w:name w:val="footer"/>
+    <w:basedOn w:val="Normal"/>
+    <w:link w:val="FooterChar"/>
+    <w:uiPriority w:val="99"/>
+    <w:semiHidden/>
+    <w:unhideWhenUsed/>
+    <w:rsid w:val="00130E8D"/>
+    <w:pPr>
+      <w:tabs>
+        <w:tab w:val="center" w:pos="4680"/>
+        <w:tab w:val="right" w:pos="9360"/>
+      </w:tabs>
+      <w:spacing w:after="0" w:line="240" w:lineRule="auto"/>
+    </w:pPr>
+  </w:style>
+  <w:style w:type="character" w:customStyle="1" w:styleId="FooterChar">
+    <w:name w:val="Footer Char"/>
+    <w:basedOn w:val="DefaultParagraphFont"/>
+    <w:link w:val="Footer"/>
+    <w:uiPriority w:val="99"/>
+    <w:semiHidden/>
+    <w:rsid w:val="00130E8D"/>
+  </w:style>
 </w:styles>
 </file>
 

--- a/Review.docx
+++ b/Review.docx
@@ -54,7 +54,7 @@
           <w:r>
             <w:fldChar w:fldCharType="separate"/>
           </w:r>
-          <w:hyperlink w:anchor="_Toc205237731" w:history="1">
+          <w:hyperlink w:anchor="_Toc205330992" w:history="1">
             <w:r>
               <w:rPr>
                 <w:rStyle w:val="Hyperlink"/>
@@ -81,7 +81,7 @@
                 <w:noProof/>
                 <w:webHidden/>
               </w:rPr>
-              <w:instrText xml:space="preserve"> PAGEREF _Toc205237731 \h </w:instrText>
+              <w:instrText xml:space="preserve"> PAGEREF _Toc205330992 \h </w:instrText>
             </w:r>
             <w:r>
               <w:rPr>
@@ -123,7 +123,7 @@
               <w:noProof/>
             </w:rPr>
           </w:pPr>
-          <w:hyperlink w:anchor="_Toc205237732" w:history="1">
+          <w:hyperlink w:anchor="_Toc205330993" w:history="1">
             <w:r>
               <w:rPr>
                 <w:rStyle w:val="Hyperlink"/>
@@ -150,7 +150,7 @@
                 <w:noProof/>
                 <w:webHidden/>
               </w:rPr>
-              <w:instrText xml:space="preserve"> PAGEREF _Toc205237732 \h </w:instrText>
+              <w:instrText xml:space="preserve"> PAGEREF _Toc205330993 \h </w:instrText>
             </w:r>
             <w:r>
               <w:rPr>
@@ -192,7 +192,7 @@
               <w:noProof/>
             </w:rPr>
           </w:pPr>
-          <w:hyperlink w:anchor="_Toc205237733" w:history="1">
+          <w:hyperlink w:anchor="_Toc205330994" w:history="1">
             <w:r>
               <w:rPr>
                 <w:rStyle w:val="Hyperlink"/>
@@ -219,7 +219,7 @@
                 <w:noProof/>
                 <w:webHidden/>
               </w:rPr>
-              <w:instrText xml:space="preserve"> PAGEREF _Toc205237733 \h </w:instrText>
+              <w:instrText xml:space="preserve"> PAGEREF _Toc205330994 \h </w:instrText>
             </w:r>
             <w:r>
               <w:rPr>
@@ -261,7 +261,7 @@
               <w:noProof/>
             </w:rPr>
           </w:pPr>
-          <w:hyperlink w:anchor="_Toc205237734" w:history="1">
+          <w:hyperlink w:anchor="_Toc205330995" w:history="1">
             <w:r>
               <w:rPr>
                 <w:rStyle w:val="Hyperlink"/>
@@ -288,7 +288,7 @@
                 <w:noProof/>
                 <w:webHidden/>
               </w:rPr>
-              <w:instrText xml:space="preserve"> PAGEREF _Toc205237734 \h </w:instrText>
+              <w:instrText xml:space="preserve"> PAGEREF _Toc205330995 \h </w:instrText>
             </w:r>
             <w:r>
               <w:rPr>
@@ -330,7 +330,7 @@
               <w:noProof/>
             </w:rPr>
           </w:pPr>
-          <w:hyperlink w:anchor="_Toc205237735" w:history="1">
+          <w:hyperlink w:anchor="_Toc205330996" w:history="1">
             <w:r>
               <w:rPr>
                 <w:rStyle w:val="Hyperlink"/>
@@ -357,7 +357,7 @@
                 <w:noProof/>
                 <w:webHidden/>
               </w:rPr>
-              <w:instrText xml:space="preserve"> PAGEREF _Toc205237735 \h </w:instrText>
+              <w:instrText xml:space="preserve"> PAGEREF _Toc205330996 \h </w:instrText>
             </w:r>
             <w:r>
               <w:rPr>
@@ -399,7 +399,7 @@
               <w:noProof/>
             </w:rPr>
           </w:pPr>
-          <w:hyperlink w:anchor="_Toc205237736" w:history="1">
+          <w:hyperlink w:anchor="_Toc205330997" w:history="1">
             <w:r>
               <w:rPr>
                 <w:rStyle w:val="Hyperlink"/>
@@ -426,7 +426,7 @@
                 <w:noProof/>
                 <w:webHidden/>
               </w:rPr>
-              <w:instrText xml:space="preserve"> PAGEREF _Toc205237736 \h </w:instrText>
+              <w:instrText xml:space="preserve"> PAGEREF _Toc205330997 \h </w:instrText>
             </w:r>
             <w:r>
               <w:rPr>
@@ -468,7 +468,7 @@
               <w:noProof/>
             </w:rPr>
           </w:pPr>
-          <w:hyperlink w:anchor="_Toc205237737" w:history="1">
+          <w:hyperlink w:anchor="_Toc205330998" w:history="1">
             <w:r>
               <w:rPr>
                 <w:rStyle w:val="Hyperlink"/>
@@ -495,7 +495,7 @@
                 <w:noProof/>
                 <w:webHidden/>
               </w:rPr>
-              <w:instrText xml:space="preserve"> PAGEREF _Toc205237737 \h </w:instrText>
+              <w:instrText xml:space="preserve"> PAGEREF _Toc205330998 \h </w:instrText>
             </w:r>
             <w:r>
               <w:rPr>
@@ -537,7 +537,7 @@
               <w:noProof/>
             </w:rPr>
           </w:pPr>
-          <w:hyperlink w:anchor="_Toc205237738" w:history="1">
+          <w:hyperlink w:anchor="_Toc205330999" w:history="1">
             <w:r>
               <w:rPr>
                 <w:rStyle w:val="Hyperlink"/>
@@ -564,7 +564,7 @@
                 <w:noProof/>
                 <w:webHidden/>
               </w:rPr>
-              <w:instrText xml:space="preserve"> PAGEREF _Toc205237738 \h </w:instrText>
+              <w:instrText xml:space="preserve"> PAGEREF _Toc205330999 \h </w:instrText>
             </w:r>
             <w:r>
               <w:rPr>
@@ -606,7 +606,7 @@
               <w:noProof/>
             </w:rPr>
           </w:pPr>
-          <w:hyperlink w:anchor="_Toc205237739" w:history="1">
+          <w:hyperlink w:anchor="_Toc205331000" w:history="1">
             <w:r>
               <w:rPr>
                 <w:rStyle w:val="Hyperlink"/>
@@ -633,7 +633,7 @@
                 <w:noProof/>
                 <w:webHidden/>
               </w:rPr>
-              <w:instrText xml:space="preserve"> PAGEREF _Toc205237739 \h </w:instrText>
+              <w:instrText xml:space="preserve"> PAGEREF _Toc205331000 \h </w:instrText>
             </w:r>
             <w:r>
               <w:rPr>
@@ -675,13 +675,13 @@
               <w:noProof/>
             </w:rPr>
           </w:pPr>
-          <w:hyperlink w:anchor="_Toc205237740" w:history="1">
+          <w:hyperlink w:anchor="_Toc205331001" w:history="1">
             <w:r>
               <w:rPr>
                 <w:rStyle w:val="Hyperlink"/>
                 <w:noProof/>
               </w:rPr>
-              <w:t>118- Pascal’s Triangle</w:t>
+              <w:t>162-Find Peak Element</w:t>
             </w:r>
             <w:r>
               <w:rPr>
@@ -702,7 +702,7 @@
                 <w:noProof/>
                 <w:webHidden/>
               </w:rPr>
-              <w:instrText xml:space="preserve"> PAGEREF _Toc205237740 \h </w:instrText>
+              <w:instrText xml:space="preserve"> PAGEREF _Toc205331001 \h </w:instrText>
             </w:r>
             <w:r>
               <w:rPr>
@@ -744,12 +744,81 @@
               <w:noProof/>
             </w:rPr>
           </w:pPr>
-          <w:hyperlink w:anchor="_Toc205237741" w:history="1">
+          <w:hyperlink w:anchor="_Toc205331002" w:history="1">
             <w:r>
               <w:rPr>
                 <w:rStyle w:val="Hyperlink"/>
                 <w:noProof/>
               </w:rPr>
+              <w:t>118- Pascal’s Triangle</w:t>
+            </w:r>
+            <w:r>
+              <w:rPr>
+                <w:noProof/>
+                <w:webHidden/>
+              </w:rPr>
+              <w:tab/>
+            </w:r>
+            <w:r>
+              <w:rPr>
+                <w:noProof/>
+                <w:webHidden/>
+              </w:rPr>
+              <w:fldChar w:fldCharType="begin"/>
+            </w:r>
+            <w:r>
+              <w:rPr>
+                <w:noProof/>
+                <w:webHidden/>
+              </w:rPr>
+              <w:instrText xml:space="preserve"> PAGEREF _Toc205331002 \h </w:instrText>
+            </w:r>
+            <w:r>
+              <w:rPr>
+                <w:noProof/>
+                <w:webHidden/>
+              </w:rPr>
+            </w:r>
+            <w:r>
+              <w:rPr>
+                <w:noProof/>
+                <w:webHidden/>
+              </w:rPr>
+              <w:fldChar w:fldCharType="separate"/>
+            </w:r>
+            <w:r>
+              <w:rPr>
+                <w:noProof/>
+                <w:webHidden/>
+              </w:rPr>
+              <w:t>15</w:t>
+            </w:r>
+            <w:r>
+              <w:rPr>
+                <w:noProof/>
+                <w:webHidden/>
+              </w:rPr>
+              <w:fldChar w:fldCharType="end"/>
+            </w:r>
+          </w:hyperlink>
+        </w:p>
+        <w:p>
+          <w:pPr>
+            <w:pStyle w:val="TOC2"/>
+            <w:tabs>
+              <w:tab w:val="right" w:leader="dot" w:pos="9350"/>
+            </w:tabs>
+            <w:rPr>
+              <w:rFonts w:eastAsiaTheme="minorEastAsia"/>
+              <w:noProof/>
+            </w:rPr>
+          </w:pPr>
+          <w:hyperlink w:anchor="_Toc205331003" w:history="1">
+            <w:r>
+              <w:rPr>
+                <w:rStyle w:val="Hyperlink"/>
+                <w:noProof/>
+              </w:rPr>
               <w:t>215- Kth Largest Element in an Array</w:t>
             </w:r>
             <w:r>
@@ -771,7 +840,7 @@
                 <w:noProof/>
                 <w:webHidden/>
               </w:rPr>
-              <w:instrText xml:space="preserve"> PAGEREF _Toc205237741 \h </w:instrText>
+              <w:instrText xml:space="preserve"> PAGEREF _Toc205331003 \h </w:instrText>
             </w:r>
             <w:r>
               <w:rPr>
@@ -791,7 +860,7 @@
                 <w:noProof/>
                 <w:webHidden/>
               </w:rPr>
-              <w:t>14</w:t>
+              <w:t>16</w:t>
             </w:r>
             <w:r>
               <w:rPr>
@@ -813,7 +882,7 @@
               <w:noProof/>
             </w:rPr>
           </w:pPr>
-          <w:hyperlink w:anchor="_Toc205237742" w:history="1">
+          <w:hyperlink w:anchor="_Toc205331004" w:history="1">
             <w:r>
               <w:rPr>
                 <w:rStyle w:val="Hyperlink"/>
@@ -840,7 +909,7 @@
                 <w:noProof/>
                 <w:webHidden/>
               </w:rPr>
-              <w:instrText xml:space="preserve"> PAGEREF _Toc205237742 \h </w:instrText>
+              <w:instrText xml:space="preserve"> PAGEREF _Toc205331004 \h </w:instrText>
             </w:r>
             <w:r>
               <w:rPr>
@@ -860,7 +929,7 @@
                 <w:noProof/>
                 <w:webHidden/>
               </w:rPr>
-              <w:t>16</w:t>
+              <w:t>18</w:t>
             </w:r>
             <w:r>
               <w:rPr>
@@ -882,7 +951,7 @@
               <w:noProof/>
             </w:rPr>
           </w:pPr>
-          <w:hyperlink w:anchor="_Toc205237743" w:history="1">
+          <w:hyperlink w:anchor="_Toc205331005" w:history="1">
             <w:r>
               <w:rPr>
                 <w:rStyle w:val="Hyperlink"/>
@@ -909,7 +978,7 @@
                 <w:noProof/>
                 <w:webHidden/>
               </w:rPr>
-              <w:instrText xml:space="preserve"> PAGEREF _Toc205237743 \h </w:instrText>
+              <w:instrText xml:space="preserve"> PAGEREF _Toc205331005 \h </w:instrText>
             </w:r>
             <w:r>
               <w:rPr>
@@ -929,7 +998,76 @@
                 <w:noProof/>
                 <w:webHidden/>
               </w:rPr>
-              <w:t>16</w:t>
+              <w:t>18</w:t>
+            </w:r>
+            <w:r>
+              <w:rPr>
+                <w:noProof/>
+                <w:webHidden/>
+              </w:rPr>
+              <w:fldChar w:fldCharType="end"/>
+            </w:r>
+          </w:hyperlink>
+        </w:p>
+        <w:p>
+          <w:pPr>
+            <w:pStyle w:val="TOC2"/>
+            <w:tabs>
+              <w:tab w:val="right" w:leader="dot" w:pos="9350"/>
+            </w:tabs>
+            <w:rPr>
+              <w:rFonts w:eastAsiaTheme="minorEastAsia"/>
+              <w:noProof/>
+            </w:rPr>
+          </w:pPr>
+          <w:hyperlink w:anchor="_Toc205331006" w:history="1">
+            <w:r>
+              <w:rPr>
+                <w:rStyle w:val="Hyperlink"/>
+                <w:noProof/>
+              </w:rPr>
+              <w:t>1570-Dot Product of Two Sparse Vectors</w:t>
+            </w:r>
+            <w:r>
+              <w:rPr>
+                <w:noProof/>
+                <w:webHidden/>
+              </w:rPr>
+              <w:tab/>
+            </w:r>
+            <w:r>
+              <w:rPr>
+                <w:noProof/>
+                <w:webHidden/>
+              </w:rPr>
+              <w:fldChar w:fldCharType="begin"/>
+            </w:r>
+            <w:r>
+              <w:rPr>
+                <w:noProof/>
+                <w:webHidden/>
+              </w:rPr>
+              <w:instrText xml:space="preserve"> PAGEREF _Toc205331006 \h </w:instrText>
+            </w:r>
+            <w:r>
+              <w:rPr>
+                <w:noProof/>
+                <w:webHidden/>
+              </w:rPr>
+            </w:r>
+            <w:r>
+              <w:rPr>
+                <w:noProof/>
+                <w:webHidden/>
+              </w:rPr>
+              <w:fldChar w:fldCharType="separate"/>
+            </w:r>
+            <w:r>
+              <w:rPr>
+                <w:noProof/>
+                <w:webHidden/>
+              </w:rPr>
+              <w:t>20</w:t>
             </w:r>
             <w:r>
               <w:rPr>
@@ -951,7 +1089,7 @@
               <w:noProof/>
             </w:rPr>
           </w:pPr>
-          <w:hyperlink w:anchor="_Toc205237744" w:history="1">
+          <w:hyperlink w:anchor="_Toc205331007" w:history="1">
             <w:r>
               <w:rPr>
                 <w:rStyle w:val="Hyperlink"/>
@@ -978,7 +1116,7 @@
                 <w:noProof/>
                 <w:webHidden/>
               </w:rPr>
-              <w:instrText xml:space="preserve"> PAGEREF _Toc205237744 \h </w:instrText>
+              <w:instrText xml:space="preserve"> PAGEREF _Toc205331007 \h </w:instrText>
             </w:r>
             <w:r>
               <w:rPr>
@@ -998,7 +1136,7 @@
                 <w:noProof/>
                 <w:webHidden/>
               </w:rPr>
-              <w:t>18</w:t>
+              <w:t>22</w:t>
             </w:r>
             <w:r>
               <w:rPr>
@@ -1020,7 +1158,7 @@
               <w:noProof/>
             </w:rPr>
           </w:pPr>
-          <w:hyperlink w:anchor="_Toc205237745" w:history="1">
+          <w:hyperlink w:anchor="_Toc205331008" w:history="1">
             <w:r>
               <w:rPr>
                 <w:rStyle w:val="Hyperlink"/>
@@ -1047,7 +1185,7 @@
                 <w:noProof/>
                 <w:webHidden/>
               </w:rPr>
-              <w:instrText xml:space="preserve"> PAGEREF _Toc205237745 \h </w:instrText>
+              <w:instrText xml:space="preserve"> PAGEREF _Toc205331008 \h </w:instrText>
             </w:r>
             <w:r>
               <w:rPr>
@@ -1067,7 +1205,7 @@
                 <w:noProof/>
                 <w:webHidden/>
               </w:rPr>
-              <w:t>18</w:t>
+              <w:t>22</w:t>
             </w:r>
             <w:r>
               <w:rPr>
@@ -1089,13 +1227,13 @@
               <w:noProof/>
             </w:rPr>
           </w:pPr>
-          <w:hyperlink w:anchor="_Toc205237746" w:history="1">
+          <w:hyperlink w:anchor="_Toc205331009" w:history="1">
             <w:r>
               <w:rPr>
                 <w:rStyle w:val="Hyperlink"/>
                 <w:noProof/>
               </w:rPr>
-              <w:t>227 – Basic Calculator II</w:t>
+              <w:t>71 – Simplify Path</w:t>
             </w:r>
             <w:r>
               <w:rPr>
@@ -1116,7 +1254,7 @@
                 <w:noProof/>
                 <w:webHidden/>
               </w:rPr>
-              <w:instrText xml:space="preserve"> PAGEREF _Toc205237746 \h </w:instrText>
+              <w:instrText xml:space="preserve"> PAGEREF _Toc205331009 \h </w:instrText>
             </w:r>
             <w:r>
               <w:rPr>
@@ -1136,7 +1274,7 @@
                 <w:noProof/>
                 <w:webHidden/>
               </w:rPr>
-              <w:t>19</w:t>
+              <w:t>23</w:t>
             </w:r>
             <w:r>
               <w:rPr>
@@ -1158,12 +1296,81 @@
               <w:noProof/>
             </w:rPr>
           </w:pPr>
-          <w:hyperlink w:anchor="_Toc205237747" w:history="1">
+          <w:hyperlink w:anchor="_Toc205331010" w:history="1">
             <w:r>
               <w:rPr>
                 <w:rStyle w:val="Hyperlink"/>
                 <w:noProof/>
               </w:rPr>
+              <w:t>227 – Basic Calculator II</w:t>
+            </w:r>
+            <w:r>
+              <w:rPr>
+                <w:noProof/>
+                <w:webHidden/>
+              </w:rPr>
+              <w:tab/>
+            </w:r>
+            <w:r>
+              <w:rPr>
+                <w:noProof/>
+                <w:webHidden/>
+              </w:rPr>
+              <w:fldChar w:fldCharType="begin"/>
+            </w:r>
+            <w:r>
+              <w:rPr>
+                <w:noProof/>
+                <w:webHidden/>
+              </w:rPr>
+              <w:instrText xml:space="preserve"> PAGEREF _Toc205331010 \h </w:instrText>
+            </w:r>
+            <w:r>
+              <w:rPr>
+                <w:noProof/>
+                <w:webHidden/>
+              </w:rPr>
+            </w:r>
+            <w:r>
+              <w:rPr>
+                <w:noProof/>
+                <w:webHidden/>
+              </w:rPr>
+              <w:fldChar w:fldCharType="separate"/>
+            </w:r>
+            <w:r>
+              <w:rPr>
+                <w:noProof/>
+                <w:webHidden/>
+              </w:rPr>
+              <w:t>25</w:t>
+            </w:r>
+            <w:r>
+              <w:rPr>
+                <w:noProof/>
+                <w:webHidden/>
+              </w:rPr>
+              <w:fldChar w:fldCharType="end"/>
+            </w:r>
+          </w:hyperlink>
+        </w:p>
+        <w:p>
+          <w:pPr>
+            <w:pStyle w:val="TOC2"/>
+            <w:tabs>
+              <w:tab w:val="right" w:leader="dot" w:pos="9350"/>
+            </w:tabs>
+            <w:rPr>
+              <w:rFonts w:eastAsiaTheme="minorEastAsia"/>
+              <w:noProof/>
+            </w:rPr>
+          </w:pPr>
+          <w:hyperlink w:anchor="_Toc205331011" w:history="1">
+            <w:r>
+              <w:rPr>
+                <w:rStyle w:val="Hyperlink"/>
+                <w:noProof/>
+              </w:rPr>
               <w:t>1249 – Minimum Remove to Make Valid Parentheses</w:t>
             </w:r>
             <w:r>
@@ -1185,7 +1392,7 @@
                 <w:noProof/>
                 <w:webHidden/>
               </w:rPr>
-              <w:instrText xml:space="preserve"> PAGEREF _Toc205237747 \h </w:instrText>
+              <w:instrText xml:space="preserve"> PAGEREF _Toc205331011 \h </w:instrText>
             </w:r>
             <w:r>
               <w:rPr>
@@ -1205,7 +1412,7 @@
                 <w:noProof/>
                 <w:webHidden/>
               </w:rPr>
-              <w:t>21</w:t>
+              <w:t>27</w:t>
             </w:r>
             <w:r>
               <w:rPr>
@@ -1227,7 +1434,7 @@
               <w:noProof/>
             </w:rPr>
           </w:pPr>
-          <w:hyperlink w:anchor="_Toc205237748" w:history="1">
+          <w:hyperlink w:anchor="_Toc205331012" w:history="1">
             <w:r>
               <w:rPr>
                 <w:rStyle w:val="Hyperlink"/>
@@ -1254,7 +1461,7 @@
                 <w:noProof/>
                 <w:webHidden/>
               </w:rPr>
-              <w:instrText xml:space="preserve"> PAGEREF _Toc205237748 \h </w:instrText>
+              <w:instrText xml:space="preserve"> PAGEREF _Toc205331012 \h </w:instrText>
             </w:r>
             <w:r>
               <w:rPr>
@@ -1274,7 +1481,7 @@
                 <w:noProof/>
                 <w:webHidden/>
               </w:rPr>
-              <w:t>22</w:t>
+              <w:t>28</w:t>
             </w:r>
             <w:r>
               <w:rPr>
@@ -1296,7 +1503,7 @@
               <w:noProof/>
             </w:rPr>
           </w:pPr>
-          <w:hyperlink w:anchor="_Toc205237749" w:history="1">
+          <w:hyperlink w:anchor="_Toc205331013" w:history="1">
             <w:r>
               <w:rPr>
                 <w:rStyle w:val="Hyperlink"/>
@@ -1323,7 +1530,7 @@
                 <w:noProof/>
                 <w:webHidden/>
               </w:rPr>
-              <w:instrText xml:space="preserve"> PAGEREF _Toc205237749 \h </w:instrText>
+              <w:instrText xml:space="preserve"> PAGEREF _Toc205331013 \h </w:instrText>
             </w:r>
             <w:r>
               <w:rPr>
@@ -1343,7 +1550,7 @@
                 <w:noProof/>
                 <w:webHidden/>
               </w:rPr>
-              <w:t>22</w:t>
+              <w:t>28</w:t>
             </w:r>
             <w:r>
               <w:rPr>
@@ -1365,7 +1572,7 @@
               <w:noProof/>
             </w:rPr>
           </w:pPr>
-          <w:hyperlink w:anchor="_Toc205237750" w:history="1">
+          <w:hyperlink w:anchor="_Toc205331014" w:history="1">
             <w:r>
               <w:rPr>
                 <w:rStyle w:val="Hyperlink"/>
@@ -1392,7 +1599,7 @@
                 <w:noProof/>
                 <w:webHidden/>
               </w:rPr>
-              <w:instrText xml:space="preserve"> PAGEREF _Toc205237750 \h </w:instrText>
+              <w:instrText xml:space="preserve"> PAGEREF _Toc205331014 \h </w:instrText>
             </w:r>
             <w:r>
               <w:rPr>
@@ -1412,7 +1619,7 @@
                 <w:noProof/>
                 <w:webHidden/>
               </w:rPr>
-              <w:t>24</w:t>
+              <w:t>30</w:t>
             </w:r>
             <w:r>
               <w:rPr>
@@ -1434,7 +1641,7 @@
               <w:noProof/>
             </w:rPr>
           </w:pPr>
-          <w:hyperlink w:anchor="_Toc205237751" w:history="1">
+          <w:hyperlink w:anchor="_Toc205331015" w:history="1">
             <w:r>
               <w:rPr>
                 <w:rStyle w:val="Hyperlink"/>
@@ -1461,7 +1668,7 @@
                 <w:noProof/>
                 <w:webHidden/>
               </w:rPr>
-              <w:instrText xml:space="preserve"> PAGEREF _Toc205237751 \h </w:instrText>
+              <w:instrText xml:space="preserve"> PAGEREF _Toc205331015 \h </w:instrText>
             </w:r>
             <w:r>
               <w:rPr>
@@ -1481,7 +1688,7 @@
                 <w:noProof/>
                 <w:webHidden/>
               </w:rPr>
-              <w:t>24</w:t>
+              <w:t>30</w:t>
             </w:r>
             <w:r>
               <w:rPr>
@@ -1503,13 +1710,27 @@
               <w:noProof/>
             </w:rPr>
           </w:pPr>
-          <w:hyperlink w:anchor="_Toc205237752" w:history="1">
+          <w:hyperlink w:anchor="_Toc205331016" w:history="1">
             <w:r>
               <w:rPr>
                 <w:rStyle w:val="Hyperlink"/>
                 <w:noProof/>
               </w:rPr>
-              <w:t>Graph</w:t>
+              <w:t>Gra</w:t>
+            </w:r>
+            <w:r>
+              <w:rPr>
+                <w:rStyle w:val="Hyperlink"/>
+                <w:noProof/>
+              </w:rPr>
+              <w:t>p</w:t>
+            </w:r>
+            <w:r>
+              <w:rPr>
+                <w:rStyle w:val="Hyperlink"/>
+                <w:noProof/>
+              </w:rPr>
+              <w:t>h</w:t>
             </w:r>
             <w:r>
               <w:rPr>
@@ -1530,7 +1751,7 @@
                 <w:noProof/>
                 <w:webHidden/>
               </w:rPr>
-              <w:instrText xml:space="preserve"> PAGEREF _Toc205237752 \h </w:instrText>
+              <w:instrText xml:space="preserve"> PAGEREF _Toc205331016 \h </w:instrText>
             </w:r>
             <w:r>
               <w:rPr>
@@ -1550,7 +1771,7 @@
                 <w:noProof/>
                 <w:webHidden/>
               </w:rPr>
-              <w:t>26</w:t>
+              <w:t>32</w:t>
             </w:r>
             <w:r>
               <w:rPr>
@@ -1572,7 +1793,7 @@
               <w:noProof/>
             </w:rPr>
           </w:pPr>
-          <w:hyperlink w:anchor="_Toc205237753" w:history="1">
+          <w:hyperlink w:anchor="_Toc205331017" w:history="1">
             <w:r>
               <w:rPr>
                 <w:rStyle w:val="Hyperlink"/>
@@ -1599,7 +1820,7 @@
                 <w:noProof/>
                 <w:webHidden/>
               </w:rPr>
-              <w:instrText xml:space="preserve"> PAGEREF _Toc205237753 \h </w:instrText>
+              <w:instrText xml:space="preserve"> PAGEREF _Toc205331017 \h </w:instrText>
             </w:r>
             <w:r>
               <w:rPr>
@@ -1619,7 +1840,7 @@
                 <w:noProof/>
                 <w:webHidden/>
               </w:rPr>
-              <w:t>26</w:t>
+              <w:t>32</w:t>
             </w:r>
             <w:r>
               <w:rPr>
@@ -1641,7 +1862,7 @@
               <w:noProof/>
             </w:rPr>
           </w:pPr>
-          <w:hyperlink w:anchor="_Toc205237754" w:history="1">
+          <w:hyperlink w:anchor="_Toc205331018" w:history="1">
             <w:r>
               <w:rPr>
                 <w:rStyle w:val="Hyperlink"/>
@@ -1668,7 +1889,7 @@
                 <w:noProof/>
                 <w:webHidden/>
               </w:rPr>
-              <w:instrText xml:space="preserve"> PAGEREF _Toc205237754 \h </w:instrText>
+              <w:instrText xml:space="preserve"> PAGEREF _Toc205331018 \h </w:instrText>
             </w:r>
             <w:r>
               <w:rPr>
@@ -1688,7 +1909,7 @@
                 <w:noProof/>
                 <w:webHidden/>
               </w:rPr>
-              <w:t>27</w:t>
+              <w:t>33</w:t>
             </w:r>
             <w:r>
               <w:rPr>
@@ -1710,7 +1931,7 @@
               <w:noProof/>
             </w:rPr>
           </w:pPr>
-          <w:hyperlink w:anchor="_Toc205237755" w:history="1">
+          <w:hyperlink w:anchor="_Toc205331019" w:history="1">
             <w:r>
               <w:rPr>
                 <w:rStyle w:val="Hyperlink"/>
@@ -1737,7 +1958,7 @@
                 <w:noProof/>
                 <w:webHidden/>
               </w:rPr>
-              <w:instrText xml:space="preserve"> PAGEREF _Toc205237755 \h </w:instrText>
+              <w:instrText xml:space="preserve"> PAGEREF _Toc205331019 \h </w:instrText>
             </w:r>
             <w:r>
               <w:rPr>
@@ -1757,7 +1978,7 @@
                 <w:noProof/>
                 <w:webHidden/>
               </w:rPr>
-              <w:t>31</w:t>
+              <w:t>37</w:t>
             </w:r>
             <w:r>
               <w:rPr>
@@ -1779,7 +2000,7 @@
               <w:noProof/>
             </w:rPr>
           </w:pPr>
-          <w:hyperlink w:anchor="_Toc205237756" w:history="1">
+          <w:hyperlink w:anchor="_Toc205331020" w:history="1">
             <w:r>
               <w:rPr>
                 <w:rStyle w:val="Hyperlink"/>
@@ -1806,7 +2027,7 @@
                 <w:noProof/>
                 <w:webHidden/>
               </w:rPr>
-              <w:instrText xml:space="preserve"> PAGEREF _Toc205237756 \h </w:instrText>
+              <w:instrText xml:space="preserve"> PAGEREF _Toc205331020 \h </w:instrText>
             </w:r>
             <w:r>
               <w:rPr>
@@ -1826,7 +2047,7 @@
                 <w:noProof/>
                 <w:webHidden/>
               </w:rPr>
-              <w:t>33</w:t>
+              <w:t>39</w:t>
             </w:r>
             <w:r>
               <w:rPr>
@@ -1848,7 +2069,7 @@
               <w:noProof/>
             </w:rPr>
           </w:pPr>
-          <w:hyperlink w:anchor="_Toc205237757" w:history="1">
+          <w:hyperlink w:anchor="_Toc205331021" w:history="1">
             <w:r>
               <w:rPr>
                 <w:rStyle w:val="Hyperlink"/>
@@ -1875,7 +2096,7 @@
                 <w:noProof/>
                 <w:webHidden/>
               </w:rPr>
-              <w:instrText xml:space="preserve"> PAGEREF _Toc205237757 \h </w:instrText>
+              <w:instrText xml:space="preserve"> PAGEREF _Toc205331021 \h </w:instrText>
             </w:r>
             <w:r>
               <w:rPr>
@@ -1895,7 +2116,7 @@
                 <w:noProof/>
                 <w:webHidden/>
               </w:rPr>
-              <w:t>33</w:t>
+              <w:t>39</w:t>
             </w:r>
             <w:r>
               <w:rPr>
@@ -1917,7 +2138,7 @@
               <w:noProof/>
             </w:rPr>
           </w:pPr>
-          <w:hyperlink w:anchor="_Toc205237758" w:history="1">
+          <w:hyperlink w:anchor="_Toc205331022" w:history="1">
             <w:r>
               <w:rPr>
                 <w:rStyle w:val="Hyperlink"/>
@@ -1944,7 +2165,7 @@
                 <w:noProof/>
                 <w:webHidden/>
               </w:rPr>
-              <w:instrText xml:space="preserve"> PAGEREF _Toc205237758 \h </w:instrText>
+              <w:instrText xml:space="preserve"> PAGEREF _Toc205331022 \h </w:instrText>
             </w:r>
             <w:r>
               <w:rPr>
@@ -1964,7 +2185,76 @@
                 <w:noProof/>
                 <w:webHidden/>
               </w:rPr>
-              <w:t>35</w:t>
+              <w:t>41</w:t>
+            </w:r>
+            <w:r>
+              <w:rPr>
+                <w:noProof/>
+                <w:webHidden/>
+              </w:rPr>
+              <w:fldChar w:fldCharType="end"/>
+            </w:r>
+          </w:hyperlink>
+        </w:p>
+        <w:p>
+          <w:pPr>
+            <w:pStyle w:val="TOC2"/>
+            <w:tabs>
+              <w:tab w:val="right" w:leader="dot" w:pos="9350"/>
+            </w:tabs>
+            <w:rPr>
+              <w:rFonts w:eastAsiaTheme="minorEastAsia"/>
+              <w:noProof/>
+            </w:rPr>
+          </w:pPr>
+          <w:hyperlink w:anchor="_Toc205331023" w:history="1">
+            <w:r>
+              <w:rPr>
+                <w:rStyle w:val="Hyperlink"/>
+                <w:noProof/>
+              </w:rPr>
+              <w:t>1091- Shortest Path in Binary Matrix (medium)</w:t>
+            </w:r>
+            <w:r>
+              <w:rPr>
+                <w:noProof/>
+                <w:webHidden/>
+              </w:rPr>
+              <w:tab/>
+            </w:r>
+            <w:r>
+              <w:rPr>
+                <w:noProof/>
+                <w:webHidden/>
+              </w:rPr>
+              <w:fldChar w:fldCharType="begin"/>
+            </w:r>
+            <w:r>
+              <w:rPr>
+                <w:noProof/>
+                <w:webHidden/>
+              </w:rPr>
+              <w:instrText xml:space="preserve"> PAGEREF _Toc205331023 \h </w:instrText>
+            </w:r>
+            <w:r>
+              <w:rPr>
+                <w:noProof/>
+                <w:webHidden/>
+              </w:rPr>
+            </w:r>
+            <w:r>
+              <w:rPr>
+                <w:noProof/>
+                <w:webHidden/>
+              </w:rPr>
+              <w:fldChar w:fldCharType="separate"/>
+            </w:r>
+            <w:r>
+              <w:rPr>
+                <w:noProof/>
+                <w:webHidden/>
+              </w:rPr>
+              <w:t>44</w:t>
             </w:r>
             <w:r>
               <w:rPr>
@@ -1982,7 +2272,6 @@
               <w:bCs/>
               <w:noProof/>
             </w:rPr>
-            <w:lastRenderedPageBreak/>
             <w:fldChar w:fldCharType="end"/>
           </w:r>
         </w:p>
@@ -1997,7 +2286,7 @@
       <w:pPr>
         <w:pStyle w:val="Heading1"/>
       </w:pPr>
-      <w:bookmarkStart w:id="0" w:name="_Toc205237731"/>
+      <w:bookmarkStart w:id="0" w:name="_Toc205330992"/>
       <w:r>
         <w:t>Array</w:t>
       </w:r>
@@ -2007,7 +2296,7 @@
       <w:pPr>
         <w:pStyle w:val="Heading2"/>
       </w:pPr>
-      <w:bookmarkStart w:id="1" w:name="_Toc205237732"/>
+      <w:bookmarkStart w:id="1" w:name="_Toc205330993"/>
       <w:r>
         <w:t>1</w:t>
       </w:r>
@@ -2257,10 +2546,10 @@
           <w:szCs w:val="16"/>
         </w:rPr>
         <w:drawing>
-          <wp:inline distT="0" distB="0" distL="0" distR="0" wp14:anchorId="384606B4" wp14:editId="3A1AA1B5">
-            <wp:extent cx="4363059" cy="1895740"/>
-            <wp:effectExtent l="0" t="0" r="0" b="9525"/>
-            <wp:docPr id="429895960" name="Picture 1" descr="Text&#10;&#10;AI-generated content may be incorrect."/>
+          <wp:inline distT="0" distB="0" distL="0" distR="0" wp14:anchorId="0C8F1CC6" wp14:editId="7E889777">
+            <wp:extent cx="5943600" cy="1994535"/>
+            <wp:effectExtent l="0" t="0" r="0" b="0"/>
+            <wp:docPr id="63016212" name="Picture 6" descr="A computer screen shot of a black background with white text&#10;&#10;AI-generated content may be incorrect."/>
             <wp:cNvGraphicFramePr>
               <a:graphicFrameLocks xmlns:a="http://schemas.openxmlformats.org/drawingml/2006/main" noChangeAspect="1"/>
             </wp:cNvGraphicFramePr>
@@ -2268,11 +2557,17 @@
               <a:graphicData uri="http://schemas.openxmlformats.org/drawingml/2006/picture">
                 <pic:pic xmlns:pic="http://schemas.openxmlformats.org/drawingml/2006/picture">
                   <pic:nvPicPr>
-                    <pic:cNvPr id="429895960" name="Picture 1" descr="Text&#10;&#10;AI-generated content may be incorrect."/>
+                    <pic:cNvPr id="63016212" name="Picture 6" descr="A computer screen shot of a black background with white text&#10;&#10;AI-generated content may be incorrect."/>
                     <pic:cNvPicPr/>
                   </pic:nvPicPr>
                   <pic:blipFill>
-                    <a:blip r:embed="rId9"/>
+                    <a:blip r:embed="rId9">
+                      <a:extLst>
+                        <a:ext uri="{28A0092B-C50C-407E-A947-70E740481C1C}">
+                          <a14:useLocalDpi xmlns:a14="http://schemas.microsoft.com/office/drawing/2010/main" val="0"/>
+                        </a:ext>
+                      </a:extLst>
+                    </a:blip>
                     <a:stretch>
                       <a:fillRect/>
                     </a:stretch>
@@ -2280,7 +2575,7 @@
                   <pic:spPr>
                     <a:xfrm>
                       <a:off x="0" y="0"/>
-                      <a:ext cx="4363059" cy="1895740"/>
+                      <a:ext cx="5943600" cy="1994535"/>
                     </a:xfrm>
                     <a:prstGeom prst="rect">
                       <a:avLst/>
@@ -2302,6 +2597,71 @@
       </w:pPr>
       <w:r>
         <w:rPr>
+          <w:noProof/>
+          <w:sz w:val="16"/>
+          <w:szCs w:val="16"/>
+        </w:rPr>
+        <w:lastRenderedPageBreak/>
+        <w:drawing>
+          <wp:inline distT="0" distB="0" distL="0" distR="0" wp14:anchorId="59015A74" wp14:editId="63C3FAB1">
+            <wp:extent cx="5943600" cy="1870710"/>
+            <wp:effectExtent l="0" t="0" r="0" b="0"/>
+            <wp:docPr id="827560712" name="Picture 7" descr="A computer screen shot of text&#10;&#10;AI-generated content may be incorrect."/>
+            <wp:cNvGraphicFramePr>
+              <a:graphicFrameLocks xmlns:a="http://schemas.openxmlformats.org/drawingml/2006/main" noChangeAspect="1"/>
+            </wp:cNvGraphicFramePr>
+            <a:graphic xmlns:a="http://schemas.openxmlformats.org/drawingml/2006/main">
+              <a:graphicData uri="http://schemas.openxmlformats.org/drawingml/2006/picture">
+                <pic:pic xmlns:pic="http://schemas.openxmlformats.org/drawingml/2006/picture">
+                  <pic:nvPicPr>
+                    <pic:cNvPr id="827560712" name="Picture 7" descr="A computer screen shot of text&#10;&#10;AI-generated content may be incorrect."/>
+                    <pic:cNvPicPr/>
+                  </pic:nvPicPr>
+                  <pic:blipFill>
+                    <a:blip r:embed="rId10">
+                      <a:extLst>
+                        <a:ext uri="{28A0092B-C50C-407E-A947-70E740481C1C}">
+                          <a14:useLocalDpi xmlns:a14="http://schemas.microsoft.com/office/drawing/2010/main" val="0"/>
+                        </a:ext>
+                      </a:extLst>
+                    </a:blip>
+                    <a:stretch>
+                      <a:fillRect/>
+                    </a:stretch>
+                  </pic:blipFill>
+                  <pic:spPr>
+                    <a:xfrm>
+                      <a:off x="0" y="0"/>
+                      <a:ext cx="5943600" cy="1870710"/>
+                    </a:xfrm>
+                    <a:prstGeom prst="rect">
+                      <a:avLst/>
+                    </a:prstGeom>
+                  </pic:spPr>
+                </pic:pic>
+              </a:graphicData>
+            </a:graphic>
+          </wp:inline>
+        </w:drawing>
+      </w:r>
+    </w:p>
+    <w:p>
+      <w:pPr>
+        <w:rPr>
+          <w:sz w:val="16"/>
+          <w:szCs w:val="16"/>
+        </w:rPr>
+      </w:pPr>
+    </w:p>
+    <w:p>
+      <w:pPr>
+        <w:rPr>
+          <w:sz w:val="16"/>
+          <w:szCs w:val="16"/>
+        </w:rPr>
+      </w:pPr>
+      <w:r>
+        <w:rPr>
           <w:sz w:val="16"/>
           <w:szCs w:val="16"/>
         </w:rPr>
@@ -2330,6 +2690,13 @@
         </w:rPr>
         <w:t xml:space="preserve"> iterate through the list at most twice</w:t>
       </w:r>
+      <w:r>
+        <w:rPr>
+          <w:sz w:val="16"/>
+          <w:szCs w:val="16"/>
+        </w:rPr>
+        <w:t xml:space="preserve"> or once</w:t>
+      </w:r>
     </w:p>
     <w:p>
       <w:pPr>
@@ -2373,9 +2740,8 @@
       <w:pPr>
         <w:pStyle w:val="Heading2"/>
       </w:pPr>
-      <w:bookmarkStart w:id="2" w:name="_Toc205237733"/>
-      <w:r>
-        <w:lastRenderedPageBreak/>
+      <w:bookmarkStart w:id="2" w:name="_Toc205330994"/>
+      <w:r>
         <w:t>3-Longest Substring without repeating characters</w:t>
       </w:r>
       <w:bookmarkEnd w:id="2"/>
@@ -2401,7 +2767,7 @@
                     <pic:cNvPicPr/>
                   </pic:nvPicPr>
                   <pic:blipFill>
-                    <a:blip r:embed="rId10"/>
+                    <a:blip r:embed="rId11"/>
                     <a:stretch>
                       <a:fillRect/>
                     </a:stretch>
@@ -2470,6 +2836,7 @@
         </w:numPr>
       </w:pPr>
       <w:r>
+        <w:lastRenderedPageBreak/>
         <w:t xml:space="preserve">A deque can be used to the store the characters in the window, </w:t>
       </w:r>
       <w:proofErr w:type="gramStart"/>
@@ -2521,7 +2888,6 @@
         </w:numPr>
       </w:pPr>
       <w:r>
-        <w:lastRenderedPageBreak/>
         <w:t xml:space="preserve"> </w:t>
       </w:r>
       <w:r>
@@ -2544,7 +2910,7 @@
                     <pic:cNvPicPr/>
                   </pic:nvPicPr>
                   <pic:blipFill>
-                    <a:blip r:embed="rId11"/>
+                    <a:blip r:embed="rId12"/>
                     <a:stretch>
                       <a:fillRect/>
                     </a:stretch>
@@ -2596,7 +2962,7 @@
       <w:pPr>
         <w:pStyle w:val="Heading2"/>
       </w:pPr>
-      <w:bookmarkStart w:id="3" w:name="_Toc205237734"/>
+      <w:bookmarkStart w:id="3" w:name="_Toc205330995"/>
       <w:r>
         <w:t>9</w:t>
       </w:r>
@@ -2629,7 +2995,7 @@
                     <pic:cNvPicPr/>
                   </pic:nvPicPr>
                   <pic:blipFill>
-                    <a:blip r:embed="rId12"/>
+                    <a:blip r:embed="rId13"/>
                     <a:stretch>
                       <a:fillRect/>
                     </a:stretch>
@@ -2829,7 +3195,7 @@
                     <pic:cNvPicPr/>
                   </pic:nvPicPr>
                   <pic:blipFill>
-                    <a:blip r:embed="rId13"/>
+                    <a:blip r:embed="rId14"/>
                     <a:stretch>
                       <a:fillRect/>
                     </a:stretch>
@@ -3227,7 +3593,7 @@
                     <pic:cNvPicPr/>
                   </pic:nvPicPr>
                   <pic:blipFill>
-                    <a:blip r:embed="rId14"/>
+                    <a:blip r:embed="rId15"/>
                     <a:stretch>
                       <a:fillRect/>
                     </a:stretch>
@@ -3435,7 +3801,7 @@
           <w:sz w:val="16"/>
           <w:szCs w:val="16"/>
         </w:rPr>
-        <w:t xml:space="preserve">will remove the </w:t>
+        <w:t xml:space="preserve">will remove the left most </w:t>
       </w:r>
       <w:proofErr w:type="gramStart"/>
       <w:r>
@@ -3443,7 +3809,14 @@
           <w:sz w:val="16"/>
           <w:szCs w:val="16"/>
         </w:rPr>
-        <w:t>left most</w:t>
+        <w:t>digit</w:t>
+      </w:r>
+      <w:r>
+        <w:rPr>
+          <w:sz w:val="16"/>
+          <w:szCs w:val="16"/>
+        </w:rPr>
+        <w:t>(</w:t>
       </w:r>
       <w:proofErr w:type="gramEnd"/>
       <w:r>
@@ -3451,38 +3824,7 @@
           <w:sz w:val="16"/>
           <w:szCs w:val="16"/>
         </w:rPr>
-        <w:t xml:space="preserve"> </w:t>
-      </w:r>
-      <w:proofErr w:type="gramStart"/>
-      <w:r>
-        <w:rPr>
-          <w:sz w:val="16"/>
-          <w:szCs w:val="16"/>
-        </w:rPr>
-        <w:t>digit</w:t>
-      </w:r>
-      <w:r>
-        <w:rPr>
-          <w:sz w:val="16"/>
-          <w:szCs w:val="16"/>
-        </w:rPr>
-        <w:t>(</w:t>
-      </w:r>
-      <w:proofErr w:type="gramEnd"/>
-      <w:r>
-        <w:rPr>
-          <w:sz w:val="16"/>
-          <w:szCs w:val="16"/>
-        </w:rPr>
-        <w:t xml:space="preserve">e.g. </w:t>
-      </w:r>
-      <w:proofErr w:type="gramStart"/>
-      <w:r>
-        <w:rPr>
-          <w:sz w:val="16"/>
-          <w:szCs w:val="16"/>
-        </w:rPr>
-        <w:t>221/</w:t>
+        <w:t>e.g. 221/</w:t>
       </w:r>
       <w:r>
         <w:rPr>
@@ -3491,7 +3833,6 @@
         </w:rPr>
         <w:t>/</w:t>
       </w:r>
-      <w:proofErr w:type="gramEnd"/>
       <w:r>
         <w:rPr>
           <w:sz w:val="16"/>
@@ -3609,7 +3950,7 @@
                     <pic:cNvPicPr/>
                   </pic:nvPicPr>
                   <pic:blipFill>
-                    <a:blip r:embed="rId15"/>
+                    <a:blip r:embed="rId16"/>
                     <a:stretch>
                       <a:fillRect/>
                     </a:stretch>
@@ -3734,7 +4075,7 @@
       <w:pPr>
         <w:pStyle w:val="Heading2"/>
       </w:pPr>
-      <w:bookmarkStart w:id="4" w:name="_Toc205237735"/>
+      <w:bookmarkStart w:id="4" w:name="_Toc205330996"/>
       <w:r>
         <w:lastRenderedPageBreak/>
         <w:t>15</w:t>
@@ -3771,7 +4112,7 @@
                     <pic:cNvPicPr/>
                   </pic:nvPicPr>
                   <pic:blipFill>
-                    <a:blip r:embed="rId16"/>
+                    <a:blip r:embed="rId17"/>
                     <a:stretch>
                       <a:fillRect/>
                     </a:stretch>
@@ -3962,7 +4303,7 @@
                     <pic:cNvPicPr/>
                   </pic:nvPicPr>
                   <pic:blipFill>
-                    <a:blip r:embed="rId17"/>
+                    <a:blip r:embed="rId18"/>
                     <a:stretch>
                       <a:fillRect/>
                     </a:stretch>
@@ -4128,7 +4469,7 @@
       <w:pPr>
         <w:pStyle w:val="Heading2"/>
       </w:pPr>
-      <w:bookmarkStart w:id="5" w:name="_Toc205237736"/>
+      <w:bookmarkStart w:id="5" w:name="_Toc205330997"/>
       <w:r>
         <w:lastRenderedPageBreak/>
         <w:t>31- Next Permutation</w:t>
@@ -4156,7 +4497,7 @@
                     <pic:cNvPicPr/>
                   </pic:nvPicPr>
                   <pic:blipFill>
-                    <a:blip r:embed="rId18"/>
+                    <a:blip r:embed="rId19"/>
                     <a:stretch>
                       <a:fillRect/>
                     </a:stretch>
@@ -4186,15 +4527,7 @@
         </w:numPr>
       </w:pPr>
       <w:r>
-        <w:t xml:space="preserve">The goal is to rearrange the numbers so that </w:t>
-      </w:r>
-      <w:proofErr w:type="gramStart"/>
-      <w:r>
-        <w:t>it</w:t>
-      </w:r>
-      <w:proofErr w:type="gramEnd"/>
-      <w:r>
-        <w:t xml:space="preserve"> </w:t>
+        <w:t xml:space="preserve">The goal is to rearrange the numbers so that it </w:t>
       </w:r>
       <w:proofErr w:type="gramStart"/>
       <w:r>
@@ -4340,7 +4673,7 @@
                     <pic:cNvPicPr/>
                   </pic:nvPicPr>
                   <pic:blipFill>
-                    <a:blip r:embed="rId19">
+                    <a:blip r:embed="rId20">
                       <a:extLst>
                         <a:ext uri="{28A0092B-C50C-407E-A947-70E740481C1C}">
                           <a14:useLocalDpi xmlns:a14="http://schemas.microsoft.com/office/drawing/2010/main" val="0"/>
@@ -4404,7 +4737,7 @@
       <w:pPr>
         <w:pStyle w:val="Heading2"/>
       </w:pPr>
-      <w:bookmarkStart w:id="6" w:name="_Toc205237737"/>
+      <w:bookmarkStart w:id="6" w:name="_Toc205330998"/>
       <w:r>
         <w:t>560</w:t>
       </w:r>
@@ -4440,7 +4773,7 @@
                     <pic:cNvPicPr/>
                   </pic:nvPicPr>
                   <pic:blipFill>
-                    <a:blip r:embed="rId20"/>
+                    <a:blip r:embed="rId21"/>
                     <a:stretch>
                       <a:fillRect/>
                     </a:stretch>
@@ -4662,15 +4995,38 @@
       </w:r>
       <w:proofErr w:type="spellEnd"/>
       <w:r>
-        <w:t xml:space="preserve"> </w:t>
+        <w:t xml:space="preserve"> not found in </w:t>
+      </w:r>
+      <w:proofErr w:type="spellStart"/>
+      <w:r>
+        <w:t>hashtable</w:t>
+      </w:r>
+      <w:proofErr w:type="spellEnd"/>
+      <w:r>
+        <w:t xml:space="preserve">, </w:t>
+      </w:r>
+      <w:r>
+        <w:t xml:space="preserve">it </w:t>
       </w:r>
       <w:proofErr w:type="gramStart"/>
       <w:r>
-        <w:t>not</w:t>
+        <w:t>mean</w:t>
       </w:r>
       <w:proofErr w:type="gramEnd"/>
       <w:r>
-        <w:t xml:space="preserve"> found in </w:t>
+        <w:t xml:space="preserve"> no such subarray existed</w:t>
+      </w:r>
+      <w:r>
+        <w:t xml:space="preserve"> yet</w:t>
+      </w:r>
+      <w:r>
+        <w:t xml:space="preserve">, </w:t>
+      </w:r>
+      <w:r>
+        <w:t>but still</w:t>
+      </w:r>
+      <w:r>
+        <w:t xml:space="preserve"> place it in </w:t>
       </w:r>
       <w:proofErr w:type="spellStart"/>
       <w:r>
@@ -4678,46 +5034,13 @@
       </w:r>
       <w:proofErr w:type="spellEnd"/>
       <w:r>
-        <w:t xml:space="preserve">, </w:t>
-      </w:r>
-      <w:r>
-        <w:t xml:space="preserve">it </w:t>
-      </w:r>
-      <w:proofErr w:type="gramStart"/>
-      <w:r>
-        <w:t>mean</w:t>
-      </w:r>
-      <w:proofErr w:type="gramEnd"/>
-      <w:r>
-        <w:t xml:space="preserve"> no such subarray existed</w:t>
-      </w:r>
-      <w:r>
-        <w:t xml:space="preserve"> yet</w:t>
-      </w:r>
-      <w:r>
-        <w:t xml:space="preserve">, </w:t>
-      </w:r>
-      <w:r>
-        <w:t>but still</w:t>
-      </w:r>
-      <w:r>
-        <w:t xml:space="preserve"> place it in </w:t>
+        <w:t xml:space="preserve">, which </w:t>
       </w:r>
       <w:proofErr w:type="spellStart"/>
       <w:r>
-        <w:t>hashtable</w:t>
+        <w:t>maybe</w:t>
       </w:r>
       <w:proofErr w:type="spellEnd"/>
-      <w:r>
-        <w:t xml:space="preserve">, which </w:t>
-      </w:r>
-      <w:proofErr w:type="spellStart"/>
-      <w:proofErr w:type="gramStart"/>
-      <w:r>
-        <w:t>maybe</w:t>
-      </w:r>
-      <w:proofErr w:type="spellEnd"/>
-      <w:proofErr w:type="gramEnd"/>
       <w:r>
         <w:t xml:space="preserve"> needed for </w:t>
       </w:r>
@@ -4765,7 +5088,7 @@
                     <pic:cNvPicPr/>
                   </pic:nvPicPr>
                   <pic:blipFill>
-                    <a:blip r:embed="rId21"/>
+                    <a:blip r:embed="rId22"/>
                     <a:stretch>
                       <a:fillRect/>
                     </a:stretch>
@@ -4841,7 +5164,7 @@
       <w:pPr>
         <w:pStyle w:val="Heading2"/>
       </w:pPr>
-      <w:bookmarkStart w:id="7" w:name="_Toc205237738"/>
+      <w:bookmarkStart w:id="7" w:name="_Toc205330999"/>
       <w:r>
         <w:t>56</w:t>
       </w:r>
@@ -4874,7 +5197,7 @@
                     <pic:cNvPicPr/>
                   </pic:nvPicPr>
                   <pic:blipFill>
-                    <a:blip r:embed="rId22"/>
+                    <a:blip r:embed="rId23"/>
                     <a:stretch>
                       <a:fillRect/>
                     </a:stretch>
@@ -5004,7 +5327,7 @@
                     <pic:cNvPicPr/>
                   </pic:nvPicPr>
                   <pic:blipFill>
-                    <a:blip r:embed="rId23"/>
+                    <a:blip r:embed="rId24"/>
                     <a:stretch>
                       <a:fillRect/>
                     </a:stretch>
@@ -5064,7 +5387,7 @@
       <w:pPr>
         <w:pStyle w:val="Heading2"/>
       </w:pPr>
-      <w:bookmarkStart w:id="8" w:name="_Toc205237739"/>
+      <w:bookmarkStart w:id="8" w:name="_Toc205331000"/>
       <w:r>
         <w:lastRenderedPageBreak/>
         <w:t>88- Merge Sorted Array</w:t>
@@ -5092,7 +5415,7 @@
                     <pic:cNvPicPr/>
                   </pic:nvPicPr>
                   <pic:blipFill>
-                    <a:blip r:embed="rId24"/>
+                    <a:blip r:embed="rId25"/>
                     <a:stretch>
                       <a:fillRect/>
                     </a:stretch>
@@ -5247,7 +5570,7 @@
                     <pic:cNvPicPr/>
                   </pic:nvPicPr>
                   <pic:blipFill>
-                    <a:blip r:embed="rId25"/>
+                    <a:blip r:embed="rId26"/>
                     <a:stretch>
                       <a:fillRect/>
                     </a:stretch>
@@ -5399,7 +5722,7 @@
                     <pic:cNvPicPr/>
                   </pic:nvPicPr>
                   <pic:blipFill>
-                    <a:blip r:embed="rId26"/>
+                    <a:blip r:embed="rId27"/>
                     <a:stretch>
                       <a:fillRect/>
                     </a:stretch>
@@ -5464,12 +5787,321 @@
       <w:pPr>
         <w:pStyle w:val="Heading2"/>
       </w:pPr>
-      <w:bookmarkStart w:id="9" w:name="_Toc205237740"/>
+      <w:bookmarkStart w:id="9" w:name="_Toc205331001"/>
+      <w:r>
+        <w:lastRenderedPageBreak/>
+        <w:t>162-Find Peak Element</w:t>
+      </w:r>
+      <w:bookmarkEnd w:id="9"/>
+    </w:p>
+    <w:p>
+      <w:r>
+        <w:rPr>
+          <w:noProof/>
+        </w:rPr>
+        <w:drawing>
+          <wp:inline distT="0" distB="0" distL="0" distR="0" wp14:anchorId="4B0A83BE" wp14:editId="2960305B">
+            <wp:extent cx="5943600" cy="3822065"/>
+            <wp:effectExtent l="0" t="0" r="0" b="635"/>
+            <wp:docPr id="768509635" name="Picture 4" descr="A screenshot of a computer&#10;&#10;AI-generated content may be incorrect."/>
+            <wp:cNvGraphicFramePr>
+              <a:graphicFrameLocks xmlns:a="http://schemas.openxmlformats.org/drawingml/2006/main" noChangeAspect="1"/>
+            </wp:cNvGraphicFramePr>
+            <a:graphic xmlns:a="http://schemas.openxmlformats.org/drawingml/2006/main">
+              <a:graphicData uri="http://schemas.openxmlformats.org/drawingml/2006/picture">
+                <pic:pic xmlns:pic="http://schemas.openxmlformats.org/drawingml/2006/picture">
+                  <pic:nvPicPr>
+                    <pic:cNvPr id="768509635" name="Picture 4" descr="A screenshot of a computer&#10;&#10;AI-generated content may be incorrect."/>
+                    <pic:cNvPicPr/>
+                  </pic:nvPicPr>
+                  <pic:blipFill>
+                    <a:blip r:embed="rId28">
+                      <a:extLst>
+                        <a:ext uri="{28A0092B-C50C-407E-A947-70E740481C1C}">
+                          <a14:useLocalDpi xmlns:a14="http://schemas.microsoft.com/office/drawing/2010/main" val="0"/>
+                        </a:ext>
+                      </a:extLst>
+                    </a:blip>
+                    <a:stretch>
+                      <a:fillRect/>
+                    </a:stretch>
+                  </pic:blipFill>
+                  <pic:spPr>
+                    <a:xfrm>
+                      <a:off x="0" y="0"/>
+                      <a:ext cx="5943600" cy="3822065"/>
+                    </a:xfrm>
+                    <a:prstGeom prst="rect">
+                      <a:avLst/>
+                    </a:prstGeom>
+                  </pic:spPr>
+                </pic:pic>
+              </a:graphicData>
+            </a:graphic>
+          </wp:inline>
+        </w:drawing>
+      </w:r>
+    </w:p>
+    <w:p>
+      <w:pPr>
+        <w:pStyle w:val="ListParagraph"/>
+        <w:numPr>
+          <w:ilvl w:val="0"/>
+          <w:numId w:val="18"/>
+        </w:numPr>
+      </w:pPr>
+      <w:r>
+        <w:t>To achieve O(</w:t>
+      </w:r>
+      <w:proofErr w:type="spellStart"/>
+      <w:r>
+        <w:t>logn</w:t>
+      </w:r>
+      <w:proofErr w:type="spellEnd"/>
+      <w:r>
+        <w:t xml:space="preserve">) we </w:t>
+      </w:r>
+      <w:proofErr w:type="gramStart"/>
+      <w:r>
+        <w:t>have to</w:t>
+      </w:r>
+      <w:proofErr w:type="gramEnd"/>
+      <w:r>
+        <w:t xml:space="preserve"> use binary search</w:t>
+      </w:r>
+    </w:p>
+    <w:p>
+      <w:pPr>
+        <w:pStyle w:val="ListParagraph"/>
+        <w:numPr>
+          <w:ilvl w:val="0"/>
+          <w:numId w:val="18"/>
+        </w:numPr>
+      </w:pPr>
+      <w:r>
+        <w:t>The things is a peak can be any peak, it does not have to be the highest peak</w:t>
+      </w:r>
+    </w:p>
+    <w:p>
+      <w:pPr>
+        <w:pStyle w:val="ListParagraph"/>
+        <w:numPr>
+          <w:ilvl w:val="0"/>
+          <w:numId w:val="18"/>
+        </w:numPr>
+      </w:pPr>
+      <w:r>
+        <w:t xml:space="preserve">This means if we go from left to right, if the next number decreases at any </w:t>
+      </w:r>
+      <w:proofErr w:type="spellStart"/>
+      <w:proofErr w:type="gramStart"/>
+      <w:r>
+        <w:t>spot,the</w:t>
+      </w:r>
+      <w:proofErr w:type="spellEnd"/>
+      <w:proofErr w:type="gramEnd"/>
+      <w:r>
+        <w:t xml:space="preserve"> spot is a peak and can be return.</w:t>
+      </w:r>
+    </w:p>
+    <w:p>
+      <w:pPr>
+        <w:pStyle w:val="ListParagraph"/>
+        <w:numPr>
+          <w:ilvl w:val="0"/>
+          <w:numId w:val="18"/>
+        </w:numPr>
+      </w:pPr>
+      <w:r>
+        <w:t>Note if there is no decrease the right end if peak, and if there is always decrease the left end is</w:t>
+      </w:r>
+    </w:p>
+    <w:p>
+      <w:pPr>
+        <w:pStyle w:val="ListParagraph"/>
+        <w:numPr>
+          <w:ilvl w:val="0"/>
+          <w:numId w:val="18"/>
+        </w:numPr>
+      </w:pPr>
+      <w:r>
+        <w:t xml:space="preserve">As usual in binary search, we </w:t>
+      </w:r>
+      <w:proofErr w:type="gramStart"/>
+      <w:r>
+        <w:t>have to</w:t>
+      </w:r>
+      <w:proofErr w:type="gramEnd"/>
+      <w:r>
+        <w:t xml:space="preserve"> find mid points first. If the number after the </w:t>
+      </w:r>
+      <w:proofErr w:type="spellStart"/>
+      <w:r>
+        <w:t>mid point</w:t>
+      </w:r>
+      <w:proofErr w:type="spellEnd"/>
+      <w:r>
+        <w:t xml:space="preserve"> is larger, this means a potential peak is to the right of the </w:t>
+      </w:r>
+      <w:proofErr w:type="spellStart"/>
+      <w:r>
+        <w:t>mid point</w:t>
+      </w:r>
+      <w:proofErr w:type="spellEnd"/>
+      <w:r>
+        <w:t xml:space="preserve">, so left end will be set to mid + </w:t>
+      </w:r>
+      <w:proofErr w:type="gramStart"/>
+      <w:r>
+        <w:t>1, and</w:t>
+      </w:r>
+      <w:proofErr w:type="gramEnd"/>
+      <w:r>
+        <w:t xml:space="preserve"> continue the search. </w:t>
+      </w:r>
+    </w:p>
+    <w:p>
+      <w:pPr>
+        <w:pStyle w:val="ListParagraph"/>
+        <w:numPr>
+          <w:ilvl w:val="0"/>
+          <w:numId w:val="18"/>
+        </w:numPr>
+      </w:pPr>
+      <w:r>
+        <w:t xml:space="preserve">Otherwise, the peak maybe the </w:t>
+      </w:r>
+      <w:proofErr w:type="spellStart"/>
+      <w:r>
+        <w:t>mid point</w:t>
+      </w:r>
+      <w:proofErr w:type="spellEnd"/>
+      <w:r>
+        <w:t xml:space="preserve"> or to the right of the </w:t>
+      </w:r>
+      <w:proofErr w:type="spellStart"/>
+      <w:r>
+        <w:t>mid point</w:t>
+      </w:r>
+      <w:proofErr w:type="spellEnd"/>
+      <w:r>
+        <w:t xml:space="preserve">, then assign right end at the </w:t>
+      </w:r>
+      <w:proofErr w:type="spellStart"/>
+      <w:r>
+        <w:t>mid point</w:t>
+      </w:r>
+      <w:proofErr w:type="spellEnd"/>
+      <w:r>
+        <w:t xml:space="preserve"> spot. </w:t>
+      </w:r>
+    </w:p>
+    <w:p>
+      <w:pPr>
+        <w:pStyle w:val="ListParagraph"/>
+        <w:numPr>
+          <w:ilvl w:val="0"/>
+          <w:numId w:val="18"/>
+        </w:numPr>
+      </w:pPr>
+      <w:r>
+        <w:rPr>
+          <w:noProof/>
+        </w:rPr>
+        <w:lastRenderedPageBreak/>
+        <w:drawing>
+          <wp:inline distT="0" distB="0" distL="0" distR="0" wp14:anchorId="70556C3F" wp14:editId="21463605">
+            <wp:extent cx="5943600" cy="3966210"/>
+            <wp:effectExtent l="0" t="0" r="0" b="0"/>
+            <wp:docPr id="826670036" name="Picture 5" descr="A computer screen shot of a code&#10;&#10;AI-generated content may be incorrect."/>
+            <wp:cNvGraphicFramePr>
+              <a:graphicFrameLocks xmlns:a="http://schemas.openxmlformats.org/drawingml/2006/main" noChangeAspect="1"/>
+            </wp:cNvGraphicFramePr>
+            <a:graphic xmlns:a="http://schemas.openxmlformats.org/drawingml/2006/main">
+              <a:graphicData uri="http://schemas.openxmlformats.org/drawingml/2006/picture">
+                <pic:pic xmlns:pic="http://schemas.openxmlformats.org/drawingml/2006/picture">
+                  <pic:nvPicPr>
+                    <pic:cNvPr id="826670036" name="Picture 5" descr="A computer screen shot of a code&#10;&#10;AI-generated content may be incorrect."/>
+                    <pic:cNvPicPr/>
+                  </pic:nvPicPr>
+                  <pic:blipFill>
+                    <a:blip r:embed="rId29">
+                      <a:extLst>
+                        <a:ext uri="{28A0092B-C50C-407E-A947-70E740481C1C}">
+                          <a14:useLocalDpi xmlns:a14="http://schemas.microsoft.com/office/drawing/2010/main" val="0"/>
+                        </a:ext>
+                      </a:extLst>
+                    </a:blip>
+                    <a:stretch>
+                      <a:fillRect/>
+                    </a:stretch>
+                  </pic:blipFill>
+                  <pic:spPr>
+                    <a:xfrm>
+                      <a:off x="0" y="0"/>
+                      <a:ext cx="5943600" cy="3966210"/>
+                    </a:xfrm>
+                    <a:prstGeom prst="rect">
+                      <a:avLst/>
+                    </a:prstGeom>
+                  </pic:spPr>
+                </pic:pic>
+              </a:graphicData>
+            </a:graphic>
+          </wp:inline>
+        </w:drawing>
+      </w:r>
+    </w:p>
+    <w:p>
+      <w:pPr>
+        <w:pStyle w:val="ListParagraph"/>
+        <w:numPr>
+          <w:ilvl w:val="0"/>
+          <w:numId w:val="18"/>
+        </w:numPr>
+      </w:pPr>
+      <w:r>
+        <w:t>Time: O(</w:t>
+      </w:r>
+      <w:proofErr w:type="spellStart"/>
+      <w:r>
+        <w:t>logn</w:t>
+      </w:r>
+      <w:proofErr w:type="spellEnd"/>
+      <w:r>
+        <w:t>)</w:t>
+      </w:r>
+    </w:p>
+    <w:p>
+      <w:pPr>
+        <w:pStyle w:val="ListParagraph"/>
+        <w:numPr>
+          <w:ilvl w:val="0"/>
+          <w:numId w:val="18"/>
+        </w:numPr>
+      </w:pPr>
+      <w:r>
+        <w:t xml:space="preserve">Space: </w:t>
+      </w:r>
+      <w:proofErr w:type="gramStart"/>
+      <w:r>
+        <w:t>O(</w:t>
+      </w:r>
+      <w:proofErr w:type="gramEnd"/>
+      <w:r>
+        <w:t>1)</w:t>
+      </w:r>
+    </w:p>
+    <w:p>
+      <w:pPr>
+        <w:pStyle w:val="Heading2"/>
+      </w:pPr>
+      <w:bookmarkStart w:id="10" w:name="_Toc205331002"/>
       <w:r>
         <w:lastRenderedPageBreak/>
         <w:t>118- Pascal’s Triangle</w:t>
       </w:r>
-      <w:bookmarkEnd w:id="9"/>
+      <w:bookmarkEnd w:id="10"/>
     </w:p>
     <w:p>
       <w:r>
@@ -5492,7 +6124,7 @@
                     <pic:cNvPicPr/>
                   </pic:nvPicPr>
                   <pic:blipFill>
-                    <a:blip r:embed="rId27">
+                    <a:blip r:embed="rId30">
                       <a:extLst>
                         <a:ext uri="{28A0092B-C50C-407E-A947-70E740481C1C}">
                           <a14:useLocalDpi xmlns:a14="http://schemas.microsoft.com/office/drawing/2010/main" val="0"/>
@@ -5543,7 +6175,7 @@
                     <pic:cNvPicPr/>
                   </pic:nvPicPr>
                   <pic:blipFill>
-                    <a:blip r:embed="rId28">
+                    <a:blip r:embed="rId31">
                       <a:extLst>
                         <a:ext uri="{28A0092B-C50C-407E-A947-70E740481C1C}">
                           <a14:useLocalDpi xmlns:a14="http://schemas.microsoft.com/office/drawing/2010/main" val="0"/>
@@ -5684,7 +6316,7 @@
                     <pic:cNvPicPr/>
                   </pic:nvPicPr>
                   <pic:blipFill>
-                    <a:blip r:embed="rId29">
+                    <a:blip r:embed="rId32">
                       <a:extLst>
                         <a:ext uri="{28A0092B-C50C-407E-A947-70E740481C1C}">
                           <a14:useLocalDpi xmlns:a14="http://schemas.microsoft.com/office/drawing/2010/main" val="0"/>
@@ -5725,11 +6357,11 @@
       <w:pPr>
         <w:pStyle w:val="Heading2"/>
       </w:pPr>
-      <w:bookmarkStart w:id="10" w:name="_Toc205237741"/>
+      <w:bookmarkStart w:id="11" w:name="_Toc205331003"/>
       <w:r>
         <w:t>215- Kth Largest Element in an Array</w:t>
       </w:r>
-      <w:bookmarkEnd w:id="10"/>
+      <w:bookmarkEnd w:id="11"/>
     </w:p>
     <w:p>
       <w:r>
@@ -5752,7 +6384,7 @@
                     <pic:cNvPicPr/>
                   </pic:nvPicPr>
                   <pic:blipFill>
-                    <a:blip r:embed="rId30">
+                    <a:blip r:embed="rId33">
                       <a:extLst>
                         <a:ext uri="{28A0092B-C50C-407E-A947-70E740481C1C}">
                           <a14:useLocalDpi xmlns:a14="http://schemas.microsoft.com/office/drawing/2010/main" val="0"/>
@@ -5847,7 +6479,7 @@
                     <pic:cNvPicPr/>
                   </pic:nvPicPr>
                   <pic:blipFill>
-                    <a:blip r:embed="rId31">
+                    <a:blip r:embed="rId34">
                       <a:extLst>
                         <a:ext uri="{28A0092B-C50C-407E-A947-70E740481C1C}">
                           <a14:useLocalDpi xmlns:a14="http://schemas.microsoft.com/office/drawing/2010/main" val="0"/>
@@ -5949,7 +6581,7 @@
                     <pic:cNvPicPr/>
                   </pic:nvPicPr>
                   <pic:blipFill>
-                    <a:blip r:embed="rId32">
+                    <a:blip r:embed="rId35">
                       <a:extLst>
                         <a:ext uri="{28A0092B-C50C-407E-A947-70E740481C1C}">
                           <a14:useLocalDpi xmlns:a14="http://schemas.microsoft.com/office/drawing/2010/main" val="0"/>
@@ -6013,22 +6645,22 @@
       <w:pPr>
         <w:pStyle w:val="Heading1"/>
       </w:pPr>
-      <w:bookmarkStart w:id="11" w:name="_Toc205237742"/>
+      <w:bookmarkStart w:id="12" w:name="_Toc205331004"/>
       <w:r>
         <w:lastRenderedPageBreak/>
         <w:t>Functions</w:t>
       </w:r>
-      <w:bookmarkEnd w:id="11"/>
+      <w:bookmarkEnd w:id="12"/>
     </w:p>
     <w:p>
       <w:pPr>
         <w:pStyle w:val="Heading2"/>
       </w:pPr>
-      <w:bookmarkStart w:id="12" w:name="_Toc205237743"/>
+      <w:bookmarkStart w:id="13" w:name="_Toc205331005"/>
       <w:r>
         <w:t>825-Random Pick with weight</w:t>
       </w:r>
-      <w:bookmarkEnd w:id="12"/>
+      <w:bookmarkEnd w:id="13"/>
     </w:p>
     <w:p>
       <w:r>
@@ -6051,7 +6683,7 @@
                     <pic:cNvPicPr/>
                   </pic:nvPicPr>
                   <pic:blipFill>
-                    <a:blip r:embed="rId33">
+                    <a:blip r:embed="rId36">
                       <a:extLst>
                         <a:ext uri="{28A0092B-C50C-407E-A947-70E740481C1C}">
                           <a14:useLocalDpi xmlns:a14="http://schemas.microsoft.com/office/drawing/2010/main" val="0"/>
@@ -6407,7 +7039,7 @@
                     <pic:cNvPicPr/>
                   </pic:nvPicPr>
                   <pic:blipFill>
-                    <a:blip r:embed="rId34">
+                    <a:blip r:embed="rId37">
                       <a:extLst>
                         <a:ext uri="{28A0092B-C50C-407E-A947-70E740481C1C}">
                           <a14:useLocalDpi xmlns:a14="http://schemas.microsoft.com/office/drawing/2010/main" val="0"/>
@@ -6471,12 +7103,14 @@
     </w:p>
     <w:p>
       <w:pPr>
-        <w:pStyle w:val="Heading1"/>
-      </w:pPr>
+        <w:pStyle w:val="Heading2"/>
+      </w:pPr>
+      <w:bookmarkStart w:id="14" w:name="_Toc205331006"/>
       <w:r>
         <w:lastRenderedPageBreak/>
         <w:t>1570-Dot Product of Two Sparse Vectors</w:t>
       </w:r>
+      <w:bookmarkEnd w:id="14"/>
     </w:p>
     <w:p>
       <w:r>
@@ -6499,7 +7133,7 @@
                     <pic:cNvPicPr/>
                   </pic:nvPicPr>
                   <pic:blipFill>
-                    <a:blip r:embed="rId35">
+                    <a:blip r:embed="rId38">
                       <a:extLst>
                         <a:ext uri="{28A0092B-C50C-407E-A947-70E740481C1C}">
                           <a14:useLocalDpi xmlns:a14="http://schemas.microsoft.com/office/drawing/2010/main" val="0"/>
@@ -6689,39 +7323,7 @@
       </w:r>
       <w:proofErr w:type="spellEnd"/>
       <w:r>
-        <w:t xml:space="preserve"> function on </w:t>
-      </w:r>
-      <w:proofErr w:type="gramStart"/>
-      <w:r>
-        <w:t>which ever</w:t>
-      </w:r>
-      <w:proofErr w:type="gramEnd"/>
-      <w:r>
-        <w:t xml:space="preserve"> </w:t>
-      </w:r>
-      <w:proofErr w:type="gramStart"/>
-      <w:r>
-        <w:t>vector that</w:t>
-      </w:r>
-      <w:proofErr w:type="gramEnd"/>
-      <w:r>
-        <w:t xml:space="preserve"> is shorter, because </w:t>
-      </w:r>
-      <w:proofErr w:type="gramStart"/>
-      <w:r>
-        <w:t>shorter</w:t>
-      </w:r>
-      <w:proofErr w:type="gramEnd"/>
-      <w:r>
-        <w:t xml:space="preserve"> vector has </w:t>
-      </w:r>
-      <w:proofErr w:type="gramStart"/>
-      <w:r>
-        <w:t>less</w:t>
-      </w:r>
-      <w:proofErr w:type="gramEnd"/>
-      <w:r>
-        <w:t xml:space="preserve"> </w:t>
+        <w:t xml:space="preserve"> function on which ever vector that is shorter, because shorter vector has less </w:t>
       </w:r>
       <w:proofErr w:type="spellStart"/>
       <w:r>
@@ -6761,7 +7363,7 @@
                     <pic:cNvPicPr/>
                   </pic:nvPicPr>
                   <pic:blipFill>
-                    <a:blip r:embed="rId36">
+                    <a:blip r:embed="rId39">
                       <a:extLst>
                         <a:ext uri="{28A0092B-C50C-407E-A947-70E740481C1C}">
                           <a14:useLocalDpi xmlns:a14="http://schemas.microsoft.com/office/drawing/2010/main" val="0"/>
@@ -6889,18 +7491,18 @@
       <w:pPr>
         <w:pStyle w:val="Heading1"/>
       </w:pPr>
-      <w:bookmarkStart w:id="13" w:name="_Toc205237744"/>
+      <w:bookmarkStart w:id="15" w:name="_Toc205331007"/>
       <w:r>
         <w:lastRenderedPageBreak/>
         <w:t>Strings</w:t>
       </w:r>
-      <w:bookmarkEnd w:id="13"/>
+      <w:bookmarkEnd w:id="15"/>
     </w:p>
     <w:p>
       <w:pPr>
         <w:pStyle w:val="Heading2"/>
       </w:pPr>
-      <w:bookmarkStart w:id="14" w:name="_Toc205237745"/>
+      <w:bookmarkStart w:id="16" w:name="_Toc205331008"/>
       <w:r>
         <w:t xml:space="preserve">8-String to </w:t>
       </w:r>
@@ -6912,7 +7514,7 @@
       <w:r>
         <w:t>ATOI)</w:t>
       </w:r>
-      <w:bookmarkEnd w:id="14"/>
+      <w:bookmarkEnd w:id="16"/>
     </w:p>
     <w:p>
       <w:r>
@@ -6935,7 +7537,7 @@
                     <pic:cNvPicPr/>
                   </pic:nvPicPr>
                   <pic:blipFill>
-                    <a:blip r:embed="rId37"/>
+                    <a:blip r:embed="rId40"/>
                     <a:stretch>
                       <a:fillRect/>
                     </a:stretch>
@@ -6986,14 +7588,18 @@
       <w:pPr>
         <w:pStyle w:val="Heading2"/>
       </w:pPr>
-      <w:bookmarkStart w:id="15" w:name="_Toc205237746"/>
+      <w:bookmarkStart w:id="17" w:name="_Toc205331009"/>
       <w:r>
         <w:lastRenderedPageBreak/>
         <w:t>71 – Simplify Path</w:t>
       </w:r>
-    </w:p>
-    <w:p>
-      <w:r>
+      <w:bookmarkEnd w:id="17"/>
+    </w:p>
+    <w:p>
+      <w:r>
+        <w:rPr>
+          <w:noProof/>
+        </w:rPr>
         <w:drawing>
           <wp:inline distT="0" distB="0" distL="0" distR="0" wp14:anchorId="039225A6" wp14:editId="7A331740">
             <wp:extent cx="5943600" cy="3384550"/>
@@ -7010,7 +7616,7 @@
                     <pic:cNvPicPr/>
                   </pic:nvPicPr>
                   <pic:blipFill>
-                    <a:blip r:embed="rId38"/>
+                    <a:blip r:embed="rId41"/>
                     <a:stretch>
                       <a:fillRect/>
                     </a:stretch>
@@ -7040,34 +7646,10 @@
         </w:numPr>
       </w:pPr>
       <w:r>
-        <w:t xml:space="preserve">Split the string </w:t>
-      </w:r>
-      <w:proofErr w:type="gramStart"/>
-      <w:r>
-        <w:t>by ‘/</w:t>
-      </w:r>
-      <w:proofErr w:type="gramEnd"/>
-      <w:r>
-        <w:t xml:space="preserve">’, </w:t>
-      </w:r>
-      <w:r>
-        <w:t xml:space="preserve">after split there will be empty </w:t>
-      </w:r>
-      <w:proofErr w:type="gramStart"/>
-      <w:r>
-        <w:t>strings ‘’</w:t>
-      </w:r>
-      <w:proofErr w:type="gramEnd"/>
-      <w:r>
-        <w:t xml:space="preserve">, </w:t>
-      </w:r>
-      <w:proofErr w:type="gramStart"/>
-      <w:r>
-        <w:t>path, ‘.</w:t>
-      </w:r>
-      <w:proofErr w:type="gramEnd"/>
-      <w:r>
-        <w:t>’, and ‘..’</w:t>
+        <w:t xml:space="preserve">Split the string by ‘/’, </w:t>
+      </w:r>
+      <w:r>
+        <w:t>after split there will be empty strings ‘’, path, ‘.’, and ‘..’</w:t>
       </w:r>
     </w:p>
     <w:p>
@@ -7100,13 +7682,8 @@
         <w:t>The loop will skip current direction ‘.’, and empty string</w:t>
       </w:r>
       <w:r>
-        <w:t xml:space="preserve">s </w:t>
-      </w:r>
-      <w:proofErr w:type="gramStart"/>
-      <w:r>
-        <w:t>like ‘’</w:t>
-      </w:r>
-      <w:proofErr w:type="gramEnd"/>
+        <w:t>s like ‘’</w:t>
+      </w:r>
     </w:p>
     <w:p>
       <w:pPr>
@@ -7141,31 +7718,7 @@
         </w:numPr>
       </w:pPr>
       <w:r>
-        <w:t xml:space="preserve">Rejoin the list of </w:t>
-      </w:r>
-      <w:proofErr w:type="gramStart"/>
-      <w:r>
-        <w:t>string</w:t>
-      </w:r>
-      <w:proofErr w:type="gramEnd"/>
-      <w:r>
-        <w:t xml:space="preserve"> separated </w:t>
-      </w:r>
-      <w:proofErr w:type="gramStart"/>
-      <w:r>
-        <w:t>by ‘/</w:t>
-      </w:r>
-      <w:proofErr w:type="gramEnd"/>
-      <w:r>
-        <w:t xml:space="preserve">’ in the middle, make sure to </w:t>
-      </w:r>
-      <w:proofErr w:type="gramStart"/>
-      <w:r>
-        <w:t>have ‘/</w:t>
-      </w:r>
-      <w:proofErr w:type="gramEnd"/>
-      <w:r>
-        <w:t xml:space="preserve">’ in the beginning. </w:t>
+        <w:t xml:space="preserve">Rejoin the list of string separated by ‘/’ in the middle, make sure to have ‘/’ in the beginning. </w:t>
       </w:r>
     </w:p>
     <w:p>
@@ -7177,6 +7730,9 @@
         </w:numPr>
       </w:pPr>
       <w:r>
+        <w:rPr>
+          <w:noProof/>
+        </w:rPr>
         <w:lastRenderedPageBreak/>
         <w:drawing>
           <wp:inline distT="0" distB="0" distL="0" distR="0" wp14:anchorId="4C2B6F53" wp14:editId="6F43EABC">
@@ -7194,7 +7750,7 @@
                     <pic:cNvPicPr/>
                   </pic:nvPicPr>
                   <pic:blipFill>
-                    <a:blip r:embed="rId39"/>
+                    <a:blip r:embed="rId42"/>
                     <a:stretch>
                       <a:fillRect/>
                     </a:stretch>
@@ -7249,11 +7805,12 @@
       <w:pPr>
         <w:pStyle w:val="Heading2"/>
       </w:pPr>
+      <w:bookmarkStart w:id="18" w:name="_Toc205331010"/>
       <w:r>
         <w:lastRenderedPageBreak/>
         <w:t>227 – Basic Calculator II</w:t>
       </w:r>
-      <w:bookmarkEnd w:id="15"/>
+      <w:bookmarkEnd w:id="18"/>
     </w:p>
     <w:p>
       <w:r>
@@ -7276,7 +7833,7 @@
                     <pic:cNvPicPr/>
                   </pic:nvPicPr>
                   <pic:blipFill>
-                    <a:blip r:embed="rId40">
+                    <a:blip r:embed="rId43">
                       <a:extLst>
                         <a:ext uri="{28A0092B-C50C-407E-A947-70E740481C1C}">
                           <a14:useLocalDpi xmlns:a14="http://schemas.microsoft.com/office/drawing/2010/main" val="0"/>
@@ -7320,15 +7877,7 @@
       </w:r>
       <w:proofErr w:type="gramEnd"/>
       <w:r>
-        <w:t xml:space="preserve"> in the string, note that numbers will tend to have a sign in the front, the key is to keep track of what sign the number </w:t>
-      </w:r>
-      <w:proofErr w:type="gramStart"/>
-      <w:r>
-        <w:t>have</w:t>
-      </w:r>
-      <w:proofErr w:type="gramEnd"/>
-      <w:r>
-        <w:t xml:space="preserve"> (from previous iteration)</w:t>
+        <w:t xml:space="preserve"> in the string, note that numbers will tend to have a sign in the front, the key is to keep track of what sign the number have (from previous iteration)</w:t>
       </w:r>
     </w:p>
     <w:p>
@@ -7383,15 +7932,7 @@
         </w:numPr>
       </w:pPr>
       <w:r>
-        <w:t xml:space="preserve">After the operation, set the sign to </w:t>
-      </w:r>
-      <w:proofErr w:type="gramStart"/>
-      <w:r>
-        <w:t>current</w:t>
-      </w:r>
-      <w:proofErr w:type="gramEnd"/>
-      <w:r>
-        <w:t xml:space="preserve"> </w:t>
+        <w:t xml:space="preserve">After the operation, set the sign to current </w:t>
       </w:r>
       <w:proofErr w:type="gramStart"/>
       <w:r>
@@ -7443,7 +7984,7 @@
                     <pic:cNvPicPr/>
                   </pic:nvPicPr>
                   <pic:blipFill>
-                    <a:blip r:embed="rId41">
+                    <a:blip r:embed="rId44">
                       <a:extLst>
                         <a:ext uri="{28A0092B-C50C-407E-A947-70E740481C1C}">
                           <a14:useLocalDpi xmlns:a14="http://schemas.microsoft.com/office/drawing/2010/main" val="0"/>
@@ -7498,7 +8039,7 @@
                     <pic:cNvPicPr/>
                   </pic:nvPicPr>
                   <pic:blipFill>
-                    <a:blip r:embed="rId42">
+                    <a:blip r:embed="rId45">
                       <a:extLst>
                         <a:ext uri="{28A0092B-C50C-407E-A947-70E740481C1C}">
                           <a14:useLocalDpi xmlns:a14="http://schemas.microsoft.com/office/drawing/2010/main" val="0"/>
@@ -7559,12 +8100,12 @@
       <w:pPr>
         <w:pStyle w:val="Heading2"/>
       </w:pPr>
-      <w:bookmarkStart w:id="16" w:name="_Toc205237747"/>
+      <w:bookmarkStart w:id="19" w:name="_Toc205331011"/>
       <w:r>
         <w:lastRenderedPageBreak/>
         <w:t>1249 – Minimum Remove to Make Valid Parentheses</w:t>
       </w:r>
-      <w:bookmarkEnd w:id="16"/>
+      <w:bookmarkEnd w:id="19"/>
     </w:p>
     <w:p>
       <w:r>
@@ -7587,7 +8128,7 @@
                     <pic:cNvPicPr/>
                   </pic:nvPicPr>
                   <pic:blipFill>
-                    <a:blip r:embed="rId43">
+                    <a:blip r:embed="rId46">
                       <a:extLst>
                         <a:ext uri="{28A0092B-C50C-407E-A947-70E740481C1C}">
                           <a14:useLocalDpi xmlns:a14="http://schemas.microsoft.com/office/drawing/2010/main" val="0"/>
@@ -7699,7 +8240,7 @@
                     <pic:cNvPicPr/>
                   </pic:nvPicPr>
                   <pic:blipFill>
-                    <a:blip r:embed="rId44">
+                    <a:blip r:embed="rId47">
                       <a:extLst>
                         <a:ext uri="{28A0092B-C50C-407E-A947-70E740481C1C}">
                           <a14:useLocalDpi xmlns:a14="http://schemas.microsoft.com/office/drawing/2010/main" val="0"/>
@@ -7754,17 +8295,17 @@
       <w:pPr>
         <w:pStyle w:val="Heading1"/>
       </w:pPr>
-      <w:bookmarkStart w:id="17" w:name="_Toc205237748"/>
+      <w:bookmarkStart w:id="20" w:name="_Toc205331012"/>
       <w:r>
         <w:t>Recursions</w:t>
       </w:r>
-      <w:bookmarkEnd w:id="17"/>
+      <w:bookmarkEnd w:id="20"/>
     </w:p>
     <w:p>
       <w:pPr>
         <w:pStyle w:val="Heading2"/>
       </w:pPr>
-      <w:bookmarkStart w:id="18" w:name="_Toc205237749"/>
+      <w:bookmarkStart w:id="21" w:name="_Toc205331013"/>
       <w:r>
         <w:t>50-Pow(</w:t>
       </w:r>
@@ -7778,7 +8319,7 @@
       <w:r>
         <w:t>)</w:t>
       </w:r>
-      <w:bookmarkEnd w:id="18"/>
+      <w:bookmarkEnd w:id="21"/>
     </w:p>
     <w:p>
       <w:r>
@@ -7801,7 +8342,7 @@
                     <pic:cNvPicPr/>
                   </pic:nvPicPr>
                   <pic:blipFill>
-                    <a:blip r:embed="rId45">
+                    <a:blip r:embed="rId48">
                       <a:extLst>
                         <a:ext uri="{28A0092B-C50C-407E-A947-70E740481C1C}">
                           <a14:useLocalDpi xmlns:a14="http://schemas.microsoft.com/office/drawing/2010/main" val="0"/>
@@ -7957,7 +8498,7 @@
                     <pic:cNvPicPr/>
                   </pic:nvPicPr>
                   <pic:blipFill>
-                    <a:blip r:embed="rId46">
+                    <a:blip r:embed="rId49">
                       <a:extLst>
                         <a:ext uri="{28A0092B-C50C-407E-A947-70E740481C1C}">
                           <a14:useLocalDpi xmlns:a14="http://schemas.microsoft.com/office/drawing/2010/main" val="0"/>
@@ -8029,22 +8570,22 @@
       <w:pPr>
         <w:pStyle w:val="Heading1"/>
       </w:pPr>
-      <w:bookmarkStart w:id="19" w:name="_Toc205237750"/>
+      <w:bookmarkStart w:id="22" w:name="_Toc205331014"/>
       <w:r>
         <w:lastRenderedPageBreak/>
         <w:t>DFS and BFS</w:t>
       </w:r>
-      <w:bookmarkEnd w:id="19"/>
+      <w:bookmarkEnd w:id="22"/>
     </w:p>
     <w:p>
       <w:pPr>
         <w:pStyle w:val="Heading2"/>
       </w:pPr>
-      <w:bookmarkStart w:id="20" w:name="_Toc205237751"/>
+      <w:bookmarkStart w:id="23" w:name="_Toc205331015"/>
       <w:r>
         <w:t>339-Nested List Weight Sum (medium)</w:t>
       </w:r>
-      <w:bookmarkEnd w:id="20"/>
+      <w:bookmarkEnd w:id="23"/>
     </w:p>
     <w:p>
       <w:r>
@@ -8067,7 +8608,7 @@
                     <pic:cNvPicPr/>
                   </pic:nvPicPr>
                   <pic:blipFill>
-                    <a:blip r:embed="rId47">
+                    <a:blip r:embed="rId50">
                       <a:extLst>
                         <a:ext uri="{28A0092B-C50C-407E-A947-70E740481C1C}">
                           <a14:useLocalDpi xmlns:a14="http://schemas.microsoft.com/office/drawing/2010/main" val="0"/>
@@ -8172,7 +8713,7 @@
                     <pic:cNvPicPr/>
                   </pic:nvPicPr>
                   <pic:blipFill>
-                    <a:blip r:embed="rId48">
+                    <a:blip r:embed="rId51">
                       <a:extLst>
                         <a:ext uri="{28A0092B-C50C-407E-A947-70E740481C1C}">
                           <a14:useLocalDpi xmlns:a14="http://schemas.microsoft.com/office/drawing/2010/main" val="0"/>
@@ -8281,15 +8822,7 @@
         </w:numPr>
       </w:pPr>
       <w:r>
-        <w:t xml:space="preserve">Initialize total = 0, depth = 1, and a </w:t>
-      </w:r>
-      <w:proofErr w:type="gramStart"/>
-      <w:r>
-        <w:t>que</w:t>
-      </w:r>
-      <w:proofErr w:type="gramEnd"/>
-      <w:r>
-        <w:t xml:space="preserve"> storing the </w:t>
+        <w:t xml:space="preserve">Initialize total = 0, depth = 1, and a que storing the </w:t>
       </w:r>
       <w:proofErr w:type="gramStart"/>
       <w:r>
@@ -8382,7 +8915,7 @@
                     <pic:cNvPicPr/>
                   </pic:nvPicPr>
                   <pic:blipFill>
-                    <a:blip r:embed="rId49">
+                    <a:blip r:embed="rId52">
                       <a:extLst>
                         <a:ext uri="{28A0092B-C50C-407E-A947-70E740481C1C}">
                           <a14:useLocalDpi xmlns:a14="http://schemas.microsoft.com/office/drawing/2010/main" val="0"/>
@@ -8437,24 +8970,24 @@
       <w:pPr>
         <w:pStyle w:val="Heading1"/>
       </w:pPr>
-      <w:bookmarkStart w:id="21" w:name="_Toc205237752"/>
+      <w:bookmarkStart w:id="24" w:name="_Toc205331016"/>
       <w:r>
         <w:t>Graph</w:t>
       </w:r>
-      <w:bookmarkEnd w:id="21"/>
+      <w:bookmarkEnd w:id="24"/>
     </w:p>
     <w:p>
       <w:pPr>
         <w:pStyle w:val="Heading2"/>
       </w:pPr>
-      <w:bookmarkStart w:id="22" w:name="_Toc205237753"/>
+      <w:bookmarkStart w:id="25" w:name="_Toc205331017"/>
       <w:r>
         <w:t>199-Binary Tree Right Side View</w:t>
       </w:r>
       <w:r>
         <w:t xml:space="preserve"> (medium)</w:t>
       </w:r>
-      <w:bookmarkEnd w:id="22"/>
+      <w:bookmarkEnd w:id="25"/>
     </w:p>
     <w:p>
       <w:r>
@@ -8477,7 +9010,7 @@
                     <pic:cNvPicPr/>
                   </pic:nvPicPr>
                   <pic:blipFill>
-                    <a:blip r:embed="rId50">
+                    <a:blip r:embed="rId53">
                       <a:extLst>
                         <a:ext uri="{28A0092B-C50C-407E-A947-70E740481C1C}">
                           <a14:useLocalDpi xmlns:a14="http://schemas.microsoft.com/office/drawing/2010/main" val="0"/>
@@ -8538,38 +9071,22 @@
         </w:numPr>
       </w:pPr>
       <w:r>
-        <w:t xml:space="preserve">Traverse down the tree, but in the beginning of the traversal, extract the size of the existing </w:t>
+        <w:t xml:space="preserve">Traverse down the tree, but in the beginning of the traversal, extract the size of the existing que, the size will tell which node is the </w:t>
       </w:r>
       <w:proofErr w:type="gramStart"/>
       <w:r>
-        <w:t>que</w:t>
+        <w:t>right side</w:t>
       </w:r>
       <w:proofErr w:type="gramEnd"/>
       <w:r>
-        <w:t xml:space="preserve">, the size will tell which node is the </w:t>
+        <w:t xml:space="preserve"> view. Because the que at that </w:t>
       </w:r>
       <w:proofErr w:type="gramStart"/>
       <w:r>
-        <w:t>right side</w:t>
+        <w:t>particular time</w:t>
       </w:r>
       <w:proofErr w:type="gramEnd"/>
       <w:r>
-        <w:t xml:space="preserve"> view. Because the </w:t>
-      </w:r>
-      <w:proofErr w:type="gramStart"/>
-      <w:r>
-        <w:t>que</w:t>
-      </w:r>
-      <w:proofErr w:type="gramEnd"/>
-      <w:r>
-        <w:t xml:space="preserve"> at that </w:t>
-      </w:r>
-      <w:proofErr w:type="gramStart"/>
-      <w:r>
-        <w:t>particular time</w:t>
-      </w:r>
-      <w:proofErr w:type="gramEnd"/>
-      <w:r>
         <w:t xml:space="preserve"> was from the previous pass and have stored all non-empty nodes from the level above. </w:t>
       </w:r>
     </w:p>
@@ -8597,12 +9114,10 @@
         <w:t xml:space="preserve">Right after the size of the level is </w:t>
       </w:r>
       <w:proofErr w:type="spellStart"/>
-      <w:proofErr w:type="gramStart"/>
       <w:r>
         <w:t>know</w:t>
       </w:r>
       <w:proofErr w:type="spellEnd"/>
-      <w:proofErr w:type="gramEnd"/>
       <w:r>
         <w:t xml:space="preserve">, </w:t>
       </w:r>
@@ -8658,7 +9173,7 @@
                     <pic:cNvPicPr/>
                   </pic:nvPicPr>
                   <pic:blipFill>
-                    <a:blip r:embed="rId51">
+                    <a:blip r:embed="rId54">
                       <a:extLst>
                         <a:ext uri="{28A0092B-C50C-407E-A947-70E740481C1C}">
                           <a14:useLocalDpi xmlns:a14="http://schemas.microsoft.com/office/drawing/2010/main" val="0"/>
@@ -8718,11 +9233,11 @@
       <w:pPr>
         <w:pStyle w:val="Heading2"/>
       </w:pPr>
-      <w:bookmarkStart w:id="23" w:name="_Toc205237754"/>
+      <w:bookmarkStart w:id="26" w:name="_Toc205331018"/>
       <w:r>
         <w:t>314- Binary Tree Vertical Traversal</w:t>
       </w:r>
-      <w:bookmarkEnd w:id="23"/>
+      <w:bookmarkEnd w:id="26"/>
     </w:p>
     <w:p/>
     <w:p>
@@ -8747,7 +9262,7 @@
                     <pic:cNvPicPr/>
                   </pic:nvPicPr>
                   <pic:blipFill>
-                    <a:blip r:embed="rId52">
+                    <a:blip r:embed="rId55">
                       <a:extLst>
                         <a:ext uri="{28A0092B-C50C-407E-A947-70E740481C1C}">
                           <a14:useLocalDpi xmlns:a14="http://schemas.microsoft.com/office/drawing/2010/main" val="0"/>
@@ -8916,7 +9431,7 @@
                     <pic:cNvPicPr/>
                   </pic:nvPicPr>
                   <pic:blipFill>
-                    <a:blip r:embed="rId53">
+                    <a:blip r:embed="rId56">
                       <a:extLst>
                         <a:ext uri="{28A0092B-C50C-407E-A947-70E740481C1C}">
                           <a14:useLocalDpi xmlns:a14="http://schemas.microsoft.com/office/drawing/2010/main" val="0"/>
@@ -9027,7 +9542,7 @@
                     <pic:cNvPicPr/>
                   </pic:nvPicPr>
                   <pic:blipFill>
-                    <a:blip r:embed="rId54">
+                    <a:blip r:embed="rId57">
                       <a:extLst>
                         <a:ext uri="{28A0092B-C50C-407E-A947-70E740481C1C}">
                           <a14:useLocalDpi xmlns:a14="http://schemas.microsoft.com/office/drawing/2010/main" val="0"/>
@@ -9096,7 +9611,231 @@
       <w:pPr>
         <w:pStyle w:val="Heading2"/>
       </w:pPr>
-      <w:bookmarkStart w:id="24" w:name="_Toc205237755"/>
+      <w:bookmarkStart w:id="27" w:name="_Toc205331019"/>
+      <w:r>
+        <w:lastRenderedPageBreak/>
+        <w:t>543 Diameter of a Binary Tree (easy)</w:t>
+      </w:r>
+    </w:p>
+    <w:p>
+      <w:r>
+        <w:rPr>
+          <w:noProof/>
+        </w:rPr>
+        <w:drawing>
+          <wp:inline distT="0" distB="0" distL="0" distR="0" wp14:anchorId="7B5DA9AE" wp14:editId="3EC5D105">
+            <wp:extent cx="5943600" cy="5283200"/>
+            <wp:effectExtent l="0" t="0" r="0" b="0"/>
+            <wp:docPr id="207722725" name="Picture 8" descr="A screenshot of a computer&#10;&#10;AI-generated content may be incorrect."/>
+            <wp:cNvGraphicFramePr>
+              <a:graphicFrameLocks xmlns:a="http://schemas.openxmlformats.org/drawingml/2006/main" noChangeAspect="1"/>
+            </wp:cNvGraphicFramePr>
+            <a:graphic xmlns:a="http://schemas.openxmlformats.org/drawingml/2006/main">
+              <a:graphicData uri="http://schemas.openxmlformats.org/drawingml/2006/picture">
+                <pic:pic xmlns:pic="http://schemas.openxmlformats.org/drawingml/2006/picture">
+                  <pic:nvPicPr>
+                    <pic:cNvPr id="207722725" name="Picture 8" descr="A screenshot of a computer&#10;&#10;AI-generated content may be incorrect."/>
+                    <pic:cNvPicPr/>
+                  </pic:nvPicPr>
+                  <pic:blipFill>
+                    <a:blip r:embed="rId58">
+                      <a:extLst>
+                        <a:ext uri="{28A0092B-C50C-407E-A947-70E740481C1C}">
+                          <a14:useLocalDpi xmlns:a14="http://schemas.microsoft.com/office/drawing/2010/main" val="0"/>
+                        </a:ext>
+                      </a:extLst>
+                    </a:blip>
+                    <a:stretch>
+                      <a:fillRect/>
+                    </a:stretch>
+                  </pic:blipFill>
+                  <pic:spPr>
+                    <a:xfrm>
+                      <a:off x="0" y="0"/>
+                      <a:ext cx="5943600" cy="5283200"/>
+                    </a:xfrm>
+                    <a:prstGeom prst="rect">
+                      <a:avLst/>
+                    </a:prstGeom>
+                  </pic:spPr>
+                </pic:pic>
+              </a:graphicData>
+            </a:graphic>
+          </wp:inline>
+        </w:drawing>
+      </w:r>
+    </w:p>
+    <w:p>
+      <w:pPr>
+        <w:pStyle w:val="ListParagraph"/>
+        <w:numPr>
+          <w:ilvl w:val="0"/>
+          <w:numId w:val="14"/>
+        </w:numPr>
+      </w:pPr>
+      <w:r>
+        <w:t>The longest path is measure by the number of edges, not nodes</w:t>
+      </w:r>
+    </w:p>
+    <w:p>
+      <w:pPr>
+        <w:pStyle w:val="ListParagraph"/>
+        <w:numPr>
+          <w:ilvl w:val="0"/>
+          <w:numId w:val="14"/>
+        </w:numPr>
+      </w:pPr>
+      <w:r>
+        <w:t xml:space="preserve">At any node the longest path is the sum of the height of the left and right subtrees. We can compute this and track the max between the </w:t>
+      </w:r>
+      <w:proofErr w:type="spellStart"/>
+      <w:r>
+        <w:t>substrees</w:t>
+      </w:r>
+      <w:proofErr w:type="spellEnd"/>
+      <w:r>
+        <w:t xml:space="preserve">, we can get the answer. </w:t>
+      </w:r>
+    </w:p>
+    <w:p>
+      <w:pPr>
+        <w:pStyle w:val="ListParagraph"/>
+        <w:numPr>
+          <w:ilvl w:val="0"/>
+          <w:numId w:val="14"/>
+        </w:numPr>
+      </w:pPr>
+      <w:r>
+        <w:rPr>
+          <w:noProof/>
+        </w:rPr>
+        <w:lastRenderedPageBreak/>
+        <w:drawing>
+          <wp:inline distT="0" distB="0" distL="0" distR="0" wp14:anchorId="7402A11F" wp14:editId="43283D85">
+            <wp:extent cx="5943600" cy="1963420"/>
+            <wp:effectExtent l="0" t="0" r="0" b="5080"/>
+            <wp:docPr id="234107240" name="Picture 9" descr="A screenshot of a computer&#10;&#10;AI-generated content may be incorrect."/>
+            <wp:cNvGraphicFramePr>
+              <a:graphicFrameLocks xmlns:a="http://schemas.openxmlformats.org/drawingml/2006/main" noChangeAspect="1"/>
+            </wp:cNvGraphicFramePr>
+            <a:graphic xmlns:a="http://schemas.openxmlformats.org/drawingml/2006/main">
+              <a:graphicData uri="http://schemas.openxmlformats.org/drawingml/2006/picture">
+                <pic:pic xmlns:pic="http://schemas.openxmlformats.org/drawingml/2006/picture">
+                  <pic:nvPicPr>
+                    <pic:cNvPr id="234107240" name="Picture 9" descr="A screenshot of a computer&#10;&#10;AI-generated content may be incorrect."/>
+                    <pic:cNvPicPr/>
+                  </pic:nvPicPr>
+                  <pic:blipFill>
+                    <a:blip r:embed="rId59">
+                      <a:extLst>
+                        <a:ext uri="{28A0092B-C50C-407E-A947-70E740481C1C}">
+                          <a14:useLocalDpi xmlns:a14="http://schemas.microsoft.com/office/drawing/2010/main" val="0"/>
+                        </a:ext>
+                      </a:extLst>
+                    </a:blip>
+                    <a:stretch>
+                      <a:fillRect/>
+                    </a:stretch>
+                  </pic:blipFill>
+                  <pic:spPr>
+                    <a:xfrm>
+                      <a:off x="0" y="0"/>
+                      <a:ext cx="5943600" cy="1963420"/>
+                    </a:xfrm>
+                    <a:prstGeom prst="rect">
+                      <a:avLst/>
+                    </a:prstGeom>
+                  </pic:spPr>
+                </pic:pic>
+              </a:graphicData>
+            </a:graphic>
+          </wp:inline>
+        </w:drawing>
+      </w:r>
+    </w:p>
+    <w:p>
+      <w:pPr>
+        <w:pStyle w:val="ListParagraph"/>
+        <w:numPr>
+          <w:ilvl w:val="0"/>
+          <w:numId w:val="14"/>
+        </w:numPr>
+      </w:pPr>
+      <w:r>
+        <w:rPr>
+          <w:noProof/>
+        </w:rPr>
+        <w:drawing>
+          <wp:inline distT="0" distB="0" distL="0" distR="0" wp14:anchorId="197B9410" wp14:editId="759DA62A">
+            <wp:extent cx="5943600" cy="3201670"/>
+            <wp:effectExtent l="0" t="0" r="0" b="0"/>
+            <wp:docPr id="21612033" name="Picture 10" descr="A screen shot of a computer program&#10;&#10;AI-generated content may be incorrect."/>
+            <wp:cNvGraphicFramePr>
+              <a:graphicFrameLocks xmlns:a="http://schemas.openxmlformats.org/drawingml/2006/main" noChangeAspect="1"/>
+            </wp:cNvGraphicFramePr>
+            <a:graphic xmlns:a="http://schemas.openxmlformats.org/drawingml/2006/main">
+              <a:graphicData uri="http://schemas.openxmlformats.org/drawingml/2006/picture">
+                <pic:pic xmlns:pic="http://schemas.openxmlformats.org/drawingml/2006/picture">
+                  <pic:nvPicPr>
+                    <pic:cNvPr id="21612033" name="Picture 10" descr="A screen shot of a computer program&#10;&#10;AI-generated content may be incorrect."/>
+                    <pic:cNvPicPr/>
+                  </pic:nvPicPr>
+                  <pic:blipFill>
+                    <a:blip r:embed="rId60">
+                      <a:extLst>
+                        <a:ext uri="{28A0092B-C50C-407E-A947-70E740481C1C}">
+                          <a14:useLocalDpi xmlns:a14="http://schemas.microsoft.com/office/drawing/2010/main" val="0"/>
+                        </a:ext>
+                      </a:extLst>
+                    </a:blip>
+                    <a:stretch>
+                      <a:fillRect/>
+                    </a:stretch>
+                  </pic:blipFill>
+                  <pic:spPr>
+                    <a:xfrm>
+                      <a:off x="0" y="0"/>
+                      <a:ext cx="5943600" cy="3201670"/>
+                    </a:xfrm>
+                    <a:prstGeom prst="rect">
+                      <a:avLst/>
+                    </a:prstGeom>
+                  </pic:spPr>
+                </pic:pic>
+              </a:graphicData>
+            </a:graphic>
+          </wp:inline>
+        </w:drawing>
+      </w:r>
+    </w:p>
+    <w:p>
+      <w:pPr>
+        <w:pStyle w:val="ListParagraph"/>
+        <w:numPr>
+          <w:ilvl w:val="0"/>
+          <w:numId w:val="14"/>
+        </w:numPr>
+      </w:pPr>
+      <w:r>
+        <w:t>Time: O(n): every node is visited</w:t>
+      </w:r>
+    </w:p>
+    <w:p>
+      <w:pPr>
+        <w:pStyle w:val="ListParagraph"/>
+        <w:numPr>
+          <w:ilvl w:val="0"/>
+          <w:numId w:val="14"/>
+        </w:numPr>
+      </w:pPr>
+      <w:r>
+        <w:t>Space: O(h): recursion stack and h is the height of the tree</w:t>
+      </w:r>
+    </w:p>
+    <w:p>
+      <w:pPr>
+        <w:pStyle w:val="Heading2"/>
+      </w:pPr>
       <w:r>
         <w:lastRenderedPageBreak/>
         <w:t>1650-Lowest Common Ancestor of a Binary Tree</w:t>
@@ -9104,7 +9843,7 @@
       <w:r>
         <w:t xml:space="preserve"> III (medium)</w:t>
       </w:r>
-      <w:bookmarkEnd w:id="24"/>
+      <w:bookmarkEnd w:id="27"/>
     </w:p>
     <w:p>
       <w:r>
@@ -9127,7 +9866,7 @@
                     <pic:cNvPicPr/>
                   </pic:nvPicPr>
                   <pic:blipFill>
-                    <a:blip r:embed="rId55"/>
+                    <a:blip r:embed="rId61"/>
                     <a:stretch>
                       <a:fillRect/>
                     </a:stretch>
@@ -9263,7 +10002,7 @@
                     <pic:cNvPicPr/>
                   </pic:nvPicPr>
                   <pic:blipFill>
-                    <a:blip r:embed="rId56"/>
+                    <a:blip r:embed="rId62"/>
                     <a:stretch>
                       <a:fillRect/>
                     </a:stretch>
@@ -9343,7 +10082,7 @@
       <w:pPr>
         <w:pStyle w:val="Heading1"/>
       </w:pPr>
-      <w:bookmarkStart w:id="25" w:name="_Toc205237756"/>
+      <w:bookmarkStart w:id="28" w:name="_Toc205331020"/>
       <w:r>
         <w:lastRenderedPageBreak/>
         <w:t>Maz</w:t>
@@ -9354,7 +10093,7 @@
       <w:r>
         <w:t xml:space="preserve"> and map</w:t>
       </w:r>
-      <w:bookmarkEnd w:id="25"/>
+      <w:bookmarkEnd w:id="28"/>
       <w:r>
         <w:t xml:space="preserve"> </w:t>
       </w:r>
@@ -9363,14 +10102,14 @@
       <w:pPr>
         <w:pStyle w:val="Heading2"/>
       </w:pPr>
-      <w:bookmarkStart w:id="26" w:name="_Toc205237757"/>
+      <w:bookmarkStart w:id="29" w:name="_Toc205331021"/>
       <w:r>
         <w:t>200-Number of Island</w:t>
       </w:r>
       <w:r>
         <w:t xml:space="preserve"> (medium)</w:t>
       </w:r>
-      <w:bookmarkEnd w:id="26"/>
+      <w:bookmarkEnd w:id="29"/>
     </w:p>
     <w:p>
       <w:r>
@@ -9393,7 +10132,7 @@
                     <pic:cNvPicPr/>
                   </pic:nvPicPr>
                   <pic:blipFill>
-                    <a:blip r:embed="rId57"/>
+                    <a:blip r:embed="rId63"/>
                     <a:stretch>
                       <a:fillRect/>
                     </a:stretch>
@@ -9511,7 +10250,7 @@
                     <pic:cNvPicPr/>
                   </pic:nvPicPr>
                   <pic:blipFill>
-                    <a:blip r:embed="rId58"/>
+                    <a:blip r:embed="rId64"/>
                     <a:stretch>
                       <a:fillRect/>
                     </a:stretch>
@@ -9566,12 +10305,12 @@
       <w:pPr>
         <w:pStyle w:val="Heading2"/>
       </w:pPr>
-      <w:bookmarkStart w:id="27" w:name="_Toc205237758"/>
+      <w:bookmarkStart w:id="30" w:name="_Toc205331022"/>
       <w:r>
         <w:lastRenderedPageBreak/>
         <w:t>133-Clone Graph (medium)</w:t>
       </w:r>
-      <w:bookmarkEnd w:id="27"/>
+      <w:bookmarkEnd w:id="30"/>
     </w:p>
     <w:p>
       <w:r>
@@ -9594,7 +10333,7 @@
                     <pic:cNvPicPr/>
                   </pic:nvPicPr>
                   <pic:blipFill>
-                    <a:blip r:embed="rId59"/>
+                    <a:blip r:embed="rId65"/>
                     <a:stretch>
                       <a:fillRect/>
                     </a:stretch>
@@ -9867,7 +10606,7 @@
                     <pic:cNvPicPr/>
                   </pic:nvPicPr>
                   <pic:blipFill>
-                    <a:blip r:embed="rId60"/>
+                    <a:blip r:embed="rId66"/>
                     <a:stretch>
                       <a:fillRect/>
                     </a:stretch>
@@ -10060,7 +10799,7 @@
                     <pic:cNvPicPr/>
                   </pic:nvPicPr>
                   <pic:blipFill>
-                    <a:blip r:embed="rId61"/>
+                    <a:blip r:embed="rId67"/>
                     <a:stretch>
                       <a:fillRect/>
                     </a:stretch>
@@ -10120,13 +10859,18 @@
       <w:pPr>
         <w:pStyle w:val="Heading2"/>
       </w:pPr>
+      <w:bookmarkStart w:id="31" w:name="_Toc205331023"/>
       <w:r>
         <w:lastRenderedPageBreak/>
         <w:t>1091- Shortest Path in Binary Matrix (medium)</w:t>
       </w:r>
-    </w:p>
-    <w:p>
-      <w:r>
+      <w:bookmarkEnd w:id="31"/>
+    </w:p>
+    <w:p>
+      <w:r>
+        <w:rPr>
+          <w:noProof/>
+        </w:rPr>
         <w:drawing>
           <wp:inline distT="0" distB="0" distL="0" distR="0" wp14:anchorId="28CBCEE7" wp14:editId="66A9B2D1">
             <wp:extent cx="4519099" cy="5206621"/>
@@ -10143,7 +10887,7 @@
                     <pic:cNvPicPr/>
                   </pic:nvPicPr>
                   <pic:blipFill>
-                    <a:blip r:embed="rId62"/>
+                    <a:blip r:embed="rId68"/>
                     <a:stretch>
                       <a:fillRect/>
                     </a:stretch>
@@ -10197,13 +10941,55 @@
         <w:t>s</w:t>
       </w:r>
       <w:r>
-        <w:t xml:space="preserve"> into the </w:t>
+        <w:t xml:space="preserve"> into the que</w:t>
+      </w:r>
+    </w:p>
+    <w:p>
+      <w:pPr>
+        <w:pStyle w:val="ListParagraph"/>
+        <w:numPr>
+          <w:ilvl w:val="0"/>
+          <w:numId w:val="14"/>
+        </w:numPr>
+      </w:pPr>
+      <w:r>
+        <w:t xml:space="preserve">When visiting neighbors, make sure to increase the distance by 1, </w:t>
+      </w:r>
+    </w:p>
+    <w:p>
+      <w:pPr>
+        <w:pStyle w:val="ListParagraph"/>
+        <w:numPr>
+          <w:ilvl w:val="0"/>
+          <w:numId w:val="14"/>
+        </w:numPr>
+      </w:pPr>
+      <w:r>
+        <w:t xml:space="preserve">As soon as the coordinates hit the lower right corner, return the distance </w:t>
+      </w:r>
+      <w:r>
+        <w:t>and it will be the shortest. (make sure the destination is a 0)</w:t>
+      </w:r>
+    </w:p>
+    <w:p>
+      <w:pPr>
+        <w:pStyle w:val="ListParagraph"/>
+        <w:numPr>
+          <w:ilvl w:val="0"/>
+          <w:numId w:val="14"/>
+        </w:numPr>
+      </w:pPr>
+      <w:r>
+        <w:t xml:space="preserve">In the beginning, make sure the start </w:t>
       </w:r>
       <w:proofErr w:type="gramStart"/>
       <w:r>
-        <w:t>que</w:t>
+        <w:t>point</w:t>
       </w:r>
       <w:proofErr w:type="gramEnd"/>
+      <w:r>
+        <w:t xml:space="preserve"> and end points are not blocked (1)</w:t>
+      </w:r>
     </w:p>
     <w:p>
       <w:pPr>
@@ -10214,53 +11000,9 @@
         </w:numPr>
       </w:pPr>
       <w:r>
-        <w:t xml:space="preserve">When visiting neighbors, make sure to increase the distance by 1, </w:t>
-      </w:r>
-    </w:p>
-    <w:p>
-      <w:pPr>
-        <w:pStyle w:val="ListParagraph"/>
-        <w:numPr>
-          <w:ilvl w:val="0"/>
-          <w:numId w:val="14"/>
-        </w:numPr>
-      </w:pPr>
-      <w:r>
-        <w:t xml:space="preserve">As soon as the coordinates hit the lower right corner, return the distance </w:t>
-      </w:r>
-      <w:r>
-        <w:t>and it will be the shortest. (make sure the destination is a 0)</w:t>
-      </w:r>
-    </w:p>
-    <w:p>
-      <w:pPr>
-        <w:pStyle w:val="ListParagraph"/>
-        <w:numPr>
-          <w:ilvl w:val="0"/>
-          <w:numId w:val="14"/>
-        </w:numPr>
-      </w:pPr>
-      <w:r>
-        <w:t xml:space="preserve">In the beginning, make sure the start </w:t>
-      </w:r>
-      <w:proofErr w:type="gramStart"/>
-      <w:r>
-        <w:t>point</w:t>
-      </w:r>
-      <w:proofErr w:type="gramEnd"/>
-      <w:r>
-        <w:t xml:space="preserve"> and end points are not blocked (1)</w:t>
-      </w:r>
-    </w:p>
-    <w:p>
-      <w:pPr>
-        <w:pStyle w:val="ListParagraph"/>
-        <w:numPr>
-          <w:ilvl w:val="0"/>
-          <w:numId w:val="14"/>
-        </w:numPr>
-      </w:pPr>
-      <w:r>
+        <w:rPr>
+          <w:noProof/>
+        </w:rPr>
         <w:lastRenderedPageBreak/>
         <w:drawing>
           <wp:inline distT="0" distB="0" distL="0" distR="0" wp14:anchorId="2C1D1149" wp14:editId="41363711">
@@ -10278,7 +11020,7 @@
                     <pic:cNvPicPr/>
                   </pic:nvPicPr>
                   <pic:blipFill>
-                    <a:blip r:embed="rId63"/>
+                    <a:blip r:embed="rId69"/>
                     <a:stretch>
                       <a:fillRect/>
                     </a:stretch>
@@ -10326,21 +11068,13 @@
         <w:t>Space: O(</w:t>
       </w:r>
       <w:r>
-        <w:t xml:space="preserve">n), new memory created for the </w:t>
-      </w:r>
-      <w:proofErr w:type="gramStart"/>
-      <w:r>
-        <w:t>que</w:t>
-      </w:r>
-      <w:proofErr w:type="gramEnd"/>
-      <w:r>
-        <w:t xml:space="preserve"> and visited set</w:t>
+        <w:t>n), new memory created for the que and visited set</w:t>
       </w:r>
     </w:p>
     <w:sectPr>
-      <w:headerReference w:type="even" r:id="rId64"/>
-      <w:headerReference w:type="default" r:id="rId65"/>
-      <w:headerReference w:type="first" r:id="rId66"/>
+      <w:headerReference w:type="even" r:id="rId70"/>
+      <w:headerReference w:type="default" r:id="rId71"/>
+      <w:headerReference w:type="first" r:id="rId72"/>
       <w:pgSz w:w="12240" w:h="15840"/>
       <w:pgMar w:top="1440" w:right="1440" w:bottom="1440" w:left="1440" w:header="720" w:footer="720" w:gutter="0"/>
       <w:cols w:space="720"/>
@@ -11706,6 +12440,95 @@
     </w:lvl>
   </w:abstractNum>
   <w:abstractNum w:abstractNumId="9" w15:restartNumberingAfterBreak="0">
+    <w:nsid w:val="3C7773AE"/>
+    <w:multiLevelType w:val="hybridMultilevel"/>
+    <w:tmpl w:val="62664CC8"/>
+    <w:lvl w:ilvl="0" w:tplc="04090011">
+      <w:start w:val="1"/>
+      <w:numFmt w:val="decimal"/>
+      <w:lvlText w:val="%1)"/>
+      <w:lvlJc w:val="left"/>
+      <w:pPr>
+        <w:ind w:left="720" w:hanging="360"/>
+      </w:pPr>
+      <w:rPr>
+        <w:rFonts w:hint="default"/>
+      </w:rPr>
+    </w:lvl>
+    <w:lvl w:ilvl="1" w:tplc="04090019" w:tentative="1">
+      <w:start w:val="1"/>
+      <w:numFmt w:val="lowerLetter"/>
+      <w:lvlText w:val="%2."/>
+      <w:lvlJc w:val="left"/>
+      <w:pPr>
+        <w:ind w:left="1440" w:hanging="360"/>
+      </w:pPr>
+    </w:lvl>
+    <w:lvl w:ilvl="2" w:tplc="0409001B" w:tentative="1">
+      <w:start w:val="1"/>
+      <w:numFmt w:val="lowerRoman"/>
+      <w:lvlText w:val="%3."/>
+      <w:lvlJc w:val="right"/>
+      <w:pPr>
+        <w:ind w:left="2160" w:hanging="180"/>
+      </w:pPr>
+    </w:lvl>
+    <w:lvl w:ilvl="3" w:tplc="0409000F" w:tentative="1">
+      <w:start w:val="1"/>
+      <w:numFmt w:val="decimal"/>
+      <w:lvlText w:val="%4."/>
+      <w:lvlJc w:val="left"/>
+      <w:pPr>
+        <w:ind w:left="2880" w:hanging="360"/>
+      </w:pPr>
+    </w:lvl>
+    <w:lvl w:ilvl="4" w:tplc="04090019" w:tentative="1">
+      <w:start w:val="1"/>
+      <w:numFmt w:val="lowerLetter"/>
+      <w:lvlText w:val="%5."/>
+      <w:lvlJc w:val="left"/>
+      <w:pPr>
+        <w:ind w:left="3600" w:hanging="360"/>
+      </w:pPr>
+    </w:lvl>
+    <w:lvl w:ilvl="5" w:tplc="0409001B" w:tentative="1">
+      <w:start w:val="1"/>
+      <w:numFmt w:val="lowerRoman"/>
+      <w:lvlText w:val="%6."/>
+      <w:lvlJc w:val="right"/>
+      <w:pPr>
+        <w:ind w:left="4320" w:hanging="180"/>
+      </w:pPr>
+    </w:lvl>
+    <w:lvl w:ilvl="6" w:tplc="0409000F" w:tentative="1">
+      <w:start w:val="1"/>
+      <w:numFmt w:val="decimal"/>
+      <w:lvlText w:val="%7."/>
+      <w:lvlJc w:val="left"/>
+      <w:pPr>
+        <w:ind w:left="5040" w:hanging="360"/>
+      </w:pPr>
+    </w:lvl>
+    <w:lvl w:ilvl="7" w:tplc="04090019" w:tentative="1">
+      <w:start w:val="1"/>
+      <w:numFmt w:val="lowerLetter"/>
+      <w:lvlText w:val="%8."/>
+      <w:lvlJc w:val="left"/>
+      <w:pPr>
+        <w:ind w:left="5760" w:hanging="360"/>
+      </w:pPr>
+    </w:lvl>
+    <w:lvl w:ilvl="8" w:tplc="0409001B" w:tentative="1">
+      <w:start w:val="1"/>
+      <w:numFmt w:val="lowerRoman"/>
+      <w:lvlText w:val="%9."/>
+      <w:lvlJc w:val="right"/>
+      <w:pPr>
+        <w:ind w:left="6480" w:hanging="180"/>
+      </w:pPr>
+    </w:lvl>
+  </w:abstractNum>
+  <w:abstractNum w:abstractNumId="10" w15:restartNumberingAfterBreak="0">
     <w:nsid w:val="3E883A67"/>
     <w:multiLevelType w:val="hybridMultilevel"/>
     <w:tmpl w:val="2D7A2C42"/>
@@ -11794,7 +12617,7 @@
       </w:pPr>
     </w:lvl>
   </w:abstractNum>
-  <w:abstractNum w:abstractNumId="10" w15:restartNumberingAfterBreak="0">
+  <w:abstractNum w:abstractNumId="11" w15:restartNumberingAfterBreak="0">
     <w:nsid w:val="48BE73A3"/>
     <w:multiLevelType w:val="hybridMultilevel"/>
     <w:tmpl w:val="1716F37C"/>
@@ -11883,7 +12706,7 @@
       </w:pPr>
     </w:lvl>
   </w:abstractNum>
-  <w:abstractNum w:abstractNumId="11" w15:restartNumberingAfterBreak="0">
+  <w:abstractNum w:abstractNumId="12" w15:restartNumberingAfterBreak="0">
     <w:nsid w:val="510E4024"/>
     <w:multiLevelType w:val="hybridMultilevel"/>
     <w:tmpl w:val="53CE98D8"/>
@@ -11972,7 +12795,7 @@
       </w:pPr>
     </w:lvl>
   </w:abstractNum>
-  <w:abstractNum w:abstractNumId="12" w15:restartNumberingAfterBreak="0">
+  <w:abstractNum w:abstractNumId="13" w15:restartNumberingAfterBreak="0">
     <w:nsid w:val="5C5A23F4"/>
     <w:multiLevelType w:val="hybridMultilevel"/>
     <w:tmpl w:val="332209F4"/>
@@ -12061,7 +12884,7 @@
       </w:pPr>
     </w:lvl>
   </w:abstractNum>
-  <w:abstractNum w:abstractNumId="13" w15:restartNumberingAfterBreak="0">
+  <w:abstractNum w:abstractNumId="14" w15:restartNumberingAfterBreak="0">
     <w:nsid w:val="63AA3E93"/>
     <w:multiLevelType w:val="hybridMultilevel"/>
     <w:tmpl w:val="A9C0BCD0"/>
@@ -12150,7 +12973,7 @@
       </w:pPr>
     </w:lvl>
   </w:abstractNum>
-  <w:abstractNum w:abstractNumId="14" w15:restartNumberingAfterBreak="0">
+  <w:abstractNum w:abstractNumId="15" w15:restartNumberingAfterBreak="0">
     <w:nsid w:val="64515389"/>
     <w:multiLevelType w:val="hybridMultilevel"/>
     <w:tmpl w:val="3FA29376"/>
@@ -12239,7 +13062,7 @@
       </w:pPr>
     </w:lvl>
   </w:abstractNum>
-  <w:abstractNum w:abstractNumId="15" w15:restartNumberingAfterBreak="0">
+  <w:abstractNum w:abstractNumId="16" w15:restartNumberingAfterBreak="0">
     <w:nsid w:val="68A42D65"/>
     <w:multiLevelType w:val="hybridMultilevel"/>
     <w:tmpl w:val="FF82B5B8"/>
@@ -12328,7 +13151,7 @@
       </w:pPr>
     </w:lvl>
   </w:abstractNum>
-  <w:abstractNum w:abstractNumId="16" w15:restartNumberingAfterBreak="0">
+  <w:abstractNum w:abstractNumId="17" w15:restartNumberingAfterBreak="0">
     <w:nsid w:val="79481839"/>
     <w:multiLevelType w:val="hybridMultilevel"/>
     <w:tmpl w:val="805EF83A"/>
@@ -12418,7 +13241,7 @@
     </w:lvl>
   </w:abstractNum>
   <w:num w:numId="1" w16cid:durableId="773207387">
-    <w:abstractNumId w:val="14"/>
+    <w:abstractNumId w:val="15"/>
   </w:num>
   <w:num w:numId="2" w16cid:durableId="880752669">
     <w:abstractNumId w:val="8"/>
@@ -12430,31 +13253,31 @@
     <w:abstractNumId w:val="6"/>
   </w:num>
   <w:num w:numId="5" w16cid:durableId="1549296716">
-    <w:abstractNumId w:val="10"/>
+    <w:abstractNumId w:val="11"/>
   </w:num>
   <w:num w:numId="6" w16cid:durableId="477259357">
     <w:abstractNumId w:val="0"/>
   </w:num>
   <w:num w:numId="7" w16cid:durableId="622923356">
-    <w:abstractNumId w:val="12"/>
+    <w:abstractNumId w:val="13"/>
   </w:num>
   <w:num w:numId="8" w16cid:durableId="1647852836">
     <w:abstractNumId w:val="3"/>
   </w:num>
   <w:num w:numId="9" w16cid:durableId="172383528">
-    <w:abstractNumId w:val="9"/>
+    <w:abstractNumId w:val="10"/>
   </w:num>
   <w:num w:numId="10" w16cid:durableId="1311442681">
+    <w:abstractNumId w:val="17"/>
+  </w:num>
+  <w:num w:numId="11" w16cid:durableId="1750351218">
     <w:abstractNumId w:val="16"/>
   </w:num>
-  <w:num w:numId="11" w16cid:durableId="1750351218">
-    <w:abstractNumId w:val="15"/>
-  </w:num>
   <w:num w:numId="12" w16cid:durableId="817842659">
-    <w:abstractNumId w:val="13"/>
+    <w:abstractNumId w:val="14"/>
   </w:num>
   <w:num w:numId="13" w16cid:durableId="1166477499">
-    <w:abstractNumId w:val="11"/>
+    <w:abstractNumId w:val="12"/>
   </w:num>
   <w:num w:numId="14" w16cid:durableId="1486042372">
     <w:abstractNumId w:val="1"/>
@@ -12467,6 +13290,9 @@
   </w:num>
   <w:num w:numId="17" w16cid:durableId="1112892992">
     <w:abstractNumId w:val="5"/>
+  </w:num>
+  <w:num w:numId="18" w16cid:durableId="1168788062">
+    <w:abstractNumId w:val="9"/>
   </w:num>
 </w:numbering>
 </file>

--- a/Review.docx
+++ b/Review.docx
@@ -54,7 +54,7 @@
           <w:r>
             <w:fldChar w:fldCharType="separate"/>
           </w:r>
-          <w:hyperlink w:anchor="_Toc205330992" w:history="1">
+          <w:hyperlink w:anchor="_Toc205366801" w:history="1">
             <w:r>
               <w:rPr>
                 <w:rStyle w:val="Hyperlink"/>
@@ -81,7 +81,7 @@
                 <w:noProof/>
                 <w:webHidden/>
               </w:rPr>
-              <w:instrText xml:space="preserve"> PAGEREF _Toc205330992 \h </w:instrText>
+              <w:instrText xml:space="preserve"> PAGEREF _Toc205366801 \h </w:instrText>
             </w:r>
             <w:r>
               <w:rPr>
@@ -123,7 +123,7 @@
               <w:noProof/>
             </w:rPr>
           </w:pPr>
-          <w:hyperlink w:anchor="_Toc205330993" w:history="1">
+          <w:hyperlink w:anchor="_Toc205366802" w:history="1">
             <w:r>
               <w:rPr>
                 <w:rStyle w:val="Hyperlink"/>
@@ -150,7 +150,7 @@
                 <w:noProof/>
                 <w:webHidden/>
               </w:rPr>
-              <w:instrText xml:space="preserve"> PAGEREF _Toc205330993 \h </w:instrText>
+              <w:instrText xml:space="preserve"> PAGEREF _Toc205366802 \h </w:instrText>
             </w:r>
             <w:r>
               <w:rPr>
@@ -192,7 +192,7 @@
               <w:noProof/>
             </w:rPr>
           </w:pPr>
-          <w:hyperlink w:anchor="_Toc205330994" w:history="1">
+          <w:hyperlink w:anchor="_Toc205366803" w:history="1">
             <w:r>
               <w:rPr>
                 <w:rStyle w:val="Hyperlink"/>
@@ -219,7 +219,7 @@
                 <w:noProof/>
                 <w:webHidden/>
               </w:rPr>
-              <w:instrText xml:space="preserve"> PAGEREF _Toc205330994 \h </w:instrText>
+              <w:instrText xml:space="preserve"> PAGEREF _Toc205366803 \h </w:instrText>
             </w:r>
             <w:r>
               <w:rPr>
@@ -261,7 +261,7 @@
               <w:noProof/>
             </w:rPr>
           </w:pPr>
-          <w:hyperlink w:anchor="_Toc205330995" w:history="1">
+          <w:hyperlink w:anchor="_Toc205366804" w:history="1">
             <w:r>
               <w:rPr>
                 <w:rStyle w:val="Hyperlink"/>
@@ -288,7 +288,7 @@
                 <w:noProof/>
                 <w:webHidden/>
               </w:rPr>
-              <w:instrText xml:space="preserve"> PAGEREF _Toc205330995 \h </w:instrText>
+              <w:instrText xml:space="preserve"> PAGEREF _Toc205366804 \h </w:instrText>
             </w:r>
             <w:r>
               <w:rPr>
@@ -330,7 +330,7 @@
               <w:noProof/>
             </w:rPr>
           </w:pPr>
-          <w:hyperlink w:anchor="_Toc205330996" w:history="1">
+          <w:hyperlink w:anchor="_Toc205366805" w:history="1">
             <w:r>
               <w:rPr>
                 <w:rStyle w:val="Hyperlink"/>
@@ -357,7 +357,7 @@
                 <w:noProof/>
                 <w:webHidden/>
               </w:rPr>
-              <w:instrText xml:space="preserve"> PAGEREF _Toc205330996 \h </w:instrText>
+              <w:instrText xml:space="preserve"> PAGEREF _Toc205366805 \h </w:instrText>
             </w:r>
             <w:r>
               <w:rPr>
@@ -399,7 +399,7 @@
               <w:noProof/>
             </w:rPr>
           </w:pPr>
-          <w:hyperlink w:anchor="_Toc205330997" w:history="1">
+          <w:hyperlink w:anchor="_Toc205366806" w:history="1">
             <w:r>
               <w:rPr>
                 <w:rStyle w:val="Hyperlink"/>
@@ -426,7 +426,7 @@
                 <w:noProof/>
                 <w:webHidden/>
               </w:rPr>
-              <w:instrText xml:space="preserve"> PAGEREF _Toc205330997 \h </w:instrText>
+              <w:instrText xml:space="preserve"> PAGEREF _Toc205366806 \h </w:instrText>
             </w:r>
             <w:r>
               <w:rPr>
@@ -468,7 +468,7 @@
               <w:noProof/>
             </w:rPr>
           </w:pPr>
-          <w:hyperlink w:anchor="_Toc205330998" w:history="1">
+          <w:hyperlink w:anchor="_Toc205366807" w:history="1">
             <w:r>
               <w:rPr>
                 <w:rStyle w:val="Hyperlink"/>
@@ -495,7 +495,7 @@
                 <w:noProof/>
                 <w:webHidden/>
               </w:rPr>
-              <w:instrText xml:space="preserve"> PAGEREF _Toc205330998 \h </w:instrText>
+              <w:instrText xml:space="preserve"> PAGEREF _Toc205366807 \h </w:instrText>
             </w:r>
             <w:r>
               <w:rPr>
@@ -537,7 +537,7 @@
               <w:noProof/>
             </w:rPr>
           </w:pPr>
-          <w:hyperlink w:anchor="_Toc205330999" w:history="1">
+          <w:hyperlink w:anchor="_Toc205366808" w:history="1">
             <w:r>
               <w:rPr>
                 <w:rStyle w:val="Hyperlink"/>
@@ -564,7 +564,7 @@
                 <w:noProof/>
                 <w:webHidden/>
               </w:rPr>
-              <w:instrText xml:space="preserve"> PAGEREF _Toc205330999 \h </w:instrText>
+              <w:instrText xml:space="preserve"> PAGEREF _Toc205366808 \h </w:instrText>
             </w:r>
             <w:r>
               <w:rPr>
@@ -606,7 +606,7 @@
               <w:noProof/>
             </w:rPr>
           </w:pPr>
-          <w:hyperlink w:anchor="_Toc205331000" w:history="1">
+          <w:hyperlink w:anchor="_Toc205366809" w:history="1">
             <w:r>
               <w:rPr>
                 <w:rStyle w:val="Hyperlink"/>
@@ -633,7 +633,7 @@
                 <w:noProof/>
                 <w:webHidden/>
               </w:rPr>
-              <w:instrText xml:space="preserve"> PAGEREF _Toc205331000 \h </w:instrText>
+              <w:instrText xml:space="preserve"> PAGEREF _Toc205366809 \h </w:instrText>
             </w:r>
             <w:r>
               <w:rPr>
@@ -675,7 +675,7 @@
               <w:noProof/>
             </w:rPr>
           </w:pPr>
-          <w:hyperlink w:anchor="_Toc205331001" w:history="1">
+          <w:hyperlink w:anchor="_Toc205366810" w:history="1">
             <w:r>
               <w:rPr>
                 <w:rStyle w:val="Hyperlink"/>
@@ -702,7 +702,7 @@
                 <w:noProof/>
                 <w:webHidden/>
               </w:rPr>
-              <w:instrText xml:space="preserve"> PAGEREF _Toc205331001 \h </w:instrText>
+              <w:instrText xml:space="preserve"> PAGEREF _Toc205366810 \h </w:instrText>
             </w:r>
             <w:r>
               <w:rPr>
@@ -744,7 +744,7 @@
               <w:noProof/>
             </w:rPr>
           </w:pPr>
-          <w:hyperlink w:anchor="_Toc205331002" w:history="1">
+          <w:hyperlink w:anchor="_Toc205366811" w:history="1">
             <w:r>
               <w:rPr>
                 <w:rStyle w:val="Hyperlink"/>
@@ -771,7 +771,7 @@
                 <w:noProof/>
                 <w:webHidden/>
               </w:rPr>
-              <w:instrText xml:space="preserve"> PAGEREF _Toc205331002 \h </w:instrText>
+              <w:instrText xml:space="preserve"> PAGEREF _Toc205366811 \h </w:instrText>
             </w:r>
             <w:r>
               <w:rPr>
@@ -813,7 +813,7 @@
               <w:noProof/>
             </w:rPr>
           </w:pPr>
-          <w:hyperlink w:anchor="_Toc205331003" w:history="1">
+          <w:hyperlink w:anchor="_Toc205366812" w:history="1">
             <w:r>
               <w:rPr>
                 <w:rStyle w:val="Hyperlink"/>
@@ -840,7 +840,7 @@
                 <w:noProof/>
                 <w:webHidden/>
               </w:rPr>
-              <w:instrText xml:space="preserve"> PAGEREF _Toc205331003 \h </w:instrText>
+              <w:instrText xml:space="preserve"> PAGEREF _Toc205366812 \h </w:instrText>
             </w:r>
             <w:r>
               <w:rPr>
@@ -882,7 +882,7 @@
               <w:noProof/>
             </w:rPr>
           </w:pPr>
-          <w:hyperlink w:anchor="_Toc205331004" w:history="1">
+          <w:hyperlink w:anchor="_Toc205366813" w:history="1">
             <w:r>
               <w:rPr>
                 <w:rStyle w:val="Hyperlink"/>
@@ -909,7 +909,7 @@
                 <w:noProof/>
                 <w:webHidden/>
               </w:rPr>
-              <w:instrText xml:space="preserve"> PAGEREF _Toc205331004 \h </w:instrText>
+              <w:instrText xml:space="preserve"> PAGEREF _Toc205366813 \h </w:instrText>
             </w:r>
             <w:r>
               <w:rPr>
@@ -951,7 +951,7 @@
               <w:noProof/>
             </w:rPr>
           </w:pPr>
-          <w:hyperlink w:anchor="_Toc205331005" w:history="1">
+          <w:hyperlink w:anchor="_Toc205366814" w:history="1">
             <w:r>
               <w:rPr>
                 <w:rStyle w:val="Hyperlink"/>
@@ -978,7 +978,7 @@
                 <w:noProof/>
                 <w:webHidden/>
               </w:rPr>
-              <w:instrText xml:space="preserve"> PAGEREF _Toc205331005 \h </w:instrText>
+              <w:instrText xml:space="preserve"> PAGEREF _Toc205366814 \h </w:instrText>
             </w:r>
             <w:r>
               <w:rPr>
@@ -1020,7 +1020,7 @@
               <w:noProof/>
             </w:rPr>
           </w:pPr>
-          <w:hyperlink w:anchor="_Toc205331006" w:history="1">
+          <w:hyperlink w:anchor="_Toc205366815" w:history="1">
             <w:r>
               <w:rPr>
                 <w:rStyle w:val="Hyperlink"/>
@@ -1047,7 +1047,7 @@
                 <w:noProof/>
                 <w:webHidden/>
               </w:rPr>
-              <w:instrText xml:space="preserve"> PAGEREF _Toc205331006 \h </w:instrText>
+              <w:instrText xml:space="preserve"> PAGEREF _Toc205366815 \h </w:instrText>
             </w:r>
             <w:r>
               <w:rPr>
@@ -1089,7 +1089,7 @@
               <w:noProof/>
             </w:rPr>
           </w:pPr>
-          <w:hyperlink w:anchor="_Toc205331007" w:history="1">
+          <w:hyperlink w:anchor="_Toc205366816" w:history="1">
             <w:r>
               <w:rPr>
                 <w:rStyle w:val="Hyperlink"/>
@@ -1116,7 +1116,7 @@
                 <w:noProof/>
                 <w:webHidden/>
               </w:rPr>
-              <w:instrText xml:space="preserve"> PAGEREF _Toc205331007 \h </w:instrText>
+              <w:instrText xml:space="preserve"> PAGEREF _Toc205366816 \h </w:instrText>
             </w:r>
             <w:r>
               <w:rPr>
@@ -1158,7 +1158,7 @@
               <w:noProof/>
             </w:rPr>
           </w:pPr>
-          <w:hyperlink w:anchor="_Toc205331008" w:history="1">
+          <w:hyperlink w:anchor="_Toc205366817" w:history="1">
             <w:r>
               <w:rPr>
                 <w:rStyle w:val="Hyperlink"/>
@@ -1185,7 +1185,7 @@
                 <w:noProof/>
                 <w:webHidden/>
               </w:rPr>
-              <w:instrText xml:space="preserve"> PAGEREF _Toc205331008 \h </w:instrText>
+              <w:instrText xml:space="preserve"> PAGEREF _Toc205366817 \h </w:instrText>
             </w:r>
             <w:r>
               <w:rPr>
@@ -1227,7 +1227,7 @@
               <w:noProof/>
             </w:rPr>
           </w:pPr>
-          <w:hyperlink w:anchor="_Toc205331009" w:history="1">
+          <w:hyperlink w:anchor="_Toc205366818" w:history="1">
             <w:r>
               <w:rPr>
                 <w:rStyle w:val="Hyperlink"/>
@@ -1254,7 +1254,7 @@
                 <w:noProof/>
                 <w:webHidden/>
               </w:rPr>
-              <w:instrText xml:space="preserve"> PAGEREF _Toc205331009 \h </w:instrText>
+              <w:instrText xml:space="preserve"> PAGEREF _Toc205366818 \h </w:instrText>
             </w:r>
             <w:r>
               <w:rPr>
@@ -1296,7 +1296,7 @@
               <w:noProof/>
             </w:rPr>
           </w:pPr>
-          <w:hyperlink w:anchor="_Toc205331010" w:history="1">
+          <w:hyperlink w:anchor="_Toc205366819" w:history="1">
             <w:r>
               <w:rPr>
                 <w:rStyle w:val="Hyperlink"/>
@@ -1323,7 +1323,7 @@
                 <w:noProof/>
                 <w:webHidden/>
               </w:rPr>
-              <w:instrText xml:space="preserve"> PAGEREF _Toc205331010 \h </w:instrText>
+              <w:instrText xml:space="preserve"> PAGEREF _Toc205366819 \h </w:instrText>
             </w:r>
             <w:r>
               <w:rPr>
@@ -1365,7 +1365,7 @@
               <w:noProof/>
             </w:rPr>
           </w:pPr>
-          <w:hyperlink w:anchor="_Toc205331011" w:history="1">
+          <w:hyperlink w:anchor="_Toc205366820" w:history="1">
             <w:r>
               <w:rPr>
                 <w:rStyle w:val="Hyperlink"/>
@@ -1392,7 +1392,7 @@
                 <w:noProof/>
                 <w:webHidden/>
               </w:rPr>
-              <w:instrText xml:space="preserve"> PAGEREF _Toc205331011 \h </w:instrText>
+              <w:instrText xml:space="preserve"> PAGEREF _Toc205366820 \h </w:instrText>
             </w:r>
             <w:r>
               <w:rPr>
@@ -1434,7 +1434,7 @@
               <w:noProof/>
             </w:rPr>
           </w:pPr>
-          <w:hyperlink w:anchor="_Toc205331012" w:history="1">
+          <w:hyperlink w:anchor="_Toc205366821" w:history="1">
             <w:r>
               <w:rPr>
                 <w:rStyle w:val="Hyperlink"/>
@@ -1461,7 +1461,7 @@
                 <w:noProof/>
                 <w:webHidden/>
               </w:rPr>
-              <w:instrText xml:space="preserve"> PAGEREF _Toc205331012 \h </w:instrText>
+              <w:instrText xml:space="preserve"> PAGEREF _Toc205366821 \h </w:instrText>
             </w:r>
             <w:r>
               <w:rPr>
@@ -1503,7 +1503,7 @@
               <w:noProof/>
             </w:rPr>
           </w:pPr>
-          <w:hyperlink w:anchor="_Toc205331013" w:history="1">
+          <w:hyperlink w:anchor="_Toc205366822" w:history="1">
             <w:r>
               <w:rPr>
                 <w:rStyle w:val="Hyperlink"/>
@@ -1530,7 +1530,7 @@
                 <w:noProof/>
                 <w:webHidden/>
               </w:rPr>
-              <w:instrText xml:space="preserve"> PAGEREF _Toc205331013 \h </w:instrText>
+              <w:instrText xml:space="preserve"> PAGEREF _Toc205366822 \h </w:instrText>
             </w:r>
             <w:r>
               <w:rPr>
@@ -1572,7 +1572,7 @@
               <w:noProof/>
             </w:rPr>
           </w:pPr>
-          <w:hyperlink w:anchor="_Toc205331014" w:history="1">
+          <w:hyperlink w:anchor="_Toc205366823" w:history="1">
             <w:r>
               <w:rPr>
                 <w:rStyle w:val="Hyperlink"/>
@@ -1599,7 +1599,7 @@
                 <w:noProof/>
                 <w:webHidden/>
               </w:rPr>
-              <w:instrText xml:space="preserve"> PAGEREF _Toc205331014 \h </w:instrText>
+              <w:instrText xml:space="preserve"> PAGEREF _Toc205366823 \h </w:instrText>
             </w:r>
             <w:r>
               <w:rPr>
@@ -1641,7 +1641,7 @@
               <w:noProof/>
             </w:rPr>
           </w:pPr>
-          <w:hyperlink w:anchor="_Toc205331015" w:history="1">
+          <w:hyperlink w:anchor="_Toc205366824" w:history="1">
             <w:r>
               <w:rPr>
                 <w:rStyle w:val="Hyperlink"/>
@@ -1668,7 +1668,7 @@
                 <w:noProof/>
                 <w:webHidden/>
               </w:rPr>
-              <w:instrText xml:space="preserve"> PAGEREF _Toc205331015 \h </w:instrText>
+              <w:instrText xml:space="preserve"> PAGEREF _Toc205366824 \h </w:instrText>
             </w:r>
             <w:r>
               <w:rPr>
@@ -1710,27 +1710,13 @@
               <w:noProof/>
             </w:rPr>
           </w:pPr>
-          <w:hyperlink w:anchor="_Toc205331016" w:history="1">
+          <w:hyperlink w:anchor="_Toc205366825" w:history="1">
             <w:r>
               <w:rPr>
                 <w:rStyle w:val="Hyperlink"/>
                 <w:noProof/>
               </w:rPr>
-              <w:t>Gra</w:t>
-            </w:r>
-            <w:r>
-              <w:rPr>
-                <w:rStyle w:val="Hyperlink"/>
-                <w:noProof/>
-              </w:rPr>
-              <w:t>p</w:t>
-            </w:r>
-            <w:r>
-              <w:rPr>
-                <w:rStyle w:val="Hyperlink"/>
-                <w:noProof/>
-              </w:rPr>
-              <w:t>h</w:t>
+              <w:t>Graph</w:t>
             </w:r>
             <w:r>
               <w:rPr>
@@ -1751,7 +1737,7 @@
                 <w:noProof/>
                 <w:webHidden/>
               </w:rPr>
-              <w:instrText xml:space="preserve"> PAGEREF _Toc205331016 \h </w:instrText>
+              <w:instrText xml:space="preserve"> PAGEREF _Toc205366825 \h </w:instrText>
             </w:r>
             <w:r>
               <w:rPr>
@@ -1793,7 +1779,7 @@
               <w:noProof/>
             </w:rPr>
           </w:pPr>
-          <w:hyperlink w:anchor="_Toc205331017" w:history="1">
+          <w:hyperlink w:anchor="_Toc205366826" w:history="1">
             <w:r>
               <w:rPr>
                 <w:rStyle w:val="Hyperlink"/>
@@ -1820,7 +1806,7 @@
                 <w:noProof/>
                 <w:webHidden/>
               </w:rPr>
-              <w:instrText xml:space="preserve"> PAGEREF _Toc205331017 \h </w:instrText>
+              <w:instrText xml:space="preserve"> PAGEREF _Toc205366826 \h </w:instrText>
             </w:r>
             <w:r>
               <w:rPr>
@@ -1862,7 +1848,7 @@
               <w:noProof/>
             </w:rPr>
           </w:pPr>
-          <w:hyperlink w:anchor="_Toc205331018" w:history="1">
+          <w:hyperlink w:anchor="_Toc205366827" w:history="1">
             <w:r>
               <w:rPr>
                 <w:rStyle w:val="Hyperlink"/>
@@ -1889,7 +1875,7 @@
                 <w:noProof/>
                 <w:webHidden/>
               </w:rPr>
-              <w:instrText xml:space="preserve"> PAGEREF _Toc205331018 \h </w:instrText>
+              <w:instrText xml:space="preserve"> PAGEREF _Toc205366827 \h </w:instrText>
             </w:r>
             <w:r>
               <w:rPr>
@@ -1931,12 +1917,81 @@
               <w:noProof/>
             </w:rPr>
           </w:pPr>
-          <w:hyperlink w:anchor="_Toc205331019" w:history="1">
+          <w:hyperlink w:anchor="_Toc205366828" w:history="1">
             <w:r>
               <w:rPr>
                 <w:rStyle w:val="Hyperlink"/>
                 <w:noProof/>
               </w:rPr>
+              <w:t>543 Diameter of a Binary Tree (easy)</w:t>
+            </w:r>
+            <w:r>
+              <w:rPr>
+                <w:noProof/>
+                <w:webHidden/>
+              </w:rPr>
+              <w:tab/>
+            </w:r>
+            <w:r>
+              <w:rPr>
+                <w:noProof/>
+                <w:webHidden/>
+              </w:rPr>
+              <w:fldChar w:fldCharType="begin"/>
+            </w:r>
+            <w:r>
+              <w:rPr>
+                <w:noProof/>
+                <w:webHidden/>
+              </w:rPr>
+              <w:instrText xml:space="preserve"> PAGEREF _Toc205366828 \h </w:instrText>
+            </w:r>
+            <w:r>
+              <w:rPr>
+                <w:noProof/>
+                <w:webHidden/>
+              </w:rPr>
+            </w:r>
+            <w:r>
+              <w:rPr>
+                <w:noProof/>
+                <w:webHidden/>
+              </w:rPr>
+              <w:fldChar w:fldCharType="separate"/>
+            </w:r>
+            <w:r>
+              <w:rPr>
+                <w:noProof/>
+                <w:webHidden/>
+              </w:rPr>
+              <w:t>37</w:t>
+            </w:r>
+            <w:r>
+              <w:rPr>
+                <w:noProof/>
+                <w:webHidden/>
+              </w:rPr>
+              <w:fldChar w:fldCharType="end"/>
+            </w:r>
+          </w:hyperlink>
+        </w:p>
+        <w:p>
+          <w:pPr>
+            <w:pStyle w:val="TOC2"/>
+            <w:tabs>
+              <w:tab w:val="right" w:leader="dot" w:pos="9350"/>
+            </w:tabs>
+            <w:rPr>
+              <w:rFonts w:eastAsiaTheme="minorEastAsia"/>
+              <w:noProof/>
+            </w:rPr>
+          </w:pPr>
+          <w:hyperlink w:anchor="_Toc205366829" w:history="1">
+            <w:r>
+              <w:rPr>
+                <w:rStyle w:val="Hyperlink"/>
+                <w:noProof/>
+              </w:rPr>
               <w:t>1650-Lowest Common Ancestor of a Binary Tree III (medium)</w:t>
             </w:r>
             <w:r>
@@ -1958,7 +2013,7 @@
                 <w:noProof/>
                 <w:webHidden/>
               </w:rPr>
-              <w:instrText xml:space="preserve"> PAGEREF _Toc205331019 \h </w:instrText>
+              <w:instrText xml:space="preserve"> PAGEREF _Toc205366829 \h </w:instrText>
             </w:r>
             <w:r>
               <w:rPr>
@@ -1978,7 +2033,7 @@
                 <w:noProof/>
                 <w:webHidden/>
               </w:rPr>
-              <w:t>37</w:t>
+              <w:t>39</w:t>
             </w:r>
             <w:r>
               <w:rPr>
@@ -2000,7 +2055,7 @@
               <w:noProof/>
             </w:rPr>
           </w:pPr>
-          <w:hyperlink w:anchor="_Toc205331020" w:history="1">
+          <w:hyperlink w:anchor="_Toc205366830" w:history="1">
             <w:r>
               <w:rPr>
                 <w:rStyle w:val="Hyperlink"/>
@@ -2027,7 +2082,7 @@
                 <w:noProof/>
                 <w:webHidden/>
               </w:rPr>
-              <w:instrText xml:space="preserve"> PAGEREF _Toc205331020 \h </w:instrText>
+              <w:instrText xml:space="preserve"> PAGEREF _Toc205366830 \h </w:instrText>
             </w:r>
             <w:r>
               <w:rPr>
@@ -2047,7 +2102,7 @@
                 <w:noProof/>
                 <w:webHidden/>
               </w:rPr>
-              <w:t>39</w:t>
+              <w:t>41</w:t>
             </w:r>
             <w:r>
               <w:rPr>
@@ -2069,7 +2124,7 @@
               <w:noProof/>
             </w:rPr>
           </w:pPr>
-          <w:hyperlink w:anchor="_Toc205331021" w:history="1">
+          <w:hyperlink w:anchor="_Toc205366831" w:history="1">
             <w:r>
               <w:rPr>
                 <w:rStyle w:val="Hyperlink"/>
@@ -2096,7 +2151,7 @@
                 <w:noProof/>
                 <w:webHidden/>
               </w:rPr>
-              <w:instrText xml:space="preserve"> PAGEREF _Toc205331021 \h </w:instrText>
+              <w:instrText xml:space="preserve"> PAGEREF _Toc205366831 \h </w:instrText>
             </w:r>
             <w:r>
               <w:rPr>
@@ -2116,7 +2171,7 @@
                 <w:noProof/>
                 <w:webHidden/>
               </w:rPr>
-              <w:t>39</w:t>
+              <w:t>41</w:t>
             </w:r>
             <w:r>
               <w:rPr>
@@ -2138,7 +2193,7 @@
               <w:noProof/>
             </w:rPr>
           </w:pPr>
-          <w:hyperlink w:anchor="_Toc205331022" w:history="1">
+          <w:hyperlink w:anchor="_Toc205366832" w:history="1">
             <w:r>
               <w:rPr>
                 <w:rStyle w:val="Hyperlink"/>
@@ -2165,7 +2220,7 @@
                 <w:noProof/>
                 <w:webHidden/>
               </w:rPr>
-              <w:instrText xml:space="preserve"> PAGEREF _Toc205331022 \h </w:instrText>
+              <w:instrText xml:space="preserve"> PAGEREF _Toc205366832 \h </w:instrText>
             </w:r>
             <w:r>
               <w:rPr>
@@ -2185,7 +2240,7 @@
                 <w:noProof/>
                 <w:webHidden/>
               </w:rPr>
-              <w:t>41</w:t>
+              <w:t>43</w:t>
             </w:r>
             <w:r>
               <w:rPr>
@@ -2207,7 +2262,7 @@
               <w:noProof/>
             </w:rPr>
           </w:pPr>
-          <w:hyperlink w:anchor="_Toc205331023" w:history="1">
+          <w:hyperlink w:anchor="_Toc205366833" w:history="1">
             <w:r>
               <w:rPr>
                 <w:rStyle w:val="Hyperlink"/>
@@ -2234,7 +2289,7 @@
                 <w:noProof/>
                 <w:webHidden/>
               </w:rPr>
-              <w:instrText xml:space="preserve"> PAGEREF _Toc205331023 \h </w:instrText>
+              <w:instrText xml:space="preserve"> PAGEREF _Toc205366833 \h </w:instrText>
             </w:r>
             <w:r>
               <w:rPr>
@@ -2254,7 +2309,7 @@
                 <w:noProof/>
                 <w:webHidden/>
               </w:rPr>
-              <w:t>44</w:t>
+              <w:t>46</w:t>
             </w:r>
             <w:r>
               <w:rPr>
@@ -2286,7 +2341,7 @@
       <w:pPr>
         <w:pStyle w:val="Heading1"/>
       </w:pPr>
-      <w:bookmarkStart w:id="0" w:name="_Toc205330992"/>
+      <w:bookmarkStart w:id="0" w:name="_Toc205366801"/>
       <w:r>
         <w:t>Array</w:t>
       </w:r>
@@ -2296,7 +2351,7 @@
       <w:pPr>
         <w:pStyle w:val="Heading2"/>
       </w:pPr>
-      <w:bookmarkStart w:id="1" w:name="_Toc205330993"/>
+      <w:bookmarkStart w:id="1" w:name="_Toc205366802"/>
       <w:r>
         <w:t>1</w:t>
       </w:r>
@@ -2370,23 +2425,7 @@
           <w:sz w:val="16"/>
           <w:szCs w:val="16"/>
         </w:rPr>
-        <w:t xml:space="preserve">The indices of the number list need to be tracked (using </w:t>
-      </w:r>
-      <w:proofErr w:type="spellStart"/>
-      <w:r>
-        <w:rPr>
-          <w:sz w:val="16"/>
-          <w:szCs w:val="16"/>
-        </w:rPr>
-        <w:t>hashtable</w:t>
-      </w:r>
-      <w:proofErr w:type="spellEnd"/>
-      <w:r>
-        <w:rPr>
-          <w:sz w:val="16"/>
-          <w:szCs w:val="16"/>
-        </w:rPr>
-        <w:t>)</w:t>
+        <w:t>The indices of the number list need to be tracked (using hashtable)</w:t>
       </w:r>
     </w:p>
     <w:p>
@@ -2447,41 +2486,7 @@
           <w:sz w:val="16"/>
           <w:szCs w:val="16"/>
         </w:rPr>
-        <w:t xml:space="preserve">to search the </w:t>
-      </w:r>
-      <w:proofErr w:type="spellStart"/>
-      <w:r>
-        <w:rPr>
-          <w:sz w:val="16"/>
-          <w:szCs w:val="16"/>
-        </w:rPr>
-        <w:t>hashtable</w:t>
-      </w:r>
-      <w:proofErr w:type="spellEnd"/>
-      <w:r>
-        <w:rPr>
-          <w:sz w:val="16"/>
-          <w:szCs w:val="16"/>
-        </w:rPr>
-        <w:t xml:space="preserve"> for </w:t>
-      </w:r>
-      <w:proofErr w:type="spellStart"/>
-      <w:proofErr w:type="gramStart"/>
-      <w:r>
-        <w:rPr>
-          <w:sz w:val="16"/>
-          <w:szCs w:val="16"/>
-        </w:rPr>
-        <w:t>it’s</w:t>
-      </w:r>
-      <w:proofErr w:type="spellEnd"/>
-      <w:proofErr w:type="gramEnd"/>
-      <w:r>
-        <w:rPr>
-          <w:sz w:val="16"/>
-          <w:szCs w:val="16"/>
-        </w:rPr>
-        <w:t xml:space="preserve"> ind</w:t>
+        <w:t>to search the hashtable for it’s ind</w:t>
       </w:r>
       <w:r>
         <w:rPr>
@@ -2672,23 +2677,7 @@
           <w:sz w:val="16"/>
           <w:szCs w:val="16"/>
         </w:rPr>
-        <w:t>(n</w:t>
-      </w:r>
-      <w:proofErr w:type="gramStart"/>
-      <w:r>
-        <w:rPr>
-          <w:sz w:val="16"/>
-          <w:szCs w:val="16"/>
-        </w:rPr>
-        <w:t>) :</w:t>
-      </w:r>
-      <w:proofErr w:type="gramEnd"/>
-      <w:r>
-        <w:rPr>
-          <w:sz w:val="16"/>
-          <w:szCs w:val="16"/>
-        </w:rPr>
-        <w:t xml:space="preserve"> iterate through the list at most twice</w:t>
+        <w:t>(n) : iterate through the list at most twice</w:t>
       </w:r>
       <w:r>
         <w:rPr>
@@ -2717,30 +2706,14 @@
           <w:sz w:val="16"/>
           <w:szCs w:val="16"/>
         </w:rPr>
-        <w:t xml:space="preserve">n): </w:t>
-      </w:r>
-      <w:proofErr w:type="spellStart"/>
-      <w:r>
-        <w:rPr>
-          <w:sz w:val="16"/>
-          <w:szCs w:val="16"/>
-        </w:rPr>
-        <w:t>hashtable</w:t>
-      </w:r>
-      <w:proofErr w:type="spellEnd"/>
-      <w:r>
-        <w:rPr>
-          <w:sz w:val="16"/>
-          <w:szCs w:val="16"/>
-        </w:rPr>
-        <w:t xml:space="preserve"> uses space to store the entire list.</w:t>
+        <w:t>n): hashtable uses space to store the entire list.</w:t>
       </w:r>
     </w:p>
     <w:p>
       <w:pPr>
         <w:pStyle w:val="Heading2"/>
       </w:pPr>
-      <w:bookmarkStart w:id="2" w:name="_Toc205330994"/>
+      <w:bookmarkStart w:id="2" w:name="_Toc205366803"/>
       <w:r>
         <w:t>3-Longest Substring without repeating characters</w:t>
       </w:r>
@@ -2837,28 +2810,7 @@
       </w:pPr>
       <w:r>
         <w:lastRenderedPageBreak/>
-        <w:t xml:space="preserve">A deque can be used to the store the characters in the window, </w:t>
-      </w:r>
-      <w:proofErr w:type="gramStart"/>
-      <w:r>
-        <w:t>and .append</w:t>
-      </w:r>
-      <w:proofErr w:type="gramEnd"/>
-      <w:r>
-        <w:t xml:space="preserve"> </w:t>
-      </w:r>
-      <w:proofErr w:type="gramStart"/>
-      <w:r>
-        <w:t>and .</w:t>
-      </w:r>
-      <w:proofErr w:type="spellStart"/>
-      <w:r>
-        <w:t>popleft</w:t>
-      </w:r>
-      <w:proofErr w:type="spellEnd"/>
-      <w:proofErr w:type="gramEnd"/>
-      <w:r>
-        <w:t xml:space="preserve"> fits perfectly for extent</w:t>
+        <w:t>A deque can be used to the store the characters in the window, and .append and .popleft fits perfectly for extent</w:t>
       </w:r>
       <w:r>
         <w:t xml:space="preserve"> right pointer</w:t>
@@ -2962,7 +2914,7 @@
       <w:pPr>
         <w:pStyle w:val="Heading2"/>
       </w:pPr>
-      <w:bookmarkStart w:id="3" w:name="_Toc205330995"/>
+      <w:bookmarkStart w:id="3" w:name="_Toc205366804"/>
       <w:r>
         <w:t>9</w:t>
       </w:r>
@@ -3141,23 +3093,7 @@
           <w:sz w:val="16"/>
           <w:szCs w:val="16"/>
         </w:rPr>
-        <w:t xml:space="preserve">odd, there will be a middle </w:t>
-      </w:r>
-      <w:proofErr w:type="gramStart"/>
-      <w:r>
-        <w:rPr>
-          <w:sz w:val="16"/>
-          <w:szCs w:val="16"/>
-        </w:rPr>
-        <w:t>number</w:t>
-      </w:r>
-      <w:proofErr w:type="gramEnd"/>
-      <w:r>
-        <w:rPr>
-          <w:sz w:val="16"/>
-          <w:szCs w:val="16"/>
-        </w:rPr>
-        <w:t xml:space="preserve"> and it doesn’t matter what it is.</w:t>
+        <w:t>odd, there will be a middle number and it doesn’t matter what it is.</w:t>
       </w:r>
     </w:p>
     <w:p>
@@ -3268,21 +3204,12 @@
           <w:szCs w:val="16"/>
         </w:rPr>
       </w:pPr>
-      <w:proofErr w:type="spellStart"/>
-      <w:r>
-        <w:rPr>
-          <w:sz w:val="16"/>
-          <w:szCs w:val="16"/>
-        </w:rPr>
-        <w:t>Mathmatical</w:t>
-      </w:r>
-      <w:proofErr w:type="spellEnd"/>
-      <w:r>
-        <w:rPr>
-          <w:sz w:val="16"/>
-          <w:szCs w:val="16"/>
-        </w:rPr>
-        <w:t xml:space="preserve"> method</w:t>
+      <w:r>
+        <w:rPr>
+          <w:sz w:val="16"/>
+          <w:szCs w:val="16"/>
+        </w:rPr>
+        <w:t>Mathmatical method</w:t>
       </w:r>
       <w:r>
         <w:rPr>
@@ -3316,23 +3243,7 @@
           <w:sz w:val="16"/>
           <w:szCs w:val="16"/>
         </w:rPr>
-        <w:t xml:space="preserve">No need for string conversion so the space is </w:t>
-      </w:r>
-      <w:proofErr w:type="gramStart"/>
-      <w:r>
-        <w:rPr>
-          <w:sz w:val="16"/>
-          <w:szCs w:val="16"/>
-        </w:rPr>
-        <w:t>O(</w:t>
-      </w:r>
-      <w:proofErr w:type="gramEnd"/>
-      <w:r>
-        <w:rPr>
-          <w:sz w:val="16"/>
-          <w:szCs w:val="16"/>
-        </w:rPr>
-        <w:t>1)</w:t>
+        <w:t>No need for string conversion so the space is O(1)</w:t>
       </w:r>
     </w:p>
     <w:p>
@@ -3366,23 +3277,7 @@
           <w:sz w:val="16"/>
           <w:szCs w:val="16"/>
         </w:rPr>
-        <w:t xml:space="preserve">umbers </w:t>
-      </w:r>
-      <w:proofErr w:type="gramStart"/>
-      <w:r>
-        <w:rPr>
-          <w:sz w:val="16"/>
-          <w:szCs w:val="16"/>
-        </w:rPr>
-        <w:t>ends</w:t>
-      </w:r>
-      <w:proofErr w:type="gramEnd"/>
-      <w:r>
-        <w:rPr>
-          <w:sz w:val="16"/>
-          <w:szCs w:val="16"/>
-        </w:rPr>
-        <w:t xml:space="preserve"> with 0</w:t>
+        <w:t>umbers ends with 0</w:t>
       </w:r>
       <w:r>
         <w:rPr>
@@ -3494,21 +3389,12 @@
         </w:rPr>
         <w:t xml:space="preserve">where </w:t>
       </w:r>
-      <w:proofErr w:type="spellStart"/>
-      <w:r>
-        <w:rPr>
-          <w:sz w:val="16"/>
-          <w:szCs w:val="16"/>
-        </w:rPr>
-        <w:t>i</w:t>
-      </w:r>
-      <w:proofErr w:type="spellEnd"/>
-      <w:r>
-        <w:rPr>
-          <w:sz w:val="16"/>
-          <w:szCs w:val="16"/>
-        </w:rPr>
-        <w:t xml:space="preserve"> </w:t>
+      <w:r>
+        <w:rPr>
+          <w:sz w:val="16"/>
+          <w:szCs w:val="16"/>
+        </w:rPr>
+        <w:t xml:space="preserve">i </w:t>
       </w:r>
       <w:r>
         <w:rPr>
@@ -3659,23 +3545,7 @@
           <w:sz w:val="16"/>
           <w:szCs w:val="16"/>
         </w:rPr>
-        <w:t xml:space="preserve">same number of </w:t>
-      </w:r>
-      <w:proofErr w:type="gramStart"/>
-      <w:r>
-        <w:rPr>
-          <w:sz w:val="16"/>
-          <w:szCs w:val="16"/>
-        </w:rPr>
-        <w:t>digit</w:t>
-      </w:r>
-      <w:proofErr w:type="gramEnd"/>
-      <w:r>
-        <w:rPr>
-          <w:sz w:val="16"/>
-          <w:szCs w:val="16"/>
-        </w:rPr>
-        <w:t xml:space="preserve"> as x</w:t>
+        <w:t>same number of digit as x</w:t>
       </w:r>
     </w:p>
     <w:p>
@@ -3711,21 +3581,12 @@
         </w:rPr>
         <w:t xml:space="preserve">where </w:t>
       </w:r>
-      <w:proofErr w:type="spellStart"/>
-      <w:r>
-        <w:rPr>
-          <w:sz w:val="16"/>
-          <w:szCs w:val="16"/>
-        </w:rPr>
-        <w:t>i</w:t>
-      </w:r>
-      <w:proofErr w:type="spellEnd"/>
-      <w:r>
-        <w:rPr>
-          <w:sz w:val="16"/>
-          <w:szCs w:val="16"/>
-        </w:rPr>
-        <w:t xml:space="preserve"> </w:t>
+      <w:r>
+        <w:rPr>
+          <w:sz w:val="16"/>
+          <w:szCs w:val="16"/>
+        </w:rPr>
+        <w:t xml:space="preserve">i </w:t>
       </w:r>
       <w:r>
         <w:rPr>
@@ -3801,30 +3662,14 @@
           <w:sz w:val="16"/>
           <w:szCs w:val="16"/>
         </w:rPr>
-        <w:t xml:space="preserve">will remove the left most </w:t>
-      </w:r>
-      <w:proofErr w:type="gramStart"/>
-      <w:r>
-        <w:rPr>
-          <w:sz w:val="16"/>
-          <w:szCs w:val="16"/>
-        </w:rPr>
-        <w:t>digit</w:t>
-      </w:r>
-      <w:r>
-        <w:rPr>
-          <w:sz w:val="16"/>
-          <w:szCs w:val="16"/>
-        </w:rPr>
-        <w:t>(</w:t>
-      </w:r>
-      <w:proofErr w:type="gramEnd"/>
-      <w:r>
-        <w:rPr>
-          <w:sz w:val="16"/>
-          <w:szCs w:val="16"/>
-        </w:rPr>
-        <w:t>e.g. 221/</w:t>
+        <w:t>will remove the left most digit</w:t>
+      </w:r>
+      <w:r>
+        <w:rPr>
+          <w:sz w:val="16"/>
+          <w:szCs w:val="16"/>
+        </w:rPr>
+        <w:t>(e.g. 221/</w:t>
       </w:r>
       <w:r>
         <w:rPr>
@@ -3990,21 +3835,12 @@
         </w:rPr>
         <w:t>Time: O(</w:t>
       </w:r>
-      <w:proofErr w:type="spellStart"/>
-      <w:r>
-        <w:rPr>
-          <w:sz w:val="16"/>
-          <w:szCs w:val="16"/>
-        </w:rPr>
-        <w:t>logn</w:t>
-      </w:r>
-      <w:proofErr w:type="spellEnd"/>
-      <w:r>
-        <w:rPr>
-          <w:sz w:val="16"/>
-          <w:szCs w:val="16"/>
-        </w:rPr>
-        <w:t>)</w:t>
+      <w:r>
+        <w:rPr>
+          <w:sz w:val="16"/>
+          <w:szCs w:val="16"/>
+        </w:rPr>
+        <w:t>logn)</w:t>
       </w:r>
       <w:r>
         <w:rPr>
@@ -4052,30 +3888,14 @@
           <w:sz w:val="16"/>
           <w:szCs w:val="16"/>
         </w:rPr>
-        <w:t xml:space="preserve">Space: </w:t>
-      </w:r>
-      <w:proofErr w:type="gramStart"/>
-      <w:r>
-        <w:rPr>
-          <w:sz w:val="16"/>
-          <w:szCs w:val="16"/>
-        </w:rPr>
-        <w:t>O(</w:t>
-      </w:r>
-      <w:proofErr w:type="gramEnd"/>
-      <w:r>
-        <w:rPr>
-          <w:sz w:val="16"/>
-          <w:szCs w:val="16"/>
-        </w:rPr>
-        <w:t>1): no data structure usage, so no additional utilization</w:t>
+        <w:t>Space: O(1): no data structure usage, so no additional utilization</w:t>
       </w:r>
     </w:p>
     <w:p>
       <w:pPr>
         <w:pStyle w:val="Heading2"/>
       </w:pPr>
-      <w:bookmarkStart w:id="4" w:name="_Toc205330996"/>
+      <w:bookmarkStart w:id="4" w:name="_Toc205366805"/>
       <w:r>
         <w:lastRenderedPageBreak/>
         <w:t>15</w:t>
@@ -4348,39 +4168,14 @@
           <w:sz w:val="16"/>
           <w:szCs w:val="16"/>
         </w:rPr>
-        <w:t>O(</w:t>
-      </w:r>
-      <w:proofErr w:type="spellStart"/>
-      <w:r>
-        <w:rPr>
-          <w:sz w:val="16"/>
-          <w:szCs w:val="16"/>
-        </w:rPr>
-        <w:t>nlogn</w:t>
-      </w:r>
-      <w:proofErr w:type="spellEnd"/>
-      <w:proofErr w:type="gramStart"/>
-      <w:r>
-        <w:rPr>
-          <w:sz w:val="16"/>
-          <w:szCs w:val="16"/>
-        </w:rPr>
-        <w:t>):p</w:t>
-      </w:r>
-      <w:r>
-        <w:rPr>
-          <w:sz w:val="16"/>
-          <w:szCs w:val="16"/>
-        </w:rPr>
-        <w:t>ython</w:t>
-      </w:r>
-      <w:proofErr w:type="gramEnd"/>
-      <w:r>
-        <w:rPr>
-          <w:sz w:val="16"/>
-          <w:szCs w:val="16"/>
-        </w:rPr>
-        <w:t xml:space="preserve"> sort; </w:t>
+        <w:t>O(nlogn):p</w:t>
+      </w:r>
+      <w:r>
+        <w:rPr>
+          <w:sz w:val="16"/>
+          <w:szCs w:val="16"/>
+        </w:rPr>
+        <w:t xml:space="preserve">ython sort; </w:t>
       </w:r>
       <w:r>
         <w:rPr>
@@ -4394,23 +4189,7 @@
           <w:sz w:val="16"/>
           <w:szCs w:val="16"/>
         </w:rPr>
-        <w:t xml:space="preserve">, so </w:t>
-      </w:r>
-      <w:proofErr w:type="spellStart"/>
-      <w:r>
-        <w:rPr>
-          <w:sz w:val="16"/>
-          <w:szCs w:val="16"/>
-        </w:rPr>
-        <w:t>nlogn</w:t>
-      </w:r>
-      <w:proofErr w:type="spellEnd"/>
-      <w:r>
-        <w:rPr>
-          <w:sz w:val="16"/>
-          <w:szCs w:val="16"/>
-        </w:rPr>
-        <w:t xml:space="preserve"> + n^2</w:t>
+        <w:t>, so nlogn + n^2</w:t>
       </w:r>
     </w:p>
     <w:p>
@@ -4425,37 +4204,12 @@
           <w:szCs w:val="16"/>
         </w:rPr>
       </w:pPr>
-      <w:proofErr w:type="spellStart"/>
-      <w:r>
-        <w:rPr>
-          <w:sz w:val="16"/>
-          <w:szCs w:val="16"/>
-        </w:rPr>
-        <w:t>Space</w:t>
-      </w:r>
-      <w:proofErr w:type="gramStart"/>
-      <w:r>
-        <w:rPr>
-          <w:sz w:val="16"/>
-          <w:szCs w:val="16"/>
-        </w:rPr>
-        <w:t>:O</w:t>
-      </w:r>
-      <w:proofErr w:type="spellEnd"/>
-      <w:r>
-        <w:rPr>
-          <w:sz w:val="16"/>
-          <w:szCs w:val="16"/>
-        </w:rPr>
-        <w:t>(</w:t>
-      </w:r>
-      <w:proofErr w:type="gramEnd"/>
-      <w:r>
-        <w:rPr>
-          <w:sz w:val="16"/>
-          <w:szCs w:val="16"/>
-        </w:rPr>
-        <w:t xml:space="preserve">1): no additional data structure used, maybe O(n) if </w:t>
+      <w:r>
+        <w:rPr>
+          <w:sz w:val="16"/>
+          <w:szCs w:val="16"/>
+        </w:rPr>
+        <w:t xml:space="preserve">Space:O(1): no additional data structure used, maybe O(n) if </w:t>
       </w:r>
       <w:r>
         <w:rPr>
@@ -4469,7 +4223,7 @@
       <w:pPr>
         <w:pStyle w:val="Heading2"/>
       </w:pPr>
-      <w:bookmarkStart w:id="5" w:name="_Toc205330997"/>
+      <w:bookmarkStart w:id="5" w:name="_Toc205366806"/>
       <w:r>
         <w:lastRenderedPageBreak/>
         <w:t>31- Next Permutation</w:t>
@@ -4527,25 +4281,7 @@
         </w:numPr>
       </w:pPr>
       <w:r>
-        <w:t xml:space="preserve">The goal is to rearrange the numbers so that it </w:t>
-      </w:r>
-      <w:proofErr w:type="gramStart"/>
-      <w:r>
-        <w:t>become</w:t>
-      </w:r>
-      <w:proofErr w:type="gramEnd"/>
-      <w:r>
-        <w:t xml:space="preserve"> the next larger number, if the numbers are already at </w:t>
-      </w:r>
-      <w:proofErr w:type="spellStart"/>
-      <w:proofErr w:type="gramStart"/>
-      <w:r>
-        <w:t>it’s</w:t>
-      </w:r>
-      <w:proofErr w:type="spellEnd"/>
-      <w:proofErr w:type="gramEnd"/>
-      <w:r>
-        <w:t xml:space="preserve"> largest form. We turn it into the smallest form, so just reversing it</w:t>
+        <w:t>The goal is to rearrange the numbers so that it become the next larger number, if the numbers are already at it’s largest form. We turn it into the smallest form, so just reversing it</w:t>
       </w:r>
     </w:p>
     <w:p>
@@ -4593,21 +4329,13 @@
         </w:numPr>
       </w:pPr>
       <w:r>
-        <w:t xml:space="preserve">see above, notice the number changes at the spot, when scanning from right, that breaks the </w:t>
-      </w:r>
-      <w:proofErr w:type="spellStart"/>
-      <w:r>
-        <w:t>ac</w:t>
+        <w:t>see above, notice the number changes at the spot, when scanning from right, that breaks the ac</w:t>
       </w:r>
       <w:r>
         <w:t>c</w:t>
       </w:r>
       <w:r>
-        <w:t>ending</w:t>
-      </w:r>
-      <w:proofErr w:type="spellEnd"/>
-      <w:r>
-        <w:t xml:space="preserve"> order. We scan from right because we want the smallest change that makes the number larger.</w:t>
+        <w:t>ending order. We scan from right because we want the smallest change that makes the number larger.</w:t>
       </w:r>
     </w:p>
     <w:p>
@@ -4631,15 +4359,7 @@
         </w:numPr>
       </w:pPr>
       <w:r>
-        <w:t xml:space="preserve">Since the portion after the pivot spot will always be </w:t>
-      </w:r>
-      <w:proofErr w:type="spellStart"/>
-      <w:r>
-        <w:t>decending</w:t>
-      </w:r>
-      <w:proofErr w:type="spellEnd"/>
-      <w:r>
-        <w:t xml:space="preserve"> (when scanning from left), we want to reverse that portion so </w:t>
+        <w:t xml:space="preserve">Since the portion after the pivot spot will always be decending (when scanning from left), we want to reverse that portion so </w:t>
       </w:r>
       <w:r>
         <w:t>the number will be smaller.</w:t>
@@ -4722,22 +4442,14 @@
         </w:numPr>
       </w:pPr>
       <w:r>
-        <w:t xml:space="preserve">Space: </w:t>
-      </w:r>
-      <w:proofErr w:type="gramStart"/>
-      <w:r>
-        <w:t>O(</w:t>
-      </w:r>
-      <w:proofErr w:type="gramEnd"/>
-      <w:r>
-        <w:t>1) -&gt; no additional space</w:t>
+        <w:t>Space: O(1) -&gt; no additional space</w:t>
       </w:r>
     </w:p>
     <w:p>
       <w:pPr>
         <w:pStyle w:val="Heading2"/>
       </w:pPr>
-      <w:bookmarkStart w:id="6" w:name="_Toc205330998"/>
+      <w:bookmarkStart w:id="6" w:name="_Toc205366807"/>
       <w:r>
         <w:t>560</w:t>
       </w:r>
@@ -4863,52 +4575,19 @@
         </w:numPr>
       </w:pPr>
       <w:r>
-        <w:t xml:space="preserve">Understand </w:t>
-      </w:r>
-      <w:proofErr w:type="spellStart"/>
-      <w:r>
-        <w:t>presum</w:t>
-      </w:r>
-      <w:proofErr w:type="spellEnd"/>
-      <w:r>
-        <w:t xml:space="preserve"> and the idea of </w:t>
-      </w:r>
-      <w:proofErr w:type="spellStart"/>
+        <w:t>Understand presum</w:t>
+      </w:r>
+      <w:r>
+        <w:t xml:space="preserve"> and the idea of subSum</w:t>
+      </w:r>
+      <w:r>
+        <w:t xml:space="preserve"> + presum = k, so </w:t>
+      </w:r>
       <w:r>
         <w:t>subSum</w:t>
       </w:r>
-      <w:proofErr w:type="spellEnd"/>
-      <w:r>
-        <w:t xml:space="preserve"> + </w:t>
-      </w:r>
-      <w:proofErr w:type="spellStart"/>
-      <w:r>
-        <w:t>presum</w:t>
-      </w:r>
-      <w:proofErr w:type="spellEnd"/>
-      <w:r>
-        <w:t xml:space="preserve"> = k, so </w:t>
-      </w:r>
-      <w:proofErr w:type="spellStart"/>
-      <w:r>
-        <w:t>subSum</w:t>
-      </w:r>
-      <w:proofErr w:type="spellEnd"/>
-      <w:r>
-        <w:t xml:space="preserve"> </w:t>
-      </w:r>
-      <w:proofErr w:type="gramStart"/>
-      <w:r>
-        <w:t xml:space="preserve">=  </w:t>
-      </w:r>
-      <w:proofErr w:type="spellStart"/>
-      <w:r>
-        <w:t>presum</w:t>
-      </w:r>
-      <w:proofErr w:type="spellEnd"/>
-      <w:proofErr w:type="gramEnd"/>
-      <w:r>
-        <w:t xml:space="preserve"> </w:t>
+      <w:r>
+        <w:t xml:space="preserve"> =  presum </w:t>
       </w:r>
       <w:r>
         <w:t>–</w:t>
@@ -4917,23 +4596,7 @@
         <w:t xml:space="preserve"> k</w:t>
       </w:r>
       <w:r>
-        <w:t xml:space="preserve">, see this as </w:t>
-      </w:r>
-      <w:proofErr w:type="spellStart"/>
-      <w:r>
-        <w:t>subSum</w:t>
-      </w:r>
-      <w:proofErr w:type="spellEnd"/>
-      <w:r>
-        <w:t xml:space="preserve"> is what’s need by </w:t>
-      </w:r>
-      <w:proofErr w:type="spellStart"/>
-      <w:r>
-        <w:t>presum</w:t>
-      </w:r>
-      <w:proofErr w:type="spellEnd"/>
-      <w:r>
-        <w:t xml:space="preserve"> to get to k</w:t>
+        <w:t>, see this as subSum is what’s need by presum to get to k</w:t>
       </w:r>
     </w:p>
     <w:p>
@@ -4947,33 +4610,15 @@
       <w:r>
         <w:t xml:space="preserve">Since it’s one pass </w:t>
       </w:r>
-      <w:proofErr w:type="spellStart"/>
-      <w:r>
-        <w:t>subSum</w:t>
-      </w:r>
-      <w:proofErr w:type="spellEnd"/>
-      <w:r>
-        <w:t xml:space="preserve"> should have been calculated</w:t>
-      </w:r>
-      <w:r>
-        <w:t xml:space="preserve"> </w:t>
-      </w:r>
-      <w:proofErr w:type="gramStart"/>
-      <w:r>
-        <w:t>it’s</w:t>
-      </w:r>
-      <w:proofErr w:type="gramEnd"/>
-      <w:r>
-        <w:t xml:space="preserve"> frequency counted</w:t>
-      </w:r>
-      <w:r>
-        <w:t xml:space="preserve"> and stored in </w:t>
-      </w:r>
-      <w:proofErr w:type="spellStart"/>
-      <w:r>
-        <w:t>hashtable</w:t>
-      </w:r>
-      <w:proofErr w:type="spellEnd"/>
+      <w:r>
+        <w:t>subSum should have been calculated</w:t>
+      </w:r>
+      <w:r>
+        <w:t xml:space="preserve"> it’s frequency counted</w:t>
+      </w:r>
+      <w:r>
+        <w:t xml:space="preserve"> and stored in hashtable</w:t>
+      </w:r>
       <w:r>
         <w:t>.</w:t>
       </w:r>
@@ -4987,62 +4632,25 @@
         </w:numPr>
       </w:pPr>
       <w:r>
-        <w:t xml:space="preserve">If </w:t>
-      </w:r>
-      <w:proofErr w:type="spellStart"/>
-      <w:r>
-        <w:t>subSum</w:t>
-      </w:r>
-      <w:proofErr w:type="spellEnd"/>
-      <w:r>
-        <w:t xml:space="preserve"> not found in </w:t>
-      </w:r>
-      <w:proofErr w:type="spellStart"/>
-      <w:r>
-        <w:t>hashtable</w:t>
-      </w:r>
-      <w:proofErr w:type="spellEnd"/>
+        <w:t xml:space="preserve">If subSum not found in </w:t>
+      </w:r>
+      <w:r>
+        <w:t xml:space="preserve">hashtable, </w:t>
+      </w:r>
+      <w:r>
+        <w:t>it mean no such subarray existed</w:t>
+      </w:r>
+      <w:r>
+        <w:t xml:space="preserve"> yet</w:t>
+      </w:r>
       <w:r>
         <w:t xml:space="preserve">, </w:t>
       </w:r>
       <w:r>
-        <w:t xml:space="preserve">it </w:t>
-      </w:r>
-      <w:proofErr w:type="gramStart"/>
-      <w:r>
-        <w:t>mean</w:t>
-      </w:r>
-      <w:proofErr w:type="gramEnd"/>
-      <w:r>
-        <w:t xml:space="preserve"> no such subarray existed</w:t>
-      </w:r>
-      <w:r>
-        <w:t xml:space="preserve"> yet</w:t>
-      </w:r>
-      <w:r>
-        <w:t xml:space="preserve">, </w:t>
-      </w:r>
-      <w:r>
         <w:t>but still</w:t>
       </w:r>
       <w:r>
-        <w:t xml:space="preserve"> place it in </w:t>
-      </w:r>
-      <w:proofErr w:type="spellStart"/>
-      <w:r>
-        <w:t>hashtable</w:t>
-      </w:r>
-      <w:proofErr w:type="spellEnd"/>
-      <w:r>
-        <w:t xml:space="preserve">, which </w:t>
-      </w:r>
-      <w:proofErr w:type="spellStart"/>
-      <w:r>
-        <w:t>maybe</w:t>
-      </w:r>
-      <w:proofErr w:type="spellEnd"/>
-      <w:r>
-        <w:t xml:space="preserve"> needed for </w:t>
+        <w:t xml:space="preserve"> place it in hashtable, which maybe needed for </w:t>
       </w:r>
       <w:r>
         <w:t xml:space="preserve">next subarrays. </w:t>
@@ -5123,11 +4731,9 @@
       <w:r>
         <w:t xml:space="preserve">: 1 pass through the number list, and about 1 pass though the </w:t>
       </w:r>
-      <w:proofErr w:type="spellStart"/>
       <w:r>
         <w:t>preSumList</w:t>
       </w:r>
-      <w:proofErr w:type="spellEnd"/>
     </w:p>
     <w:p>
       <w:pPr>
@@ -5144,27 +4750,14 @@
         <w:t xml:space="preserve"> </w:t>
       </w:r>
       <w:r>
-        <w:t xml:space="preserve">O(n): </w:t>
-      </w:r>
-      <w:proofErr w:type="spellStart"/>
-      <w:r>
-        <w:t>hashtable</w:t>
-      </w:r>
-      <w:proofErr w:type="spellEnd"/>
-      <w:r>
-        <w:t xml:space="preserve"> is created to store all the </w:t>
-      </w:r>
-      <w:proofErr w:type="spellStart"/>
-      <w:r>
-        <w:t>presums</w:t>
-      </w:r>
-      <w:proofErr w:type="spellEnd"/>
+        <w:t>O(n): hashtable is created to store all the presums</w:t>
+      </w:r>
     </w:p>
     <w:p>
       <w:pPr>
         <w:pStyle w:val="Heading2"/>
       </w:pPr>
-      <w:bookmarkStart w:id="7" w:name="_Toc205330999"/>
+      <w:bookmarkStart w:id="7" w:name="_Toc205366808"/>
       <w:r>
         <w:t>56</w:t>
       </w:r>
@@ -5273,15 +4866,7 @@
         <w:t xml:space="preserve">After confirming it’s mergeable, </w:t>
       </w:r>
       <w:r>
-        <w:t xml:space="preserve">the last value of the new interval needs to be </w:t>
-      </w:r>
-      <w:proofErr w:type="gramStart"/>
-      <w:r>
-        <w:t>determined</w:t>
-      </w:r>
-      <w:proofErr w:type="gramEnd"/>
-      <w:r>
-        <w:t xml:space="preserve"> and it will either be the last value of the incoming interval or the stack top. Whichever is larger</w:t>
+        <w:t>the last value of the new interval needs to be determined and it will either be the last value of the incoming interval or the stack top. Whichever is larger</w:t>
       </w:r>
     </w:p>
     <w:p>
@@ -5368,16 +4953,11 @@
           <w:numId w:val="6"/>
         </w:numPr>
       </w:pPr>
-      <w:proofErr w:type="spellStart"/>
       <w:r>
         <w:t>Space</w:t>
       </w:r>
       <w:r>
-        <w:t>:O</w:t>
-      </w:r>
-      <w:proofErr w:type="spellEnd"/>
-      <w:r>
-        <w:t>(n)-</w:t>
+        <w:t>:O(n)-</w:t>
       </w:r>
       <w:r>
         <w:t>a stack is used that will store the whole list at worst</w:t>
@@ -5387,7 +4967,7 @@
       <w:pPr>
         <w:pStyle w:val="Heading2"/>
       </w:pPr>
-      <w:bookmarkStart w:id="8" w:name="_Toc205331000"/>
+      <w:bookmarkStart w:id="8" w:name="_Toc205366809"/>
       <w:r>
         <w:lastRenderedPageBreak/>
         <w:t>88- Merge Sorted Array</w:t>
@@ -5602,13 +5182,8 @@
       <w:r>
         <w:t>Time: O(</w:t>
       </w:r>
-      <w:proofErr w:type="spellStart"/>
-      <w:r>
-        <w:t>m+n</w:t>
-      </w:r>
-      <w:proofErr w:type="spellEnd"/>
-      <w:r>
-        <w:t xml:space="preserve">) </w:t>
+      <w:r>
+        <w:t xml:space="preserve">m+n) </w:t>
       </w:r>
     </w:p>
     <w:p>
@@ -5683,15 +5258,7 @@
         </w:numPr>
       </w:pPr>
       <w:r>
-        <w:t xml:space="preserve">And nums2 on every other </w:t>
-      </w:r>
-      <w:proofErr w:type="gramStart"/>
-      <w:r>
-        <w:t>conditions</w:t>
-      </w:r>
-      <w:proofErr w:type="gramEnd"/>
-      <w:r>
-        <w:t xml:space="preserve"> (else)</w:t>
+        <w:t>And nums2 on every other conditions (else)</w:t>
       </w:r>
     </w:p>
     <w:p>
@@ -5752,15 +5319,7 @@
         </w:numPr>
       </w:pPr>
       <w:r>
-        <w:t>Time: O(</w:t>
-      </w:r>
-      <w:proofErr w:type="spellStart"/>
-      <w:r>
-        <w:t>n+m</w:t>
-      </w:r>
-      <w:proofErr w:type="spellEnd"/>
-      <w:r>
-        <w:t>)</w:t>
+        <w:t>Time: O(n+m)</w:t>
       </w:r>
     </w:p>
     <w:p>
@@ -5772,22 +5331,14 @@
         </w:numPr>
       </w:pPr>
       <w:r>
-        <w:t xml:space="preserve">Space: </w:t>
-      </w:r>
-      <w:proofErr w:type="gramStart"/>
-      <w:r>
-        <w:t>O(</w:t>
-      </w:r>
-      <w:proofErr w:type="gramEnd"/>
-      <w:r>
-        <w:t xml:space="preserve">1): no additional space was allocated. </w:t>
+        <w:t xml:space="preserve">Space: O(1): no additional space was allocated. </w:t>
       </w:r>
     </w:p>
     <w:p>
       <w:pPr>
         <w:pStyle w:val="Heading2"/>
       </w:pPr>
-      <w:bookmarkStart w:id="9" w:name="_Toc205331001"/>
+      <w:bookmarkStart w:id="9" w:name="_Toc205366810"/>
       <w:r>
         <w:lastRenderedPageBreak/>
         <w:t>162-Find Peak Element</w:t>
@@ -5851,23 +5402,7 @@
         </w:numPr>
       </w:pPr>
       <w:r>
-        <w:t>To achieve O(</w:t>
-      </w:r>
-      <w:proofErr w:type="spellStart"/>
-      <w:r>
-        <w:t>logn</w:t>
-      </w:r>
-      <w:proofErr w:type="spellEnd"/>
-      <w:r>
-        <w:t xml:space="preserve">) we </w:t>
-      </w:r>
-      <w:proofErr w:type="gramStart"/>
-      <w:r>
-        <w:t>have to</w:t>
-      </w:r>
-      <w:proofErr w:type="gramEnd"/>
-      <w:r>
-        <w:t xml:space="preserve"> use binary search</w:t>
+        <w:t>To achieve O(logn) we have to use binary search</w:t>
       </w:r>
     </w:p>
     <w:p>
@@ -5891,17 +5426,7 @@
         </w:numPr>
       </w:pPr>
       <w:r>
-        <w:t xml:space="preserve">This means if we go from left to right, if the next number decreases at any </w:t>
-      </w:r>
-      <w:proofErr w:type="spellStart"/>
-      <w:proofErr w:type="gramStart"/>
-      <w:r>
-        <w:t>spot,the</w:t>
-      </w:r>
-      <w:proofErr w:type="spellEnd"/>
-      <w:proofErr w:type="gramEnd"/>
-      <w:r>
-        <w:t xml:space="preserve"> spot is a peak and can be return.</w:t>
+        <w:t>This means if we go from left to right, if the next number decreases at any spot,the spot is a peak and can be return.</w:t>
       </w:r>
     </w:p>
     <w:p>
@@ -5925,39 +5450,7 @@
         </w:numPr>
       </w:pPr>
       <w:r>
-        <w:t xml:space="preserve">As usual in binary search, we </w:t>
-      </w:r>
-      <w:proofErr w:type="gramStart"/>
-      <w:r>
-        <w:t>have to</w:t>
-      </w:r>
-      <w:proofErr w:type="gramEnd"/>
-      <w:r>
-        <w:t xml:space="preserve"> find mid points first. If the number after the </w:t>
-      </w:r>
-      <w:proofErr w:type="spellStart"/>
-      <w:r>
-        <w:t>mid point</w:t>
-      </w:r>
-      <w:proofErr w:type="spellEnd"/>
-      <w:r>
-        <w:t xml:space="preserve"> is larger, this means a potential peak is to the right of the </w:t>
-      </w:r>
-      <w:proofErr w:type="spellStart"/>
-      <w:r>
-        <w:t>mid point</w:t>
-      </w:r>
-      <w:proofErr w:type="spellEnd"/>
-      <w:r>
-        <w:t xml:space="preserve">, so left end will be set to mid + </w:t>
-      </w:r>
-      <w:proofErr w:type="gramStart"/>
-      <w:r>
-        <w:t>1, and</w:t>
-      </w:r>
-      <w:proofErr w:type="gramEnd"/>
-      <w:r>
-        <w:t xml:space="preserve"> continue the search. </w:t>
+        <w:t xml:space="preserve">As usual in binary search, we have to find mid points first. If the number after the mid point is larger, this means a potential peak is to the right of the mid point, so left end will be set to mid + 1, and continue the search. </w:t>
       </w:r>
     </w:p>
     <w:p>
@@ -5969,31 +5462,7 @@
         </w:numPr>
       </w:pPr>
       <w:r>
-        <w:t xml:space="preserve">Otherwise, the peak maybe the </w:t>
-      </w:r>
-      <w:proofErr w:type="spellStart"/>
-      <w:r>
-        <w:t>mid point</w:t>
-      </w:r>
-      <w:proofErr w:type="spellEnd"/>
-      <w:r>
-        <w:t xml:space="preserve"> or to the right of the </w:t>
-      </w:r>
-      <w:proofErr w:type="spellStart"/>
-      <w:r>
-        <w:t>mid point</w:t>
-      </w:r>
-      <w:proofErr w:type="spellEnd"/>
-      <w:r>
-        <w:t xml:space="preserve">, then assign right end at the </w:t>
-      </w:r>
-      <w:proofErr w:type="spellStart"/>
-      <w:r>
-        <w:t>mid point</w:t>
-      </w:r>
-      <w:proofErr w:type="spellEnd"/>
-      <w:r>
-        <w:t xml:space="preserve"> spot. </w:t>
+        <w:t xml:space="preserve">Otherwise, the peak maybe the mid point or to the right of the mid point, then assign right end at the mid point spot. </w:t>
       </w:r>
     </w:p>
     <w:p>
@@ -6061,15 +5530,7 @@
         </w:numPr>
       </w:pPr>
       <w:r>
-        <w:t>Time: O(</w:t>
-      </w:r>
-      <w:proofErr w:type="spellStart"/>
-      <w:r>
-        <w:t>logn</w:t>
-      </w:r>
-      <w:proofErr w:type="spellEnd"/>
-      <w:r>
-        <w:t>)</w:t>
+        <w:t>Time: O(logn)</w:t>
       </w:r>
     </w:p>
     <w:p>
@@ -6081,22 +5542,14 @@
         </w:numPr>
       </w:pPr>
       <w:r>
-        <w:t xml:space="preserve">Space: </w:t>
-      </w:r>
-      <w:proofErr w:type="gramStart"/>
-      <w:r>
-        <w:t>O(</w:t>
-      </w:r>
-      <w:proofErr w:type="gramEnd"/>
-      <w:r>
-        <w:t>1)</w:t>
+        <w:t>Space: O(1)</w:t>
       </w:r>
     </w:p>
     <w:p>
       <w:pPr>
         <w:pStyle w:val="Heading2"/>
       </w:pPr>
-      <w:bookmarkStart w:id="10" w:name="_Toc205331002"/>
+      <w:bookmarkStart w:id="10" w:name="_Toc205366811"/>
       <w:r>
         <w:lastRenderedPageBreak/>
         <w:t>118- Pascal’s Triangle</w:t>
@@ -6202,31 +5655,7 @@
         </w:drawing>
       </w:r>
       <w:r>
-        <w:t xml:space="preserve"> notice that numbers are bounded by 1 on both sides and triangle[</w:t>
-      </w:r>
-      <w:proofErr w:type="spellStart"/>
-      <w:r>
-        <w:t>i</w:t>
-      </w:r>
-      <w:proofErr w:type="spellEnd"/>
-      <w:r>
-        <w:t>][j] = triangle[i-</w:t>
-      </w:r>
-      <w:proofErr w:type="gramStart"/>
-      <w:r>
-        <w:t>1][</w:t>
-      </w:r>
-      <w:proofErr w:type="gramEnd"/>
-      <w:r>
-        <w:t>j-1] + triangle[i-</w:t>
-      </w:r>
-      <w:proofErr w:type="gramStart"/>
-      <w:r>
-        <w:t>1][</w:t>
-      </w:r>
-      <w:proofErr w:type="gramEnd"/>
-      <w:r>
-        <w:t>j], this is the formula we would use</w:t>
+        <w:t xml:space="preserve"> notice that numbers are bounded by 1 on both sides and triangle[i][j] = triangle[i-1][j-1] + triangle[i-1][j], this is the formula we would use</w:t>
       </w:r>
     </w:p>
     <w:p>
@@ -6241,49 +5670,7 @@
     </w:p>
     <w:p>
       <w:r>
-        <w:t xml:space="preserve">4) create </w:t>
-      </w:r>
-      <w:proofErr w:type="spellStart"/>
-      <w:proofErr w:type="gramStart"/>
-      <w:r>
-        <w:t>a</w:t>
-      </w:r>
-      <w:proofErr w:type="spellEnd"/>
-      <w:proofErr w:type="gramEnd"/>
-      <w:r>
-        <w:t xml:space="preserve"> inner loop to update the inner numbers (for j in range(</w:t>
-      </w:r>
-      <w:proofErr w:type="gramStart"/>
-      <w:r>
-        <w:t>1,i</w:t>
-      </w:r>
-      <w:proofErr w:type="gramEnd"/>
-      <w:r>
-        <w:t xml:space="preserve">)), notice </w:t>
-      </w:r>
-      <w:proofErr w:type="spellStart"/>
-      <w:r>
-        <w:t>i</w:t>
-      </w:r>
-      <w:proofErr w:type="spellEnd"/>
-      <w:r>
-        <w:t xml:space="preserve"> </w:t>
-      </w:r>
-      <w:proofErr w:type="spellStart"/>
-      <w:r>
-        <w:t>isthe</w:t>
-      </w:r>
-      <w:proofErr w:type="spellEnd"/>
-      <w:r>
-        <w:t xml:space="preserve"> row number, and will always be </w:t>
-      </w:r>
-      <w:proofErr w:type="spellStart"/>
-      <w:r>
-        <w:t>len</w:t>
-      </w:r>
-      <w:proofErr w:type="spellEnd"/>
-      <w:r>
-        <w:t>(row) – 1, it’s perfect for just looking at the inner of the triangle</w:t>
+        <w:t>4) create a inner loop to update the inner numbers (for j in range(1,i)), notice i isthe row number, and will always be len(row) – 1, it’s perfect for just looking at the inner of the triangle</w:t>
       </w:r>
     </w:p>
     <w:p>
@@ -6357,8 +5744,181 @@
       <w:pPr>
         <w:pStyle w:val="Heading2"/>
       </w:pPr>
-      <w:bookmarkStart w:id="11" w:name="_Toc205331003"/>
-      <w:r>
+      <w:bookmarkStart w:id="11" w:name="_Toc205366812"/>
+      <w:r>
+        <w:t>121-Best Time to Buy and Sell Stock</w:t>
+      </w:r>
+    </w:p>
+    <w:p>
+      <w:r>
+        <w:drawing>
+          <wp:inline distT="0" distB="0" distL="0" distR="0" wp14:anchorId="528252F5" wp14:editId="5025E800">
+            <wp:extent cx="5943600" cy="3120390"/>
+            <wp:effectExtent l="0" t="0" r="0" b="3810"/>
+            <wp:docPr id="381566198" name="Picture 1" descr="Text&#10;&#10;AI-generated content may be incorrect."/>
+            <wp:cNvGraphicFramePr>
+              <a:graphicFrameLocks xmlns:a="http://schemas.openxmlformats.org/drawingml/2006/main" noChangeAspect="1"/>
+            </wp:cNvGraphicFramePr>
+            <a:graphic xmlns:a="http://schemas.openxmlformats.org/drawingml/2006/main">
+              <a:graphicData uri="http://schemas.openxmlformats.org/drawingml/2006/picture">
+                <pic:pic xmlns:pic="http://schemas.openxmlformats.org/drawingml/2006/picture">
+                  <pic:nvPicPr>
+                    <pic:cNvPr id="381566198" name="Picture 1" descr="Text&#10;&#10;AI-generated content may be incorrect."/>
+                    <pic:cNvPicPr/>
+                  </pic:nvPicPr>
+                  <pic:blipFill>
+                    <a:blip r:embed="rId33"/>
+                    <a:stretch>
+                      <a:fillRect/>
+                    </a:stretch>
+                  </pic:blipFill>
+                  <pic:spPr>
+                    <a:xfrm>
+                      <a:off x="0" y="0"/>
+                      <a:ext cx="5943600" cy="3120390"/>
+                    </a:xfrm>
+                    <a:prstGeom prst="rect">
+                      <a:avLst/>
+                    </a:prstGeom>
+                  </pic:spPr>
+                </pic:pic>
+              </a:graphicData>
+            </a:graphic>
+          </wp:inline>
+        </w:drawing>
+      </w:r>
+    </w:p>
+    <w:p>
+      <w:pPr>
+        <w:pStyle w:val="ListParagraph"/>
+        <w:numPr>
+          <w:ilvl w:val="0"/>
+          <w:numId w:val="19"/>
+        </w:numPr>
+      </w:pPr>
+      <w:r>
+        <w:t xml:space="preserve">The brute force method of this problem is start with </w:t>
+      </w:r>
+      <w:r>
+        <w:t>a price and get the difference of it and each of the following prices</w:t>
+      </w:r>
+      <w:r>
+        <w:t>, while record and maintain the max differences. This sounds like a two pointer problem</w:t>
+      </w:r>
+      <w:r>
+        <w:t xml:space="preserve"> and </w:t>
+      </w:r>
+      <w:r>
+        <w:t>time complexity will be O(n^2), which is not efficient</w:t>
+      </w:r>
+    </w:p>
+    <w:p>
+      <w:pPr>
+        <w:pStyle w:val="ListParagraph"/>
+        <w:numPr>
+          <w:ilvl w:val="0"/>
+          <w:numId w:val="19"/>
+        </w:numPr>
+      </w:pPr>
+      <w:r>
+        <w:t xml:space="preserve">Instead, try the sliding window method, where the </w:t>
+      </w:r>
+      <w:r>
+        <w:t>left</w:t>
+      </w:r>
+      <w:r>
+        <w:t xml:space="preserve"> windows will always be set at the lowest prices seem, and </w:t>
+      </w:r>
+      <w:r>
+        <w:t xml:space="preserve">the right window </w:t>
+      </w:r>
+      <w:r>
+        <w:t xml:space="preserve">be set at </w:t>
+      </w:r>
+      <w:r>
+        <w:t xml:space="preserve">where the max profit is found. While the </w:t>
+      </w:r>
+      <w:r>
+        <w:t>prices pointer is traverse through the price list.</w:t>
+      </w:r>
+    </w:p>
+    <w:p>
+      <w:pPr>
+        <w:pStyle w:val="ListParagraph"/>
+        <w:numPr>
+          <w:ilvl w:val="0"/>
+          <w:numId w:val="19"/>
+        </w:numPr>
+      </w:pPr>
+      <w:r>
+        <w:lastRenderedPageBreak/>
+        <w:drawing>
+          <wp:inline distT="0" distB="0" distL="0" distR="0" wp14:anchorId="64FE7E25" wp14:editId="46220FA1">
+            <wp:extent cx="5943600" cy="4478655"/>
+            <wp:effectExtent l="0" t="0" r="0" b="0"/>
+            <wp:docPr id="1637611873" name="Picture 1" descr="Text&#10;&#10;AI-generated content may be incorrect."/>
+            <wp:cNvGraphicFramePr>
+              <a:graphicFrameLocks xmlns:a="http://schemas.openxmlformats.org/drawingml/2006/main" noChangeAspect="1"/>
+            </wp:cNvGraphicFramePr>
+            <a:graphic xmlns:a="http://schemas.openxmlformats.org/drawingml/2006/main">
+              <a:graphicData uri="http://schemas.openxmlformats.org/drawingml/2006/picture">
+                <pic:pic xmlns:pic="http://schemas.openxmlformats.org/drawingml/2006/picture">
+                  <pic:nvPicPr>
+                    <pic:cNvPr id="1637611873" name="Picture 1" descr="Text&#10;&#10;AI-generated content may be incorrect."/>
+                    <pic:cNvPicPr/>
+                  </pic:nvPicPr>
+                  <pic:blipFill>
+                    <a:blip r:embed="rId34"/>
+                    <a:stretch>
+                      <a:fillRect/>
+                    </a:stretch>
+                  </pic:blipFill>
+                  <pic:spPr>
+                    <a:xfrm>
+                      <a:off x="0" y="0"/>
+                      <a:ext cx="5943600" cy="4478655"/>
+                    </a:xfrm>
+                    <a:prstGeom prst="rect">
+                      <a:avLst/>
+                    </a:prstGeom>
+                  </pic:spPr>
+                </pic:pic>
+              </a:graphicData>
+            </a:graphic>
+          </wp:inline>
+        </w:drawing>
+      </w:r>
+    </w:p>
+    <w:p>
+      <w:pPr>
+        <w:pStyle w:val="ListParagraph"/>
+        <w:numPr>
+          <w:ilvl w:val="0"/>
+          <w:numId w:val="19"/>
+        </w:numPr>
+      </w:pPr>
+      <w:r>
+        <w:t>Time: O(n), since the list is traversed once</w:t>
+      </w:r>
+    </w:p>
+    <w:p>
+      <w:pPr>
+        <w:pStyle w:val="ListParagraph"/>
+        <w:numPr>
+          <w:ilvl w:val="0"/>
+          <w:numId w:val="19"/>
+        </w:numPr>
+      </w:pPr>
+      <w:r>
+        <w:t>Space: O(1), no additional memory allocated</w:t>
+      </w:r>
+    </w:p>
+    <w:p>
+      <w:pPr>
+        <w:pStyle w:val="Heading2"/>
+      </w:pPr>
+      <w:r>
+        <w:lastRenderedPageBreak/>
         <w:t>215- Kth Largest Element in an Array</w:t>
       </w:r>
       <w:bookmarkEnd w:id="11"/>
@@ -6384,7 +5944,7 @@
                     <pic:cNvPicPr/>
                   </pic:nvPicPr>
                   <pic:blipFill>
-                    <a:blip r:embed="rId33">
+                    <a:blip r:embed="rId35">
                       <a:extLst>
                         <a:ext uri="{28A0092B-C50C-407E-A947-70E740481C1C}">
                           <a14:useLocalDpi xmlns:a14="http://schemas.microsoft.com/office/drawing/2010/main" val="0"/>
@@ -6462,7 +6022,6 @@
         <w:rPr>
           <w:noProof/>
         </w:rPr>
-        <w:lastRenderedPageBreak/>
         <w:drawing>
           <wp:inline distT="0" distB="0" distL="0" distR="0" wp14:anchorId="63853DBF" wp14:editId="4E693F44">
             <wp:extent cx="5351929" cy="2675965"/>
@@ -6479,7 +6038,7 @@
                     <pic:cNvPicPr/>
                   </pic:nvPicPr>
                   <pic:blipFill>
-                    <a:blip r:embed="rId34">
+                    <a:blip r:embed="rId36">
                       <a:extLst>
                         <a:ext uri="{28A0092B-C50C-407E-A947-70E740481C1C}">
                           <a14:useLocalDpi xmlns:a14="http://schemas.microsoft.com/office/drawing/2010/main" val="0"/>
@@ -6515,15 +6074,7 @@
         </w:numPr>
       </w:pPr>
       <w:r>
-        <w:t>Time: O(</w:t>
-      </w:r>
-      <w:proofErr w:type="spellStart"/>
-      <w:r>
-        <w:t>nlogn</w:t>
-      </w:r>
-      <w:proofErr w:type="spellEnd"/>
-      <w:r>
-        <w:t xml:space="preserve">): </w:t>
+        <w:t xml:space="preserve">Time: O(nlogn): </w:t>
       </w:r>
     </w:p>
     <w:p>
@@ -6547,6 +6098,7 @@
         </w:numPr>
       </w:pPr>
       <w:r>
+        <w:lastRenderedPageBreak/>
         <w:t xml:space="preserve">Use heap </w:t>
       </w:r>
       <w:r>
@@ -6581,7 +6133,7 @@
                     <pic:cNvPicPr/>
                   </pic:nvPicPr>
                   <pic:blipFill>
-                    <a:blip r:embed="rId35">
+                    <a:blip r:embed="rId37">
                       <a:extLst>
                         <a:ext uri="{28A0092B-C50C-407E-A947-70E740481C1C}">
                           <a14:useLocalDpi xmlns:a14="http://schemas.microsoft.com/office/drawing/2010/main" val="0"/>
@@ -6617,15 +6169,7 @@
         </w:numPr>
       </w:pPr>
       <w:r>
-        <w:t>Time: O(</w:t>
-      </w:r>
-      <w:proofErr w:type="spellStart"/>
-      <w:r>
-        <w:t>nlogk</w:t>
-      </w:r>
-      <w:proofErr w:type="spellEnd"/>
-      <w:r>
-        <w:t xml:space="preserve">): </w:t>
+        <w:t xml:space="preserve">Time: O(nlogk): </w:t>
       </w:r>
     </w:p>
     <w:p>
@@ -6645,9 +6189,8 @@
       <w:pPr>
         <w:pStyle w:val="Heading1"/>
       </w:pPr>
-      <w:bookmarkStart w:id="12" w:name="_Toc205331004"/>
-      <w:r>
-        <w:lastRenderedPageBreak/>
+      <w:bookmarkStart w:id="12" w:name="_Toc205366813"/>
+      <w:r>
         <w:t>Functions</w:t>
       </w:r>
       <w:bookmarkEnd w:id="12"/>
@@ -6656,7 +6199,7 @@
       <w:pPr>
         <w:pStyle w:val="Heading2"/>
       </w:pPr>
-      <w:bookmarkStart w:id="13" w:name="_Toc205331005"/>
+      <w:bookmarkStart w:id="13" w:name="_Toc205366814"/>
       <w:r>
         <w:t>825-Random Pick with weight</w:t>
       </w:r>
@@ -6683,7 +6226,7 @@
                     <pic:cNvPicPr/>
                   </pic:nvPicPr>
                   <pic:blipFill>
-                    <a:blip r:embed="rId36">
+                    <a:blip r:embed="rId38">
                       <a:extLst>
                         <a:ext uri="{28A0092B-C50C-407E-A947-70E740481C1C}">
                           <a14:useLocalDpi xmlns:a14="http://schemas.microsoft.com/office/drawing/2010/main" val="0"/>
@@ -6718,45 +6261,17 @@
           <w:numId w:val="13"/>
         </w:numPr>
       </w:pPr>
-      <w:proofErr w:type="gramStart"/>
-      <w:r>
-        <w:t>So</w:t>
-      </w:r>
-      <w:proofErr w:type="gramEnd"/>
-      <w:r>
-        <w:t xml:space="preserve"> this problem is basically to return </w:t>
-      </w:r>
-      <w:proofErr w:type="spellStart"/>
-      <w:proofErr w:type="gramStart"/>
-      <w:r>
-        <w:t>a</w:t>
-      </w:r>
-      <w:proofErr w:type="spellEnd"/>
-      <w:proofErr w:type="gramEnd"/>
-      <w:r>
-        <w:t xml:space="preserve"> index value</w:t>
-      </w:r>
-      <w:r>
-        <w:t xml:space="preserve"> </w:t>
-      </w:r>
-      <w:proofErr w:type="spellStart"/>
-      <w:r>
-        <w:t>i</w:t>
-      </w:r>
-      <w:proofErr w:type="spellEnd"/>
+      <w:r>
+        <w:t>So this problem is basically to return a index value</w:t>
+      </w:r>
+      <w:r>
+        <w:t xml:space="preserve"> i</w:t>
+      </w:r>
       <w:r>
         <w:t xml:space="preserve"> from a list with </w:t>
       </w:r>
       <w:r>
-        <w:t>probability proportional to w[</w:t>
-      </w:r>
-      <w:proofErr w:type="spellStart"/>
-      <w:r>
-        <w:t>i</w:t>
-      </w:r>
-      <w:proofErr w:type="spellEnd"/>
-      <w:r>
-        <w:t xml:space="preserve">] </w:t>
+        <w:t xml:space="preserve">probability proportional to w[i] </w:t>
       </w:r>
     </w:p>
     <w:p>
@@ -6779,18 +6294,9 @@
           <w:numId w:val="13"/>
         </w:numPr>
       </w:pPr>
-      <w:proofErr w:type="spellStart"/>
-      <w:proofErr w:type="gramStart"/>
-      <w:r>
-        <w:t>pickIndex</w:t>
-      </w:r>
-      <w:proofErr w:type="spellEnd"/>
-      <w:r>
-        <w:t>(</w:t>
-      </w:r>
-      <w:proofErr w:type="gramEnd"/>
-      <w:r>
-        <w:t>) → 0 with probability 1/4</w:t>
+      <w:r>
+        <w:lastRenderedPageBreak/>
+        <w:t>pickIndex() → 0 with probability 1/4</w:t>
       </w:r>
     </w:p>
     <w:p>
@@ -6801,18 +6307,8 @@
           <w:numId w:val="13"/>
         </w:numPr>
       </w:pPr>
-      <w:proofErr w:type="spellStart"/>
-      <w:proofErr w:type="gramStart"/>
-      <w:r>
-        <w:t>pickIndex</w:t>
-      </w:r>
-      <w:proofErr w:type="spellEnd"/>
-      <w:r>
-        <w:t>(</w:t>
-      </w:r>
-      <w:proofErr w:type="gramEnd"/>
-      <w:r>
-        <w:t>) → 1 with probability ¾</w:t>
+      <w:r>
+        <w:t>pickIndex() → 1 with probability ¾</w:t>
       </w:r>
     </w:p>
     <w:p>
@@ -6824,25 +6320,7 @@
         </w:numPr>
       </w:pPr>
       <w:r>
-        <w:t xml:space="preserve">we could use </w:t>
-      </w:r>
-      <w:proofErr w:type="spellStart"/>
-      <w:proofErr w:type="gramStart"/>
-      <w:r>
-        <w:t>random.randint</w:t>
-      </w:r>
-      <w:proofErr w:type="spellEnd"/>
-      <w:proofErr w:type="gramEnd"/>
-      <w:r>
-        <w:t>(</w:t>
-      </w:r>
-      <w:proofErr w:type="gramStart"/>
-      <w:r>
-        <w:t>1,total</w:t>
-      </w:r>
-      <w:proofErr w:type="gramEnd"/>
-      <w:r>
-        <w:t xml:space="preserve">) to return a random number, but it’s a single number not a probability distribution. </w:t>
+        <w:t xml:space="preserve">we could use random.randint(1,total) to return a random number, but it’s a single number not a probability distribution. </w:t>
       </w:r>
     </w:p>
     <w:p>
@@ -6854,23 +6332,7 @@
         </w:numPr>
       </w:pPr>
       <w:r>
-        <w:t xml:space="preserve">If we use prefix </w:t>
-      </w:r>
-      <w:proofErr w:type="gramStart"/>
-      <w:r>
-        <w:t>sum</w:t>
-      </w:r>
-      <w:proofErr w:type="gramEnd"/>
-      <w:r>
-        <w:t xml:space="preserve"> we can partition the range [</w:t>
-      </w:r>
-      <w:proofErr w:type="gramStart"/>
-      <w:r>
-        <w:t>1,total</w:t>
-      </w:r>
-      <w:proofErr w:type="gramEnd"/>
-      <w:r>
-        <w:t xml:space="preserve">] into slices proportional to each weight, then use binary search. </w:t>
+        <w:t xml:space="preserve">If we use prefix sum we can partition the range [1,total] into slices proportional to each weight, then use binary search. </w:t>
       </w:r>
     </w:p>
     <w:p>
@@ -7006,7 +6468,6 @@
         </w:numPr>
       </w:pPr>
       <w:r>
-        <w:lastRenderedPageBreak/>
         <w:t>index 2: 2/6</w:t>
       </w:r>
     </w:p>
@@ -7023,6 +6484,7 @@
           <w:noProof/>
           <w14:ligatures w14:val="standardContextual"/>
         </w:rPr>
+        <w:lastRenderedPageBreak/>
         <w:drawing>
           <wp:inline distT="0" distB="0" distL="0" distR="0" wp14:anchorId="24F4E68F" wp14:editId="79031AC4">
             <wp:extent cx="5867400" cy="5803900"/>
@@ -7039,7 +6501,7 @@
                     <pic:cNvPicPr/>
                   </pic:nvPicPr>
                   <pic:blipFill>
-                    <a:blip r:embed="rId37">
+                    <a:blip r:embed="rId39">
                       <a:extLst>
                         <a:ext uri="{28A0092B-C50C-407E-A947-70E740481C1C}">
                           <a14:useLocalDpi xmlns:a14="http://schemas.microsoft.com/office/drawing/2010/main" val="0"/>
@@ -7075,18 +6537,10 @@
         </w:numPr>
       </w:pPr>
       <w:r>
-        <w:t>Time: O(n) at constructor, O(</w:t>
-      </w:r>
-      <w:proofErr w:type="spellStart"/>
-      <w:r>
-        <w:t>l</w:t>
-      </w:r>
-      <w:r>
-        <w:t>ogn</w:t>
-      </w:r>
-      <w:proofErr w:type="spellEnd"/>
-      <w:r>
-        <w:t>) for binary search</w:t>
+        <w:t>Time: O(n) at constructor, O(l</w:t>
+      </w:r>
+      <w:r>
+        <w:t>ogn) for binary search</w:t>
       </w:r>
     </w:p>
     <w:p>
@@ -7105,7 +6559,7 @@
       <w:pPr>
         <w:pStyle w:val="Heading2"/>
       </w:pPr>
-      <w:bookmarkStart w:id="14" w:name="_Toc205331006"/>
+      <w:bookmarkStart w:id="14" w:name="_Toc205366815"/>
       <w:r>
         <w:lastRenderedPageBreak/>
         <w:t>1570-Dot Product of Two Sparse Vectors</w:t>
@@ -7133,7 +6587,7 @@
                     <pic:cNvPicPr/>
                   </pic:nvPicPr>
                   <pic:blipFill>
-                    <a:blip r:embed="rId38">
+                    <a:blip r:embed="rId40">
                       <a:extLst>
                         <a:ext uri="{28A0092B-C50C-407E-A947-70E740481C1C}">
                           <a14:useLocalDpi xmlns:a14="http://schemas.microsoft.com/office/drawing/2010/main" val="0"/>
@@ -7168,19 +6622,9 @@
           <w:numId w:val="15"/>
         </w:numPr>
       </w:pPr>
-      <w:proofErr w:type="spellStart"/>
-      <w:r>
-        <w:t>Hashtable</w:t>
-      </w:r>
-      <w:proofErr w:type="spellEnd"/>
-      <w:r>
-        <w:t xml:space="preserve"> </w:t>
-      </w:r>
-      <w:proofErr w:type="gramStart"/>
-      <w:r>
-        <w:t>method;</w:t>
-      </w:r>
-      <w:proofErr w:type="gramEnd"/>
+      <w:r>
+        <w:t>Hashtable method;</w:t>
+      </w:r>
     </w:p>
     <w:p>
       <w:pPr>
@@ -7191,15 +6635,7 @@
         </w:numPr>
       </w:pPr>
       <w:r>
-        <w:t xml:space="preserve">Since sparse vector will have a lot of zeros, only the non-zero values really </w:t>
-      </w:r>
-      <w:proofErr w:type="gramStart"/>
-      <w:r>
-        <w:t>matters</w:t>
-      </w:r>
-      <w:proofErr w:type="gramEnd"/>
-      <w:r>
-        <w:t>. And if the corresponding indexes of the other of vector is zero, then both corresponding indexes can be ignored.</w:t>
+        <w:t>Since sparse vector will have a lot of zeros, only the non-zero values really matters. And if the corresponding indexes of the other of vector is zero, then both corresponding indexes can be ignored.</w:t>
       </w:r>
     </w:p>
     <w:p>
@@ -7211,31 +6647,7 @@
         </w:numPr>
       </w:pPr>
       <w:r>
-        <w:t xml:space="preserve">The </w:t>
-      </w:r>
-      <w:proofErr w:type="spellStart"/>
-      <w:r>
-        <w:t>hashmap</w:t>
-      </w:r>
-      <w:proofErr w:type="spellEnd"/>
-      <w:r>
-        <w:t xml:space="preserve"> will be initialized in the constructor, the </w:t>
-      </w:r>
-      <w:proofErr w:type="spellStart"/>
-      <w:r>
-        <w:t>hashmap</w:t>
-      </w:r>
-      <w:proofErr w:type="spellEnd"/>
-      <w:r>
-        <w:t xml:space="preserve"> will store the indexes and values of non-</w:t>
-      </w:r>
-      <w:proofErr w:type="spellStart"/>
-      <w:r>
-        <w:t>zerosof</w:t>
-      </w:r>
-      <w:proofErr w:type="spellEnd"/>
-      <w:r>
-        <w:t xml:space="preserve"> the sparse vector</w:t>
+        <w:t>The hashmap will be initialized in the constructor, the hashmap will store the indexes and values of non-zerosof the sparse vector</w:t>
       </w:r>
     </w:p>
     <w:p>
@@ -7247,15 +6659,7 @@
         </w:numPr>
       </w:pPr>
       <w:r>
-        <w:t xml:space="preserve">The function takes a sparse vector constructed the same way (a </w:t>
-      </w:r>
-      <w:proofErr w:type="spellStart"/>
-      <w:r>
-        <w:t>hashmap</w:t>
-      </w:r>
-      <w:proofErr w:type="spellEnd"/>
-      <w:r>
-        <w:t>)</w:t>
+        <w:t>The function takes a sparse vector constructed the same way (a hashmap)</w:t>
       </w:r>
     </w:p>
     <w:p>
@@ -7267,35 +6671,7 @@
         </w:numPr>
       </w:pPr>
       <w:r>
-        <w:t xml:space="preserve">Traverse through the </w:t>
-      </w:r>
-      <w:proofErr w:type="gramStart"/>
-      <w:r>
-        <w:t>items(</w:t>
-      </w:r>
-      <w:proofErr w:type="gramEnd"/>
-      <w:r>
-        <w:t xml:space="preserve">) of the </w:t>
-      </w:r>
-      <w:proofErr w:type="spellStart"/>
-      <w:proofErr w:type="gramStart"/>
-      <w:r>
-        <w:t>self.hashmap</w:t>
-      </w:r>
-      <w:proofErr w:type="spellEnd"/>
-      <w:proofErr w:type="gramEnd"/>
-      <w:r>
-        <w:t xml:space="preserve">, if the index is in the </w:t>
-      </w:r>
-      <w:proofErr w:type="spellStart"/>
-      <w:proofErr w:type="gramStart"/>
-      <w:r>
-        <w:t>vec.hashmap</w:t>
-      </w:r>
-      <w:proofErr w:type="spellEnd"/>
-      <w:proofErr w:type="gramEnd"/>
-      <w:r>
-        <w:t>, then multiply both values and add to the total</w:t>
+        <w:t>Traverse through the items() of the self.hashmap, if the index is in the vec.hashmap, then multiply both values and add to the total</w:t>
       </w:r>
     </w:p>
     <w:p>
@@ -7307,31 +6683,7 @@
         </w:numPr>
       </w:pPr>
       <w:r>
-        <w:t xml:space="preserve">Before doing the operation, check for the length of the two </w:t>
-      </w:r>
-      <w:proofErr w:type="gramStart"/>
-      <w:r>
-        <w:t>vector</w:t>
-      </w:r>
-      <w:proofErr w:type="gramEnd"/>
-      <w:r>
-        <w:t xml:space="preserve">, and call the </w:t>
-      </w:r>
-      <w:proofErr w:type="spellStart"/>
-      <w:r>
-        <w:t>dotProduct</w:t>
-      </w:r>
-      <w:proofErr w:type="spellEnd"/>
-      <w:r>
-        <w:t xml:space="preserve"> function on which ever vector that is shorter, because shorter vector has less </w:t>
-      </w:r>
-      <w:proofErr w:type="spellStart"/>
-      <w:r>
-        <w:t>hashmap</w:t>
-      </w:r>
-      <w:proofErr w:type="spellEnd"/>
-      <w:r>
-        <w:t xml:space="preserve"> keys to go through. </w:t>
+        <w:t xml:space="preserve">Before doing the operation, check for the length of the two vector, and call the dotProduct function on which ever vector that is shorter, because shorter vector has less hashmap keys to go through. </w:t>
       </w:r>
     </w:p>
     <w:p>
@@ -7363,7 +6715,7 @@
                     <pic:cNvPicPr/>
                   </pic:nvPicPr>
                   <pic:blipFill>
-                    <a:blip r:embed="rId39">
+                    <a:blip r:embed="rId41">
                       <a:extLst>
                         <a:ext uri="{28A0092B-C50C-407E-A947-70E740481C1C}">
                           <a14:useLocalDpi xmlns:a14="http://schemas.microsoft.com/office/drawing/2010/main" val="0"/>
@@ -7399,15 +6751,7 @@
         </w:numPr>
       </w:pPr>
       <w:r>
-        <w:t>Time: O(</w:t>
-      </w:r>
-      <w:proofErr w:type="spellStart"/>
-      <w:r>
-        <w:t>a+b</w:t>
-      </w:r>
-      <w:proofErr w:type="spellEnd"/>
-      <w:r>
-        <w:t>), a is the size of vector 1, and b vector 2</w:t>
+        <w:t>Time: O(a+b), a is the size of vector 1, and b vector 2</w:t>
       </w:r>
     </w:p>
     <w:p>
@@ -7418,21 +6762,8 @@
           <w:numId w:val="15"/>
         </w:numPr>
       </w:pPr>
-      <w:proofErr w:type="spellStart"/>
-      <w:r>
-        <w:t>Space:O</w:t>
-      </w:r>
-      <w:proofErr w:type="spellEnd"/>
-      <w:r>
-        <w:t>(</w:t>
-      </w:r>
-      <w:proofErr w:type="spellStart"/>
-      <w:r>
-        <w:t>a+b</w:t>
-      </w:r>
-      <w:proofErr w:type="spellEnd"/>
-      <w:r>
-        <w:t>), a is the size of non</w:t>
+      <w:r>
+        <w:t>Space:O(a+b), a is the size of non</w:t>
       </w:r>
       <w:r>
         <w:t>-zeros in vector 1, and b vector 2</w:t>
@@ -7459,31 +6790,7 @@
         </w:numPr>
       </w:pPr>
       <w:r>
-        <w:t xml:space="preserve">Answer, keep the dense one in </w:t>
-      </w:r>
-      <w:proofErr w:type="gramStart"/>
-      <w:r>
-        <w:t>a</w:t>
-      </w:r>
-      <w:proofErr w:type="gramEnd"/>
-      <w:r>
-        <w:t xml:space="preserve"> array, and only store the sparse one in the </w:t>
-      </w:r>
-      <w:proofErr w:type="spellStart"/>
-      <w:r>
-        <w:t>hashmap</w:t>
-      </w:r>
-      <w:proofErr w:type="spellEnd"/>
-      <w:r>
-        <w:t xml:space="preserve">. Because if store a dense vector in </w:t>
-      </w:r>
-      <w:proofErr w:type="spellStart"/>
-      <w:r>
-        <w:t>hashmap</w:t>
-      </w:r>
-      <w:proofErr w:type="spellEnd"/>
-      <w:r>
-        <w:t xml:space="preserve"> would gain an extra O(n) space complexity, and there is no benefit. </w:t>
+        <w:t xml:space="preserve">Answer, keep the dense one in a array, and only store the sparse one in the hashmap. Because if store a dense vector in hashmap would gain an extra O(n) space complexity, and there is no benefit. </w:t>
       </w:r>
     </w:p>
     <w:p/>
@@ -7491,7 +6798,7 @@
       <w:pPr>
         <w:pStyle w:val="Heading1"/>
       </w:pPr>
-      <w:bookmarkStart w:id="15" w:name="_Toc205331007"/>
+      <w:bookmarkStart w:id="15" w:name="_Toc205366816"/>
       <w:r>
         <w:lastRenderedPageBreak/>
         <w:t>Strings</w:t>
@@ -7502,17 +6809,9 @@
       <w:pPr>
         <w:pStyle w:val="Heading2"/>
       </w:pPr>
-      <w:bookmarkStart w:id="16" w:name="_Toc205331008"/>
-      <w:r>
-        <w:t xml:space="preserve">8-String to </w:t>
-      </w:r>
-      <w:proofErr w:type="gramStart"/>
-      <w:r>
-        <w:t>Integer(</w:t>
-      </w:r>
-      <w:proofErr w:type="gramEnd"/>
-      <w:r>
-        <w:t>ATOI)</w:t>
+      <w:bookmarkStart w:id="16" w:name="_Toc205366817"/>
+      <w:r>
+        <w:t>8-String to Integer(ATOI)</w:t>
       </w:r>
       <w:bookmarkEnd w:id="16"/>
     </w:p>
@@ -7537,7 +6836,7 @@
                     <pic:cNvPicPr/>
                   </pic:nvPicPr>
                   <pic:blipFill>
-                    <a:blip r:embed="rId40"/>
+                    <a:blip r:embed="rId42"/>
                     <a:stretch>
                       <a:fillRect/>
                     </a:stretch>
@@ -7559,36 +6858,23 @@
       </w:r>
     </w:p>
     <w:p>
-      <w:proofErr w:type="spellStart"/>
       <w:r>
         <w:t>Time:</w:t>
       </w:r>
       <w:r>
-        <w:t>O</w:t>
-      </w:r>
-      <w:proofErr w:type="spellEnd"/>
-      <w:r>
-        <w:t>(n)-one time traversal</w:t>
-      </w:r>
-    </w:p>
-    <w:p>
-      <w:r>
-        <w:t xml:space="preserve">Space: </w:t>
-      </w:r>
-      <w:proofErr w:type="gramStart"/>
-      <w:r>
-        <w:t>O(</w:t>
-      </w:r>
-      <w:proofErr w:type="gramEnd"/>
-      <w:r>
-        <w:t>1), no additional data structure used</w:t>
+        <w:t>O(n)-one time traversal</w:t>
+      </w:r>
+    </w:p>
+    <w:p>
+      <w:r>
+        <w:t>Space: O(1), no additional data structure used</w:t>
       </w:r>
     </w:p>
     <w:p>
       <w:pPr>
         <w:pStyle w:val="Heading2"/>
       </w:pPr>
-      <w:bookmarkStart w:id="17" w:name="_Toc205331009"/>
+      <w:bookmarkStart w:id="17" w:name="_Toc205366818"/>
       <w:r>
         <w:lastRenderedPageBreak/>
         <w:t>71 – Simplify Path</w:t>
@@ -7616,7 +6902,7 @@
                     <pic:cNvPicPr/>
                   </pic:nvPicPr>
                   <pic:blipFill>
-                    <a:blip r:embed="rId41"/>
+                    <a:blip r:embed="rId43"/>
                     <a:stretch>
                       <a:fillRect/>
                     </a:stretch>
@@ -7750,7 +7036,7 @@
                     <pic:cNvPicPr/>
                   </pic:nvPicPr>
                   <pic:blipFill>
-                    <a:blip r:embed="rId42"/>
+                    <a:blip r:embed="rId44"/>
                     <a:stretch>
                       <a:fillRect/>
                     </a:stretch>
@@ -7805,7 +7091,7 @@
       <w:pPr>
         <w:pStyle w:val="Heading2"/>
       </w:pPr>
-      <w:bookmarkStart w:id="18" w:name="_Toc205331010"/>
+      <w:bookmarkStart w:id="18" w:name="_Toc205366819"/>
       <w:r>
         <w:lastRenderedPageBreak/>
         <w:t>227 – Basic Calculator II</w:t>
@@ -7833,7 +7119,7 @@
                     <pic:cNvPicPr/>
                   </pic:nvPicPr>
                   <pic:blipFill>
-                    <a:blip r:embed="rId43">
+                    <a:blip r:embed="rId45">
                       <a:extLst>
                         <a:ext uri="{28A0092B-C50C-407E-A947-70E740481C1C}">
                           <a14:useLocalDpi xmlns:a14="http://schemas.microsoft.com/office/drawing/2010/main" val="0"/>
@@ -7869,15 +7155,7 @@
         </w:numPr>
       </w:pPr>
       <w:r>
-        <w:t xml:space="preserve">Iterate through each </w:t>
-      </w:r>
-      <w:proofErr w:type="gramStart"/>
-      <w:r>
-        <w:t>characters</w:t>
-      </w:r>
-      <w:proofErr w:type="gramEnd"/>
-      <w:r>
-        <w:t xml:space="preserve"> in the string, note that numbers will tend to have a sign in the front, the key is to keep track of what sign the number have (from previous iteration)</w:t>
+        <w:t>Iterate through each characters in the string, note that numbers will tend to have a sign in the front, the key is to keep track of what sign the number have (from previous iteration)</w:t>
       </w:r>
     </w:p>
     <w:p>
@@ -7889,15 +7167,7 @@
         </w:numPr>
       </w:pPr>
       <w:r>
-        <w:t>When iterating, multiple number chars can be combined using num = num*10+int(</w:t>
-      </w:r>
-      <w:proofErr w:type="spellStart"/>
-      <w:r>
-        <w:t>ch</w:t>
-      </w:r>
-      <w:proofErr w:type="spellEnd"/>
-      <w:r>
-        <w:t xml:space="preserve">). </w:t>
+        <w:t xml:space="preserve">When iterating, multiple number chars can be combined using num = num*10+int(ch). </w:t>
       </w:r>
     </w:p>
     <w:p>
@@ -7909,15 +7179,7 @@
         </w:numPr>
       </w:pPr>
       <w:r>
-        <w:t xml:space="preserve">If the </w:t>
-      </w:r>
-      <w:proofErr w:type="spellStart"/>
-      <w:r>
-        <w:t>ch</w:t>
-      </w:r>
-      <w:proofErr w:type="spellEnd"/>
-      <w:r>
-        <w:t xml:space="preserve"> is not digit</w:t>
+        <w:t>If the ch is not digit</w:t>
       </w:r>
       <w:r>
         <w:t xml:space="preserve"> and not blank, it must be a sign. If a sign is met, then it’s time to do number operation with previous sign and number stored. </w:t>
@@ -7932,15 +7194,7 @@
         </w:numPr>
       </w:pPr>
       <w:r>
-        <w:t xml:space="preserve">After the operation, set the sign to current </w:t>
-      </w:r>
-      <w:proofErr w:type="gramStart"/>
-      <w:r>
-        <w:t>reading ,</w:t>
-      </w:r>
-      <w:proofErr w:type="gramEnd"/>
-      <w:r>
-        <w:t xml:space="preserve"> and reset the num to 0, these are for next iteration</w:t>
+        <w:t>After the operation, set the sign to current reading , and reset the num to 0, these are for next iteration</w:t>
       </w:r>
     </w:p>
     <w:p>
@@ -7984,7 +7238,7 @@
                     <pic:cNvPicPr/>
                   </pic:nvPicPr>
                   <pic:blipFill>
-                    <a:blip r:embed="rId44">
+                    <a:blip r:embed="rId46">
                       <a:extLst>
                         <a:ext uri="{28A0092B-C50C-407E-A947-70E740481C1C}">
                           <a14:useLocalDpi xmlns:a14="http://schemas.microsoft.com/office/drawing/2010/main" val="0"/>
@@ -8039,7 +7293,7 @@
                     <pic:cNvPicPr/>
                   </pic:nvPicPr>
                   <pic:blipFill>
-                    <a:blip r:embed="rId45">
+                    <a:blip r:embed="rId47">
                       <a:extLst>
                         <a:ext uri="{28A0092B-C50C-407E-A947-70E740481C1C}">
                           <a14:useLocalDpi xmlns:a14="http://schemas.microsoft.com/office/drawing/2010/main" val="0"/>
@@ -8086,13 +7340,8 @@
           <w:numId w:val="15"/>
         </w:numPr>
       </w:pPr>
-      <w:proofErr w:type="spellStart"/>
-      <w:r>
-        <w:t>Space:O</w:t>
-      </w:r>
-      <w:proofErr w:type="spellEnd"/>
-      <w:r>
-        <w:t>(n) -&gt; the extra stack data structure</w:t>
+      <w:r>
+        <w:t>Space:O(n) -&gt; the extra stack data structure</w:t>
       </w:r>
     </w:p>
     <w:p/>
@@ -8100,7 +7349,7 @@
       <w:pPr>
         <w:pStyle w:val="Heading2"/>
       </w:pPr>
-      <w:bookmarkStart w:id="19" w:name="_Toc205331011"/>
+      <w:bookmarkStart w:id="19" w:name="_Toc205366820"/>
       <w:r>
         <w:lastRenderedPageBreak/>
         <w:t>1249 – Minimum Remove to Make Valid Parentheses</w:t>
@@ -8128,7 +7377,7 @@
                     <pic:cNvPicPr/>
                   </pic:nvPicPr>
                   <pic:blipFill>
-                    <a:blip r:embed="rId46">
+                    <a:blip r:embed="rId48">
                       <a:extLst>
                         <a:ext uri="{28A0092B-C50C-407E-A947-70E740481C1C}">
                           <a14:useLocalDpi xmlns:a14="http://schemas.microsoft.com/office/drawing/2010/main" val="0"/>
@@ -8200,15 +7449,7 @@
         </w:numPr>
       </w:pPr>
       <w:r>
-        <w:t>When encountering “(“, put it in stack. When encountering “)”, if stack is not empty, it must be “</w:t>
-      </w:r>
-      <w:proofErr w:type="gramStart"/>
-      <w:r>
-        <w:t>(“ on</w:t>
-      </w:r>
-      <w:proofErr w:type="gramEnd"/>
-      <w:r>
-        <w:t xml:space="preserve"> top, pop it so a pair is taken cared of. Store the index of extra ones in another list (to be removed) make sure to update the remove list with leftover “(“s that have not been popped. </w:t>
+        <w:t xml:space="preserve">When encountering “(“, put it in stack. When encountering “)”, if stack is not empty, it must be “(“ on top, pop it so a pair is taken cared of. Store the index of extra ones in another list (to be removed) make sure to update the remove list with leftover “(“s that have not been popped. </w:t>
       </w:r>
     </w:p>
     <w:p>
@@ -8240,7 +7481,7 @@
                     <pic:cNvPicPr/>
                   </pic:nvPicPr>
                   <pic:blipFill>
-                    <a:blip r:embed="rId47">
+                    <a:blip r:embed="rId49">
                       <a:extLst>
                         <a:ext uri="{28A0092B-C50C-407E-A947-70E740481C1C}">
                           <a14:useLocalDpi xmlns:a14="http://schemas.microsoft.com/office/drawing/2010/main" val="0"/>
@@ -8295,7 +7536,7 @@
       <w:pPr>
         <w:pStyle w:val="Heading1"/>
       </w:pPr>
-      <w:bookmarkStart w:id="20" w:name="_Toc205331012"/>
+      <w:bookmarkStart w:id="20" w:name="_Toc205366821"/>
       <w:r>
         <w:t>Recursions</w:t>
       </w:r>
@@ -8305,19 +7546,9 @@
       <w:pPr>
         <w:pStyle w:val="Heading2"/>
       </w:pPr>
-      <w:bookmarkStart w:id="21" w:name="_Toc205331013"/>
-      <w:r>
-        <w:t>50-Pow(</w:t>
-      </w:r>
-      <w:proofErr w:type="spellStart"/>
-      <w:proofErr w:type="gramStart"/>
-      <w:r>
-        <w:t>x,n</w:t>
-      </w:r>
-      <w:proofErr w:type="spellEnd"/>
-      <w:proofErr w:type="gramEnd"/>
-      <w:r>
-        <w:t>)</w:t>
+      <w:bookmarkStart w:id="21" w:name="_Toc205366822"/>
+      <w:r>
+        <w:t>50-Pow(x,n)</w:t>
       </w:r>
       <w:bookmarkEnd w:id="21"/>
     </w:p>
@@ -8342,7 +7573,7 @@
                     <pic:cNvPicPr/>
                   </pic:nvPicPr>
                   <pic:blipFill>
-                    <a:blip r:embed="rId48">
+                    <a:blip r:embed="rId50">
                       <a:extLst>
                         <a:ext uri="{28A0092B-C50C-407E-A947-70E740481C1C}">
                           <a14:useLocalDpi xmlns:a14="http://schemas.microsoft.com/office/drawing/2010/main" val="0"/>
@@ -8377,13 +7608,8 @@
           <w:numId w:val="15"/>
         </w:numPr>
       </w:pPr>
-      <w:proofErr w:type="spellStart"/>
-      <w:r>
-        <w:t>Niave</w:t>
-      </w:r>
-      <w:proofErr w:type="spellEnd"/>
-      <w:r>
-        <w:t xml:space="preserve"> approach is to multiply x n times, but it will get O(n)</w:t>
+      <w:r>
+        <w:t>Niave approach is to multiply x n times, but it will get O(n)</w:t>
       </w:r>
     </w:p>
     <w:p>
@@ -8396,15 +7622,7 @@
       </w:pPr>
       <w:r>
         <w:lastRenderedPageBreak/>
-        <w:t xml:space="preserve">The pattern is </w:t>
-      </w:r>
-      <w:proofErr w:type="spellStart"/>
-      <w:r>
-        <w:t>x^n</w:t>
-      </w:r>
-      <w:proofErr w:type="spellEnd"/>
-      <w:r>
-        <w:t xml:space="preserve"> = x^(n/2) * x^(n/2), if n is even</w:t>
+        <w:t>The pattern is x^n = x^(n/2) * x^(n/2), if n is even</w:t>
       </w:r>
     </w:p>
     <w:p>
@@ -8416,15 +7634,7 @@
         </w:numPr>
       </w:pPr>
       <w:r>
-        <w:t xml:space="preserve">If n is odd: </w:t>
-      </w:r>
-      <w:proofErr w:type="spellStart"/>
-      <w:r>
-        <w:t>x^n</w:t>
-      </w:r>
-      <w:proofErr w:type="spellEnd"/>
-      <w:r>
-        <w:t xml:space="preserve"> = x * x^(n/2) * x^(n/2)</w:t>
+        <w:t>If n is odd: x^n = x * x^(n/2) * x^(n/2)</w:t>
       </w:r>
     </w:p>
     <w:p>
@@ -8436,15 +7646,7 @@
         </w:numPr>
       </w:pPr>
       <w:r>
-        <w:t>And if n &lt; 0, it’s 1/(</w:t>
-      </w:r>
-      <w:proofErr w:type="spellStart"/>
-      <w:r>
-        <w:t>x^n</w:t>
-      </w:r>
-      <w:proofErr w:type="spellEnd"/>
-      <w:r>
-        <w:t>)</w:t>
+        <w:t>And if n &lt; 0, it’s 1/(x^n)</w:t>
       </w:r>
     </w:p>
     <w:p>
@@ -8456,15 +7658,7 @@
         </w:numPr>
       </w:pPr>
       <w:r>
-        <w:t xml:space="preserve">This is </w:t>
-      </w:r>
-      <w:proofErr w:type="gramStart"/>
-      <w:r>
-        <w:t>divide</w:t>
-      </w:r>
-      <w:proofErr w:type="gramEnd"/>
-      <w:r>
-        <w:t xml:space="preserve"> and conquer and don’t forget about edge cases where the answer is 1 if n=0, and x if n=1. </w:t>
+        <w:t xml:space="preserve">This is divide and conquer and don’t forget about edge cases where the answer is 1 if n=0, and x if n=1. </w:t>
       </w:r>
     </w:p>
     <w:p>
@@ -8498,7 +7692,7 @@
                     <pic:cNvPicPr/>
                   </pic:nvPicPr>
                   <pic:blipFill>
-                    <a:blip r:embed="rId49">
+                    <a:blip r:embed="rId51">
                       <a:extLst>
                         <a:ext uri="{28A0092B-C50C-407E-A947-70E740481C1C}">
                           <a14:useLocalDpi xmlns:a14="http://schemas.microsoft.com/office/drawing/2010/main" val="0"/>
@@ -8534,15 +7728,7 @@
         </w:numPr>
       </w:pPr>
       <w:r>
-        <w:t>Time: O(</w:t>
-      </w:r>
-      <w:proofErr w:type="spellStart"/>
-      <w:r>
-        <w:t>logn</w:t>
-      </w:r>
-      <w:proofErr w:type="spellEnd"/>
-      <w:r>
-        <w:t xml:space="preserve">), it’s basically the times the number(n) can be divide by 2. </w:t>
+        <w:t xml:space="preserve">Time: O(logn), it’s basically the times the number(n) can be divide by 2. </w:t>
       </w:r>
     </w:p>
     <w:p>
@@ -8554,15 +7740,7 @@
         </w:numPr>
       </w:pPr>
       <w:r>
-        <w:t>Space: O(</w:t>
-      </w:r>
-      <w:proofErr w:type="spellStart"/>
-      <w:r>
-        <w:t>logn</w:t>
-      </w:r>
-      <w:proofErr w:type="spellEnd"/>
-      <w:r>
-        <w:t xml:space="preserve">), the depth of the recursion, also the times the number(n) can be divide by two. </w:t>
+        <w:t xml:space="preserve">Space: O(logn), the depth of the recursion, also the times the number(n) can be divide by two. </w:t>
       </w:r>
     </w:p>
     <w:p/>
@@ -8570,7 +7748,7 @@
       <w:pPr>
         <w:pStyle w:val="Heading1"/>
       </w:pPr>
-      <w:bookmarkStart w:id="22" w:name="_Toc205331014"/>
+      <w:bookmarkStart w:id="22" w:name="_Toc205366823"/>
       <w:r>
         <w:lastRenderedPageBreak/>
         <w:t>DFS and BFS</w:t>
@@ -8581,7 +7759,7 @@
       <w:pPr>
         <w:pStyle w:val="Heading2"/>
       </w:pPr>
-      <w:bookmarkStart w:id="23" w:name="_Toc205331015"/>
+      <w:bookmarkStart w:id="23" w:name="_Toc205366824"/>
       <w:r>
         <w:t>339-Nested List Weight Sum (medium)</w:t>
       </w:r>
@@ -8608,7 +7786,7 @@
                     <pic:cNvPicPr/>
                   </pic:nvPicPr>
                   <pic:blipFill>
-                    <a:blip r:embed="rId50">
+                    <a:blip r:embed="rId52">
                       <a:extLst>
                         <a:ext uri="{28A0092B-C50C-407E-A947-70E740481C1C}">
                           <a14:useLocalDpi xmlns:a14="http://schemas.microsoft.com/office/drawing/2010/main" val="0"/>
@@ -8665,23 +7843,7 @@
         <w:t xml:space="preserve"> </w:t>
       </w:r>
       <w:r>
-        <w:t xml:space="preserve">traverse through </w:t>
-      </w:r>
-      <w:proofErr w:type="spellStart"/>
-      <w:r>
-        <w:t>nestedList</w:t>
-      </w:r>
-      <w:proofErr w:type="spellEnd"/>
-      <w:r>
-        <w:t xml:space="preserve">, if a node is integer, add to the total, else, it must be a list, then call the recursion function with depth + 1 (because it’s going one level deeper into the </w:t>
-      </w:r>
-      <w:proofErr w:type="spellStart"/>
-      <w:r>
-        <w:t>nestedList</w:t>
-      </w:r>
-      <w:proofErr w:type="spellEnd"/>
-      <w:r>
-        <w:t>)</w:t>
+        <w:t>traverse through nestedList, if a node is integer, add to the total, else, it must be a list, then call the recursion function with depth + 1 (because it’s going one level deeper into the nestedList)</w:t>
       </w:r>
     </w:p>
     <w:p>
@@ -8713,7 +7875,7 @@
                     <pic:cNvPicPr/>
                   </pic:nvPicPr>
                   <pic:blipFill>
-                    <a:blip r:embed="rId51">
+                    <a:blip r:embed="rId53">
                       <a:extLst>
                         <a:ext uri="{28A0092B-C50C-407E-A947-70E740481C1C}">
                           <a14:useLocalDpi xmlns:a14="http://schemas.microsoft.com/office/drawing/2010/main" val="0"/>
@@ -8754,13 +7916,8 @@
       <w:r>
         <w:t>n</w:t>
       </w:r>
-      <w:proofErr w:type="gramStart"/>
-      <w:r>
-        <w:t>) :</w:t>
-      </w:r>
-      <w:proofErr w:type="gramEnd"/>
-      <w:r>
-        <w:t xml:space="preserve"> </w:t>
+      <w:r>
+        <w:t xml:space="preserve">) : </w:t>
       </w:r>
       <w:r>
         <w:t>recursion function is called for every nested element</w:t>
@@ -8802,15 +7959,7 @@
         </w:numPr>
       </w:pPr>
       <w:r>
-        <w:t xml:space="preserve">If </w:t>
-      </w:r>
-      <w:proofErr w:type="spellStart"/>
-      <w:r>
-        <w:t>nestedList</w:t>
-      </w:r>
-      <w:proofErr w:type="spellEnd"/>
-      <w:r>
-        <w:t xml:space="preserve"> does not exist, return 0</w:t>
+        <w:t>If nestedList does not exist, return 0</w:t>
       </w:r>
     </w:p>
     <w:p>
@@ -8824,13 +7973,8 @@
       <w:r>
         <w:t xml:space="preserve">Initialize total = 0, depth = 1, and a que storing the </w:t>
       </w:r>
-      <w:proofErr w:type="gramStart"/>
-      <w:r>
-        <w:t>top level</w:t>
-      </w:r>
-      <w:proofErr w:type="gramEnd"/>
-      <w:r>
-        <w:t xml:space="preserve"> elements of the</w:t>
+      <w:r>
+        <w:t>top level elements of the</w:t>
       </w:r>
       <w:r>
         <w:t xml:space="preserve"> nested List and depth</w:t>
@@ -8851,15 +7995,7 @@
         </w:numPr>
       </w:pPr>
       <w:r>
-        <w:t xml:space="preserve">Pass through each nested elements in the que, </w:t>
-      </w:r>
-      <w:proofErr w:type="spellStart"/>
-      <w:r>
-        <w:t>popleft</w:t>
-      </w:r>
-      <w:proofErr w:type="spellEnd"/>
-      <w:r>
-        <w:t xml:space="preserve"> to get the element and depth. </w:t>
+        <w:t xml:space="preserve">Pass through each nested elements in the que, popleft to get the element and depth. </w:t>
       </w:r>
     </w:p>
     <w:p>
@@ -8915,7 +8051,7 @@
                     <pic:cNvPicPr/>
                   </pic:nvPicPr>
                   <pic:blipFill>
-                    <a:blip r:embed="rId52">
+                    <a:blip r:embed="rId54">
                       <a:extLst>
                         <a:ext uri="{28A0092B-C50C-407E-A947-70E740481C1C}">
                           <a14:useLocalDpi xmlns:a14="http://schemas.microsoft.com/office/drawing/2010/main" val="0"/>
@@ -8970,7 +8106,7 @@
       <w:pPr>
         <w:pStyle w:val="Heading1"/>
       </w:pPr>
-      <w:bookmarkStart w:id="24" w:name="_Toc205331016"/>
+      <w:bookmarkStart w:id="24" w:name="_Toc205366825"/>
       <w:r>
         <w:t>Graph</w:t>
       </w:r>
@@ -8980,7 +8116,7 @@
       <w:pPr>
         <w:pStyle w:val="Heading2"/>
       </w:pPr>
-      <w:bookmarkStart w:id="25" w:name="_Toc205331017"/>
+      <w:bookmarkStart w:id="25" w:name="_Toc205366826"/>
       <w:r>
         <w:t>199-Binary Tree Right Side View</w:t>
       </w:r>
@@ -9010,7 +8146,7 @@
                     <pic:cNvPicPr/>
                   </pic:nvPicPr>
                   <pic:blipFill>
-                    <a:blip r:embed="rId53">
+                    <a:blip r:embed="rId55">
                       <a:extLst>
                         <a:ext uri="{28A0092B-C50C-407E-A947-70E740481C1C}">
                           <a14:useLocalDpi xmlns:a14="http://schemas.microsoft.com/office/drawing/2010/main" val="0"/>
@@ -9071,23 +8207,7 @@
         </w:numPr>
       </w:pPr>
       <w:r>
-        <w:t xml:space="preserve">Traverse down the tree, but in the beginning of the traversal, extract the size of the existing que, the size will tell which node is the </w:t>
-      </w:r>
-      <w:proofErr w:type="gramStart"/>
-      <w:r>
-        <w:t>right side</w:t>
-      </w:r>
-      <w:proofErr w:type="gramEnd"/>
-      <w:r>
-        <w:t xml:space="preserve"> view. Because the que at that </w:t>
-      </w:r>
-      <w:proofErr w:type="gramStart"/>
-      <w:r>
-        <w:t>particular time</w:t>
-      </w:r>
-      <w:proofErr w:type="gramEnd"/>
-      <w:r>
-        <w:t xml:space="preserve"> was from the previous pass and have stored all non-empty nodes from the level above. </w:t>
+        <w:t xml:space="preserve">Traverse down the tree, but in the beginning of the traversal, extract the size of the existing que, the size will tell which node is the right side view. Because the que at that particular time was from the previous pass and have stored all non-empty nodes from the level above. </w:t>
       </w:r>
     </w:p>
     <w:p>
@@ -9111,26 +8231,10 @@
         </w:numPr>
       </w:pPr>
       <w:r>
-        <w:t xml:space="preserve">Right after the size of the level is </w:t>
-      </w:r>
-      <w:proofErr w:type="spellStart"/>
-      <w:r>
-        <w:t>know</w:t>
-      </w:r>
-      <w:proofErr w:type="spellEnd"/>
-      <w:r>
-        <w:t xml:space="preserve">, </w:t>
-      </w:r>
-      <w:r>
-        <w:t xml:space="preserve">traverse through the beginning of the que util that size-1 spot is found, and that’s the </w:t>
-      </w:r>
-      <w:proofErr w:type="gramStart"/>
-      <w:r>
-        <w:t>right side</w:t>
-      </w:r>
-      <w:proofErr w:type="gramEnd"/>
-      <w:r>
-        <w:t xml:space="preserve"> view of that level. </w:t>
+        <w:t xml:space="preserve">Right after the size of the level is know, </w:t>
+      </w:r>
+      <w:r>
+        <w:t xml:space="preserve">traverse through the beginning of the que util that size-1 spot is found, and that’s the right side view of that level. </w:t>
       </w:r>
     </w:p>
     <w:p>
@@ -9173,7 +8277,7 @@
                     <pic:cNvPicPr/>
                   </pic:nvPicPr>
                   <pic:blipFill>
-                    <a:blip r:embed="rId54">
+                    <a:blip r:embed="rId56">
                       <a:extLst>
                         <a:ext uri="{28A0092B-C50C-407E-A947-70E740481C1C}">
                           <a14:useLocalDpi xmlns:a14="http://schemas.microsoft.com/office/drawing/2010/main" val="0"/>
@@ -9220,20 +8324,15 @@
           <w:numId w:val="12"/>
         </w:numPr>
       </w:pPr>
-      <w:proofErr w:type="spellStart"/>
-      <w:r>
-        <w:t>Space:O</w:t>
-      </w:r>
-      <w:proofErr w:type="spellEnd"/>
-      <w:r>
-        <w:t>(V)</w:t>
+      <w:r>
+        <w:t>Space:O(V)</w:t>
       </w:r>
     </w:p>
     <w:p>
       <w:pPr>
         <w:pStyle w:val="Heading2"/>
       </w:pPr>
-      <w:bookmarkStart w:id="26" w:name="_Toc205331018"/>
+      <w:bookmarkStart w:id="26" w:name="_Toc205366827"/>
       <w:r>
         <w:t>314- Binary Tree Vertical Traversal</w:t>
       </w:r>
@@ -9262,7 +8361,7 @@
                     <pic:cNvPicPr/>
                   </pic:nvPicPr>
                   <pic:blipFill>
-                    <a:blip r:embed="rId55">
+                    <a:blip r:embed="rId57">
                       <a:extLst>
                         <a:ext uri="{28A0092B-C50C-407E-A947-70E740481C1C}">
                           <a14:useLocalDpi xmlns:a14="http://schemas.microsoft.com/office/drawing/2010/main" val="0"/>
@@ -9322,23 +8421,7 @@
         </w:numPr>
       </w:pPr>
       <w:r>
-        <w:t xml:space="preserve">A </w:t>
-      </w:r>
-      <w:proofErr w:type="spellStart"/>
-      <w:r>
-        <w:t>hashmap</w:t>
-      </w:r>
-      <w:proofErr w:type="spellEnd"/>
-      <w:r>
-        <w:t xml:space="preserve"> is </w:t>
-      </w:r>
-      <w:proofErr w:type="gramStart"/>
-      <w:r>
-        <w:t>need</w:t>
-      </w:r>
-      <w:proofErr w:type="gramEnd"/>
-      <w:r>
-        <w:t xml:space="preserve"> to store the column number and the corresponding values</w:t>
+        <w:t>A hashmap is need to store the column number and the corresponding values</w:t>
       </w:r>
     </w:p>
     <w:p>
@@ -9374,23 +8457,7 @@
         </w:numPr>
       </w:pPr>
       <w:r>
-        <w:t xml:space="preserve">As all nodes are stored in the </w:t>
-      </w:r>
-      <w:proofErr w:type="spellStart"/>
-      <w:r>
-        <w:t>hashmap</w:t>
-      </w:r>
-      <w:proofErr w:type="spellEnd"/>
-      <w:r>
-        <w:t xml:space="preserve">, the keys will need to be </w:t>
-      </w:r>
-      <w:proofErr w:type="gramStart"/>
-      <w:r>
-        <w:t>ordered</w:t>
-      </w:r>
-      <w:proofErr w:type="gramEnd"/>
-      <w:r>
-        <w:t xml:space="preserve"> and the values returned.</w:t>
+        <w:t>As all nodes are stored in the hashmap, the keys will need to be ordered and the values returned.</w:t>
       </w:r>
     </w:p>
     <w:p>
@@ -9431,7 +8498,7 @@
                     <pic:cNvPicPr/>
                   </pic:nvPicPr>
                   <pic:blipFill>
-                    <a:blip r:embed="rId56">
+                    <a:blip r:embed="rId58">
                       <a:extLst>
                         <a:ext uri="{28A0092B-C50C-407E-A947-70E740481C1C}">
                           <a14:useLocalDpi xmlns:a14="http://schemas.microsoft.com/office/drawing/2010/main" val="0"/>
@@ -9467,23 +8534,7 @@
         </w:numPr>
       </w:pPr>
       <w:r>
-        <w:t>Time: O(</w:t>
-      </w:r>
-      <w:proofErr w:type="spellStart"/>
-      <w:r>
-        <w:t>nlogn</w:t>
-      </w:r>
-      <w:proofErr w:type="spellEnd"/>
-      <w:r>
-        <w:t>) - &gt; O(n) because every node is visited, O(</w:t>
-      </w:r>
-      <w:proofErr w:type="spellStart"/>
-      <w:r>
-        <w:t>logn</w:t>
-      </w:r>
-      <w:proofErr w:type="spellEnd"/>
-      <w:r>
-        <w:t xml:space="preserve">) because </w:t>
+        <w:t xml:space="preserve">Time: O(nlogn) - &gt; O(n) because every node is visited, O(logn) because </w:t>
       </w:r>
       <w:r>
         <w:t xml:space="preserve">the keys are sorted at the end. </w:t>
@@ -9542,7 +8593,7 @@
                     <pic:cNvPicPr/>
                   </pic:nvPicPr>
                   <pic:blipFill>
-                    <a:blip r:embed="rId57">
+                    <a:blip r:embed="rId59">
                       <a:extLst>
                         <a:ext uri="{28A0092B-C50C-407E-A947-70E740481C1C}">
                           <a14:useLocalDpi xmlns:a14="http://schemas.microsoft.com/office/drawing/2010/main" val="0"/>
@@ -9596,26 +8647,19 @@
         <w:t>Space: O(</w:t>
       </w:r>
       <w:r>
-        <w:t xml:space="preserve">n): for the </w:t>
-      </w:r>
-      <w:proofErr w:type="spellStart"/>
-      <w:r>
-        <w:t>hashmap</w:t>
-      </w:r>
-      <w:proofErr w:type="spellEnd"/>
-      <w:r>
-        <w:t xml:space="preserve"> storing all the nodes in the tree. </w:t>
+        <w:t xml:space="preserve">n): for the hashmap storing all the nodes in the tree. </w:t>
       </w:r>
     </w:p>
     <w:p>
       <w:pPr>
         <w:pStyle w:val="Heading2"/>
       </w:pPr>
-      <w:bookmarkStart w:id="27" w:name="_Toc205331019"/>
+      <w:bookmarkStart w:id="27" w:name="_Toc205366828"/>
       <w:r>
         <w:lastRenderedPageBreak/>
         <w:t>543 Diameter of a Binary Tree (easy)</w:t>
       </w:r>
+      <w:bookmarkEnd w:id="27"/>
     </w:p>
     <w:p>
       <w:r>
@@ -9638,7 +8682,7 @@
                     <pic:cNvPicPr/>
                   </pic:nvPicPr>
                   <pic:blipFill>
-                    <a:blip r:embed="rId58">
+                    <a:blip r:embed="rId60">
                       <a:extLst>
                         <a:ext uri="{28A0092B-C50C-407E-A947-70E740481C1C}">
                           <a14:useLocalDpi xmlns:a14="http://schemas.microsoft.com/office/drawing/2010/main" val="0"/>
@@ -9686,15 +8730,7 @@
         </w:numPr>
       </w:pPr>
       <w:r>
-        <w:t xml:space="preserve">At any node the longest path is the sum of the height of the left and right subtrees. We can compute this and track the max between the </w:t>
-      </w:r>
-      <w:proofErr w:type="spellStart"/>
-      <w:r>
-        <w:t>substrees</w:t>
-      </w:r>
-      <w:proofErr w:type="spellEnd"/>
-      <w:r>
-        <w:t xml:space="preserve">, we can get the answer. </w:t>
+        <w:t xml:space="preserve">At any node the longest path is the sum of the height of the left and right subtrees. We can compute this and track the max between the substrees, we can get the answer. </w:t>
       </w:r>
     </w:p>
     <w:p>
@@ -9726,7 +8762,7 @@
                     <pic:cNvPicPr/>
                   </pic:nvPicPr>
                   <pic:blipFill>
-                    <a:blip r:embed="rId59">
+                    <a:blip r:embed="rId61">
                       <a:extLst>
                         <a:ext uri="{28A0092B-C50C-407E-A947-70E740481C1C}">
                           <a14:useLocalDpi xmlns:a14="http://schemas.microsoft.com/office/drawing/2010/main" val="0"/>
@@ -9781,7 +8817,7 @@
                     <pic:cNvPicPr/>
                   </pic:nvPicPr>
                   <pic:blipFill>
-                    <a:blip r:embed="rId60">
+                    <a:blip r:embed="rId62">
                       <a:extLst>
                         <a:ext uri="{28A0092B-C50C-407E-A947-70E740481C1C}">
                           <a14:useLocalDpi xmlns:a14="http://schemas.microsoft.com/office/drawing/2010/main" val="0"/>
@@ -9836,6 +8872,7 @@
       <w:pPr>
         <w:pStyle w:val="Heading2"/>
       </w:pPr>
+      <w:bookmarkStart w:id="28" w:name="_Toc205366829"/>
       <w:r>
         <w:lastRenderedPageBreak/>
         <w:t>1650-Lowest Common Ancestor of a Binary Tree</w:t>
@@ -9843,7 +8880,7 @@
       <w:r>
         <w:t xml:space="preserve"> III (medium)</w:t>
       </w:r>
-      <w:bookmarkEnd w:id="27"/>
+      <w:bookmarkEnd w:id="28"/>
     </w:p>
     <w:p>
       <w:r>
@@ -9866,7 +8903,7 @@
                     <pic:cNvPicPr/>
                   </pic:nvPicPr>
                   <pic:blipFill>
-                    <a:blip r:embed="rId61"/>
+                    <a:blip r:embed="rId63"/>
                     <a:stretch>
                       <a:fillRect/>
                     </a:stretch>
@@ -9897,15 +8934,7 @@
       </w:pPr>
       <w:r>
         <w:lastRenderedPageBreak/>
-        <w:t xml:space="preserve">Using a </w:t>
-      </w:r>
-      <w:proofErr w:type="gramStart"/>
-      <w:r>
-        <w:t>set(</w:t>
-      </w:r>
-      <w:proofErr w:type="gramEnd"/>
-      <w:r>
-        <w:t>)</w:t>
+        <w:t>Using a set()</w:t>
       </w:r>
     </w:p>
     <w:p>
@@ -9917,18 +8946,10 @@
         </w:numPr>
       </w:pPr>
       <w:r>
-        <w:t xml:space="preserve">Start with p and work its way up until the root node is reached (use while </w:t>
-      </w:r>
-      <w:proofErr w:type="gramStart"/>
-      <w:r>
-        <w:t>p</w:t>
-      </w:r>
-      <w:r>
-        <w:t xml:space="preserve"> !</w:t>
-      </w:r>
-      <w:proofErr w:type="gramEnd"/>
-      <w:r>
-        <w:t>= None since the parent of the root is None)</w:t>
+        <w:t>Start with p and work its way up until the root node is reached (use while p</w:t>
+      </w:r>
+      <w:r>
+        <w:t xml:space="preserve"> != None since the parent of the root is None)</w:t>
       </w:r>
     </w:p>
     <w:p>
@@ -9940,15 +8961,7 @@
         </w:numPr>
       </w:pPr>
       <w:r>
-        <w:t xml:space="preserve">Record p and ancestors in the </w:t>
-      </w:r>
-      <w:proofErr w:type="gramStart"/>
-      <w:r>
-        <w:t>set(</w:t>
-      </w:r>
-      <w:proofErr w:type="gramEnd"/>
-      <w:r>
-        <w:t>) as it’s going up</w:t>
+        <w:t>Record p and ancestors in the set() as it’s going up</w:t>
       </w:r>
     </w:p>
     <w:p>
@@ -9963,15 +8976,7 @@
         <w:t xml:space="preserve">For q, if it’s in ancestors already, then the q is LCA, else </w:t>
       </w:r>
       <w:r>
-        <w:t xml:space="preserve">work the way up like p and check if the parent is in the </w:t>
-      </w:r>
-      <w:proofErr w:type="gramStart"/>
-      <w:r>
-        <w:t>set(</w:t>
-      </w:r>
-      <w:proofErr w:type="gramEnd"/>
-      <w:r>
-        <w:t>)</w:t>
+        <w:t>work the way up like p and check if the parent is in the set()</w:t>
       </w:r>
     </w:p>
     <w:p>
@@ -10002,7 +9007,7 @@
                     <pic:cNvPicPr/>
                   </pic:nvPicPr>
                   <pic:blipFill>
-                    <a:blip r:embed="rId62"/>
+                    <a:blip r:embed="rId64"/>
                     <a:stretch>
                       <a:fillRect/>
                     </a:stretch>
@@ -10046,13 +9051,8 @@
           <w:numId w:val="14"/>
         </w:numPr>
       </w:pPr>
-      <w:proofErr w:type="spellStart"/>
-      <w:r>
-        <w:t>Space:O</w:t>
-      </w:r>
-      <w:proofErr w:type="spellEnd"/>
-      <w:r>
-        <w:t>(n): the set will store all nodes in the worst case</w:t>
+      <w:r>
+        <w:t>Space:O(n): the set will store all nodes in the worst case</w:t>
       </w:r>
     </w:p>
     <w:p>
@@ -10082,7 +9082,7 @@
       <w:pPr>
         <w:pStyle w:val="Heading1"/>
       </w:pPr>
-      <w:bookmarkStart w:id="28" w:name="_Toc205331020"/>
+      <w:bookmarkStart w:id="29" w:name="_Toc205366830"/>
       <w:r>
         <w:lastRenderedPageBreak/>
         <w:t>Maz</w:t>
@@ -10093,7 +9093,7 @@
       <w:r>
         <w:t xml:space="preserve"> and map</w:t>
       </w:r>
-      <w:bookmarkEnd w:id="28"/>
+      <w:bookmarkEnd w:id="29"/>
       <w:r>
         <w:t xml:space="preserve"> </w:t>
       </w:r>
@@ -10102,14 +9102,14 @@
       <w:pPr>
         <w:pStyle w:val="Heading2"/>
       </w:pPr>
-      <w:bookmarkStart w:id="29" w:name="_Toc205331021"/>
+      <w:bookmarkStart w:id="30" w:name="_Toc205366831"/>
       <w:r>
         <w:t>200-Number of Island</w:t>
       </w:r>
       <w:r>
         <w:t xml:space="preserve"> (medium)</w:t>
       </w:r>
-      <w:bookmarkEnd w:id="29"/>
+      <w:bookmarkEnd w:id="30"/>
     </w:p>
     <w:p>
       <w:r>
@@ -10132,7 +9132,7 @@
                     <pic:cNvPicPr/>
                   </pic:nvPicPr>
                   <pic:blipFill>
-                    <a:blip r:embed="rId63"/>
+                    <a:blip r:embed="rId65"/>
                     <a:stretch>
                       <a:fillRect/>
                     </a:stretch>
@@ -10183,18 +9183,10 @@
         <w:t xml:space="preserve">if </w:t>
       </w:r>
       <w:r>
-        <w:t xml:space="preserve">the pointer hits a </w:t>
-      </w:r>
-      <w:proofErr w:type="gramStart"/>
-      <w:r>
-        <w:t>land</w:t>
-      </w:r>
-      <w:r>
-        <w:t>(</w:t>
-      </w:r>
-      <w:proofErr w:type="gramEnd"/>
-      <w:r>
-        <w:t>“1”)</w:t>
+        <w:t>the pointer hits a land</w:t>
+      </w:r>
+      <w:r>
+        <w:t>(“1”)</w:t>
       </w:r>
       <w:r>
         <w:t xml:space="preserve"> then all it’s connecting lands will be saved in vis</w:t>
@@ -10250,7 +9242,7 @@
                     <pic:cNvPicPr/>
                   </pic:nvPicPr>
                   <pic:blipFill>
-                    <a:blip r:embed="rId64"/>
+                    <a:blip r:embed="rId66"/>
                     <a:stretch>
                       <a:fillRect/>
                     </a:stretch>
@@ -10305,12 +9297,12 @@
       <w:pPr>
         <w:pStyle w:val="Heading2"/>
       </w:pPr>
-      <w:bookmarkStart w:id="30" w:name="_Toc205331022"/>
+      <w:bookmarkStart w:id="31" w:name="_Toc205366832"/>
       <w:r>
         <w:lastRenderedPageBreak/>
         <w:t>133-Clone Graph (medium)</w:t>
       </w:r>
-      <w:bookmarkEnd w:id="30"/>
+      <w:bookmarkEnd w:id="31"/>
     </w:p>
     <w:p>
       <w:r>
@@ -10333,7 +9325,7 @@
                     <pic:cNvPicPr/>
                   </pic:nvPicPr>
                   <pic:blipFill>
-                    <a:blip r:embed="rId65"/>
+                    <a:blip r:embed="rId67"/>
                     <a:stretch>
                       <a:fillRect/>
                     </a:stretch>
@@ -10398,13 +9390,8 @@
       <w:r>
         <w:t xml:space="preserve">nodes can be point to each other and </w:t>
       </w:r>
-      <w:proofErr w:type="spellStart"/>
-      <w:r>
-        <w:t>and</w:t>
-      </w:r>
-      <w:proofErr w:type="spellEnd"/>
-      <w:r>
-        <w:t xml:space="preserve"> it could cause in</w:t>
+      <w:r>
+        <w:t>and it could cause in</w:t>
       </w:r>
       <w:r>
         <w:t>finite number of cloning</w:t>
@@ -10428,15 +9415,7 @@
         <w:t xml:space="preserve"> (or the nodes that are already cloned)</w:t>
       </w:r>
       <w:r>
-        <w:t xml:space="preserve">, so you don’t go back to it again. We can use </w:t>
-      </w:r>
-      <w:proofErr w:type="spellStart"/>
-      <w:r>
-        <w:t>hashmap</w:t>
-      </w:r>
-      <w:proofErr w:type="spellEnd"/>
-      <w:r>
-        <w:t xml:space="preserve"> to store the visited notes and its information</w:t>
+        <w:t>, so you don’t go back to it again. We can use hashmap to store the visited notes and its information</w:t>
       </w:r>
     </w:p>
     <w:p>
@@ -10487,15 +9466,7 @@
         <w:t>Node 1 have 2 and 4 as neighbor, go to 2, create copies</w:t>
       </w:r>
       <w:r>
-        <w:t xml:space="preserve"> and store in </w:t>
-      </w:r>
-      <w:proofErr w:type="spellStart"/>
-      <w:r>
-        <w:t>hashmap</w:t>
-      </w:r>
-      <w:proofErr w:type="spellEnd"/>
-      <w:r>
-        <w:t>, before going back to 4, due to recursion</w:t>
+        <w:t xml:space="preserve"> and store in hashmap, before going back to 4, due to recursion</w:t>
       </w:r>
       <w:r>
         <w:t>, the next node to visit is 2</w:t>
@@ -10513,15 +9484,7 @@
         <w:t xml:space="preserve">Node 2 have node 3 and 1 as neighbor, </w:t>
       </w:r>
       <w:r>
-        <w:t xml:space="preserve">same thing (copy and store in </w:t>
-      </w:r>
-      <w:proofErr w:type="spellStart"/>
-      <w:r>
-        <w:t>hashmap</w:t>
-      </w:r>
-      <w:proofErr w:type="spellEnd"/>
-      <w:r>
-        <w:t>), got to 3. Then same thing on 4</w:t>
+        <w:t>same thing (copy and store in hashmap), got to 3. Then same thing on 4</w:t>
       </w:r>
     </w:p>
     <w:p>
@@ -10537,39 +9500,10 @@
         <w:t xml:space="preserve">Now, in </w:t>
       </w:r>
       <w:r>
-        <w:t xml:space="preserve">4, which has 1 and 3 as neighbors, they are all in the </w:t>
-      </w:r>
-      <w:proofErr w:type="spellStart"/>
-      <w:r>
-        <w:t>hashmap</w:t>
-      </w:r>
-      <w:proofErr w:type="spellEnd"/>
-      <w:r>
-        <w:t xml:space="preserve">(visited), </w:t>
-      </w:r>
-      <w:r>
-        <w:t>no more copies will be made but just linkage (</w:t>
-      </w:r>
-      <w:proofErr w:type="spellStart"/>
-      <w:proofErr w:type="gramStart"/>
-      <w:r>
-        <w:t>copy.neighbors</w:t>
-      </w:r>
-      <w:proofErr w:type="gramEnd"/>
-      <w:r>
-        <w:t>.</w:t>
-      </w:r>
-      <w:proofErr w:type="gramStart"/>
-      <w:r>
-        <w:t>append</w:t>
-      </w:r>
-      <w:proofErr w:type="spellEnd"/>
-      <w:r>
-        <w:t>(</w:t>
-      </w:r>
-      <w:proofErr w:type="gramEnd"/>
-      <w:r>
-        <w:t>))</w:t>
+        <w:t xml:space="preserve">4, which has 1 and 3 as neighbors, they are all in the hashmap(visited), </w:t>
+      </w:r>
+      <w:r>
+        <w:t>no more copies will be made but just linkage (copy.neighbors.append())</w:t>
       </w:r>
       <w:r>
         <w:t xml:space="preserve">. The pointer will go loop back to establish all the linkages, </w:t>
@@ -10606,7 +9540,7 @@
                     <pic:cNvPicPr/>
                   </pic:nvPicPr>
                   <pic:blipFill>
-                    <a:blip r:embed="rId66"/>
+                    <a:blip r:embed="rId68"/>
                     <a:stretch>
                       <a:fillRect/>
                     </a:stretch>
@@ -10639,13 +9573,8 @@
         <w:t>Time: O(E+V)</w:t>
       </w:r>
       <w:r>
-        <w:t xml:space="preserve"> – all vertices and edges are </w:t>
-      </w:r>
-      <w:proofErr w:type="spellStart"/>
-      <w:r>
-        <w:t>visted</w:t>
-      </w:r>
-      <w:proofErr w:type="spellEnd"/>
+        <w:t xml:space="preserve"> – all vertices and edges are visted</w:t>
+      </w:r>
     </w:p>
     <w:p>
       <w:pPr>
@@ -10655,54 +9584,23 @@
           <w:numId w:val="8"/>
         </w:numPr>
       </w:pPr>
-      <w:proofErr w:type="spellStart"/>
-      <w:r>
-        <w:t>Time:O</w:t>
-      </w:r>
-      <w:proofErr w:type="spellEnd"/>
-      <w:r>
-        <w:t>(</w:t>
+      <w:r>
+        <w:t>Time:O(</w:t>
       </w:r>
       <w:r>
         <w:t xml:space="preserve">V) – </w:t>
       </w:r>
-      <w:proofErr w:type="spellStart"/>
-      <w:r>
-        <w:t>hashmap</w:t>
-      </w:r>
-      <w:proofErr w:type="spellEnd"/>
-      <w:r>
-        <w:t xml:space="preserve"> to store all the vertices, </w:t>
-      </w:r>
-      <w:r>
-        <w:t>O(H</w:t>
-      </w:r>
-      <w:proofErr w:type="gramStart"/>
-      <w:r>
-        <w:t>):</w:t>
-      </w:r>
-      <w:r>
-        <w:t>a</w:t>
-      </w:r>
-      <w:proofErr w:type="gramEnd"/>
-      <w:r>
-        <w:t xml:space="preserve"> memory stack is created for every single </w:t>
-      </w:r>
-      <w:proofErr w:type="gramStart"/>
-      <w:r>
-        <w:t>vertices</w:t>
-      </w:r>
-      <w:proofErr w:type="gramEnd"/>
-      <w:r>
-        <w:t xml:space="preserve">, H is the height of the graph, </w:t>
-      </w:r>
-      <w:proofErr w:type="gramStart"/>
-      <w:r>
-        <w:t>overall</w:t>
-      </w:r>
-      <w:proofErr w:type="gramEnd"/>
-      <w:r>
-        <w:t xml:space="preserve"> it will be O(V).</w:t>
+      <w:r>
+        <w:t xml:space="preserve">hashmap to store all the vertices, </w:t>
+      </w:r>
+      <w:r>
+        <w:t>O(H):</w:t>
+      </w:r>
+      <w:r>
+        <w:t>a memory stack is created for every single vertices</w:t>
+      </w:r>
+      <w:r>
+        <w:t>, H is the height of the graph, overall it will be O(V).</w:t>
       </w:r>
     </w:p>
     <w:p>
@@ -10729,15 +9627,7 @@
         <w:t>Visit the first node, and the all the neighbor connected to it before the next node</w:t>
       </w:r>
       <w:r>
-        <w:t xml:space="preserve">. While visiting, make copy of the nodes and store them to </w:t>
-      </w:r>
-      <w:proofErr w:type="spellStart"/>
-      <w:r>
-        <w:t>hashmap</w:t>
-      </w:r>
-      <w:proofErr w:type="spellEnd"/>
-      <w:r>
-        <w:t xml:space="preserve"> to mark them as visited, </w:t>
+        <w:t xml:space="preserve">. While visiting, make copy of the nodes and store them to hashmap to mark them as visited, </w:t>
       </w:r>
       <w:r>
         <w:t xml:space="preserve">also append the original nodes (not clones) to the que for later visit. </w:t>
@@ -10799,7 +9689,7 @@
                     <pic:cNvPicPr/>
                   </pic:nvPicPr>
                   <pic:blipFill>
-                    <a:blip r:embed="rId67"/>
+                    <a:blip r:embed="rId69"/>
                     <a:stretch>
                       <a:fillRect/>
                     </a:stretch>
@@ -10844,27 +9734,19 @@
         </w:numPr>
       </w:pPr>
       <w:r>
-        <w:t xml:space="preserve">Space: O(V) because of the </w:t>
-      </w:r>
-      <w:proofErr w:type="spellStart"/>
-      <w:r>
-        <w:t>hashmap</w:t>
-      </w:r>
-      <w:proofErr w:type="spellEnd"/>
-      <w:r>
-        <w:t xml:space="preserve"> usage</w:t>
+        <w:t>Space: O(V) because of the hashmap usage</w:t>
       </w:r>
     </w:p>
     <w:p>
       <w:pPr>
         <w:pStyle w:val="Heading2"/>
       </w:pPr>
-      <w:bookmarkStart w:id="31" w:name="_Toc205331023"/>
+      <w:bookmarkStart w:id="32" w:name="_Toc205366833"/>
       <w:r>
         <w:lastRenderedPageBreak/>
         <w:t>1091- Shortest Path in Binary Matrix (medium)</w:t>
       </w:r>
-      <w:bookmarkEnd w:id="31"/>
+      <w:bookmarkEnd w:id="32"/>
     </w:p>
     <w:p>
       <w:r>
@@ -10887,7 +9769,7 @@
                     <pic:cNvPicPr/>
                   </pic:nvPicPr>
                   <pic:blipFill>
-                    <a:blip r:embed="rId68"/>
+                    <a:blip r:embed="rId70"/>
                     <a:stretch>
                       <a:fillRect/>
                     </a:stretch>
@@ -10980,15 +9862,7 @@
         </w:numPr>
       </w:pPr>
       <w:r>
-        <w:t xml:space="preserve">In the beginning, make sure the start </w:t>
-      </w:r>
-      <w:proofErr w:type="gramStart"/>
-      <w:r>
-        <w:t>point</w:t>
-      </w:r>
-      <w:proofErr w:type="gramEnd"/>
-      <w:r>
-        <w:t xml:space="preserve"> and end points are not blocked (1)</w:t>
+        <w:t>In the beginning, make sure the start point and end points are not blocked (1)</w:t>
       </w:r>
     </w:p>
     <w:p>
@@ -11020,7 +9894,7 @@
                     <pic:cNvPicPr/>
                   </pic:nvPicPr>
                   <pic:blipFill>
-                    <a:blip r:embed="rId69"/>
+                    <a:blip r:embed="rId71"/>
                     <a:stretch>
                       <a:fillRect/>
                     </a:stretch>
@@ -11072,9 +9946,9 @@
       </w:r>
     </w:p>
     <w:sectPr>
-      <w:headerReference w:type="even" r:id="rId70"/>
-      <w:headerReference w:type="default" r:id="rId71"/>
-      <w:headerReference w:type="first" r:id="rId72"/>
+      <w:headerReference w:type="even" r:id="rId72"/>
+      <w:headerReference w:type="default" r:id="rId73"/>
+      <w:headerReference w:type="first" r:id="rId74"/>
       <w:pgSz w:w="12240" w:h="15840"/>
       <w:pgMar w:top="1440" w:right="1440" w:bottom="1440" w:left="1440" w:header="720" w:footer="720" w:gutter="0"/>
       <w:cols w:space="720"/>
@@ -13152,6 +12026,95 @@
     </w:lvl>
   </w:abstractNum>
   <w:abstractNum w:abstractNumId="17" w15:restartNumberingAfterBreak="0">
+    <w:nsid w:val="6D4E167B"/>
+    <w:multiLevelType w:val="hybridMultilevel"/>
+    <w:tmpl w:val="370AE110"/>
+    <w:lvl w:ilvl="0" w:tplc="04090011">
+      <w:start w:val="1"/>
+      <w:numFmt w:val="decimal"/>
+      <w:lvlText w:val="%1)"/>
+      <w:lvlJc w:val="left"/>
+      <w:pPr>
+        <w:ind w:left="720" w:hanging="360"/>
+      </w:pPr>
+      <w:rPr>
+        <w:rFonts w:hint="default"/>
+      </w:rPr>
+    </w:lvl>
+    <w:lvl w:ilvl="1" w:tplc="04090019" w:tentative="1">
+      <w:start w:val="1"/>
+      <w:numFmt w:val="lowerLetter"/>
+      <w:lvlText w:val="%2."/>
+      <w:lvlJc w:val="left"/>
+      <w:pPr>
+        <w:ind w:left="1440" w:hanging="360"/>
+      </w:pPr>
+    </w:lvl>
+    <w:lvl w:ilvl="2" w:tplc="0409001B" w:tentative="1">
+      <w:start w:val="1"/>
+      <w:numFmt w:val="lowerRoman"/>
+      <w:lvlText w:val="%3."/>
+      <w:lvlJc w:val="right"/>
+      <w:pPr>
+        <w:ind w:left="2160" w:hanging="180"/>
+      </w:pPr>
+    </w:lvl>
+    <w:lvl w:ilvl="3" w:tplc="0409000F" w:tentative="1">
+      <w:start w:val="1"/>
+      <w:numFmt w:val="decimal"/>
+      <w:lvlText w:val="%4."/>
+      <w:lvlJc w:val="left"/>
+      <w:pPr>
+        <w:ind w:left="2880" w:hanging="360"/>
+      </w:pPr>
+    </w:lvl>
+    <w:lvl w:ilvl="4" w:tplc="04090019" w:tentative="1">
+      <w:start w:val="1"/>
+      <w:numFmt w:val="lowerLetter"/>
+      <w:lvlText w:val="%5."/>
+      <w:lvlJc w:val="left"/>
+      <w:pPr>
+        <w:ind w:left="3600" w:hanging="360"/>
+      </w:pPr>
+    </w:lvl>
+    <w:lvl w:ilvl="5" w:tplc="0409001B" w:tentative="1">
+      <w:start w:val="1"/>
+      <w:numFmt w:val="lowerRoman"/>
+      <w:lvlText w:val="%6."/>
+      <w:lvlJc w:val="right"/>
+      <w:pPr>
+        <w:ind w:left="4320" w:hanging="180"/>
+      </w:pPr>
+    </w:lvl>
+    <w:lvl w:ilvl="6" w:tplc="0409000F" w:tentative="1">
+      <w:start w:val="1"/>
+      <w:numFmt w:val="decimal"/>
+      <w:lvlText w:val="%7."/>
+      <w:lvlJc w:val="left"/>
+      <w:pPr>
+        <w:ind w:left="5040" w:hanging="360"/>
+      </w:pPr>
+    </w:lvl>
+    <w:lvl w:ilvl="7" w:tplc="04090019" w:tentative="1">
+      <w:start w:val="1"/>
+      <w:numFmt w:val="lowerLetter"/>
+      <w:lvlText w:val="%8."/>
+      <w:lvlJc w:val="left"/>
+      <w:pPr>
+        <w:ind w:left="5760" w:hanging="360"/>
+      </w:pPr>
+    </w:lvl>
+    <w:lvl w:ilvl="8" w:tplc="0409001B" w:tentative="1">
+      <w:start w:val="1"/>
+      <w:numFmt w:val="lowerRoman"/>
+      <w:lvlText w:val="%9."/>
+      <w:lvlJc w:val="right"/>
+      <w:pPr>
+        <w:ind w:left="6480" w:hanging="180"/>
+      </w:pPr>
+    </w:lvl>
+  </w:abstractNum>
+  <w:abstractNum w:abstractNumId="18" w15:restartNumberingAfterBreak="0">
     <w:nsid w:val="79481839"/>
     <w:multiLevelType w:val="hybridMultilevel"/>
     <w:tmpl w:val="805EF83A"/>
@@ -13268,7 +12231,7 @@
     <w:abstractNumId w:val="10"/>
   </w:num>
   <w:num w:numId="10" w16cid:durableId="1311442681">
-    <w:abstractNumId w:val="17"/>
+    <w:abstractNumId w:val="18"/>
   </w:num>
   <w:num w:numId="11" w16cid:durableId="1750351218">
     <w:abstractNumId w:val="16"/>
@@ -13293,6 +12256,9 @@
   </w:num>
   <w:num w:numId="18" w16cid:durableId="1168788062">
     <w:abstractNumId w:val="9"/>
+  </w:num>
+  <w:num w:numId="19" w16cid:durableId="770707016">
+    <w:abstractNumId w:val="17"/>
   </w:num>
 </w:numbering>
 </file>

--- a/Review.docx
+++ b/Review.docx
@@ -54,7 +54,7 @@
           <w:r>
             <w:fldChar w:fldCharType="separate"/>
           </w:r>
-          <w:hyperlink w:anchor="_Toc205366801" w:history="1">
+          <w:hyperlink w:anchor="_Toc205465513" w:history="1">
             <w:r>
               <w:rPr>
                 <w:rStyle w:val="Hyperlink"/>
@@ -81,7 +81,7 @@
                 <w:noProof/>
                 <w:webHidden/>
               </w:rPr>
-              <w:instrText xml:space="preserve"> PAGEREF _Toc205366801 \h </w:instrText>
+              <w:instrText xml:space="preserve"> PAGEREF _Toc205465513 \h </w:instrText>
             </w:r>
             <w:r>
               <w:rPr>
@@ -123,7 +123,7 @@
               <w:noProof/>
             </w:rPr>
           </w:pPr>
-          <w:hyperlink w:anchor="_Toc205366802" w:history="1">
+          <w:hyperlink w:anchor="_Toc205465514" w:history="1">
             <w:r>
               <w:rPr>
                 <w:rStyle w:val="Hyperlink"/>
@@ -150,7 +150,7 @@
                 <w:noProof/>
                 <w:webHidden/>
               </w:rPr>
-              <w:instrText xml:space="preserve"> PAGEREF _Toc205366802 \h </w:instrText>
+              <w:instrText xml:space="preserve"> PAGEREF _Toc205465514 \h </w:instrText>
             </w:r>
             <w:r>
               <w:rPr>
@@ -192,7 +192,7 @@
               <w:noProof/>
             </w:rPr>
           </w:pPr>
-          <w:hyperlink w:anchor="_Toc205366803" w:history="1">
+          <w:hyperlink w:anchor="_Toc205465515" w:history="1">
             <w:r>
               <w:rPr>
                 <w:rStyle w:val="Hyperlink"/>
@@ -219,7 +219,7 @@
                 <w:noProof/>
                 <w:webHidden/>
               </w:rPr>
-              <w:instrText xml:space="preserve"> PAGEREF _Toc205366803 \h </w:instrText>
+              <w:instrText xml:space="preserve"> PAGEREF _Toc205465515 \h </w:instrText>
             </w:r>
             <w:r>
               <w:rPr>
@@ -261,7 +261,7 @@
               <w:noProof/>
             </w:rPr>
           </w:pPr>
-          <w:hyperlink w:anchor="_Toc205366804" w:history="1">
+          <w:hyperlink w:anchor="_Toc205465516" w:history="1">
             <w:r>
               <w:rPr>
                 <w:rStyle w:val="Hyperlink"/>
@@ -288,7 +288,7 @@
                 <w:noProof/>
                 <w:webHidden/>
               </w:rPr>
-              <w:instrText xml:space="preserve"> PAGEREF _Toc205366804 \h </w:instrText>
+              <w:instrText xml:space="preserve"> PAGEREF _Toc205465516 \h </w:instrText>
             </w:r>
             <w:r>
               <w:rPr>
@@ -330,7 +330,7 @@
               <w:noProof/>
             </w:rPr>
           </w:pPr>
-          <w:hyperlink w:anchor="_Toc205366805" w:history="1">
+          <w:hyperlink w:anchor="_Toc205465517" w:history="1">
             <w:r>
               <w:rPr>
                 <w:rStyle w:val="Hyperlink"/>
@@ -357,7 +357,7 @@
                 <w:noProof/>
                 <w:webHidden/>
               </w:rPr>
-              <w:instrText xml:space="preserve"> PAGEREF _Toc205366805 \h </w:instrText>
+              <w:instrText xml:space="preserve"> PAGEREF _Toc205465517 \h </w:instrText>
             </w:r>
             <w:r>
               <w:rPr>
@@ -399,7 +399,7 @@
               <w:noProof/>
             </w:rPr>
           </w:pPr>
-          <w:hyperlink w:anchor="_Toc205366806" w:history="1">
+          <w:hyperlink w:anchor="_Toc205465518" w:history="1">
             <w:r>
               <w:rPr>
                 <w:rStyle w:val="Hyperlink"/>
@@ -426,7 +426,7 @@
                 <w:noProof/>
                 <w:webHidden/>
               </w:rPr>
-              <w:instrText xml:space="preserve"> PAGEREF _Toc205366806 \h </w:instrText>
+              <w:instrText xml:space="preserve"> PAGEREF _Toc205465518 \h </w:instrText>
             </w:r>
             <w:r>
               <w:rPr>
@@ -468,7 +468,7 @@
               <w:noProof/>
             </w:rPr>
           </w:pPr>
-          <w:hyperlink w:anchor="_Toc205366807" w:history="1">
+          <w:hyperlink w:anchor="_Toc205465519" w:history="1">
             <w:r>
               <w:rPr>
                 <w:rStyle w:val="Hyperlink"/>
@@ -495,7 +495,7 @@
                 <w:noProof/>
                 <w:webHidden/>
               </w:rPr>
-              <w:instrText xml:space="preserve"> PAGEREF _Toc205366807 \h </w:instrText>
+              <w:instrText xml:space="preserve"> PAGEREF _Toc205465519 \h </w:instrText>
             </w:r>
             <w:r>
               <w:rPr>
@@ -537,7 +537,7 @@
               <w:noProof/>
             </w:rPr>
           </w:pPr>
-          <w:hyperlink w:anchor="_Toc205366808" w:history="1">
+          <w:hyperlink w:anchor="_Toc205465520" w:history="1">
             <w:r>
               <w:rPr>
                 <w:rStyle w:val="Hyperlink"/>
@@ -564,7 +564,7 @@
                 <w:noProof/>
                 <w:webHidden/>
               </w:rPr>
-              <w:instrText xml:space="preserve"> PAGEREF _Toc205366808 \h </w:instrText>
+              <w:instrText xml:space="preserve"> PAGEREF _Toc205465520 \h </w:instrText>
             </w:r>
             <w:r>
               <w:rPr>
@@ -606,7 +606,7 @@
               <w:noProof/>
             </w:rPr>
           </w:pPr>
-          <w:hyperlink w:anchor="_Toc205366809" w:history="1">
+          <w:hyperlink w:anchor="_Toc205465521" w:history="1">
             <w:r>
               <w:rPr>
                 <w:rStyle w:val="Hyperlink"/>
@@ -633,7 +633,7 @@
                 <w:noProof/>
                 <w:webHidden/>
               </w:rPr>
-              <w:instrText xml:space="preserve"> PAGEREF _Toc205366809 \h </w:instrText>
+              <w:instrText xml:space="preserve"> PAGEREF _Toc205465521 \h </w:instrText>
             </w:r>
             <w:r>
               <w:rPr>
@@ -675,7 +675,7 @@
               <w:noProof/>
             </w:rPr>
           </w:pPr>
-          <w:hyperlink w:anchor="_Toc205366810" w:history="1">
+          <w:hyperlink w:anchor="_Toc205465522" w:history="1">
             <w:r>
               <w:rPr>
                 <w:rStyle w:val="Hyperlink"/>
@@ -702,7 +702,7 @@
                 <w:noProof/>
                 <w:webHidden/>
               </w:rPr>
-              <w:instrText xml:space="preserve"> PAGEREF _Toc205366810 \h </w:instrText>
+              <w:instrText xml:space="preserve"> PAGEREF _Toc205465522 \h </w:instrText>
             </w:r>
             <w:r>
               <w:rPr>
@@ -744,7 +744,7 @@
               <w:noProof/>
             </w:rPr>
           </w:pPr>
-          <w:hyperlink w:anchor="_Toc205366811" w:history="1">
+          <w:hyperlink w:anchor="_Toc205465523" w:history="1">
             <w:r>
               <w:rPr>
                 <w:rStyle w:val="Hyperlink"/>
@@ -771,7 +771,7 @@
                 <w:noProof/>
                 <w:webHidden/>
               </w:rPr>
-              <w:instrText xml:space="preserve"> PAGEREF _Toc205366811 \h </w:instrText>
+              <w:instrText xml:space="preserve"> PAGEREF _Toc205465523 \h </w:instrText>
             </w:r>
             <w:r>
               <w:rPr>
@@ -813,12 +813,81 @@
               <w:noProof/>
             </w:rPr>
           </w:pPr>
-          <w:hyperlink w:anchor="_Toc205366812" w:history="1">
+          <w:hyperlink w:anchor="_Toc205465524" w:history="1">
             <w:r>
               <w:rPr>
                 <w:rStyle w:val="Hyperlink"/>
                 <w:noProof/>
               </w:rPr>
+              <w:t>121-Best Time to Buy and Sell Stock</w:t>
+            </w:r>
+            <w:r>
+              <w:rPr>
+                <w:noProof/>
+                <w:webHidden/>
+              </w:rPr>
+              <w:tab/>
+            </w:r>
+            <w:r>
+              <w:rPr>
+                <w:noProof/>
+                <w:webHidden/>
+              </w:rPr>
+              <w:fldChar w:fldCharType="begin"/>
+            </w:r>
+            <w:r>
+              <w:rPr>
+                <w:noProof/>
+                <w:webHidden/>
+              </w:rPr>
+              <w:instrText xml:space="preserve"> PAGEREF _Toc205465524 \h </w:instrText>
+            </w:r>
+            <w:r>
+              <w:rPr>
+                <w:noProof/>
+                <w:webHidden/>
+              </w:rPr>
+            </w:r>
+            <w:r>
+              <w:rPr>
+                <w:noProof/>
+                <w:webHidden/>
+              </w:rPr>
+              <w:fldChar w:fldCharType="separate"/>
+            </w:r>
+            <w:r>
+              <w:rPr>
+                <w:noProof/>
+                <w:webHidden/>
+              </w:rPr>
+              <w:t>16</w:t>
+            </w:r>
+            <w:r>
+              <w:rPr>
+                <w:noProof/>
+                <w:webHidden/>
+              </w:rPr>
+              <w:fldChar w:fldCharType="end"/>
+            </w:r>
+          </w:hyperlink>
+        </w:p>
+        <w:p>
+          <w:pPr>
+            <w:pStyle w:val="TOC2"/>
+            <w:tabs>
+              <w:tab w:val="right" w:leader="dot" w:pos="9350"/>
+            </w:tabs>
+            <w:rPr>
+              <w:rFonts w:eastAsiaTheme="minorEastAsia"/>
+              <w:noProof/>
+            </w:rPr>
+          </w:pPr>
+          <w:hyperlink w:anchor="_Toc205465525" w:history="1">
+            <w:r>
+              <w:rPr>
+                <w:rStyle w:val="Hyperlink"/>
+                <w:noProof/>
+              </w:rPr>
               <w:t>215- Kth Largest Element in an Array</w:t>
             </w:r>
             <w:r>
@@ -840,7 +909,7 @@
                 <w:noProof/>
                 <w:webHidden/>
               </w:rPr>
-              <w:instrText xml:space="preserve"> PAGEREF _Toc205366812 \h </w:instrText>
+              <w:instrText xml:space="preserve"> PAGEREF _Toc205465525 \h </w:instrText>
             </w:r>
             <w:r>
               <w:rPr>
@@ -860,7 +929,7 @@
                 <w:noProof/>
                 <w:webHidden/>
               </w:rPr>
-              <w:t>16</w:t>
+              <w:t>18</w:t>
             </w:r>
             <w:r>
               <w:rPr>
@@ -882,7 +951,7 @@
               <w:noProof/>
             </w:rPr>
           </w:pPr>
-          <w:hyperlink w:anchor="_Toc205366813" w:history="1">
+          <w:hyperlink w:anchor="_Toc205465526" w:history="1">
             <w:r>
               <w:rPr>
                 <w:rStyle w:val="Hyperlink"/>
@@ -909,7 +978,7 @@
                 <w:noProof/>
                 <w:webHidden/>
               </w:rPr>
-              <w:instrText xml:space="preserve"> PAGEREF _Toc205366813 \h </w:instrText>
+              <w:instrText xml:space="preserve"> PAGEREF _Toc205465526 \h </w:instrText>
             </w:r>
             <w:r>
               <w:rPr>
@@ -929,7 +998,7 @@
                 <w:noProof/>
                 <w:webHidden/>
               </w:rPr>
-              <w:t>18</w:t>
+              <w:t>19</w:t>
             </w:r>
             <w:r>
               <w:rPr>
@@ -951,7 +1020,7 @@
               <w:noProof/>
             </w:rPr>
           </w:pPr>
-          <w:hyperlink w:anchor="_Toc205366814" w:history="1">
+          <w:hyperlink w:anchor="_Toc205465527" w:history="1">
             <w:r>
               <w:rPr>
                 <w:rStyle w:val="Hyperlink"/>
@@ -978,7 +1047,7 @@
                 <w:noProof/>
                 <w:webHidden/>
               </w:rPr>
-              <w:instrText xml:space="preserve"> PAGEREF _Toc205366814 \h </w:instrText>
+              <w:instrText xml:space="preserve"> PAGEREF _Toc205465527 \h </w:instrText>
             </w:r>
             <w:r>
               <w:rPr>
@@ -998,7 +1067,7 @@
                 <w:noProof/>
                 <w:webHidden/>
               </w:rPr>
-              <w:t>18</w:t>
+              <w:t>19</w:t>
             </w:r>
             <w:r>
               <w:rPr>
@@ -1020,7 +1089,7 @@
               <w:noProof/>
             </w:rPr>
           </w:pPr>
-          <w:hyperlink w:anchor="_Toc205366815" w:history="1">
+          <w:hyperlink w:anchor="_Toc205465528" w:history="1">
             <w:r>
               <w:rPr>
                 <w:rStyle w:val="Hyperlink"/>
@@ -1047,7 +1116,7 @@
                 <w:noProof/>
                 <w:webHidden/>
               </w:rPr>
-              <w:instrText xml:space="preserve"> PAGEREF _Toc205366815 \h </w:instrText>
+              <w:instrText xml:space="preserve"> PAGEREF _Toc205465528 \h </w:instrText>
             </w:r>
             <w:r>
               <w:rPr>
@@ -1067,7 +1136,7 @@
                 <w:noProof/>
                 <w:webHidden/>
               </w:rPr>
-              <w:t>20</w:t>
+              <w:t>22</w:t>
             </w:r>
             <w:r>
               <w:rPr>
@@ -1089,7 +1158,7 @@
               <w:noProof/>
             </w:rPr>
           </w:pPr>
-          <w:hyperlink w:anchor="_Toc205366816" w:history="1">
+          <w:hyperlink w:anchor="_Toc205465529" w:history="1">
             <w:r>
               <w:rPr>
                 <w:rStyle w:val="Hyperlink"/>
@@ -1116,7 +1185,7 @@
                 <w:noProof/>
                 <w:webHidden/>
               </w:rPr>
-              <w:instrText xml:space="preserve"> PAGEREF _Toc205366816 \h </w:instrText>
+              <w:instrText xml:space="preserve"> PAGEREF _Toc205465529 \h </w:instrText>
             </w:r>
             <w:r>
               <w:rPr>
@@ -1136,7 +1205,7 @@
                 <w:noProof/>
                 <w:webHidden/>
               </w:rPr>
-              <w:t>22</w:t>
+              <w:t>24</w:t>
             </w:r>
             <w:r>
               <w:rPr>
@@ -1158,7 +1227,7 @@
               <w:noProof/>
             </w:rPr>
           </w:pPr>
-          <w:hyperlink w:anchor="_Toc205366817" w:history="1">
+          <w:hyperlink w:anchor="_Toc205465530" w:history="1">
             <w:r>
               <w:rPr>
                 <w:rStyle w:val="Hyperlink"/>
@@ -1185,7 +1254,7 @@
                 <w:noProof/>
                 <w:webHidden/>
               </w:rPr>
-              <w:instrText xml:space="preserve"> PAGEREF _Toc205366817 \h </w:instrText>
+              <w:instrText xml:space="preserve"> PAGEREF _Toc205465530 \h </w:instrText>
             </w:r>
             <w:r>
               <w:rPr>
@@ -1205,7 +1274,7 @@
                 <w:noProof/>
                 <w:webHidden/>
               </w:rPr>
-              <w:t>22</w:t>
+              <w:t>24</w:t>
             </w:r>
             <w:r>
               <w:rPr>
@@ -1227,7 +1296,7 @@
               <w:noProof/>
             </w:rPr>
           </w:pPr>
-          <w:hyperlink w:anchor="_Toc205366818" w:history="1">
+          <w:hyperlink w:anchor="_Toc205465531" w:history="1">
             <w:r>
               <w:rPr>
                 <w:rStyle w:val="Hyperlink"/>
@@ -1254,7 +1323,7 @@
                 <w:noProof/>
                 <w:webHidden/>
               </w:rPr>
-              <w:instrText xml:space="preserve"> PAGEREF _Toc205366818 \h </w:instrText>
+              <w:instrText xml:space="preserve"> PAGEREF _Toc205465531 \h </w:instrText>
             </w:r>
             <w:r>
               <w:rPr>
@@ -1274,7 +1343,7 @@
                 <w:noProof/>
                 <w:webHidden/>
               </w:rPr>
-              <w:t>23</w:t>
+              <w:t>25</w:t>
             </w:r>
             <w:r>
               <w:rPr>
@@ -1296,7 +1365,7 @@
               <w:noProof/>
             </w:rPr>
           </w:pPr>
-          <w:hyperlink w:anchor="_Toc205366819" w:history="1">
+          <w:hyperlink w:anchor="_Toc205465532" w:history="1">
             <w:r>
               <w:rPr>
                 <w:rStyle w:val="Hyperlink"/>
@@ -1323,7 +1392,7 @@
                 <w:noProof/>
                 <w:webHidden/>
               </w:rPr>
-              <w:instrText xml:space="preserve"> PAGEREF _Toc205366819 \h </w:instrText>
+              <w:instrText xml:space="preserve"> PAGEREF _Toc205465532 \h </w:instrText>
             </w:r>
             <w:r>
               <w:rPr>
@@ -1343,7 +1412,7 @@
                 <w:noProof/>
                 <w:webHidden/>
               </w:rPr>
-              <w:t>25</w:t>
+              <w:t>27</w:t>
             </w:r>
             <w:r>
               <w:rPr>
@@ -1365,7 +1434,7 @@
               <w:noProof/>
             </w:rPr>
           </w:pPr>
-          <w:hyperlink w:anchor="_Toc205366820" w:history="1">
+          <w:hyperlink w:anchor="_Toc205465533" w:history="1">
             <w:r>
               <w:rPr>
                 <w:rStyle w:val="Hyperlink"/>
@@ -1392,7 +1461,7 @@
                 <w:noProof/>
                 <w:webHidden/>
               </w:rPr>
-              <w:instrText xml:space="preserve"> PAGEREF _Toc205366820 \h </w:instrText>
+              <w:instrText xml:space="preserve"> PAGEREF _Toc205465533 \h </w:instrText>
             </w:r>
             <w:r>
               <w:rPr>
@@ -1412,7 +1481,7 @@
                 <w:noProof/>
                 <w:webHidden/>
               </w:rPr>
-              <w:t>27</w:t>
+              <w:t>29</w:t>
             </w:r>
             <w:r>
               <w:rPr>
@@ -1434,7 +1503,7 @@
               <w:noProof/>
             </w:rPr>
           </w:pPr>
-          <w:hyperlink w:anchor="_Toc205366821" w:history="1">
+          <w:hyperlink w:anchor="_Toc205465534" w:history="1">
             <w:r>
               <w:rPr>
                 <w:rStyle w:val="Hyperlink"/>
@@ -1461,7 +1530,7 @@
                 <w:noProof/>
                 <w:webHidden/>
               </w:rPr>
-              <w:instrText xml:space="preserve"> PAGEREF _Toc205366821 \h </w:instrText>
+              <w:instrText xml:space="preserve"> PAGEREF _Toc205465534 \h </w:instrText>
             </w:r>
             <w:r>
               <w:rPr>
@@ -1481,7 +1550,7 @@
                 <w:noProof/>
                 <w:webHidden/>
               </w:rPr>
-              <w:t>28</w:t>
+              <w:t>30</w:t>
             </w:r>
             <w:r>
               <w:rPr>
@@ -1503,7 +1572,7 @@
               <w:noProof/>
             </w:rPr>
           </w:pPr>
-          <w:hyperlink w:anchor="_Toc205366822" w:history="1">
+          <w:hyperlink w:anchor="_Toc205465535" w:history="1">
             <w:r>
               <w:rPr>
                 <w:rStyle w:val="Hyperlink"/>
@@ -1530,7 +1599,7 @@
                 <w:noProof/>
                 <w:webHidden/>
               </w:rPr>
-              <w:instrText xml:space="preserve"> PAGEREF _Toc205366822 \h </w:instrText>
+              <w:instrText xml:space="preserve"> PAGEREF _Toc205465535 \h </w:instrText>
             </w:r>
             <w:r>
               <w:rPr>
@@ -1550,7 +1619,7 @@
                 <w:noProof/>
                 <w:webHidden/>
               </w:rPr>
-              <w:t>28</w:t>
+              <w:t>30</w:t>
             </w:r>
             <w:r>
               <w:rPr>
@@ -1572,7 +1641,7 @@
               <w:noProof/>
             </w:rPr>
           </w:pPr>
-          <w:hyperlink w:anchor="_Toc205366823" w:history="1">
+          <w:hyperlink w:anchor="_Toc205465536" w:history="1">
             <w:r>
               <w:rPr>
                 <w:rStyle w:val="Hyperlink"/>
@@ -1599,7 +1668,7 @@
                 <w:noProof/>
                 <w:webHidden/>
               </w:rPr>
-              <w:instrText xml:space="preserve"> PAGEREF _Toc205366823 \h </w:instrText>
+              <w:instrText xml:space="preserve"> PAGEREF _Toc205465536 \h </w:instrText>
             </w:r>
             <w:r>
               <w:rPr>
@@ -1619,7 +1688,7 @@
                 <w:noProof/>
                 <w:webHidden/>
               </w:rPr>
-              <w:t>30</w:t>
+              <w:t>32</w:t>
             </w:r>
             <w:r>
               <w:rPr>
@@ -1641,7 +1710,7 @@
               <w:noProof/>
             </w:rPr>
           </w:pPr>
-          <w:hyperlink w:anchor="_Toc205366824" w:history="1">
+          <w:hyperlink w:anchor="_Toc205465537" w:history="1">
             <w:r>
               <w:rPr>
                 <w:rStyle w:val="Hyperlink"/>
@@ -1668,7 +1737,7 @@
                 <w:noProof/>
                 <w:webHidden/>
               </w:rPr>
-              <w:instrText xml:space="preserve"> PAGEREF _Toc205366824 \h </w:instrText>
+              <w:instrText xml:space="preserve"> PAGEREF _Toc205465537 \h </w:instrText>
             </w:r>
             <w:r>
               <w:rPr>
@@ -1688,7 +1757,7 @@
                 <w:noProof/>
                 <w:webHidden/>
               </w:rPr>
-              <w:t>30</w:t>
+              <w:t>32</w:t>
             </w:r>
             <w:r>
               <w:rPr>
@@ -1710,7 +1779,7 @@
               <w:noProof/>
             </w:rPr>
           </w:pPr>
-          <w:hyperlink w:anchor="_Toc205366825" w:history="1">
+          <w:hyperlink w:anchor="_Toc205465538" w:history="1">
             <w:r>
               <w:rPr>
                 <w:rStyle w:val="Hyperlink"/>
@@ -1737,7 +1806,7 @@
                 <w:noProof/>
                 <w:webHidden/>
               </w:rPr>
-              <w:instrText xml:space="preserve"> PAGEREF _Toc205366825 \h </w:instrText>
+              <w:instrText xml:space="preserve"> PAGEREF _Toc205465538 \h </w:instrText>
             </w:r>
             <w:r>
               <w:rPr>
@@ -1757,7 +1826,7 @@
                 <w:noProof/>
                 <w:webHidden/>
               </w:rPr>
-              <w:t>32</w:t>
+              <w:t>34</w:t>
             </w:r>
             <w:r>
               <w:rPr>
@@ -1779,7 +1848,7 @@
               <w:noProof/>
             </w:rPr>
           </w:pPr>
-          <w:hyperlink w:anchor="_Toc205366826" w:history="1">
+          <w:hyperlink w:anchor="_Toc205465539" w:history="1">
             <w:r>
               <w:rPr>
                 <w:rStyle w:val="Hyperlink"/>
@@ -1806,7 +1875,7 @@
                 <w:noProof/>
                 <w:webHidden/>
               </w:rPr>
-              <w:instrText xml:space="preserve"> PAGEREF _Toc205366826 \h </w:instrText>
+              <w:instrText xml:space="preserve"> PAGEREF _Toc205465539 \h </w:instrText>
             </w:r>
             <w:r>
               <w:rPr>
@@ -1826,7 +1895,7 @@
                 <w:noProof/>
                 <w:webHidden/>
               </w:rPr>
-              <w:t>32</w:t>
+              <w:t>34</w:t>
             </w:r>
             <w:r>
               <w:rPr>
@@ -1848,7 +1917,7 @@
               <w:noProof/>
             </w:rPr>
           </w:pPr>
-          <w:hyperlink w:anchor="_Toc205366827" w:history="1">
+          <w:hyperlink w:anchor="_Toc205465540" w:history="1">
             <w:r>
               <w:rPr>
                 <w:rStyle w:val="Hyperlink"/>
@@ -1875,7 +1944,7 @@
                 <w:noProof/>
                 <w:webHidden/>
               </w:rPr>
-              <w:instrText xml:space="preserve"> PAGEREF _Toc205366827 \h </w:instrText>
+              <w:instrText xml:space="preserve"> PAGEREF _Toc205465540 \h </w:instrText>
             </w:r>
             <w:r>
               <w:rPr>
@@ -1895,7 +1964,7 @@
                 <w:noProof/>
                 <w:webHidden/>
               </w:rPr>
-              <w:t>33</w:t>
+              <w:t>35</w:t>
             </w:r>
             <w:r>
               <w:rPr>
@@ -1917,7 +1986,7 @@
               <w:noProof/>
             </w:rPr>
           </w:pPr>
-          <w:hyperlink w:anchor="_Toc205366828" w:history="1">
+          <w:hyperlink w:anchor="_Toc205465541" w:history="1">
             <w:r>
               <w:rPr>
                 <w:rStyle w:val="Hyperlink"/>
@@ -1944,7 +2013,7 @@
                 <w:noProof/>
                 <w:webHidden/>
               </w:rPr>
-              <w:instrText xml:space="preserve"> PAGEREF _Toc205366828 \h </w:instrText>
+              <w:instrText xml:space="preserve"> PAGEREF _Toc205465541 \h </w:instrText>
             </w:r>
             <w:r>
               <w:rPr>
@@ -1964,7 +2033,7 @@
                 <w:noProof/>
                 <w:webHidden/>
               </w:rPr>
-              <w:t>37</w:t>
+              <w:t>39</w:t>
             </w:r>
             <w:r>
               <w:rPr>
@@ -1986,7 +2055,7 @@
               <w:noProof/>
             </w:rPr>
           </w:pPr>
-          <w:hyperlink w:anchor="_Toc205366829" w:history="1">
+          <w:hyperlink w:anchor="_Toc205465542" w:history="1">
             <w:r>
               <w:rPr>
                 <w:rStyle w:val="Hyperlink"/>
@@ -2013,7 +2082,7 @@
                 <w:noProof/>
                 <w:webHidden/>
               </w:rPr>
-              <w:instrText xml:space="preserve"> PAGEREF _Toc205366829 \h </w:instrText>
+              <w:instrText xml:space="preserve"> PAGEREF _Toc205465542 \h </w:instrText>
             </w:r>
             <w:r>
               <w:rPr>
@@ -2033,7 +2102,7 @@
                 <w:noProof/>
                 <w:webHidden/>
               </w:rPr>
-              <w:t>39</w:t>
+              <w:t>41</w:t>
             </w:r>
             <w:r>
               <w:rPr>
@@ -2055,7 +2124,7 @@
               <w:noProof/>
             </w:rPr>
           </w:pPr>
-          <w:hyperlink w:anchor="_Toc205366830" w:history="1">
+          <w:hyperlink w:anchor="_Toc205465543" w:history="1">
             <w:r>
               <w:rPr>
                 <w:rStyle w:val="Hyperlink"/>
@@ -2082,7 +2151,7 @@
                 <w:noProof/>
                 <w:webHidden/>
               </w:rPr>
-              <w:instrText xml:space="preserve"> PAGEREF _Toc205366830 \h </w:instrText>
+              <w:instrText xml:space="preserve"> PAGEREF _Toc205465543 \h </w:instrText>
             </w:r>
             <w:r>
               <w:rPr>
@@ -2102,7 +2171,7 @@
                 <w:noProof/>
                 <w:webHidden/>
               </w:rPr>
-              <w:t>41</w:t>
+              <w:t>43</w:t>
             </w:r>
             <w:r>
               <w:rPr>
@@ -2124,7 +2193,7 @@
               <w:noProof/>
             </w:rPr>
           </w:pPr>
-          <w:hyperlink w:anchor="_Toc205366831" w:history="1">
+          <w:hyperlink w:anchor="_Toc205465544" w:history="1">
             <w:r>
               <w:rPr>
                 <w:rStyle w:val="Hyperlink"/>
@@ -2151,7 +2220,7 @@
                 <w:noProof/>
                 <w:webHidden/>
               </w:rPr>
-              <w:instrText xml:space="preserve"> PAGEREF _Toc205366831 \h </w:instrText>
+              <w:instrText xml:space="preserve"> PAGEREF _Toc205465544 \h </w:instrText>
             </w:r>
             <w:r>
               <w:rPr>
@@ -2171,7 +2240,7 @@
                 <w:noProof/>
                 <w:webHidden/>
               </w:rPr>
-              <w:t>41</w:t>
+              <w:t>43</w:t>
             </w:r>
             <w:r>
               <w:rPr>
@@ -2193,7 +2262,7 @@
               <w:noProof/>
             </w:rPr>
           </w:pPr>
-          <w:hyperlink w:anchor="_Toc205366832" w:history="1">
+          <w:hyperlink w:anchor="_Toc205465545" w:history="1">
             <w:r>
               <w:rPr>
                 <w:rStyle w:val="Hyperlink"/>
@@ -2220,7 +2289,7 @@
                 <w:noProof/>
                 <w:webHidden/>
               </w:rPr>
-              <w:instrText xml:space="preserve"> PAGEREF _Toc205366832 \h </w:instrText>
+              <w:instrText xml:space="preserve"> PAGEREF _Toc205465545 \h </w:instrText>
             </w:r>
             <w:r>
               <w:rPr>
@@ -2240,7 +2309,7 @@
                 <w:noProof/>
                 <w:webHidden/>
               </w:rPr>
-              <w:t>43</w:t>
+              <w:t>45</w:t>
             </w:r>
             <w:r>
               <w:rPr>
@@ -2262,7 +2331,7 @@
               <w:noProof/>
             </w:rPr>
           </w:pPr>
-          <w:hyperlink w:anchor="_Toc205366833" w:history="1">
+          <w:hyperlink w:anchor="_Toc205465546" w:history="1">
             <w:r>
               <w:rPr>
                 <w:rStyle w:val="Hyperlink"/>
@@ -2289,7 +2358,7 @@
                 <w:noProof/>
                 <w:webHidden/>
               </w:rPr>
-              <w:instrText xml:space="preserve"> PAGEREF _Toc205366833 \h </w:instrText>
+              <w:instrText xml:space="preserve"> PAGEREF _Toc205465546 \h </w:instrText>
             </w:r>
             <w:r>
               <w:rPr>
@@ -2309,7 +2378,7 @@
                 <w:noProof/>
                 <w:webHidden/>
               </w:rPr>
-              <w:t>46</w:t>
+              <w:t>48</w:t>
             </w:r>
             <w:r>
               <w:rPr>
@@ -2341,7 +2410,7 @@
       <w:pPr>
         <w:pStyle w:val="Heading1"/>
       </w:pPr>
-      <w:bookmarkStart w:id="0" w:name="_Toc205366801"/>
+      <w:bookmarkStart w:id="0" w:name="_Toc205465513"/>
       <w:r>
         <w:t>Array</w:t>
       </w:r>
@@ -2351,7 +2420,7 @@
       <w:pPr>
         <w:pStyle w:val="Heading2"/>
       </w:pPr>
-      <w:bookmarkStart w:id="1" w:name="_Toc205366802"/>
+      <w:bookmarkStart w:id="1" w:name="_Toc205465514"/>
       <w:r>
         <w:t>1</w:t>
       </w:r>
@@ -2425,7 +2494,23 @@
           <w:sz w:val="16"/>
           <w:szCs w:val="16"/>
         </w:rPr>
-        <w:t>The indices of the number list need to be tracked (using hashtable)</w:t>
+        <w:t xml:space="preserve">The indices of the number list need to be tracked (using </w:t>
+      </w:r>
+      <w:proofErr w:type="spellStart"/>
+      <w:r>
+        <w:rPr>
+          <w:sz w:val="16"/>
+          <w:szCs w:val="16"/>
+        </w:rPr>
+        <w:t>hashtable</w:t>
+      </w:r>
+      <w:proofErr w:type="spellEnd"/>
+      <w:r>
+        <w:rPr>
+          <w:sz w:val="16"/>
+          <w:szCs w:val="16"/>
+        </w:rPr>
+        <w:t>)</w:t>
       </w:r>
     </w:p>
     <w:p>
@@ -2486,7 +2571,41 @@
           <w:sz w:val="16"/>
           <w:szCs w:val="16"/>
         </w:rPr>
-        <w:t>to search the hashtable for it’s ind</w:t>
+        <w:t xml:space="preserve">to search the </w:t>
+      </w:r>
+      <w:proofErr w:type="spellStart"/>
+      <w:r>
+        <w:rPr>
+          <w:sz w:val="16"/>
+          <w:szCs w:val="16"/>
+        </w:rPr>
+        <w:t>hashtable</w:t>
+      </w:r>
+      <w:proofErr w:type="spellEnd"/>
+      <w:r>
+        <w:rPr>
+          <w:sz w:val="16"/>
+          <w:szCs w:val="16"/>
+        </w:rPr>
+        <w:t xml:space="preserve"> for </w:t>
+      </w:r>
+      <w:proofErr w:type="spellStart"/>
+      <w:proofErr w:type="gramStart"/>
+      <w:r>
+        <w:rPr>
+          <w:sz w:val="16"/>
+          <w:szCs w:val="16"/>
+        </w:rPr>
+        <w:t>it’s</w:t>
+      </w:r>
+      <w:proofErr w:type="spellEnd"/>
+      <w:proofErr w:type="gramEnd"/>
+      <w:r>
+        <w:rPr>
+          <w:sz w:val="16"/>
+          <w:szCs w:val="16"/>
+        </w:rPr>
+        <w:t xml:space="preserve"> ind</w:t>
       </w:r>
       <w:r>
         <w:rPr>
@@ -2677,7 +2796,23 @@
           <w:sz w:val="16"/>
           <w:szCs w:val="16"/>
         </w:rPr>
-        <w:t>(n) : iterate through the list at most twice</w:t>
+        <w:t>(n</w:t>
+      </w:r>
+      <w:proofErr w:type="gramStart"/>
+      <w:r>
+        <w:rPr>
+          <w:sz w:val="16"/>
+          <w:szCs w:val="16"/>
+        </w:rPr>
+        <w:t>) :</w:t>
+      </w:r>
+      <w:proofErr w:type="gramEnd"/>
+      <w:r>
+        <w:rPr>
+          <w:sz w:val="16"/>
+          <w:szCs w:val="16"/>
+        </w:rPr>
+        <w:t xml:space="preserve"> iterate through the list at most twice</w:t>
       </w:r>
       <w:r>
         <w:rPr>
@@ -2706,14 +2841,30 @@
           <w:sz w:val="16"/>
           <w:szCs w:val="16"/>
         </w:rPr>
-        <w:t>n): hashtable uses space to store the entire list.</w:t>
+        <w:t xml:space="preserve">n): </w:t>
+      </w:r>
+      <w:proofErr w:type="spellStart"/>
+      <w:r>
+        <w:rPr>
+          <w:sz w:val="16"/>
+          <w:szCs w:val="16"/>
+        </w:rPr>
+        <w:t>hashtable</w:t>
+      </w:r>
+      <w:proofErr w:type="spellEnd"/>
+      <w:r>
+        <w:rPr>
+          <w:sz w:val="16"/>
+          <w:szCs w:val="16"/>
+        </w:rPr>
+        <w:t xml:space="preserve"> uses space to store the entire list.</w:t>
       </w:r>
     </w:p>
     <w:p>
       <w:pPr>
         <w:pStyle w:val="Heading2"/>
       </w:pPr>
-      <w:bookmarkStart w:id="2" w:name="_Toc205366803"/>
+      <w:bookmarkStart w:id="2" w:name="_Toc205465515"/>
       <w:r>
         <w:t>3-Longest Substring without repeating characters</w:t>
       </w:r>
@@ -2810,7 +2961,28 @@
       </w:pPr>
       <w:r>
         <w:lastRenderedPageBreak/>
-        <w:t>A deque can be used to the store the characters in the window, and .append and .popleft fits perfectly for extent</w:t>
+        <w:t xml:space="preserve">A deque can be used to the store the characters in the window, </w:t>
+      </w:r>
+      <w:proofErr w:type="gramStart"/>
+      <w:r>
+        <w:t>and .append</w:t>
+      </w:r>
+      <w:proofErr w:type="gramEnd"/>
+      <w:r>
+        <w:t xml:space="preserve"> </w:t>
+      </w:r>
+      <w:proofErr w:type="gramStart"/>
+      <w:r>
+        <w:t>and .</w:t>
+      </w:r>
+      <w:proofErr w:type="spellStart"/>
+      <w:r>
+        <w:t>popleft</w:t>
+      </w:r>
+      <w:proofErr w:type="spellEnd"/>
+      <w:proofErr w:type="gramEnd"/>
+      <w:r>
+        <w:t xml:space="preserve"> fits perfectly for extent</w:t>
       </w:r>
       <w:r>
         <w:t xml:space="preserve"> right pointer</w:t>
@@ -2914,7 +3086,7 @@
       <w:pPr>
         <w:pStyle w:val="Heading2"/>
       </w:pPr>
-      <w:bookmarkStart w:id="3" w:name="_Toc205366804"/>
+      <w:bookmarkStart w:id="3" w:name="_Toc205465516"/>
       <w:r>
         <w:t>9</w:t>
       </w:r>
@@ -3093,7 +3265,23 @@
           <w:sz w:val="16"/>
           <w:szCs w:val="16"/>
         </w:rPr>
-        <w:t>odd, there will be a middle number and it doesn’t matter what it is.</w:t>
+        <w:t xml:space="preserve">odd, there will be a middle </w:t>
+      </w:r>
+      <w:proofErr w:type="gramStart"/>
+      <w:r>
+        <w:rPr>
+          <w:sz w:val="16"/>
+          <w:szCs w:val="16"/>
+        </w:rPr>
+        <w:t>number</w:t>
+      </w:r>
+      <w:proofErr w:type="gramEnd"/>
+      <w:r>
+        <w:rPr>
+          <w:sz w:val="16"/>
+          <w:szCs w:val="16"/>
+        </w:rPr>
+        <w:t xml:space="preserve"> and it doesn’t matter what it is.</w:t>
       </w:r>
     </w:p>
     <w:p>
@@ -3116,9 +3304,9 @@
         </w:rPr>
         <w:lastRenderedPageBreak/>
         <w:drawing>
-          <wp:inline distT="0" distB="0" distL="0" distR="0" wp14:anchorId="0D34687A" wp14:editId="315ABED4">
-            <wp:extent cx="2322836" cy="1487141"/>
-            <wp:effectExtent l="0" t="0" r="1270" b="0"/>
+          <wp:inline distT="0" distB="0" distL="0" distR="0" wp14:anchorId="0D34687A" wp14:editId="3C618729">
+            <wp:extent cx="3394398" cy="2173184"/>
+            <wp:effectExtent l="0" t="0" r="0" b="0"/>
             <wp:docPr id="1478822786" name="Picture 1" descr="A screenshot of a computer&#10;&#10;AI-generated content may be incorrect."/>
             <wp:cNvGraphicFramePr>
               <a:graphicFrameLocks xmlns:a="http://schemas.openxmlformats.org/drawingml/2006/main" noChangeAspect="1"/>
@@ -3139,7 +3327,7 @@
                   <pic:spPr>
                     <a:xfrm>
                       <a:off x="0" y="0"/>
-                      <a:ext cx="2328732" cy="1490916"/>
+                      <a:ext cx="3418707" cy="2188748"/>
                     </a:xfrm>
                     <a:prstGeom prst="rect">
                       <a:avLst/>
@@ -3204,12 +3392,21 @@
           <w:szCs w:val="16"/>
         </w:rPr>
       </w:pPr>
-      <w:r>
-        <w:rPr>
-          <w:sz w:val="16"/>
-          <w:szCs w:val="16"/>
-        </w:rPr>
-        <w:t>Mathmatical method</w:t>
+      <w:proofErr w:type="spellStart"/>
+      <w:r>
+        <w:rPr>
+          <w:sz w:val="16"/>
+          <w:szCs w:val="16"/>
+        </w:rPr>
+        <w:t>Mathmatical</w:t>
+      </w:r>
+      <w:proofErr w:type="spellEnd"/>
+      <w:r>
+        <w:rPr>
+          <w:sz w:val="16"/>
+          <w:szCs w:val="16"/>
+        </w:rPr>
+        <w:t xml:space="preserve"> method</w:t>
       </w:r>
       <w:r>
         <w:rPr>
@@ -3243,7 +3440,23 @@
           <w:sz w:val="16"/>
           <w:szCs w:val="16"/>
         </w:rPr>
-        <w:t>No need for string conversion so the space is O(1)</w:t>
+        <w:t xml:space="preserve">No need for string conversion so the space is </w:t>
+      </w:r>
+      <w:proofErr w:type="gramStart"/>
+      <w:r>
+        <w:rPr>
+          <w:sz w:val="16"/>
+          <w:szCs w:val="16"/>
+        </w:rPr>
+        <w:t>O(</w:t>
+      </w:r>
+      <w:proofErr w:type="gramEnd"/>
+      <w:r>
+        <w:rPr>
+          <w:sz w:val="16"/>
+          <w:szCs w:val="16"/>
+        </w:rPr>
+        <w:t>1)</w:t>
       </w:r>
     </w:p>
     <w:p>
@@ -3277,7 +3490,23 @@
           <w:sz w:val="16"/>
           <w:szCs w:val="16"/>
         </w:rPr>
-        <w:t>umbers ends with 0</w:t>
+        <w:t xml:space="preserve">umbers </w:t>
+      </w:r>
+      <w:proofErr w:type="gramStart"/>
+      <w:r>
+        <w:rPr>
+          <w:sz w:val="16"/>
+          <w:szCs w:val="16"/>
+        </w:rPr>
+        <w:t>ends</w:t>
+      </w:r>
+      <w:proofErr w:type="gramEnd"/>
+      <w:r>
+        <w:rPr>
+          <w:sz w:val="16"/>
+          <w:szCs w:val="16"/>
+        </w:rPr>
+        <w:t xml:space="preserve"> with 0</w:t>
       </w:r>
       <w:r>
         <w:rPr>
@@ -3389,12 +3618,21 @@
         </w:rPr>
         <w:t xml:space="preserve">where </w:t>
       </w:r>
-      <w:r>
-        <w:rPr>
-          <w:sz w:val="16"/>
-          <w:szCs w:val="16"/>
-        </w:rPr>
-        <w:t xml:space="preserve">i </w:t>
+      <w:proofErr w:type="spellStart"/>
+      <w:r>
+        <w:rPr>
+          <w:sz w:val="16"/>
+          <w:szCs w:val="16"/>
+        </w:rPr>
+        <w:t>i</w:t>
+      </w:r>
+      <w:proofErr w:type="spellEnd"/>
+      <w:r>
+        <w:rPr>
+          <w:sz w:val="16"/>
+          <w:szCs w:val="16"/>
+        </w:rPr>
+        <w:t xml:space="preserve"> </w:t>
       </w:r>
       <w:r>
         <w:rPr>
@@ -3545,7 +3783,23 @@
           <w:sz w:val="16"/>
           <w:szCs w:val="16"/>
         </w:rPr>
-        <w:t>same number of digit as x</w:t>
+        <w:t xml:space="preserve">same number of </w:t>
+      </w:r>
+      <w:proofErr w:type="gramStart"/>
+      <w:r>
+        <w:rPr>
+          <w:sz w:val="16"/>
+          <w:szCs w:val="16"/>
+        </w:rPr>
+        <w:t>digit</w:t>
+      </w:r>
+      <w:proofErr w:type="gramEnd"/>
+      <w:r>
+        <w:rPr>
+          <w:sz w:val="16"/>
+          <w:szCs w:val="16"/>
+        </w:rPr>
+        <w:t xml:space="preserve"> as x</w:t>
       </w:r>
     </w:p>
     <w:p>
@@ -3581,12 +3835,21 @@
         </w:rPr>
         <w:t xml:space="preserve">where </w:t>
       </w:r>
-      <w:r>
-        <w:rPr>
-          <w:sz w:val="16"/>
-          <w:szCs w:val="16"/>
-        </w:rPr>
-        <w:t xml:space="preserve">i </w:t>
+      <w:proofErr w:type="spellStart"/>
+      <w:r>
+        <w:rPr>
+          <w:sz w:val="16"/>
+          <w:szCs w:val="16"/>
+        </w:rPr>
+        <w:t>i</w:t>
+      </w:r>
+      <w:proofErr w:type="spellEnd"/>
+      <w:r>
+        <w:rPr>
+          <w:sz w:val="16"/>
+          <w:szCs w:val="16"/>
+        </w:rPr>
+        <w:t xml:space="preserve"> </w:t>
       </w:r>
       <w:r>
         <w:rPr>
@@ -3662,14 +3925,54 @@
           <w:sz w:val="16"/>
           <w:szCs w:val="16"/>
         </w:rPr>
-        <w:t>will remove the left most digit</w:t>
-      </w:r>
-      <w:r>
-        <w:rPr>
-          <w:sz w:val="16"/>
-          <w:szCs w:val="16"/>
-        </w:rPr>
-        <w:t>(e.g. 221/</w:t>
+        <w:t xml:space="preserve">will remove the </w:t>
+      </w:r>
+      <w:proofErr w:type="gramStart"/>
+      <w:r>
+        <w:rPr>
+          <w:sz w:val="16"/>
+          <w:szCs w:val="16"/>
+        </w:rPr>
+        <w:t>left most</w:t>
+      </w:r>
+      <w:proofErr w:type="gramEnd"/>
+      <w:r>
+        <w:rPr>
+          <w:sz w:val="16"/>
+          <w:szCs w:val="16"/>
+        </w:rPr>
+        <w:t xml:space="preserve"> </w:t>
+      </w:r>
+      <w:proofErr w:type="gramStart"/>
+      <w:r>
+        <w:rPr>
+          <w:sz w:val="16"/>
+          <w:szCs w:val="16"/>
+        </w:rPr>
+        <w:t>digit</w:t>
+      </w:r>
+      <w:r>
+        <w:rPr>
+          <w:sz w:val="16"/>
+          <w:szCs w:val="16"/>
+        </w:rPr>
+        <w:t>(</w:t>
+      </w:r>
+      <w:proofErr w:type="gramEnd"/>
+      <w:r>
+        <w:rPr>
+          <w:sz w:val="16"/>
+          <w:szCs w:val="16"/>
+        </w:rPr>
+        <w:t xml:space="preserve">e.g. </w:t>
+      </w:r>
+      <w:proofErr w:type="gramStart"/>
+      <w:r>
+        <w:rPr>
+          <w:sz w:val="16"/>
+          <w:szCs w:val="16"/>
+        </w:rPr>
+        <w:t>221/</w:t>
       </w:r>
       <w:r>
         <w:rPr>
@@ -3678,6 +3981,7 @@
         </w:rPr>
         <w:t>/</w:t>
       </w:r>
+      <w:proofErr w:type="gramEnd"/>
       <w:r>
         <w:rPr>
           <w:sz w:val="16"/>
@@ -3835,12 +4139,21 @@
         </w:rPr>
         <w:t>Time: O(</w:t>
       </w:r>
-      <w:r>
-        <w:rPr>
-          <w:sz w:val="16"/>
-          <w:szCs w:val="16"/>
-        </w:rPr>
-        <w:t>logn)</w:t>
+      <w:proofErr w:type="spellStart"/>
+      <w:r>
+        <w:rPr>
+          <w:sz w:val="16"/>
+          <w:szCs w:val="16"/>
+        </w:rPr>
+        <w:t>logn</w:t>
+      </w:r>
+      <w:proofErr w:type="spellEnd"/>
+      <w:r>
+        <w:rPr>
+          <w:sz w:val="16"/>
+          <w:szCs w:val="16"/>
+        </w:rPr>
+        <w:t>)</w:t>
       </w:r>
       <w:r>
         <w:rPr>
@@ -3888,16 +4201,32 @@
           <w:sz w:val="16"/>
           <w:szCs w:val="16"/>
         </w:rPr>
-        <w:t>Space: O(1): no data structure usage, so no additional utilization</w:t>
+        <w:lastRenderedPageBreak/>
+        <w:t xml:space="preserve">Space: </w:t>
+      </w:r>
+      <w:proofErr w:type="gramStart"/>
+      <w:r>
+        <w:rPr>
+          <w:sz w:val="16"/>
+          <w:szCs w:val="16"/>
+        </w:rPr>
+        <w:t>O(</w:t>
+      </w:r>
+      <w:proofErr w:type="gramEnd"/>
+      <w:r>
+        <w:rPr>
+          <w:sz w:val="16"/>
+          <w:szCs w:val="16"/>
+        </w:rPr>
+        <w:t>1): no data structure usage, so no additional utilization</w:t>
       </w:r>
     </w:p>
     <w:p>
       <w:pPr>
         <w:pStyle w:val="Heading2"/>
       </w:pPr>
-      <w:bookmarkStart w:id="4" w:name="_Toc205366805"/>
-      <w:r>
-        <w:lastRenderedPageBreak/>
+      <w:bookmarkStart w:id="4" w:name="_Toc205465517"/>
+      <w:r>
         <w:t>15</w:t>
       </w:r>
       <w:r>
@@ -4108,9 +4437,9 @@
           <w:szCs w:val="16"/>
         </w:rPr>
         <w:drawing>
-          <wp:inline distT="0" distB="0" distL="0" distR="0" wp14:anchorId="1714F66B" wp14:editId="6E4D32C3">
-            <wp:extent cx="2589101" cy="2084486"/>
-            <wp:effectExtent l="0" t="0" r="1905" b="0"/>
+          <wp:inline distT="0" distB="0" distL="0" distR="0" wp14:anchorId="1714F66B" wp14:editId="6ACCA1A6">
+            <wp:extent cx="3835030" cy="3087584"/>
+            <wp:effectExtent l="0" t="0" r="0" b="0"/>
             <wp:docPr id="329745038" name="Picture 1" descr="Text&#10;&#10;AI-generated content may be incorrect."/>
             <wp:cNvGraphicFramePr>
               <a:graphicFrameLocks xmlns:a="http://schemas.openxmlformats.org/drawingml/2006/main" noChangeAspect="1"/>
@@ -4131,7 +4460,7 @@
                   <pic:spPr>
                     <a:xfrm>
                       <a:off x="0" y="0"/>
-                      <a:ext cx="2592962" cy="2087595"/>
+                      <a:ext cx="3859975" cy="3107667"/>
                     </a:xfrm>
                     <a:prstGeom prst="rect">
                       <a:avLst/>
@@ -4168,14 +4497,39 @@
           <w:sz w:val="16"/>
           <w:szCs w:val="16"/>
         </w:rPr>
-        <w:t>O(nlogn):p</w:t>
-      </w:r>
-      <w:r>
-        <w:rPr>
-          <w:sz w:val="16"/>
-          <w:szCs w:val="16"/>
-        </w:rPr>
-        <w:t xml:space="preserve">ython sort; </w:t>
+        <w:t>O(</w:t>
+      </w:r>
+      <w:proofErr w:type="spellStart"/>
+      <w:r>
+        <w:rPr>
+          <w:sz w:val="16"/>
+          <w:szCs w:val="16"/>
+        </w:rPr>
+        <w:t>nlogn</w:t>
+      </w:r>
+      <w:proofErr w:type="spellEnd"/>
+      <w:proofErr w:type="gramStart"/>
+      <w:r>
+        <w:rPr>
+          <w:sz w:val="16"/>
+          <w:szCs w:val="16"/>
+        </w:rPr>
+        <w:t>):p</w:t>
+      </w:r>
+      <w:r>
+        <w:rPr>
+          <w:sz w:val="16"/>
+          <w:szCs w:val="16"/>
+        </w:rPr>
+        <w:t>ython</w:t>
+      </w:r>
+      <w:proofErr w:type="gramEnd"/>
+      <w:r>
+        <w:rPr>
+          <w:sz w:val="16"/>
+          <w:szCs w:val="16"/>
+        </w:rPr>
+        <w:t xml:space="preserve"> sort; </w:t>
       </w:r>
       <w:r>
         <w:rPr>
@@ -4189,7 +4543,23 @@
           <w:sz w:val="16"/>
           <w:szCs w:val="16"/>
         </w:rPr>
-        <w:t>, so nlogn + n^2</w:t>
+        <w:t xml:space="preserve">, so </w:t>
+      </w:r>
+      <w:proofErr w:type="spellStart"/>
+      <w:r>
+        <w:rPr>
+          <w:sz w:val="16"/>
+          <w:szCs w:val="16"/>
+        </w:rPr>
+        <w:t>nlogn</w:t>
+      </w:r>
+      <w:proofErr w:type="spellEnd"/>
+      <w:r>
+        <w:rPr>
+          <w:sz w:val="16"/>
+          <w:szCs w:val="16"/>
+        </w:rPr>
+        <w:t xml:space="preserve"> + n^2</w:t>
       </w:r>
     </w:p>
     <w:p>
@@ -4204,12 +4574,37 @@
           <w:szCs w:val="16"/>
         </w:rPr>
       </w:pPr>
-      <w:r>
-        <w:rPr>
-          <w:sz w:val="16"/>
-          <w:szCs w:val="16"/>
-        </w:rPr>
-        <w:t xml:space="preserve">Space:O(1): no additional data structure used, maybe O(n) if </w:t>
+      <w:proofErr w:type="spellStart"/>
+      <w:r>
+        <w:rPr>
+          <w:sz w:val="16"/>
+          <w:szCs w:val="16"/>
+        </w:rPr>
+        <w:t>Space</w:t>
+      </w:r>
+      <w:proofErr w:type="gramStart"/>
+      <w:r>
+        <w:rPr>
+          <w:sz w:val="16"/>
+          <w:szCs w:val="16"/>
+        </w:rPr>
+        <w:t>:O</w:t>
+      </w:r>
+      <w:proofErr w:type="spellEnd"/>
+      <w:r>
+        <w:rPr>
+          <w:sz w:val="16"/>
+          <w:szCs w:val="16"/>
+        </w:rPr>
+        <w:t>(</w:t>
+      </w:r>
+      <w:proofErr w:type="gramEnd"/>
+      <w:r>
+        <w:rPr>
+          <w:sz w:val="16"/>
+          <w:szCs w:val="16"/>
+        </w:rPr>
+        <w:t xml:space="preserve">1): no additional data structure used, maybe O(n) if </w:t>
       </w:r>
       <w:r>
         <w:rPr>
@@ -4223,7 +4618,7 @@
       <w:pPr>
         <w:pStyle w:val="Heading2"/>
       </w:pPr>
-      <w:bookmarkStart w:id="5" w:name="_Toc205366806"/>
+      <w:bookmarkStart w:id="5" w:name="_Toc205465518"/>
       <w:r>
         <w:lastRenderedPageBreak/>
         <w:t>31- Next Permutation</w:t>
@@ -4281,7 +4676,33 @@
         </w:numPr>
       </w:pPr>
       <w:r>
-        <w:t>The goal is to rearrange the numbers so that it become the next larger number, if the numbers are already at it’s largest form. We turn it into the smallest form, so just reversing it</w:t>
+        <w:t xml:space="preserve">The goal is to rearrange the numbers so that </w:t>
+      </w:r>
+      <w:proofErr w:type="gramStart"/>
+      <w:r>
+        <w:t>it</w:t>
+      </w:r>
+      <w:proofErr w:type="gramEnd"/>
+      <w:r>
+        <w:t xml:space="preserve"> </w:t>
+      </w:r>
+      <w:proofErr w:type="gramStart"/>
+      <w:r>
+        <w:t>become</w:t>
+      </w:r>
+      <w:proofErr w:type="gramEnd"/>
+      <w:r>
+        <w:t xml:space="preserve"> the next larger number, if the numbers are already at </w:t>
+      </w:r>
+      <w:proofErr w:type="spellStart"/>
+      <w:proofErr w:type="gramStart"/>
+      <w:r>
+        <w:t>it’s</w:t>
+      </w:r>
+      <w:proofErr w:type="spellEnd"/>
+      <w:proofErr w:type="gramEnd"/>
+      <w:r>
+        <w:t xml:space="preserve"> largest form. We turn it into the smallest form, so just reversing it</w:t>
       </w:r>
     </w:p>
     <w:p>
@@ -4329,13 +4750,21 @@
         </w:numPr>
       </w:pPr>
       <w:r>
-        <w:t>see above, notice the number changes at the spot, when scanning from right, that breaks the ac</w:t>
+        <w:t xml:space="preserve">see above, notice the number changes at the spot, when scanning from right, that breaks the </w:t>
+      </w:r>
+      <w:proofErr w:type="spellStart"/>
+      <w:r>
+        <w:t>ac</w:t>
       </w:r>
       <w:r>
         <w:t>c</w:t>
       </w:r>
       <w:r>
-        <w:t>ending order. We scan from right because we want the smallest change that makes the number larger.</w:t>
+        <w:t>ending</w:t>
+      </w:r>
+      <w:proofErr w:type="spellEnd"/>
+      <w:r>
+        <w:t xml:space="preserve"> order. We scan from right because we want the smallest change that makes the number larger.</w:t>
       </w:r>
     </w:p>
     <w:p>
@@ -4359,7 +4788,15 @@
         </w:numPr>
       </w:pPr>
       <w:r>
-        <w:t xml:space="preserve">Since the portion after the pivot spot will always be decending (when scanning from left), we want to reverse that portion so </w:t>
+        <w:t xml:space="preserve">Since the portion after the pivot spot will always be </w:t>
+      </w:r>
+      <w:proofErr w:type="spellStart"/>
+      <w:r>
+        <w:t>decending</w:t>
+      </w:r>
+      <w:proofErr w:type="spellEnd"/>
+      <w:r>
+        <w:t xml:space="preserve"> (when scanning from left), we want to reverse that portion so </w:t>
       </w:r>
       <w:r>
         <w:t>the number will be smaller.</w:t>
@@ -4442,14 +4879,22 @@
         </w:numPr>
       </w:pPr>
       <w:r>
-        <w:t>Space: O(1) -&gt; no additional space</w:t>
+        <w:t xml:space="preserve">Space: </w:t>
+      </w:r>
+      <w:proofErr w:type="gramStart"/>
+      <w:r>
+        <w:t>O(</w:t>
+      </w:r>
+      <w:proofErr w:type="gramEnd"/>
+      <w:r>
+        <w:t>1) -&gt; no additional space</w:t>
       </w:r>
     </w:p>
     <w:p>
       <w:pPr>
         <w:pStyle w:val="Heading2"/>
       </w:pPr>
-      <w:bookmarkStart w:id="6" w:name="_Toc205366807"/>
+      <w:bookmarkStart w:id="6" w:name="_Toc205465519"/>
       <w:r>
         <w:t>560</w:t>
       </w:r>
@@ -4575,19 +5020,52 @@
         </w:numPr>
       </w:pPr>
       <w:r>
-        <w:t>Understand presum</w:t>
-      </w:r>
-      <w:r>
-        <w:t xml:space="preserve"> and the idea of subSum</w:t>
-      </w:r>
-      <w:r>
-        <w:t xml:space="preserve"> + presum = k, so </w:t>
-      </w:r>
+        <w:t xml:space="preserve">Understand </w:t>
+      </w:r>
+      <w:proofErr w:type="spellStart"/>
+      <w:r>
+        <w:t>presum</w:t>
+      </w:r>
+      <w:proofErr w:type="spellEnd"/>
+      <w:r>
+        <w:t xml:space="preserve"> and the idea of </w:t>
+      </w:r>
+      <w:proofErr w:type="spellStart"/>
       <w:r>
         <w:t>subSum</w:t>
       </w:r>
-      <w:r>
-        <w:t xml:space="preserve"> =  presum </w:t>
+      <w:proofErr w:type="spellEnd"/>
+      <w:r>
+        <w:t xml:space="preserve"> + </w:t>
+      </w:r>
+      <w:proofErr w:type="spellStart"/>
+      <w:r>
+        <w:t>presum</w:t>
+      </w:r>
+      <w:proofErr w:type="spellEnd"/>
+      <w:r>
+        <w:t xml:space="preserve"> = k, so </w:t>
+      </w:r>
+      <w:proofErr w:type="spellStart"/>
+      <w:r>
+        <w:t>subSum</w:t>
+      </w:r>
+      <w:proofErr w:type="spellEnd"/>
+      <w:r>
+        <w:t xml:space="preserve"> </w:t>
+      </w:r>
+      <w:proofErr w:type="gramStart"/>
+      <w:r>
+        <w:t xml:space="preserve">=  </w:t>
+      </w:r>
+      <w:proofErr w:type="spellStart"/>
+      <w:r>
+        <w:t>presum</w:t>
+      </w:r>
+      <w:proofErr w:type="spellEnd"/>
+      <w:proofErr w:type="gramEnd"/>
+      <w:r>
+        <w:t xml:space="preserve"> </w:t>
       </w:r>
       <w:r>
         <w:t>–</w:t>
@@ -4596,7 +5074,23 @@
         <w:t xml:space="preserve"> k</w:t>
       </w:r>
       <w:r>
-        <w:t>, see this as subSum is what’s need by presum to get to k</w:t>
+        <w:t xml:space="preserve">, see this as </w:t>
+      </w:r>
+      <w:proofErr w:type="spellStart"/>
+      <w:r>
+        <w:t>subSum</w:t>
+      </w:r>
+      <w:proofErr w:type="spellEnd"/>
+      <w:r>
+        <w:t xml:space="preserve"> is what’s need by </w:t>
+      </w:r>
+      <w:proofErr w:type="spellStart"/>
+      <w:r>
+        <w:t>presum</w:t>
+      </w:r>
+      <w:proofErr w:type="spellEnd"/>
+      <w:r>
+        <w:t xml:space="preserve"> to get to k</w:t>
       </w:r>
     </w:p>
     <w:p>
@@ -4610,15 +5104,33 @@
       <w:r>
         <w:t xml:space="preserve">Since it’s one pass </w:t>
       </w:r>
-      <w:r>
-        <w:t>subSum should have been calculated</w:t>
-      </w:r>
-      <w:r>
-        <w:t xml:space="preserve"> it’s frequency counted</w:t>
-      </w:r>
-      <w:r>
-        <w:t xml:space="preserve"> and stored in hashtable</w:t>
-      </w:r>
+      <w:proofErr w:type="spellStart"/>
+      <w:r>
+        <w:t>subSum</w:t>
+      </w:r>
+      <w:proofErr w:type="spellEnd"/>
+      <w:r>
+        <w:t xml:space="preserve"> should have been calculated</w:t>
+      </w:r>
+      <w:r>
+        <w:t xml:space="preserve"> </w:t>
+      </w:r>
+      <w:proofErr w:type="gramStart"/>
+      <w:r>
+        <w:t>it’s</w:t>
+      </w:r>
+      <w:proofErr w:type="gramEnd"/>
+      <w:r>
+        <w:t xml:space="preserve"> frequency counted</w:t>
+      </w:r>
+      <w:r>
+        <w:t xml:space="preserve"> and stored in </w:t>
+      </w:r>
+      <w:proofErr w:type="spellStart"/>
+      <w:r>
+        <w:t>hashtable</w:t>
+      </w:r>
+      <w:proofErr w:type="spellEnd"/>
       <w:r>
         <w:t>.</w:t>
       </w:r>
@@ -4632,13 +5144,42 @@
         </w:numPr>
       </w:pPr>
       <w:r>
-        <w:t xml:space="preserve">If subSum not found in </w:t>
-      </w:r>
-      <w:r>
-        <w:t xml:space="preserve">hashtable, </w:t>
-      </w:r>
-      <w:r>
-        <w:t>it mean no such subarray existed</w:t>
+        <w:t xml:space="preserve">If </w:t>
+      </w:r>
+      <w:proofErr w:type="spellStart"/>
+      <w:r>
+        <w:t>subSum</w:t>
+      </w:r>
+      <w:proofErr w:type="spellEnd"/>
+      <w:r>
+        <w:t xml:space="preserve"> </w:t>
+      </w:r>
+      <w:proofErr w:type="gramStart"/>
+      <w:r>
+        <w:t>not</w:t>
+      </w:r>
+      <w:proofErr w:type="gramEnd"/>
+      <w:r>
+        <w:t xml:space="preserve"> found in </w:t>
+      </w:r>
+      <w:proofErr w:type="spellStart"/>
+      <w:r>
+        <w:t>hashtable</w:t>
+      </w:r>
+      <w:proofErr w:type="spellEnd"/>
+      <w:r>
+        <w:t xml:space="preserve">, </w:t>
+      </w:r>
+      <w:r>
+        <w:t xml:space="preserve">it </w:t>
+      </w:r>
+      <w:proofErr w:type="gramStart"/>
+      <w:r>
+        <w:t>mean</w:t>
+      </w:r>
+      <w:proofErr w:type="gramEnd"/>
+      <w:r>
+        <w:t xml:space="preserve"> no such subarray existed</w:t>
       </w:r>
       <w:r>
         <w:t xml:space="preserve"> yet</w:t>
@@ -4650,7 +5191,25 @@
         <w:t>but still</w:t>
       </w:r>
       <w:r>
-        <w:t xml:space="preserve"> place it in hashtable, which maybe needed for </w:t>
+        <w:t xml:space="preserve"> place it in </w:t>
+      </w:r>
+      <w:proofErr w:type="spellStart"/>
+      <w:r>
+        <w:t>hashtable</w:t>
+      </w:r>
+      <w:proofErr w:type="spellEnd"/>
+      <w:r>
+        <w:t xml:space="preserve">, which </w:t>
+      </w:r>
+      <w:proofErr w:type="spellStart"/>
+      <w:proofErr w:type="gramStart"/>
+      <w:r>
+        <w:t>maybe</w:t>
+      </w:r>
+      <w:proofErr w:type="spellEnd"/>
+      <w:proofErr w:type="gramEnd"/>
+      <w:r>
+        <w:t xml:space="preserve"> needed for </w:t>
       </w:r>
       <w:r>
         <w:t xml:space="preserve">next subarrays. </w:t>
@@ -4681,9 +5240,9 @@
         </w:rPr>
         <w:lastRenderedPageBreak/>
         <w:drawing>
-          <wp:inline distT="0" distB="0" distL="0" distR="0" wp14:anchorId="70FC2D3B" wp14:editId="643ECE69">
-            <wp:extent cx="4251310" cy="3212555"/>
-            <wp:effectExtent l="0" t="0" r="0" b="6985"/>
+          <wp:inline distT="0" distB="0" distL="0" distR="0" wp14:anchorId="70FC2D3B" wp14:editId="152D63D2">
+            <wp:extent cx="4745965" cy="3586348"/>
+            <wp:effectExtent l="0" t="0" r="0" b="0"/>
             <wp:docPr id="496780455" name="Picture 1" descr="Text&#10;&#10;AI-generated content may be incorrect."/>
             <wp:cNvGraphicFramePr>
               <a:graphicFrameLocks xmlns:a="http://schemas.openxmlformats.org/drawingml/2006/main" noChangeAspect="1"/>
@@ -4704,7 +5263,7 @@
                   <pic:spPr>
                     <a:xfrm>
                       <a:off x="0" y="0"/>
-                      <a:ext cx="4257307" cy="3217087"/>
+                      <a:ext cx="4756275" cy="3594139"/>
                     </a:xfrm>
                     <a:prstGeom prst="rect">
                       <a:avLst/>
@@ -4731,9 +5290,11 @@
       <w:r>
         <w:t xml:space="preserve">: 1 pass through the number list, and about 1 pass though the </w:t>
       </w:r>
+      <w:proofErr w:type="spellStart"/>
       <w:r>
         <w:t>preSumList</w:t>
       </w:r>
+      <w:proofErr w:type="spellEnd"/>
     </w:p>
     <w:p>
       <w:pPr>
@@ -4750,14 +5311,27 @@
         <w:t xml:space="preserve"> </w:t>
       </w:r>
       <w:r>
-        <w:t>O(n): hashtable is created to store all the presums</w:t>
-      </w:r>
+        <w:t xml:space="preserve">O(n): </w:t>
+      </w:r>
+      <w:proofErr w:type="spellStart"/>
+      <w:r>
+        <w:t>hashtable</w:t>
+      </w:r>
+      <w:proofErr w:type="spellEnd"/>
+      <w:r>
+        <w:t xml:space="preserve"> is created to store all the </w:t>
+      </w:r>
+      <w:proofErr w:type="spellStart"/>
+      <w:r>
+        <w:t>presums</w:t>
+      </w:r>
+      <w:proofErr w:type="spellEnd"/>
     </w:p>
     <w:p>
       <w:pPr>
         <w:pStyle w:val="Heading2"/>
       </w:pPr>
-      <w:bookmarkStart w:id="7" w:name="_Toc205366808"/>
+      <w:bookmarkStart w:id="7" w:name="_Toc205465520"/>
       <w:r>
         <w:t>56</w:t>
       </w:r>
@@ -4866,7 +5440,15 @@
         <w:t xml:space="preserve">After confirming it’s mergeable, </w:t>
       </w:r>
       <w:r>
-        <w:t>the last value of the new interval needs to be determined and it will either be the last value of the incoming interval or the stack top. Whichever is larger</w:t>
+        <w:t xml:space="preserve">the last value of the new interval needs to be </w:t>
+      </w:r>
+      <w:proofErr w:type="gramStart"/>
+      <w:r>
+        <w:t>determined</w:t>
+      </w:r>
+      <w:proofErr w:type="gramEnd"/>
+      <w:r>
+        <w:t xml:space="preserve"> and it will either be the last value of the incoming interval or the stack top. Whichever is larger</w:t>
       </w:r>
     </w:p>
     <w:p>
@@ -4953,11 +5535,16 @@
           <w:numId w:val="6"/>
         </w:numPr>
       </w:pPr>
+      <w:proofErr w:type="spellStart"/>
       <w:r>
         <w:t>Space</w:t>
       </w:r>
       <w:r>
-        <w:t>:O(n)-</w:t>
+        <w:t>:O</w:t>
+      </w:r>
+      <w:proofErr w:type="spellEnd"/>
+      <w:r>
+        <w:t>(n)-</w:t>
       </w:r>
       <w:r>
         <w:t>a stack is used that will store the whole list at worst</w:t>
@@ -4967,7 +5554,7 @@
       <w:pPr>
         <w:pStyle w:val="Heading2"/>
       </w:pPr>
-      <w:bookmarkStart w:id="8" w:name="_Toc205366809"/>
+      <w:bookmarkStart w:id="8" w:name="_Toc205465521"/>
       <w:r>
         <w:lastRenderedPageBreak/>
         <w:t>88- Merge Sorted Array</w:t>
@@ -5182,8 +5769,13 @@
       <w:r>
         <w:t>Time: O(</w:t>
       </w:r>
-      <w:r>
-        <w:t xml:space="preserve">m+n) </w:t>
+      <w:proofErr w:type="spellStart"/>
+      <w:r>
+        <w:t>m+n</w:t>
+      </w:r>
+      <w:proofErr w:type="spellEnd"/>
+      <w:r>
+        <w:t xml:space="preserve">) </w:t>
       </w:r>
     </w:p>
     <w:p>
@@ -5258,7 +5850,15 @@
         </w:numPr>
       </w:pPr>
       <w:r>
-        <w:t>And nums2 on every other conditions (else)</w:t>
+        <w:t xml:space="preserve">And nums2 on every other </w:t>
+      </w:r>
+      <w:proofErr w:type="gramStart"/>
+      <w:r>
+        <w:t>conditions</w:t>
+      </w:r>
+      <w:proofErr w:type="gramEnd"/>
+      <w:r>
+        <w:t xml:space="preserve"> (else)</w:t>
       </w:r>
     </w:p>
     <w:p>
@@ -5319,7 +5919,15 @@
         </w:numPr>
       </w:pPr>
       <w:r>
-        <w:t>Time: O(n+m)</w:t>
+        <w:t>Time: O(</w:t>
+      </w:r>
+      <w:proofErr w:type="spellStart"/>
+      <w:r>
+        <w:t>n+m</w:t>
+      </w:r>
+      <w:proofErr w:type="spellEnd"/>
+      <w:r>
+        <w:t>)</w:t>
       </w:r>
     </w:p>
     <w:p>
@@ -5331,14 +5939,22 @@
         </w:numPr>
       </w:pPr>
       <w:r>
-        <w:t xml:space="preserve">Space: O(1): no additional space was allocated. </w:t>
+        <w:t xml:space="preserve">Space: </w:t>
+      </w:r>
+      <w:proofErr w:type="gramStart"/>
+      <w:r>
+        <w:t>O(</w:t>
+      </w:r>
+      <w:proofErr w:type="gramEnd"/>
+      <w:r>
+        <w:t xml:space="preserve">1): no additional space was allocated. </w:t>
       </w:r>
     </w:p>
     <w:p>
       <w:pPr>
         <w:pStyle w:val="Heading2"/>
       </w:pPr>
-      <w:bookmarkStart w:id="9" w:name="_Toc205366810"/>
+      <w:bookmarkStart w:id="9" w:name="_Toc205465522"/>
       <w:r>
         <w:lastRenderedPageBreak/>
         <w:t>162-Find Peak Element</w:t>
@@ -5402,7 +6018,23 @@
         </w:numPr>
       </w:pPr>
       <w:r>
-        <w:t>To achieve O(logn) we have to use binary search</w:t>
+        <w:t>To achieve O(</w:t>
+      </w:r>
+      <w:proofErr w:type="spellStart"/>
+      <w:r>
+        <w:t>logn</w:t>
+      </w:r>
+      <w:proofErr w:type="spellEnd"/>
+      <w:r>
+        <w:t xml:space="preserve">) we </w:t>
+      </w:r>
+      <w:proofErr w:type="gramStart"/>
+      <w:r>
+        <w:t>have to</w:t>
+      </w:r>
+      <w:proofErr w:type="gramEnd"/>
+      <w:r>
+        <w:t xml:space="preserve"> use binary search</w:t>
       </w:r>
     </w:p>
     <w:p>
@@ -5426,7 +6058,25 @@
         </w:numPr>
       </w:pPr>
       <w:r>
-        <w:t>This means if we go from left to right, if the next number decreases at any spot,the spot is a peak and can be return.</w:t>
+        <w:t xml:space="preserve">This means if we go from left to right, if the next number decreases at any </w:t>
+      </w:r>
+      <w:proofErr w:type="spellStart"/>
+      <w:proofErr w:type="gramStart"/>
+      <w:r>
+        <w:t>spot,the</w:t>
+      </w:r>
+      <w:proofErr w:type="spellEnd"/>
+      <w:proofErr w:type="gramEnd"/>
+      <w:r>
+        <w:t xml:space="preserve"> spot is a peak and can be </w:t>
+      </w:r>
+      <w:proofErr w:type="gramStart"/>
+      <w:r>
+        <w:t>return</w:t>
+      </w:r>
+      <w:proofErr w:type="gramEnd"/>
+      <w:r>
+        <w:t>.</w:t>
       </w:r>
     </w:p>
     <w:p>
@@ -5450,7 +6100,31 @@
         </w:numPr>
       </w:pPr>
       <w:r>
-        <w:t xml:space="preserve">As usual in binary search, we have to find mid points first. If the number after the mid point is larger, this means a potential peak is to the right of the mid point, so left end will be set to mid + 1, and continue the search. </w:t>
+        <w:t xml:space="preserve">As usual in binary search, we </w:t>
+      </w:r>
+      <w:proofErr w:type="gramStart"/>
+      <w:r>
+        <w:t>have to</w:t>
+      </w:r>
+      <w:proofErr w:type="gramEnd"/>
+      <w:r>
+        <w:t xml:space="preserve"> find mid points first. If the number after the </w:t>
+      </w:r>
+      <w:proofErr w:type="spellStart"/>
+      <w:r>
+        <w:t>mid point</w:t>
+      </w:r>
+      <w:proofErr w:type="spellEnd"/>
+      <w:r>
+        <w:t xml:space="preserve"> is larger, this means a potential peak is to the right of the </w:t>
+      </w:r>
+      <w:proofErr w:type="spellStart"/>
+      <w:r>
+        <w:t>mid point</w:t>
+      </w:r>
+      <w:proofErr w:type="spellEnd"/>
+      <w:r>
+        <w:t xml:space="preserve">, so left end will be set to mid + 1, and continue the search. </w:t>
       </w:r>
     </w:p>
     <w:p>
@@ -5462,7 +6136,31 @@
         </w:numPr>
       </w:pPr>
       <w:r>
-        <w:t xml:space="preserve">Otherwise, the peak maybe the mid point or to the right of the mid point, then assign right end at the mid point spot. </w:t>
+        <w:t xml:space="preserve">Otherwise, the peak maybe the </w:t>
+      </w:r>
+      <w:proofErr w:type="spellStart"/>
+      <w:r>
+        <w:t>mid point</w:t>
+      </w:r>
+      <w:proofErr w:type="spellEnd"/>
+      <w:r>
+        <w:t xml:space="preserve"> or to the right of the </w:t>
+      </w:r>
+      <w:proofErr w:type="spellStart"/>
+      <w:r>
+        <w:t>mid point</w:t>
+      </w:r>
+      <w:proofErr w:type="spellEnd"/>
+      <w:r>
+        <w:t xml:space="preserve">, then assign right end at the </w:t>
+      </w:r>
+      <w:proofErr w:type="spellStart"/>
+      <w:r>
+        <w:t>mid point</w:t>
+      </w:r>
+      <w:proofErr w:type="spellEnd"/>
+      <w:r>
+        <w:t xml:space="preserve"> spot. </w:t>
       </w:r>
     </w:p>
     <w:p>
@@ -5530,7 +6228,15 @@
         </w:numPr>
       </w:pPr>
       <w:r>
-        <w:t>Time: O(logn)</w:t>
+        <w:t>Time: O(</w:t>
+      </w:r>
+      <w:proofErr w:type="spellStart"/>
+      <w:r>
+        <w:t>logn</w:t>
+      </w:r>
+      <w:proofErr w:type="spellEnd"/>
+      <w:r>
+        <w:t>)</w:t>
       </w:r>
     </w:p>
     <w:p>
@@ -5542,14 +6248,22 @@
         </w:numPr>
       </w:pPr>
       <w:r>
-        <w:t>Space: O(1)</w:t>
+        <w:t xml:space="preserve">Space: </w:t>
+      </w:r>
+      <w:proofErr w:type="gramStart"/>
+      <w:r>
+        <w:t>O(</w:t>
+      </w:r>
+      <w:proofErr w:type="gramEnd"/>
+      <w:r>
+        <w:t>1)</w:t>
       </w:r>
     </w:p>
     <w:p>
       <w:pPr>
         <w:pStyle w:val="Heading2"/>
       </w:pPr>
-      <w:bookmarkStart w:id="10" w:name="_Toc205366811"/>
+      <w:bookmarkStart w:id="10" w:name="_Toc205465523"/>
       <w:r>
         <w:lastRenderedPageBreak/>
         <w:t>118- Pascal’s Triangle</w:t>
@@ -5562,9 +6276,9 @@
           <w:noProof/>
         </w:rPr>
         <w:drawing>
-          <wp:inline distT="0" distB="0" distL="0" distR="0" wp14:anchorId="08655BDE" wp14:editId="7A1060FC">
-            <wp:extent cx="3343835" cy="3466371"/>
-            <wp:effectExtent l="0" t="0" r="0" b="1270"/>
+          <wp:inline distT="0" distB="0" distL="0" distR="0" wp14:anchorId="08655BDE" wp14:editId="2D272788">
+            <wp:extent cx="4261459" cy="4417621"/>
+            <wp:effectExtent l="0" t="0" r="6350" b="2540"/>
             <wp:docPr id="2119356977" name="Picture 5" descr="A screenshot of a computer&#10;&#10;AI-generated content may be incorrect."/>
             <wp:cNvGraphicFramePr>
               <a:graphicFrameLocks xmlns:a="http://schemas.openxmlformats.org/drawingml/2006/main" noChangeAspect="1"/>
@@ -5591,7 +6305,7 @@
                   <pic:spPr>
                     <a:xfrm>
                       <a:off x="0" y="0"/>
-                      <a:ext cx="3352930" cy="3475799"/>
+                      <a:ext cx="4282584" cy="4439520"/>
                     </a:xfrm>
                     <a:prstGeom prst="rect">
                       <a:avLst/>
@@ -5655,7 +6369,31 @@
         </w:drawing>
       </w:r>
       <w:r>
-        <w:t xml:space="preserve"> notice that numbers are bounded by 1 on both sides and triangle[i][j] = triangle[i-1][j-1] + triangle[i-1][j], this is the formula we would use</w:t>
+        <w:t xml:space="preserve"> notice that numbers are bounded by 1 on both sides and triangle[</w:t>
+      </w:r>
+      <w:proofErr w:type="spellStart"/>
+      <w:r>
+        <w:t>i</w:t>
+      </w:r>
+      <w:proofErr w:type="spellEnd"/>
+      <w:r>
+        <w:t>][j] = triangle[i-</w:t>
+      </w:r>
+      <w:proofErr w:type="gramStart"/>
+      <w:r>
+        <w:t>1][</w:t>
+      </w:r>
+      <w:proofErr w:type="gramEnd"/>
+      <w:r>
+        <w:t>j-1] + triangle[i-</w:t>
+      </w:r>
+      <w:proofErr w:type="gramStart"/>
+      <w:r>
+        <w:t>1][</w:t>
+      </w:r>
+      <w:proofErr w:type="gramEnd"/>
+      <w:r>
+        <w:t>j], this is the formula we would use</w:t>
       </w:r>
     </w:p>
     <w:p>
@@ -5670,7 +6408,49 @@
     </w:p>
     <w:p>
       <w:r>
-        <w:t>4) create a inner loop to update the inner numbers (for j in range(1,i)), notice i isthe row number, and will always be len(row) – 1, it’s perfect for just looking at the inner of the triangle</w:t>
+        <w:t xml:space="preserve">4) create </w:t>
+      </w:r>
+      <w:proofErr w:type="spellStart"/>
+      <w:proofErr w:type="gramStart"/>
+      <w:r>
+        <w:t>a</w:t>
+      </w:r>
+      <w:proofErr w:type="spellEnd"/>
+      <w:proofErr w:type="gramEnd"/>
+      <w:r>
+        <w:t xml:space="preserve"> inner loop to update the inner numbers (for j in range(</w:t>
+      </w:r>
+      <w:proofErr w:type="gramStart"/>
+      <w:r>
+        <w:t>1,i</w:t>
+      </w:r>
+      <w:proofErr w:type="gramEnd"/>
+      <w:r>
+        <w:t xml:space="preserve">)), notice </w:t>
+      </w:r>
+      <w:proofErr w:type="spellStart"/>
+      <w:r>
+        <w:t>i</w:t>
+      </w:r>
+      <w:proofErr w:type="spellEnd"/>
+      <w:r>
+        <w:t xml:space="preserve"> </w:t>
+      </w:r>
+      <w:proofErr w:type="spellStart"/>
+      <w:r>
+        <w:t>isthe</w:t>
+      </w:r>
+      <w:proofErr w:type="spellEnd"/>
+      <w:r>
+        <w:t xml:space="preserve"> row number, and will always be </w:t>
+      </w:r>
+      <w:proofErr w:type="spellStart"/>
+      <w:r>
+        <w:t>len</w:t>
+      </w:r>
+      <w:proofErr w:type="spellEnd"/>
+      <w:r>
+        <w:t>(row) – 1, it’s perfect for just looking at the inner of the triangle</w:t>
       </w:r>
     </w:p>
     <w:p>
@@ -5744,10 +6524,11 @@
       <w:pPr>
         <w:pStyle w:val="Heading2"/>
       </w:pPr>
-      <w:bookmarkStart w:id="11" w:name="_Toc205366812"/>
+      <w:bookmarkStart w:id="11" w:name="_Toc205465524"/>
       <w:r>
         <w:t>121-Best Time to Buy and Sell Stock</w:t>
       </w:r>
+      <w:bookmarkEnd w:id="11"/>
     </w:p>
     <w:p>
       <w:r>
@@ -5803,11 +6584,35 @@
         <w:t>a price and get the difference of it and each of the following prices</w:t>
       </w:r>
       <w:r>
-        <w:t>, while record and maintain the max differences. This sounds like a two pointer problem</w:t>
-      </w:r>
+        <w:t xml:space="preserve">, while </w:t>
+      </w:r>
+      <w:proofErr w:type="gramStart"/>
+      <w:r>
+        <w:t>record</w:t>
+      </w:r>
+      <w:proofErr w:type="gramEnd"/>
       <w:r>
         <w:t xml:space="preserve"> and </w:t>
       </w:r>
+      <w:proofErr w:type="gramStart"/>
+      <w:r>
+        <w:t>maintain</w:t>
+      </w:r>
+      <w:proofErr w:type="gramEnd"/>
+      <w:r>
+        <w:t xml:space="preserve"> the max differences. This sounds like a </w:t>
+      </w:r>
+      <w:proofErr w:type="gramStart"/>
+      <w:r>
+        <w:t>two pointer</w:t>
+      </w:r>
+      <w:proofErr w:type="gramEnd"/>
+      <w:r>
+        <w:t xml:space="preserve"> problem</w:t>
+      </w:r>
+      <w:r>
+        <w:t xml:space="preserve"> and </w:t>
+      </w:r>
       <w:r>
         <w:t>time complexity will be O(n^2), which is not efficient</w:t>
       </w:r>
@@ -5839,7 +6644,15 @@
         <w:t xml:space="preserve">where the max profit is found. While the </w:t>
       </w:r>
       <w:r>
-        <w:t>prices pointer is traverse through the price list.</w:t>
+        <w:t xml:space="preserve">prices pointer is </w:t>
+      </w:r>
+      <w:proofErr w:type="gramStart"/>
+      <w:r>
+        <w:t>traverse</w:t>
+      </w:r>
+      <w:proofErr w:type="gramEnd"/>
+      <w:r>
+        <w:t xml:space="preserve"> through the price list.</w:t>
       </w:r>
     </w:p>
     <w:p>
@@ -5910,18 +6723,27 @@
         </w:numPr>
       </w:pPr>
       <w:r>
-        <w:t>Space: O(1), no additional memory allocated</w:t>
+        <w:t xml:space="preserve">Space: </w:t>
+      </w:r>
+      <w:proofErr w:type="gramStart"/>
+      <w:r>
+        <w:t>O(</w:t>
+      </w:r>
+      <w:proofErr w:type="gramEnd"/>
+      <w:r>
+        <w:t>1), no additional memory allocated</w:t>
       </w:r>
     </w:p>
     <w:p>
       <w:pPr>
         <w:pStyle w:val="Heading2"/>
       </w:pPr>
+      <w:bookmarkStart w:id="12" w:name="_Toc205465525"/>
       <w:r>
         <w:lastRenderedPageBreak/>
         <w:t>215- Kth Largest Element in an Array</w:t>
       </w:r>
-      <w:bookmarkEnd w:id="11"/>
+      <w:bookmarkEnd w:id="12"/>
     </w:p>
     <w:p>
       <w:r>
@@ -6074,7 +6896,15 @@
         </w:numPr>
       </w:pPr>
       <w:r>
-        <w:t xml:space="preserve">Time: O(nlogn): </w:t>
+        <w:t>Time: O(</w:t>
+      </w:r>
+      <w:proofErr w:type="spellStart"/>
+      <w:r>
+        <w:t>nlogn</w:t>
+      </w:r>
+      <w:proofErr w:type="spellEnd"/>
+      <w:r>
+        <w:t xml:space="preserve">): </w:t>
       </w:r>
     </w:p>
     <w:p>
@@ -6169,7 +6999,15 @@
         </w:numPr>
       </w:pPr>
       <w:r>
-        <w:t xml:space="preserve">Time: O(nlogk): </w:t>
+        <w:t>Time: O(</w:t>
+      </w:r>
+      <w:proofErr w:type="spellStart"/>
+      <w:r>
+        <w:t>nlogk</w:t>
+      </w:r>
+      <w:proofErr w:type="spellEnd"/>
+      <w:r>
+        <w:t xml:space="preserve">): </w:t>
       </w:r>
     </w:p>
     <w:p>
@@ -6189,21 +7027,21 @@
       <w:pPr>
         <w:pStyle w:val="Heading1"/>
       </w:pPr>
-      <w:bookmarkStart w:id="12" w:name="_Toc205366813"/>
+      <w:bookmarkStart w:id="13" w:name="_Toc205465526"/>
       <w:r>
         <w:t>Functions</w:t>
       </w:r>
-      <w:bookmarkEnd w:id="12"/>
+      <w:bookmarkEnd w:id="13"/>
     </w:p>
     <w:p>
       <w:pPr>
         <w:pStyle w:val="Heading2"/>
       </w:pPr>
-      <w:bookmarkStart w:id="13" w:name="_Toc205366814"/>
+      <w:bookmarkStart w:id="14" w:name="_Toc205465527"/>
       <w:r>
         <w:t>825-Random Pick with weight</w:t>
       </w:r>
-      <w:bookmarkEnd w:id="13"/>
+      <w:bookmarkEnd w:id="14"/>
     </w:p>
     <w:p>
       <w:r>
@@ -6261,17 +7099,45 @@
           <w:numId w:val="13"/>
         </w:numPr>
       </w:pPr>
-      <w:r>
-        <w:t>So this problem is basically to return a index value</w:t>
-      </w:r>
-      <w:r>
-        <w:t xml:space="preserve"> i</w:t>
-      </w:r>
+      <w:proofErr w:type="gramStart"/>
+      <w:r>
+        <w:t>So</w:t>
+      </w:r>
+      <w:proofErr w:type="gramEnd"/>
+      <w:r>
+        <w:t xml:space="preserve"> this problem is basically to return </w:t>
+      </w:r>
+      <w:proofErr w:type="spellStart"/>
+      <w:proofErr w:type="gramStart"/>
+      <w:r>
+        <w:t>a</w:t>
+      </w:r>
+      <w:proofErr w:type="spellEnd"/>
+      <w:proofErr w:type="gramEnd"/>
+      <w:r>
+        <w:t xml:space="preserve"> index value</w:t>
+      </w:r>
+      <w:r>
+        <w:t xml:space="preserve"> </w:t>
+      </w:r>
+      <w:proofErr w:type="spellStart"/>
+      <w:r>
+        <w:t>i</w:t>
+      </w:r>
+      <w:proofErr w:type="spellEnd"/>
       <w:r>
         <w:t xml:space="preserve"> from a list with </w:t>
       </w:r>
       <w:r>
-        <w:t xml:space="preserve">probability proportional to w[i] </w:t>
+        <w:t>probability proportional to w[</w:t>
+      </w:r>
+      <w:proofErr w:type="spellStart"/>
+      <w:r>
+        <w:t>i</w:t>
+      </w:r>
+      <w:proofErr w:type="spellEnd"/>
+      <w:r>
+        <w:t xml:space="preserve">] </w:t>
       </w:r>
     </w:p>
     <w:p>
@@ -6294,9 +7160,19 @@
           <w:numId w:val="13"/>
         </w:numPr>
       </w:pPr>
+      <w:proofErr w:type="spellStart"/>
+      <w:proofErr w:type="gramStart"/>
       <w:r>
         <w:lastRenderedPageBreak/>
-        <w:t>pickIndex() → 0 with probability 1/4</w:t>
+        <w:t>pickIndex</w:t>
+      </w:r>
+      <w:proofErr w:type="spellEnd"/>
+      <w:r>
+        <w:t>(</w:t>
+      </w:r>
+      <w:proofErr w:type="gramEnd"/>
+      <w:r>
+        <w:t>) → 0 with probability 1/4</w:t>
       </w:r>
     </w:p>
     <w:p>
@@ -6307,8 +7183,18 @@
           <w:numId w:val="13"/>
         </w:numPr>
       </w:pPr>
-      <w:r>
-        <w:t>pickIndex() → 1 with probability ¾</w:t>
+      <w:proofErr w:type="spellStart"/>
+      <w:proofErr w:type="gramStart"/>
+      <w:r>
+        <w:t>pickIndex</w:t>
+      </w:r>
+      <w:proofErr w:type="spellEnd"/>
+      <w:r>
+        <w:t>(</w:t>
+      </w:r>
+      <w:proofErr w:type="gramEnd"/>
+      <w:r>
+        <w:t>) → 1 with probability ¾</w:t>
       </w:r>
     </w:p>
     <w:p>
@@ -6320,7 +7206,25 @@
         </w:numPr>
       </w:pPr>
       <w:r>
-        <w:t xml:space="preserve">we could use random.randint(1,total) to return a random number, but it’s a single number not a probability distribution. </w:t>
+        <w:t xml:space="preserve">we could use </w:t>
+      </w:r>
+      <w:proofErr w:type="spellStart"/>
+      <w:proofErr w:type="gramStart"/>
+      <w:r>
+        <w:t>random.randint</w:t>
+      </w:r>
+      <w:proofErr w:type="spellEnd"/>
+      <w:proofErr w:type="gramEnd"/>
+      <w:r>
+        <w:t>(</w:t>
+      </w:r>
+      <w:proofErr w:type="gramStart"/>
+      <w:r>
+        <w:t>1,total</w:t>
+      </w:r>
+      <w:proofErr w:type="gramEnd"/>
+      <w:r>
+        <w:t xml:space="preserve">) to return a random number, but it’s a single number not a probability distribution. </w:t>
       </w:r>
     </w:p>
     <w:p>
@@ -6332,7 +7236,23 @@
         </w:numPr>
       </w:pPr>
       <w:r>
-        <w:t xml:space="preserve">If we use prefix sum we can partition the range [1,total] into slices proportional to each weight, then use binary search. </w:t>
+        <w:t xml:space="preserve">If we use prefix </w:t>
+      </w:r>
+      <w:proofErr w:type="gramStart"/>
+      <w:r>
+        <w:t>sum</w:t>
+      </w:r>
+      <w:proofErr w:type="gramEnd"/>
+      <w:r>
+        <w:t xml:space="preserve"> we can partition the range [</w:t>
+      </w:r>
+      <w:proofErr w:type="gramStart"/>
+      <w:r>
+        <w:t>1,total</w:t>
+      </w:r>
+      <w:proofErr w:type="gramEnd"/>
+      <w:r>
+        <w:t xml:space="preserve">] into slices proportional to each weight, then use binary search. </w:t>
       </w:r>
     </w:p>
     <w:p>
@@ -6537,10 +7457,18 @@
         </w:numPr>
       </w:pPr>
       <w:r>
-        <w:t>Time: O(n) at constructor, O(l</w:t>
-      </w:r>
-      <w:r>
-        <w:t>ogn) for binary search</w:t>
+        <w:t>Time: O(n) at constructor, O(</w:t>
+      </w:r>
+      <w:proofErr w:type="spellStart"/>
+      <w:r>
+        <w:t>l</w:t>
+      </w:r>
+      <w:r>
+        <w:t>ogn</w:t>
+      </w:r>
+      <w:proofErr w:type="spellEnd"/>
+      <w:r>
+        <w:t>) for binary search</w:t>
       </w:r>
     </w:p>
     <w:p>
@@ -6559,12 +7487,12 @@
       <w:pPr>
         <w:pStyle w:val="Heading2"/>
       </w:pPr>
-      <w:bookmarkStart w:id="14" w:name="_Toc205366815"/>
+      <w:bookmarkStart w:id="15" w:name="_Toc205465528"/>
       <w:r>
         <w:lastRenderedPageBreak/>
         <w:t>1570-Dot Product of Two Sparse Vectors</w:t>
       </w:r>
-      <w:bookmarkEnd w:id="14"/>
+      <w:bookmarkEnd w:id="15"/>
     </w:p>
     <w:p>
       <w:r>
@@ -6622,9 +7550,19 @@
           <w:numId w:val="15"/>
         </w:numPr>
       </w:pPr>
-      <w:r>
-        <w:t>Hashtable method;</w:t>
-      </w:r>
+      <w:proofErr w:type="spellStart"/>
+      <w:r>
+        <w:t>Hashtable</w:t>
+      </w:r>
+      <w:proofErr w:type="spellEnd"/>
+      <w:r>
+        <w:t xml:space="preserve"> </w:t>
+      </w:r>
+      <w:proofErr w:type="gramStart"/>
+      <w:r>
+        <w:t>method;</w:t>
+      </w:r>
+      <w:proofErr w:type="gramEnd"/>
     </w:p>
     <w:p>
       <w:pPr>
@@ -6635,7 +7573,15 @@
         </w:numPr>
       </w:pPr>
       <w:r>
-        <w:t>Since sparse vector will have a lot of zeros, only the non-zero values really matters. And if the corresponding indexes of the other of vector is zero, then both corresponding indexes can be ignored.</w:t>
+        <w:t xml:space="preserve">Since sparse vector will have a lot of zeros, only the non-zero values really </w:t>
+      </w:r>
+      <w:proofErr w:type="gramStart"/>
+      <w:r>
+        <w:t>matters</w:t>
+      </w:r>
+      <w:proofErr w:type="gramEnd"/>
+      <w:r>
+        <w:t>. And if the corresponding indexes of the other of vector is zero, then both corresponding indexes can be ignored.</w:t>
       </w:r>
     </w:p>
     <w:p>
@@ -6647,7 +7593,31 @@
         </w:numPr>
       </w:pPr>
       <w:r>
-        <w:t>The hashmap will be initialized in the constructor, the hashmap will store the indexes and values of non-zerosof the sparse vector</w:t>
+        <w:t xml:space="preserve">The </w:t>
+      </w:r>
+      <w:proofErr w:type="spellStart"/>
+      <w:r>
+        <w:t>hashmap</w:t>
+      </w:r>
+      <w:proofErr w:type="spellEnd"/>
+      <w:r>
+        <w:t xml:space="preserve"> will be initialized in the constructor, the </w:t>
+      </w:r>
+      <w:proofErr w:type="spellStart"/>
+      <w:r>
+        <w:t>hashmap</w:t>
+      </w:r>
+      <w:proofErr w:type="spellEnd"/>
+      <w:r>
+        <w:t xml:space="preserve"> will store the indexes and values of non-</w:t>
+      </w:r>
+      <w:proofErr w:type="spellStart"/>
+      <w:r>
+        <w:t>zerosof</w:t>
+      </w:r>
+      <w:proofErr w:type="spellEnd"/>
+      <w:r>
+        <w:t xml:space="preserve"> the sparse vector</w:t>
       </w:r>
     </w:p>
     <w:p>
@@ -6659,7 +7629,15 @@
         </w:numPr>
       </w:pPr>
       <w:r>
-        <w:t>The function takes a sparse vector constructed the same way (a hashmap)</w:t>
+        <w:t xml:space="preserve">The function takes a sparse vector constructed the same way (a </w:t>
+      </w:r>
+      <w:proofErr w:type="spellStart"/>
+      <w:r>
+        <w:t>hashmap</w:t>
+      </w:r>
+      <w:proofErr w:type="spellEnd"/>
+      <w:r>
+        <w:t>)</w:t>
       </w:r>
     </w:p>
     <w:p>
@@ -6671,7 +7649,35 @@
         </w:numPr>
       </w:pPr>
       <w:r>
-        <w:t>Traverse through the items() of the self.hashmap, if the index is in the vec.hashmap, then multiply both values and add to the total</w:t>
+        <w:t xml:space="preserve">Traverse through the </w:t>
+      </w:r>
+      <w:proofErr w:type="gramStart"/>
+      <w:r>
+        <w:t>items(</w:t>
+      </w:r>
+      <w:proofErr w:type="gramEnd"/>
+      <w:r>
+        <w:t xml:space="preserve">) of the </w:t>
+      </w:r>
+      <w:proofErr w:type="spellStart"/>
+      <w:proofErr w:type="gramStart"/>
+      <w:r>
+        <w:t>self.hashmap</w:t>
+      </w:r>
+      <w:proofErr w:type="spellEnd"/>
+      <w:proofErr w:type="gramEnd"/>
+      <w:r>
+        <w:t xml:space="preserve">, if the index is in the </w:t>
+      </w:r>
+      <w:proofErr w:type="spellStart"/>
+      <w:proofErr w:type="gramStart"/>
+      <w:r>
+        <w:t>vec.hashmap</w:t>
+      </w:r>
+      <w:proofErr w:type="spellEnd"/>
+      <w:proofErr w:type="gramEnd"/>
+      <w:r>
+        <w:t>, then multiply both values and add to the total</w:t>
       </w:r>
     </w:p>
     <w:p>
@@ -6683,7 +7689,63 @@
         </w:numPr>
       </w:pPr>
       <w:r>
-        <w:t xml:space="preserve">Before doing the operation, check for the length of the two vector, and call the dotProduct function on which ever vector that is shorter, because shorter vector has less hashmap keys to go through. </w:t>
+        <w:t xml:space="preserve">Before doing the operation, check for the length of the two </w:t>
+      </w:r>
+      <w:proofErr w:type="gramStart"/>
+      <w:r>
+        <w:t>vector</w:t>
+      </w:r>
+      <w:proofErr w:type="gramEnd"/>
+      <w:r>
+        <w:t xml:space="preserve">, and call the </w:t>
+      </w:r>
+      <w:proofErr w:type="spellStart"/>
+      <w:r>
+        <w:t>dotProduct</w:t>
+      </w:r>
+      <w:proofErr w:type="spellEnd"/>
+      <w:r>
+        <w:t xml:space="preserve"> function on </w:t>
+      </w:r>
+      <w:proofErr w:type="gramStart"/>
+      <w:r>
+        <w:t>which ever</w:t>
+      </w:r>
+      <w:proofErr w:type="gramEnd"/>
+      <w:r>
+        <w:t xml:space="preserve"> </w:t>
+      </w:r>
+      <w:proofErr w:type="gramStart"/>
+      <w:r>
+        <w:t>vector that</w:t>
+      </w:r>
+      <w:proofErr w:type="gramEnd"/>
+      <w:r>
+        <w:t xml:space="preserve"> is shorter, because </w:t>
+      </w:r>
+      <w:proofErr w:type="gramStart"/>
+      <w:r>
+        <w:t>shorter</w:t>
+      </w:r>
+      <w:proofErr w:type="gramEnd"/>
+      <w:r>
+        <w:t xml:space="preserve"> vector has </w:t>
+      </w:r>
+      <w:proofErr w:type="gramStart"/>
+      <w:r>
+        <w:t>less</w:t>
+      </w:r>
+      <w:proofErr w:type="gramEnd"/>
+      <w:r>
+        <w:t xml:space="preserve"> </w:t>
+      </w:r>
+      <w:proofErr w:type="spellStart"/>
+      <w:r>
+        <w:t>hashmap</w:t>
+      </w:r>
+      <w:proofErr w:type="spellEnd"/>
+      <w:r>
+        <w:t xml:space="preserve"> keys to go through. </w:t>
       </w:r>
     </w:p>
     <w:p>
@@ -6751,7 +7813,15 @@
         </w:numPr>
       </w:pPr>
       <w:r>
-        <w:t>Time: O(a+b), a is the size of vector 1, and b vector 2</w:t>
+        <w:t>Time: O(</w:t>
+      </w:r>
+      <w:proofErr w:type="spellStart"/>
+      <w:r>
+        <w:t>a+b</w:t>
+      </w:r>
+      <w:proofErr w:type="spellEnd"/>
+      <w:r>
+        <w:t>), a is the size of vector 1, and b vector 2</w:t>
       </w:r>
     </w:p>
     <w:p>
@@ -6762,8 +7832,21 @@
           <w:numId w:val="15"/>
         </w:numPr>
       </w:pPr>
-      <w:r>
-        <w:t>Space:O(a+b), a is the size of non</w:t>
+      <w:proofErr w:type="spellStart"/>
+      <w:r>
+        <w:t>Space:O</w:t>
+      </w:r>
+      <w:proofErr w:type="spellEnd"/>
+      <w:r>
+        <w:t>(</w:t>
+      </w:r>
+      <w:proofErr w:type="spellStart"/>
+      <w:r>
+        <w:t>a+b</w:t>
+      </w:r>
+      <w:proofErr w:type="spellEnd"/>
+      <w:r>
+        <w:t>), a is the size of non</w:t>
       </w:r>
       <w:r>
         <w:t>-zeros in vector 1, and b vector 2</w:t>
@@ -6790,7 +7873,31 @@
         </w:numPr>
       </w:pPr>
       <w:r>
-        <w:t xml:space="preserve">Answer, keep the dense one in a array, and only store the sparse one in the hashmap. Because if store a dense vector in hashmap would gain an extra O(n) space complexity, and there is no benefit. </w:t>
+        <w:t xml:space="preserve">Answer, keep the dense one in </w:t>
+      </w:r>
+      <w:proofErr w:type="gramStart"/>
+      <w:r>
+        <w:t>a</w:t>
+      </w:r>
+      <w:proofErr w:type="gramEnd"/>
+      <w:r>
+        <w:t xml:space="preserve"> array, and only store the sparse one in the </w:t>
+      </w:r>
+      <w:proofErr w:type="spellStart"/>
+      <w:r>
+        <w:t>hashmap</w:t>
+      </w:r>
+      <w:proofErr w:type="spellEnd"/>
+      <w:r>
+        <w:t xml:space="preserve">. Because if store a dense vector in </w:t>
+      </w:r>
+      <w:proofErr w:type="spellStart"/>
+      <w:r>
+        <w:t>hashmap</w:t>
+      </w:r>
+      <w:proofErr w:type="spellEnd"/>
+      <w:r>
+        <w:t xml:space="preserve"> would gain an extra O(n) space complexity, and there is no benefit. </w:t>
       </w:r>
     </w:p>
     <w:p/>
@@ -6798,22 +7905,30 @@
       <w:pPr>
         <w:pStyle w:val="Heading1"/>
       </w:pPr>
-      <w:bookmarkStart w:id="15" w:name="_Toc205366816"/>
+      <w:bookmarkStart w:id="16" w:name="_Toc205465529"/>
       <w:r>
         <w:lastRenderedPageBreak/>
         <w:t>Strings</w:t>
       </w:r>
-      <w:bookmarkEnd w:id="15"/>
+      <w:bookmarkEnd w:id="16"/>
     </w:p>
     <w:p>
       <w:pPr>
         <w:pStyle w:val="Heading2"/>
       </w:pPr>
-      <w:bookmarkStart w:id="16" w:name="_Toc205366817"/>
-      <w:r>
-        <w:t>8-String to Integer(ATOI)</w:t>
-      </w:r>
-      <w:bookmarkEnd w:id="16"/>
+      <w:bookmarkStart w:id="17" w:name="_Toc205465530"/>
+      <w:r>
+        <w:t xml:space="preserve">8-String to </w:t>
+      </w:r>
+      <w:proofErr w:type="gramStart"/>
+      <w:r>
+        <w:t>Integer(</w:t>
+      </w:r>
+      <w:proofErr w:type="gramEnd"/>
+      <w:r>
+        <w:t>ATOI)</w:t>
+      </w:r>
+      <w:bookmarkEnd w:id="17"/>
     </w:p>
     <w:p>
       <w:r>
@@ -6858,28 +7973,41 @@
       </w:r>
     </w:p>
     <w:p>
+      <w:proofErr w:type="spellStart"/>
       <w:r>
         <w:t>Time:</w:t>
       </w:r>
       <w:r>
-        <w:t>O(n)-one time traversal</w:t>
-      </w:r>
-    </w:p>
-    <w:p>
-      <w:r>
-        <w:t>Space: O(1), no additional data structure used</w:t>
+        <w:t>O</w:t>
+      </w:r>
+      <w:proofErr w:type="spellEnd"/>
+      <w:r>
+        <w:t>(n)-one time traversal</w:t>
+      </w:r>
+    </w:p>
+    <w:p>
+      <w:r>
+        <w:t xml:space="preserve">Space: </w:t>
+      </w:r>
+      <w:proofErr w:type="gramStart"/>
+      <w:r>
+        <w:t>O(</w:t>
+      </w:r>
+      <w:proofErr w:type="gramEnd"/>
+      <w:r>
+        <w:t>1), no additional data structure used</w:t>
       </w:r>
     </w:p>
     <w:p>
       <w:pPr>
         <w:pStyle w:val="Heading2"/>
       </w:pPr>
-      <w:bookmarkStart w:id="17" w:name="_Toc205366818"/>
+      <w:bookmarkStart w:id="18" w:name="_Toc205465531"/>
       <w:r>
         <w:lastRenderedPageBreak/>
         <w:t>71 – Simplify Path</w:t>
       </w:r>
-      <w:bookmarkEnd w:id="17"/>
+      <w:bookmarkEnd w:id="18"/>
     </w:p>
     <w:p>
       <w:r>
@@ -7091,12 +8219,12 @@
       <w:pPr>
         <w:pStyle w:val="Heading2"/>
       </w:pPr>
-      <w:bookmarkStart w:id="18" w:name="_Toc205366819"/>
+      <w:bookmarkStart w:id="19" w:name="_Toc205465532"/>
       <w:r>
         <w:lastRenderedPageBreak/>
         <w:t>227 – Basic Calculator II</w:t>
       </w:r>
-      <w:bookmarkEnd w:id="18"/>
+      <w:bookmarkEnd w:id="19"/>
     </w:p>
     <w:p>
       <w:r>
@@ -7155,7 +8283,23 @@
         </w:numPr>
       </w:pPr>
       <w:r>
-        <w:t>Iterate through each characters in the string, note that numbers will tend to have a sign in the front, the key is to keep track of what sign the number have (from previous iteration)</w:t>
+        <w:t xml:space="preserve">Iterate through each </w:t>
+      </w:r>
+      <w:proofErr w:type="gramStart"/>
+      <w:r>
+        <w:t>characters</w:t>
+      </w:r>
+      <w:proofErr w:type="gramEnd"/>
+      <w:r>
+        <w:t xml:space="preserve"> in the string, note that numbers will tend to have a sign in the front, the key is to keep track of what sign the number </w:t>
+      </w:r>
+      <w:proofErr w:type="gramStart"/>
+      <w:r>
+        <w:t>have</w:t>
+      </w:r>
+      <w:proofErr w:type="gramEnd"/>
+      <w:r>
+        <w:t xml:space="preserve"> (from previous iteration)</w:t>
       </w:r>
     </w:p>
     <w:p>
@@ -7167,7 +8311,15 @@
         </w:numPr>
       </w:pPr>
       <w:r>
-        <w:t xml:space="preserve">When iterating, multiple number chars can be combined using num = num*10+int(ch). </w:t>
+        <w:t>When iterating, multiple number chars can be combined using num = num*10+int(</w:t>
+      </w:r>
+      <w:proofErr w:type="spellStart"/>
+      <w:r>
+        <w:t>ch</w:t>
+      </w:r>
+      <w:proofErr w:type="spellEnd"/>
+      <w:r>
+        <w:t xml:space="preserve">). </w:t>
       </w:r>
     </w:p>
     <w:p>
@@ -7179,7 +8331,15 @@
         </w:numPr>
       </w:pPr>
       <w:r>
-        <w:t>If the ch is not digit</w:t>
+        <w:t xml:space="preserve">If the </w:t>
+      </w:r>
+      <w:proofErr w:type="spellStart"/>
+      <w:r>
+        <w:t>ch</w:t>
+      </w:r>
+      <w:proofErr w:type="spellEnd"/>
+      <w:r>
+        <w:t xml:space="preserve"> is not digit</w:t>
       </w:r>
       <w:r>
         <w:t xml:space="preserve"> and not blank, it must be a sign. If a sign is met, then it’s time to do number operation with previous sign and number stored. </w:t>
@@ -7194,7 +8354,23 @@
         </w:numPr>
       </w:pPr>
       <w:r>
-        <w:t>After the operation, set the sign to current reading , and reset the num to 0, these are for next iteration</w:t>
+        <w:t xml:space="preserve">After the operation, set the sign to </w:t>
+      </w:r>
+      <w:proofErr w:type="gramStart"/>
+      <w:r>
+        <w:t>current</w:t>
+      </w:r>
+      <w:proofErr w:type="gramEnd"/>
+      <w:r>
+        <w:t xml:space="preserve"> </w:t>
+      </w:r>
+      <w:proofErr w:type="gramStart"/>
+      <w:r>
+        <w:t>reading ,</w:t>
+      </w:r>
+      <w:proofErr w:type="gramEnd"/>
+      <w:r>
+        <w:t xml:space="preserve"> and reset the num to 0, these are for next iteration</w:t>
       </w:r>
     </w:p>
     <w:p>
@@ -7340,8 +8516,13 @@
           <w:numId w:val="15"/>
         </w:numPr>
       </w:pPr>
-      <w:r>
-        <w:t>Space:O(n) -&gt; the extra stack data structure</w:t>
+      <w:proofErr w:type="spellStart"/>
+      <w:r>
+        <w:t>Space:O</w:t>
+      </w:r>
+      <w:proofErr w:type="spellEnd"/>
+      <w:r>
+        <w:t>(n) -&gt; the extra stack data structure</w:t>
       </w:r>
     </w:p>
     <w:p/>
@@ -7349,12 +8530,12 @@
       <w:pPr>
         <w:pStyle w:val="Heading2"/>
       </w:pPr>
-      <w:bookmarkStart w:id="19" w:name="_Toc205366820"/>
+      <w:bookmarkStart w:id="20" w:name="_Toc205465533"/>
       <w:r>
         <w:lastRenderedPageBreak/>
         <w:t>1249 – Minimum Remove to Make Valid Parentheses</w:t>
       </w:r>
-      <w:bookmarkEnd w:id="19"/>
+      <w:bookmarkEnd w:id="20"/>
     </w:p>
     <w:p>
       <w:r>
@@ -7449,7 +8630,15 @@
         </w:numPr>
       </w:pPr>
       <w:r>
-        <w:t xml:space="preserve">When encountering “(“, put it in stack. When encountering “)”, if stack is not empty, it must be “(“ on top, pop it so a pair is taken cared of. Store the index of extra ones in another list (to be removed) make sure to update the remove list with leftover “(“s that have not been popped. </w:t>
+        <w:t>When encountering “(“, put it in stack. When encountering “)”, if stack is not empty, it must be “</w:t>
+      </w:r>
+      <w:proofErr w:type="gramStart"/>
+      <w:r>
+        <w:t>(“ on</w:t>
+      </w:r>
+      <w:proofErr w:type="gramEnd"/>
+      <w:r>
+        <w:t xml:space="preserve"> top, pop it so a pair is taken cared of. Store the index of extra ones in another list (to be removed) make sure to update the remove list with leftover “(“s that have not been popped. </w:t>
       </w:r>
     </w:p>
     <w:p>
@@ -7536,21 +8725,31 @@
       <w:pPr>
         <w:pStyle w:val="Heading1"/>
       </w:pPr>
-      <w:bookmarkStart w:id="20" w:name="_Toc205366821"/>
+      <w:bookmarkStart w:id="21" w:name="_Toc205465534"/>
       <w:r>
         <w:t>Recursions</w:t>
       </w:r>
-      <w:bookmarkEnd w:id="20"/>
+      <w:bookmarkEnd w:id="21"/>
     </w:p>
     <w:p>
       <w:pPr>
         <w:pStyle w:val="Heading2"/>
       </w:pPr>
-      <w:bookmarkStart w:id="21" w:name="_Toc205366822"/>
-      <w:r>
-        <w:t>50-Pow(x,n)</w:t>
-      </w:r>
-      <w:bookmarkEnd w:id="21"/>
+      <w:bookmarkStart w:id="22" w:name="_Toc205465535"/>
+      <w:r>
+        <w:t>50-Pow(</w:t>
+      </w:r>
+      <w:proofErr w:type="spellStart"/>
+      <w:proofErr w:type="gramStart"/>
+      <w:r>
+        <w:t>x,n</w:t>
+      </w:r>
+      <w:proofErr w:type="spellEnd"/>
+      <w:proofErr w:type="gramEnd"/>
+      <w:r>
+        <w:t>)</w:t>
+      </w:r>
+      <w:bookmarkEnd w:id="22"/>
     </w:p>
     <w:p>
       <w:r>
@@ -7608,8 +8807,13 @@
           <w:numId w:val="15"/>
         </w:numPr>
       </w:pPr>
-      <w:r>
-        <w:t>Niave approach is to multiply x n times, but it will get O(n)</w:t>
+      <w:proofErr w:type="spellStart"/>
+      <w:r>
+        <w:t>Niave</w:t>
+      </w:r>
+      <w:proofErr w:type="spellEnd"/>
+      <w:r>
+        <w:t xml:space="preserve"> approach is to multiply x n times, but it will get O(n)</w:t>
       </w:r>
     </w:p>
     <w:p>
@@ -7622,7 +8826,15 @@
       </w:pPr>
       <w:r>
         <w:lastRenderedPageBreak/>
-        <w:t>The pattern is x^n = x^(n/2) * x^(n/2), if n is even</w:t>
+        <w:t xml:space="preserve">The pattern is </w:t>
+      </w:r>
+      <w:proofErr w:type="spellStart"/>
+      <w:r>
+        <w:t>x^n</w:t>
+      </w:r>
+      <w:proofErr w:type="spellEnd"/>
+      <w:r>
+        <w:t xml:space="preserve"> = x^(n/2) * x^(n/2), if n is even</w:t>
       </w:r>
     </w:p>
     <w:p>
@@ -7634,7 +8846,15 @@
         </w:numPr>
       </w:pPr>
       <w:r>
-        <w:t>If n is odd: x^n = x * x^(n/2) * x^(n/2)</w:t>
+        <w:t xml:space="preserve">If n is odd: </w:t>
+      </w:r>
+      <w:proofErr w:type="spellStart"/>
+      <w:r>
+        <w:t>x^n</w:t>
+      </w:r>
+      <w:proofErr w:type="spellEnd"/>
+      <w:r>
+        <w:t xml:space="preserve"> = x * x^(n/2) * x^(n/2)</w:t>
       </w:r>
     </w:p>
     <w:p>
@@ -7646,7 +8866,15 @@
         </w:numPr>
       </w:pPr>
       <w:r>
-        <w:t>And if n &lt; 0, it’s 1/(x^n)</w:t>
+        <w:t>And if n &lt; 0, it’s 1/(</w:t>
+      </w:r>
+      <w:proofErr w:type="spellStart"/>
+      <w:r>
+        <w:t>x^n</w:t>
+      </w:r>
+      <w:proofErr w:type="spellEnd"/>
+      <w:r>
+        <w:t>)</w:t>
       </w:r>
     </w:p>
     <w:p>
@@ -7658,7 +8886,15 @@
         </w:numPr>
       </w:pPr>
       <w:r>
-        <w:t xml:space="preserve">This is divide and conquer and don’t forget about edge cases where the answer is 1 if n=0, and x if n=1. </w:t>
+        <w:t xml:space="preserve">This is </w:t>
+      </w:r>
+      <w:proofErr w:type="gramStart"/>
+      <w:r>
+        <w:t>divide</w:t>
+      </w:r>
+      <w:proofErr w:type="gramEnd"/>
+      <w:r>
+        <w:t xml:space="preserve"> and conquer and don’t forget about edge cases where the answer is 1 if n=0, and x if n=1. </w:t>
       </w:r>
     </w:p>
     <w:p>
@@ -7728,7 +8964,15 @@
         </w:numPr>
       </w:pPr>
       <w:r>
-        <w:t xml:space="preserve">Time: O(logn), it’s basically the times the number(n) can be divide by 2. </w:t>
+        <w:t>Time: O(</w:t>
+      </w:r>
+      <w:proofErr w:type="spellStart"/>
+      <w:r>
+        <w:t>logn</w:t>
+      </w:r>
+      <w:proofErr w:type="spellEnd"/>
+      <w:r>
+        <w:t xml:space="preserve">), it’s basically the times the number(n) can be divide by 2. </w:t>
       </w:r>
     </w:p>
     <w:p>
@@ -7740,7 +8984,15 @@
         </w:numPr>
       </w:pPr>
       <w:r>
-        <w:t xml:space="preserve">Space: O(logn), the depth of the recursion, also the times the number(n) can be divide by two. </w:t>
+        <w:t>Space: O(</w:t>
+      </w:r>
+      <w:proofErr w:type="spellStart"/>
+      <w:r>
+        <w:t>logn</w:t>
+      </w:r>
+      <w:proofErr w:type="spellEnd"/>
+      <w:r>
+        <w:t xml:space="preserve">), the depth of the recursion, also the times the number(n) can be divide by two. </w:t>
       </w:r>
     </w:p>
     <w:p/>
@@ -7748,22 +9000,22 @@
       <w:pPr>
         <w:pStyle w:val="Heading1"/>
       </w:pPr>
-      <w:bookmarkStart w:id="22" w:name="_Toc205366823"/>
+      <w:bookmarkStart w:id="23" w:name="_Toc205465536"/>
       <w:r>
         <w:lastRenderedPageBreak/>
         <w:t>DFS and BFS</w:t>
       </w:r>
-      <w:bookmarkEnd w:id="22"/>
+      <w:bookmarkEnd w:id="23"/>
     </w:p>
     <w:p>
       <w:pPr>
         <w:pStyle w:val="Heading2"/>
       </w:pPr>
-      <w:bookmarkStart w:id="23" w:name="_Toc205366824"/>
+      <w:bookmarkStart w:id="24" w:name="_Toc205465537"/>
       <w:r>
         <w:t>339-Nested List Weight Sum (medium)</w:t>
       </w:r>
-      <w:bookmarkEnd w:id="23"/>
+      <w:bookmarkEnd w:id="24"/>
     </w:p>
     <w:p>
       <w:r>
@@ -7843,7 +9095,23 @@
         <w:t xml:space="preserve"> </w:t>
       </w:r>
       <w:r>
-        <w:t>traverse through nestedList, if a node is integer, add to the total, else, it must be a list, then call the recursion function with depth + 1 (because it’s going one level deeper into the nestedList)</w:t>
+        <w:t xml:space="preserve">traverse through </w:t>
+      </w:r>
+      <w:proofErr w:type="spellStart"/>
+      <w:r>
+        <w:t>nestedList</w:t>
+      </w:r>
+      <w:proofErr w:type="spellEnd"/>
+      <w:r>
+        <w:t xml:space="preserve">, if a node is integer, add to the total, else, it must be a list, then call the recursion function with depth + 1 (because it’s going one level deeper into the </w:t>
+      </w:r>
+      <w:proofErr w:type="spellStart"/>
+      <w:r>
+        <w:t>nestedList</w:t>
+      </w:r>
+      <w:proofErr w:type="spellEnd"/>
+      <w:r>
+        <w:t>)</w:t>
       </w:r>
     </w:p>
     <w:p>
@@ -7916,8 +9184,13 @@
       <w:r>
         <w:t>n</w:t>
       </w:r>
-      <w:r>
-        <w:t xml:space="preserve">) : </w:t>
+      <w:proofErr w:type="gramStart"/>
+      <w:r>
+        <w:t>) :</w:t>
+      </w:r>
+      <w:proofErr w:type="gramEnd"/>
+      <w:r>
+        <w:t xml:space="preserve"> </w:t>
       </w:r>
       <w:r>
         <w:t>recursion function is called for every nested element</w:t>
@@ -7959,7 +9232,15 @@
         </w:numPr>
       </w:pPr>
       <w:r>
-        <w:t>If nestedList does not exist, return 0</w:t>
+        <w:t xml:space="preserve">If </w:t>
+      </w:r>
+      <w:proofErr w:type="spellStart"/>
+      <w:r>
+        <w:t>nestedList</w:t>
+      </w:r>
+      <w:proofErr w:type="spellEnd"/>
+      <w:r>
+        <w:t xml:space="preserve"> does not exist, return 0</w:t>
       </w:r>
     </w:p>
     <w:p>
@@ -7971,10 +9252,23 @@
         </w:numPr>
       </w:pPr>
       <w:r>
-        <w:t xml:space="preserve">Initialize total = 0, depth = 1, and a que storing the </w:t>
-      </w:r>
-      <w:r>
-        <w:t>top level elements of the</w:t>
+        <w:t xml:space="preserve">Initialize total = 0, depth = 1, and a </w:t>
+      </w:r>
+      <w:proofErr w:type="gramStart"/>
+      <w:r>
+        <w:t>que</w:t>
+      </w:r>
+      <w:proofErr w:type="gramEnd"/>
+      <w:r>
+        <w:t xml:space="preserve"> storing the </w:t>
+      </w:r>
+      <w:proofErr w:type="gramStart"/>
+      <w:r>
+        <w:t>top level</w:t>
+      </w:r>
+      <w:proofErr w:type="gramEnd"/>
+      <w:r>
+        <w:t xml:space="preserve"> elements of the</w:t>
       </w:r>
       <w:r>
         <w:t xml:space="preserve"> nested List and depth</w:t>
@@ -7995,7 +9289,15 @@
         </w:numPr>
       </w:pPr>
       <w:r>
-        <w:t xml:space="preserve">Pass through each nested elements in the que, popleft to get the element and depth. </w:t>
+        <w:t xml:space="preserve">Pass through each nested elements in the que, </w:t>
+      </w:r>
+      <w:proofErr w:type="spellStart"/>
+      <w:r>
+        <w:t>popleft</w:t>
+      </w:r>
+      <w:proofErr w:type="spellEnd"/>
+      <w:r>
+        <w:t xml:space="preserve"> to get the element and depth. </w:t>
       </w:r>
     </w:p>
     <w:p>
@@ -8106,24 +9408,24 @@
       <w:pPr>
         <w:pStyle w:val="Heading1"/>
       </w:pPr>
-      <w:bookmarkStart w:id="24" w:name="_Toc205366825"/>
+      <w:bookmarkStart w:id="25" w:name="_Toc205465538"/>
       <w:r>
         <w:t>Graph</w:t>
       </w:r>
-      <w:bookmarkEnd w:id="24"/>
+      <w:bookmarkEnd w:id="25"/>
     </w:p>
     <w:p>
       <w:pPr>
         <w:pStyle w:val="Heading2"/>
       </w:pPr>
-      <w:bookmarkStart w:id="25" w:name="_Toc205366826"/>
+      <w:bookmarkStart w:id="26" w:name="_Toc205465539"/>
       <w:r>
         <w:t>199-Binary Tree Right Side View</w:t>
       </w:r>
       <w:r>
         <w:t xml:space="preserve"> (medium)</w:t>
       </w:r>
-      <w:bookmarkEnd w:id="25"/>
+      <w:bookmarkEnd w:id="26"/>
     </w:p>
     <w:p>
       <w:r>
@@ -8207,7 +9509,39 @@
         </w:numPr>
       </w:pPr>
       <w:r>
-        <w:t xml:space="preserve">Traverse down the tree, but in the beginning of the traversal, extract the size of the existing que, the size will tell which node is the right side view. Because the que at that particular time was from the previous pass and have stored all non-empty nodes from the level above. </w:t>
+        <w:t xml:space="preserve">Traverse down the tree, but in the beginning of the traversal, extract the size of the existing </w:t>
+      </w:r>
+      <w:proofErr w:type="gramStart"/>
+      <w:r>
+        <w:t>que</w:t>
+      </w:r>
+      <w:proofErr w:type="gramEnd"/>
+      <w:r>
+        <w:t xml:space="preserve">, the size will tell which node is the </w:t>
+      </w:r>
+      <w:proofErr w:type="gramStart"/>
+      <w:r>
+        <w:t>right side</w:t>
+      </w:r>
+      <w:proofErr w:type="gramEnd"/>
+      <w:r>
+        <w:t xml:space="preserve"> view. Because the </w:t>
+      </w:r>
+      <w:proofErr w:type="gramStart"/>
+      <w:r>
+        <w:t>que</w:t>
+      </w:r>
+      <w:proofErr w:type="gramEnd"/>
+      <w:r>
+        <w:t xml:space="preserve"> at that </w:t>
+      </w:r>
+      <w:proofErr w:type="gramStart"/>
+      <w:r>
+        <w:t>particular time</w:t>
+      </w:r>
+      <w:proofErr w:type="gramEnd"/>
+      <w:r>
+        <w:t xml:space="preserve"> was from the previous pass and have stored all non-empty nodes from the level above. </w:t>
       </w:r>
     </w:p>
     <w:p>
@@ -8231,10 +9565,28 @@
         </w:numPr>
       </w:pPr>
       <w:r>
-        <w:t xml:space="preserve">Right after the size of the level is know, </w:t>
-      </w:r>
-      <w:r>
-        <w:t xml:space="preserve">traverse through the beginning of the que util that size-1 spot is found, and that’s the right side view of that level. </w:t>
+        <w:t xml:space="preserve">Right after the size of the level is </w:t>
+      </w:r>
+      <w:proofErr w:type="spellStart"/>
+      <w:proofErr w:type="gramStart"/>
+      <w:r>
+        <w:t>know</w:t>
+      </w:r>
+      <w:proofErr w:type="spellEnd"/>
+      <w:proofErr w:type="gramEnd"/>
+      <w:r>
+        <w:t xml:space="preserve">, </w:t>
+      </w:r>
+      <w:r>
+        <w:t xml:space="preserve">traverse through the beginning of the que util that size-1 spot is found, and that’s the </w:t>
+      </w:r>
+      <w:proofErr w:type="gramStart"/>
+      <w:r>
+        <w:t>right side</w:t>
+      </w:r>
+      <w:proofErr w:type="gramEnd"/>
+      <w:r>
+        <w:t xml:space="preserve"> view of that level. </w:t>
       </w:r>
     </w:p>
     <w:p>
@@ -8324,19 +9676,24 @@
           <w:numId w:val="12"/>
         </w:numPr>
       </w:pPr>
-      <w:r>
-        <w:t>Space:O(V)</w:t>
+      <w:proofErr w:type="spellStart"/>
+      <w:r>
+        <w:t>Space:O</w:t>
+      </w:r>
+      <w:proofErr w:type="spellEnd"/>
+      <w:r>
+        <w:t>(V)</w:t>
       </w:r>
     </w:p>
     <w:p>
       <w:pPr>
         <w:pStyle w:val="Heading2"/>
       </w:pPr>
-      <w:bookmarkStart w:id="26" w:name="_Toc205366827"/>
+      <w:bookmarkStart w:id="27" w:name="_Toc205465540"/>
       <w:r>
         <w:t>314- Binary Tree Vertical Traversal</w:t>
       </w:r>
-      <w:bookmarkEnd w:id="26"/>
+      <w:bookmarkEnd w:id="27"/>
     </w:p>
     <w:p/>
     <w:p>
@@ -8421,7 +9778,23 @@
         </w:numPr>
       </w:pPr>
       <w:r>
-        <w:t>A hashmap is need to store the column number and the corresponding values</w:t>
+        <w:t xml:space="preserve">A </w:t>
+      </w:r>
+      <w:proofErr w:type="spellStart"/>
+      <w:r>
+        <w:t>hashmap</w:t>
+      </w:r>
+      <w:proofErr w:type="spellEnd"/>
+      <w:r>
+        <w:t xml:space="preserve"> is </w:t>
+      </w:r>
+      <w:proofErr w:type="gramStart"/>
+      <w:r>
+        <w:t>need</w:t>
+      </w:r>
+      <w:proofErr w:type="gramEnd"/>
+      <w:r>
+        <w:t xml:space="preserve"> to store the column number and the corresponding values</w:t>
       </w:r>
     </w:p>
     <w:p>
@@ -8457,7 +9830,23 @@
         </w:numPr>
       </w:pPr>
       <w:r>
-        <w:t>As all nodes are stored in the hashmap, the keys will need to be ordered and the values returned.</w:t>
+        <w:t xml:space="preserve">As all nodes are stored in the </w:t>
+      </w:r>
+      <w:proofErr w:type="spellStart"/>
+      <w:r>
+        <w:t>hashmap</w:t>
+      </w:r>
+      <w:proofErr w:type="spellEnd"/>
+      <w:r>
+        <w:t xml:space="preserve">, the keys will need to be </w:t>
+      </w:r>
+      <w:proofErr w:type="gramStart"/>
+      <w:r>
+        <w:t>ordered</w:t>
+      </w:r>
+      <w:proofErr w:type="gramEnd"/>
+      <w:r>
+        <w:t xml:space="preserve"> and the values returned.</w:t>
       </w:r>
     </w:p>
     <w:p>
@@ -8534,7 +9923,23 @@
         </w:numPr>
       </w:pPr>
       <w:r>
-        <w:t xml:space="preserve">Time: O(nlogn) - &gt; O(n) because every node is visited, O(logn) because </w:t>
+        <w:t>Time: O(</w:t>
+      </w:r>
+      <w:proofErr w:type="spellStart"/>
+      <w:r>
+        <w:t>nlogn</w:t>
+      </w:r>
+      <w:proofErr w:type="spellEnd"/>
+      <w:r>
+        <w:t>) - &gt; O(n) because every node is visited, O(</w:t>
+      </w:r>
+      <w:proofErr w:type="spellStart"/>
+      <w:r>
+        <w:t>logn</w:t>
+      </w:r>
+      <w:proofErr w:type="spellEnd"/>
+      <w:r>
+        <w:t xml:space="preserve">) because </w:t>
       </w:r>
       <w:r>
         <w:t xml:space="preserve">the keys are sorted at the end. </w:t>
@@ -8647,19 +10052,27 @@
         <w:t>Space: O(</w:t>
       </w:r>
       <w:r>
-        <w:t xml:space="preserve">n): for the hashmap storing all the nodes in the tree. </w:t>
+        <w:t xml:space="preserve">n): for the </w:t>
+      </w:r>
+      <w:proofErr w:type="spellStart"/>
+      <w:r>
+        <w:t>hashmap</w:t>
+      </w:r>
+      <w:proofErr w:type="spellEnd"/>
+      <w:r>
+        <w:t xml:space="preserve"> storing all the nodes in the tree. </w:t>
       </w:r>
     </w:p>
     <w:p>
       <w:pPr>
         <w:pStyle w:val="Heading2"/>
       </w:pPr>
-      <w:bookmarkStart w:id="27" w:name="_Toc205366828"/>
+      <w:bookmarkStart w:id="28" w:name="_Toc205465541"/>
       <w:r>
         <w:lastRenderedPageBreak/>
         <w:t>543 Diameter of a Binary Tree (easy)</w:t>
       </w:r>
-      <w:bookmarkEnd w:id="27"/>
+      <w:bookmarkEnd w:id="28"/>
     </w:p>
     <w:p>
       <w:r>
@@ -8730,7 +10143,15 @@
         </w:numPr>
       </w:pPr>
       <w:r>
-        <w:t xml:space="preserve">At any node the longest path is the sum of the height of the left and right subtrees. We can compute this and track the max between the substrees, we can get the answer. </w:t>
+        <w:t xml:space="preserve">At any node the longest path is the sum of the height of the left and right subtrees. We can compute this and track the max between the </w:t>
+      </w:r>
+      <w:proofErr w:type="spellStart"/>
+      <w:r>
+        <w:t>substrees</w:t>
+      </w:r>
+      <w:proofErr w:type="spellEnd"/>
+      <w:r>
+        <w:t xml:space="preserve">, we can get the answer. </w:t>
       </w:r>
     </w:p>
     <w:p>
@@ -8872,7 +10293,7 @@
       <w:pPr>
         <w:pStyle w:val="Heading2"/>
       </w:pPr>
-      <w:bookmarkStart w:id="28" w:name="_Toc205366829"/>
+      <w:bookmarkStart w:id="29" w:name="_Toc205465542"/>
       <w:r>
         <w:lastRenderedPageBreak/>
         <w:t>1650-Lowest Common Ancestor of a Binary Tree</w:t>
@@ -8880,7 +10301,7 @@
       <w:r>
         <w:t xml:space="preserve"> III (medium)</w:t>
       </w:r>
-      <w:bookmarkEnd w:id="28"/>
+      <w:bookmarkEnd w:id="29"/>
     </w:p>
     <w:p>
       <w:r>
@@ -8934,7 +10355,15 @@
       </w:pPr>
       <w:r>
         <w:lastRenderedPageBreak/>
-        <w:t>Using a set()</w:t>
+        <w:t xml:space="preserve">Using a </w:t>
+      </w:r>
+      <w:proofErr w:type="gramStart"/>
+      <w:r>
+        <w:t>set(</w:t>
+      </w:r>
+      <w:proofErr w:type="gramEnd"/>
+      <w:r>
+        <w:t>)</w:t>
       </w:r>
     </w:p>
     <w:p>
@@ -8946,10 +10375,18 @@
         </w:numPr>
       </w:pPr>
       <w:r>
-        <w:t>Start with p and work its way up until the root node is reached (use while p</w:t>
-      </w:r>
-      <w:r>
-        <w:t xml:space="preserve"> != None since the parent of the root is None)</w:t>
+        <w:t xml:space="preserve">Start with p and work its way up until the root node is reached (use while </w:t>
+      </w:r>
+      <w:proofErr w:type="gramStart"/>
+      <w:r>
+        <w:t>p</w:t>
+      </w:r>
+      <w:r>
+        <w:t xml:space="preserve"> !</w:t>
+      </w:r>
+      <w:proofErr w:type="gramEnd"/>
+      <w:r>
+        <w:t>= None since the parent of the root is None)</w:t>
       </w:r>
     </w:p>
     <w:p>
@@ -8961,7 +10398,15 @@
         </w:numPr>
       </w:pPr>
       <w:r>
-        <w:t>Record p and ancestors in the set() as it’s going up</w:t>
+        <w:t xml:space="preserve">Record p and ancestors in the </w:t>
+      </w:r>
+      <w:proofErr w:type="gramStart"/>
+      <w:r>
+        <w:t>set(</w:t>
+      </w:r>
+      <w:proofErr w:type="gramEnd"/>
+      <w:r>
+        <w:t>) as it’s going up</w:t>
       </w:r>
     </w:p>
     <w:p>
@@ -8976,7 +10421,15 @@
         <w:t xml:space="preserve">For q, if it’s in ancestors already, then the q is LCA, else </w:t>
       </w:r>
       <w:r>
-        <w:t>work the way up like p and check if the parent is in the set()</w:t>
+        <w:t xml:space="preserve">work the way up like p and check if the parent is in the </w:t>
+      </w:r>
+      <w:proofErr w:type="gramStart"/>
+      <w:r>
+        <w:t>set(</w:t>
+      </w:r>
+      <w:proofErr w:type="gramEnd"/>
+      <w:r>
+        <w:t>)</w:t>
       </w:r>
     </w:p>
     <w:p>
@@ -9051,8 +10504,13 @@
           <w:numId w:val="14"/>
         </w:numPr>
       </w:pPr>
-      <w:r>
-        <w:t>Space:O(n): the set will store all nodes in the worst case</w:t>
+      <w:proofErr w:type="spellStart"/>
+      <w:r>
+        <w:t>Space:O</w:t>
+      </w:r>
+      <w:proofErr w:type="spellEnd"/>
+      <w:r>
+        <w:t>(n): the set will store all nodes in the worst case</w:t>
       </w:r>
     </w:p>
     <w:p>
@@ -9082,7 +10540,7 @@
       <w:pPr>
         <w:pStyle w:val="Heading1"/>
       </w:pPr>
-      <w:bookmarkStart w:id="29" w:name="_Toc205366830"/>
+      <w:bookmarkStart w:id="30" w:name="_Toc205465543"/>
       <w:r>
         <w:lastRenderedPageBreak/>
         <w:t>Maz</w:t>
@@ -9093,7 +10551,7 @@
       <w:r>
         <w:t xml:space="preserve"> and map</w:t>
       </w:r>
-      <w:bookmarkEnd w:id="29"/>
+      <w:bookmarkEnd w:id="30"/>
       <w:r>
         <w:t xml:space="preserve"> </w:t>
       </w:r>
@@ -9102,14 +10560,14 @@
       <w:pPr>
         <w:pStyle w:val="Heading2"/>
       </w:pPr>
-      <w:bookmarkStart w:id="30" w:name="_Toc205366831"/>
+      <w:bookmarkStart w:id="31" w:name="_Toc205465544"/>
       <w:r>
         <w:t>200-Number of Island</w:t>
       </w:r>
       <w:r>
         <w:t xml:space="preserve"> (medium)</w:t>
       </w:r>
-      <w:bookmarkEnd w:id="30"/>
+      <w:bookmarkEnd w:id="31"/>
     </w:p>
     <w:p>
       <w:r>
@@ -9183,10 +10641,18 @@
         <w:t xml:space="preserve">if </w:t>
       </w:r>
       <w:r>
-        <w:t>the pointer hits a land</w:t>
-      </w:r>
-      <w:r>
-        <w:t>(“1”)</w:t>
+        <w:t xml:space="preserve">the pointer hits a </w:t>
+      </w:r>
+      <w:proofErr w:type="gramStart"/>
+      <w:r>
+        <w:t>land</w:t>
+      </w:r>
+      <w:r>
+        <w:t>(</w:t>
+      </w:r>
+      <w:proofErr w:type="gramEnd"/>
+      <w:r>
+        <w:t>“1”)</w:t>
       </w:r>
       <w:r>
         <w:t xml:space="preserve"> then all it’s connecting lands will be saved in vis</w:t>
@@ -9297,12 +10763,12 @@
       <w:pPr>
         <w:pStyle w:val="Heading2"/>
       </w:pPr>
-      <w:bookmarkStart w:id="31" w:name="_Toc205366832"/>
+      <w:bookmarkStart w:id="32" w:name="_Toc205465545"/>
       <w:r>
         <w:lastRenderedPageBreak/>
         <w:t>133-Clone Graph (medium)</w:t>
       </w:r>
-      <w:bookmarkEnd w:id="31"/>
+      <w:bookmarkEnd w:id="32"/>
     </w:p>
     <w:p>
       <w:r>
@@ -9390,8 +10856,13 @@
       <w:r>
         <w:t xml:space="preserve">nodes can be point to each other and </w:t>
       </w:r>
-      <w:r>
-        <w:t>and it could cause in</w:t>
+      <w:proofErr w:type="spellStart"/>
+      <w:r>
+        <w:t>and</w:t>
+      </w:r>
+      <w:proofErr w:type="spellEnd"/>
+      <w:r>
+        <w:t xml:space="preserve"> it could cause in</w:t>
       </w:r>
       <w:r>
         <w:t>finite number of cloning</w:t>
@@ -9415,7 +10886,15 @@
         <w:t xml:space="preserve"> (or the nodes that are already cloned)</w:t>
       </w:r>
       <w:r>
-        <w:t>, so you don’t go back to it again. We can use hashmap to store the visited notes and its information</w:t>
+        <w:t xml:space="preserve">, so you don’t go back to it again. We can use </w:t>
+      </w:r>
+      <w:proofErr w:type="spellStart"/>
+      <w:r>
+        <w:t>hashmap</w:t>
+      </w:r>
+      <w:proofErr w:type="spellEnd"/>
+      <w:r>
+        <w:t xml:space="preserve"> to store the visited notes and its information</w:t>
       </w:r>
     </w:p>
     <w:p>
@@ -9466,7 +10945,15 @@
         <w:t>Node 1 have 2 and 4 as neighbor, go to 2, create copies</w:t>
       </w:r>
       <w:r>
-        <w:t xml:space="preserve"> and store in hashmap, before going back to 4, due to recursion</w:t>
+        <w:t xml:space="preserve"> and store in </w:t>
+      </w:r>
+      <w:proofErr w:type="spellStart"/>
+      <w:r>
+        <w:t>hashmap</w:t>
+      </w:r>
+      <w:proofErr w:type="spellEnd"/>
+      <w:r>
+        <w:t>, before going back to 4, due to recursion</w:t>
       </w:r>
       <w:r>
         <w:t>, the next node to visit is 2</w:t>
@@ -9484,7 +10971,15 @@
         <w:t xml:space="preserve">Node 2 have node 3 and 1 as neighbor, </w:t>
       </w:r>
       <w:r>
-        <w:t>same thing (copy and store in hashmap), got to 3. Then same thing on 4</w:t>
+        <w:t xml:space="preserve">same thing (copy and store in </w:t>
+      </w:r>
+      <w:proofErr w:type="spellStart"/>
+      <w:r>
+        <w:t>hashmap</w:t>
+      </w:r>
+      <w:proofErr w:type="spellEnd"/>
+      <w:r>
+        <w:t>), got to 3. Then same thing on 4</w:t>
       </w:r>
     </w:p>
     <w:p>
@@ -9500,10 +10995,39 @@
         <w:t xml:space="preserve">Now, in </w:t>
       </w:r>
       <w:r>
-        <w:t xml:space="preserve">4, which has 1 and 3 as neighbors, they are all in the hashmap(visited), </w:t>
-      </w:r>
-      <w:r>
-        <w:t>no more copies will be made but just linkage (copy.neighbors.append())</w:t>
+        <w:t xml:space="preserve">4, which has 1 and 3 as neighbors, they are all in the </w:t>
+      </w:r>
+      <w:proofErr w:type="spellStart"/>
+      <w:r>
+        <w:t>hashmap</w:t>
+      </w:r>
+      <w:proofErr w:type="spellEnd"/>
+      <w:r>
+        <w:t xml:space="preserve">(visited), </w:t>
+      </w:r>
+      <w:r>
+        <w:t>no more copies will be made but just linkage (</w:t>
+      </w:r>
+      <w:proofErr w:type="spellStart"/>
+      <w:proofErr w:type="gramStart"/>
+      <w:r>
+        <w:t>copy.neighbors</w:t>
+      </w:r>
+      <w:proofErr w:type="gramEnd"/>
+      <w:r>
+        <w:t>.</w:t>
+      </w:r>
+      <w:proofErr w:type="gramStart"/>
+      <w:r>
+        <w:t>append</w:t>
+      </w:r>
+      <w:proofErr w:type="spellEnd"/>
+      <w:r>
+        <w:t>(</w:t>
+      </w:r>
+      <w:proofErr w:type="gramEnd"/>
+      <w:r>
+        <w:t>))</w:t>
       </w:r>
       <w:r>
         <w:t xml:space="preserve">. The pointer will go loop back to establish all the linkages, </w:t>
@@ -9573,8 +11097,13 @@
         <w:t>Time: O(E+V)</w:t>
       </w:r>
       <w:r>
-        <w:t xml:space="preserve"> – all vertices and edges are visted</w:t>
-      </w:r>
+        <w:t xml:space="preserve"> – all vertices and edges are </w:t>
+      </w:r>
+      <w:proofErr w:type="spellStart"/>
+      <w:r>
+        <w:t>visted</w:t>
+      </w:r>
+      <w:proofErr w:type="spellEnd"/>
     </w:p>
     <w:p>
       <w:pPr>
@@ -9584,23 +11113,54 @@
           <w:numId w:val="8"/>
         </w:numPr>
       </w:pPr>
-      <w:r>
-        <w:t>Time:O(</w:t>
+      <w:proofErr w:type="spellStart"/>
+      <w:r>
+        <w:t>Time:O</w:t>
+      </w:r>
+      <w:proofErr w:type="spellEnd"/>
+      <w:r>
+        <w:t>(</w:t>
       </w:r>
       <w:r>
         <w:t xml:space="preserve">V) – </w:t>
       </w:r>
-      <w:r>
-        <w:t xml:space="preserve">hashmap to store all the vertices, </w:t>
-      </w:r>
-      <w:r>
-        <w:t>O(H):</w:t>
-      </w:r>
-      <w:r>
-        <w:t>a memory stack is created for every single vertices</w:t>
-      </w:r>
-      <w:r>
-        <w:t>, H is the height of the graph, overall it will be O(V).</w:t>
+      <w:proofErr w:type="spellStart"/>
+      <w:r>
+        <w:t>hashmap</w:t>
+      </w:r>
+      <w:proofErr w:type="spellEnd"/>
+      <w:r>
+        <w:t xml:space="preserve"> to store all the vertices, </w:t>
+      </w:r>
+      <w:r>
+        <w:t>O(H</w:t>
+      </w:r>
+      <w:proofErr w:type="gramStart"/>
+      <w:r>
+        <w:t>):</w:t>
+      </w:r>
+      <w:r>
+        <w:t>a</w:t>
+      </w:r>
+      <w:proofErr w:type="gramEnd"/>
+      <w:r>
+        <w:t xml:space="preserve"> memory stack is created for every single </w:t>
+      </w:r>
+      <w:proofErr w:type="gramStart"/>
+      <w:r>
+        <w:t>vertices</w:t>
+      </w:r>
+      <w:proofErr w:type="gramEnd"/>
+      <w:r>
+        <w:t xml:space="preserve">, H is the height of the graph, </w:t>
+      </w:r>
+      <w:proofErr w:type="gramStart"/>
+      <w:r>
+        <w:t>overall</w:t>
+      </w:r>
+      <w:proofErr w:type="gramEnd"/>
+      <w:r>
+        <w:t xml:space="preserve"> it will be O(V).</w:t>
       </w:r>
     </w:p>
     <w:p>
@@ -9627,7 +11187,15 @@
         <w:t>Visit the first node, and the all the neighbor connected to it before the next node</w:t>
       </w:r>
       <w:r>
-        <w:t xml:space="preserve">. While visiting, make copy of the nodes and store them to hashmap to mark them as visited, </w:t>
+        <w:t xml:space="preserve">. While visiting, make copy of the nodes and store them to </w:t>
+      </w:r>
+      <w:proofErr w:type="spellStart"/>
+      <w:r>
+        <w:t>hashmap</w:t>
+      </w:r>
+      <w:proofErr w:type="spellEnd"/>
+      <w:r>
+        <w:t xml:space="preserve"> to mark them as visited, </w:t>
       </w:r>
       <w:r>
         <w:t xml:space="preserve">also append the original nodes (not clones) to the que for later visit. </w:t>
@@ -9734,19 +11302,27 @@
         </w:numPr>
       </w:pPr>
       <w:r>
-        <w:t>Space: O(V) because of the hashmap usage</w:t>
+        <w:t xml:space="preserve">Space: O(V) because of the </w:t>
+      </w:r>
+      <w:proofErr w:type="spellStart"/>
+      <w:r>
+        <w:t>hashmap</w:t>
+      </w:r>
+      <w:proofErr w:type="spellEnd"/>
+      <w:r>
+        <w:t xml:space="preserve"> usage</w:t>
       </w:r>
     </w:p>
     <w:p>
       <w:pPr>
         <w:pStyle w:val="Heading2"/>
       </w:pPr>
-      <w:bookmarkStart w:id="32" w:name="_Toc205366833"/>
+      <w:bookmarkStart w:id="33" w:name="_Toc205465546"/>
       <w:r>
         <w:lastRenderedPageBreak/>
         <w:t>1091- Shortest Path in Binary Matrix (medium)</w:t>
       </w:r>
-      <w:bookmarkEnd w:id="32"/>
+      <w:bookmarkEnd w:id="33"/>
     </w:p>
     <w:p>
       <w:r>
@@ -9862,7 +11438,15 @@
         </w:numPr>
       </w:pPr>
       <w:r>
-        <w:t>In the beginning, make sure the start point and end points are not blocked (1)</w:t>
+        <w:t xml:space="preserve">In the beginning, make sure the start </w:t>
+      </w:r>
+      <w:proofErr w:type="gramStart"/>
+      <w:r>
+        <w:t>point</w:t>
+      </w:r>
+      <w:proofErr w:type="gramEnd"/>
+      <w:r>
+        <w:t xml:space="preserve"> and end points are not blocked (1)</w:t>
       </w:r>
     </w:p>
     <w:p>

--- a/Review.docx
+++ b/Review.docx
@@ -54,7 +54,7 @@
           <w:r>
             <w:fldChar w:fldCharType="separate"/>
           </w:r>
-          <w:hyperlink w:anchor="_Toc205465513" w:history="1">
+          <w:hyperlink w:anchor="_Toc207705035" w:history="1">
             <w:r>
               <w:rPr>
                 <w:rStyle w:val="Hyperlink"/>
@@ -81,7 +81,7 @@
                 <w:noProof/>
                 <w:webHidden/>
               </w:rPr>
-              <w:instrText xml:space="preserve"> PAGEREF _Toc205465513 \h </w:instrText>
+              <w:instrText xml:space="preserve"> PAGEREF _Toc207705035 \h </w:instrText>
             </w:r>
             <w:r>
               <w:rPr>
@@ -123,7 +123,7 @@
               <w:noProof/>
             </w:rPr>
           </w:pPr>
-          <w:hyperlink w:anchor="_Toc205465514" w:history="1">
+          <w:hyperlink w:anchor="_Toc207705036" w:history="1">
             <w:r>
               <w:rPr>
                 <w:rStyle w:val="Hyperlink"/>
@@ -150,7 +150,7 @@
                 <w:noProof/>
                 <w:webHidden/>
               </w:rPr>
-              <w:instrText xml:space="preserve"> PAGEREF _Toc205465514 \h </w:instrText>
+              <w:instrText xml:space="preserve"> PAGEREF _Toc207705036 \h </w:instrText>
             </w:r>
             <w:r>
               <w:rPr>
@@ -192,7 +192,7 @@
               <w:noProof/>
             </w:rPr>
           </w:pPr>
-          <w:hyperlink w:anchor="_Toc205465515" w:history="1">
+          <w:hyperlink w:anchor="_Toc207705037" w:history="1">
             <w:r>
               <w:rPr>
                 <w:rStyle w:val="Hyperlink"/>
@@ -219,7 +219,7 @@
                 <w:noProof/>
                 <w:webHidden/>
               </w:rPr>
-              <w:instrText xml:space="preserve"> PAGEREF _Toc205465515 \h </w:instrText>
+              <w:instrText xml:space="preserve"> PAGEREF _Toc207705037 \h </w:instrText>
             </w:r>
             <w:r>
               <w:rPr>
@@ -239,7 +239,7 @@
                 <w:noProof/>
                 <w:webHidden/>
               </w:rPr>
-              <w:t>3</w:t>
+              <w:t>4</w:t>
             </w:r>
             <w:r>
               <w:rPr>
@@ -261,7 +261,7 @@
               <w:noProof/>
             </w:rPr>
           </w:pPr>
-          <w:hyperlink w:anchor="_Toc205465516" w:history="1">
+          <w:hyperlink w:anchor="_Toc207705038" w:history="1">
             <w:r>
               <w:rPr>
                 <w:rStyle w:val="Hyperlink"/>
@@ -288,7 +288,7 @@
                 <w:noProof/>
                 <w:webHidden/>
               </w:rPr>
-              <w:instrText xml:space="preserve"> PAGEREF _Toc205465516 \h </w:instrText>
+              <w:instrText xml:space="preserve"> PAGEREF _Toc207705038 \h </w:instrText>
             </w:r>
             <w:r>
               <w:rPr>
@@ -308,7 +308,7 @@
                 <w:noProof/>
                 <w:webHidden/>
               </w:rPr>
-              <w:t>4</w:t>
+              <w:t>5</w:t>
             </w:r>
             <w:r>
               <w:rPr>
@@ -330,7 +330,7 @@
               <w:noProof/>
             </w:rPr>
           </w:pPr>
-          <w:hyperlink w:anchor="_Toc205465517" w:history="1">
+          <w:hyperlink w:anchor="_Toc207705039" w:history="1">
             <w:r>
               <w:rPr>
                 <w:rStyle w:val="Hyperlink"/>
@@ -357,7 +357,7 @@
                 <w:noProof/>
                 <w:webHidden/>
               </w:rPr>
-              <w:instrText xml:space="preserve"> PAGEREF _Toc205465517 \h </w:instrText>
+              <w:instrText xml:space="preserve"> PAGEREF _Toc207705039 \h </w:instrText>
             </w:r>
             <w:r>
               <w:rPr>
@@ -377,7 +377,7 @@
                 <w:noProof/>
                 <w:webHidden/>
               </w:rPr>
-              <w:t>6</w:t>
+              <w:t>7</w:t>
             </w:r>
             <w:r>
               <w:rPr>
@@ -399,7 +399,7 @@
               <w:noProof/>
             </w:rPr>
           </w:pPr>
-          <w:hyperlink w:anchor="_Toc205465518" w:history="1">
+          <w:hyperlink w:anchor="_Toc207705040" w:history="1">
             <w:r>
               <w:rPr>
                 <w:rStyle w:val="Hyperlink"/>
@@ -426,7 +426,7 @@
                 <w:noProof/>
                 <w:webHidden/>
               </w:rPr>
-              <w:instrText xml:space="preserve"> PAGEREF _Toc205465518 \h </w:instrText>
+              <w:instrText xml:space="preserve"> PAGEREF _Toc207705040 \h </w:instrText>
             </w:r>
             <w:r>
               <w:rPr>
@@ -446,7 +446,7 @@
                 <w:noProof/>
                 <w:webHidden/>
               </w:rPr>
-              <w:t>7</w:t>
+              <w:t>8</w:t>
             </w:r>
             <w:r>
               <w:rPr>
@@ -468,7 +468,7 @@
               <w:noProof/>
             </w:rPr>
           </w:pPr>
-          <w:hyperlink w:anchor="_Toc205465519" w:history="1">
+          <w:hyperlink w:anchor="_Toc207705041" w:history="1">
             <w:r>
               <w:rPr>
                 <w:rStyle w:val="Hyperlink"/>
@@ -495,7 +495,7 @@
                 <w:noProof/>
                 <w:webHidden/>
               </w:rPr>
-              <w:instrText xml:space="preserve"> PAGEREF _Toc205465519 \h </w:instrText>
+              <w:instrText xml:space="preserve"> PAGEREF _Toc207705041 \h </w:instrText>
             </w:r>
             <w:r>
               <w:rPr>
@@ -515,7 +515,7 @@
                 <w:noProof/>
                 <w:webHidden/>
               </w:rPr>
-              <w:t>8</w:t>
+              <w:t>9</w:t>
             </w:r>
             <w:r>
               <w:rPr>
@@ -537,7 +537,7 @@
               <w:noProof/>
             </w:rPr>
           </w:pPr>
-          <w:hyperlink w:anchor="_Toc205465520" w:history="1">
+          <w:hyperlink w:anchor="_Toc207705042" w:history="1">
             <w:r>
               <w:rPr>
                 <w:rStyle w:val="Hyperlink"/>
@@ -564,7 +564,7 @@
                 <w:noProof/>
                 <w:webHidden/>
               </w:rPr>
-              <w:instrText xml:space="preserve"> PAGEREF _Toc205465520 \h </w:instrText>
+              <w:instrText xml:space="preserve"> PAGEREF _Toc207705042 \h </w:instrText>
             </w:r>
             <w:r>
               <w:rPr>
@@ -584,7 +584,7 @@
                 <w:noProof/>
                 <w:webHidden/>
               </w:rPr>
-              <w:t>9</w:t>
+              <w:t>10</w:t>
             </w:r>
             <w:r>
               <w:rPr>
@@ -606,7 +606,7 @@
               <w:noProof/>
             </w:rPr>
           </w:pPr>
-          <w:hyperlink w:anchor="_Toc205465521" w:history="1">
+          <w:hyperlink w:anchor="_Toc207705043" w:history="1">
             <w:r>
               <w:rPr>
                 <w:rStyle w:val="Hyperlink"/>
@@ -633,7 +633,7 @@
                 <w:noProof/>
                 <w:webHidden/>
               </w:rPr>
-              <w:instrText xml:space="preserve"> PAGEREF _Toc205465521 \h </w:instrText>
+              <w:instrText xml:space="preserve"> PAGEREF _Toc207705043 \h </w:instrText>
             </w:r>
             <w:r>
               <w:rPr>
@@ -653,7 +653,7 @@
                 <w:noProof/>
                 <w:webHidden/>
               </w:rPr>
-              <w:t>11</w:t>
+              <w:t>12</w:t>
             </w:r>
             <w:r>
               <w:rPr>
@@ -675,7 +675,7 @@
               <w:noProof/>
             </w:rPr>
           </w:pPr>
-          <w:hyperlink w:anchor="_Toc205465522" w:history="1">
+          <w:hyperlink w:anchor="_Toc207705044" w:history="1">
             <w:r>
               <w:rPr>
                 <w:rStyle w:val="Hyperlink"/>
@@ -702,7 +702,7 @@
                 <w:noProof/>
                 <w:webHidden/>
               </w:rPr>
-              <w:instrText xml:space="preserve"> PAGEREF _Toc205465522 \h </w:instrText>
+              <w:instrText xml:space="preserve"> PAGEREF _Toc207705044 \h </w:instrText>
             </w:r>
             <w:r>
               <w:rPr>
@@ -722,7 +722,7 @@
                 <w:noProof/>
                 <w:webHidden/>
               </w:rPr>
-              <w:t>13</w:t>
+              <w:t>14</w:t>
             </w:r>
             <w:r>
               <w:rPr>
@@ -744,7 +744,7 @@
               <w:noProof/>
             </w:rPr>
           </w:pPr>
-          <w:hyperlink w:anchor="_Toc205465523" w:history="1">
+          <w:hyperlink w:anchor="_Toc207705045" w:history="1">
             <w:r>
               <w:rPr>
                 <w:rStyle w:val="Hyperlink"/>
@@ -771,7 +771,7 @@
                 <w:noProof/>
                 <w:webHidden/>
               </w:rPr>
-              <w:instrText xml:space="preserve"> PAGEREF _Toc205465523 \h </w:instrText>
+              <w:instrText xml:space="preserve"> PAGEREF _Toc207705045 \h </w:instrText>
             </w:r>
             <w:r>
               <w:rPr>
@@ -791,7 +791,7 @@
                 <w:noProof/>
                 <w:webHidden/>
               </w:rPr>
-              <w:t>15</w:t>
+              <w:t>16</w:t>
             </w:r>
             <w:r>
               <w:rPr>
@@ -813,7 +813,7 @@
               <w:noProof/>
             </w:rPr>
           </w:pPr>
-          <w:hyperlink w:anchor="_Toc205465524" w:history="1">
+          <w:hyperlink w:anchor="_Toc207705046" w:history="1">
             <w:r>
               <w:rPr>
                 <w:rStyle w:val="Hyperlink"/>
@@ -840,7 +840,7 @@
                 <w:noProof/>
                 <w:webHidden/>
               </w:rPr>
-              <w:instrText xml:space="preserve"> PAGEREF _Toc205465524 \h </w:instrText>
+              <w:instrText xml:space="preserve"> PAGEREF _Toc207705046 \h </w:instrText>
             </w:r>
             <w:r>
               <w:rPr>
@@ -860,7 +860,7 @@
                 <w:noProof/>
                 <w:webHidden/>
               </w:rPr>
-              <w:t>16</w:t>
+              <w:t>17</w:t>
             </w:r>
             <w:r>
               <w:rPr>
@@ -882,7 +882,7 @@
               <w:noProof/>
             </w:rPr>
           </w:pPr>
-          <w:hyperlink w:anchor="_Toc205465525" w:history="1">
+          <w:hyperlink w:anchor="_Toc207705047" w:history="1">
             <w:r>
               <w:rPr>
                 <w:rStyle w:val="Hyperlink"/>
@@ -909,7 +909,7 @@
                 <w:noProof/>
                 <w:webHidden/>
               </w:rPr>
-              <w:instrText xml:space="preserve"> PAGEREF _Toc205465525 \h </w:instrText>
+              <w:instrText xml:space="preserve"> PAGEREF _Toc207705047 \h </w:instrText>
             </w:r>
             <w:r>
               <w:rPr>
@@ -929,7 +929,76 @@
                 <w:noProof/>
                 <w:webHidden/>
               </w:rPr>
-              <w:t>18</w:t>
+              <w:t>19</w:t>
+            </w:r>
+            <w:r>
+              <w:rPr>
+                <w:noProof/>
+                <w:webHidden/>
+              </w:rPr>
+              <w:fldChar w:fldCharType="end"/>
+            </w:r>
+          </w:hyperlink>
+        </w:p>
+        <w:p>
+          <w:pPr>
+            <w:pStyle w:val="TOC2"/>
+            <w:tabs>
+              <w:tab w:val="right" w:leader="dot" w:pos="9350"/>
+            </w:tabs>
+            <w:rPr>
+              <w:rFonts w:eastAsiaTheme="minorEastAsia"/>
+              <w:noProof/>
+            </w:rPr>
+          </w:pPr>
+          <w:hyperlink w:anchor="_Toc207705048" w:history="1">
+            <w:r>
+              <w:rPr>
+                <w:rStyle w:val="Hyperlink"/>
+                <w:noProof/>
+              </w:rPr>
+              <w:t>647-Palindromic Substrings</w:t>
+            </w:r>
+            <w:r>
+              <w:rPr>
+                <w:noProof/>
+                <w:webHidden/>
+              </w:rPr>
+              <w:tab/>
+            </w:r>
+            <w:r>
+              <w:rPr>
+                <w:noProof/>
+                <w:webHidden/>
+              </w:rPr>
+              <w:fldChar w:fldCharType="begin"/>
+            </w:r>
+            <w:r>
+              <w:rPr>
+                <w:noProof/>
+                <w:webHidden/>
+              </w:rPr>
+              <w:instrText xml:space="preserve"> PAGEREF _Toc207705048 \h </w:instrText>
+            </w:r>
+            <w:r>
+              <w:rPr>
+                <w:noProof/>
+                <w:webHidden/>
+              </w:rPr>
+            </w:r>
+            <w:r>
+              <w:rPr>
+                <w:noProof/>
+                <w:webHidden/>
+              </w:rPr>
+              <w:fldChar w:fldCharType="separate"/>
+            </w:r>
+            <w:r>
+              <w:rPr>
+                <w:noProof/>
+                <w:webHidden/>
+              </w:rPr>
+              <w:t>20</w:t>
             </w:r>
             <w:r>
               <w:rPr>
@@ -951,7 +1020,7 @@
               <w:noProof/>
             </w:rPr>
           </w:pPr>
-          <w:hyperlink w:anchor="_Toc205465526" w:history="1">
+          <w:hyperlink w:anchor="_Toc207705049" w:history="1">
             <w:r>
               <w:rPr>
                 <w:rStyle w:val="Hyperlink"/>
@@ -978,7 +1047,7 @@
                 <w:noProof/>
                 <w:webHidden/>
               </w:rPr>
-              <w:instrText xml:space="preserve"> PAGEREF _Toc205465526 \h </w:instrText>
+              <w:instrText xml:space="preserve"> PAGEREF _Toc207705049 \h </w:instrText>
             </w:r>
             <w:r>
               <w:rPr>
@@ -998,7 +1067,7 @@
                 <w:noProof/>
                 <w:webHidden/>
               </w:rPr>
-              <w:t>19</w:t>
+              <w:t>22</w:t>
             </w:r>
             <w:r>
               <w:rPr>
@@ -1020,7 +1089,7 @@
               <w:noProof/>
             </w:rPr>
           </w:pPr>
-          <w:hyperlink w:anchor="_Toc205465527" w:history="1">
+          <w:hyperlink w:anchor="_Toc207705050" w:history="1">
             <w:r>
               <w:rPr>
                 <w:rStyle w:val="Hyperlink"/>
@@ -1047,7 +1116,7 @@
                 <w:noProof/>
                 <w:webHidden/>
               </w:rPr>
-              <w:instrText xml:space="preserve"> PAGEREF _Toc205465527 \h </w:instrText>
+              <w:instrText xml:space="preserve"> PAGEREF _Toc207705050 \h </w:instrText>
             </w:r>
             <w:r>
               <w:rPr>
@@ -1067,7 +1136,7 @@
                 <w:noProof/>
                 <w:webHidden/>
               </w:rPr>
-              <w:t>19</w:t>
+              <w:t>22</w:t>
             </w:r>
             <w:r>
               <w:rPr>
@@ -1089,7 +1158,7 @@
               <w:noProof/>
             </w:rPr>
           </w:pPr>
-          <w:hyperlink w:anchor="_Toc205465528" w:history="1">
+          <w:hyperlink w:anchor="_Toc207705051" w:history="1">
             <w:r>
               <w:rPr>
                 <w:rStyle w:val="Hyperlink"/>
@@ -1116,7 +1185,7 @@
                 <w:noProof/>
                 <w:webHidden/>
               </w:rPr>
-              <w:instrText xml:space="preserve"> PAGEREF _Toc205465528 \h </w:instrText>
+              <w:instrText xml:space="preserve"> PAGEREF _Toc207705051 \h </w:instrText>
             </w:r>
             <w:r>
               <w:rPr>
@@ -1136,7 +1205,7 @@
                 <w:noProof/>
                 <w:webHidden/>
               </w:rPr>
-              <w:t>22</w:t>
+              <w:t>24</w:t>
             </w:r>
             <w:r>
               <w:rPr>
@@ -1158,7 +1227,7 @@
               <w:noProof/>
             </w:rPr>
           </w:pPr>
-          <w:hyperlink w:anchor="_Toc205465529" w:history="1">
+          <w:hyperlink w:anchor="_Toc207705052" w:history="1">
             <w:r>
               <w:rPr>
                 <w:rStyle w:val="Hyperlink"/>
@@ -1185,7 +1254,7 @@
                 <w:noProof/>
                 <w:webHidden/>
               </w:rPr>
-              <w:instrText xml:space="preserve"> PAGEREF _Toc205465529 \h </w:instrText>
+              <w:instrText xml:space="preserve"> PAGEREF _Toc207705052 \h </w:instrText>
             </w:r>
             <w:r>
               <w:rPr>
@@ -1205,7 +1274,7 @@
                 <w:noProof/>
                 <w:webHidden/>
               </w:rPr>
-              <w:t>24</w:t>
+              <w:t>26</w:t>
             </w:r>
             <w:r>
               <w:rPr>
@@ -1227,7 +1296,7 @@
               <w:noProof/>
             </w:rPr>
           </w:pPr>
-          <w:hyperlink w:anchor="_Toc205465530" w:history="1">
+          <w:hyperlink w:anchor="_Toc207705053" w:history="1">
             <w:r>
               <w:rPr>
                 <w:rStyle w:val="Hyperlink"/>
@@ -1254,7 +1323,7 @@
                 <w:noProof/>
                 <w:webHidden/>
               </w:rPr>
-              <w:instrText xml:space="preserve"> PAGEREF _Toc205465530 \h </w:instrText>
+              <w:instrText xml:space="preserve"> PAGEREF _Toc207705053 \h </w:instrText>
             </w:r>
             <w:r>
               <w:rPr>
@@ -1274,7 +1343,7 @@
                 <w:noProof/>
                 <w:webHidden/>
               </w:rPr>
-              <w:t>24</w:t>
+              <w:t>26</w:t>
             </w:r>
             <w:r>
               <w:rPr>
@@ -1296,7 +1365,7 @@
               <w:noProof/>
             </w:rPr>
           </w:pPr>
-          <w:hyperlink w:anchor="_Toc205465531" w:history="1">
+          <w:hyperlink w:anchor="_Toc207705054" w:history="1">
             <w:r>
               <w:rPr>
                 <w:rStyle w:val="Hyperlink"/>
@@ -1323,7 +1392,7 @@
                 <w:noProof/>
                 <w:webHidden/>
               </w:rPr>
-              <w:instrText xml:space="preserve"> PAGEREF _Toc205465531 \h </w:instrText>
+              <w:instrText xml:space="preserve"> PAGEREF _Toc207705054 \h </w:instrText>
             </w:r>
             <w:r>
               <w:rPr>
@@ -1343,7 +1412,7 @@
                 <w:noProof/>
                 <w:webHidden/>
               </w:rPr>
-              <w:t>25</w:t>
+              <w:t>27</w:t>
             </w:r>
             <w:r>
               <w:rPr>
@@ -1365,7 +1434,7 @@
               <w:noProof/>
             </w:rPr>
           </w:pPr>
-          <w:hyperlink w:anchor="_Toc205465532" w:history="1">
+          <w:hyperlink w:anchor="_Toc207705055" w:history="1">
             <w:r>
               <w:rPr>
                 <w:rStyle w:val="Hyperlink"/>
@@ -1392,7 +1461,7 @@
                 <w:noProof/>
                 <w:webHidden/>
               </w:rPr>
-              <w:instrText xml:space="preserve"> PAGEREF _Toc205465532 \h </w:instrText>
+              <w:instrText xml:space="preserve"> PAGEREF _Toc207705055 \h </w:instrText>
             </w:r>
             <w:r>
               <w:rPr>
@@ -1412,7 +1481,7 @@
                 <w:noProof/>
                 <w:webHidden/>
               </w:rPr>
-              <w:t>27</w:t>
+              <w:t>29</w:t>
             </w:r>
             <w:r>
               <w:rPr>
@@ -1434,7 +1503,7 @@
               <w:noProof/>
             </w:rPr>
           </w:pPr>
-          <w:hyperlink w:anchor="_Toc205465533" w:history="1">
+          <w:hyperlink w:anchor="_Toc207705056" w:history="1">
             <w:r>
               <w:rPr>
                 <w:rStyle w:val="Hyperlink"/>
@@ -1461,7 +1530,7 @@
                 <w:noProof/>
                 <w:webHidden/>
               </w:rPr>
-              <w:instrText xml:space="preserve"> PAGEREF _Toc205465533 \h </w:instrText>
+              <w:instrText xml:space="preserve"> PAGEREF _Toc207705056 \h </w:instrText>
             </w:r>
             <w:r>
               <w:rPr>
@@ -1481,7 +1550,7 @@
                 <w:noProof/>
                 <w:webHidden/>
               </w:rPr>
-              <w:t>29</w:t>
+              <w:t>31</w:t>
             </w:r>
             <w:r>
               <w:rPr>
@@ -1503,7 +1572,7 @@
               <w:noProof/>
             </w:rPr>
           </w:pPr>
-          <w:hyperlink w:anchor="_Toc205465534" w:history="1">
+          <w:hyperlink w:anchor="_Toc207705057" w:history="1">
             <w:r>
               <w:rPr>
                 <w:rStyle w:val="Hyperlink"/>
@@ -1530,7 +1599,7 @@
                 <w:noProof/>
                 <w:webHidden/>
               </w:rPr>
-              <w:instrText xml:space="preserve"> PAGEREF _Toc205465534 \h </w:instrText>
+              <w:instrText xml:space="preserve"> PAGEREF _Toc207705057 \h </w:instrText>
             </w:r>
             <w:r>
               <w:rPr>
@@ -1550,7 +1619,7 @@
                 <w:noProof/>
                 <w:webHidden/>
               </w:rPr>
-              <w:t>30</w:t>
+              <w:t>32</w:t>
             </w:r>
             <w:r>
               <w:rPr>
@@ -1572,7 +1641,7 @@
               <w:noProof/>
             </w:rPr>
           </w:pPr>
-          <w:hyperlink w:anchor="_Toc205465535" w:history="1">
+          <w:hyperlink w:anchor="_Toc207705058" w:history="1">
             <w:r>
               <w:rPr>
                 <w:rStyle w:val="Hyperlink"/>
@@ -1599,7 +1668,7 @@
                 <w:noProof/>
                 <w:webHidden/>
               </w:rPr>
-              <w:instrText xml:space="preserve"> PAGEREF _Toc205465535 \h </w:instrText>
+              <w:instrText xml:space="preserve"> PAGEREF _Toc207705058 \h </w:instrText>
             </w:r>
             <w:r>
               <w:rPr>
@@ -1619,7 +1688,7 @@
                 <w:noProof/>
                 <w:webHidden/>
               </w:rPr>
-              <w:t>30</w:t>
+              <w:t>32</w:t>
             </w:r>
             <w:r>
               <w:rPr>
@@ -1641,7 +1710,7 @@
               <w:noProof/>
             </w:rPr>
           </w:pPr>
-          <w:hyperlink w:anchor="_Toc205465536" w:history="1">
+          <w:hyperlink w:anchor="_Toc207705059" w:history="1">
             <w:r>
               <w:rPr>
                 <w:rStyle w:val="Hyperlink"/>
@@ -1668,7 +1737,7 @@
                 <w:noProof/>
                 <w:webHidden/>
               </w:rPr>
-              <w:instrText xml:space="preserve"> PAGEREF _Toc205465536 \h </w:instrText>
+              <w:instrText xml:space="preserve"> PAGEREF _Toc207705059 \h </w:instrText>
             </w:r>
             <w:r>
               <w:rPr>
@@ -1688,7 +1757,7 @@
                 <w:noProof/>
                 <w:webHidden/>
               </w:rPr>
-              <w:t>32</w:t>
+              <w:t>34</w:t>
             </w:r>
             <w:r>
               <w:rPr>
@@ -1710,7 +1779,7 @@
               <w:noProof/>
             </w:rPr>
           </w:pPr>
-          <w:hyperlink w:anchor="_Toc205465537" w:history="1">
+          <w:hyperlink w:anchor="_Toc207705060" w:history="1">
             <w:r>
               <w:rPr>
                 <w:rStyle w:val="Hyperlink"/>
@@ -1737,7 +1806,7 @@
                 <w:noProof/>
                 <w:webHidden/>
               </w:rPr>
-              <w:instrText xml:space="preserve"> PAGEREF _Toc205465537 \h </w:instrText>
+              <w:instrText xml:space="preserve"> PAGEREF _Toc207705060 \h </w:instrText>
             </w:r>
             <w:r>
               <w:rPr>
@@ -1757,7 +1826,7 @@
                 <w:noProof/>
                 <w:webHidden/>
               </w:rPr>
-              <w:t>32</w:t>
+              <w:t>34</w:t>
             </w:r>
             <w:r>
               <w:rPr>
@@ -1779,7 +1848,7 @@
               <w:noProof/>
             </w:rPr>
           </w:pPr>
-          <w:hyperlink w:anchor="_Toc205465538" w:history="1">
+          <w:hyperlink w:anchor="_Toc207705061" w:history="1">
             <w:r>
               <w:rPr>
                 <w:rStyle w:val="Hyperlink"/>
@@ -1806,7 +1875,7 @@
                 <w:noProof/>
                 <w:webHidden/>
               </w:rPr>
-              <w:instrText xml:space="preserve"> PAGEREF _Toc205465538 \h </w:instrText>
+              <w:instrText xml:space="preserve"> PAGEREF _Toc207705061 \h </w:instrText>
             </w:r>
             <w:r>
               <w:rPr>
@@ -1826,7 +1895,7 @@
                 <w:noProof/>
                 <w:webHidden/>
               </w:rPr>
-              <w:t>34</w:t>
+              <w:t>36</w:t>
             </w:r>
             <w:r>
               <w:rPr>
@@ -1848,7 +1917,7 @@
               <w:noProof/>
             </w:rPr>
           </w:pPr>
-          <w:hyperlink w:anchor="_Toc205465539" w:history="1">
+          <w:hyperlink w:anchor="_Toc207705062" w:history="1">
             <w:r>
               <w:rPr>
                 <w:rStyle w:val="Hyperlink"/>
@@ -1875,7 +1944,7 @@
                 <w:noProof/>
                 <w:webHidden/>
               </w:rPr>
-              <w:instrText xml:space="preserve"> PAGEREF _Toc205465539 \h </w:instrText>
+              <w:instrText xml:space="preserve"> PAGEREF _Toc207705062 \h </w:instrText>
             </w:r>
             <w:r>
               <w:rPr>
@@ -1895,7 +1964,7 @@
                 <w:noProof/>
                 <w:webHidden/>
               </w:rPr>
-              <w:t>34</w:t>
+              <w:t>36</w:t>
             </w:r>
             <w:r>
               <w:rPr>
@@ -1917,7 +1986,7 @@
               <w:noProof/>
             </w:rPr>
           </w:pPr>
-          <w:hyperlink w:anchor="_Toc205465540" w:history="1">
+          <w:hyperlink w:anchor="_Toc207705063" w:history="1">
             <w:r>
               <w:rPr>
                 <w:rStyle w:val="Hyperlink"/>
@@ -1944,7 +2013,7 @@
                 <w:noProof/>
                 <w:webHidden/>
               </w:rPr>
-              <w:instrText xml:space="preserve"> PAGEREF _Toc205465540 \h </w:instrText>
+              <w:instrText xml:space="preserve"> PAGEREF _Toc207705063 \h </w:instrText>
             </w:r>
             <w:r>
               <w:rPr>
@@ -1964,7 +2033,7 @@
                 <w:noProof/>
                 <w:webHidden/>
               </w:rPr>
-              <w:t>35</w:t>
+              <w:t>37</w:t>
             </w:r>
             <w:r>
               <w:rPr>
@@ -1986,7 +2055,7 @@
               <w:noProof/>
             </w:rPr>
           </w:pPr>
-          <w:hyperlink w:anchor="_Toc205465541" w:history="1">
+          <w:hyperlink w:anchor="_Toc207705064" w:history="1">
             <w:r>
               <w:rPr>
                 <w:rStyle w:val="Hyperlink"/>
@@ -2013,7 +2082,7 @@
                 <w:noProof/>
                 <w:webHidden/>
               </w:rPr>
-              <w:instrText xml:space="preserve"> PAGEREF _Toc205465541 \h </w:instrText>
+              <w:instrText xml:space="preserve"> PAGEREF _Toc207705064 \h </w:instrText>
             </w:r>
             <w:r>
               <w:rPr>
@@ -2033,7 +2102,7 @@
                 <w:noProof/>
                 <w:webHidden/>
               </w:rPr>
-              <w:t>39</w:t>
+              <w:t>41</w:t>
             </w:r>
             <w:r>
               <w:rPr>
@@ -2055,7 +2124,7 @@
               <w:noProof/>
             </w:rPr>
           </w:pPr>
-          <w:hyperlink w:anchor="_Toc205465542" w:history="1">
+          <w:hyperlink w:anchor="_Toc207705065" w:history="1">
             <w:r>
               <w:rPr>
                 <w:rStyle w:val="Hyperlink"/>
@@ -2082,7 +2151,7 @@
                 <w:noProof/>
                 <w:webHidden/>
               </w:rPr>
-              <w:instrText xml:space="preserve"> PAGEREF _Toc205465542 \h </w:instrText>
+              <w:instrText xml:space="preserve"> PAGEREF _Toc207705065 \h </w:instrText>
             </w:r>
             <w:r>
               <w:rPr>
@@ -2102,7 +2171,7 @@
                 <w:noProof/>
                 <w:webHidden/>
               </w:rPr>
-              <w:t>41</w:t>
+              <w:t>43</w:t>
             </w:r>
             <w:r>
               <w:rPr>
@@ -2124,7 +2193,7 @@
               <w:noProof/>
             </w:rPr>
           </w:pPr>
-          <w:hyperlink w:anchor="_Toc205465543" w:history="1">
+          <w:hyperlink w:anchor="_Toc207705066" w:history="1">
             <w:r>
               <w:rPr>
                 <w:rStyle w:val="Hyperlink"/>
@@ -2151,7 +2220,7 @@
                 <w:noProof/>
                 <w:webHidden/>
               </w:rPr>
-              <w:instrText xml:space="preserve"> PAGEREF _Toc205465543 \h </w:instrText>
+              <w:instrText xml:space="preserve"> PAGEREF _Toc207705066 \h </w:instrText>
             </w:r>
             <w:r>
               <w:rPr>
@@ -2171,7 +2240,7 @@
                 <w:noProof/>
                 <w:webHidden/>
               </w:rPr>
-              <w:t>43</w:t>
+              <w:t>45</w:t>
             </w:r>
             <w:r>
               <w:rPr>
@@ -2193,7 +2262,7 @@
               <w:noProof/>
             </w:rPr>
           </w:pPr>
-          <w:hyperlink w:anchor="_Toc205465544" w:history="1">
+          <w:hyperlink w:anchor="_Toc207705067" w:history="1">
             <w:r>
               <w:rPr>
                 <w:rStyle w:val="Hyperlink"/>
@@ -2220,7 +2289,7 @@
                 <w:noProof/>
                 <w:webHidden/>
               </w:rPr>
-              <w:instrText xml:space="preserve"> PAGEREF _Toc205465544 \h </w:instrText>
+              <w:instrText xml:space="preserve"> PAGEREF _Toc207705067 \h </w:instrText>
             </w:r>
             <w:r>
               <w:rPr>
@@ -2240,7 +2309,7 @@
                 <w:noProof/>
                 <w:webHidden/>
               </w:rPr>
-              <w:t>43</w:t>
+              <w:t>45</w:t>
             </w:r>
             <w:r>
               <w:rPr>
@@ -2262,7 +2331,7 @@
               <w:noProof/>
             </w:rPr>
           </w:pPr>
-          <w:hyperlink w:anchor="_Toc205465545" w:history="1">
+          <w:hyperlink w:anchor="_Toc207705068" w:history="1">
             <w:r>
               <w:rPr>
                 <w:rStyle w:val="Hyperlink"/>
@@ -2289,7 +2358,7 @@
                 <w:noProof/>
                 <w:webHidden/>
               </w:rPr>
-              <w:instrText xml:space="preserve"> PAGEREF _Toc205465545 \h </w:instrText>
+              <w:instrText xml:space="preserve"> PAGEREF _Toc207705068 \h </w:instrText>
             </w:r>
             <w:r>
               <w:rPr>
@@ -2309,7 +2378,7 @@
                 <w:noProof/>
                 <w:webHidden/>
               </w:rPr>
-              <w:t>45</w:t>
+              <w:t>47</w:t>
             </w:r>
             <w:r>
               <w:rPr>
@@ -2331,7 +2400,7 @@
               <w:noProof/>
             </w:rPr>
           </w:pPr>
-          <w:hyperlink w:anchor="_Toc205465546" w:history="1">
+          <w:hyperlink w:anchor="_Toc207705069" w:history="1">
             <w:r>
               <w:rPr>
                 <w:rStyle w:val="Hyperlink"/>
@@ -2358,7 +2427,7 @@
                 <w:noProof/>
                 <w:webHidden/>
               </w:rPr>
-              <w:instrText xml:space="preserve"> PAGEREF _Toc205465546 \h </w:instrText>
+              <w:instrText xml:space="preserve"> PAGEREF _Toc207705069 \h </w:instrText>
             </w:r>
             <w:r>
               <w:rPr>
@@ -2378,7 +2447,7 @@
                 <w:noProof/>
                 <w:webHidden/>
               </w:rPr>
-              <w:t>48</w:t>
+              <w:t>50</w:t>
             </w:r>
             <w:r>
               <w:rPr>
@@ -2410,7 +2479,7 @@
       <w:pPr>
         <w:pStyle w:val="Heading1"/>
       </w:pPr>
-      <w:bookmarkStart w:id="0" w:name="_Toc205465513"/>
+      <w:bookmarkStart w:id="0" w:name="_Toc207705035"/>
       <w:r>
         <w:t>Array</w:t>
       </w:r>
@@ -2420,7 +2489,7 @@
       <w:pPr>
         <w:pStyle w:val="Heading2"/>
       </w:pPr>
-      <w:bookmarkStart w:id="1" w:name="_Toc205465514"/>
+      <w:bookmarkStart w:id="1" w:name="_Toc207705036"/>
       <w:r>
         <w:t>1</w:t>
       </w:r>
@@ -2669,6 +2738,7 @@
           <w:sz w:val="16"/>
           <w:szCs w:val="16"/>
         </w:rPr>
+        <w:lastRenderedPageBreak/>
         <w:drawing>
           <wp:inline distT="0" distB="0" distL="0" distR="0" wp14:anchorId="0C8F1CC6" wp14:editId="7E889777">
             <wp:extent cx="5943600" cy="1994535"/>
@@ -2725,7 +2795,6 @@
           <w:sz w:val="16"/>
           <w:szCs w:val="16"/>
         </w:rPr>
-        <w:lastRenderedPageBreak/>
         <w:drawing>
           <wp:inline distT="0" distB="0" distL="0" distR="0" wp14:anchorId="59015A74" wp14:editId="63C3FAB1">
             <wp:extent cx="5943600" cy="1870710"/>
@@ -2864,8 +2933,9 @@
       <w:pPr>
         <w:pStyle w:val="Heading2"/>
       </w:pPr>
-      <w:bookmarkStart w:id="2" w:name="_Toc205465515"/>
-      <w:r>
+      <w:bookmarkStart w:id="2" w:name="_Toc207705037"/>
+      <w:r>
+        <w:lastRenderedPageBreak/>
         <w:t>3-Longest Substring without repeating characters</w:t>
       </w:r>
       <w:bookmarkEnd w:id="2"/>
@@ -2960,7 +3030,6 @@
         </w:numPr>
       </w:pPr>
       <w:r>
-        <w:lastRenderedPageBreak/>
         <w:t xml:space="preserve">A deque can be used to the store the characters in the window, </w:t>
       </w:r>
       <w:proofErr w:type="gramStart"/>
@@ -3012,6 +3081,7 @@
         </w:numPr>
       </w:pPr>
       <w:r>
+        <w:lastRenderedPageBreak/>
         <w:t xml:space="preserve"> </w:t>
       </w:r>
       <w:r>
@@ -3086,8 +3156,242 @@
       <w:pPr>
         <w:pStyle w:val="Heading2"/>
       </w:pPr>
-      <w:bookmarkStart w:id="3" w:name="_Toc205465516"/>
-      <w:r>
+      <w:bookmarkStart w:id="3" w:name="_Toc207705038"/>
+      <w:r>
+        <w:t>5-Longest Palindromic Substring (medium)</w:t>
+      </w:r>
+    </w:p>
+    <w:p>
+      <w:r>
+        <w:drawing>
+          <wp:inline distT="0" distB="0" distL="0" distR="0" wp14:anchorId="2D293E89" wp14:editId="10209368">
+            <wp:extent cx="5210902" cy="4372585"/>
+            <wp:effectExtent l="0" t="0" r="8890" b="9525"/>
+            <wp:docPr id="2053950833" name="Picture 1" descr="Text&#10;&#10;AI-generated content may be incorrect."/>
+            <wp:cNvGraphicFramePr>
+              <a:graphicFrameLocks xmlns:a="http://schemas.openxmlformats.org/drawingml/2006/main" noChangeAspect="1"/>
+            </wp:cNvGraphicFramePr>
+            <a:graphic xmlns:a="http://schemas.openxmlformats.org/drawingml/2006/main">
+              <a:graphicData uri="http://schemas.openxmlformats.org/drawingml/2006/picture">
+                <pic:pic xmlns:pic="http://schemas.openxmlformats.org/drawingml/2006/picture">
+                  <pic:nvPicPr>
+                    <pic:cNvPr id="2053950833" name="Picture 1" descr="Text&#10;&#10;AI-generated content may be incorrect."/>
+                    <pic:cNvPicPr/>
+                  </pic:nvPicPr>
+                  <pic:blipFill>
+                    <a:blip r:embed="rId13"/>
+                    <a:stretch>
+                      <a:fillRect/>
+                    </a:stretch>
+                  </pic:blipFill>
+                  <pic:spPr>
+                    <a:xfrm>
+                      <a:off x="0" y="0"/>
+                      <a:ext cx="5210902" cy="4372585"/>
+                    </a:xfrm>
+                    <a:prstGeom prst="rect">
+                      <a:avLst/>
+                    </a:prstGeom>
+                  </pic:spPr>
+                </pic:pic>
+              </a:graphicData>
+            </a:graphic>
+          </wp:inline>
+        </w:drawing>
+      </w:r>
+    </w:p>
+    <w:p>
+      <w:pPr>
+        <w:pStyle w:val="ListParagraph"/>
+        <w:numPr>
+          <w:ilvl w:val="0"/>
+          <w:numId w:val="21"/>
+        </w:numPr>
+      </w:pPr>
+      <w:r>
+        <w:lastRenderedPageBreak/>
+        <w:t xml:space="preserve">We </w:t>
+      </w:r>
+      <w:proofErr w:type="gramStart"/>
+      <w:r>
+        <w:t>have to</w:t>
+      </w:r>
+      <w:proofErr w:type="gramEnd"/>
+      <w:r>
+        <w:t xml:space="preserve"> find the longest palindromic substring, and if we want to make it </w:t>
+      </w:r>
+      <w:proofErr w:type="gramStart"/>
+      <w:r>
+        <w:t>efficient</w:t>
+      </w:r>
+      <w:proofErr w:type="gramEnd"/>
+      <w:r>
+        <w:t xml:space="preserve"> we will need to leverage what we have already looked at. E.g. aka</w:t>
+      </w:r>
+      <w:r>
+        <w:t xml:space="preserve"> and </w:t>
+      </w:r>
+      <w:proofErr w:type="spellStart"/>
+      <w:r>
+        <w:t>bakab</w:t>
+      </w:r>
+      <w:proofErr w:type="spellEnd"/>
+      <w:r>
+        <w:t xml:space="preserve">, finding </w:t>
+      </w:r>
+      <w:proofErr w:type="spellStart"/>
+      <w:r>
+        <w:t>bakab</w:t>
+      </w:r>
+      <w:proofErr w:type="spellEnd"/>
+      <w:r>
+        <w:t xml:space="preserve"> can be done</w:t>
+      </w:r>
+      <w:r>
+        <w:t xml:space="preserve"> on top of aka</w:t>
+      </w:r>
+    </w:p>
+    <w:p>
+      <w:pPr>
+        <w:pStyle w:val="ListParagraph"/>
+        <w:numPr>
+          <w:ilvl w:val="0"/>
+          <w:numId w:val="21"/>
+        </w:numPr>
+      </w:pPr>
+      <w:r>
+        <w:t xml:space="preserve">Traverse through each </w:t>
+      </w:r>
+      <w:proofErr w:type="gramStart"/>
+      <w:r>
+        <w:t>characters</w:t>
+      </w:r>
+      <w:proofErr w:type="gramEnd"/>
+      <w:r>
+        <w:t xml:space="preserve"> in the string, think about expanding windows, and expand </w:t>
+      </w:r>
+      <w:r>
+        <w:t xml:space="preserve">from each </w:t>
+      </w:r>
+      <w:proofErr w:type="gramStart"/>
+      <w:r>
+        <w:t>characters</w:t>
+      </w:r>
+      <w:proofErr w:type="gramEnd"/>
+      <w:r>
+        <w:t xml:space="preserve"> and check for equal characters on both ends, </w:t>
+      </w:r>
+      <w:r>
+        <w:t>the check ends if ends are unequal and the palindrome substring should be the last checked substring</w:t>
+      </w:r>
+    </w:p>
+    <w:p>
+      <w:pPr>
+        <w:pStyle w:val="ListParagraph"/>
+        <w:numPr>
+          <w:ilvl w:val="0"/>
+          <w:numId w:val="21"/>
+        </w:numPr>
+      </w:pPr>
+      <w:r>
+        <w:t xml:space="preserve">One thing to note is that there are odd digit and even digit substrings, both </w:t>
+      </w:r>
+      <w:proofErr w:type="gramStart"/>
+      <w:r>
+        <w:t>pointer</w:t>
+      </w:r>
+      <w:proofErr w:type="gramEnd"/>
+      <w:r>
+        <w:t xml:space="preserve"> will start at the same spot for odd and adjacent for even.</w:t>
+      </w:r>
+    </w:p>
+    <w:p>
+      <w:pPr>
+        <w:pStyle w:val="ListParagraph"/>
+        <w:numPr>
+          <w:ilvl w:val="0"/>
+          <w:numId w:val="21"/>
+        </w:numPr>
+      </w:pPr>
+      <w:r>
+        <w:drawing>
+          <wp:inline distT="0" distB="0" distL="0" distR="0" wp14:anchorId="48138529" wp14:editId="7CB822F1">
+            <wp:extent cx="5868219" cy="4201111"/>
+            <wp:effectExtent l="0" t="0" r="0" b="9525"/>
+            <wp:docPr id="402663281" name="Picture 1" descr="Text&#10;&#10;AI-generated content may be incorrect."/>
+            <wp:cNvGraphicFramePr>
+              <a:graphicFrameLocks xmlns:a="http://schemas.openxmlformats.org/drawingml/2006/main" noChangeAspect="1"/>
+            </wp:cNvGraphicFramePr>
+            <a:graphic xmlns:a="http://schemas.openxmlformats.org/drawingml/2006/main">
+              <a:graphicData uri="http://schemas.openxmlformats.org/drawingml/2006/picture">
+                <pic:pic xmlns:pic="http://schemas.openxmlformats.org/drawingml/2006/picture">
+                  <pic:nvPicPr>
+                    <pic:cNvPr id="402663281" name="Picture 1" descr="Text&#10;&#10;AI-generated content may be incorrect."/>
+                    <pic:cNvPicPr/>
+                  </pic:nvPicPr>
+                  <pic:blipFill>
+                    <a:blip r:embed="rId14"/>
+                    <a:stretch>
+                      <a:fillRect/>
+                    </a:stretch>
+                  </pic:blipFill>
+                  <pic:spPr>
+                    <a:xfrm>
+                      <a:off x="0" y="0"/>
+                      <a:ext cx="5868219" cy="4201111"/>
+                    </a:xfrm>
+                    <a:prstGeom prst="rect">
+                      <a:avLst/>
+                    </a:prstGeom>
+                  </pic:spPr>
+                </pic:pic>
+              </a:graphicData>
+            </a:graphic>
+          </wp:inline>
+        </w:drawing>
+      </w:r>
+    </w:p>
+    <w:p>
+      <w:pPr>
+        <w:pStyle w:val="ListParagraph"/>
+        <w:numPr>
+          <w:ilvl w:val="0"/>
+          <w:numId w:val="21"/>
+        </w:numPr>
+      </w:pPr>
+      <w:r>
+        <w:t xml:space="preserve">Time: O(N^2) – at worst, </w:t>
+      </w:r>
+      <w:r>
+        <w:t>entire string will need to be visited for every single character</w:t>
+      </w:r>
+    </w:p>
+    <w:p>
+      <w:pPr>
+        <w:pStyle w:val="ListParagraph"/>
+        <w:numPr>
+          <w:ilvl w:val="0"/>
+          <w:numId w:val="21"/>
+        </w:numPr>
+      </w:pPr>
+      <w:r>
+        <w:t xml:space="preserve">Space: </w:t>
+      </w:r>
+      <w:proofErr w:type="gramStart"/>
+      <w:r>
+        <w:t>O(</w:t>
+      </w:r>
+      <w:proofErr w:type="gramEnd"/>
+      <w:r>
+        <w:t>1) – no addition memories are allocated</w:t>
+      </w:r>
+    </w:p>
+    <w:p>
+      <w:pPr>
+        <w:pStyle w:val="Heading2"/>
+      </w:pPr>
+      <w:r>
+        <w:lastRenderedPageBreak/>
         <w:t>9</w:t>
       </w:r>
       <w:r>
@@ -3119,7 +3423,7 @@
                     <pic:cNvPicPr/>
                   </pic:nvPicPr>
                   <pic:blipFill>
-                    <a:blip r:embed="rId13"/>
+                    <a:blip r:embed="rId15"/>
                     <a:stretch>
                       <a:fillRect/>
                     </a:stretch>
@@ -3302,7 +3606,6 @@
           <w:sz w:val="16"/>
           <w:szCs w:val="16"/>
         </w:rPr>
-        <w:lastRenderedPageBreak/>
         <w:drawing>
           <wp:inline distT="0" distB="0" distL="0" distR="0" wp14:anchorId="0D34687A" wp14:editId="3C618729">
             <wp:extent cx="3394398" cy="2173184"/>
@@ -3319,7 +3622,7 @@
                     <pic:cNvPicPr/>
                   </pic:nvPicPr>
                   <pic:blipFill>
-                    <a:blip r:embed="rId14"/>
+                    <a:blip r:embed="rId16"/>
                     <a:stretch>
                       <a:fillRect/>
                     </a:stretch>
@@ -3717,7 +4020,7 @@
                     <pic:cNvPicPr/>
                   </pic:nvPicPr>
                   <pic:blipFill>
-                    <a:blip r:embed="rId15"/>
+                    <a:blip r:embed="rId17"/>
                     <a:stretch>
                       <a:fillRect/>
                     </a:stretch>
@@ -3819,6 +4122,7 @@
           <w:sz w:val="16"/>
           <w:szCs w:val="16"/>
         </w:rPr>
+        <w:lastRenderedPageBreak/>
         <w:t>Numbers modules by 10^</w:t>
       </w:r>
       <w:r>
@@ -4099,7 +4403,7 @@
                     <pic:cNvPicPr/>
                   </pic:nvPicPr>
                   <pic:blipFill>
-                    <a:blip r:embed="rId16"/>
+                    <a:blip r:embed="rId18"/>
                     <a:stretch>
                       <a:fillRect/>
                     </a:stretch>
@@ -4201,7 +4505,6 @@
           <w:sz w:val="16"/>
           <w:szCs w:val="16"/>
         </w:rPr>
-        <w:lastRenderedPageBreak/>
         <w:t xml:space="preserve">Space: </w:t>
       </w:r>
       <w:proofErr w:type="gramStart"/>
@@ -4225,7 +4528,7 @@
       <w:pPr>
         <w:pStyle w:val="Heading2"/>
       </w:pPr>
-      <w:bookmarkStart w:id="4" w:name="_Toc205465517"/>
+      <w:bookmarkStart w:id="4" w:name="_Toc207705039"/>
       <w:r>
         <w:t>15</w:t>
       </w:r>
@@ -4261,7 +4564,7 @@
                     <pic:cNvPicPr/>
                   </pic:nvPicPr>
                   <pic:blipFill>
-                    <a:blip r:embed="rId17"/>
+                    <a:blip r:embed="rId19"/>
                     <a:stretch>
                       <a:fillRect/>
                     </a:stretch>
@@ -4394,6 +4697,7 @@
           <w:sz w:val="16"/>
           <w:szCs w:val="16"/>
         </w:rPr>
+        <w:lastRenderedPageBreak/>
         <w:t xml:space="preserve">If </w:t>
       </w:r>
       <w:r>
@@ -4452,7 +4756,7 @@
                     <pic:cNvPicPr/>
                   </pic:nvPicPr>
                   <pic:blipFill>
-                    <a:blip r:embed="rId18"/>
+                    <a:blip r:embed="rId20"/>
                     <a:stretch>
                       <a:fillRect/>
                     </a:stretch>
@@ -4618,9 +4922,8 @@
       <w:pPr>
         <w:pStyle w:val="Heading2"/>
       </w:pPr>
-      <w:bookmarkStart w:id="5" w:name="_Toc205465518"/>
-      <w:r>
-        <w:lastRenderedPageBreak/>
+      <w:bookmarkStart w:id="5" w:name="_Toc207705040"/>
+      <w:r>
         <w:t>31- Next Permutation</w:t>
       </w:r>
       <w:bookmarkEnd w:id="5"/>
@@ -4646,7 +4949,7 @@
                     <pic:cNvPicPr/>
                   </pic:nvPicPr>
                   <pic:blipFill>
-                    <a:blip r:embed="rId19"/>
+                    <a:blip r:embed="rId21"/>
                     <a:stretch>
                       <a:fillRect/>
                     </a:stretch>
@@ -4776,6 +5079,7 @@
         </w:numPr>
       </w:pPr>
       <w:r>
+        <w:lastRenderedPageBreak/>
         <w:t>Once pivot is spotted, we want to swap with just the next larger number to its right, to ensure “smaller” large number, not a big jump</w:t>
       </w:r>
     </w:p>
@@ -4830,7 +5134,7 @@
                     <pic:cNvPicPr/>
                   </pic:nvPicPr>
                   <pic:blipFill>
-                    <a:blip r:embed="rId20">
+                    <a:blip r:embed="rId22">
                       <a:extLst>
                         <a:ext uri="{28A0092B-C50C-407E-A947-70E740481C1C}">
                           <a14:useLocalDpi xmlns:a14="http://schemas.microsoft.com/office/drawing/2010/main" val="0"/>
@@ -4866,7 +5170,6 @@
         </w:numPr>
       </w:pPr>
       <w:r>
-        <w:lastRenderedPageBreak/>
         <w:t>Time: O(n) -&gt; one time traversal</w:t>
       </w:r>
     </w:p>
@@ -4894,7 +5197,7 @@
       <w:pPr>
         <w:pStyle w:val="Heading2"/>
       </w:pPr>
-      <w:bookmarkStart w:id="6" w:name="_Toc205465519"/>
+      <w:bookmarkStart w:id="6" w:name="_Toc207705041"/>
       <w:r>
         <w:t>560</w:t>
       </w:r>
@@ -4930,7 +5233,7 @@
                     <pic:cNvPicPr/>
                   </pic:nvPicPr>
                   <pic:blipFill>
-                    <a:blip r:embed="rId21"/>
+                    <a:blip r:embed="rId23"/>
                     <a:stretch>
                       <a:fillRect/>
                     </a:stretch>
@@ -5005,6 +5308,7 @@
         </w:numPr>
       </w:pPr>
       <w:r>
+        <w:lastRenderedPageBreak/>
         <w:t xml:space="preserve">To get O(n) there should only be 1 pass and </w:t>
       </w:r>
       <w:r>
@@ -5238,7 +5542,6 @@
         <w:rPr>
           <w:noProof/>
         </w:rPr>
-        <w:lastRenderedPageBreak/>
         <w:drawing>
           <wp:inline distT="0" distB="0" distL="0" distR="0" wp14:anchorId="70FC2D3B" wp14:editId="152D63D2">
             <wp:extent cx="4745965" cy="3586348"/>
@@ -5255,7 +5558,7 @@
                     <pic:cNvPicPr/>
                   </pic:nvPicPr>
                   <pic:blipFill>
-                    <a:blip r:embed="rId22"/>
+                    <a:blip r:embed="rId24"/>
                     <a:stretch>
                       <a:fillRect/>
                     </a:stretch>
@@ -5331,8 +5634,9 @@
       <w:pPr>
         <w:pStyle w:val="Heading2"/>
       </w:pPr>
-      <w:bookmarkStart w:id="7" w:name="_Toc205465520"/>
-      <w:r>
+      <w:bookmarkStart w:id="7" w:name="_Toc207705042"/>
+      <w:r>
+        <w:lastRenderedPageBreak/>
         <w:t>56</w:t>
       </w:r>
       <w:r>
@@ -5364,7 +5668,7 @@
                     <pic:cNvPicPr/>
                   </pic:nvPicPr>
                   <pic:blipFill>
-                    <a:blip r:embed="rId23"/>
+                    <a:blip r:embed="rId25"/>
                     <a:stretch>
                       <a:fillRect/>
                     </a:stretch>
@@ -5436,7 +5740,6 @@
         </w:numPr>
       </w:pPr>
       <w:r>
-        <w:lastRenderedPageBreak/>
         <w:t xml:space="preserve">After confirming it’s mergeable, </w:t>
       </w:r>
       <w:r>
@@ -5494,7 +5797,7 @@
                     <pic:cNvPicPr/>
                   </pic:nvPicPr>
                   <pic:blipFill>
-                    <a:blip r:embed="rId24"/>
+                    <a:blip r:embed="rId26"/>
                     <a:stretch>
                       <a:fillRect/>
                     </a:stretch>
@@ -5554,7 +5857,250 @@
       <w:pPr>
         <w:pStyle w:val="Heading2"/>
       </w:pPr>
-      <w:bookmarkStart w:id="8" w:name="_Toc205465521"/>
+      <w:bookmarkStart w:id="8" w:name="_Toc207705043"/>
+      <w:r>
+        <w:lastRenderedPageBreak/>
+        <w:t>75- Sort Colors</w:t>
+      </w:r>
+      <w:r>
+        <w:t xml:space="preserve"> (Medium)</w:t>
+      </w:r>
+    </w:p>
+    <w:p>
+      <w:r>
+        <w:drawing>
+          <wp:inline distT="0" distB="0" distL="0" distR="0" wp14:anchorId="30C5A9A2" wp14:editId="1893423F">
+            <wp:extent cx="5206621" cy="2976007"/>
+            <wp:effectExtent l="0" t="0" r="0" b="0"/>
+            <wp:docPr id="1885560399" name="Picture 1" descr="Text&#10;&#10;AI-generated content may be incorrect."/>
+            <wp:cNvGraphicFramePr>
+              <a:graphicFrameLocks xmlns:a="http://schemas.openxmlformats.org/drawingml/2006/main" noChangeAspect="1"/>
+            </wp:cNvGraphicFramePr>
+            <a:graphic xmlns:a="http://schemas.openxmlformats.org/drawingml/2006/main">
+              <a:graphicData uri="http://schemas.openxmlformats.org/drawingml/2006/picture">
+                <pic:pic xmlns:pic="http://schemas.openxmlformats.org/drawingml/2006/picture">
+                  <pic:nvPicPr>
+                    <pic:cNvPr id="1885560399" name="Picture 1" descr="Text&#10;&#10;AI-generated content may be incorrect."/>
+                    <pic:cNvPicPr/>
+                  </pic:nvPicPr>
+                  <pic:blipFill>
+                    <a:blip r:embed="rId27"/>
+                    <a:stretch>
+                      <a:fillRect/>
+                    </a:stretch>
+                  </pic:blipFill>
+                  <pic:spPr>
+                    <a:xfrm>
+                      <a:off x="0" y="0"/>
+                      <a:ext cx="5211622" cy="2978865"/>
+                    </a:xfrm>
+                    <a:prstGeom prst="rect">
+                      <a:avLst/>
+                    </a:prstGeom>
+                  </pic:spPr>
+                </pic:pic>
+              </a:graphicData>
+            </a:graphic>
+          </wp:inline>
+        </w:drawing>
+      </w:r>
+    </w:p>
+    <w:p>
+      <w:pPr>
+        <w:pStyle w:val="ListParagraph"/>
+        <w:numPr>
+          <w:ilvl w:val="0"/>
+          <w:numId w:val="22"/>
+        </w:numPr>
+      </w:pPr>
+      <w:r>
+        <w:t>It’s nice the colors are either 0,</w:t>
+      </w:r>
+      <w:proofErr w:type="gramStart"/>
+      <w:r>
+        <w:t>1,or</w:t>
+      </w:r>
+      <w:proofErr w:type="gramEnd"/>
+      <w:r>
+        <w:t xml:space="preserve"> 3</w:t>
+      </w:r>
+      <w:r>
+        <w:t>, we can use counting sort to solve this problem</w:t>
+      </w:r>
+    </w:p>
+    <w:p>
+      <w:pPr>
+        <w:pStyle w:val="ListParagraph"/>
+        <w:numPr>
+          <w:ilvl w:val="0"/>
+          <w:numId w:val="22"/>
+        </w:numPr>
+      </w:pPr>
+      <w:r>
+        <w:t>First, traverse the list and use if statement to count the number of occurrences for each number, initialize count1, count2, and count2</w:t>
+      </w:r>
+    </w:p>
+    <w:p>
+      <w:pPr>
+        <w:pStyle w:val="ListParagraph"/>
+        <w:numPr>
+          <w:ilvl w:val="0"/>
+          <w:numId w:val="22"/>
+        </w:numPr>
+      </w:pPr>
+      <w:r>
+        <w:t>Then traverse the number list one more</w:t>
+      </w:r>
+      <w:r>
+        <w:t xml:space="preserve"> time</w:t>
+      </w:r>
+      <w:r>
+        <w:t xml:space="preserve">, this time is to the </w:t>
+      </w:r>
+      <w:r>
+        <w:t xml:space="preserve">counts that accumulated in the last pass to update the array in place. </w:t>
+      </w:r>
+    </w:p>
+    <w:p>
+      <w:pPr>
+        <w:pStyle w:val="ListParagraph"/>
+        <w:numPr>
+          <w:ilvl w:val="1"/>
+          <w:numId w:val="22"/>
+        </w:numPr>
+      </w:pPr>
+      <w:r>
+        <w:t xml:space="preserve">This is achieved by keeping track of the traversal pointer, </w:t>
+      </w:r>
+      <w:r>
+        <w:t xml:space="preserve">if the </w:t>
+      </w:r>
+      <w:r>
+        <w:t xml:space="preserve">index </w:t>
+      </w:r>
+      <w:r>
+        <w:t xml:space="preserve">pointer is smaller than count1, </w:t>
+      </w:r>
+      <w:r>
+        <w:t>the index is where 0 will go</w:t>
+      </w:r>
+      <w:r>
+        <w:t xml:space="preserve">, </w:t>
+      </w:r>
+      <w:r>
+        <w:t xml:space="preserve">larger than count1 </w:t>
+      </w:r>
+      <w:r>
+        <w:t>but smaller than</w:t>
+      </w:r>
+      <w:r>
+        <w:t xml:space="preserve"> count2 it </w:t>
+      </w:r>
+      <w:r>
+        <w:t>will be</w:t>
+      </w:r>
+      <w:r>
+        <w:t xml:space="preserve"> color</w:t>
+      </w:r>
+      <w:r>
+        <w:t xml:space="preserve"> 1, </w:t>
+      </w:r>
+      <w:r>
+        <w:t xml:space="preserve">larger than count2 </w:t>
+      </w:r>
+      <w:r>
+        <w:t>it will be color</w:t>
+      </w:r>
+      <w:r>
+        <w:t xml:space="preserve"> corresponding to count3 which is 2.</w:t>
+      </w:r>
+    </w:p>
+    <w:p>
+      <w:pPr>
+        <w:pStyle w:val="ListParagraph"/>
+        <w:numPr>
+          <w:ilvl w:val="0"/>
+          <w:numId w:val="22"/>
+        </w:numPr>
+      </w:pPr>
+      <w:r>
+        <w:lastRenderedPageBreak/>
+        <w:drawing>
+          <wp:inline distT="0" distB="0" distL="0" distR="0" wp14:anchorId="29D3CDCD" wp14:editId="485B5558">
+            <wp:extent cx="5943600" cy="3820795"/>
+            <wp:effectExtent l="0" t="0" r="0" b="8255"/>
+            <wp:docPr id="448217078" name="Picture 1"/>
+            <wp:cNvGraphicFramePr>
+              <a:graphicFrameLocks xmlns:a="http://schemas.openxmlformats.org/drawingml/2006/main" noChangeAspect="1"/>
+            </wp:cNvGraphicFramePr>
+            <a:graphic xmlns:a="http://schemas.openxmlformats.org/drawingml/2006/main">
+              <a:graphicData uri="http://schemas.openxmlformats.org/drawingml/2006/picture">
+                <pic:pic xmlns:pic="http://schemas.openxmlformats.org/drawingml/2006/picture">
+                  <pic:nvPicPr>
+                    <pic:cNvPr id="448217078" name=""/>
+                    <pic:cNvPicPr/>
+                  </pic:nvPicPr>
+                  <pic:blipFill>
+                    <a:blip r:embed="rId28"/>
+                    <a:stretch>
+                      <a:fillRect/>
+                    </a:stretch>
+                  </pic:blipFill>
+                  <pic:spPr>
+                    <a:xfrm>
+                      <a:off x="0" y="0"/>
+                      <a:ext cx="5943600" cy="3820795"/>
+                    </a:xfrm>
+                    <a:prstGeom prst="rect">
+                      <a:avLst/>
+                    </a:prstGeom>
+                  </pic:spPr>
+                </pic:pic>
+              </a:graphicData>
+            </a:graphic>
+          </wp:inline>
+        </w:drawing>
+      </w:r>
+    </w:p>
+    <w:p>
+      <w:pPr>
+        <w:pStyle w:val="ListParagraph"/>
+        <w:numPr>
+          <w:ilvl w:val="0"/>
+          <w:numId w:val="22"/>
+        </w:numPr>
+      </w:pPr>
+      <w:r>
+        <w:t>Time: O(n) – two passes,</w:t>
+      </w:r>
+    </w:p>
+    <w:p>
+      <w:pPr>
+        <w:pStyle w:val="ListParagraph"/>
+        <w:numPr>
+          <w:ilvl w:val="0"/>
+          <w:numId w:val="22"/>
+        </w:numPr>
+      </w:pPr>
+      <w:r>
+        <w:t>Space</w:t>
+      </w:r>
+      <w:r>
+        <w:t xml:space="preserve">: </w:t>
+      </w:r>
+      <w:proofErr w:type="gramStart"/>
+      <w:r>
+        <w:t>O(</w:t>
+      </w:r>
+      <w:proofErr w:type="gramEnd"/>
+      <w:r>
+        <w:t>1) – no additional memory allocated</w:t>
+      </w:r>
+    </w:p>
+    <w:p>
+      <w:pPr>
+        <w:pStyle w:val="Heading2"/>
+      </w:pPr>
       <w:r>
         <w:lastRenderedPageBreak/>
         <w:t>88- Merge Sorted Array</w:t>
@@ -5582,7 +6128,7 @@
                     <pic:cNvPicPr/>
                   </pic:nvPicPr>
                   <pic:blipFill>
-                    <a:blip r:embed="rId25"/>
+                    <a:blip r:embed="rId29"/>
                     <a:stretch>
                       <a:fillRect/>
                     </a:stretch>
@@ -5737,7 +6283,7 @@
                     <pic:cNvPicPr/>
                   </pic:nvPicPr>
                   <pic:blipFill>
-                    <a:blip r:embed="rId26"/>
+                    <a:blip r:embed="rId30"/>
                     <a:stretch>
                       <a:fillRect/>
                     </a:stretch>
@@ -5889,7 +6435,7 @@
                     <pic:cNvPicPr/>
                   </pic:nvPicPr>
                   <pic:blipFill>
-                    <a:blip r:embed="rId27"/>
+                    <a:blip r:embed="rId31"/>
                     <a:stretch>
                       <a:fillRect/>
                     </a:stretch>
@@ -5954,7 +6500,7 @@
       <w:pPr>
         <w:pStyle w:val="Heading2"/>
       </w:pPr>
-      <w:bookmarkStart w:id="9" w:name="_Toc205465522"/>
+      <w:bookmarkStart w:id="9" w:name="_Toc207705044"/>
       <w:r>
         <w:lastRenderedPageBreak/>
         <w:t>162-Find Peak Element</w:t>
@@ -5982,7 +6528,7 @@
                     <pic:cNvPicPr/>
                   </pic:nvPicPr>
                   <pic:blipFill>
-                    <a:blip r:embed="rId28">
+                    <a:blip r:embed="rId32">
                       <a:extLst>
                         <a:ext uri="{28A0092B-C50C-407E-A947-70E740481C1C}">
                           <a14:useLocalDpi xmlns:a14="http://schemas.microsoft.com/office/drawing/2010/main" val="0"/>
@@ -6192,7 +6738,7 @@
                     <pic:cNvPicPr/>
                   </pic:nvPicPr>
                   <pic:blipFill>
-                    <a:blip r:embed="rId29">
+                    <a:blip r:embed="rId33">
                       <a:extLst>
                         <a:ext uri="{28A0092B-C50C-407E-A947-70E740481C1C}">
                           <a14:useLocalDpi xmlns:a14="http://schemas.microsoft.com/office/drawing/2010/main" val="0"/>
@@ -6263,7 +6809,7 @@
       <w:pPr>
         <w:pStyle w:val="Heading2"/>
       </w:pPr>
-      <w:bookmarkStart w:id="10" w:name="_Toc205465523"/>
+      <w:bookmarkStart w:id="10" w:name="_Toc207705045"/>
       <w:r>
         <w:lastRenderedPageBreak/>
         <w:t>118- Pascal’s Triangle</w:t>
@@ -6291,7 +6837,7 @@
                     <pic:cNvPicPr/>
                   </pic:nvPicPr>
                   <pic:blipFill>
-                    <a:blip r:embed="rId30">
+                    <a:blip r:embed="rId34">
                       <a:extLst>
                         <a:ext uri="{28A0092B-C50C-407E-A947-70E740481C1C}">
                           <a14:useLocalDpi xmlns:a14="http://schemas.microsoft.com/office/drawing/2010/main" val="0"/>
@@ -6342,7 +6888,7 @@
                     <pic:cNvPicPr/>
                   </pic:nvPicPr>
                   <pic:blipFill>
-                    <a:blip r:embed="rId31">
+                    <a:blip r:embed="rId35">
                       <a:extLst>
                         <a:ext uri="{28A0092B-C50C-407E-A947-70E740481C1C}">
                           <a14:useLocalDpi xmlns:a14="http://schemas.microsoft.com/office/drawing/2010/main" val="0"/>
@@ -6483,7 +7029,7 @@
                     <pic:cNvPicPr/>
                   </pic:nvPicPr>
                   <pic:blipFill>
-                    <a:blip r:embed="rId32">
+                    <a:blip r:embed="rId36">
                       <a:extLst>
                         <a:ext uri="{28A0092B-C50C-407E-A947-70E740481C1C}">
                           <a14:useLocalDpi xmlns:a14="http://schemas.microsoft.com/office/drawing/2010/main" val="0"/>
@@ -6524,7 +7070,7 @@
       <w:pPr>
         <w:pStyle w:val="Heading2"/>
       </w:pPr>
-      <w:bookmarkStart w:id="11" w:name="_Toc205465524"/>
+      <w:bookmarkStart w:id="11" w:name="_Toc207705046"/>
       <w:r>
         <w:t>121-Best Time to Buy and Sell Stock</w:t>
       </w:r>
@@ -6532,6 +7078,9 @@
     </w:p>
     <w:p>
       <w:r>
+        <w:rPr>
+          <w:noProof/>
+        </w:rPr>
         <w:drawing>
           <wp:inline distT="0" distB="0" distL="0" distR="0" wp14:anchorId="528252F5" wp14:editId="5025E800">
             <wp:extent cx="5943600" cy="3120390"/>
@@ -6548,7 +7097,7 @@
                     <pic:cNvPicPr/>
                   </pic:nvPicPr>
                   <pic:blipFill>
-                    <a:blip r:embed="rId33"/>
+                    <a:blip r:embed="rId37"/>
                     <a:stretch>
                       <a:fillRect/>
                     </a:stretch>
@@ -6664,6 +7213,9 @@
         </w:numPr>
       </w:pPr>
       <w:r>
+        <w:rPr>
+          <w:noProof/>
+        </w:rPr>
         <w:lastRenderedPageBreak/>
         <w:drawing>
           <wp:inline distT="0" distB="0" distL="0" distR="0" wp14:anchorId="64FE7E25" wp14:editId="46220FA1">
@@ -6681,7 +7233,7 @@
                     <pic:cNvPicPr/>
                   </pic:nvPicPr>
                   <pic:blipFill>
-                    <a:blip r:embed="rId34"/>
+                    <a:blip r:embed="rId38"/>
                     <a:stretch>
                       <a:fillRect/>
                     </a:stretch>
@@ -6738,7 +7290,7 @@
       <w:pPr>
         <w:pStyle w:val="Heading2"/>
       </w:pPr>
-      <w:bookmarkStart w:id="12" w:name="_Toc205465525"/>
+      <w:bookmarkStart w:id="12" w:name="_Toc207705047"/>
       <w:r>
         <w:lastRenderedPageBreak/>
         <w:t>215- Kth Largest Element in an Array</w:t>
@@ -6766,7 +7318,7 @@
                     <pic:cNvPicPr/>
                   </pic:nvPicPr>
                   <pic:blipFill>
-                    <a:blip r:embed="rId35">
+                    <a:blip r:embed="rId39">
                       <a:extLst>
                         <a:ext uri="{28A0092B-C50C-407E-A947-70E740481C1C}">
                           <a14:useLocalDpi xmlns:a14="http://schemas.microsoft.com/office/drawing/2010/main" val="0"/>
@@ -6860,7 +7412,7 @@
                     <pic:cNvPicPr/>
                   </pic:nvPicPr>
                   <pic:blipFill>
-                    <a:blip r:embed="rId36">
+                    <a:blip r:embed="rId40">
                       <a:extLst>
                         <a:ext uri="{28A0092B-C50C-407E-A947-70E740481C1C}">
                           <a14:useLocalDpi xmlns:a14="http://schemas.microsoft.com/office/drawing/2010/main" val="0"/>
@@ -6963,7 +7515,7 @@
                     <pic:cNvPicPr/>
                   </pic:nvPicPr>
                   <pic:blipFill>
-                    <a:blip r:embed="rId37">
+                    <a:blip r:embed="rId41">
                       <a:extLst>
                         <a:ext uri="{28A0092B-C50C-407E-A947-70E740481C1C}">
                           <a14:useLocalDpi xmlns:a14="http://schemas.microsoft.com/office/drawing/2010/main" val="0"/>
@@ -7022,26 +7574,252 @@
         <w:t>Space: O(k)</w:t>
       </w:r>
     </w:p>
-    <w:p/>
+    <w:p>
+      <w:pPr>
+        <w:pStyle w:val="Heading2"/>
+      </w:pPr>
+      <w:bookmarkStart w:id="13" w:name="_Toc207705048"/>
+      <w:r>
+        <w:t>647</w:t>
+      </w:r>
+      <w:r>
+        <w:t>-Palindromic Substrings</w:t>
+      </w:r>
+      <w:bookmarkEnd w:id="13"/>
+    </w:p>
+    <w:p>
+      <w:r>
+        <w:drawing>
+          <wp:inline distT="0" distB="0" distL="0" distR="0" wp14:anchorId="791A5EA4" wp14:editId="6CA8B9BD">
+            <wp:extent cx="4058200" cy="3527946"/>
+            <wp:effectExtent l="0" t="0" r="0" b="0"/>
+            <wp:docPr id="477933749" name="Picture 1" descr="Text&#10;&#10;AI-generated content may be incorrect."/>
+            <wp:cNvGraphicFramePr>
+              <a:graphicFrameLocks xmlns:a="http://schemas.openxmlformats.org/drawingml/2006/main" noChangeAspect="1"/>
+            </wp:cNvGraphicFramePr>
+            <a:graphic xmlns:a="http://schemas.openxmlformats.org/drawingml/2006/main">
+              <a:graphicData uri="http://schemas.openxmlformats.org/drawingml/2006/picture">
+                <pic:pic xmlns:pic="http://schemas.openxmlformats.org/drawingml/2006/picture">
+                  <pic:nvPicPr>
+                    <pic:cNvPr id="477933749" name="Picture 1" descr="Text&#10;&#10;AI-generated content may be incorrect."/>
+                    <pic:cNvPicPr/>
+                  </pic:nvPicPr>
+                  <pic:blipFill>
+                    <a:blip r:embed="rId42"/>
+                    <a:stretch>
+                      <a:fillRect/>
+                    </a:stretch>
+                  </pic:blipFill>
+                  <pic:spPr>
+                    <a:xfrm>
+                      <a:off x="0" y="0"/>
+                      <a:ext cx="4065057" cy="3533907"/>
+                    </a:xfrm>
+                    <a:prstGeom prst="rect">
+                      <a:avLst/>
+                    </a:prstGeom>
+                  </pic:spPr>
+                </pic:pic>
+              </a:graphicData>
+            </a:graphic>
+          </wp:inline>
+        </w:drawing>
+      </w:r>
+    </w:p>
+    <w:p>
+      <w:pPr>
+        <w:pStyle w:val="ListParagraph"/>
+        <w:numPr>
+          <w:ilvl w:val="0"/>
+          <w:numId w:val="20"/>
+        </w:numPr>
+      </w:pPr>
+      <w:r>
+        <w:t xml:space="preserve">Good to know that </w:t>
+      </w:r>
+      <w:r>
+        <w:t xml:space="preserve">any repeated </w:t>
+      </w:r>
+      <w:proofErr w:type="gramStart"/>
+      <w:r>
+        <w:t>palindromes</w:t>
+      </w:r>
+      <w:proofErr w:type="gramEnd"/>
+      <w:r>
+        <w:t xml:space="preserve"> also </w:t>
+      </w:r>
+      <w:proofErr w:type="gramStart"/>
+      <w:r>
+        <w:t>counts</w:t>
+      </w:r>
+      <w:proofErr w:type="gramEnd"/>
+      <w:r>
+        <w:t xml:space="preserve">, </w:t>
+      </w:r>
+      <w:r>
+        <w:t>a single character also counts as one</w:t>
+      </w:r>
+    </w:p>
+    <w:p>
+      <w:pPr>
+        <w:pStyle w:val="ListParagraph"/>
+        <w:numPr>
+          <w:ilvl w:val="0"/>
+          <w:numId w:val="20"/>
+        </w:numPr>
+      </w:pPr>
+      <w:r>
+        <w:t xml:space="preserve">We can traverse through all </w:t>
+      </w:r>
+      <w:r>
+        <w:t>the letters</w:t>
+      </w:r>
+      <w:r>
+        <w:t>, and expand the window to check for palindrome</w:t>
+      </w:r>
+    </w:p>
+    <w:p>
+      <w:pPr>
+        <w:pStyle w:val="ListParagraph"/>
+        <w:numPr>
+          <w:ilvl w:val="0"/>
+          <w:numId w:val="20"/>
+        </w:numPr>
+      </w:pPr>
+      <w:r>
+        <w:lastRenderedPageBreak/>
+        <w:t xml:space="preserve">Need to understand that there are odd and even palindromes, </w:t>
+      </w:r>
+      <w:r>
+        <w:t xml:space="preserve">odd palindromes start in the same </w:t>
+      </w:r>
+      <w:proofErr w:type="gramStart"/>
+      <w:r>
+        <w:t>spot, and</w:t>
+      </w:r>
+      <w:proofErr w:type="gramEnd"/>
+      <w:r>
+        <w:t xml:space="preserve"> even </w:t>
+      </w:r>
+      <w:proofErr w:type="gramStart"/>
+      <w:r>
+        <w:t>starts</w:t>
+      </w:r>
+      <w:proofErr w:type="gramEnd"/>
+      <w:r>
+        <w:t xml:space="preserve"> in adjacent spots</w:t>
+      </w:r>
+      <w:r>
+        <w:t>. Then expand from those spots.</w:t>
+      </w:r>
+    </w:p>
+    <w:p>
+      <w:pPr>
+        <w:pStyle w:val="ListParagraph"/>
+        <w:numPr>
+          <w:ilvl w:val="0"/>
+          <w:numId w:val="20"/>
+        </w:numPr>
+      </w:pPr>
+      <w:r>
+        <w:drawing>
+          <wp:inline distT="0" distB="0" distL="0" distR="0" wp14:anchorId="369B79B2" wp14:editId="16E4A3AD">
+            <wp:extent cx="5943600" cy="3102610"/>
+            <wp:effectExtent l="0" t="0" r="0" b="2540"/>
+            <wp:docPr id="2132746000" name="Picture 1" descr="Text&#10;&#10;AI-generated content may be incorrect."/>
+            <wp:cNvGraphicFramePr>
+              <a:graphicFrameLocks xmlns:a="http://schemas.openxmlformats.org/drawingml/2006/main" noChangeAspect="1"/>
+            </wp:cNvGraphicFramePr>
+            <a:graphic xmlns:a="http://schemas.openxmlformats.org/drawingml/2006/main">
+              <a:graphicData uri="http://schemas.openxmlformats.org/drawingml/2006/picture">
+                <pic:pic xmlns:pic="http://schemas.openxmlformats.org/drawingml/2006/picture">
+                  <pic:nvPicPr>
+                    <pic:cNvPr id="2132746000" name="Picture 1" descr="Text&#10;&#10;AI-generated content may be incorrect."/>
+                    <pic:cNvPicPr/>
+                  </pic:nvPicPr>
+                  <pic:blipFill>
+                    <a:blip r:embed="rId43"/>
+                    <a:stretch>
+                      <a:fillRect/>
+                    </a:stretch>
+                  </pic:blipFill>
+                  <pic:spPr>
+                    <a:xfrm>
+                      <a:off x="0" y="0"/>
+                      <a:ext cx="5943600" cy="3102610"/>
+                    </a:xfrm>
+                    <a:prstGeom prst="rect">
+                      <a:avLst/>
+                    </a:prstGeom>
+                  </pic:spPr>
+                </pic:pic>
+              </a:graphicData>
+            </a:graphic>
+          </wp:inline>
+        </w:drawing>
+      </w:r>
+    </w:p>
+    <w:p>
+      <w:pPr>
+        <w:pStyle w:val="ListParagraph"/>
+        <w:numPr>
+          <w:ilvl w:val="0"/>
+          <w:numId w:val="20"/>
+        </w:numPr>
+      </w:pPr>
+      <w:r>
+        <w:t>Time: O(n^2) – at worst</w:t>
+      </w:r>
+      <w:r>
+        <w:t xml:space="preserve"> all characters are the same, the pointers would traverse </w:t>
+      </w:r>
+      <w:r>
+        <w:t>the entire array for every single character</w:t>
+      </w:r>
+    </w:p>
+    <w:p>
+      <w:pPr>
+        <w:pStyle w:val="ListParagraph"/>
+        <w:numPr>
+          <w:ilvl w:val="0"/>
+          <w:numId w:val="20"/>
+        </w:numPr>
+      </w:pPr>
+      <w:r>
+        <w:t xml:space="preserve">Space: </w:t>
+      </w:r>
+      <w:proofErr w:type="gramStart"/>
+      <w:r>
+        <w:t>O(</w:t>
+      </w:r>
+      <w:proofErr w:type="gramEnd"/>
+      <w:r>
+        <w:t>1)</w:t>
+      </w:r>
+      <w:r>
+        <w:t xml:space="preserve"> – no additional spaces allocated</w:t>
+      </w:r>
+    </w:p>
     <w:p>
       <w:pPr>
         <w:pStyle w:val="Heading1"/>
       </w:pPr>
-      <w:bookmarkStart w:id="13" w:name="_Toc205465526"/>
-      <w:r>
+      <w:bookmarkStart w:id="14" w:name="_Toc207705049"/>
+      <w:r>
+        <w:lastRenderedPageBreak/>
         <w:t>Functions</w:t>
       </w:r>
-      <w:bookmarkEnd w:id="13"/>
+      <w:bookmarkEnd w:id="14"/>
     </w:p>
     <w:p>
       <w:pPr>
         <w:pStyle w:val="Heading2"/>
       </w:pPr>
-      <w:bookmarkStart w:id="14" w:name="_Toc205465527"/>
+      <w:bookmarkStart w:id="15" w:name="_Toc207705050"/>
       <w:r>
         <w:t>825-Random Pick with weight</w:t>
       </w:r>
-      <w:bookmarkEnd w:id="14"/>
+      <w:bookmarkEnd w:id="15"/>
     </w:p>
     <w:p>
       <w:r>
@@ -7064,7 +7842,7 @@
                     <pic:cNvPicPr/>
                   </pic:nvPicPr>
                   <pic:blipFill>
-                    <a:blip r:embed="rId38">
+                    <a:blip r:embed="rId44">
                       <a:extLst>
                         <a:ext uri="{28A0092B-C50C-407E-A947-70E740481C1C}">
                           <a14:useLocalDpi xmlns:a14="http://schemas.microsoft.com/office/drawing/2010/main" val="0"/>
@@ -7163,7 +7941,6 @@
       <w:proofErr w:type="spellStart"/>
       <w:proofErr w:type="gramStart"/>
       <w:r>
-        <w:lastRenderedPageBreak/>
         <w:t>pickIndex</w:t>
       </w:r>
       <w:proofErr w:type="spellEnd"/>
@@ -7388,6 +8165,7 @@
         </w:numPr>
       </w:pPr>
       <w:r>
+        <w:lastRenderedPageBreak/>
         <w:t>index 2: 2/6</w:t>
       </w:r>
     </w:p>
@@ -7404,7 +8182,6 @@
           <w:noProof/>
           <w14:ligatures w14:val="standardContextual"/>
         </w:rPr>
-        <w:lastRenderedPageBreak/>
         <w:drawing>
           <wp:inline distT="0" distB="0" distL="0" distR="0" wp14:anchorId="24F4E68F" wp14:editId="79031AC4">
             <wp:extent cx="5867400" cy="5803900"/>
@@ -7421,7 +8198,7 @@
                     <pic:cNvPicPr/>
                   </pic:nvPicPr>
                   <pic:blipFill>
-                    <a:blip r:embed="rId39">
+                    <a:blip r:embed="rId45">
                       <a:extLst>
                         <a:ext uri="{28A0092B-C50C-407E-A947-70E740481C1C}">
                           <a14:useLocalDpi xmlns:a14="http://schemas.microsoft.com/office/drawing/2010/main" val="0"/>
@@ -7487,12 +8264,12 @@
       <w:pPr>
         <w:pStyle w:val="Heading2"/>
       </w:pPr>
-      <w:bookmarkStart w:id="15" w:name="_Toc205465528"/>
+      <w:bookmarkStart w:id="16" w:name="_Toc207705051"/>
       <w:r>
         <w:lastRenderedPageBreak/>
         <w:t>1570-Dot Product of Two Sparse Vectors</w:t>
       </w:r>
-      <w:bookmarkEnd w:id="15"/>
+      <w:bookmarkEnd w:id="16"/>
     </w:p>
     <w:p>
       <w:r>
@@ -7515,7 +8292,7 @@
                     <pic:cNvPicPr/>
                   </pic:nvPicPr>
                   <pic:blipFill>
-                    <a:blip r:embed="rId40">
+                    <a:blip r:embed="rId46">
                       <a:extLst>
                         <a:ext uri="{28A0092B-C50C-407E-A947-70E740481C1C}">
                           <a14:useLocalDpi xmlns:a14="http://schemas.microsoft.com/office/drawing/2010/main" val="0"/>
@@ -7777,7 +8554,7 @@
                     <pic:cNvPicPr/>
                   </pic:nvPicPr>
                   <pic:blipFill>
-                    <a:blip r:embed="rId41">
+                    <a:blip r:embed="rId47">
                       <a:extLst>
                         <a:ext uri="{28A0092B-C50C-407E-A947-70E740481C1C}">
                           <a14:useLocalDpi xmlns:a14="http://schemas.microsoft.com/office/drawing/2010/main" val="0"/>
@@ -7905,18 +8682,18 @@
       <w:pPr>
         <w:pStyle w:val="Heading1"/>
       </w:pPr>
-      <w:bookmarkStart w:id="16" w:name="_Toc205465529"/>
+      <w:bookmarkStart w:id="17" w:name="_Toc207705052"/>
       <w:r>
         <w:lastRenderedPageBreak/>
         <w:t>Strings</w:t>
       </w:r>
-      <w:bookmarkEnd w:id="16"/>
+      <w:bookmarkEnd w:id="17"/>
     </w:p>
     <w:p>
       <w:pPr>
         <w:pStyle w:val="Heading2"/>
       </w:pPr>
-      <w:bookmarkStart w:id="17" w:name="_Toc205465530"/>
+      <w:bookmarkStart w:id="18" w:name="_Toc207705053"/>
       <w:r>
         <w:t xml:space="preserve">8-String to </w:t>
       </w:r>
@@ -7928,7 +8705,7 @@
       <w:r>
         <w:t>ATOI)</w:t>
       </w:r>
-      <w:bookmarkEnd w:id="17"/>
+      <w:bookmarkEnd w:id="18"/>
     </w:p>
     <w:p>
       <w:r>
@@ -7951,7 +8728,7 @@
                     <pic:cNvPicPr/>
                   </pic:nvPicPr>
                   <pic:blipFill>
-                    <a:blip r:embed="rId42"/>
+                    <a:blip r:embed="rId48"/>
                     <a:stretch>
                       <a:fillRect/>
                     </a:stretch>
@@ -8002,12 +8779,12 @@
       <w:pPr>
         <w:pStyle w:val="Heading2"/>
       </w:pPr>
-      <w:bookmarkStart w:id="18" w:name="_Toc205465531"/>
+      <w:bookmarkStart w:id="19" w:name="_Toc207705054"/>
       <w:r>
         <w:lastRenderedPageBreak/>
         <w:t>71 – Simplify Path</w:t>
       </w:r>
-      <w:bookmarkEnd w:id="18"/>
+      <w:bookmarkEnd w:id="19"/>
     </w:p>
     <w:p>
       <w:r>
@@ -8030,7 +8807,7 @@
                     <pic:cNvPicPr/>
                   </pic:nvPicPr>
                   <pic:blipFill>
-                    <a:blip r:embed="rId43"/>
+                    <a:blip r:embed="rId49"/>
                     <a:stretch>
                       <a:fillRect/>
                     </a:stretch>
@@ -8164,7 +8941,7 @@
                     <pic:cNvPicPr/>
                   </pic:nvPicPr>
                   <pic:blipFill>
-                    <a:blip r:embed="rId44"/>
+                    <a:blip r:embed="rId50"/>
                     <a:stretch>
                       <a:fillRect/>
                     </a:stretch>
@@ -8219,12 +8996,12 @@
       <w:pPr>
         <w:pStyle w:val="Heading2"/>
       </w:pPr>
-      <w:bookmarkStart w:id="19" w:name="_Toc205465532"/>
+      <w:bookmarkStart w:id="20" w:name="_Toc207705055"/>
       <w:r>
         <w:lastRenderedPageBreak/>
         <w:t>227 – Basic Calculator II</w:t>
       </w:r>
-      <w:bookmarkEnd w:id="19"/>
+      <w:bookmarkEnd w:id="20"/>
     </w:p>
     <w:p>
       <w:r>
@@ -8247,7 +9024,7 @@
                     <pic:cNvPicPr/>
                   </pic:nvPicPr>
                   <pic:blipFill>
-                    <a:blip r:embed="rId45">
+                    <a:blip r:embed="rId51">
                       <a:extLst>
                         <a:ext uri="{28A0092B-C50C-407E-A947-70E740481C1C}">
                           <a14:useLocalDpi xmlns:a14="http://schemas.microsoft.com/office/drawing/2010/main" val="0"/>
@@ -8414,7 +9191,7 @@
                     <pic:cNvPicPr/>
                   </pic:nvPicPr>
                   <pic:blipFill>
-                    <a:blip r:embed="rId46">
+                    <a:blip r:embed="rId52">
                       <a:extLst>
                         <a:ext uri="{28A0092B-C50C-407E-A947-70E740481C1C}">
                           <a14:useLocalDpi xmlns:a14="http://schemas.microsoft.com/office/drawing/2010/main" val="0"/>
@@ -8469,7 +9246,7 @@
                     <pic:cNvPicPr/>
                   </pic:nvPicPr>
                   <pic:blipFill>
-                    <a:blip r:embed="rId47">
+                    <a:blip r:embed="rId53">
                       <a:extLst>
                         <a:ext uri="{28A0092B-C50C-407E-A947-70E740481C1C}">
                           <a14:useLocalDpi xmlns:a14="http://schemas.microsoft.com/office/drawing/2010/main" val="0"/>
@@ -8530,12 +9307,12 @@
       <w:pPr>
         <w:pStyle w:val="Heading2"/>
       </w:pPr>
-      <w:bookmarkStart w:id="20" w:name="_Toc205465533"/>
+      <w:bookmarkStart w:id="21" w:name="_Toc207705056"/>
       <w:r>
         <w:lastRenderedPageBreak/>
         <w:t>1249 – Minimum Remove to Make Valid Parentheses</w:t>
       </w:r>
-      <w:bookmarkEnd w:id="20"/>
+      <w:bookmarkEnd w:id="21"/>
     </w:p>
     <w:p>
       <w:r>
@@ -8558,7 +9335,7 @@
                     <pic:cNvPicPr/>
                   </pic:nvPicPr>
                   <pic:blipFill>
-                    <a:blip r:embed="rId48">
+                    <a:blip r:embed="rId54">
                       <a:extLst>
                         <a:ext uri="{28A0092B-C50C-407E-A947-70E740481C1C}">
                           <a14:useLocalDpi xmlns:a14="http://schemas.microsoft.com/office/drawing/2010/main" val="0"/>
@@ -8670,7 +9447,7 @@
                     <pic:cNvPicPr/>
                   </pic:nvPicPr>
                   <pic:blipFill>
-                    <a:blip r:embed="rId49">
+                    <a:blip r:embed="rId55">
                       <a:extLst>
                         <a:ext uri="{28A0092B-C50C-407E-A947-70E740481C1C}">
                           <a14:useLocalDpi xmlns:a14="http://schemas.microsoft.com/office/drawing/2010/main" val="0"/>
@@ -8725,17 +9502,17 @@
       <w:pPr>
         <w:pStyle w:val="Heading1"/>
       </w:pPr>
-      <w:bookmarkStart w:id="21" w:name="_Toc205465534"/>
+      <w:bookmarkStart w:id="22" w:name="_Toc207705057"/>
       <w:r>
         <w:t>Recursions</w:t>
       </w:r>
-      <w:bookmarkEnd w:id="21"/>
+      <w:bookmarkEnd w:id="22"/>
     </w:p>
     <w:p>
       <w:pPr>
         <w:pStyle w:val="Heading2"/>
       </w:pPr>
-      <w:bookmarkStart w:id="22" w:name="_Toc205465535"/>
+      <w:bookmarkStart w:id="23" w:name="_Toc207705058"/>
       <w:r>
         <w:t>50-Pow(</w:t>
       </w:r>
@@ -8749,7 +9526,7 @@
       <w:r>
         <w:t>)</w:t>
       </w:r>
-      <w:bookmarkEnd w:id="22"/>
+      <w:bookmarkEnd w:id="23"/>
     </w:p>
     <w:p>
       <w:r>
@@ -8772,7 +9549,7 @@
                     <pic:cNvPicPr/>
                   </pic:nvPicPr>
                   <pic:blipFill>
-                    <a:blip r:embed="rId50">
+                    <a:blip r:embed="rId56">
                       <a:extLst>
                         <a:ext uri="{28A0092B-C50C-407E-A947-70E740481C1C}">
                           <a14:useLocalDpi xmlns:a14="http://schemas.microsoft.com/office/drawing/2010/main" val="0"/>
@@ -8928,7 +9705,7 @@
                     <pic:cNvPicPr/>
                   </pic:nvPicPr>
                   <pic:blipFill>
-                    <a:blip r:embed="rId51">
+                    <a:blip r:embed="rId57">
                       <a:extLst>
                         <a:ext uri="{28A0092B-C50C-407E-A947-70E740481C1C}">
                           <a14:useLocalDpi xmlns:a14="http://schemas.microsoft.com/office/drawing/2010/main" val="0"/>
@@ -9000,22 +9777,22 @@
       <w:pPr>
         <w:pStyle w:val="Heading1"/>
       </w:pPr>
-      <w:bookmarkStart w:id="23" w:name="_Toc205465536"/>
+      <w:bookmarkStart w:id="24" w:name="_Toc207705059"/>
       <w:r>
         <w:lastRenderedPageBreak/>
         <w:t>DFS and BFS</w:t>
       </w:r>
-      <w:bookmarkEnd w:id="23"/>
+      <w:bookmarkEnd w:id="24"/>
     </w:p>
     <w:p>
       <w:pPr>
         <w:pStyle w:val="Heading2"/>
       </w:pPr>
-      <w:bookmarkStart w:id="24" w:name="_Toc205465537"/>
+      <w:bookmarkStart w:id="25" w:name="_Toc207705060"/>
       <w:r>
         <w:t>339-Nested List Weight Sum (medium)</w:t>
       </w:r>
-      <w:bookmarkEnd w:id="24"/>
+      <w:bookmarkEnd w:id="25"/>
     </w:p>
     <w:p>
       <w:r>
@@ -9038,7 +9815,7 @@
                     <pic:cNvPicPr/>
                   </pic:nvPicPr>
                   <pic:blipFill>
-                    <a:blip r:embed="rId52">
+                    <a:blip r:embed="rId58">
                       <a:extLst>
                         <a:ext uri="{28A0092B-C50C-407E-A947-70E740481C1C}">
                           <a14:useLocalDpi xmlns:a14="http://schemas.microsoft.com/office/drawing/2010/main" val="0"/>
@@ -9143,7 +9920,7 @@
                     <pic:cNvPicPr/>
                   </pic:nvPicPr>
                   <pic:blipFill>
-                    <a:blip r:embed="rId53">
+                    <a:blip r:embed="rId59">
                       <a:extLst>
                         <a:ext uri="{28A0092B-C50C-407E-A947-70E740481C1C}">
                           <a14:useLocalDpi xmlns:a14="http://schemas.microsoft.com/office/drawing/2010/main" val="0"/>
@@ -9353,7 +10130,7 @@
                     <pic:cNvPicPr/>
                   </pic:nvPicPr>
                   <pic:blipFill>
-                    <a:blip r:embed="rId54">
+                    <a:blip r:embed="rId60">
                       <a:extLst>
                         <a:ext uri="{28A0092B-C50C-407E-A947-70E740481C1C}">
                           <a14:useLocalDpi xmlns:a14="http://schemas.microsoft.com/office/drawing/2010/main" val="0"/>
@@ -9408,24 +10185,24 @@
       <w:pPr>
         <w:pStyle w:val="Heading1"/>
       </w:pPr>
-      <w:bookmarkStart w:id="25" w:name="_Toc205465538"/>
+      <w:bookmarkStart w:id="26" w:name="_Toc207705061"/>
       <w:r>
         <w:t>Graph</w:t>
       </w:r>
-      <w:bookmarkEnd w:id="25"/>
+      <w:bookmarkEnd w:id="26"/>
     </w:p>
     <w:p>
       <w:pPr>
         <w:pStyle w:val="Heading2"/>
       </w:pPr>
-      <w:bookmarkStart w:id="26" w:name="_Toc205465539"/>
+      <w:bookmarkStart w:id="27" w:name="_Toc207705062"/>
       <w:r>
         <w:t>199-Binary Tree Right Side View</w:t>
       </w:r>
       <w:r>
         <w:t xml:space="preserve"> (medium)</w:t>
       </w:r>
-      <w:bookmarkEnd w:id="26"/>
+      <w:bookmarkEnd w:id="27"/>
     </w:p>
     <w:p>
       <w:r>
@@ -9448,7 +10225,7 @@
                     <pic:cNvPicPr/>
                   </pic:nvPicPr>
                   <pic:blipFill>
-                    <a:blip r:embed="rId55">
+                    <a:blip r:embed="rId61">
                       <a:extLst>
                         <a:ext uri="{28A0092B-C50C-407E-A947-70E740481C1C}">
                           <a14:useLocalDpi xmlns:a14="http://schemas.microsoft.com/office/drawing/2010/main" val="0"/>
@@ -9629,7 +10406,7 @@
                     <pic:cNvPicPr/>
                   </pic:nvPicPr>
                   <pic:blipFill>
-                    <a:blip r:embed="rId56">
+                    <a:blip r:embed="rId62">
                       <a:extLst>
                         <a:ext uri="{28A0092B-C50C-407E-A947-70E740481C1C}">
                           <a14:useLocalDpi xmlns:a14="http://schemas.microsoft.com/office/drawing/2010/main" val="0"/>
@@ -9689,11 +10466,11 @@
       <w:pPr>
         <w:pStyle w:val="Heading2"/>
       </w:pPr>
-      <w:bookmarkStart w:id="27" w:name="_Toc205465540"/>
+      <w:bookmarkStart w:id="28" w:name="_Toc207705063"/>
       <w:r>
         <w:t>314- Binary Tree Vertical Traversal</w:t>
       </w:r>
-      <w:bookmarkEnd w:id="27"/>
+      <w:bookmarkEnd w:id="28"/>
     </w:p>
     <w:p/>
     <w:p>
@@ -9718,7 +10495,7 @@
                     <pic:cNvPicPr/>
                   </pic:nvPicPr>
                   <pic:blipFill>
-                    <a:blip r:embed="rId57">
+                    <a:blip r:embed="rId63">
                       <a:extLst>
                         <a:ext uri="{28A0092B-C50C-407E-A947-70E740481C1C}">
                           <a14:useLocalDpi xmlns:a14="http://schemas.microsoft.com/office/drawing/2010/main" val="0"/>
@@ -9887,7 +10664,7 @@
                     <pic:cNvPicPr/>
                   </pic:nvPicPr>
                   <pic:blipFill>
-                    <a:blip r:embed="rId58">
+                    <a:blip r:embed="rId64">
                       <a:extLst>
                         <a:ext uri="{28A0092B-C50C-407E-A947-70E740481C1C}">
                           <a14:useLocalDpi xmlns:a14="http://schemas.microsoft.com/office/drawing/2010/main" val="0"/>
@@ -9998,7 +10775,7 @@
                     <pic:cNvPicPr/>
                   </pic:nvPicPr>
                   <pic:blipFill>
-                    <a:blip r:embed="rId59">
+                    <a:blip r:embed="rId65">
                       <a:extLst>
                         <a:ext uri="{28A0092B-C50C-407E-A947-70E740481C1C}">
                           <a14:useLocalDpi xmlns:a14="http://schemas.microsoft.com/office/drawing/2010/main" val="0"/>
@@ -10067,12 +10844,12 @@
       <w:pPr>
         <w:pStyle w:val="Heading2"/>
       </w:pPr>
-      <w:bookmarkStart w:id="28" w:name="_Toc205465541"/>
+      <w:bookmarkStart w:id="29" w:name="_Toc207705064"/>
       <w:r>
         <w:lastRenderedPageBreak/>
         <w:t>543 Diameter of a Binary Tree (easy)</w:t>
       </w:r>
-      <w:bookmarkEnd w:id="28"/>
+      <w:bookmarkEnd w:id="29"/>
     </w:p>
     <w:p>
       <w:r>
@@ -10095,7 +10872,7 @@
                     <pic:cNvPicPr/>
                   </pic:nvPicPr>
                   <pic:blipFill>
-                    <a:blip r:embed="rId60">
+                    <a:blip r:embed="rId66">
                       <a:extLst>
                         <a:ext uri="{28A0092B-C50C-407E-A947-70E740481C1C}">
                           <a14:useLocalDpi xmlns:a14="http://schemas.microsoft.com/office/drawing/2010/main" val="0"/>
@@ -10183,7 +10960,7 @@
                     <pic:cNvPicPr/>
                   </pic:nvPicPr>
                   <pic:blipFill>
-                    <a:blip r:embed="rId61">
+                    <a:blip r:embed="rId67">
                       <a:extLst>
                         <a:ext uri="{28A0092B-C50C-407E-A947-70E740481C1C}">
                           <a14:useLocalDpi xmlns:a14="http://schemas.microsoft.com/office/drawing/2010/main" val="0"/>
@@ -10238,7 +11015,7 @@
                     <pic:cNvPicPr/>
                   </pic:nvPicPr>
                   <pic:blipFill>
-                    <a:blip r:embed="rId62">
+                    <a:blip r:embed="rId68">
                       <a:extLst>
                         <a:ext uri="{28A0092B-C50C-407E-A947-70E740481C1C}">
                           <a14:useLocalDpi xmlns:a14="http://schemas.microsoft.com/office/drawing/2010/main" val="0"/>
@@ -10293,7 +11070,7 @@
       <w:pPr>
         <w:pStyle w:val="Heading2"/>
       </w:pPr>
-      <w:bookmarkStart w:id="29" w:name="_Toc205465542"/>
+      <w:bookmarkStart w:id="30" w:name="_Toc207705065"/>
       <w:r>
         <w:lastRenderedPageBreak/>
         <w:t>1650-Lowest Common Ancestor of a Binary Tree</w:t>
@@ -10301,7 +11078,7 @@
       <w:r>
         <w:t xml:space="preserve"> III (medium)</w:t>
       </w:r>
-      <w:bookmarkEnd w:id="29"/>
+      <w:bookmarkEnd w:id="30"/>
     </w:p>
     <w:p>
       <w:r>
@@ -10324,7 +11101,7 @@
                     <pic:cNvPicPr/>
                   </pic:nvPicPr>
                   <pic:blipFill>
-                    <a:blip r:embed="rId63"/>
+                    <a:blip r:embed="rId69"/>
                     <a:stretch>
                       <a:fillRect/>
                     </a:stretch>
@@ -10460,7 +11237,7 @@
                     <pic:cNvPicPr/>
                   </pic:nvPicPr>
                   <pic:blipFill>
-                    <a:blip r:embed="rId64"/>
+                    <a:blip r:embed="rId70"/>
                     <a:stretch>
                       <a:fillRect/>
                     </a:stretch>
@@ -10540,7 +11317,7 @@
       <w:pPr>
         <w:pStyle w:val="Heading1"/>
       </w:pPr>
-      <w:bookmarkStart w:id="30" w:name="_Toc205465543"/>
+      <w:bookmarkStart w:id="31" w:name="_Toc207705066"/>
       <w:r>
         <w:lastRenderedPageBreak/>
         <w:t>Maz</w:t>
@@ -10551,7 +11328,7 @@
       <w:r>
         <w:t xml:space="preserve"> and map</w:t>
       </w:r>
-      <w:bookmarkEnd w:id="30"/>
+      <w:bookmarkEnd w:id="31"/>
       <w:r>
         <w:t xml:space="preserve"> </w:t>
       </w:r>
@@ -10560,14 +11337,14 @@
       <w:pPr>
         <w:pStyle w:val="Heading2"/>
       </w:pPr>
-      <w:bookmarkStart w:id="31" w:name="_Toc205465544"/>
+      <w:bookmarkStart w:id="32" w:name="_Toc207705067"/>
       <w:r>
         <w:t>200-Number of Island</w:t>
       </w:r>
       <w:r>
         <w:t xml:space="preserve"> (medium)</w:t>
       </w:r>
-      <w:bookmarkEnd w:id="31"/>
+      <w:bookmarkEnd w:id="32"/>
     </w:p>
     <w:p>
       <w:r>
@@ -10590,7 +11367,7 @@
                     <pic:cNvPicPr/>
                   </pic:nvPicPr>
                   <pic:blipFill>
-                    <a:blip r:embed="rId65"/>
+                    <a:blip r:embed="rId71"/>
                     <a:stretch>
                       <a:fillRect/>
                     </a:stretch>
@@ -10708,7 +11485,7 @@
                     <pic:cNvPicPr/>
                   </pic:nvPicPr>
                   <pic:blipFill>
-                    <a:blip r:embed="rId66"/>
+                    <a:blip r:embed="rId72"/>
                     <a:stretch>
                       <a:fillRect/>
                     </a:stretch>
@@ -10763,12 +11540,12 @@
       <w:pPr>
         <w:pStyle w:val="Heading2"/>
       </w:pPr>
-      <w:bookmarkStart w:id="32" w:name="_Toc205465545"/>
+      <w:bookmarkStart w:id="33" w:name="_Toc207705068"/>
       <w:r>
         <w:lastRenderedPageBreak/>
         <w:t>133-Clone Graph (medium)</w:t>
       </w:r>
-      <w:bookmarkEnd w:id="32"/>
+      <w:bookmarkEnd w:id="33"/>
     </w:p>
     <w:p>
       <w:r>
@@ -10791,7 +11568,7 @@
                     <pic:cNvPicPr/>
                   </pic:nvPicPr>
                   <pic:blipFill>
-                    <a:blip r:embed="rId67"/>
+                    <a:blip r:embed="rId73"/>
                     <a:stretch>
                       <a:fillRect/>
                     </a:stretch>
@@ -11064,7 +11841,7 @@
                     <pic:cNvPicPr/>
                   </pic:nvPicPr>
                   <pic:blipFill>
-                    <a:blip r:embed="rId68"/>
+                    <a:blip r:embed="rId74"/>
                     <a:stretch>
                       <a:fillRect/>
                     </a:stretch>
@@ -11257,7 +12034,7 @@
                     <pic:cNvPicPr/>
                   </pic:nvPicPr>
                   <pic:blipFill>
-                    <a:blip r:embed="rId69"/>
+                    <a:blip r:embed="rId75"/>
                     <a:stretch>
                       <a:fillRect/>
                     </a:stretch>
@@ -11317,12 +12094,12 @@
       <w:pPr>
         <w:pStyle w:val="Heading2"/>
       </w:pPr>
-      <w:bookmarkStart w:id="33" w:name="_Toc205465546"/>
+      <w:bookmarkStart w:id="34" w:name="_Toc207705069"/>
       <w:r>
         <w:lastRenderedPageBreak/>
         <w:t>1091- Shortest Path in Binary Matrix (medium)</w:t>
       </w:r>
-      <w:bookmarkEnd w:id="33"/>
+      <w:bookmarkEnd w:id="34"/>
     </w:p>
     <w:p>
       <w:r>
@@ -11345,7 +12122,7 @@
                     <pic:cNvPicPr/>
                   </pic:nvPicPr>
                   <pic:blipFill>
-                    <a:blip r:embed="rId70"/>
+                    <a:blip r:embed="rId76"/>
                     <a:stretch>
                       <a:fillRect/>
                     </a:stretch>
@@ -11478,7 +12255,7 @@
                     <pic:cNvPicPr/>
                   </pic:nvPicPr>
                   <pic:blipFill>
-                    <a:blip r:embed="rId71"/>
+                    <a:blip r:embed="rId77"/>
                     <a:stretch>
                       <a:fillRect/>
                     </a:stretch>
@@ -11530,9 +12307,9 @@
       </w:r>
     </w:p>
     <w:sectPr>
-      <w:headerReference w:type="even" r:id="rId72"/>
-      <w:headerReference w:type="default" r:id="rId73"/>
-      <w:headerReference w:type="first" r:id="rId74"/>
+      <w:headerReference w:type="even" r:id="rId78"/>
+      <w:headerReference w:type="default" r:id="rId79"/>
+      <w:headerReference w:type="first" r:id="rId80"/>
       <w:pgSz w:w="12240" w:h="15840"/>
       <w:pgMar w:top="1440" w:right="1440" w:bottom="1440" w:left="1440" w:header="720" w:footer="720" w:gutter="0"/>
       <w:cols w:space="720"/>
@@ -12453,6 +13230,184 @@
     </w:lvl>
   </w:abstractNum>
   <w:abstractNum w:abstractNumId="4" w15:restartNumberingAfterBreak="0">
+    <w:nsid w:val="13100B3B"/>
+    <w:multiLevelType w:val="hybridMultilevel"/>
+    <w:tmpl w:val="029A3B98"/>
+    <w:lvl w:ilvl="0" w:tplc="04090011">
+      <w:start w:val="1"/>
+      <w:numFmt w:val="decimal"/>
+      <w:lvlText w:val="%1)"/>
+      <w:lvlJc w:val="left"/>
+      <w:pPr>
+        <w:ind w:left="720" w:hanging="360"/>
+      </w:pPr>
+      <w:rPr>
+        <w:rFonts w:hint="default"/>
+      </w:rPr>
+    </w:lvl>
+    <w:lvl w:ilvl="1" w:tplc="04090019" w:tentative="1">
+      <w:start w:val="1"/>
+      <w:numFmt w:val="lowerLetter"/>
+      <w:lvlText w:val="%2."/>
+      <w:lvlJc w:val="left"/>
+      <w:pPr>
+        <w:ind w:left="1440" w:hanging="360"/>
+      </w:pPr>
+    </w:lvl>
+    <w:lvl w:ilvl="2" w:tplc="0409001B" w:tentative="1">
+      <w:start w:val="1"/>
+      <w:numFmt w:val="lowerRoman"/>
+      <w:lvlText w:val="%3."/>
+      <w:lvlJc w:val="right"/>
+      <w:pPr>
+        <w:ind w:left="2160" w:hanging="180"/>
+      </w:pPr>
+    </w:lvl>
+    <w:lvl w:ilvl="3" w:tplc="0409000F" w:tentative="1">
+      <w:start w:val="1"/>
+      <w:numFmt w:val="decimal"/>
+      <w:lvlText w:val="%4."/>
+      <w:lvlJc w:val="left"/>
+      <w:pPr>
+        <w:ind w:left="2880" w:hanging="360"/>
+      </w:pPr>
+    </w:lvl>
+    <w:lvl w:ilvl="4" w:tplc="04090019" w:tentative="1">
+      <w:start w:val="1"/>
+      <w:numFmt w:val="lowerLetter"/>
+      <w:lvlText w:val="%5."/>
+      <w:lvlJc w:val="left"/>
+      <w:pPr>
+        <w:ind w:left="3600" w:hanging="360"/>
+      </w:pPr>
+    </w:lvl>
+    <w:lvl w:ilvl="5" w:tplc="0409001B" w:tentative="1">
+      <w:start w:val="1"/>
+      <w:numFmt w:val="lowerRoman"/>
+      <w:lvlText w:val="%6."/>
+      <w:lvlJc w:val="right"/>
+      <w:pPr>
+        <w:ind w:left="4320" w:hanging="180"/>
+      </w:pPr>
+    </w:lvl>
+    <w:lvl w:ilvl="6" w:tplc="0409000F" w:tentative="1">
+      <w:start w:val="1"/>
+      <w:numFmt w:val="decimal"/>
+      <w:lvlText w:val="%7."/>
+      <w:lvlJc w:val="left"/>
+      <w:pPr>
+        <w:ind w:left="5040" w:hanging="360"/>
+      </w:pPr>
+    </w:lvl>
+    <w:lvl w:ilvl="7" w:tplc="04090019" w:tentative="1">
+      <w:start w:val="1"/>
+      <w:numFmt w:val="lowerLetter"/>
+      <w:lvlText w:val="%8."/>
+      <w:lvlJc w:val="left"/>
+      <w:pPr>
+        <w:ind w:left="5760" w:hanging="360"/>
+      </w:pPr>
+    </w:lvl>
+    <w:lvl w:ilvl="8" w:tplc="0409001B" w:tentative="1">
+      <w:start w:val="1"/>
+      <w:numFmt w:val="lowerRoman"/>
+      <w:lvlText w:val="%9."/>
+      <w:lvlJc w:val="right"/>
+      <w:pPr>
+        <w:ind w:left="6480" w:hanging="180"/>
+      </w:pPr>
+    </w:lvl>
+  </w:abstractNum>
+  <w:abstractNum w:abstractNumId="5" w15:restartNumberingAfterBreak="0">
+    <w:nsid w:val="152E3202"/>
+    <w:multiLevelType w:val="hybridMultilevel"/>
+    <w:tmpl w:val="BB8676BE"/>
+    <w:lvl w:ilvl="0" w:tplc="04090011">
+      <w:start w:val="1"/>
+      <w:numFmt w:val="decimal"/>
+      <w:lvlText w:val="%1)"/>
+      <w:lvlJc w:val="left"/>
+      <w:pPr>
+        <w:ind w:left="720" w:hanging="360"/>
+      </w:pPr>
+      <w:rPr>
+        <w:rFonts w:hint="default"/>
+      </w:rPr>
+    </w:lvl>
+    <w:lvl w:ilvl="1" w:tplc="04090019">
+      <w:start w:val="1"/>
+      <w:numFmt w:val="lowerLetter"/>
+      <w:lvlText w:val="%2."/>
+      <w:lvlJc w:val="left"/>
+      <w:pPr>
+        <w:ind w:left="1440" w:hanging="360"/>
+      </w:pPr>
+    </w:lvl>
+    <w:lvl w:ilvl="2" w:tplc="0409001B" w:tentative="1">
+      <w:start w:val="1"/>
+      <w:numFmt w:val="lowerRoman"/>
+      <w:lvlText w:val="%3."/>
+      <w:lvlJc w:val="right"/>
+      <w:pPr>
+        <w:ind w:left="2160" w:hanging="180"/>
+      </w:pPr>
+    </w:lvl>
+    <w:lvl w:ilvl="3" w:tplc="0409000F" w:tentative="1">
+      <w:start w:val="1"/>
+      <w:numFmt w:val="decimal"/>
+      <w:lvlText w:val="%4."/>
+      <w:lvlJc w:val="left"/>
+      <w:pPr>
+        <w:ind w:left="2880" w:hanging="360"/>
+      </w:pPr>
+    </w:lvl>
+    <w:lvl w:ilvl="4" w:tplc="04090019" w:tentative="1">
+      <w:start w:val="1"/>
+      <w:numFmt w:val="lowerLetter"/>
+      <w:lvlText w:val="%5."/>
+      <w:lvlJc w:val="left"/>
+      <w:pPr>
+        <w:ind w:left="3600" w:hanging="360"/>
+      </w:pPr>
+    </w:lvl>
+    <w:lvl w:ilvl="5" w:tplc="0409001B" w:tentative="1">
+      <w:start w:val="1"/>
+      <w:numFmt w:val="lowerRoman"/>
+      <w:lvlText w:val="%6."/>
+      <w:lvlJc w:val="right"/>
+      <w:pPr>
+        <w:ind w:left="4320" w:hanging="180"/>
+      </w:pPr>
+    </w:lvl>
+    <w:lvl w:ilvl="6" w:tplc="0409000F" w:tentative="1">
+      <w:start w:val="1"/>
+      <w:numFmt w:val="decimal"/>
+      <w:lvlText w:val="%7."/>
+      <w:lvlJc w:val="left"/>
+      <w:pPr>
+        <w:ind w:left="5040" w:hanging="360"/>
+      </w:pPr>
+    </w:lvl>
+    <w:lvl w:ilvl="7" w:tplc="04090019" w:tentative="1">
+      <w:start w:val="1"/>
+      <w:numFmt w:val="lowerLetter"/>
+      <w:lvlText w:val="%8."/>
+      <w:lvlJc w:val="left"/>
+      <w:pPr>
+        <w:ind w:left="5760" w:hanging="360"/>
+      </w:pPr>
+    </w:lvl>
+    <w:lvl w:ilvl="8" w:tplc="0409001B" w:tentative="1">
+      <w:start w:val="1"/>
+      <w:numFmt w:val="lowerRoman"/>
+      <w:lvlText w:val="%9."/>
+      <w:lvlJc w:val="right"/>
+      <w:pPr>
+        <w:ind w:left="6480" w:hanging="180"/>
+      </w:pPr>
+    </w:lvl>
+  </w:abstractNum>
+  <w:abstractNum w:abstractNumId="6" w15:restartNumberingAfterBreak="0">
     <w:nsid w:val="15E35E4B"/>
     <w:multiLevelType w:val="hybridMultilevel"/>
     <w:tmpl w:val="042E905C"/>
@@ -12541,7 +13496,7 @@
       </w:pPr>
     </w:lvl>
   </w:abstractNum>
-  <w:abstractNum w:abstractNumId="5" w15:restartNumberingAfterBreak="0">
+  <w:abstractNum w:abstractNumId="7" w15:restartNumberingAfterBreak="0">
     <w:nsid w:val="1833142E"/>
     <w:multiLevelType w:val="hybridMultilevel"/>
     <w:tmpl w:val="CCA67768"/>
@@ -12630,7 +13585,7 @@
       </w:pPr>
     </w:lvl>
   </w:abstractNum>
-  <w:abstractNum w:abstractNumId="6" w15:restartNumberingAfterBreak="0">
+  <w:abstractNum w:abstractNumId="8" w15:restartNumberingAfterBreak="0">
     <w:nsid w:val="25EA336A"/>
     <w:multiLevelType w:val="hybridMultilevel"/>
     <w:tmpl w:val="B5680490"/>
@@ -12719,7 +13674,96 @@
       </w:pPr>
     </w:lvl>
   </w:abstractNum>
-  <w:abstractNum w:abstractNumId="7" w15:restartNumberingAfterBreak="0">
+  <w:abstractNum w:abstractNumId="9" w15:restartNumberingAfterBreak="0">
+    <w:nsid w:val="2B547C5F"/>
+    <w:multiLevelType w:val="hybridMultilevel"/>
+    <w:tmpl w:val="7346DE7E"/>
+    <w:lvl w:ilvl="0" w:tplc="04090011">
+      <w:start w:val="1"/>
+      <w:numFmt w:val="decimal"/>
+      <w:lvlText w:val="%1)"/>
+      <w:lvlJc w:val="left"/>
+      <w:pPr>
+        <w:ind w:left="720" w:hanging="360"/>
+      </w:pPr>
+      <w:rPr>
+        <w:rFonts w:hint="default"/>
+      </w:rPr>
+    </w:lvl>
+    <w:lvl w:ilvl="1" w:tplc="04090019" w:tentative="1">
+      <w:start w:val="1"/>
+      <w:numFmt w:val="lowerLetter"/>
+      <w:lvlText w:val="%2."/>
+      <w:lvlJc w:val="left"/>
+      <w:pPr>
+        <w:ind w:left="1440" w:hanging="360"/>
+      </w:pPr>
+    </w:lvl>
+    <w:lvl w:ilvl="2" w:tplc="0409001B" w:tentative="1">
+      <w:start w:val="1"/>
+      <w:numFmt w:val="lowerRoman"/>
+      <w:lvlText w:val="%3."/>
+      <w:lvlJc w:val="right"/>
+      <w:pPr>
+        <w:ind w:left="2160" w:hanging="180"/>
+      </w:pPr>
+    </w:lvl>
+    <w:lvl w:ilvl="3" w:tplc="0409000F" w:tentative="1">
+      <w:start w:val="1"/>
+      <w:numFmt w:val="decimal"/>
+      <w:lvlText w:val="%4."/>
+      <w:lvlJc w:val="left"/>
+      <w:pPr>
+        <w:ind w:left="2880" w:hanging="360"/>
+      </w:pPr>
+    </w:lvl>
+    <w:lvl w:ilvl="4" w:tplc="04090019" w:tentative="1">
+      <w:start w:val="1"/>
+      <w:numFmt w:val="lowerLetter"/>
+      <w:lvlText w:val="%5."/>
+      <w:lvlJc w:val="left"/>
+      <w:pPr>
+        <w:ind w:left="3600" w:hanging="360"/>
+      </w:pPr>
+    </w:lvl>
+    <w:lvl w:ilvl="5" w:tplc="0409001B" w:tentative="1">
+      <w:start w:val="1"/>
+      <w:numFmt w:val="lowerRoman"/>
+      <w:lvlText w:val="%6."/>
+      <w:lvlJc w:val="right"/>
+      <w:pPr>
+        <w:ind w:left="4320" w:hanging="180"/>
+      </w:pPr>
+    </w:lvl>
+    <w:lvl w:ilvl="6" w:tplc="0409000F" w:tentative="1">
+      <w:start w:val="1"/>
+      <w:numFmt w:val="decimal"/>
+      <w:lvlText w:val="%7."/>
+      <w:lvlJc w:val="left"/>
+      <w:pPr>
+        <w:ind w:left="5040" w:hanging="360"/>
+      </w:pPr>
+    </w:lvl>
+    <w:lvl w:ilvl="7" w:tplc="04090019" w:tentative="1">
+      <w:start w:val="1"/>
+      <w:numFmt w:val="lowerLetter"/>
+      <w:lvlText w:val="%8."/>
+      <w:lvlJc w:val="left"/>
+      <w:pPr>
+        <w:ind w:left="5760" w:hanging="360"/>
+      </w:pPr>
+    </w:lvl>
+    <w:lvl w:ilvl="8" w:tplc="0409001B" w:tentative="1">
+      <w:start w:val="1"/>
+      <w:numFmt w:val="lowerRoman"/>
+      <w:lvlText w:val="%9."/>
+      <w:lvlJc w:val="right"/>
+      <w:pPr>
+        <w:ind w:left="6480" w:hanging="180"/>
+      </w:pPr>
+    </w:lvl>
+  </w:abstractNum>
+  <w:abstractNum w:abstractNumId="10" w15:restartNumberingAfterBreak="0">
     <w:nsid w:val="2E617DE6"/>
     <w:multiLevelType w:val="hybridMultilevel"/>
     <w:tmpl w:val="2012C89A"/>
@@ -12808,7 +13852,7 @@
       </w:pPr>
     </w:lvl>
   </w:abstractNum>
-  <w:abstractNum w:abstractNumId="8" w15:restartNumberingAfterBreak="0">
+  <w:abstractNum w:abstractNumId="11" w15:restartNumberingAfterBreak="0">
     <w:nsid w:val="36D83ECC"/>
     <w:multiLevelType w:val="hybridMultilevel"/>
     <w:tmpl w:val="D9EE3D54"/>
@@ -12897,7 +13941,7 @@
       </w:pPr>
     </w:lvl>
   </w:abstractNum>
-  <w:abstractNum w:abstractNumId="9" w15:restartNumberingAfterBreak="0">
+  <w:abstractNum w:abstractNumId="12" w15:restartNumberingAfterBreak="0">
     <w:nsid w:val="3C7773AE"/>
     <w:multiLevelType w:val="hybridMultilevel"/>
     <w:tmpl w:val="62664CC8"/>
@@ -12986,7 +14030,7 @@
       </w:pPr>
     </w:lvl>
   </w:abstractNum>
-  <w:abstractNum w:abstractNumId="10" w15:restartNumberingAfterBreak="0">
+  <w:abstractNum w:abstractNumId="13" w15:restartNumberingAfterBreak="0">
     <w:nsid w:val="3E883A67"/>
     <w:multiLevelType w:val="hybridMultilevel"/>
     <w:tmpl w:val="2D7A2C42"/>
@@ -13075,7 +14119,7 @@
       </w:pPr>
     </w:lvl>
   </w:abstractNum>
-  <w:abstractNum w:abstractNumId="11" w15:restartNumberingAfterBreak="0">
+  <w:abstractNum w:abstractNumId="14" w15:restartNumberingAfterBreak="0">
     <w:nsid w:val="48BE73A3"/>
     <w:multiLevelType w:val="hybridMultilevel"/>
     <w:tmpl w:val="1716F37C"/>
@@ -13164,7 +14208,7 @@
       </w:pPr>
     </w:lvl>
   </w:abstractNum>
-  <w:abstractNum w:abstractNumId="12" w15:restartNumberingAfterBreak="0">
+  <w:abstractNum w:abstractNumId="15" w15:restartNumberingAfterBreak="0">
     <w:nsid w:val="510E4024"/>
     <w:multiLevelType w:val="hybridMultilevel"/>
     <w:tmpl w:val="53CE98D8"/>
@@ -13253,7 +14297,7 @@
       </w:pPr>
     </w:lvl>
   </w:abstractNum>
-  <w:abstractNum w:abstractNumId="13" w15:restartNumberingAfterBreak="0">
+  <w:abstractNum w:abstractNumId="16" w15:restartNumberingAfterBreak="0">
     <w:nsid w:val="5C5A23F4"/>
     <w:multiLevelType w:val="hybridMultilevel"/>
     <w:tmpl w:val="332209F4"/>
@@ -13342,7 +14386,7 @@
       </w:pPr>
     </w:lvl>
   </w:abstractNum>
-  <w:abstractNum w:abstractNumId="14" w15:restartNumberingAfterBreak="0">
+  <w:abstractNum w:abstractNumId="17" w15:restartNumberingAfterBreak="0">
     <w:nsid w:val="63AA3E93"/>
     <w:multiLevelType w:val="hybridMultilevel"/>
     <w:tmpl w:val="A9C0BCD0"/>
@@ -13431,7 +14475,7 @@
       </w:pPr>
     </w:lvl>
   </w:abstractNum>
-  <w:abstractNum w:abstractNumId="15" w15:restartNumberingAfterBreak="0">
+  <w:abstractNum w:abstractNumId="18" w15:restartNumberingAfterBreak="0">
     <w:nsid w:val="64515389"/>
     <w:multiLevelType w:val="hybridMultilevel"/>
     <w:tmpl w:val="3FA29376"/>
@@ -13520,7 +14564,7 @@
       </w:pPr>
     </w:lvl>
   </w:abstractNum>
-  <w:abstractNum w:abstractNumId="16" w15:restartNumberingAfterBreak="0">
+  <w:abstractNum w:abstractNumId="19" w15:restartNumberingAfterBreak="0">
     <w:nsid w:val="68A42D65"/>
     <w:multiLevelType w:val="hybridMultilevel"/>
     <w:tmpl w:val="FF82B5B8"/>
@@ -13609,7 +14653,7 @@
       </w:pPr>
     </w:lvl>
   </w:abstractNum>
-  <w:abstractNum w:abstractNumId="17" w15:restartNumberingAfterBreak="0">
+  <w:abstractNum w:abstractNumId="20" w15:restartNumberingAfterBreak="0">
     <w:nsid w:val="6D4E167B"/>
     <w:multiLevelType w:val="hybridMultilevel"/>
     <w:tmpl w:val="370AE110"/>
@@ -13698,7 +14742,7 @@
       </w:pPr>
     </w:lvl>
   </w:abstractNum>
-  <w:abstractNum w:abstractNumId="18" w15:restartNumberingAfterBreak="0">
+  <w:abstractNum w:abstractNumId="21" w15:restartNumberingAfterBreak="0">
     <w:nsid w:val="79481839"/>
     <w:multiLevelType w:val="hybridMultilevel"/>
     <w:tmpl w:val="805EF83A"/>
@@ -13788,43 +14832,43 @@
     </w:lvl>
   </w:abstractNum>
   <w:num w:numId="1" w16cid:durableId="773207387">
-    <w:abstractNumId w:val="15"/>
+    <w:abstractNumId w:val="18"/>
   </w:num>
   <w:num w:numId="2" w16cid:durableId="880752669">
+    <w:abstractNumId w:val="11"/>
+  </w:num>
+  <w:num w:numId="3" w16cid:durableId="1689790743">
+    <w:abstractNumId w:val="6"/>
+  </w:num>
+  <w:num w:numId="4" w16cid:durableId="1812626402">
     <w:abstractNumId w:val="8"/>
   </w:num>
-  <w:num w:numId="3" w16cid:durableId="1689790743">
-    <w:abstractNumId w:val="4"/>
-  </w:num>
-  <w:num w:numId="4" w16cid:durableId="1812626402">
-    <w:abstractNumId w:val="6"/>
-  </w:num>
   <w:num w:numId="5" w16cid:durableId="1549296716">
-    <w:abstractNumId w:val="11"/>
+    <w:abstractNumId w:val="14"/>
   </w:num>
   <w:num w:numId="6" w16cid:durableId="477259357">
     <w:abstractNumId w:val="0"/>
   </w:num>
   <w:num w:numId="7" w16cid:durableId="622923356">
-    <w:abstractNumId w:val="13"/>
+    <w:abstractNumId w:val="16"/>
   </w:num>
   <w:num w:numId="8" w16cid:durableId="1647852836">
     <w:abstractNumId w:val="3"/>
   </w:num>
   <w:num w:numId="9" w16cid:durableId="172383528">
-    <w:abstractNumId w:val="10"/>
+    <w:abstractNumId w:val="13"/>
   </w:num>
   <w:num w:numId="10" w16cid:durableId="1311442681">
-    <w:abstractNumId w:val="18"/>
+    <w:abstractNumId w:val="21"/>
   </w:num>
   <w:num w:numId="11" w16cid:durableId="1750351218">
-    <w:abstractNumId w:val="16"/>
+    <w:abstractNumId w:val="19"/>
   </w:num>
   <w:num w:numId="12" w16cid:durableId="817842659">
-    <w:abstractNumId w:val="14"/>
+    <w:abstractNumId w:val="17"/>
   </w:num>
   <w:num w:numId="13" w16cid:durableId="1166477499">
-    <w:abstractNumId w:val="12"/>
+    <w:abstractNumId w:val="15"/>
   </w:num>
   <w:num w:numId="14" w16cid:durableId="1486042372">
     <w:abstractNumId w:val="1"/>
@@ -13833,16 +14877,25 @@
     <w:abstractNumId w:val="2"/>
   </w:num>
   <w:num w:numId="16" w16cid:durableId="1235042114">
+    <w:abstractNumId w:val="10"/>
+  </w:num>
+  <w:num w:numId="17" w16cid:durableId="1112892992">
     <w:abstractNumId w:val="7"/>
   </w:num>
-  <w:num w:numId="17" w16cid:durableId="1112892992">
-    <w:abstractNumId w:val="5"/>
+  <w:num w:numId="18" w16cid:durableId="1168788062">
+    <w:abstractNumId w:val="12"/>
   </w:num>
-  <w:num w:numId="18" w16cid:durableId="1168788062">
+  <w:num w:numId="19" w16cid:durableId="770707016">
+    <w:abstractNumId w:val="20"/>
+  </w:num>
+  <w:num w:numId="20" w16cid:durableId="1095831096">
     <w:abstractNumId w:val="9"/>
   </w:num>
-  <w:num w:numId="19" w16cid:durableId="770707016">
-    <w:abstractNumId w:val="17"/>
+  <w:num w:numId="21" w16cid:durableId="99646085">
+    <w:abstractNumId w:val="4"/>
+  </w:num>
+  <w:num w:numId="22" w16cid:durableId="372730075">
+    <w:abstractNumId w:val="5"/>
   </w:num>
 </w:numbering>
 </file>

--- a/Review.docx
+++ b/Review.docx
@@ -54,7 +54,7 @@
           <w:r>
             <w:fldChar w:fldCharType="separate"/>
           </w:r>
-          <w:hyperlink w:anchor="_Toc207705035" w:history="1">
+          <w:hyperlink w:anchor="_Toc207803058" w:history="1">
             <w:r>
               <w:rPr>
                 <w:rStyle w:val="Hyperlink"/>
@@ -81,7 +81,7 @@
                 <w:noProof/>
                 <w:webHidden/>
               </w:rPr>
-              <w:instrText xml:space="preserve"> PAGEREF _Toc207705035 \h </w:instrText>
+              <w:instrText xml:space="preserve"> PAGEREF _Toc207803058 \h </w:instrText>
             </w:r>
             <w:r>
               <w:rPr>
@@ -123,7 +123,7 @@
               <w:noProof/>
             </w:rPr>
           </w:pPr>
-          <w:hyperlink w:anchor="_Toc207705036" w:history="1">
+          <w:hyperlink w:anchor="_Toc207803059" w:history="1">
             <w:r>
               <w:rPr>
                 <w:rStyle w:val="Hyperlink"/>
@@ -150,7 +150,7 @@
                 <w:noProof/>
                 <w:webHidden/>
               </w:rPr>
-              <w:instrText xml:space="preserve"> PAGEREF _Toc207705036 \h </w:instrText>
+              <w:instrText xml:space="preserve"> PAGEREF _Toc207803059 \h </w:instrText>
             </w:r>
             <w:r>
               <w:rPr>
@@ -192,7 +192,7 @@
               <w:noProof/>
             </w:rPr>
           </w:pPr>
-          <w:hyperlink w:anchor="_Toc207705037" w:history="1">
+          <w:hyperlink w:anchor="_Toc207803060" w:history="1">
             <w:r>
               <w:rPr>
                 <w:rStyle w:val="Hyperlink"/>
@@ -219,7 +219,7 @@
                 <w:noProof/>
                 <w:webHidden/>
               </w:rPr>
-              <w:instrText xml:space="preserve"> PAGEREF _Toc207705037 \h </w:instrText>
+              <w:instrText xml:space="preserve"> PAGEREF _Toc207803060 \h </w:instrText>
             </w:r>
             <w:r>
               <w:rPr>
@@ -261,13 +261,13 @@
               <w:noProof/>
             </w:rPr>
           </w:pPr>
-          <w:hyperlink w:anchor="_Toc207705038" w:history="1">
+          <w:hyperlink w:anchor="_Toc207803061" w:history="1">
             <w:r>
               <w:rPr>
                 <w:rStyle w:val="Hyperlink"/>
                 <w:noProof/>
               </w:rPr>
-              <w:t>9-Palindrome Number (easy)</w:t>
+              <w:t>5-Longest Palindromic Substring (medium)</w:t>
             </w:r>
             <w:r>
               <w:rPr>
@@ -288,7 +288,7 @@
                 <w:noProof/>
                 <w:webHidden/>
               </w:rPr>
-              <w:instrText xml:space="preserve"> PAGEREF _Toc207705038 \h </w:instrText>
+              <w:instrText xml:space="preserve"> PAGEREF _Toc207803061 \h </w:instrText>
             </w:r>
             <w:r>
               <w:rPr>
@@ -330,13 +330,13 @@
               <w:noProof/>
             </w:rPr>
           </w:pPr>
-          <w:hyperlink w:anchor="_Toc207705039" w:history="1">
+          <w:hyperlink w:anchor="_Toc207803062" w:history="1">
             <w:r>
               <w:rPr>
                 <w:rStyle w:val="Hyperlink"/>
                 <w:noProof/>
               </w:rPr>
-              <w:t>15-3sum(medium)</w:t>
+              <w:t>9-Palindrome Number (easy)</w:t>
             </w:r>
             <w:r>
               <w:rPr>
@@ -357,7 +357,7 @@
                 <w:noProof/>
                 <w:webHidden/>
               </w:rPr>
-              <w:instrText xml:space="preserve"> PAGEREF _Toc207705039 \h </w:instrText>
+              <w:instrText xml:space="preserve"> PAGEREF _Toc207803062 \h </w:instrText>
             </w:r>
             <w:r>
               <w:rPr>
@@ -399,13 +399,13 @@
               <w:noProof/>
             </w:rPr>
           </w:pPr>
-          <w:hyperlink w:anchor="_Toc207705040" w:history="1">
+          <w:hyperlink w:anchor="_Toc207803063" w:history="1">
             <w:r>
               <w:rPr>
                 <w:rStyle w:val="Hyperlink"/>
                 <w:noProof/>
               </w:rPr>
-              <w:t>31- Next Permutation</w:t>
+              <w:t>15-3sum(medium)</w:t>
             </w:r>
             <w:r>
               <w:rPr>
@@ -426,7 +426,7 @@
                 <w:noProof/>
                 <w:webHidden/>
               </w:rPr>
-              <w:instrText xml:space="preserve"> PAGEREF _Toc207705040 \h </w:instrText>
+              <w:instrText xml:space="preserve"> PAGEREF _Toc207803063 \h </w:instrText>
             </w:r>
             <w:r>
               <w:rPr>
@@ -468,13 +468,13 @@
               <w:noProof/>
             </w:rPr>
           </w:pPr>
-          <w:hyperlink w:anchor="_Toc207705041" w:history="1">
+          <w:hyperlink w:anchor="_Toc207803064" w:history="1">
             <w:r>
               <w:rPr>
                 <w:rStyle w:val="Hyperlink"/>
                 <w:noProof/>
               </w:rPr>
-              <w:t>560-Subarray Sum Equals K (medium)</w:t>
+              <w:t>31- Next Permutation</w:t>
             </w:r>
             <w:r>
               <w:rPr>
@@ -495,7 +495,7 @@
                 <w:noProof/>
                 <w:webHidden/>
               </w:rPr>
-              <w:instrText xml:space="preserve"> PAGEREF _Toc207705041 \h </w:instrText>
+              <w:instrText xml:space="preserve"> PAGEREF _Toc207803064 \h </w:instrText>
             </w:r>
             <w:r>
               <w:rPr>
@@ -537,13 +537,13 @@
               <w:noProof/>
             </w:rPr>
           </w:pPr>
-          <w:hyperlink w:anchor="_Toc207705042" w:history="1">
+          <w:hyperlink w:anchor="_Toc207803065" w:history="1">
             <w:r>
               <w:rPr>
                 <w:rStyle w:val="Hyperlink"/>
                 <w:noProof/>
               </w:rPr>
-              <w:t>56-Merge Intervals</w:t>
+              <w:t>560-Subarray Sum Equals K (medium)</w:t>
             </w:r>
             <w:r>
               <w:rPr>
@@ -564,7 +564,7 @@
                 <w:noProof/>
                 <w:webHidden/>
               </w:rPr>
-              <w:instrText xml:space="preserve"> PAGEREF _Toc207705042 \h </w:instrText>
+              <w:instrText xml:space="preserve"> PAGEREF _Toc207803065 \h </w:instrText>
             </w:r>
             <w:r>
               <w:rPr>
@@ -606,13 +606,13 @@
               <w:noProof/>
             </w:rPr>
           </w:pPr>
-          <w:hyperlink w:anchor="_Toc207705043" w:history="1">
+          <w:hyperlink w:anchor="_Toc207803066" w:history="1">
             <w:r>
               <w:rPr>
                 <w:rStyle w:val="Hyperlink"/>
                 <w:noProof/>
               </w:rPr>
-              <w:t>88- Merge Sorted Array</w:t>
+              <w:t>56-Merge Intervals</w:t>
             </w:r>
             <w:r>
               <w:rPr>
@@ -633,7 +633,7 @@
                 <w:noProof/>
                 <w:webHidden/>
               </w:rPr>
-              <w:instrText xml:space="preserve"> PAGEREF _Toc207705043 \h </w:instrText>
+              <w:instrText xml:space="preserve"> PAGEREF _Toc207803066 \h </w:instrText>
             </w:r>
             <w:r>
               <w:rPr>
@@ -675,13 +675,13 @@
               <w:noProof/>
             </w:rPr>
           </w:pPr>
-          <w:hyperlink w:anchor="_Toc207705044" w:history="1">
+          <w:hyperlink w:anchor="_Toc207803067" w:history="1">
             <w:r>
               <w:rPr>
                 <w:rStyle w:val="Hyperlink"/>
                 <w:noProof/>
               </w:rPr>
-              <w:t>162-Find Peak Element</w:t>
+              <w:t>75- Sort Colors (Medium)</w:t>
             </w:r>
             <w:r>
               <w:rPr>
@@ -702,7 +702,7 @@
                 <w:noProof/>
                 <w:webHidden/>
               </w:rPr>
-              <w:instrText xml:space="preserve"> PAGEREF _Toc207705044 \h </w:instrText>
+              <w:instrText xml:space="preserve"> PAGEREF _Toc207803067 \h </w:instrText>
             </w:r>
             <w:r>
               <w:rPr>
@@ -722,7 +722,7 @@
                 <w:noProof/>
                 <w:webHidden/>
               </w:rPr>
-              <w:t>14</w:t>
+              <w:t>13</w:t>
             </w:r>
             <w:r>
               <w:rPr>
@@ -744,13 +744,13 @@
               <w:noProof/>
             </w:rPr>
           </w:pPr>
-          <w:hyperlink w:anchor="_Toc207705045" w:history="1">
+          <w:hyperlink w:anchor="_Toc207803068" w:history="1">
             <w:r>
               <w:rPr>
                 <w:rStyle w:val="Hyperlink"/>
                 <w:noProof/>
               </w:rPr>
-              <w:t>118- Pascal’s Triangle</w:t>
+              <w:t>88- Merge Sorted Array</w:t>
             </w:r>
             <w:r>
               <w:rPr>
@@ -771,7 +771,7 @@
                 <w:noProof/>
                 <w:webHidden/>
               </w:rPr>
-              <w:instrText xml:space="preserve"> PAGEREF _Toc207705045 \h </w:instrText>
+              <w:instrText xml:space="preserve"> PAGEREF _Toc207803068 \h </w:instrText>
             </w:r>
             <w:r>
               <w:rPr>
@@ -791,7 +791,7 @@
                 <w:noProof/>
                 <w:webHidden/>
               </w:rPr>
-              <w:t>16</w:t>
+              <w:t>15</w:t>
             </w:r>
             <w:r>
               <w:rPr>
@@ -813,13 +813,13 @@
               <w:noProof/>
             </w:rPr>
           </w:pPr>
-          <w:hyperlink w:anchor="_Toc207705046" w:history="1">
+          <w:hyperlink w:anchor="_Toc207803069" w:history="1">
             <w:r>
               <w:rPr>
                 <w:rStyle w:val="Hyperlink"/>
                 <w:noProof/>
               </w:rPr>
-              <w:t>121-Best Time to Buy and Sell Stock</w:t>
+              <w:t>162-Find Peak Element</w:t>
             </w:r>
             <w:r>
               <w:rPr>
@@ -840,7 +840,7 @@
                 <w:noProof/>
                 <w:webHidden/>
               </w:rPr>
-              <w:instrText xml:space="preserve"> PAGEREF _Toc207705046 \h </w:instrText>
+              <w:instrText xml:space="preserve"> PAGEREF _Toc207803069 \h </w:instrText>
             </w:r>
             <w:r>
               <w:rPr>
@@ -882,13 +882,13 @@
               <w:noProof/>
             </w:rPr>
           </w:pPr>
-          <w:hyperlink w:anchor="_Toc207705047" w:history="1">
+          <w:hyperlink w:anchor="_Toc207803070" w:history="1">
             <w:r>
               <w:rPr>
                 <w:rStyle w:val="Hyperlink"/>
                 <w:noProof/>
               </w:rPr>
-              <w:t>215- Kth Largest Element in an Array</w:t>
+              <w:t>118- Pascal’s Triangle</w:t>
             </w:r>
             <w:r>
               <w:rPr>
@@ -909,7 +909,7 @@
                 <w:noProof/>
                 <w:webHidden/>
               </w:rPr>
-              <w:instrText xml:space="preserve"> PAGEREF _Toc207705047 \h </w:instrText>
+              <w:instrText xml:space="preserve"> PAGEREF _Toc207803070 \h </w:instrText>
             </w:r>
             <w:r>
               <w:rPr>
@@ -951,12 +951,150 @@
               <w:noProof/>
             </w:rPr>
           </w:pPr>
-          <w:hyperlink w:anchor="_Toc207705048" w:history="1">
+          <w:hyperlink w:anchor="_Toc207803071" w:history="1">
             <w:r>
               <w:rPr>
                 <w:rStyle w:val="Hyperlink"/>
                 <w:noProof/>
               </w:rPr>
+              <w:t>121-Best Time to Buy and Sell Stock</w:t>
+            </w:r>
+            <w:r>
+              <w:rPr>
+                <w:noProof/>
+                <w:webHidden/>
+              </w:rPr>
+              <w:tab/>
+            </w:r>
+            <w:r>
+              <w:rPr>
+                <w:noProof/>
+                <w:webHidden/>
+              </w:rPr>
+              <w:fldChar w:fldCharType="begin"/>
+            </w:r>
+            <w:r>
+              <w:rPr>
+                <w:noProof/>
+                <w:webHidden/>
+              </w:rPr>
+              <w:instrText xml:space="preserve"> PAGEREF _Toc207803071 \h </w:instrText>
+            </w:r>
+            <w:r>
+              <w:rPr>
+                <w:noProof/>
+                <w:webHidden/>
+              </w:rPr>
+            </w:r>
+            <w:r>
+              <w:rPr>
+                <w:noProof/>
+                <w:webHidden/>
+              </w:rPr>
+              <w:fldChar w:fldCharType="separate"/>
+            </w:r>
+            <w:r>
+              <w:rPr>
+                <w:noProof/>
+                <w:webHidden/>
+              </w:rPr>
+              <w:t>20</w:t>
+            </w:r>
+            <w:r>
+              <w:rPr>
+                <w:noProof/>
+                <w:webHidden/>
+              </w:rPr>
+              <w:fldChar w:fldCharType="end"/>
+            </w:r>
+          </w:hyperlink>
+        </w:p>
+        <w:p>
+          <w:pPr>
+            <w:pStyle w:val="TOC2"/>
+            <w:tabs>
+              <w:tab w:val="right" w:leader="dot" w:pos="9350"/>
+            </w:tabs>
+            <w:rPr>
+              <w:rFonts w:eastAsiaTheme="minorEastAsia"/>
+              <w:noProof/>
+            </w:rPr>
+          </w:pPr>
+          <w:hyperlink w:anchor="_Toc207803072" w:history="1">
+            <w:r>
+              <w:rPr>
+                <w:rStyle w:val="Hyperlink"/>
+                <w:noProof/>
+              </w:rPr>
+              <w:t>215- Kth Largest Element in an Array</w:t>
+            </w:r>
+            <w:r>
+              <w:rPr>
+                <w:noProof/>
+                <w:webHidden/>
+              </w:rPr>
+              <w:tab/>
+            </w:r>
+            <w:r>
+              <w:rPr>
+                <w:noProof/>
+                <w:webHidden/>
+              </w:rPr>
+              <w:fldChar w:fldCharType="begin"/>
+            </w:r>
+            <w:r>
+              <w:rPr>
+                <w:noProof/>
+                <w:webHidden/>
+              </w:rPr>
+              <w:instrText xml:space="preserve"> PAGEREF _Toc207803072 \h </w:instrText>
+            </w:r>
+            <w:r>
+              <w:rPr>
+                <w:noProof/>
+                <w:webHidden/>
+              </w:rPr>
+            </w:r>
+            <w:r>
+              <w:rPr>
+                <w:noProof/>
+                <w:webHidden/>
+              </w:rPr>
+              <w:fldChar w:fldCharType="separate"/>
+            </w:r>
+            <w:r>
+              <w:rPr>
+                <w:noProof/>
+                <w:webHidden/>
+              </w:rPr>
+              <w:t>22</w:t>
+            </w:r>
+            <w:r>
+              <w:rPr>
+                <w:noProof/>
+                <w:webHidden/>
+              </w:rPr>
+              <w:fldChar w:fldCharType="end"/>
+            </w:r>
+          </w:hyperlink>
+        </w:p>
+        <w:p>
+          <w:pPr>
+            <w:pStyle w:val="TOC2"/>
+            <w:tabs>
+              <w:tab w:val="right" w:leader="dot" w:pos="9350"/>
+            </w:tabs>
+            <w:rPr>
+              <w:rFonts w:eastAsiaTheme="minorEastAsia"/>
+              <w:noProof/>
+            </w:rPr>
+          </w:pPr>
+          <w:hyperlink w:anchor="_Toc207803073" w:history="1">
+            <w:r>
+              <w:rPr>
+                <w:rStyle w:val="Hyperlink"/>
+                <w:noProof/>
+              </w:rPr>
               <w:t>647-Palindromic Substrings</w:t>
             </w:r>
             <w:r>
@@ -978,7 +1116,7 @@
                 <w:noProof/>
                 <w:webHidden/>
               </w:rPr>
-              <w:instrText xml:space="preserve"> PAGEREF _Toc207705048 \h </w:instrText>
+              <w:instrText xml:space="preserve"> PAGEREF _Toc207803073 \h </w:instrText>
             </w:r>
             <w:r>
               <w:rPr>
@@ -998,7 +1136,7 @@
                 <w:noProof/>
                 <w:webHidden/>
               </w:rPr>
-              <w:t>20</w:t>
+              <w:t>23</w:t>
             </w:r>
             <w:r>
               <w:rPr>
@@ -1020,7 +1158,7 @@
               <w:noProof/>
             </w:rPr>
           </w:pPr>
-          <w:hyperlink w:anchor="_Toc207705049" w:history="1">
+          <w:hyperlink w:anchor="_Toc207803074" w:history="1">
             <w:r>
               <w:rPr>
                 <w:rStyle w:val="Hyperlink"/>
@@ -1047,7 +1185,7 @@
                 <w:noProof/>
                 <w:webHidden/>
               </w:rPr>
-              <w:instrText xml:space="preserve"> PAGEREF _Toc207705049 \h </w:instrText>
+              <w:instrText xml:space="preserve"> PAGEREF _Toc207803074 \h </w:instrText>
             </w:r>
             <w:r>
               <w:rPr>
@@ -1067,7 +1205,7 @@
                 <w:noProof/>
                 <w:webHidden/>
               </w:rPr>
-              <w:t>22</w:t>
+              <w:t>25</w:t>
             </w:r>
             <w:r>
               <w:rPr>
@@ -1089,7 +1227,7 @@
               <w:noProof/>
             </w:rPr>
           </w:pPr>
-          <w:hyperlink w:anchor="_Toc207705050" w:history="1">
+          <w:hyperlink w:anchor="_Toc207803075" w:history="1">
             <w:r>
               <w:rPr>
                 <w:rStyle w:val="Hyperlink"/>
@@ -1116,7 +1254,7 @@
                 <w:noProof/>
                 <w:webHidden/>
               </w:rPr>
-              <w:instrText xml:space="preserve"> PAGEREF _Toc207705050 \h </w:instrText>
+              <w:instrText xml:space="preserve"> PAGEREF _Toc207803075 \h </w:instrText>
             </w:r>
             <w:r>
               <w:rPr>
@@ -1136,7 +1274,7 @@
                 <w:noProof/>
                 <w:webHidden/>
               </w:rPr>
-              <w:t>22</w:t>
+              <w:t>25</w:t>
             </w:r>
             <w:r>
               <w:rPr>
@@ -1158,7 +1296,7 @@
               <w:noProof/>
             </w:rPr>
           </w:pPr>
-          <w:hyperlink w:anchor="_Toc207705051" w:history="1">
+          <w:hyperlink w:anchor="_Toc207803076" w:history="1">
             <w:r>
               <w:rPr>
                 <w:rStyle w:val="Hyperlink"/>
@@ -1185,7 +1323,7 @@
                 <w:noProof/>
                 <w:webHidden/>
               </w:rPr>
-              <w:instrText xml:space="preserve"> PAGEREF _Toc207705051 \h </w:instrText>
+              <w:instrText xml:space="preserve"> PAGEREF _Toc207803076 \h </w:instrText>
             </w:r>
             <w:r>
               <w:rPr>
@@ -1205,7 +1343,7 @@
                 <w:noProof/>
                 <w:webHidden/>
               </w:rPr>
-              <w:t>24</w:t>
+              <w:t>27</w:t>
             </w:r>
             <w:r>
               <w:rPr>
@@ -1227,7 +1365,7 @@
               <w:noProof/>
             </w:rPr>
           </w:pPr>
-          <w:hyperlink w:anchor="_Toc207705052" w:history="1">
+          <w:hyperlink w:anchor="_Toc207803077" w:history="1">
             <w:r>
               <w:rPr>
                 <w:rStyle w:val="Hyperlink"/>
@@ -1254,7 +1392,7 @@
                 <w:noProof/>
                 <w:webHidden/>
               </w:rPr>
-              <w:instrText xml:space="preserve"> PAGEREF _Toc207705052 \h </w:instrText>
+              <w:instrText xml:space="preserve"> PAGEREF _Toc207803077 \h </w:instrText>
             </w:r>
             <w:r>
               <w:rPr>
@@ -1274,7 +1412,7 @@
                 <w:noProof/>
                 <w:webHidden/>
               </w:rPr>
-              <w:t>26</w:t>
+              <w:t>29</w:t>
             </w:r>
             <w:r>
               <w:rPr>
@@ -1296,7 +1434,7 @@
               <w:noProof/>
             </w:rPr>
           </w:pPr>
-          <w:hyperlink w:anchor="_Toc207705053" w:history="1">
+          <w:hyperlink w:anchor="_Toc207803078" w:history="1">
             <w:r>
               <w:rPr>
                 <w:rStyle w:val="Hyperlink"/>
@@ -1323,7 +1461,7 @@
                 <w:noProof/>
                 <w:webHidden/>
               </w:rPr>
-              <w:instrText xml:space="preserve"> PAGEREF _Toc207705053 \h </w:instrText>
+              <w:instrText xml:space="preserve"> PAGEREF _Toc207803078 \h </w:instrText>
             </w:r>
             <w:r>
               <w:rPr>
@@ -1343,7 +1481,7 @@
                 <w:noProof/>
                 <w:webHidden/>
               </w:rPr>
-              <w:t>26</w:t>
+              <w:t>29</w:t>
             </w:r>
             <w:r>
               <w:rPr>
@@ -1365,7 +1503,7 @@
               <w:noProof/>
             </w:rPr>
           </w:pPr>
-          <w:hyperlink w:anchor="_Toc207705054" w:history="1">
+          <w:hyperlink w:anchor="_Toc207803079" w:history="1">
             <w:r>
               <w:rPr>
                 <w:rStyle w:val="Hyperlink"/>
@@ -1392,7 +1530,7 @@
                 <w:noProof/>
                 <w:webHidden/>
               </w:rPr>
-              <w:instrText xml:space="preserve"> PAGEREF _Toc207705054 \h </w:instrText>
+              <w:instrText xml:space="preserve"> PAGEREF _Toc207803079 \h </w:instrText>
             </w:r>
             <w:r>
               <w:rPr>
@@ -1412,7 +1550,7 @@
                 <w:noProof/>
                 <w:webHidden/>
               </w:rPr>
-              <w:t>27</w:t>
+              <w:t>30</w:t>
             </w:r>
             <w:r>
               <w:rPr>
@@ -1434,7 +1572,7 @@
               <w:noProof/>
             </w:rPr>
           </w:pPr>
-          <w:hyperlink w:anchor="_Toc207705055" w:history="1">
+          <w:hyperlink w:anchor="_Toc207803080" w:history="1">
             <w:r>
               <w:rPr>
                 <w:rStyle w:val="Hyperlink"/>
@@ -1461,7 +1599,7 @@
                 <w:noProof/>
                 <w:webHidden/>
               </w:rPr>
-              <w:instrText xml:space="preserve"> PAGEREF _Toc207705055 \h </w:instrText>
+              <w:instrText xml:space="preserve"> PAGEREF _Toc207803080 \h </w:instrText>
             </w:r>
             <w:r>
               <w:rPr>
@@ -1481,7 +1619,7 @@
                 <w:noProof/>
                 <w:webHidden/>
               </w:rPr>
-              <w:t>29</w:t>
+              <w:t>32</w:t>
             </w:r>
             <w:r>
               <w:rPr>
@@ -1503,7 +1641,7 @@
               <w:noProof/>
             </w:rPr>
           </w:pPr>
-          <w:hyperlink w:anchor="_Toc207705056" w:history="1">
+          <w:hyperlink w:anchor="_Toc207803081" w:history="1">
             <w:r>
               <w:rPr>
                 <w:rStyle w:val="Hyperlink"/>
@@ -1530,7 +1668,7 @@
                 <w:noProof/>
                 <w:webHidden/>
               </w:rPr>
-              <w:instrText xml:space="preserve"> PAGEREF _Toc207705056 \h </w:instrText>
+              <w:instrText xml:space="preserve"> PAGEREF _Toc207803081 \h </w:instrText>
             </w:r>
             <w:r>
               <w:rPr>
@@ -1550,7 +1688,7 @@
                 <w:noProof/>
                 <w:webHidden/>
               </w:rPr>
-              <w:t>31</w:t>
+              <w:t>34</w:t>
             </w:r>
             <w:r>
               <w:rPr>
@@ -1572,7 +1710,7 @@
               <w:noProof/>
             </w:rPr>
           </w:pPr>
-          <w:hyperlink w:anchor="_Toc207705057" w:history="1">
+          <w:hyperlink w:anchor="_Toc207803082" w:history="1">
             <w:r>
               <w:rPr>
                 <w:rStyle w:val="Hyperlink"/>
@@ -1599,7 +1737,7 @@
                 <w:noProof/>
                 <w:webHidden/>
               </w:rPr>
-              <w:instrText xml:space="preserve"> PAGEREF _Toc207705057 \h </w:instrText>
+              <w:instrText xml:space="preserve"> PAGEREF _Toc207803082 \h </w:instrText>
             </w:r>
             <w:r>
               <w:rPr>
@@ -1619,7 +1757,7 @@
                 <w:noProof/>
                 <w:webHidden/>
               </w:rPr>
-              <w:t>32</w:t>
+              <w:t>35</w:t>
             </w:r>
             <w:r>
               <w:rPr>
@@ -1641,7 +1779,7 @@
               <w:noProof/>
             </w:rPr>
           </w:pPr>
-          <w:hyperlink w:anchor="_Toc207705058" w:history="1">
+          <w:hyperlink w:anchor="_Toc207803083" w:history="1">
             <w:r>
               <w:rPr>
                 <w:rStyle w:val="Hyperlink"/>
@@ -1668,7 +1806,7 @@
                 <w:noProof/>
                 <w:webHidden/>
               </w:rPr>
-              <w:instrText xml:space="preserve"> PAGEREF _Toc207705058 \h </w:instrText>
+              <w:instrText xml:space="preserve"> PAGEREF _Toc207803083 \h </w:instrText>
             </w:r>
             <w:r>
               <w:rPr>
@@ -1688,7 +1826,7 @@
                 <w:noProof/>
                 <w:webHidden/>
               </w:rPr>
-              <w:t>32</w:t>
+              <w:t>35</w:t>
             </w:r>
             <w:r>
               <w:rPr>
@@ -1710,7 +1848,7 @@
               <w:noProof/>
             </w:rPr>
           </w:pPr>
-          <w:hyperlink w:anchor="_Toc207705059" w:history="1">
+          <w:hyperlink w:anchor="_Toc207803084" w:history="1">
             <w:r>
               <w:rPr>
                 <w:rStyle w:val="Hyperlink"/>
@@ -1737,7 +1875,7 @@
                 <w:noProof/>
                 <w:webHidden/>
               </w:rPr>
-              <w:instrText xml:space="preserve"> PAGEREF _Toc207705059 \h </w:instrText>
+              <w:instrText xml:space="preserve"> PAGEREF _Toc207803084 \h </w:instrText>
             </w:r>
             <w:r>
               <w:rPr>
@@ -1757,7 +1895,7 @@
                 <w:noProof/>
                 <w:webHidden/>
               </w:rPr>
-              <w:t>34</w:t>
+              <w:t>37</w:t>
             </w:r>
             <w:r>
               <w:rPr>
@@ -1779,7 +1917,7 @@
               <w:noProof/>
             </w:rPr>
           </w:pPr>
-          <w:hyperlink w:anchor="_Toc207705060" w:history="1">
+          <w:hyperlink w:anchor="_Toc207803085" w:history="1">
             <w:r>
               <w:rPr>
                 <w:rStyle w:val="Hyperlink"/>
@@ -1806,7 +1944,7 @@
                 <w:noProof/>
                 <w:webHidden/>
               </w:rPr>
-              <w:instrText xml:space="preserve"> PAGEREF _Toc207705060 \h </w:instrText>
+              <w:instrText xml:space="preserve"> PAGEREF _Toc207803085 \h </w:instrText>
             </w:r>
             <w:r>
               <w:rPr>
@@ -1826,7 +1964,7 @@
                 <w:noProof/>
                 <w:webHidden/>
               </w:rPr>
-              <w:t>34</w:t>
+              <w:t>37</w:t>
             </w:r>
             <w:r>
               <w:rPr>
@@ -1848,7 +1986,7 @@
               <w:noProof/>
             </w:rPr>
           </w:pPr>
-          <w:hyperlink w:anchor="_Toc207705061" w:history="1">
+          <w:hyperlink w:anchor="_Toc207803086" w:history="1">
             <w:r>
               <w:rPr>
                 <w:rStyle w:val="Hyperlink"/>
@@ -1875,7 +2013,7 @@
                 <w:noProof/>
                 <w:webHidden/>
               </w:rPr>
-              <w:instrText xml:space="preserve"> PAGEREF _Toc207705061 \h </w:instrText>
+              <w:instrText xml:space="preserve"> PAGEREF _Toc207803086 \h </w:instrText>
             </w:r>
             <w:r>
               <w:rPr>
@@ -1895,7 +2033,7 @@
                 <w:noProof/>
                 <w:webHidden/>
               </w:rPr>
-              <w:t>36</w:t>
+              <w:t>39</w:t>
             </w:r>
             <w:r>
               <w:rPr>
@@ -1917,7 +2055,7 @@
               <w:noProof/>
             </w:rPr>
           </w:pPr>
-          <w:hyperlink w:anchor="_Toc207705062" w:history="1">
+          <w:hyperlink w:anchor="_Toc207803087" w:history="1">
             <w:r>
               <w:rPr>
                 <w:rStyle w:val="Hyperlink"/>
@@ -1944,7 +2082,7 @@
                 <w:noProof/>
                 <w:webHidden/>
               </w:rPr>
-              <w:instrText xml:space="preserve"> PAGEREF _Toc207705062 \h </w:instrText>
+              <w:instrText xml:space="preserve"> PAGEREF _Toc207803087 \h </w:instrText>
             </w:r>
             <w:r>
               <w:rPr>
@@ -1964,7 +2102,7 @@
                 <w:noProof/>
                 <w:webHidden/>
               </w:rPr>
-              <w:t>36</w:t>
+              <w:t>39</w:t>
             </w:r>
             <w:r>
               <w:rPr>
@@ -1986,7 +2124,7 @@
               <w:noProof/>
             </w:rPr>
           </w:pPr>
-          <w:hyperlink w:anchor="_Toc207705063" w:history="1">
+          <w:hyperlink w:anchor="_Toc207803088" w:history="1">
             <w:r>
               <w:rPr>
                 <w:rStyle w:val="Hyperlink"/>
@@ -2013,7 +2151,7 @@
                 <w:noProof/>
                 <w:webHidden/>
               </w:rPr>
-              <w:instrText xml:space="preserve"> PAGEREF _Toc207705063 \h </w:instrText>
+              <w:instrText xml:space="preserve"> PAGEREF _Toc207803088 \h </w:instrText>
             </w:r>
             <w:r>
               <w:rPr>
@@ -2033,7 +2171,7 @@
                 <w:noProof/>
                 <w:webHidden/>
               </w:rPr>
-              <w:t>37</w:t>
+              <w:t>40</w:t>
             </w:r>
             <w:r>
               <w:rPr>
@@ -2055,7 +2193,7 @@
               <w:noProof/>
             </w:rPr>
           </w:pPr>
-          <w:hyperlink w:anchor="_Toc207705064" w:history="1">
+          <w:hyperlink w:anchor="_Toc207803089" w:history="1">
             <w:r>
               <w:rPr>
                 <w:rStyle w:val="Hyperlink"/>
@@ -2082,7 +2220,7 @@
                 <w:noProof/>
                 <w:webHidden/>
               </w:rPr>
-              <w:instrText xml:space="preserve"> PAGEREF _Toc207705064 \h </w:instrText>
+              <w:instrText xml:space="preserve"> PAGEREF _Toc207803089 \h </w:instrText>
             </w:r>
             <w:r>
               <w:rPr>
@@ -2102,7 +2240,7 @@
                 <w:noProof/>
                 <w:webHidden/>
               </w:rPr>
-              <w:t>41</w:t>
+              <w:t>44</w:t>
             </w:r>
             <w:r>
               <w:rPr>
@@ -2124,7 +2262,7 @@
               <w:noProof/>
             </w:rPr>
           </w:pPr>
-          <w:hyperlink w:anchor="_Toc207705065" w:history="1">
+          <w:hyperlink w:anchor="_Toc207803090" w:history="1">
             <w:r>
               <w:rPr>
                 <w:rStyle w:val="Hyperlink"/>
@@ -2151,7 +2289,7 @@
                 <w:noProof/>
                 <w:webHidden/>
               </w:rPr>
-              <w:instrText xml:space="preserve"> PAGEREF _Toc207705065 \h </w:instrText>
+              <w:instrText xml:space="preserve"> PAGEREF _Toc207803090 \h </w:instrText>
             </w:r>
             <w:r>
               <w:rPr>
@@ -2171,7 +2309,7 @@
                 <w:noProof/>
                 <w:webHidden/>
               </w:rPr>
-              <w:t>43</w:t>
+              <w:t>46</w:t>
             </w:r>
             <w:r>
               <w:rPr>
@@ -2193,7 +2331,7 @@
               <w:noProof/>
             </w:rPr>
           </w:pPr>
-          <w:hyperlink w:anchor="_Toc207705066" w:history="1">
+          <w:hyperlink w:anchor="_Toc207803091" w:history="1">
             <w:r>
               <w:rPr>
                 <w:rStyle w:val="Hyperlink"/>
@@ -2220,7 +2358,7 @@
                 <w:noProof/>
                 <w:webHidden/>
               </w:rPr>
-              <w:instrText xml:space="preserve"> PAGEREF _Toc207705066 \h </w:instrText>
+              <w:instrText xml:space="preserve"> PAGEREF _Toc207803091 \h </w:instrText>
             </w:r>
             <w:r>
               <w:rPr>
@@ -2240,7 +2378,7 @@
                 <w:noProof/>
                 <w:webHidden/>
               </w:rPr>
-              <w:t>45</w:t>
+              <w:t>48</w:t>
             </w:r>
             <w:r>
               <w:rPr>
@@ -2262,7 +2400,7 @@
               <w:noProof/>
             </w:rPr>
           </w:pPr>
-          <w:hyperlink w:anchor="_Toc207705067" w:history="1">
+          <w:hyperlink w:anchor="_Toc207803092" w:history="1">
             <w:r>
               <w:rPr>
                 <w:rStyle w:val="Hyperlink"/>
@@ -2289,7 +2427,7 @@
                 <w:noProof/>
                 <w:webHidden/>
               </w:rPr>
-              <w:instrText xml:space="preserve"> PAGEREF _Toc207705067 \h </w:instrText>
+              <w:instrText xml:space="preserve"> PAGEREF _Toc207803092 \h </w:instrText>
             </w:r>
             <w:r>
               <w:rPr>
@@ -2309,7 +2447,7 @@
                 <w:noProof/>
                 <w:webHidden/>
               </w:rPr>
-              <w:t>45</w:t>
+              <w:t>48</w:t>
             </w:r>
             <w:r>
               <w:rPr>
@@ -2331,7 +2469,7 @@
               <w:noProof/>
             </w:rPr>
           </w:pPr>
-          <w:hyperlink w:anchor="_Toc207705068" w:history="1">
+          <w:hyperlink w:anchor="_Toc207803093" w:history="1">
             <w:r>
               <w:rPr>
                 <w:rStyle w:val="Hyperlink"/>
@@ -2358,7 +2496,7 @@
                 <w:noProof/>
                 <w:webHidden/>
               </w:rPr>
-              <w:instrText xml:space="preserve"> PAGEREF _Toc207705068 \h </w:instrText>
+              <w:instrText xml:space="preserve"> PAGEREF _Toc207803093 \h </w:instrText>
             </w:r>
             <w:r>
               <w:rPr>
@@ -2378,7 +2516,7 @@
                 <w:noProof/>
                 <w:webHidden/>
               </w:rPr>
-              <w:t>47</w:t>
+              <w:t>50</w:t>
             </w:r>
             <w:r>
               <w:rPr>
@@ -2400,7 +2538,7 @@
               <w:noProof/>
             </w:rPr>
           </w:pPr>
-          <w:hyperlink w:anchor="_Toc207705069" w:history="1">
+          <w:hyperlink w:anchor="_Toc207803094" w:history="1">
             <w:r>
               <w:rPr>
                 <w:rStyle w:val="Hyperlink"/>
@@ -2427,7 +2565,7 @@
                 <w:noProof/>
                 <w:webHidden/>
               </w:rPr>
-              <w:instrText xml:space="preserve"> PAGEREF _Toc207705069 \h </w:instrText>
+              <w:instrText xml:space="preserve"> PAGEREF _Toc207803094 \h </w:instrText>
             </w:r>
             <w:r>
               <w:rPr>
@@ -2447,7 +2585,7 @@
                 <w:noProof/>
                 <w:webHidden/>
               </w:rPr>
-              <w:t>50</w:t>
+              <w:t>53</w:t>
             </w:r>
             <w:r>
               <w:rPr>
@@ -2479,7 +2617,7 @@
       <w:pPr>
         <w:pStyle w:val="Heading1"/>
       </w:pPr>
-      <w:bookmarkStart w:id="0" w:name="_Toc207705035"/>
+      <w:bookmarkStart w:id="0" w:name="_Toc207803058"/>
       <w:r>
         <w:t>Array</w:t>
       </w:r>
@@ -2489,7 +2627,7 @@
       <w:pPr>
         <w:pStyle w:val="Heading2"/>
       </w:pPr>
-      <w:bookmarkStart w:id="1" w:name="_Toc207705036"/>
+      <w:bookmarkStart w:id="1" w:name="_Toc207803059"/>
       <w:r>
         <w:t>1</w:t>
       </w:r>
@@ -2563,118 +2701,68 @@
           <w:sz w:val="16"/>
           <w:szCs w:val="16"/>
         </w:rPr>
-        <w:t xml:space="preserve">The indices of the number list need to be tracked (using </w:t>
-      </w:r>
-      <w:proofErr w:type="spellStart"/>
-      <w:r>
+        <w:t>The indices of the number list need to be tracked (using hashtable)</w:t>
+      </w:r>
+    </w:p>
+    <w:p>
+      <w:pPr>
+        <w:pStyle w:val="ListParagraph"/>
+        <w:numPr>
+          <w:ilvl w:val="0"/>
+          <w:numId w:val="2"/>
+        </w:numPr>
         <w:rPr>
           <w:sz w:val="16"/>
           <w:szCs w:val="16"/>
         </w:rPr>
-        <w:t>hashtable</w:t>
-      </w:r>
-      <w:proofErr w:type="spellEnd"/>
+      </w:pPr>
       <w:r>
         <w:rPr>
           <w:sz w:val="16"/>
           <w:szCs w:val="16"/>
         </w:rPr>
-        <w:t>)</w:t>
-      </w:r>
-    </w:p>
-    <w:p>
-      <w:pPr>
-        <w:pStyle w:val="ListParagraph"/>
-        <w:numPr>
-          <w:ilvl w:val="0"/>
-          <w:numId w:val="2"/>
-        </w:numPr>
+        <w:t xml:space="preserve">Then iterate through the number list again, </w:t>
+      </w:r>
+      <w:r>
         <w:rPr>
           <w:sz w:val="16"/>
           <w:szCs w:val="16"/>
         </w:rPr>
-      </w:pPr>
+        <w:t xml:space="preserve">find the </w:t>
+      </w:r>
       <w:r>
         <w:rPr>
           <w:sz w:val="16"/>
           <w:szCs w:val="16"/>
         </w:rPr>
-        <w:t xml:space="preserve">Then iterate through the number list again, </w:t>
-      </w:r>
-      <w:r>
+        <w:t>complement number that will add up to the target.</w:t>
+      </w:r>
+    </w:p>
+    <w:p>
+      <w:pPr>
+        <w:pStyle w:val="ListParagraph"/>
+        <w:numPr>
+          <w:ilvl w:val="0"/>
+          <w:numId w:val="2"/>
+        </w:numPr>
         <w:rPr>
           <w:sz w:val="16"/>
           <w:szCs w:val="16"/>
         </w:rPr>
-        <w:t xml:space="preserve">find the </w:t>
-      </w:r>
+      </w:pPr>
       <w:r>
         <w:rPr>
           <w:sz w:val="16"/>
           <w:szCs w:val="16"/>
         </w:rPr>
-        <w:t>complement number that will add up to the target.</w:t>
-      </w:r>
-    </w:p>
-    <w:p>
-      <w:pPr>
-        <w:pStyle w:val="ListParagraph"/>
-        <w:numPr>
-          <w:ilvl w:val="0"/>
-          <w:numId w:val="2"/>
-        </w:numPr>
+        <w:t xml:space="preserve">Use the complement number </w:t>
+      </w:r>
+      <w:r>
         <w:rPr>
           <w:sz w:val="16"/>
           <w:szCs w:val="16"/>
         </w:rPr>
-      </w:pPr>
-      <w:r>
-        <w:rPr>
-          <w:sz w:val="16"/>
-          <w:szCs w:val="16"/>
-        </w:rPr>
-        <w:t xml:space="preserve">Use the complement number </w:t>
-      </w:r>
-      <w:r>
-        <w:rPr>
-          <w:sz w:val="16"/>
-          <w:szCs w:val="16"/>
-        </w:rPr>
-        <w:t xml:space="preserve">to search the </w:t>
-      </w:r>
-      <w:proofErr w:type="spellStart"/>
-      <w:r>
-        <w:rPr>
-          <w:sz w:val="16"/>
-          <w:szCs w:val="16"/>
-        </w:rPr>
-        <w:t>hashtable</w:t>
-      </w:r>
-      <w:proofErr w:type="spellEnd"/>
-      <w:r>
-        <w:rPr>
-          <w:sz w:val="16"/>
-          <w:szCs w:val="16"/>
-        </w:rPr>
-        <w:t xml:space="preserve"> for </w:t>
-      </w:r>
-      <w:proofErr w:type="spellStart"/>
-      <w:proofErr w:type="gramStart"/>
-      <w:r>
-        <w:rPr>
-          <w:sz w:val="16"/>
-          <w:szCs w:val="16"/>
-        </w:rPr>
-        <w:t>it’s</w:t>
-      </w:r>
-      <w:proofErr w:type="spellEnd"/>
-      <w:proofErr w:type="gramEnd"/>
-      <w:r>
-        <w:rPr>
-          <w:sz w:val="16"/>
-          <w:szCs w:val="16"/>
-        </w:rPr>
-        <w:t xml:space="preserve"> ind</w:t>
+        <w:t>to search the hashtable for it’s ind</w:t>
       </w:r>
       <w:r>
         <w:rPr>
@@ -2865,75 +2953,43 @@
           <w:sz w:val="16"/>
           <w:szCs w:val="16"/>
         </w:rPr>
-        <w:t>(n</w:t>
-      </w:r>
-      <w:proofErr w:type="gramStart"/>
+        <w:t>(n) : iterate through the list at most twice</w:t>
+      </w:r>
       <w:r>
         <w:rPr>
           <w:sz w:val="16"/>
           <w:szCs w:val="16"/>
         </w:rPr>
-        <w:t>) :</w:t>
-      </w:r>
-      <w:proofErr w:type="gramEnd"/>
-      <w:r>
+        <w:t xml:space="preserve"> or once</w:t>
+      </w:r>
+    </w:p>
+    <w:p>
+      <w:pPr>
         <w:rPr>
           <w:sz w:val="16"/>
           <w:szCs w:val="16"/>
         </w:rPr>
-        <w:t xml:space="preserve"> iterate through the list at most twice</w:t>
-      </w:r>
+      </w:pPr>
       <w:r>
         <w:rPr>
           <w:sz w:val="16"/>
           <w:szCs w:val="16"/>
         </w:rPr>
-        <w:t xml:space="preserve"> or once</w:t>
-      </w:r>
-    </w:p>
-    <w:p>
-      <w:pPr>
+        <w:t>Space: O(</w:t>
+      </w:r>
+      <w:r>
         <w:rPr>
           <w:sz w:val="16"/>
           <w:szCs w:val="16"/>
         </w:rPr>
-      </w:pPr>
-      <w:r>
-        <w:rPr>
-          <w:sz w:val="16"/>
-          <w:szCs w:val="16"/>
-        </w:rPr>
-        <w:t>Space: O(</w:t>
-      </w:r>
-      <w:r>
-        <w:rPr>
-          <w:sz w:val="16"/>
-          <w:szCs w:val="16"/>
-        </w:rPr>
-        <w:t xml:space="preserve">n): </w:t>
-      </w:r>
-      <w:proofErr w:type="spellStart"/>
-      <w:r>
-        <w:rPr>
-          <w:sz w:val="16"/>
-          <w:szCs w:val="16"/>
-        </w:rPr>
-        <w:t>hashtable</w:t>
-      </w:r>
-      <w:proofErr w:type="spellEnd"/>
-      <w:r>
-        <w:rPr>
-          <w:sz w:val="16"/>
-          <w:szCs w:val="16"/>
-        </w:rPr>
-        <w:t xml:space="preserve"> uses space to store the entire list.</w:t>
+        <w:t>n): hashtable uses space to store the entire list.</w:t>
       </w:r>
     </w:p>
     <w:p>
       <w:pPr>
         <w:pStyle w:val="Heading2"/>
       </w:pPr>
-      <w:bookmarkStart w:id="2" w:name="_Toc207705037"/>
+      <w:bookmarkStart w:id="2" w:name="_Toc207803060"/>
       <w:r>
         <w:lastRenderedPageBreak/>
         <w:t>3-Longest Substring without repeating characters</w:t>
@@ -3030,28 +3086,7 @@
         </w:numPr>
       </w:pPr>
       <w:r>
-        <w:t xml:space="preserve">A deque can be used to the store the characters in the window, </w:t>
-      </w:r>
-      <w:proofErr w:type="gramStart"/>
-      <w:r>
-        <w:t>and .append</w:t>
-      </w:r>
-      <w:proofErr w:type="gramEnd"/>
-      <w:r>
-        <w:t xml:space="preserve"> </w:t>
-      </w:r>
-      <w:proofErr w:type="gramStart"/>
-      <w:r>
-        <w:t>and .</w:t>
-      </w:r>
-      <w:proofErr w:type="spellStart"/>
-      <w:r>
-        <w:t>popleft</w:t>
-      </w:r>
-      <w:proofErr w:type="spellEnd"/>
-      <w:proofErr w:type="gramEnd"/>
-      <w:r>
-        <w:t xml:space="preserve"> fits perfectly for extent</w:t>
+        <w:t>A deque can be used to the store the characters in the window, and .append and .popleft fits perfectly for extent</w:t>
       </w:r>
       <w:r>
         <w:t xml:space="preserve"> right pointer</w:t>
@@ -3156,13 +3191,17 @@
       <w:pPr>
         <w:pStyle w:val="Heading2"/>
       </w:pPr>
-      <w:bookmarkStart w:id="3" w:name="_Toc207705038"/>
+      <w:bookmarkStart w:id="3" w:name="_Toc207803061"/>
       <w:r>
         <w:t>5-Longest Palindromic Substring (medium)</w:t>
       </w:r>
-    </w:p>
-    <w:p>
-      <w:r>
+      <w:bookmarkEnd w:id="3"/>
+    </w:p>
+    <w:p>
+      <w:r>
+        <w:rPr>
+          <w:noProof/>
+        </w:rPr>
         <w:drawing>
           <wp:inline distT="0" distB="0" distL="0" distR="0" wp14:anchorId="2D293E89" wp14:editId="10209368">
             <wp:extent cx="5210902" cy="4372585"/>
@@ -3210,42 +3249,10 @@
       </w:pPr>
       <w:r>
         <w:lastRenderedPageBreak/>
-        <w:t xml:space="preserve">We </w:t>
-      </w:r>
-      <w:proofErr w:type="gramStart"/>
-      <w:r>
-        <w:t>have to</w:t>
-      </w:r>
-      <w:proofErr w:type="gramEnd"/>
-      <w:r>
-        <w:t xml:space="preserve"> find the longest palindromic substring, and if we want to make it </w:t>
-      </w:r>
-      <w:proofErr w:type="gramStart"/>
-      <w:r>
-        <w:t>efficient</w:t>
-      </w:r>
-      <w:proofErr w:type="gramEnd"/>
-      <w:r>
-        <w:t xml:space="preserve"> we will need to leverage what we have already looked at. E.g. aka</w:t>
-      </w:r>
-      <w:r>
-        <w:t xml:space="preserve"> and </w:t>
-      </w:r>
-      <w:proofErr w:type="spellStart"/>
-      <w:r>
-        <w:t>bakab</w:t>
-      </w:r>
-      <w:proofErr w:type="spellEnd"/>
-      <w:r>
-        <w:t xml:space="preserve">, finding </w:t>
-      </w:r>
-      <w:proofErr w:type="spellStart"/>
-      <w:r>
-        <w:t>bakab</w:t>
-      </w:r>
-      <w:proofErr w:type="spellEnd"/>
-      <w:r>
-        <w:t xml:space="preserve"> can be done</w:t>
+        <w:t>We have to find the longest palindromic substring, and if we want to make it efficient we will need to leverage what we have already looked at. E.g. aka</w:t>
+      </w:r>
+      <w:r>
+        <w:t xml:space="preserve"> and bakab, finding bakab can be done</w:t>
       </w:r>
       <w:r>
         <w:t xml:space="preserve"> on top of aka</w:t>
@@ -3260,26 +3267,10 @@
         </w:numPr>
       </w:pPr>
       <w:r>
-        <w:t xml:space="preserve">Traverse through each </w:t>
-      </w:r>
-      <w:proofErr w:type="gramStart"/>
-      <w:r>
-        <w:t>characters</w:t>
-      </w:r>
-      <w:proofErr w:type="gramEnd"/>
-      <w:r>
-        <w:t xml:space="preserve"> in the string, think about expanding windows, and expand </w:t>
-      </w:r>
-      <w:r>
-        <w:t xml:space="preserve">from each </w:t>
-      </w:r>
-      <w:proofErr w:type="gramStart"/>
-      <w:r>
-        <w:t>characters</w:t>
-      </w:r>
-      <w:proofErr w:type="gramEnd"/>
-      <w:r>
-        <w:t xml:space="preserve"> and check for equal characters on both ends, </w:t>
+        <w:t xml:space="preserve">Traverse through each characters in the string, think about expanding windows, and expand </w:t>
+      </w:r>
+      <w:r>
+        <w:t xml:space="preserve">from each characters and check for equal characters on both ends, </w:t>
       </w:r>
       <w:r>
         <w:t>the check ends if ends are unequal and the palindrome substring should be the last checked substring</w:t>
@@ -3294,15 +3285,7 @@
         </w:numPr>
       </w:pPr>
       <w:r>
-        <w:t xml:space="preserve">One thing to note is that there are odd digit and even digit substrings, both </w:t>
-      </w:r>
-      <w:proofErr w:type="gramStart"/>
-      <w:r>
-        <w:t>pointer</w:t>
-      </w:r>
-      <w:proofErr w:type="gramEnd"/>
-      <w:r>
-        <w:t xml:space="preserve"> will start at the same spot for odd and adjacent for even.</w:t>
+        <w:t>One thing to note is that there are odd digit and even digit substrings, both pointer will start at the same spot for odd and adjacent for even.</w:t>
       </w:r>
     </w:p>
     <w:p>
@@ -3314,6 +3297,9 @@
         </w:numPr>
       </w:pPr>
       <w:r>
+        <w:rPr>
+          <w:noProof/>
+        </w:rPr>
         <w:drawing>
           <wp:inline distT="0" distB="0" distL="0" distR="0" wp14:anchorId="48138529" wp14:editId="7CB822F1">
             <wp:extent cx="5868219" cy="4201111"/>
@@ -3375,21 +3361,14 @@
         </w:numPr>
       </w:pPr>
       <w:r>
-        <w:t xml:space="preserve">Space: </w:t>
-      </w:r>
-      <w:proofErr w:type="gramStart"/>
-      <w:r>
-        <w:t>O(</w:t>
-      </w:r>
-      <w:proofErr w:type="gramEnd"/>
-      <w:r>
-        <w:t>1) – no addition memories are allocated</w:t>
+        <w:t>Space: O(1) – no addition memories are allocated</w:t>
       </w:r>
     </w:p>
     <w:p>
       <w:pPr>
         <w:pStyle w:val="Heading2"/>
       </w:pPr>
+      <w:bookmarkStart w:id="4" w:name="_Toc207803062"/>
       <w:r>
         <w:lastRenderedPageBreak/>
         <w:t>9</w:t>
@@ -3400,7 +3379,7 @@
       <w:r>
         <w:t>Palindrome Number (easy)</w:t>
       </w:r>
-      <w:bookmarkEnd w:id="3"/>
+      <w:bookmarkEnd w:id="4"/>
     </w:p>
     <w:p>
       <w:r>
@@ -3569,23 +3548,7 @@
           <w:sz w:val="16"/>
           <w:szCs w:val="16"/>
         </w:rPr>
-        <w:t xml:space="preserve">odd, there will be a middle </w:t>
-      </w:r>
-      <w:proofErr w:type="gramStart"/>
-      <w:r>
-        <w:rPr>
-          <w:sz w:val="16"/>
-          <w:szCs w:val="16"/>
-        </w:rPr>
-        <w:t>number</w:t>
-      </w:r>
-      <w:proofErr w:type="gramEnd"/>
-      <w:r>
-        <w:rPr>
-          <w:sz w:val="16"/>
-          <w:szCs w:val="16"/>
-        </w:rPr>
-        <w:t xml:space="preserve"> and it doesn’t matter what it is.</w:t>
+        <w:t>odd, there will be a middle number and it doesn’t matter what it is.</w:t>
       </w:r>
     </w:p>
     <w:p>
@@ -3695,35 +3658,46 @@
           <w:szCs w:val="16"/>
         </w:rPr>
       </w:pPr>
-      <w:proofErr w:type="spellStart"/>
       <w:r>
         <w:rPr>
           <w:sz w:val="16"/>
           <w:szCs w:val="16"/>
         </w:rPr>
-        <w:t>Mathmatical</w:t>
-      </w:r>
-      <w:proofErr w:type="spellEnd"/>
+        <w:t>Mathmatical method</w:t>
+      </w:r>
       <w:r>
         <w:rPr>
           <w:sz w:val="16"/>
           <w:szCs w:val="16"/>
         </w:rPr>
-        <w:t xml:space="preserve"> method</w:t>
+        <w:t xml:space="preserve"> (medium)</w:t>
       </w:r>
       <w:r>
         <w:rPr>
           <w:sz w:val="16"/>
           <w:szCs w:val="16"/>
         </w:rPr>
-        <w:t xml:space="preserve"> (medium)</w:t>
-      </w:r>
-      <w:r>
+        <w:t>:</w:t>
+      </w:r>
+    </w:p>
+    <w:p>
+      <w:pPr>
+        <w:pStyle w:val="ListParagraph"/>
+        <w:numPr>
+          <w:ilvl w:val="1"/>
+          <w:numId w:val="3"/>
+        </w:numPr>
         <w:rPr>
           <w:sz w:val="16"/>
           <w:szCs w:val="16"/>
         </w:rPr>
-        <w:t>:</w:t>
+      </w:pPr>
+      <w:r>
+        <w:rPr>
+          <w:sz w:val="16"/>
+          <w:szCs w:val="16"/>
+        </w:rPr>
+        <w:t>No need for string conversion so the space is O(1)</w:t>
       </w:r>
     </w:p>
     <w:p>
@@ -3743,23 +3717,42 @@
           <w:sz w:val="16"/>
           <w:szCs w:val="16"/>
         </w:rPr>
-        <w:t xml:space="preserve">No need for string conversion so the space is </w:t>
-      </w:r>
-      <w:proofErr w:type="gramStart"/>
+        <w:t>The negative number</w:t>
+      </w:r>
       <w:r>
         <w:rPr>
           <w:sz w:val="16"/>
           <w:szCs w:val="16"/>
         </w:rPr>
-        <w:t>O(</w:t>
-      </w:r>
-      <w:proofErr w:type="gramEnd"/>
+        <w:t>s, n</w:t>
+      </w:r>
       <w:r>
         <w:rPr>
           <w:sz w:val="16"/>
           <w:szCs w:val="16"/>
         </w:rPr>
-        <w:t>1)</w:t>
+        <w:t>umbers ends with 0</w:t>
+      </w:r>
+      <w:r>
+        <w:rPr>
+          <w:sz w:val="16"/>
+          <w:szCs w:val="16"/>
+        </w:rPr>
+        <w:t xml:space="preserve"> or </w:t>
+      </w:r>
+      <w:r>
+        <w:rPr>
+          <w:sz w:val="16"/>
+          <w:szCs w:val="16"/>
+        </w:rPr>
+        <w:t>= 0</w:t>
+      </w:r>
+      <w:r>
+        <w:rPr>
+          <w:sz w:val="16"/>
+          <w:szCs w:val="16"/>
+        </w:rPr>
+        <w:t xml:space="preserve"> can’t be palindrome</w:t>
       </w:r>
     </w:p>
     <w:p>
@@ -3779,163 +3772,83 @@
           <w:sz w:val="16"/>
           <w:szCs w:val="16"/>
         </w:rPr>
-        <w:t>The negative number</w:t>
+        <w:t xml:space="preserve">Numbers modulus </w:t>
       </w:r>
       <w:r>
         <w:rPr>
           <w:sz w:val="16"/>
           <w:szCs w:val="16"/>
         </w:rPr>
-        <w:t>s, n</w:t>
+        <w:t xml:space="preserve">by 10 </w:t>
       </w:r>
       <w:r>
         <w:rPr>
           <w:sz w:val="16"/>
           <w:szCs w:val="16"/>
         </w:rPr>
-        <w:t xml:space="preserve">umbers </w:t>
-      </w:r>
-      <w:proofErr w:type="gramStart"/>
-      <w:r>
+        <w:t>will get you the right most digit</w:t>
+      </w:r>
+    </w:p>
+    <w:p>
+      <w:pPr>
+        <w:pStyle w:val="ListParagraph"/>
+        <w:numPr>
+          <w:ilvl w:val="1"/>
+          <w:numId w:val="3"/>
+        </w:numPr>
         <w:rPr>
           <w:sz w:val="16"/>
           <w:szCs w:val="16"/>
         </w:rPr>
-        <w:t>ends</w:t>
-      </w:r>
-      <w:proofErr w:type="gramEnd"/>
+      </w:pPr>
       <w:r>
         <w:rPr>
           <w:sz w:val="16"/>
           <w:szCs w:val="16"/>
         </w:rPr>
-        <w:t xml:space="preserve"> with 0</w:t>
+        <w:t xml:space="preserve">Numbers divided by </w:t>
       </w:r>
       <w:r>
         <w:rPr>
           <w:sz w:val="16"/>
           <w:szCs w:val="16"/>
         </w:rPr>
-        <w:t xml:space="preserve"> or </w:t>
+        <w:t>10^</w:t>
       </w:r>
       <w:r>
         <w:rPr>
           <w:sz w:val="16"/>
           <w:szCs w:val="16"/>
         </w:rPr>
-        <w:t>= 0</w:t>
+        <w:t>i</w:t>
       </w:r>
       <w:r>
         <w:rPr>
           <w:sz w:val="16"/>
           <w:szCs w:val="16"/>
         </w:rPr>
-        <w:t xml:space="preserve"> can’t be palindrome</w:t>
-      </w:r>
-    </w:p>
-    <w:p>
-      <w:pPr>
-        <w:pStyle w:val="ListParagraph"/>
-        <w:numPr>
-          <w:ilvl w:val="1"/>
-          <w:numId w:val="3"/>
-        </w:numPr>
+        <w:t xml:space="preserve"> </w:t>
+      </w:r>
+      <w:r>
         <w:rPr>
           <w:sz w:val="16"/>
           <w:szCs w:val="16"/>
         </w:rPr>
-      </w:pPr>
+        <w:t>(</w:t>
+      </w:r>
       <w:r>
         <w:rPr>
           <w:sz w:val="16"/>
           <w:szCs w:val="16"/>
         </w:rPr>
-        <w:t xml:space="preserve">Numbers modulus </w:t>
+        <w:t xml:space="preserve">where </w:t>
       </w:r>
       <w:r>
         <w:rPr>
           <w:sz w:val="16"/>
           <w:szCs w:val="16"/>
         </w:rPr>
-        <w:t xml:space="preserve">by 10 </w:t>
-      </w:r>
-      <w:r>
-        <w:rPr>
-          <w:sz w:val="16"/>
-          <w:szCs w:val="16"/>
-        </w:rPr>
-        <w:t>will get you the right most digit</w:t>
-      </w:r>
-    </w:p>
-    <w:p>
-      <w:pPr>
-        <w:pStyle w:val="ListParagraph"/>
-        <w:numPr>
-          <w:ilvl w:val="1"/>
-          <w:numId w:val="3"/>
-        </w:numPr>
-        <w:rPr>
-          <w:sz w:val="16"/>
-          <w:szCs w:val="16"/>
-        </w:rPr>
-      </w:pPr>
-      <w:r>
-        <w:rPr>
-          <w:sz w:val="16"/>
-          <w:szCs w:val="16"/>
-        </w:rPr>
-        <w:t xml:space="preserve">Numbers divided by </w:t>
-      </w:r>
-      <w:r>
-        <w:rPr>
-          <w:sz w:val="16"/>
-          <w:szCs w:val="16"/>
-        </w:rPr>
-        <w:t>10^</w:t>
-      </w:r>
-      <w:r>
-        <w:rPr>
-          <w:sz w:val="16"/>
-          <w:szCs w:val="16"/>
-        </w:rPr>
-        <w:t>i</w:t>
-      </w:r>
-      <w:r>
-        <w:rPr>
-          <w:sz w:val="16"/>
-          <w:szCs w:val="16"/>
-        </w:rPr>
-        <w:t xml:space="preserve"> </w:t>
-      </w:r>
-      <w:r>
-        <w:rPr>
-          <w:sz w:val="16"/>
-          <w:szCs w:val="16"/>
-        </w:rPr>
-        <w:t>(</w:t>
-      </w:r>
-      <w:r>
-        <w:rPr>
-          <w:sz w:val="16"/>
-          <w:szCs w:val="16"/>
-        </w:rPr>
-        <w:t xml:space="preserve">where </w:t>
-      </w:r>
-      <w:proofErr w:type="spellStart"/>
-      <w:r>
-        <w:rPr>
-          <w:sz w:val="16"/>
-          <w:szCs w:val="16"/>
-        </w:rPr>
-        <w:t>i</w:t>
-      </w:r>
-      <w:proofErr w:type="spellEnd"/>
-      <w:r>
-        <w:rPr>
-          <w:sz w:val="16"/>
-          <w:szCs w:val="16"/>
-        </w:rPr>
-        <w:t xml:space="preserve"> </w:t>
+        <w:t xml:space="preserve">i </w:t>
       </w:r>
       <w:r>
         <w:rPr>
@@ -4086,23 +3999,91 @@
           <w:sz w:val="16"/>
           <w:szCs w:val="16"/>
         </w:rPr>
-        <w:t xml:space="preserve">same number of </w:t>
-      </w:r>
-      <w:proofErr w:type="gramStart"/>
-      <w:r>
+        <w:t>same number of digit as x</w:t>
+      </w:r>
+    </w:p>
+    <w:p>
+      <w:pPr>
+        <w:pStyle w:val="ListParagraph"/>
+        <w:numPr>
+          <w:ilvl w:val="1"/>
+          <w:numId w:val="3"/>
+        </w:numPr>
         <w:rPr>
           <w:sz w:val="16"/>
           <w:szCs w:val="16"/>
         </w:rPr>
-        <w:t>digit</w:t>
-      </w:r>
-      <w:proofErr w:type="gramEnd"/>
+      </w:pPr>
       <w:r>
         <w:rPr>
           <w:sz w:val="16"/>
           <w:szCs w:val="16"/>
         </w:rPr>
-        <w:t xml:space="preserve"> as x</w:t>
+        <w:lastRenderedPageBreak/>
+        <w:t>Numbers modules by 10^</w:t>
+      </w:r>
+      <w:r>
+        <w:rPr>
+          <w:sz w:val="16"/>
+          <w:szCs w:val="16"/>
+        </w:rPr>
+        <w:t>i (</w:t>
+      </w:r>
+      <w:r>
+        <w:rPr>
+          <w:sz w:val="16"/>
+          <w:szCs w:val="16"/>
+        </w:rPr>
+        <w:t xml:space="preserve">where </w:t>
+      </w:r>
+      <w:r>
+        <w:rPr>
+          <w:sz w:val="16"/>
+          <w:szCs w:val="16"/>
+        </w:rPr>
+        <w:t xml:space="preserve">i </w:t>
+      </w:r>
+      <w:r>
+        <w:rPr>
+          <w:sz w:val="16"/>
+          <w:szCs w:val="16"/>
+        </w:rPr>
+        <w:t xml:space="preserve">is the number of digits of the number) will </w:t>
+      </w:r>
+      <w:r>
+        <w:rPr>
+          <w:sz w:val="16"/>
+          <w:szCs w:val="16"/>
+        </w:rPr>
+        <w:t xml:space="preserve">get rid of the </w:t>
+      </w:r>
+      <w:r>
+        <w:rPr>
+          <w:sz w:val="16"/>
+          <w:szCs w:val="16"/>
+        </w:rPr>
+        <w:t>left</w:t>
+      </w:r>
+      <w:r>
+        <w:rPr>
+          <w:sz w:val="16"/>
+          <w:szCs w:val="16"/>
+        </w:rPr>
+        <w:t xml:space="preserve"> most digit</w:t>
+      </w:r>
+      <w:r>
+        <w:rPr>
+          <w:sz w:val="16"/>
+          <w:szCs w:val="16"/>
+        </w:rPr>
+        <w:t xml:space="preserve"> (e.g. 1221%</w:t>
+      </w:r>
+      <w:r>
+        <w:rPr>
+          <w:sz w:val="16"/>
+          <w:szCs w:val="16"/>
+        </w:rPr>
+        <w:t>1000 = 221)</w:t>
       </w:r>
     </w:p>
     <w:p>
@@ -4122,170 +4103,36 @@
           <w:sz w:val="16"/>
           <w:szCs w:val="16"/>
         </w:rPr>
-        <w:lastRenderedPageBreak/>
-        <w:t>Numbers modules by 10^</w:t>
+        <w:t xml:space="preserve">Using the number from </w:t>
       </w:r>
       <w:r>
         <w:rPr>
           <w:sz w:val="16"/>
           <w:szCs w:val="16"/>
         </w:rPr>
-        <w:t>i (</w:t>
+        <w:t xml:space="preserve">e), divide it by </w:t>
       </w:r>
       <w:r>
         <w:rPr>
           <w:sz w:val="16"/>
           <w:szCs w:val="16"/>
         </w:rPr>
-        <w:t xml:space="preserve">where </w:t>
-      </w:r>
-      <w:proofErr w:type="spellStart"/>
+        <w:t>will remove the left most digit</w:t>
+      </w:r>
       <w:r>
         <w:rPr>
           <w:sz w:val="16"/>
           <w:szCs w:val="16"/>
         </w:rPr>
-        <w:t>i</w:t>
-      </w:r>
-      <w:proofErr w:type="spellEnd"/>
+        <w:t>(e.g. 221/</w:t>
+      </w:r>
       <w:r>
         <w:rPr>
           <w:sz w:val="16"/>
           <w:szCs w:val="16"/>
         </w:rPr>
-        <w:t xml:space="preserve"> </w:t>
-      </w:r>
-      <w:r>
-        <w:rPr>
-          <w:sz w:val="16"/>
-          <w:szCs w:val="16"/>
-        </w:rPr>
-        <w:t xml:space="preserve">is the number of digits of the number) will </w:t>
-      </w:r>
-      <w:r>
-        <w:rPr>
-          <w:sz w:val="16"/>
-          <w:szCs w:val="16"/>
-        </w:rPr>
-        <w:t xml:space="preserve">get rid of the </w:t>
-      </w:r>
-      <w:r>
-        <w:rPr>
-          <w:sz w:val="16"/>
-          <w:szCs w:val="16"/>
-        </w:rPr>
-        <w:t>left</w:t>
-      </w:r>
-      <w:r>
-        <w:rPr>
-          <w:sz w:val="16"/>
-          <w:szCs w:val="16"/>
-        </w:rPr>
-        <w:t xml:space="preserve"> most digit</w:t>
-      </w:r>
-      <w:r>
-        <w:rPr>
-          <w:sz w:val="16"/>
-          <w:szCs w:val="16"/>
-        </w:rPr>
-        <w:t xml:space="preserve"> (e.g. 1221%</w:t>
-      </w:r>
-      <w:r>
-        <w:rPr>
-          <w:sz w:val="16"/>
-          <w:szCs w:val="16"/>
-        </w:rPr>
-        <w:t>1000 = 221)</w:t>
-      </w:r>
-    </w:p>
-    <w:p>
-      <w:pPr>
-        <w:pStyle w:val="ListParagraph"/>
-        <w:numPr>
-          <w:ilvl w:val="1"/>
-          <w:numId w:val="3"/>
-        </w:numPr>
-        <w:rPr>
-          <w:sz w:val="16"/>
-          <w:szCs w:val="16"/>
-        </w:rPr>
-      </w:pPr>
-      <w:r>
-        <w:rPr>
-          <w:sz w:val="16"/>
-          <w:szCs w:val="16"/>
-        </w:rPr>
-        <w:t xml:space="preserve">Using the number from </w:t>
-      </w:r>
-      <w:r>
-        <w:rPr>
-          <w:sz w:val="16"/>
-          <w:szCs w:val="16"/>
-        </w:rPr>
-        <w:t xml:space="preserve">e), divide it by </w:t>
-      </w:r>
-      <w:r>
-        <w:rPr>
-          <w:sz w:val="16"/>
-          <w:szCs w:val="16"/>
-        </w:rPr>
-        <w:t xml:space="preserve">will remove the </w:t>
-      </w:r>
-      <w:proofErr w:type="gramStart"/>
-      <w:r>
-        <w:rPr>
-          <w:sz w:val="16"/>
-          <w:szCs w:val="16"/>
-        </w:rPr>
-        <w:t>left most</w:t>
-      </w:r>
-      <w:proofErr w:type="gramEnd"/>
-      <w:r>
-        <w:rPr>
-          <w:sz w:val="16"/>
-          <w:szCs w:val="16"/>
-        </w:rPr>
-        <w:t xml:space="preserve"> </w:t>
-      </w:r>
-      <w:proofErr w:type="gramStart"/>
-      <w:r>
-        <w:rPr>
-          <w:sz w:val="16"/>
-          <w:szCs w:val="16"/>
-        </w:rPr>
-        <w:t>digit</w:t>
-      </w:r>
-      <w:r>
-        <w:rPr>
-          <w:sz w:val="16"/>
-          <w:szCs w:val="16"/>
-        </w:rPr>
-        <w:t>(</w:t>
-      </w:r>
-      <w:proofErr w:type="gramEnd"/>
-      <w:r>
-        <w:rPr>
-          <w:sz w:val="16"/>
-          <w:szCs w:val="16"/>
-        </w:rPr>
-        <w:t xml:space="preserve">e.g. </w:t>
-      </w:r>
-      <w:proofErr w:type="gramStart"/>
-      <w:r>
-        <w:rPr>
-          <w:sz w:val="16"/>
-          <w:szCs w:val="16"/>
-        </w:rPr>
-        <w:t>221/</w:t>
-      </w:r>
-      <w:r>
-        <w:rPr>
-          <w:sz w:val="16"/>
-          <w:szCs w:val="16"/>
-        </w:rPr>
         <w:t>/</w:t>
       </w:r>
-      <w:proofErr w:type="gramEnd"/>
       <w:r>
         <w:rPr>
           <w:sz w:val="16"/>
@@ -4443,92 +4290,67 @@
         </w:rPr>
         <w:t>Time: O(</w:t>
       </w:r>
-      <w:proofErr w:type="spellStart"/>
       <w:r>
         <w:rPr>
           <w:sz w:val="16"/>
           <w:szCs w:val="16"/>
         </w:rPr>
-        <w:t>logn</w:t>
-      </w:r>
-      <w:proofErr w:type="spellEnd"/>
+        <w:t>logn)</w:t>
+      </w:r>
       <w:r>
         <w:rPr>
           <w:sz w:val="16"/>
           <w:szCs w:val="16"/>
         </w:rPr>
-        <w:t>)</w:t>
+        <w:t>: digit count is t</w:t>
       </w:r>
       <w:r>
         <w:rPr>
           <w:sz w:val="16"/>
           <w:szCs w:val="16"/>
         </w:rPr>
-        <w:t>: digit count is t</w:t>
+        <w:t>ied</w:t>
       </w:r>
       <w:r>
         <w:rPr>
           <w:sz w:val="16"/>
           <w:szCs w:val="16"/>
         </w:rPr>
-        <w:t>ied</w:t>
+        <w:t xml:space="preserve"> to the log of </w:t>
       </w:r>
       <w:r>
         <w:rPr>
           <w:sz w:val="16"/>
           <w:szCs w:val="16"/>
         </w:rPr>
-        <w:t xml:space="preserve"> to the log of </w:t>
-      </w:r>
-      <w:r>
+        <w:t>the number</w:t>
+      </w:r>
+    </w:p>
+    <w:p>
+      <w:pPr>
+        <w:pStyle w:val="ListParagraph"/>
+        <w:numPr>
+          <w:ilvl w:val="1"/>
+          <w:numId w:val="3"/>
+        </w:numPr>
         <w:rPr>
           <w:sz w:val="16"/>
           <w:szCs w:val="16"/>
         </w:rPr>
-        <w:t>the number</w:t>
-      </w:r>
-    </w:p>
-    <w:p>
-      <w:pPr>
-        <w:pStyle w:val="ListParagraph"/>
-        <w:numPr>
-          <w:ilvl w:val="1"/>
-          <w:numId w:val="3"/>
-        </w:numPr>
+      </w:pPr>
+      <w:r>
         <w:rPr>
           <w:sz w:val="16"/>
           <w:szCs w:val="16"/>
         </w:rPr>
-      </w:pPr>
-      <w:r>
-        <w:rPr>
-          <w:sz w:val="16"/>
-          <w:szCs w:val="16"/>
-        </w:rPr>
-        <w:t xml:space="preserve">Space: </w:t>
-      </w:r>
-      <w:proofErr w:type="gramStart"/>
-      <w:r>
-        <w:rPr>
-          <w:sz w:val="16"/>
-          <w:szCs w:val="16"/>
-        </w:rPr>
-        <w:t>O(</w:t>
-      </w:r>
-      <w:proofErr w:type="gramEnd"/>
-      <w:r>
-        <w:rPr>
-          <w:sz w:val="16"/>
-          <w:szCs w:val="16"/>
-        </w:rPr>
-        <w:t>1): no data structure usage, so no additional utilization</w:t>
+        <w:t>Space: O(1): no data structure usage, so no additional utilization</w:t>
       </w:r>
     </w:p>
     <w:p>
       <w:pPr>
         <w:pStyle w:val="Heading2"/>
       </w:pPr>
-      <w:bookmarkStart w:id="4" w:name="_Toc207705039"/>
+      <w:bookmarkStart w:id="5" w:name="_Toc207803063"/>
       <w:r>
         <w:t>15</w:t>
       </w:r>
@@ -4541,7 +4363,7 @@
       <w:r>
         <w:t>(medium)</w:t>
       </w:r>
-      <w:bookmarkEnd w:id="4"/>
+      <w:bookmarkEnd w:id="5"/>
     </w:p>
     <w:p>
       <w:r>
@@ -4801,120 +4623,54 @@
           <w:sz w:val="16"/>
           <w:szCs w:val="16"/>
         </w:rPr>
-        <w:t>O(</w:t>
-      </w:r>
-      <w:proofErr w:type="spellStart"/>
+        <w:t>O(nlogn):p</w:t>
+      </w:r>
       <w:r>
         <w:rPr>
           <w:sz w:val="16"/>
           <w:szCs w:val="16"/>
         </w:rPr>
-        <w:t>nlogn</w:t>
-      </w:r>
-      <w:proofErr w:type="spellEnd"/>
-      <w:proofErr w:type="gramStart"/>
+        <w:t xml:space="preserve">ython sort; </w:t>
+      </w:r>
       <w:r>
         <w:rPr>
           <w:sz w:val="16"/>
           <w:szCs w:val="16"/>
         </w:rPr>
-        <w:t>):p</w:t>
+        <w:t>O(n^2): 2 nested loops</w:t>
       </w:r>
       <w:r>
         <w:rPr>
           <w:sz w:val="16"/>
           <w:szCs w:val="16"/>
         </w:rPr>
-        <w:t>ython</w:t>
-      </w:r>
-      <w:proofErr w:type="gramEnd"/>
-      <w:r>
+        <w:t>, so nlogn + n^2</w:t>
+      </w:r>
+    </w:p>
+    <w:p>
+      <w:pPr>
+        <w:pStyle w:val="ListParagraph"/>
+        <w:numPr>
+          <w:ilvl w:val="0"/>
+          <w:numId w:val="4"/>
+        </w:numPr>
         <w:rPr>
           <w:sz w:val="16"/>
           <w:szCs w:val="16"/>
         </w:rPr>
-        <w:t xml:space="preserve"> sort; </w:t>
-      </w:r>
+      </w:pPr>
       <w:r>
         <w:rPr>
           <w:sz w:val="16"/>
           <w:szCs w:val="16"/>
         </w:rPr>
-        <w:t>O(n^2): 2 nested loops</w:t>
+        <w:t xml:space="preserve">Space:O(1): no additional data structure used, maybe O(n) if </w:t>
       </w:r>
       <w:r>
         <w:rPr>
           <w:sz w:val="16"/>
           <w:szCs w:val="16"/>
         </w:rPr>
-        <w:t xml:space="preserve">, so </w:t>
-      </w:r>
-      <w:proofErr w:type="spellStart"/>
-      <w:r>
-        <w:rPr>
-          <w:sz w:val="16"/>
-          <w:szCs w:val="16"/>
-        </w:rPr>
-        <w:t>nlogn</w:t>
-      </w:r>
-      <w:proofErr w:type="spellEnd"/>
-      <w:r>
-        <w:rPr>
-          <w:sz w:val="16"/>
-          <w:szCs w:val="16"/>
-        </w:rPr>
-        <w:t xml:space="preserve"> + n^2</w:t>
-      </w:r>
-    </w:p>
-    <w:p>
-      <w:pPr>
-        <w:pStyle w:val="ListParagraph"/>
-        <w:numPr>
-          <w:ilvl w:val="0"/>
-          <w:numId w:val="4"/>
-        </w:numPr>
-        <w:rPr>
-          <w:sz w:val="16"/>
-          <w:szCs w:val="16"/>
-        </w:rPr>
-      </w:pPr>
-      <w:proofErr w:type="spellStart"/>
-      <w:r>
-        <w:rPr>
-          <w:sz w:val="16"/>
-          <w:szCs w:val="16"/>
-        </w:rPr>
-        <w:t>Space</w:t>
-      </w:r>
-      <w:proofErr w:type="gramStart"/>
-      <w:r>
-        <w:rPr>
-          <w:sz w:val="16"/>
-          <w:szCs w:val="16"/>
-        </w:rPr>
-        <w:t>:O</w:t>
-      </w:r>
-      <w:proofErr w:type="spellEnd"/>
-      <w:r>
-        <w:rPr>
-          <w:sz w:val="16"/>
-          <w:szCs w:val="16"/>
-        </w:rPr>
-        <w:t>(</w:t>
-      </w:r>
-      <w:proofErr w:type="gramEnd"/>
-      <w:r>
-        <w:rPr>
-          <w:sz w:val="16"/>
-          <w:szCs w:val="16"/>
-        </w:rPr>
-        <w:t xml:space="preserve">1): no additional data structure used, maybe O(n) if </w:t>
-      </w:r>
-      <w:r>
-        <w:rPr>
-          <w:sz w:val="16"/>
-          <w:szCs w:val="16"/>
-        </w:rPr>
         <w:t>sorting used some space</w:t>
       </w:r>
     </w:p>
@@ -4922,11 +4678,11 @@
       <w:pPr>
         <w:pStyle w:val="Heading2"/>
       </w:pPr>
-      <w:bookmarkStart w:id="5" w:name="_Toc207705040"/>
+      <w:bookmarkStart w:id="6" w:name="_Toc207803064"/>
       <w:r>
         <w:t>31- Next Permutation</w:t>
       </w:r>
-      <w:bookmarkEnd w:id="5"/>
+      <w:bookmarkEnd w:id="6"/>
     </w:p>
     <w:p>
       <w:r>
@@ -4979,33 +4735,7 @@
         </w:numPr>
       </w:pPr>
       <w:r>
-        <w:t xml:space="preserve">The goal is to rearrange the numbers so that </w:t>
-      </w:r>
-      <w:proofErr w:type="gramStart"/>
-      <w:r>
-        <w:t>it</w:t>
-      </w:r>
-      <w:proofErr w:type="gramEnd"/>
-      <w:r>
-        <w:t xml:space="preserve"> </w:t>
-      </w:r>
-      <w:proofErr w:type="gramStart"/>
-      <w:r>
-        <w:t>become</w:t>
-      </w:r>
-      <w:proofErr w:type="gramEnd"/>
-      <w:r>
-        <w:t xml:space="preserve"> the next larger number, if the numbers are already at </w:t>
-      </w:r>
-      <w:proofErr w:type="spellStart"/>
-      <w:proofErr w:type="gramStart"/>
-      <w:r>
-        <w:t>it’s</w:t>
-      </w:r>
-      <w:proofErr w:type="spellEnd"/>
-      <w:proofErr w:type="gramEnd"/>
-      <w:r>
-        <w:t xml:space="preserve"> largest form. We turn it into the smallest form, so just reversing it</w:t>
+        <w:t>The goal is to rearrange the numbers so that it become the next larger number, if the numbers are already at it’s largest form. We turn it into the smallest form, so just reversing it</w:t>
       </w:r>
     </w:p>
     <w:p>
@@ -5053,21 +4783,13 @@
         </w:numPr>
       </w:pPr>
       <w:r>
-        <w:t xml:space="preserve">see above, notice the number changes at the spot, when scanning from right, that breaks the </w:t>
-      </w:r>
-      <w:proofErr w:type="spellStart"/>
-      <w:r>
-        <w:t>ac</w:t>
+        <w:t>see above, notice the number changes at the spot, when scanning from right, that breaks the ac</w:t>
       </w:r>
       <w:r>
         <w:t>c</w:t>
       </w:r>
       <w:r>
-        <w:t>ending</w:t>
-      </w:r>
-      <w:proofErr w:type="spellEnd"/>
-      <w:r>
-        <w:t xml:space="preserve"> order. We scan from right because we want the smallest change that makes the number larger.</w:t>
+        <w:t>ending order. We scan from right because we want the smallest change that makes the number larger.</w:t>
       </w:r>
     </w:p>
     <w:p>
@@ -5092,15 +4814,7 @@
         </w:numPr>
       </w:pPr>
       <w:r>
-        <w:t xml:space="preserve">Since the portion after the pivot spot will always be </w:t>
-      </w:r>
-      <w:proofErr w:type="spellStart"/>
-      <w:r>
-        <w:t>decending</w:t>
-      </w:r>
-      <w:proofErr w:type="spellEnd"/>
-      <w:r>
-        <w:t xml:space="preserve"> (when scanning from left), we want to reverse that portion so </w:t>
+        <w:t xml:space="preserve">Since the portion after the pivot spot will always be decending (when scanning from left), we want to reverse that portion so </w:t>
       </w:r>
       <w:r>
         <w:t>the number will be smaller.</w:t>
@@ -5182,22 +4896,14 @@
         </w:numPr>
       </w:pPr>
       <w:r>
-        <w:t xml:space="preserve">Space: </w:t>
-      </w:r>
-      <w:proofErr w:type="gramStart"/>
-      <w:r>
-        <w:t>O(</w:t>
-      </w:r>
-      <w:proofErr w:type="gramEnd"/>
-      <w:r>
-        <w:t>1) -&gt; no additional space</w:t>
+        <w:t>Space: O(1) -&gt; no additional space</w:t>
       </w:r>
     </w:p>
     <w:p>
       <w:pPr>
         <w:pStyle w:val="Heading2"/>
       </w:pPr>
-      <w:bookmarkStart w:id="6" w:name="_Toc207705041"/>
+      <w:bookmarkStart w:id="7" w:name="_Toc207803065"/>
       <w:r>
         <w:t>560</w:t>
       </w:r>
@@ -5210,7 +4916,7 @@
       <w:r>
         <w:t xml:space="preserve"> (medium)</w:t>
       </w:r>
-      <w:bookmarkEnd w:id="6"/>
+      <w:bookmarkEnd w:id="7"/>
     </w:p>
     <w:p>
       <w:r>
@@ -5324,52 +5030,19 @@
         </w:numPr>
       </w:pPr>
       <w:r>
-        <w:t xml:space="preserve">Understand </w:t>
-      </w:r>
-      <w:proofErr w:type="spellStart"/>
-      <w:r>
-        <w:t>presum</w:t>
-      </w:r>
-      <w:proofErr w:type="spellEnd"/>
-      <w:r>
-        <w:t xml:space="preserve"> and the idea of </w:t>
-      </w:r>
-      <w:proofErr w:type="spellStart"/>
+        <w:t>Understand presum</w:t>
+      </w:r>
+      <w:r>
+        <w:t xml:space="preserve"> and the idea of subSum</w:t>
+      </w:r>
+      <w:r>
+        <w:t xml:space="preserve"> + presum = k, so </w:t>
+      </w:r>
       <w:r>
         <w:t>subSum</w:t>
       </w:r>
-      <w:proofErr w:type="spellEnd"/>
-      <w:r>
-        <w:t xml:space="preserve"> + </w:t>
-      </w:r>
-      <w:proofErr w:type="spellStart"/>
-      <w:r>
-        <w:t>presum</w:t>
-      </w:r>
-      <w:proofErr w:type="spellEnd"/>
-      <w:r>
-        <w:t xml:space="preserve"> = k, so </w:t>
-      </w:r>
-      <w:proofErr w:type="spellStart"/>
-      <w:r>
-        <w:t>subSum</w:t>
-      </w:r>
-      <w:proofErr w:type="spellEnd"/>
-      <w:r>
-        <w:t xml:space="preserve"> </w:t>
-      </w:r>
-      <w:proofErr w:type="gramStart"/>
-      <w:r>
-        <w:t xml:space="preserve">=  </w:t>
-      </w:r>
-      <w:proofErr w:type="spellStart"/>
-      <w:r>
-        <w:t>presum</w:t>
-      </w:r>
-      <w:proofErr w:type="spellEnd"/>
-      <w:proofErr w:type="gramEnd"/>
-      <w:r>
-        <w:t xml:space="preserve"> </w:t>
+      <w:r>
+        <w:t xml:space="preserve"> =  presum </w:t>
       </w:r>
       <w:r>
         <w:t>–</w:t>
@@ -5378,23 +5051,7 @@
         <w:t xml:space="preserve"> k</w:t>
       </w:r>
       <w:r>
-        <w:t xml:space="preserve">, see this as </w:t>
-      </w:r>
-      <w:proofErr w:type="spellStart"/>
-      <w:r>
-        <w:t>subSum</w:t>
-      </w:r>
-      <w:proofErr w:type="spellEnd"/>
-      <w:r>
-        <w:t xml:space="preserve"> is what’s need by </w:t>
-      </w:r>
-      <w:proofErr w:type="spellStart"/>
-      <w:r>
-        <w:t>presum</w:t>
-      </w:r>
-      <w:proofErr w:type="spellEnd"/>
-      <w:r>
-        <w:t xml:space="preserve"> to get to k</w:t>
+        <w:t>, see this as subSum is what’s need by presum to get to k</w:t>
       </w:r>
     </w:p>
     <w:p>
@@ -5408,33 +5065,15 @@
       <w:r>
         <w:t xml:space="preserve">Since it’s one pass </w:t>
       </w:r>
-      <w:proofErr w:type="spellStart"/>
-      <w:r>
-        <w:t>subSum</w:t>
-      </w:r>
-      <w:proofErr w:type="spellEnd"/>
-      <w:r>
-        <w:t xml:space="preserve"> should have been calculated</w:t>
-      </w:r>
-      <w:r>
-        <w:t xml:space="preserve"> </w:t>
-      </w:r>
-      <w:proofErr w:type="gramStart"/>
-      <w:r>
-        <w:t>it’s</w:t>
-      </w:r>
-      <w:proofErr w:type="gramEnd"/>
-      <w:r>
-        <w:t xml:space="preserve"> frequency counted</w:t>
-      </w:r>
-      <w:r>
-        <w:t xml:space="preserve"> and stored in </w:t>
-      </w:r>
-      <w:proofErr w:type="spellStart"/>
-      <w:r>
-        <w:t>hashtable</w:t>
-      </w:r>
-      <w:proofErr w:type="spellEnd"/>
+      <w:r>
+        <w:t>subSum should have been calculated</w:t>
+      </w:r>
+      <w:r>
+        <w:t xml:space="preserve"> it’s frequency counted</w:t>
+      </w:r>
+      <w:r>
+        <w:t xml:space="preserve"> and stored in hashtable</w:t>
+      </w:r>
       <w:r>
         <w:t>.</w:t>
       </w:r>
@@ -5448,72 +5087,25 @@
         </w:numPr>
       </w:pPr>
       <w:r>
-        <w:t xml:space="preserve">If </w:t>
-      </w:r>
-      <w:proofErr w:type="spellStart"/>
-      <w:r>
-        <w:t>subSum</w:t>
-      </w:r>
-      <w:proofErr w:type="spellEnd"/>
-      <w:r>
-        <w:t xml:space="preserve"> </w:t>
-      </w:r>
-      <w:proofErr w:type="gramStart"/>
-      <w:r>
-        <w:t>not</w:t>
-      </w:r>
-      <w:proofErr w:type="gramEnd"/>
-      <w:r>
-        <w:t xml:space="preserve"> found in </w:t>
-      </w:r>
-      <w:proofErr w:type="spellStart"/>
-      <w:r>
-        <w:t>hashtable</w:t>
-      </w:r>
-      <w:proofErr w:type="spellEnd"/>
+        <w:t xml:space="preserve">If subSum not found in </w:t>
+      </w:r>
+      <w:r>
+        <w:t xml:space="preserve">hashtable, </w:t>
+      </w:r>
+      <w:r>
+        <w:t>it mean no such subarray existed</w:t>
+      </w:r>
+      <w:r>
+        <w:t xml:space="preserve"> yet</w:t>
+      </w:r>
       <w:r>
         <w:t xml:space="preserve">, </w:t>
       </w:r>
       <w:r>
-        <w:t xml:space="preserve">it </w:t>
-      </w:r>
-      <w:proofErr w:type="gramStart"/>
-      <w:r>
-        <w:t>mean</w:t>
-      </w:r>
-      <w:proofErr w:type="gramEnd"/>
-      <w:r>
-        <w:t xml:space="preserve"> no such subarray existed</w:t>
-      </w:r>
-      <w:r>
-        <w:t xml:space="preserve"> yet</w:t>
-      </w:r>
-      <w:r>
-        <w:t xml:space="preserve">, </w:t>
-      </w:r>
-      <w:r>
         <w:t>but still</w:t>
       </w:r>
       <w:r>
-        <w:t xml:space="preserve"> place it in </w:t>
-      </w:r>
-      <w:proofErr w:type="spellStart"/>
-      <w:r>
-        <w:t>hashtable</w:t>
-      </w:r>
-      <w:proofErr w:type="spellEnd"/>
-      <w:r>
-        <w:t xml:space="preserve">, which </w:t>
-      </w:r>
-      <w:proofErr w:type="spellStart"/>
-      <w:proofErr w:type="gramStart"/>
-      <w:r>
-        <w:t>maybe</w:t>
-      </w:r>
-      <w:proofErr w:type="spellEnd"/>
-      <w:proofErr w:type="gramEnd"/>
-      <w:r>
-        <w:t xml:space="preserve"> needed for </w:t>
+        <w:t xml:space="preserve"> place it in hashtable, which maybe needed for </w:t>
       </w:r>
       <w:r>
         <w:t xml:space="preserve">next subarrays. </w:t>
@@ -5593,11 +5185,9 @@
       <w:r>
         <w:t xml:space="preserve">: 1 pass through the number list, and about 1 pass though the </w:t>
       </w:r>
-      <w:proofErr w:type="spellStart"/>
       <w:r>
         <w:t>preSumList</w:t>
       </w:r>
-      <w:proofErr w:type="spellEnd"/>
     </w:p>
     <w:p>
       <w:pPr>
@@ -5614,27 +5204,14 @@
         <w:t xml:space="preserve"> </w:t>
       </w:r>
       <w:r>
-        <w:t xml:space="preserve">O(n): </w:t>
-      </w:r>
-      <w:proofErr w:type="spellStart"/>
-      <w:r>
-        <w:t>hashtable</w:t>
-      </w:r>
-      <w:proofErr w:type="spellEnd"/>
-      <w:r>
-        <w:t xml:space="preserve"> is created to store all the </w:t>
-      </w:r>
-      <w:proofErr w:type="spellStart"/>
-      <w:r>
-        <w:t>presums</w:t>
-      </w:r>
-      <w:proofErr w:type="spellEnd"/>
+        <w:t>O(n): hashtable is created to store all the presums</w:t>
+      </w:r>
     </w:p>
     <w:p>
       <w:pPr>
         <w:pStyle w:val="Heading2"/>
       </w:pPr>
-      <w:bookmarkStart w:id="7" w:name="_Toc207705042"/>
+      <w:bookmarkStart w:id="8" w:name="_Toc207803066"/>
       <w:r>
         <w:lastRenderedPageBreak/>
         <w:t>56</w:t>
@@ -5645,7 +5222,7 @@
       <w:r>
         <w:t>Merge Intervals</w:t>
       </w:r>
-      <w:bookmarkEnd w:id="7"/>
+      <w:bookmarkEnd w:id="8"/>
     </w:p>
     <w:p>
       <w:r>
@@ -5743,15 +5320,7 @@
         <w:t xml:space="preserve">After confirming it’s mergeable, </w:t>
       </w:r>
       <w:r>
-        <w:t xml:space="preserve">the last value of the new interval needs to be </w:t>
-      </w:r>
-      <w:proofErr w:type="gramStart"/>
-      <w:r>
-        <w:t>determined</w:t>
-      </w:r>
-      <w:proofErr w:type="gramEnd"/>
-      <w:r>
-        <w:t xml:space="preserve"> and it will either be the last value of the incoming interval or the stack top. Whichever is larger</w:t>
+        <w:t>the last value of the new interval needs to be determined and it will either be the last value of the incoming interval or the stack top. Whichever is larger</w:t>
       </w:r>
     </w:p>
     <w:p>
@@ -5838,16 +5407,11 @@
           <w:numId w:val="6"/>
         </w:numPr>
       </w:pPr>
-      <w:proofErr w:type="spellStart"/>
       <w:r>
         <w:t>Space</w:t>
       </w:r>
       <w:r>
-        <w:t>:O</w:t>
-      </w:r>
-      <w:proofErr w:type="spellEnd"/>
-      <w:r>
-        <w:t>(n)-</w:t>
+        <w:t>:O(n)-</w:t>
       </w:r>
       <w:r>
         <w:t>a stack is used that will store the whole list at worst</w:t>
@@ -5857,7 +5421,7 @@
       <w:pPr>
         <w:pStyle w:val="Heading2"/>
       </w:pPr>
-      <w:bookmarkStart w:id="8" w:name="_Toc207705043"/>
+      <w:bookmarkStart w:id="9" w:name="_Toc207803067"/>
       <w:r>
         <w:lastRenderedPageBreak/>
         <w:t>75- Sort Colors</w:t>
@@ -5865,9 +5429,13 @@
       <w:r>
         <w:t xml:space="preserve"> (Medium)</w:t>
       </w:r>
-    </w:p>
-    <w:p>
-      <w:r>
+      <w:bookmarkEnd w:id="9"/>
+    </w:p>
+    <w:p>
+      <w:r>
+        <w:rPr>
+          <w:noProof/>
+        </w:rPr>
         <w:drawing>
           <wp:inline distT="0" distB="0" distL="0" distR="0" wp14:anchorId="30C5A9A2" wp14:editId="1893423F">
             <wp:extent cx="5206621" cy="2976007"/>
@@ -5914,15 +5482,7 @@
         </w:numPr>
       </w:pPr>
       <w:r>
-        <w:t>It’s nice the colors are either 0,</w:t>
-      </w:r>
-      <w:proofErr w:type="gramStart"/>
-      <w:r>
-        <w:t>1,or</w:t>
-      </w:r>
-      <w:proofErr w:type="gramEnd"/>
-      <w:r>
-        <w:t xml:space="preserve"> 3</w:t>
+        <w:t>It’s nice the colors are either 0,1,or 3</w:t>
       </w:r>
       <w:r>
         <w:t>, we can use counting sort to solve this problem</w:t>
@@ -6024,6 +5584,9 @@
         </w:numPr>
       </w:pPr>
       <w:r>
+        <w:rPr>
+          <w:noProof/>
+        </w:rPr>
         <w:lastRenderedPageBreak/>
         <w:drawing>
           <wp:inline distT="0" distB="0" distL="0" distR="0" wp14:anchorId="29D3CDCD" wp14:editId="485B5558">
@@ -6086,26 +5649,19 @@
         <w:t>Space</w:t>
       </w:r>
       <w:r>
-        <w:t xml:space="preserve">: </w:t>
-      </w:r>
-      <w:proofErr w:type="gramStart"/>
-      <w:r>
-        <w:t>O(</w:t>
-      </w:r>
-      <w:proofErr w:type="gramEnd"/>
-      <w:r>
-        <w:t>1) – no additional memory allocated</w:t>
+        <w:t>: O(1) – no additional memory allocated</w:t>
       </w:r>
     </w:p>
     <w:p>
       <w:pPr>
         <w:pStyle w:val="Heading2"/>
       </w:pPr>
+      <w:bookmarkStart w:id="10" w:name="_Toc207803068"/>
       <w:r>
         <w:lastRenderedPageBreak/>
         <w:t>88- Merge Sorted Array</w:t>
       </w:r>
-      <w:bookmarkEnd w:id="8"/>
+      <w:bookmarkEnd w:id="10"/>
     </w:p>
     <w:p>
       <w:r>
@@ -6315,13 +5871,8 @@
       <w:r>
         <w:t>Time: O(</w:t>
       </w:r>
-      <w:proofErr w:type="spellStart"/>
-      <w:r>
-        <w:t>m+n</w:t>
-      </w:r>
-      <w:proofErr w:type="spellEnd"/>
-      <w:r>
-        <w:t xml:space="preserve">) </w:t>
+      <w:r>
+        <w:t xml:space="preserve">m+n) </w:t>
       </w:r>
     </w:p>
     <w:p>
@@ -6396,15 +5947,7 @@
         </w:numPr>
       </w:pPr>
       <w:r>
-        <w:t xml:space="preserve">And nums2 on every other </w:t>
-      </w:r>
-      <w:proofErr w:type="gramStart"/>
-      <w:r>
-        <w:t>conditions</w:t>
-      </w:r>
-      <w:proofErr w:type="gramEnd"/>
-      <w:r>
-        <w:t xml:space="preserve"> (else)</w:t>
+        <w:t>And nums2 on every other conditions (else)</w:t>
       </w:r>
     </w:p>
     <w:p>
@@ -6465,15 +6008,7 @@
         </w:numPr>
       </w:pPr>
       <w:r>
-        <w:t>Time: O(</w:t>
-      </w:r>
-      <w:proofErr w:type="spellStart"/>
-      <w:r>
-        <w:t>n+m</w:t>
-      </w:r>
-      <w:proofErr w:type="spellEnd"/>
-      <w:r>
-        <w:t>)</w:t>
+        <w:t>Time: O(n+m)</w:t>
       </w:r>
     </w:p>
     <w:p>
@@ -6485,27 +6020,19 @@
         </w:numPr>
       </w:pPr>
       <w:r>
-        <w:t xml:space="preserve">Space: </w:t>
-      </w:r>
-      <w:proofErr w:type="gramStart"/>
-      <w:r>
-        <w:t>O(</w:t>
-      </w:r>
-      <w:proofErr w:type="gramEnd"/>
-      <w:r>
-        <w:t xml:space="preserve">1): no additional space was allocated. </w:t>
+        <w:t xml:space="preserve">Space: O(1): no additional space was allocated. </w:t>
       </w:r>
     </w:p>
     <w:p>
       <w:pPr>
         <w:pStyle w:val="Heading2"/>
       </w:pPr>
-      <w:bookmarkStart w:id="9" w:name="_Toc207705044"/>
+      <w:bookmarkStart w:id="11" w:name="_Toc207803069"/>
       <w:r>
         <w:lastRenderedPageBreak/>
         <w:t>162-Find Peak Element</w:t>
       </w:r>
-      <w:bookmarkEnd w:id="9"/>
+      <w:bookmarkEnd w:id="11"/>
     </w:p>
     <w:p>
       <w:r>
@@ -6564,23 +6091,7 @@
         </w:numPr>
       </w:pPr>
       <w:r>
-        <w:t>To achieve O(</w:t>
-      </w:r>
-      <w:proofErr w:type="spellStart"/>
-      <w:r>
-        <w:t>logn</w:t>
-      </w:r>
-      <w:proofErr w:type="spellEnd"/>
-      <w:r>
-        <w:t xml:space="preserve">) we </w:t>
-      </w:r>
-      <w:proofErr w:type="gramStart"/>
-      <w:r>
-        <w:t>have to</w:t>
-      </w:r>
-      <w:proofErr w:type="gramEnd"/>
-      <w:r>
-        <w:t xml:space="preserve"> use binary search</w:t>
+        <w:t>To achieve O(logn) we have to use binary search</w:t>
       </w:r>
     </w:p>
     <w:p>
@@ -6604,25 +6115,7 @@
         </w:numPr>
       </w:pPr>
       <w:r>
-        <w:t xml:space="preserve">This means if we go from left to right, if the next number decreases at any </w:t>
-      </w:r>
-      <w:proofErr w:type="spellStart"/>
-      <w:proofErr w:type="gramStart"/>
-      <w:r>
-        <w:t>spot,the</w:t>
-      </w:r>
-      <w:proofErr w:type="spellEnd"/>
-      <w:proofErr w:type="gramEnd"/>
-      <w:r>
-        <w:t xml:space="preserve"> spot is a peak and can be </w:t>
-      </w:r>
-      <w:proofErr w:type="gramStart"/>
-      <w:r>
-        <w:t>return</w:t>
-      </w:r>
-      <w:proofErr w:type="gramEnd"/>
-      <w:r>
-        <w:t>.</w:t>
+        <w:t>This means if we go from left to right, if the next number decreases at any spot,the spot is a peak and can be return.</w:t>
       </w:r>
     </w:p>
     <w:p>
@@ -6646,31 +6139,7 @@
         </w:numPr>
       </w:pPr>
       <w:r>
-        <w:t xml:space="preserve">As usual in binary search, we </w:t>
-      </w:r>
-      <w:proofErr w:type="gramStart"/>
-      <w:r>
-        <w:t>have to</w:t>
-      </w:r>
-      <w:proofErr w:type="gramEnd"/>
-      <w:r>
-        <w:t xml:space="preserve"> find mid points first. If the number after the </w:t>
-      </w:r>
-      <w:proofErr w:type="spellStart"/>
-      <w:r>
-        <w:t>mid point</w:t>
-      </w:r>
-      <w:proofErr w:type="spellEnd"/>
-      <w:r>
-        <w:t xml:space="preserve"> is larger, this means a potential peak is to the right of the </w:t>
-      </w:r>
-      <w:proofErr w:type="spellStart"/>
-      <w:r>
-        <w:t>mid point</w:t>
-      </w:r>
-      <w:proofErr w:type="spellEnd"/>
-      <w:r>
-        <w:t xml:space="preserve">, so left end will be set to mid + 1, and continue the search. </w:t>
+        <w:t xml:space="preserve">As usual in binary search, we have to find mid points first. If the number after the mid point is larger, this means a potential peak is to the right of the mid point, so left end will be set to mid + 1, and continue the search. </w:t>
       </w:r>
     </w:p>
     <w:p>
@@ -6682,31 +6151,7 @@
         </w:numPr>
       </w:pPr>
       <w:r>
-        <w:t xml:space="preserve">Otherwise, the peak maybe the </w:t>
-      </w:r>
-      <w:proofErr w:type="spellStart"/>
-      <w:r>
-        <w:t>mid point</w:t>
-      </w:r>
-      <w:proofErr w:type="spellEnd"/>
-      <w:r>
-        <w:t xml:space="preserve"> or to the right of the </w:t>
-      </w:r>
-      <w:proofErr w:type="spellStart"/>
-      <w:r>
-        <w:t>mid point</w:t>
-      </w:r>
-      <w:proofErr w:type="spellEnd"/>
-      <w:r>
-        <w:t xml:space="preserve">, then assign right end at the </w:t>
-      </w:r>
-      <w:proofErr w:type="spellStart"/>
-      <w:r>
-        <w:t>mid point</w:t>
-      </w:r>
-      <w:proofErr w:type="spellEnd"/>
-      <w:r>
-        <w:t xml:space="preserve"> spot. </w:t>
+        <w:t xml:space="preserve">Otherwise, the peak maybe the mid point or to the right of the mid point, then assign right end at the mid point spot. </w:t>
       </w:r>
     </w:p>
     <w:p>
@@ -6774,15 +6219,7 @@
         </w:numPr>
       </w:pPr>
       <w:r>
-        <w:t>Time: O(</w:t>
-      </w:r>
-      <w:proofErr w:type="spellStart"/>
-      <w:r>
-        <w:t>logn</w:t>
-      </w:r>
-      <w:proofErr w:type="spellEnd"/>
-      <w:r>
-        <w:t>)</w:t>
+        <w:t>Time: O(logn)</w:t>
       </w:r>
     </w:p>
     <w:p>
@@ -6794,27 +6231,19 @@
         </w:numPr>
       </w:pPr>
       <w:r>
-        <w:t xml:space="preserve">Space: </w:t>
-      </w:r>
-      <w:proofErr w:type="gramStart"/>
-      <w:r>
-        <w:t>O(</w:t>
-      </w:r>
-      <w:proofErr w:type="gramEnd"/>
-      <w:r>
-        <w:t>1)</w:t>
+        <w:t>Space: O(1)</w:t>
       </w:r>
     </w:p>
     <w:p>
       <w:pPr>
         <w:pStyle w:val="Heading2"/>
       </w:pPr>
-      <w:bookmarkStart w:id="10" w:name="_Toc207705045"/>
+      <w:bookmarkStart w:id="12" w:name="_Toc207803070"/>
       <w:r>
         <w:lastRenderedPageBreak/>
         <w:t>118- Pascal’s Triangle</w:t>
       </w:r>
-      <w:bookmarkEnd w:id="10"/>
+      <w:bookmarkEnd w:id="12"/>
     </w:p>
     <w:p>
       <w:r>
@@ -6915,31 +6344,7 @@
         </w:drawing>
       </w:r>
       <w:r>
-        <w:t xml:space="preserve"> notice that numbers are bounded by 1 on both sides and triangle[</w:t>
-      </w:r>
-      <w:proofErr w:type="spellStart"/>
-      <w:r>
-        <w:t>i</w:t>
-      </w:r>
-      <w:proofErr w:type="spellEnd"/>
-      <w:r>
-        <w:t>][j] = triangle[i-</w:t>
-      </w:r>
-      <w:proofErr w:type="gramStart"/>
-      <w:r>
-        <w:t>1][</w:t>
-      </w:r>
-      <w:proofErr w:type="gramEnd"/>
-      <w:r>
-        <w:t>j-1] + triangle[i-</w:t>
-      </w:r>
-      <w:proofErr w:type="gramStart"/>
-      <w:r>
-        <w:t>1][</w:t>
-      </w:r>
-      <w:proofErr w:type="gramEnd"/>
-      <w:r>
-        <w:t>j], this is the formula we would use</w:t>
+        <w:t xml:space="preserve"> notice that numbers are bounded by 1 on both sides and triangle[i][j] = triangle[i-1][j-1] + triangle[i-1][j], this is the formula we would use</w:t>
       </w:r>
     </w:p>
     <w:p>
@@ -6954,49 +6359,7 @@
     </w:p>
     <w:p>
       <w:r>
-        <w:t xml:space="preserve">4) create </w:t>
-      </w:r>
-      <w:proofErr w:type="spellStart"/>
-      <w:proofErr w:type="gramStart"/>
-      <w:r>
-        <w:t>a</w:t>
-      </w:r>
-      <w:proofErr w:type="spellEnd"/>
-      <w:proofErr w:type="gramEnd"/>
-      <w:r>
-        <w:t xml:space="preserve"> inner loop to update the inner numbers (for j in range(</w:t>
-      </w:r>
-      <w:proofErr w:type="gramStart"/>
-      <w:r>
-        <w:t>1,i</w:t>
-      </w:r>
-      <w:proofErr w:type="gramEnd"/>
-      <w:r>
-        <w:t xml:space="preserve">)), notice </w:t>
-      </w:r>
-      <w:proofErr w:type="spellStart"/>
-      <w:r>
-        <w:t>i</w:t>
-      </w:r>
-      <w:proofErr w:type="spellEnd"/>
-      <w:r>
-        <w:t xml:space="preserve"> </w:t>
-      </w:r>
-      <w:proofErr w:type="spellStart"/>
-      <w:r>
-        <w:t>isthe</w:t>
-      </w:r>
-      <w:proofErr w:type="spellEnd"/>
-      <w:r>
-        <w:t xml:space="preserve"> row number, and will always be </w:t>
-      </w:r>
-      <w:proofErr w:type="spellStart"/>
-      <w:r>
-        <w:t>len</w:t>
-      </w:r>
-      <w:proofErr w:type="spellEnd"/>
-      <w:r>
-        <w:t>(row) – 1, it’s perfect for just looking at the inner of the triangle</w:t>
+        <w:t>4) create a inner loop to update the inner numbers (for j in range(1,i)), notice i isthe row number, and will always be len(row) – 1, it’s perfect for just looking at the inner of the triangle</w:t>
       </w:r>
     </w:p>
     <w:p>
@@ -7070,11 +6433,11 @@
       <w:pPr>
         <w:pStyle w:val="Heading2"/>
       </w:pPr>
-      <w:bookmarkStart w:id="11" w:name="_Toc207705046"/>
+      <w:bookmarkStart w:id="13" w:name="_Toc207803071"/>
       <w:r>
         <w:t>121-Best Time to Buy and Sell Stock</w:t>
       </w:r>
-      <w:bookmarkEnd w:id="11"/>
+      <w:bookmarkEnd w:id="13"/>
     </w:p>
     <w:p>
       <w:r>
@@ -7133,35 +6496,11 @@
         <w:t>a price and get the difference of it and each of the following prices</w:t>
       </w:r>
       <w:r>
-        <w:t xml:space="preserve">, while </w:t>
-      </w:r>
-      <w:proofErr w:type="gramStart"/>
-      <w:r>
-        <w:t>record</w:t>
-      </w:r>
-      <w:proofErr w:type="gramEnd"/>
+        <w:t>, while record and maintain the max differences. This sounds like a two pointer problem</w:t>
+      </w:r>
       <w:r>
         <w:t xml:space="preserve"> and </w:t>
       </w:r>
-      <w:proofErr w:type="gramStart"/>
-      <w:r>
-        <w:t>maintain</w:t>
-      </w:r>
-      <w:proofErr w:type="gramEnd"/>
-      <w:r>
-        <w:t xml:space="preserve"> the max differences. This sounds like a </w:t>
-      </w:r>
-      <w:proofErr w:type="gramStart"/>
-      <w:r>
-        <w:t>two pointer</w:t>
-      </w:r>
-      <w:proofErr w:type="gramEnd"/>
-      <w:r>
-        <w:t xml:space="preserve"> problem</w:t>
-      </w:r>
-      <w:r>
-        <w:t xml:space="preserve"> and </w:t>
-      </w:r>
       <w:r>
         <w:t>time complexity will be O(n^2), which is not efficient</w:t>
       </w:r>
@@ -7193,15 +6532,7 @@
         <w:t xml:space="preserve">where the max profit is found. While the </w:t>
       </w:r>
       <w:r>
-        <w:t xml:space="preserve">prices pointer is </w:t>
-      </w:r>
-      <w:proofErr w:type="gramStart"/>
-      <w:r>
-        <w:t>traverse</w:t>
-      </w:r>
-      <w:proofErr w:type="gramEnd"/>
-      <w:r>
-        <w:t xml:space="preserve"> through the price list.</w:t>
+        <w:t>prices pointer is traverse through the price list.</w:t>
       </w:r>
     </w:p>
     <w:p>
@@ -7275,27 +6606,19 @@
         </w:numPr>
       </w:pPr>
       <w:r>
-        <w:t xml:space="preserve">Space: </w:t>
-      </w:r>
-      <w:proofErr w:type="gramStart"/>
-      <w:r>
-        <w:t>O(</w:t>
-      </w:r>
-      <w:proofErr w:type="gramEnd"/>
-      <w:r>
-        <w:t>1), no additional memory allocated</w:t>
+        <w:t>Space: O(1), no additional memory allocated</w:t>
       </w:r>
     </w:p>
     <w:p>
       <w:pPr>
         <w:pStyle w:val="Heading2"/>
       </w:pPr>
-      <w:bookmarkStart w:id="12" w:name="_Toc207705047"/>
+      <w:bookmarkStart w:id="14" w:name="_Toc207803072"/>
       <w:r>
         <w:lastRenderedPageBreak/>
         <w:t>215- Kth Largest Element in an Array</w:t>
       </w:r>
-      <w:bookmarkEnd w:id="12"/>
+      <w:bookmarkEnd w:id="14"/>
     </w:p>
     <w:p>
       <w:r>
@@ -7448,15 +6771,7 @@
         </w:numPr>
       </w:pPr>
       <w:r>
-        <w:t>Time: O(</w:t>
-      </w:r>
-      <w:proofErr w:type="spellStart"/>
-      <w:r>
-        <w:t>nlogn</w:t>
-      </w:r>
-      <w:proofErr w:type="spellEnd"/>
-      <w:r>
-        <w:t xml:space="preserve">): </w:t>
+        <w:t xml:space="preserve">Time: O(nlogn): </w:t>
       </w:r>
     </w:p>
     <w:p>
@@ -7551,15 +6866,7 @@
         </w:numPr>
       </w:pPr>
       <w:r>
-        <w:t>Time: O(</w:t>
-      </w:r>
-      <w:proofErr w:type="spellStart"/>
-      <w:r>
-        <w:t>nlogk</w:t>
-      </w:r>
-      <w:proofErr w:type="spellEnd"/>
-      <w:r>
-        <w:t xml:space="preserve">): </w:t>
+        <w:t xml:space="preserve">Time: O(nlogk): </w:t>
       </w:r>
     </w:p>
     <w:p>
@@ -7578,17 +6885,20 @@
       <w:pPr>
         <w:pStyle w:val="Heading2"/>
       </w:pPr>
-      <w:bookmarkStart w:id="13" w:name="_Toc207705048"/>
+      <w:bookmarkStart w:id="15" w:name="_Toc207803073"/>
       <w:r>
         <w:t>647</w:t>
       </w:r>
       <w:r>
         <w:t>-Palindromic Substrings</w:t>
       </w:r>
-      <w:bookmarkEnd w:id="13"/>
-    </w:p>
-    <w:p>
-      <w:r>
+      <w:bookmarkEnd w:id="15"/>
+    </w:p>
+    <w:p>
+      <w:r>
+        <w:rPr>
+          <w:noProof/>
+        </w:rPr>
         <w:drawing>
           <wp:inline distT="0" distB="0" distL="0" distR="0" wp14:anchorId="791A5EA4" wp14:editId="6CA8B9BD">
             <wp:extent cx="4058200" cy="3527946"/>
@@ -7638,23 +6948,7 @@
         <w:t xml:space="preserve">Good to know that </w:t>
       </w:r>
       <w:r>
-        <w:t xml:space="preserve">any repeated </w:t>
-      </w:r>
-      <w:proofErr w:type="gramStart"/>
-      <w:r>
-        <w:t>palindromes</w:t>
-      </w:r>
-      <w:proofErr w:type="gramEnd"/>
-      <w:r>
-        <w:t xml:space="preserve"> also </w:t>
-      </w:r>
-      <w:proofErr w:type="gramStart"/>
-      <w:r>
-        <w:t>counts</w:t>
-      </w:r>
-      <w:proofErr w:type="gramEnd"/>
-      <w:r>
-        <w:t xml:space="preserve">, </w:t>
+        <w:t xml:space="preserve">any repeated palindromes also counts, </w:t>
       </w:r>
       <w:r>
         <w:t>a single character also counts as one</w:t>
@@ -7691,23 +6985,7 @@
         <w:t xml:space="preserve">Need to understand that there are odd and even palindromes, </w:t>
       </w:r>
       <w:r>
-        <w:t xml:space="preserve">odd palindromes start in the same </w:t>
-      </w:r>
-      <w:proofErr w:type="gramStart"/>
-      <w:r>
-        <w:t>spot, and</w:t>
-      </w:r>
-      <w:proofErr w:type="gramEnd"/>
-      <w:r>
-        <w:t xml:space="preserve"> even </w:t>
-      </w:r>
-      <w:proofErr w:type="gramStart"/>
-      <w:r>
-        <w:t>starts</w:t>
-      </w:r>
-      <w:proofErr w:type="gramEnd"/>
-      <w:r>
-        <w:t xml:space="preserve"> in adjacent spots</w:t>
+        <w:t>odd palindromes start in the same spot, and even starts in adjacent spots</w:t>
       </w:r>
       <w:r>
         <w:t>. Then expand from those spots.</w:t>
@@ -7722,6 +7000,9 @@
         </w:numPr>
       </w:pPr>
       <w:r>
+        <w:rPr>
+          <w:noProof/>
+        </w:rPr>
         <w:drawing>
           <wp:inline distT="0" distB="0" distL="0" distR="0" wp14:anchorId="369B79B2" wp14:editId="16E4A3AD">
             <wp:extent cx="5943600" cy="3102610"/>
@@ -7786,15 +7067,7 @@
         </w:numPr>
       </w:pPr>
       <w:r>
-        <w:t xml:space="preserve">Space: </w:t>
-      </w:r>
-      <w:proofErr w:type="gramStart"/>
-      <w:r>
-        <w:t>O(</w:t>
-      </w:r>
-      <w:proofErr w:type="gramEnd"/>
-      <w:r>
-        <w:t>1)</w:t>
+        <w:t>Space: O(1)</w:t>
       </w:r>
       <w:r>
         <w:t xml:space="preserve"> – no additional spaces allocated</w:t>
@@ -7802,24 +7075,162 @@
     </w:p>
     <w:p>
       <w:pPr>
+        <w:pStyle w:val="Heading2"/>
+      </w:pPr>
+      <w:r>
+        <w:lastRenderedPageBreak/>
+        <w:t>973 K Closest Points to Origin</w:t>
+      </w:r>
+    </w:p>
+    <w:p>
+      <w:r>
+        <w:drawing>
+          <wp:inline distT="0" distB="0" distL="0" distR="0" wp14:anchorId="7B13F867" wp14:editId="61FCBB9A">
+            <wp:extent cx="5953125" cy="5599500"/>
+            <wp:effectExtent l="0" t="0" r="0" b="1270"/>
+            <wp:docPr id="1613238474" name="Picture 1" descr="Text&#10;&#10;AI-generated content may be incorrect."/>
+            <wp:cNvGraphicFramePr>
+              <a:graphicFrameLocks xmlns:a="http://schemas.openxmlformats.org/drawingml/2006/main" noChangeAspect="1"/>
+            </wp:cNvGraphicFramePr>
+            <a:graphic xmlns:a="http://schemas.openxmlformats.org/drawingml/2006/main">
+              <a:graphicData uri="http://schemas.openxmlformats.org/drawingml/2006/picture">
+                <pic:pic xmlns:pic="http://schemas.openxmlformats.org/drawingml/2006/picture">
+                  <pic:nvPicPr>
+                    <pic:cNvPr id="1613238474" name="Picture 1" descr="Text&#10;&#10;AI-generated content may be incorrect."/>
+                    <pic:cNvPicPr/>
+                  </pic:nvPicPr>
+                  <pic:blipFill>
+                    <a:blip r:embed="rId44"/>
+                    <a:stretch>
+                      <a:fillRect/>
+                    </a:stretch>
+                  </pic:blipFill>
+                  <pic:spPr>
+                    <a:xfrm>
+                      <a:off x="0" y="0"/>
+                      <a:ext cx="5958904" cy="5604936"/>
+                    </a:xfrm>
+                    <a:prstGeom prst="rect">
+                      <a:avLst/>
+                    </a:prstGeom>
+                  </pic:spPr>
+                </pic:pic>
+              </a:graphicData>
+            </a:graphic>
+          </wp:inline>
+        </w:drawing>
+      </w:r>
+    </w:p>
+    <w:p>
+      <w:pPr>
+        <w:pStyle w:val="ListParagraph"/>
+        <w:numPr>
+          <w:ilvl w:val="0"/>
+          <w:numId w:val="24"/>
+        </w:numPr>
+      </w:pPr>
+      <w:r>
+        <w:t xml:space="preserve">Find the distance to origin on all point and store them into a heapq. </w:t>
+      </w:r>
+    </w:p>
+    <w:p>
+      <w:pPr>
+        <w:pStyle w:val="ListParagraph"/>
+        <w:numPr>
+          <w:ilvl w:val="0"/>
+          <w:numId w:val="24"/>
+        </w:numPr>
+      </w:pPr>
+      <w:r>
+        <w:t>Heapy and find the nsmallest and return the coordinates</w:t>
+      </w:r>
+    </w:p>
+    <w:p>
+      <w:pPr>
+        <w:pStyle w:val="ListParagraph"/>
+        <w:numPr>
+          <w:ilvl w:val="0"/>
+          <w:numId w:val="24"/>
+        </w:numPr>
+      </w:pPr>
+      <w:r>
+        <w:t>Complexity Analysis:</w:t>
+      </w:r>
+    </w:p>
+    <w:p>
+      <w:pPr>
+        <w:pStyle w:val="ListParagraph"/>
+        <w:numPr>
+          <w:ilvl w:val="1"/>
+          <w:numId w:val="24"/>
+        </w:numPr>
+      </w:pPr>
+      <w:r>
+        <w:t>Regular min heap:</w:t>
+      </w:r>
+    </w:p>
+    <w:p>
+      <w:pPr>
+        <w:pStyle w:val="ListParagraph"/>
+        <w:numPr>
+          <w:ilvl w:val="2"/>
+          <w:numId w:val="24"/>
+        </w:numPr>
+      </w:pPr>
+      <w:r>
+        <w:t>Time: O(</w:t>
+      </w:r>
+      <w:r>
+        <w:t>nlogn)</w:t>
+      </w:r>
+    </w:p>
+    <w:p>
+      <w:pPr>
+        <w:pStyle w:val="ListParagraph"/>
+        <w:numPr>
+          <w:ilvl w:val="2"/>
+          <w:numId w:val="24"/>
+        </w:numPr>
+      </w:pPr>
+      <w:r>
+        <w:t>Space:O(n)</w:t>
+      </w:r>
+    </w:p>
+    <w:p>
+      <w:pPr>
+        <w:pStyle w:val="ListParagraph"/>
+        <w:numPr>
+          <w:ilvl w:val="1"/>
+          <w:numId w:val="24"/>
+        </w:numPr>
+      </w:pPr>
+      <w:r>
+        <w:t xml:space="preserve">Using max </w:t>
+      </w:r>
+      <w:r>
+        <w:t>heap;[</w:t>
+      </w:r>
+    </w:p>
+    <w:p>
+      <w:pPr>
         <w:pStyle w:val="Heading1"/>
       </w:pPr>
-      <w:bookmarkStart w:id="14" w:name="_Toc207705049"/>
+      <w:bookmarkStart w:id="16" w:name="_Toc207803074"/>
       <w:r>
         <w:lastRenderedPageBreak/>
         <w:t>Functions</w:t>
       </w:r>
-      <w:bookmarkEnd w:id="14"/>
+      <w:bookmarkEnd w:id="16"/>
     </w:p>
     <w:p>
       <w:pPr>
         <w:pStyle w:val="Heading2"/>
       </w:pPr>
-      <w:bookmarkStart w:id="15" w:name="_Toc207705050"/>
+      <w:bookmarkStart w:id="17" w:name="_Toc207803075"/>
       <w:r>
         <w:t>825-Random Pick with weight</w:t>
       </w:r>
-      <w:bookmarkEnd w:id="15"/>
+      <w:bookmarkEnd w:id="17"/>
     </w:p>
     <w:p>
       <w:r>
@@ -7842,7 +7253,7 @@
                     <pic:cNvPicPr/>
                   </pic:nvPicPr>
                   <pic:blipFill>
-                    <a:blip r:embed="rId44">
+                    <a:blip r:embed="rId45">
                       <a:extLst>
                         <a:ext uri="{28A0092B-C50C-407E-A947-70E740481C1C}">
                           <a14:useLocalDpi xmlns:a14="http://schemas.microsoft.com/office/drawing/2010/main" val="0"/>
@@ -7877,45 +7288,17 @@
           <w:numId w:val="13"/>
         </w:numPr>
       </w:pPr>
-      <w:proofErr w:type="gramStart"/>
-      <w:r>
-        <w:t>So</w:t>
-      </w:r>
-      <w:proofErr w:type="gramEnd"/>
-      <w:r>
-        <w:t xml:space="preserve"> this problem is basically to return </w:t>
-      </w:r>
-      <w:proofErr w:type="spellStart"/>
-      <w:proofErr w:type="gramStart"/>
-      <w:r>
-        <w:t>a</w:t>
-      </w:r>
-      <w:proofErr w:type="spellEnd"/>
-      <w:proofErr w:type="gramEnd"/>
-      <w:r>
-        <w:t xml:space="preserve"> index value</w:t>
-      </w:r>
-      <w:r>
-        <w:t xml:space="preserve"> </w:t>
-      </w:r>
-      <w:proofErr w:type="spellStart"/>
-      <w:r>
-        <w:t>i</w:t>
-      </w:r>
-      <w:proofErr w:type="spellEnd"/>
+      <w:r>
+        <w:t>So this problem is basically to return a index value</w:t>
+      </w:r>
+      <w:r>
+        <w:t xml:space="preserve"> i</w:t>
+      </w:r>
       <w:r>
         <w:t xml:space="preserve"> from a list with </w:t>
       </w:r>
       <w:r>
-        <w:t>probability proportional to w[</w:t>
-      </w:r>
-      <w:proofErr w:type="spellStart"/>
-      <w:r>
-        <w:t>i</w:t>
-      </w:r>
-      <w:proofErr w:type="spellEnd"/>
-      <w:r>
-        <w:t xml:space="preserve">] </w:t>
+        <w:t xml:space="preserve">probability proportional to w[i] </w:t>
       </w:r>
     </w:p>
     <w:p>
@@ -7938,18 +7321,8 @@
           <w:numId w:val="13"/>
         </w:numPr>
       </w:pPr>
-      <w:proofErr w:type="spellStart"/>
-      <w:proofErr w:type="gramStart"/>
-      <w:r>
-        <w:t>pickIndex</w:t>
-      </w:r>
-      <w:proofErr w:type="spellEnd"/>
-      <w:r>
-        <w:t>(</w:t>
-      </w:r>
-      <w:proofErr w:type="gramEnd"/>
-      <w:r>
-        <w:t>) → 0 with probability 1/4</w:t>
+      <w:r>
+        <w:t>pickIndex() → 0 with probability 1/4</w:t>
       </w:r>
     </w:p>
     <w:p>
@@ -7960,18 +7333,8 @@
           <w:numId w:val="13"/>
         </w:numPr>
       </w:pPr>
-      <w:proofErr w:type="spellStart"/>
-      <w:proofErr w:type="gramStart"/>
-      <w:r>
-        <w:t>pickIndex</w:t>
-      </w:r>
-      <w:proofErr w:type="spellEnd"/>
-      <w:r>
-        <w:t>(</w:t>
-      </w:r>
-      <w:proofErr w:type="gramEnd"/>
-      <w:r>
-        <w:t>) → 1 with probability ¾</w:t>
+      <w:r>
+        <w:t>pickIndex() → 1 with probability ¾</w:t>
       </w:r>
     </w:p>
     <w:p>
@@ -7983,25 +7346,7 @@
         </w:numPr>
       </w:pPr>
       <w:r>
-        <w:t xml:space="preserve">we could use </w:t>
-      </w:r>
-      <w:proofErr w:type="spellStart"/>
-      <w:proofErr w:type="gramStart"/>
-      <w:r>
-        <w:t>random.randint</w:t>
-      </w:r>
-      <w:proofErr w:type="spellEnd"/>
-      <w:proofErr w:type="gramEnd"/>
-      <w:r>
-        <w:t>(</w:t>
-      </w:r>
-      <w:proofErr w:type="gramStart"/>
-      <w:r>
-        <w:t>1,total</w:t>
-      </w:r>
-      <w:proofErr w:type="gramEnd"/>
-      <w:r>
-        <w:t xml:space="preserve">) to return a random number, but it’s a single number not a probability distribution. </w:t>
+        <w:t xml:space="preserve">we could use random.randint(1,total) to return a random number, but it’s a single number not a probability distribution. </w:t>
       </w:r>
     </w:p>
     <w:p>
@@ -8013,23 +7358,7 @@
         </w:numPr>
       </w:pPr>
       <w:r>
-        <w:t xml:space="preserve">If we use prefix </w:t>
-      </w:r>
-      <w:proofErr w:type="gramStart"/>
-      <w:r>
-        <w:t>sum</w:t>
-      </w:r>
-      <w:proofErr w:type="gramEnd"/>
-      <w:r>
-        <w:t xml:space="preserve"> we can partition the range [</w:t>
-      </w:r>
-      <w:proofErr w:type="gramStart"/>
-      <w:r>
-        <w:t>1,total</w:t>
-      </w:r>
-      <w:proofErr w:type="gramEnd"/>
-      <w:r>
-        <w:t xml:space="preserve">] into slices proportional to each weight, then use binary search. </w:t>
+        <w:t xml:space="preserve">If we use prefix sum we can partition the range [1,total] into slices proportional to each weight, then use binary search. </w:t>
       </w:r>
     </w:p>
     <w:p>
@@ -8198,7 +7527,7 @@
                     <pic:cNvPicPr/>
                   </pic:nvPicPr>
                   <pic:blipFill>
-                    <a:blip r:embed="rId45">
+                    <a:blip r:embed="rId46">
                       <a:extLst>
                         <a:ext uri="{28A0092B-C50C-407E-A947-70E740481C1C}">
                           <a14:useLocalDpi xmlns:a14="http://schemas.microsoft.com/office/drawing/2010/main" val="0"/>
@@ -8234,18 +7563,10 @@
         </w:numPr>
       </w:pPr>
       <w:r>
-        <w:t>Time: O(n) at constructor, O(</w:t>
-      </w:r>
-      <w:proofErr w:type="spellStart"/>
-      <w:r>
-        <w:t>l</w:t>
-      </w:r>
-      <w:r>
-        <w:t>ogn</w:t>
-      </w:r>
-      <w:proofErr w:type="spellEnd"/>
-      <w:r>
-        <w:t>) for binary search</w:t>
+        <w:t>Time: O(n) at constructor, O(l</w:t>
+      </w:r>
+      <w:r>
+        <w:t>ogn) for binary search</w:t>
       </w:r>
     </w:p>
     <w:p>
@@ -8264,12 +7585,12 @@
       <w:pPr>
         <w:pStyle w:val="Heading2"/>
       </w:pPr>
-      <w:bookmarkStart w:id="16" w:name="_Toc207705051"/>
+      <w:bookmarkStart w:id="18" w:name="_Toc207803076"/>
       <w:r>
         <w:lastRenderedPageBreak/>
         <w:t>1570-Dot Product of Two Sparse Vectors</w:t>
       </w:r>
-      <w:bookmarkEnd w:id="16"/>
+      <w:bookmarkEnd w:id="18"/>
     </w:p>
     <w:p>
       <w:r>
@@ -8292,7 +7613,7 @@
                     <pic:cNvPicPr/>
                   </pic:nvPicPr>
                   <pic:blipFill>
-                    <a:blip r:embed="rId46">
+                    <a:blip r:embed="rId47">
                       <a:extLst>
                         <a:ext uri="{28A0092B-C50C-407E-A947-70E740481C1C}">
                           <a14:useLocalDpi xmlns:a14="http://schemas.microsoft.com/office/drawing/2010/main" val="0"/>
@@ -8327,19 +7648,9 @@
           <w:numId w:val="15"/>
         </w:numPr>
       </w:pPr>
-      <w:proofErr w:type="spellStart"/>
-      <w:r>
-        <w:t>Hashtable</w:t>
-      </w:r>
-      <w:proofErr w:type="spellEnd"/>
-      <w:r>
-        <w:t xml:space="preserve"> </w:t>
-      </w:r>
-      <w:proofErr w:type="gramStart"/>
-      <w:r>
-        <w:t>method;</w:t>
-      </w:r>
-      <w:proofErr w:type="gramEnd"/>
+      <w:r>
+        <w:t>Hashtable method;</w:t>
+      </w:r>
     </w:p>
     <w:p>
       <w:pPr>
@@ -8350,15 +7661,7 @@
         </w:numPr>
       </w:pPr>
       <w:r>
-        <w:t xml:space="preserve">Since sparse vector will have a lot of zeros, only the non-zero values really </w:t>
-      </w:r>
-      <w:proofErr w:type="gramStart"/>
-      <w:r>
-        <w:t>matters</w:t>
-      </w:r>
-      <w:proofErr w:type="gramEnd"/>
-      <w:r>
-        <w:t>. And if the corresponding indexes of the other of vector is zero, then both corresponding indexes can be ignored.</w:t>
+        <w:t>Since sparse vector will have a lot of zeros, only the non-zero values really matters. And if the corresponding indexes of the other of vector is zero, then both corresponding indexes can be ignored.</w:t>
       </w:r>
     </w:p>
     <w:p>
@@ -8370,31 +7673,7 @@
         </w:numPr>
       </w:pPr>
       <w:r>
-        <w:t xml:space="preserve">The </w:t>
-      </w:r>
-      <w:proofErr w:type="spellStart"/>
-      <w:r>
-        <w:t>hashmap</w:t>
-      </w:r>
-      <w:proofErr w:type="spellEnd"/>
-      <w:r>
-        <w:t xml:space="preserve"> will be initialized in the constructor, the </w:t>
-      </w:r>
-      <w:proofErr w:type="spellStart"/>
-      <w:r>
-        <w:t>hashmap</w:t>
-      </w:r>
-      <w:proofErr w:type="spellEnd"/>
-      <w:r>
-        <w:t xml:space="preserve"> will store the indexes and values of non-</w:t>
-      </w:r>
-      <w:proofErr w:type="spellStart"/>
-      <w:r>
-        <w:t>zerosof</w:t>
-      </w:r>
-      <w:proofErr w:type="spellEnd"/>
-      <w:r>
-        <w:t xml:space="preserve"> the sparse vector</w:t>
+        <w:t>The hashmap will be initialized in the constructor, the hashmap will store the indexes and values of non-zerosof the sparse vector</w:t>
       </w:r>
     </w:p>
     <w:p>
@@ -8406,15 +7685,7 @@
         </w:numPr>
       </w:pPr>
       <w:r>
-        <w:t xml:space="preserve">The function takes a sparse vector constructed the same way (a </w:t>
-      </w:r>
-      <w:proofErr w:type="spellStart"/>
-      <w:r>
-        <w:t>hashmap</w:t>
-      </w:r>
-      <w:proofErr w:type="spellEnd"/>
-      <w:r>
-        <w:t>)</w:t>
+        <w:t>The function takes a sparse vector constructed the same way (a hashmap)</w:t>
       </w:r>
     </w:p>
     <w:p>
@@ -8426,35 +7697,7 @@
         </w:numPr>
       </w:pPr>
       <w:r>
-        <w:t xml:space="preserve">Traverse through the </w:t>
-      </w:r>
-      <w:proofErr w:type="gramStart"/>
-      <w:r>
-        <w:t>items(</w:t>
-      </w:r>
-      <w:proofErr w:type="gramEnd"/>
-      <w:r>
-        <w:t xml:space="preserve">) of the </w:t>
-      </w:r>
-      <w:proofErr w:type="spellStart"/>
-      <w:proofErr w:type="gramStart"/>
-      <w:r>
-        <w:t>self.hashmap</w:t>
-      </w:r>
-      <w:proofErr w:type="spellEnd"/>
-      <w:proofErr w:type="gramEnd"/>
-      <w:r>
-        <w:t xml:space="preserve">, if the index is in the </w:t>
-      </w:r>
-      <w:proofErr w:type="spellStart"/>
-      <w:proofErr w:type="gramStart"/>
-      <w:r>
-        <w:t>vec.hashmap</w:t>
-      </w:r>
-      <w:proofErr w:type="spellEnd"/>
-      <w:proofErr w:type="gramEnd"/>
-      <w:r>
-        <w:t>, then multiply both values and add to the total</w:t>
+        <w:t>Traverse through the items() of the self.hashmap, if the index is in the vec.hashmap, then multiply both values and add to the total</w:t>
       </w:r>
     </w:p>
     <w:p>
@@ -8466,63 +7709,7 @@
         </w:numPr>
       </w:pPr>
       <w:r>
-        <w:t xml:space="preserve">Before doing the operation, check for the length of the two </w:t>
-      </w:r>
-      <w:proofErr w:type="gramStart"/>
-      <w:r>
-        <w:t>vector</w:t>
-      </w:r>
-      <w:proofErr w:type="gramEnd"/>
-      <w:r>
-        <w:t xml:space="preserve">, and call the </w:t>
-      </w:r>
-      <w:proofErr w:type="spellStart"/>
-      <w:r>
-        <w:t>dotProduct</w:t>
-      </w:r>
-      <w:proofErr w:type="spellEnd"/>
-      <w:r>
-        <w:t xml:space="preserve"> function on </w:t>
-      </w:r>
-      <w:proofErr w:type="gramStart"/>
-      <w:r>
-        <w:t>which ever</w:t>
-      </w:r>
-      <w:proofErr w:type="gramEnd"/>
-      <w:r>
-        <w:t xml:space="preserve"> </w:t>
-      </w:r>
-      <w:proofErr w:type="gramStart"/>
-      <w:r>
-        <w:t>vector that</w:t>
-      </w:r>
-      <w:proofErr w:type="gramEnd"/>
-      <w:r>
-        <w:t xml:space="preserve"> is shorter, because </w:t>
-      </w:r>
-      <w:proofErr w:type="gramStart"/>
-      <w:r>
-        <w:t>shorter</w:t>
-      </w:r>
-      <w:proofErr w:type="gramEnd"/>
-      <w:r>
-        <w:t xml:space="preserve"> vector has </w:t>
-      </w:r>
-      <w:proofErr w:type="gramStart"/>
-      <w:r>
-        <w:t>less</w:t>
-      </w:r>
-      <w:proofErr w:type="gramEnd"/>
-      <w:r>
-        <w:t xml:space="preserve"> </w:t>
-      </w:r>
-      <w:proofErr w:type="spellStart"/>
-      <w:r>
-        <w:t>hashmap</w:t>
-      </w:r>
-      <w:proofErr w:type="spellEnd"/>
-      <w:r>
-        <w:t xml:space="preserve"> keys to go through. </w:t>
+        <w:t xml:space="preserve">Before doing the operation, check for the length of the two vector, and call the dotProduct function on which ever vector that is shorter, because shorter vector has less hashmap keys to go through. </w:t>
       </w:r>
     </w:p>
     <w:p>
@@ -8554,7 +7741,7 @@
                     <pic:cNvPicPr/>
                   </pic:nvPicPr>
                   <pic:blipFill>
-                    <a:blip r:embed="rId47">
+                    <a:blip r:embed="rId48">
                       <a:extLst>
                         <a:ext uri="{28A0092B-C50C-407E-A947-70E740481C1C}">
                           <a14:useLocalDpi xmlns:a14="http://schemas.microsoft.com/office/drawing/2010/main" val="0"/>
@@ -8590,15 +7777,7 @@
         </w:numPr>
       </w:pPr>
       <w:r>
-        <w:t>Time: O(</w:t>
-      </w:r>
-      <w:proofErr w:type="spellStart"/>
-      <w:r>
-        <w:t>a+b</w:t>
-      </w:r>
-      <w:proofErr w:type="spellEnd"/>
-      <w:r>
-        <w:t>), a is the size of vector 1, and b vector 2</w:t>
+        <w:t>Time: O(a+b), a is the size of vector 1, and b vector 2</w:t>
       </w:r>
     </w:p>
     <w:p>
@@ -8609,21 +7788,8 @@
           <w:numId w:val="15"/>
         </w:numPr>
       </w:pPr>
-      <w:proofErr w:type="spellStart"/>
-      <w:r>
-        <w:t>Space:O</w:t>
-      </w:r>
-      <w:proofErr w:type="spellEnd"/>
-      <w:r>
-        <w:t>(</w:t>
-      </w:r>
-      <w:proofErr w:type="spellStart"/>
-      <w:r>
-        <w:t>a+b</w:t>
-      </w:r>
-      <w:proofErr w:type="spellEnd"/>
-      <w:r>
-        <w:t>), a is the size of non</w:t>
+      <w:r>
+        <w:t>Space:O(a+b), a is the size of non</w:t>
       </w:r>
       <w:r>
         <w:t>-zeros in vector 1, and b vector 2</w:t>
@@ -8650,31 +7816,7 @@
         </w:numPr>
       </w:pPr>
       <w:r>
-        <w:t xml:space="preserve">Answer, keep the dense one in </w:t>
-      </w:r>
-      <w:proofErr w:type="gramStart"/>
-      <w:r>
-        <w:t>a</w:t>
-      </w:r>
-      <w:proofErr w:type="gramEnd"/>
-      <w:r>
-        <w:t xml:space="preserve"> array, and only store the sparse one in the </w:t>
-      </w:r>
-      <w:proofErr w:type="spellStart"/>
-      <w:r>
-        <w:t>hashmap</w:t>
-      </w:r>
-      <w:proofErr w:type="spellEnd"/>
-      <w:r>
-        <w:t xml:space="preserve">. Because if store a dense vector in </w:t>
-      </w:r>
-      <w:proofErr w:type="spellStart"/>
-      <w:r>
-        <w:t>hashmap</w:t>
-      </w:r>
-      <w:proofErr w:type="spellEnd"/>
-      <w:r>
-        <w:t xml:space="preserve"> would gain an extra O(n) space complexity, and there is no benefit. </w:t>
+        <w:t xml:space="preserve">Answer, keep the dense one in a array, and only store the sparse one in the hashmap. Because if store a dense vector in hashmap would gain an extra O(n) space complexity, and there is no benefit. </w:t>
       </w:r>
     </w:p>
     <w:p/>
@@ -8682,30 +7824,22 @@
       <w:pPr>
         <w:pStyle w:val="Heading1"/>
       </w:pPr>
-      <w:bookmarkStart w:id="17" w:name="_Toc207705052"/>
+      <w:bookmarkStart w:id="19" w:name="_Toc207803077"/>
       <w:r>
         <w:lastRenderedPageBreak/>
         <w:t>Strings</w:t>
       </w:r>
-      <w:bookmarkEnd w:id="17"/>
+      <w:bookmarkEnd w:id="19"/>
     </w:p>
     <w:p>
       <w:pPr>
         <w:pStyle w:val="Heading2"/>
       </w:pPr>
-      <w:bookmarkStart w:id="18" w:name="_Toc207705053"/>
-      <w:r>
-        <w:t xml:space="preserve">8-String to </w:t>
-      </w:r>
-      <w:proofErr w:type="gramStart"/>
-      <w:r>
-        <w:t>Integer(</w:t>
-      </w:r>
-      <w:proofErr w:type="gramEnd"/>
-      <w:r>
-        <w:t>ATOI)</w:t>
-      </w:r>
-      <w:bookmarkEnd w:id="18"/>
+      <w:bookmarkStart w:id="20" w:name="_Toc207803078"/>
+      <w:r>
+        <w:t>8-String to Integer(ATOI)</w:t>
+      </w:r>
+      <w:bookmarkEnd w:id="20"/>
     </w:p>
     <w:p>
       <w:r>
@@ -8728,7 +7862,7 @@
                     <pic:cNvPicPr/>
                   </pic:nvPicPr>
                   <pic:blipFill>
-                    <a:blip r:embed="rId48"/>
+                    <a:blip r:embed="rId49"/>
                     <a:stretch>
                       <a:fillRect/>
                     </a:stretch>
@@ -8750,41 +7884,28 @@
       </w:r>
     </w:p>
     <w:p>
-      <w:proofErr w:type="spellStart"/>
       <w:r>
         <w:t>Time:</w:t>
       </w:r>
       <w:r>
-        <w:t>O</w:t>
-      </w:r>
-      <w:proofErr w:type="spellEnd"/>
-      <w:r>
-        <w:t>(n)-one time traversal</w:t>
-      </w:r>
-    </w:p>
-    <w:p>
-      <w:r>
-        <w:t xml:space="preserve">Space: </w:t>
-      </w:r>
-      <w:proofErr w:type="gramStart"/>
-      <w:r>
-        <w:t>O(</w:t>
-      </w:r>
-      <w:proofErr w:type="gramEnd"/>
-      <w:r>
-        <w:t>1), no additional data structure used</w:t>
+        <w:t>O(n)-one time traversal</w:t>
+      </w:r>
+    </w:p>
+    <w:p>
+      <w:r>
+        <w:t>Space: O(1), no additional data structure used</w:t>
       </w:r>
     </w:p>
     <w:p>
       <w:pPr>
         <w:pStyle w:val="Heading2"/>
       </w:pPr>
-      <w:bookmarkStart w:id="19" w:name="_Toc207705054"/>
+      <w:bookmarkStart w:id="21" w:name="_Toc207803079"/>
       <w:r>
         <w:lastRenderedPageBreak/>
         <w:t>71 – Simplify Path</w:t>
       </w:r>
-      <w:bookmarkEnd w:id="19"/>
+      <w:bookmarkEnd w:id="21"/>
     </w:p>
     <w:p>
       <w:r>
@@ -8807,7 +7928,7 @@
                     <pic:cNvPicPr/>
                   </pic:nvPicPr>
                   <pic:blipFill>
-                    <a:blip r:embed="rId49"/>
+                    <a:blip r:embed="rId50"/>
                     <a:stretch>
                       <a:fillRect/>
                     </a:stretch>
@@ -8941,7 +8062,7 @@
                     <pic:cNvPicPr/>
                   </pic:nvPicPr>
                   <pic:blipFill>
-                    <a:blip r:embed="rId50"/>
+                    <a:blip r:embed="rId51"/>
                     <a:stretch>
                       <a:fillRect/>
                     </a:stretch>
@@ -8996,12 +8117,12 @@
       <w:pPr>
         <w:pStyle w:val="Heading2"/>
       </w:pPr>
-      <w:bookmarkStart w:id="20" w:name="_Toc207705055"/>
+      <w:bookmarkStart w:id="22" w:name="_Toc207803080"/>
       <w:r>
         <w:lastRenderedPageBreak/>
         <w:t>227 – Basic Calculator II</w:t>
       </w:r>
-      <w:bookmarkEnd w:id="20"/>
+      <w:bookmarkEnd w:id="22"/>
     </w:p>
     <w:p>
       <w:r>
@@ -9024,7 +8145,7 @@
                     <pic:cNvPicPr/>
                   </pic:nvPicPr>
                   <pic:blipFill>
-                    <a:blip r:embed="rId51">
+                    <a:blip r:embed="rId52">
                       <a:extLst>
                         <a:ext uri="{28A0092B-C50C-407E-A947-70E740481C1C}">
                           <a14:useLocalDpi xmlns:a14="http://schemas.microsoft.com/office/drawing/2010/main" val="0"/>
@@ -9060,23 +8181,7 @@
         </w:numPr>
       </w:pPr>
       <w:r>
-        <w:t xml:space="preserve">Iterate through each </w:t>
-      </w:r>
-      <w:proofErr w:type="gramStart"/>
-      <w:r>
-        <w:t>characters</w:t>
-      </w:r>
-      <w:proofErr w:type="gramEnd"/>
-      <w:r>
-        <w:t xml:space="preserve"> in the string, note that numbers will tend to have a sign in the front, the key is to keep track of what sign the number </w:t>
-      </w:r>
-      <w:proofErr w:type="gramStart"/>
-      <w:r>
-        <w:t>have</w:t>
-      </w:r>
-      <w:proofErr w:type="gramEnd"/>
-      <w:r>
-        <w:t xml:space="preserve"> (from previous iteration)</w:t>
+        <w:t>Iterate through each characters in the string, note that numbers will tend to have a sign in the front, the key is to keep track of what sign the number have (from previous iteration)</w:t>
       </w:r>
     </w:p>
     <w:p>
@@ -9088,15 +8193,7 @@
         </w:numPr>
       </w:pPr>
       <w:r>
-        <w:t>When iterating, multiple number chars can be combined using num = num*10+int(</w:t>
-      </w:r>
-      <w:proofErr w:type="spellStart"/>
-      <w:r>
-        <w:t>ch</w:t>
-      </w:r>
-      <w:proofErr w:type="spellEnd"/>
-      <w:r>
-        <w:t xml:space="preserve">). </w:t>
+        <w:t xml:space="preserve">When iterating, multiple number chars can be combined using num = num*10+int(ch). </w:t>
       </w:r>
     </w:p>
     <w:p>
@@ -9108,15 +8205,7 @@
         </w:numPr>
       </w:pPr>
       <w:r>
-        <w:t xml:space="preserve">If the </w:t>
-      </w:r>
-      <w:proofErr w:type="spellStart"/>
-      <w:r>
-        <w:t>ch</w:t>
-      </w:r>
-      <w:proofErr w:type="spellEnd"/>
-      <w:r>
-        <w:t xml:space="preserve"> is not digit</w:t>
+        <w:t>If the ch is not digit</w:t>
       </w:r>
       <w:r>
         <w:t xml:space="preserve"> and not blank, it must be a sign. If a sign is met, then it’s time to do number operation with previous sign and number stored. </w:t>
@@ -9131,23 +8220,7 @@
         </w:numPr>
       </w:pPr>
       <w:r>
-        <w:t xml:space="preserve">After the operation, set the sign to </w:t>
-      </w:r>
-      <w:proofErr w:type="gramStart"/>
-      <w:r>
-        <w:t>current</w:t>
-      </w:r>
-      <w:proofErr w:type="gramEnd"/>
-      <w:r>
-        <w:t xml:space="preserve"> </w:t>
-      </w:r>
-      <w:proofErr w:type="gramStart"/>
-      <w:r>
-        <w:t>reading ,</w:t>
-      </w:r>
-      <w:proofErr w:type="gramEnd"/>
-      <w:r>
-        <w:t xml:space="preserve"> and reset the num to 0, these are for next iteration</w:t>
+        <w:t>After the operation, set the sign to current reading , and reset the num to 0, these are for next iteration</w:t>
       </w:r>
     </w:p>
     <w:p>
@@ -9191,7 +8264,7 @@
                     <pic:cNvPicPr/>
                   </pic:nvPicPr>
                   <pic:blipFill>
-                    <a:blip r:embed="rId52">
+                    <a:blip r:embed="rId53">
                       <a:extLst>
                         <a:ext uri="{28A0092B-C50C-407E-A947-70E740481C1C}">
                           <a14:useLocalDpi xmlns:a14="http://schemas.microsoft.com/office/drawing/2010/main" val="0"/>
@@ -9246,7 +8319,7 @@
                     <pic:cNvPicPr/>
                   </pic:nvPicPr>
                   <pic:blipFill>
-                    <a:blip r:embed="rId53">
+                    <a:blip r:embed="rId54">
                       <a:extLst>
                         <a:ext uri="{28A0092B-C50C-407E-A947-70E740481C1C}">
                           <a14:useLocalDpi xmlns:a14="http://schemas.microsoft.com/office/drawing/2010/main" val="0"/>
@@ -9293,13 +8366,8 @@
           <w:numId w:val="15"/>
         </w:numPr>
       </w:pPr>
-      <w:proofErr w:type="spellStart"/>
-      <w:r>
-        <w:t>Space:O</w:t>
-      </w:r>
-      <w:proofErr w:type="spellEnd"/>
-      <w:r>
-        <w:t>(n) -&gt; the extra stack data structure</w:t>
+      <w:r>
+        <w:t>Space:O(n) -&gt; the extra stack data structure</w:t>
       </w:r>
     </w:p>
     <w:p/>
@@ -9307,12 +8375,12 @@
       <w:pPr>
         <w:pStyle w:val="Heading2"/>
       </w:pPr>
-      <w:bookmarkStart w:id="21" w:name="_Toc207705056"/>
+      <w:bookmarkStart w:id="23" w:name="_Toc207803081"/>
       <w:r>
         <w:lastRenderedPageBreak/>
         <w:t>1249 – Minimum Remove to Make Valid Parentheses</w:t>
       </w:r>
-      <w:bookmarkEnd w:id="21"/>
+      <w:bookmarkEnd w:id="23"/>
     </w:p>
     <w:p>
       <w:r>
@@ -9335,7 +8403,7 @@
                     <pic:cNvPicPr/>
                   </pic:nvPicPr>
                   <pic:blipFill>
-                    <a:blip r:embed="rId54">
+                    <a:blip r:embed="rId55">
                       <a:extLst>
                         <a:ext uri="{28A0092B-C50C-407E-A947-70E740481C1C}">
                           <a14:useLocalDpi xmlns:a14="http://schemas.microsoft.com/office/drawing/2010/main" val="0"/>
@@ -9407,15 +8475,7 @@
         </w:numPr>
       </w:pPr>
       <w:r>
-        <w:t>When encountering “(“, put it in stack. When encountering “)”, if stack is not empty, it must be “</w:t>
-      </w:r>
-      <w:proofErr w:type="gramStart"/>
-      <w:r>
-        <w:t>(“ on</w:t>
-      </w:r>
-      <w:proofErr w:type="gramEnd"/>
-      <w:r>
-        <w:t xml:space="preserve"> top, pop it so a pair is taken cared of. Store the index of extra ones in another list (to be removed) make sure to update the remove list with leftover “(“s that have not been popped. </w:t>
+        <w:t xml:space="preserve">When encountering “(“, put it in stack. When encountering “)”, if stack is not empty, it must be “(“ on top, pop it so a pair is taken cared of. Store the index of extra ones in another list (to be removed) make sure to update the remove list with leftover “(“s that have not been popped. </w:t>
       </w:r>
     </w:p>
     <w:p>
@@ -9447,7 +8507,7 @@
                     <pic:cNvPicPr/>
                   </pic:nvPicPr>
                   <pic:blipFill>
-                    <a:blip r:embed="rId55">
+                    <a:blip r:embed="rId56">
                       <a:extLst>
                         <a:ext uri="{28A0092B-C50C-407E-A947-70E740481C1C}">
                           <a14:useLocalDpi xmlns:a14="http://schemas.microsoft.com/office/drawing/2010/main" val="0"/>
@@ -9502,31 +8562,21 @@
       <w:pPr>
         <w:pStyle w:val="Heading1"/>
       </w:pPr>
-      <w:bookmarkStart w:id="22" w:name="_Toc207705057"/>
+      <w:bookmarkStart w:id="24" w:name="_Toc207803082"/>
       <w:r>
         <w:t>Recursions</w:t>
       </w:r>
-      <w:bookmarkEnd w:id="22"/>
+      <w:bookmarkEnd w:id="24"/>
     </w:p>
     <w:p>
       <w:pPr>
         <w:pStyle w:val="Heading2"/>
       </w:pPr>
-      <w:bookmarkStart w:id="23" w:name="_Toc207705058"/>
-      <w:r>
-        <w:t>50-Pow(</w:t>
-      </w:r>
-      <w:proofErr w:type="spellStart"/>
-      <w:proofErr w:type="gramStart"/>
-      <w:r>
-        <w:t>x,n</w:t>
-      </w:r>
-      <w:proofErr w:type="spellEnd"/>
-      <w:proofErr w:type="gramEnd"/>
-      <w:r>
-        <w:t>)</w:t>
-      </w:r>
-      <w:bookmarkEnd w:id="23"/>
+      <w:bookmarkStart w:id="25" w:name="_Toc207803083"/>
+      <w:r>
+        <w:t>50-Pow(x,n)</w:t>
+      </w:r>
+      <w:bookmarkEnd w:id="25"/>
     </w:p>
     <w:p>
       <w:r>
@@ -9549,7 +8599,7 @@
                     <pic:cNvPicPr/>
                   </pic:nvPicPr>
                   <pic:blipFill>
-                    <a:blip r:embed="rId56">
+                    <a:blip r:embed="rId57">
                       <a:extLst>
                         <a:ext uri="{28A0092B-C50C-407E-A947-70E740481C1C}">
                           <a14:useLocalDpi xmlns:a14="http://schemas.microsoft.com/office/drawing/2010/main" val="0"/>
@@ -9584,13 +8634,8 @@
           <w:numId w:val="15"/>
         </w:numPr>
       </w:pPr>
-      <w:proofErr w:type="spellStart"/>
-      <w:r>
-        <w:t>Niave</w:t>
-      </w:r>
-      <w:proofErr w:type="spellEnd"/>
-      <w:r>
-        <w:t xml:space="preserve"> approach is to multiply x n times, but it will get O(n)</w:t>
+      <w:r>
+        <w:t>Niave approach is to multiply x n times, but it will get O(n)</w:t>
       </w:r>
     </w:p>
     <w:p>
@@ -9603,15 +8648,7 @@
       </w:pPr>
       <w:r>
         <w:lastRenderedPageBreak/>
-        <w:t xml:space="preserve">The pattern is </w:t>
-      </w:r>
-      <w:proofErr w:type="spellStart"/>
-      <w:r>
-        <w:t>x^n</w:t>
-      </w:r>
-      <w:proofErr w:type="spellEnd"/>
-      <w:r>
-        <w:t xml:space="preserve"> = x^(n/2) * x^(n/2), if n is even</w:t>
+        <w:t>The pattern is x^n = x^(n/2) * x^(n/2), if n is even</w:t>
       </w:r>
     </w:p>
     <w:p>
@@ -9623,15 +8660,7 @@
         </w:numPr>
       </w:pPr>
       <w:r>
-        <w:t xml:space="preserve">If n is odd: </w:t>
-      </w:r>
-      <w:proofErr w:type="spellStart"/>
-      <w:r>
-        <w:t>x^n</w:t>
-      </w:r>
-      <w:proofErr w:type="spellEnd"/>
-      <w:r>
-        <w:t xml:space="preserve"> = x * x^(n/2) * x^(n/2)</w:t>
+        <w:t>If n is odd: x^n = x * x^(n/2) * x^(n/2)</w:t>
       </w:r>
     </w:p>
     <w:p>
@@ -9643,15 +8672,7 @@
         </w:numPr>
       </w:pPr>
       <w:r>
-        <w:t>And if n &lt; 0, it’s 1/(</w:t>
-      </w:r>
-      <w:proofErr w:type="spellStart"/>
-      <w:r>
-        <w:t>x^n</w:t>
-      </w:r>
-      <w:proofErr w:type="spellEnd"/>
-      <w:r>
-        <w:t>)</w:t>
+        <w:t>And if n &lt; 0, it’s 1/(x^n)</w:t>
       </w:r>
     </w:p>
     <w:p>
@@ -9663,15 +8684,7 @@
         </w:numPr>
       </w:pPr>
       <w:r>
-        <w:t xml:space="preserve">This is </w:t>
-      </w:r>
-      <w:proofErr w:type="gramStart"/>
-      <w:r>
-        <w:t>divide</w:t>
-      </w:r>
-      <w:proofErr w:type="gramEnd"/>
-      <w:r>
-        <w:t xml:space="preserve"> and conquer and don’t forget about edge cases where the answer is 1 if n=0, and x if n=1. </w:t>
+        <w:t xml:space="preserve">This is divide and conquer and don’t forget about edge cases where the answer is 1 if n=0, and x if n=1. </w:t>
       </w:r>
     </w:p>
     <w:p>
@@ -9705,7 +8718,7 @@
                     <pic:cNvPicPr/>
                   </pic:nvPicPr>
                   <pic:blipFill>
-                    <a:blip r:embed="rId57">
+                    <a:blip r:embed="rId58">
                       <a:extLst>
                         <a:ext uri="{28A0092B-C50C-407E-A947-70E740481C1C}">
                           <a14:useLocalDpi xmlns:a14="http://schemas.microsoft.com/office/drawing/2010/main" val="0"/>
@@ -9741,15 +8754,7 @@
         </w:numPr>
       </w:pPr>
       <w:r>
-        <w:t>Time: O(</w:t>
-      </w:r>
-      <w:proofErr w:type="spellStart"/>
-      <w:r>
-        <w:t>logn</w:t>
-      </w:r>
-      <w:proofErr w:type="spellEnd"/>
-      <w:r>
-        <w:t xml:space="preserve">), it’s basically the times the number(n) can be divide by 2. </w:t>
+        <w:t xml:space="preserve">Time: O(logn), it’s basically the times the number(n) can be divide by 2. </w:t>
       </w:r>
     </w:p>
     <w:p>
@@ -9761,15 +8766,7 @@
         </w:numPr>
       </w:pPr>
       <w:r>
-        <w:t>Space: O(</w:t>
-      </w:r>
-      <w:proofErr w:type="spellStart"/>
-      <w:r>
-        <w:t>logn</w:t>
-      </w:r>
-      <w:proofErr w:type="spellEnd"/>
-      <w:r>
-        <w:t xml:space="preserve">), the depth of the recursion, also the times the number(n) can be divide by two. </w:t>
+        <w:t xml:space="preserve">Space: O(logn), the depth of the recursion, also the times the number(n) can be divide by two. </w:t>
       </w:r>
     </w:p>
     <w:p/>
@@ -9777,22 +8774,22 @@
       <w:pPr>
         <w:pStyle w:val="Heading1"/>
       </w:pPr>
-      <w:bookmarkStart w:id="24" w:name="_Toc207705059"/>
+      <w:bookmarkStart w:id="26" w:name="_Toc207803084"/>
       <w:r>
         <w:lastRenderedPageBreak/>
         <w:t>DFS and BFS</w:t>
       </w:r>
-      <w:bookmarkEnd w:id="24"/>
+      <w:bookmarkEnd w:id="26"/>
     </w:p>
     <w:p>
       <w:pPr>
         <w:pStyle w:val="Heading2"/>
       </w:pPr>
-      <w:bookmarkStart w:id="25" w:name="_Toc207705060"/>
+      <w:bookmarkStart w:id="27" w:name="_Toc207803085"/>
       <w:r>
         <w:t>339-Nested List Weight Sum (medium)</w:t>
       </w:r>
-      <w:bookmarkEnd w:id="25"/>
+      <w:bookmarkEnd w:id="27"/>
     </w:p>
     <w:p>
       <w:r>
@@ -9815,7 +8812,7 @@
                     <pic:cNvPicPr/>
                   </pic:nvPicPr>
                   <pic:blipFill>
-                    <a:blip r:embed="rId58">
+                    <a:blip r:embed="rId59">
                       <a:extLst>
                         <a:ext uri="{28A0092B-C50C-407E-A947-70E740481C1C}">
                           <a14:useLocalDpi xmlns:a14="http://schemas.microsoft.com/office/drawing/2010/main" val="0"/>
@@ -9872,23 +8869,7 @@
         <w:t xml:space="preserve"> </w:t>
       </w:r>
       <w:r>
-        <w:t xml:space="preserve">traverse through </w:t>
-      </w:r>
-      <w:proofErr w:type="spellStart"/>
-      <w:r>
-        <w:t>nestedList</w:t>
-      </w:r>
-      <w:proofErr w:type="spellEnd"/>
-      <w:r>
-        <w:t xml:space="preserve">, if a node is integer, add to the total, else, it must be a list, then call the recursion function with depth + 1 (because it’s going one level deeper into the </w:t>
-      </w:r>
-      <w:proofErr w:type="spellStart"/>
-      <w:r>
-        <w:t>nestedList</w:t>
-      </w:r>
-      <w:proofErr w:type="spellEnd"/>
-      <w:r>
-        <w:t>)</w:t>
+        <w:t>traverse through nestedList, if a node is integer, add to the total, else, it must be a list, then call the recursion function with depth + 1 (because it’s going one level deeper into the nestedList)</w:t>
       </w:r>
     </w:p>
     <w:p>
@@ -9920,7 +8901,7 @@
                     <pic:cNvPicPr/>
                   </pic:nvPicPr>
                   <pic:blipFill>
-                    <a:blip r:embed="rId59">
+                    <a:blip r:embed="rId60">
                       <a:extLst>
                         <a:ext uri="{28A0092B-C50C-407E-A947-70E740481C1C}">
                           <a14:useLocalDpi xmlns:a14="http://schemas.microsoft.com/office/drawing/2010/main" val="0"/>
@@ -9961,13 +8942,8 @@
       <w:r>
         <w:t>n</w:t>
       </w:r>
-      <w:proofErr w:type="gramStart"/>
-      <w:r>
-        <w:t>) :</w:t>
-      </w:r>
-      <w:proofErr w:type="gramEnd"/>
-      <w:r>
-        <w:t xml:space="preserve"> </w:t>
+      <w:r>
+        <w:t xml:space="preserve">) : </w:t>
       </w:r>
       <w:r>
         <w:t>recursion function is called for every nested element</w:t>
@@ -10009,15 +8985,7 @@
         </w:numPr>
       </w:pPr>
       <w:r>
-        <w:t xml:space="preserve">If </w:t>
-      </w:r>
-      <w:proofErr w:type="spellStart"/>
-      <w:r>
-        <w:t>nestedList</w:t>
-      </w:r>
-      <w:proofErr w:type="spellEnd"/>
-      <w:r>
-        <w:t xml:space="preserve"> does not exist, return 0</w:t>
+        <w:t>If nestedList does not exist, return 0</w:t>
       </w:r>
     </w:p>
     <w:p>
@@ -10029,23 +8997,10 @@
         </w:numPr>
       </w:pPr>
       <w:r>
-        <w:t xml:space="preserve">Initialize total = 0, depth = 1, and a </w:t>
-      </w:r>
-      <w:proofErr w:type="gramStart"/>
-      <w:r>
-        <w:t>que</w:t>
-      </w:r>
-      <w:proofErr w:type="gramEnd"/>
-      <w:r>
-        <w:t xml:space="preserve"> storing the </w:t>
-      </w:r>
-      <w:proofErr w:type="gramStart"/>
-      <w:r>
-        <w:t>top level</w:t>
-      </w:r>
-      <w:proofErr w:type="gramEnd"/>
-      <w:r>
-        <w:t xml:space="preserve"> elements of the</w:t>
+        <w:t xml:space="preserve">Initialize total = 0, depth = 1, and a que storing the </w:t>
+      </w:r>
+      <w:r>
+        <w:t>top level elements of the</w:t>
       </w:r>
       <w:r>
         <w:t xml:space="preserve"> nested List and depth</w:t>
@@ -10066,15 +9021,7 @@
         </w:numPr>
       </w:pPr>
       <w:r>
-        <w:t xml:space="preserve">Pass through each nested elements in the que, </w:t>
-      </w:r>
-      <w:proofErr w:type="spellStart"/>
-      <w:r>
-        <w:t>popleft</w:t>
-      </w:r>
-      <w:proofErr w:type="spellEnd"/>
-      <w:r>
-        <w:t xml:space="preserve"> to get the element and depth. </w:t>
+        <w:t xml:space="preserve">Pass through each nested elements in the que, popleft to get the element and depth. </w:t>
       </w:r>
     </w:p>
     <w:p>
@@ -10130,7 +9077,7 @@
                     <pic:cNvPicPr/>
                   </pic:nvPicPr>
                   <pic:blipFill>
-                    <a:blip r:embed="rId60">
+                    <a:blip r:embed="rId61">
                       <a:extLst>
                         <a:ext uri="{28A0092B-C50C-407E-A947-70E740481C1C}">
                           <a14:useLocalDpi xmlns:a14="http://schemas.microsoft.com/office/drawing/2010/main" val="0"/>
@@ -10185,24 +9132,24 @@
       <w:pPr>
         <w:pStyle w:val="Heading1"/>
       </w:pPr>
-      <w:bookmarkStart w:id="26" w:name="_Toc207705061"/>
+      <w:bookmarkStart w:id="28" w:name="_Toc207803086"/>
       <w:r>
         <w:t>Graph</w:t>
       </w:r>
-      <w:bookmarkEnd w:id="26"/>
+      <w:bookmarkEnd w:id="28"/>
     </w:p>
     <w:p>
       <w:pPr>
         <w:pStyle w:val="Heading2"/>
       </w:pPr>
-      <w:bookmarkStart w:id="27" w:name="_Toc207705062"/>
+      <w:bookmarkStart w:id="29" w:name="_Toc207803087"/>
       <w:r>
         <w:t>199-Binary Tree Right Side View</w:t>
       </w:r>
       <w:r>
         <w:t xml:space="preserve"> (medium)</w:t>
       </w:r>
-      <w:bookmarkEnd w:id="27"/>
+      <w:bookmarkEnd w:id="29"/>
     </w:p>
     <w:p>
       <w:r>
@@ -10225,7 +9172,7 @@
                     <pic:cNvPicPr/>
                   </pic:nvPicPr>
                   <pic:blipFill>
-                    <a:blip r:embed="rId61">
+                    <a:blip r:embed="rId62">
                       <a:extLst>
                         <a:ext uri="{28A0092B-C50C-407E-A947-70E740481C1C}">
                           <a14:useLocalDpi xmlns:a14="http://schemas.microsoft.com/office/drawing/2010/main" val="0"/>
@@ -10286,39 +9233,7 @@
         </w:numPr>
       </w:pPr>
       <w:r>
-        <w:t xml:space="preserve">Traverse down the tree, but in the beginning of the traversal, extract the size of the existing </w:t>
-      </w:r>
-      <w:proofErr w:type="gramStart"/>
-      <w:r>
-        <w:t>que</w:t>
-      </w:r>
-      <w:proofErr w:type="gramEnd"/>
-      <w:r>
-        <w:t xml:space="preserve">, the size will tell which node is the </w:t>
-      </w:r>
-      <w:proofErr w:type="gramStart"/>
-      <w:r>
-        <w:t>right side</w:t>
-      </w:r>
-      <w:proofErr w:type="gramEnd"/>
-      <w:r>
-        <w:t xml:space="preserve"> view. Because the </w:t>
-      </w:r>
-      <w:proofErr w:type="gramStart"/>
-      <w:r>
-        <w:t>que</w:t>
-      </w:r>
-      <w:proofErr w:type="gramEnd"/>
-      <w:r>
-        <w:t xml:space="preserve"> at that </w:t>
-      </w:r>
-      <w:proofErr w:type="gramStart"/>
-      <w:r>
-        <w:t>particular time</w:t>
-      </w:r>
-      <w:proofErr w:type="gramEnd"/>
-      <w:r>
-        <w:t xml:space="preserve"> was from the previous pass and have stored all non-empty nodes from the level above. </w:t>
+        <w:t xml:space="preserve">Traverse down the tree, but in the beginning of the traversal, extract the size of the existing que, the size will tell which node is the right side view. Because the que at that particular time was from the previous pass and have stored all non-empty nodes from the level above. </w:t>
       </w:r>
     </w:p>
     <w:p>
@@ -10342,28 +9257,10 @@
         </w:numPr>
       </w:pPr>
       <w:r>
-        <w:t xml:space="preserve">Right after the size of the level is </w:t>
-      </w:r>
-      <w:proofErr w:type="spellStart"/>
-      <w:proofErr w:type="gramStart"/>
-      <w:r>
-        <w:t>know</w:t>
-      </w:r>
-      <w:proofErr w:type="spellEnd"/>
-      <w:proofErr w:type="gramEnd"/>
-      <w:r>
-        <w:t xml:space="preserve">, </w:t>
-      </w:r>
-      <w:r>
-        <w:t xml:space="preserve">traverse through the beginning of the que util that size-1 spot is found, and that’s the </w:t>
-      </w:r>
-      <w:proofErr w:type="gramStart"/>
-      <w:r>
-        <w:t>right side</w:t>
-      </w:r>
-      <w:proofErr w:type="gramEnd"/>
-      <w:r>
-        <w:t xml:space="preserve"> view of that level. </w:t>
+        <w:t xml:space="preserve">Right after the size of the level is know, </w:t>
+      </w:r>
+      <w:r>
+        <w:t xml:space="preserve">traverse through the beginning of the que util that size-1 spot is found, and that’s the right side view of that level. </w:t>
       </w:r>
     </w:p>
     <w:p>
@@ -10406,7 +9303,7 @@
                     <pic:cNvPicPr/>
                   </pic:nvPicPr>
                   <pic:blipFill>
-                    <a:blip r:embed="rId62">
+                    <a:blip r:embed="rId63">
                       <a:extLst>
                         <a:ext uri="{28A0092B-C50C-407E-A947-70E740481C1C}">
                           <a14:useLocalDpi xmlns:a14="http://schemas.microsoft.com/office/drawing/2010/main" val="0"/>
@@ -10453,24 +9350,19 @@
           <w:numId w:val="12"/>
         </w:numPr>
       </w:pPr>
-      <w:proofErr w:type="spellStart"/>
-      <w:r>
-        <w:t>Space:O</w:t>
-      </w:r>
-      <w:proofErr w:type="spellEnd"/>
-      <w:r>
-        <w:t>(V)</w:t>
+      <w:r>
+        <w:t>Space:O(V)</w:t>
       </w:r>
     </w:p>
     <w:p>
       <w:pPr>
         <w:pStyle w:val="Heading2"/>
       </w:pPr>
-      <w:bookmarkStart w:id="28" w:name="_Toc207705063"/>
+      <w:bookmarkStart w:id="30" w:name="_Toc207803088"/>
       <w:r>
         <w:t>314- Binary Tree Vertical Traversal</w:t>
       </w:r>
-      <w:bookmarkEnd w:id="28"/>
+      <w:bookmarkEnd w:id="30"/>
     </w:p>
     <w:p/>
     <w:p>
@@ -10495,7 +9387,7 @@
                     <pic:cNvPicPr/>
                   </pic:nvPicPr>
                   <pic:blipFill>
-                    <a:blip r:embed="rId63">
+                    <a:blip r:embed="rId64">
                       <a:extLst>
                         <a:ext uri="{28A0092B-C50C-407E-A947-70E740481C1C}">
                           <a14:useLocalDpi xmlns:a14="http://schemas.microsoft.com/office/drawing/2010/main" val="0"/>
@@ -10555,23 +9447,7 @@
         </w:numPr>
       </w:pPr>
       <w:r>
-        <w:t xml:space="preserve">A </w:t>
-      </w:r>
-      <w:proofErr w:type="spellStart"/>
-      <w:r>
-        <w:t>hashmap</w:t>
-      </w:r>
-      <w:proofErr w:type="spellEnd"/>
-      <w:r>
-        <w:t xml:space="preserve"> is </w:t>
-      </w:r>
-      <w:proofErr w:type="gramStart"/>
-      <w:r>
-        <w:t>need</w:t>
-      </w:r>
-      <w:proofErr w:type="gramEnd"/>
-      <w:r>
-        <w:t xml:space="preserve"> to store the column number and the corresponding values</w:t>
+        <w:t>A hashmap is need to store the column number and the corresponding values</w:t>
       </w:r>
     </w:p>
     <w:p>
@@ -10607,23 +9483,7 @@
         </w:numPr>
       </w:pPr>
       <w:r>
-        <w:t xml:space="preserve">As all nodes are stored in the </w:t>
-      </w:r>
-      <w:proofErr w:type="spellStart"/>
-      <w:r>
-        <w:t>hashmap</w:t>
-      </w:r>
-      <w:proofErr w:type="spellEnd"/>
-      <w:r>
-        <w:t xml:space="preserve">, the keys will need to be </w:t>
-      </w:r>
-      <w:proofErr w:type="gramStart"/>
-      <w:r>
-        <w:t>ordered</w:t>
-      </w:r>
-      <w:proofErr w:type="gramEnd"/>
-      <w:r>
-        <w:t xml:space="preserve"> and the values returned.</w:t>
+        <w:t>As all nodes are stored in the hashmap, the keys will need to be ordered and the values returned.</w:t>
       </w:r>
     </w:p>
     <w:p>
@@ -10664,7 +9524,7 @@
                     <pic:cNvPicPr/>
                   </pic:nvPicPr>
                   <pic:blipFill>
-                    <a:blip r:embed="rId64">
+                    <a:blip r:embed="rId65">
                       <a:extLst>
                         <a:ext uri="{28A0092B-C50C-407E-A947-70E740481C1C}">
                           <a14:useLocalDpi xmlns:a14="http://schemas.microsoft.com/office/drawing/2010/main" val="0"/>
@@ -10700,23 +9560,7 @@
         </w:numPr>
       </w:pPr>
       <w:r>
-        <w:t>Time: O(</w:t>
-      </w:r>
-      <w:proofErr w:type="spellStart"/>
-      <w:r>
-        <w:t>nlogn</w:t>
-      </w:r>
-      <w:proofErr w:type="spellEnd"/>
-      <w:r>
-        <w:t>) - &gt; O(n) because every node is visited, O(</w:t>
-      </w:r>
-      <w:proofErr w:type="spellStart"/>
-      <w:r>
-        <w:t>logn</w:t>
-      </w:r>
-      <w:proofErr w:type="spellEnd"/>
-      <w:r>
-        <w:t xml:space="preserve">) because </w:t>
+        <w:t xml:space="preserve">Time: O(nlogn) - &gt; O(n) because every node is visited, O(logn) because </w:t>
       </w:r>
       <w:r>
         <w:t xml:space="preserve">the keys are sorted at the end. </w:t>
@@ -10775,7 +9619,7 @@
                     <pic:cNvPicPr/>
                   </pic:nvPicPr>
                   <pic:blipFill>
-                    <a:blip r:embed="rId65">
+                    <a:blip r:embed="rId66">
                       <a:extLst>
                         <a:ext uri="{28A0092B-C50C-407E-A947-70E740481C1C}">
                           <a14:useLocalDpi xmlns:a14="http://schemas.microsoft.com/office/drawing/2010/main" val="0"/>
@@ -10829,27 +9673,19 @@
         <w:t>Space: O(</w:t>
       </w:r>
       <w:r>
-        <w:t xml:space="preserve">n): for the </w:t>
-      </w:r>
-      <w:proofErr w:type="spellStart"/>
-      <w:r>
-        <w:t>hashmap</w:t>
-      </w:r>
-      <w:proofErr w:type="spellEnd"/>
-      <w:r>
-        <w:t xml:space="preserve"> storing all the nodes in the tree. </w:t>
+        <w:t xml:space="preserve">n): for the hashmap storing all the nodes in the tree. </w:t>
       </w:r>
     </w:p>
     <w:p>
       <w:pPr>
         <w:pStyle w:val="Heading2"/>
       </w:pPr>
-      <w:bookmarkStart w:id="29" w:name="_Toc207705064"/>
+      <w:bookmarkStart w:id="31" w:name="_Toc207803089"/>
       <w:r>
         <w:lastRenderedPageBreak/>
         <w:t>543 Diameter of a Binary Tree (easy)</w:t>
       </w:r>
-      <w:bookmarkEnd w:id="29"/>
+      <w:bookmarkEnd w:id="31"/>
     </w:p>
     <w:p>
       <w:r>
@@ -10872,7 +9708,7 @@
                     <pic:cNvPicPr/>
                   </pic:nvPicPr>
                   <pic:blipFill>
-                    <a:blip r:embed="rId66">
+                    <a:blip r:embed="rId67">
                       <a:extLst>
                         <a:ext uri="{28A0092B-C50C-407E-A947-70E740481C1C}">
                           <a14:useLocalDpi xmlns:a14="http://schemas.microsoft.com/office/drawing/2010/main" val="0"/>
@@ -10920,15 +9756,7 @@
         </w:numPr>
       </w:pPr>
       <w:r>
-        <w:t xml:space="preserve">At any node the longest path is the sum of the height of the left and right subtrees. We can compute this and track the max between the </w:t>
-      </w:r>
-      <w:proofErr w:type="spellStart"/>
-      <w:r>
-        <w:t>substrees</w:t>
-      </w:r>
-      <w:proofErr w:type="spellEnd"/>
-      <w:r>
-        <w:t xml:space="preserve">, we can get the answer. </w:t>
+        <w:t xml:space="preserve">At any node the longest path is the sum of the height of the left and right subtrees. We can compute this and track the max between the substrees, we can get the answer. </w:t>
       </w:r>
     </w:p>
     <w:p>
@@ -10960,7 +9788,7 @@
                     <pic:cNvPicPr/>
                   </pic:nvPicPr>
                   <pic:blipFill>
-                    <a:blip r:embed="rId67">
+                    <a:blip r:embed="rId68">
                       <a:extLst>
                         <a:ext uri="{28A0092B-C50C-407E-A947-70E740481C1C}">
                           <a14:useLocalDpi xmlns:a14="http://schemas.microsoft.com/office/drawing/2010/main" val="0"/>
@@ -11015,7 +9843,7 @@
                     <pic:cNvPicPr/>
                   </pic:nvPicPr>
                   <pic:blipFill>
-                    <a:blip r:embed="rId68">
+                    <a:blip r:embed="rId69">
                       <a:extLst>
                         <a:ext uri="{28A0092B-C50C-407E-A947-70E740481C1C}">
                           <a14:useLocalDpi xmlns:a14="http://schemas.microsoft.com/office/drawing/2010/main" val="0"/>
@@ -11070,7 +9898,7 @@
       <w:pPr>
         <w:pStyle w:val="Heading2"/>
       </w:pPr>
-      <w:bookmarkStart w:id="30" w:name="_Toc207705065"/>
+      <w:bookmarkStart w:id="32" w:name="_Toc207803090"/>
       <w:r>
         <w:lastRenderedPageBreak/>
         <w:t>1650-Lowest Common Ancestor of a Binary Tree</w:t>
@@ -11078,7 +9906,7 @@
       <w:r>
         <w:t xml:space="preserve"> III (medium)</w:t>
       </w:r>
-      <w:bookmarkEnd w:id="30"/>
+      <w:bookmarkEnd w:id="32"/>
     </w:p>
     <w:p>
       <w:r>
@@ -11101,7 +9929,7 @@
                     <pic:cNvPicPr/>
                   </pic:nvPicPr>
                   <pic:blipFill>
-                    <a:blip r:embed="rId69"/>
+                    <a:blip r:embed="rId70"/>
                     <a:stretch>
                       <a:fillRect/>
                     </a:stretch>
@@ -11132,15 +9960,7 @@
       </w:pPr>
       <w:r>
         <w:lastRenderedPageBreak/>
-        <w:t xml:space="preserve">Using a </w:t>
-      </w:r>
-      <w:proofErr w:type="gramStart"/>
-      <w:r>
-        <w:t>set(</w:t>
-      </w:r>
-      <w:proofErr w:type="gramEnd"/>
-      <w:r>
-        <w:t>)</w:t>
+        <w:t>Using a set()</w:t>
       </w:r>
     </w:p>
     <w:p>
@@ -11152,18 +9972,10 @@
         </w:numPr>
       </w:pPr>
       <w:r>
-        <w:t xml:space="preserve">Start with p and work its way up until the root node is reached (use while </w:t>
-      </w:r>
-      <w:proofErr w:type="gramStart"/>
-      <w:r>
-        <w:t>p</w:t>
-      </w:r>
-      <w:r>
-        <w:t xml:space="preserve"> !</w:t>
-      </w:r>
-      <w:proofErr w:type="gramEnd"/>
-      <w:r>
-        <w:t>= None since the parent of the root is None)</w:t>
+        <w:t>Start with p and work its way up until the root node is reached (use while p</w:t>
+      </w:r>
+      <w:r>
+        <w:t xml:space="preserve"> != None since the parent of the root is None)</w:t>
       </w:r>
     </w:p>
     <w:p>
@@ -11175,15 +9987,7 @@
         </w:numPr>
       </w:pPr>
       <w:r>
-        <w:t xml:space="preserve">Record p and ancestors in the </w:t>
-      </w:r>
-      <w:proofErr w:type="gramStart"/>
-      <w:r>
-        <w:t>set(</w:t>
-      </w:r>
-      <w:proofErr w:type="gramEnd"/>
-      <w:r>
-        <w:t>) as it’s going up</w:t>
+        <w:t>Record p and ancestors in the set() as it’s going up</w:t>
       </w:r>
     </w:p>
     <w:p>
@@ -11198,15 +10002,7 @@
         <w:t xml:space="preserve">For q, if it’s in ancestors already, then the q is LCA, else </w:t>
       </w:r>
       <w:r>
-        <w:t xml:space="preserve">work the way up like p and check if the parent is in the </w:t>
-      </w:r>
-      <w:proofErr w:type="gramStart"/>
-      <w:r>
-        <w:t>set(</w:t>
-      </w:r>
-      <w:proofErr w:type="gramEnd"/>
-      <w:r>
-        <w:t>)</w:t>
+        <w:t>work the way up like p and check if the parent is in the set()</w:t>
       </w:r>
     </w:p>
     <w:p>
@@ -11237,7 +10033,7 @@
                     <pic:cNvPicPr/>
                   </pic:nvPicPr>
                   <pic:blipFill>
-                    <a:blip r:embed="rId70"/>
+                    <a:blip r:embed="rId71"/>
                     <a:stretch>
                       <a:fillRect/>
                     </a:stretch>
@@ -11281,13 +10077,8 @@
           <w:numId w:val="14"/>
         </w:numPr>
       </w:pPr>
-      <w:proofErr w:type="spellStart"/>
-      <w:r>
-        <w:t>Space:O</w:t>
-      </w:r>
-      <w:proofErr w:type="spellEnd"/>
-      <w:r>
-        <w:t>(n): the set will store all nodes in the worst case</w:t>
+      <w:r>
+        <w:t>Space:O(n): the set will store all nodes in the worst case</w:t>
       </w:r>
     </w:p>
     <w:p>
@@ -11312,12 +10103,190 @@
       </w:pPr>
     </w:p>
     <w:p/>
-    <w:p/>
+    <w:p>
+      <w:pPr>
+        <w:pStyle w:val="Heading2"/>
+      </w:pPr>
+      <w:r>
+        <w:lastRenderedPageBreak/>
+        <w:t>2265 Count Nodes Equal to Average of Subtree</w:t>
+      </w:r>
+      <w:r>
+        <w:t xml:space="preserve"> (medium)</w:t>
+      </w:r>
+    </w:p>
+    <w:p>
+      <w:r>
+        <w:drawing>
+          <wp:inline distT="0" distB="0" distL="0" distR="0" wp14:anchorId="21864829" wp14:editId="25937655">
+            <wp:extent cx="5633975" cy="4067175"/>
+            <wp:effectExtent l="0" t="0" r="5080" b="0"/>
+            <wp:docPr id="693975258" name="Picture 1" descr="Text&#10;&#10;AI-generated content may be incorrect."/>
+            <wp:cNvGraphicFramePr>
+              <a:graphicFrameLocks xmlns:a="http://schemas.openxmlformats.org/drawingml/2006/main" noChangeAspect="1"/>
+            </wp:cNvGraphicFramePr>
+            <a:graphic xmlns:a="http://schemas.openxmlformats.org/drawingml/2006/main">
+              <a:graphicData uri="http://schemas.openxmlformats.org/drawingml/2006/picture">
+                <pic:pic xmlns:pic="http://schemas.openxmlformats.org/drawingml/2006/picture">
+                  <pic:nvPicPr>
+                    <pic:cNvPr id="693975258" name="Picture 1" descr="Text&#10;&#10;AI-generated content may be incorrect."/>
+                    <pic:cNvPicPr/>
+                  </pic:nvPicPr>
+                  <pic:blipFill>
+                    <a:blip r:embed="rId72"/>
+                    <a:stretch>
+                      <a:fillRect/>
+                    </a:stretch>
+                  </pic:blipFill>
+                  <pic:spPr>
+                    <a:xfrm>
+                      <a:off x="0" y="0"/>
+                      <a:ext cx="5643461" cy="4074023"/>
+                    </a:xfrm>
+                    <a:prstGeom prst="rect">
+                      <a:avLst/>
+                    </a:prstGeom>
+                  </pic:spPr>
+                </pic:pic>
+              </a:graphicData>
+            </a:graphic>
+          </wp:inline>
+        </w:drawing>
+      </w:r>
+    </w:p>
+    <w:p>
+      <w:pPr>
+        <w:pStyle w:val="ListParagraph"/>
+        <w:numPr>
+          <w:ilvl w:val="0"/>
+          <w:numId w:val="14"/>
+        </w:numPr>
+      </w:pPr>
+      <w:r>
+        <w:t xml:space="preserve">We can use post-order traversal on trees using DFS, post-order follows </w:t>
+      </w:r>
+      <w:r>
+        <w:t xml:space="preserve">left-right-root pattern. It fits this problem because </w:t>
+      </w:r>
+      <w:r>
+        <w:t>the children will get visited and information collected before returning to the root.</w:t>
+      </w:r>
+    </w:p>
+    <w:p>
+      <w:pPr>
+        <w:pStyle w:val="ListParagraph"/>
+        <w:numPr>
+          <w:ilvl w:val="0"/>
+          <w:numId w:val="14"/>
+        </w:numPr>
+      </w:pPr>
+      <w:r>
+        <w:t>Using recursion, a stop mechanism needs to get set up (if node is None, return 0 ,0)</w:t>
+      </w:r>
+    </w:p>
+    <w:p>
+      <w:pPr>
+        <w:pStyle w:val="ListParagraph"/>
+        <w:numPr>
+          <w:ilvl w:val="0"/>
+          <w:numId w:val="14"/>
+        </w:numPr>
+      </w:pPr>
+      <w:r>
+        <w:t xml:space="preserve">Node_count and node_total needs to get carried through out recursion. Once the condition </w:t>
+      </w:r>
+      <w:r>
+        <w:t>of node value equal to averages of subtree, the global count value will get added by one</w:t>
+      </w:r>
+    </w:p>
+    <w:p>
+      <w:pPr>
+        <w:pStyle w:val="ListParagraph"/>
+        <w:numPr>
+          <w:ilvl w:val="0"/>
+          <w:numId w:val="14"/>
+        </w:numPr>
+      </w:pPr>
+      <w:r>
+        <w:t>In the body of the recursion, the values are added by values return by the left and right nodes.</w:t>
+      </w:r>
+    </w:p>
+    <w:p>
+      <w:pPr>
+        <w:pStyle w:val="ListParagraph"/>
+        <w:numPr>
+          <w:ilvl w:val="0"/>
+          <w:numId w:val="14"/>
+        </w:numPr>
+      </w:pPr>
+      <w:r>
+        <w:lastRenderedPageBreak/>
+        <w:drawing>
+          <wp:inline distT="0" distB="0" distL="0" distR="0" wp14:anchorId="1189CB7E" wp14:editId="1A751BA9">
+            <wp:extent cx="5439534" cy="4182059"/>
+            <wp:effectExtent l="0" t="0" r="0" b="9525"/>
+            <wp:docPr id="1082395500" name="Picture 1" descr="Text&#10;&#10;AI-generated content may be incorrect."/>
+            <wp:cNvGraphicFramePr>
+              <a:graphicFrameLocks xmlns:a="http://schemas.openxmlformats.org/drawingml/2006/main" noChangeAspect="1"/>
+            </wp:cNvGraphicFramePr>
+            <a:graphic xmlns:a="http://schemas.openxmlformats.org/drawingml/2006/main">
+              <a:graphicData uri="http://schemas.openxmlformats.org/drawingml/2006/picture">
+                <pic:pic xmlns:pic="http://schemas.openxmlformats.org/drawingml/2006/picture">
+                  <pic:nvPicPr>
+                    <pic:cNvPr id="1082395500" name="Picture 1" descr="Text&#10;&#10;AI-generated content may be incorrect."/>
+                    <pic:cNvPicPr/>
+                  </pic:nvPicPr>
+                  <pic:blipFill>
+                    <a:blip r:embed="rId73"/>
+                    <a:stretch>
+                      <a:fillRect/>
+                    </a:stretch>
+                  </pic:blipFill>
+                  <pic:spPr>
+                    <a:xfrm>
+                      <a:off x="0" y="0"/>
+                      <a:ext cx="5439534" cy="4182059"/>
+                    </a:xfrm>
+                    <a:prstGeom prst="rect">
+                      <a:avLst/>
+                    </a:prstGeom>
+                  </pic:spPr>
+                </pic:pic>
+              </a:graphicData>
+            </a:graphic>
+          </wp:inline>
+        </w:drawing>
+      </w:r>
+    </w:p>
+    <w:p>
+      <w:pPr>
+        <w:pStyle w:val="ListParagraph"/>
+        <w:numPr>
+          <w:ilvl w:val="0"/>
+          <w:numId w:val="14"/>
+        </w:numPr>
+      </w:pPr>
+      <w:r>
+        <w:t>Time: O(n) because every node is visted</w:t>
+      </w:r>
+    </w:p>
+    <w:p>
+      <w:pPr>
+        <w:pStyle w:val="ListParagraph"/>
+        <w:numPr>
+          <w:ilvl w:val="0"/>
+          <w:numId w:val="14"/>
+        </w:numPr>
+      </w:pPr>
+      <w:r>
+        <w:t xml:space="preserve">Space: O(h) where h is the height of the tree, and it also represent the stack of the recursion. </w:t>
+      </w:r>
+    </w:p>
     <w:p>
       <w:pPr>
         <w:pStyle w:val="Heading1"/>
       </w:pPr>
-      <w:bookmarkStart w:id="31" w:name="_Toc207705066"/>
+      <w:bookmarkStart w:id="33" w:name="_Toc207803091"/>
       <w:r>
         <w:lastRenderedPageBreak/>
         <w:t>Maz</w:t>
@@ -11328,7 +10297,7 @@
       <w:r>
         <w:t xml:space="preserve"> and map</w:t>
       </w:r>
-      <w:bookmarkEnd w:id="31"/>
+      <w:bookmarkEnd w:id="33"/>
       <w:r>
         <w:t xml:space="preserve"> </w:t>
       </w:r>
@@ -11337,14 +10306,14 @@
       <w:pPr>
         <w:pStyle w:val="Heading2"/>
       </w:pPr>
-      <w:bookmarkStart w:id="32" w:name="_Toc207705067"/>
+      <w:bookmarkStart w:id="34" w:name="_Toc207803092"/>
       <w:r>
         <w:t>200-Number of Island</w:t>
       </w:r>
       <w:r>
         <w:t xml:space="preserve"> (medium)</w:t>
       </w:r>
-      <w:bookmarkEnd w:id="32"/>
+      <w:bookmarkEnd w:id="34"/>
     </w:p>
     <w:p>
       <w:r>
@@ -11367,7 +10336,7 @@
                     <pic:cNvPicPr/>
                   </pic:nvPicPr>
                   <pic:blipFill>
-                    <a:blip r:embed="rId71"/>
+                    <a:blip r:embed="rId74"/>
                     <a:stretch>
                       <a:fillRect/>
                     </a:stretch>
@@ -11418,18 +10387,10 @@
         <w:t xml:space="preserve">if </w:t>
       </w:r>
       <w:r>
-        <w:t xml:space="preserve">the pointer hits a </w:t>
-      </w:r>
-      <w:proofErr w:type="gramStart"/>
-      <w:r>
-        <w:t>land</w:t>
-      </w:r>
-      <w:r>
-        <w:t>(</w:t>
-      </w:r>
-      <w:proofErr w:type="gramEnd"/>
-      <w:r>
-        <w:t>“1”)</w:t>
+        <w:t>the pointer hits a land</w:t>
+      </w:r>
+      <w:r>
+        <w:t>(“1”)</w:t>
       </w:r>
       <w:r>
         <w:t xml:space="preserve"> then all it’s connecting lands will be saved in vis</w:t>
@@ -11485,7 +10446,7 @@
                     <pic:cNvPicPr/>
                   </pic:nvPicPr>
                   <pic:blipFill>
-                    <a:blip r:embed="rId72"/>
+                    <a:blip r:embed="rId75"/>
                     <a:stretch>
                       <a:fillRect/>
                     </a:stretch>
@@ -11540,12 +10501,12 @@
       <w:pPr>
         <w:pStyle w:val="Heading2"/>
       </w:pPr>
-      <w:bookmarkStart w:id="33" w:name="_Toc207705068"/>
+      <w:bookmarkStart w:id="35" w:name="_Toc207803093"/>
       <w:r>
         <w:lastRenderedPageBreak/>
         <w:t>133-Clone Graph (medium)</w:t>
       </w:r>
-      <w:bookmarkEnd w:id="33"/>
+      <w:bookmarkEnd w:id="35"/>
     </w:p>
     <w:p>
       <w:r>
@@ -11553,7 +10514,7 @@
           <w:noProof/>
         </w:rPr>
         <w:drawing>
-          <wp:inline distT="0" distB="0" distL="0" distR="0" wp14:anchorId="23DE540A" wp14:editId="556DC612">
+          <wp:inline distT="0" distB="0" distL="0" distR="0" wp14:anchorId="23DE540A" wp14:editId="7D19D9CD">
             <wp:extent cx="5327374" cy="4322800"/>
             <wp:effectExtent l="0" t="0" r="6985" b="1905"/>
             <wp:docPr id="169800047" name="Picture 1" descr="Graphical user interface, text&#10;&#10;AI-generated content may be incorrect."/>
@@ -11568,7 +10529,7 @@
                     <pic:cNvPicPr/>
                   </pic:nvPicPr>
                   <pic:blipFill>
-                    <a:blip r:embed="rId73"/>
+                    <a:blip r:embed="rId76"/>
                     <a:stretch>
                       <a:fillRect/>
                     </a:stretch>
@@ -11633,13 +10594,8 @@
       <w:r>
         <w:t xml:space="preserve">nodes can be point to each other and </w:t>
       </w:r>
-      <w:proofErr w:type="spellStart"/>
-      <w:r>
-        <w:t>and</w:t>
-      </w:r>
-      <w:proofErr w:type="spellEnd"/>
-      <w:r>
-        <w:t xml:space="preserve"> it could cause in</w:t>
+      <w:r>
+        <w:t>and it could cause in</w:t>
       </w:r>
       <w:r>
         <w:t>finite number of cloning</w:t>
@@ -11663,15 +10619,7 @@
         <w:t xml:space="preserve"> (or the nodes that are already cloned)</w:t>
       </w:r>
       <w:r>
-        <w:t xml:space="preserve">, so you don’t go back to it again. We can use </w:t>
-      </w:r>
-      <w:proofErr w:type="spellStart"/>
-      <w:r>
-        <w:t>hashmap</w:t>
-      </w:r>
-      <w:proofErr w:type="spellEnd"/>
-      <w:r>
-        <w:t xml:space="preserve"> to store the visited notes and its information</w:t>
+        <w:t>, so you don’t go back to it again. We can use hashmap to store the visited notes and its information</w:t>
       </w:r>
     </w:p>
     <w:p>
@@ -11722,15 +10670,7 @@
         <w:t>Node 1 have 2 and 4 as neighbor, go to 2, create copies</w:t>
       </w:r>
       <w:r>
-        <w:t xml:space="preserve"> and store in </w:t>
-      </w:r>
-      <w:proofErr w:type="spellStart"/>
-      <w:r>
-        <w:t>hashmap</w:t>
-      </w:r>
-      <w:proofErr w:type="spellEnd"/>
-      <w:r>
-        <w:t>, before going back to 4, due to recursion</w:t>
+        <w:t xml:space="preserve"> and store in hashmap, before going back to 4, due to recursion</w:t>
       </w:r>
       <w:r>
         <w:t>, the next node to visit is 2</w:t>
@@ -11748,15 +10688,7 @@
         <w:t xml:space="preserve">Node 2 have node 3 and 1 as neighbor, </w:t>
       </w:r>
       <w:r>
-        <w:t xml:space="preserve">same thing (copy and store in </w:t>
-      </w:r>
-      <w:proofErr w:type="spellStart"/>
-      <w:r>
-        <w:t>hashmap</w:t>
-      </w:r>
-      <w:proofErr w:type="spellEnd"/>
-      <w:r>
-        <w:t>), got to 3. Then same thing on 4</w:t>
+        <w:t>same thing (copy and store in hashmap), got to 3. Then same thing on 4</w:t>
       </w:r>
     </w:p>
     <w:p>
@@ -11772,39 +10704,10 @@
         <w:t xml:space="preserve">Now, in </w:t>
       </w:r>
       <w:r>
-        <w:t xml:space="preserve">4, which has 1 and 3 as neighbors, they are all in the </w:t>
-      </w:r>
-      <w:proofErr w:type="spellStart"/>
-      <w:r>
-        <w:t>hashmap</w:t>
-      </w:r>
-      <w:proofErr w:type="spellEnd"/>
-      <w:r>
-        <w:t xml:space="preserve">(visited), </w:t>
-      </w:r>
-      <w:r>
-        <w:t>no more copies will be made but just linkage (</w:t>
-      </w:r>
-      <w:proofErr w:type="spellStart"/>
-      <w:proofErr w:type="gramStart"/>
-      <w:r>
-        <w:t>copy.neighbors</w:t>
-      </w:r>
-      <w:proofErr w:type="gramEnd"/>
-      <w:r>
-        <w:t>.</w:t>
-      </w:r>
-      <w:proofErr w:type="gramStart"/>
-      <w:r>
-        <w:t>append</w:t>
-      </w:r>
-      <w:proofErr w:type="spellEnd"/>
-      <w:r>
-        <w:t>(</w:t>
-      </w:r>
-      <w:proofErr w:type="gramEnd"/>
-      <w:r>
-        <w:t>))</w:t>
+        <w:t xml:space="preserve">4, which has 1 and 3 as neighbors, they are all in the hashmap(visited), </w:t>
+      </w:r>
+      <w:r>
+        <w:t>no more copies will be made but just linkage (copy.neighbors.append())</w:t>
       </w:r>
       <w:r>
         <w:t xml:space="preserve">. The pointer will go loop back to establish all the linkages, </w:t>
@@ -11841,7 +10744,7 @@
                     <pic:cNvPicPr/>
                   </pic:nvPicPr>
                   <pic:blipFill>
-                    <a:blip r:embed="rId74"/>
+                    <a:blip r:embed="rId77"/>
                     <a:stretch>
                       <a:fillRect/>
                     </a:stretch>
@@ -11874,13 +10777,8 @@
         <w:t>Time: O(E+V)</w:t>
       </w:r>
       <w:r>
-        <w:t xml:space="preserve"> – all vertices and edges are </w:t>
-      </w:r>
-      <w:proofErr w:type="spellStart"/>
-      <w:r>
-        <w:t>visted</w:t>
-      </w:r>
-      <w:proofErr w:type="spellEnd"/>
+        <w:t xml:space="preserve"> – all vertices and edges are visted</w:t>
+      </w:r>
     </w:p>
     <w:p>
       <w:pPr>
@@ -11890,54 +10788,23 @@
           <w:numId w:val="8"/>
         </w:numPr>
       </w:pPr>
-      <w:proofErr w:type="spellStart"/>
-      <w:r>
-        <w:t>Time:O</w:t>
-      </w:r>
-      <w:proofErr w:type="spellEnd"/>
-      <w:r>
-        <w:t>(</w:t>
+      <w:r>
+        <w:t>Time:O(</w:t>
       </w:r>
       <w:r>
         <w:t xml:space="preserve">V) – </w:t>
       </w:r>
-      <w:proofErr w:type="spellStart"/>
-      <w:r>
-        <w:t>hashmap</w:t>
-      </w:r>
-      <w:proofErr w:type="spellEnd"/>
-      <w:r>
-        <w:t xml:space="preserve"> to store all the vertices, </w:t>
-      </w:r>
-      <w:r>
-        <w:t>O(H</w:t>
-      </w:r>
-      <w:proofErr w:type="gramStart"/>
-      <w:r>
-        <w:t>):</w:t>
-      </w:r>
-      <w:r>
-        <w:t>a</w:t>
-      </w:r>
-      <w:proofErr w:type="gramEnd"/>
-      <w:r>
-        <w:t xml:space="preserve"> memory stack is created for every single </w:t>
-      </w:r>
-      <w:proofErr w:type="gramStart"/>
-      <w:r>
-        <w:t>vertices</w:t>
-      </w:r>
-      <w:proofErr w:type="gramEnd"/>
-      <w:r>
-        <w:t xml:space="preserve">, H is the height of the graph, </w:t>
-      </w:r>
-      <w:proofErr w:type="gramStart"/>
-      <w:r>
-        <w:t>overall</w:t>
-      </w:r>
-      <w:proofErr w:type="gramEnd"/>
-      <w:r>
-        <w:t xml:space="preserve"> it will be O(V).</w:t>
+      <w:r>
+        <w:t xml:space="preserve">hashmap to store all the vertices, </w:t>
+      </w:r>
+      <w:r>
+        <w:t>O(H):</w:t>
+      </w:r>
+      <w:r>
+        <w:t>a memory stack is created for every single vertices</w:t>
+      </w:r>
+      <w:r>
+        <w:t>, H is the height of the graph, overall it will be O(V).</w:t>
       </w:r>
     </w:p>
     <w:p>
@@ -11964,15 +10831,7 @@
         <w:t>Visit the first node, and the all the neighbor connected to it before the next node</w:t>
       </w:r>
       <w:r>
-        <w:t xml:space="preserve">. While visiting, make copy of the nodes and store them to </w:t>
-      </w:r>
-      <w:proofErr w:type="spellStart"/>
-      <w:r>
-        <w:t>hashmap</w:t>
-      </w:r>
-      <w:proofErr w:type="spellEnd"/>
-      <w:r>
-        <w:t xml:space="preserve"> to mark them as visited, </w:t>
+        <w:t xml:space="preserve">. While visiting, make copy of the nodes and store them to hashmap to mark them as visited, </w:t>
       </w:r>
       <w:r>
         <w:t xml:space="preserve">also append the original nodes (not clones) to the que for later visit. </w:t>
@@ -12034,7 +10893,7 @@
                     <pic:cNvPicPr/>
                   </pic:nvPicPr>
                   <pic:blipFill>
-                    <a:blip r:embed="rId75"/>
+                    <a:blip r:embed="rId78"/>
                     <a:stretch>
                       <a:fillRect/>
                     </a:stretch>
@@ -12079,27 +10938,19 @@
         </w:numPr>
       </w:pPr>
       <w:r>
-        <w:t xml:space="preserve">Space: O(V) because of the </w:t>
-      </w:r>
-      <w:proofErr w:type="spellStart"/>
-      <w:r>
-        <w:t>hashmap</w:t>
-      </w:r>
-      <w:proofErr w:type="spellEnd"/>
-      <w:r>
-        <w:t xml:space="preserve"> usage</w:t>
+        <w:t>Space: O(V) because of the hashmap usage</w:t>
       </w:r>
     </w:p>
     <w:p>
       <w:pPr>
         <w:pStyle w:val="Heading2"/>
       </w:pPr>
-      <w:bookmarkStart w:id="34" w:name="_Toc207705069"/>
+      <w:bookmarkStart w:id="36" w:name="_Toc207803094"/>
       <w:r>
         <w:lastRenderedPageBreak/>
         <w:t>1091- Shortest Path in Binary Matrix (medium)</w:t>
       </w:r>
-      <w:bookmarkEnd w:id="34"/>
+      <w:bookmarkEnd w:id="36"/>
     </w:p>
     <w:p>
       <w:r>
@@ -12122,7 +10973,7 @@
                     <pic:cNvPicPr/>
                   </pic:nvPicPr>
                   <pic:blipFill>
-                    <a:blip r:embed="rId76"/>
+                    <a:blip r:embed="rId79"/>
                     <a:stretch>
                       <a:fillRect/>
                     </a:stretch>
@@ -12215,15 +11066,7 @@
         </w:numPr>
       </w:pPr>
       <w:r>
-        <w:t xml:space="preserve">In the beginning, make sure the start </w:t>
-      </w:r>
-      <w:proofErr w:type="gramStart"/>
-      <w:r>
-        <w:t>point</w:t>
-      </w:r>
-      <w:proofErr w:type="gramEnd"/>
-      <w:r>
-        <w:t xml:space="preserve"> and end points are not blocked (1)</w:t>
+        <w:t>In the beginning, make sure the start point and end points are not blocked (1)</w:t>
       </w:r>
     </w:p>
     <w:p>
@@ -12255,7 +11098,7 @@
                     <pic:cNvPicPr/>
                   </pic:nvPicPr>
                   <pic:blipFill>
-                    <a:blip r:embed="rId77"/>
+                    <a:blip r:embed="rId80"/>
                     <a:stretch>
                       <a:fillRect/>
                     </a:stretch>
@@ -12307,9 +11150,9 @@
       </w:r>
     </w:p>
     <w:sectPr>
-      <w:headerReference w:type="even" r:id="rId78"/>
-      <w:headerReference w:type="default" r:id="rId79"/>
-      <w:headerReference w:type="first" r:id="rId80"/>
+      <w:headerReference w:type="even" r:id="rId81"/>
+      <w:headerReference w:type="default" r:id="rId82"/>
+      <w:headerReference w:type="first" r:id="rId83"/>
       <w:pgSz w:w="12240" w:h="15840"/>
       <w:pgMar w:top="1440" w:right="1440" w:bottom="1440" w:left="1440" w:header="720" w:footer="720" w:gutter="0"/>
       <w:cols w:space="720"/>
@@ -14565,6 +13408,95 @@
     </w:lvl>
   </w:abstractNum>
   <w:abstractNum w:abstractNumId="19" w15:restartNumberingAfterBreak="0">
+    <w:nsid w:val="65DE3E9B"/>
+    <w:multiLevelType w:val="hybridMultilevel"/>
+    <w:tmpl w:val="7F5C66EC"/>
+    <w:lvl w:ilvl="0" w:tplc="04090011">
+      <w:start w:val="1"/>
+      <w:numFmt w:val="decimal"/>
+      <w:lvlText w:val="%1)"/>
+      <w:lvlJc w:val="left"/>
+      <w:pPr>
+        <w:ind w:left="720" w:hanging="360"/>
+      </w:pPr>
+      <w:rPr>
+        <w:rFonts w:hint="default"/>
+      </w:rPr>
+    </w:lvl>
+    <w:lvl w:ilvl="1" w:tplc="04090019">
+      <w:start w:val="1"/>
+      <w:numFmt w:val="lowerLetter"/>
+      <w:lvlText w:val="%2."/>
+      <w:lvlJc w:val="left"/>
+      <w:pPr>
+        <w:ind w:left="1440" w:hanging="360"/>
+      </w:pPr>
+    </w:lvl>
+    <w:lvl w:ilvl="2" w:tplc="0409001B">
+      <w:start w:val="1"/>
+      <w:numFmt w:val="lowerRoman"/>
+      <w:lvlText w:val="%3."/>
+      <w:lvlJc w:val="right"/>
+      <w:pPr>
+        <w:ind w:left="2160" w:hanging="180"/>
+      </w:pPr>
+    </w:lvl>
+    <w:lvl w:ilvl="3" w:tplc="0409000F" w:tentative="1">
+      <w:start w:val="1"/>
+      <w:numFmt w:val="decimal"/>
+      <w:lvlText w:val="%4."/>
+      <w:lvlJc w:val="left"/>
+      <w:pPr>
+        <w:ind w:left="2880" w:hanging="360"/>
+      </w:pPr>
+    </w:lvl>
+    <w:lvl w:ilvl="4" w:tplc="04090019" w:tentative="1">
+      <w:start w:val="1"/>
+      <w:numFmt w:val="lowerLetter"/>
+      <w:lvlText w:val="%5."/>
+      <w:lvlJc w:val="left"/>
+      <w:pPr>
+        <w:ind w:left="3600" w:hanging="360"/>
+      </w:pPr>
+    </w:lvl>
+    <w:lvl w:ilvl="5" w:tplc="0409001B" w:tentative="1">
+      <w:start w:val="1"/>
+      <w:numFmt w:val="lowerRoman"/>
+      <w:lvlText w:val="%6."/>
+      <w:lvlJc w:val="right"/>
+      <w:pPr>
+        <w:ind w:left="4320" w:hanging="180"/>
+      </w:pPr>
+    </w:lvl>
+    <w:lvl w:ilvl="6" w:tplc="0409000F" w:tentative="1">
+      <w:start w:val="1"/>
+      <w:numFmt w:val="decimal"/>
+      <w:lvlText w:val="%7."/>
+      <w:lvlJc w:val="left"/>
+      <w:pPr>
+        <w:ind w:left="5040" w:hanging="360"/>
+      </w:pPr>
+    </w:lvl>
+    <w:lvl w:ilvl="7" w:tplc="04090019" w:tentative="1">
+      <w:start w:val="1"/>
+      <w:numFmt w:val="lowerLetter"/>
+      <w:lvlText w:val="%8."/>
+      <w:lvlJc w:val="left"/>
+      <w:pPr>
+        <w:ind w:left="5760" w:hanging="360"/>
+      </w:pPr>
+    </w:lvl>
+    <w:lvl w:ilvl="8" w:tplc="0409001B" w:tentative="1">
+      <w:start w:val="1"/>
+      <w:numFmt w:val="lowerRoman"/>
+      <w:lvlText w:val="%9."/>
+      <w:lvlJc w:val="right"/>
+      <w:pPr>
+        <w:ind w:left="6480" w:hanging="180"/>
+      </w:pPr>
+    </w:lvl>
+  </w:abstractNum>
+  <w:abstractNum w:abstractNumId="20" w15:restartNumberingAfterBreak="0">
     <w:nsid w:val="68A42D65"/>
     <w:multiLevelType w:val="hybridMultilevel"/>
     <w:tmpl w:val="FF82B5B8"/>
@@ -14653,7 +13585,7 @@
       </w:pPr>
     </w:lvl>
   </w:abstractNum>
-  <w:abstractNum w:abstractNumId="20" w15:restartNumberingAfterBreak="0">
+  <w:abstractNum w:abstractNumId="21" w15:restartNumberingAfterBreak="0">
     <w:nsid w:val="6D4E167B"/>
     <w:multiLevelType w:val="hybridMultilevel"/>
     <w:tmpl w:val="370AE110"/>
@@ -14742,10 +13674,99 @@
       </w:pPr>
     </w:lvl>
   </w:abstractNum>
-  <w:abstractNum w:abstractNumId="21" w15:restartNumberingAfterBreak="0">
+  <w:abstractNum w:abstractNumId="22" w15:restartNumberingAfterBreak="0">
     <w:nsid w:val="79481839"/>
     <w:multiLevelType w:val="hybridMultilevel"/>
     <w:tmpl w:val="805EF83A"/>
+    <w:lvl w:ilvl="0" w:tplc="04090011">
+      <w:start w:val="1"/>
+      <w:numFmt w:val="decimal"/>
+      <w:lvlText w:val="%1)"/>
+      <w:lvlJc w:val="left"/>
+      <w:pPr>
+        <w:ind w:left="720" w:hanging="360"/>
+      </w:pPr>
+      <w:rPr>
+        <w:rFonts w:hint="default"/>
+      </w:rPr>
+    </w:lvl>
+    <w:lvl w:ilvl="1" w:tplc="04090019" w:tentative="1">
+      <w:start w:val="1"/>
+      <w:numFmt w:val="lowerLetter"/>
+      <w:lvlText w:val="%2."/>
+      <w:lvlJc w:val="left"/>
+      <w:pPr>
+        <w:ind w:left="1440" w:hanging="360"/>
+      </w:pPr>
+    </w:lvl>
+    <w:lvl w:ilvl="2" w:tplc="0409001B" w:tentative="1">
+      <w:start w:val="1"/>
+      <w:numFmt w:val="lowerRoman"/>
+      <w:lvlText w:val="%3."/>
+      <w:lvlJc w:val="right"/>
+      <w:pPr>
+        <w:ind w:left="2160" w:hanging="180"/>
+      </w:pPr>
+    </w:lvl>
+    <w:lvl w:ilvl="3" w:tplc="0409000F" w:tentative="1">
+      <w:start w:val="1"/>
+      <w:numFmt w:val="decimal"/>
+      <w:lvlText w:val="%4."/>
+      <w:lvlJc w:val="left"/>
+      <w:pPr>
+        <w:ind w:left="2880" w:hanging="360"/>
+      </w:pPr>
+    </w:lvl>
+    <w:lvl w:ilvl="4" w:tplc="04090019" w:tentative="1">
+      <w:start w:val="1"/>
+      <w:numFmt w:val="lowerLetter"/>
+      <w:lvlText w:val="%5."/>
+      <w:lvlJc w:val="left"/>
+      <w:pPr>
+        <w:ind w:left="3600" w:hanging="360"/>
+      </w:pPr>
+    </w:lvl>
+    <w:lvl w:ilvl="5" w:tplc="0409001B" w:tentative="1">
+      <w:start w:val="1"/>
+      <w:numFmt w:val="lowerRoman"/>
+      <w:lvlText w:val="%6."/>
+      <w:lvlJc w:val="right"/>
+      <w:pPr>
+        <w:ind w:left="4320" w:hanging="180"/>
+      </w:pPr>
+    </w:lvl>
+    <w:lvl w:ilvl="6" w:tplc="0409000F" w:tentative="1">
+      <w:start w:val="1"/>
+      <w:numFmt w:val="decimal"/>
+      <w:lvlText w:val="%7."/>
+      <w:lvlJc w:val="left"/>
+      <w:pPr>
+        <w:ind w:left="5040" w:hanging="360"/>
+      </w:pPr>
+    </w:lvl>
+    <w:lvl w:ilvl="7" w:tplc="04090019" w:tentative="1">
+      <w:start w:val="1"/>
+      <w:numFmt w:val="lowerLetter"/>
+      <w:lvlText w:val="%8."/>
+      <w:lvlJc w:val="left"/>
+      <w:pPr>
+        <w:ind w:left="5760" w:hanging="360"/>
+      </w:pPr>
+    </w:lvl>
+    <w:lvl w:ilvl="8" w:tplc="0409001B" w:tentative="1">
+      <w:start w:val="1"/>
+      <w:numFmt w:val="lowerRoman"/>
+      <w:lvlText w:val="%9."/>
+      <w:lvlJc w:val="right"/>
+      <w:pPr>
+        <w:ind w:left="6480" w:hanging="180"/>
+      </w:pPr>
+    </w:lvl>
+  </w:abstractNum>
+  <w:abstractNum w:abstractNumId="23" w15:restartNumberingAfterBreak="0">
+    <w:nsid w:val="7E2522F5"/>
+    <w:multiLevelType w:val="hybridMultilevel"/>
+    <w:tmpl w:val="D9AC3B12"/>
     <w:lvl w:ilvl="0" w:tplc="04090011">
       <w:start w:val="1"/>
       <w:numFmt w:val="decimal"/>
@@ -14859,10 +13880,10 @@
     <w:abstractNumId w:val="13"/>
   </w:num>
   <w:num w:numId="10" w16cid:durableId="1311442681">
-    <w:abstractNumId w:val="21"/>
+    <w:abstractNumId w:val="22"/>
   </w:num>
   <w:num w:numId="11" w16cid:durableId="1750351218">
-    <w:abstractNumId w:val="19"/>
+    <w:abstractNumId w:val="20"/>
   </w:num>
   <w:num w:numId="12" w16cid:durableId="817842659">
     <w:abstractNumId w:val="17"/>
@@ -14886,7 +13907,7 @@
     <w:abstractNumId w:val="12"/>
   </w:num>
   <w:num w:numId="19" w16cid:durableId="770707016">
-    <w:abstractNumId w:val="20"/>
+    <w:abstractNumId w:val="21"/>
   </w:num>
   <w:num w:numId="20" w16cid:durableId="1095831096">
     <w:abstractNumId w:val="9"/>
@@ -14896,6 +13917,12 @@
   </w:num>
   <w:num w:numId="22" w16cid:durableId="372730075">
     <w:abstractNumId w:val="5"/>
+  </w:num>
+  <w:num w:numId="23" w16cid:durableId="1194198305">
+    <w:abstractNumId w:val="23"/>
+  </w:num>
+  <w:num w:numId="24" w16cid:durableId="820194658">
+    <w:abstractNumId w:val="19"/>
   </w:num>
 </w:numbering>
 </file>

--- a/Review.docx
+++ b/Review.docx
@@ -43,6 +43,7 @@
             <w:rPr>
               <w:rFonts w:eastAsiaTheme="minorEastAsia"/>
               <w:noProof/>
+              <w:lang w:eastAsia="zh-CN"/>
             </w:rPr>
           </w:pPr>
           <w:r>
@@ -54,7 +55,7 @@
           <w:r>
             <w:fldChar w:fldCharType="separate"/>
           </w:r>
-          <w:hyperlink w:anchor="_Toc207803058" w:history="1">
+          <w:hyperlink w:anchor="_Toc207815958" w:history="1">
             <w:r>
               <w:rPr>
                 <w:rStyle w:val="Hyperlink"/>
@@ -81,7 +82,7 @@
                 <w:noProof/>
                 <w:webHidden/>
               </w:rPr>
-              <w:instrText xml:space="preserve"> PAGEREF _Toc207803058 \h </w:instrText>
+              <w:instrText xml:space="preserve"> PAGEREF _Toc207815958 \h </w:instrText>
             </w:r>
             <w:r>
               <w:rPr>
@@ -121,9 +122,10 @@
             <w:rPr>
               <w:rFonts w:eastAsiaTheme="minorEastAsia"/>
               <w:noProof/>
+              <w:lang w:eastAsia="zh-CN"/>
             </w:rPr>
           </w:pPr>
-          <w:hyperlink w:anchor="_Toc207803059" w:history="1">
+          <w:hyperlink w:anchor="_Toc207815959" w:history="1">
             <w:r>
               <w:rPr>
                 <w:rStyle w:val="Hyperlink"/>
@@ -150,7 +152,7 @@
                 <w:noProof/>
                 <w:webHidden/>
               </w:rPr>
-              <w:instrText xml:space="preserve"> PAGEREF _Toc207803059 \h </w:instrText>
+              <w:instrText xml:space="preserve"> PAGEREF _Toc207815959 \h </w:instrText>
             </w:r>
             <w:r>
               <w:rPr>
@@ -190,9 +192,10 @@
             <w:rPr>
               <w:rFonts w:eastAsiaTheme="minorEastAsia"/>
               <w:noProof/>
+              <w:lang w:eastAsia="zh-CN"/>
             </w:rPr>
           </w:pPr>
-          <w:hyperlink w:anchor="_Toc207803060" w:history="1">
+          <w:hyperlink w:anchor="_Toc207815960" w:history="1">
             <w:r>
               <w:rPr>
                 <w:rStyle w:val="Hyperlink"/>
@@ -219,7 +222,7 @@
                 <w:noProof/>
                 <w:webHidden/>
               </w:rPr>
-              <w:instrText xml:space="preserve"> PAGEREF _Toc207803060 \h </w:instrText>
+              <w:instrText xml:space="preserve"> PAGEREF _Toc207815960 \h </w:instrText>
             </w:r>
             <w:r>
               <w:rPr>
@@ -259,9 +262,10 @@
             <w:rPr>
               <w:rFonts w:eastAsiaTheme="minorEastAsia"/>
               <w:noProof/>
+              <w:lang w:eastAsia="zh-CN"/>
             </w:rPr>
           </w:pPr>
-          <w:hyperlink w:anchor="_Toc207803061" w:history="1">
+          <w:hyperlink w:anchor="_Toc207815961" w:history="1">
             <w:r>
               <w:rPr>
                 <w:rStyle w:val="Hyperlink"/>
@@ -288,7 +292,7 @@
                 <w:noProof/>
                 <w:webHidden/>
               </w:rPr>
-              <w:instrText xml:space="preserve"> PAGEREF _Toc207803061 \h </w:instrText>
+              <w:instrText xml:space="preserve"> PAGEREF _Toc207815961 \h </w:instrText>
             </w:r>
             <w:r>
               <w:rPr>
@@ -328,9 +332,10 @@
             <w:rPr>
               <w:rFonts w:eastAsiaTheme="minorEastAsia"/>
               <w:noProof/>
+              <w:lang w:eastAsia="zh-CN"/>
             </w:rPr>
           </w:pPr>
-          <w:hyperlink w:anchor="_Toc207803062" w:history="1">
+          <w:hyperlink w:anchor="_Toc207815962" w:history="1">
             <w:r>
               <w:rPr>
                 <w:rStyle w:val="Hyperlink"/>
@@ -357,7 +362,7 @@
                 <w:noProof/>
                 <w:webHidden/>
               </w:rPr>
-              <w:instrText xml:space="preserve"> PAGEREF _Toc207803062 \h </w:instrText>
+              <w:instrText xml:space="preserve"> PAGEREF _Toc207815962 \h </w:instrText>
             </w:r>
             <w:r>
               <w:rPr>
@@ -397,9 +402,10 @@
             <w:rPr>
               <w:rFonts w:eastAsiaTheme="minorEastAsia"/>
               <w:noProof/>
+              <w:lang w:eastAsia="zh-CN"/>
             </w:rPr>
           </w:pPr>
-          <w:hyperlink w:anchor="_Toc207803063" w:history="1">
+          <w:hyperlink w:anchor="_Toc207815963" w:history="1">
             <w:r>
               <w:rPr>
                 <w:rStyle w:val="Hyperlink"/>
@@ -426,7 +432,7 @@
                 <w:noProof/>
                 <w:webHidden/>
               </w:rPr>
-              <w:instrText xml:space="preserve"> PAGEREF _Toc207803063 \h </w:instrText>
+              <w:instrText xml:space="preserve"> PAGEREF _Toc207815963 \h </w:instrText>
             </w:r>
             <w:r>
               <w:rPr>
@@ -466,9 +472,10 @@
             <w:rPr>
               <w:rFonts w:eastAsiaTheme="minorEastAsia"/>
               <w:noProof/>
+              <w:lang w:eastAsia="zh-CN"/>
             </w:rPr>
           </w:pPr>
-          <w:hyperlink w:anchor="_Toc207803064" w:history="1">
+          <w:hyperlink w:anchor="_Toc207815964" w:history="1">
             <w:r>
               <w:rPr>
                 <w:rStyle w:val="Hyperlink"/>
@@ -495,7 +502,7 @@
                 <w:noProof/>
                 <w:webHidden/>
               </w:rPr>
-              <w:instrText xml:space="preserve"> PAGEREF _Toc207803064 \h </w:instrText>
+              <w:instrText xml:space="preserve"> PAGEREF _Toc207815964 \h </w:instrText>
             </w:r>
             <w:r>
               <w:rPr>
@@ -535,9 +542,10 @@
             <w:rPr>
               <w:rFonts w:eastAsiaTheme="minorEastAsia"/>
               <w:noProof/>
+              <w:lang w:eastAsia="zh-CN"/>
             </w:rPr>
           </w:pPr>
-          <w:hyperlink w:anchor="_Toc207803065" w:history="1">
+          <w:hyperlink w:anchor="_Toc207815965" w:history="1">
             <w:r>
               <w:rPr>
                 <w:rStyle w:val="Hyperlink"/>
@@ -564,7 +572,7 @@
                 <w:noProof/>
                 <w:webHidden/>
               </w:rPr>
-              <w:instrText xml:space="preserve"> PAGEREF _Toc207803065 \h </w:instrText>
+              <w:instrText xml:space="preserve"> PAGEREF _Toc207815965 \h </w:instrText>
             </w:r>
             <w:r>
               <w:rPr>
@@ -604,9 +612,10 @@
             <w:rPr>
               <w:rFonts w:eastAsiaTheme="minorEastAsia"/>
               <w:noProof/>
+              <w:lang w:eastAsia="zh-CN"/>
             </w:rPr>
           </w:pPr>
-          <w:hyperlink w:anchor="_Toc207803066" w:history="1">
+          <w:hyperlink w:anchor="_Toc207815966" w:history="1">
             <w:r>
               <w:rPr>
                 <w:rStyle w:val="Hyperlink"/>
@@ -633,7 +642,7 @@
                 <w:noProof/>
                 <w:webHidden/>
               </w:rPr>
-              <w:instrText xml:space="preserve"> PAGEREF _Toc207803066 \h </w:instrText>
+              <w:instrText xml:space="preserve"> PAGEREF _Toc207815966 \h </w:instrText>
             </w:r>
             <w:r>
               <w:rPr>
@@ -673,9 +682,10 @@
             <w:rPr>
               <w:rFonts w:eastAsiaTheme="minorEastAsia"/>
               <w:noProof/>
+              <w:lang w:eastAsia="zh-CN"/>
             </w:rPr>
           </w:pPr>
-          <w:hyperlink w:anchor="_Toc207803067" w:history="1">
+          <w:hyperlink w:anchor="_Toc207815967" w:history="1">
             <w:r>
               <w:rPr>
                 <w:rStyle w:val="Hyperlink"/>
@@ -702,7 +712,7 @@
                 <w:noProof/>
                 <w:webHidden/>
               </w:rPr>
-              <w:instrText xml:space="preserve"> PAGEREF _Toc207803067 \h </w:instrText>
+              <w:instrText xml:space="preserve"> PAGEREF _Toc207815967 \h </w:instrText>
             </w:r>
             <w:r>
               <w:rPr>
@@ -742,9 +752,10 @@
             <w:rPr>
               <w:rFonts w:eastAsiaTheme="minorEastAsia"/>
               <w:noProof/>
+              <w:lang w:eastAsia="zh-CN"/>
             </w:rPr>
           </w:pPr>
-          <w:hyperlink w:anchor="_Toc207803068" w:history="1">
+          <w:hyperlink w:anchor="_Toc207815968" w:history="1">
             <w:r>
               <w:rPr>
                 <w:rStyle w:val="Hyperlink"/>
@@ -771,7 +782,7 @@
                 <w:noProof/>
                 <w:webHidden/>
               </w:rPr>
-              <w:instrText xml:space="preserve"> PAGEREF _Toc207803068 \h </w:instrText>
+              <w:instrText xml:space="preserve"> PAGEREF _Toc207815968 \h </w:instrText>
             </w:r>
             <w:r>
               <w:rPr>
@@ -811,9 +822,10 @@
             <w:rPr>
               <w:rFonts w:eastAsiaTheme="minorEastAsia"/>
               <w:noProof/>
+              <w:lang w:eastAsia="zh-CN"/>
             </w:rPr>
           </w:pPr>
-          <w:hyperlink w:anchor="_Toc207803069" w:history="1">
+          <w:hyperlink w:anchor="_Toc207815969" w:history="1">
             <w:r>
               <w:rPr>
                 <w:rStyle w:val="Hyperlink"/>
@@ -840,7 +852,7 @@
                 <w:noProof/>
                 <w:webHidden/>
               </w:rPr>
-              <w:instrText xml:space="preserve"> PAGEREF _Toc207803069 \h </w:instrText>
+              <w:instrText xml:space="preserve"> PAGEREF _Toc207815969 \h </w:instrText>
             </w:r>
             <w:r>
               <w:rPr>
@@ -880,9 +892,10 @@
             <w:rPr>
               <w:rFonts w:eastAsiaTheme="minorEastAsia"/>
               <w:noProof/>
+              <w:lang w:eastAsia="zh-CN"/>
             </w:rPr>
           </w:pPr>
-          <w:hyperlink w:anchor="_Toc207803070" w:history="1">
+          <w:hyperlink w:anchor="_Toc207815970" w:history="1">
             <w:r>
               <w:rPr>
                 <w:rStyle w:val="Hyperlink"/>
@@ -909,7 +922,7 @@
                 <w:noProof/>
                 <w:webHidden/>
               </w:rPr>
-              <w:instrText xml:space="preserve"> PAGEREF _Toc207803070 \h </w:instrText>
+              <w:instrText xml:space="preserve"> PAGEREF _Toc207815970 \h </w:instrText>
             </w:r>
             <w:r>
               <w:rPr>
@@ -949,9 +962,10 @@
             <w:rPr>
               <w:rFonts w:eastAsiaTheme="minorEastAsia"/>
               <w:noProof/>
+              <w:lang w:eastAsia="zh-CN"/>
             </w:rPr>
           </w:pPr>
-          <w:hyperlink w:anchor="_Toc207803071" w:history="1">
+          <w:hyperlink w:anchor="_Toc207815971" w:history="1">
             <w:r>
               <w:rPr>
                 <w:rStyle w:val="Hyperlink"/>
@@ -978,7 +992,7 @@
                 <w:noProof/>
                 <w:webHidden/>
               </w:rPr>
-              <w:instrText xml:space="preserve"> PAGEREF _Toc207803071 \h </w:instrText>
+              <w:instrText xml:space="preserve"> PAGEREF _Toc207815971 \h </w:instrText>
             </w:r>
             <w:r>
               <w:rPr>
@@ -1018,9 +1032,10 @@
             <w:rPr>
               <w:rFonts w:eastAsiaTheme="minorEastAsia"/>
               <w:noProof/>
+              <w:lang w:eastAsia="zh-CN"/>
             </w:rPr>
           </w:pPr>
-          <w:hyperlink w:anchor="_Toc207803072" w:history="1">
+          <w:hyperlink w:anchor="_Toc207815972" w:history="1">
             <w:r>
               <w:rPr>
                 <w:rStyle w:val="Hyperlink"/>
@@ -1047,7 +1062,7 @@
                 <w:noProof/>
                 <w:webHidden/>
               </w:rPr>
-              <w:instrText xml:space="preserve"> PAGEREF _Toc207803072 \h </w:instrText>
+              <w:instrText xml:space="preserve"> PAGEREF _Toc207815972 \h </w:instrText>
             </w:r>
             <w:r>
               <w:rPr>
@@ -1087,9 +1102,10 @@
             <w:rPr>
               <w:rFonts w:eastAsiaTheme="minorEastAsia"/>
               <w:noProof/>
+              <w:lang w:eastAsia="zh-CN"/>
             </w:rPr>
           </w:pPr>
-          <w:hyperlink w:anchor="_Toc207803073" w:history="1">
+          <w:hyperlink w:anchor="_Toc207815973" w:history="1">
             <w:r>
               <w:rPr>
                 <w:rStyle w:val="Hyperlink"/>
@@ -1116,7 +1132,7 @@
                 <w:noProof/>
                 <w:webHidden/>
               </w:rPr>
-              <w:instrText xml:space="preserve"> PAGEREF _Toc207803073 \h </w:instrText>
+              <w:instrText xml:space="preserve"> PAGEREF _Toc207815973 \h </w:instrText>
             </w:r>
             <w:r>
               <w:rPr>
@@ -1137,6 +1153,90 @@
                 <w:webHidden/>
               </w:rPr>
               <w:t>23</w:t>
+            </w:r>
+            <w:r>
+              <w:rPr>
+                <w:noProof/>
+                <w:webHidden/>
+              </w:rPr>
+              <w:fldChar w:fldCharType="end"/>
+            </w:r>
+          </w:hyperlink>
+        </w:p>
+        <w:p>
+          <w:pPr>
+            <w:pStyle w:val="TOC2"/>
+            <w:tabs>
+              <w:tab w:val="right" w:leader="dot" w:pos="9350"/>
+            </w:tabs>
+            <w:rPr>
+              <w:rFonts w:eastAsiaTheme="minorEastAsia"/>
+              <w:noProof/>
+              <w:lang w:eastAsia="zh-CN"/>
+            </w:rPr>
+          </w:pPr>
+          <w:hyperlink w:anchor="_Toc207815974" w:history="1">
+            <w:r>
+              <w:rPr>
+                <w:rStyle w:val="Hyperlink"/>
+                <w:noProof/>
+              </w:rPr>
+              <w:t>973 K Closest Po</w:t>
+            </w:r>
+            <w:r>
+              <w:rPr>
+                <w:rStyle w:val="Hyperlink"/>
+                <w:noProof/>
+              </w:rPr>
+              <w:t>i</w:t>
+            </w:r>
+            <w:r>
+              <w:rPr>
+                <w:rStyle w:val="Hyperlink"/>
+                <w:noProof/>
+              </w:rPr>
+              <w:t>nts to Origin</w:t>
+            </w:r>
+            <w:r>
+              <w:rPr>
+                <w:noProof/>
+                <w:webHidden/>
+              </w:rPr>
+              <w:tab/>
+            </w:r>
+            <w:r>
+              <w:rPr>
+                <w:noProof/>
+                <w:webHidden/>
+              </w:rPr>
+              <w:fldChar w:fldCharType="begin"/>
+            </w:r>
+            <w:r>
+              <w:rPr>
+                <w:noProof/>
+                <w:webHidden/>
+              </w:rPr>
+              <w:instrText xml:space="preserve"> PAGEREF _Toc207815974 \h </w:instrText>
+            </w:r>
+            <w:r>
+              <w:rPr>
+                <w:noProof/>
+                <w:webHidden/>
+              </w:rPr>
+            </w:r>
+            <w:r>
+              <w:rPr>
+                <w:noProof/>
+                <w:webHidden/>
+              </w:rPr>
+              <w:fldChar w:fldCharType="separate"/>
+            </w:r>
+            <w:r>
+              <w:rPr>
+                <w:noProof/>
+                <w:webHidden/>
+              </w:rPr>
+              <w:t>25</w:t>
             </w:r>
             <w:r>
               <w:rPr>
@@ -1156,9 +1256,10 @@
             <w:rPr>
               <w:rFonts w:eastAsiaTheme="minorEastAsia"/>
               <w:noProof/>
+              <w:lang w:eastAsia="zh-CN"/>
             </w:rPr>
           </w:pPr>
-          <w:hyperlink w:anchor="_Toc207803074" w:history="1">
+          <w:hyperlink w:anchor="_Toc207815975" w:history="1">
             <w:r>
               <w:rPr>
                 <w:rStyle w:val="Hyperlink"/>
@@ -1185,7 +1286,7 @@
                 <w:noProof/>
                 <w:webHidden/>
               </w:rPr>
-              <w:instrText xml:space="preserve"> PAGEREF _Toc207803074 \h </w:instrText>
+              <w:instrText xml:space="preserve"> PAGEREF _Toc207815975 \h </w:instrText>
             </w:r>
             <w:r>
               <w:rPr>
@@ -1205,7 +1306,7 @@
                 <w:noProof/>
                 <w:webHidden/>
               </w:rPr>
-              <w:t>25</w:t>
+              <w:t>26</w:t>
             </w:r>
             <w:r>
               <w:rPr>
@@ -1225,9 +1326,10 @@
             <w:rPr>
               <w:rFonts w:eastAsiaTheme="minorEastAsia"/>
               <w:noProof/>
+              <w:lang w:eastAsia="zh-CN"/>
             </w:rPr>
           </w:pPr>
-          <w:hyperlink w:anchor="_Toc207803075" w:history="1">
+          <w:hyperlink w:anchor="_Toc207815976" w:history="1">
             <w:r>
               <w:rPr>
                 <w:rStyle w:val="Hyperlink"/>
@@ -1254,7 +1356,7 @@
                 <w:noProof/>
                 <w:webHidden/>
               </w:rPr>
-              <w:instrText xml:space="preserve"> PAGEREF _Toc207803075 \h </w:instrText>
+              <w:instrText xml:space="preserve"> PAGEREF _Toc207815976 \h </w:instrText>
             </w:r>
             <w:r>
               <w:rPr>
@@ -1274,7 +1376,7 @@
                 <w:noProof/>
                 <w:webHidden/>
               </w:rPr>
-              <w:t>25</w:t>
+              <w:t>26</w:t>
             </w:r>
             <w:r>
               <w:rPr>
@@ -1294,9 +1396,10 @@
             <w:rPr>
               <w:rFonts w:eastAsiaTheme="minorEastAsia"/>
               <w:noProof/>
+              <w:lang w:eastAsia="zh-CN"/>
             </w:rPr>
           </w:pPr>
-          <w:hyperlink w:anchor="_Toc207803076" w:history="1">
+          <w:hyperlink w:anchor="_Toc207815977" w:history="1">
             <w:r>
               <w:rPr>
                 <w:rStyle w:val="Hyperlink"/>
@@ -1323,7 +1426,7 @@
                 <w:noProof/>
                 <w:webHidden/>
               </w:rPr>
-              <w:instrText xml:space="preserve"> PAGEREF _Toc207803076 \h </w:instrText>
+              <w:instrText xml:space="preserve"> PAGEREF _Toc207815977 \h </w:instrText>
             </w:r>
             <w:r>
               <w:rPr>
@@ -1343,7 +1446,7 @@
                 <w:noProof/>
                 <w:webHidden/>
               </w:rPr>
-              <w:t>27</w:t>
+              <w:t>28</w:t>
             </w:r>
             <w:r>
               <w:rPr>
@@ -1363,9 +1466,10 @@
             <w:rPr>
               <w:rFonts w:eastAsiaTheme="minorEastAsia"/>
               <w:noProof/>
+              <w:lang w:eastAsia="zh-CN"/>
             </w:rPr>
           </w:pPr>
-          <w:hyperlink w:anchor="_Toc207803077" w:history="1">
+          <w:hyperlink w:anchor="_Toc207815978" w:history="1">
             <w:r>
               <w:rPr>
                 <w:rStyle w:val="Hyperlink"/>
@@ -1392,7 +1496,7 @@
                 <w:noProof/>
                 <w:webHidden/>
               </w:rPr>
-              <w:instrText xml:space="preserve"> PAGEREF _Toc207803077 \h </w:instrText>
+              <w:instrText xml:space="preserve"> PAGEREF _Toc207815978 \h </w:instrText>
             </w:r>
             <w:r>
               <w:rPr>
@@ -1412,7 +1516,7 @@
                 <w:noProof/>
                 <w:webHidden/>
               </w:rPr>
-              <w:t>29</w:t>
+              <w:t>30</w:t>
             </w:r>
             <w:r>
               <w:rPr>
@@ -1432,9 +1536,10 @@
             <w:rPr>
               <w:rFonts w:eastAsiaTheme="minorEastAsia"/>
               <w:noProof/>
+              <w:lang w:eastAsia="zh-CN"/>
             </w:rPr>
           </w:pPr>
-          <w:hyperlink w:anchor="_Toc207803078" w:history="1">
+          <w:hyperlink w:anchor="_Toc207815979" w:history="1">
             <w:r>
               <w:rPr>
                 <w:rStyle w:val="Hyperlink"/>
@@ -1461,7 +1566,7 @@
                 <w:noProof/>
                 <w:webHidden/>
               </w:rPr>
-              <w:instrText xml:space="preserve"> PAGEREF _Toc207803078 \h </w:instrText>
+              <w:instrText xml:space="preserve"> PAGEREF _Toc207815979 \h </w:instrText>
             </w:r>
             <w:r>
               <w:rPr>
@@ -1481,7 +1586,7 @@
                 <w:noProof/>
                 <w:webHidden/>
               </w:rPr>
-              <w:t>29</w:t>
+              <w:t>30</w:t>
             </w:r>
             <w:r>
               <w:rPr>
@@ -1501,9 +1606,10 @@
             <w:rPr>
               <w:rFonts w:eastAsiaTheme="minorEastAsia"/>
               <w:noProof/>
+              <w:lang w:eastAsia="zh-CN"/>
             </w:rPr>
           </w:pPr>
-          <w:hyperlink w:anchor="_Toc207803079" w:history="1">
+          <w:hyperlink w:anchor="_Toc207815980" w:history="1">
             <w:r>
               <w:rPr>
                 <w:rStyle w:val="Hyperlink"/>
@@ -1530,7 +1636,7 @@
                 <w:noProof/>
                 <w:webHidden/>
               </w:rPr>
-              <w:instrText xml:space="preserve"> PAGEREF _Toc207803079 \h </w:instrText>
+              <w:instrText xml:space="preserve"> PAGEREF _Toc207815980 \h </w:instrText>
             </w:r>
             <w:r>
               <w:rPr>
@@ -1550,7 +1656,7 @@
                 <w:noProof/>
                 <w:webHidden/>
               </w:rPr>
-              <w:t>30</w:t>
+              <w:t>31</w:t>
             </w:r>
             <w:r>
               <w:rPr>
@@ -1570,9 +1676,10 @@
             <w:rPr>
               <w:rFonts w:eastAsiaTheme="minorEastAsia"/>
               <w:noProof/>
+              <w:lang w:eastAsia="zh-CN"/>
             </w:rPr>
           </w:pPr>
-          <w:hyperlink w:anchor="_Toc207803080" w:history="1">
+          <w:hyperlink w:anchor="_Toc207815981" w:history="1">
             <w:r>
               <w:rPr>
                 <w:rStyle w:val="Hyperlink"/>
@@ -1599,7 +1706,7 @@
                 <w:noProof/>
                 <w:webHidden/>
               </w:rPr>
-              <w:instrText xml:space="preserve"> PAGEREF _Toc207803080 \h </w:instrText>
+              <w:instrText xml:space="preserve"> PAGEREF _Toc207815981 \h </w:instrText>
             </w:r>
             <w:r>
               <w:rPr>
@@ -1619,7 +1726,7 @@
                 <w:noProof/>
                 <w:webHidden/>
               </w:rPr>
-              <w:t>32</w:t>
+              <w:t>33</w:t>
             </w:r>
             <w:r>
               <w:rPr>
@@ -1639,9 +1746,10 @@
             <w:rPr>
               <w:rFonts w:eastAsiaTheme="minorEastAsia"/>
               <w:noProof/>
+              <w:lang w:eastAsia="zh-CN"/>
             </w:rPr>
           </w:pPr>
-          <w:hyperlink w:anchor="_Toc207803081" w:history="1">
+          <w:hyperlink w:anchor="_Toc207815982" w:history="1">
             <w:r>
               <w:rPr>
                 <w:rStyle w:val="Hyperlink"/>
@@ -1668,7 +1776,7 @@
                 <w:noProof/>
                 <w:webHidden/>
               </w:rPr>
-              <w:instrText xml:space="preserve"> PAGEREF _Toc207803081 \h </w:instrText>
+              <w:instrText xml:space="preserve"> PAGEREF _Toc207815982 \h </w:instrText>
             </w:r>
             <w:r>
               <w:rPr>
@@ -1688,7 +1796,7 @@
                 <w:noProof/>
                 <w:webHidden/>
               </w:rPr>
-              <w:t>34</w:t>
+              <w:t>35</w:t>
             </w:r>
             <w:r>
               <w:rPr>
@@ -1708,9 +1816,10 @@
             <w:rPr>
               <w:rFonts w:eastAsiaTheme="minorEastAsia"/>
               <w:noProof/>
+              <w:lang w:eastAsia="zh-CN"/>
             </w:rPr>
           </w:pPr>
-          <w:hyperlink w:anchor="_Toc207803082" w:history="1">
+          <w:hyperlink w:anchor="_Toc207815983" w:history="1">
             <w:r>
               <w:rPr>
                 <w:rStyle w:val="Hyperlink"/>
@@ -1737,7 +1846,7 @@
                 <w:noProof/>
                 <w:webHidden/>
               </w:rPr>
-              <w:instrText xml:space="preserve"> PAGEREF _Toc207803082 \h </w:instrText>
+              <w:instrText xml:space="preserve"> PAGEREF _Toc207815983 \h </w:instrText>
             </w:r>
             <w:r>
               <w:rPr>
@@ -1757,7 +1866,7 @@
                 <w:noProof/>
                 <w:webHidden/>
               </w:rPr>
-              <w:t>35</w:t>
+              <w:t>36</w:t>
             </w:r>
             <w:r>
               <w:rPr>
@@ -1777,9 +1886,10 @@
             <w:rPr>
               <w:rFonts w:eastAsiaTheme="minorEastAsia"/>
               <w:noProof/>
+              <w:lang w:eastAsia="zh-CN"/>
             </w:rPr>
           </w:pPr>
-          <w:hyperlink w:anchor="_Toc207803083" w:history="1">
+          <w:hyperlink w:anchor="_Toc207815984" w:history="1">
             <w:r>
               <w:rPr>
                 <w:rStyle w:val="Hyperlink"/>
@@ -1806,7 +1916,7 @@
                 <w:noProof/>
                 <w:webHidden/>
               </w:rPr>
-              <w:instrText xml:space="preserve"> PAGEREF _Toc207803083 \h </w:instrText>
+              <w:instrText xml:space="preserve"> PAGEREF _Toc207815984 \h </w:instrText>
             </w:r>
             <w:r>
               <w:rPr>
@@ -1826,7 +1936,7 @@
                 <w:noProof/>
                 <w:webHidden/>
               </w:rPr>
-              <w:t>35</w:t>
+              <w:t>36</w:t>
             </w:r>
             <w:r>
               <w:rPr>
@@ -1846,9 +1956,10 @@
             <w:rPr>
               <w:rFonts w:eastAsiaTheme="minorEastAsia"/>
               <w:noProof/>
+              <w:lang w:eastAsia="zh-CN"/>
             </w:rPr>
           </w:pPr>
-          <w:hyperlink w:anchor="_Toc207803084" w:history="1">
+          <w:hyperlink w:anchor="_Toc207815985" w:history="1">
             <w:r>
               <w:rPr>
                 <w:rStyle w:val="Hyperlink"/>
@@ -1875,7 +1986,7 @@
                 <w:noProof/>
                 <w:webHidden/>
               </w:rPr>
-              <w:instrText xml:space="preserve"> PAGEREF _Toc207803084 \h </w:instrText>
+              <w:instrText xml:space="preserve"> PAGEREF _Toc207815985 \h </w:instrText>
             </w:r>
             <w:r>
               <w:rPr>
@@ -1895,7 +2006,7 @@
                 <w:noProof/>
                 <w:webHidden/>
               </w:rPr>
-              <w:t>37</w:t>
+              <w:t>38</w:t>
             </w:r>
             <w:r>
               <w:rPr>
@@ -1915,9 +2026,10 @@
             <w:rPr>
               <w:rFonts w:eastAsiaTheme="minorEastAsia"/>
               <w:noProof/>
+              <w:lang w:eastAsia="zh-CN"/>
             </w:rPr>
           </w:pPr>
-          <w:hyperlink w:anchor="_Toc207803085" w:history="1">
+          <w:hyperlink w:anchor="_Toc207815986" w:history="1">
             <w:r>
               <w:rPr>
                 <w:rStyle w:val="Hyperlink"/>
@@ -1944,7 +2056,7 @@
                 <w:noProof/>
                 <w:webHidden/>
               </w:rPr>
-              <w:instrText xml:space="preserve"> PAGEREF _Toc207803085 \h </w:instrText>
+              <w:instrText xml:space="preserve"> PAGEREF _Toc207815986 \h </w:instrText>
             </w:r>
             <w:r>
               <w:rPr>
@@ -1964,7 +2076,7 @@
                 <w:noProof/>
                 <w:webHidden/>
               </w:rPr>
-              <w:t>37</w:t>
+              <w:t>38</w:t>
             </w:r>
             <w:r>
               <w:rPr>
@@ -1984,9 +2096,10 @@
             <w:rPr>
               <w:rFonts w:eastAsiaTheme="minorEastAsia"/>
               <w:noProof/>
+              <w:lang w:eastAsia="zh-CN"/>
             </w:rPr>
           </w:pPr>
-          <w:hyperlink w:anchor="_Toc207803086" w:history="1">
+          <w:hyperlink w:anchor="_Toc207815987" w:history="1">
             <w:r>
               <w:rPr>
                 <w:rStyle w:val="Hyperlink"/>
@@ -2013,7 +2126,7 @@
                 <w:noProof/>
                 <w:webHidden/>
               </w:rPr>
-              <w:instrText xml:space="preserve"> PAGEREF _Toc207803086 \h </w:instrText>
+              <w:instrText xml:space="preserve"> PAGEREF _Toc207815987 \h </w:instrText>
             </w:r>
             <w:r>
               <w:rPr>
@@ -2033,7 +2146,7 @@
                 <w:noProof/>
                 <w:webHidden/>
               </w:rPr>
-              <w:t>39</w:t>
+              <w:t>40</w:t>
             </w:r>
             <w:r>
               <w:rPr>
@@ -2053,9 +2166,10 @@
             <w:rPr>
               <w:rFonts w:eastAsiaTheme="minorEastAsia"/>
               <w:noProof/>
+              <w:lang w:eastAsia="zh-CN"/>
             </w:rPr>
           </w:pPr>
-          <w:hyperlink w:anchor="_Toc207803087" w:history="1">
+          <w:hyperlink w:anchor="_Toc207815988" w:history="1">
             <w:r>
               <w:rPr>
                 <w:rStyle w:val="Hyperlink"/>
@@ -2082,7 +2196,7 @@
                 <w:noProof/>
                 <w:webHidden/>
               </w:rPr>
-              <w:instrText xml:space="preserve"> PAGEREF _Toc207803087 \h </w:instrText>
+              <w:instrText xml:space="preserve"> PAGEREF _Toc207815988 \h </w:instrText>
             </w:r>
             <w:r>
               <w:rPr>
@@ -2102,7 +2216,7 @@
                 <w:noProof/>
                 <w:webHidden/>
               </w:rPr>
-              <w:t>39</w:t>
+              <w:t>40</w:t>
             </w:r>
             <w:r>
               <w:rPr>
@@ -2122,9 +2236,10 @@
             <w:rPr>
               <w:rFonts w:eastAsiaTheme="minorEastAsia"/>
               <w:noProof/>
+              <w:lang w:eastAsia="zh-CN"/>
             </w:rPr>
           </w:pPr>
-          <w:hyperlink w:anchor="_Toc207803088" w:history="1">
+          <w:hyperlink w:anchor="_Toc207815989" w:history="1">
             <w:r>
               <w:rPr>
                 <w:rStyle w:val="Hyperlink"/>
@@ -2151,7 +2266,7 @@
                 <w:noProof/>
                 <w:webHidden/>
               </w:rPr>
-              <w:instrText xml:space="preserve"> PAGEREF _Toc207803088 \h </w:instrText>
+              <w:instrText xml:space="preserve"> PAGEREF _Toc207815989 \h </w:instrText>
             </w:r>
             <w:r>
               <w:rPr>
@@ -2171,7 +2286,7 @@
                 <w:noProof/>
                 <w:webHidden/>
               </w:rPr>
-              <w:t>40</w:t>
+              <w:t>41</w:t>
             </w:r>
             <w:r>
               <w:rPr>
@@ -2191,9 +2306,10 @@
             <w:rPr>
               <w:rFonts w:eastAsiaTheme="minorEastAsia"/>
               <w:noProof/>
+              <w:lang w:eastAsia="zh-CN"/>
             </w:rPr>
           </w:pPr>
-          <w:hyperlink w:anchor="_Toc207803089" w:history="1">
+          <w:hyperlink w:anchor="_Toc207815990" w:history="1">
             <w:r>
               <w:rPr>
                 <w:rStyle w:val="Hyperlink"/>
@@ -2220,7 +2336,7 @@
                 <w:noProof/>
                 <w:webHidden/>
               </w:rPr>
-              <w:instrText xml:space="preserve"> PAGEREF _Toc207803089 \h </w:instrText>
+              <w:instrText xml:space="preserve"> PAGEREF _Toc207815990 \h </w:instrText>
             </w:r>
             <w:r>
               <w:rPr>
@@ -2240,7 +2356,7 @@
                 <w:noProof/>
                 <w:webHidden/>
               </w:rPr>
-              <w:t>44</w:t>
+              <w:t>45</w:t>
             </w:r>
             <w:r>
               <w:rPr>
@@ -2260,9 +2376,10 @@
             <w:rPr>
               <w:rFonts w:eastAsiaTheme="minorEastAsia"/>
               <w:noProof/>
+              <w:lang w:eastAsia="zh-CN"/>
             </w:rPr>
           </w:pPr>
-          <w:hyperlink w:anchor="_Toc207803090" w:history="1">
+          <w:hyperlink w:anchor="_Toc207815991" w:history="1">
             <w:r>
               <w:rPr>
                 <w:rStyle w:val="Hyperlink"/>
@@ -2289,7 +2406,7 @@
                 <w:noProof/>
                 <w:webHidden/>
               </w:rPr>
-              <w:instrText xml:space="preserve"> PAGEREF _Toc207803090 \h </w:instrText>
+              <w:instrText xml:space="preserve"> PAGEREF _Toc207815991 \h </w:instrText>
             </w:r>
             <w:r>
               <w:rPr>
@@ -2309,7 +2426,91 @@
                 <w:noProof/>
                 <w:webHidden/>
               </w:rPr>
-              <w:t>46</w:t>
+              <w:t>47</w:t>
+            </w:r>
+            <w:r>
+              <w:rPr>
+                <w:noProof/>
+                <w:webHidden/>
+              </w:rPr>
+              <w:fldChar w:fldCharType="end"/>
+            </w:r>
+          </w:hyperlink>
+        </w:p>
+        <w:p>
+          <w:pPr>
+            <w:pStyle w:val="TOC2"/>
+            <w:tabs>
+              <w:tab w:val="right" w:leader="dot" w:pos="9350"/>
+            </w:tabs>
+            <w:rPr>
+              <w:rFonts w:eastAsiaTheme="minorEastAsia"/>
+              <w:noProof/>
+              <w:lang w:eastAsia="zh-CN"/>
+            </w:rPr>
+          </w:pPr>
+          <w:hyperlink w:anchor="_Toc207815992" w:history="1">
+            <w:r>
+              <w:rPr>
+                <w:rStyle w:val="Hyperlink"/>
+                <w:noProof/>
+              </w:rPr>
+              <w:t xml:space="preserve">2265 Count </w:t>
+            </w:r>
+            <w:r>
+              <w:rPr>
+                <w:rStyle w:val="Hyperlink"/>
+                <w:noProof/>
+              </w:rPr>
+              <w:t>N</w:t>
+            </w:r>
+            <w:r>
+              <w:rPr>
+                <w:rStyle w:val="Hyperlink"/>
+                <w:noProof/>
+              </w:rPr>
+              <w:t>odes Equal to Average of Subtree (medium)</w:t>
+            </w:r>
+            <w:r>
+              <w:rPr>
+                <w:noProof/>
+                <w:webHidden/>
+              </w:rPr>
+              <w:tab/>
+            </w:r>
+            <w:r>
+              <w:rPr>
+                <w:noProof/>
+                <w:webHidden/>
+              </w:rPr>
+              <w:fldChar w:fldCharType="begin"/>
+            </w:r>
+            <w:r>
+              <w:rPr>
+                <w:noProof/>
+                <w:webHidden/>
+              </w:rPr>
+              <w:instrText xml:space="preserve"> PAGEREF _Toc207815992 \h </w:instrText>
+            </w:r>
+            <w:r>
+              <w:rPr>
+                <w:noProof/>
+                <w:webHidden/>
+              </w:rPr>
+            </w:r>
+            <w:r>
+              <w:rPr>
+                <w:noProof/>
+                <w:webHidden/>
+              </w:rPr>
+              <w:fldChar w:fldCharType="separate"/>
+            </w:r>
+            <w:r>
+              <w:rPr>
+                <w:noProof/>
+                <w:webHidden/>
+              </w:rPr>
+              <w:t>49</w:t>
             </w:r>
             <w:r>
               <w:rPr>
@@ -2329,9 +2530,10 @@
             <w:rPr>
               <w:rFonts w:eastAsiaTheme="minorEastAsia"/>
               <w:noProof/>
+              <w:lang w:eastAsia="zh-CN"/>
             </w:rPr>
           </w:pPr>
-          <w:hyperlink w:anchor="_Toc207803091" w:history="1">
+          <w:hyperlink w:anchor="_Toc207815993" w:history="1">
             <w:r>
               <w:rPr>
                 <w:rStyle w:val="Hyperlink"/>
@@ -2358,7 +2560,7 @@
                 <w:noProof/>
                 <w:webHidden/>
               </w:rPr>
-              <w:instrText xml:space="preserve"> PAGEREF _Toc207803091 \h </w:instrText>
+              <w:instrText xml:space="preserve"> PAGEREF _Toc207815993 \h </w:instrText>
             </w:r>
             <w:r>
               <w:rPr>
@@ -2378,7 +2580,7 @@
                 <w:noProof/>
                 <w:webHidden/>
               </w:rPr>
-              <w:t>48</w:t>
+              <w:t>51</w:t>
             </w:r>
             <w:r>
               <w:rPr>
@@ -2398,9 +2600,10 @@
             <w:rPr>
               <w:rFonts w:eastAsiaTheme="minorEastAsia"/>
               <w:noProof/>
+              <w:lang w:eastAsia="zh-CN"/>
             </w:rPr>
           </w:pPr>
-          <w:hyperlink w:anchor="_Toc207803092" w:history="1">
+          <w:hyperlink w:anchor="_Toc207815994" w:history="1">
             <w:r>
               <w:rPr>
                 <w:rStyle w:val="Hyperlink"/>
@@ -2427,7 +2630,7 @@
                 <w:noProof/>
                 <w:webHidden/>
               </w:rPr>
-              <w:instrText xml:space="preserve"> PAGEREF _Toc207803092 \h </w:instrText>
+              <w:instrText xml:space="preserve"> PAGEREF _Toc207815994 \h </w:instrText>
             </w:r>
             <w:r>
               <w:rPr>
@@ -2447,7 +2650,7 @@
                 <w:noProof/>
                 <w:webHidden/>
               </w:rPr>
-              <w:t>48</w:t>
+              <w:t>51</w:t>
             </w:r>
             <w:r>
               <w:rPr>
@@ -2467,9 +2670,10 @@
             <w:rPr>
               <w:rFonts w:eastAsiaTheme="minorEastAsia"/>
               <w:noProof/>
+              <w:lang w:eastAsia="zh-CN"/>
             </w:rPr>
           </w:pPr>
-          <w:hyperlink w:anchor="_Toc207803093" w:history="1">
+          <w:hyperlink w:anchor="_Toc207815995" w:history="1">
             <w:r>
               <w:rPr>
                 <w:rStyle w:val="Hyperlink"/>
@@ -2496,7 +2700,7 @@
                 <w:noProof/>
                 <w:webHidden/>
               </w:rPr>
-              <w:instrText xml:space="preserve"> PAGEREF _Toc207803093 \h </w:instrText>
+              <w:instrText xml:space="preserve"> PAGEREF _Toc207815995 \h </w:instrText>
             </w:r>
             <w:r>
               <w:rPr>
@@ -2516,7 +2720,7 @@
                 <w:noProof/>
                 <w:webHidden/>
               </w:rPr>
-              <w:t>50</w:t>
+              <w:t>53</w:t>
             </w:r>
             <w:r>
               <w:rPr>
@@ -2536,9 +2740,10 @@
             <w:rPr>
               <w:rFonts w:eastAsiaTheme="minorEastAsia"/>
               <w:noProof/>
+              <w:lang w:eastAsia="zh-CN"/>
             </w:rPr>
           </w:pPr>
-          <w:hyperlink w:anchor="_Toc207803094" w:history="1">
+          <w:hyperlink w:anchor="_Toc207815996" w:history="1">
             <w:r>
               <w:rPr>
                 <w:rStyle w:val="Hyperlink"/>
@@ -2565,7 +2770,7 @@
                 <w:noProof/>
                 <w:webHidden/>
               </w:rPr>
-              <w:instrText xml:space="preserve"> PAGEREF _Toc207803094 \h </w:instrText>
+              <w:instrText xml:space="preserve"> PAGEREF _Toc207815996 \h </w:instrText>
             </w:r>
             <w:r>
               <w:rPr>
@@ -2585,7 +2790,7 @@
                 <w:noProof/>
                 <w:webHidden/>
               </w:rPr>
-              <w:t>53</w:t>
+              <w:t>56</w:t>
             </w:r>
             <w:r>
               <w:rPr>
@@ -2617,7 +2822,7 @@
       <w:pPr>
         <w:pStyle w:val="Heading1"/>
       </w:pPr>
-      <w:bookmarkStart w:id="0" w:name="_Toc207803058"/>
+      <w:bookmarkStart w:id="0" w:name="_Toc207815958"/>
       <w:r>
         <w:t>Array</w:t>
       </w:r>
@@ -2627,7 +2832,7 @@
       <w:pPr>
         <w:pStyle w:val="Heading2"/>
       </w:pPr>
-      <w:bookmarkStart w:id="1" w:name="_Toc207803059"/>
+      <w:bookmarkStart w:id="1" w:name="_Toc207815959"/>
       <w:r>
         <w:t>1</w:t>
       </w:r>
@@ -2701,7 +2906,23 @@
           <w:sz w:val="16"/>
           <w:szCs w:val="16"/>
         </w:rPr>
-        <w:t>The indices of the number list need to be tracked (using hashtable)</w:t>
+        <w:t xml:space="preserve">The indices of the number list need to be tracked (using </w:t>
+      </w:r>
+      <w:proofErr w:type="spellStart"/>
+      <w:r>
+        <w:rPr>
+          <w:sz w:val="16"/>
+          <w:szCs w:val="16"/>
+        </w:rPr>
+        <w:t>hashtable</w:t>
+      </w:r>
+      <w:proofErr w:type="spellEnd"/>
+      <w:r>
+        <w:rPr>
+          <w:sz w:val="16"/>
+          <w:szCs w:val="16"/>
+        </w:rPr>
+        <w:t>)</w:t>
       </w:r>
     </w:p>
     <w:p>
@@ -2762,7 +2983,41 @@
           <w:sz w:val="16"/>
           <w:szCs w:val="16"/>
         </w:rPr>
-        <w:t>to search the hashtable for it’s ind</w:t>
+        <w:t xml:space="preserve">to search the </w:t>
+      </w:r>
+      <w:proofErr w:type="spellStart"/>
+      <w:r>
+        <w:rPr>
+          <w:sz w:val="16"/>
+          <w:szCs w:val="16"/>
+        </w:rPr>
+        <w:t>hashtable</w:t>
+      </w:r>
+      <w:proofErr w:type="spellEnd"/>
+      <w:r>
+        <w:rPr>
+          <w:sz w:val="16"/>
+          <w:szCs w:val="16"/>
+        </w:rPr>
+        <w:t xml:space="preserve"> for </w:t>
+      </w:r>
+      <w:proofErr w:type="spellStart"/>
+      <w:proofErr w:type="gramStart"/>
+      <w:r>
+        <w:rPr>
+          <w:sz w:val="16"/>
+          <w:szCs w:val="16"/>
+        </w:rPr>
+        <w:t>it’s</w:t>
+      </w:r>
+      <w:proofErr w:type="spellEnd"/>
+      <w:proofErr w:type="gramEnd"/>
+      <w:r>
+        <w:rPr>
+          <w:sz w:val="16"/>
+          <w:szCs w:val="16"/>
+        </w:rPr>
+        <w:t xml:space="preserve"> ind</w:t>
       </w:r>
       <w:r>
         <w:rPr>
@@ -2953,7 +3208,23 @@
           <w:sz w:val="16"/>
           <w:szCs w:val="16"/>
         </w:rPr>
-        <w:t>(n) : iterate through the list at most twice</w:t>
+        <w:t>(n</w:t>
+      </w:r>
+      <w:proofErr w:type="gramStart"/>
+      <w:r>
+        <w:rPr>
+          <w:sz w:val="16"/>
+          <w:szCs w:val="16"/>
+        </w:rPr>
+        <w:t>) :</w:t>
+      </w:r>
+      <w:proofErr w:type="gramEnd"/>
+      <w:r>
+        <w:rPr>
+          <w:sz w:val="16"/>
+          <w:szCs w:val="16"/>
+        </w:rPr>
+        <w:t xml:space="preserve"> iterate through the list at most twice</w:t>
       </w:r>
       <w:r>
         <w:rPr>
@@ -2982,14 +3253,30 @@
           <w:sz w:val="16"/>
           <w:szCs w:val="16"/>
         </w:rPr>
-        <w:t>n): hashtable uses space to store the entire list.</w:t>
+        <w:t xml:space="preserve">n): </w:t>
+      </w:r>
+      <w:proofErr w:type="spellStart"/>
+      <w:r>
+        <w:rPr>
+          <w:sz w:val="16"/>
+          <w:szCs w:val="16"/>
+        </w:rPr>
+        <w:t>hashtable</w:t>
+      </w:r>
+      <w:proofErr w:type="spellEnd"/>
+      <w:r>
+        <w:rPr>
+          <w:sz w:val="16"/>
+          <w:szCs w:val="16"/>
+        </w:rPr>
+        <w:t xml:space="preserve"> uses space to store the entire list.</w:t>
       </w:r>
     </w:p>
     <w:p>
       <w:pPr>
         <w:pStyle w:val="Heading2"/>
       </w:pPr>
-      <w:bookmarkStart w:id="2" w:name="_Toc207803060"/>
+      <w:bookmarkStart w:id="2" w:name="_Toc207815960"/>
       <w:r>
         <w:lastRenderedPageBreak/>
         <w:t>3-Longest Substring without repeating characters</w:t>
@@ -3086,7 +3373,28 @@
         </w:numPr>
       </w:pPr>
       <w:r>
-        <w:t>A deque can be used to the store the characters in the window, and .append and .popleft fits perfectly for extent</w:t>
+        <w:t xml:space="preserve">A deque can be used to the store the characters in the window, </w:t>
+      </w:r>
+      <w:proofErr w:type="gramStart"/>
+      <w:r>
+        <w:t>and .append</w:t>
+      </w:r>
+      <w:proofErr w:type="gramEnd"/>
+      <w:r>
+        <w:t xml:space="preserve"> </w:t>
+      </w:r>
+      <w:proofErr w:type="gramStart"/>
+      <w:r>
+        <w:t>and .</w:t>
+      </w:r>
+      <w:proofErr w:type="spellStart"/>
+      <w:r>
+        <w:t>popleft</w:t>
+      </w:r>
+      <w:proofErr w:type="spellEnd"/>
+      <w:proofErr w:type="gramEnd"/>
+      <w:r>
+        <w:t xml:space="preserve"> fits perfectly for extent</w:t>
       </w:r>
       <w:r>
         <w:t xml:space="preserve"> right pointer</w:t>
@@ -3191,7 +3499,7 @@
       <w:pPr>
         <w:pStyle w:val="Heading2"/>
       </w:pPr>
-      <w:bookmarkStart w:id="3" w:name="_Toc207803061"/>
+      <w:bookmarkStart w:id="3" w:name="_Toc207815961"/>
       <w:r>
         <w:t>5-Longest Palindromic Substring (medium)</w:t>
       </w:r>
@@ -3249,10 +3557,42 @@
       </w:pPr>
       <w:r>
         <w:lastRenderedPageBreak/>
-        <w:t>We have to find the longest palindromic substring, and if we want to make it efficient we will need to leverage what we have already looked at. E.g. aka</w:t>
-      </w:r>
-      <w:r>
-        <w:t xml:space="preserve"> and bakab, finding bakab can be done</w:t>
+        <w:t xml:space="preserve">We </w:t>
+      </w:r>
+      <w:proofErr w:type="gramStart"/>
+      <w:r>
+        <w:t>have to</w:t>
+      </w:r>
+      <w:proofErr w:type="gramEnd"/>
+      <w:r>
+        <w:t xml:space="preserve"> find the longest palindromic substring, and if we want to make it </w:t>
+      </w:r>
+      <w:proofErr w:type="gramStart"/>
+      <w:r>
+        <w:t>efficient</w:t>
+      </w:r>
+      <w:proofErr w:type="gramEnd"/>
+      <w:r>
+        <w:t xml:space="preserve"> we will need to leverage what we have already looked at. E.g. aka</w:t>
+      </w:r>
+      <w:r>
+        <w:t xml:space="preserve"> and </w:t>
+      </w:r>
+      <w:proofErr w:type="spellStart"/>
+      <w:r>
+        <w:t>bakab</w:t>
+      </w:r>
+      <w:proofErr w:type="spellEnd"/>
+      <w:r>
+        <w:t xml:space="preserve">, finding </w:t>
+      </w:r>
+      <w:proofErr w:type="spellStart"/>
+      <w:r>
+        <w:t>bakab</w:t>
+      </w:r>
+      <w:proofErr w:type="spellEnd"/>
+      <w:r>
+        <w:t xml:space="preserve"> can be done</w:t>
       </w:r>
       <w:r>
         <w:t xml:space="preserve"> on top of aka</w:t>
@@ -3267,10 +3607,26 @@
         </w:numPr>
       </w:pPr>
       <w:r>
-        <w:t xml:space="preserve">Traverse through each characters in the string, think about expanding windows, and expand </w:t>
-      </w:r>
-      <w:r>
-        <w:t xml:space="preserve">from each characters and check for equal characters on both ends, </w:t>
+        <w:t xml:space="preserve">Traverse through each </w:t>
+      </w:r>
+      <w:proofErr w:type="gramStart"/>
+      <w:r>
+        <w:t>characters</w:t>
+      </w:r>
+      <w:proofErr w:type="gramEnd"/>
+      <w:r>
+        <w:t xml:space="preserve"> in the string, think about expanding windows, and expand </w:t>
+      </w:r>
+      <w:r>
+        <w:t xml:space="preserve">from each </w:t>
+      </w:r>
+      <w:proofErr w:type="gramStart"/>
+      <w:r>
+        <w:t>characters</w:t>
+      </w:r>
+      <w:proofErr w:type="gramEnd"/>
+      <w:r>
+        <w:t xml:space="preserve"> and check for equal characters on both ends, </w:t>
       </w:r>
       <w:r>
         <w:t>the check ends if ends are unequal and the palindrome substring should be the last checked substring</w:t>
@@ -3285,7 +3641,15 @@
         </w:numPr>
       </w:pPr>
       <w:r>
-        <w:t>One thing to note is that there are odd digit and even digit substrings, both pointer will start at the same spot for odd and adjacent for even.</w:t>
+        <w:t xml:space="preserve">One thing to note is that there are odd digit and even digit substrings, both </w:t>
+      </w:r>
+      <w:proofErr w:type="gramStart"/>
+      <w:r>
+        <w:t>pointer</w:t>
+      </w:r>
+      <w:proofErr w:type="gramEnd"/>
+      <w:r>
+        <w:t xml:space="preserve"> will start at the same spot for odd and adjacent for even.</w:t>
       </w:r>
     </w:p>
     <w:p>
@@ -3361,14 +3725,22 @@
         </w:numPr>
       </w:pPr>
       <w:r>
-        <w:t>Space: O(1) – no addition memories are allocated</w:t>
+        <w:t xml:space="preserve">Space: </w:t>
+      </w:r>
+      <w:proofErr w:type="gramStart"/>
+      <w:r>
+        <w:t>O(</w:t>
+      </w:r>
+      <w:proofErr w:type="gramEnd"/>
+      <w:r>
+        <w:t>1) – no addition memories are allocated</w:t>
       </w:r>
     </w:p>
     <w:p>
       <w:pPr>
         <w:pStyle w:val="Heading2"/>
       </w:pPr>
-      <w:bookmarkStart w:id="4" w:name="_Toc207803062"/>
+      <w:bookmarkStart w:id="4" w:name="_Toc207815962"/>
       <w:r>
         <w:lastRenderedPageBreak/>
         <w:t>9</w:t>
@@ -3548,7 +3920,23 @@
           <w:sz w:val="16"/>
           <w:szCs w:val="16"/>
         </w:rPr>
-        <w:t>odd, there will be a middle number and it doesn’t matter what it is.</w:t>
+        <w:t xml:space="preserve">odd, there will be a middle </w:t>
+      </w:r>
+      <w:proofErr w:type="gramStart"/>
+      <w:r>
+        <w:rPr>
+          <w:sz w:val="16"/>
+          <w:szCs w:val="16"/>
+        </w:rPr>
+        <w:t>number</w:t>
+      </w:r>
+      <w:proofErr w:type="gramEnd"/>
+      <w:r>
+        <w:rPr>
+          <w:sz w:val="16"/>
+          <w:szCs w:val="16"/>
+        </w:rPr>
+        <w:t xml:space="preserve"> and it doesn’t matter what it is.</w:t>
       </w:r>
     </w:p>
     <w:p>
@@ -3658,12 +4046,21 @@
           <w:szCs w:val="16"/>
         </w:rPr>
       </w:pPr>
-      <w:r>
-        <w:rPr>
-          <w:sz w:val="16"/>
-          <w:szCs w:val="16"/>
-        </w:rPr>
-        <w:t>Mathmatical method</w:t>
+      <w:proofErr w:type="spellStart"/>
+      <w:r>
+        <w:rPr>
+          <w:sz w:val="16"/>
+          <w:szCs w:val="16"/>
+        </w:rPr>
+        <w:t>Mathmatical</w:t>
+      </w:r>
+      <w:proofErr w:type="spellEnd"/>
+      <w:r>
+        <w:rPr>
+          <w:sz w:val="16"/>
+          <w:szCs w:val="16"/>
+        </w:rPr>
+        <w:t xml:space="preserve"> method</w:t>
       </w:r>
       <w:r>
         <w:rPr>
@@ -3697,7 +4094,23 @@
           <w:sz w:val="16"/>
           <w:szCs w:val="16"/>
         </w:rPr>
-        <w:t>No need for string conversion so the space is O(1)</w:t>
+        <w:t xml:space="preserve">No need for string conversion so the space is </w:t>
+      </w:r>
+      <w:proofErr w:type="gramStart"/>
+      <w:r>
+        <w:rPr>
+          <w:sz w:val="16"/>
+          <w:szCs w:val="16"/>
+        </w:rPr>
+        <w:t>O(</w:t>
+      </w:r>
+      <w:proofErr w:type="gramEnd"/>
+      <w:r>
+        <w:rPr>
+          <w:sz w:val="16"/>
+          <w:szCs w:val="16"/>
+        </w:rPr>
+        <w:t>1)</w:t>
       </w:r>
     </w:p>
     <w:p>
@@ -3731,7 +4144,23 @@
           <w:sz w:val="16"/>
           <w:szCs w:val="16"/>
         </w:rPr>
-        <w:t>umbers ends with 0</w:t>
+        <w:t xml:space="preserve">umbers </w:t>
+      </w:r>
+      <w:proofErr w:type="gramStart"/>
+      <w:r>
+        <w:rPr>
+          <w:sz w:val="16"/>
+          <w:szCs w:val="16"/>
+        </w:rPr>
+        <w:t>ends</w:t>
+      </w:r>
+      <w:proofErr w:type="gramEnd"/>
+      <w:r>
+        <w:rPr>
+          <w:sz w:val="16"/>
+          <w:szCs w:val="16"/>
+        </w:rPr>
+        <w:t xml:space="preserve"> with 0</w:t>
       </w:r>
       <w:r>
         <w:rPr>
@@ -3843,12 +4272,21 @@
         </w:rPr>
         <w:t xml:space="preserve">where </w:t>
       </w:r>
-      <w:r>
-        <w:rPr>
-          <w:sz w:val="16"/>
-          <w:szCs w:val="16"/>
-        </w:rPr>
-        <w:t xml:space="preserve">i </w:t>
+      <w:proofErr w:type="spellStart"/>
+      <w:r>
+        <w:rPr>
+          <w:sz w:val="16"/>
+          <w:szCs w:val="16"/>
+        </w:rPr>
+        <w:t>i</w:t>
+      </w:r>
+      <w:proofErr w:type="spellEnd"/>
+      <w:r>
+        <w:rPr>
+          <w:sz w:val="16"/>
+          <w:szCs w:val="16"/>
+        </w:rPr>
+        <w:t xml:space="preserve"> </w:t>
       </w:r>
       <w:r>
         <w:rPr>
@@ -3999,7 +4437,23 @@
           <w:sz w:val="16"/>
           <w:szCs w:val="16"/>
         </w:rPr>
-        <w:t>same number of digit as x</w:t>
+        <w:t xml:space="preserve">same number of </w:t>
+      </w:r>
+      <w:proofErr w:type="gramStart"/>
+      <w:r>
+        <w:rPr>
+          <w:sz w:val="16"/>
+          <w:szCs w:val="16"/>
+        </w:rPr>
+        <w:t>digit</w:t>
+      </w:r>
+      <w:proofErr w:type="gramEnd"/>
+      <w:r>
+        <w:rPr>
+          <w:sz w:val="16"/>
+          <w:szCs w:val="16"/>
+        </w:rPr>
+        <w:t xml:space="preserve"> as x</w:t>
       </w:r>
     </w:p>
     <w:p>
@@ -4036,12 +4490,21 @@
         </w:rPr>
         <w:t xml:space="preserve">where </w:t>
       </w:r>
-      <w:r>
-        <w:rPr>
-          <w:sz w:val="16"/>
-          <w:szCs w:val="16"/>
-        </w:rPr>
-        <w:t xml:space="preserve">i </w:t>
+      <w:proofErr w:type="spellStart"/>
+      <w:r>
+        <w:rPr>
+          <w:sz w:val="16"/>
+          <w:szCs w:val="16"/>
+        </w:rPr>
+        <w:t>i</w:t>
+      </w:r>
+      <w:proofErr w:type="spellEnd"/>
+      <w:r>
+        <w:rPr>
+          <w:sz w:val="16"/>
+          <w:szCs w:val="16"/>
+        </w:rPr>
+        <w:t xml:space="preserve"> </w:t>
       </w:r>
       <w:r>
         <w:rPr>
@@ -4117,14 +4580,30 @@
           <w:sz w:val="16"/>
           <w:szCs w:val="16"/>
         </w:rPr>
-        <w:t>will remove the left most digit</w:t>
-      </w:r>
-      <w:r>
-        <w:rPr>
-          <w:sz w:val="16"/>
-          <w:szCs w:val="16"/>
-        </w:rPr>
-        <w:t>(e.g. 221/</w:t>
+        <w:t xml:space="preserve">will remove the left most </w:t>
+      </w:r>
+      <w:proofErr w:type="gramStart"/>
+      <w:r>
+        <w:rPr>
+          <w:sz w:val="16"/>
+          <w:szCs w:val="16"/>
+        </w:rPr>
+        <w:t>digit</w:t>
+      </w:r>
+      <w:r>
+        <w:rPr>
+          <w:sz w:val="16"/>
+          <w:szCs w:val="16"/>
+        </w:rPr>
+        <w:t>(</w:t>
+      </w:r>
+      <w:proofErr w:type="gramEnd"/>
+      <w:r>
+        <w:rPr>
+          <w:sz w:val="16"/>
+          <w:szCs w:val="16"/>
+        </w:rPr>
+        <w:t>e.g. 221/</w:t>
       </w:r>
       <w:r>
         <w:rPr>
@@ -4290,12 +4769,21 @@
         </w:rPr>
         <w:t>Time: O(</w:t>
       </w:r>
-      <w:r>
-        <w:rPr>
-          <w:sz w:val="16"/>
-          <w:szCs w:val="16"/>
-        </w:rPr>
-        <w:t>logn)</w:t>
+      <w:proofErr w:type="spellStart"/>
+      <w:r>
+        <w:rPr>
+          <w:sz w:val="16"/>
+          <w:szCs w:val="16"/>
+        </w:rPr>
+        <w:t>logn</w:t>
+      </w:r>
+      <w:proofErr w:type="spellEnd"/>
+      <w:r>
+        <w:rPr>
+          <w:sz w:val="16"/>
+          <w:szCs w:val="16"/>
+        </w:rPr>
+        <w:t>)</w:t>
       </w:r>
       <w:r>
         <w:rPr>
@@ -4343,14 +4831,30 @@
           <w:sz w:val="16"/>
           <w:szCs w:val="16"/>
         </w:rPr>
-        <w:t>Space: O(1): no data structure usage, so no additional utilization</w:t>
+        <w:t xml:space="preserve">Space: </w:t>
+      </w:r>
+      <w:proofErr w:type="gramStart"/>
+      <w:r>
+        <w:rPr>
+          <w:sz w:val="16"/>
+          <w:szCs w:val="16"/>
+        </w:rPr>
+        <w:t>O(</w:t>
+      </w:r>
+      <w:proofErr w:type="gramEnd"/>
+      <w:r>
+        <w:rPr>
+          <w:sz w:val="16"/>
+          <w:szCs w:val="16"/>
+        </w:rPr>
+        <w:t>1): no data structure usage, so no additional utilization</w:t>
       </w:r>
     </w:p>
     <w:p>
       <w:pPr>
         <w:pStyle w:val="Heading2"/>
       </w:pPr>
-      <w:bookmarkStart w:id="5" w:name="_Toc207803063"/>
+      <w:bookmarkStart w:id="5" w:name="_Toc207815963"/>
       <w:r>
         <w:t>15</w:t>
       </w:r>
@@ -4623,14 +5127,39 @@
           <w:sz w:val="16"/>
           <w:szCs w:val="16"/>
         </w:rPr>
-        <w:t>O(nlogn):p</w:t>
-      </w:r>
-      <w:r>
-        <w:rPr>
-          <w:sz w:val="16"/>
-          <w:szCs w:val="16"/>
-        </w:rPr>
-        <w:t xml:space="preserve">ython sort; </w:t>
+        <w:t>O(</w:t>
+      </w:r>
+      <w:proofErr w:type="spellStart"/>
+      <w:r>
+        <w:rPr>
+          <w:sz w:val="16"/>
+          <w:szCs w:val="16"/>
+        </w:rPr>
+        <w:t>nlogn</w:t>
+      </w:r>
+      <w:proofErr w:type="spellEnd"/>
+      <w:proofErr w:type="gramStart"/>
+      <w:r>
+        <w:rPr>
+          <w:sz w:val="16"/>
+          <w:szCs w:val="16"/>
+        </w:rPr>
+        <w:t>):p</w:t>
+      </w:r>
+      <w:r>
+        <w:rPr>
+          <w:sz w:val="16"/>
+          <w:szCs w:val="16"/>
+        </w:rPr>
+        <w:t>ython</w:t>
+      </w:r>
+      <w:proofErr w:type="gramEnd"/>
+      <w:r>
+        <w:rPr>
+          <w:sz w:val="16"/>
+          <w:szCs w:val="16"/>
+        </w:rPr>
+        <w:t xml:space="preserve"> sort; </w:t>
       </w:r>
       <w:r>
         <w:rPr>
@@ -4644,7 +5173,23 @@
           <w:sz w:val="16"/>
           <w:szCs w:val="16"/>
         </w:rPr>
-        <w:t>, so nlogn + n^2</w:t>
+        <w:t xml:space="preserve">, so </w:t>
+      </w:r>
+      <w:proofErr w:type="spellStart"/>
+      <w:r>
+        <w:rPr>
+          <w:sz w:val="16"/>
+          <w:szCs w:val="16"/>
+        </w:rPr>
+        <w:t>nlogn</w:t>
+      </w:r>
+      <w:proofErr w:type="spellEnd"/>
+      <w:r>
+        <w:rPr>
+          <w:sz w:val="16"/>
+          <w:szCs w:val="16"/>
+        </w:rPr>
+        <w:t xml:space="preserve"> + n^2</w:t>
       </w:r>
     </w:p>
     <w:p>
@@ -4659,12 +5204,37 @@
           <w:szCs w:val="16"/>
         </w:rPr>
       </w:pPr>
-      <w:r>
-        <w:rPr>
-          <w:sz w:val="16"/>
-          <w:szCs w:val="16"/>
-        </w:rPr>
-        <w:t xml:space="preserve">Space:O(1): no additional data structure used, maybe O(n) if </w:t>
+      <w:proofErr w:type="spellStart"/>
+      <w:r>
+        <w:rPr>
+          <w:sz w:val="16"/>
+          <w:szCs w:val="16"/>
+        </w:rPr>
+        <w:t>Space</w:t>
+      </w:r>
+      <w:proofErr w:type="gramStart"/>
+      <w:r>
+        <w:rPr>
+          <w:sz w:val="16"/>
+          <w:szCs w:val="16"/>
+        </w:rPr>
+        <w:t>:O</w:t>
+      </w:r>
+      <w:proofErr w:type="spellEnd"/>
+      <w:r>
+        <w:rPr>
+          <w:sz w:val="16"/>
+          <w:szCs w:val="16"/>
+        </w:rPr>
+        <w:t>(</w:t>
+      </w:r>
+      <w:proofErr w:type="gramEnd"/>
+      <w:r>
+        <w:rPr>
+          <w:sz w:val="16"/>
+          <w:szCs w:val="16"/>
+        </w:rPr>
+        <w:t xml:space="preserve">1): no additional data structure used, maybe O(n) if </w:t>
       </w:r>
       <w:r>
         <w:rPr>
@@ -4678,7 +5248,7 @@
       <w:pPr>
         <w:pStyle w:val="Heading2"/>
       </w:pPr>
-      <w:bookmarkStart w:id="6" w:name="_Toc207803064"/>
+      <w:bookmarkStart w:id="6" w:name="_Toc207815964"/>
       <w:r>
         <w:t>31- Next Permutation</w:t>
       </w:r>
@@ -4735,7 +5305,25 @@
         </w:numPr>
       </w:pPr>
       <w:r>
-        <w:t>The goal is to rearrange the numbers so that it become the next larger number, if the numbers are already at it’s largest form. We turn it into the smallest form, so just reversing it</w:t>
+        <w:t xml:space="preserve">The goal is to rearrange the numbers so that it </w:t>
+      </w:r>
+      <w:proofErr w:type="gramStart"/>
+      <w:r>
+        <w:t>become</w:t>
+      </w:r>
+      <w:proofErr w:type="gramEnd"/>
+      <w:r>
+        <w:t xml:space="preserve"> the next larger number, if the numbers are already at </w:t>
+      </w:r>
+      <w:proofErr w:type="spellStart"/>
+      <w:proofErr w:type="gramStart"/>
+      <w:r>
+        <w:t>it’s</w:t>
+      </w:r>
+      <w:proofErr w:type="spellEnd"/>
+      <w:proofErr w:type="gramEnd"/>
+      <w:r>
+        <w:t xml:space="preserve"> largest form. We turn it into the smallest form, so just reversing it</w:t>
       </w:r>
     </w:p>
     <w:p>
@@ -4783,13 +5371,21 @@
         </w:numPr>
       </w:pPr>
       <w:r>
-        <w:t>see above, notice the number changes at the spot, when scanning from right, that breaks the ac</w:t>
+        <w:t xml:space="preserve">see above, notice the number changes at the spot, when scanning from right, that breaks the </w:t>
+      </w:r>
+      <w:proofErr w:type="spellStart"/>
+      <w:r>
+        <w:t>ac</w:t>
       </w:r>
       <w:r>
         <w:t>c</w:t>
       </w:r>
       <w:r>
-        <w:t>ending order. We scan from right because we want the smallest change that makes the number larger.</w:t>
+        <w:t>ending</w:t>
+      </w:r>
+      <w:proofErr w:type="spellEnd"/>
+      <w:r>
+        <w:t xml:space="preserve"> order. We scan from right because we want the smallest change that makes the number larger.</w:t>
       </w:r>
     </w:p>
     <w:p>
@@ -4814,7 +5410,15 @@
         </w:numPr>
       </w:pPr>
       <w:r>
-        <w:t xml:space="preserve">Since the portion after the pivot spot will always be decending (when scanning from left), we want to reverse that portion so </w:t>
+        <w:t xml:space="preserve">Since the portion after the pivot spot will always be </w:t>
+      </w:r>
+      <w:proofErr w:type="spellStart"/>
+      <w:r>
+        <w:t>decending</w:t>
+      </w:r>
+      <w:proofErr w:type="spellEnd"/>
+      <w:r>
+        <w:t xml:space="preserve"> (when scanning from left), we want to reverse that portion so </w:t>
       </w:r>
       <w:r>
         <w:t>the number will be smaller.</w:t>
@@ -4896,14 +5500,22 @@
         </w:numPr>
       </w:pPr>
       <w:r>
-        <w:t>Space: O(1) -&gt; no additional space</w:t>
+        <w:t xml:space="preserve">Space: </w:t>
+      </w:r>
+      <w:proofErr w:type="gramStart"/>
+      <w:r>
+        <w:t>O(</w:t>
+      </w:r>
+      <w:proofErr w:type="gramEnd"/>
+      <w:r>
+        <w:t>1) -&gt; no additional space</w:t>
       </w:r>
     </w:p>
     <w:p>
       <w:pPr>
         <w:pStyle w:val="Heading2"/>
       </w:pPr>
-      <w:bookmarkStart w:id="7" w:name="_Toc207803065"/>
+      <w:bookmarkStart w:id="7" w:name="_Toc207815965"/>
       <w:r>
         <w:t>560</w:t>
       </w:r>
@@ -5030,19 +5642,52 @@
         </w:numPr>
       </w:pPr>
       <w:r>
-        <w:t>Understand presum</w:t>
-      </w:r>
-      <w:r>
-        <w:t xml:space="preserve"> and the idea of subSum</w:t>
-      </w:r>
-      <w:r>
-        <w:t xml:space="preserve"> + presum = k, so </w:t>
-      </w:r>
+        <w:t xml:space="preserve">Understand </w:t>
+      </w:r>
+      <w:proofErr w:type="spellStart"/>
+      <w:r>
+        <w:t>presum</w:t>
+      </w:r>
+      <w:proofErr w:type="spellEnd"/>
+      <w:r>
+        <w:t xml:space="preserve"> and the idea of </w:t>
+      </w:r>
+      <w:proofErr w:type="spellStart"/>
       <w:r>
         <w:t>subSum</w:t>
       </w:r>
-      <w:r>
-        <w:t xml:space="preserve"> =  presum </w:t>
+      <w:proofErr w:type="spellEnd"/>
+      <w:r>
+        <w:t xml:space="preserve"> + </w:t>
+      </w:r>
+      <w:proofErr w:type="spellStart"/>
+      <w:r>
+        <w:t>presum</w:t>
+      </w:r>
+      <w:proofErr w:type="spellEnd"/>
+      <w:r>
+        <w:t xml:space="preserve"> = k, so </w:t>
+      </w:r>
+      <w:proofErr w:type="spellStart"/>
+      <w:r>
+        <w:t>subSum</w:t>
+      </w:r>
+      <w:proofErr w:type="spellEnd"/>
+      <w:r>
+        <w:t xml:space="preserve"> </w:t>
+      </w:r>
+      <w:proofErr w:type="gramStart"/>
+      <w:r>
+        <w:t xml:space="preserve">=  </w:t>
+      </w:r>
+      <w:proofErr w:type="spellStart"/>
+      <w:r>
+        <w:t>presum</w:t>
+      </w:r>
+      <w:proofErr w:type="spellEnd"/>
+      <w:proofErr w:type="gramEnd"/>
+      <w:r>
+        <w:t xml:space="preserve"> </w:t>
       </w:r>
       <w:r>
         <w:t>–</w:t>
@@ -5051,7 +5696,23 @@
         <w:t xml:space="preserve"> k</w:t>
       </w:r>
       <w:r>
-        <w:t>, see this as subSum is what’s need by presum to get to k</w:t>
+        <w:t xml:space="preserve">, see this as </w:t>
+      </w:r>
+      <w:proofErr w:type="spellStart"/>
+      <w:r>
+        <w:t>subSum</w:t>
+      </w:r>
+      <w:proofErr w:type="spellEnd"/>
+      <w:r>
+        <w:t xml:space="preserve"> is what’s need by </w:t>
+      </w:r>
+      <w:proofErr w:type="spellStart"/>
+      <w:r>
+        <w:t>presum</w:t>
+      </w:r>
+      <w:proofErr w:type="spellEnd"/>
+      <w:r>
+        <w:t xml:space="preserve"> to get to k</w:t>
       </w:r>
     </w:p>
     <w:p>
@@ -5065,15 +5726,33 @@
       <w:r>
         <w:t xml:space="preserve">Since it’s one pass </w:t>
       </w:r>
-      <w:r>
-        <w:t>subSum should have been calculated</w:t>
-      </w:r>
-      <w:r>
-        <w:t xml:space="preserve"> it’s frequency counted</w:t>
-      </w:r>
-      <w:r>
-        <w:t xml:space="preserve"> and stored in hashtable</w:t>
-      </w:r>
+      <w:proofErr w:type="spellStart"/>
+      <w:r>
+        <w:t>subSum</w:t>
+      </w:r>
+      <w:proofErr w:type="spellEnd"/>
+      <w:r>
+        <w:t xml:space="preserve"> should have been calculated</w:t>
+      </w:r>
+      <w:r>
+        <w:t xml:space="preserve"> </w:t>
+      </w:r>
+      <w:proofErr w:type="gramStart"/>
+      <w:r>
+        <w:t>it’s</w:t>
+      </w:r>
+      <w:proofErr w:type="gramEnd"/>
+      <w:r>
+        <w:t xml:space="preserve"> frequency counted</w:t>
+      </w:r>
+      <w:r>
+        <w:t xml:space="preserve"> and stored in </w:t>
+      </w:r>
+      <w:proofErr w:type="spellStart"/>
+      <w:r>
+        <w:t>hashtable</w:t>
+      </w:r>
+      <w:proofErr w:type="spellEnd"/>
       <w:r>
         <w:t>.</w:t>
       </w:r>
@@ -5087,13 +5766,34 @@
         </w:numPr>
       </w:pPr>
       <w:r>
-        <w:t xml:space="preserve">If subSum not found in </w:t>
-      </w:r>
-      <w:r>
-        <w:t xml:space="preserve">hashtable, </w:t>
-      </w:r>
-      <w:r>
-        <w:t>it mean no such subarray existed</w:t>
+        <w:t xml:space="preserve">If </w:t>
+      </w:r>
+      <w:proofErr w:type="spellStart"/>
+      <w:r>
+        <w:t>subSum</w:t>
+      </w:r>
+      <w:proofErr w:type="spellEnd"/>
+      <w:r>
+        <w:t xml:space="preserve"> not found in </w:t>
+      </w:r>
+      <w:proofErr w:type="spellStart"/>
+      <w:r>
+        <w:t>hashtable</w:t>
+      </w:r>
+      <w:proofErr w:type="spellEnd"/>
+      <w:r>
+        <w:t xml:space="preserve">, </w:t>
+      </w:r>
+      <w:r>
+        <w:t xml:space="preserve">it </w:t>
+      </w:r>
+      <w:proofErr w:type="gramStart"/>
+      <w:r>
+        <w:t>mean</w:t>
+      </w:r>
+      <w:proofErr w:type="gramEnd"/>
+      <w:r>
+        <w:t xml:space="preserve"> no such subarray existed</w:t>
       </w:r>
       <w:r>
         <w:t xml:space="preserve"> yet</w:t>
@@ -5105,7 +5805,23 @@
         <w:t>but still</w:t>
       </w:r>
       <w:r>
-        <w:t xml:space="preserve"> place it in hashtable, which maybe needed for </w:t>
+        <w:t xml:space="preserve"> place it in </w:t>
+      </w:r>
+      <w:proofErr w:type="spellStart"/>
+      <w:r>
+        <w:t>hashtable</w:t>
+      </w:r>
+      <w:proofErr w:type="spellEnd"/>
+      <w:r>
+        <w:t xml:space="preserve">, which </w:t>
+      </w:r>
+      <w:proofErr w:type="spellStart"/>
+      <w:r>
+        <w:t>maybe</w:t>
+      </w:r>
+      <w:proofErr w:type="spellEnd"/>
+      <w:r>
+        <w:t xml:space="preserve"> needed for </w:t>
       </w:r>
       <w:r>
         <w:t xml:space="preserve">next subarrays. </w:t>
@@ -5185,9 +5901,11 @@
       <w:r>
         <w:t xml:space="preserve">: 1 pass through the number list, and about 1 pass though the </w:t>
       </w:r>
+      <w:proofErr w:type="spellStart"/>
       <w:r>
         <w:t>preSumList</w:t>
       </w:r>
+      <w:proofErr w:type="spellEnd"/>
     </w:p>
     <w:p>
       <w:pPr>
@@ -5204,14 +5922,27 @@
         <w:t xml:space="preserve"> </w:t>
       </w:r>
       <w:r>
-        <w:t>O(n): hashtable is created to store all the presums</w:t>
-      </w:r>
+        <w:t xml:space="preserve">O(n): </w:t>
+      </w:r>
+      <w:proofErr w:type="spellStart"/>
+      <w:r>
+        <w:t>hashtable</w:t>
+      </w:r>
+      <w:proofErr w:type="spellEnd"/>
+      <w:r>
+        <w:t xml:space="preserve"> is created to store all the </w:t>
+      </w:r>
+      <w:proofErr w:type="spellStart"/>
+      <w:r>
+        <w:t>presums</w:t>
+      </w:r>
+      <w:proofErr w:type="spellEnd"/>
     </w:p>
     <w:p>
       <w:pPr>
         <w:pStyle w:val="Heading2"/>
       </w:pPr>
-      <w:bookmarkStart w:id="8" w:name="_Toc207803066"/>
+      <w:bookmarkStart w:id="8" w:name="_Toc207815966"/>
       <w:r>
         <w:lastRenderedPageBreak/>
         <w:t>56</w:t>
@@ -5320,7 +6051,15 @@
         <w:t xml:space="preserve">After confirming it’s mergeable, </w:t>
       </w:r>
       <w:r>
-        <w:t>the last value of the new interval needs to be determined and it will either be the last value of the incoming interval or the stack top. Whichever is larger</w:t>
+        <w:t xml:space="preserve">the last value of the new interval needs to be </w:t>
+      </w:r>
+      <w:proofErr w:type="gramStart"/>
+      <w:r>
+        <w:t>determined</w:t>
+      </w:r>
+      <w:proofErr w:type="gramEnd"/>
+      <w:r>
+        <w:t xml:space="preserve"> and it will either be the last value of the incoming interval or the stack top. Whichever is larger</w:t>
       </w:r>
     </w:p>
     <w:p>
@@ -5407,11 +6146,16 @@
           <w:numId w:val="6"/>
         </w:numPr>
       </w:pPr>
+      <w:proofErr w:type="spellStart"/>
       <w:r>
         <w:t>Space</w:t>
       </w:r>
       <w:r>
-        <w:t>:O(n)-</w:t>
+        <w:t>:O</w:t>
+      </w:r>
+      <w:proofErr w:type="spellEnd"/>
+      <w:r>
+        <w:t>(n)-</w:t>
       </w:r>
       <w:r>
         <w:t>a stack is used that will store the whole list at worst</w:t>
@@ -5421,7 +6165,7 @@
       <w:pPr>
         <w:pStyle w:val="Heading2"/>
       </w:pPr>
-      <w:bookmarkStart w:id="9" w:name="_Toc207803067"/>
+      <w:bookmarkStart w:id="9" w:name="_Toc207815967"/>
       <w:r>
         <w:lastRenderedPageBreak/>
         <w:t>75- Sort Colors</w:t>
@@ -5482,7 +6226,15 @@
         </w:numPr>
       </w:pPr>
       <w:r>
-        <w:t>It’s nice the colors are either 0,1,or 3</w:t>
+        <w:t>It’s nice the colors are either 0,</w:t>
+      </w:r>
+      <w:proofErr w:type="gramStart"/>
+      <w:r>
+        <w:t>1,or</w:t>
+      </w:r>
+      <w:proofErr w:type="gramEnd"/>
+      <w:r>
+        <w:t xml:space="preserve"> 3</w:t>
       </w:r>
       <w:r>
         <w:t>, we can use counting sort to solve this problem</w:t>
@@ -5649,14 +6401,22 @@
         <w:t>Space</w:t>
       </w:r>
       <w:r>
-        <w:t>: O(1) – no additional memory allocated</w:t>
+        <w:t xml:space="preserve">: </w:t>
+      </w:r>
+      <w:proofErr w:type="gramStart"/>
+      <w:r>
+        <w:t>O(</w:t>
+      </w:r>
+      <w:proofErr w:type="gramEnd"/>
+      <w:r>
+        <w:t>1) – no additional memory allocated</w:t>
       </w:r>
     </w:p>
     <w:p>
       <w:pPr>
         <w:pStyle w:val="Heading2"/>
       </w:pPr>
-      <w:bookmarkStart w:id="10" w:name="_Toc207803068"/>
+      <w:bookmarkStart w:id="10" w:name="_Toc207815968"/>
       <w:r>
         <w:lastRenderedPageBreak/>
         <w:t>88- Merge Sorted Array</w:t>
@@ -5871,8 +6631,13 @@
       <w:r>
         <w:t>Time: O(</w:t>
       </w:r>
-      <w:r>
-        <w:t xml:space="preserve">m+n) </w:t>
+      <w:proofErr w:type="spellStart"/>
+      <w:r>
+        <w:t>m+n</w:t>
+      </w:r>
+      <w:proofErr w:type="spellEnd"/>
+      <w:r>
+        <w:t xml:space="preserve">) </w:t>
       </w:r>
     </w:p>
     <w:p>
@@ -5947,7 +6712,15 @@
         </w:numPr>
       </w:pPr>
       <w:r>
-        <w:t>And nums2 on every other conditions (else)</w:t>
+        <w:t xml:space="preserve">And nums2 on every other </w:t>
+      </w:r>
+      <w:proofErr w:type="gramStart"/>
+      <w:r>
+        <w:t>conditions</w:t>
+      </w:r>
+      <w:proofErr w:type="gramEnd"/>
+      <w:r>
+        <w:t xml:space="preserve"> (else)</w:t>
       </w:r>
     </w:p>
     <w:p>
@@ -6008,7 +6781,15 @@
         </w:numPr>
       </w:pPr>
       <w:r>
-        <w:t>Time: O(n+m)</w:t>
+        <w:t>Time: O(</w:t>
+      </w:r>
+      <w:proofErr w:type="spellStart"/>
+      <w:r>
+        <w:t>n+m</w:t>
+      </w:r>
+      <w:proofErr w:type="spellEnd"/>
+      <w:r>
+        <w:t>)</w:t>
       </w:r>
     </w:p>
     <w:p>
@@ -6020,14 +6801,22 @@
         </w:numPr>
       </w:pPr>
       <w:r>
-        <w:t xml:space="preserve">Space: O(1): no additional space was allocated. </w:t>
+        <w:t xml:space="preserve">Space: </w:t>
+      </w:r>
+      <w:proofErr w:type="gramStart"/>
+      <w:r>
+        <w:t>O(</w:t>
+      </w:r>
+      <w:proofErr w:type="gramEnd"/>
+      <w:r>
+        <w:t xml:space="preserve">1): no additional space was allocated. </w:t>
       </w:r>
     </w:p>
     <w:p>
       <w:pPr>
         <w:pStyle w:val="Heading2"/>
       </w:pPr>
-      <w:bookmarkStart w:id="11" w:name="_Toc207803069"/>
+      <w:bookmarkStart w:id="11" w:name="_Toc207815969"/>
       <w:r>
         <w:lastRenderedPageBreak/>
         <w:t>162-Find Peak Element</w:t>
@@ -6091,7 +6880,23 @@
         </w:numPr>
       </w:pPr>
       <w:r>
-        <w:t>To achieve O(logn) we have to use binary search</w:t>
+        <w:t>To achieve O(</w:t>
+      </w:r>
+      <w:proofErr w:type="spellStart"/>
+      <w:r>
+        <w:t>logn</w:t>
+      </w:r>
+      <w:proofErr w:type="spellEnd"/>
+      <w:r>
+        <w:t xml:space="preserve">) we </w:t>
+      </w:r>
+      <w:proofErr w:type="gramStart"/>
+      <w:r>
+        <w:t>have to</w:t>
+      </w:r>
+      <w:proofErr w:type="gramEnd"/>
+      <w:r>
+        <w:t xml:space="preserve"> use binary search</w:t>
       </w:r>
     </w:p>
     <w:p>
@@ -6115,7 +6920,17 @@
         </w:numPr>
       </w:pPr>
       <w:r>
-        <w:t>This means if we go from left to right, if the next number decreases at any spot,the spot is a peak and can be return.</w:t>
+        <w:t xml:space="preserve">This means if we go from left to right, if the next number decreases at any </w:t>
+      </w:r>
+      <w:proofErr w:type="spellStart"/>
+      <w:proofErr w:type="gramStart"/>
+      <w:r>
+        <w:t>spot,the</w:t>
+      </w:r>
+      <w:proofErr w:type="spellEnd"/>
+      <w:proofErr w:type="gramEnd"/>
+      <w:r>
+        <w:t xml:space="preserve"> spot is a peak and can be return.</w:t>
       </w:r>
     </w:p>
     <w:p>
@@ -6139,7 +6954,39 @@
         </w:numPr>
       </w:pPr>
       <w:r>
-        <w:t xml:space="preserve">As usual in binary search, we have to find mid points first. If the number after the mid point is larger, this means a potential peak is to the right of the mid point, so left end will be set to mid + 1, and continue the search. </w:t>
+        <w:t xml:space="preserve">As usual in binary search, we </w:t>
+      </w:r>
+      <w:proofErr w:type="gramStart"/>
+      <w:r>
+        <w:t>have to</w:t>
+      </w:r>
+      <w:proofErr w:type="gramEnd"/>
+      <w:r>
+        <w:t xml:space="preserve"> find mid points first. If the number after the </w:t>
+      </w:r>
+      <w:proofErr w:type="spellStart"/>
+      <w:r>
+        <w:t>mid point</w:t>
+      </w:r>
+      <w:proofErr w:type="spellEnd"/>
+      <w:r>
+        <w:t xml:space="preserve"> is larger, this means a potential peak is to the right of the </w:t>
+      </w:r>
+      <w:proofErr w:type="spellStart"/>
+      <w:r>
+        <w:t>mid point</w:t>
+      </w:r>
+      <w:proofErr w:type="spellEnd"/>
+      <w:r>
+        <w:t xml:space="preserve">, so left end will be set to mid + </w:t>
+      </w:r>
+      <w:proofErr w:type="gramStart"/>
+      <w:r>
+        <w:t>1, and</w:t>
+      </w:r>
+      <w:proofErr w:type="gramEnd"/>
+      <w:r>
+        <w:t xml:space="preserve"> continue the search. </w:t>
       </w:r>
     </w:p>
     <w:p>
@@ -6151,7 +6998,31 @@
         </w:numPr>
       </w:pPr>
       <w:r>
-        <w:t xml:space="preserve">Otherwise, the peak maybe the mid point or to the right of the mid point, then assign right end at the mid point spot. </w:t>
+        <w:t xml:space="preserve">Otherwise, the peak maybe the </w:t>
+      </w:r>
+      <w:proofErr w:type="spellStart"/>
+      <w:r>
+        <w:t>mid point</w:t>
+      </w:r>
+      <w:proofErr w:type="spellEnd"/>
+      <w:r>
+        <w:t xml:space="preserve"> or to the right of the </w:t>
+      </w:r>
+      <w:proofErr w:type="spellStart"/>
+      <w:r>
+        <w:t>mid point</w:t>
+      </w:r>
+      <w:proofErr w:type="spellEnd"/>
+      <w:r>
+        <w:t xml:space="preserve">, then assign right end at the </w:t>
+      </w:r>
+      <w:proofErr w:type="spellStart"/>
+      <w:r>
+        <w:t>mid point</w:t>
+      </w:r>
+      <w:proofErr w:type="spellEnd"/>
+      <w:r>
+        <w:t xml:space="preserve"> spot. </w:t>
       </w:r>
     </w:p>
     <w:p>
@@ -6219,7 +7090,15 @@
         </w:numPr>
       </w:pPr>
       <w:r>
-        <w:t>Time: O(logn)</w:t>
+        <w:t>Time: O(</w:t>
+      </w:r>
+      <w:proofErr w:type="spellStart"/>
+      <w:r>
+        <w:t>logn</w:t>
+      </w:r>
+      <w:proofErr w:type="spellEnd"/>
+      <w:r>
+        <w:t>)</w:t>
       </w:r>
     </w:p>
     <w:p>
@@ -6231,14 +7110,22 @@
         </w:numPr>
       </w:pPr>
       <w:r>
-        <w:t>Space: O(1)</w:t>
+        <w:t xml:space="preserve">Space: </w:t>
+      </w:r>
+      <w:proofErr w:type="gramStart"/>
+      <w:r>
+        <w:t>O(</w:t>
+      </w:r>
+      <w:proofErr w:type="gramEnd"/>
+      <w:r>
+        <w:t>1)</w:t>
       </w:r>
     </w:p>
     <w:p>
       <w:pPr>
         <w:pStyle w:val="Heading2"/>
       </w:pPr>
-      <w:bookmarkStart w:id="12" w:name="_Toc207803070"/>
+      <w:bookmarkStart w:id="12" w:name="_Toc207815970"/>
       <w:r>
         <w:lastRenderedPageBreak/>
         <w:t>118- Pascal’s Triangle</w:t>
@@ -6344,7 +7231,31 @@
         </w:drawing>
       </w:r>
       <w:r>
-        <w:t xml:space="preserve"> notice that numbers are bounded by 1 on both sides and triangle[i][j] = triangle[i-1][j-1] + triangle[i-1][j], this is the formula we would use</w:t>
+        <w:t xml:space="preserve"> notice that numbers are bounded by 1 on both sides and triangle[</w:t>
+      </w:r>
+      <w:proofErr w:type="spellStart"/>
+      <w:r>
+        <w:t>i</w:t>
+      </w:r>
+      <w:proofErr w:type="spellEnd"/>
+      <w:r>
+        <w:t>][j] = triangle[i-</w:t>
+      </w:r>
+      <w:proofErr w:type="gramStart"/>
+      <w:r>
+        <w:t>1][</w:t>
+      </w:r>
+      <w:proofErr w:type="gramEnd"/>
+      <w:r>
+        <w:t>j-1] + triangle[i-</w:t>
+      </w:r>
+      <w:proofErr w:type="gramStart"/>
+      <w:r>
+        <w:t>1][</w:t>
+      </w:r>
+      <w:proofErr w:type="gramEnd"/>
+      <w:r>
+        <w:t>j], this is the formula we would use</w:t>
       </w:r>
     </w:p>
     <w:p>
@@ -6359,7 +7270,49 @@
     </w:p>
     <w:p>
       <w:r>
-        <w:t>4) create a inner loop to update the inner numbers (for j in range(1,i)), notice i isthe row number, and will always be len(row) – 1, it’s perfect for just looking at the inner of the triangle</w:t>
+        <w:t xml:space="preserve">4) create </w:t>
+      </w:r>
+      <w:proofErr w:type="spellStart"/>
+      <w:proofErr w:type="gramStart"/>
+      <w:r>
+        <w:t>a</w:t>
+      </w:r>
+      <w:proofErr w:type="spellEnd"/>
+      <w:proofErr w:type="gramEnd"/>
+      <w:r>
+        <w:t xml:space="preserve"> inner loop to update the inner numbers (for j in range(</w:t>
+      </w:r>
+      <w:proofErr w:type="gramStart"/>
+      <w:r>
+        <w:t>1,i</w:t>
+      </w:r>
+      <w:proofErr w:type="gramEnd"/>
+      <w:r>
+        <w:t xml:space="preserve">)), notice </w:t>
+      </w:r>
+      <w:proofErr w:type="spellStart"/>
+      <w:r>
+        <w:t>i</w:t>
+      </w:r>
+      <w:proofErr w:type="spellEnd"/>
+      <w:r>
+        <w:t xml:space="preserve"> </w:t>
+      </w:r>
+      <w:proofErr w:type="spellStart"/>
+      <w:r>
+        <w:t>isthe</w:t>
+      </w:r>
+      <w:proofErr w:type="spellEnd"/>
+      <w:r>
+        <w:t xml:space="preserve"> row number, and will always be </w:t>
+      </w:r>
+      <w:proofErr w:type="spellStart"/>
+      <w:r>
+        <w:t>len</w:t>
+      </w:r>
+      <w:proofErr w:type="spellEnd"/>
+      <w:r>
+        <w:t>(row) – 1, it’s perfect for just looking at the inner of the triangle</w:t>
       </w:r>
     </w:p>
     <w:p>
@@ -6433,7 +7386,7 @@
       <w:pPr>
         <w:pStyle w:val="Heading2"/>
       </w:pPr>
-      <w:bookmarkStart w:id="13" w:name="_Toc207803071"/>
+      <w:bookmarkStart w:id="13" w:name="_Toc207815971"/>
       <w:r>
         <w:t>121-Best Time to Buy and Sell Stock</w:t>
       </w:r>
@@ -6496,7 +7449,15 @@
         <w:t>a price and get the difference of it and each of the following prices</w:t>
       </w:r>
       <w:r>
-        <w:t>, while record and maintain the max differences. This sounds like a two pointer problem</w:t>
+        <w:t xml:space="preserve">, while record and maintain the max differences. This sounds like a </w:t>
+      </w:r>
+      <w:proofErr w:type="gramStart"/>
+      <w:r>
+        <w:t>two pointer</w:t>
+      </w:r>
+      <w:proofErr w:type="gramEnd"/>
+      <w:r>
+        <w:t xml:space="preserve"> problem</w:t>
       </w:r>
       <w:r>
         <w:t xml:space="preserve"> and </w:t>
@@ -6606,14 +7567,22 @@
         </w:numPr>
       </w:pPr>
       <w:r>
-        <w:t>Space: O(1), no additional memory allocated</w:t>
+        <w:t xml:space="preserve">Space: </w:t>
+      </w:r>
+      <w:proofErr w:type="gramStart"/>
+      <w:r>
+        <w:t>O(</w:t>
+      </w:r>
+      <w:proofErr w:type="gramEnd"/>
+      <w:r>
+        <w:t>1), no additional memory allocated</w:t>
       </w:r>
     </w:p>
     <w:p>
       <w:pPr>
         <w:pStyle w:val="Heading2"/>
       </w:pPr>
-      <w:bookmarkStart w:id="14" w:name="_Toc207803072"/>
+      <w:bookmarkStart w:id="14" w:name="_Toc207815972"/>
       <w:r>
         <w:lastRenderedPageBreak/>
         <w:t>215- Kth Largest Element in an Array</w:t>
@@ -6771,7 +7740,15 @@
         </w:numPr>
       </w:pPr>
       <w:r>
-        <w:t xml:space="preserve">Time: O(nlogn): </w:t>
+        <w:t>Time: O(</w:t>
+      </w:r>
+      <w:proofErr w:type="spellStart"/>
+      <w:r>
+        <w:t>nlogn</w:t>
+      </w:r>
+      <w:proofErr w:type="spellEnd"/>
+      <w:r>
+        <w:t xml:space="preserve">): </w:t>
       </w:r>
     </w:p>
     <w:p>
@@ -6866,7 +7843,15 @@
         </w:numPr>
       </w:pPr>
       <w:r>
-        <w:t xml:space="preserve">Time: O(nlogk): </w:t>
+        <w:t>Time: O(</w:t>
+      </w:r>
+      <w:proofErr w:type="spellStart"/>
+      <w:r>
+        <w:t>nlogk</w:t>
+      </w:r>
+      <w:proofErr w:type="spellEnd"/>
+      <w:r>
+        <w:t xml:space="preserve">): </w:t>
       </w:r>
     </w:p>
     <w:p>
@@ -6885,7 +7870,7 @@
       <w:pPr>
         <w:pStyle w:val="Heading2"/>
       </w:pPr>
-      <w:bookmarkStart w:id="15" w:name="_Toc207803073"/>
+      <w:bookmarkStart w:id="15" w:name="_Toc207815973"/>
       <w:r>
         <w:t>647</w:t>
       </w:r>
@@ -6948,7 +7933,15 @@
         <w:t xml:space="preserve">Good to know that </w:t>
       </w:r>
       <w:r>
-        <w:t xml:space="preserve">any repeated palindromes also counts, </w:t>
+        <w:t xml:space="preserve">any repeated palindromes also </w:t>
+      </w:r>
+      <w:proofErr w:type="gramStart"/>
+      <w:r>
+        <w:t>counts</w:t>
+      </w:r>
+      <w:proofErr w:type="gramEnd"/>
+      <w:r>
+        <w:t xml:space="preserve">, </w:t>
       </w:r>
       <w:r>
         <w:t>a single character also counts as one</w:t>
@@ -6985,7 +7978,15 @@
         <w:t xml:space="preserve">Need to understand that there are odd and even palindromes, </w:t>
       </w:r>
       <w:r>
-        <w:t>odd palindromes start in the same spot, and even starts in adjacent spots</w:t>
+        <w:t xml:space="preserve">odd palindromes start in the same </w:t>
+      </w:r>
+      <w:proofErr w:type="gramStart"/>
+      <w:r>
+        <w:t>spot, and</w:t>
+      </w:r>
+      <w:proofErr w:type="gramEnd"/>
+      <w:r>
+        <w:t xml:space="preserve"> even starts in adjacent spots</w:t>
       </w:r>
       <w:r>
         <w:t>. Then expand from those spots.</w:t>
@@ -7067,7 +8068,15 @@
         </w:numPr>
       </w:pPr>
       <w:r>
-        <w:t>Space: O(1)</w:t>
+        <w:t xml:space="preserve">Space: </w:t>
+      </w:r>
+      <w:proofErr w:type="gramStart"/>
+      <w:r>
+        <w:t>O(</w:t>
+      </w:r>
+      <w:proofErr w:type="gramEnd"/>
+      <w:r>
+        <w:t>1)</w:t>
       </w:r>
       <w:r>
         <w:t xml:space="preserve"> – no additional spaces allocated</w:t>
@@ -7077,13 +8086,18 @@
       <w:pPr>
         <w:pStyle w:val="Heading2"/>
       </w:pPr>
+      <w:bookmarkStart w:id="16" w:name="_Toc207815974"/>
       <w:r>
         <w:lastRenderedPageBreak/>
         <w:t>973 K Closest Points to Origin</w:t>
       </w:r>
-    </w:p>
-    <w:p>
-      <w:r>
+      <w:bookmarkEnd w:id="16"/>
+    </w:p>
+    <w:p>
+      <w:r>
+        <w:rPr>
+          <w:noProof/>
+        </w:rPr>
         <w:drawing>
           <wp:inline distT="0" distB="0" distL="0" distR="0" wp14:anchorId="7B13F867" wp14:editId="61FCBB9A">
             <wp:extent cx="5953125" cy="5599500"/>
@@ -7130,7 +8144,15 @@
         </w:numPr>
       </w:pPr>
       <w:r>
-        <w:t xml:space="preserve">Find the distance to origin on all point and store them into a heapq. </w:t>
+        <w:t xml:space="preserve">Find the distance to origin on all point and store them into a </w:t>
+      </w:r>
+      <w:proofErr w:type="spellStart"/>
+      <w:r>
+        <w:t>heapq</w:t>
+      </w:r>
+      <w:proofErr w:type="spellEnd"/>
+      <w:r>
+        <w:t xml:space="preserve">. </w:t>
       </w:r>
     </w:p>
     <w:p>
@@ -7142,7 +8164,123 @@
         </w:numPr>
       </w:pPr>
       <w:r>
-        <w:t>Heapy and find the nsmallest and return the coordinates</w:t>
+        <w:t xml:space="preserve">Heapy and find the </w:t>
+      </w:r>
+      <w:proofErr w:type="spellStart"/>
+      <w:r>
+        <w:t>nsmallest</w:t>
+      </w:r>
+      <w:proofErr w:type="spellEnd"/>
+      <w:r>
+        <w:t xml:space="preserve"> and return the coordinates</w:t>
+      </w:r>
+    </w:p>
+    <w:p>
+      <w:pPr>
+        <w:pStyle w:val="ListParagraph"/>
+        <w:numPr>
+          <w:ilvl w:val="0"/>
+          <w:numId w:val="24"/>
+        </w:numPr>
+      </w:pPr>
+      <w:r>
+        <w:t>We can also use max to save some space and time, imaging only work with heap of length k, the search time and space requirement will be conserved by the size of k</w:t>
+      </w:r>
+    </w:p>
+    <w:p>
+      <w:pPr>
+        <w:pStyle w:val="ListParagraph"/>
+        <w:numPr>
+          <w:ilvl w:val="0"/>
+          <w:numId w:val="24"/>
+        </w:numPr>
+      </w:pPr>
+      <w:r>
+        <w:t xml:space="preserve">Since the </w:t>
+      </w:r>
+      <w:proofErr w:type="spellStart"/>
+      <w:r>
+        <w:t>heapq</w:t>
+      </w:r>
+      <w:proofErr w:type="spellEnd"/>
+      <w:r>
+        <w:t xml:space="preserve"> library is defaulted to be min heap, to use it as max heap the distance input would have to be negated. The points will be fed into the “max” heap until the size reaches k, after that, if distance of incoming point is smaller than the head of the heap (max values), compared using –(-</w:t>
+      </w:r>
+      <w:proofErr w:type="spellStart"/>
+      <w:r>
+        <w:t>dist</w:t>
+      </w:r>
+      <w:proofErr w:type="spellEnd"/>
+      <w:r>
+        <w:t xml:space="preserve">), it will be replacing it. </w:t>
+      </w:r>
+    </w:p>
+    <w:p>
+      <w:pPr>
+        <w:pStyle w:val="ListParagraph"/>
+        <w:numPr>
+          <w:ilvl w:val="0"/>
+          <w:numId w:val="24"/>
+        </w:numPr>
+      </w:pPr>
+      <w:r>
+        <w:t xml:space="preserve">At the end the heap will be left with k smallest values. </w:t>
+      </w:r>
+    </w:p>
+    <w:p>
+      <w:pPr>
+        <w:pStyle w:val="ListParagraph"/>
+        <w:numPr>
+          <w:ilvl w:val="0"/>
+          <w:numId w:val="24"/>
+        </w:numPr>
+      </w:pPr>
+      <w:r>
+        <w:rPr>
+          <w:noProof/>
+        </w:rPr>
+        <w:lastRenderedPageBreak/>
+        <w:drawing>
+          <wp:inline distT="0" distB="0" distL="0" distR="0" wp14:anchorId="50E9E40F" wp14:editId="5427CE13">
+            <wp:extent cx="5943600" cy="4210050"/>
+            <wp:effectExtent l="0" t="0" r="0" b="6350"/>
+            <wp:docPr id="1917517670" name="Picture 4" descr="A computer screen shot of a program&#10;&#10;AI-generated content may be incorrect."/>
+            <wp:cNvGraphicFramePr>
+              <a:graphicFrameLocks xmlns:a="http://schemas.openxmlformats.org/drawingml/2006/main" noChangeAspect="1"/>
+            </wp:cNvGraphicFramePr>
+            <a:graphic xmlns:a="http://schemas.openxmlformats.org/drawingml/2006/main">
+              <a:graphicData uri="http://schemas.openxmlformats.org/drawingml/2006/picture">
+                <pic:pic xmlns:pic="http://schemas.openxmlformats.org/drawingml/2006/picture">
+                  <pic:nvPicPr>
+                    <pic:cNvPr id="1917517670" name="Picture 4" descr="A computer screen shot of a program&#10;&#10;AI-generated content may be incorrect."/>
+                    <pic:cNvPicPr/>
+                  </pic:nvPicPr>
+                  <pic:blipFill>
+                    <a:blip r:embed="rId45" cstate="print">
+                      <a:extLst>
+                        <a:ext uri="{28A0092B-C50C-407E-A947-70E740481C1C}">
+                          <a14:useLocalDpi xmlns:a14="http://schemas.microsoft.com/office/drawing/2010/main" val="0"/>
+                        </a:ext>
+                      </a:extLst>
+                    </a:blip>
+                    <a:stretch>
+                      <a:fillRect/>
+                    </a:stretch>
+                  </pic:blipFill>
+                  <pic:spPr>
+                    <a:xfrm>
+                      <a:off x="0" y="0"/>
+                      <a:ext cx="5943600" cy="4210050"/>
+                    </a:xfrm>
+                    <a:prstGeom prst="rect">
+                      <a:avLst/>
+                    </a:prstGeom>
+                  </pic:spPr>
+                </pic:pic>
+              </a:graphicData>
+            </a:graphic>
+          </wp:inline>
+        </w:drawing>
       </w:r>
     </w:p>
     <w:p>
@@ -7180,8 +8318,24 @@
       <w:r>
         <w:t>Time: O(</w:t>
       </w:r>
-      <w:r>
-        <w:t>nlogn)</w:t>
+      <w:proofErr w:type="spellStart"/>
+      <w:r>
+        <w:t>nlogn</w:t>
+      </w:r>
+      <w:proofErr w:type="spellEnd"/>
+      <w:r>
+        <w:t>)</w:t>
+      </w:r>
+      <w:r>
+        <w:t xml:space="preserve">, </w:t>
+      </w:r>
+      <w:proofErr w:type="spellStart"/>
+      <w:r>
+        <w:t>logn</w:t>
+      </w:r>
+      <w:proofErr w:type="spellEnd"/>
+      <w:r>
+        <w:t xml:space="preserve"> for each push and pop, n for n points</w:t>
       </w:r>
     </w:p>
     <w:p>
@@ -7192,8 +8346,13 @@
           <w:numId w:val="24"/>
         </w:numPr>
       </w:pPr>
-      <w:r>
-        <w:t>Space:O(n)</w:t>
+      <w:proofErr w:type="spellStart"/>
+      <w:r>
+        <w:t>Space:O</w:t>
+      </w:r>
+      <w:proofErr w:type="spellEnd"/>
+      <w:r>
+        <w:t>(n)</w:t>
       </w:r>
     </w:p>
     <w:p>
@@ -7207,30 +8366,466 @@
       <w:r>
         <w:t xml:space="preserve">Using max </w:t>
       </w:r>
-      <w:r>
-        <w:t>heap;[</w:t>
+      <w:proofErr w:type="gramStart"/>
+      <w:r>
+        <w:t>heap;</w:t>
+      </w:r>
+      <w:proofErr w:type="gramEnd"/>
+    </w:p>
+    <w:p>
+      <w:pPr>
+        <w:pStyle w:val="ListParagraph"/>
+        <w:numPr>
+          <w:ilvl w:val="2"/>
+          <w:numId w:val="24"/>
+        </w:numPr>
+      </w:pPr>
+      <w:proofErr w:type="spellStart"/>
+      <w:r>
+        <w:t>Time:O</w:t>
+      </w:r>
+      <w:proofErr w:type="spellEnd"/>
+      <w:r>
+        <w:t>(</w:t>
+      </w:r>
+      <w:proofErr w:type="spellStart"/>
+      <w:r>
+        <w:t>nlogk</w:t>
+      </w:r>
+      <w:proofErr w:type="spellEnd"/>
+      <w:r>
+        <w:t xml:space="preserve">), </w:t>
+      </w:r>
+      <w:proofErr w:type="spellStart"/>
+      <w:r>
+        <w:t>logk</w:t>
+      </w:r>
+      <w:proofErr w:type="spellEnd"/>
+      <w:r>
+        <w:t xml:space="preserve"> for each push and pop on heap of size k, n for n points</w:t>
+      </w:r>
+    </w:p>
+    <w:p>
+      <w:pPr>
+        <w:pStyle w:val="ListParagraph"/>
+        <w:numPr>
+          <w:ilvl w:val="2"/>
+          <w:numId w:val="24"/>
+        </w:numPr>
+      </w:pPr>
+      <w:proofErr w:type="spellStart"/>
+      <w:r>
+        <w:t>Space:O</w:t>
+      </w:r>
+      <w:proofErr w:type="spellEnd"/>
+      <w:r>
+        <w:t>(k) if k &lt; n</w:t>
+      </w:r>
+    </w:p>
+    <w:p>
+      <w:pPr>
+        <w:pStyle w:val="Heading2"/>
+      </w:pPr>
+      <w:r>
+        <w:lastRenderedPageBreak/>
+        <w:t>1762 Buildings with an Ocean View</w:t>
+      </w:r>
+    </w:p>
+    <w:p>
+      <w:r>
+        <w:rPr>
+          <w:noProof/>
+        </w:rPr>
+        <w:drawing>
+          <wp:inline distT="0" distB="0" distL="0" distR="0" wp14:anchorId="2DFCDEE5" wp14:editId="22A6A762">
+            <wp:extent cx="5943600" cy="2867660"/>
+            <wp:effectExtent l="0" t="0" r="0" b="2540"/>
+            <wp:docPr id="2074893505" name="Picture 5" descr="A screenshot of a computer&#10;&#10;AI-generated content may be incorrect."/>
+            <wp:cNvGraphicFramePr>
+              <a:graphicFrameLocks xmlns:a="http://schemas.openxmlformats.org/drawingml/2006/main" noChangeAspect="1"/>
+            </wp:cNvGraphicFramePr>
+            <a:graphic xmlns:a="http://schemas.openxmlformats.org/drawingml/2006/main">
+              <a:graphicData uri="http://schemas.openxmlformats.org/drawingml/2006/picture">
+                <pic:pic xmlns:pic="http://schemas.openxmlformats.org/drawingml/2006/picture">
+                  <pic:nvPicPr>
+                    <pic:cNvPr id="2074893505" name="Picture 5" descr="A screenshot of a computer&#10;&#10;AI-generated content may be incorrect."/>
+                    <pic:cNvPicPr/>
+                  </pic:nvPicPr>
+                  <pic:blipFill>
+                    <a:blip r:embed="rId46">
+                      <a:extLst>
+                        <a:ext uri="{28A0092B-C50C-407E-A947-70E740481C1C}">
+                          <a14:useLocalDpi xmlns:a14="http://schemas.microsoft.com/office/drawing/2010/main" val="0"/>
+                        </a:ext>
+                      </a:extLst>
+                    </a:blip>
+                    <a:stretch>
+                      <a:fillRect/>
+                    </a:stretch>
+                  </pic:blipFill>
+                  <pic:spPr>
+                    <a:xfrm>
+                      <a:off x="0" y="0"/>
+                      <a:ext cx="5943600" cy="2867660"/>
+                    </a:xfrm>
+                    <a:prstGeom prst="rect">
+                      <a:avLst/>
+                    </a:prstGeom>
+                  </pic:spPr>
+                </pic:pic>
+              </a:graphicData>
+            </a:graphic>
+          </wp:inline>
+        </w:drawing>
+      </w:r>
+    </w:p>
+    <w:p>
+      <w:pPr>
+        <w:pStyle w:val="ListParagraph"/>
+        <w:numPr>
+          <w:ilvl w:val="0"/>
+          <w:numId w:val="25"/>
+        </w:numPr>
+      </w:pPr>
+      <w:r>
+        <w:t>The idea is that building who has a taller neighbor on the right side will not have the ocean view.</w:t>
+      </w:r>
+    </w:p>
+    <w:p>
+      <w:pPr>
+        <w:pStyle w:val="ListParagraph"/>
+        <w:numPr>
+          <w:ilvl w:val="0"/>
+          <w:numId w:val="25"/>
+        </w:numPr>
+      </w:pPr>
+      <w:r>
+        <w:t>First approach:</w:t>
+      </w:r>
+    </w:p>
+    <w:p>
+      <w:pPr>
+        <w:pStyle w:val="ListParagraph"/>
+        <w:numPr>
+          <w:ilvl w:val="1"/>
+          <w:numId w:val="25"/>
+        </w:numPr>
+      </w:pPr>
+      <w:r>
+        <w:t xml:space="preserve">Traverse from right to </w:t>
+      </w:r>
+      <w:proofErr w:type="spellStart"/>
+      <w:r>
+        <w:t>left an</w:t>
+      </w:r>
+      <w:proofErr w:type="spellEnd"/>
+      <w:r>
+        <w:t xml:space="preserve">d initialize the tallest building as the right most building, update the tallest building variable when taller building </w:t>
+      </w:r>
+      <w:proofErr w:type="gramStart"/>
+      <w:r>
+        <w:t>are</w:t>
+      </w:r>
+      <w:proofErr w:type="gramEnd"/>
+      <w:r>
+        <w:t xml:space="preserve"> met</w:t>
+      </w:r>
+    </w:p>
+    <w:p>
+      <w:pPr>
+        <w:pStyle w:val="ListParagraph"/>
+        <w:numPr>
+          <w:ilvl w:val="1"/>
+          <w:numId w:val="25"/>
+        </w:numPr>
+      </w:pPr>
+      <w:r>
+        <w:t>if taller buildings are encountered, it’s index should be stored, and tallest building updated</w:t>
+      </w:r>
+    </w:p>
+    <w:p>
+      <w:pPr>
+        <w:pStyle w:val="ListParagraph"/>
+        <w:numPr>
+          <w:ilvl w:val="1"/>
+          <w:numId w:val="25"/>
+        </w:numPr>
+      </w:pPr>
+      <w:r>
+        <w:t>any building shorter or equal to the tallest building (from right will not get ocean view</w:t>
+      </w:r>
+    </w:p>
+    <w:p>
+      <w:pPr>
+        <w:pStyle w:val="ListParagraph"/>
+        <w:numPr>
+          <w:ilvl w:val="1"/>
+          <w:numId w:val="25"/>
+        </w:numPr>
+      </w:pPr>
+      <w:r>
+        <w:t>keep in mind the final array will be the reversed order (because traversed from right to left) and need to be reversed</w:t>
+      </w:r>
+    </w:p>
+    <w:p>
+      <w:pPr>
+        <w:pStyle w:val="ListParagraph"/>
+        <w:numPr>
+          <w:ilvl w:val="0"/>
+          <w:numId w:val="25"/>
+        </w:numPr>
+      </w:pPr>
+      <w:r>
+        <w:t>Second approach:</w:t>
+      </w:r>
+    </w:p>
+    <w:p>
+      <w:pPr>
+        <w:pStyle w:val="ListParagraph"/>
+        <w:numPr>
+          <w:ilvl w:val="1"/>
+          <w:numId w:val="25"/>
+        </w:numPr>
+      </w:pPr>
+      <w:r>
+        <w:t>Traverse from left to right and use stack to store the buildings with ocean view.</w:t>
+      </w:r>
+    </w:p>
+    <w:p>
+      <w:pPr>
+        <w:pStyle w:val="ListParagraph"/>
+        <w:numPr>
+          <w:ilvl w:val="1"/>
+          <w:numId w:val="25"/>
+        </w:numPr>
+      </w:pPr>
+      <w:r>
+        <w:t xml:space="preserve">The left most building will get into the stack first, if the next building is taller, than the stack head, that mean the stack head can’t get the view and needs to be popped. </w:t>
+      </w:r>
+    </w:p>
+    <w:p>
+      <w:pPr>
+        <w:pStyle w:val="ListParagraph"/>
+        <w:numPr>
+          <w:ilvl w:val="1"/>
+          <w:numId w:val="25"/>
+        </w:numPr>
+      </w:pPr>
+      <w:r>
+        <w:t>Keep popping the stack until the head if taller or stack is empty</w:t>
+      </w:r>
+    </w:p>
+    <w:p>
+      <w:pPr>
+        <w:pStyle w:val="ListParagraph"/>
+        <w:numPr>
+          <w:ilvl w:val="1"/>
+          <w:numId w:val="25"/>
+        </w:numPr>
+      </w:pPr>
+      <w:r>
+        <w:t>At the end the stack will be left with buildings that can see the views</w:t>
+      </w:r>
+    </w:p>
+    <w:p>
+      <w:pPr>
+        <w:pStyle w:val="ListParagraph"/>
+        <w:numPr>
+          <w:ilvl w:val="1"/>
+          <w:numId w:val="25"/>
+        </w:numPr>
+      </w:pPr>
+      <w:r>
+        <w:t>Just return the stack</w:t>
+      </w:r>
+    </w:p>
+    <w:p>
+      <w:r>
+        <w:rPr>
+          <w:noProof/>
+        </w:rPr>
+        <w:lastRenderedPageBreak/>
+        <w:drawing>
+          <wp:inline distT="0" distB="0" distL="0" distR="0" wp14:anchorId="68750890" wp14:editId="131A8FA7">
+            <wp:extent cx="5384800" cy="3086100"/>
+            <wp:effectExtent l="0" t="0" r="0" b="0"/>
+            <wp:docPr id="958477156" name="Picture 6" descr="A screenshot of a computer program&#10;&#10;AI-generated content may be incorrect."/>
+            <wp:cNvGraphicFramePr>
+              <a:graphicFrameLocks xmlns:a="http://schemas.openxmlformats.org/drawingml/2006/main" noChangeAspect="1"/>
+            </wp:cNvGraphicFramePr>
+            <a:graphic xmlns:a="http://schemas.openxmlformats.org/drawingml/2006/main">
+              <a:graphicData uri="http://schemas.openxmlformats.org/drawingml/2006/picture">
+                <pic:pic xmlns:pic="http://schemas.openxmlformats.org/drawingml/2006/picture">
+                  <pic:nvPicPr>
+                    <pic:cNvPr id="958477156" name="Picture 6" descr="A screenshot of a computer program&#10;&#10;AI-generated content may be incorrect."/>
+                    <pic:cNvPicPr/>
+                  </pic:nvPicPr>
+                  <pic:blipFill>
+                    <a:blip r:embed="rId47">
+                      <a:extLst>
+                        <a:ext uri="{28A0092B-C50C-407E-A947-70E740481C1C}">
+                          <a14:useLocalDpi xmlns:a14="http://schemas.microsoft.com/office/drawing/2010/main" val="0"/>
+                        </a:ext>
+                      </a:extLst>
+                    </a:blip>
+                    <a:stretch>
+                      <a:fillRect/>
+                    </a:stretch>
+                  </pic:blipFill>
+                  <pic:spPr>
+                    <a:xfrm>
+                      <a:off x="0" y="0"/>
+                      <a:ext cx="5384800" cy="3086100"/>
+                    </a:xfrm>
+                    <a:prstGeom prst="rect">
+                      <a:avLst/>
+                    </a:prstGeom>
+                  </pic:spPr>
+                </pic:pic>
+              </a:graphicData>
+            </a:graphic>
+          </wp:inline>
+        </w:drawing>
+      </w:r>
+    </w:p>
+    <w:p>
+      <w:r>
+        <w:t>Complexity:</w:t>
+      </w:r>
+    </w:p>
+    <w:p>
+      <w:pPr>
+        <w:pStyle w:val="ListParagraph"/>
+        <w:numPr>
+          <w:ilvl w:val="0"/>
+          <w:numId w:val="26"/>
+        </w:numPr>
+      </w:pPr>
+      <w:r>
+        <w:t>1</w:t>
+      </w:r>
+      <w:r>
+        <w:rPr>
+          <w:vertAlign w:val="superscript"/>
+        </w:rPr>
+        <w:t>st</w:t>
+      </w:r>
+      <w:r>
+        <w:t xml:space="preserve"> approach</w:t>
+      </w:r>
+    </w:p>
+    <w:p>
+      <w:pPr>
+        <w:pStyle w:val="ListParagraph"/>
+        <w:numPr>
+          <w:ilvl w:val="1"/>
+          <w:numId w:val="26"/>
+        </w:numPr>
+      </w:pPr>
+      <w:r>
+        <w:t>Time: O(n)</w:t>
+      </w:r>
+    </w:p>
+    <w:p>
+      <w:pPr>
+        <w:pStyle w:val="ListParagraph"/>
+        <w:numPr>
+          <w:ilvl w:val="1"/>
+          <w:numId w:val="26"/>
+        </w:numPr>
+      </w:pPr>
+      <w:proofErr w:type="spellStart"/>
+      <w:r>
+        <w:t>Spcace</w:t>
+      </w:r>
+      <w:proofErr w:type="spellEnd"/>
+      <w:r>
+        <w:t xml:space="preserve">: </w:t>
+      </w:r>
+      <w:proofErr w:type="gramStart"/>
+      <w:r>
+        <w:t>O(</w:t>
+      </w:r>
+      <w:proofErr w:type="gramEnd"/>
+      <w:r>
+        <w:t>1) not additional space allocated, if counting the output array it will be O(k)</w:t>
+      </w:r>
+    </w:p>
+    <w:p>
+      <w:pPr>
+        <w:pStyle w:val="ListParagraph"/>
+        <w:numPr>
+          <w:ilvl w:val="0"/>
+          <w:numId w:val="26"/>
+        </w:numPr>
+      </w:pPr>
+      <w:r>
+        <w:t>2</w:t>
+      </w:r>
+      <w:r>
+        <w:rPr>
+          <w:vertAlign w:val="superscript"/>
+        </w:rPr>
+        <w:t>nd</w:t>
+      </w:r>
+      <w:r>
+        <w:t xml:space="preserve"> approach</w:t>
+      </w:r>
+    </w:p>
+    <w:p>
+      <w:pPr>
+        <w:pStyle w:val="ListParagraph"/>
+        <w:numPr>
+          <w:ilvl w:val="1"/>
+          <w:numId w:val="26"/>
+        </w:numPr>
+      </w:pPr>
+      <w:proofErr w:type="spellStart"/>
+      <w:r>
+        <w:t>Time:O</w:t>
+      </w:r>
+      <w:proofErr w:type="spellEnd"/>
+      <w:r>
+        <w:t>(n)</w:t>
+      </w:r>
+    </w:p>
+    <w:p>
+      <w:pPr>
+        <w:pStyle w:val="ListParagraph"/>
+        <w:numPr>
+          <w:ilvl w:val="1"/>
+          <w:numId w:val="26"/>
+        </w:numPr>
+      </w:pPr>
+      <w:proofErr w:type="spellStart"/>
+      <w:r>
+        <w:t>Space:O</w:t>
+      </w:r>
+      <w:proofErr w:type="spellEnd"/>
+      <w:r>
+        <w:t>(n) extra space for the stack data structure</w:t>
       </w:r>
     </w:p>
     <w:p>
       <w:pPr>
         <w:pStyle w:val="Heading1"/>
       </w:pPr>
-      <w:bookmarkStart w:id="16" w:name="_Toc207803074"/>
+      <w:bookmarkStart w:id="17" w:name="_Toc207815975"/>
       <w:r>
         <w:lastRenderedPageBreak/>
         <w:t>Functions</w:t>
       </w:r>
-      <w:bookmarkEnd w:id="16"/>
+      <w:bookmarkEnd w:id="17"/>
     </w:p>
     <w:p>
       <w:pPr>
         <w:pStyle w:val="Heading2"/>
       </w:pPr>
-      <w:bookmarkStart w:id="17" w:name="_Toc207803075"/>
+      <w:bookmarkStart w:id="18" w:name="_Toc207815976"/>
       <w:r>
         <w:t>825-Random Pick with weight</w:t>
       </w:r>
-      <w:bookmarkEnd w:id="17"/>
+      <w:bookmarkEnd w:id="18"/>
     </w:p>
     <w:p>
       <w:r>
@@ -7253,7 +8848,7 @@
                     <pic:cNvPicPr/>
                   </pic:nvPicPr>
                   <pic:blipFill>
-                    <a:blip r:embed="rId45">
+                    <a:blip r:embed="rId48">
                       <a:extLst>
                         <a:ext uri="{28A0092B-C50C-407E-A947-70E740481C1C}">
                           <a14:useLocalDpi xmlns:a14="http://schemas.microsoft.com/office/drawing/2010/main" val="0"/>
@@ -7288,17 +8883,45 @@
           <w:numId w:val="13"/>
         </w:numPr>
       </w:pPr>
-      <w:r>
-        <w:t>So this problem is basically to return a index value</w:t>
-      </w:r>
-      <w:r>
-        <w:t xml:space="preserve"> i</w:t>
-      </w:r>
+      <w:proofErr w:type="gramStart"/>
+      <w:r>
+        <w:t>So</w:t>
+      </w:r>
+      <w:proofErr w:type="gramEnd"/>
+      <w:r>
+        <w:t xml:space="preserve"> this problem is basically to return </w:t>
+      </w:r>
+      <w:proofErr w:type="spellStart"/>
+      <w:proofErr w:type="gramStart"/>
+      <w:r>
+        <w:t>a</w:t>
+      </w:r>
+      <w:proofErr w:type="spellEnd"/>
+      <w:proofErr w:type="gramEnd"/>
+      <w:r>
+        <w:t xml:space="preserve"> index value</w:t>
+      </w:r>
+      <w:r>
+        <w:t xml:space="preserve"> </w:t>
+      </w:r>
+      <w:proofErr w:type="spellStart"/>
+      <w:r>
+        <w:t>i</w:t>
+      </w:r>
+      <w:proofErr w:type="spellEnd"/>
       <w:r>
         <w:t xml:space="preserve"> from a list with </w:t>
       </w:r>
       <w:r>
-        <w:t xml:space="preserve">probability proportional to w[i] </w:t>
+        <w:t>probability proportional to w[</w:t>
+      </w:r>
+      <w:proofErr w:type="spellStart"/>
+      <w:r>
+        <w:t>i</w:t>
+      </w:r>
+      <w:proofErr w:type="spellEnd"/>
+      <w:r>
+        <w:t xml:space="preserve">] </w:t>
       </w:r>
     </w:p>
     <w:p>
@@ -7321,8 +8944,18 @@
           <w:numId w:val="13"/>
         </w:numPr>
       </w:pPr>
-      <w:r>
-        <w:t>pickIndex() → 0 with probability 1/4</w:t>
+      <w:proofErr w:type="spellStart"/>
+      <w:proofErr w:type="gramStart"/>
+      <w:r>
+        <w:t>pickIndex</w:t>
+      </w:r>
+      <w:proofErr w:type="spellEnd"/>
+      <w:r>
+        <w:t>(</w:t>
+      </w:r>
+      <w:proofErr w:type="gramEnd"/>
+      <w:r>
+        <w:t>) → 0 with probability 1/4</w:t>
       </w:r>
     </w:p>
     <w:p>
@@ -7333,8 +8966,18 @@
           <w:numId w:val="13"/>
         </w:numPr>
       </w:pPr>
-      <w:r>
-        <w:t>pickIndex() → 1 with probability ¾</w:t>
+      <w:proofErr w:type="spellStart"/>
+      <w:proofErr w:type="gramStart"/>
+      <w:r>
+        <w:t>pickIndex</w:t>
+      </w:r>
+      <w:proofErr w:type="spellEnd"/>
+      <w:r>
+        <w:t>(</w:t>
+      </w:r>
+      <w:proofErr w:type="gramEnd"/>
+      <w:r>
+        <w:t>) → 1 with probability ¾</w:t>
       </w:r>
     </w:p>
     <w:p>
@@ -7346,7 +8989,25 @@
         </w:numPr>
       </w:pPr>
       <w:r>
-        <w:t xml:space="preserve">we could use random.randint(1,total) to return a random number, but it’s a single number not a probability distribution. </w:t>
+        <w:t xml:space="preserve">we could use </w:t>
+      </w:r>
+      <w:proofErr w:type="spellStart"/>
+      <w:proofErr w:type="gramStart"/>
+      <w:r>
+        <w:t>random.randint</w:t>
+      </w:r>
+      <w:proofErr w:type="spellEnd"/>
+      <w:proofErr w:type="gramEnd"/>
+      <w:r>
+        <w:t>(</w:t>
+      </w:r>
+      <w:proofErr w:type="gramStart"/>
+      <w:r>
+        <w:t>1,total</w:t>
+      </w:r>
+      <w:proofErr w:type="gramEnd"/>
+      <w:r>
+        <w:t xml:space="preserve">) to return a random number, but it’s a single number not a probability distribution. </w:t>
       </w:r>
     </w:p>
     <w:p>
@@ -7358,7 +9019,23 @@
         </w:numPr>
       </w:pPr>
       <w:r>
-        <w:t xml:space="preserve">If we use prefix sum we can partition the range [1,total] into slices proportional to each weight, then use binary search. </w:t>
+        <w:t xml:space="preserve">If we use prefix </w:t>
+      </w:r>
+      <w:proofErr w:type="gramStart"/>
+      <w:r>
+        <w:t>sum</w:t>
+      </w:r>
+      <w:proofErr w:type="gramEnd"/>
+      <w:r>
+        <w:t xml:space="preserve"> we can partition the range [</w:t>
+      </w:r>
+      <w:proofErr w:type="gramStart"/>
+      <w:r>
+        <w:t>1,total</w:t>
+      </w:r>
+      <w:proofErr w:type="gramEnd"/>
+      <w:r>
+        <w:t xml:space="preserve">] into slices proportional to each weight, then use binary search. </w:t>
       </w:r>
     </w:p>
     <w:p>
@@ -7527,7 +9204,7 @@
                     <pic:cNvPicPr/>
                   </pic:nvPicPr>
                   <pic:blipFill>
-                    <a:blip r:embed="rId46">
+                    <a:blip r:embed="rId49">
                       <a:extLst>
                         <a:ext uri="{28A0092B-C50C-407E-A947-70E740481C1C}">
                           <a14:useLocalDpi xmlns:a14="http://schemas.microsoft.com/office/drawing/2010/main" val="0"/>
@@ -7563,10 +9240,18 @@
         </w:numPr>
       </w:pPr>
       <w:r>
-        <w:t>Time: O(n) at constructor, O(l</w:t>
-      </w:r>
-      <w:r>
-        <w:t>ogn) for binary search</w:t>
+        <w:t>Time: O(n) at constructor, O(</w:t>
+      </w:r>
+      <w:proofErr w:type="spellStart"/>
+      <w:r>
+        <w:t>l</w:t>
+      </w:r>
+      <w:r>
+        <w:t>ogn</w:t>
+      </w:r>
+      <w:proofErr w:type="spellEnd"/>
+      <w:r>
+        <w:t>) for binary search</w:t>
       </w:r>
     </w:p>
     <w:p>
@@ -7585,12 +9270,12 @@
       <w:pPr>
         <w:pStyle w:val="Heading2"/>
       </w:pPr>
-      <w:bookmarkStart w:id="18" w:name="_Toc207803076"/>
+      <w:bookmarkStart w:id="19" w:name="_Toc207815977"/>
       <w:r>
         <w:lastRenderedPageBreak/>
         <w:t>1570-Dot Product of Two Sparse Vectors</w:t>
       </w:r>
-      <w:bookmarkEnd w:id="18"/>
+      <w:bookmarkEnd w:id="19"/>
     </w:p>
     <w:p>
       <w:r>
@@ -7613,7 +9298,7 @@
                     <pic:cNvPicPr/>
                   </pic:nvPicPr>
                   <pic:blipFill>
-                    <a:blip r:embed="rId47">
+                    <a:blip r:embed="rId50">
                       <a:extLst>
                         <a:ext uri="{28A0092B-C50C-407E-A947-70E740481C1C}">
                           <a14:useLocalDpi xmlns:a14="http://schemas.microsoft.com/office/drawing/2010/main" val="0"/>
@@ -7648,9 +9333,19 @@
           <w:numId w:val="15"/>
         </w:numPr>
       </w:pPr>
-      <w:r>
-        <w:t>Hashtable method;</w:t>
-      </w:r>
+      <w:proofErr w:type="spellStart"/>
+      <w:r>
+        <w:t>Hashtable</w:t>
+      </w:r>
+      <w:proofErr w:type="spellEnd"/>
+      <w:r>
+        <w:t xml:space="preserve"> </w:t>
+      </w:r>
+      <w:proofErr w:type="gramStart"/>
+      <w:r>
+        <w:t>method;</w:t>
+      </w:r>
+      <w:proofErr w:type="gramEnd"/>
     </w:p>
     <w:p>
       <w:pPr>
@@ -7661,7 +9356,15 @@
         </w:numPr>
       </w:pPr>
       <w:r>
-        <w:t>Since sparse vector will have a lot of zeros, only the non-zero values really matters. And if the corresponding indexes of the other of vector is zero, then both corresponding indexes can be ignored.</w:t>
+        <w:t xml:space="preserve">Since sparse vector will have a lot of zeros, only the non-zero values really </w:t>
+      </w:r>
+      <w:proofErr w:type="gramStart"/>
+      <w:r>
+        <w:t>matters</w:t>
+      </w:r>
+      <w:proofErr w:type="gramEnd"/>
+      <w:r>
+        <w:t>. And if the corresponding indexes of the other of vector is zero, then both corresponding indexes can be ignored.</w:t>
       </w:r>
     </w:p>
     <w:p>
@@ -7673,7 +9376,31 @@
         </w:numPr>
       </w:pPr>
       <w:r>
-        <w:t>The hashmap will be initialized in the constructor, the hashmap will store the indexes and values of non-zerosof the sparse vector</w:t>
+        <w:t xml:space="preserve">The </w:t>
+      </w:r>
+      <w:proofErr w:type="spellStart"/>
+      <w:r>
+        <w:t>hashmap</w:t>
+      </w:r>
+      <w:proofErr w:type="spellEnd"/>
+      <w:r>
+        <w:t xml:space="preserve"> will be initialized in the constructor, the </w:t>
+      </w:r>
+      <w:proofErr w:type="spellStart"/>
+      <w:r>
+        <w:t>hashmap</w:t>
+      </w:r>
+      <w:proofErr w:type="spellEnd"/>
+      <w:r>
+        <w:t xml:space="preserve"> will store the indexes and values of non-</w:t>
+      </w:r>
+      <w:proofErr w:type="spellStart"/>
+      <w:r>
+        <w:t>zerosof</w:t>
+      </w:r>
+      <w:proofErr w:type="spellEnd"/>
+      <w:r>
+        <w:t xml:space="preserve"> the sparse vector</w:t>
       </w:r>
     </w:p>
     <w:p>
@@ -7685,7 +9412,15 @@
         </w:numPr>
       </w:pPr>
       <w:r>
-        <w:t>The function takes a sparse vector constructed the same way (a hashmap)</w:t>
+        <w:t xml:space="preserve">The function takes a sparse vector constructed the same way (a </w:t>
+      </w:r>
+      <w:proofErr w:type="spellStart"/>
+      <w:r>
+        <w:t>hashmap</w:t>
+      </w:r>
+      <w:proofErr w:type="spellEnd"/>
+      <w:r>
+        <w:t>)</w:t>
       </w:r>
     </w:p>
     <w:p>
@@ -7697,7 +9432,35 @@
         </w:numPr>
       </w:pPr>
       <w:r>
-        <w:t>Traverse through the items() of the self.hashmap, if the index is in the vec.hashmap, then multiply both values and add to the total</w:t>
+        <w:t xml:space="preserve">Traverse through the </w:t>
+      </w:r>
+      <w:proofErr w:type="gramStart"/>
+      <w:r>
+        <w:t>items(</w:t>
+      </w:r>
+      <w:proofErr w:type="gramEnd"/>
+      <w:r>
+        <w:t xml:space="preserve">) of the </w:t>
+      </w:r>
+      <w:proofErr w:type="spellStart"/>
+      <w:proofErr w:type="gramStart"/>
+      <w:r>
+        <w:t>self.hashmap</w:t>
+      </w:r>
+      <w:proofErr w:type="spellEnd"/>
+      <w:proofErr w:type="gramEnd"/>
+      <w:r>
+        <w:t xml:space="preserve">, if the index is in the </w:t>
+      </w:r>
+      <w:proofErr w:type="spellStart"/>
+      <w:proofErr w:type="gramStart"/>
+      <w:r>
+        <w:t>vec.hashmap</w:t>
+      </w:r>
+      <w:proofErr w:type="spellEnd"/>
+      <w:proofErr w:type="gramEnd"/>
+      <w:r>
+        <w:t>, then multiply both values and add to the total</w:t>
       </w:r>
     </w:p>
     <w:p>
@@ -7709,7 +9472,31 @@
         </w:numPr>
       </w:pPr>
       <w:r>
-        <w:t xml:space="preserve">Before doing the operation, check for the length of the two vector, and call the dotProduct function on which ever vector that is shorter, because shorter vector has less hashmap keys to go through. </w:t>
+        <w:t xml:space="preserve">Before doing the operation, check for the length of the two </w:t>
+      </w:r>
+      <w:proofErr w:type="gramStart"/>
+      <w:r>
+        <w:t>vector</w:t>
+      </w:r>
+      <w:proofErr w:type="gramEnd"/>
+      <w:r>
+        <w:t xml:space="preserve">, and call the </w:t>
+      </w:r>
+      <w:proofErr w:type="spellStart"/>
+      <w:r>
+        <w:t>dotProduct</w:t>
+      </w:r>
+      <w:proofErr w:type="spellEnd"/>
+      <w:r>
+        <w:t xml:space="preserve"> function on which ever vector that is shorter, because shorter vector has less </w:t>
+      </w:r>
+      <w:proofErr w:type="spellStart"/>
+      <w:r>
+        <w:t>hashmap</w:t>
+      </w:r>
+      <w:proofErr w:type="spellEnd"/>
+      <w:r>
+        <w:t xml:space="preserve"> keys to go through. </w:t>
       </w:r>
     </w:p>
     <w:p>
@@ -7741,7 +9528,7 @@
                     <pic:cNvPicPr/>
                   </pic:nvPicPr>
                   <pic:blipFill>
-                    <a:blip r:embed="rId48">
+                    <a:blip r:embed="rId51">
                       <a:extLst>
                         <a:ext uri="{28A0092B-C50C-407E-A947-70E740481C1C}">
                           <a14:useLocalDpi xmlns:a14="http://schemas.microsoft.com/office/drawing/2010/main" val="0"/>
@@ -7777,7 +9564,15 @@
         </w:numPr>
       </w:pPr>
       <w:r>
-        <w:t>Time: O(a+b), a is the size of vector 1, and b vector 2</w:t>
+        <w:t>Time: O(</w:t>
+      </w:r>
+      <w:proofErr w:type="spellStart"/>
+      <w:r>
+        <w:t>a+b</w:t>
+      </w:r>
+      <w:proofErr w:type="spellEnd"/>
+      <w:r>
+        <w:t>), a is the size of vector 1, and b vector 2</w:t>
       </w:r>
     </w:p>
     <w:p>
@@ -7788,8 +9583,21 @@
           <w:numId w:val="15"/>
         </w:numPr>
       </w:pPr>
-      <w:r>
-        <w:t>Space:O(a+b), a is the size of non</w:t>
+      <w:proofErr w:type="spellStart"/>
+      <w:r>
+        <w:t>Space:O</w:t>
+      </w:r>
+      <w:proofErr w:type="spellEnd"/>
+      <w:r>
+        <w:t>(</w:t>
+      </w:r>
+      <w:proofErr w:type="spellStart"/>
+      <w:r>
+        <w:t>a+b</w:t>
+      </w:r>
+      <w:proofErr w:type="spellEnd"/>
+      <w:r>
+        <w:t>), a is the size of non</w:t>
       </w:r>
       <w:r>
         <w:t>-zeros in vector 1, and b vector 2</w:t>
@@ -7816,7 +9624,31 @@
         </w:numPr>
       </w:pPr>
       <w:r>
-        <w:t xml:space="preserve">Answer, keep the dense one in a array, and only store the sparse one in the hashmap. Because if store a dense vector in hashmap would gain an extra O(n) space complexity, and there is no benefit. </w:t>
+        <w:t xml:space="preserve">Answer, keep the dense one in </w:t>
+      </w:r>
+      <w:proofErr w:type="gramStart"/>
+      <w:r>
+        <w:t>a</w:t>
+      </w:r>
+      <w:proofErr w:type="gramEnd"/>
+      <w:r>
+        <w:t xml:space="preserve"> array, and only store the sparse one in the </w:t>
+      </w:r>
+      <w:proofErr w:type="spellStart"/>
+      <w:r>
+        <w:t>hashmap</w:t>
+      </w:r>
+      <w:proofErr w:type="spellEnd"/>
+      <w:r>
+        <w:t xml:space="preserve">. Because if store a dense vector in </w:t>
+      </w:r>
+      <w:proofErr w:type="spellStart"/>
+      <w:r>
+        <w:t>hashmap</w:t>
+      </w:r>
+      <w:proofErr w:type="spellEnd"/>
+      <w:r>
+        <w:t xml:space="preserve"> would gain an extra O(n) space complexity, and there is no benefit. </w:t>
       </w:r>
     </w:p>
     <w:p/>
@@ -7824,22 +9656,30 @@
       <w:pPr>
         <w:pStyle w:val="Heading1"/>
       </w:pPr>
-      <w:bookmarkStart w:id="19" w:name="_Toc207803077"/>
+      <w:bookmarkStart w:id="20" w:name="_Toc207815978"/>
       <w:r>
         <w:lastRenderedPageBreak/>
         <w:t>Strings</w:t>
       </w:r>
-      <w:bookmarkEnd w:id="19"/>
+      <w:bookmarkEnd w:id="20"/>
     </w:p>
     <w:p>
       <w:pPr>
         <w:pStyle w:val="Heading2"/>
       </w:pPr>
-      <w:bookmarkStart w:id="20" w:name="_Toc207803078"/>
-      <w:r>
-        <w:t>8-String to Integer(ATOI)</w:t>
-      </w:r>
-      <w:bookmarkEnd w:id="20"/>
+      <w:bookmarkStart w:id="21" w:name="_Toc207815979"/>
+      <w:r>
+        <w:t xml:space="preserve">8-String to </w:t>
+      </w:r>
+      <w:proofErr w:type="gramStart"/>
+      <w:r>
+        <w:t>Integer(</w:t>
+      </w:r>
+      <w:proofErr w:type="gramEnd"/>
+      <w:r>
+        <w:t>ATOI)</w:t>
+      </w:r>
+      <w:bookmarkEnd w:id="21"/>
     </w:p>
     <w:p>
       <w:r>
@@ -7862,7 +9702,7 @@
                     <pic:cNvPicPr/>
                   </pic:nvPicPr>
                   <pic:blipFill>
-                    <a:blip r:embed="rId49"/>
+                    <a:blip r:embed="rId52"/>
                     <a:stretch>
                       <a:fillRect/>
                     </a:stretch>
@@ -7884,28 +9724,41 @@
       </w:r>
     </w:p>
     <w:p>
+      <w:proofErr w:type="spellStart"/>
       <w:r>
         <w:t>Time:</w:t>
       </w:r>
       <w:r>
-        <w:t>O(n)-one time traversal</w:t>
-      </w:r>
-    </w:p>
-    <w:p>
-      <w:r>
-        <w:t>Space: O(1), no additional data structure used</w:t>
+        <w:t>O</w:t>
+      </w:r>
+      <w:proofErr w:type="spellEnd"/>
+      <w:r>
+        <w:t>(n)-one time traversal</w:t>
+      </w:r>
+    </w:p>
+    <w:p>
+      <w:r>
+        <w:t xml:space="preserve">Space: </w:t>
+      </w:r>
+      <w:proofErr w:type="gramStart"/>
+      <w:r>
+        <w:t>O(</w:t>
+      </w:r>
+      <w:proofErr w:type="gramEnd"/>
+      <w:r>
+        <w:t>1), no additional data structure used</w:t>
       </w:r>
     </w:p>
     <w:p>
       <w:pPr>
         <w:pStyle w:val="Heading2"/>
       </w:pPr>
-      <w:bookmarkStart w:id="21" w:name="_Toc207803079"/>
+      <w:bookmarkStart w:id="22" w:name="_Toc207815980"/>
       <w:r>
         <w:lastRenderedPageBreak/>
         <w:t>71 – Simplify Path</w:t>
       </w:r>
-      <w:bookmarkEnd w:id="21"/>
+      <w:bookmarkEnd w:id="22"/>
     </w:p>
     <w:p>
       <w:r>
@@ -7928,7 +9781,7 @@
                     <pic:cNvPicPr/>
                   </pic:nvPicPr>
                   <pic:blipFill>
-                    <a:blip r:embed="rId50"/>
+                    <a:blip r:embed="rId53"/>
                     <a:stretch>
                       <a:fillRect/>
                     </a:stretch>
@@ -8062,7 +9915,7 @@
                     <pic:cNvPicPr/>
                   </pic:nvPicPr>
                   <pic:blipFill>
-                    <a:blip r:embed="rId51"/>
+                    <a:blip r:embed="rId54"/>
                     <a:stretch>
                       <a:fillRect/>
                     </a:stretch>
@@ -8117,12 +9970,12 @@
       <w:pPr>
         <w:pStyle w:val="Heading2"/>
       </w:pPr>
-      <w:bookmarkStart w:id="22" w:name="_Toc207803080"/>
+      <w:bookmarkStart w:id="23" w:name="_Toc207815981"/>
       <w:r>
         <w:lastRenderedPageBreak/>
         <w:t>227 – Basic Calculator II</w:t>
       </w:r>
-      <w:bookmarkEnd w:id="22"/>
+      <w:bookmarkEnd w:id="23"/>
     </w:p>
     <w:p>
       <w:r>
@@ -8145,7 +9998,7 @@
                     <pic:cNvPicPr/>
                   </pic:nvPicPr>
                   <pic:blipFill>
-                    <a:blip r:embed="rId52">
+                    <a:blip r:embed="rId55">
                       <a:extLst>
                         <a:ext uri="{28A0092B-C50C-407E-A947-70E740481C1C}">
                           <a14:useLocalDpi xmlns:a14="http://schemas.microsoft.com/office/drawing/2010/main" val="0"/>
@@ -8181,7 +10034,15 @@
         </w:numPr>
       </w:pPr>
       <w:r>
-        <w:t>Iterate through each characters in the string, note that numbers will tend to have a sign in the front, the key is to keep track of what sign the number have (from previous iteration)</w:t>
+        <w:t xml:space="preserve">Iterate through each </w:t>
+      </w:r>
+      <w:proofErr w:type="gramStart"/>
+      <w:r>
+        <w:t>characters</w:t>
+      </w:r>
+      <w:proofErr w:type="gramEnd"/>
+      <w:r>
+        <w:t xml:space="preserve"> in the string, note that numbers will tend to have a sign in the front, the key is to keep track of what sign the number have (from previous iteration)</w:t>
       </w:r>
     </w:p>
     <w:p>
@@ -8193,7 +10054,15 @@
         </w:numPr>
       </w:pPr>
       <w:r>
-        <w:t xml:space="preserve">When iterating, multiple number chars can be combined using num = num*10+int(ch). </w:t>
+        <w:t>When iterating, multiple number chars can be combined using num = num*10+int(</w:t>
+      </w:r>
+      <w:proofErr w:type="spellStart"/>
+      <w:r>
+        <w:t>ch</w:t>
+      </w:r>
+      <w:proofErr w:type="spellEnd"/>
+      <w:r>
+        <w:t xml:space="preserve">). </w:t>
       </w:r>
     </w:p>
     <w:p>
@@ -8205,7 +10074,15 @@
         </w:numPr>
       </w:pPr>
       <w:r>
-        <w:t>If the ch is not digit</w:t>
+        <w:t xml:space="preserve">If the </w:t>
+      </w:r>
+      <w:proofErr w:type="spellStart"/>
+      <w:r>
+        <w:t>ch</w:t>
+      </w:r>
+      <w:proofErr w:type="spellEnd"/>
+      <w:r>
+        <w:t xml:space="preserve"> is not digit</w:t>
       </w:r>
       <w:r>
         <w:t xml:space="preserve"> and not blank, it must be a sign. If a sign is met, then it’s time to do number operation with previous sign and number stored. </w:t>
@@ -8220,7 +10097,15 @@
         </w:numPr>
       </w:pPr>
       <w:r>
-        <w:t>After the operation, set the sign to current reading , and reset the num to 0, these are for next iteration</w:t>
+        <w:t xml:space="preserve">After the operation, set the sign to current </w:t>
+      </w:r>
+      <w:proofErr w:type="gramStart"/>
+      <w:r>
+        <w:t>reading ,</w:t>
+      </w:r>
+      <w:proofErr w:type="gramEnd"/>
+      <w:r>
+        <w:t xml:space="preserve"> and reset the num to 0, these are for next iteration</w:t>
       </w:r>
     </w:p>
     <w:p>
@@ -8264,7 +10149,7 @@
                     <pic:cNvPicPr/>
                   </pic:nvPicPr>
                   <pic:blipFill>
-                    <a:blip r:embed="rId53">
+                    <a:blip r:embed="rId56">
                       <a:extLst>
                         <a:ext uri="{28A0092B-C50C-407E-A947-70E740481C1C}">
                           <a14:useLocalDpi xmlns:a14="http://schemas.microsoft.com/office/drawing/2010/main" val="0"/>
@@ -8319,7 +10204,7 @@
                     <pic:cNvPicPr/>
                   </pic:nvPicPr>
                   <pic:blipFill>
-                    <a:blip r:embed="rId54">
+                    <a:blip r:embed="rId57">
                       <a:extLst>
                         <a:ext uri="{28A0092B-C50C-407E-A947-70E740481C1C}">
                           <a14:useLocalDpi xmlns:a14="http://schemas.microsoft.com/office/drawing/2010/main" val="0"/>
@@ -8366,8 +10251,13 @@
           <w:numId w:val="15"/>
         </w:numPr>
       </w:pPr>
-      <w:r>
-        <w:t>Space:O(n) -&gt; the extra stack data structure</w:t>
+      <w:proofErr w:type="spellStart"/>
+      <w:r>
+        <w:t>Space:O</w:t>
+      </w:r>
+      <w:proofErr w:type="spellEnd"/>
+      <w:r>
+        <w:t>(n) -&gt; the extra stack data structure</w:t>
       </w:r>
     </w:p>
     <w:p/>
@@ -8375,12 +10265,12 @@
       <w:pPr>
         <w:pStyle w:val="Heading2"/>
       </w:pPr>
-      <w:bookmarkStart w:id="23" w:name="_Toc207803081"/>
+      <w:bookmarkStart w:id="24" w:name="_Toc207815982"/>
       <w:r>
         <w:lastRenderedPageBreak/>
         <w:t>1249 – Minimum Remove to Make Valid Parentheses</w:t>
       </w:r>
-      <w:bookmarkEnd w:id="23"/>
+      <w:bookmarkEnd w:id="24"/>
     </w:p>
     <w:p>
       <w:r>
@@ -8403,7 +10293,7 @@
                     <pic:cNvPicPr/>
                   </pic:nvPicPr>
                   <pic:blipFill>
-                    <a:blip r:embed="rId55">
+                    <a:blip r:embed="rId58">
                       <a:extLst>
                         <a:ext uri="{28A0092B-C50C-407E-A947-70E740481C1C}">
                           <a14:useLocalDpi xmlns:a14="http://schemas.microsoft.com/office/drawing/2010/main" val="0"/>
@@ -8475,7 +10365,23 @@
         </w:numPr>
       </w:pPr>
       <w:r>
-        <w:t xml:space="preserve">When encountering “(“, put it in stack. When encountering “)”, if stack is not empty, it must be “(“ on top, pop it so a pair is taken cared of. Store the index of extra ones in another list (to be removed) make sure to update the remove list with leftover “(“s that have not been popped. </w:t>
+        <w:t>When encountering “(“, put it in stack. When encountering “)”, if stack is not empty, it must be “</w:t>
+      </w:r>
+      <w:proofErr w:type="gramStart"/>
+      <w:r>
+        <w:t>(“ on</w:t>
+      </w:r>
+      <w:proofErr w:type="gramEnd"/>
+      <w:r>
+        <w:t xml:space="preserve"> top, pop it so a pair is taken </w:t>
+      </w:r>
+      <w:proofErr w:type="spellStart"/>
+      <w:r>
+        <w:t>cared</w:t>
+      </w:r>
+      <w:proofErr w:type="spellEnd"/>
+      <w:r>
+        <w:t xml:space="preserve"> of. Store the index of extra ones in another list (to be removed) make sure to update the remove list with leftover “(“s that have not been popped. </w:t>
       </w:r>
     </w:p>
     <w:p>
@@ -8507,7 +10413,7 @@
                     <pic:cNvPicPr/>
                   </pic:nvPicPr>
                   <pic:blipFill>
-                    <a:blip r:embed="rId56">
+                    <a:blip r:embed="rId59">
                       <a:extLst>
                         <a:ext uri="{28A0092B-C50C-407E-A947-70E740481C1C}">
                           <a14:useLocalDpi xmlns:a14="http://schemas.microsoft.com/office/drawing/2010/main" val="0"/>
@@ -8562,21 +10468,31 @@
       <w:pPr>
         <w:pStyle w:val="Heading1"/>
       </w:pPr>
-      <w:bookmarkStart w:id="24" w:name="_Toc207803082"/>
+      <w:bookmarkStart w:id="25" w:name="_Toc207815983"/>
       <w:r>
         <w:t>Recursions</w:t>
       </w:r>
-      <w:bookmarkEnd w:id="24"/>
+      <w:bookmarkEnd w:id="25"/>
     </w:p>
     <w:p>
       <w:pPr>
         <w:pStyle w:val="Heading2"/>
       </w:pPr>
-      <w:bookmarkStart w:id="25" w:name="_Toc207803083"/>
-      <w:r>
-        <w:t>50-Pow(x,n)</w:t>
-      </w:r>
-      <w:bookmarkEnd w:id="25"/>
+      <w:bookmarkStart w:id="26" w:name="_Toc207815984"/>
+      <w:r>
+        <w:t>50-Pow(</w:t>
+      </w:r>
+      <w:proofErr w:type="spellStart"/>
+      <w:proofErr w:type="gramStart"/>
+      <w:r>
+        <w:t>x,n</w:t>
+      </w:r>
+      <w:proofErr w:type="spellEnd"/>
+      <w:proofErr w:type="gramEnd"/>
+      <w:r>
+        <w:t>)</w:t>
+      </w:r>
+      <w:bookmarkEnd w:id="26"/>
     </w:p>
     <w:p>
       <w:r>
@@ -8599,7 +10515,7 @@
                     <pic:cNvPicPr/>
                   </pic:nvPicPr>
                   <pic:blipFill>
-                    <a:blip r:embed="rId57">
+                    <a:blip r:embed="rId60">
                       <a:extLst>
                         <a:ext uri="{28A0092B-C50C-407E-A947-70E740481C1C}">
                           <a14:useLocalDpi xmlns:a14="http://schemas.microsoft.com/office/drawing/2010/main" val="0"/>
@@ -8634,8 +10550,13 @@
           <w:numId w:val="15"/>
         </w:numPr>
       </w:pPr>
-      <w:r>
-        <w:t>Niave approach is to multiply x n times, but it will get O(n)</w:t>
+      <w:proofErr w:type="spellStart"/>
+      <w:r>
+        <w:t>Niave</w:t>
+      </w:r>
+      <w:proofErr w:type="spellEnd"/>
+      <w:r>
+        <w:t xml:space="preserve"> approach is to multiply x n times, but it will get O(n)</w:t>
       </w:r>
     </w:p>
     <w:p>
@@ -8648,7 +10569,15 @@
       </w:pPr>
       <w:r>
         <w:lastRenderedPageBreak/>
-        <w:t>The pattern is x^n = x^(n/2) * x^(n/2), if n is even</w:t>
+        <w:t xml:space="preserve">The pattern is </w:t>
+      </w:r>
+      <w:proofErr w:type="spellStart"/>
+      <w:r>
+        <w:t>x^n</w:t>
+      </w:r>
+      <w:proofErr w:type="spellEnd"/>
+      <w:r>
+        <w:t xml:space="preserve"> = x^(n/2) * x^(n/2), if n is even</w:t>
       </w:r>
     </w:p>
     <w:p>
@@ -8660,7 +10589,15 @@
         </w:numPr>
       </w:pPr>
       <w:r>
-        <w:t>If n is odd: x^n = x * x^(n/2) * x^(n/2)</w:t>
+        <w:t xml:space="preserve">If n is odd: </w:t>
+      </w:r>
+      <w:proofErr w:type="spellStart"/>
+      <w:r>
+        <w:t>x^n</w:t>
+      </w:r>
+      <w:proofErr w:type="spellEnd"/>
+      <w:r>
+        <w:t xml:space="preserve"> = x * x^(n/2) * x^(n/2)</w:t>
       </w:r>
     </w:p>
     <w:p>
@@ -8672,7 +10609,15 @@
         </w:numPr>
       </w:pPr>
       <w:r>
-        <w:t>And if n &lt; 0, it’s 1/(x^n)</w:t>
+        <w:t>And if n &lt; 0, it’s 1/(</w:t>
+      </w:r>
+      <w:proofErr w:type="spellStart"/>
+      <w:r>
+        <w:t>x^n</w:t>
+      </w:r>
+      <w:proofErr w:type="spellEnd"/>
+      <w:r>
+        <w:t>)</w:t>
       </w:r>
     </w:p>
     <w:p>
@@ -8684,7 +10629,15 @@
         </w:numPr>
       </w:pPr>
       <w:r>
-        <w:t xml:space="preserve">This is divide and conquer and don’t forget about edge cases where the answer is 1 if n=0, and x if n=1. </w:t>
+        <w:t xml:space="preserve">This is </w:t>
+      </w:r>
+      <w:proofErr w:type="gramStart"/>
+      <w:r>
+        <w:t>divide</w:t>
+      </w:r>
+      <w:proofErr w:type="gramEnd"/>
+      <w:r>
+        <w:t xml:space="preserve"> and conquer and don’t forget about edge cases where the answer is 1 if n=0, and x if n=1. </w:t>
       </w:r>
     </w:p>
     <w:p>
@@ -8718,7 +10671,7 @@
                     <pic:cNvPicPr/>
                   </pic:nvPicPr>
                   <pic:blipFill>
-                    <a:blip r:embed="rId58">
+                    <a:blip r:embed="rId61">
                       <a:extLst>
                         <a:ext uri="{28A0092B-C50C-407E-A947-70E740481C1C}">
                           <a14:useLocalDpi xmlns:a14="http://schemas.microsoft.com/office/drawing/2010/main" val="0"/>
@@ -8754,7 +10707,15 @@
         </w:numPr>
       </w:pPr>
       <w:r>
-        <w:t xml:space="preserve">Time: O(logn), it’s basically the times the number(n) can be divide by 2. </w:t>
+        <w:t>Time: O(</w:t>
+      </w:r>
+      <w:proofErr w:type="spellStart"/>
+      <w:r>
+        <w:t>logn</w:t>
+      </w:r>
+      <w:proofErr w:type="spellEnd"/>
+      <w:r>
+        <w:t xml:space="preserve">), it’s basically the times the number(n) can be divide by 2. </w:t>
       </w:r>
     </w:p>
     <w:p>
@@ -8766,7 +10727,15 @@
         </w:numPr>
       </w:pPr>
       <w:r>
-        <w:t xml:space="preserve">Space: O(logn), the depth of the recursion, also the times the number(n) can be divide by two. </w:t>
+        <w:t>Space: O(</w:t>
+      </w:r>
+      <w:proofErr w:type="spellStart"/>
+      <w:r>
+        <w:t>logn</w:t>
+      </w:r>
+      <w:proofErr w:type="spellEnd"/>
+      <w:r>
+        <w:t xml:space="preserve">), the depth of the recursion, also the times the number(n) can be divide by two. </w:t>
       </w:r>
     </w:p>
     <w:p/>
@@ -8774,22 +10743,22 @@
       <w:pPr>
         <w:pStyle w:val="Heading1"/>
       </w:pPr>
-      <w:bookmarkStart w:id="26" w:name="_Toc207803084"/>
+      <w:bookmarkStart w:id="27" w:name="_Toc207815985"/>
       <w:r>
         <w:lastRenderedPageBreak/>
         <w:t>DFS and BFS</w:t>
       </w:r>
-      <w:bookmarkEnd w:id="26"/>
+      <w:bookmarkEnd w:id="27"/>
     </w:p>
     <w:p>
       <w:pPr>
         <w:pStyle w:val="Heading2"/>
       </w:pPr>
-      <w:bookmarkStart w:id="27" w:name="_Toc207803085"/>
+      <w:bookmarkStart w:id="28" w:name="_Toc207815986"/>
       <w:r>
         <w:t>339-Nested List Weight Sum (medium)</w:t>
       </w:r>
-      <w:bookmarkEnd w:id="27"/>
+      <w:bookmarkEnd w:id="28"/>
     </w:p>
     <w:p>
       <w:r>
@@ -8812,7 +10781,7 @@
                     <pic:cNvPicPr/>
                   </pic:nvPicPr>
                   <pic:blipFill>
-                    <a:blip r:embed="rId59">
+                    <a:blip r:embed="rId62">
                       <a:extLst>
                         <a:ext uri="{28A0092B-C50C-407E-A947-70E740481C1C}">
                           <a14:useLocalDpi xmlns:a14="http://schemas.microsoft.com/office/drawing/2010/main" val="0"/>
@@ -8869,7 +10838,23 @@
         <w:t xml:space="preserve"> </w:t>
       </w:r>
       <w:r>
-        <w:t>traverse through nestedList, if a node is integer, add to the total, else, it must be a list, then call the recursion function with depth + 1 (because it’s going one level deeper into the nestedList)</w:t>
+        <w:t xml:space="preserve">traverse through </w:t>
+      </w:r>
+      <w:proofErr w:type="spellStart"/>
+      <w:r>
+        <w:t>nestedList</w:t>
+      </w:r>
+      <w:proofErr w:type="spellEnd"/>
+      <w:r>
+        <w:t xml:space="preserve">, if a node is integer, add to the total, else, it must be a list, then call the recursion function with depth + 1 (because it’s going one level deeper into the </w:t>
+      </w:r>
+      <w:proofErr w:type="spellStart"/>
+      <w:r>
+        <w:t>nestedList</w:t>
+      </w:r>
+      <w:proofErr w:type="spellEnd"/>
+      <w:r>
+        <w:t>)</w:t>
       </w:r>
     </w:p>
     <w:p>
@@ -8901,7 +10886,7 @@
                     <pic:cNvPicPr/>
                   </pic:nvPicPr>
                   <pic:blipFill>
-                    <a:blip r:embed="rId60">
+                    <a:blip r:embed="rId63">
                       <a:extLst>
                         <a:ext uri="{28A0092B-C50C-407E-A947-70E740481C1C}">
                           <a14:useLocalDpi xmlns:a14="http://schemas.microsoft.com/office/drawing/2010/main" val="0"/>
@@ -8942,8 +10927,13 @@
       <w:r>
         <w:t>n</w:t>
       </w:r>
-      <w:r>
-        <w:t xml:space="preserve">) : </w:t>
+      <w:proofErr w:type="gramStart"/>
+      <w:r>
+        <w:t>) :</w:t>
+      </w:r>
+      <w:proofErr w:type="gramEnd"/>
+      <w:r>
+        <w:t xml:space="preserve"> </w:t>
       </w:r>
       <w:r>
         <w:t>recursion function is called for every nested element</w:t>
@@ -8985,7 +10975,15 @@
         </w:numPr>
       </w:pPr>
       <w:r>
-        <w:t>If nestedList does not exist, return 0</w:t>
+        <w:t xml:space="preserve">If </w:t>
+      </w:r>
+      <w:proofErr w:type="spellStart"/>
+      <w:r>
+        <w:t>nestedList</w:t>
+      </w:r>
+      <w:proofErr w:type="spellEnd"/>
+      <w:r>
+        <w:t xml:space="preserve"> does not exist, return 0</w:t>
       </w:r>
     </w:p>
     <w:p>
@@ -8999,8 +10997,13 @@
       <w:r>
         <w:t xml:space="preserve">Initialize total = 0, depth = 1, and a que storing the </w:t>
       </w:r>
-      <w:r>
-        <w:t>top level elements of the</w:t>
+      <w:proofErr w:type="gramStart"/>
+      <w:r>
+        <w:t>top level</w:t>
+      </w:r>
+      <w:proofErr w:type="gramEnd"/>
+      <w:r>
+        <w:t xml:space="preserve"> elements of the</w:t>
       </w:r>
       <w:r>
         <w:t xml:space="preserve"> nested List and depth</w:t>
@@ -9021,7 +11024,15 @@
         </w:numPr>
       </w:pPr>
       <w:r>
-        <w:t xml:space="preserve">Pass through each nested elements in the que, popleft to get the element and depth. </w:t>
+        <w:t xml:space="preserve">Pass through each nested elements in the que, </w:t>
+      </w:r>
+      <w:proofErr w:type="spellStart"/>
+      <w:r>
+        <w:t>popleft</w:t>
+      </w:r>
+      <w:proofErr w:type="spellEnd"/>
+      <w:r>
+        <w:t xml:space="preserve"> to get the element and depth. </w:t>
       </w:r>
     </w:p>
     <w:p>
@@ -9077,7 +11088,7 @@
                     <pic:cNvPicPr/>
                   </pic:nvPicPr>
                   <pic:blipFill>
-                    <a:blip r:embed="rId61">
+                    <a:blip r:embed="rId64">
                       <a:extLst>
                         <a:ext uri="{28A0092B-C50C-407E-A947-70E740481C1C}">
                           <a14:useLocalDpi xmlns:a14="http://schemas.microsoft.com/office/drawing/2010/main" val="0"/>
@@ -9132,24 +11143,317 @@
       <w:pPr>
         <w:pStyle w:val="Heading1"/>
       </w:pPr>
-      <w:bookmarkStart w:id="28" w:name="_Toc207803086"/>
+      <w:bookmarkStart w:id="29" w:name="_Toc207815987"/>
       <w:r>
         <w:t>Graph</w:t>
       </w:r>
-      <w:bookmarkEnd w:id="28"/>
+      <w:bookmarkEnd w:id="29"/>
     </w:p>
     <w:p>
       <w:pPr>
         <w:pStyle w:val="Heading2"/>
       </w:pPr>
-      <w:bookmarkStart w:id="29" w:name="_Toc207803087"/>
-      <w:r>
+      <w:bookmarkStart w:id="30" w:name="_Toc207815988"/>
+      <w:r>
+        <w:t>129-Sum Root to Leaf Numbers (medium)</w:t>
+      </w:r>
+    </w:p>
+    <w:p/>
+    <w:p>
+      <w:r>
+        <w:rPr>
+          <w:noProof/>
+        </w:rPr>
+        <w:lastRenderedPageBreak/>
+        <w:drawing>
+          <wp:inline distT="0" distB="0" distL="0" distR="0" wp14:anchorId="2AD40423" wp14:editId="43A755A5">
+            <wp:extent cx="5181600" cy="3975100"/>
+            <wp:effectExtent l="0" t="0" r="0" b="0"/>
+            <wp:docPr id="844070550" name="Picture 7"/>
+            <wp:cNvGraphicFramePr>
+              <a:graphicFrameLocks xmlns:a="http://schemas.openxmlformats.org/drawingml/2006/main" noChangeAspect="1"/>
+            </wp:cNvGraphicFramePr>
+            <a:graphic xmlns:a="http://schemas.openxmlformats.org/drawingml/2006/main">
+              <a:graphicData uri="http://schemas.openxmlformats.org/drawingml/2006/picture">
+                <pic:pic xmlns:pic="http://schemas.openxmlformats.org/drawingml/2006/picture">
+                  <pic:nvPicPr>
+                    <pic:cNvPr id="844070550" name="Picture 844070550"/>
+                    <pic:cNvPicPr/>
+                  </pic:nvPicPr>
+                  <pic:blipFill>
+                    <a:blip r:embed="rId65">
+                      <a:extLst>
+                        <a:ext uri="{28A0092B-C50C-407E-A947-70E740481C1C}">
+                          <a14:useLocalDpi xmlns:a14="http://schemas.microsoft.com/office/drawing/2010/main" val="0"/>
+                        </a:ext>
+                      </a:extLst>
+                    </a:blip>
+                    <a:stretch>
+                      <a:fillRect/>
+                    </a:stretch>
+                  </pic:blipFill>
+                  <pic:spPr>
+                    <a:xfrm>
+                      <a:off x="0" y="0"/>
+                      <a:ext cx="5181600" cy="3975100"/>
+                    </a:xfrm>
+                    <a:prstGeom prst="rect">
+                      <a:avLst/>
+                    </a:prstGeom>
+                  </pic:spPr>
+                </pic:pic>
+              </a:graphicData>
+            </a:graphic>
+          </wp:inline>
+        </w:drawing>
+      </w:r>
+    </w:p>
+    <w:p/>
+    <w:p>
+      <w:r>
+        <w:rPr>
+          <w:noProof/>
+        </w:rPr>
+        <w:drawing>
+          <wp:inline distT="0" distB="0" distL="0" distR="0" wp14:anchorId="44903881" wp14:editId="76F83E13">
+            <wp:extent cx="4502878" cy="3690651"/>
+            <wp:effectExtent l="0" t="0" r="5715" b="5080"/>
+            <wp:docPr id="1023105976" name="Picture 8" descr="A screenshot of a computer&#10;&#10;AI-generated content may be incorrect."/>
+            <wp:cNvGraphicFramePr>
+              <a:graphicFrameLocks xmlns:a="http://schemas.openxmlformats.org/drawingml/2006/main" noChangeAspect="1"/>
+            </wp:cNvGraphicFramePr>
+            <a:graphic xmlns:a="http://schemas.openxmlformats.org/drawingml/2006/main">
+              <a:graphicData uri="http://schemas.openxmlformats.org/drawingml/2006/picture">
+                <pic:pic xmlns:pic="http://schemas.openxmlformats.org/drawingml/2006/picture">
+                  <pic:nvPicPr>
+                    <pic:cNvPr id="1023105976" name="Picture 8" descr="A screenshot of a computer&#10;&#10;AI-generated content may be incorrect."/>
+                    <pic:cNvPicPr/>
+                  </pic:nvPicPr>
+                  <pic:blipFill>
+                    <a:blip r:embed="rId66">
+                      <a:extLst>
+                        <a:ext uri="{28A0092B-C50C-407E-A947-70E740481C1C}">
+                          <a14:useLocalDpi xmlns:a14="http://schemas.microsoft.com/office/drawing/2010/main" val="0"/>
+                        </a:ext>
+                      </a:extLst>
+                    </a:blip>
+                    <a:stretch>
+                      <a:fillRect/>
+                    </a:stretch>
+                  </pic:blipFill>
+                  <pic:spPr>
+                    <a:xfrm>
+                      <a:off x="0" y="0"/>
+                      <a:ext cx="4528748" cy="3711854"/>
+                    </a:xfrm>
+                    <a:prstGeom prst="rect">
+                      <a:avLst/>
+                    </a:prstGeom>
+                  </pic:spPr>
+                </pic:pic>
+              </a:graphicData>
+            </a:graphic>
+          </wp:inline>
+        </w:drawing>
+      </w:r>
+    </w:p>
+    <w:p>
+      <w:pPr>
+        <w:pStyle w:val="ListParagraph"/>
+        <w:numPr>
+          <w:ilvl w:val="0"/>
+          <w:numId w:val="26"/>
+        </w:numPr>
+      </w:pPr>
+      <w:r>
+        <w:lastRenderedPageBreak/>
+        <w:t xml:space="preserve">The intuition of this problem is that was the pointer it </w:t>
+      </w:r>
+      <w:proofErr w:type="gramStart"/>
+      <w:r>
+        <w:t>moving</w:t>
+      </w:r>
+      <w:proofErr w:type="gramEnd"/>
+      <w:r>
+        <w:t xml:space="preserve"> from the node to its children, the value gets appended by a new digit to the right. </w:t>
+      </w:r>
+    </w:p>
+    <w:p>
+      <w:pPr>
+        <w:pStyle w:val="ListParagraph"/>
+        <w:numPr>
+          <w:ilvl w:val="0"/>
+          <w:numId w:val="26"/>
+        </w:numPr>
+      </w:pPr>
+      <w:r>
+        <w:t>Since we will be working from the root then to the left and right child, pre-order DFS is suitable for this problem</w:t>
+      </w:r>
+    </w:p>
+    <w:p>
+      <w:pPr>
+        <w:pStyle w:val="ListParagraph"/>
+        <w:numPr>
+          <w:ilvl w:val="0"/>
+          <w:numId w:val="26"/>
+        </w:numPr>
+      </w:pPr>
+      <w:r>
+        <w:t>Steps</w:t>
+      </w:r>
+    </w:p>
+    <w:p>
+      <w:pPr>
+        <w:pStyle w:val="ListParagraph"/>
+        <w:numPr>
+          <w:ilvl w:val="1"/>
+          <w:numId w:val="26"/>
+        </w:numPr>
+      </w:pPr>
+      <w:r>
+        <w:t xml:space="preserve">Define a DFS function that will take node and total (initialize as zero). </w:t>
+      </w:r>
+    </w:p>
+    <w:p>
+      <w:pPr>
+        <w:pStyle w:val="ListParagraph"/>
+        <w:numPr>
+          <w:ilvl w:val="1"/>
+          <w:numId w:val="26"/>
+        </w:numPr>
+      </w:pPr>
+      <w:r>
+        <w:t>The DFS will be recursive, in the function, the total will be multiplied by 10 because it’s passed down by the parent</w:t>
+      </w:r>
+    </w:p>
+    <w:p>
+      <w:pPr>
+        <w:pStyle w:val="ListParagraph"/>
+        <w:numPr>
+          <w:ilvl w:val="1"/>
+          <w:numId w:val="26"/>
+        </w:numPr>
+      </w:pPr>
+      <w:r>
+        <w:t>The current node if found to be leaf, not left or right children, the current total will be returned</w:t>
+      </w:r>
+    </w:p>
+    <w:p>
+      <w:pPr>
+        <w:pStyle w:val="ListParagraph"/>
+        <w:numPr>
+          <w:ilvl w:val="1"/>
+          <w:numId w:val="26"/>
+        </w:numPr>
+      </w:pPr>
+      <w:r>
+        <w:t>Else visit left and right child</w:t>
+      </w:r>
+    </w:p>
+    <w:p>
+      <w:pPr>
+        <w:pStyle w:val="ListParagraph"/>
+        <w:numPr>
+          <w:ilvl w:val="1"/>
+          <w:numId w:val="26"/>
+        </w:numPr>
+      </w:pPr>
+      <w:r>
+        <w:t>The DFS function will return total from left child + total from right child</w:t>
+      </w:r>
+    </w:p>
+    <w:p>
+      <w:pPr>
+        <w:pStyle w:val="ListParagraph"/>
+        <w:numPr>
+          <w:ilvl w:val="0"/>
+          <w:numId w:val="26"/>
+        </w:numPr>
+      </w:pPr>
+      <w:r>
+        <w:rPr>
+          <w:noProof/>
+        </w:rPr>
+        <w:drawing>
+          <wp:inline distT="0" distB="0" distL="0" distR="0" wp14:anchorId="17226E1C" wp14:editId="1AD6F522">
+            <wp:extent cx="5689600" cy="2730500"/>
+            <wp:effectExtent l="0" t="0" r="0" b="0"/>
+            <wp:docPr id="591596109" name="Picture 9" descr="A computer screen shot of a black screen&#10;&#10;AI-generated content may be incorrect."/>
+            <wp:cNvGraphicFramePr>
+              <a:graphicFrameLocks xmlns:a="http://schemas.openxmlformats.org/drawingml/2006/main" noChangeAspect="1"/>
+            </wp:cNvGraphicFramePr>
+            <a:graphic xmlns:a="http://schemas.openxmlformats.org/drawingml/2006/main">
+              <a:graphicData uri="http://schemas.openxmlformats.org/drawingml/2006/picture">
+                <pic:pic xmlns:pic="http://schemas.openxmlformats.org/drawingml/2006/picture">
+                  <pic:nvPicPr>
+                    <pic:cNvPr id="591596109" name="Picture 9" descr="A computer screen shot of a black screen&#10;&#10;AI-generated content may be incorrect."/>
+                    <pic:cNvPicPr/>
+                  </pic:nvPicPr>
+                  <pic:blipFill>
+                    <a:blip r:embed="rId67">
+                      <a:extLst>
+                        <a:ext uri="{28A0092B-C50C-407E-A947-70E740481C1C}">
+                          <a14:useLocalDpi xmlns:a14="http://schemas.microsoft.com/office/drawing/2010/main" val="0"/>
+                        </a:ext>
+                      </a:extLst>
+                    </a:blip>
+                    <a:stretch>
+                      <a:fillRect/>
+                    </a:stretch>
+                  </pic:blipFill>
+                  <pic:spPr>
+                    <a:xfrm>
+                      <a:off x="0" y="0"/>
+                      <a:ext cx="5689600" cy="2730500"/>
+                    </a:xfrm>
+                    <a:prstGeom prst="rect">
+                      <a:avLst/>
+                    </a:prstGeom>
+                  </pic:spPr>
+                </pic:pic>
+              </a:graphicData>
+            </a:graphic>
+          </wp:inline>
+        </w:drawing>
+      </w:r>
+    </w:p>
+    <w:p>
+      <w:pPr>
+        <w:pStyle w:val="ListParagraph"/>
+        <w:numPr>
+          <w:ilvl w:val="0"/>
+          <w:numId w:val="26"/>
+        </w:numPr>
+      </w:pPr>
+      <w:r>
+        <w:t>Time: O(n), every node is visited</w:t>
+      </w:r>
+    </w:p>
+    <w:p>
+      <w:pPr>
+        <w:pStyle w:val="ListParagraph"/>
+        <w:numPr>
+          <w:ilvl w:val="0"/>
+          <w:numId w:val="26"/>
+        </w:numPr>
+      </w:pPr>
+      <w:r>
+        <w:t>Space: O(k), where k is the height of the tree as well as the stack of the recursion</w:t>
+      </w:r>
+    </w:p>
+    <w:p/>
+    <w:p>
+      <w:pPr>
+        <w:pStyle w:val="Heading2"/>
+      </w:pPr>
+      <w:r>
+        <w:lastRenderedPageBreak/>
         <w:t>199-Binary Tree Right Side View</w:t>
       </w:r>
       <w:r>
         <w:t xml:space="preserve"> (medium)</w:t>
       </w:r>
-      <w:bookmarkEnd w:id="29"/>
+      <w:bookmarkEnd w:id="30"/>
     </w:p>
     <w:p>
       <w:r>
@@ -9172,7 +11476,7 @@
                     <pic:cNvPicPr/>
                   </pic:nvPicPr>
                   <pic:blipFill>
-                    <a:blip r:embed="rId62">
+                    <a:blip r:embed="rId68">
                       <a:extLst>
                         <a:ext uri="{28A0092B-C50C-407E-A947-70E740481C1C}">
                           <a14:useLocalDpi xmlns:a14="http://schemas.microsoft.com/office/drawing/2010/main" val="0"/>
@@ -9208,85 +11512,117 @@
         </w:numPr>
       </w:pPr>
       <w:r>
+        <w:t>BFS because all children of a node need to be visited before moving down.</w:t>
+      </w:r>
+    </w:p>
+    <w:p>
+      <w:pPr>
+        <w:pStyle w:val="ListParagraph"/>
+        <w:numPr>
+          <w:ilvl w:val="0"/>
+          <w:numId w:val="12"/>
+        </w:numPr>
+      </w:pPr>
+      <w:r>
+        <w:t>Empty nodes will be ignored</w:t>
+      </w:r>
+    </w:p>
+    <w:p>
+      <w:pPr>
+        <w:pStyle w:val="ListParagraph"/>
+        <w:numPr>
+          <w:ilvl w:val="0"/>
+          <w:numId w:val="12"/>
+        </w:numPr>
+      </w:pPr>
+      <w:r>
+        <w:t xml:space="preserve">Traverse down the tree, but in the beginning of the traversal, extract the size of the existing que, the size will tell which node is the </w:t>
+      </w:r>
+      <w:proofErr w:type="gramStart"/>
+      <w:r>
+        <w:t>right side</w:t>
+      </w:r>
+      <w:proofErr w:type="gramEnd"/>
+      <w:r>
+        <w:t xml:space="preserve"> view. Because the que at that </w:t>
+      </w:r>
+      <w:proofErr w:type="gramStart"/>
+      <w:r>
+        <w:t>particular time</w:t>
+      </w:r>
+      <w:proofErr w:type="gramEnd"/>
+      <w:r>
+        <w:t xml:space="preserve"> was from the previous pass and have stored all non-empty nodes from the level above. </w:t>
+      </w:r>
+    </w:p>
+    <w:p>
+      <w:pPr>
+        <w:pStyle w:val="ListParagraph"/>
+        <w:numPr>
+          <w:ilvl w:val="0"/>
+          <w:numId w:val="12"/>
+        </w:numPr>
+      </w:pPr>
+      <w:r>
+        <w:t>Think about it as flattening the tree the feed it into a list</w:t>
+      </w:r>
+    </w:p>
+    <w:p>
+      <w:pPr>
+        <w:pStyle w:val="ListParagraph"/>
+        <w:numPr>
+          <w:ilvl w:val="0"/>
+          <w:numId w:val="12"/>
+        </w:numPr>
+      </w:pPr>
+      <w:r>
+        <w:t xml:space="preserve">Right after the size of the level is </w:t>
+      </w:r>
+      <w:proofErr w:type="spellStart"/>
+      <w:r>
+        <w:t>know</w:t>
+      </w:r>
+      <w:proofErr w:type="spellEnd"/>
+      <w:r>
+        <w:t xml:space="preserve">, </w:t>
+      </w:r>
+      <w:r>
+        <w:t xml:space="preserve">traverse through the beginning of the que util that size-1 spot is found, and that’s the </w:t>
+      </w:r>
+      <w:proofErr w:type="gramStart"/>
+      <w:r>
+        <w:t>right side</w:t>
+      </w:r>
+      <w:proofErr w:type="gramEnd"/>
+      <w:r>
+        <w:t xml:space="preserve"> view of that level. </w:t>
+      </w:r>
+    </w:p>
+    <w:p>
+      <w:pPr>
+        <w:pStyle w:val="ListParagraph"/>
+        <w:numPr>
+          <w:ilvl w:val="0"/>
+          <w:numId w:val="12"/>
+        </w:numPr>
+      </w:pPr>
+      <w:r>
+        <w:t xml:space="preserve">While level traversing, attach non-empty children to the que, no worries having nodes that are not on the same level, since the level size was already specified. </w:t>
+      </w:r>
+    </w:p>
+    <w:p>
+      <w:pPr>
+        <w:pStyle w:val="ListParagraph"/>
+        <w:numPr>
+          <w:ilvl w:val="0"/>
+          <w:numId w:val="12"/>
+        </w:numPr>
+      </w:pPr>
+      <w:r>
+        <w:rPr>
+          <w:noProof/>
+        </w:rPr>
         <w:lastRenderedPageBreak/>
-        <w:t>BFS because all children of a node need to be visited before moving down.</w:t>
-      </w:r>
-    </w:p>
-    <w:p>
-      <w:pPr>
-        <w:pStyle w:val="ListParagraph"/>
-        <w:numPr>
-          <w:ilvl w:val="0"/>
-          <w:numId w:val="12"/>
-        </w:numPr>
-      </w:pPr>
-      <w:r>
-        <w:t>Empty nodes will be ignored</w:t>
-      </w:r>
-    </w:p>
-    <w:p>
-      <w:pPr>
-        <w:pStyle w:val="ListParagraph"/>
-        <w:numPr>
-          <w:ilvl w:val="0"/>
-          <w:numId w:val="12"/>
-        </w:numPr>
-      </w:pPr>
-      <w:r>
-        <w:t xml:space="preserve">Traverse down the tree, but in the beginning of the traversal, extract the size of the existing que, the size will tell which node is the right side view. Because the que at that particular time was from the previous pass and have stored all non-empty nodes from the level above. </w:t>
-      </w:r>
-    </w:p>
-    <w:p>
-      <w:pPr>
-        <w:pStyle w:val="ListParagraph"/>
-        <w:numPr>
-          <w:ilvl w:val="0"/>
-          <w:numId w:val="12"/>
-        </w:numPr>
-      </w:pPr>
-      <w:r>
-        <w:t>Think about it as flattening the tree the feed it into a list</w:t>
-      </w:r>
-    </w:p>
-    <w:p>
-      <w:pPr>
-        <w:pStyle w:val="ListParagraph"/>
-        <w:numPr>
-          <w:ilvl w:val="0"/>
-          <w:numId w:val="12"/>
-        </w:numPr>
-      </w:pPr>
-      <w:r>
-        <w:t xml:space="preserve">Right after the size of the level is know, </w:t>
-      </w:r>
-      <w:r>
-        <w:t xml:space="preserve">traverse through the beginning of the que util that size-1 spot is found, and that’s the right side view of that level. </w:t>
-      </w:r>
-    </w:p>
-    <w:p>
-      <w:pPr>
-        <w:pStyle w:val="ListParagraph"/>
-        <w:numPr>
-          <w:ilvl w:val="0"/>
-          <w:numId w:val="12"/>
-        </w:numPr>
-      </w:pPr>
-      <w:r>
-        <w:t xml:space="preserve">While level traversing, attach non-empty children to the que, no worries having nodes that are not on the same level, since the level size was already specified. </w:t>
-      </w:r>
-    </w:p>
-    <w:p>
-      <w:pPr>
-        <w:pStyle w:val="ListParagraph"/>
-        <w:numPr>
-          <w:ilvl w:val="0"/>
-          <w:numId w:val="12"/>
-        </w:numPr>
-      </w:pPr>
-      <w:r>
-        <w:rPr>
-          <w:noProof/>
-        </w:rPr>
         <w:drawing>
           <wp:inline distT="0" distB="0" distL="0" distR="0" wp14:anchorId="14AF36CF" wp14:editId="63A6DCEF">
             <wp:extent cx="5943600" cy="2947035"/>
@@ -9303,7 +11639,7 @@
                     <pic:cNvPicPr/>
                   </pic:nvPicPr>
                   <pic:blipFill>
-                    <a:blip r:embed="rId63">
+                    <a:blip r:embed="rId69">
                       <a:extLst>
                         <a:ext uri="{28A0092B-C50C-407E-A947-70E740481C1C}">
                           <a14:useLocalDpi xmlns:a14="http://schemas.microsoft.com/office/drawing/2010/main" val="0"/>
@@ -9350,19 +11686,24 @@
           <w:numId w:val="12"/>
         </w:numPr>
       </w:pPr>
-      <w:r>
-        <w:t>Space:O(V)</w:t>
+      <w:proofErr w:type="spellStart"/>
+      <w:r>
+        <w:t>Space:O</w:t>
+      </w:r>
+      <w:proofErr w:type="spellEnd"/>
+      <w:r>
+        <w:t>(V)</w:t>
       </w:r>
     </w:p>
     <w:p>
       <w:pPr>
         <w:pStyle w:val="Heading2"/>
       </w:pPr>
-      <w:bookmarkStart w:id="30" w:name="_Toc207803088"/>
+      <w:bookmarkStart w:id="31" w:name="_Toc207815989"/>
       <w:r>
         <w:t>314- Binary Tree Vertical Traversal</w:t>
       </w:r>
-      <w:bookmarkEnd w:id="30"/>
+      <w:bookmarkEnd w:id="31"/>
     </w:p>
     <w:p/>
     <w:p>
@@ -9370,7 +11711,6 @@
         <w:rPr>
           <w:noProof/>
         </w:rPr>
-        <w:lastRenderedPageBreak/>
         <w:drawing>
           <wp:inline distT="0" distB="0" distL="0" distR="0" wp14:anchorId="785993A4" wp14:editId="54578E39">
             <wp:extent cx="5943600" cy="3829050"/>
@@ -9387,7 +11727,7 @@
                     <pic:cNvPicPr/>
                   </pic:nvPicPr>
                   <pic:blipFill>
-                    <a:blip r:embed="rId64">
+                    <a:blip r:embed="rId70">
                       <a:extLst>
                         <a:ext uri="{28A0092B-C50C-407E-A947-70E740481C1C}">
                           <a14:useLocalDpi xmlns:a14="http://schemas.microsoft.com/office/drawing/2010/main" val="0"/>
@@ -9423,6 +11763,7 @@
         </w:numPr>
       </w:pPr>
       <w:r>
+        <w:lastRenderedPageBreak/>
         <w:t>Track the column position while traversing the tree using BFS.</w:t>
       </w:r>
     </w:p>
@@ -9447,7 +11788,23 @@
         </w:numPr>
       </w:pPr>
       <w:r>
-        <w:t>A hashmap is need to store the column number and the corresponding values</w:t>
+        <w:t xml:space="preserve">A </w:t>
+      </w:r>
+      <w:proofErr w:type="spellStart"/>
+      <w:r>
+        <w:t>hashmap</w:t>
+      </w:r>
+      <w:proofErr w:type="spellEnd"/>
+      <w:r>
+        <w:t xml:space="preserve"> is </w:t>
+      </w:r>
+      <w:proofErr w:type="gramStart"/>
+      <w:r>
+        <w:t>need</w:t>
+      </w:r>
+      <w:proofErr w:type="gramEnd"/>
+      <w:r>
+        <w:t xml:space="preserve"> to store the column number and the corresponding values</w:t>
       </w:r>
     </w:p>
     <w:p>
@@ -9483,7 +11840,23 @@
         </w:numPr>
       </w:pPr>
       <w:r>
-        <w:t>As all nodes are stored in the hashmap, the keys will need to be ordered and the values returned.</w:t>
+        <w:t xml:space="preserve">As all nodes are stored in the </w:t>
+      </w:r>
+      <w:proofErr w:type="spellStart"/>
+      <w:r>
+        <w:t>hashmap</w:t>
+      </w:r>
+      <w:proofErr w:type="spellEnd"/>
+      <w:r>
+        <w:t xml:space="preserve">, the keys will need to be </w:t>
+      </w:r>
+      <w:proofErr w:type="gramStart"/>
+      <w:r>
+        <w:t>ordered</w:t>
+      </w:r>
+      <w:proofErr w:type="gramEnd"/>
+      <w:r>
+        <w:t xml:space="preserve"> and the values returned.</w:t>
       </w:r>
     </w:p>
     <w:p>
@@ -9507,7 +11880,6 @@
         <w:rPr>
           <w:noProof/>
         </w:rPr>
-        <w:lastRenderedPageBreak/>
         <w:drawing>
           <wp:inline distT="0" distB="0" distL="0" distR="0" wp14:anchorId="6E59DA04" wp14:editId="613BBBCB">
             <wp:extent cx="5943600" cy="4953000"/>
@@ -9524,7 +11896,7 @@
                     <pic:cNvPicPr/>
                   </pic:nvPicPr>
                   <pic:blipFill>
-                    <a:blip r:embed="rId65">
+                    <a:blip r:embed="rId71">
                       <a:extLst>
                         <a:ext uri="{28A0092B-C50C-407E-A947-70E740481C1C}">
                           <a14:useLocalDpi xmlns:a14="http://schemas.microsoft.com/office/drawing/2010/main" val="0"/>
@@ -9560,7 +11932,23 @@
         </w:numPr>
       </w:pPr>
       <w:r>
-        <w:t xml:space="preserve">Time: O(nlogn) - &gt; O(n) because every node is visited, O(logn) because </w:t>
+        <w:t>Time: O(</w:t>
+      </w:r>
+      <w:proofErr w:type="spellStart"/>
+      <w:r>
+        <w:t>nlogn</w:t>
+      </w:r>
+      <w:proofErr w:type="spellEnd"/>
+      <w:r>
+        <w:t>) - &gt; O(n) because every node is visited, O(</w:t>
+      </w:r>
+      <w:proofErr w:type="spellStart"/>
+      <w:r>
+        <w:t>logn</w:t>
+      </w:r>
+      <w:proofErr w:type="spellEnd"/>
+      <w:r>
+        <w:t xml:space="preserve">) because </w:t>
       </w:r>
       <w:r>
         <w:t xml:space="preserve">the keys are sorted at the end. </w:t>
@@ -9619,7 +12007,7 @@
                     <pic:cNvPicPr/>
                   </pic:nvPicPr>
                   <pic:blipFill>
-                    <a:blip r:embed="rId66">
+                    <a:blip r:embed="rId72">
                       <a:extLst>
                         <a:ext uri="{28A0092B-C50C-407E-A947-70E740481C1C}">
                           <a14:useLocalDpi xmlns:a14="http://schemas.microsoft.com/office/drawing/2010/main" val="0"/>
@@ -9673,19 +12061,27 @@
         <w:t>Space: O(</w:t>
       </w:r>
       <w:r>
-        <w:t xml:space="preserve">n): for the hashmap storing all the nodes in the tree. </w:t>
+        <w:t xml:space="preserve">n): for the </w:t>
+      </w:r>
+      <w:proofErr w:type="spellStart"/>
+      <w:r>
+        <w:t>hashmap</w:t>
+      </w:r>
+      <w:proofErr w:type="spellEnd"/>
+      <w:r>
+        <w:t xml:space="preserve"> storing all the nodes in the tree. </w:t>
       </w:r>
     </w:p>
     <w:p>
       <w:pPr>
         <w:pStyle w:val="Heading2"/>
       </w:pPr>
-      <w:bookmarkStart w:id="31" w:name="_Toc207803089"/>
+      <w:bookmarkStart w:id="32" w:name="_Toc207815990"/>
       <w:r>
         <w:lastRenderedPageBreak/>
         <w:t>543 Diameter of a Binary Tree (easy)</w:t>
       </w:r>
-      <w:bookmarkEnd w:id="31"/>
+      <w:bookmarkEnd w:id="32"/>
     </w:p>
     <w:p>
       <w:r>
@@ -9708,7 +12104,7 @@
                     <pic:cNvPicPr/>
                   </pic:nvPicPr>
                   <pic:blipFill>
-                    <a:blip r:embed="rId67">
+                    <a:blip r:embed="rId73">
                       <a:extLst>
                         <a:ext uri="{28A0092B-C50C-407E-A947-70E740481C1C}">
                           <a14:useLocalDpi xmlns:a14="http://schemas.microsoft.com/office/drawing/2010/main" val="0"/>
@@ -9756,7 +12152,15 @@
         </w:numPr>
       </w:pPr>
       <w:r>
-        <w:t xml:space="preserve">At any node the longest path is the sum of the height of the left and right subtrees. We can compute this and track the max between the substrees, we can get the answer. </w:t>
+        <w:t xml:space="preserve">At any node the longest path is the sum of the height of the left and right subtrees. We can compute this and track the max between the </w:t>
+      </w:r>
+      <w:proofErr w:type="spellStart"/>
+      <w:r>
+        <w:t>substrees</w:t>
+      </w:r>
+      <w:proofErr w:type="spellEnd"/>
+      <w:r>
+        <w:t xml:space="preserve">, we can get the answer. </w:t>
       </w:r>
     </w:p>
     <w:p>
@@ -9788,7 +12192,7 @@
                     <pic:cNvPicPr/>
                   </pic:nvPicPr>
                   <pic:blipFill>
-                    <a:blip r:embed="rId68">
+                    <a:blip r:embed="rId74">
                       <a:extLst>
                         <a:ext uri="{28A0092B-C50C-407E-A947-70E740481C1C}">
                           <a14:useLocalDpi xmlns:a14="http://schemas.microsoft.com/office/drawing/2010/main" val="0"/>
@@ -9843,7 +12247,7 @@
                     <pic:cNvPicPr/>
                   </pic:nvPicPr>
                   <pic:blipFill>
-                    <a:blip r:embed="rId69">
+                    <a:blip r:embed="rId75">
                       <a:extLst>
                         <a:ext uri="{28A0092B-C50C-407E-A947-70E740481C1C}">
                           <a14:useLocalDpi xmlns:a14="http://schemas.microsoft.com/office/drawing/2010/main" val="0"/>
@@ -9891,14 +12295,22 @@
         </w:numPr>
       </w:pPr>
       <w:r>
-        <w:t>Space: O(h): recursion stack and h is the height of the tree</w:t>
+        <w:t xml:space="preserve">Space: O(h): recursion stack and h </w:t>
+      </w:r>
+      <w:proofErr w:type="gramStart"/>
+      <w:r>
+        <w:t>is</w:t>
+      </w:r>
+      <w:proofErr w:type="gramEnd"/>
+      <w:r>
+        <w:t xml:space="preserve"> the height of the tree</w:t>
       </w:r>
     </w:p>
     <w:p>
       <w:pPr>
         <w:pStyle w:val="Heading2"/>
       </w:pPr>
-      <w:bookmarkStart w:id="32" w:name="_Toc207803090"/>
+      <w:bookmarkStart w:id="33" w:name="_Toc207815991"/>
       <w:r>
         <w:lastRenderedPageBreak/>
         <w:t>1650-Lowest Common Ancestor of a Binary Tree</w:t>
@@ -9906,7 +12318,7 @@
       <w:r>
         <w:t xml:space="preserve"> III (medium)</w:t>
       </w:r>
-      <w:bookmarkEnd w:id="32"/>
+      <w:bookmarkEnd w:id="33"/>
     </w:p>
     <w:p>
       <w:r>
@@ -9929,7 +12341,7 @@
                     <pic:cNvPicPr/>
                   </pic:nvPicPr>
                   <pic:blipFill>
-                    <a:blip r:embed="rId70"/>
+                    <a:blip r:embed="rId76"/>
                     <a:stretch>
                       <a:fillRect/>
                     </a:stretch>
@@ -9960,7 +12372,15 @@
       </w:pPr>
       <w:r>
         <w:lastRenderedPageBreak/>
-        <w:t>Using a set()</w:t>
+        <w:t xml:space="preserve">Using a </w:t>
+      </w:r>
+      <w:proofErr w:type="gramStart"/>
+      <w:r>
+        <w:t>set(</w:t>
+      </w:r>
+      <w:proofErr w:type="gramEnd"/>
+      <w:r>
+        <w:t>)</w:t>
       </w:r>
     </w:p>
     <w:p>
@@ -9972,10 +12392,18 @@
         </w:numPr>
       </w:pPr>
       <w:r>
-        <w:t>Start with p and work its way up until the root node is reached (use while p</w:t>
-      </w:r>
-      <w:r>
-        <w:t xml:space="preserve"> != None since the parent of the root is None)</w:t>
+        <w:t xml:space="preserve">Start with p and work its way up until the root node is reached (use while </w:t>
+      </w:r>
+      <w:proofErr w:type="gramStart"/>
+      <w:r>
+        <w:t>p</w:t>
+      </w:r>
+      <w:r>
+        <w:t xml:space="preserve"> !</w:t>
+      </w:r>
+      <w:proofErr w:type="gramEnd"/>
+      <w:r>
+        <w:t>= None since the parent of the root is None)</w:t>
       </w:r>
     </w:p>
     <w:p>
@@ -9987,7 +12415,15 @@
         </w:numPr>
       </w:pPr>
       <w:r>
-        <w:t>Record p and ancestors in the set() as it’s going up</w:t>
+        <w:t xml:space="preserve">Record p and ancestors in the </w:t>
+      </w:r>
+      <w:proofErr w:type="gramStart"/>
+      <w:r>
+        <w:t>set(</w:t>
+      </w:r>
+      <w:proofErr w:type="gramEnd"/>
+      <w:r>
+        <w:t>) as it’s going up</w:t>
       </w:r>
     </w:p>
     <w:p>
@@ -10002,7 +12438,15 @@
         <w:t xml:space="preserve">For q, if it’s in ancestors already, then the q is LCA, else </w:t>
       </w:r>
       <w:r>
-        <w:t>work the way up like p and check if the parent is in the set()</w:t>
+        <w:t xml:space="preserve">work the way up like p and check if the parent is in the </w:t>
+      </w:r>
+      <w:proofErr w:type="gramStart"/>
+      <w:r>
+        <w:t>set(</w:t>
+      </w:r>
+      <w:proofErr w:type="gramEnd"/>
+      <w:r>
+        <w:t>)</w:t>
       </w:r>
     </w:p>
     <w:p>
@@ -10033,7 +12477,7 @@
                     <pic:cNvPicPr/>
                   </pic:nvPicPr>
                   <pic:blipFill>
-                    <a:blip r:embed="rId71"/>
+                    <a:blip r:embed="rId77"/>
                     <a:stretch>
                       <a:fillRect/>
                     </a:stretch>
@@ -10077,8 +12521,13 @@
           <w:numId w:val="14"/>
         </w:numPr>
       </w:pPr>
-      <w:r>
-        <w:t>Space:O(n): the set will store all nodes in the worst case</w:t>
+      <w:proofErr w:type="spellStart"/>
+      <w:r>
+        <w:t>Space:O</w:t>
+      </w:r>
+      <w:proofErr w:type="spellEnd"/>
+      <w:r>
+        <w:t>(n): the set will store all nodes in the worst case</w:t>
       </w:r>
     </w:p>
     <w:p>
@@ -10107,6 +12556,7 @@
       <w:pPr>
         <w:pStyle w:val="Heading2"/>
       </w:pPr>
+      <w:bookmarkStart w:id="34" w:name="_Toc207815992"/>
       <w:r>
         <w:lastRenderedPageBreak/>
         <w:t>2265 Count Nodes Equal to Average of Subtree</w:t>
@@ -10114,9 +12564,13 @@
       <w:r>
         <w:t xml:space="preserve"> (medium)</w:t>
       </w:r>
-    </w:p>
-    <w:p>
-      <w:r>
+      <w:bookmarkEnd w:id="34"/>
+    </w:p>
+    <w:p>
+      <w:r>
+        <w:rPr>
+          <w:noProof/>
+        </w:rPr>
         <w:drawing>
           <wp:inline distT="0" distB="0" distL="0" distR="0" wp14:anchorId="21864829" wp14:editId="25937655">
             <wp:extent cx="5633975" cy="4067175"/>
@@ -10133,7 +12587,7 @@
                     <pic:cNvPicPr/>
                   </pic:nvPicPr>
                   <pic:blipFill>
-                    <a:blip r:embed="rId72"/>
+                    <a:blip r:embed="rId78"/>
                     <a:stretch>
                       <a:fillRect/>
                     </a:stretch>
@@ -10192,8 +12646,21 @@
           <w:numId w:val="14"/>
         </w:numPr>
       </w:pPr>
-      <w:r>
-        <w:t xml:space="preserve">Node_count and node_total needs to get carried through out recursion. Once the condition </w:t>
+      <w:proofErr w:type="spellStart"/>
+      <w:r>
+        <w:t>Node_count</w:t>
+      </w:r>
+      <w:proofErr w:type="spellEnd"/>
+      <w:r>
+        <w:t xml:space="preserve"> and </w:t>
+      </w:r>
+      <w:proofErr w:type="spellStart"/>
+      <w:r>
+        <w:t>node_total</w:t>
+      </w:r>
+      <w:proofErr w:type="spellEnd"/>
+      <w:r>
+        <w:t xml:space="preserve"> needs to get carried through out recursion. Once the condition </w:t>
       </w:r>
       <w:r>
         <w:t>of node value equal to averages of subtree, the global count value will get added by one</w:t>
@@ -10220,6 +12687,9 @@
         </w:numPr>
       </w:pPr>
       <w:r>
+        <w:rPr>
+          <w:noProof/>
+        </w:rPr>
         <w:lastRenderedPageBreak/>
         <w:drawing>
           <wp:inline distT="0" distB="0" distL="0" distR="0" wp14:anchorId="1189CB7E" wp14:editId="1A751BA9">
@@ -10237,7 +12707,7 @@
                     <pic:cNvPicPr/>
                   </pic:nvPicPr>
                   <pic:blipFill>
-                    <a:blip r:embed="rId73"/>
+                    <a:blip r:embed="rId79"/>
                     <a:stretch>
                       <a:fillRect/>
                     </a:stretch>
@@ -10267,8 +12737,13 @@
         </w:numPr>
       </w:pPr>
       <w:r>
-        <w:t>Time: O(n) because every node is visted</w:t>
-      </w:r>
+        <w:t xml:space="preserve">Time: O(n) because every node is </w:t>
+      </w:r>
+      <w:proofErr w:type="spellStart"/>
+      <w:r>
+        <w:t>visted</w:t>
+      </w:r>
+      <w:proofErr w:type="spellEnd"/>
     </w:p>
     <w:p>
       <w:pPr>
@@ -10286,7 +12761,7 @@
       <w:pPr>
         <w:pStyle w:val="Heading1"/>
       </w:pPr>
-      <w:bookmarkStart w:id="33" w:name="_Toc207803091"/>
+      <w:bookmarkStart w:id="35" w:name="_Toc207815993"/>
       <w:r>
         <w:lastRenderedPageBreak/>
         <w:t>Maz</w:t>
@@ -10297,7 +12772,7 @@
       <w:r>
         <w:t xml:space="preserve"> and map</w:t>
       </w:r>
-      <w:bookmarkEnd w:id="33"/>
+      <w:bookmarkEnd w:id="35"/>
       <w:r>
         <w:t xml:space="preserve"> </w:t>
       </w:r>
@@ -10306,14 +12781,14 @@
       <w:pPr>
         <w:pStyle w:val="Heading2"/>
       </w:pPr>
-      <w:bookmarkStart w:id="34" w:name="_Toc207803092"/>
+      <w:bookmarkStart w:id="36" w:name="_Toc207815994"/>
       <w:r>
         <w:t>200-Number of Island</w:t>
       </w:r>
       <w:r>
         <w:t xml:space="preserve"> (medium)</w:t>
       </w:r>
-      <w:bookmarkEnd w:id="34"/>
+      <w:bookmarkEnd w:id="36"/>
     </w:p>
     <w:p>
       <w:r>
@@ -10336,7 +12811,7 @@
                     <pic:cNvPicPr/>
                   </pic:nvPicPr>
                   <pic:blipFill>
-                    <a:blip r:embed="rId74"/>
+                    <a:blip r:embed="rId80"/>
                     <a:stretch>
                       <a:fillRect/>
                     </a:stretch>
@@ -10387,13 +12862,29 @@
         <w:t xml:space="preserve">if </w:t>
       </w:r>
       <w:r>
-        <w:t>the pointer hits a land</w:t>
-      </w:r>
-      <w:r>
-        <w:t>(“1”)</w:t>
-      </w:r>
-      <w:r>
-        <w:t xml:space="preserve"> then all it’s connecting lands will be saved in vis</w:t>
+        <w:t xml:space="preserve">the pointer hits a </w:t>
+      </w:r>
+      <w:proofErr w:type="gramStart"/>
+      <w:r>
+        <w:t>land</w:t>
+      </w:r>
+      <w:r>
+        <w:t>(</w:t>
+      </w:r>
+      <w:proofErr w:type="gramEnd"/>
+      <w:r>
+        <w:t>“1”)</w:t>
+      </w:r>
+      <w:r>
+        <w:t xml:space="preserve"> then all </w:t>
+      </w:r>
+      <w:proofErr w:type="spellStart"/>
+      <w:r>
+        <w:t>it’s</w:t>
+      </w:r>
+      <w:proofErr w:type="spellEnd"/>
+      <w:r>
+        <w:t xml:space="preserve"> connecting lands will be saved in vis</w:t>
       </w:r>
       <w:r>
         <w:t>i</w:t>
@@ -10446,7 +12937,7 @@
                     <pic:cNvPicPr/>
                   </pic:nvPicPr>
                   <pic:blipFill>
-                    <a:blip r:embed="rId75"/>
+                    <a:blip r:embed="rId81"/>
                     <a:stretch>
                       <a:fillRect/>
                     </a:stretch>
@@ -10501,12 +12992,12 @@
       <w:pPr>
         <w:pStyle w:val="Heading2"/>
       </w:pPr>
-      <w:bookmarkStart w:id="35" w:name="_Toc207803093"/>
+      <w:bookmarkStart w:id="37" w:name="_Toc207815995"/>
       <w:r>
         <w:lastRenderedPageBreak/>
         <w:t>133-Clone Graph (medium)</w:t>
       </w:r>
-      <w:bookmarkEnd w:id="35"/>
+      <w:bookmarkEnd w:id="37"/>
     </w:p>
     <w:p>
       <w:r>
@@ -10529,7 +13020,7 @@
                     <pic:cNvPicPr/>
                   </pic:nvPicPr>
                   <pic:blipFill>
-                    <a:blip r:embed="rId76"/>
+                    <a:blip r:embed="rId82"/>
                     <a:stretch>
                       <a:fillRect/>
                     </a:stretch>
@@ -10594,8 +13085,13 @@
       <w:r>
         <w:t xml:space="preserve">nodes can be point to each other and </w:t>
       </w:r>
-      <w:r>
-        <w:t>and it could cause in</w:t>
+      <w:proofErr w:type="spellStart"/>
+      <w:r>
+        <w:t>and</w:t>
+      </w:r>
+      <w:proofErr w:type="spellEnd"/>
+      <w:r>
+        <w:t xml:space="preserve"> it could cause in</w:t>
       </w:r>
       <w:r>
         <w:t>finite number of cloning</w:t>
@@ -10619,7 +13115,15 @@
         <w:t xml:space="preserve"> (or the nodes that are already cloned)</w:t>
       </w:r>
       <w:r>
-        <w:t>, so you don’t go back to it again. We can use hashmap to store the visited notes and its information</w:t>
+        <w:t xml:space="preserve">, so you don’t go back to it again. We can use </w:t>
+      </w:r>
+      <w:proofErr w:type="spellStart"/>
+      <w:r>
+        <w:t>hashmap</w:t>
+      </w:r>
+      <w:proofErr w:type="spellEnd"/>
+      <w:r>
+        <w:t xml:space="preserve"> to store the visited notes and its information</w:t>
       </w:r>
     </w:p>
     <w:p>
@@ -10670,7 +13174,15 @@
         <w:t>Node 1 have 2 and 4 as neighbor, go to 2, create copies</w:t>
       </w:r>
       <w:r>
-        <w:t xml:space="preserve"> and store in hashmap, before going back to 4, due to recursion</w:t>
+        <w:t xml:space="preserve"> and store in </w:t>
+      </w:r>
+      <w:proofErr w:type="spellStart"/>
+      <w:r>
+        <w:t>hashmap</w:t>
+      </w:r>
+      <w:proofErr w:type="spellEnd"/>
+      <w:r>
+        <w:t>, before going back to 4, due to recursion</w:t>
       </w:r>
       <w:r>
         <w:t>, the next node to visit is 2</w:t>
@@ -10688,7 +13200,15 @@
         <w:t xml:space="preserve">Node 2 have node 3 and 1 as neighbor, </w:t>
       </w:r>
       <w:r>
-        <w:t>same thing (copy and store in hashmap), got to 3. Then same thing on 4</w:t>
+        <w:t xml:space="preserve">same thing (copy and store in </w:t>
+      </w:r>
+      <w:proofErr w:type="spellStart"/>
+      <w:r>
+        <w:t>hashmap</w:t>
+      </w:r>
+      <w:proofErr w:type="spellEnd"/>
+      <w:r>
+        <w:t>), got to 3. Then same thing on 4</w:t>
       </w:r>
     </w:p>
     <w:p>
@@ -10704,10 +13224,39 @@
         <w:t xml:space="preserve">Now, in </w:t>
       </w:r>
       <w:r>
-        <w:t xml:space="preserve">4, which has 1 and 3 as neighbors, they are all in the hashmap(visited), </w:t>
-      </w:r>
-      <w:r>
-        <w:t>no more copies will be made but just linkage (copy.neighbors.append())</w:t>
+        <w:t xml:space="preserve">4, which has 1 and 3 as neighbors, they are all in the </w:t>
+      </w:r>
+      <w:proofErr w:type="spellStart"/>
+      <w:r>
+        <w:t>hashmap</w:t>
+      </w:r>
+      <w:proofErr w:type="spellEnd"/>
+      <w:r>
+        <w:t xml:space="preserve">(visited), </w:t>
+      </w:r>
+      <w:r>
+        <w:t>no more copies will be made but just linkage (</w:t>
+      </w:r>
+      <w:proofErr w:type="spellStart"/>
+      <w:proofErr w:type="gramStart"/>
+      <w:r>
+        <w:t>copy.neighbors</w:t>
+      </w:r>
+      <w:proofErr w:type="gramEnd"/>
+      <w:r>
+        <w:t>.</w:t>
+      </w:r>
+      <w:proofErr w:type="gramStart"/>
+      <w:r>
+        <w:t>append</w:t>
+      </w:r>
+      <w:proofErr w:type="spellEnd"/>
+      <w:r>
+        <w:t>(</w:t>
+      </w:r>
+      <w:proofErr w:type="gramEnd"/>
+      <w:r>
+        <w:t>))</w:t>
       </w:r>
       <w:r>
         <w:t xml:space="preserve">. The pointer will go loop back to establish all the linkages, </w:t>
@@ -10744,7 +13293,7 @@
                     <pic:cNvPicPr/>
                   </pic:nvPicPr>
                   <pic:blipFill>
-                    <a:blip r:embed="rId77"/>
+                    <a:blip r:embed="rId83"/>
                     <a:stretch>
                       <a:fillRect/>
                     </a:stretch>
@@ -10777,8 +13326,13 @@
         <w:t>Time: O(E+V)</w:t>
       </w:r>
       <w:r>
-        <w:t xml:space="preserve"> – all vertices and edges are visted</w:t>
-      </w:r>
+        <w:t xml:space="preserve"> – all vertices and edges are </w:t>
+      </w:r>
+      <w:proofErr w:type="spellStart"/>
+      <w:r>
+        <w:t>visted</w:t>
+      </w:r>
+      <w:proofErr w:type="spellEnd"/>
     </w:p>
     <w:p>
       <w:pPr>
@@ -10788,23 +13342,54 @@
           <w:numId w:val="8"/>
         </w:numPr>
       </w:pPr>
-      <w:r>
-        <w:t>Time:O(</w:t>
+      <w:proofErr w:type="spellStart"/>
+      <w:r>
+        <w:t>Time:O</w:t>
+      </w:r>
+      <w:proofErr w:type="spellEnd"/>
+      <w:r>
+        <w:t>(</w:t>
       </w:r>
       <w:r>
         <w:t xml:space="preserve">V) – </w:t>
       </w:r>
-      <w:r>
-        <w:t xml:space="preserve">hashmap to store all the vertices, </w:t>
-      </w:r>
-      <w:r>
-        <w:t>O(H):</w:t>
-      </w:r>
-      <w:r>
-        <w:t>a memory stack is created for every single vertices</w:t>
-      </w:r>
-      <w:r>
-        <w:t>, H is the height of the graph, overall it will be O(V).</w:t>
+      <w:proofErr w:type="spellStart"/>
+      <w:r>
+        <w:t>hashmap</w:t>
+      </w:r>
+      <w:proofErr w:type="spellEnd"/>
+      <w:r>
+        <w:t xml:space="preserve"> to store all the vertices, </w:t>
+      </w:r>
+      <w:r>
+        <w:t>O(H</w:t>
+      </w:r>
+      <w:proofErr w:type="gramStart"/>
+      <w:r>
+        <w:t>):</w:t>
+      </w:r>
+      <w:r>
+        <w:t>a</w:t>
+      </w:r>
+      <w:proofErr w:type="gramEnd"/>
+      <w:r>
+        <w:t xml:space="preserve"> memory stack is created for every single </w:t>
+      </w:r>
+      <w:proofErr w:type="gramStart"/>
+      <w:r>
+        <w:t>vertices</w:t>
+      </w:r>
+      <w:proofErr w:type="gramEnd"/>
+      <w:r>
+        <w:t xml:space="preserve">, H is the height of the graph, </w:t>
+      </w:r>
+      <w:proofErr w:type="gramStart"/>
+      <w:r>
+        <w:t>overall</w:t>
+      </w:r>
+      <w:proofErr w:type="gramEnd"/>
+      <w:r>
+        <w:t xml:space="preserve"> it will be O(V).</w:t>
       </w:r>
     </w:p>
     <w:p>
@@ -10831,7 +13416,15 @@
         <w:t>Visit the first node, and the all the neighbor connected to it before the next node</w:t>
       </w:r>
       <w:r>
-        <w:t xml:space="preserve">. While visiting, make copy of the nodes and store them to hashmap to mark them as visited, </w:t>
+        <w:t xml:space="preserve">. While visiting, make copy of the nodes and store them to </w:t>
+      </w:r>
+      <w:proofErr w:type="spellStart"/>
+      <w:r>
+        <w:t>hashmap</w:t>
+      </w:r>
+      <w:proofErr w:type="spellEnd"/>
+      <w:r>
+        <w:t xml:space="preserve"> to mark them as visited, </w:t>
       </w:r>
       <w:r>
         <w:t xml:space="preserve">also append the original nodes (not clones) to the que for later visit. </w:t>
@@ -10893,7 +13486,7 @@
                     <pic:cNvPicPr/>
                   </pic:nvPicPr>
                   <pic:blipFill>
-                    <a:blip r:embed="rId78"/>
+                    <a:blip r:embed="rId84"/>
                     <a:stretch>
                       <a:fillRect/>
                     </a:stretch>
@@ -10938,19 +13531,27 @@
         </w:numPr>
       </w:pPr>
       <w:r>
-        <w:t>Space: O(V) because of the hashmap usage</w:t>
+        <w:t xml:space="preserve">Space: O(V) because of the </w:t>
+      </w:r>
+      <w:proofErr w:type="spellStart"/>
+      <w:r>
+        <w:t>hashmap</w:t>
+      </w:r>
+      <w:proofErr w:type="spellEnd"/>
+      <w:r>
+        <w:t xml:space="preserve"> usage</w:t>
       </w:r>
     </w:p>
     <w:p>
       <w:pPr>
         <w:pStyle w:val="Heading2"/>
       </w:pPr>
-      <w:bookmarkStart w:id="36" w:name="_Toc207803094"/>
+      <w:bookmarkStart w:id="38" w:name="_Toc207815996"/>
       <w:r>
         <w:lastRenderedPageBreak/>
         <w:t>1091- Shortest Path in Binary Matrix (medium)</w:t>
       </w:r>
-      <w:bookmarkEnd w:id="36"/>
+      <w:bookmarkEnd w:id="38"/>
     </w:p>
     <w:p>
       <w:r>
@@ -10973,7 +13574,7 @@
                     <pic:cNvPicPr/>
                   </pic:nvPicPr>
                   <pic:blipFill>
-                    <a:blip r:embed="rId79"/>
+                    <a:blip r:embed="rId85"/>
                     <a:stretch>
                       <a:fillRect/>
                     </a:stretch>
@@ -11066,7 +13667,15 @@
         </w:numPr>
       </w:pPr>
       <w:r>
-        <w:t>In the beginning, make sure the start point and end points are not blocked (1)</w:t>
+        <w:t xml:space="preserve">In the beginning, make sure the start </w:t>
+      </w:r>
+      <w:proofErr w:type="gramStart"/>
+      <w:r>
+        <w:t>point</w:t>
+      </w:r>
+      <w:proofErr w:type="gramEnd"/>
+      <w:r>
+        <w:t xml:space="preserve"> and end points are not blocked (1)</w:t>
       </w:r>
     </w:p>
     <w:p>
@@ -11098,7 +13707,7 @@
                     <pic:cNvPicPr/>
                   </pic:nvPicPr>
                   <pic:blipFill>
-                    <a:blip r:embed="rId80"/>
+                    <a:blip r:embed="rId86"/>
                     <a:stretch>
                       <a:fillRect/>
                     </a:stretch>
@@ -11150,9 +13759,9 @@
       </w:r>
     </w:p>
     <w:sectPr>
-      <w:headerReference w:type="even" r:id="rId81"/>
-      <w:headerReference w:type="default" r:id="rId82"/>
-      <w:headerReference w:type="first" r:id="rId83"/>
+      <w:headerReference w:type="even" r:id="rId87"/>
+      <w:headerReference w:type="default" r:id="rId88"/>
+      <w:headerReference w:type="first" r:id="rId89"/>
       <w:pgSz w:w="12240" w:h="15840"/>
       <w:pgMar w:top="1440" w:right="1440" w:bottom="1440" w:left="1440" w:header="720" w:footer="720" w:gutter="0"/>
       <w:cols w:space="720"/>
@@ -13230,6 +15839,119 @@
     </w:lvl>
   </w:abstractNum>
   <w:abstractNum w:abstractNumId="17" w15:restartNumberingAfterBreak="0">
+    <w:nsid w:val="629B0E0C"/>
+    <w:multiLevelType w:val="hybridMultilevel"/>
+    <w:tmpl w:val="842AD166"/>
+    <w:lvl w:ilvl="0" w:tplc="D13A4DC2">
+      <w:start w:val="1762"/>
+      <w:numFmt w:val="bullet"/>
+      <w:lvlText w:val="-"/>
+      <w:lvlJc w:val="left"/>
+      <w:pPr>
+        <w:ind w:left="720" w:hanging="360"/>
+      </w:pPr>
+      <w:rPr>
+        <w:rFonts w:ascii="Aptos" w:eastAsiaTheme="minorHAnsi" w:hAnsi="Aptos" w:cstheme="minorBidi" w:hint="default"/>
+      </w:rPr>
+    </w:lvl>
+    <w:lvl w:ilvl="1" w:tplc="04090003">
+      <w:start w:val="1"/>
+      <w:numFmt w:val="bullet"/>
+      <w:lvlText w:val="o"/>
+      <w:lvlJc w:val="left"/>
+      <w:pPr>
+        <w:ind w:left="1440" w:hanging="360"/>
+      </w:pPr>
+      <w:rPr>
+        <w:rFonts w:ascii="Courier New" w:hAnsi="Courier New" w:cs="Courier New" w:hint="default"/>
+      </w:rPr>
+    </w:lvl>
+    <w:lvl w:ilvl="2" w:tplc="04090005" w:tentative="1">
+      <w:start w:val="1"/>
+      <w:numFmt w:val="bullet"/>
+      <w:lvlText w:val=""/>
+      <w:lvlJc w:val="left"/>
+      <w:pPr>
+        <w:ind w:left="2160" w:hanging="360"/>
+      </w:pPr>
+      <w:rPr>
+        <w:rFonts w:ascii="Wingdings" w:hAnsi="Wingdings" w:hint="default"/>
+      </w:rPr>
+    </w:lvl>
+    <w:lvl w:ilvl="3" w:tplc="04090001" w:tentative="1">
+      <w:start w:val="1"/>
+      <w:numFmt w:val="bullet"/>
+      <w:lvlText w:val=""/>
+      <w:lvlJc w:val="left"/>
+      <w:pPr>
+        <w:ind w:left="2880" w:hanging="360"/>
+      </w:pPr>
+      <w:rPr>
+        <w:rFonts w:ascii="Symbol" w:hAnsi="Symbol" w:hint="default"/>
+      </w:rPr>
+    </w:lvl>
+    <w:lvl w:ilvl="4" w:tplc="04090003" w:tentative="1">
+      <w:start w:val="1"/>
+      <w:numFmt w:val="bullet"/>
+      <w:lvlText w:val="o"/>
+      <w:lvlJc w:val="left"/>
+      <w:pPr>
+        <w:ind w:left="3600" w:hanging="360"/>
+      </w:pPr>
+      <w:rPr>
+        <w:rFonts w:ascii="Courier New" w:hAnsi="Courier New" w:cs="Courier New" w:hint="default"/>
+      </w:rPr>
+    </w:lvl>
+    <w:lvl w:ilvl="5" w:tplc="04090005" w:tentative="1">
+      <w:start w:val="1"/>
+      <w:numFmt w:val="bullet"/>
+      <w:lvlText w:val=""/>
+      <w:lvlJc w:val="left"/>
+      <w:pPr>
+        <w:ind w:left="4320" w:hanging="360"/>
+      </w:pPr>
+      <w:rPr>
+        <w:rFonts w:ascii="Wingdings" w:hAnsi="Wingdings" w:hint="default"/>
+      </w:rPr>
+    </w:lvl>
+    <w:lvl w:ilvl="6" w:tplc="04090001" w:tentative="1">
+      <w:start w:val="1"/>
+      <w:numFmt w:val="bullet"/>
+      <w:lvlText w:val=""/>
+      <w:lvlJc w:val="left"/>
+      <w:pPr>
+        <w:ind w:left="5040" w:hanging="360"/>
+      </w:pPr>
+      <w:rPr>
+        <w:rFonts w:ascii="Symbol" w:hAnsi="Symbol" w:hint="default"/>
+      </w:rPr>
+    </w:lvl>
+    <w:lvl w:ilvl="7" w:tplc="04090003" w:tentative="1">
+      <w:start w:val="1"/>
+      <w:numFmt w:val="bullet"/>
+      <w:lvlText w:val="o"/>
+      <w:lvlJc w:val="left"/>
+      <w:pPr>
+        <w:ind w:left="5760" w:hanging="360"/>
+      </w:pPr>
+      <w:rPr>
+        <w:rFonts w:ascii="Courier New" w:hAnsi="Courier New" w:cs="Courier New" w:hint="default"/>
+      </w:rPr>
+    </w:lvl>
+    <w:lvl w:ilvl="8" w:tplc="04090005" w:tentative="1">
+      <w:start w:val="1"/>
+      <w:numFmt w:val="bullet"/>
+      <w:lvlText w:val=""/>
+      <w:lvlJc w:val="left"/>
+      <w:pPr>
+        <w:ind w:left="6480" w:hanging="360"/>
+      </w:pPr>
+      <w:rPr>
+        <w:rFonts w:ascii="Wingdings" w:hAnsi="Wingdings" w:hint="default"/>
+      </w:rPr>
+    </w:lvl>
+  </w:abstractNum>
+  <w:abstractNum w:abstractNumId="18" w15:restartNumberingAfterBreak="0">
     <w:nsid w:val="63AA3E93"/>
     <w:multiLevelType w:val="hybridMultilevel"/>
     <w:tmpl w:val="A9C0BCD0"/>
@@ -13318,7 +16040,7 @@
       </w:pPr>
     </w:lvl>
   </w:abstractNum>
-  <w:abstractNum w:abstractNumId="18" w15:restartNumberingAfterBreak="0">
+  <w:abstractNum w:abstractNumId="19" w15:restartNumberingAfterBreak="0">
     <w:nsid w:val="64515389"/>
     <w:multiLevelType w:val="hybridMultilevel"/>
     <w:tmpl w:val="3FA29376"/>
@@ -13407,7 +16129,96 @@
       </w:pPr>
     </w:lvl>
   </w:abstractNum>
-  <w:abstractNum w:abstractNumId="19" w15:restartNumberingAfterBreak="0">
+  <w:abstractNum w:abstractNumId="20" w15:restartNumberingAfterBreak="0">
+    <w:nsid w:val="65053982"/>
+    <w:multiLevelType w:val="hybridMultilevel"/>
+    <w:tmpl w:val="A3F20E42"/>
+    <w:lvl w:ilvl="0" w:tplc="04090011">
+      <w:start w:val="1"/>
+      <w:numFmt w:val="decimal"/>
+      <w:lvlText w:val="%1)"/>
+      <w:lvlJc w:val="left"/>
+      <w:pPr>
+        <w:ind w:left="720" w:hanging="360"/>
+      </w:pPr>
+      <w:rPr>
+        <w:rFonts w:hint="default"/>
+      </w:rPr>
+    </w:lvl>
+    <w:lvl w:ilvl="1" w:tplc="04090019">
+      <w:start w:val="1"/>
+      <w:numFmt w:val="lowerLetter"/>
+      <w:lvlText w:val="%2."/>
+      <w:lvlJc w:val="left"/>
+      <w:pPr>
+        <w:ind w:left="1440" w:hanging="360"/>
+      </w:pPr>
+    </w:lvl>
+    <w:lvl w:ilvl="2" w:tplc="0409001B" w:tentative="1">
+      <w:start w:val="1"/>
+      <w:numFmt w:val="lowerRoman"/>
+      <w:lvlText w:val="%3."/>
+      <w:lvlJc w:val="right"/>
+      <w:pPr>
+        <w:ind w:left="2160" w:hanging="180"/>
+      </w:pPr>
+    </w:lvl>
+    <w:lvl w:ilvl="3" w:tplc="0409000F" w:tentative="1">
+      <w:start w:val="1"/>
+      <w:numFmt w:val="decimal"/>
+      <w:lvlText w:val="%4."/>
+      <w:lvlJc w:val="left"/>
+      <w:pPr>
+        <w:ind w:left="2880" w:hanging="360"/>
+      </w:pPr>
+    </w:lvl>
+    <w:lvl w:ilvl="4" w:tplc="04090019" w:tentative="1">
+      <w:start w:val="1"/>
+      <w:numFmt w:val="lowerLetter"/>
+      <w:lvlText w:val="%5."/>
+      <w:lvlJc w:val="left"/>
+      <w:pPr>
+        <w:ind w:left="3600" w:hanging="360"/>
+      </w:pPr>
+    </w:lvl>
+    <w:lvl w:ilvl="5" w:tplc="0409001B" w:tentative="1">
+      <w:start w:val="1"/>
+      <w:numFmt w:val="lowerRoman"/>
+      <w:lvlText w:val="%6."/>
+      <w:lvlJc w:val="right"/>
+      <w:pPr>
+        <w:ind w:left="4320" w:hanging="180"/>
+      </w:pPr>
+    </w:lvl>
+    <w:lvl w:ilvl="6" w:tplc="0409000F" w:tentative="1">
+      <w:start w:val="1"/>
+      <w:numFmt w:val="decimal"/>
+      <w:lvlText w:val="%7."/>
+      <w:lvlJc w:val="left"/>
+      <w:pPr>
+        <w:ind w:left="5040" w:hanging="360"/>
+      </w:pPr>
+    </w:lvl>
+    <w:lvl w:ilvl="7" w:tplc="04090019" w:tentative="1">
+      <w:start w:val="1"/>
+      <w:numFmt w:val="lowerLetter"/>
+      <w:lvlText w:val="%8."/>
+      <w:lvlJc w:val="left"/>
+      <w:pPr>
+        <w:ind w:left="5760" w:hanging="360"/>
+      </w:pPr>
+    </w:lvl>
+    <w:lvl w:ilvl="8" w:tplc="0409001B" w:tentative="1">
+      <w:start w:val="1"/>
+      <w:numFmt w:val="lowerRoman"/>
+      <w:lvlText w:val="%9."/>
+      <w:lvlJc w:val="right"/>
+      <w:pPr>
+        <w:ind w:left="6480" w:hanging="180"/>
+      </w:pPr>
+    </w:lvl>
+  </w:abstractNum>
+  <w:abstractNum w:abstractNumId="21" w15:restartNumberingAfterBreak="0">
     <w:nsid w:val="65DE3E9B"/>
     <w:multiLevelType w:val="hybridMultilevel"/>
     <w:tmpl w:val="7F5C66EC"/>
@@ -13496,7 +16307,7 @@
       </w:pPr>
     </w:lvl>
   </w:abstractNum>
-  <w:abstractNum w:abstractNumId="20" w15:restartNumberingAfterBreak="0">
+  <w:abstractNum w:abstractNumId="22" w15:restartNumberingAfterBreak="0">
     <w:nsid w:val="68A42D65"/>
     <w:multiLevelType w:val="hybridMultilevel"/>
     <w:tmpl w:val="FF82B5B8"/>
@@ -13585,7 +16396,7 @@
       </w:pPr>
     </w:lvl>
   </w:abstractNum>
-  <w:abstractNum w:abstractNumId="21" w15:restartNumberingAfterBreak="0">
+  <w:abstractNum w:abstractNumId="23" w15:restartNumberingAfterBreak="0">
     <w:nsid w:val="6D4E167B"/>
     <w:multiLevelType w:val="hybridMultilevel"/>
     <w:tmpl w:val="370AE110"/>
@@ -13674,7 +16485,7 @@
       </w:pPr>
     </w:lvl>
   </w:abstractNum>
-  <w:abstractNum w:abstractNumId="22" w15:restartNumberingAfterBreak="0">
+  <w:abstractNum w:abstractNumId="24" w15:restartNumberingAfterBreak="0">
     <w:nsid w:val="79481839"/>
     <w:multiLevelType w:val="hybridMultilevel"/>
     <w:tmpl w:val="805EF83A"/>
@@ -13763,7 +16574,7 @@
       </w:pPr>
     </w:lvl>
   </w:abstractNum>
-  <w:abstractNum w:abstractNumId="23" w15:restartNumberingAfterBreak="0">
+  <w:abstractNum w:abstractNumId="25" w15:restartNumberingAfterBreak="0">
     <w:nsid w:val="7E2522F5"/>
     <w:multiLevelType w:val="hybridMultilevel"/>
     <w:tmpl w:val="D9AC3B12"/>
@@ -13853,7 +16664,7 @@
     </w:lvl>
   </w:abstractNum>
   <w:num w:numId="1" w16cid:durableId="773207387">
-    <w:abstractNumId w:val="18"/>
+    <w:abstractNumId w:val="19"/>
   </w:num>
   <w:num w:numId="2" w16cid:durableId="880752669">
     <w:abstractNumId w:val="11"/>
@@ -13880,13 +16691,13 @@
     <w:abstractNumId w:val="13"/>
   </w:num>
   <w:num w:numId="10" w16cid:durableId="1311442681">
+    <w:abstractNumId w:val="24"/>
+  </w:num>
+  <w:num w:numId="11" w16cid:durableId="1750351218">
     <w:abstractNumId w:val="22"/>
   </w:num>
-  <w:num w:numId="11" w16cid:durableId="1750351218">
-    <w:abstractNumId w:val="20"/>
-  </w:num>
   <w:num w:numId="12" w16cid:durableId="817842659">
-    <w:abstractNumId w:val="17"/>
+    <w:abstractNumId w:val="18"/>
   </w:num>
   <w:num w:numId="13" w16cid:durableId="1166477499">
     <w:abstractNumId w:val="15"/>
@@ -13907,7 +16718,7 @@
     <w:abstractNumId w:val="12"/>
   </w:num>
   <w:num w:numId="19" w16cid:durableId="770707016">
-    <w:abstractNumId w:val="21"/>
+    <w:abstractNumId w:val="23"/>
   </w:num>
   <w:num w:numId="20" w16cid:durableId="1095831096">
     <w:abstractNumId w:val="9"/>
@@ -13919,10 +16730,16 @@
     <w:abstractNumId w:val="5"/>
   </w:num>
   <w:num w:numId="23" w16cid:durableId="1194198305">
-    <w:abstractNumId w:val="23"/>
+    <w:abstractNumId w:val="25"/>
   </w:num>
   <w:num w:numId="24" w16cid:durableId="820194658">
-    <w:abstractNumId w:val="19"/>
+    <w:abstractNumId w:val="21"/>
+  </w:num>
+  <w:num w:numId="25" w16cid:durableId="1576740868">
+    <w:abstractNumId w:val="20"/>
+  </w:num>
+  <w:num w:numId="26" w16cid:durableId="27026050">
+    <w:abstractNumId w:val="17"/>
   </w:num>
 </w:numbering>
 </file>

--- a/Review.docx
+++ b/Review.docx
@@ -3190,11 +3190,16 @@
         <w:t>Two Sum</w:t>
       </w:r>
       <w:r>
-        <w:t xml:space="preserve"> (easy)</w:t>
+        <w:t xml:space="preserve"> (easy</w:t>
+      </w:r>
+      <w:proofErr w:type="gramStart"/>
+      <w:r>
+        <w:t>)</w:t>
       </w:r>
       <w:r>
         <w:t>(</w:t>
       </w:r>
+      <w:proofErr w:type="gramEnd"/>
       <w:r>
         <w:t>35)</w:t>
       </w:r>
@@ -3259,68 +3264,118 @@
           <w:sz w:val="16"/>
           <w:szCs w:val="16"/>
         </w:rPr>
-        <w:t>The indices of the number list need to be tracked (using hashtable)</w:t>
-      </w:r>
-    </w:p>
-    <w:p>
-      <w:pPr>
-        <w:pStyle w:val="ListParagraph"/>
-        <w:numPr>
-          <w:ilvl w:val="0"/>
-          <w:numId w:val="2"/>
-        </w:numPr>
+        <w:t xml:space="preserve">The indices of the number list need to be tracked (using </w:t>
+      </w:r>
+      <w:proofErr w:type="spellStart"/>
+      <w:r>
         <w:rPr>
           <w:sz w:val="16"/>
           <w:szCs w:val="16"/>
         </w:rPr>
-      </w:pPr>
+        <w:t>hashtable</w:t>
+      </w:r>
+      <w:proofErr w:type="spellEnd"/>
       <w:r>
         <w:rPr>
           <w:sz w:val="16"/>
           <w:szCs w:val="16"/>
         </w:rPr>
-        <w:t xml:space="preserve">Then iterate through the number list again, </w:t>
-      </w:r>
-      <w:r>
+        <w:t>)</w:t>
+      </w:r>
+    </w:p>
+    <w:p>
+      <w:pPr>
+        <w:pStyle w:val="ListParagraph"/>
+        <w:numPr>
+          <w:ilvl w:val="0"/>
+          <w:numId w:val="2"/>
+        </w:numPr>
         <w:rPr>
           <w:sz w:val="16"/>
           <w:szCs w:val="16"/>
         </w:rPr>
-        <w:t xml:space="preserve">find the </w:t>
-      </w:r>
+      </w:pPr>
       <w:r>
         <w:rPr>
           <w:sz w:val="16"/>
           <w:szCs w:val="16"/>
         </w:rPr>
-        <w:t>complement number that will add up to the target.</w:t>
-      </w:r>
-    </w:p>
-    <w:p>
-      <w:pPr>
-        <w:pStyle w:val="ListParagraph"/>
-        <w:numPr>
-          <w:ilvl w:val="0"/>
-          <w:numId w:val="2"/>
-        </w:numPr>
+        <w:t xml:space="preserve">Then iterate through the number list again, </w:t>
+      </w:r>
+      <w:r>
         <w:rPr>
           <w:sz w:val="16"/>
           <w:szCs w:val="16"/>
         </w:rPr>
-      </w:pPr>
+        <w:t xml:space="preserve">find the </w:t>
+      </w:r>
       <w:r>
         <w:rPr>
           <w:sz w:val="16"/>
           <w:szCs w:val="16"/>
         </w:rPr>
-        <w:t xml:space="preserve">Use the complement number </w:t>
-      </w:r>
-      <w:r>
+        <w:t>complement number that will add up to the target.</w:t>
+      </w:r>
+    </w:p>
+    <w:p>
+      <w:pPr>
+        <w:pStyle w:val="ListParagraph"/>
+        <w:numPr>
+          <w:ilvl w:val="0"/>
+          <w:numId w:val="2"/>
+        </w:numPr>
         <w:rPr>
           <w:sz w:val="16"/>
           <w:szCs w:val="16"/>
         </w:rPr>
-        <w:t>to search the hashtable for it’s ind</w:t>
+      </w:pPr>
+      <w:r>
+        <w:rPr>
+          <w:sz w:val="16"/>
+          <w:szCs w:val="16"/>
+        </w:rPr>
+        <w:t xml:space="preserve">Use the complement number </w:t>
+      </w:r>
+      <w:r>
+        <w:rPr>
+          <w:sz w:val="16"/>
+          <w:szCs w:val="16"/>
+        </w:rPr>
+        <w:t xml:space="preserve">to search the </w:t>
+      </w:r>
+      <w:proofErr w:type="spellStart"/>
+      <w:r>
+        <w:rPr>
+          <w:sz w:val="16"/>
+          <w:szCs w:val="16"/>
+        </w:rPr>
+        <w:t>hashtable</w:t>
+      </w:r>
+      <w:proofErr w:type="spellEnd"/>
+      <w:r>
+        <w:rPr>
+          <w:sz w:val="16"/>
+          <w:szCs w:val="16"/>
+        </w:rPr>
+        <w:t xml:space="preserve"> for </w:t>
+      </w:r>
+      <w:proofErr w:type="spellStart"/>
+      <w:proofErr w:type="gramStart"/>
+      <w:r>
+        <w:rPr>
+          <w:sz w:val="16"/>
+          <w:szCs w:val="16"/>
+        </w:rPr>
+        <w:t>it’s</w:t>
+      </w:r>
+      <w:proofErr w:type="spellEnd"/>
+      <w:proofErr w:type="gramEnd"/>
+      <w:r>
+        <w:rPr>
+          <w:sz w:val="16"/>
+          <w:szCs w:val="16"/>
+        </w:rPr>
+        <w:t xml:space="preserve"> ind</w:t>
       </w:r>
       <w:r>
         <w:rPr>
@@ -3510,36 +3565,68 @@
           <w:sz w:val="16"/>
           <w:szCs w:val="16"/>
         </w:rPr>
-        <w:t>(n) : iterate through the list at most twice</w:t>
-      </w:r>
+        <w:t>(n</w:t>
+      </w:r>
+      <w:proofErr w:type="gramStart"/>
       <w:r>
         <w:rPr>
           <w:sz w:val="16"/>
           <w:szCs w:val="16"/>
         </w:rPr>
-        <w:t xml:space="preserve"> or once</w:t>
-      </w:r>
-    </w:p>
-    <w:p>
-      <w:pPr>
+        <w:t>) :</w:t>
+      </w:r>
+      <w:proofErr w:type="gramEnd"/>
+      <w:r>
         <w:rPr>
           <w:sz w:val="16"/>
           <w:szCs w:val="16"/>
         </w:rPr>
-      </w:pPr>
+        <w:t xml:space="preserve"> iterate through the list at most twice</w:t>
+      </w:r>
       <w:r>
         <w:rPr>
           <w:sz w:val="16"/>
           <w:szCs w:val="16"/>
         </w:rPr>
-        <w:t>Space: O(</w:t>
-      </w:r>
-      <w:r>
+        <w:t xml:space="preserve"> or once</w:t>
+      </w:r>
+    </w:p>
+    <w:p>
+      <w:pPr>
         <w:rPr>
           <w:sz w:val="16"/>
           <w:szCs w:val="16"/>
         </w:rPr>
-        <w:t>n): hashtable uses space to store the entire list.</w:t>
+      </w:pPr>
+      <w:r>
+        <w:rPr>
+          <w:sz w:val="16"/>
+          <w:szCs w:val="16"/>
+        </w:rPr>
+        <w:t>Space: O(</w:t>
+      </w:r>
+      <w:r>
+        <w:rPr>
+          <w:sz w:val="16"/>
+          <w:szCs w:val="16"/>
+        </w:rPr>
+        <w:t xml:space="preserve">n): </w:t>
+      </w:r>
+      <w:proofErr w:type="spellStart"/>
+      <w:r>
+        <w:rPr>
+          <w:sz w:val="16"/>
+          <w:szCs w:val="16"/>
+        </w:rPr>
+        <w:t>hashtable</w:t>
+      </w:r>
+      <w:proofErr w:type="spellEnd"/>
+      <w:r>
+        <w:rPr>
+          <w:sz w:val="16"/>
+          <w:szCs w:val="16"/>
+        </w:rPr>
+        <w:t xml:space="preserve"> uses space to store the entire list.</w:t>
       </w:r>
     </w:p>
     <w:p>
@@ -3645,7 +3732,28 @@
         </w:numPr>
       </w:pPr>
       <w:r>
-        <w:t>A deque can be used to the store the characters in the window, and .append and .popleft fits perfectly for extent</w:t>
+        <w:t xml:space="preserve">A deque can be used to the store the characters in the window, </w:t>
+      </w:r>
+      <w:proofErr w:type="gramStart"/>
+      <w:r>
+        <w:t>and .append</w:t>
+      </w:r>
+      <w:proofErr w:type="gramEnd"/>
+      <w:r>
+        <w:t xml:space="preserve"> </w:t>
+      </w:r>
+      <w:proofErr w:type="gramStart"/>
+      <w:r>
+        <w:t>and .</w:t>
+      </w:r>
+      <w:proofErr w:type="spellStart"/>
+      <w:r>
+        <w:t>popleft</w:t>
+      </w:r>
+      <w:proofErr w:type="spellEnd"/>
+      <w:proofErr w:type="gramEnd"/>
+      <w:r>
+        <w:t xml:space="preserve"> fits perfectly for extent</w:t>
       </w:r>
       <w:r>
         <w:t xml:space="preserve"> right pointer</w:t>
@@ -3808,10 +3916,42 @@
       </w:pPr>
       <w:r>
         <w:lastRenderedPageBreak/>
-        <w:t>We have to find the longest palindromic substring, and if we want to make it efficient we will need to leverage what we have already looked at. E.g. aka</w:t>
-      </w:r>
-      <w:r>
-        <w:t xml:space="preserve"> and bakab, finding bakab can be done</w:t>
+        <w:t xml:space="preserve">We </w:t>
+      </w:r>
+      <w:proofErr w:type="gramStart"/>
+      <w:r>
+        <w:t>have to</w:t>
+      </w:r>
+      <w:proofErr w:type="gramEnd"/>
+      <w:r>
+        <w:t xml:space="preserve"> find the longest palindromic substring, and if we want to make it </w:t>
+      </w:r>
+      <w:proofErr w:type="gramStart"/>
+      <w:r>
+        <w:t>efficient</w:t>
+      </w:r>
+      <w:proofErr w:type="gramEnd"/>
+      <w:r>
+        <w:t xml:space="preserve"> we will need to leverage what we have already looked at. E.g. aka</w:t>
+      </w:r>
+      <w:r>
+        <w:t xml:space="preserve"> and </w:t>
+      </w:r>
+      <w:proofErr w:type="spellStart"/>
+      <w:r>
+        <w:t>bakab</w:t>
+      </w:r>
+      <w:proofErr w:type="spellEnd"/>
+      <w:r>
+        <w:t xml:space="preserve">, finding </w:t>
+      </w:r>
+      <w:proofErr w:type="spellStart"/>
+      <w:r>
+        <w:t>bakab</w:t>
+      </w:r>
+      <w:proofErr w:type="spellEnd"/>
+      <w:r>
+        <w:t xml:space="preserve"> can be done</w:t>
       </w:r>
       <w:r>
         <w:t xml:space="preserve"> on top of aka</w:t>
@@ -3826,10 +3966,26 @@
         </w:numPr>
       </w:pPr>
       <w:r>
-        <w:t xml:space="preserve">Traverse through each characters in the string, think about expanding windows, and expand </w:t>
-      </w:r>
-      <w:r>
-        <w:t xml:space="preserve">from each characters and check for equal characters on both ends, </w:t>
+        <w:t xml:space="preserve">Traverse through each </w:t>
+      </w:r>
+      <w:proofErr w:type="gramStart"/>
+      <w:r>
+        <w:t>characters</w:t>
+      </w:r>
+      <w:proofErr w:type="gramEnd"/>
+      <w:r>
+        <w:t xml:space="preserve"> in the string, think about expanding windows, and expand </w:t>
+      </w:r>
+      <w:r>
+        <w:t xml:space="preserve">from each </w:t>
+      </w:r>
+      <w:proofErr w:type="gramStart"/>
+      <w:r>
+        <w:t>characters</w:t>
+      </w:r>
+      <w:proofErr w:type="gramEnd"/>
+      <w:r>
+        <w:t xml:space="preserve"> and check for equal characters on both ends, </w:t>
       </w:r>
       <w:r>
         <w:t>the check ends if ends are unequal and the palindrome substring should be the last checked substring</w:t>
@@ -3844,7 +4000,15 @@
         </w:numPr>
       </w:pPr>
       <w:r>
-        <w:t>One thing to note is that there are odd digit and even digit substrings, both pointer will start at the same spot for odd and adjacent for even.</w:t>
+        <w:t xml:space="preserve">One thing to note is that there are odd digit and even digit substrings, both </w:t>
+      </w:r>
+      <w:proofErr w:type="gramStart"/>
+      <w:r>
+        <w:t>pointer</w:t>
+      </w:r>
+      <w:proofErr w:type="gramEnd"/>
+      <w:r>
+        <w:t xml:space="preserve"> will start at the same spot for odd and adjacent for even.</w:t>
       </w:r>
     </w:p>
     <w:p>
@@ -3920,7 +4084,15 @@
         </w:numPr>
       </w:pPr>
       <w:r>
-        <w:t>Space: O(1) – no addition memories are allocated</w:t>
+        <w:t xml:space="preserve">Space: </w:t>
+      </w:r>
+      <w:proofErr w:type="gramStart"/>
+      <w:r>
+        <w:t>O(</w:t>
+      </w:r>
+      <w:proofErr w:type="gramEnd"/>
+      <w:r>
+        <w:t>1) – no addition memories are allocated</w:t>
       </w:r>
     </w:p>
     <w:p>
@@ -4107,7 +4279,23 @@
           <w:sz w:val="16"/>
           <w:szCs w:val="16"/>
         </w:rPr>
-        <w:t>odd, there will be a middle number and it doesn’t matter what it is.</w:t>
+        <w:t xml:space="preserve">odd, there will be a middle </w:t>
+      </w:r>
+      <w:proofErr w:type="gramStart"/>
+      <w:r>
+        <w:rPr>
+          <w:sz w:val="16"/>
+          <w:szCs w:val="16"/>
+        </w:rPr>
+        <w:t>number</w:t>
+      </w:r>
+      <w:proofErr w:type="gramEnd"/>
+      <w:r>
+        <w:rPr>
+          <w:sz w:val="16"/>
+          <w:szCs w:val="16"/>
+        </w:rPr>
+        <w:t xml:space="preserve"> and it doesn’t matter what it is.</w:t>
       </w:r>
     </w:p>
     <w:p>
@@ -4217,25 +4405,34 @@
           <w:szCs w:val="16"/>
         </w:rPr>
       </w:pPr>
+      <w:proofErr w:type="spellStart"/>
       <w:r>
         <w:rPr>
           <w:sz w:val="16"/>
           <w:szCs w:val="16"/>
         </w:rPr>
-        <w:t>Mathmatical method</w:t>
-      </w:r>
+        <w:t>Mathmatical</w:t>
+      </w:r>
+      <w:proofErr w:type="spellEnd"/>
       <w:r>
         <w:rPr>
           <w:sz w:val="16"/>
           <w:szCs w:val="16"/>
         </w:rPr>
-        <w:t xml:space="preserve"> (medium)</w:t>
+        <w:t xml:space="preserve"> method</w:t>
       </w:r>
       <w:r>
         <w:rPr>
           <w:sz w:val="16"/>
           <w:szCs w:val="16"/>
         </w:rPr>
+        <w:t xml:space="preserve"> (medium)</w:t>
+      </w:r>
+      <w:r>
+        <w:rPr>
+          <w:sz w:val="16"/>
+          <w:szCs w:val="16"/>
+        </w:rPr>
         <w:t>:</w:t>
       </w:r>
     </w:p>
@@ -4256,7 +4453,23 @@
           <w:sz w:val="16"/>
           <w:szCs w:val="16"/>
         </w:rPr>
-        <w:t>No need for string conversion so the space is O(1)</w:t>
+        <w:t xml:space="preserve">No need for string conversion so the space is </w:t>
+      </w:r>
+      <w:proofErr w:type="gramStart"/>
+      <w:r>
+        <w:rPr>
+          <w:sz w:val="16"/>
+          <w:szCs w:val="16"/>
+        </w:rPr>
+        <w:t>O(</w:t>
+      </w:r>
+      <w:proofErr w:type="gramEnd"/>
+      <w:r>
+        <w:rPr>
+          <w:sz w:val="16"/>
+          <w:szCs w:val="16"/>
+        </w:rPr>
+        <w:t>1)</w:t>
       </w:r>
     </w:p>
     <w:p>
@@ -4290,27 +4503,43 @@
           <w:sz w:val="16"/>
           <w:szCs w:val="16"/>
         </w:rPr>
-        <w:t>umbers ends with 0</w:t>
-      </w:r>
+        <w:t xml:space="preserve">umbers </w:t>
+      </w:r>
+      <w:proofErr w:type="gramStart"/>
       <w:r>
         <w:rPr>
           <w:sz w:val="16"/>
           <w:szCs w:val="16"/>
         </w:rPr>
-        <w:t xml:space="preserve"> or </w:t>
-      </w:r>
+        <w:t>ends</w:t>
+      </w:r>
+      <w:proofErr w:type="gramEnd"/>
       <w:r>
         <w:rPr>
           <w:sz w:val="16"/>
           <w:szCs w:val="16"/>
         </w:rPr>
-        <w:t>= 0</w:t>
+        <w:t xml:space="preserve"> with 0</w:t>
       </w:r>
       <w:r>
         <w:rPr>
           <w:sz w:val="16"/>
           <w:szCs w:val="16"/>
         </w:rPr>
+        <w:t xml:space="preserve"> or </w:t>
+      </w:r>
+      <w:r>
+        <w:rPr>
+          <w:sz w:val="16"/>
+          <w:szCs w:val="16"/>
+        </w:rPr>
+        <w:t>= 0</w:t>
+      </w:r>
+      <w:r>
+        <w:rPr>
+          <w:sz w:val="16"/>
+          <w:szCs w:val="16"/>
+        </w:rPr>
         <w:t xml:space="preserve"> can’t be palindrome</w:t>
       </w:r>
     </w:p>
@@ -4402,12 +4631,21 @@
         </w:rPr>
         <w:t xml:space="preserve">where </w:t>
       </w:r>
+      <w:proofErr w:type="spellStart"/>
       <w:r>
         <w:rPr>
           <w:sz w:val="16"/>
           <w:szCs w:val="16"/>
         </w:rPr>
-        <w:t xml:space="preserve">i </w:t>
+        <w:t>i</w:t>
+      </w:r>
+      <w:proofErr w:type="spellEnd"/>
+      <w:r>
+        <w:rPr>
+          <w:sz w:val="16"/>
+          <w:szCs w:val="16"/>
+        </w:rPr>
+        <w:t xml:space="preserve"> </w:t>
       </w:r>
       <w:r>
         <w:rPr>
@@ -4558,7 +4796,23 @@
           <w:sz w:val="16"/>
           <w:szCs w:val="16"/>
         </w:rPr>
-        <w:t>same number of digit as x</w:t>
+        <w:t xml:space="preserve">same number of </w:t>
+      </w:r>
+      <w:proofErr w:type="gramStart"/>
+      <w:r>
+        <w:rPr>
+          <w:sz w:val="16"/>
+          <w:szCs w:val="16"/>
+        </w:rPr>
+        <w:t>digit</w:t>
+      </w:r>
+      <w:proofErr w:type="gramEnd"/>
+      <w:r>
+        <w:rPr>
+          <w:sz w:val="16"/>
+          <w:szCs w:val="16"/>
+        </w:rPr>
+        <w:t xml:space="preserve"> as x</w:t>
       </w:r>
     </w:p>
     <w:p>
@@ -4595,53 +4849,62 @@
         </w:rPr>
         <w:t xml:space="preserve">where </w:t>
       </w:r>
+      <w:proofErr w:type="spellStart"/>
       <w:r>
         <w:rPr>
           <w:sz w:val="16"/>
           <w:szCs w:val="16"/>
         </w:rPr>
-        <w:t xml:space="preserve">i </w:t>
-      </w:r>
+        <w:t>i</w:t>
+      </w:r>
+      <w:proofErr w:type="spellEnd"/>
       <w:r>
         <w:rPr>
           <w:sz w:val="16"/>
           <w:szCs w:val="16"/>
         </w:rPr>
-        <w:t xml:space="preserve">is the number of digits of the number) will </w:t>
+        <w:t xml:space="preserve"> </w:t>
       </w:r>
       <w:r>
         <w:rPr>
           <w:sz w:val="16"/>
           <w:szCs w:val="16"/>
         </w:rPr>
-        <w:t xml:space="preserve">get rid of the </w:t>
+        <w:t xml:space="preserve">is the number of digits of the number) will </w:t>
       </w:r>
       <w:r>
         <w:rPr>
           <w:sz w:val="16"/>
           <w:szCs w:val="16"/>
         </w:rPr>
-        <w:t>left</w:t>
+        <w:t xml:space="preserve">get rid of the </w:t>
       </w:r>
       <w:r>
         <w:rPr>
           <w:sz w:val="16"/>
           <w:szCs w:val="16"/>
         </w:rPr>
-        <w:t xml:space="preserve"> most digit</w:t>
+        <w:t>left</w:t>
       </w:r>
       <w:r>
         <w:rPr>
           <w:sz w:val="16"/>
           <w:szCs w:val="16"/>
         </w:rPr>
-        <w:t xml:space="preserve"> (e.g. 1221%</w:t>
+        <w:t xml:space="preserve"> most digit</w:t>
       </w:r>
       <w:r>
         <w:rPr>
           <w:sz w:val="16"/>
           <w:szCs w:val="16"/>
         </w:rPr>
+        <w:t xml:space="preserve"> (e.g. 1221%</w:t>
+      </w:r>
+      <w:r>
+        <w:rPr>
+          <w:sz w:val="16"/>
+          <w:szCs w:val="16"/>
+        </w:rPr>
         <w:t>1000 = 221)</w:t>
       </w:r>
     </w:p>
@@ -4676,34 +4939,75 @@
           <w:sz w:val="16"/>
           <w:szCs w:val="16"/>
         </w:rPr>
-        <w:t>will remove the left most digit</w:t>
-      </w:r>
+        <w:t xml:space="preserve">will remove the </w:t>
+      </w:r>
+      <w:proofErr w:type="gramStart"/>
       <w:r>
         <w:rPr>
           <w:sz w:val="16"/>
           <w:szCs w:val="16"/>
         </w:rPr>
-        <w:t>(e.g. 221/</w:t>
-      </w:r>
+        <w:t>left most</w:t>
+      </w:r>
+      <w:proofErr w:type="gramEnd"/>
       <w:r>
         <w:rPr>
           <w:sz w:val="16"/>
           <w:szCs w:val="16"/>
         </w:rPr>
-        <w:t>/</w:t>
-      </w:r>
+        <w:t xml:space="preserve"> </w:t>
+      </w:r>
+      <w:proofErr w:type="gramStart"/>
       <w:r>
         <w:rPr>
           <w:sz w:val="16"/>
           <w:szCs w:val="16"/>
         </w:rPr>
-        <w:t xml:space="preserve">10 = </w:t>
+        <w:t>digit</w:t>
       </w:r>
       <w:r>
         <w:rPr>
           <w:sz w:val="16"/>
           <w:szCs w:val="16"/>
         </w:rPr>
+        <w:t>(</w:t>
+      </w:r>
+      <w:proofErr w:type="gramEnd"/>
+      <w:r>
+        <w:rPr>
+          <w:sz w:val="16"/>
+          <w:szCs w:val="16"/>
+        </w:rPr>
+        <w:t xml:space="preserve">e.g. </w:t>
+      </w:r>
+      <w:proofErr w:type="gramStart"/>
+      <w:r>
+        <w:rPr>
+          <w:sz w:val="16"/>
+          <w:szCs w:val="16"/>
+        </w:rPr>
+        <w:t>221/</w:t>
+      </w:r>
+      <w:r>
+        <w:rPr>
+          <w:sz w:val="16"/>
+          <w:szCs w:val="16"/>
+        </w:rPr>
+        <w:t>/</w:t>
+      </w:r>
+      <w:proofErr w:type="gramEnd"/>
+      <w:r>
+        <w:rPr>
+          <w:sz w:val="16"/>
+          <w:szCs w:val="16"/>
+        </w:rPr>
+        <w:t xml:space="preserve">10 = </w:t>
+      </w:r>
+      <w:r>
+        <w:rPr>
+          <w:sz w:val="16"/>
+          <w:szCs w:val="16"/>
+        </w:rPr>
         <w:t>22)</w:t>
       </w:r>
     </w:p>
@@ -4724,7 +5028,23 @@
           <w:sz w:val="16"/>
           <w:szCs w:val="16"/>
         </w:rPr>
-        <w:t xml:space="preserve">The divider value will always be </w:t>
+        <w:t xml:space="preserve">The divider value will </w:t>
+      </w:r>
+      <w:proofErr w:type="gramStart"/>
+      <w:r>
+        <w:rPr>
+          <w:sz w:val="16"/>
+          <w:szCs w:val="16"/>
+        </w:rPr>
+        <w:t>always be</w:t>
+      </w:r>
+      <w:proofErr w:type="gramEnd"/>
+      <w:r>
+        <w:rPr>
+          <w:sz w:val="16"/>
+          <w:szCs w:val="16"/>
+        </w:rPr>
+        <w:t xml:space="preserve"> </w:t>
       </w:r>
       <w:r>
         <w:rPr>
@@ -4849,39 +5169,48 @@
         </w:rPr>
         <w:t>Time: O(</w:t>
       </w:r>
+      <w:proofErr w:type="spellStart"/>
       <w:r>
         <w:rPr>
           <w:sz w:val="16"/>
           <w:szCs w:val="16"/>
         </w:rPr>
-        <w:t>logn)</w:t>
-      </w:r>
+        <w:t>logn</w:t>
+      </w:r>
+      <w:proofErr w:type="spellEnd"/>
       <w:r>
         <w:rPr>
           <w:sz w:val="16"/>
           <w:szCs w:val="16"/>
         </w:rPr>
-        <w:t>: digit count is t</w:t>
+        <w:t>)</w:t>
       </w:r>
       <w:r>
         <w:rPr>
           <w:sz w:val="16"/>
           <w:szCs w:val="16"/>
         </w:rPr>
-        <w:t>ied</w:t>
+        <w:t>: digit count is t</w:t>
       </w:r>
       <w:r>
         <w:rPr>
           <w:sz w:val="16"/>
           <w:szCs w:val="16"/>
         </w:rPr>
-        <w:t xml:space="preserve"> to the log of </w:t>
+        <w:t>ied</w:t>
       </w:r>
       <w:r>
         <w:rPr>
           <w:sz w:val="16"/>
           <w:szCs w:val="16"/>
         </w:rPr>
+        <w:t xml:space="preserve"> to the log of </w:t>
+      </w:r>
+      <w:r>
+        <w:rPr>
+          <w:sz w:val="16"/>
+          <w:szCs w:val="16"/>
+        </w:rPr>
         <w:t>the number</w:t>
       </w:r>
     </w:p>
@@ -4902,7 +5231,23 @@
           <w:sz w:val="16"/>
           <w:szCs w:val="16"/>
         </w:rPr>
-        <w:t>Space: O(1): no data structure usage, so no additional utilization</w:t>
+        <w:t xml:space="preserve">Space: </w:t>
+      </w:r>
+      <w:proofErr w:type="gramStart"/>
+      <w:r>
+        <w:rPr>
+          <w:sz w:val="16"/>
+          <w:szCs w:val="16"/>
+        </w:rPr>
+        <w:t>O(</w:t>
+      </w:r>
+      <w:proofErr w:type="gramEnd"/>
+      <w:r>
+        <w:rPr>
+          <w:sz w:val="16"/>
+          <w:szCs w:val="16"/>
+        </w:rPr>
+        <w:t>1): no data structure usage, so no additional utilization</w:t>
       </w:r>
     </w:p>
     <w:p>
@@ -4997,7 +5342,23 @@
           <w:sz w:val="16"/>
           <w:szCs w:val="16"/>
         </w:rPr>
-        <w:t>, easiest way is to sort the input array</w:t>
+        <w:t xml:space="preserve">, </w:t>
+      </w:r>
+      <w:proofErr w:type="gramStart"/>
+      <w:r>
+        <w:rPr>
+          <w:sz w:val="16"/>
+          <w:szCs w:val="16"/>
+        </w:rPr>
+        <w:t>easiest</w:t>
+      </w:r>
+      <w:proofErr w:type="gramEnd"/>
+      <w:r>
+        <w:rPr>
+          <w:sz w:val="16"/>
+          <w:szCs w:val="16"/>
+        </w:rPr>
+        <w:t xml:space="preserve"> way is to sort the input array</w:t>
       </w:r>
       <w:r>
         <w:rPr>
@@ -5182,48 +5543,114 @@
           <w:sz w:val="16"/>
           <w:szCs w:val="16"/>
         </w:rPr>
-        <w:t>O(nlogn):p</w:t>
-      </w:r>
+        <w:t>O(</w:t>
+      </w:r>
+      <w:proofErr w:type="spellStart"/>
       <w:r>
         <w:rPr>
           <w:sz w:val="16"/>
           <w:szCs w:val="16"/>
         </w:rPr>
-        <w:t xml:space="preserve">ython sort; </w:t>
-      </w:r>
+        <w:t>nlogn</w:t>
+      </w:r>
+      <w:proofErr w:type="spellEnd"/>
+      <w:proofErr w:type="gramStart"/>
       <w:r>
         <w:rPr>
           <w:sz w:val="16"/>
           <w:szCs w:val="16"/>
         </w:rPr>
-        <w:t>O(n^2): 2 nested loops</w:t>
+        <w:t>):p</w:t>
       </w:r>
       <w:r>
         <w:rPr>
           <w:sz w:val="16"/>
           <w:szCs w:val="16"/>
         </w:rPr>
-        <w:t>, so nlogn + n^2</w:t>
-      </w:r>
-    </w:p>
-    <w:p>
-      <w:pPr>
-        <w:pStyle w:val="ListParagraph"/>
-        <w:numPr>
-          <w:ilvl w:val="0"/>
-          <w:numId w:val="4"/>
-        </w:numPr>
+        <w:t>ython</w:t>
+      </w:r>
+      <w:proofErr w:type="gramEnd"/>
+      <w:r>
         <w:rPr>
           <w:sz w:val="16"/>
           <w:szCs w:val="16"/>
         </w:rPr>
-      </w:pPr>
+        <w:t xml:space="preserve"> sort; </w:t>
+      </w:r>
       <w:r>
         <w:rPr>
           <w:sz w:val="16"/>
           <w:szCs w:val="16"/>
         </w:rPr>
-        <w:t xml:space="preserve">Space:O(1): no additional data structure used, maybe O(n) if </w:t>
+        <w:t>O(n^2): 2 nested loops</w:t>
+      </w:r>
+      <w:r>
+        <w:rPr>
+          <w:sz w:val="16"/>
+          <w:szCs w:val="16"/>
+        </w:rPr>
+        <w:t xml:space="preserve">, so </w:t>
+      </w:r>
+      <w:proofErr w:type="spellStart"/>
+      <w:r>
+        <w:rPr>
+          <w:sz w:val="16"/>
+          <w:szCs w:val="16"/>
+        </w:rPr>
+        <w:t>nlogn</w:t>
+      </w:r>
+      <w:proofErr w:type="spellEnd"/>
+      <w:r>
+        <w:rPr>
+          <w:sz w:val="16"/>
+          <w:szCs w:val="16"/>
+        </w:rPr>
+        <w:t xml:space="preserve"> + n^2</w:t>
+      </w:r>
+    </w:p>
+    <w:p>
+      <w:pPr>
+        <w:pStyle w:val="ListParagraph"/>
+        <w:numPr>
+          <w:ilvl w:val="0"/>
+          <w:numId w:val="4"/>
+        </w:numPr>
+        <w:rPr>
+          <w:sz w:val="16"/>
+          <w:szCs w:val="16"/>
+        </w:rPr>
+      </w:pPr>
+      <w:proofErr w:type="spellStart"/>
+      <w:r>
+        <w:rPr>
+          <w:sz w:val="16"/>
+          <w:szCs w:val="16"/>
+        </w:rPr>
+        <w:t>Space</w:t>
+      </w:r>
+      <w:proofErr w:type="gramStart"/>
+      <w:r>
+        <w:rPr>
+          <w:sz w:val="16"/>
+          <w:szCs w:val="16"/>
+        </w:rPr>
+        <w:t>:O</w:t>
+      </w:r>
+      <w:proofErr w:type="spellEnd"/>
+      <w:r>
+        <w:rPr>
+          <w:sz w:val="16"/>
+          <w:szCs w:val="16"/>
+        </w:rPr>
+        <w:t>(</w:t>
+      </w:r>
+      <w:proofErr w:type="gramEnd"/>
+      <w:r>
+        <w:rPr>
+          <w:sz w:val="16"/>
+          <w:szCs w:val="16"/>
+        </w:rPr>
+        <w:t xml:space="preserve">1): no additional data structure used, maybe O(n) if </w:t>
       </w:r>
       <w:r>
         <w:rPr>
@@ -5294,7 +5721,33 @@
         </w:numPr>
       </w:pPr>
       <w:r>
-        <w:t>The goal is to rearrange the numbers so that it become the next larger number, if the numbers are already at it’s largest form. We turn it into the smallest form, so just reversing it</w:t>
+        <w:t xml:space="preserve">The goal is to rearrange the numbers so that </w:t>
+      </w:r>
+      <w:proofErr w:type="gramStart"/>
+      <w:r>
+        <w:t>it</w:t>
+      </w:r>
+      <w:proofErr w:type="gramEnd"/>
+      <w:r>
+        <w:t xml:space="preserve"> </w:t>
+      </w:r>
+      <w:proofErr w:type="gramStart"/>
+      <w:r>
+        <w:t>become</w:t>
+      </w:r>
+      <w:proofErr w:type="gramEnd"/>
+      <w:r>
+        <w:t xml:space="preserve"> the next larger number, if the numbers are already at </w:t>
+      </w:r>
+      <w:proofErr w:type="spellStart"/>
+      <w:proofErr w:type="gramStart"/>
+      <w:r>
+        <w:t>it’s</w:t>
+      </w:r>
+      <w:proofErr w:type="spellEnd"/>
+      <w:proofErr w:type="gramEnd"/>
+      <w:r>
+        <w:t xml:space="preserve"> largest form. We turn it into the smallest form, so just reversing it</w:t>
       </w:r>
     </w:p>
     <w:p>
@@ -5342,13 +5795,21 @@
         </w:numPr>
       </w:pPr>
       <w:r>
-        <w:t>see above, notice the number changes at the spot, when scanning from right, that breaks the ac</w:t>
+        <w:t xml:space="preserve">see above, notice the number changes at the spot, when scanning from right, that breaks the </w:t>
+      </w:r>
+      <w:proofErr w:type="spellStart"/>
+      <w:r>
+        <w:t>ac</w:t>
       </w:r>
       <w:r>
         <w:t>c</w:t>
       </w:r>
       <w:r>
-        <w:t>ending order. We scan from right because we want the smallest change that makes the number larger.</w:t>
+        <w:t>ending</w:t>
+      </w:r>
+      <w:proofErr w:type="spellEnd"/>
+      <w:r>
+        <w:t xml:space="preserve"> order. We scan from right because we want the smallest change that makes the number larger.</w:t>
       </w:r>
     </w:p>
     <w:p>
@@ -5373,7 +5834,15 @@
         </w:numPr>
       </w:pPr>
       <w:r>
-        <w:t xml:space="preserve">Since the portion after the pivot spot will always be decending (when scanning from left), we want to reverse that portion so </w:t>
+        <w:t xml:space="preserve">Since the portion after the pivot spot will always be </w:t>
+      </w:r>
+      <w:proofErr w:type="spellStart"/>
+      <w:r>
+        <w:t>decending</w:t>
+      </w:r>
+      <w:proofErr w:type="spellEnd"/>
+      <w:r>
+        <w:t xml:space="preserve"> (when scanning from left), we want to reverse that portion so </w:t>
       </w:r>
       <w:r>
         <w:t>the number will be smaller.</w:t>
@@ -5455,7 +5924,15 @@
         </w:numPr>
       </w:pPr>
       <w:r>
-        <w:t>Space: O(1) -&gt; no additional space</w:t>
+        <w:t xml:space="preserve">Space: </w:t>
+      </w:r>
+      <w:proofErr w:type="gramStart"/>
+      <w:r>
+        <w:t>O(</w:t>
+      </w:r>
+      <w:proofErr w:type="gramEnd"/>
+      <w:r>
+        <w:t>1) -&gt; no additional space</w:t>
       </w:r>
     </w:p>
     <w:p>
@@ -5552,7 +6029,15 @@
         <w:t>of the window</w:t>
       </w:r>
       <w:r>
-        <w:t xml:space="preserve"> does not guaranteed </w:t>
+        <w:t xml:space="preserve"> does not </w:t>
+      </w:r>
+      <w:proofErr w:type="gramStart"/>
+      <w:r>
+        <w:t>guaranteed</w:t>
+      </w:r>
+      <w:proofErr w:type="gramEnd"/>
+      <w:r>
+        <w:t xml:space="preserve"> </w:t>
       </w:r>
       <w:r>
         <w:t xml:space="preserve">increase and decrease of the sum. </w:t>
@@ -5589,19 +6074,52 @@
         </w:numPr>
       </w:pPr>
       <w:r>
-        <w:t>Understand presum</w:t>
-      </w:r>
-      <w:r>
-        <w:t xml:space="preserve"> and the idea of subSum</w:t>
-      </w:r>
-      <w:r>
-        <w:t xml:space="preserve"> + presum = k, so </w:t>
-      </w:r>
+        <w:t xml:space="preserve">Understand </w:t>
+      </w:r>
+      <w:proofErr w:type="spellStart"/>
+      <w:r>
+        <w:t>presum</w:t>
+      </w:r>
+      <w:proofErr w:type="spellEnd"/>
+      <w:r>
+        <w:t xml:space="preserve"> and the idea of </w:t>
+      </w:r>
+      <w:proofErr w:type="spellStart"/>
       <w:r>
         <w:t>subSum</w:t>
       </w:r>
-      <w:r>
-        <w:t xml:space="preserve"> =  presum </w:t>
+      <w:proofErr w:type="spellEnd"/>
+      <w:r>
+        <w:t xml:space="preserve"> + </w:t>
+      </w:r>
+      <w:proofErr w:type="spellStart"/>
+      <w:r>
+        <w:t>presum</w:t>
+      </w:r>
+      <w:proofErr w:type="spellEnd"/>
+      <w:r>
+        <w:t xml:space="preserve"> = k, so </w:t>
+      </w:r>
+      <w:proofErr w:type="spellStart"/>
+      <w:r>
+        <w:t>subSum</w:t>
+      </w:r>
+      <w:proofErr w:type="spellEnd"/>
+      <w:r>
+        <w:t xml:space="preserve"> </w:t>
+      </w:r>
+      <w:proofErr w:type="gramStart"/>
+      <w:r>
+        <w:t xml:space="preserve">=  </w:t>
+      </w:r>
+      <w:proofErr w:type="spellStart"/>
+      <w:r>
+        <w:t>presum</w:t>
+      </w:r>
+      <w:proofErr w:type="spellEnd"/>
+      <w:proofErr w:type="gramEnd"/>
+      <w:r>
+        <w:t xml:space="preserve"> </w:t>
       </w:r>
       <w:r>
         <w:t>–</w:t>
@@ -5610,7 +6128,23 @@
         <w:t xml:space="preserve"> k</w:t>
       </w:r>
       <w:r>
-        <w:t>, see this as subSum is what’s need by presum to get to k</w:t>
+        <w:t xml:space="preserve">, see this as </w:t>
+      </w:r>
+      <w:proofErr w:type="spellStart"/>
+      <w:r>
+        <w:t>subSum</w:t>
+      </w:r>
+      <w:proofErr w:type="spellEnd"/>
+      <w:r>
+        <w:t xml:space="preserve"> is what’s need by </w:t>
+      </w:r>
+      <w:proofErr w:type="spellStart"/>
+      <w:r>
+        <w:t>presum</w:t>
+      </w:r>
+      <w:proofErr w:type="spellEnd"/>
+      <w:r>
+        <w:t xml:space="preserve"> to get to k</w:t>
       </w:r>
     </w:p>
     <w:p>
@@ -5624,15 +6158,33 @@
       <w:r>
         <w:t xml:space="preserve">Since it’s one pass </w:t>
       </w:r>
-      <w:r>
-        <w:t>subSum should have been calculated</w:t>
-      </w:r>
-      <w:r>
-        <w:t xml:space="preserve"> it’s frequency counted</w:t>
-      </w:r>
-      <w:r>
-        <w:t xml:space="preserve"> and stored in hashtable</w:t>
-      </w:r>
+      <w:proofErr w:type="spellStart"/>
+      <w:r>
+        <w:t>subSum</w:t>
+      </w:r>
+      <w:proofErr w:type="spellEnd"/>
+      <w:r>
+        <w:t xml:space="preserve"> should have been calculated</w:t>
+      </w:r>
+      <w:r>
+        <w:t xml:space="preserve"> </w:t>
+      </w:r>
+      <w:proofErr w:type="gramStart"/>
+      <w:r>
+        <w:t>it’s</w:t>
+      </w:r>
+      <w:proofErr w:type="gramEnd"/>
+      <w:r>
+        <w:t xml:space="preserve"> frequency counted</w:t>
+      </w:r>
+      <w:r>
+        <w:t xml:space="preserve"> and stored in </w:t>
+      </w:r>
+      <w:proofErr w:type="spellStart"/>
+      <w:r>
+        <w:t>hashtable</w:t>
+      </w:r>
+      <w:proofErr w:type="spellEnd"/>
       <w:r>
         <w:t>.</w:t>
       </w:r>
@@ -5646,13 +6198,42 @@
         </w:numPr>
       </w:pPr>
       <w:r>
-        <w:t xml:space="preserve">If subSum not found in </w:t>
-      </w:r>
-      <w:r>
-        <w:t xml:space="preserve">hashtable, </w:t>
-      </w:r>
-      <w:r>
-        <w:t>it mean no such subarray existed</w:t>
+        <w:t xml:space="preserve">If </w:t>
+      </w:r>
+      <w:proofErr w:type="spellStart"/>
+      <w:r>
+        <w:t>subSum</w:t>
+      </w:r>
+      <w:proofErr w:type="spellEnd"/>
+      <w:r>
+        <w:t xml:space="preserve"> </w:t>
+      </w:r>
+      <w:proofErr w:type="gramStart"/>
+      <w:r>
+        <w:t>not</w:t>
+      </w:r>
+      <w:proofErr w:type="gramEnd"/>
+      <w:r>
+        <w:t xml:space="preserve"> found in </w:t>
+      </w:r>
+      <w:proofErr w:type="spellStart"/>
+      <w:r>
+        <w:t>hashtable</w:t>
+      </w:r>
+      <w:proofErr w:type="spellEnd"/>
+      <w:r>
+        <w:t xml:space="preserve">, </w:t>
+      </w:r>
+      <w:r>
+        <w:t xml:space="preserve">it </w:t>
+      </w:r>
+      <w:proofErr w:type="gramStart"/>
+      <w:r>
+        <w:t>mean</w:t>
+      </w:r>
+      <w:proofErr w:type="gramEnd"/>
+      <w:r>
+        <w:t xml:space="preserve"> no such subarray existed</w:t>
       </w:r>
       <w:r>
         <w:t xml:space="preserve"> yet</w:t>
@@ -5664,7 +6245,25 @@
         <w:t>but still</w:t>
       </w:r>
       <w:r>
-        <w:t xml:space="preserve"> place it in hashtable, which maybe needed for </w:t>
+        <w:t xml:space="preserve"> place it in </w:t>
+      </w:r>
+      <w:proofErr w:type="spellStart"/>
+      <w:r>
+        <w:t>hashtable</w:t>
+      </w:r>
+      <w:proofErr w:type="spellEnd"/>
+      <w:r>
+        <w:t xml:space="preserve">, which </w:t>
+      </w:r>
+      <w:proofErr w:type="spellStart"/>
+      <w:proofErr w:type="gramStart"/>
+      <w:r>
+        <w:t>maybe</w:t>
+      </w:r>
+      <w:proofErr w:type="spellEnd"/>
+      <w:proofErr w:type="gramEnd"/>
+      <w:r>
+        <w:t xml:space="preserve"> needed for </w:t>
       </w:r>
       <w:r>
         <w:t xml:space="preserve">next subarrays. </w:t>
@@ -5744,9 +6343,11 @@
       <w:r>
         <w:t xml:space="preserve">: 1 pass through the number list, and about 1 pass though the </w:t>
       </w:r>
+      <w:proofErr w:type="spellStart"/>
       <w:r>
         <w:t>preSumList</w:t>
       </w:r>
+      <w:proofErr w:type="spellEnd"/>
     </w:p>
     <w:p>
       <w:pPr>
@@ -5763,8 +6364,21 @@
         <w:t xml:space="preserve"> </w:t>
       </w:r>
       <w:r>
-        <w:t>O(n): hashtable is created to store all the presums</w:t>
-      </w:r>
+        <w:t xml:space="preserve">O(n): </w:t>
+      </w:r>
+      <w:proofErr w:type="spellStart"/>
+      <w:r>
+        <w:t>hashtable</w:t>
+      </w:r>
+      <w:proofErr w:type="spellEnd"/>
+      <w:r>
+        <w:t xml:space="preserve"> is created to store all the </w:t>
+      </w:r>
+      <w:proofErr w:type="spellStart"/>
+      <w:r>
+        <w:t>presums</w:t>
+      </w:r>
+      <w:proofErr w:type="spellEnd"/>
     </w:p>
     <w:p>
       <w:pPr>
@@ -5879,7 +6493,15 @@
         <w:t xml:space="preserve">After confirming it’s mergeable, </w:t>
       </w:r>
       <w:r>
-        <w:t>the last value of the new interval needs to be determined and it will either be the last value of the incoming interval or the stack top. Whichever is larger</w:t>
+        <w:t xml:space="preserve">the last value of the new interval needs to be </w:t>
+      </w:r>
+      <w:proofErr w:type="gramStart"/>
+      <w:r>
+        <w:t>determined</w:t>
+      </w:r>
+      <w:proofErr w:type="gramEnd"/>
+      <w:r>
+        <w:t xml:space="preserve"> and it will either be the last value of the incoming interval or the stack top. Whichever is larger</w:t>
       </w:r>
     </w:p>
     <w:p>
@@ -5955,7 +6577,15 @@
         </w:numPr>
       </w:pPr>
       <w:r>
-        <w:t>Time: O(n)-only 1 iteration through the list</w:t>
+        <w:t>Time</w:t>
+      </w:r>
+      <w:proofErr w:type="gramStart"/>
+      <w:r>
+        <w:t>: O(n)-only</w:t>
+      </w:r>
+      <w:proofErr w:type="gramEnd"/>
+      <w:r>
+        <w:t xml:space="preserve"> 1 iteration through the list</w:t>
       </w:r>
     </w:p>
     <w:p>
@@ -5966,11 +6596,16 @@
           <w:numId w:val="6"/>
         </w:numPr>
       </w:pPr>
+      <w:proofErr w:type="spellStart"/>
       <w:r>
         <w:t>Space</w:t>
       </w:r>
       <w:r>
-        <w:t>:O(n)-</w:t>
+        <w:t>:O</w:t>
+      </w:r>
+      <w:proofErr w:type="spellEnd"/>
+      <w:r>
+        <w:t>(n)-</w:t>
       </w:r>
       <w:r>
         <w:t>a stack is used that will store the whole list at worst</w:t>
@@ -6041,7 +6676,15 @@
         </w:numPr>
       </w:pPr>
       <w:r>
-        <w:t>It’s nice the colors are either 0,1,or 3</w:t>
+        <w:t>It’s nice the colors are either 0,</w:t>
+      </w:r>
+      <w:proofErr w:type="gramStart"/>
+      <w:r>
+        <w:t>1,or</w:t>
+      </w:r>
+      <w:proofErr w:type="gramEnd"/>
+      <w:r>
+        <w:t xml:space="preserve"> 3</w:t>
       </w:r>
       <w:r>
         <w:t>, we can use counting sort to solve this problem</w:t>
@@ -6208,7 +6851,15 @@
         <w:t>Space</w:t>
       </w:r>
       <w:r>
-        <w:t>: O(1) – no additional memory allocated</w:t>
+        <w:t xml:space="preserve">: </w:t>
+      </w:r>
+      <w:proofErr w:type="gramStart"/>
+      <w:r>
+        <w:t>O(</w:t>
+      </w:r>
+      <w:proofErr w:type="gramEnd"/>
+      <w:r>
+        <w:t>1) – no additional memory allocated</w:t>
       </w:r>
     </w:p>
     <w:p>
@@ -6288,7 +6939,15 @@
         <w:t xml:space="preserve">Since the </w:t>
       </w:r>
       <w:r>
-        <w:t xml:space="preserve">end array will update in place using nums1, we need to copy the </w:t>
+        <w:t xml:space="preserve">end array will </w:t>
+      </w:r>
+      <w:proofErr w:type="gramStart"/>
+      <w:r>
+        <w:t>update</w:t>
+      </w:r>
+      <w:proofErr w:type="gramEnd"/>
+      <w:r>
+        <w:t xml:space="preserve"> in place using nums1, we need to copy the </w:t>
       </w:r>
       <w:r>
         <w:t>first m elements into a new array</w:t>
@@ -6430,8 +7089,13 @@
       <w:r>
         <w:t>Time: O(</w:t>
       </w:r>
-      <w:r>
-        <w:t xml:space="preserve">m+n) </w:t>
+      <w:proofErr w:type="spellStart"/>
+      <w:r>
+        <w:t>m+n</w:t>
+      </w:r>
+      <w:proofErr w:type="spellEnd"/>
+      <w:r>
+        <w:t xml:space="preserve">) </w:t>
       </w:r>
     </w:p>
     <w:p>
@@ -6467,7 +7131,15 @@
         </w:numPr>
       </w:pPr>
       <w:r>
-        <w:t>P1 starting at position m of the nums1 (end of actual values), p2 starting at position n of nums2</w:t>
+        <w:t xml:space="preserve">P1 starting at position m of </w:t>
+      </w:r>
+      <w:proofErr w:type="gramStart"/>
+      <w:r>
+        <w:t>the nums1</w:t>
+      </w:r>
+      <w:proofErr w:type="gramEnd"/>
+      <w:r>
+        <w:t xml:space="preserve"> (end of actual values), p2 starting at position n of nums2</w:t>
       </w:r>
       <w:r>
         <w:t>.</w:t>
@@ -6482,7 +7154,15 @@
         </w:numPr>
       </w:pPr>
       <w:r>
-        <w:t>P at the end the nums1 (entire length)</w:t>
+        <w:t xml:space="preserve">P at the </w:t>
+      </w:r>
+      <w:proofErr w:type="gramStart"/>
+      <w:r>
+        <w:t>end</w:t>
+      </w:r>
+      <w:proofErr w:type="gramEnd"/>
+      <w:r>
+        <w:t xml:space="preserve"> the nums1 (entire length)</w:t>
       </w:r>
     </w:p>
     <w:p>
@@ -6506,7 +7186,15 @@
         </w:numPr>
       </w:pPr>
       <w:r>
-        <w:t>And nums2 on every other conditions (else)</w:t>
+        <w:t xml:space="preserve">And nums2 on every other </w:t>
+      </w:r>
+      <w:proofErr w:type="gramStart"/>
+      <w:r>
+        <w:t>conditions</w:t>
+      </w:r>
+      <w:proofErr w:type="gramEnd"/>
+      <w:r>
+        <w:t xml:space="preserve"> (else)</w:t>
       </w:r>
     </w:p>
     <w:p>
@@ -6567,7 +7255,15 @@
         </w:numPr>
       </w:pPr>
       <w:r>
-        <w:t>Time: O(n+m)</w:t>
+        <w:t>Time: O(</w:t>
+      </w:r>
+      <w:proofErr w:type="spellStart"/>
+      <w:r>
+        <w:t>n+m</w:t>
+      </w:r>
+      <w:proofErr w:type="spellEnd"/>
+      <w:r>
+        <w:t>)</w:t>
       </w:r>
     </w:p>
     <w:p>
@@ -6579,7 +7275,15 @@
         </w:numPr>
       </w:pPr>
       <w:r>
-        <w:t xml:space="preserve">Space: O(1): no additional space was allocated. </w:t>
+        <w:t xml:space="preserve">Space: </w:t>
+      </w:r>
+      <w:proofErr w:type="gramStart"/>
+      <w:r>
+        <w:t>O(</w:t>
+      </w:r>
+      <w:proofErr w:type="gramEnd"/>
+      <w:r>
+        <w:t xml:space="preserve">1): no additional space was allocated. </w:t>
       </w:r>
     </w:p>
     <w:p>
@@ -6650,7 +7354,23 @@
         </w:numPr>
       </w:pPr>
       <w:r>
-        <w:t>To achieve O(logn) we have to use binary search</w:t>
+        <w:t>To achieve O(</w:t>
+      </w:r>
+      <w:proofErr w:type="spellStart"/>
+      <w:r>
+        <w:t>logn</w:t>
+      </w:r>
+      <w:proofErr w:type="spellEnd"/>
+      <w:r>
+        <w:t xml:space="preserve">) we </w:t>
+      </w:r>
+      <w:proofErr w:type="gramStart"/>
+      <w:r>
+        <w:t>have to</w:t>
+      </w:r>
+      <w:proofErr w:type="gramEnd"/>
+      <w:r>
+        <w:t xml:space="preserve"> use binary search</w:t>
       </w:r>
     </w:p>
     <w:p>
@@ -6662,7 +7382,15 @@
         </w:numPr>
       </w:pPr>
       <w:r>
-        <w:t>The things is a peak can be any peak, it does not have to be the highest peak</w:t>
+        <w:t xml:space="preserve">The </w:t>
+      </w:r>
+      <w:proofErr w:type="gramStart"/>
+      <w:r>
+        <w:t>things</w:t>
+      </w:r>
+      <w:proofErr w:type="gramEnd"/>
+      <w:r>
+        <w:t xml:space="preserve"> is a peak can be any peak, it does not have to be the highest peak</w:t>
       </w:r>
     </w:p>
     <w:p>
@@ -6674,7 +7402,25 @@
         </w:numPr>
       </w:pPr>
       <w:r>
-        <w:t>This means if we go from left to right, if the next number decreases at any spot,the spot is a peak and can be return.</w:t>
+        <w:t xml:space="preserve">This means if we go from left to right, if the next number decreases at any </w:t>
+      </w:r>
+      <w:proofErr w:type="spellStart"/>
+      <w:proofErr w:type="gramStart"/>
+      <w:r>
+        <w:t>spot,the</w:t>
+      </w:r>
+      <w:proofErr w:type="spellEnd"/>
+      <w:proofErr w:type="gramEnd"/>
+      <w:r>
+        <w:t xml:space="preserve"> spot is a peak and can be </w:t>
+      </w:r>
+      <w:proofErr w:type="gramStart"/>
+      <w:r>
+        <w:t>return</w:t>
+      </w:r>
+      <w:proofErr w:type="gramEnd"/>
+      <w:r>
+        <w:t>.</w:t>
       </w:r>
     </w:p>
     <w:p>
@@ -6698,7 +7444,31 @@
         </w:numPr>
       </w:pPr>
       <w:r>
-        <w:t xml:space="preserve">As usual in binary search, we have to find mid points first. If the number after the mid point is larger, this means a potential peak is to the right of the mid point, so left end will be set to mid + 1, and continue the search. </w:t>
+        <w:t xml:space="preserve">As usual in binary search, we </w:t>
+      </w:r>
+      <w:proofErr w:type="gramStart"/>
+      <w:r>
+        <w:t>have to</w:t>
+      </w:r>
+      <w:proofErr w:type="gramEnd"/>
+      <w:r>
+        <w:t xml:space="preserve"> find mid points first. If the number after the </w:t>
+      </w:r>
+      <w:proofErr w:type="spellStart"/>
+      <w:r>
+        <w:t>mid point</w:t>
+      </w:r>
+      <w:proofErr w:type="spellEnd"/>
+      <w:r>
+        <w:t xml:space="preserve"> is larger, this means a potential peak is to the right of the </w:t>
+      </w:r>
+      <w:proofErr w:type="spellStart"/>
+      <w:r>
+        <w:t>mid point</w:t>
+      </w:r>
+      <w:proofErr w:type="spellEnd"/>
+      <w:r>
+        <w:t xml:space="preserve">, so left end will be set to mid + 1, and continue the search. </w:t>
       </w:r>
     </w:p>
     <w:p>
@@ -6710,7 +7480,39 @@
         </w:numPr>
       </w:pPr>
       <w:r>
-        <w:t xml:space="preserve">Otherwise, the peak maybe the mid point or to the right of the mid point, then assign right end at the mid point spot. </w:t>
+        <w:t xml:space="preserve">Otherwise, the peak </w:t>
+      </w:r>
+      <w:proofErr w:type="gramStart"/>
+      <w:r>
+        <w:t>maybe</w:t>
+      </w:r>
+      <w:proofErr w:type="gramEnd"/>
+      <w:r>
+        <w:t xml:space="preserve"> the </w:t>
+      </w:r>
+      <w:proofErr w:type="spellStart"/>
+      <w:r>
+        <w:t>mid point</w:t>
+      </w:r>
+      <w:proofErr w:type="spellEnd"/>
+      <w:r>
+        <w:t xml:space="preserve"> or to the right of the </w:t>
+      </w:r>
+      <w:proofErr w:type="spellStart"/>
+      <w:r>
+        <w:t>mid point</w:t>
+      </w:r>
+      <w:proofErr w:type="spellEnd"/>
+      <w:r>
+        <w:t xml:space="preserve">, then assign right end at the </w:t>
+      </w:r>
+      <w:proofErr w:type="spellStart"/>
+      <w:r>
+        <w:t>mid point</w:t>
+      </w:r>
+      <w:proofErr w:type="spellEnd"/>
+      <w:r>
+        <w:t xml:space="preserve"> spot. </w:t>
       </w:r>
     </w:p>
     <w:p>
@@ -6778,7 +7580,15 @@
         </w:numPr>
       </w:pPr>
       <w:r>
-        <w:t>Time: O(logn)</w:t>
+        <w:t>Time: O(</w:t>
+      </w:r>
+      <w:proofErr w:type="spellStart"/>
+      <w:r>
+        <w:t>logn</w:t>
+      </w:r>
+      <w:proofErr w:type="spellEnd"/>
+      <w:r>
+        <w:t>)</w:t>
       </w:r>
     </w:p>
     <w:p>
@@ -6790,7 +7600,15 @@
         </w:numPr>
       </w:pPr>
       <w:r>
-        <w:t>Space: O(1)</w:t>
+        <w:t xml:space="preserve">Space: </w:t>
+      </w:r>
+      <w:proofErr w:type="gramStart"/>
+      <w:r>
+        <w:t>O(</w:t>
+      </w:r>
+      <w:proofErr w:type="gramEnd"/>
+      <w:r>
+        <w:t>1)</w:t>
       </w:r>
     </w:p>
     <w:p>
@@ -6861,11 +7679,35 @@
         <w:t>a price and get the difference of it and each of the following prices</w:t>
       </w:r>
       <w:r>
-        <w:t>, while record and maintain the max differences. This sounds like a two pointer problem</w:t>
-      </w:r>
+        <w:t xml:space="preserve">, while </w:t>
+      </w:r>
+      <w:proofErr w:type="gramStart"/>
+      <w:r>
+        <w:t>record</w:t>
+      </w:r>
+      <w:proofErr w:type="gramEnd"/>
       <w:r>
         <w:t xml:space="preserve"> and </w:t>
       </w:r>
+      <w:proofErr w:type="gramStart"/>
+      <w:r>
+        <w:t>maintain</w:t>
+      </w:r>
+      <w:proofErr w:type="gramEnd"/>
+      <w:r>
+        <w:t xml:space="preserve"> the max differences. This sounds like a </w:t>
+      </w:r>
+      <w:proofErr w:type="gramStart"/>
+      <w:r>
+        <w:t>two pointer</w:t>
+      </w:r>
+      <w:proofErr w:type="gramEnd"/>
+      <w:r>
+        <w:t xml:space="preserve"> problem</w:t>
+      </w:r>
+      <w:r>
+        <w:t xml:space="preserve"> and </w:t>
+      </w:r>
       <w:r>
         <w:t>time complexity will be O(n^2), which is not efficient</w:t>
       </w:r>
@@ -6897,7 +7739,15 @@
         <w:t xml:space="preserve">where the max profit is found. While the </w:t>
       </w:r>
       <w:r>
-        <w:t>prices pointer is traverse through the price list.</w:t>
+        <w:t xml:space="preserve">prices pointer is </w:t>
+      </w:r>
+      <w:proofErr w:type="gramStart"/>
+      <w:r>
+        <w:t>traverse</w:t>
+      </w:r>
+      <w:proofErr w:type="gramEnd"/>
+      <w:r>
+        <w:t xml:space="preserve"> through the price list.</w:t>
       </w:r>
     </w:p>
     <w:p>
@@ -6970,7 +7820,15 @@
         </w:numPr>
       </w:pPr>
       <w:r>
-        <w:t>Space: O(1), no additional memory allocated</w:t>
+        <w:t xml:space="preserve">Space: </w:t>
+      </w:r>
+      <w:proofErr w:type="gramStart"/>
+      <w:r>
+        <w:t>O(</w:t>
+      </w:r>
+      <w:proofErr w:type="gramEnd"/>
+      <w:r>
+        <w:t>1), no additional memory allocated</w:t>
       </w:r>
     </w:p>
     <w:p>
@@ -7053,7 +7911,15 @@
         </w:numPr>
       </w:pPr>
       <w:r>
-        <w:t>Use min heap by turn the entire list to negative values and feed into heap</w:t>
+        <w:t xml:space="preserve">Use min heap by </w:t>
+      </w:r>
+      <w:proofErr w:type="gramStart"/>
+      <w:r>
+        <w:t>turn</w:t>
+      </w:r>
+      <w:proofErr w:type="gramEnd"/>
+      <w:r>
+        <w:t xml:space="preserve"> the entire list to negative values and feed into heap</w:t>
       </w:r>
     </w:p>
     <w:p>
@@ -7135,7 +8001,15 @@
         </w:numPr>
       </w:pPr>
       <w:r>
-        <w:t xml:space="preserve">Time: O(nlogn): </w:t>
+        <w:t>Time: O(</w:t>
+      </w:r>
+      <w:proofErr w:type="spellStart"/>
+      <w:r>
+        <w:t>nlogn</w:t>
+      </w:r>
+      <w:proofErr w:type="spellEnd"/>
+      <w:r>
+        <w:t xml:space="preserve">): </w:t>
       </w:r>
     </w:p>
     <w:p>
@@ -7230,7 +8104,15 @@
         </w:numPr>
       </w:pPr>
       <w:r>
-        <w:t xml:space="preserve">Time: O(nlogk): </w:t>
+        <w:t>Time: O(</w:t>
+      </w:r>
+      <w:proofErr w:type="spellStart"/>
+      <w:r>
+        <w:t>nlogk</w:t>
+      </w:r>
+      <w:proofErr w:type="spellEnd"/>
+      <w:r>
+        <w:t xml:space="preserve">): </w:t>
       </w:r>
     </w:p>
     <w:p>
@@ -7312,7 +8194,23 @@
         <w:t xml:space="preserve">Good to know that </w:t>
       </w:r>
       <w:r>
-        <w:t xml:space="preserve">any repeated palindromes also counts, </w:t>
+        <w:t xml:space="preserve">any repeated </w:t>
+      </w:r>
+      <w:proofErr w:type="gramStart"/>
+      <w:r>
+        <w:t>palindromes</w:t>
+      </w:r>
+      <w:proofErr w:type="gramEnd"/>
+      <w:r>
+        <w:t xml:space="preserve"> also </w:t>
+      </w:r>
+      <w:proofErr w:type="gramStart"/>
+      <w:r>
+        <w:t>counts</w:t>
+      </w:r>
+      <w:proofErr w:type="gramEnd"/>
+      <w:r>
+        <w:t xml:space="preserve">, </w:t>
       </w:r>
       <w:r>
         <w:t>a single character also counts as one</w:t>
@@ -7349,7 +8247,23 @@
         <w:t xml:space="preserve">Need to understand that there are odd and even palindromes, </w:t>
       </w:r>
       <w:r>
-        <w:t>odd palindromes start in the same spot, and even starts in adjacent spots</w:t>
+        <w:t xml:space="preserve">odd palindromes start in the same </w:t>
+      </w:r>
+      <w:proofErr w:type="gramStart"/>
+      <w:r>
+        <w:t>spot, and</w:t>
+      </w:r>
+      <w:proofErr w:type="gramEnd"/>
+      <w:r>
+        <w:t xml:space="preserve"> even </w:t>
+      </w:r>
+      <w:proofErr w:type="gramStart"/>
+      <w:r>
+        <w:t>starts</w:t>
+      </w:r>
+      <w:proofErr w:type="gramEnd"/>
+      <w:r>
+        <w:t xml:space="preserve"> in adjacent spots</w:t>
       </w:r>
       <w:r>
         <w:t>. Then expand from those spots.</w:t>
@@ -7431,7 +8345,15 @@
         </w:numPr>
       </w:pPr>
       <w:r>
-        <w:t>Space: O(1)</w:t>
+        <w:t xml:space="preserve">Space: </w:t>
+      </w:r>
+      <w:proofErr w:type="gramStart"/>
+      <w:r>
+        <w:t>O(</w:t>
+      </w:r>
+      <w:proofErr w:type="gramEnd"/>
+      <w:r>
+        <w:t>1)</w:t>
       </w:r>
       <w:r>
         <w:t xml:space="preserve"> – no additional spaces allocated</w:t>
@@ -7499,7 +8421,23 @@
         </w:numPr>
       </w:pPr>
       <w:r>
-        <w:t xml:space="preserve">Find the distance to origin on all point and store them into a heapq. </w:t>
+        <w:t xml:space="preserve">Find the distance to origin on all </w:t>
+      </w:r>
+      <w:proofErr w:type="gramStart"/>
+      <w:r>
+        <w:t>point</w:t>
+      </w:r>
+      <w:proofErr w:type="gramEnd"/>
+      <w:r>
+        <w:t xml:space="preserve"> and store them into a </w:t>
+      </w:r>
+      <w:proofErr w:type="spellStart"/>
+      <w:r>
+        <w:t>heapq</w:t>
+      </w:r>
+      <w:proofErr w:type="spellEnd"/>
+      <w:r>
+        <w:t xml:space="preserve">. </w:t>
       </w:r>
     </w:p>
     <w:p>
@@ -7511,7 +8449,15 @@
         </w:numPr>
       </w:pPr>
       <w:r>
-        <w:t>Heapy and find the nsmallest and return the coordinates</w:t>
+        <w:t xml:space="preserve">Heapy and find the </w:t>
+      </w:r>
+      <w:proofErr w:type="spellStart"/>
+      <w:r>
+        <w:t>nsmallest</w:t>
+      </w:r>
+      <w:proofErr w:type="spellEnd"/>
+      <w:r>
+        <w:t xml:space="preserve"> and return the coordinates</w:t>
       </w:r>
     </w:p>
     <w:p>
@@ -7535,7 +8481,23 @@
         </w:numPr>
       </w:pPr>
       <w:r>
-        <w:t xml:space="preserve">Since the heapq library is defaulted to be min heap, to use it as max heap the distance input would have to be negated. The points will be fed into the “max” heap until the size reaches k, after that, if distance of incoming point is smaller than the head of the heap (max values), compared using –(-dist), it will be replacing it. </w:t>
+        <w:t xml:space="preserve">Since the </w:t>
+      </w:r>
+      <w:proofErr w:type="spellStart"/>
+      <w:r>
+        <w:t>heapq</w:t>
+      </w:r>
+      <w:proofErr w:type="spellEnd"/>
+      <w:r>
+        <w:t xml:space="preserve"> library is defaulted to be min heap, to use it as max heap the distance input would have to be negated. The points will be fed into the “max” heap until the size reaches k, after that, if distance of incoming point is smaller than the head of the heap (max values), compared using –(-</w:t>
+      </w:r>
+      <w:proofErr w:type="spellStart"/>
+      <w:r>
+        <w:t>dist</w:t>
+      </w:r>
+      <w:proofErr w:type="spellEnd"/>
+      <w:r>
+        <w:t xml:space="preserve">), it will be replacing it. </w:t>
       </w:r>
     </w:p>
     <w:p>
@@ -7641,11 +8603,24 @@
       <w:r>
         <w:t>Time: O(</w:t>
       </w:r>
-      <w:r>
-        <w:t>nlogn)</w:t>
-      </w:r>
-      <w:r>
-        <w:t>, logn for each push and pop, n for n points</w:t>
+      <w:proofErr w:type="spellStart"/>
+      <w:r>
+        <w:t>nlogn</w:t>
+      </w:r>
+      <w:proofErr w:type="spellEnd"/>
+      <w:r>
+        <w:t>)</w:t>
+      </w:r>
+      <w:r>
+        <w:t xml:space="preserve">, </w:t>
+      </w:r>
+      <w:proofErr w:type="spellStart"/>
+      <w:r>
+        <w:t>logn</w:t>
+      </w:r>
+      <w:proofErr w:type="spellEnd"/>
+      <w:r>
+        <w:t xml:space="preserve"> for each push and pop, n for n points</w:t>
       </w:r>
     </w:p>
     <w:p>
@@ -7656,8 +8631,13 @@
           <w:numId w:val="24"/>
         </w:numPr>
       </w:pPr>
-      <w:r>
-        <w:t>Space:O(n)</w:t>
+      <w:proofErr w:type="spellStart"/>
+      <w:r>
+        <w:t>Space:O</w:t>
+      </w:r>
+      <w:proofErr w:type="spellEnd"/>
+      <w:r>
+        <w:t>(n)</w:t>
       </w:r>
     </w:p>
     <w:p>
@@ -7671,9 +8651,11 @@
       <w:r>
         <w:t xml:space="preserve">Using max </w:t>
       </w:r>
+      <w:proofErr w:type="gramStart"/>
       <w:r>
         <w:t>heap;</w:t>
       </w:r>
+      <w:proofErr w:type="gramEnd"/>
     </w:p>
     <w:p>
       <w:pPr>
@@ -7683,8 +8665,29 @@
           <w:numId w:val="24"/>
         </w:numPr>
       </w:pPr>
-      <w:r>
-        <w:t>Time:O(nlogk), logk for each push and pop on heap of size k, n for n points</w:t>
+      <w:proofErr w:type="spellStart"/>
+      <w:r>
+        <w:t>Time:O</w:t>
+      </w:r>
+      <w:proofErr w:type="spellEnd"/>
+      <w:r>
+        <w:t>(</w:t>
+      </w:r>
+      <w:proofErr w:type="spellStart"/>
+      <w:r>
+        <w:t>nlogk</w:t>
+      </w:r>
+      <w:proofErr w:type="spellEnd"/>
+      <w:r>
+        <w:t xml:space="preserve">), </w:t>
+      </w:r>
+      <w:proofErr w:type="spellStart"/>
+      <w:r>
+        <w:t>logk</w:t>
+      </w:r>
+      <w:proofErr w:type="spellEnd"/>
+      <w:r>
+        <w:t xml:space="preserve"> for each push and pop on heap of size k, n for n points</w:t>
       </w:r>
     </w:p>
     <w:p>
@@ -7695,8 +8698,13 @@
           <w:numId w:val="24"/>
         </w:numPr>
       </w:pPr>
-      <w:r>
-        <w:t>Space:O(k) if k &lt; n</w:t>
+      <w:proofErr w:type="spellStart"/>
+      <w:r>
+        <w:t>Space:O</w:t>
+      </w:r>
+      <w:proofErr w:type="spellEnd"/>
+      <w:r>
+        <w:t>(k) if k &lt; n</w:t>
       </w:r>
     </w:p>
     <w:p>
@@ -7756,8 +8764,13 @@
           <w:numId w:val="28"/>
         </w:numPr>
       </w:pPr>
-      <w:r>
-        <w:t>So there are basically 3 scenarios.</w:t>
+      <w:proofErr w:type="gramStart"/>
+      <w:r>
+        <w:t>So</w:t>
+      </w:r>
+      <w:proofErr w:type="gramEnd"/>
+      <w:r>
+        <w:t xml:space="preserve"> there are basically 3 scenarios.</w:t>
       </w:r>
       <w:r>
         <w:t xml:space="preserve"> Overlapping, not overlapping, and end touches the front</w:t>
@@ -7772,7 +8785,23 @@
         </w:numPr>
       </w:pPr>
       <w:r>
-        <w:t>When overlapping, the new front will be the max of the two fronts, the new back will be the min the of two backs</w:t>
+        <w:t xml:space="preserve">When overlapping, the new front will be the max of the two fronts, the new back will be the </w:t>
+      </w:r>
+      <w:proofErr w:type="gramStart"/>
+      <w:r>
+        <w:t>min</w:t>
+      </w:r>
+      <w:proofErr w:type="gramEnd"/>
+      <w:r>
+        <w:t xml:space="preserve"> </w:t>
+      </w:r>
+      <w:proofErr w:type="gramStart"/>
+      <w:r>
+        <w:t>the of</w:t>
+      </w:r>
+      <w:proofErr w:type="gramEnd"/>
+      <w:r>
+        <w:t xml:space="preserve"> two backs</w:t>
       </w:r>
     </w:p>
     <w:p>
@@ -7784,10 +8813,18 @@
         </w:numPr>
       </w:pPr>
       <w:r>
-        <w:t xml:space="preserve">The same new front and new back calculation can be applied to </w:t>
-      </w:r>
-      <w:r>
-        <w:t xml:space="preserve"> the </w:t>
+        <w:t xml:space="preserve">The same new front and new back calculation can be applied </w:t>
+      </w:r>
+      <w:proofErr w:type="gramStart"/>
+      <w:r>
+        <w:t xml:space="preserve">to </w:t>
+      </w:r>
+      <w:r>
+        <w:t xml:space="preserve"> the</w:t>
+      </w:r>
+      <w:proofErr w:type="gramEnd"/>
+      <w:r>
+        <w:t xml:space="preserve"> </w:t>
       </w:r>
       <w:r>
         <w:t xml:space="preserve">non-overlapping </w:t>
@@ -7829,10 +8866,23 @@
         <w:t xml:space="preserve">look at the backs of both intervals, we will progress the pointer of the </w:t>
       </w:r>
       <w:r>
-        <w:t xml:space="preserve">smaller back, because the interval of the bigger back maybe used for </w:t>
-      </w:r>
-      <w:r>
-        <w:t xml:space="preserve">next round of comparison. </w:t>
+        <w:t xml:space="preserve">smaller back, because the interval of the bigger back </w:t>
+      </w:r>
+      <w:proofErr w:type="gramStart"/>
+      <w:r>
+        <w:t>maybe</w:t>
+      </w:r>
+      <w:proofErr w:type="gramEnd"/>
+      <w:r>
+        <w:t xml:space="preserve"> used for </w:t>
+      </w:r>
+      <w:proofErr w:type="gramStart"/>
+      <w:r>
+        <w:t>next</w:t>
+      </w:r>
+      <w:proofErr w:type="gramEnd"/>
+      <w:r>
+        <w:t xml:space="preserve"> round of comparison. </w:t>
       </w:r>
     </w:p>
     <w:p>
@@ -7892,8 +8942,13 @@
         <w:t xml:space="preserve">, append </w:t>
       </w:r>
       <w:r>
-        <w:t>[new front, new back] to the ans</w:t>
-      </w:r>
+        <w:t xml:space="preserve">[new front, new back] to the </w:t>
+      </w:r>
+      <w:proofErr w:type="spellStart"/>
+      <w:r>
+        <w:t>ans</w:t>
+      </w:r>
+      <w:proofErr w:type="spellEnd"/>
     </w:p>
     <w:p>
       <w:pPr>
@@ -7993,7 +9048,15 @@
         </w:numPr>
       </w:pPr>
       <w:r>
-        <w:t>Space: O(1) no new memory allocation</w:t>
+        <w:t xml:space="preserve">Space: </w:t>
+      </w:r>
+      <w:proofErr w:type="gramStart"/>
+      <w:r>
+        <w:t>O(</w:t>
+      </w:r>
+      <w:proofErr w:type="gramEnd"/>
+      <w:r>
+        <w:t>1) no new memory allocation</w:t>
       </w:r>
     </w:p>
     <w:p>
@@ -8075,13 +9138,37 @@
         <w:t>that as the right pointer is advanced, the en</w:t>
       </w:r>
       <w:r>
-        <w:t>countered zero will be treated as 1’s until k number of zeros</w:t>
+        <w:t xml:space="preserve">countered zero will be treated as </w:t>
+      </w:r>
+      <w:proofErr w:type="gramStart"/>
+      <w:r>
+        <w:t>1’s</w:t>
+      </w:r>
+      <w:proofErr w:type="gramEnd"/>
+      <w:r>
+        <w:t xml:space="preserve"> until </w:t>
+      </w:r>
+      <w:proofErr w:type="gramStart"/>
+      <w:r>
+        <w:t>k number</w:t>
+      </w:r>
+      <w:proofErr w:type="gramEnd"/>
+      <w:r>
+        <w:t xml:space="preserve"> of zeros</w:t>
       </w:r>
       <w:r>
         <w:t xml:space="preserve"> is reached</w:t>
       </w:r>
       <w:r>
-        <w:t>. We will have a zero counter that counts the zeros encountered.</w:t>
+        <w:t xml:space="preserve">. We will have a zero counter that counts the </w:t>
+      </w:r>
+      <w:proofErr w:type="gramStart"/>
+      <w:r>
+        <w:t>zeros</w:t>
+      </w:r>
+      <w:proofErr w:type="gramEnd"/>
+      <w:r>
+        <w:t xml:space="preserve"> encountered.</w:t>
       </w:r>
     </w:p>
     <w:p>
@@ -8120,7 +9207,15 @@
         <w:t>, the zero counter is reduced by one.</w:t>
       </w:r>
       <w:r>
-        <w:t xml:space="preserve"> Then we will switch back to right pointer advancing</w:t>
+        <w:t xml:space="preserve"> Then we will switch back to </w:t>
+      </w:r>
+      <w:proofErr w:type="gramStart"/>
+      <w:r>
+        <w:t>right</w:t>
+      </w:r>
+      <w:proofErr w:type="gramEnd"/>
+      <w:r>
+        <w:t xml:space="preserve"> pointer advancing</w:t>
       </w:r>
     </w:p>
     <w:p>
@@ -8208,8 +9303,21 @@
           <w:numId w:val="27"/>
         </w:numPr>
       </w:pPr>
-      <w:r>
-        <w:t>Space:O(1)</w:t>
+      <w:proofErr w:type="spellStart"/>
+      <w:r>
+        <w:t>Space</w:t>
+      </w:r>
+      <w:proofErr w:type="gramStart"/>
+      <w:r>
+        <w:t>:O</w:t>
+      </w:r>
+      <w:proofErr w:type="spellEnd"/>
+      <w:r>
+        <w:t>(</w:t>
+      </w:r>
+      <w:proofErr w:type="gramEnd"/>
+      <w:r>
+        <w:t>1)</w:t>
       </w:r>
     </w:p>
     <w:p>
@@ -8279,7 +9387,23 @@
         </w:numPr>
       </w:pPr>
       <w:r>
-        <w:t>The idea is that building who has a taller neighbor on the right side will not have the ocean view.</w:t>
+        <w:t xml:space="preserve">The idea is that </w:t>
+      </w:r>
+      <w:proofErr w:type="gramStart"/>
+      <w:r>
+        <w:t>building</w:t>
+      </w:r>
+      <w:proofErr w:type="gramEnd"/>
+      <w:r>
+        <w:t xml:space="preserve"> who </w:t>
+      </w:r>
+      <w:proofErr w:type="gramStart"/>
+      <w:r>
+        <w:t>has</w:t>
+      </w:r>
+      <w:proofErr w:type="gramEnd"/>
+      <w:r>
+        <w:t xml:space="preserve"> a taller neighbor on the right side will not have the ocean view.</w:t>
       </w:r>
     </w:p>
     <w:p>
@@ -8304,7 +9428,15 @@
       </w:pPr>
       <w:r>
         <w:lastRenderedPageBreak/>
-        <w:t>Traverse from right to left and initialize the tallest building as the right most building, update the tallest building variable when taller building are met</w:t>
+        <w:t xml:space="preserve">Traverse from right to left and initialize the tallest building as the right most building, update the tallest building variable when taller building </w:t>
+      </w:r>
+      <w:proofErr w:type="gramStart"/>
+      <w:r>
+        <w:t>are</w:t>
+      </w:r>
+      <w:proofErr w:type="gramEnd"/>
+      <w:r>
+        <w:t xml:space="preserve"> met</w:t>
       </w:r>
     </w:p>
     <w:p>
@@ -8315,8 +9447,21 @@
           <w:numId w:val="25"/>
         </w:numPr>
       </w:pPr>
-      <w:r>
-        <w:t>if taller buildings are encountered, it’s index should be stored, and tallest building updated</w:t>
+      <w:proofErr w:type="gramStart"/>
+      <w:r>
+        <w:t>if</w:t>
+      </w:r>
+      <w:proofErr w:type="gramEnd"/>
+      <w:r>
+        <w:t xml:space="preserve"> taller buildings are encountered, </w:t>
+      </w:r>
+      <w:proofErr w:type="gramStart"/>
+      <w:r>
+        <w:t>it’s</w:t>
+      </w:r>
+      <w:proofErr w:type="gramEnd"/>
+      <w:r>
+        <w:t xml:space="preserve"> index should be stored, and tallest building updated</w:t>
       </w:r>
     </w:p>
     <w:p>
@@ -8339,8 +9484,13 @@
           <w:numId w:val="25"/>
         </w:numPr>
       </w:pPr>
-      <w:r>
-        <w:t>keep in mind the final array will be the reversed order (because traversed from right to left) and need to be reversed</w:t>
+      <w:proofErr w:type="gramStart"/>
+      <w:r>
+        <w:t>keep</w:t>
+      </w:r>
+      <w:proofErr w:type="gramEnd"/>
+      <w:r>
+        <w:t xml:space="preserve"> in mind the final array will be the reversed order (because traversed from right to left) and need to be reversed</w:t>
       </w:r>
     </w:p>
     <w:p>
@@ -8364,7 +9514,15 @@
         </w:numPr>
       </w:pPr>
       <w:r>
-        <w:t>Traverse from left to right and use stack to store the buildings with ocean view.</w:t>
+        <w:t xml:space="preserve">Traverse from left to right and use </w:t>
+      </w:r>
+      <w:proofErr w:type="gramStart"/>
+      <w:r>
+        <w:t>stack</w:t>
+      </w:r>
+      <w:proofErr w:type="gramEnd"/>
+      <w:r>
+        <w:t xml:space="preserve"> to store the buildings with ocean view.</w:t>
       </w:r>
     </w:p>
     <w:p>
@@ -8376,7 +9534,15 @@
         </w:numPr>
       </w:pPr>
       <w:r>
-        <w:t xml:space="preserve">The left most building will get into the stack first, if the next building is taller, than the stack head, that mean the stack head can’t get the view and needs to be popped. </w:t>
+        <w:t xml:space="preserve">The left most building will get into the stack first, if the next building is taller, than the stack head, that </w:t>
+      </w:r>
+      <w:proofErr w:type="gramStart"/>
+      <w:r>
+        <w:t>mean</w:t>
+      </w:r>
+      <w:proofErr w:type="gramEnd"/>
+      <w:r>
+        <w:t xml:space="preserve"> the stack head can’t get the view and needs to be popped. </w:t>
       </w:r>
     </w:p>
     <w:p>
@@ -8388,7 +9554,15 @@
         </w:numPr>
       </w:pPr>
       <w:r>
-        <w:t>Keep popping the stack until the head if taller or stack is empty</w:t>
+        <w:t xml:space="preserve">Keep popping the stack until the head </w:t>
+      </w:r>
+      <w:proofErr w:type="gramStart"/>
+      <w:r>
+        <w:t>if</w:t>
+      </w:r>
+      <w:proofErr w:type="gramEnd"/>
+      <w:r>
+        <w:t xml:space="preserve"> taller or stack is empty</w:t>
       </w:r>
     </w:p>
     <w:p>
@@ -8509,8 +9683,21 @@
           <w:numId w:val="26"/>
         </w:numPr>
       </w:pPr>
-      <w:r>
-        <w:t>Spcace: O(1) not additional space allocated, if counting the output array it will be O(k)</w:t>
+      <w:proofErr w:type="spellStart"/>
+      <w:r>
+        <w:t>Spcace</w:t>
+      </w:r>
+      <w:proofErr w:type="spellEnd"/>
+      <w:r>
+        <w:t xml:space="preserve">: </w:t>
+      </w:r>
+      <w:proofErr w:type="gramStart"/>
+      <w:r>
+        <w:t>O(</w:t>
+      </w:r>
+      <w:proofErr w:type="gramEnd"/>
+      <w:r>
+        <w:t>1) not additional space allocated, if counting the output array it will be O(k)</w:t>
       </w:r>
     </w:p>
     <w:p>
@@ -8543,8 +9730,13 @@
           <w:numId w:val="26"/>
         </w:numPr>
       </w:pPr>
-      <w:r>
-        <w:t>Time:O(n)</w:t>
+      <w:proofErr w:type="spellStart"/>
+      <w:r>
+        <w:t>Time:O</w:t>
+      </w:r>
+      <w:proofErr w:type="spellEnd"/>
+      <w:r>
+        <w:t>(n)</w:t>
       </w:r>
     </w:p>
     <w:p>
@@ -8555,8 +9747,13 @@
           <w:numId w:val="26"/>
         </w:numPr>
       </w:pPr>
-      <w:r>
-        <w:t>Space:O(n) extra space for the stack data structure</w:t>
+      <w:proofErr w:type="spellStart"/>
+      <w:r>
+        <w:t>Space:O</w:t>
+      </w:r>
+      <w:proofErr w:type="spellEnd"/>
+      <w:r>
+        <w:t>(n) extra space for the stack data structure</w:t>
       </w:r>
     </w:p>
     <w:p>
@@ -8635,17 +9832,45 @@
           <w:numId w:val="13"/>
         </w:numPr>
       </w:pPr>
-      <w:r>
-        <w:t>So this problem is basically to return a index value</w:t>
-      </w:r>
-      <w:r>
-        <w:t xml:space="preserve"> i</w:t>
-      </w:r>
+      <w:proofErr w:type="gramStart"/>
+      <w:r>
+        <w:t>So</w:t>
+      </w:r>
+      <w:proofErr w:type="gramEnd"/>
+      <w:r>
+        <w:t xml:space="preserve"> this problem is basically to return </w:t>
+      </w:r>
+      <w:proofErr w:type="spellStart"/>
+      <w:proofErr w:type="gramStart"/>
+      <w:r>
+        <w:t>a</w:t>
+      </w:r>
+      <w:proofErr w:type="spellEnd"/>
+      <w:proofErr w:type="gramEnd"/>
+      <w:r>
+        <w:t xml:space="preserve"> index value</w:t>
+      </w:r>
+      <w:r>
+        <w:t xml:space="preserve"> </w:t>
+      </w:r>
+      <w:proofErr w:type="spellStart"/>
+      <w:r>
+        <w:t>i</w:t>
+      </w:r>
+      <w:proofErr w:type="spellEnd"/>
       <w:r>
         <w:t xml:space="preserve"> from a list with </w:t>
       </w:r>
       <w:r>
-        <w:t xml:space="preserve">probability proportional to w[i] </w:t>
+        <w:t>probability proportional to w[</w:t>
+      </w:r>
+      <w:proofErr w:type="spellStart"/>
+      <w:r>
+        <w:t>i</w:t>
+      </w:r>
+      <w:proofErr w:type="spellEnd"/>
+      <w:r>
+        <w:t xml:space="preserve">] </w:t>
       </w:r>
     </w:p>
     <w:p>
@@ -8668,8 +9893,18 @@
           <w:numId w:val="13"/>
         </w:numPr>
       </w:pPr>
-      <w:r>
-        <w:t>pickIndex() → 0 with probability 1/4</w:t>
+      <w:proofErr w:type="spellStart"/>
+      <w:proofErr w:type="gramStart"/>
+      <w:r>
+        <w:t>pickIndex</w:t>
+      </w:r>
+      <w:proofErr w:type="spellEnd"/>
+      <w:r>
+        <w:t>(</w:t>
+      </w:r>
+      <w:proofErr w:type="gramEnd"/>
+      <w:r>
+        <w:t>) → 0 with probability 1/4</w:t>
       </w:r>
     </w:p>
     <w:p>
@@ -8680,8 +9915,18 @@
           <w:numId w:val="13"/>
         </w:numPr>
       </w:pPr>
-      <w:r>
-        <w:t>pickIndex() → 1 with probability ¾</w:t>
+      <w:proofErr w:type="spellStart"/>
+      <w:proofErr w:type="gramStart"/>
+      <w:r>
+        <w:t>pickIndex</w:t>
+      </w:r>
+      <w:proofErr w:type="spellEnd"/>
+      <w:r>
+        <w:t>(</w:t>
+      </w:r>
+      <w:proofErr w:type="gramEnd"/>
+      <w:r>
+        <w:t>) → 1 with probability ¾</w:t>
       </w:r>
     </w:p>
     <w:p>
@@ -8693,7 +9938,25 @@
         </w:numPr>
       </w:pPr>
       <w:r>
-        <w:t xml:space="preserve">we could use random.randint(1,total) to return a random number, but it’s a single number not a probability distribution. </w:t>
+        <w:t xml:space="preserve">we could use </w:t>
+      </w:r>
+      <w:proofErr w:type="spellStart"/>
+      <w:proofErr w:type="gramStart"/>
+      <w:r>
+        <w:t>random.randint</w:t>
+      </w:r>
+      <w:proofErr w:type="spellEnd"/>
+      <w:proofErr w:type="gramEnd"/>
+      <w:r>
+        <w:t>(</w:t>
+      </w:r>
+      <w:proofErr w:type="gramStart"/>
+      <w:r>
+        <w:t>1,total</w:t>
+      </w:r>
+      <w:proofErr w:type="gramEnd"/>
+      <w:r>
+        <w:t xml:space="preserve">) to return a random number, but it’s a single number not a probability distribution. </w:t>
       </w:r>
     </w:p>
     <w:p>
@@ -8705,7 +9968,23 @@
         </w:numPr>
       </w:pPr>
       <w:r>
-        <w:t xml:space="preserve">If we use prefix sum we can partition the range [1,total] into slices proportional to each weight, then use binary search. </w:t>
+        <w:t xml:space="preserve">If we use prefix </w:t>
+      </w:r>
+      <w:proofErr w:type="gramStart"/>
+      <w:r>
+        <w:t>sum</w:t>
+      </w:r>
+      <w:proofErr w:type="gramEnd"/>
+      <w:r>
+        <w:t xml:space="preserve"> we can partition the range [</w:t>
+      </w:r>
+      <w:proofErr w:type="gramStart"/>
+      <w:r>
+        <w:t>1,total</w:t>
+      </w:r>
+      <w:proofErr w:type="gramEnd"/>
+      <w:r>
+        <w:t xml:space="preserve">] into slices proportional to each weight, then use binary search. </w:t>
       </w:r>
     </w:p>
     <w:p>
@@ -8910,10 +10189,18 @@
         </w:numPr>
       </w:pPr>
       <w:r>
-        <w:t>Time: O(n) at constructor, O(l</w:t>
-      </w:r>
-      <w:r>
-        <w:t>ogn) for binary search</w:t>
+        <w:t>Time: O(n) at constructor, O(</w:t>
+      </w:r>
+      <w:proofErr w:type="spellStart"/>
+      <w:r>
+        <w:t>l</w:t>
+      </w:r>
+      <w:r>
+        <w:t>ogn</w:t>
+      </w:r>
+      <w:proofErr w:type="spellEnd"/>
+      <w:r>
+        <w:t>) for binary search</w:t>
       </w:r>
     </w:p>
     <w:p>
@@ -8995,9 +10282,19 @@
           <w:numId w:val="15"/>
         </w:numPr>
       </w:pPr>
-      <w:r>
-        <w:t>Hashtable method;</w:t>
-      </w:r>
+      <w:proofErr w:type="spellStart"/>
+      <w:r>
+        <w:t>Hashtable</w:t>
+      </w:r>
+      <w:proofErr w:type="spellEnd"/>
+      <w:r>
+        <w:t xml:space="preserve"> </w:t>
+      </w:r>
+      <w:proofErr w:type="gramStart"/>
+      <w:r>
+        <w:t>method;</w:t>
+      </w:r>
+      <w:proofErr w:type="gramEnd"/>
     </w:p>
     <w:p>
       <w:pPr>
@@ -9008,7 +10305,15 @@
         </w:numPr>
       </w:pPr>
       <w:r>
-        <w:t>Since sparse vector will have a lot of zeros, only the non-zero values really matters. And if the corresponding indexes of the other of vector is zero, then both corresponding indexes can be ignored.</w:t>
+        <w:t xml:space="preserve">Since sparse vector will have a lot of zeros, only the non-zero values really </w:t>
+      </w:r>
+      <w:proofErr w:type="gramStart"/>
+      <w:r>
+        <w:t>matters</w:t>
+      </w:r>
+      <w:proofErr w:type="gramEnd"/>
+      <w:r>
+        <w:t>. And if the corresponding indexes of the other of vector is zero, then both corresponding indexes can be ignored.</w:t>
       </w:r>
     </w:p>
     <w:p>
@@ -9020,7 +10325,31 @@
         </w:numPr>
       </w:pPr>
       <w:r>
-        <w:t>The hashmap will be initialized in the constructor, the hashmap will store the indexes and values of non-zerosof the sparse vector</w:t>
+        <w:t xml:space="preserve">The </w:t>
+      </w:r>
+      <w:proofErr w:type="spellStart"/>
+      <w:r>
+        <w:t>hashmap</w:t>
+      </w:r>
+      <w:proofErr w:type="spellEnd"/>
+      <w:r>
+        <w:t xml:space="preserve"> will be initialized in the constructor, the </w:t>
+      </w:r>
+      <w:proofErr w:type="spellStart"/>
+      <w:r>
+        <w:t>hashmap</w:t>
+      </w:r>
+      <w:proofErr w:type="spellEnd"/>
+      <w:r>
+        <w:t xml:space="preserve"> will store the indexes and values of non-</w:t>
+      </w:r>
+      <w:proofErr w:type="spellStart"/>
+      <w:r>
+        <w:t>zerosof</w:t>
+      </w:r>
+      <w:proofErr w:type="spellEnd"/>
+      <w:r>
+        <w:t xml:space="preserve"> the sparse vector</w:t>
       </w:r>
     </w:p>
     <w:p>
@@ -9032,7 +10361,15 @@
         </w:numPr>
       </w:pPr>
       <w:r>
-        <w:t>The function takes a sparse vector constructed the same way (a hashmap)</w:t>
+        <w:t xml:space="preserve">The function takes a sparse vector constructed the same way (a </w:t>
+      </w:r>
+      <w:proofErr w:type="spellStart"/>
+      <w:r>
+        <w:t>hashmap</w:t>
+      </w:r>
+      <w:proofErr w:type="spellEnd"/>
+      <w:r>
+        <w:t>)</w:t>
       </w:r>
     </w:p>
     <w:p>
@@ -9044,7 +10381,35 @@
         </w:numPr>
       </w:pPr>
       <w:r>
-        <w:t>Traverse through the items() of the self.hashmap, if the index is in the vec.hashmap, then multiply both values and add to the total</w:t>
+        <w:t xml:space="preserve">Traverse through the </w:t>
+      </w:r>
+      <w:proofErr w:type="gramStart"/>
+      <w:r>
+        <w:t>items(</w:t>
+      </w:r>
+      <w:proofErr w:type="gramEnd"/>
+      <w:r>
+        <w:t xml:space="preserve">) of the </w:t>
+      </w:r>
+      <w:proofErr w:type="spellStart"/>
+      <w:proofErr w:type="gramStart"/>
+      <w:r>
+        <w:t>self.hashmap</w:t>
+      </w:r>
+      <w:proofErr w:type="spellEnd"/>
+      <w:proofErr w:type="gramEnd"/>
+      <w:r>
+        <w:t xml:space="preserve">, if the index is in the </w:t>
+      </w:r>
+      <w:proofErr w:type="spellStart"/>
+      <w:proofErr w:type="gramStart"/>
+      <w:r>
+        <w:t>vec.hashmap</w:t>
+      </w:r>
+      <w:proofErr w:type="spellEnd"/>
+      <w:proofErr w:type="gramEnd"/>
+      <w:r>
+        <w:t>, then multiply both values and add to the total</w:t>
       </w:r>
     </w:p>
     <w:p>
@@ -9056,7 +10421,63 @@
         </w:numPr>
       </w:pPr>
       <w:r>
-        <w:t xml:space="preserve">Before doing the operation, check for the length of the two vector, and call the dotProduct function on which ever vector that is shorter, because shorter vector has less hashmap keys to go through. </w:t>
+        <w:t xml:space="preserve">Before doing the operation, check for the length of the two </w:t>
+      </w:r>
+      <w:proofErr w:type="gramStart"/>
+      <w:r>
+        <w:t>vector</w:t>
+      </w:r>
+      <w:proofErr w:type="gramEnd"/>
+      <w:r>
+        <w:t xml:space="preserve">, and call the </w:t>
+      </w:r>
+      <w:proofErr w:type="spellStart"/>
+      <w:r>
+        <w:t>dotProduct</w:t>
+      </w:r>
+      <w:proofErr w:type="spellEnd"/>
+      <w:r>
+        <w:t xml:space="preserve"> function on </w:t>
+      </w:r>
+      <w:proofErr w:type="gramStart"/>
+      <w:r>
+        <w:t>which ever</w:t>
+      </w:r>
+      <w:proofErr w:type="gramEnd"/>
+      <w:r>
+        <w:t xml:space="preserve"> </w:t>
+      </w:r>
+      <w:proofErr w:type="gramStart"/>
+      <w:r>
+        <w:t>vector that</w:t>
+      </w:r>
+      <w:proofErr w:type="gramEnd"/>
+      <w:r>
+        <w:t xml:space="preserve"> is shorter, because </w:t>
+      </w:r>
+      <w:proofErr w:type="gramStart"/>
+      <w:r>
+        <w:t>shorter</w:t>
+      </w:r>
+      <w:proofErr w:type="gramEnd"/>
+      <w:r>
+        <w:t xml:space="preserve"> vector has </w:t>
+      </w:r>
+      <w:proofErr w:type="gramStart"/>
+      <w:r>
+        <w:t>less</w:t>
+      </w:r>
+      <w:proofErr w:type="gramEnd"/>
+      <w:r>
+        <w:t xml:space="preserve"> </w:t>
+      </w:r>
+      <w:proofErr w:type="spellStart"/>
+      <w:r>
+        <w:t>hashmap</w:t>
+      </w:r>
+      <w:proofErr w:type="spellEnd"/>
+      <w:r>
+        <w:t xml:space="preserve"> keys to go through. </w:t>
       </w:r>
     </w:p>
     <w:p>
@@ -9124,7 +10545,15 @@
         </w:numPr>
       </w:pPr>
       <w:r>
-        <w:t>Time: O(a+b), a is the size of vector 1, and b vector 2</w:t>
+        <w:t>Time: O(</w:t>
+      </w:r>
+      <w:proofErr w:type="spellStart"/>
+      <w:r>
+        <w:t>a+b</w:t>
+      </w:r>
+      <w:proofErr w:type="spellEnd"/>
+      <w:r>
+        <w:t>), a is the size of vector 1, and b vector 2</w:t>
       </w:r>
     </w:p>
     <w:p>
@@ -9135,8 +10564,21 @@
           <w:numId w:val="15"/>
         </w:numPr>
       </w:pPr>
-      <w:r>
-        <w:t>Space:O(a+b), a is the size of non</w:t>
+      <w:proofErr w:type="spellStart"/>
+      <w:r>
+        <w:t>Space:O</w:t>
+      </w:r>
+      <w:proofErr w:type="spellEnd"/>
+      <w:r>
+        <w:t>(</w:t>
+      </w:r>
+      <w:proofErr w:type="spellStart"/>
+      <w:r>
+        <w:t>a+b</w:t>
+      </w:r>
+      <w:proofErr w:type="spellEnd"/>
+      <w:r>
+        <w:t>), a is the size of non</w:t>
       </w:r>
       <w:r>
         <w:t>-zeros in vector 1, and b vector 2</w:t>
@@ -9163,7 +10605,31 @@
         </w:numPr>
       </w:pPr>
       <w:r>
-        <w:t xml:space="preserve">Answer, keep the dense one in a array, and only store the sparse one in the hashmap. Because if store a dense vector in hashmap would gain an extra O(n) space complexity, and there is no benefit. </w:t>
+        <w:t xml:space="preserve">Answer, keep the dense one in </w:t>
+      </w:r>
+      <w:proofErr w:type="gramStart"/>
+      <w:r>
+        <w:t>a</w:t>
+      </w:r>
+      <w:proofErr w:type="gramEnd"/>
+      <w:r>
+        <w:t xml:space="preserve"> array, and only store the sparse one in the </w:t>
+      </w:r>
+      <w:proofErr w:type="spellStart"/>
+      <w:r>
+        <w:t>hashmap</w:t>
+      </w:r>
+      <w:proofErr w:type="spellEnd"/>
+      <w:r>
+        <w:t xml:space="preserve">. Because if store a dense vector in </w:t>
+      </w:r>
+      <w:proofErr w:type="spellStart"/>
+      <w:r>
+        <w:t>hashmap</w:t>
+      </w:r>
+      <w:proofErr w:type="spellEnd"/>
+      <w:r>
+        <w:t xml:space="preserve"> would gain an extra O(n) space complexity, and there is no benefit. </w:t>
       </w:r>
     </w:p>
     <w:p/>
@@ -9184,7 +10650,15 @@
       </w:pPr>
       <w:bookmarkStart w:id="22" w:name="_Toc208300466"/>
       <w:r>
-        <w:t>8-String to Integer(ATOI)</w:t>
+        <w:t xml:space="preserve">8-String to </w:t>
+      </w:r>
+      <w:proofErr w:type="gramStart"/>
+      <w:r>
+        <w:t>Integer(</w:t>
+      </w:r>
+      <w:proofErr w:type="gramEnd"/>
+      <w:r>
+        <w:t>ATOI)</w:t>
       </w:r>
       <w:bookmarkEnd w:id="22"/>
     </w:p>
@@ -9231,16 +10705,29 @@
       </w:r>
     </w:p>
     <w:p>
+      <w:proofErr w:type="spellStart"/>
       <w:r>
         <w:t>Time:</w:t>
       </w:r>
       <w:r>
-        <w:t>O(n)-one time traversal</w:t>
-      </w:r>
-    </w:p>
-    <w:p>
-      <w:r>
-        <w:t>Space: O(1), no additional data structure used</w:t>
+        <w:t>O</w:t>
+      </w:r>
+      <w:proofErr w:type="spellEnd"/>
+      <w:r>
+        <w:t>(n)-one time traversal</w:t>
+      </w:r>
+    </w:p>
+    <w:p>
+      <w:r>
+        <w:t xml:space="preserve">Space: </w:t>
+      </w:r>
+      <w:proofErr w:type="gramStart"/>
+      <w:r>
+        <w:t>O(</w:t>
+      </w:r>
+      <w:proofErr w:type="gramEnd"/>
+      <w:r>
+        <w:t>1), no additional data structure used</w:t>
       </w:r>
     </w:p>
     <w:p>
@@ -9305,10 +10792,34 @@
         </w:numPr>
       </w:pPr>
       <w:r>
-        <w:t xml:space="preserve">Split the string by ‘/’, </w:t>
-      </w:r>
-      <w:r>
-        <w:t>after split there will be empty strings ‘’, path, ‘.’, and ‘..’</w:t>
+        <w:t xml:space="preserve">Split the string </w:t>
+      </w:r>
+      <w:proofErr w:type="gramStart"/>
+      <w:r>
+        <w:t>by ‘/</w:t>
+      </w:r>
+      <w:proofErr w:type="gramEnd"/>
+      <w:r>
+        <w:t xml:space="preserve">’, </w:t>
+      </w:r>
+      <w:r>
+        <w:t xml:space="preserve">after split there will be empty </w:t>
+      </w:r>
+      <w:proofErr w:type="gramStart"/>
+      <w:r>
+        <w:t>strings ‘’</w:t>
+      </w:r>
+      <w:proofErr w:type="gramEnd"/>
+      <w:r>
+        <w:t xml:space="preserve">, </w:t>
+      </w:r>
+      <w:proofErr w:type="gramStart"/>
+      <w:r>
+        <w:t>path, ‘.</w:t>
+      </w:r>
+      <w:proofErr w:type="gramEnd"/>
+      <w:r>
+        <w:t>’, and ‘..’</w:t>
       </w:r>
     </w:p>
     <w:p>
@@ -9341,8 +10852,13 @@
         <w:t>The loop will skip current direction ‘.’, and empty string</w:t>
       </w:r>
       <w:r>
-        <w:t>s like ‘’</w:t>
-      </w:r>
+        <w:t xml:space="preserve">s </w:t>
+      </w:r>
+      <w:proofErr w:type="gramStart"/>
+      <w:r>
+        <w:t>like ‘’</w:t>
+      </w:r>
+      <w:proofErr w:type="gramEnd"/>
     </w:p>
     <w:p>
       <w:pPr>
@@ -9377,7 +10893,31 @@
         </w:numPr>
       </w:pPr>
       <w:r>
-        <w:t xml:space="preserve">Rejoin the list of string separated by ‘/’ in the middle, make sure to have ‘/’ in the beginning. </w:t>
+        <w:t xml:space="preserve">Rejoin the list of </w:t>
+      </w:r>
+      <w:proofErr w:type="gramStart"/>
+      <w:r>
+        <w:t>string</w:t>
+      </w:r>
+      <w:proofErr w:type="gramEnd"/>
+      <w:r>
+        <w:t xml:space="preserve"> separated </w:t>
+      </w:r>
+      <w:proofErr w:type="gramStart"/>
+      <w:r>
+        <w:t>by ‘/</w:t>
+      </w:r>
+      <w:proofErr w:type="gramEnd"/>
+      <w:r>
+        <w:t xml:space="preserve">’ in the middle, make sure to </w:t>
+      </w:r>
+      <w:proofErr w:type="gramStart"/>
+      <w:r>
+        <w:t>have ‘/</w:t>
+      </w:r>
+      <w:proofErr w:type="gramEnd"/>
+      <w:r>
+        <w:t xml:space="preserve">’ in the beginning. </w:t>
       </w:r>
     </w:p>
     <w:p>
@@ -9528,7 +11068,23 @@
         </w:numPr>
       </w:pPr>
       <w:r>
-        <w:t>Iterate through each characters in the string, note that numbers will tend to have a sign in the front, the key is to keep track of what sign the number have (from previous iteration)</w:t>
+        <w:t xml:space="preserve">Iterate through each </w:t>
+      </w:r>
+      <w:proofErr w:type="gramStart"/>
+      <w:r>
+        <w:t>characters</w:t>
+      </w:r>
+      <w:proofErr w:type="gramEnd"/>
+      <w:r>
+        <w:t xml:space="preserve"> in the string, note that numbers will tend to have a sign in the front, the key is to keep track of what sign the number </w:t>
+      </w:r>
+      <w:proofErr w:type="gramStart"/>
+      <w:r>
+        <w:t>have</w:t>
+      </w:r>
+      <w:proofErr w:type="gramEnd"/>
+      <w:r>
+        <w:t xml:space="preserve"> (from previous iteration)</w:t>
       </w:r>
     </w:p>
     <w:p>
@@ -9540,7 +11096,15 @@
         </w:numPr>
       </w:pPr>
       <w:r>
-        <w:t xml:space="preserve">When iterating, multiple number chars can be combined using num = num*10+int(ch). </w:t>
+        <w:t>When iterating, multiple number chars can be combined using num = num*10+int(</w:t>
+      </w:r>
+      <w:proofErr w:type="spellStart"/>
+      <w:r>
+        <w:t>ch</w:t>
+      </w:r>
+      <w:proofErr w:type="spellEnd"/>
+      <w:r>
+        <w:t xml:space="preserve">). </w:t>
       </w:r>
     </w:p>
     <w:p>
@@ -9552,10 +11116,26 @@
         </w:numPr>
       </w:pPr>
       <w:r>
-        <w:t>If the ch is not digit</w:t>
-      </w:r>
-      <w:r>
-        <w:t xml:space="preserve"> and not blank, it must be a sign. If a sign is met, then it’s time to do number operation with previous sign and number stored. </w:t>
+        <w:t xml:space="preserve">If the </w:t>
+      </w:r>
+      <w:proofErr w:type="spellStart"/>
+      <w:r>
+        <w:t>ch</w:t>
+      </w:r>
+      <w:proofErr w:type="spellEnd"/>
+      <w:r>
+        <w:t xml:space="preserve"> is not digit</w:t>
+      </w:r>
+      <w:r>
+        <w:t xml:space="preserve"> and not blank, it must be a sign. If a sign is met, then it’s time to do number operation with </w:t>
+      </w:r>
+      <w:proofErr w:type="gramStart"/>
+      <w:r>
+        <w:t>previous</w:t>
+      </w:r>
+      <w:proofErr w:type="gramEnd"/>
+      <w:r>
+        <w:t xml:space="preserve"> sign and number stored. </w:t>
       </w:r>
     </w:p>
     <w:p>
@@ -9567,7 +11147,23 @@
         </w:numPr>
       </w:pPr>
       <w:r>
-        <w:t>After the operation, set the sign to current reading , and reset the num to 0, these are for next iteration</w:t>
+        <w:t xml:space="preserve">After the operation, set the sign to </w:t>
+      </w:r>
+      <w:proofErr w:type="gramStart"/>
+      <w:r>
+        <w:t>current</w:t>
+      </w:r>
+      <w:proofErr w:type="gramEnd"/>
+      <w:r>
+        <w:t xml:space="preserve"> </w:t>
+      </w:r>
+      <w:proofErr w:type="gramStart"/>
+      <w:r>
+        <w:t>reading ,</w:t>
+      </w:r>
+      <w:proofErr w:type="gramEnd"/>
+      <w:r>
+        <w:t xml:space="preserve"> and reset the num to 0, these are for next iteration</w:t>
       </w:r>
     </w:p>
     <w:p>
@@ -9579,7 +11175,15 @@
         </w:numPr>
       </w:pPr>
       <w:r>
-        <w:t>Normally the number operations won’t start until the next sign is encountered, but if a number is at the end, there is no more signs behind, so the last number will need to get operated, and this can is done:</w:t>
+        <w:t xml:space="preserve">Normally the number operations won’t start until the next sign is encountered, but if a number is at the end, there </w:t>
+      </w:r>
+      <w:proofErr w:type="gramStart"/>
+      <w:r>
+        <w:t>is</w:t>
+      </w:r>
+      <w:proofErr w:type="gramEnd"/>
+      <w:r>
+        <w:t xml:space="preserve"> no more signs behind, so the last number will need to get operated, and this can is done:</w:t>
       </w:r>
     </w:p>
     <w:p>
@@ -9713,8 +11317,13 @@
           <w:numId w:val="15"/>
         </w:numPr>
       </w:pPr>
-      <w:r>
-        <w:t>Space:O(n) -&gt; the extra stack data structure</w:t>
+      <w:proofErr w:type="spellStart"/>
+      <w:r>
+        <w:t>Space:O</w:t>
+      </w:r>
+      <w:proofErr w:type="spellEnd"/>
+      <w:r>
+        <w:t>(n) -&gt; the extra stack data structure</w:t>
       </w:r>
     </w:p>
     <w:p/>
@@ -9798,7 +11407,15 @@
         </w:numPr>
       </w:pPr>
       <w:r>
-        <w:t>Only parenthesis will need to be looked. Ignore all other characters</w:t>
+        <w:t xml:space="preserve">Only parenthesis will need to be </w:t>
+      </w:r>
+      <w:proofErr w:type="gramStart"/>
+      <w:r>
+        <w:t>looked</w:t>
+      </w:r>
+      <w:proofErr w:type="gramEnd"/>
+      <w:r>
+        <w:t>. Ignore all other characters</w:t>
       </w:r>
     </w:p>
     <w:p>
@@ -9822,7 +11439,31 @@
         </w:numPr>
       </w:pPr>
       <w:r>
-        <w:t xml:space="preserve">When encountering “(“, put it in stack. When encountering “)”, if stack is not empty, it must be “(“ on top, pop it so a pair is taken cared of. Store the index of extra ones in another list (to be removed) make sure to update the remove list with leftover “(“s that have not been popped. </w:t>
+        <w:t xml:space="preserve">When encountering </w:t>
+      </w:r>
+      <w:proofErr w:type="gramStart"/>
+      <w:r>
+        <w:t>“(“</w:t>
+      </w:r>
+      <w:proofErr w:type="gramEnd"/>
+      <w:r>
+        <w:t>, put it in stack. When encountering “)”, if stack is not empty, it must be “</w:t>
+      </w:r>
+      <w:proofErr w:type="gramStart"/>
+      <w:r>
+        <w:t>(“ on</w:t>
+      </w:r>
+      <w:proofErr w:type="gramEnd"/>
+      <w:r>
+        <w:t xml:space="preserve"> top, pop it so a pair is taken </w:t>
+      </w:r>
+      <w:proofErr w:type="spellStart"/>
+      <w:r>
+        <w:t>cared</w:t>
+      </w:r>
+      <w:proofErr w:type="spellEnd"/>
+      <w:r>
+        <w:t xml:space="preserve"> of. Store the index of extra ones in another list (to be removed) make sure to update the remove list with leftover “(“s that have not been popped. </w:t>
       </w:r>
     </w:p>
     <w:p>
@@ -10025,12 +11666,44 @@
         </w:drawing>
       </w:r>
       <w:r>
-        <w:t xml:space="preserve"> notice that numbers are bounded by 1 on both sides and triangle[i][j] = triangle[i-1][j-1] + triangle[i-1][j], this is the formula we would use</w:t>
-      </w:r>
-    </w:p>
-    <w:p>
-      <w:r>
-        <w:t>2) we can start by creating rows initialized by 1s, and make changes to the inner of the triangle</w:t>
+        <w:t xml:space="preserve"> notice that numbers are bounded by 1 on both sides and triangle[</w:t>
+      </w:r>
+      <w:proofErr w:type="spellStart"/>
+      <w:r>
+        <w:t>i</w:t>
+      </w:r>
+      <w:proofErr w:type="spellEnd"/>
+      <w:r>
+        <w:t>][j] = triangle[i-</w:t>
+      </w:r>
+      <w:proofErr w:type="gramStart"/>
+      <w:r>
+        <w:t>1][</w:t>
+      </w:r>
+      <w:proofErr w:type="gramEnd"/>
+      <w:r>
+        <w:t>j-1] + triangle[i-</w:t>
+      </w:r>
+      <w:proofErr w:type="gramStart"/>
+      <w:r>
+        <w:t>1][</w:t>
+      </w:r>
+      <w:proofErr w:type="gramEnd"/>
+      <w:r>
+        <w:t>j], this is the formula we would use</w:t>
+      </w:r>
+    </w:p>
+    <w:p>
+      <w:r>
+        <w:t xml:space="preserve">2) we can start by creating rows initialized by 1s, and make changes to the </w:t>
+      </w:r>
+      <w:proofErr w:type="gramStart"/>
+      <w:r>
+        <w:t>inner</w:t>
+      </w:r>
+      <w:proofErr w:type="gramEnd"/>
+      <w:r>
+        <w:t xml:space="preserve"> of the triangle</w:t>
       </w:r>
     </w:p>
     <w:p>
@@ -10041,7 +11714,49 @@
     <w:p>
       <w:r>
         <w:lastRenderedPageBreak/>
-        <w:t>4) create a inner loop to update the inner numbers (for j in range(1,i)), notice i isthe row number, and will always be len(row) – 1, it’s perfect for just looking at the inner of the triangle</w:t>
+        <w:t xml:space="preserve">4) create </w:t>
+      </w:r>
+      <w:proofErr w:type="spellStart"/>
+      <w:proofErr w:type="gramStart"/>
+      <w:r>
+        <w:t>a</w:t>
+      </w:r>
+      <w:proofErr w:type="spellEnd"/>
+      <w:proofErr w:type="gramEnd"/>
+      <w:r>
+        <w:t xml:space="preserve"> inner loop to update the inner numbers (for j in range(</w:t>
+      </w:r>
+      <w:proofErr w:type="gramStart"/>
+      <w:r>
+        <w:t>1,i</w:t>
+      </w:r>
+      <w:proofErr w:type="gramEnd"/>
+      <w:r>
+        <w:t xml:space="preserve">)), notice </w:t>
+      </w:r>
+      <w:proofErr w:type="spellStart"/>
+      <w:r>
+        <w:t>i</w:t>
+      </w:r>
+      <w:proofErr w:type="spellEnd"/>
+      <w:r>
+        <w:t xml:space="preserve"> </w:t>
+      </w:r>
+      <w:proofErr w:type="spellStart"/>
+      <w:r>
+        <w:t>isthe</w:t>
+      </w:r>
+      <w:proofErr w:type="spellEnd"/>
+      <w:r>
+        <w:t xml:space="preserve"> row number, and will always be </w:t>
+      </w:r>
+      <w:proofErr w:type="spellStart"/>
+      <w:r>
+        <w:t>len</w:t>
+      </w:r>
+      <w:proofErr w:type="spellEnd"/>
+      <w:r>
+        <w:t>(row) – 1, it’s perfect for just looking at the inner of the triangle</w:t>
       </w:r>
     </w:p>
     <w:p>
@@ -10262,7 +11977,15 @@
         </w:numPr>
       </w:pPr>
       <w:r>
-        <w:t>Space: O(1) no memory allocation</w:t>
+        <w:t xml:space="preserve">Space: </w:t>
+      </w:r>
+      <w:proofErr w:type="gramStart"/>
+      <w:r>
+        <w:t>O(</w:t>
+      </w:r>
+      <w:proofErr w:type="gramEnd"/>
+      <w:r>
+        <w:t>1) no memory allocation</w:t>
       </w:r>
     </w:p>
     <w:p>
@@ -10298,7 +12021,31 @@
         </w:numPr>
       </w:pPr>
       <w:r>
-        <w:t>Group them together in a hashmap: key = I + j, value equal nums[i][j]</w:t>
+        <w:t xml:space="preserve">Group them together in a </w:t>
+      </w:r>
+      <w:proofErr w:type="spellStart"/>
+      <w:r>
+        <w:t>hashmap</w:t>
+      </w:r>
+      <w:proofErr w:type="spellEnd"/>
+      <w:r>
+        <w:t xml:space="preserve">: key = I + j, value equal </w:t>
+      </w:r>
+      <w:proofErr w:type="spellStart"/>
+      <w:r>
+        <w:t>nums</w:t>
+      </w:r>
+      <w:proofErr w:type="spellEnd"/>
+      <w:r>
+        <w:t>[</w:t>
+      </w:r>
+      <w:proofErr w:type="spellStart"/>
+      <w:r>
+        <w:t>i</w:t>
+      </w:r>
+      <w:proofErr w:type="spellEnd"/>
+      <w:r>
+        <w:t>][j]</w:t>
       </w:r>
     </w:p>
     <w:p>
@@ -10310,7 +12057,23 @@
         </w:numPr>
       </w:pPr>
       <w:r>
-        <w:t xml:space="preserve">When printing the answer, sort the hashmap keys, and due to the traversing of row first then each columns, </w:t>
+        <w:t xml:space="preserve">When printing the answer, sort the </w:t>
+      </w:r>
+      <w:proofErr w:type="spellStart"/>
+      <w:r>
+        <w:t>hashmap</w:t>
+      </w:r>
+      <w:proofErr w:type="spellEnd"/>
+      <w:r>
+        <w:t xml:space="preserve"> keys, and due to the traversing of row first then each </w:t>
+      </w:r>
+      <w:proofErr w:type="gramStart"/>
+      <w:r>
+        <w:t>columns</w:t>
+      </w:r>
+      <w:proofErr w:type="gramEnd"/>
+      <w:r>
+        <w:t xml:space="preserve">, </w:t>
       </w:r>
       <w:r>
         <w:t>and that the paths are zig-zagged</w:t>
@@ -10414,7 +12177,15 @@
         </w:numPr>
       </w:pPr>
       <w:r>
-        <w:t>Space: O(m*n) – hashmap allocation</w:t>
+        <w:t xml:space="preserve">Space: O(m*n) – </w:t>
+      </w:r>
+      <w:proofErr w:type="spellStart"/>
+      <w:r>
+        <w:t>hashmap</w:t>
+      </w:r>
+      <w:proofErr w:type="spellEnd"/>
+      <w:r>
+        <w:t xml:space="preserve"> allocation</w:t>
       </w:r>
     </w:p>
     <w:p>
@@ -10497,7 +12268,31 @@
       </w:pPr>
       <w:r>
         <w:lastRenderedPageBreak/>
-        <w:t>Group them together in a hashmap: key = I + j, value equal nums[i][j]</w:t>
+        <w:t xml:space="preserve">Group them together in a </w:t>
+      </w:r>
+      <w:proofErr w:type="spellStart"/>
+      <w:r>
+        <w:t>hashmap</w:t>
+      </w:r>
+      <w:proofErr w:type="spellEnd"/>
+      <w:r>
+        <w:t xml:space="preserve">: key = I + j, value equal </w:t>
+      </w:r>
+      <w:proofErr w:type="spellStart"/>
+      <w:r>
+        <w:t>nums</w:t>
+      </w:r>
+      <w:proofErr w:type="spellEnd"/>
+      <w:r>
+        <w:t>[</w:t>
+      </w:r>
+      <w:proofErr w:type="spellStart"/>
+      <w:r>
+        <w:t>i</w:t>
+      </w:r>
+      <w:proofErr w:type="spellEnd"/>
+      <w:r>
+        <w:t>][j]</w:t>
       </w:r>
     </w:p>
     <w:p>
@@ -10512,10 +12307,26 @@
         <w:t xml:space="preserve">When printing the answer, </w:t>
       </w:r>
       <w:r>
-        <w:t>sort the hashmap k</w:t>
-      </w:r>
-      <w:r>
-        <w:t>eys, and due to the traversing of row first then each columns, the numbers in the dictionary list will always be reversed, so reverse it back</w:t>
+        <w:t xml:space="preserve">sort the </w:t>
+      </w:r>
+      <w:proofErr w:type="spellStart"/>
+      <w:r>
+        <w:t>hashmap</w:t>
+      </w:r>
+      <w:proofErr w:type="spellEnd"/>
+      <w:r>
+        <w:t xml:space="preserve"> k</w:t>
+      </w:r>
+      <w:r>
+        <w:t xml:space="preserve">eys, and due to the traversing of row first then each </w:t>
+      </w:r>
+      <w:proofErr w:type="gramStart"/>
+      <w:r>
+        <w:t>columns</w:t>
+      </w:r>
+      <w:proofErr w:type="gramEnd"/>
+      <w:r>
+        <w:t>, the numbers in the dictionary list will always be reversed, so reverse it back</w:t>
       </w:r>
     </w:p>
     <w:p>
@@ -10591,7 +12402,15 @@
         <w:t>Space: O(</w:t>
       </w:r>
       <w:r>
-        <w:t>m*n) – hashmap to store all the elements</w:t>
+        <w:t xml:space="preserve">m*n) – </w:t>
+      </w:r>
+      <w:proofErr w:type="spellStart"/>
+      <w:r>
+        <w:t>hashmap</w:t>
+      </w:r>
+      <w:proofErr w:type="spellEnd"/>
+      <w:r>
+        <w:t xml:space="preserve"> to store all the elements</w:t>
       </w:r>
     </w:p>
     <w:p>
@@ -10611,7 +12430,17 @@
       </w:pPr>
       <w:bookmarkStart w:id="31" w:name="_Toc208300475"/>
       <w:r>
-        <w:t>50-Pow(x,n)</w:t>
+        <w:t>50-Pow(</w:t>
+      </w:r>
+      <w:proofErr w:type="spellStart"/>
+      <w:proofErr w:type="gramStart"/>
+      <w:r>
+        <w:t>x,n</w:t>
+      </w:r>
+      <w:proofErr w:type="spellEnd"/>
+      <w:proofErr w:type="gramEnd"/>
+      <w:r>
+        <w:t>)</w:t>
       </w:r>
       <w:bookmarkEnd w:id="31"/>
     </w:p>
@@ -10671,8 +12500,13 @@
           <w:numId w:val="15"/>
         </w:numPr>
       </w:pPr>
-      <w:r>
-        <w:t>Niave approach is to multiply x n times, but it will get O(n)</w:t>
+      <w:proofErr w:type="spellStart"/>
+      <w:r>
+        <w:t>Niave</w:t>
+      </w:r>
+      <w:proofErr w:type="spellEnd"/>
+      <w:r>
+        <w:t xml:space="preserve"> approach is to multiply x n times, but it will get O(n)</w:t>
       </w:r>
     </w:p>
     <w:p>
@@ -10684,7 +12518,15 @@
         </w:numPr>
       </w:pPr>
       <w:r>
-        <w:t>The pattern is x^n = x^(n/2) * x^(n/2), if n is even</w:t>
+        <w:t xml:space="preserve">The pattern is </w:t>
+      </w:r>
+      <w:proofErr w:type="spellStart"/>
+      <w:r>
+        <w:t>x^n</w:t>
+      </w:r>
+      <w:proofErr w:type="spellEnd"/>
+      <w:r>
+        <w:t xml:space="preserve"> = x^(n/2) * x^(n/2), if n is even</w:t>
       </w:r>
     </w:p>
     <w:p>
@@ -10696,7 +12538,15 @@
         </w:numPr>
       </w:pPr>
       <w:r>
-        <w:t>If n is odd: x^n = x * x^(n/2) * x^(n/2)</w:t>
+        <w:t xml:space="preserve">If n is odd: </w:t>
+      </w:r>
+      <w:proofErr w:type="spellStart"/>
+      <w:r>
+        <w:t>x^n</w:t>
+      </w:r>
+      <w:proofErr w:type="spellEnd"/>
+      <w:r>
+        <w:t xml:space="preserve"> = x * x^(n/2) * x^(n/2)</w:t>
       </w:r>
     </w:p>
     <w:p>
@@ -10708,7 +12558,15 @@
         </w:numPr>
       </w:pPr>
       <w:r>
-        <w:t>And if n &lt; 0, it’s 1/(x^n)</w:t>
+        <w:t>And if n &lt; 0, it’s 1/(</w:t>
+      </w:r>
+      <w:proofErr w:type="spellStart"/>
+      <w:r>
+        <w:t>x^n</w:t>
+      </w:r>
+      <w:proofErr w:type="spellEnd"/>
+      <w:r>
+        <w:t>)</w:t>
       </w:r>
     </w:p>
     <w:p>
@@ -10720,7 +12578,15 @@
         </w:numPr>
       </w:pPr>
       <w:r>
-        <w:t xml:space="preserve">This is divide and conquer and don’t forget about edge cases where the answer is 1 if n=0, and x if n=1. </w:t>
+        <w:t xml:space="preserve">This is </w:t>
+      </w:r>
+      <w:proofErr w:type="gramStart"/>
+      <w:r>
+        <w:t>divide</w:t>
+      </w:r>
+      <w:proofErr w:type="gramEnd"/>
+      <w:r>
+        <w:t xml:space="preserve"> and conquer and don’t forget about edge cases where the answer is 1 if n=0, and x if n=1. </w:t>
       </w:r>
     </w:p>
     <w:p>
@@ -10791,7 +12657,23 @@
         </w:numPr>
       </w:pPr>
       <w:r>
-        <w:t xml:space="preserve">Time: O(logn), it’s basically the times the number(n) can be divide by 2. </w:t>
+        <w:t>Time: O(</w:t>
+      </w:r>
+      <w:proofErr w:type="spellStart"/>
+      <w:r>
+        <w:t>logn</w:t>
+      </w:r>
+      <w:proofErr w:type="spellEnd"/>
+      <w:r>
+        <w:t xml:space="preserve">), it’s basically the times the number(n) can be </w:t>
+      </w:r>
+      <w:proofErr w:type="gramStart"/>
+      <w:r>
+        <w:t>divide</w:t>
+      </w:r>
+      <w:proofErr w:type="gramEnd"/>
+      <w:r>
+        <w:t xml:space="preserve"> by 2. </w:t>
       </w:r>
     </w:p>
     <w:p>
@@ -10803,7 +12685,23 @@
         </w:numPr>
       </w:pPr>
       <w:r>
-        <w:t xml:space="preserve">Space: O(logn), the depth of the recursion, also the times the number(n) can be divide by two. </w:t>
+        <w:t>Space: O(</w:t>
+      </w:r>
+      <w:proofErr w:type="spellStart"/>
+      <w:r>
+        <w:t>logn</w:t>
+      </w:r>
+      <w:proofErr w:type="spellEnd"/>
+      <w:r>
+        <w:t xml:space="preserve">), the depth of the recursion, also the times the number(n) can be </w:t>
+      </w:r>
+      <w:proofErr w:type="gramStart"/>
+      <w:r>
+        <w:t>divide</w:t>
+      </w:r>
+      <w:proofErr w:type="gramEnd"/>
+      <w:r>
+        <w:t xml:space="preserve"> by two. </w:t>
       </w:r>
     </w:p>
     <w:p/>
@@ -10906,7 +12804,23 @@
         <w:t xml:space="preserve"> </w:t>
       </w:r>
       <w:r>
-        <w:t>traverse through nestedList, if a node is integer, add to the total, else, it must be a list, then call the recursion function with depth + 1 (because it’s going one level deeper into the nestedList)</w:t>
+        <w:t xml:space="preserve">traverse through </w:t>
+      </w:r>
+      <w:proofErr w:type="spellStart"/>
+      <w:r>
+        <w:t>nestedList</w:t>
+      </w:r>
+      <w:proofErr w:type="spellEnd"/>
+      <w:r>
+        <w:t xml:space="preserve">, if a node is integer, add to the total, else, it must be a list, then call the recursion function with depth + 1 (because it’s going one level deeper into the </w:t>
+      </w:r>
+      <w:proofErr w:type="spellStart"/>
+      <w:r>
+        <w:t>nestedList</w:t>
+      </w:r>
+      <w:proofErr w:type="spellEnd"/>
+      <w:r>
+        <w:t>)</w:t>
       </w:r>
     </w:p>
     <w:p>
@@ -10979,8 +12893,13 @@
       <w:r>
         <w:t>n</w:t>
       </w:r>
-      <w:r>
-        <w:t xml:space="preserve">) : </w:t>
+      <w:proofErr w:type="gramStart"/>
+      <w:r>
+        <w:t>) :</w:t>
+      </w:r>
+      <w:proofErr w:type="gramEnd"/>
+      <w:r>
+        <w:t xml:space="preserve"> </w:t>
       </w:r>
       <w:r>
         <w:t>recursion function is called for every nested element</w:t>
@@ -11022,7 +12941,15 @@
         </w:numPr>
       </w:pPr>
       <w:r>
-        <w:t>If nestedList does not exist, return 0</w:t>
+        <w:t xml:space="preserve">If </w:t>
+      </w:r>
+      <w:proofErr w:type="spellStart"/>
+      <w:r>
+        <w:t>nestedList</w:t>
+      </w:r>
+      <w:proofErr w:type="spellEnd"/>
+      <w:r>
+        <w:t xml:space="preserve"> does not exist, return 0</w:t>
       </w:r>
     </w:p>
     <w:p>
@@ -11034,10 +12961,23 @@
         </w:numPr>
       </w:pPr>
       <w:r>
-        <w:t xml:space="preserve">Initialize total = 0, depth = 1, and a que storing the </w:t>
-      </w:r>
-      <w:r>
-        <w:t>top level elements of the</w:t>
+        <w:t xml:space="preserve">Initialize total = 0, depth = 1, and a </w:t>
+      </w:r>
+      <w:proofErr w:type="gramStart"/>
+      <w:r>
+        <w:t>que</w:t>
+      </w:r>
+      <w:proofErr w:type="gramEnd"/>
+      <w:r>
+        <w:t xml:space="preserve"> storing the </w:t>
+      </w:r>
+      <w:proofErr w:type="gramStart"/>
+      <w:r>
+        <w:t>top level</w:t>
+      </w:r>
+      <w:proofErr w:type="gramEnd"/>
+      <w:r>
+        <w:t xml:space="preserve"> elements of the</w:t>
       </w:r>
       <w:r>
         <w:t xml:space="preserve"> nested List and depth</w:t>
@@ -11058,7 +12998,31 @@
         </w:numPr>
       </w:pPr>
       <w:r>
-        <w:t xml:space="preserve">Pass through each nested elements in the que, popleft to get the element and depth. </w:t>
+        <w:t xml:space="preserve">Pass through each nested </w:t>
+      </w:r>
+      <w:proofErr w:type="gramStart"/>
+      <w:r>
+        <w:t>elements</w:t>
+      </w:r>
+      <w:proofErr w:type="gramEnd"/>
+      <w:r>
+        <w:t xml:space="preserve"> in the </w:t>
+      </w:r>
+      <w:proofErr w:type="gramStart"/>
+      <w:r>
+        <w:t>que</w:t>
+      </w:r>
+      <w:proofErr w:type="gramEnd"/>
+      <w:r>
+        <w:t xml:space="preserve">, </w:t>
+      </w:r>
+      <w:proofErr w:type="spellStart"/>
+      <w:r>
+        <w:t>popleft</w:t>
+      </w:r>
+      <w:proofErr w:type="spellEnd"/>
+      <w:r>
+        <w:t xml:space="preserve"> to get the element and depth. </w:t>
       </w:r>
     </w:p>
     <w:p>
@@ -11082,7 +13046,15 @@
         </w:numPr>
       </w:pPr>
       <w:r>
-        <w:t xml:space="preserve">Else the element will be list, traverse through its children and </w:t>
+        <w:t xml:space="preserve">Else the element will be </w:t>
+      </w:r>
+      <w:proofErr w:type="gramStart"/>
+      <w:r>
+        <w:t>list</w:t>
+      </w:r>
+      <w:proofErr w:type="gramEnd"/>
+      <w:r>
+        <w:t xml:space="preserve">, traverse through its children and </w:t>
       </w:r>
     </w:p>
     <w:p>
@@ -11294,7 +13266,15 @@
       </w:pPr>
       <w:r>
         <w:lastRenderedPageBreak/>
-        <w:t xml:space="preserve">The intuition of this problem is that was the pointer it moving from the node to its children, the value gets appended by a new digit to the right. </w:t>
+        <w:t xml:space="preserve">The intuition of this problem is that was the pointer it </w:t>
+      </w:r>
+      <w:proofErr w:type="gramStart"/>
+      <w:r>
+        <w:t>moving</w:t>
+      </w:r>
+      <w:proofErr w:type="gramEnd"/>
+      <w:r>
+        <w:t xml:space="preserve"> from the node to its children, the value gets appended by a new digit to the right. </w:t>
       </w:r>
     </w:p>
     <w:p>
@@ -11556,7 +13536,39 @@
         </w:numPr>
       </w:pPr>
       <w:r>
-        <w:t xml:space="preserve">Traverse down the tree, but in the beginning of the traversal, extract the size of the existing que, the size will tell which node is the right side view. Because the que at that particular time was from the previous pass and have stored all non-empty nodes from the level above. </w:t>
+        <w:t xml:space="preserve">Traverse down the tree, but in the beginning of the traversal, extract the size of the existing </w:t>
+      </w:r>
+      <w:proofErr w:type="gramStart"/>
+      <w:r>
+        <w:t>que</w:t>
+      </w:r>
+      <w:proofErr w:type="gramEnd"/>
+      <w:r>
+        <w:t xml:space="preserve">, the size will tell which node is the </w:t>
+      </w:r>
+      <w:proofErr w:type="gramStart"/>
+      <w:r>
+        <w:t>right side</w:t>
+      </w:r>
+      <w:proofErr w:type="gramEnd"/>
+      <w:r>
+        <w:t xml:space="preserve"> view. Because the </w:t>
+      </w:r>
+      <w:proofErr w:type="gramStart"/>
+      <w:r>
+        <w:t>que</w:t>
+      </w:r>
+      <w:proofErr w:type="gramEnd"/>
+      <w:r>
+        <w:t xml:space="preserve"> at that </w:t>
+      </w:r>
+      <w:proofErr w:type="gramStart"/>
+      <w:r>
+        <w:t>particular time</w:t>
+      </w:r>
+      <w:proofErr w:type="gramEnd"/>
+      <w:r>
+        <w:t xml:space="preserve"> was from the previous pass and have stored all non-empty nodes from the level above. </w:t>
       </w:r>
     </w:p>
     <w:p>
@@ -11580,10 +13592,28 @@
         </w:numPr>
       </w:pPr>
       <w:r>
-        <w:t xml:space="preserve">Right after the size of the level is know, </w:t>
-      </w:r>
-      <w:r>
-        <w:t xml:space="preserve">traverse through the beginning of the que util that size-1 spot is found, and that’s the right side view of that level. </w:t>
+        <w:t xml:space="preserve">Right after the size of the level is </w:t>
+      </w:r>
+      <w:proofErr w:type="spellStart"/>
+      <w:proofErr w:type="gramStart"/>
+      <w:r>
+        <w:t>know</w:t>
+      </w:r>
+      <w:proofErr w:type="spellEnd"/>
+      <w:proofErr w:type="gramEnd"/>
+      <w:r>
+        <w:t xml:space="preserve">, </w:t>
+      </w:r>
+      <w:r>
+        <w:t xml:space="preserve">traverse through the beginning of the que util that size-1 spot is found, and that’s the </w:t>
+      </w:r>
+      <w:proofErr w:type="gramStart"/>
+      <w:r>
+        <w:t>right side</w:t>
+      </w:r>
+      <w:proofErr w:type="gramEnd"/>
+      <w:r>
+        <w:t xml:space="preserve"> view of that level. </w:t>
       </w:r>
     </w:p>
     <w:p>
@@ -11595,7 +13625,15 @@
         </w:numPr>
       </w:pPr>
       <w:r>
-        <w:t xml:space="preserve">While level traversing, attach non-empty children to the que, no worries having nodes that are not on the same level, since the level size was already specified. </w:t>
+        <w:t xml:space="preserve">While level traversing, attach non-empty children to the </w:t>
+      </w:r>
+      <w:proofErr w:type="gramStart"/>
+      <w:r>
+        <w:t>que</w:t>
+      </w:r>
+      <w:proofErr w:type="gramEnd"/>
+      <w:r>
+        <w:t xml:space="preserve">, no worries having nodes that are not on the same level, since the level size was already specified. </w:t>
       </w:r>
     </w:p>
     <w:p>
@@ -11674,8 +13712,13 @@
           <w:numId w:val="12"/>
         </w:numPr>
       </w:pPr>
-      <w:r>
-        <w:t>Space:O(V)</w:t>
+      <w:proofErr w:type="spellStart"/>
+      <w:r>
+        <w:t>Space:O</w:t>
+      </w:r>
+      <w:proofErr w:type="spellEnd"/>
+      <w:r>
+        <w:t>(V)</w:t>
       </w:r>
     </w:p>
     <w:p>
@@ -11771,7 +13814,23 @@
         </w:numPr>
       </w:pPr>
       <w:r>
-        <w:t>A hashmap is need to store the column number and the corresponding values</w:t>
+        <w:t xml:space="preserve">A </w:t>
+      </w:r>
+      <w:proofErr w:type="spellStart"/>
+      <w:r>
+        <w:t>hashmap</w:t>
+      </w:r>
+      <w:proofErr w:type="spellEnd"/>
+      <w:r>
+        <w:t xml:space="preserve"> is </w:t>
+      </w:r>
+      <w:proofErr w:type="gramStart"/>
+      <w:r>
+        <w:t>need</w:t>
+      </w:r>
+      <w:proofErr w:type="gramEnd"/>
+      <w:r>
+        <w:t xml:space="preserve"> to store the column number and the corresponding values</w:t>
       </w:r>
     </w:p>
     <w:p>
@@ -11783,7 +13842,15 @@
         </w:numPr>
       </w:pPr>
       <w:r>
-        <w:t>The que of the BFS will store the (node, col)</w:t>
+        <w:t xml:space="preserve">The </w:t>
+      </w:r>
+      <w:proofErr w:type="gramStart"/>
+      <w:r>
+        <w:t>que</w:t>
+      </w:r>
+      <w:proofErr w:type="gramEnd"/>
+      <w:r>
+        <w:t xml:space="preserve"> of the BFS will store the (node, col)</w:t>
       </w:r>
     </w:p>
     <w:p>
@@ -11795,7 +13862,39 @@
         </w:numPr>
       </w:pPr>
       <w:r>
-        <w:t xml:space="preserve">As each child nodes are visited, col will be updated as col-=1 and col+=1 for left and right nodes, respectively. </w:t>
+        <w:t xml:space="preserve">As each </w:t>
+      </w:r>
+      <w:proofErr w:type="gramStart"/>
+      <w:r>
+        <w:t>child</w:t>
+      </w:r>
+      <w:proofErr w:type="gramEnd"/>
+      <w:r>
+        <w:t xml:space="preserve"> </w:t>
+      </w:r>
+      <w:proofErr w:type="gramStart"/>
+      <w:r>
+        <w:t>nodes are</w:t>
+      </w:r>
+      <w:proofErr w:type="gramEnd"/>
+      <w:r>
+        <w:t xml:space="preserve"> visited, </w:t>
+      </w:r>
+      <w:proofErr w:type="gramStart"/>
+      <w:r>
+        <w:t>col</w:t>
+      </w:r>
+      <w:proofErr w:type="gramEnd"/>
+      <w:r>
+        <w:t xml:space="preserve"> will be updated as col-=1 and col+=1 for </w:t>
+      </w:r>
+      <w:proofErr w:type="gramStart"/>
+      <w:r>
+        <w:t>left</w:t>
+      </w:r>
+      <w:proofErr w:type="gramEnd"/>
+      <w:r>
+        <w:t xml:space="preserve"> and right nodes, respectively. </w:t>
       </w:r>
     </w:p>
     <w:p>
@@ -11807,7 +13906,23 @@
         </w:numPr>
       </w:pPr>
       <w:r>
-        <w:t>As all nodes are stored in the hashmap, the keys will need to be ordered and the values returned.</w:t>
+        <w:t xml:space="preserve">As all nodes are stored in the </w:t>
+      </w:r>
+      <w:proofErr w:type="spellStart"/>
+      <w:r>
+        <w:t>hashmap</w:t>
+      </w:r>
+      <w:proofErr w:type="spellEnd"/>
+      <w:r>
+        <w:t xml:space="preserve">, the keys will need to be </w:t>
+      </w:r>
+      <w:proofErr w:type="gramStart"/>
+      <w:r>
+        <w:t>ordered</w:t>
+      </w:r>
+      <w:proofErr w:type="gramEnd"/>
+      <w:r>
+        <w:t xml:space="preserve"> and the values returned.</w:t>
       </w:r>
     </w:p>
     <w:p>
@@ -11883,7 +13998,23 @@
         </w:numPr>
       </w:pPr>
       <w:r>
-        <w:t xml:space="preserve">Time: O(nlogn) - &gt; O(n) because every node is visited, O(logn) because </w:t>
+        <w:t>Time: O(</w:t>
+      </w:r>
+      <w:proofErr w:type="spellStart"/>
+      <w:r>
+        <w:t>nlogn</w:t>
+      </w:r>
+      <w:proofErr w:type="spellEnd"/>
+      <w:r>
+        <w:t>) - &gt; O(n) because every node is visited, O(</w:t>
+      </w:r>
+      <w:proofErr w:type="spellStart"/>
+      <w:r>
+        <w:t>logn</w:t>
+      </w:r>
+      <w:proofErr w:type="spellEnd"/>
+      <w:r>
+        <w:t xml:space="preserve">) because </w:t>
       </w:r>
       <w:r>
         <w:t xml:space="preserve">the keys are sorted at the end. </w:t>
@@ -11910,7 +14041,15 @@
         </w:numPr>
       </w:pPr>
       <w:r>
-        <w:t>If we want a better way, we can avoid the sorting by tracking the min and max columns, because at the end of the day, the keys will always go from min to max</w:t>
+        <w:t xml:space="preserve">If we want a better way, we can avoid </w:t>
+      </w:r>
+      <w:proofErr w:type="gramStart"/>
+      <w:r>
+        <w:t>the sorting</w:t>
+      </w:r>
+      <w:proofErr w:type="gramEnd"/>
+      <w:r>
+        <w:t xml:space="preserve"> by tracking the min and max columns, because at the end of the day, the keys will always go from min to max</w:t>
       </w:r>
     </w:p>
     <w:p>
@@ -11996,7 +14135,15 @@
         <w:t>Space: O(</w:t>
       </w:r>
       <w:r>
-        <w:t xml:space="preserve">n): for the hashmap storing all the nodes in the tree. </w:t>
+        <w:t xml:space="preserve">n): for the </w:t>
+      </w:r>
+      <w:proofErr w:type="spellStart"/>
+      <w:r>
+        <w:t>hashmap</w:t>
+      </w:r>
+      <w:proofErr w:type="spellEnd"/>
+      <w:r>
+        <w:t xml:space="preserve"> storing all the nodes in the tree. </w:t>
       </w:r>
     </w:p>
     <w:p>
@@ -12067,7 +14214,15 @@
         </w:numPr>
       </w:pPr>
       <w:r>
-        <w:t>The longest path is measure by the number of edges, not nodes</w:t>
+        <w:t xml:space="preserve">The longest path is </w:t>
+      </w:r>
+      <w:proofErr w:type="gramStart"/>
+      <w:r>
+        <w:t>measure</w:t>
+      </w:r>
+      <w:proofErr w:type="gramEnd"/>
+      <w:r>
+        <w:t xml:space="preserve"> by the number of edges, not nodes</w:t>
       </w:r>
     </w:p>
     <w:p>
@@ -12079,7 +14234,15 @@
         </w:numPr>
       </w:pPr>
       <w:r>
-        <w:t xml:space="preserve">At any node the longest path is the sum of the height of the left and right subtrees. We can compute this and track the max between the substrees, we can get the answer. </w:t>
+        <w:t xml:space="preserve">At any node the longest path is the sum of the height of the left and right subtrees. We can compute this and track the max between the </w:t>
+      </w:r>
+      <w:proofErr w:type="spellStart"/>
+      <w:r>
+        <w:t>substrees</w:t>
+      </w:r>
+      <w:proofErr w:type="spellEnd"/>
+      <w:r>
+        <w:t xml:space="preserve">, we can get the answer. </w:t>
       </w:r>
     </w:p>
     <w:p>
@@ -12214,7 +14377,15 @@
         </w:numPr>
       </w:pPr>
       <w:r>
-        <w:t>Space: O(h): recursion stack and h is the height of the tree</w:t>
+        <w:t xml:space="preserve">Space: O(h): recursion stack and h </w:t>
+      </w:r>
+      <w:proofErr w:type="gramStart"/>
+      <w:r>
+        <w:t>is</w:t>
+      </w:r>
+      <w:proofErr w:type="gramEnd"/>
+      <w:r>
+        <w:t xml:space="preserve"> the height of the tree</w:t>
       </w:r>
     </w:p>
     <w:p>
@@ -12283,7 +14454,15 @@
       </w:pPr>
       <w:r>
         <w:lastRenderedPageBreak/>
-        <w:t>Using a set()</w:t>
+        <w:t xml:space="preserve">Using a </w:t>
+      </w:r>
+      <w:proofErr w:type="gramStart"/>
+      <w:r>
+        <w:t>set(</w:t>
+      </w:r>
+      <w:proofErr w:type="gramEnd"/>
+      <w:r>
+        <w:t>)</w:t>
       </w:r>
     </w:p>
     <w:p>
@@ -12295,10 +14474,18 @@
         </w:numPr>
       </w:pPr>
       <w:r>
-        <w:t>Start with p and work its way up until the root node is reached (use while p</w:t>
-      </w:r>
-      <w:r>
-        <w:t xml:space="preserve"> != None since the parent of the root is None)</w:t>
+        <w:t xml:space="preserve">Start with p and work its way up until the root node is reached (use while </w:t>
+      </w:r>
+      <w:proofErr w:type="gramStart"/>
+      <w:r>
+        <w:t>p</w:t>
+      </w:r>
+      <w:r>
+        <w:t xml:space="preserve"> !</w:t>
+      </w:r>
+      <w:proofErr w:type="gramEnd"/>
+      <w:r>
+        <w:t>= None since the parent of the root is None)</w:t>
       </w:r>
     </w:p>
     <w:p>
@@ -12310,7 +14497,15 @@
         </w:numPr>
       </w:pPr>
       <w:r>
-        <w:t>Record p and ancestors in the set() as it’s going up</w:t>
+        <w:t xml:space="preserve">Record p and ancestors in the </w:t>
+      </w:r>
+      <w:proofErr w:type="gramStart"/>
+      <w:r>
+        <w:t>set(</w:t>
+      </w:r>
+      <w:proofErr w:type="gramEnd"/>
+      <w:r>
+        <w:t>) as it’s going up</w:t>
       </w:r>
     </w:p>
     <w:p>
@@ -12325,7 +14520,15 @@
         <w:t xml:space="preserve">For q, if it’s in ancestors already, then the q is LCA, else </w:t>
       </w:r>
       <w:r>
-        <w:t>work the way up like p and check if the parent is in the set()</w:t>
+        <w:t xml:space="preserve">work the way up like p and check if the parent is in the </w:t>
+      </w:r>
+      <w:proofErr w:type="gramStart"/>
+      <w:r>
+        <w:t>set(</w:t>
+      </w:r>
+      <w:proofErr w:type="gramEnd"/>
+      <w:r>
+        <w:t>)</w:t>
       </w:r>
     </w:p>
     <w:p>
@@ -12400,8 +14603,13 @@
           <w:numId w:val="14"/>
         </w:numPr>
       </w:pPr>
-      <w:r>
-        <w:t>Space:O(n): the set will store all nodes in the worst case</w:t>
+      <w:proofErr w:type="spellStart"/>
+      <w:r>
+        <w:t>Space:O</w:t>
+      </w:r>
+      <w:proofErr w:type="spellEnd"/>
+      <w:r>
+        <w:t>(n): the set will store all nodes in the worst case</w:t>
       </w:r>
     </w:p>
     <w:p>
@@ -12413,8 +14621,13 @@
         </w:numPr>
       </w:pPr>
       <w:r>
-        <w:t>Using 2 pointer</w:t>
-      </w:r>
+        <w:t xml:space="preserve">Using 2 </w:t>
+      </w:r>
+      <w:proofErr w:type="gramStart"/>
+      <w:r>
+        <w:t>pointer</w:t>
+      </w:r>
+      <w:proofErr w:type="gramEnd"/>
     </w:p>
     <w:p>
       <w:pPr>
@@ -12494,10 +14707,26 @@
         <w:t xml:space="preserve">We can use post-order traversal on trees using DFS, post-order follows </w:t>
       </w:r>
       <w:r>
-        <w:t xml:space="preserve">left-right-root pattern. It fits this problem because </w:t>
-      </w:r>
-      <w:r>
-        <w:t>the children will get visited and information collected before returning to the root.</w:t>
+        <w:t xml:space="preserve">left-right-root pattern. </w:t>
+      </w:r>
+      <w:proofErr w:type="gramStart"/>
+      <w:r>
+        <w:t>It</w:t>
+      </w:r>
+      <w:proofErr w:type="gramEnd"/>
+      <w:r>
+        <w:t xml:space="preserve"> fits this problem because </w:t>
+      </w:r>
+      <w:r>
+        <w:t xml:space="preserve">the children will get visited and information collected before returning to the </w:t>
+      </w:r>
+      <w:proofErr w:type="gramStart"/>
+      <w:r>
+        <w:t>root</w:t>
+      </w:r>
+      <w:proofErr w:type="gramEnd"/>
+      <w:r>
+        <w:t>.</w:t>
       </w:r>
     </w:p>
     <w:p>
@@ -12520,8 +14749,29 @@
           <w:numId w:val="14"/>
         </w:numPr>
       </w:pPr>
-      <w:r>
-        <w:t xml:space="preserve">Node_count and node_total needs to get carried through out recursion. Once the condition </w:t>
+      <w:proofErr w:type="spellStart"/>
+      <w:r>
+        <w:t>Node_count</w:t>
+      </w:r>
+      <w:proofErr w:type="spellEnd"/>
+      <w:r>
+        <w:t xml:space="preserve"> and </w:t>
+      </w:r>
+      <w:proofErr w:type="spellStart"/>
+      <w:r>
+        <w:t>node_total</w:t>
+      </w:r>
+      <w:proofErr w:type="spellEnd"/>
+      <w:r>
+        <w:t xml:space="preserve"> </w:t>
+      </w:r>
+      <w:proofErr w:type="gramStart"/>
+      <w:r>
+        <w:t>needs</w:t>
+      </w:r>
+      <w:proofErr w:type="gramEnd"/>
+      <w:r>
+        <w:t xml:space="preserve"> to get carried through out recursion. Once the condition </w:t>
       </w:r>
       <w:r>
         <w:t>of node value equal to averages of subtree, the global count value will get added by one</w:t>
@@ -12536,7 +14786,15 @@
         </w:numPr>
       </w:pPr>
       <w:r>
-        <w:t>In the body of the recursion, the values are added by values return by the left and right nodes.</w:t>
+        <w:t xml:space="preserve">In the body of the recursion, the values are added by values </w:t>
+      </w:r>
+      <w:proofErr w:type="gramStart"/>
+      <w:r>
+        <w:t>return</w:t>
+      </w:r>
+      <w:proofErr w:type="gramEnd"/>
+      <w:r>
+        <w:t xml:space="preserve"> by the left and right nodes.</w:t>
       </w:r>
     </w:p>
     <w:p>
@@ -12598,8 +14856,13 @@
         </w:numPr>
       </w:pPr>
       <w:r>
-        <w:t>Time: O(n) because every node is visted</w:t>
-      </w:r>
+        <w:t xml:space="preserve">Time: O(n) because every node is </w:t>
+      </w:r>
+      <w:proofErr w:type="spellStart"/>
+      <w:r>
+        <w:t>visted</w:t>
+      </w:r>
+      <w:proofErr w:type="spellEnd"/>
     </w:p>
     <w:p>
       <w:pPr>
@@ -12610,7 +14873,23 @@
         </w:numPr>
       </w:pPr>
       <w:r>
-        <w:t xml:space="preserve">Space: O(h) where h is the height of the tree, and it also represent the stack of the recursion. </w:t>
+        <w:t xml:space="preserve">Space: O(h) where </w:t>
+      </w:r>
+      <w:proofErr w:type="gramStart"/>
+      <w:r>
+        <w:t>h is</w:t>
+      </w:r>
+      <w:proofErr w:type="gramEnd"/>
+      <w:r>
+        <w:t xml:space="preserve"> the height of the tree, and it also </w:t>
+      </w:r>
+      <w:proofErr w:type="gramStart"/>
+      <w:r>
+        <w:t>represent</w:t>
+      </w:r>
+      <w:proofErr w:type="gramEnd"/>
+      <w:r>
+        <w:t xml:space="preserve"> the stack of the recursion. </w:t>
       </w:r>
     </w:p>
     <w:p>
@@ -12718,13 +14997,29 @@
         <w:t xml:space="preserve">if </w:t>
       </w:r>
       <w:r>
-        <w:t>the pointer hits a land</w:t>
-      </w:r>
-      <w:r>
-        <w:t>(“1”)</w:t>
-      </w:r>
-      <w:r>
-        <w:t xml:space="preserve"> then all it’s connecting lands will be saved in vis</w:t>
+        <w:t xml:space="preserve">the pointer hits a </w:t>
+      </w:r>
+      <w:proofErr w:type="gramStart"/>
+      <w:r>
+        <w:t>land</w:t>
+      </w:r>
+      <w:r>
+        <w:t>(</w:t>
+      </w:r>
+      <w:proofErr w:type="gramEnd"/>
+      <w:r>
+        <w:t>“1”)</w:t>
+      </w:r>
+      <w:r>
+        <w:t xml:space="preserve"> then all </w:t>
+      </w:r>
+      <w:proofErr w:type="spellStart"/>
+      <w:r>
+        <w:t>it’s</w:t>
+      </w:r>
+      <w:proofErr w:type="spellEnd"/>
+      <w:r>
+        <w:t xml:space="preserve"> connecting lands will be saved in vis</w:t>
       </w:r>
       <w:r>
         <w:t>i</w:t>
@@ -12745,7 +15040,15 @@
         <w:t>that are isolated from the visited lands</w:t>
       </w:r>
       <w:r>
-        <w:t xml:space="preserve"> and start the whole process</w:t>
+        <w:t xml:space="preserve"> and </w:t>
+      </w:r>
+      <w:proofErr w:type="gramStart"/>
+      <w:r>
+        <w:t>start</w:t>
+      </w:r>
+      <w:proofErr w:type="gramEnd"/>
+      <w:r>
+        <w:t xml:space="preserve"> the whole process</w:t>
       </w:r>
     </w:p>
     <w:p>
@@ -12905,7 +15208,15 @@
         </w:numPr>
       </w:pPr>
       <w:r>
-        <w:t>We basically want to clone each nodes including the neighbors that it points to</w:t>
+        <w:t xml:space="preserve">We basically want to clone each </w:t>
+      </w:r>
+      <w:proofErr w:type="gramStart"/>
+      <w:r>
+        <w:t>nodes</w:t>
+      </w:r>
+      <w:proofErr w:type="gramEnd"/>
+      <w:r>
+        <w:t xml:space="preserve"> including the neighbors that it points to</w:t>
       </w:r>
     </w:p>
     <w:p>
@@ -12925,12 +15236,22 @@
       <w:r>
         <w:t xml:space="preserve">nodes can be point to each other and </w:t>
       </w:r>
-      <w:r>
-        <w:t>and it could cause in</w:t>
-      </w:r>
-      <w:r>
-        <w:t>finite number of cloning</w:t>
-      </w:r>
+      <w:proofErr w:type="spellStart"/>
+      <w:r>
+        <w:t>and</w:t>
+      </w:r>
+      <w:proofErr w:type="spellEnd"/>
+      <w:r>
+        <w:t xml:space="preserve"> it could cause in</w:t>
+      </w:r>
+      <w:r>
+        <w:t xml:space="preserve">finite </w:t>
+      </w:r>
+      <w:proofErr w:type="gramStart"/>
+      <w:r>
+        <w:t>number of cloning</w:t>
+      </w:r>
+      <w:proofErr w:type="gramEnd"/>
       <w:r>
         <w:t>, or cycling</w:t>
       </w:r>
@@ -12950,7 +15271,15 @@
         <w:t xml:space="preserve"> (or the nodes that are already cloned)</w:t>
       </w:r>
       <w:r>
-        <w:t>, so you don’t go back to it again. We can use hashmap to store the visited notes and its information</w:t>
+        <w:t xml:space="preserve">, so you don’t go back to it again. We can use </w:t>
+      </w:r>
+      <w:proofErr w:type="spellStart"/>
+      <w:r>
+        <w:t>hashmap</w:t>
+      </w:r>
+      <w:proofErr w:type="spellEnd"/>
+      <w:r>
+        <w:t xml:space="preserve"> to store the visited notes and its information</w:t>
       </w:r>
     </w:p>
     <w:p>
@@ -12998,10 +15327,26 @@
         </w:numPr>
       </w:pPr>
       <w:r>
-        <w:t>Node 1 have 2 and 4 as neighbor, go to 2, create copies</w:t>
-      </w:r>
-      <w:r>
-        <w:t xml:space="preserve"> and store in hashmap, before going back to 4, due to recursion</w:t>
+        <w:t xml:space="preserve">Node 1 </w:t>
+      </w:r>
+      <w:proofErr w:type="gramStart"/>
+      <w:r>
+        <w:t>have</w:t>
+      </w:r>
+      <w:proofErr w:type="gramEnd"/>
+      <w:r>
+        <w:t xml:space="preserve"> 2 and 4 as neighbor, go to 2, create copies</w:t>
+      </w:r>
+      <w:r>
+        <w:t xml:space="preserve"> and store in </w:t>
+      </w:r>
+      <w:proofErr w:type="spellStart"/>
+      <w:r>
+        <w:t>hashmap</w:t>
+      </w:r>
+      <w:proofErr w:type="spellEnd"/>
+      <w:r>
+        <w:t>, before going back to 4, due to recursion</w:t>
       </w:r>
       <w:r>
         <w:t>, the next node to visit is 2</w:t>
@@ -13016,10 +15361,26 @@
         </w:numPr>
       </w:pPr>
       <w:r>
-        <w:t xml:space="preserve">Node 2 have node 3 and 1 as neighbor, </w:t>
-      </w:r>
-      <w:r>
-        <w:t>same thing (copy and store in hashmap), got to 3. Then same thing on 4</w:t>
+        <w:t xml:space="preserve">Node 2 </w:t>
+      </w:r>
+      <w:proofErr w:type="gramStart"/>
+      <w:r>
+        <w:t>have</w:t>
+      </w:r>
+      <w:proofErr w:type="gramEnd"/>
+      <w:r>
+        <w:t xml:space="preserve"> node 3 and 1 as neighbor, </w:t>
+      </w:r>
+      <w:r>
+        <w:t xml:space="preserve">same thing (copy and store in </w:t>
+      </w:r>
+      <w:proofErr w:type="spellStart"/>
+      <w:r>
+        <w:t>hashmap</w:t>
+      </w:r>
+      <w:proofErr w:type="spellEnd"/>
+      <w:r>
+        <w:t>), got to 3. Then same thing on 4</w:t>
       </w:r>
     </w:p>
     <w:p>
@@ -13035,10 +15396,39 @@
         <w:t xml:space="preserve">Now, in </w:t>
       </w:r>
       <w:r>
-        <w:t xml:space="preserve">4, which has 1 and 3 as neighbors, they are all in the hashmap(visited), </w:t>
-      </w:r>
-      <w:r>
-        <w:t>no more copies will be made but just linkage (copy.neighbors.append())</w:t>
+        <w:t xml:space="preserve">4, which has 1 and 3 as neighbors, they are all in the </w:t>
+      </w:r>
+      <w:proofErr w:type="spellStart"/>
+      <w:r>
+        <w:t>hashmap</w:t>
+      </w:r>
+      <w:proofErr w:type="spellEnd"/>
+      <w:r>
+        <w:t xml:space="preserve">(visited), </w:t>
+      </w:r>
+      <w:r>
+        <w:t>no more copies will be made but just linkage (</w:t>
+      </w:r>
+      <w:proofErr w:type="spellStart"/>
+      <w:proofErr w:type="gramStart"/>
+      <w:r>
+        <w:t>copy.neighbors</w:t>
+      </w:r>
+      <w:proofErr w:type="gramEnd"/>
+      <w:r>
+        <w:t>.</w:t>
+      </w:r>
+      <w:proofErr w:type="gramStart"/>
+      <w:r>
+        <w:t>append</w:t>
+      </w:r>
+      <w:proofErr w:type="spellEnd"/>
+      <w:r>
+        <w:t>(</w:t>
+      </w:r>
+      <w:proofErr w:type="gramEnd"/>
+      <w:r>
+        <w:t>))</w:t>
       </w:r>
       <w:r>
         <w:t xml:space="preserve">. The pointer will go loop back to establish all the linkages, </w:t>
@@ -13108,8 +15498,13 @@
         <w:t>Time: O(E+V)</w:t>
       </w:r>
       <w:r>
-        <w:t xml:space="preserve"> – all vertices and edges are visted</w:t>
-      </w:r>
+        <w:t xml:space="preserve"> – all vertices and edges are </w:t>
+      </w:r>
+      <w:proofErr w:type="spellStart"/>
+      <w:r>
+        <w:t>visted</w:t>
+      </w:r>
+      <w:proofErr w:type="spellEnd"/>
     </w:p>
     <w:p>
       <w:pPr>
@@ -13119,23 +15514,54 @@
           <w:numId w:val="8"/>
         </w:numPr>
       </w:pPr>
-      <w:r>
-        <w:t>Time:O(</w:t>
+      <w:proofErr w:type="spellStart"/>
+      <w:r>
+        <w:t>Time:O</w:t>
+      </w:r>
+      <w:proofErr w:type="spellEnd"/>
+      <w:r>
+        <w:t>(</w:t>
       </w:r>
       <w:r>
         <w:t xml:space="preserve">V) – </w:t>
       </w:r>
-      <w:r>
-        <w:t xml:space="preserve">hashmap to store all the vertices, </w:t>
-      </w:r>
-      <w:r>
-        <w:t>O(H):</w:t>
-      </w:r>
-      <w:r>
-        <w:t>a memory stack is created for every single vertices</w:t>
-      </w:r>
-      <w:r>
-        <w:t>, H is the height of the graph, overall it will be O(V).</w:t>
+      <w:proofErr w:type="spellStart"/>
+      <w:r>
+        <w:t>hashmap</w:t>
+      </w:r>
+      <w:proofErr w:type="spellEnd"/>
+      <w:r>
+        <w:t xml:space="preserve"> to store all the vertices, </w:t>
+      </w:r>
+      <w:r>
+        <w:t>O(H</w:t>
+      </w:r>
+      <w:proofErr w:type="gramStart"/>
+      <w:r>
+        <w:t>):</w:t>
+      </w:r>
+      <w:r>
+        <w:t>a</w:t>
+      </w:r>
+      <w:proofErr w:type="gramEnd"/>
+      <w:r>
+        <w:t xml:space="preserve"> memory stack is created for every single </w:t>
+      </w:r>
+      <w:proofErr w:type="gramStart"/>
+      <w:r>
+        <w:t>vertices</w:t>
+      </w:r>
+      <w:proofErr w:type="gramEnd"/>
+      <w:r>
+        <w:t xml:space="preserve">, H is the height of the graph, </w:t>
+      </w:r>
+      <w:proofErr w:type="gramStart"/>
+      <w:r>
+        <w:t>overall</w:t>
+      </w:r>
+      <w:proofErr w:type="gramEnd"/>
+      <w:r>
+        <w:t xml:space="preserve"> it will be O(V).</w:t>
       </w:r>
     </w:p>
     <w:p>
@@ -13159,13 +15585,58 @@
         </w:numPr>
       </w:pPr>
       <w:r>
-        <w:t>Visit the first node, and the all the neighbor connected to it before the next node</w:t>
-      </w:r>
-      <w:r>
-        <w:t xml:space="preserve">. While visiting, make copy of the nodes and store them to hashmap to mark them as visited, </w:t>
-      </w:r>
-      <w:r>
-        <w:t xml:space="preserve">also append the original nodes (not clones) to the que for later visit. </w:t>
+        <w:t xml:space="preserve">Visit the first node, and </w:t>
+      </w:r>
+      <w:proofErr w:type="gramStart"/>
+      <w:r>
+        <w:t>the all</w:t>
+      </w:r>
+      <w:proofErr w:type="gramEnd"/>
+      <w:r>
+        <w:t xml:space="preserve"> the </w:t>
+      </w:r>
+      <w:proofErr w:type="gramStart"/>
+      <w:r>
+        <w:t>neighbor</w:t>
+      </w:r>
+      <w:proofErr w:type="gramEnd"/>
+      <w:r>
+        <w:t xml:space="preserve"> connected to it before the next node</w:t>
+      </w:r>
+      <w:r>
+        <w:t xml:space="preserve">. While visiting, make </w:t>
+      </w:r>
+      <w:proofErr w:type="gramStart"/>
+      <w:r>
+        <w:t>copy</w:t>
+      </w:r>
+      <w:proofErr w:type="gramEnd"/>
+      <w:r>
+        <w:t xml:space="preserve"> of the nodes and store them </w:t>
+      </w:r>
+      <w:proofErr w:type="gramStart"/>
+      <w:r>
+        <w:t xml:space="preserve">to </w:t>
+      </w:r>
+      <w:proofErr w:type="spellStart"/>
+      <w:r>
+        <w:t>hashmap</w:t>
+      </w:r>
+      <w:proofErr w:type="spellEnd"/>
+      <w:proofErr w:type="gramEnd"/>
+      <w:r>
+        <w:t xml:space="preserve"> to mark them as visited, </w:t>
+      </w:r>
+      <w:r>
+        <w:t xml:space="preserve">also append the original nodes (not clones) to the </w:t>
+      </w:r>
+      <w:proofErr w:type="gramStart"/>
+      <w:r>
+        <w:t>que</w:t>
+      </w:r>
+      <w:proofErr w:type="gramEnd"/>
+      <w:r>
+        <w:t xml:space="preserve"> for later visit. </w:t>
       </w:r>
     </w:p>
     <w:p>
@@ -13269,7 +15740,15 @@
         </w:numPr>
       </w:pPr>
       <w:r>
-        <w:t>Space: O(V) because of the hashmap usage</w:t>
+        <w:t xml:space="preserve">Space: O(V) because of the </w:t>
+      </w:r>
+      <w:proofErr w:type="spellStart"/>
+      <w:r>
+        <w:t>hashmap</w:t>
+      </w:r>
+      <w:proofErr w:type="spellEnd"/>
+      <w:r>
+        <w:t xml:space="preserve"> usage</w:t>
       </w:r>
     </w:p>
     <w:p>
@@ -13358,8 +15837,13 @@
         <w:t>s</w:t>
       </w:r>
       <w:r>
-        <w:t xml:space="preserve"> into the que</w:t>
-      </w:r>
+        <w:t xml:space="preserve"> into the </w:t>
+      </w:r>
+      <w:proofErr w:type="gramStart"/>
+      <w:r>
+        <w:t>que</w:t>
+      </w:r>
+      <w:proofErr w:type="gramEnd"/>
     </w:p>
     <w:p>
       <w:pPr>
@@ -13397,7 +15881,15 @@
         </w:numPr>
       </w:pPr>
       <w:r>
-        <w:t>In the beginning, make sure the start point and end points are not blocked (1)</w:t>
+        <w:t xml:space="preserve">In the beginning, make sure the start </w:t>
+      </w:r>
+      <w:proofErr w:type="gramStart"/>
+      <w:r>
+        <w:t>point</w:t>
+      </w:r>
+      <w:proofErr w:type="gramEnd"/>
+      <w:r>
+        <w:t xml:space="preserve"> and end points are not blocked (1)</w:t>
       </w:r>
     </w:p>
     <w:p>
@@ -13477,7 +15969,15 @@
         <w:t>Space: O(</w:t>
       </w:r>
       <w:r>
-        <w:t>n), new memory created for the que and visited set</w:t>
+        <w:t xml:space="preserve">n), new memory created for the </w:t>
+      </w:r>
+      <w:proofErr w:type="gramStart"/>
+      <w:r>
+        <w:t>que</w:t>
+      </w:r>
+      <w:proofErr w:type="gramEnd"/>
+      <w:r>
+        <w:t xml:space="preserve"> and visited set</w:t>
       </w:r>
     </w:p>
     <w:sectPr>
